--- a/DayPlannio.docx
+++ b/DayPlannio.docx
@@ -1,6 +1,6 @@
 
 <file path=word/document.xml><?xml version="1.0" encoding="utf-8"?>
-<w:document xmlns:wpc="http://schemas.microsoft.com/office/word/2010/wordprocessingCanvas" xmlns:cx="http://schemas.microsoft.com/office/drawing/2014/chartex" xmlns:cx1="http://schemas.microsoft.com/office/drawing/2015/9/8/chartex" xmlns:cx2="http://schemas.microsoft.com/office/drawing/2015/10/21/chartex" xmlns:cx3="http://schemas.microsoft.com/office/drawing/2016/5/9/chartex" xmlns:cx4="http://schemas.microsoft.com/office/drawing/2016/5/10/chartex" xmlns:cx5="http://schemas.microsoft.com/office/drawing/2016/5/11/chartex" xmlns:cx6="http://schemas.microsoft.com/office/drawing/2016/5/12/chartex" xmlns:cx7="http://schemas.microsoft.com/office/drawing/2016/5/13/chartex" xmlns:cx8="http://schemas.microsoft.com/office/drawing/2016/5/14/chartex" xmlns:mc="http://schemas.openxmlformats.org/markup-compatibility/2006" xmlns:aink="http://schemas.microsoft.com/office/drawing/2016/ink" xmlns:am3d="http://schemas.microsoft.com/office/drawing/2017/model3d" xmlns:o="urn:schemas-microsoft-com:office:office" xmlns:oel="http://schemas.microsoft.com/office/2019/extlst" xmlns:r="http://schemas.openxmlformats.org/officeDocument/2006/relationships" xmlns:m="http://schemas.openxmlformats.org/officeDocument/2006/math" xmlns:v="urn:schemas-microsoft-com:vml" xmlns:wp14="http://schemas.microsoft.com/office/word/2010/wordprocessingDrawing" xmlns:wp="http://schemas.openxmlformats.org/drawingml/2006/wordprocessingDrawing" xmlns:w10="urn:schemas-microsoft-com:office:word" xmlns:w="http://schemas.openxmlformats.org/wordprocessingml/2006/main" xmlns:w14="http://schemas.microsoft.com/office/word/2010/wordml" xmlns:w15="http://schemas.microsoft.com/office/word/2012/wordml" xmlns:w16cex="http://schemas.microsoft.com/office/word/2018/wordml/cex" xmlns:w16cid="http://schemas.microsoft.com/office/word/2016/wordml/cid" xmlns:w16="http://schemas.microsoft.com/office/word/2018/wordml" xmlns:w16sdtdh="http://schemas.microsoft.com/office/word/2020/wordml/sdtdatahash" xmlns:w16se="http://schemas.microsoft.com/office/word/2015/wordml/symex" xmlns:wpg="http://schemas.microsoft.com/office/word/2010/wordprocessingGroup" xmlns:wpi="http://schemas.microsoft.com/office/word/2010/wordprocessingInk" xmlns:wne="http://schemas.microsoft.com/office/word/2006/wordml" xmlns:wps="http://schemas.microsoft.com/office/word/2010/wordprocessingShape" mc:Ignorable="w14 w15 w16se w16cid w16 w16cex w16sdtdh wp14">
+<w:document xmlns:wpc="http://schemas.microsoft.com/office/word/2010/wordprocessingCanvas" xmlns:cx="http://schemas.microsoft.com/office/drawing/2014/chartex" xmlns:cx1="http://schemas.microsoft.com/office/drawing/2015/9/8/chartex" xmlns:cx2="http://schemas.microsoft.com/office/drawing/2015/10/21/chartex" xmlns:cx3="http://schemas.microsoft.com/office/drawing/2016/5/9/chartex" xmlns:cx4="http://schemas.microsoft.com/office/drawing/2016/5/10/chartex" xmlns:cx5="http://schemas.microsoft.com/office/drawing/2016/5/11/chartex" xmlns:cx6="http://schemas.microsoft.com/office/drawing/2016/5/12/chartex" xmlns:cx7="http://schemas.microsoft.com/office/drawing/2016/5/13/chartex" xmlns:cx8="http://schemas.microsoft.com/office/drawing/2016/5/14/chartex" xmlns:mc="http://schemas.openxmlformats.org/markup-compatibility/2006" xmlns:aink="http://schemas.microsoft.com/office/drawing/2016/ink" xmlns:am3d="http://schemas.microsoft.com/office/drawing/2017/model3d" xmlns:o="urn:schemas-microsoft-com:office:office" xmlns:oel="http://schemas.microsoft.com/office/2019/extlst" xmlns:r="http://schemas.openxmlformats.org/officeDocument/2006/relationships" xmlns:m="http://schemas.openxmlformats.org/officeDocument/2006/math" xmlns:v="urn:schemas-microsoft-com:vml" xmlns:wp14="http://schemas.microsoft.com/office/word/2010/wordprocessingDrawing" xmlns:wp="http://schemas.openxmlformats.org/drawingml/2006/wordprocessingDrawing" xmlns:w10="urn:schemas-microsoft-com:office:word" xmlns:w="http://schemas.openxmlformats.org/wordprocessingml/2006/main" xmlns:w14="http://schemas.microsoft.com/office/word/2010/wordml" xmlns:w15="http://schemas.microsoft.com/office/word/2012/wordml" xmlns:w16cex="http://schemas.microsoft.com/office/word/2018/wordml/cex" xmlns:w16cid="http://schemas.microsoft.com/office/word/2016/wordml/cid" xmlns:w16="http://schemas.microsoft.com/office/word/2018/wordml" xmlns:w16sdtdh="http://schemas.microsoft.com/office/word/2020/wordml/sdtdatahash" xmlns:w16se="http://schemas.microsoft.com/office/word/2015/wordml/symex" xmlns:wpg="http://schemas.microsoft.com/office/word/2010/wordprocessingGroup" xmlns:wpi="http://schemas.microsoft.com/office/word/2010/wordprocessingInk" xmlns:wne="http://schemas.microsoft.com/office/word/2006/wordml" xmlns:wps="http://schemas.microsoft.com/office/word/2010/wordprocessingShape" xmlns:a="http://schemas.openxmlformats.org/drawingml/2006/main" xmlns:pic="http://schemas.openxmlformats.org/drawingml/2006/picture" xmlns:a14="http://schemas.microsoft.com/office/drawing/2010/main" mc:Ignorable="w14 w15 w16se w16cid w16 w16cex w16sdtdh wp14">
   <w:body>
     <w:p>
       <w:pPr>
@@ -322,25 +322,25 @@
         <w:ind w:firstLine="0"/>
         <w:jc w:val="center"/>
         <w:rPr>
-          <w:b/>
-          <w:bCs/>
+          <w:b w:val="1"/>
+          <w:bCs w:val="1"/>
           <w:sz w:val="28"/>
           <w:szCs w:val="28"/>
         </w:rPr>
       </w:pPr>
       <w:r>
         <w:rPr>
-          <w:b/>
-          <w:bCs/>
+          <w:b w:val="1"/>
+          <w:bCs w:val="1"/>
           <w:sz w:val="28"/>
           <w:szCs w:val="28"/>
         </w:rPr>
-        <w:t>5</w:t>
-      </w:r>
-      <w:r>
-        <w:rPr>
-          <w:b/>
-          <w:bCs/>
+        <w:t>6</w:t>
+      </w:r>
+      <w:r>
+        <w:rPr>
+          <w:b w:val="1"/>
+          <w:bCs w:val="1"/>
           <w:sz w:val="28"/>
           <w:szCs w:val="28"/>
         </w:rPr>
@@ -348,8 +348,8 @@
       </w:r>
       <w:r>
         <w:rPr>
-          <w:b/>
-          <w:bCs/>
+          <w:b w:val="1"/>
+          <w:bCs w:val="1"/>
           <w:sz w:val="28"/>
           <w:szCs w:val="28"/>
         </w:rPr>
@@ -357,8 +357,8 @@
       </w:r>
       <w:r>
         <w:rPr>
-          <w:b/>
-          <w:bCs/>
+          <w:b w:val="1"/>
+          <w:bCs w:val="1"/>
           <w:sz w:val="28"/>
           <w:szCs w:val="28"/>
         </w:rPr>
@@ -818,17 +818,17 @@
       </w:pPr>
       <w:r>
         <w:rPr>
-          <w:b/>
-          <w:bCs/>
+          <w:b w:val="1"/>
+          <w:bCs w:val="1"/>
           <w:sz w:val="28"/>
           <w:szCs w:val="28"/>
         </w:rPr>
-        <w:t>5</w:t>
-      </w:r>
-      <w:r>
-        <w:rPr>
-          <w:b/>
-          <w:bCs/>
+        <w:t>6</w:t>
+      </w:r>
+      <w:r>
+        <w:rPr>
+          <w:b w:val="1"/>
+          <w:bCs w:val="1"/>
           <w:sz w:val="28"/>
           <w:szCs w:val="28"/>
         </w:rPr>
@@ -836,8 +836,8 @@
       </w:r>
       <w:r>
         <w:rPr>
-          <w:b/>
-          <w:bCs/>
+          <w:b w:val="1"/>
+          <w:bCs w:val="1"/>
           <w:sz w:val="28"/>
           <w:szCs w:val="28"/>
         </w:rPr>
@@ -901,7 +901,7 @@
           <w:tab w:val="right" w:leader="dot" w:pos="9062"/>
         </w:tabs>
         <w:rPr>
-          <w:rFonts w:asciiTheme="minorHAnsi" w:eastAsiaTheme="minorEastAsia" w:hAnsiTheme="minorHAnsi" w:cstheme="minorBidi"/>
+          <w:rFonts w:asciiTheme="minorHAnsi" w:hAnsiTheme="minorHAnsi" w:eastAsiaTheme="minorEastAsia" w:cstheme="minorBidi"/>
           <w:noProof/>
           <w:sz w:val="22"/>
           <w:szCs w:val="22"/>
@@ -934,7 +934,7 @@
         </w:rPr>
         <w:fldChar w:fldCharType="separate"/>
       </w:r>
-      <w:hyperlink w:anchor="_Toc230779158" w:history="1">
+      <w:hyperlink w:history="1" w:anchor="_Toc230779158">
         <w:r>
           <w:rPr>
             <w:rStyle w:val="Hyperlink"/>
@@ -999,13 +999,13 @@
           <w:tab w:val="right" w:leader="dot" w:pos="9062"/>
         </w:tabs>
         <w:rPr>
-          <w:rFonts w:asciiTheme="minorHAnsi" w:eastAsiaTheme="minorEastAsia" w:hAnsiTheme="minorHAnsi" w:cstheme="minorBidi"/>
+          <w:rFonts w:asciiTheme="minorHAnsi" w:hAnsiTheme="minorHAnsi" w:eastAsiaTheme="minorEastAsia" w:cstheme="minorBidi"/>
           <w:noProof/>
           <w:sz w:val="22"/>
           <w:szCs w:val="22"/>
         </w:rPr>
       </w:pPr>
-      <w:hyperlink w:anchor="_Toc230779159" w:history="1">
+      <w:hyperlink w:history="1" w:anchor="_Toc230779159">
         <w:r>
           <w:rPr>
             <w:rStyle w:val="Hyperlink"/>
@@ -1070,13 +1070,13 @@
           <w:tab w:val="right" w:leader="dot" w:pos="9062"/>
         </w:tabs>
         <w:rPr>
-          <w:rFonts w:asciiTheme="minorHAnsi" w:eastAsiaTheme="minorEastAsia" w:hAnsiTheme="minorHAnsi" w:cstheme="minorBidi"/>
+          <w:rFonts w:asciiTheme="minorHAnsi" w:hAnsiTheme="minorHAnsi" w:eastAsiaTheme="minorEastAsia" w:cstheme="minorBidi"/>
           <w:noProof/>
           <w:sz w:val="22"/>
           <w:szCs w:val="22"/>
         </w:rPr>
       </w:pPr>
-      <w:hyperlink w:anchor="_Toc230779160" w:history="1">
+      <w:hyperlink w:history="1" w:anchor="_Toc230779160">
         <w:r>
           <w:rPr>
             <w:rStyle w:val="Hyperlink"/>
@@ -1141,13 +1141,13 @@
           <w:tab w:val="right" w:leader="dot" w:pos="9062"/>
         </w:tabs>
         <w:rPr>
-          <w:rFonts w:asciiTheme="minorHAnsi" w:eastAsiaTheme="minorEastAsia" w:hAnsiTheme="minorHAnsi" w:cstheme="minorBidi"/>
+          <w:rFonts w:asciiTheme="minorHAnsi" w:hAnsiTheme="minorHAnsi" w:eastAsiaTheme="minorEastAsia" w:cstheme="minorBidi"/>
           <w:noProof/>
           <w:sz w:val="22"/>
           <w:szCs w:val="22"/>
         </w:rPr>
       </w:pPr>
-      <w:hyperlink w:anchor="_Toc230779161" w:history="1">
+      <w:hyperlink w:history="1" w:anchor="_Toc230779161">
         <w:r>
           <w:rPr>
             <w:rStyle w:val="Hyperlink"/>
@@ -1212,13 +1212,13 @@
           <w:tab w:val="right" w:leader="dot" w:pos="9062"/>
         </w:tabs>
         <w:rPr>
-          <w:rFonts w:asciiTheme="minorHAnsi" w:eastAsiaTheme="minorEastAsia" w:hAnsiTheme="minorHAnsi" w:cstheme="minorBidi"/>
+          <w:rFonts w:asciiTheme="minorHAnsi" w:hAnsiTheme="minorHAnsi" w:eastAsiaTheme="minorEastAsia" w:cstheme="minorBidi"/>
           <w:noProof/>
           <w:sz w:val="22"/>
           <w:szCs w:val="22"/>
         </w:rPr>
       </w:pPr>
-      <w:hyperlink w:anchor="_Toc230779162" w:history="1">
+      <w:hyperlink w:history="1" w:anchor="_Toc230779162">
         <w:r>
           <w:rPr>
             <w:rStyle w:val="Hyperlink"/>
@@ -1284,13 +1284,13 @@
           <w:tab w:val="right" w:leader="dot" w:pos="9062"/>
         </w:tabs>
         <w:rPr>
-          <w:rFonts w:asciiTheme="minorHAnsi" w:eastAsiaTheme="minorEastAsia" w:hAnsiTheme="minorHAnsi" w:cstheme="minorBidi"/>
+          <w:rFonts w:asciiTheme="minorHAnsi" w:hAnsiTheme="minorHAnsi" w:eastAsiaTheme="minorEastAsia" w:cstheme="minorBidi"/>
           <w:noProof/>
           <w:sz w:val="22"/>
           <w:szCs w:val="22"/>
         </w:rPr>
       </w:pPr>
-      <w:hyperlink w:anchor="_Toc230779163" w:history="1">
+      <w:hyperlink w:history="1" w:anchor="_Toc230779163">
         <w:r>
           <w:rPr>
             <w:rStyle w:val="Hyperlink"/>
@@ -1355,13 +1355,13 @@
           <w:tab w:val="right" w:leader="dot" w:pos="9062"/>
         </w:tabs>
         <w:rPr>
-          <w:rFonts w:asciiTheme="minorHAnsi" w:eastAsiaTheme="minorEastAsia" w:hAnsiTheme="minorHAnsi" w:cstheme="minorBidi"/>
+          <w:rFonts w:asciiTheme="minorHAnsi" w:hAnsiTheme="minorHAnsi" w:eastAsiaTheme="minorEastAsia" w:cstheme="minorBidi"/>
           <w:noProof/>
           <w:sz w:val="22"/>
           <w:szCs w:val="22"/>
         </w:rPr>
       </w:pPr>
-      <w:hyperlink w:anchor="_Toc230779164" w:history="1">
+      <w:hyperlink w:history="1" w:anchor="_Toc230779164">
         <w:r>
           <w:rPr>
             <w:rStyle w:val="Hyperlink"/>
@@ -1426,13 +1426,13 @@
           <w:tab w:val="right" w:leader="dot" w:pos="9062"/>
         </w:tabs>
         <w:rPr>
-          <w:rFonts w:asciiTheme="minorHAnsi" w:eastAsiaTheme="minorEastAsia" w:hAnsiTheme="minorHAnsi" w:cstheme="minorBidi"/>
+          <w:rFonts w:asciiTheme="minorHAnsi" w:hAnsiTheme="minorHAnsi" w:eastAsiaTheme="minorEastAsia" w:cstheme="minorBidi"/>
           <w:noProof/>
           <w:sz w:val="22"/>
           <w:szCs w:val="22"/>
         </w:rPr>
       </w:pPr>
-      <w:hyperlink w:anchor="_Toc230779165" w:history="1">
+      <w:hyperlink w:history="1" w:anchor="_Toc230779165">
         <w:r>
           <w:rPr>
             <w:rStyle w:val="Hyperlink"/>
@@ -1497,13 +1497,13 @@
           <w:tab w:val="right" w:leader="dot" w:pos="9062"/>
         </w:tabs>
         <w:rPr>
-          <w:rFonts w:asciiTheme="minorHAnsi" w:eastAsiaTheme="minorEastAsia" w:hAnsiTheme="minorHAnsi" w:cstheme="minorBidi"/>
+          <w:rFonts w:asciiTheme="minorHAnsi" w:hAnsiTheme="minorHAnsi" w:eastAsiaTheme="minorEastAsia" w:cstheme="minorBidi"/>
           <w:noProof/>
           <w:sz w:val="22"/>
           <w:szCs w:val="22"/>
         </w:rPr>
       </w:pPr>
-      <w:hyperlink w:anchor="_Toc230779166" w:history="1">
+      <w:hyperlink w:history="1" w:anchor="_Toc230779166">
         <w:r>
           <w:rPr>
             <w:rStyle w:val="Hyperlink"/>
@@ -1568,13 +1568,13 @@
           <w:tab w:val="right" w:leader="dot" w:pos="9062"/>
         </w:tabs>
         <w:rPr>
-          <w:rFonts w:asciiTheme="minorHAnsi" w:eastAsiaTheme="minorEastAsia" w:hAnsiTheme="minorHAnsi" w:cstheme="minorBidi"/>
+          <w:rFonts w:asciiTheme="minorHAnsi" w:hAnsiTheme="minorHAnsi" w:eastAsiaTheme="minorEastAsia" w:cstheme="minorBidi"/>
           <w:noProof/>
           <w:sz w:val="22"/>
           <w:szCs w:val="22"/>
         </w:rPr>
       </w:pPr>
-      <w:hyperlink w:anchor="_Toc230779167" w:history="1">
+      <w:hyperlink w:history="1" w:anchor="_Toc230779167">
         <w:r>
           <w:rPr>
             <w:rStyle w:val="Hyperlink"/>
@@ -1639,13 +1639,13 @@
           <w:tab w:val="right" w:leader="dot" w:pos="9062"/>
         </w:tabs>
         <w:rPr>
-          <w:rFonts w:asciiTheme="minorHAnsi" w:eastAsiaTheme="minorEastAsia" w:hAnsiTheme="minorHAnsi" w:cstheme="minorBidi"/>
+          <w:rFonts w:asciiTheme="minorHAnsi" w:hAnsiTheme="minorHAnsi" w:eastAsiaTheme="minorEastAsia" w:cstheme="minorBidi"/>
           <w:noProof/>
           <w:sz w:val="22"/>
           <w:szCs w:val="22"/>
         </w:rPr>
       </w:pPr>
-      <w:hyperlink w:anchor="_Toc230779168" w:history="1">
+      <w:hyperlink w:history="1" w:anchor="_Toc230779168">
         <w:r>
           <w:rPr>
             <w:rStyle w:val="Hyperlink"/>
@@ -1710,13 +1710,13 @@
           <w:tab w:val="right" w:leader="dot" w:pos="9062"/>
         </w:tabs>
         <w:rPr>
-          <w:rFonts w:asciiTheme="minorHAnsi" w:eastAsiaTheme="minorEastAsia" w:hAnsiTheme="minorHAnsi" w:cstheme="minorBidi"/>
+          <w:rFonts w:asciiTheme="minorHAnsi" w:hAnsiTheme="minorHAnsi" w:eastAsiaTheme="minorEastAsia" w:cstheme="minorBidi"/>
           <w:noProof/>
           <w:sz w:val="22"/>
           <w:szCs w:val="22"/>
         </w:rPr>
       </w:pPr>
-      <w:hyperlink w:anchor="_Toc230779169" w:history="1">
+      <w:hyperlink w:history="1" w:anchor="_Toc230779169">
         <w:r>
           <w:rPr>
             <w:rStyle w:val="Hyperlink"/>
@@ -1781,13 +1781,13 @@
           <w:tab w:val="right" w:leader="dot" w:pos="9062"/>
         </w:tabs>
         <w:rPr>
-          <w:rFonts w:asciiTheme="minorHAnsi" w:eastAsiaTheme="minorEastAsia" w:hAnsiTheme="minorHAnsi" w:cstheme="minorBidi"/>
+          <w:rFonts w:asciiTheme="minorHAnsi" w:hAnsiTheme="minorHAnsi" w:eastAsiaTheme="minorEastAsia" w:cstheme="minorBidi"/>
           <w:noProof/>
           <w:sz w:val="22"/>
           <w:szCs w:val="22"/>
         </w:rPr>
       </w:pPr>
-      <w:hyperlink w:anchor="_Toc230779170" w:history="1">
+      <w:hyperlink w:history="1" w:anchor="_Toc230779170">
         <w:r>
           <w:rPr>
             <w:rStyle w:val="Hyperlink"/>
@@ -1852,13 +1852,13 @@
           <w:tab w:val="right" w:leader="dot" w:pos="9062"/>
         </w:tabs>
         <w:rPr>
-          <w:rFonts w:asciiTheme="minorHAnsi" w:eastAsiaTheme="minorEastAsia" w:hAnsiTheme="minorHAnsi" w:cstheme="minorBidi"/>
+          <w:rFonts w:asciiTheme="minorHAnsi" w:hAnsiTheme="minorHAnsi" w:eastAsiaTheme="minorEastAsia" w:cstheme="minorBidi"/>
           <w:noProof/>
           <w:sz w:val="22"/>
           <w:szCs w:val="22"/>
         </w:rPr>
       </w:pPr>
-      <w:hyperlink w:anchor="_Toc230779171" w:history="1">
+      <w:hyperlink w:history="1" w:anchor="_Toc230779171">
         <w:r>
           <w:rPr>
             <w:rStyle w:val="Hyperlink"/>
@@ -1923,13 +1923,13 @@
           <w:tab w:val="right" w:leader="dot" w:pos="9062"/>
         </w:tabs>
         <w:rPr>
-          <w:rFonts w:asciiTheme="minorHAnsi" w:eastAsiaTheme="minorEastAsia" w:hAnsiTheme="minorHAnsi" w:cstheme="minorBidi"/>
+          <w:rFonts w:asciiTheme="minorHAnsi" w:hAnsiTheme="minorHAnsi" w:eastAsiaTheme="minorEastAsia" w:cstheme="minorBidi"/>
           <w:noProof/>
           <w:sz w:val="22"/>
           <w:szCs w:val="22"/>
         </w:rPr>
       </w:pPr>
-      <w:hyperlink w:anchor="_Toc230779172" w:history="1">
+      <w:hyperlink w:history="1" w:anchor="_Toc230779172">
         <w:r>
           <w:rPr>
             <w:rStyle w:val="Hyperlink"/>
@@ -1994,13 +1994,13 @@
           <w:tab w:val="right" w:leader="dot" w:pos="9062"/>
         </w:tabs>
         <w:rPr>
-          <w:rFonts w:asciiTheme="minorHAnsi" w:eastAsiaTheme="minorEastAsia" w:hAnsiTheme="minorHAnsi" w:cstheme="minorBidi"/>
+          <w:rFonts w:asciiTheme="minorHAnsi" w:hAnsiTheme="minorHAnsi" w:eastAsiaTheme="minorEastAsia" w:cstheme="minorBidi"/>
           <w:noProof/>
           <w:sz w:val="22"/>
           <w:szCs w:val="22"/>
         </w:rPr>
       </w:pPr>
-      <w:hyperlink w:anchor="_Toc230779173" w:history="1">
+      <w:hyperlink w:history="1" w:anchor="_Toc230779173">
         <w:r>
           <w:rPr>
             <w:rStyle w:val="Hyperlink"/>
@@ -2065,13 +2065,13 @@
           <w:tab w:val="right" w:leader="dot" w:pos="9062"/>
         </w:tabs>
         <w:rPr>
-          <w:rFonts w:asciiTheme="minorHAnsi" w:eastAsiaTheme="minorEastAsia" w:hAnsiTheme="minorHAnsi" w:cstheme="minorBidi"/>
+          <w:rFonts w:asciiTheme="minorHAnsi" w:hAnsiTheme="minorHAnsi" w:eastAsiaTheme="minorEastAsia" w:cstheme="minorBidi"/>
           <w:noProof/>
           <w:sz w:val="22"/>
           <w:szCs w:val="22"/>
         </w:rPr>
       </w:pPr>
-      <w:hyperlink w:anchor="_Toc230779174" w:history="1">
+      <w:hyperlink w:history="1" w:anchor="_Toc230779174">
         <w:r>
           <w:rPr>
             <w:rStyle w:val="Hyperlink"/>
@@ -2136,13 +2136,13 @@
           <w:tab w:val="right" w:leader="dot" w:pos="9062"/>
         </w:tabs>
         <w:rPr>
-          <w:rFonts w:asciiTheme="minorHAnsi" w:eastAsiaTheme="minorEastAsia" w:hAnsiTheme="minorHAnsi" w:cstheme="minorBidi"/>
+          <w:rFonts w:asciiTheme="minorHAnsi" w:hAnsiTheme="minorHAnsi" w:eastAsiaTheme="minorEastAsia" w:cstheme="minorBidi"/>
           <w:noProof/>
           <w:sz w:val="22"/>
           <w:szCs w:val="22"/>
         </w:rPr>
       </w:pPr>
-      <w:hyperlink w:anchor="_Toc230779175" w:history="1">
+      <w:hyperlink w:history="1" w:anchor="_Toc230779175">
         <w:r>
           <w:rPr>
             <w:rStyle w:val="Hyperlink"/>
@@ -2207,13 +2207,13 @@
           <w:tab w:val="right" w:leader="dot" w:pos="9062"/>
         </w:tabs>
         <w:rPr>
-          <w:rFonts w:asciiTheme="minorHAnsi" w:eastAsiaTheme="minorEastAsia" w:hAnsiTheme="minorHAnsi" w:cstheme="minorBidi"/>
+          <w:rFonts w:asciiTheme="minorHAnsi" w:hAnsiTheme="minorHAnsi" w:eastAsiaTheme="minorEastAsia" w:cstheme="minorBidi"/>
           <w:noProof/>
           <w:sz w:val="22"/>
           <w:szCs w:val="22"/>
         </w:rPr>
       </w:pPr>
-      <w:hyperlink w:anchor="_Toc230779176" w:history="1">
+      <w:hyperlink w:history="1" w:anchor="_Toc230779176">
         <w:r>
           <w:rPr>
             <w:rStyle w:val="Hyperlink"/>
@@ -2278,13 +2278,13 @@
           <w:tab w:val="right" w:leader="dot" w:pos="9062"/>
         </w:tabs>
         <w:rPr>
-          <w:rFonts w:asciiTheme="minorHAnsi" w:eastAsiaTheme="minorEastAsia" w:hAnsiTheme="minorHAnsi" w:cstheme="minorBidi"/>
+          <w:rFonts w:asciiTheme="minorHAnsi" w:hAnsiTheme="minorHAnsi" w:eastAsiaTheme="minorEastAsia" w:cstheme="minorBidi"/>
           <w:noProof/>
           <w:sz w:val="22"/>
           <w:szCs w:val="22"/>
         </w:rPr>
       </w:pPr>
-      <w:hyperlink w:anchor="_Toc230779177" w:history="1">
+      <w:hyperlink w:history="1" w:anchor="_Toc230779177">
         <w:r>
           <w:rPr>
             <w:rStyle w:val="Hyperlink"/>
@@ -2349,13 +2349,13 @@
           <w:tab w:val="right" w:leader="dot" w:pos="9062"/>
         </w:tabs>
         <w:rPr>
-          <w:rFonts w:asciiTheme="minorHAnsi" w:eastAsiaTheme="minorEastAsia" w:hAnsiTheme="minorHAnsi" w:cstheme="minorBidi"/>
+          <w:rFonts w:asciiTheme="minorHAnsi" w:hAnsiTheme="minorHAnsi" w:eastAsiaTheme="minorEastAsia" w:cstheme="minorBidi"/>
           <w:noProof/>
           <w:sz w:val="22"/>
           <w:szCs w:val="22"/>
         </w:rPr>
       </w:pPr>
-      <w:hyperlink w:anchor="_Toc230779178" w:history="1">
+      <w:hyperlink w:history="1" w:anchor="_Toc230779178">
         <w:r>
           <w:rPr>
             <w:rStyle w:val="Hyperlink"/>
@@ -2420,13 +2420,13 @@
           <w:tab w:val="right" w:leader="dot" w:pos="9062"/>
         </w:tabs>
         <w:rPr>
-          <w:rFonts w:asciiTheme="minorHAnsi" w:eastAsiaTheme="minorEastAsia" w:hAnsiTheme="minorHAnsi" w:cstheme="minorBidi"/>
+          <w:rFonts w:asciiTheme="minorHAnsi" w:hAnsiTheme="minorHAnsi" w:eastAsiaTheme="minorEastAsia" w:cstheme="minorBidi"/>
           <w:noProof/>
           <w:sz w:val="22"/>
           <w:szCs w:val="22"/>
         </w:rPr>
       </w:pPr>
-      <w:hyperlink w:anchor="_Toc230779179" w:history="1">
+      <w:hyperlink w:history="1" w:anchor="_Toc230779179">
         <w:r>
           <w:rPr>
             <w:rStyle w:val="Hyperlink"/>
@@ -2491,13 +2491,13 @@
           <w:tab w:val="right" w:leader="dot" w:pos="9062"/>
         </w:tabs>
         <w:rPr>
-          <w:rFonts w:asciiTheme="minorHAnsi" w:eastAsiaTheme="minorEastAsia" w:hAnsiTheme="minorHAnsi" w:cstheme="minorBidi"/>
+          <w:rFonts w:asciiTheme="minorHAnsi" w:hAnsiTheme="minorHAnsi" w:eastAsiaTheme="minorEastAsia" w:cstheme="minorBidi"/>
           <w:noProof/>
           <w:sz w:val="22"/>
           <w:szCs w:val="22"/>
         </w:rPr>
       </w:pPr>
-      <w:hyperlink w:anchor="_Toc230779180" w:history="1">
+      <w:hyperlink w:history="1" w:anchor="_Toc230779180">
         <w:r>
           <w:rPr>
             <w:rStyle w:val="Hyperlink"/>
@@ -2562,13 +2562,13 @@
           <w:tab w:val="right" w:leader="dot" w:pos="9062"/>
         </w:tabs>
         <w:rPr>
-          <w:rFonts w:asciiTheme="minorHAnsi" w:eastAsiaTheme="minorEastAsia" w:hAnsiTheme="minorHAnsi" w:cstheme="minorBidi"/>
+          <w:rFonts w:asciiTheme="minorHAnsi" w:hAnsiTheme="minorHAnsi" w:eastAsiaTheme="minorEastAsia" w:cstheme="minorBidi"/>
           <w:noProof/>
           <w:sz w:val="22"/>
           <w:szCs w:val="22"/>
         </w:rPr>
       </w:pPr>
-      <w:hyperlink w:anchor="_Toc230779181" w:history="1">
+      <w:hyperlink w:history="1" w:anchor="_Toc230779181">
         <w:r>
           <w:rPr>
             <w:rStyle w:val="Hyperlink"/>
@@ -2633,13 +2633,13 @@
           <w:tab w:val="right" w:leader="dot" w:pos="9062"/>
         </w:tabs>
         <w:rPr>
-          <w:rFonts w:asciiTheme="minorHAnsi" w:eastAsiaTheme="minorEastAsia" w:hAnsiTheme="minorHAnsi" w:cstheme="minorBidi"/>
+          <w:rFonts w:asciiTheme="minorHAnsi" w:hAnsiTheme="minorHAnsi" w:eastAsiaTheme="minorEastAsia" w:cstheme="minorBidi"/>
           <w:noProof/>
           <w:sz w:val="22"/>
           <w:szCs w:val="22"/>
         </w:rPr>
       </w:pPr>
-      <w:hyperlink w:anchor="_Toc230779182" w:history="1">
+      <w:hyperlink w:history="1" w:anchor="_Toc230779182">
         <w:r>
           <w:rPr>
             <w:rStyle w:val="Hyperlink"/>
@@ -2704,13 +2704,13 @@
           <w:tab w:val="right" w:leader="dot" w:pos="9062"/>
         </w:tabs>
         <w:rPr>
-          <w:rFonts w:asciiTheme="minorHAnsi" w:eastAsiaTheme="minorEastAsia" w:hAnsiTheme="minorHAnsi" w:cstheme="minorBidi"/>
+          <w:rFonts w:asciiTheme="minorHAnsi" w:hAnsiTheme="minorHAnsi" w:eastAsiaTheme="minorEastAsia" w:cstheme="minorBidi"/>
           <w:noProof/>
           <w:sz w:val="22"/>
           <w:szCs w:val="22"/>
         </w:rPr>
       </w:pPr>
-      <w:hyperlink w:anchor="_Toc230779183" w:history="1">
+      <w:hyperlink w:history="1" w:anchor="_Toc230779183">
         <w:r>
           <w:rPr>
             <w:rStyle w:val="Hyperlink"/>
@@ -2775,13 +2775,13 @@
           <w:tab w:val="right" w:leader="dot" w:pos="9062"/>
         </w:tabs>
         <w:rPr>
-          <w:rFonts w:asciiTheme="minorHAnsi" w:eastAsiaTheme="minorEastAsia" w:hAnsiTheme="minorHAnsi" w:cstheme="minorBidi"/>
+          <w:rFonts w:asciiTheme="minorHAnsi" w:hAnsiTheme="minorHAnsi" w:eastAsiaTheme="minorEastAsia" w:cstheme="minorBidi"/>
           <w:noProof/>
           <w:sz w:val="22"/>
           <w:szCs w:val="22"/>
         </w:rPr>
       </w:pPr>
-      <w:hyperlink w:anchor="_Toc230779184" w:history="1">
+      <w:hyperlink w:history="1" w:anchor="_Toc230779184">
         <w:r>
           <w:rPr>
             <w:rStyle w:val="Hyperlink"/>
@@ -2846,13 +2846,13 @@
           <w:tab w:val="right" w:leader="dot" w:pos="9062"/>
         </w:tabs>
         <w:rPr>
-          <w:rFonts w:asciiTheme="minorHAnsi" w:eastAsiaTheme="minorEastAsia" w:hAnsiTheme="minorHAnsi" w:cstheme="minorBidi"/>
+          <w:rFonts w:asciiTheme="minorHAnsi" w:hAnsiTheme="minorHAnsi" w:eastAsiaTheme="minorEastAsia" w:cstheme="minorBidi"/>
           <w:noProof/>
           <w:sz w:val="22"/>
           <w:szCs w:val="22"/>
         </w:rPr>
       </w:pPr>
-      <w:hyperlink w:anchor="_Toc230779185" w:history="1">
+      <w:hyperlink w:history="1" w:anchor="_Toc230779185">
         <w:r>
           <w:rPr>
             <w:rStyle w:val="Hyperlink"/>
@@ -2917,13 +2917,13 @@
           <w:tab w:val="right" w:leader="dot" w:pos="9062"/>
         </w:tabs>
         <w:rPr>
-          <w:rFonts w:asciiTheme="minorHAnsi" w:eastAsiaTheme="minorEastAsia" w:hAnsiTheme="minorHAnsi" w:cstheme="minorBidi"/>
+          <w:rFonts w:asciiTheme="minorHAnsi" w:hAnsiTheme="minorHAnsi" w:eastAsiaTheme="minorEastAsia" w:cstheme="minorBidi"/>
           <w:noProof/>
           <w:sz w:val="22"/>
           <w:szCs w:val="22"/>
         </w:rPr>
       </w:pPr>
-      <w:hyperlink w:anchor="_Toc230779186" w:history="1">
+      <w:hyperlink w:history="1" w:anchor="_Toc230779186">
         <w:r>
           <w:rPr>
             <w:rStyle w:val="Hyperlink"/>
@@ -2988,13 +2988,13 @@
           <w:tab w:val="right" w:leader="dot" w:pos="9062"/>
         </w:tabs>
         <w:rPr>
-          <w:rFonts w:asciiTheme="minorHAnsi" w:eastAsiaTheme="minorEastAsia" w:hAnsiTheme="minorHAnsi" w:cstheme="minorBidi"/>
+          <w:rFonts w:asciiTheme="minorHAnsi" w:hAnsiTheme="minorHAnsi" w:eastAsiaTheme="minorEastAsia" w:cstheme="minorBidi"/>
           <w:noProof/>
           <w:sz w:val="22"/>
           <w:szCs w:val="22"/>
         </w:rPr>
       </w:pPr>
-      <w:hyperlink w:anchor="_Toc230779187" w:history="1">
+      <w:hyperlink w:history="1" w:anchor="_Toc230779187">
         <w:r>
           <w:rPr>
             <w:rStyle w:val="Hyperlink"/>
@@ -3059,13 +3059,13 @@
           <w:tab w:val="right" w:leader="dot" w:pos="9062"/>
         </w:tabs>
         <w:rPr>
-          <w:rFonts w:asciiTheme="minorHAnsi" w:eastAsiaTheme="minorEastAsia" w:hAnsiTheme="minorHAnsi" w:cstheme="minorBidi"/>
+          <w:rFonts w:asciiTheme="minorHAnsi" w:hAnsiTheme="minorHAnsi" w:eastAsiaTheme="minorEastAsia" w:cstheme="minorBidi"/>
           <w:noProof/>
           <w:sz w:val="22"/>
           <w:szCs w:val="22"/>
         </w:rPr>
       </w:pPr>
-      <w:hyperlink w:anchor="_Toc230779188" w:history="1">
+      <w:hyperlink w:history="1" w:anchor="_Toc230779188">
         <w:r>
           <w:rPr>
             <w:rStyle w:val="Hyperlink"/>
@@ -3130,13 +3130,13 @@
           <w:tab w:val="right" w:leader="dot" w:pos="9062"/>
         </w:tabs>
         <w:rPr>
-          <w:rFonts w:asciiTheme="minorHAnsi" w:eastAsiaTheme="minorEastAsia" w:hAnsiTheme="minorHAnsi" w:cstheme="minorBidi"/>
+          <w:rFonts w:asciiTheme="minorHAnsi" w:hAnsiTheme="minorHAnsi" w:eastAsiaTheme="minorEastAsia" w:cstheme="minorBidi"/>
           <w:noProof/>
           <w:sz w:val="22"/>
           <w:szCs w:val="22"/>
         </w:rPr>
       </w:pPr>
-      <w:hyperlink w:anchor="_Toc230779189" w:history="1">
+      <w:hyperlink w:history="1" w:anchor="_Toc230779189">
         <w:r>
           <w:rPr>
             <w:rStyle w:val="Hyperlink"/>
@@ -3201,13 +3201,13 @@
           <w:tab w:val="right" w:leader="dot" w:pos="9062"/>
         </w:tabs>
         <w:rPr>
-          <w:rFonts w:asciiTheme="minorHAnsi" w:eastAsiaTheme="minorEastAsia" w:hAnsiTheme="minorHAnsi" w:cstheme="minorBidi"/>
+          <w:rFonts w:asciiTheme="minorHAnsi" w:hAnsiTheme="minorHAnsi" w:eastAsiaTheme="minorEastAsia" w:cstheme="minorBidi"/>
           <w:noProof/>
           <w:sz w:val="22"/>
           <w:szCs w:val="22"/>
         </w:rPr>
       </w:pPr>
-      <w:hyperlink w:anchor="_Toc230779190" w:history="1">
+      <w:hyperlink w:history="1" w:anchor="_Toc230779190">
         <w:r>
           <w:rPr>
             <w:rStyle w:val="Hyperlink"/>
@@ -3272,13 +3272,13 @@
           <w:tab w:val="right" w:leader="dot" w:pos="9062"/>
         </w:tabs>
         <w:rPr>
-          <w:rFonts w:asciiTheme="minorHAnsi" w:eastAsiaTheme="minorEastAsia" w:hAnsiTheme="minorHAnsi" w:cstheme="minorBidi"/>
+          <w:rFonts w:asciiTheme="minorHAnsi" w:hAnsiTheme="minorHAnsi" w:eastAsiaTheme="minorEastAsia" w:cstheme="minorBidi"/>
           <w:noProof/>
           <w:sz w:val="22"/>
           <w:szCs w:val="22"/>
         </w:rPr>
       </w:pPr>
-      <w:hyperlink w:anchor="_Toc230779191" w:history="1">
+      <w:hyperlink w:history="1" w:anchor="_Toc230779191">
         <w:r>
           <w:rPr>
             <w:rStyle w:val="Hyperlink"/>
@@ -3343,13 +3343,13 @@
           <w:tab w:val="right" w:leader="dot" w:pos="9062"/>
         </w:tabs>
         <w:rPr>
-          <w:rFonts w:asciiTheme="minorHAnsi" w:eastAsiaTheme="minorEastAsia" w:hAnsiTheme="minorHAnsi" w:cstheme="minorBidi"/>
+          <w:rFonts w:asciiTheme="minorHAnsi" w:hAnsiTheme="minorHAnsi" w:eastAsiaTheme="minorEastAsia" w:cstheme="minorBidi"/>
           <w:noProof/>
           <w:sz w:val="22"/>
           <w:szCs w:val="22"/>
         </w:rPr>
       </w:pPr>
-      <w:hyperlink w:anchor="_Toc230779192" w:history="1">
+      <w:hyperlink w:history="1" w:anchor="_Toc230779192">
         <w:r>
           <w:rPr>
             <w:rStyle w:val="Hyperlink"/>
@@ -3414,13 +3414,13 @@
           <w:tab w:val="right" w:leader="dot" w:pos="9062"/>
         </w:tabs>
         <w:rPr>
-          <w:rFonts w:asciiTheme="minorHAnsi" w:eastAsiaTheme="minorEastAsia" w:hAnsiTheme="minorHAnsi" w:cstheme="minorBidi"/>
+          <w:rFonts w:asciiTheme="minorHAnsi" w:hAnsiTheme="minorHAnsi" w:eastAsiaTheme="minorEastAsia" w:cstheme="minorBidi"/>
           <w:noProof/>
           <w:sz w:val="22"/>
           <w:szCs w:val="22"/>
         </w:rPr>
       </w:pPr>
-      <w:hyperlink w:anchor="_Toc230779193" w:history="1">
+      <w:hyperlink w:history="1" w:anchor="_Toc230779193">
         <w:r>
           <w:rPr>
             <w:rStyle w:val="Hyperlink"/>
@@ -3485,13 +3485,13 @@
           <w:tab w:val="right" w:leader="dot" w:pos="9062"/>
         </w:tabs>
         <w:rPr>
-          <w:rFonts w:asciiTheme="minorHAnsi" w:eastAsiaTheme="minorEastAsia" w:hAnsiTheme="minorHAnsi" w:cstheme="minorBidi"/>
+          <w:rFonts w:asciiTheme="minorHAnsi" w:hAnsiTheme="minorHAnsi" w:eastAsiaTheme="minorEastAsia" w:cstheme="minorBidi"/>
           <w:noProof/>
           <w:sz w:val="22"/>
           <w:szCs w:val="22"/>
         </w:rPr>
       </w:pPr>
-      <w:hyperlink w:anchor="_Toc230779194" w:history="1">
+      <w:hyperlink w:history="1" w:anchor="_Toc230779194">
         <w:r>
           <w:rPr>
             <w:rStyle w:val="Hyperlink"/>
@@ -3556,13 +3556,13 @@
           <w:tab w:val="right" w:leader="dot" w:pos="9062"/>
         </w:tabs>
         <w:rPr>
-          <w:rFonts w:asciiTheme="minorHAnsi" w:eastAsiaTheme="minorEastAsia" w:hAnsiTheme="minorHAnsi" w:cstheme="minorBidi"/>
+          <w:rFonts w:asciiTheme="minorHAnsi" w:hAnsiTheme="minorHAnsi" w:eastAsiaTheme="minorEastAsia" w:cstheme="minorBidi"/>
           <w:noProof/>
           <w:sz w:val="22"/>
           <w:szCs w:val="22"/>
         </w:rPr>
       </w:pPr>
-      <w:hyperlink w:anchor="_Toc230779195" w:history="1">
+      <w:hyperlink w:history="1" w:anchor="_Toc230779195">
         <w:r>
           <w:rPr>
             <w:rStyle w:val="Hyperlink"/>
@@ -3627,13 +3627,13 @@
           <w:tab w:val="right" w:leader="dot" w:pos="9062"/>
         </w:tabs>
         <w:rPr>
-          <w:rFonts w:asciiTheme="minorHAnsi" w:eastAsiaTheme="minorEastAsia" w:hAnsiTheme="minorHAnsi" w:cstheme="minorBidi"/>
+          <w:rFonts w:asciiTheme="minorHAnsi" w:hAnsiTheme="minorHAnsi" w:eastAsiaTheme="minorEastAsia" w:cstheme="minorBidi"/>
           <w:noProof/>
           <w:sz w:val="22"/>
           <w:szCs w:val="22"/>
         </w:rPr>
       </w:pPr>
-      <w:hyperlink w:anchor="_Toc230779196" w:history="1">
+      <w:hyperlink w:history="1" w:anchor="_Toc230779196">
         <w:r>
           <w:rPr>
             <w:rStyle w:val="Hyperlink"/>
@@ -3698,13 +3698,13 @@
           <w:tab w:val="right" w:leader="dot" w:pos="9062"/>
         </w:tabs>
         <w:rPr>
-          <w:rFonts w:asciiTheme="minorHAnsi" w:eastAsiaTheme="minorEastAsia" w:hAnsiTheme="minorHAnsi" w:cstheme="minorBidi"/>
+          <w:rFonts w:asciiTheme="minorHAnsi" w:hAnsiTheme="minorHAnsi" w:eastAsiaTheme="minorEastAsia" w:cstheme="minorBidi"/>
           <w:noProof/>
           <w:sz w:val="22"/>
           <w:szCs w:val="22"/>
         </w:rPr>
       </w:pPr>
-      <w:hyperlink w:anchor="_Toc230779197" w:history="1">
+      <w:hyperlink w:history="1" w:anchor="_Toc230779197">
         <w:r>
           <w:rPr>
             <w:rStyle w:val="Hyperlink"/>
@@ -3769,13 +3769,13 @@
           <w:tab w:val="right" w:leader="dot" w:pos="9062"/>
         </w:tabs>
         <w:rPr>
-          <w:rFonts w:asciiTheme="minorHAnsi" w:eastAsiaTheme="minorEastAsia" w:hAnsiTheme="minorHAnsi" w:cstheme="minorBidi"/>
+          <w:rFonts w:asciiTheme="minorHAnsi" w:hAnsiTheme="minorHAnsi" w:eastAsiaTheme="minorEastAsia" w:cstheme="minorBidi"/>
           <w:noProof/>
           <w:sz w:val="22"/>
           <w:szCs w:val="22"/>
         </w:rPr>
       </w:pPr>
-      <w:hyperlink w:anchor="_Toc230779198" w:history="1">
+      <w:hyperlink w:history="1" w:anchor="_Toc230779198">
         <w:r>
           <w:rPr>
             <w:rStyle w:val="Hyperlink"/>
@@ -3840,13 +3840,13 @@
           <w:tab w:val="right" w:leader="dot" w:pos="9062"/>
         </w:tabs>
         <w:rPr>
-          <w:rFonts w:asciiTheme="minorHAnsi" w:eastAsiaTheme="minorEastAsia" w:hAnsiTheme="minorHAnsi" w:cstheme="minorBidi"/>
+          <w:rFonts w:asciiTheme="minorHAnsi" w:hAnsiTheme="minorHAnsi" w:eastAsiaTheme="minorEastAsia" w:cstheme="minorBidi"/>
           <w:noProof/>
           <w:sz w:val="22"/>
           <w:szCs w:val="22"/>
         </w:rPr>
       </w:pPr>
-      <w:hyperlink w:anchor="_Toc230779199" w:history="1">
+      <w:hyperlink w:history="1" w:anchor="_Toc230779199">
         <w:r>
           <w:rPr>
             <w:rStyle w:val="Hyperlink"/>
@@ -4004,7 +4004,7 @@
     <w:sdt>
       <w:sdtPr>
         <w:rPr>
-          <w:rFonts w:ascii="Arial" w:eastAsia="Times New Roman" w:hAnsi="Arial" w:cs="Times New Roman"/>
+          <w:rFonts w:ascii="Arial" w:hAnsi="Arial" w:eastAsia="Times New Roman" w:cs="Times New Roman"/>
           <w:color w:val="auto"/>
           <w:sz w:val="24"/>
           <w:szCs w:val="20"/>
@@ -4017,8 +4017,11 @@
       </w:sdtPr>
       <w:sdtEndPr>
         <w:rPr>
-          <w:b/>
-          <w:bCs/>
+          <w:rFonts w:ascii="Arial" w:hAnsi="Arial" w:eastAsia="Times New Roman" w:cs="Times New Roman"/>
+          <w:b w:val="1"/>
+          <w:bCs w:val="1"/>
+          <w:color w:val="auto"/>
+          <w:sz w:val="24"/>
           <w:szCs w:val="24"/>
         </w:rPr>
       </w:sdtEndPr>
@@ -4036,7 +4039,7 @@
               <w:tab w:val="right" w:leader="dot" w:pos="9062"/>
             </w:tabs>
             <w:rPr>
-              <w:rFonts w:asciiTheme="minorHAnsi" w:eastAsiaTheme="minorEastAsia" w:hAnsiTheme="minorHAnsi" w:cstheme="minorBidi"/>
+              <w:rFonts w:asciiTheme="minorHAnsi" w:hAnsiTheme="minorHAnsi" w:eastAsiaTheme="minorEastAsia" w:cstheme="minorBidi"/>
               <w:b w:val="0"/>
               <w:bCs w:val="0"/>
               <w:caps w:val="0"/>
@@ -4056,7 +4059,7 @@
           <w:r>
             <w:fldChar w:fldCharType="separate"/>
           </w:r>
-          <w:hyperlink w:anchor="_Toc240279047" w:history="1">
+          <w:hyperlink w:history="1" w:anchor="_Toc240279047">
             <w:r>
               <w:rPr>
                 <w:rStyle w:val="Hyperlink"/>
@@ -4066,7 +4069,7 @@
             </w:r>
             <w:r>
               <w:rPr>
-                <w:rFonts w:asciiTheme="minorHAnsi" w:eastAsiaTheme="minorEastAsia" w:hAnsiTheme="minorHAnsi" w:cstheme="minorBidi"/>
+                <w:rFonts w:asciiTheme="minorHAnsi" w:hAnsiTheme="minorHAnsi" w:eastAsiaTheme="minorEastAsia" w:cstheme="minorBidi"/>
                 <w:b w:val="0"/>
                 <w:bCs w:val="0"/>
                 <w:caps w:val="0"/>
@@ -4139,7 +4142,7 @@
           <w:pPr>
             <w:pStyle w:val="Sumrio2"/>
             <w:rPr>
-              <w:rFonts w:asciiTheme="minorHAnsi" w:eastAsiaTheme="minorEastAsia" w:hAnsiTheme="minorHAnsi" w:cstheme="minorBidi"/>
+              <w:rFonts w:asciiTheme="minorHAnsi" w:hAnsiTheme="minorHAnsi" w:eastAsiaTheme="minorEastAsia" w:cstheme="minorBidi"/>
               <w:caps w:val="0"/>
               <w:kern w:val="2"/>
               <w:sz w:val="22"/>
@@ -4147,7 +4150,7 @@
               <w14:ligatures w14:val="standardContextual"/>
             </w:rPr>
           </w:pPr>
-          <w:hyperlink w:anchor="_Toc240279048" w:history="1">
+          <w:hyperlink w:history="1" w:anchor="_Toc240279048">
             <w:r>
               <w:rPr>
                 <w:rStyle w:val="Hyperlink"/>
@@ -4156,7 +4159,7 @@
             </w:r>
             <w:r>
               <w:rPr>
-                <w:rFonts w:asciiTheme="minorHAnsi" w:eastAsiaTheme="minorEastAsia" w:hAnsiTheme="minorHAnsi" w:cstheme="minorBidi"/>
+                <w:rFonts w:asciiTheme="minorHAnsi" w:hAnsiTheme="minorHAnsi" w:eastAsiaTheme="minorEastAsia" w:cstheme="minorBidi"/>
                 <w:caps w:val="0"/>
                 <w:kern w:val="2"/>
                 <w:sz w:val="22"/>
@@ -4218,7 +4221,7 @@
           <w:pPr>
             <w:pStyle w:val="Sumrio2"/>
             <w:rPr>
-              <w:rFonts w:asciiTheme="minorHAnsi" w:eastAsiaTheme="minorEastAsia" w:hAnsiTheme="minorHAnsi" w:cstheme="minorBidi"/>
+              <w:rFonts w:asciiTheme="minorHAnsi" w:hAnsiTheme="minorHAnsi" w:eastAsiaTheme="minorEastAsia" w:cstheme="minorBidi"/>
               <w:caps w:val="0"/>
               <w:kern w:val="2"/>
               <w:sz w:val="22"/>
@@ -4226,7 +4229,7 @@
               <w14:ligatures w14:val="standardContextual"/>
             </w:rPr>
           </w:pPr>
-          <w:hyperlink w:anchor="_Toc240279049" w:history="1">
+          <w:hyperlink w:history="1" w:anchor="_Toc240279049">
             <w:r>
               <w:rPr>
                 <w:rStyle w:val="Hyperlink"/>
@@ -4235,7 +4238,7 @@
             </w:r>
             <w:r>
               <w:rPr>
-                <w:rFonts w:asciiTheme="minorHAnsi" w:eastAsiaTheme="minorEastAsia" w:hAnsiTheme="minorHAnsi" w:cstheme="minorBidi"/>
+                <w:rFonts w:asciiTheme="minorHAnsi" w:hAnsiTheme="minorHAnsi" w:eastAsiaTheme="minorEastAsia" w:cstheme="minorBidi"/>
                 <w:caps w:val="0"/>
                 <w:kern w:val="2"/>
                 <w:sz w:val="22"/>
@@ -4301,7 +4304,7 @@
               <w:tab w:val="right" w:leader="dot" w:pos="9062"/>
             </w:tabs>
             <w:rPr>
-              <w:rFonts w:asciiTheme="minorHAnsi" w:eastAsiaTheme="minorEastAsia" w:hAnsiTheme="minorHAnsi" w:cstheme="minorBidi"/>
+              <w:rFonts w:asciiTheme="minorHAnsi" w:hAnsiTheme="minorHAnsi" w:eastAsiaTheme="minorEastAsia" w:cstheme="minorBidi"/>
               <w:b w:val="0"/>
               <w:bCs w:val="0"/>
               <w:caps w:val="0"/>
@@ -4312,7 +4315,7 @@
               <w14:ligatures w14:val="standardContextual"/>
             </w:rPr>
           </w:pPr>
-          <w:hyperlink w:anchor="_Toc240279050" w:history="1">
+          <w:hyperlink w:history="1" w:anchor="_Toc240279050">
             <w:r>
               <w:rPr>
                 <w:rStyle w:val="Hyperlink"/>
@@ -4322,7 +4325,7 @@
             </w:r>
             <w:r>
               <w:rPr>
-                <w:rFonts w:asciiTheme="minorHAnsi" w:eastAsiaTheme="minorEastAsia" w:hAnsiTheme="minorHAnsi" w:cstheme="minorBidi"/>
+                <w:rFonts w:asciiTheme="minorHAnsi" w:hAnsiTheme="minorHAnsi" w:eastAsiaTheme="minorEastAsia" w:cstheme="minorBidi"/>
                 <w:b w:val="0"/>
                 <w:bCs w:val="0"/>
                 <w:caps w:val="0"/>
@@ -4395,7 +4398,7 @@
           <w:pPr>
             <w:pStyle w:val="Sumrio2"/>
             <w:rPr>
-              <w:rFonts w:asciiTheme="minorHAnsi" w:eastAsiaTheme="minorEastAsia" w:hAnsiTheme="minorHAnsi" w:cstheme="minorBidi"/>
+              <w:rFonts w:asciiTheme="minorHAnsi" w:hAnsiTheme="minorHAnsi" w:eastAsiaTheme="minorEastAsia" w:cstheme="minorBidi"/>
               <w:caps w:val="0"/>
               <w:kern w:val="2"/>
               <w:sz w:val="22"/>
@@ -4403,7 +4406,7 @@
               <w14:ligatures w14:val="standardContextual"/>
             </w:rPr>
           </w:pPr>
-          <w:hyperlink w:anchor="_Toc240279051" w:history="1">
+          <w:hyperlink w:history="1" w:anchor="_Toc240279051">
             <w:r>
               <w:rPr>
                 <w:rStyle w:val="Hyperlink"/>
@@ -4412,7 +4415,7 @@
             </w:r>
             <w:r>
               <w:rPr>
-                <w:rFonts w:asciiTheme="minorHAnsi" w:eastAsiaTheme="minorEastAsia" w:hAnsiTheme="minorHAnsi" w:cstheme="minorBidi"/>
+                <w:rFonts w:asciiTheme="minorHAnsi" w:hAnsiTheme="minorHAnsi" w:eastAsiaTheme="minorEastAsia" w:cstheme="minorBidi"/>
                 <w:caps w:val="0"/>
                 <w:kern w:val="2"/>
                 <w:sz w:val="22"/>
@@ -4478,7 +4481,7 @@
               <w:tab w:val="right" w:leader="dot" w:pos="9062"/>
             </w:tabs>
             <w:rPr>
-              <w:rFonts w:asciiTheme="minorHAnsi" w:eastAsiaTheme="minorEastAsia" w:hAnsiTheme="minorHAnsi" w:cstheme="minorBidi"/>
+              <w:rFonts w:asciiTheme="minorHAnsi" w:hAnsiTheme="minorHAnsi" w:eastAsiaTheme="minorEastAsia" w:cstheme="minorBidi"/>
               <w:b w:val="0"/>
               <w:noProof/>
               <w:kern w:val="2"/>
@@ -4487,7 +4490,7 @@
               <w14:ligatures w14:val="standardContextual"/>
             </w:rPr>
           </w:pPr>
-          <w:hyperlink w:anchor="_Toc240279052" w:history="1">
+          <w:hyperlink w:history="1" w:anchor="_Toc240279052">
             <w:r>
               <w:rPr>
                 <w:rStyle w:val="Hyperlink"/>
@@ -4503,7 +4506,7 @@
             </w:r>
             <w:r>
               <w:rPr>
-                <w:rFonts w:asciiTheme="minorHAnsi" w:eastAsiaTheme="minorEastAsia" w:hAnsiTheme="minorHAnsi" w:cstheme="minorBidi"/>
+                <w:rFonts w:asciiTheme="minorHAnsi" w:hAnsiTheme="minorHAnsi" w:eastAsiaTheme="minorEastAsia" w:cstheme="minorBidi"/>
                 <w:b w:val="0"/>
                 <w:noProof/>
                 <w:kern w:val="2"/>
@@ -4578,7 +4581,7 @@
               <w:tab w:val="right" w:leader="dot" w:pos="9062"/>
             </w:tabs>
             <w:rPr>
-              <w:rFonts w:asciiTheme="minorHAnsi" w:eastAsiaTheme="minorEastAsia" w:hAnsiTheme="minorHAnsi" w:cstheme="minorBidi"/>
+              <w:rFonts w:asciiTheme="minorHAnsi" w:hAnsiTheme="minorHAnsi" w:eastAsiaTheme="minorEastAsia" w:cstheme="minorBidi"/>
               <w:b w:val="0"/>
               <w:noProof/>
               <w:kern w:val="2"/>
@@ -4587,7 +4590,7 @@
               <w14:ligatures w14:val="standardContextual"/>
             </w:rPr>
           </w:pPr>
-          <w:hyperlink w:anchor="_Toc240279053" w:history="1">
+          <w:hyperlink w:history="1" w:anchor="_Toc240279053">
             <w:r>
               <w:rPr>
                 <w:rStyle w:val="Hyperlink"/>
@@ -4603,7 +4606,7 @@
             </w:r>
             <w:r>
               <w:rPr>
-                <w:rFonts w:asciiTheme="minorHAnsi" w:eastAsiaTheme="minorEastAsia" w:hAnsiTheme="minorHAnsi" w:cstheme="minorBidi"/>
+                <w:rFonts w:asciiTheme="minorHAnsi" w:hAnsiTheme="minorHAnsi" w:eastAsiaTheme="minorEastAsia" w:cstheme="minorBidi"/>
                 <w:b w:val="0"/>
                 <w:noProof/>
                 <w:kern w:val="2"/>
@@ -4686,7 +4689,7 @@
               <w:tab w:val="right" w:leader="dot" w:pos="9062"/>
             </w:tabs>
             <w:rPr>
-              <w:rFonts w:asciiTheme="minorHAnsi" w:eastAsiaTheme="minorEastAsia" w:hAnsiTheme="minorHAnsi" w:cstheme="minorBidi"/>
+              <w:rFonts w:asciiTheme="minorHAnsi" w:hAnsiTheme="minorHAnsi" w:eastAsiaTheme="minorEastAsia" w:cstheme="minorBidi"/>
               <w:b w:val="0"/>
               <w:noProof/>
               <w:kern w:val="2"/>
@@ -4695,7 +4698,7 @@
               <w14:ligatures w14:val="standardContextual"/>
             </w:rPr>
           </w:pPr>
-          <w:hyperlink w:anchor="_Toc240279054" w:history="1">
+          <w:hyperlink w:history="1" w:anchor="_Toc240279054">
             <w:r>
               <w:rPr>
                 <w:rStyle w:val="Hyperlink"/>
@@ -4711,7 +4714,7 @@
             </w:r>
             <w:r>
               <w:rPr>
-                <w:rFonts w:asciiTheme="minorHAnsi" w:eastAsiaTheme="minorEastAsia" w:hAnsiTheme="minorHAnsi" w:cstheme="minorBidi"/>
+                <w:rFonts w:asciiTheme="minorHAnsi" w:hAnsiTheme="minorHAnsi" w:eastAsiaTheme="minorEastAsia" w:cstheme="minorBidi"/>
                 <w:b w:val="0"/>
                 <w:noProof/>
                 <w:kern w:val="2"/>
@@ -4786,7 +4789,7 @@
               <w:tab w:val="right" w:leader="dot" w:pos="9062"/>
             </w:tabs>
             <w:rPr>
-              <w:rFonts w:asciiTheme="minorHAnsi" w:eastAsiaTheme="minorEastAsia" w:hAnsiTheme="minorHAnsi" w:cstheme="minorBidi"/>
+              <w:rFonts w:asciiTheme="minorHAnsi" w:hAnsiTheme="minorHAnsi" w:eastAsiaTheme="minorEastAsia" w:cstheme="minorBidi"/>
               <w:b w:val="0"/>
               <w:noProof/>
               <w:kern w:val="2"/>
@@ -4795,7 +4798,7 @@
               <w14:ligatures w14:val="standardContextual"/>
             </w:rPr>
           </w:pPr>
-          <w:hyperlink w:anchor="_Toc240279055" w:history="1">
+          <w:hyperlink w:history="1" w:anchor="_Toc240279055">
             <w:r>
               <w:rPr>
                 <w:rStyle w:val="Hyperlink"/>
@@ -4811,7 +4814,7 @@
             </w:r>
             <w:r>
               <w:rPr>
-                <w:rFonts w:asciiTheme="minorHAnsi" w:eastAsiaTheme="minorEastAsia" w:hAnsiTheme="minorHAnsi" w:cstheme="minorBidi"/>
+                <w:rFonts w:asciiTheme="minorHAnsi" w:hAnsiTheme="minorHAnsi" w:eastAsiaTheme="minorEastAsia" w:cstheme="minorBidi"/>
                 <w:b w:val="0"/>
                 <w:noProof/>
                 <w:kern w:val="2"/>
@@ -4886,7 +4889,7 @@
               <w:tab w:val="right" w:leader="dot" w:pos="9062"/>
             </w:tabs>
             <w:rPr>
-              <w:rFonts w:asciiTheme="minorHAnsi" w:eastAsiaTheme="minorEastAsia" w:hAnsiTheme="minorHAnsi" w:cstheme="minorBidi"/>
+              <w:rFonts w:asciiTheme="minorHAnsi" w:hAnsiTheme="minorHAnsi" w:eastAsiaTheme="minorEastAsia" w:cstheme="minorBidi"/>
               <w:b w:val="0"/>
               <w:noProof/>
               <w:kern w:val="2"/>
@@ -4895,7 +4898,7 @@
               <w14:ligatures w14:val="standardContextual"/>
             </w:rPr>
           </w:pPr>
-          <w:hyperlink w:anchor="_Toc240279056" w:history="1">
+          <w:hyperlink w:history="1" w:anchor="_Toc240279056">
             <w:r>
               <w:rPr>
                 <w:rStyle w:val="Hyperlink"/>
@@ -4911,7 +4914,7 @@
             </w:r>
             <w:r>
               <w:rPr>
-                <w:rFonts w:asciiTheme="minorHAnsi" w:eastAsiaTheme="minorEastAsia" w:hAnsiTheme="minorHAnsi" w:cstheme="minorBidi"/>
+                <w:rFonts w:asciiTheme="minorHAnsi" w:hAnsiTheme="minorHAnsi" w:eastAsiaTheme="minorEastAsia" w:cstheme="minorBidi"/>
                 <w:b w:val="0"/>
                 <w:noProof/>
                 <w:kern w:val="2"/>
@@ -4986,7 +4989,7 @@
               <w:tab w:val="right" w:leader="dot" w:pos="9062"/>
             </w:tabs>
             <w:rPr>
-              <w:rFonts w:asciiTheme="minorHAnsi" w:eastAsiaTheme="minorEastAsia" w:hAnsiTheme="minorHAnsi" w:cstheme="minorBidi"/>
+              <w:rFonts w:asciiTheme="minorHAnsi" w:hAnsiTheme="minorHAnsi" w:eastAsiaTheme="minorEastAsia" w:cstheme="minorBidi"/>
               <w:b w:val="0"/>
               <w:noProof/>
               <w:kern w:val="2"/>
@@ -4995,7 +4998,7 @@
               <w14:ligatures w14:val="standardContextual"/>
             </w:rPr>
           </w:pPr>
-          <w:hyperlink w:anchor="_Toc240279057" w:history="1">
+          <w:hyperlink w:history="1" w:anchor="_Toc240279057">
             <w:r>
               <w:rPr>
                 <w:rStyle w:val="Hyperlink"/>
@@ -5011,7 +5014,7 @@
             </w:r>
             <w:r>
               <w:rPr>
-                <w:rFonts w:asciiTheme="minorHAnsi" w:eastAsiaTheme="minorEastAsia" w:hAnsiTheme="minorHAnsi" w:cstheme="minorBidi"/>
+                <w:rFonts w:asciiTheme="minorHAnsi" w:hAnsiTheme="minorHAnsi" w:eastAsiaTheme="minorEastAsia" w:cstheme="minorBidi"/>
                 <w:b w:val="0"/>
                 <w:noProof/>
                 <w:kern w:val="2"/>
@@ -5086,7 +5089,7 @@
               <w:tab w:val="right" w:leader="dot" w:pos="9062"/>
             </w:tabs>
             <w:rPr>
-              <w:rFonts w:asciiTheme="minorHAnsi" w:eastAsiaTheme="minorEastAsia" w:hAnsiTheme="minorHAnsi" w:cstheme="minorBidi"/>
+              <w:rFonts w:asciiTheme="minorHAnsi" w:hAnsiTheme="minorHAnsi" w:eastAsiaTheme="minorEastAsia" w:cstheme="minorBidi"/>
               <w:b w:val="0"/>
               <w:noProof/>
               <w:kern w:val="2"/>
@@ -5095,7 +5098,7 @@
               <w14:ligatures w14:val="standardContextual"/>
             </w:rPr>
           </w:pPr>
-          <w:hyperlink w:anchor="_Toc240279058" w:history="1">
+          <w:hyperlink w:history="1" w:anchor="_Toc240279058">
             <w:r>
               <w:rPr>
                 <w:rStyle w:val="Hyperlink"/>
@@ -5111,7 +5114,7 @@
             </w:r>
             <w:r>
               <w:rPr>
-                <w:rFonts w:asciiTheme="minorHAnsi" w:eastAsiaTheme="minorEastAsia" w:hAnsiTheme="minorHAnsi" w:cstheme="minorBidi"/>
+                <w:rFonts w:asciiTheme="minorHAnsi" w:hAnsiTheme="minorHAnsi" w:eastAsiaTheme="minorEastAsia" w:cstheme="minorBidi"/>
                 <w:b w:val="0"/>
                 <w:noProof/>
                 <w:kern w:val="2"/>
@@ -5186,7 +5189,7 @@
               <w:tab w:val="right" w:leader="dot" w:pos="9062"/>
             </w:tabs>
             <w:rPr>
-              <w:rFonts w:asciiTheme="minorHAnsi" w:eastAsiaTheme="minorEastAsia" w:hAnsiTheme="minorHAnsi" w:cstheme="minorBidi"/>
+              <w:rFonts w:asciiTheme="minorHAnsi" w:hAnsiTheme="minorHAnsi" w:eastAsiaTheme="minorEastAsia" w:cstheme="minorBidi"/>
               <w:b w:val="0"/>
               <w:noProof/>
               <w:kern w:val="2"/>
@@ -5195,7 +5198,7 @@
               <w14:ligatures w14:val="standardContextual"/>
             </w:rPr>
           </w:pPr>
-          <w:hyperlink w:anchor="_Toc240279059" w:history="1">
+          <w:hyperlink w:history="1" w:anchor="_Toc240279059">
             <w:r>
               <w:rPr>
                 <w:rStyle w:val="Hyperlink"/>
@@ -5211,7 +5214,7 @@
             </w:r>
             <w:r>
               <w:rPr>
-                <w:rFonts w:asciiTheme="minorHAnsi" w:eastAsiaTheme="minorEastAsia" w:hAnsiTheme="minorHAnsi" w:cstheme="minorBidi"/>
+                <w:rFonts w:asciiTheme="minorHAnsi" w:hAnsiTheme="minorHAnsi" w:eastAsiaTheme="minorEastAsia" w:cstheme="minorBidi"/>
                 <w:b w:val="0"/>
                 <w:noProof/>
                 <w:kern w:val="2"/>
@@ -5286,7 +5289,7 @@
               <w:tab w:val="right" w:leader="dot" w:pos="9062"/>
             </w:tabs>
             <w:rPr>
-              <w:rFonts w:asciiTheme="minorHAnsi" w:eastAsiaTheme="minorEastAsia" w:hAnsiTheme="minorHAnsi" w:cstheme="minorBidi"/>
+              <w:rFonts w:asciiTheme="minorHAnsi" w:hAnsiTheme="minorHAnsi" w:eastAsiaTheme="minorEastAsia" w:cstheme="minorBidi"/>
               <w:b w:val="0"/>
               <w:noProof/>
               <w:kern w:val="2"/>
@@ -5295,7 +5298,7 @@
               <w14:ligatures w14:val="standardContextual"/>
             </w:rPr>
           </w:pPr>
-          <w:hyperlink w:anchor="_Toc240279060" w:history="1">
+          <w:hyperlink w:history="1" w:anchor="_Toc240279060">
             <w:r>
               <w:rPr>
                 <w:rStyle w:val="Hyperlink"/>
@@ -5311,7 +5314,7 @@
             </w:r>
             <w:r>
               <w:rPr>
-                <w:rFonts w:asciiTheme="minorHAnsi" w:eastAsiaTheme="minorEastAsia" w:hAnsiTheme="minorHAnsi" w:cstheme="minorBidi"/>
+                <w:rFonts w:asciiTheme="minorHAnsi" w:hAnsiTheme="minorHAnsi" w:eastAsiaTheme="minorEastAsia" w:cstheme="minorBidi"/>
                 <w:b w:val="0"/>
                 <w:noProof/>
                 <w:kern w:val="2"/>
@@ -5394,7 +5397,7 @@
               <w:tab w:val="right" w:leader="dot" w:pos="9062"/>
             </w:tabs>
             <w:rPr>
-              <w:rFonts w:asciiTheme="minorHAnsi" w:eastAsiaTheme="minorEastAsia" w:hAnsiTheme="minorHAnsi" w:cstheme="minorBidi"/>
+              <w:rFonts w:asciiTheme="minorHAnsi" w:hAnsiTheme="minorHAnsi" w:eastAsiaTheme="minorEastAsia" w:cstheme="minorBidi"/>
               <w:b w:val="0"/>
               <w:noProof/>
               <w:kern w:val="2"/>
@@ -5403,7 +5406,7 @@
               <w14:ligatures w14:val="standardContextual"/>
             </w:rPr>
           </w:pPr>
-          <w:hyperlink w:anchor="_Toc240279061" w:history="1">
+          <w:hyperlink w:history="1" w:anchor="_Toc240279061">
             <w:r>
               <w:rPr>
                 <w:rStyle w:val="Hyperlink"/>
@@ -5419,7 +5422,7 @@
             </w:r>
             <w:r>
               <w:rPr>
-                <w:rFonts w:asciiTheme="minorHAnsi" w:eastAsiaTheme="minorEastAsia" w:hAnsiTheme="minorHAnsi" w:cstheme="minorBidi"/>
+                <w:rFonts w:asciiTheme="minorHAnsi" w:hAnsiTheme="minorHAnsi" w:eastAsiaTheme="minorEastAsia" w:cstheme="minorBidi"/>
                 <w:b w:val="0"/>
                 <w:noProof/>
                 <w:kern w:val="2"/>
@@ -5502,7 +5505,7 @@
               <w:tab w:val="right" w:leader="dot" w:pos="9062"/>
             </w:tabs>
             <w:rPr>
-              <w:rFonts w:asciiTheme="minorHAnsi" w:eastAsiaTheme="minorEastAsia" w:hAnsiTheme="minorHAnsi" w:cstheme="minorBidi"/>
+              <w:rFonts w:asciiTheme="minorHAnsi" w:hAnsiTheme="minorHAnsi" w:eastAsiaTheme="minorEastAsia" w:cstheme="minorBidi"/>
               <w:b w:val="0"/>
               <w:noProof/>
               <w:kern w:val="2"/>
@@ -5511,7 +5514,7 @@
               <w14:ligatures w14:val="standardContextual"/>
             </w:rPr>
           </w:pPr>
-          <w:hyperlink w:anchor="_Toc240279062" w:history="1">
+          <w:hyperlink w:history="1" w:anchor="_Toc240279062">
             <w:r>
               <w:rPr>
                 <w:rStyle w:val="Hyperlink"/>
@@ -5527,7 +5530,7 @@
             </w:r>
             <w:r>
               <w:rPr>
-                <w:rFonts w:asciiTheme="minorHAnsi" w:eastAsiaTheme="minorEastAsia" w:hAnsiTheme="minorHAnsi" w:cstheme="minorBidi"/>
+                <w:rFonts w:asciiTheme="minorHAnsi" w:hAnsiTheme="minorHAnsi" w:eastAsiaTheme="minorEastAsia" w:cstheme="minorBidi"/>
                 <w:b w:val="0"/>
                 <w:noProof/>
                 <w:kern w:val="2"/>
@@ -5602,7 +5605,7 @@
               <w:tab w:val="right" w:leader="dot" w:pos="9062"/>
             </w:tabs>
             <w:rPr>
-              <w:rFonts w:asciiTheme="minorHAnsi" w:eastAsiaTheme="minorEastAsia" w:hAnsiTheme="minorHAnsi" w:cstheme="minorBidi"/>
+              <w:rFonts w:asciiTheme="minorHAnsi" w:hAnsiTheme="minorHAnsi" w:eastAsiaTheme="minorEastAsia" w:cstheme="minorBidi"/>
               <w:b w:val="0"/>
               <w:noProof/>
               <w:kern w:val="2"/>
@@ -5611,7 +5614,7 @@
               <w14:ligatures w14:val="standardContextual"/>
             </w:rPr>
           </w:pPr>
-          <w:hyperlink w:anchor="_Toc240279063" w:history="1">
+          <w:hyperlink w:history="1" w:anchor="_Toc240279063">
             <w:r>
               <w:rPr>
                 <w:rStyle w:val="Hyperlink"/>
@@ -5627,7 +5630,7 @@
             </w:r>
             <w:r>
               <w:rPr>
-                <w:rFonts w:asciiTheme="minorHAnsi" w:eastAsiaTheme="minorEastAsia" w:hAnsiTheme="minorHAnsi" w:cstheme="minorBidi"/>
+                <w:rFonts w:asciiTheme="minorHAnsi" w:hAnsiTheme="minorHAnsi" w:eastAsiaTheme="minorEastAsia" w:cstheme="minorBidi"/>
                 <w:b w:val="0"/>
                 <w:noProof/>
                 <w:kern w:val="2"/>
@@ -5702,7 +5705,7 @@
               <w:tab w:val="right" w:leader="dot" w:pos="9062"/>
             </w:tabs>
             <w:rPr>
-              <w:rFonts w:asciiTheme="minorHAnsi" w:eastAsiaTheme="minorEastAsia" w:hAnsiTheme="minorHAnsi" w:cstheme="minorBidi"/>
+              <w:rFonts w:asciiTheme="minorHAnsi" w:hAnsiTheme="minorHAnsi" w:eastAsiaTheme="minorEastAsia" w:cstheme="minorBidi"/>
               <w:b w:val="0"/>
               <w:noProof/>
               <w:kern w:val="2"/>
@@ -5711,7 +5714,7 @@
               <w14:ligatures w14:val="standardContextual"/>
             </w:rPr>
           </w:pPr>
-          <w:hyperlink w:anchor="_Toc240279064" w:history="1">
+          <w:hyperlink w:history="1" w:anchor="_Toc240279064">
             <w:r>
               <w:rPr>
                 <w:rStyle w:val="Hyperlink"/>
@@ -5727,7 +5730,7 @@
             </w:r>
             <w:r>
               <w:rPr>
-                <w:rFonts w:asciiTheme="minorHAnsi" w:eastAsiaTheme="minorEastAsia" w:hAnsiTheme="minorHAnsi" w:cstheme="minorBidi"/>
+                <w:rFonts w:asciiTheme="minorHAnsi" w:hAnsiTheme="minorHAnsi" w:eastAsiaTheme="minorEastAsia" w:cstheme="minorBidi"/>
                 <w:b w:val="0"/>
                 <w:noProof/>
                 <w:kern w:val="2"/>
@@ -5802,7 +5805,7 @@
               <w:tab w:val="right" w:leader="dot" w:pos="9062"/>
             </w:tabs>
             <w:rPr>
-              <w:rFonts w:asciiTheme="minorHAnsi" w:eastAsiaTheme="minorEastAsia" w:hAnsiTheme="minorHAnsi" w:cstheme="minorBidi"/>
+              <w:rFonts w:asciiTheme="minorHAnsi" w:hAnsiTheme="minorHAnsi" w:eastAsiaTheme="minorEastAsia" w:cstheme="minorBidi"/>
               <w:b w:val="0"/>
               <w:noProof/>
               <w:kern w:val="2"/>
@@ -5811,7 +5814,7 @@
               <w14:ligatures w14:val="standardContextual"/>
             </w:rPr>
           </w:pPr>
-          <w:hyperlink w:anchor="_Toc240279065" w:history="1">
+          <w:hyperlink w:history="1" w:anchor="_Toc240279065">
             <w:r>
               <w:rPr>
                 <w:rStyle w:val="Hyperlink"/>
@@ -5827,7 +5830,7 @@
             </w:r>
             <w:r>
               <w:rPr>
-                <w:rFonts w:asciiTheme="minorHAnsi" w:eastAsiaTheme="minorEastAsia" w:hAnsiTheme="minorHAnsi" w:cstheme="minorBidi"/>
+                <w:rFonts w:asciiTheme="minorHAnsi" w:hAnsiTheme="minorHAnsi" w:eastAsiaTheme="minorEastAsia" w:cstheme="minorBidi"/>
                 <w:b w:val="0"/>
                 <w:noProof/>
                 <w:kern w:val="2"/>
@@ -5902,7 +5905,7 @@
               <w:tab w:val="right" w:leader="dot" w:pos="9062"/>
             </w:tabs>
             <w:rPr>
-              <w:rFonts w:asciiTheme="minorHAnsi" w:eastAsiaTheme="minorEastAsia" w:hAnsiTheme="minorHAnsi" w:cstheme="minorBidi"/>
+              <w:rFonts w:asciiTheme="minorHAnsi" w:hAnsiTheme="minorHAnsi" w:eastAsiaTheme="minorEastAsia" w:cstheme="minorBidi"/>
               <w:b w:val="0"/>
               <w:noProof/>
               <w:kern w:val="2"/>
@@ -5911,7 +5914,7 @@
               <w14:ligatures w14:val="standardContextual"/>
             </w:rPr>
           </w:pPr>
-          <w:hyperlink w:anchor="_Toc240279066" w:history="1">
+          <w:hyperlink w:history="1" w:anchor="_Toc240279066">
             <w:r>
               <w:rPr>
                 <w:rStyle w:val="Hyperlink"/>
@@ -5927,7 +5930,7 @@
             </w:r>
             <w:r>
               <w:rPr>
-                <w:rFonts w:asciiTheme="minorHAnsi" w:eastAsiaTheme="minorEastAsia" w:hAnsiTheme="minorHAnsi" w:cstheme="minorBidi"/>
+                <w:rFonts w:asciiTheme="minorHAnsi" w:hAnsiTheme="minorHAnsi" w:eastAsiaTheme="minorEastAsia" w:cstheme="minorBidi"/>
                 <w:b w:val="0"/>
                 <w:noProof/>
                 <w:kern w:val="2"/>
@@ -6010,7 +6013,7 @@
               <w:tab w:val="right" w:leader="dot" w:pos="9062"/>
             </w:tabs>
             <w:rPr>
-              <w:rFonts w:asciiTheme="minorHAnsi" w:eastAsiaTheme="minorEastAsia" w:hAnsiTheme="minorHAnsi" w:cstheme="minorBidi"/>
+              <w:rFonts w:asciiTheme="minorHAnsi" w:hAnsiTheme="minorHAnsi" w:eastAsiaTheme="minorEastAsia" w:cstheme="minorBidi"/>
               <w:b w:val="0"/>
               <w:noProof/>
               <w:kern w:val="2"/>
@@ -6019,7 +6022,7 @@
               <w14:ligatures w14:val="standardContextual"/>
             </w:rPr>
           </w:pPr>
-          <w:hyperlink w:anchor="_Toc240279067" w:history="1">
+          <w:hyperlink w:history="1" w:anchor="_Toc240279067">
             <w:r>
               <w:rPr>
                 <w:rStyle w:val="Hyperlink"/>
@@ -6035,7 +6038,7 @@
             </w:r>
             <w:r>
               <w:rPr>
-                <w:rFonts w:asciiTheme="minorHAnsi" w:eastAsiaTheme="minorEastAsia" w:hAnsiTheme="minorHAnsi" w:cstheme="minorBidi"/>
+                <w:rFonts w:asciiTheme="minorHAnsi" w:hAnsiTheme="minorHAnsi" w:eastAsiaTheme="minorEastAsia" w:cstheme="minorBidi"/>
                 <w:b w:val="0"/>
                 <w:noProof/>
                 <w:kern w:val="2"/>
@@ -6110,7 +6113,7 @@
               <w:tab w:val="right" w:leader="dot" w:pos="9062"/>
             </w:tabs>
             <w:rPr>
-              <w:rFonts w:asciiTheme="minorHAnsi" w:eastAsiaTheme="minorEastAsia" w:hAnsiTheme="minorHAnsi" w:cstheme="minorBidi"/>
+              <w:rFonts w:asciiTheme="minorHAnsi" w:hAnsiTheme="minorHAnsi" w:eastAsiaTheme="minorEastAsia" w:cstheme="minorBidi"/>
               <w:b w:val="0"/>
               <w:noProof/>
               <w:kern w:val="2"/>
@@ -6119,7 +6122,7 @@
               <w14:ligatures w14:val="standardContextual"/>
             </w:rPr>
           </w:pPr>
-          <w:hyperlink w:anchor="_Toc240279068" w:history="1">
+          <w:hyperlink w:history="1" w:anchor="_Toc240279068">
             <w:r>
               <w:rPr>
                 <w:rStyle w:val="Hyperlink"/>
@@ -6135,7 +6138,7 @@
             </w:r>
             <w:r>
               <w:rPr>
-                <w:rFonts w:asciiTheme="minorHAnsi" w:eastAsiaTheme="minorEastAsia" w:hAnsiTheme="minorHAnsi" w:cstheme="minorBidi"/>
+                <w:rFonts w:asciiTheme="minorHAnsi" w:hAnsiTheme="minorHAnsi" w:eastAsiaTheme="minorEastAsia" w:cstheme="minorBidi"/>
                 <w:b w:val="0"/>
                 <w:noProof/>
                 <w:kern w:val="2"/>
@@ -6210,7 +6213,7 @@
               <w:tab w:val="right" w:leader="dot" w:pos="9062"/>
             </w:tabs>
             <w:rPr>
-              <w:rFonts w:asciiTheme="minorHAnsi" w:eastAsiaTheme="minorEastAsia" w:hAnsiTheme="minorHAnsi" w:cstheme="minorBidi"/>
+              <w:rFonts w:asciiTheme="minorHAnsi" w:hAnsiTheme="minorHAnsi" w:eastAsiaTheme="minorEastAsia" w:cstheme="minorBidi"/>
               <w:b w:val="0"/>
               <w:noProof/>
               <w:kern w:val="2"/>
@@ -6219,7 +6222,7 @@
               <w14:ligatures w14:val="standardContextual"/>
             </w:rPr>
           </w:pPr>
-          <w:hyperlink w:anchor="_Toc240279069" w:history="1">
+          <w:hyperlink w:history="1" w:anchor="_Toc240279069">
             <w:r>
               <w:rPr>
                 <w:rStyle w:val="Hyperlink"/>
@@ -6235,7 +6238,7 @@
             </w:r>
             <w:r>
               <w:rPr>
-                <w:rFonts w:asciiTheme="minorHAnsi" w:eastAsiaTheme="minorEastAsia" w:hAnsiTheme="minorHAnsi" w:cstheme="minorBidi"/>
+                <w:rFonts w:asciiTheme="minorHAnsi" w:hAnsiTheme="minorHAnsi" w:eastAsiaTheme="minorEastAsia" w:cstheme="minorBidi"/>
                 <w:b w:val="0"/>
                 <w:noProof/>
                 <w:kern w:val="2"/>
@@ -6310,7 +6313,7 @@
               <w:tab w:val="right" w:leader="dot" w:pos="9062"/>
             </w:tabs>
             <w:rPr>
-              <w:rFonts w:asciiTheme="minorHAnsi" w:eastAsiaTheme="minorEastAsia" w:hAnsiTheme="minorHAnsi" w:cstheme="minorBidi"/>
+              <w:rFonts w:asciiTheme="minorHAnsi" w:hAnsiTheme="minorHAnsi" w:eastAsiaTheme="minorEastAsia" w:cstheme="minorBidi"/>
               <w:b w:val="0"/>
               <w:noProof/>
               <w:kern w:val="2"/>
@@ -6319,7 +6322,7 @@
               <w14:ligatures w14:val="standardContextual"/>
             </w:rPr>
           </w:pPr>
-          <w:hyperlink w:anchor="_Toc240279070" w:history="1">
+          <w:hyperlink w:history="1" w:anchor="_Toc240279070">
             <w:r>
               <w:rPr>
                 <w:rStyle w:val="Hyperlink"/>
@@ -6335,7 +6338,7 @@
             </w:r>
             <w:r>
               <w:rPr>
-                <w:rFonts w:asciiTheme="minorHAnsi" w:eastAsiaTheme="minorEastAsia" w:hAnsiTheme="minorHAnsi" w:cstheme="minorBidi"/>
+                <w:rFonts w:asciiTheme="minorHAnsi" w:hAnsiTheme="minorHAnsi" w:eastAsiaTheme="minorEastAsia" w:cstheme="minorBidi"/>
                 <w:b w:val="0"/>
                 <w:noProof/>
                 <w:kern w:val="2"/>
@@ -6418,7 +6421,7 @@
               <w:tab w:val="right" w:leader="dot" w:pos="9062"/>
             </w:tabs>
             <w:rPr>
-              <w:rFonts w:asciiTheme="minorHAnsi" w:eastAsiaTheme="minorEastAsia" w:hAnsiTheme="minorHAnsi" w:cstheme="minorBidi"/>
+              <w:rFonts w:asciiTheme="minorHAnsi" w:hAnsiTheme="minorHAnsi" w:eastAsiaTheme="minorEastAsia" w:cstheme="minorBidi"/>
               <w:b w:val="0"/>
               <w:noProof/>
               <w:kern w:val="2"/>
@@ -6427,7 +6430,7 @@
               <w14:ligatures w14:val="standardContextual"/>
             </w:rPr>
           </w:pPr>
-          <w:hyperlink w:anchor="_Toc240279071" w:history="1">
+          <w:hyperlink w:history="1" w:anchor="_Toc240279071">
             <w:r>
               <w:rPr>
                 <w:rStyle w:val="Hyperlink"/>
@@ -6443,7 +6446,7 @@
             </w:r>
             <w:r>
               <w:rPr>
-                <w:rFonts w:asciiTheme="minorHAnsi" w:eastAsiaTheme="minorEastAsia" w:hAnsiTheme="minorHAnsi" w:cstheme="minorBidi"/>
+                <w:rFonts w:asciiTheme="minorHAnsi" w:hAnsiTheme="minorHAnsi" w:eastAsiaTheme="minorEastAsia" w:cstheme="minorBidi"/>
                 <w:b w:val="0"/>
                 <w:noProof/>
                 <w:kern w:val="2"/>
@@ -6518,7 +6521,7 @@
               <w:tab w:val="right" w:leader="dot" w:pos="9062"/>
             </w:tabs>
             <w:rPr>
-              <w:rFonts w:asciiTheme="minorHAnsi" w:eastAsiaTheme="minorEastAsia" w:hAnsiTheme="minorHAnsi" w:cstheme="minorBidi"/>
+              <w:rFonts w:asciiTheme="minorHAnsi" w:hAnsiTheme="minorHAnsi" w:eastAsiaTheme="minorEastAsia" w:cstheme="minorBidi"/>
               <w:b w:val="0"/>
               <w:noProof/>
               <w:kern w:val="2"/>
@@ -6527,7 +6530,7 @@
               <w14:ligatures w14:val="standardContextual"/>
             </w:rPr>
           </w:pPr>
-          <w:hyperlink w:anchor="_Toc240279072" w:history="1">
+          <w:hyperlink w:history="1" w:anchor="_Toc240279072">
             <w:r>
               <w:rPr>
                 <w:rStyle w:val="Hyperlink"/>
@@ -6543,7 +6546,7 @@
             </w:r>
             <w:r>
               <w:rPr>
-                <w:rFonts w:asciiTheme="minorHAnsi" w:eastAsiaTheme="minorEastAsia" w:hAnsiTheme="minorHAnsi" w:cstheme="minorBidi"/>
+                <w:rFonts w:asciiTheme="minorHAnsi" w:hAnsiTheme="minorHAnsi" w:eastAsiaTheme="minorEastAsia" w:cstheme="minorBidi"/>
                 <w:b w:val="0"/>
                 <w:noProof/>
                 <w:kern w:val="2"/>
@@ -6618,7 +6621,7 @@
               <w:tab w:val="right" w:leader="dot" w:pos="9062"/>
             </w:tabs>
             <w:rPr>
-              <w:rFonts w:asciiTheme="minorHAnsi" w:eastAsiaTheme="minorEastAsia" w:hAnsiTheme="minorHAnsi" w:cstheme="minorBidi"/>
+              <w:rFonts w:asciiTheme="minorHAnsi" w:hAnsiTheme="minorHAnsi" w:eastAsiaTheme="minorEastAsia" w:cstheme="minorBidi"/>
               <w:b w:val="0"/>
               <w:noProof/>
               <w:kern w:val="2"/>
@@ -6627,7 +6630,7 @@
               <w14:ligatures w14:val="standardContextual"/>
             </w:rPr>
           </w:pPr>
-          <w:hyperlink w:anchor="_Toc240279073" w:history="1">
+          <w:hyperlink w:history="1" w:anchor="_Toc240279073">
             <w:r>
               <w:rPr>
                 <w:rStyle w:val="Hyperlink"/>
@@ -6643,7 +6646,7 @@
             </w:r>
             <w:r>
               <w:rPr>
-                <w:rFonts w:asciiTheme="minorHAnsi" w:eastAsiaTheme="minorEastAsia" w:hAnsiTheme="minorHAnsi" w:cstheme="minorBidi"/>
+                <w:rFonts w:asciiTheme="minorHAnsi" w:hAnsiTheme="minorHAnsi" w:eastAsiaTheme="minorEastAsia" w:cstheme="minorBidi"/>
                 <w:b w:val="0"/>
                 <w:noProof/>
                 <w:kern w:val="2"/>
@@ -6726,7 +6729,7 @@
               <w:tab w:val="right" w:leader="dot" w:pos="9062"/>
             </w:tabs>
             <w:rPr>
-              <w:rFonts w:asciiTheme="minorHAnsi" w:eastAsiaTheme="minorEastAsia" w:hAnsiTheme="minorHAnsi" w:cstheme="minorBidi"/>
+              <w:rFonts w:asciiTheme="minorHAnsi" w:hAnsiTheme="minorHAnsi" w:eastAsiaTheme="minorEastAsia" w:cstheme="minorBidi"/>
               <w:b w:val="0"/>
               <w:noProof/>
               <w:kern w:val="2"/>
@@ -6735,7 +6738,7 @@
               <w14:ligatures w14:val="standardContextual"/>
             </w:rPr>
           </w:pPr>
-          <w:hyperlink w:anchor="_Toc240279074" w:history="1">
+          <w:hyperlink w:history="1" w:anchor="_Toc240279074">
             <w:r>
               <w:rPr>
                 <w:rStyle w:val="Hyperlink"/>
@@ -6751,7 +6754,7 @@
             </w:r>
             <w:r>
               <w:rPr>
-                <w:rFonts w:asciiTheme="minorHAnsi" w:eastAsiaTheme="minorEastAsia" w:hAnsiTheme="minorHAnsi" w:cstheme="minorBidi"/>
+                <w:rFonts w:asciiTheme="minorHAnsi" w:hAnsiTheme="minorHAnsi" w:eastAsiaTheme="minorEastAsia" w:cstheme="minorBidi"/>
                 <w:b w:val="0"/>
                 <w:noProof/>
                 <w:kern w:val="2"/>
@@ -6834,7 +6837,7 @@
               <w:tab w:val="right" w:leader="dot" w:pos="9062"/>
             </w:tabs>
             <w:rPr>
-              <w:rFonts w:asciiTheme="minorHAnsi" w:eastAsiaTheme="minorEastAsia" w:hAnsiTheme="minorHAnsi" w:cstheme="minorBidi"/>
+              <w:rFonts w:asciiTheme="minorHAnsi" w:hAnsiTheme="minorHAnsi" w:eastAsiaTheme="minorEastAsia" w:cstheme="minorBidi"/>
               <w:b w:val="0"/>
               <w:noProof/>
               <w:kern w:val="2"/>
@@ -6843,7 +6846,7 @@
               <w14:ligatures w14:val="standardContextual"/>
             </w:rPr>
           </w:pPr>
-          <w:hyperlink w:anchor="_Toc240279075" w:history="1">
+          <w:hyperlink w:history="1" w:anchor="_Toc240279075">
             <w:r>
               <w:rPr>
                 <w:rStyle w:val="Hyperlink"/>
@@ -6859,7 +6862,7 @@
             </w:r>
             <w:r>
               <w:rPr>
-                <w:rFonts w:asciiTheme="minorHAnsi" w:eastAsiaTheme="minorEastAsia" w:hAnsiTheme="minorHAnsi" w:cstheme="minorBidi"/>
+                <w:rFonts w:asciiTheme="minorHAnsi" w:hAnsiTheme="minorHAnsi" w:eastAsiaTheme="minorEastAsia" w:cstheme="minorBidi"/>
                 <w:b w:val="0"/>
                 <w:noProof/>
                 <w:kern w:val="2"/>
@@ -6942,7 +6945,7 @@
               <w:tab w:val="right" w:leader="dot" w:pos="9062"/>
             </w:tabs>
             <w:rPr>
-              <w:rFonts w:asciiTheme="minorHAnsi" w:eastAsiaTheme="minorEastAsia" w:hAnsiTheme="minorHAnsi" w:cstheme="minorBidi"/>
+              <w:rFonts w:asciiTheme="minorHAnsi" w:hAnsiTheme="minorHAnsi" w:eastAsiaTheme="minorEastAsia" w:cstheme="minorBidi"/>
               <w:b w:val="0"/>
               <w:noProof/>
               <w:kern w:val="2"/>
@@ -6951,7 +6954,7 @@
               <w14:ligatures w14:val="standardContextual"/>
             </w:rPr>
           </w:pPr>
-          <w:hyperlink w:anchor="_Toc240279076" w:history="1">
+          <w:hyperlink w:history="1" w:anchor="_Toc240279076">
             <w:r>
               <w:rPr>
                 <w:rStyle w:val="Hyperlink"/>
@@ -6968,7 +6971,7 @@
             </w:r>
             <w:r>
               <w:rPr>
-                <w:rFonts w:asciiTheme="minorHAnsi" w:eastAsiaTheme="minorEastAsia" w:hAnsiTheme="minorHAnsi" w:cstheme="minorBidi"/>
+                <w:rFonts w:asciiTheme="minorHAnsi" w:hAnsiTheme="minorHAnsi" w:eastAsiaTheme="minorEastAsia" w:cstheme="minorBidi"/>
                 <w:b w:val="0"/>
                 <w:noProof/>
                 <w:kern w:val="2"/>
@@ -7044,7 +7047,7 @@
               <w:tab w:val="right" w:leader="dot" w:pos="9062"/>
             </w:tabs>
             <w:rPr>
-              <w:rFonts w:asciiTheme="minorHAnsi" w:eastAsiaTheme="minorEastAsia" w:hAnsiTheme="minorHAnsi" w:cstheme="minorBidi"/>
+              <w:rFonts w:asciiTheme="minorHAnsi" w:hAnsiTheme="minorHAnsi" w:eastAsiaTheme="minorEastAsia" w:cstheme="minorBidi"/>
               <w:b w:val="0"/>
               <w:noProof/>
               <w:kern w:val="2"/>
@@ -7053,7 +7056,7 @@
               <w14:ligatures w14:val="standardContextual"/>
             </w:rPr>
           </w:pPr>
-          <w:hyperlink w:anchor="_Toc240279077" w:history="1">
+          <w:hyperlink w:history="1" w:anchor="_Toc240279077">
             <w:r>
               <w:rPr>
                 <w:rStyle w:val="Hyperlink"/>
@@ -7069,7 +7072,7 @@
             </w:r>
             <w:r>
               <w:rPr>
-                <w:rFonts w:asciiTheme="minorHAnsi" w:eastAsiaTheme="minorEastAsia" w:hAnsiTheme="minorHAnsi" w:cstheme="minorBidi"/>
+                <w:rFonts w:asciiTheme="minorHAnsi" w:hAnsiTheme="minorHAnsi" w:eastAsiaTheme="minorEastAsia" w:cstheme="minorBidi"/>
                 <w:b w:val="0"/>
                 <w:noProof/>
                 <w:kern w:val="2"/>
@@ -7144,7 +7147,7 @@
               <w:tab w:val="right" w:leader="dot" w:pos="9062"/>
             </w:tabs>
             <w:rPr>
-              <w:rFonts w:asciiTheme="minorHAnsi" w:eastAsiaTheme="minorEastAsia" w:hAnsiTheme="minorHAnsi" w:cstheme="minorBidi"/>
+              <w:rFonts w:asciiTheme="minorHAnsi" w:hAnsiTheme="minorHAnsi" w:eastAsiaTheme="minorEastAsia" w:cstheme="minorBidi"/>
               <w:b w:val="0"/>
               <w:noProof/>
               <w:kern w:val="2"/>
@@ -7153,7 +7156,7 @@
               <w14:ligatures w14:val="standardContextual"/>
             </w:rPr>
           </w:pPr>
-          <w:hyperlink w:anchor="_Toc240279078" w:history="1">
+          <w:hyperlink w:history="1" w:anchor="_Toc240279078">
             <w:r>
               <w:rPr>
                 <w:rStyle w:val="Hyperlink"/>
@@ -7169,7 +7172,7 @@
             </w:r>
             <w:r>
               <w:rPr>
-                <w:rFonts w:asciiTheme="minorHAnsi" w:eastAsiaTheme="minorEastAsia" w:hAnsiTheme="minorHAnsi" w:cstheme="minorBidi"/>
+                <w:rFonts w:asciiTheme="minorHAnsi" w:hAnsiTheme="minorHAnsi" w:eastAsiaTheme="minorEastAsia" w:cstheme="minorBidi"/>
                 <w:b w:val="0"/>
                 <w:noProof/>
                 <w:kern w:val="2"/>
@@ -7244,7 +7247,7 @@
               <w:tab w:val="right" w:leader="dot" w:pos="9062"/>
             </w:tabs>
             <w:rPr>
-              <w:rFonts w:asciiTheme="minorHAnsi" w:eastAsiaTheme="minorEastAsia" w:hAnsiTheme="minorHAnsi" w:cstheme="minorBidi"/>
+              <w:rFonts w:asciiTheme="minorHAnsi" w:hAnsiTheme="minorHAnsi" w:eastAsiaTheme="minorEastAsia" w:cstheme="minorBidi"/>
               <w:b w:val="0"/>
               <w:noProof/>
               <w:kern w:val="2"/>
@@ -7253,7 +7256,7 @@
               <w14:ligatures w14:val="standardContextual"/>
             </w:rPr>
           </w:pPr>
-          <w:hyperlink w:anchor="_Toc240279079" w:history="1">
+          <w:hyperlink w:history="1" w:anchor="_Toc240279079">
             <w:r>
               <w:rPr>
                 <w:rStyle w:val="Hyperlink"/>
@@ -7269,7 +7272,7 @@
             </w:r>
             <w:r>
               <w:rPr>
-                <w:rFonts w:asciiTheme="minorHAnsi" w:eastAsiaTheme="minorEastAsia" w:hAnsiTheme="minorHAnsi" w:cstheme="minorBidi"/>
+                <w:rFonts w:asciiTheme="minorHAnsi" w:hAnsiTheme="minorHAnsi" w:eastAsiaTheme="minorEastAsia" w:cstheme="minorBidi"/>
                 <w:b w:val="0"/>
                 <w:noProof/>
                 <w:kern w:val="2"/>
@@ -7344,7 +7347,7 @@
               <w:tab w:val="right" w:leader="dot" w:pos="9062"/>
             </w:tabs>
             <w:rPr>
-              <w:rFonts w:asciiTheme="minorHAnsi" w:eastAsiaTheme="minorEastAsia" w:hAnsiTheme="minorHAnsi" w:cstheme="minorBidi"/>
+              <w:rFonts w:asciiTheme="minorHAnsi" w:hAnsiTheme="minorHAnsi" w:eastAsiaTheme="minorEastAsia" w:cstheme="minorBidi"/>
               <w:b w:val="0"/>
               <w:noProof/>
               <w:kern w:val="2"/>
@@ -7353,7 +7356,7 @@
               <w14:ligatures w14:val="standardContextual"/>
             </w:rPr>
           </w:pPr>
-          <w:hyperlink w:anchor="_Toc240279080" w:history="1">
+          <w:hyperlink w:history="1" w:anchor="_Toc240279080">
             <w:r>
               <w:rPr>
                 <w:rStyle w:val="Hyperlink"/>
@@ -7369,7 +7372,7 @@
             </w:r>
             <w:r>
               <w:rPr>
-                <w:rFonts w:asciiTheme="minorHAnsi" w:eastAsiaTheme="minorEastAsia" w:hAnsiTheme="minorHAnsi" w:cstheme="minorBidi"/>
+                <w:rFonts w:asciiTheme="minorHAnsi" w:hAnsiTheme="minorHAnsi" w:eastAsiaTheme="minorEastAsia" w:cstheme="minorBidi"/>
                 <w:b w:val="0"/>
                 <w:noProof/>
                 <w:kern w:val="2"/>
@@ -7444,7 +7447,7 @@
               <w:tab w:val="right" w:leader="dot" w:pos="9062"/>
             </w:tabs>
             <w:rPr>
-              <w:rFonts w:asciiTheme="minorHAnsi" w:eastAsiaTheme="minorEastAsia" w:hAnsiTheme="minorHAnsi" w:cstheme="minorBidi"/>
+              <w:rFonts w:asciiTheme="minorHAnsi" w:hAnsiTheme="minorHAnsi" w:eastAsiaTheme="minorEastAsia" w:cstheme="minorBidi"/>
               <w:b w:val="0"/>
               <w:noProof/>
               <w:kern w:val="2"/>
@@ -7453,7 +7456,7 @@
               <w14:ligatures w14:val="standardContextual"/>
             </w:rPr>
           </w:pPr>
-          <w:hyperlink w:anchor="_Toc240279081" w:history="1">
+          <w:hyperlink w:history="1" w:anchor="_Toc240279081">
             <w:r>
               <w:rPr>
                 <w:rStyle w:val="Hyperlink"/>
@@ -7469,7 +7472,7 @@
             </w:r>
             <w:r>
               <w:rPr>
-                <w:rFonts w:asciiTheme="minorHAnsi" w:eastAsiaTheme="minorEastAsia" w:hAnsiTheme="minorHAnsi" w:cstheme="minorBidi"/>
+                <w:rFonts w:asciiTheme="minorHAnsi" w:hAnsiTheme="minorHAnsi" w:eastAsiaTheme="minorEastAsia" w:cstheme="minorBidi"/>
                 <w:b w:val="0"/>
                 <w:noProof/>
                 <w:kern w:val="2"/>
@@ -7544,7 +7547,7 @@
               <w:tab w:val="right" w:leader="dot" w:pos="9062"/>
             </w:tabs>
             <w:rPr>
-              <w:rFonts w:asciiTheme="minorHAnsi" w:eastAsiaTheme="minorEastAsia" w:hAnsiTheme="minorHAnsi" w:cstheme="minorBidi"/>
+              <w:rFonts w:asciiTheme="minorHAnsi" w:hAnsiTheme="minorHAnsi" w:eastAsiaTheme="minorEastAsia" w:cstheme="minorBidi"/>
               <w:b w:val="0"/>
               <w:noProof/>
               <w:kern w:val="2"/>
@@ -7553,7 +7556,7 @@
               <w14:ligatures w14:val="standardContextual"/>
             </w:rPr>
           </w:pPr>
-          <w:hyperlink w:anchor="_Toc240279082" w:history="1">
+          <w:hyperlink w:history="1" w:anchor="_Toc240279082">
             <w:r>
               <w:rPr>
                 <w:rStyle w:val="Hyperlink"/>
@@ -7569,7 +7572,7 @@
             </w:r>
             <w:r>
               <w:rPr>
-                <w:rFonts w:asciiTheme="minorHAnsi" w:eastAsiaTheme="minorEastAsia" w:hAnsiTheme="minorHAnsi" w:cstheme="minorBidi"/>
+                <w:rFonts w:asciiTheme="minorHAnsi" w:hAnsiTheme="minorHAnsi" w:eastAsiaTheme="minorEastAsia" w:cstheme="minorBidi"/>
                 <w:b w:val="0"/>
                 <w:noProof/>
                 <w:kern w:val="2"/>
@@ -7644,7 +7647,7 @@
               <w:tab w:val="right" w:leader="dot" w:pos="9062"/>
             </w:tabs>
             <w:rPr>
-              <w:rFonts w:asciiTheme="minorHAnsi" w:eastAsiaTheme="minorEastAsia" w:hAnsiTheme="minorHAnsi" w:cstheme="minorBidi"/>
+              <w:rFonts w:asciiTheme="minorHAnsi" w:hAnsiTheme="minorHAnsi" w:eastAsiaTheme="minorEastAsia" w:cstheme="minorBidi"/>
               <w:b w:val="0"/>
               <w:noProof/>
               <w:kern w:val="2"/>
@@ -7653,7 +7656,7 @@
               <w14:ligatures w14:val="standardContextual"/>
             </w:rPr>
           </w:pPr>
-          <w:hyperlink w:anchor="_Toc240279083" w:history="1">
+          <w:hyperlink w:history="1" w:anchor="_Toc240279083">
             <w:r>
               <w:rPr>
                 <w:rStyle w:val="Hyperlink"/>
@@ -7669,7 +7672,7 @@
             </w:r>
             <w:r>
               <w:rPr>
-                <w:rFonts w:asciiTheme="minorHAnsi" w:eastAsiaTheme="minorEastAsia" w:hAnsiTheme="minorHAnsi" w:cstheme="minorBidi"/>
+                <w:rFonts w:asciiTheme="minorHAnsi" w:hAnsiTheme="minorHAnsi" w:eastAsiaTheme="minorEastAsia" w:cstheme="minorBidi"/>
                 <w:b w:val="0"/>
                 <w:noProof/>
                 <w:kern w:val="2"/>
@@ -7744,7 +7747,7 @@
               <w:tab w:val="right" w:leader="dot" w:pos="9062"/>
             </w:tabs>
             <w:rPr>
-              <w:rFonts w:asciiTheme="minorHAnsi" w:eastAsiaTheme="minorEastAsia" w:hAnsiTheme="minorHAnsi" w:cstheme="minorBidi"/>
+              <w:rFonts w:asciiTheme="minorHAnsi" w:hAnsiTheme="minorHAnsi" w:eastAsiaTheme="minorEastAsia" w:cstheme="minorBidi"/>
               <w:b w:val="0"/>
               <w:noProof/>
               <w:kern w:val="2"/>
@@ -7753,7 +7756,7 @@
               <w14:ligatures w14:val="standardContextual"/>
             </w:rPr>
           </w:pPr>
-          <w:hyperlink w:anchor="_Toc240279084" w:history="1">
+          <w:hyperlink w:history="1" w:anchor="_Toc240279084">
             <w:r>
               <w:rPr>
                 <w:rStyle w:val="Hyperlink"/>
@@ -7769,7 +7772,7 @@
             </w:r>
             <w:r>
               <w:rPr>
-                <w:rFonts w:asciiTheme="minorHAnsi" w:eastAsiaTheme="minorEastAsia" w:hAnsiTheme="minorHAnsi" w:cstheme="minorBidi"/>
+                <w:rFonts w:asciiTheme="minorHAnsi" w:hAnsiTheme="minorHAnsi" w:eastAsiaTheme="minorEastAsia" w:cstheme="minorBidi"/>
                 <w:b w:val="0"/>
                 <w:noProof/>
                 <w:kern w:val="2"/>
@@ -7844,7 +7847,7 @@
               <w:tab w:val="right" w:leader="dot" w:pos="9062"/>
             </w:tabs>
             <w:rPr>
-              <w:rFonts w:asciiTheme="minorHAnsi" w:eastAsiaTheme="minorEastAsia" w:hAnsiTheme="minorHAnsi" w:cstheme="minorBidi"/>
+              <w:rFonts w:asciiTheme="minorHAnsi" w:hAnsiTheme="minorHAnsi" w:eastAsiaTheme="minorEastAsia" w:cstheme="minorBidi"/>
               <w:b w:val="0"/>
               <w:noProof/>
               <w:kern w:val="2"/>
@@ -7853,7 +7856,7 @@
               <w14:ligatures w14:val="standardContextual"/>
             </w:rPr>
           </w:pPr>
-          <w:hyperlink w:anchor="_Toc240279085" w:history="1">
+          <w:hyperlink w:history="1" w:anchor="_Toc240279085">
             <w:r>
               <w:rPr>
                 <w:rStyle w:val="Hyperlink"/>
@@ -7869,7 +7872,7 @@
             </w:r>
             <w:r>
               <w:rPr>
-                <w:rFonts w:asciiTheme="minorHAnsi" w:eastAsiaTheme="minorEastAsia" w:hAnsiTheme="minorHAnsi" w:cstheme="minorBidi"/>
+                <w:rFonts w:asciiTheme="minorHAnsi" w:hAnsiTheme="minorHAnsi" w:eastAsiaTheme="minorEastAsia" w:cstheme="minorBidi"/>
                 <w:b w:val="0"/>
                 <w:noProof/>
                 <w:kern w:val="2"/>
@@ -7944,7 +7947,7 @@
               <w:tab w:val="right" w:leader="dot" w:pos="9062"/>
             </w:tabs>
             <w:rPr>
-              <w:rFonts w:asciiTheme="minorHAnsi" w:eastAsiaTheme="minorEastAsia" w:hAnsiTheme="minorHAnsi" w:cstheme="minorBidi"/>
+              <w:rFonts w:asciiTheme="minorHAnsi" w:hAnsiTheme="minorHAnsi" w:eastAsiaTheme="minorEastAsia" w:cstheme="minorBidi"/>
               <w:b w:val="0"/>
               <w:noProof/>
               <w:kern w:val="2"/>
@@ -7953,7 +7956,7 @@
               <w14:ligatures w14:val="standardContextual"/>
             </w:rPr>
           </w:pPr>
-          <w:hyperlink w:anchor="_Toc240279086" w:history="1">
+          <w:hyperlink w:history="1" w:anchor="_Toc240279086">
             <w:r>
               <w:rPr>
                 <w:rStyle w:val="Hyperlink"/>
@@ -7969,7 +7972,7 @@
             </w:r>
             <w:r>
               <w:rPr>
-                <w:rFonts w:asciiTheme="minorHAnsi" w:eastAsiaTheme="minorEastAsia" w:hAnsiTheme="minorHAnsi" w:cstheme="minorBidi"/>
+                <w:rFonts w:asciiTheme="minorHAnsi" w:hAnsiTheme="minorHAnsi" w:eastAsiaTheme="minorEastAsia" w:cstheme="minorBidi"/>
                 <w:b w:val="0"/>
                 <w:noProof/>
                 <w:kern w:val="2"/>
@@ -8044,7 +8047,7 @@
               <w:tab w:val="right" w:leader="dot" w:pos="9062"/>
             </w:tabs>
             <w:rPr>
-              <w:rFonts w:asciiTheme="minorHAnsi" w:eastAsiaTheme="minorEastAsia" w:hAnsiTheme="minorHAnsi" w:cstheme="minorBidi"/>
+              <w:rFonts w:asciiTheme="minorHAnsi" w:hAnsiTheme="minorHAnsi" w:eastAsiaTheme="minorEastAsia" w:cstheme="minorBidi"/>
               <w:b w:val="0"/>
               <w:noProof/>
               <w:kern w:val="2"/>
@@ -8053,7 +8056,7 @@
               <w14:ligatures w14:val="standardContextual"/>
             </w:rPr>
           </w:pPr>
-          <w:hyperlink w:anchor="_Toc240279087" w:history="1">
+          <w:hyperlink w:history="1" w:anchor="_Toc240279087">
             <w:r>
               <w:rPr>
                 <w:rStyle w:val="Hyperlink"/>
@@ -8069,7 +8072,7 @@
             </w:r>
             <w:r>
               <w:rPr>
-                <w:rFonts w:asciiTheme="minorHAnsi" w:eastAsiaTheme="minorEastAsia" w:hAnsiTheme="minorHAnsi" w:cstheme="minorBidi"/>
+                <w:rFonts w:asciiTheme="minorHAnsi" w:hAnsiTheme="minorHAnsi" w:eastAsiaTheme="minorEastAsia" w:cstheme="minorBidi"/>
                 <w:b w:val="0"/>
                 <w:noProof/>
                 <w:kern w:val="2"/>
@@ -8144,7 +8147,7 @@
               <w:tab w:val="right" w:leader="dot" w:pos="9062"/>
             </w:tabs>
             <w:rPr>
-              <w:rFonts w:asciiTheme="minorHAnsi" w:eastAsiaTheme="minorEastAsia" w:hAnsiTheme="minorHAnsi" w:cstheme="minorBidi"/>
+              <w:rFonts w:asciiTheme="minorHAnsi" w:hAnsiTheme="minorHAnsi" w:eastAsiaTheme="minorEastAsia" w:cstheme="minorBidi"/>
               <w:b w:val="0"/>
               <w:noProof/>
               <w:kern w:val="2"/>
@@ -8153,7 +8156,7 @@
               <w14:ligatures w14:val="standardContextual"/>
             </w:rPr>
           </w:pPr>
-          <w:hyperlink w:anchor="_Toc240279088" w:history="1">
+          <w:hyperlink w:history="1" w:anchor="_Toc240279088">
             <w:r>
               <w:rPr>
                 <w:rStyle w:val="Hyperlink"/>
@@ -8169,7 +8172,7 @@
             </w:r>
             <w:r>
               <w:rPr>
-                <w:rFonts w:asciiTheme="minorHAnsi" w:eastAsiaTheme="minorEastAsia" w:hAnsiTheme="minorHAnsi" w:cstheme="minorBidi"/>
+                <w:rFonts w:asciiTheme="minorHAnsi" w:hAnsiTheme="minorHAnsi" w:eastAsiaTheme="minorEastAsia" w:cstheme="minorBidi"/>
                 <w:b w:val="0"/>
                 <w:noProof/>
                 <w:kern w:val="2"/>
@@ -8244,7 +8247,7 @@
               <w:tab w:val="right" w:leader="dot" w:pos="9062"/>
             </w:tabs>
             <w:rPr>
-              <w:rFonts w:asciiTheme="minorHAnsi" w:eastAsiaTheme="minorEastAsia" w:hAnsiTheme="minorHAnsi" w:cstheme="minorBidi"/>
+              <w:rFonts w:asciiTheme="minorHAnsi" w:hAnsiTheme="minorHAnsi" w:eastAsiaTheme="minorEastAsia" w:cstheme="minorBidi"/>
               <w:b w:val="0"/>
               <w:noProof/>
               <w:kern w:val="2"/>
@@ -8253,7 +8256,7 @@
               <w14:ligatures w14:val="standardContextual"/>
             </w:rPr>
           </w:pPr>
-          <w:hyperlink w:anchor="_Toc240279089" w:history="1">
+          <w:hyperlink w:history="1" w:anchor="_Toc240279089">
             <w:r>
               <w:rPr>
                 <w:rStyle w:val="Hyperlink"/>
@@ -8269,7 +8272,7 @@
             </w:r>
             <w:r>
               <w:rPr>
-                <w:rFonts w:asciiTheme="minorHAnsi" w:eastAsiaTheme="minorEastAsia" w:hAnsiTheme="minorHAnsi" w:cstheme="minorBidi"/>
+                <w:rFonts w:asciiTheme="minorHAnsi" w:hAnsiTheme="minorHAnsi" w:eastAsiaTheme="minorEastAsia" w:cstheme="minorBidi"/>
                 <w:b w:val="0"/>
                 <w:noProof/>
                 <w:kern w:val="2"/>
@@ -8344,7 +8347,7 @@
               <w:tab w:val="right" w:leader="dot" w:pos="9062"/>
             </w:tabs>
             <w:rPr>
-              <w:rFonts w:asciiTheme="minorHAnsi" w:eastAsiaTheme="minorEastAsia" w:hAnsiTheme="minorHAnsi" w:cstheme="minorBidi"/>
+              <w:rFonts w:asciiTheme="minorHAnsi" w:hAnsiTheme="minorHAnsi" w:eastAsiaTheme="minorEastAsia" w:cstheme="minorBidi"/>
               <w:b w:val="0"/>
               <w:noProof/>
               <w:kern w:val="2"/>
@@ -8353,7 +8356,7 @@
               <w14:ligatures w14:val="standardContextual"/>
             </w:rPr>
           </w:pPr>
-          <w:hyperlink w:anchor="_Toc240279090" w:history="1">
+          <w:hyperlink w:history="1" w:anchor="_Toc240279090">
             <w:r>
               <w:rPr>
                 <w:rStyle w:val="Hyperlink"/>
@@ -8369,7 +8372,7 @@
             </w:r>
             <w:r>
               <w:rPr>
-                <w:rFonts w:asciiTheme="minorHAnsi" w:eastAsiaTheme="minorEastAsia" w:hAnsiTheme="minorHAnsi" w:cstheme="minorBidi"/>
+                <w:rFonts w:asciiTheme="minorHAnsi" w:hAnsiTheme="minorHAnsi" w:eastAsiaTheme="minorEastAsia" w:cstheme="minorBidi"/>
                 <w:b w:val="0"/>
                 <w:noProof/>
                 <w:kern w:val="2"/>
@@ -8444,7 +8447,7 @@
               <w:tab w:val="right" w:leader="dot" w:pos="9062"/>
             </w:tabs>
             <w:rPr>
-              <w:rFonts w:asciiTheme="minorHAnsi" w:eastAsiaTheme="minorEastAsia" w:hAnsiTheme="minorHAnsi" w:cstheme="minorBidi"/>
+              <w:rFonts w:asciiTheme="minorHAnsi" w:hAnsiTheme="minorHAnsi" w:eastAsiaTheme="minorEastAsia" w:cstheme="minorBidi"/>
               <w:b w:val="0"/>
               <w:noProof/>
               <w:kern w:val="2"/>
@@ -8453,7 +8456,7 @@
               <w14:ligatures w14:val="standardContextual"/>
             </w:rPr>
           </w:pPr>
-          <w:hyperlink w:anchor="_Toc240279091" w:history="1">
+          <w:hyperlink w:history="1" w:anchor="_Toc240279091">
             <w:r>
               <w:rPr>
                 <w:rStyle w:val="Hyperlink"/>
@@ -8469,7 +8472,7 @@
             </w:r>
             <w:r>
               <w:rPr>
-                <w:rFonts w:asciiTheme="minorHAnsi" w:eastAsiaTheme="minorEastAsia" w:hAnsiTheme="minorHAnsi" w:cstheme="minorBidi"/>
+                <w:rFonts w:asciiTheme="minorHAnsi" w:hAnsiTheme="minorHAnsi" w:eastAsiaTheme="minorEastAsia" w:cstheme="minorBidi"/>
                 <w:b w:val="0"/>
                 <w:noProof/>
                 <w:kern w:val="2"/>
@@ -8544,7 +8547,7 @@
               <w:tab w:val="right" w:leader="dot" w:pos="9062"/>
             </w:tabs>
             <w:rPr>
-              <w:rFonts w:asciiTheme="minorHAnsi" w:eastAsiaTheme="minorEastAsia" w:hAnsiTheme="minorHAnsi" w:cstheme="minorBidi"/>
+              <w:rFonts w:asciiTheme="minorHAnsi" w:hAnsiTheme="minorHAnsi" w:eastAsiaTheme="minorEastAsia" w:cstheme="minorBidi"/>
               <w:b w:val="0"/>
               <w:noProof/>
               <w:kern w:val="2"/>
@@ -8553,7 +8556,7 @@
               <w14:ligatures w14:val="standardContextual"/>
             </w:rPr>
           </w:pPr>
-          <w:hyperlink w:anchor="_Toc240279092" w:history="1">
+          <w:hyperlink w:history="1" w:anchor="_Toc240279092">
             <w:r>
               <w:rPr>
                 <w:rStyle w:val="Hyperlink"/>
@@ -8569,7 +8572,7 @@
             </w:r>
             <w:r>
               <w:rPr>
-                <w:rFonts w:asciiTheme="minorHAnsi" w:eastAsiaTheme="minorEastAsia" w:hAnsiTheme="minorHAnsi" w:cstheme="minorBidi"/>
+                <w:rFonts w:asciiTheme="minorHAnsi" w:hAnsiTheme="minorHAnsi" w:eastAsiaTheme="minorEastAsia" w:cstheme="minorBidi"/>
                 <w:b w:val="0"/>
                 <w:noProof/>
                 <w:kern w:val="2"/>
@@ -8644,7 +8647,7 @@
               <w:tab w:val="right" w:leader="dot" w:pos="9062"/>
             </w:tabs>
             <w:rPr>
-              <w:rFonts w:asciiTheme="minorHAnsi" w:eastAsiaTheme="minorEastAsia" w:hAnsiTheme="minorHAnsi" w:cstheme="minorBidi"/>
+              <w:rFonts w:asciiTheme="minorHAnsi" w:hAnsiTheme="minorHAnsi" w:eastAsiaTheme="minorEastAsia" w:cstheme="minorBidi"/>
               <w:b w:val="0"/>
               <w:noProof/>
               <w:kern w:val="2"/>
@@ -8653,7 +8656,7 @@
               <w14:ligatures w14:val="standardContextual"/>
             </w:rPr>
           </w:pPr>
-          <w:hyperlink w:anchor="_Toc240279093" w:history="1">
+          <w:hyperlink w:history="1" w:anchor="_Toc240279093">
             <w:r>
               <w:rPr>
                 <w:rStyle w:val="Hyperlink"/>
@@ -8669,7 +8672,7 @@
             </w:r>
             <w:r>
               <w:rPr>
-                <w:rFonts w:asciiTheme="minorHAnsi" w:eastAsiaTheme="minorEastAsia" w:hAnsiTheme="minorHAnsi" w:cstheme="minorBidi"/>
+                <w:rFonts w:asciiTheme="minorHAnsi" w:hAnsiTheme="minorHAnsi" w:eastAsiaTheme="minorEastAsia" w:cstheme="minorBidi"/>
                 <w:b w:val="0"/>
                 <w:noProof/>
                 <w:kern w:val="2"/>
@@ -8744,7 +8747,7 @@
               <w:tab w:val="right" w:leader="dot" w:pos="9062"/>
             </w:tabs>
             <w:rPr>
-              <w:rFonts w:asciiTheme="minorHAnsi" w:eastAsiaTheme="minorEastAsia" w:hAnsiTheme="minorHAnsi" w:cstheme="minorBidi"/>
+              <w:rFonts w:asciiTheme="minorHAnsi" w:hAnsiTheme="minorHAnsi" w:eastAsiaTheme="minorEastAsia" w:cstheme="minorBidi"/>
               <w:b w:val="0"/>
               <w:noProof/>
               <w:kern w:val="2"/>
@@ -8753,7 +8756,7 @@
               <w14:ligatures w14:val="standardContextual"/>
             </w:rPr>
           </w:pPr>
-          <w:hyperlink w:anchor="_Toc240279094" w:history="1">
+          <w:hyperlink w:history="1" w:anchor="_Toc240279094">
             <w:r>
               <w:rPr>
                 <w:rStyle w:val="Hyperlink"/>
@@ -8769,7 +8772,7 @@
             </w:r>
             <w:r>
               <w:rPr>
-                <w:rFonts w:asciiTheme="minorHAnsi" w:eastAsiaTheme="minorEastAsia" w:hAnsiTheme="minorHAnsi" w:cstheme="minorBidi"/>
+                <w:rFonts w:asciiTheme="minorHAnsi" w:hAnsiTheme="minorHAnsi" w:eastAsiaTheme="minorEastAsia" w:cstheme="minorBidi"/>
                 <w:b w:val="0"/>
                 <w:noProof/>
                 <w:kern w:val="2"/>
@@ -8840,7 +8843,7 @@
           <w:pPr>
             <w:pStyle w:val="Sumrio2"/>
             <w:rPr>
-              <w:rFonts w:asciiTheme="minorHAnsi" w:eastAsiaTheme="minorEastAsia" w:hAnsiTheme="minorHAnsi" w:cstheme="minorBidi"/>
+              <w:rFonts w:asciiTheme="minorHAnsi" w:hAnsiTheme="minorHAnsi" w:eastAsiaTheme="minorEastAsia" w:cstheme="minorBidi"/>
               <w:caps w:val="0"/>
               <w:kern w:val="2"/>
               <w:sz w:val="22"/>
@@ -8848,7 +8851,7 @@
               <w14:ligatures w14:val="standardContextual"/>
             </w:rPr>
           </w:pPr>
-          <w:hyperlink w:anchor="_Toc240279095" w:history="1">
+          <w:hyperlink w:history="1" w:anchor="_Toc240279095">
             <w:r>
               <w:rPr>
                 <w:rStyle w:val="Hyperlink"/>
@@ -8857,7 +8860,7 @@
             </w:r>
             <w:r>
               <w:rPr>
-                <w:rFonts w:asciiTheme="minorHAnsi" w:eastAsiaTheme="minorEastAsia" w:hAnsiTheme="minorHAnsi" w:cstheme="minorBidi"/>
+                <w:rFonts w:asciiTheme="minorHAnsi" w:hAnsiTheme="minorHAnsi" w:eastAsiaTheme="minorEastAsia" w:cstheme="minorBidi"/>
                 <w:caps w:val="0"/>
                 <w:kern w:val="2"/>
                 <w:sz w:val="22"/>
@@ -8919,7 +8922,7 @@
           <w:pPr>
             <w:pStyle w:val="Sumrio2"/>
             <w:rPr>
-              <w:rFonts w:asciiTheme="minorHAnsi" w:eastAsiaTheme="minorEastAsia" w:hAnsiTheme="minorHAnsi" w:cstheme="minorBidi"/>
+              <w:rFonts w:asciiTheme="minorHAnsi" w:hAnsiTheme="minorHAnsi" w:eastAsiaTheme="minorEastAsia" w:cstheme="minorBidi"/>
               <w:caps w:val="0"/>
               <w:kern w:val="2"/>
               <w:sz w:val="22"/>
@@ -8927,7 +8930,7 @@
               <w14:ligatures w14:val="standardContextual"/>
             </w:rPr>
           </w:pPr>
-          <w:hyperlink w:anchor="_Toc240279096" w:history="1">
+          <w:hyperlink w:history="1" w:anchor="_Toc240279096">
             <w:r>
               <w:rPr>
                 <w:rStyle w:val="Hyperlink"/>
@@ -8936,7 +8939,7 @@
             </w:r>
             <w:r>
               <w:rPr>
-                <w:rFonts w:asciiTheme="minorHAnsi" w:eastAsiaTheme="minorEastAsia" w:hAnsiTheme="minorHAnsi" w:cstheme="minorBidi"/>
+                <w:rFonts w:asciiTheme="minorHAnsi" w:hAnsiTheme="minorHAnsi" w:eastAsiaTheme="minorEastAsia" w:cstheme="minorBidi"/>
                 <w:caps w:val="0"/>
                 <w:kern w:val="2"/>
                 <w:sz w:val="22"/>
@@ -8998,7 +9001,7 @@
           <w:pPr>
             <w:pStyle w:val="Sumrio2"/>
             <w:rPr>
-              <w:rFonts w:asciiTheme="minorHAnsi" w:eastAsiaTheme="minorEastAsia" w:hAnsiTheme="minorHAnsi" w:cstheme="minorBidi"/>
+              <w:rFonts w:asciiTheme="minorHAnsi" w:hAnsiTheme="minorHAnsi" w:eastAsiaTheme="minorEastAsia" w:cstheme="minorBidi"/>
               <w:caps w:val="0"/>
               <w:kern w:val="2"/>
               <w:sz w:val="22"/>
@@ -9006,7 +9009,7 @@
               <w14:ligatures w14:val="standardContextual"/>
             </w:rPr>
           </w:pPr>
-          <w:hyperlink w:anchor="_Toc240279097" w:history="1">
+          <w:hyperlink w:history="1" w:anchor="_Toc240279097">
             <w:r>
               <w:rPr>
                 <w:rStyle w:val="Hyperlink"/>
@@ -9015,7 +9018,7 @@
             </w:r>
             <w:r>
               <w:rPr>
-                <w:rFonts w:asciiTheme="minorHAnsi" w:eastAsiaTheme="minorEastAsia" w:hAnsiTheme="minorHAnsi" w:cstheme="minorBidi"/>
+                <w:rFonts w:asciiTheme="minorHAnsi" w:hAnsiTheme="minorHAnsi" w:eastAsiaTheme="minorEastAsia" w:cstheme="minorBidi"/>
                 <w:caps w:val="0"/>
                 <w:kern w:val="2"/>
                 <w:sz w:val="22"/>
@@ -9081,7 +9084,7 @@
               <w:tab w:val="right" w:leader="dot" w:pos="9062"/>
             </w:tabs>
             <w:rPr>
-              <w:rFonts w:asciiTheme="minorHAnsi" w:eastAsiaTheme="minorEastAsia" w:hAnsiTheme="minorHAnsi" w:cstheme="minorBidi"/>
+              <w:rFonts w:asciiTheme="minorHAnsi" w:hAnsiTheme="minorHAnsi" w:eastAsiaTheme="minorEastAsia" w:cstheme="minorBidi"/>
               <w:b w:val="0"/>
               <w:bCs w:val="0"/>
               <w:caps w:val="0"/>
@@ -9092,7 +9095,7 @@
               <w14:ligatures w14:val="standardContextual"/>
             </w:rPr>
           </w:pPr>
-          <w:hyperlink w:anchor="_Toc240279098" w:history="1">
+          <w:hyperlink w:history="1" w:anchor="_Toc240279098">
             <w:r>
               <w:rPr>
                 <w:rStyle w:val="Hyperlink"/>
@@ -9102,7 +9105,7 @@
             </w:r>
             <w:r>
               <w:rPr>
-                <w:rFonts w:asciiTheme="minorHAnsi" w:eastAsiaTheme="minorEastAsia" w:hAnsiTheme="minorHAnsi" w:cstheme="minorBidi"/>
+                <w:rFonts w:asciiTheme="minorHAnsi" w:hAnsiTheme="minorHAnsi" w:eastAsiaTheme="minorEastAsia" w:cstheme="minorBidi"/>
                 <w:b w:val="0"/>
                 <w:bCs w:val="0"/>
                 <w:caps w:val="0"/>
@@ -9175,7 +9178,7 @@
           <w:pPr>
             <w:pStyle w:val="Sumrio2"/>
             <w:rPr>
-              <w:rFonts w:asciiTheme="minorHAnsi" w:eastAsiaTheme="minorEastAsia" w:hAnsiTheme="minorHAnsi" w:cstheme="minorBidi"/>
+              <w:rFonts w:asciiTheme="minorHAnsi" w:hAnsiTheme="minorHAnsi" w:eastAsiaTheme="minorEastAsia" w:cstheme="minorBidi"/>
               <w:caps w:val="0"/>
               <w:kern w:val="2"/>
               <w:sz w:val="22"/>
@@ -9183,7 +9186,7 @@
               <w14:ligatures w14:val="standardContextual"/>
             </w:rPr>
           </w:pPr>
-          <w:hyperlink w:anchor="_Toc240279099" w:history="1">
+          <w:hyperlink w:history="1" w:anchor="_Toc240279099">
             <w:r>
               <w:rPr>
                 <w:rStyle w:val="Hyperlink"/>
@@ -9192,7 +9195,7 @@
             </w:r>
             <w:r>
               <w:rPr>
-                <w:rFonts w:asciiTheme="minorHAnsi" w:eastAsiaTheme="minorEastAsia" w:hAnsiTheme="minorHAnsi" w:cstheme="minorBidi"/>
+                <w:rFonts w:asciiTheme="minorHAnsi" w:hAnsiTheme="minorHAnsi" w:eastAsiaTheme="minorEastAsia" w:cstheme="minorBidi"/>
                 <w:caps w:val="0"/>
                 <w:kern w:val="2"/>
                 <w:sz w:val="22"/>
@@ -9254,7 +9257,7 @@
           <w:pPr>
             <w:pStyle w:val="Sumrio2"/>
             <w:rPr>
-              <w:rFonts w:asciiTheme="minorHAnsi" w:eastAsiaTheme="minorEastAsia" w:hAnsiTheme="minorHAnsi" w:cstheme="minorBidi"/>
+              <w:rFonts w:asciiTheme="minorHAnsi" w:hAnsiTheme="minorHAnsi" w:eastAsiaTheme="minorEastAsia" w:cstheme="minorBidi"/>
               <w:caps w:val="0"/>
               <w:kern w:val="2"/>
               <w:sz w:val="22"/>
@@ -9262,7 +9265,7 @@
               <w14:ligatures w14:val="standardContextual"/>
             </w:rPr>
           </w:pPr>
-          <w:hyperlink w:anchor="_Toc240279100" w:history="1">
+          <w:hyperlink w:history="1" w:anchor="_Toc240279100">
             <w:r>
               <w:rPr>
                 <w:rStyle w:val="Hyperlink"/>
@@ -9271,7 +9274,7 @@
             </w:r>
             <w:r>
               <w:rPr>
-                <w:rFonts w:asciiTheme="minorHAnsi" w:eastAsiaTheme="minorEastAsia" w:hAnsiTheme="minorHAnsi" w:cstheme="minorBidi"/>
+                <w:rFonts w:asciiTheme="minorHAnsi" w:hAnsiTheme="minorHAnsi" w:eastAsiaTheme="minorEastAsia" w:cstheme="minorBidi"/>
                 <w:caps w:val="0"/>
                 <w:kern w:val="2"/>
                 <w:sz w:val="22"/>
@@ -9333,7 +9336,7 @@
           <w:pPr>
             <w:pStyle w:val="Sumrio2"/>
             <w:rPr>
-              <w:rFonts w:asciiTheme="minorHAnsi" w:eastAsiaTheme="minorEastAsia" w:hAnsiTheme="minorHAnsi" w:cstheme="minorBidi"/>
+              <w:rFonts w:asciiTheme="minorHAnsi" w:hAnsiTheme="minorHAnsi" w:eastAsiaTheme="minorEastAsia" w:cstheme="minorBidi"/>
               <w:caps w:val="0"/>
               <w:kern w:val="2"/>
               <w:sz w:val="22"/>
@@ -9341,7 +9344,7 @@
               <w14:ligatures w14:val="standardContextual"/>
             </w:rPr>
           </w:pPr>
-          <w:hyperlink w:anchor="_Toc240279101" w:history="1">
+          <w:hyperlink w:history="1" w:anchor="_Toc240279101">
             <w:r>
               <w:rPr>
                 <w:rStyle w:val="Hyperlink"/>
@@ -9350,7 +9353,7 @@
             </w:r>
             <w:r>
               <w:rPr>
-                <w:rFonts w:asciiTheme="minorHAnsi" w:eastAsiaTheme="minorEastAsia" w:hAnsiTheme="minorHAnsi" w:cstheme="minorBidi"/>
+                <w:rFonts w:asciiTheme="minorHAnsi" w:hAnsiTheme="minorHAnsi" w:eastAsiaTheme="minorEastAsia" w:cstheme="minorBidi"/>
                 <w:caps w:val="0"/>
                 <w:kern w:val="2"/>
                 <w:sz w:val="22"/>
@@ -9412,7 +9415,7 @@
           <w:pPr>
             <w:pStyle w:val="Sumrio2"/>
             <w:rPr>
-              <w:rFonts w:asciiTheme="minorHAnsi" w:eastAsiaTheme="minorEastAsia" w:hAnsiTheme="minorHAnsi" w:cstheme="minorBidi"/>
+              <w:rFonts w:asciiTheme="minorHAnsi" w:hAnsiTheme="minorHAnsi" w:eastAsiaTheme="minorEastAsia" w:cstheme="minorBidi"/>
               <w:caps w:val="0"/>
               <w:kern w:val="2"/>
               <w:sz w:val="22"/>
@@ -9420,7 +9423,7 @@
               <w14:ligatures w14:val="standardContextual"/>
             </w:rPr>
           </w:pPr>
-          <w:hyperlink w:anchor="_Toc240279102" w:history="1">
+          <w:hyperlink w:history="1" w:anchor="_Toc240279102">
             <w:r>
               <w:rPr>
                 <w:rStyle w:val="Hyperlink"/>
@@ -9429,7 +9432,7 @@
             </w:r>
             <w:r>
               <w:rPr>
-                <w:rFonts w:asciiTheme="minorHAnsi" w:eastAsiaTheme="minorEastAsia" w:hAnsiTheme="minorHAnsi" w:cstheme="minorBidi"/>
+                <w:rFonts w:asciiTheme="minorHAnsi" w:hAnsiTheme="minorHAnsi" w:eastAsiaTheme="minorEastAsia" w:cstheme="minorBidi"/>
                 <w:caps w:val="0"/>
                 <w:kern w:val="2"/>
                 <w:sz w:val="22"/>
@@ -9495,7 +9498,7 @@
               <w:tab w:val="right" w:leader="dot" w:pos="9062"/>
             </w:tabs>
             <w:rPr>
-              <w:rFonts w:asciiTheme="minorHAnsi" w:eastAsiaTheme="minorEastAsia" w:hAnsiTheme="minorHAnsi" w:cstheme="minorBidi"/>
+              <w:rFonts w:asciiTheme="minorHAnsi" w:hAnsiTheme="minorHAnsi" w:eastAsiaTheme="minorEastAsia" w:cstheme="minorBidi"/>
               <w:b w:val="0"/>
               <w:bCs w:val="0"/>
               <w:caps w:val="0"/>
@@ -9506,7 +9509,7 @@
               <w14:ligatures w14:val="standardContextual"/>
             </w:rPr>
           </w:pPr>
-          <w:hyperlink w:anchor="_Toc240279103" w:history="1">
+          <w:hyperlink w:history="1" w:anchor="_Toc240279103">
             <w:r>
               <w:rPr>
                 <w:rStyle w:val="Hyperlink"/>
@@ -9516,7 +9519,7 @@
             </w:r>
             <w:r>
               <w:rPr>
-                <w:rFonts w:asciiTheme="minorHAnsi" w:eastAsiaTheme="minorEastAsia" w:hAnsiTheme="minorHAnsi" w:cstheme="minorBidi"/>
+                <w:rFonts w:asciiTheme="minorHAnsi" w:hAnsiTheme="minorHAnsi" w:eastAsiaTheme="minorEastAsia" w:cstheme="minorBidi"/>
                 <w:b w:val="0"/>
                 <w:bCs w:val="0"/>
                 <w:caps w:val="0"/>
@@ -9589,7 +9592,7 @@
           <w:pPr>
             <w:pStyle w:val="Sumrio2"/>
             <w:rPr>
-              <w:rFonts w:asciiTheme="minorHAnsi" w:eastAsiaTheme="minorEastAsia" w:hAnsiTheme="minorHAnsi" w:cstheme="minorBidi"/>
+              <w:rFonts w:asciiTheme="minorHAnsi" w:hAnsiTheme="minorHAnsi" w:eastAsiaTheme="minorEastAsia" w:cstheme="minorBidi"/>
               <w:caps w:val="0"/>
               <w:kern w:val="2"/>
               <w:sz w:val="22"/>
@@ -9597,7 +9600,7 @@
               <w14:ligatures w14:val="standardContextual"/>
             </w:rPr>
           </w:pPr>
-          <w:hyperlink w:anchor="_Toc240279104" w:history="1">
+          <w:hyperlink w:history="1" w:anchor="_Toc240279104">
             <w:r>
               <w:rPr>
                 <w:rStyle w:val="Hyperlink"/>
@@ -9606,7 +9609,7 @@
             </w:r>
             <w:r>
               <w:rPr>
-                <w:rFonts w:asciiTheme="minorHAnsi" w:eastAsiaTheme="minorEastAsia" w:hAnsiTheme="minorHAnsi" w:cstheme="minorBidi"/>
+                <w:rFonts w:asciiTheme="minorHAnsi" w:hAnsiTheme="minorHAnsi" w:eastAsiaTheme="minorEastAsia" w:cstheme="minorBidi"/>
                 <w:caps w:val="0"/>
                 <w:kern w:val="2"/>
                 <w:sz w:val="22"/>
@@ -9668,7 +9671,7 @@
           <w:pPr>
             <w:pStyle w:val="Sumrio2"/>
             <w:rPr>
-              <w:rFonts w:asciiTheme="minorHAnsi" w:eastAsiaTheme="minorEastAsia" w:hAnsiTheme="minorHAnsi" w:cstheme="minorBidi"/>
+              <w:rFonts w:asciiTheme="minorHAnsi" w:hAnsiTheme="minorHAnsi" w:eastAsiaTheme="minorEastAsia" w:cstheme="minorBidi"/>
               <w:caps w:val="0"/>
               <w:kern w:val="2"/>
               <w:sz w:val="22"/>
@@ -9676,7 +9679,7 @@
               <w14:ligatures w14:val="standardContextual"/>
             </w:rPr>
           </w:pPr>
-          <w:hyperlink w:anchor="_Toc240279105" w:history="1">
+          <w:hyperlink w:history="1" w:anchor="_Toc240279105">
             <w:r>
               <w:rPr>
                 <w:rStyle w:val="Hyperlink"/>
@@ -9685,7 +9688,7 @@
             </w:r>
             <w:r>
               <w:rPr>
-                <w:rFonts w:asciiTheme="minorHAnsi" w:eastAsiaTheme="minorEastAsia" w:hAnsiTheme="minorHAnsi" w:cstheme="minorBidi"/>
+                <w:rFonts w:asciiTheme="minorHAnsi" w:hAnsiTheme="minorHAnsi" w:eastAsiaTheme="minorEastAsia" w:cstheme="minorBidi"/>
                 <w:caps w:val="0"/>
                 <w:kern w:val="2"/>
                 <w:sz w:val="22"/>
@@ -9747,7 +9750,7 @@
           <w:pPr>
             <w:pStyle w:val="Sumrio2"/>
             <w:rPr>
-              <w:rFonts w:asciiTheme="minorHAnsi" w:eastAsiaTheme="minorEastAsia" w:hAnsiTheme="minorHAnsi" w:cstheme="minorBidi"/>
+              <w:rFonts w:asciiTheme="minorHAnsi" w:hAnsiTheme="minorHAnsi" w:eastAsiaTheme="minorEastAsia" w:cstheme="minorBidi"/>
               <w:caps w:val="0"/>
               <w:kern w:val="2"/>
               <w:sz w:val="22"/>
@@ -9755,7 +9758,7 @@
               <w14:ligatures w14:val="standardContextual"/>
             </w:rPr>
           </w:pPr>
-          <w:hyperlink w:anchor="_Toc240279106" w:history="1">
+          <w:hyperlink w:history="1" w:anchor="_Toc240279106">
             <w:r>
               <w:rPr>
                 <w:rStyle w:val="Hyperlink"/>
@@ -9764,7 +9767,7 @@
             </w:r>
             <w:r>
               <w:rPr>
-                <w:rFonts w:asciiTheme="minorHAnsi" w:eastAsiaTheme="minorEastAsia" w:hAnsiTheme="minorHAnsi" w:cstheme="minorBidi"/>
+                <w:rFonts w:asciiTheme="minorHAnsi" w:hAnsiTheme="minorHAnsi" w:eastAsiaTheme="minorEastAsia" w:cstheme="minorBidi"/>
                 <w:caps w:val="0"/>
                 <w:kern w:val="2"/>
                 <w:sz w:val="22"/>
@@ -9826,7 +9829,7 @@
           <w:pPr>
             <w:pStyle w:val="Sumrio2"/>
             <w:rPr>
-              <w:rFonts w:asciiTheme="minorHAnsi" w:eastAsiaTheme="minorEastAsia" w:hAnsiTheme="minorHAnsi" w:cstheme="minorBidi"/>
+              <w:rFonts w:asciiTheme="minorHAnsi" w:hAnsiTheme="minorHAnsi" w:eastAsiaTheme="minorEastAsia" w:cstheme="minorBidi"/>
               <w:caps w:val="0"/>
               <w:kern w:val="2"/>
               <w:sz w:val="22"/>
@@ -9834,7 +9837,7 @@
               <w14:ligatures w14:val="standardContextual"/>
             </w:rPr>
           </w:pPr>
-          <w:hyperlink w:anchor="_Toc240279107" w:history="1">
+          <w:hyperlink w:history="1" w:anchor="_Toc240279107">
             <w:r>
               <w:rPr>
                 <w:rStyle w:val="Hyperlink"/>
@@ -9843,7 +9846,7 @@
             </w:r>
             <w:r>
               <w:rPr>
-                <w:rFonts w:asciiTheme="minorHAnsi" w:eastAsiaTheme="minorEastAsia" w:hAnsiTheme="minorHAnsi" w:cstheme="minorBidi"/>
+                <w:rFonts w:asciiTheme="minorHAnsi" w:hAnsiTheme="minorHAnsi" w:eastAsiaTheme="minorEastAsia" w:cstheme="minorBidi"/>
                 <w:caps w:val="0"/>
                 <w:kern w:val="2"/>
                 <w:sz w:val="22"/>
@@ -9905,7 +9908,7 @@
           <w:pPr>
             <w:pStyle w:val="Sumrio2"/>
             <w:rPr>
-              <w:rFonts w:asciiTheme="minorHAnsi" w:eastAsiaTheme="minorEastAsia" w:hAnsiTheme="minorHAnsi" w:cstheme="minorBidi"/>
+              <w:rFonts w:asciiTheme="minorHAnsi" w:hAnsiTheme="minorHAnsi" w:eastAsiaTheme="minorEastAsia" w:cstheme="minorBidi"/>
               <w:caps w:val="0"/>
               <w:kern w:val="2"/>
               <w:sz w:val="22"/>
@@ -9913,7 +9916,7 @@
               <w14:ligatures w14:val="standardContextual"/>
             </w:rPr>
           </w:pPr>
-          <w:hyperlink w:anchor="_Toc240279108" w:history="1">
+          <w:hyperlink w:history="1" w:anchor="_Toc240279108">
             <w:r>
               <w:rPr>
                 <w:rStyle w:val="Hyperlink"/>
@@ -9922,7 +9925,7 @@
             </w:r>
             <w:r>
               <w:rPr>
-                <w:rFonts w:asciiTheme="minorHAnsi" w:eastAsiaTheme="minorEastAsia" w:hAnsiTheme="minorHAnsi" w:cstheme="minorBidi"/>
+                <w:rFonts w:asciiTheme="minorHAnsi" w:hAnsiTheme="minorHAnsi" w:eastAsiaTheme="minorEastAsia" w:cstheme="minorBidi"/>
                 <w:caps w:val="0"/>
                 <w:kern w:val="2"/>
                 <w:sz w:val="22"/>
@@ -9988,7 +9991,7 @@
               <w:tab w:val="right" w:leader="dot" w:pos="9062"/>
             </w:tabs>
             <w:rPr>
-              <w:rFonts w:asciiTheme="minorHAnsi" w:eastAsiaTheme="minorEastAsia" w:hAnsiTheme="minorHAnsi" w:cstheme="minorBidi"/>
+              <w:rFonts w:asciiTheme="minorHAnsi" w:hAnsiTheme="minorHAnsi" w:eastAsiaTheme="minorEastAsia" w:cstheme="minorBidi"/>
               <w:b w:val="0"/>
               <w:bCs w:val="0"/>
               <w:caps w:val="0"/>
@@ -9999,7 +10002,7 @@
               <w14:ligatures w14:val="standardContextual"/>
             </w:rPr>
           </w:pPr>
-          <w:hyperlink w:anchor="_Toc240279109" w:history="1">
+          <w:hyperlink w:history="1" w:anchor="_Toc240279109">
             <w:r>
               <w:rPr>
                 <w:rStyle w:val="Hyperlink"/>
@@ -10009,7 +10012,7 @@
             </w:r>
             <w:r>
               <w:rPr>
-                <w:rFonts w:asciiTheme="minorHAnsi" w:eastAsiaTheme="minorEastAsia" w:hAnsiTheme="minorHAnsi" w:cstheme="minorBidi"/>
+                <w:rFonts w:asciiTheme="minorHAnsi" w:hAnsiTheme="minorHAnsi" w:eastAsiaTheme="minorEastAsia" w:cstheme="minorBidi"/>
                 <w:b w:val="0"/>
                 <w:bCs w:val="0"/>
                 <w:caps w:val="0"/>
@@ -10082,7 +10085,7 @@
           <w:pPr>
             <w:pStyle w:val="Sumrio2"/>
             <w:rPr>
-              <w:rFonts w:asciiTheme="minorHAnsi" w:eastAsiaTheme="minorEastAsia" w:hAnsiTheme="minorHAnsi" w:cstheme="minorBidi"/>
+              <w:rFonts w:asciiTheme="minorHAnsi" w:hAnsiTheme="minorHAnsi" w:eastAsiaTheme="minorEastAsia" w:cstheme="minorBidi"/>
               <w:caps w:val="0"/>
               <w:kern w:val="2"/>
               <w:sz w:val="22"/>
@@ -10090,7 +10093,7 @@
               <w14:ligatures w14:val="standardContextual"/>
             </w:rPr>
           </w:pPr>
-          <w:hyperlink w:anchor="_Toc240279110" w:history="1">
+          <w:hyperlink w:history="1" w:anchor="_Toc240279110">
             <w:r>
               <w:rPr>
                 <w:rStyle w:val="Hyperlink"/>
@@ -10100,7 +10103,7 @@
             </w:r>
             <w:r>
               <w:rPr>
-                <w:rFonts w:asciiTheme="minorHAnsi" w:eastAsiaTheme="minorEastAsia" w:hAnsiTheme="minorHAnsi" w:cstheme="minorBidi"/>
+                <w:rFonts w:asciiTheme="minorHAnsi" w:hAnsiTheme="minorHAnsi" w:eastAsiaTheme="minorEastAsia" w:cstheme="minorBidi"/>
                 <w:caps w:val="0"/>
                 <w:kern w:val="2"/>
                 <w:sz w:val="22"/>
@@ -10167,7 +10170,7 @@
               <w:tab w:val="right" w:leader="dot" w:pos="9062"/>
             </w:tabs>
             <w:rPr>
-              <w:rFonts w:asciiTheme="minorHAnsi" w:eastAsiaTheme="minorEastAsia" w:hAnsiTheme="minorHAnsi" w:cstheme="minorBidi"/>
+              <w:rFonts w:asciiTheme="minorHAnsi" w:hAnsiTheme="minorHAnsi" w:eastAsiaTheme="minorEastAsia" w:cstheme="minorBidi"/>
               <w:b w:val="0"/>
               <w:noProof/>
               <w:kern w:val="2"/>
@@ -10176,7 +10179,7 @@
               <w14:ligatures w14:val="standardContextual"/>
             </w:rPr>
           </w:pPr>
-          <w:hyperlink w:anchor="_Toc240279111" w:history="1">
+          <w:hyperlink w:history="1" w:anchor="_Toc240279111">
             <w:r>
               <w:rPr>
                 <w:rStyle w:val="Hyperlink"/>
@@ -10193,7 +10196,7 @@
             </w:r>
             <w:r>
               <w:rPr>
-                <w:rFonts w:asciiTheme="minorHAnsi" w:eastAsiaTheme="minorEastAsia" w:hAnsiTheme="minorHAnsi" w:cstheme="minorBidi"/>
+                <w:rFonts w:asciiTheme="minorHAnsi" w:hAnsiTheme="minorHAnsi" w:eastAsiaTheme="minorEastAsia" w:cstheme="minorBidi"/>
                 <w:b w:val="0"/>
                 <w:noProof/>
                 <w:kern w:val="2"/>
@@ -10269,7 +10272,7 @@
               <w:tab w:val="right" w:leader="dot" w:pos="9062"/>
             </w:tabs>
             <w:rPr>
-              <w:rFonts w:asciiTheme="minorHAnsi" w:eastAsiaTheme="minorEastAsia" w:hAnsiTheme="minorHAnsi" w:cstheme="minorBidi"/>
+              <w:rFonts w:asciiTheme="minorHAnsi" w:hAnsiTheme="minorHAnsi" w:eastAsiaTheme="minorEastAsia" w:cstheme="minorBidi"/>
               <w:b w:val="0"/>
               <w:noProof/>
               <w:kern w:val="2"/>
@@ -10278,7 +10281,7 @@
               <w14:ligatures w14:val="standardContextual"/>
             </w:rPr>
           </w:pPr>
-          <w:hyperlink w:anchor="_Toc240279112" w:history="1">
+          <w:hyperlink w:history="1" w:anchor="_Toc240279112">
             <w:r>
               <w:rPr>
                 <w:rStyle w:val="Hyperlink"/>
@@ -10294,7 +10297,7 @@
             </w:r>
             <w:r>
               <w:rPr>
-                <w:rFonts w:asciiTheme="minorHAnsi" w:eastAsiaTheme="minorEastAsia" w:hAnsiTheme="minorHAnsi" w:cstheme="minorBidi"/>
+                <w:rFonts w:asciiTheme="minorHAnsi" w:hAnsiTheme="minorHAnsi" w:eastAsiaTheme="minorEastAsia" w:cstheme="minorBidi"/>
                 <w:b w:val="0"/>
                 <w:noProof/>
                 <w:kern w:val="2"/>
@@ -10365,7 +10368,7 @@
           <w:pPr>
             <w:pStyle w:val="Sumrio2"/>
             <w:rPr>
-              <w:rFonts w:asciiTheme="minorHAnsi" w:eastAsiaTheme="minorEastAsia" w:hAnsiTheme="minorHAnsi" w:cstheme="minorBidi"/>
+              <w:rFonts w:asciiTheme="minorHAnsi" w:hAnsiTheme="minorHAnsi" w:eastAsiaTheme="minorEastAsia" w:cstheme="minorBidi"/>
               <w:caps w:val="0"/>
               <w:kern w:val="2"/>
               <w:sz w:val="22"/>
@@ -10373,7 +10376,7 @@
               <w14:ligatures w14:val="standardContextual"/>
             </w:rPr>
           </w:pPr>
-          <w:hyperlink w:anchor="_Toc240279113" w:history="1">
+          <w:hyperlink w:history="1" w:anchor="_Toc240279113">
             <w:r>
               <w:rPr>
                 <w:rStyle w:val="Hyperlink"/>
@@ -10382,7 +10385,7 @@
             </w:r>
             <w:r>
               <w:rPr>
-                <w:rFonts w:asciiTheme="minorHAnsi" w:eastAsiaTheme="minorEastAsia" w:hAnsiTheme="minorHAnsi" w:cstheme="minorBidi"/>
+                <w:rFonts w:asciiTheme="minorHAnsi" w:hAnsiTheme="minorHAnsi" w:eastAsiaTheme="minorEastAsia" w:cstheme="minorBidi"/>
                 <w:caps w:val="0"/>
                 <w:kern w:val="2"/>
                 <w:sz w:val="22"/>
@@ -10448,7 +10451,7 @@
               <w:tab w:val="right" w:leader="dot" w:pos="9062"/>
             </w:tabs>
             <w:rPr>
-              <w:rFonts w:asciiTheme="minorHAnsi" w:eastAsiaTheme="minorEastAsia" w:hAnsiTheme="minorHAnsi" w:cstheme="minorBidi"/>
+              <w:rFonts w:asciiTheme="minorHAnsi" w:hAnsiTheme="minorHAnsi" w:eastAsiaTheme="minorEastAsia" w:cstheme="minorBidi"/>
               <w:b w:val="0"/>
               <w:noProof/>
               <w:kern w:val="2"/>
@@ -10457,7 +10460,7 @@
               <w14:ligatures w14:val="standardContextual"/>
             </w:rPr>
           </w:pPr>
-          <w:hyperlink w:anchor="_Toc240279114" w:history="1">
+          <w:hyperlink w:history="1" w:anchor="_Toc240279114">
             <w:r>
               <w:rPr>
                 <w:rStyle w:val="Hyperlink"/>
@@ -10473,7 +10476,7 @@
             </w:r>
             <w:r>
               <w:rPr>
-                <w:rFonts w:asciiTheme="minorHAnsi" w:eastAsiaTheme="minorEastAsia" w:hAnsiTheme="minorHAnsi" w:cstheme="minorBidi"/>
+                <w:rFonts w:asciiTheme="minorHAnsi" w:hAnsiTheme="minorHAnsi" w:eastAsiaTheme="minorEastAsia" w:cstheme="minorBidi"/>
                 <w:b w:val="0"/>
                 <w:noProof/>
                 <w:kern w:val="2"/>
@@ -10548,7 +10551,7 @@
               <w:tab w:val="right" w:leader="dot" w:pos="9062"/>
             </w:tabs>
             <w:rPr>
-              <w:rFonts w:asciiTheme="minorHAnsi" w:eastAsiaTheme="minorEastAsia" w:hAnsiTheme="minorHAnsi" w:cstheme="minorBidi"/>
+              <w:rFonts w:asciiTheme="minorHAnsi" w:hAnsiTheme="minorHAnsi" w:eastAsiaTheme="minorEastAsia" w:cstheme="minorBidi"/>
               <w:b w:val="0"/>
               <w:noProof/>
               <w:kern w:val="2"/>
@@ -10557,7 +10560,7 @@
               <w14:ligatures w14:val="standardContextual"/>
             </w:rPr>
           </w:pPr>
-          <w:hyperlink w:anchor="_Toc240279115" w:history="1">
+          <w:hyperlink w:history="1" w:anchor="_Toc240279115">
             <w:r>
               <w:rPr>
                 <w:rStyle w:val="Hyperlink"/>
@@ -10573,7 +10576,7 @@
             </w:r>
             <w:r>
               <w:rPr>
-                <w:rFonts w:asciiTheme="minorHAnsi" w:eastAsiaTheme="minorEastAsia" w:hAnsiTheme="minorHAnsi" w:cstheme="minorBidi"/>
+                <w:rFonts w:asciiTheme="minorHAnsi" w:hAnsiTheme="minorHAnsi" w:eastAsiaTheme="minorEastAsia" w:cstheme="minorBidi"/>
                 <w:b w:val="0"/>
                 <w:noProof/>
                 <w:kern w:val="2"/>
@@ -10648,7 +10651,7 @@
               <w:tab w:val="right" w:leader="dot" w:pos="9062"/>
             </w:tabs>
             <w:rPr>
-              <w:rFonts w:asciiTheme="minorHAnsi" w:eastAsiaTheme="minorEastAsia" w:hAnsiTheme="minorHAnsi" w:cstheme="minorBidi"/>
+              <w:rFonts w:asciiTheme="minorHAnsi" w:hAnsiTheme="minorHAnsi" w:eastAsiaTheme="minorEastAsia" w:cstheme="minorBidi"/>
               <w:b w:val="0"/>
               <w:noProof/>
               <w:kern w:val="2"/>
@@ -10657,7 +10660,7 @@
               <w14:ligatures w14:val="standardContextual"/>
             </w:rPr>
           </w:pPr>
-          <w:hyperlink w:anchor="_Toc240279116" w:history="1">
+          <w:hyperlink w:history="1" w:anchor="_Toc240279116">
             <w:r>
               <w:rPr>
                 <w:rStyle w:val="Hyperlink"/>
@@ -10673,7 +10676,7 @@
             </w:r>
             <w:r>
               <w:rPr>
-                <w:rFonts w:asciiTheme="minorHAnsi" w:eastAsiaTheme="minorEastAsia" w:hAnsiTheme="minorHAnsi" w:cstheme="minorBidi"/>
+                <w:rFonts w:asciiTheme="minorHAnsi" w:hAnsiTheme="minorHAnsi" w:eastAsiaTheme="minorEastAsia" w:cstheme="minorBidi"/>
                 <w:b w:val="0"/>
                 <w:noProof/>
                 <w:kern w:val="2"/>
@@ -10748,7 +10751,7 @@
               <w:tab w:val="right" w:leader="dot" w:pos="9062"/>
             </w:tabs>
             <w:rPr>
-              <w:rFonts w:asciiTheme="minorHAnsi" w:eastAsiaTheme="minorEastAsia" w:hAnsiTheme="minorHAnsi" w:cstheme="minorBidi"/>
+              <w:rFonts w:asciiTheme="minorHAnsi" w:hAnsiTheme="minorHAnsi" w:eastAsiaTheme="minorEastAsia" w:cstheme="minorBidi"/>
               <w:b w:val="0"/>
               <w:noProof/>
               <w:kern w:val="2"/>
@@ -10757,7 +10760,7 @@
               <w14:ligatures w14:val="standardContextual"/>
             </w:rPr>
           </w:pPr>
-          <w:hyperlink w:anchor="_Toc240279117" w:history="1">
+          <w:hyperlink w:history="1" w:anchor="_Toc240279117">
             <w:r>
               <w:rPr>
                 <w:rStyle w:val="Hyperlink"/>
@@ -10773,7 +10776,7 @@
             </w:r>
             <w:r>
               <w:rPr>
-                <w:rFonts w:asciiTheme="minorHAnsi" w:eastAsiaTheme="minorEastAsia" w:hAnsiTheme="minorHAnsi" w:cstheme="minorBidi"/>
+                <w:rFonts w:asciiTheme="minorHAnsi" w:hAnsiTheme="minorHAnsi" w:eastAsiaTheme="minorEastAsia" w:cstheme="minorBidi"/>
                 <w:b w:val="0"/>
                 <w:noProof/>
                 <w:kern w:val="2"/>
@@ -10848,7 +10851,7 @@
               <w:tab w:val="right" w:leader="dot" w:pos="9062"/>
             </w:tabs>
             <w:rPr>
-              <w:rFonts w:asciiTheme="minorHAnsi" w:eastAsiaTheme="minorEastAsia" w:hAnsiTheme="minorHAnsi" w:cstheme="minorBidi"/>
+              <w:rFonts w:asciiTheme="minorHAnsi" w:hAnsiTheme="minorHAnsi" w:eastAsiaTheme="minorEastAsia" w:cstheme="minorBidi"/>
               <w:b w:val="0"/>
               <w:noProof/>
               <w:kern w:val="2"/>
@@ -10857,7 +10860,7 @@
               <w14:ligatures w14:val="standardContextual"/>
             </w:rPr>
           </w:pPr>
-          <w:hyperlink w:anchor="_Toc240279118" w:history="1">
+          <w:hyperlink w:history="1" w:anchor="_Toc240279118">
             <w:r>
               <w:rPr>
                 <w:rStyle w:val="Hyperlink"/>
@@ -10873,7 +10876,7 @@
             </w:r>
             <w:r>
               <w:rPr>
-                <w:rFonts w:asciiTheme="minorHAnsi" w:eastAsiaTheme="minorEastAsia" w:hAnsiTheme="minorHAnsi" w:cstheme="minorBidi"/>
+                <w:rFonts w:asciiTheme="minorHAnsi" w:hAnsiTheme="minorHAnsi" w:eastAsiaTheme="minorEastAsia" w:cstheme="minorBidi"/>
                 <w:b w:val="0"/>
                 <w:noProof/>
                 <w:kern w:val="2"/>
@@ -10948,7 +10951,7 @@
               <w:tab w:val="right" w:leader="dot" w:pos="9062"/>
             </w:tabs>
             <w:rPr>
-              <w:rFonts w:asciiTheme="minorHAnsi" w:eastAsiaTheme="minorEastAsia" w:hAnsiTheme="minorHAnsi" w:cstheme="minorBidi"/>
+              <w:rFonts w:asciiTheme="minorHAnsi" w:hAnsiTheme="minorHAnsi" w:eastAsiaTheme="minorEastAsia" w:cstheme="minorBidi"/>
               <w:b w:val="0"/>
               <w:noProof/>
               <w:kern w:val="2"/>
@@ -10957,7 +10960,7 @@
               <w14:ligatures w14:val="standardContextual"/>
             </w:rPr>
           </w:pPr>
-          <w:hyperlink w:anchor="_Toc240279119" w:history="1">
+          <w:hyperlink w:history="1" w:anchor="_Toc240279119">
             <w:r>
               <w:rPr>
                 <w:rStyle w:val="Hyperlink"/>
@@ -10973,7 +10976,7 @@
             </w:r>
             <w:r>
               <w:rPr>
-                <w:rFonts w:asciiTheme="minorHAnsi" w:eastAsiaTheme="minorEastAsia" w:hAnsiTheme="minorHAnsi" w:cstheme="minorBidi"/>
+                <w:rFonts w:asciiTheme="minorHAnsi" w:hAnsiTheme="minorHAnsi" w:eastAsiaTheme="minorEastAsia" w:cstheme="minorBidi"/>
                 <w:b w:val="0"/>
                 <w:noProof/>
                 <w:kern w:val="2"/>
@@ -11044,7 +11047,7 @@
           <w:pPr>
             <w:pStyle w:val="Sumrio2"/>
             <w:rPr>
-              <w:rFonts w:asciiTheme="minorHAnsi" w:eastAsiaTheme="minorEastAsia" w:hAnsiTheme="minorHAnsi" w:cstheme="minorBidi"/>
+              <w:rFonts w:asciiTheme="minorHAnsi" w:hAnsiTheme="minorHAnsi" w:eastAsiaTheme="minorEastAsia" w:cstheme="minorBidi"/>
               <w:caps w:val="0"/>
               <w:kern w:val="2"/>
               <w:sz w:val="22"/>
@@ -11052,7 +11055,7 @@
               <w14:ligatures w14:val="standardContextual"/>
             </w:rPr>
           </w:pPr>
-          <w:hyperlink w:anchor="_Toc240279120" w:history="1">
+          <w:hyperlink w:history="1" w:anchor="_Toc240279120">
             <w:r>
               <w:rPr>
                 <w:rStyle w:val="Hyperlink"/>
@@ -11061,7 +11064,7 @@
             </w:r>
             <w:r>
               <w:rPr>
-                <w:rFonts w:asciiTheme="minorHAnsi" w:eastAsiaTheme="minorEastAsia" w:hAnsiTheme="minorHAnsi" w:cstheme="minorBidi"/>
+                <w:rFonts w:asciiTheme="minorHAnsi" w:hAnsiTheme="minorHAnsi" w:eastAsiaTheme="minorEastAsia" w:cstheme="minorBidi"/>
                 <w:caps w:val="0"/>
                 <w:kern w:val="2"/>
                 <w:sz w:val="22"/>
@@ -11127,7 +11130,7 @@
               <w:tab w:val="right" w:leader="dot" w:pos="9062"/>
             </w:tabs>
             <w:rPr>
-              <w:rFonts w:asciiTheme="minorHAnsi" w:eastAsiaTheme="minorEastAsia" w:hAnsiTheme="minorHAnsi" w:cstheme="minorBidi"/>
+              <w:rFonts w:asciiTheme="minorHAnsi" w:hAnsiTheme="minorHAnsi" w:eastAsiaTheme="minorEastAsia" w:cstheme="minorBidi"/>
               <w:b w:val="0"/>
               <w:bCs w:val="0"/>
               <w:caps w:val="0"/>
@@ -11138,7 +11141,7 @@
               <w14:ligatures w14:val="standardContextual"/>
             </w:rPr>
           </w:pPr>
-          <w:hyperlink w:anchor="_Toc240279121" w:history="1">
+          <w:hyperlink w:history="1" w:anchor="_Toc240279121">
             <w:r>
               <w:rPr>
                 <w:rStyle w:val="Hyperlink"/>
@@ -11148,7 +11151,7 @@
             </w:r>
             <w:r>
               <w:rPr>
-                <w:rFonts w:asciiTheme="minorHAnsi" w:eastAsiaTheme="minorEastAsia" w:hAnsiTheme="minorHAnsi" w:cstheme="minorBidi"/>
+                <w:rFonts w:asciiTheme="minorHAnsi" w:hAnsiTheme="minorHAnsi" w:eastAsiaTheme="minorEastAsia" w:cstheme="minorBidi"/>
                 <w:b w:val="0"/>
                 <w:bCs w:val="0"/>
                 <w:caps w:val="0"/>
@@ -11221,7 +11224,7 @@
           <w:pPr>
             <w:pStyle w:val="Sumrio2"/>
             <w:rPr>
-              <w:rFonts w:asciiTheme="minorHAnsi" w:eastAsiaTheme="minorEastAsia" w:hAnsiTheme="minorHAnsi" w:cstheme="minorBidi"/>
+              <w:rFonts w:asciiTheme="minorHAnsi" w:hAnsiTheme="minorHAnsi" w:eastAsiaTheme="minorEastAsia" w:cstheme="minorBidi"/>
               <w:caps w:val="0"/>
               <w:kern w:val="2"/>
               <w:sz w:val="22"/>
@@ -11229,17 +11232,17 @@
               <w14:ligatures w14:val="standardContextual"/>
             </w:rPr>
           </w:pPr>
-          <w:hyperlink w:anchor="_Toc240279122" w:history="1">
+          <w:hyperlink w:history="1" w:anchor="_Toc240279122">
             <w:r>
               <w:rPr>
                 <w:rStyle w:val="Hyperlink"/>
-                <w:rFonts w:ascii="Courier New" w:eastAsia="Arial" w:hAnsi="Courier New" w:cs="Arial"/>
+                <w:rFonts w:ascii="Courier New" w:hAnsi="Courier New" w:eastAsia="Arial" w:cs="Arial"/>
               </w:rPr>
               <w:t>o</w:t>
             </w:r>
             <w:r>
               <w:rPr>
-                <w:rFonts w:asciiTheme="minorHAnsi" w:eastAsiaTheme="minorEastAsia" w:hAnsiTheme="minorHAnsi" w:cstheme="minorBidi"/>
+                <w:rFonts w:asciiTheme="minorHAnsi" w:hAnsiTheme="minorHAnsi" w:eastAsiaTheme="minorEastAsia" w:cstheme="minorBidi"/>
                 <w:caps w:val="0"/>
                 <w:kern w:val="2"/>
                 <w:sz w:val="22"/>
@@ -11301,7 +11304,7 @@
           <w:pPr>
             <w:pStyle w:val="Sumrio2"/>
             <w:rPr>
-              <w:rFonts w:asciiTheme="minorHAnsi" w:eastAsiaTheme="minorEastAsia" w:hAnsiTheme="minorHAnsi" w:cstheme="minorBidi"/>
+              <w:rFonts w:asciiTheme="minorHAnsi" w:hAnsiTheme="minorHAnsi" w:eastAsiaTheme="minorEastAsia" w:cstheme="minorBidi"/>
               <w:caps w:val="0"/>
               <w:kern w:val="2"/>
               <w:sz w:val="22"/>
@@ -11309,17 +11312,17 @@
               <w14:ligatures w14:val="standardContextual"/>
             </w:rPr>
           </w:pPr>
-          <w:hyperlink w:anchor="_Toc240279123" w:history="1">
+          <w:hyperlink w:history="1" w:anchor="_Toc240279123">
             <w:r>
               <w:rPr>
                 <w:rStyle w:val="Hyperlink"/>
-                <w:rFonts w:ascii="Courier New" w:eastAsia="Arial" w:hAnsi="Courier New" w:cs="Arial"/>
+                <w:rFonts w:ascii="Courier New" w:hAnsi="Courier New" w:eastAsia="Arial" w:cs="Arial"/>
               </w:rPr>
               <w:t>o</w:t>
             </w:r>
             <w:r>
               <w:rPr>
-                <w:rFonts w:asciiTheme="minorHAnsi" w:eastAsiaTheme="minorEastAsia" w:hAnsiTheme="minorHAnsi" w:cstheme="minorBidi"/>
+                <w:rFonts w:asciiTheme="minorHAnsi" w:hAnsiTheme="minorHAnsi" w:eastAsiaTheme="minorEastAsia" w:cstheme="minorBidi"/>
                 <w:caps w:val="0"/>
                 <w:kern w:val="2"/>
                 <w:sz w:val="22"/>
@@ -11381,7 +11384,7 @@
           <w:pPr>
             <w:pStyle w:val="Sumrio2"/>
             <w:rPr>
-              <w:rFonts w:asciiTheme="minorHAnsi" w:eastAsiaTheme="minorEastAsia" w:hAnsiTheme="minorHAnsi" w:cstheme="minorBidi"/>
+              <w:rFonts w:asciiTheme="minorHAnsi" w:hAnsiTheme="minorHAnsi" w:eastAsiaTheme="minorEastAsia" w:cstheme="minorBidi"/>
               <w:caps w:val="0"/>
               <w:kern w:val="2"/>
               <w:sz w:val="22"/>
@@ -11389,17 +11392,17 @@
               <w14:ligatures w14:val="standardContextual"/>
             </w:rPr>
           </w:pPr>
-          <w:hyperlink w:anchor="_Toc240279124" w:history="1">
+          <w:hyperlink w:history="1" w:anchor="_Toc240279124">
             <w:r>
               <w:rPr>
                 <w:rStyle w:val="Hyperlink"/>
-                <w:rFonts w:ascii="Courier New" w:eastAsia="Arial" w:hAnsi="Courier New" w:cs="Arial"/>
+                <w:rFonts w:ascii="Courier New" w:hAnsi="Courier New" w:eastAsia="Arial" w:cs="Arial"/>
               </w:rPr>
               <w:t>o</w:t>
             </w:r>
             <w:r>
               <w:rPr>
-                <w:rFonts w:asciiTheme="minorHAnsi" w:eastAsiaTheme="minorEastAsia" w:hAnsiTheme="minorHAnsi" w:cstheme="minorBidi"/>
+                <w:rFonts w:asciiTheme="minorHAnsi" w:hAnsiTheme="minorHAnsi" w:eastAsiaTheme="minorEastAsia" w:cstheme="minorBidi"/>
                 <w:caps w:val="0"/>
                 <w:kern w:val="2"/>
                 <w:sz w:val="22"/>
@@ -11465,7 +11468,7 @@
               <w:tab w:val="right" w:leader="dot" w:pos="9062"/>
             </w:tabs>
             <w:rPr>
-              <w:rFonts w:asciiTheme="minorHAnsi" w:eastAsiaTheme="minorEastAsia" w:hAnsiTheme="minorHAnsi" w:cstheme="minorBidi"/>
+              <w:rFonts w:asciiTheme="minorHAnsi" w:hAnsiTheme="minorHAnsi" w:eastAsiaTheme="minorEastAsia" w:cstheme="minorBidi"/>
               <w:b w:val="0"/>
               <w:bCs w:val="0"/>
               <w:caps w:val="0"/>
@@ -11476,7 +11479,7 @@
               <w14:ligatures w14:val="standardContextual"/>
             </w:rPr>
           </w:pPr>
-          <w:hyperlink w:anchor="_Toc240279125" w:history="1">
+          <w:hyperlink w:history="1" w:anchor="_Toc240279125">
             <w:r>
               <w:rPr>
                 <w:rStyle w:val="Hyperlink"/>
@@ -11486,7 +11489,7 @@
             </w:r>
             <w:r>
               <w:rPr>
-                <w:rFonts w:asciiTheme="minorHAnsi" w:eastAsiaTheme="minorEastAsia" w:hAnsiTheme="minorHAnsi" w:cstheme="minorBidi"/>
+                <w:rFonts w:asciiTheme="minorHAnsi" w:hAnsiTheme="minorHAnsi" w:eastAsiaTheme="minorEastAsia" w:cstheme="minorBidi"/>
                 <w:b w:val="0"/>
                 <w:bCs w:val="0"/>
                 <w:caps w:val="0"/>
@@ -11563,7 +11566,7 @@
               <w:tab w:val="right" w:leader="dot" w:pos="9062"/>
             </w:tabs>
             <w:rPr>
-              <w:rFonts w:asciiTheme="minorHAnsi" w:eastAsiaTheme="minorEastAsia" w:hAnsiTheme="minorHAnsi" w:cstheme="minorBidi"/>
+              <w:rFonts w:asciiTheme="minorHAnsi" w:hAnsiTheme="minorHAnsi" w:eastAsiaTheme="minorEastAsia" w:cstheme="minorBidi"/>
               <w:b w:val="0"/>
               <w:bCs w:val="0"/>
               <w:caps w:val="0"/>
@@ -11574,7 +11577,7 @@
               <w14:ligatures w14:val="standardContextual"/>
             </w:rPr>
           </w:pPr>
-          <w:hyperlink w:anchor="_Toc240279126" w:history="1">
+          <w:hyperlink w:history="1" w:anchor="_Toc240279126">
             <w:r>
               <w:rPr>
                 <w:rStyle w:val="Hyperlink"/>
@@ -11585,7 +11588,7 @@
             </w:r>
             <w:r>
               <w:rPr>
-                <w:rFonts w:asciiTheme="minorHAnsi" w:eastAsiaTheme="minorEastAsia" w:hAnsiTheme="minorHAnsi" w:cstheme="minorBidi"/>
+                <w:rFonts w:asciiTheme="minorHAnsi" w:hAnsiTheme="minorHAnsi" w:eastAsiaTheme="minorEastAsia" w:cstheme="minorBidi"/>
                 <w:b w:val="0"/>
                 <w:bCs w:val="0"/>
                 <w:caps w:val="0"/>
@@ -11662,7 +11665,7 @@
               <w:tab w:val="right" w:leader="dot" w:pos="9062"/>
             </w:tabs>
             <w:rPr>
-              <w:rFonts w:asciiTheme="minorHAnsi" w:eastAsiaTheme="minorEastAsia" w:hAnsiTheme="minorHAnsi" w:cstheme="minorBidi"/>
+              <w:rFonts w:asciiTheme="minorHAnsi" w:hAnsiTheme="minorHAnsi" w:eastAsiaTheme="minorEastAsia" w:cstheme="minorBidi"/>
               <w:b w:val="0"/>
               <w:bCs w:val="0"/>
               <w:caps w:val="0"/>
@@ -11673,7 +11676,7 @@
               <w14:ligatures w14:val="standardContextual"/>
             </w:rPr>
           </w:pPr>
-          <w:hyperlink w:anchor="_Toc240279127" w:history="1">
+          <w:hyperlink w:history="1" w:anchor="_Toc240279127">
             <w:r>
               <w:rPr>
                 <w:rStyle w:val="Hyperlink"/>
@@ -11683,7 +11686,7 @@
             </w:r>
             <w:r>
               <w:rPr>
-                <w:rFonts w:asciiTheme="minorHAnsi" w:eastAsiaTheme="minorEastAsia" w:hAnsiTheme="minorHAnsi" w:cstheme="minorBidi"/>
+                <w:rFonts w:asciiTheme="minorHAnsi" w:hAnsiTheme="minorHAnsi" w:eastAsiaTheme="minorEastAsia" w:cstheme="minorBidi"/>
                 <w:b w:val="0"/>
                 <w:bCs w:val="0"/>
                 <w:caps w:val="0"/>
@@ -11760,7 +11763,7 @@
               <w:tab w:val="right" w:leader="dot" w:pos="9062"/>
             </w:tabs>
             <w:rPr>
-              <w:rFonts w:asciiTheme="minorHAnsi" w:eastAsiaTheme="minorEastAsia" w:hAnsiTheme="minorHAnsi" w:cstheme="minorBidi"/>
+              <w:rFonts w:asciiTheme="minorHAnsi" w:hAnsiTheme="minorHAnsi" w:eastAsiaTheme="minorEastAsia" w:cstheme="minorBidi"/>
               <w:b w:val="0"/>
               <w:bCs w:val="0"/>
               <w:caps w:val="0"/>
@@ -11771,7 +11774,7 @@
               <w14:ligatures w14:val="standardContextual"/>
             </w:rPr>
           </w:pPr>
-          <w:hyperlink w:anchor="_Toc240279128" w:history="1">
+          <w:hyperlink w:history="1" w:anchor="_Toc240279128">
             <w:r>
               <w:rPr>
                 <w:rStyle w:val="Hyperlink"/>
@@ -11781,7 +11784,7 @@
             </w:r>
             <w:r>
               <w:rPr>
-                <w:rFonts w:asciiTheme="minorHAnsi" w:eastAsiaTheme="minorEastAsia" w:hAnsiTheme="minorHAnsi" w:cstheme="minorBidi"/>
+                <w:rFonts w:asciiTheme="minorHAnsi" w:hAnsiTheme="minorHAnsi" w:eastAsiaTheme="minorEastAsia" w:cstheme="minorBidi"/>
                 <w:b w:val="0"/>
                 <w:bCs w:val="0"/>
                 <w:caps w:val="0"/>
@@ -11857,7 +11860,7 @@
               <w:tab w:val="right" w:leader="dot" w:pos="9062"/>
             </w:tabs>
             <w:rPr>
-              <w:rFonts w:asciiTheme="minorHAnsi" w:eastAsiaTheme="minorEastAsia" w:hAnsiTheme="minorHAnsi" w:cstheme="minorBidi"/>
+              <w:rFonts w:asciiTheme="minorHAnsi" w:hAnsiTheme="minorHAnsi" w:eastAsiaTheme="minorEastAsia" w:cstheme="minorBidi"/>
               <w:b w:val="0"/>
               <w:bCs w:val="0"/>
               <w:caps w:val="0"/>
@@ -11868,7 +11871,7 @@
               <w14:ligatures w14:val="standardContextual"/>
             </w:rPr>
           </w:pPr>
-          <w:hyperlink w:anchor="_Toc240279129" w:history="1">
+          <w:hyperlink w:history="1" w:anchor="_Toc240279129">
             <w:r>
               <w:rPr>
                 <w:rStyle w:val="Hyperlink"/>
@@ -11955,7 +11958,7 @@
         <w:sectPr>
           <w:headerReference w:type="default" r:id="rId11"/>
           <w:footerReference w:type="default" r:id="rId12"/>
-          <w:pgSz w:w="11907" w:h="16840" w:code="9"/>
+          <w:pgSz w:w="11907" w:h="16840" w:orient="portrait" w:code="9"/>
           <w:pgMar w:top="1701" w:right="1134" w:bottom="1134" w:left="1701" w:header="709" w:footer="709" w:gutter="0"/>
           <w:cols w:space="720"/>
         </w:sectPr>
@@ -11971,7 +11974,7 @@
           <w:lang w:val="pt-BR"/>
         </w:rPr>
       </w:pPr>
-      <w:bookmarkStart w:id="0" w:name="_Toc240279047"/>
+      <w:bookmarkStart w:name="_Toc240279047" w:id="0"/>
       <w:r>
         <w:rPr>
           <w:lang w:val="pt-BR"/>
@@ -11985,7 +11988,7 @@
       <w:pPr>
         <w:pStyle w:val="Ttulo2"/>
       </w:pPr>
-      <w:bookmarkStart w:id="1" w:name="_Toc240279048"/>
+      <w:bookmarkStart w:name="_Toc240279048" w:id="1"/>
       <w:r>
         <w:t>Objetivos</w:t>
       </w:r>
@@ -12073,10 +12076,10 @@
       <w:pPr>
         <w:pStyle w:val="Ttulo2"/>
       </w:pPr>
-      <w:bookmarkStart w:id="2" w:name="_Toc165310847"/>
-      <w:bookmarkStart w:id="3" w:name="_Toc182927330"/>
-      <w:bookmarkStart w:id="4" w:name="_Toc275318808"/>
-      <w:bookmarkStart w:id="5" w:name="_Toc240279049"/>
+      <w:bookmarkStart w:name="_Toc165310847" w:id="2"/>
+      <w:bookmarkStart w:name="_Toc182927330" w:id="3"/>
+      <w:bookmarkStart w:name="_Toc275318808" w:id="4"/>
+      <w:bookmarkStart w:name="_Toc240279049" w:id="5"/>
       <w:r>
         <w:t>Métodos</w:t>
       </w:r>
@@ -12129,7 +12132,7 @@
           <w:bCs/>
         </w:rPr>
       </w:pPr>
-      <w:bookmarkStart w:id="6" w:name="_Toc165310848"/>
+      <w:bookmarkStart w:name="_Toc165310848" w:id="6"/>
       <w:r>
         <w:rPr>
           <w:b/>
@@ -12193,7 +12196,7 @@
           <w:bCs/>
         </w:rPr>
       </w:pPr>
-      <w:bookmarkStart w:id="7" w:name="_Toc165310849"/>
+      <w:bookmarkStart w:name="_Toc165310849" w:id="7"/>
       <w:r>
         <w:rPr>
           <w:b/>
@@ -12290,7 +12293,7 @@
           <w:szCs w:val="24"/>
         </w:rPr>
       </w:pPr>
-      <w:bookmarkStart w:id="8" w:name="_Toc165310851"/>
+      <w:bookmarkStart w:name="_Toc165310851" w:id="8"/>
       <w:r>
         <w:rPr>
           <w:rFonts w:eastAsia="Arial" w:cs="Arial"/>
@@ -12328,7 +12331,7 @@
         </w:rPr>
         <w:t xml:space="preserve"> utilizado o ASP.NET, responsável pela construção da API que fará a comunicação entre o aplicativo e o banco de dados. O ASP.NET é amplamente utilizado para o desenvolvimento de aplicações web e APIs REST, oferecendo alto desempenho, segurança e integração nativa com o ecossistema .NET.</w:t>
       </w:r>
-      <w:bookmarkStart w:id="9" w:name="_Toc165310852"/>
+      <w:bookmarkStart w:name="_Toc165310852" w:id="9"/>
       <w:bookmarkEnd w:id="8"/>
     </w:p>
     <w:p>
@@ -12434,7 +12437,7 @@
           <w:bCs/>
         </w:rPr>
       </w:pPr>
-      <w:bookmarkStart w:id="10" w:name="_Toc165310853"/>
+      <w:bookmarkStart w:name="_Toc165310853" w:id="10"/>
       <w:r>
         <w:rPr>
           <w:b/>
@@ -12476,7 +12479,7 @@
           <w:bCs/>
         </w:rPr>
       </w:pPr>
-      <w:bookmarkStart w:id="11" w:name="_Toc165310854"/>
+      <w:bookmarkStart w:name="_Toc165310854" w:id="11"/>
       <w:r>
         <w:rPr>
           <w:b/>
@@ -12549,6 +12552,33 @@
     </w:p>
     <w:p>
       <w:pPr>
+        <w:pStyle w:val="Ttulo1"/>
+        <w:widowControl w:val="1"/>
+        <w:spacing w:line="240" w:lineRule="auto"/>
+        <w:jc w:val="left"/>
+        <w:rPr>
+          <w:lang w:val="pt-BR"/>
+        </w:rPr>
+      </w:pPr>
+      <w:bookmarkStart w:name="_Toc331506323" w:id="12"/>
+      <w:bookmarkStart w:name="_Toc331507631" w:id="13"/>
+      <w:bookmarkStart w:name="_Toc240279050" w:id="14"/>
+      <w:r>
+        <w:rPr>
+          <w:lang w:val="pt-BR"/>
+        </w:rPr>
+        <w:t>Documento de Requisitos</w:t>
+      </w:r>
+      <w:bookmarkEnd w:id="14"/>
+    </w:p>
+    <w:p>
+      <w:r>
+        <w:t>Um documento de requisitos de sistema é uma peça-chave no desenvolvimento de software, especialmente em contextos acadêmicos e profissionais. Ele consiste em um registro detalhado e estruturado dos requisitos que o sistema deve atender para alcançar seus objetivos. Este documento descreve tanto os requisitos funcionais quanto os requisitos não funcionais. Ele serve como um contrato entre os stakeholders do projeto, estabelecendo um entendimento comum das expectativas e garantindo a qualidade e eficácia do software desenvolvido.</w:t>
+      </w:r>
+    </w:p>
+    <w:p>
+      <w:pPr>
+        <w:ind w:firstLine="0"/>
         <w:rPr>
           <w:rFonts w:cs="Arial"/>
           <w:szCs w:val="24"/>
@@ -12557,11 +12587,1891 @@
     </w:p>
     <w:p>
       <w:pPr>
+        <w:pStyle w:val="Ttulo2"/>
+      </w:pPr>
+      <w:bookmarkStart w:name="_Toc240279051" w:id="15"/>
+      <w:r>
+        <w:t>Requisitos Funcionais</w:t>
+      </w:r>
+      <w:bookmarkEnd w:id="15"/>
+    </w:p>
+    <w:p>
+      <w:r>
+        <w:t>Requisitos funcionais são as especificações detalhadas das funcionalidades que um sistema deve oferecer para atender às necessidades dos usuários. Eles descrevem as ações que o sistema deve ser capaz de realizar, como cadastro de usuários, pesquisa de informações, processamento de dados, entre outras operações. Esses requisitos são fundamentais para orientar o desenvolvimento do sistema, garantindo que ele cumpra suas finalidades de forma eficaz e atenda aos objetivos propostos no trabalho acadêmico.</w:t>
+      </w:r>
+    </w:p>
+    <w:p/>
+    <w:p>
+      <w:pPr>
+        <w:pStyle w:val="Ttulo3"/>
+      </w:pPr>
+      <w:bookmarkStart w:name="_Toc240279052" w:id="16"/>
+      <w:r>
+        <w:t xml:space="preserve">RF1 </w:t>
+      </w:r>
+      <w:r>
+        <w:t>–</w:t>
+      </w:r>
+      <w:r>
+        <w:t xml:space="preserve"> </w:t>
+      </w:r>
+      <w:r>
+        <w:t>Criar Agendamento</w:t>
+      </w:r>
+      <w:bookmarkEnd w:id="16"/>
+    </w:p>
+    <w:p>
+      <w:pPr>
+        <w:rPr>
+          <w:rFonts w:eastAsia="Arial" w:cs="Arial"/>
+        </w:rPr>
+      </w:pPr>
+      <w:r>
+        <w:rPr>
+          <w:rFonts w:eastAsia="Arial" w:cs="Arial"/>
+        </w:rPr>
+        <w:t xml:space="preserve">Permitir que o usuário cadastrado registre novos serviços em sua agenda, informando cliente, </w:t>
+      </w:r>
+      <w:r>
+        <w:rPr>
+          <w:rFonts w:eastAsia="Arial" w:cs="Arial"/>
+        </w:rPr>
+        <w:t xml:space="preserve">tipo de serviço, </w:t>
+      </w:r>
+      <w:r>
+        <w:rPr>
+          <w:rFonts w:eastAsia="Arial" w:cs="Arial"/>
+        </w:rPr>
+        <w:t>data, hora</w:t>
+      </w:r>
+      <w:r>
+        <w:rPr>
+          <w:rFonts w:eastAsia="Arial" w:cs="Arial"/>
+        </w:rPr>
+        <w:t>,</w:t>
+      </w:r>
+      <w:r>
+        <w:rPr>
+          <w:rFonts w:eastAsia="Arial" w:cs="Arial"/>
+        </w:rPr>
+        <w:t xml:space="preserve"> </w:t>
+      </w:r>
+      <w:r>
+        <w:rPr>
+          <w:rFonts w:eastAsia="Arial" w:cs="Arial"/>
+        </w:rPr>
+        <w:t>observações, valor cobrado e custo material</w:t>
+      </w:r>
+      <w:r>
+        <w:rPr>
+          <w:rFonts w:eastAsia="Arial" w:cs="Arial"/>
+        </w:rPr>
+        <w:t>.</w:t>
+      </w:r>
+    </w:p>
+    <w:p/>
+    <w:p>
+      <w:pPr>
+        <w:pStyle w:val="Ttulo3"/>
+      </w:pPr>
+      <w:bookmarkStart w:name="_Toc240279053" w:id="17"/>
+      <w:r>
+        <w:t xml:space="preserve">RF2 </w:t>
+      </w:r>
+      <w:r>
+        <w:t>–</w:t>
+      </w:r>
+      <w:r>
+        <w:t xml:space="preserve"> </w:t>
+      </w:r>
+      <w:r>
+        <w:rPr>
+          <w:rFonts w:eastAsia="Arial"/>
+        </w:rPr>
+        <w:t>Editar Agendamento</w:t>
+      </w:r>
+      <w:bookmarkEnd w:id="17"/>
+    </w:p>
+    <w:p>
+      <w:pPr>
+        <w:ind w:firstLine="708"/>
+        <w:rPr>
+          <w:rFonts w:eastAsia="Arial" w:cs="Arial"/>
+          <w:szCs w:val="24"/>
+        </w:rPr>
+      </w:pPr>
+      <w:r>
+        <w:rPr>
+          <w:rFonts w:eastAsia="Arial" w:cs="Arial"/>
+          <w:szCs w:val="24"/>
+        </w:rPr>
+        <w:t>Permitir que o usuário altere detalhes de um serviço previamente agendado.</w:t>
+      </w:r>
+    </w:p>
+    <w:p>
+      <w:pPr>
+        <w:ind w:firstLine="360"/>
+        <w:rPr>
+          <w:rFonts w:eastAsia="Arial" w:cs="Arial"/>
+          <w:szCs w:val="24"/>
+        </w:rPr>
+      </w:pPr>
+    </w:p>
+    <w:p>
+      <w:pPr>
+        <w:pStyle w:val="Ttulo3"/>
+      </w:pPr>
+      <w:bookmarkStart w:name="_Toc240279054" w:id="18"/>
+      <w:r>
+        <w:t>RF</w:t>
+      </w:r>
+      <w:r>
+        <w:t xml:space="preserve">3 </w:t>
+      </w:r>
+      <w:r>
+        <w:t>–</w:t>
+      </w:r>
+      <w:r>
+        <w:t xml:space="preserve"> </w:t>
+      </w:r>
+      <w:r>
+        <w:t>Cancelar Agendamento</w:t>
+      </w:r>
+      <w:bookmarkEnd w:id="18"/>
+    </w:p>
+    <w:p>
+      <w:pPr>
+        <w:ind w:firstLine="708"/>
+        <w:rPr>
+          <w:rFonts w:eastAsia="Arial" w:cs="Arial"/>
+          <w:szCs w:val="24"/>
+        </w:rPr>
+      </w:pPr>
+      <w:r>
+        <w:rPr>
+          <w:rFonts w:eastAsia="Arial" w:cs="Arial"/>
+        </w:rPr>
+        <w:t>Permitir que o usuário cancele um serviço previamente agendado.</w:t>
+      </w:r>
+    </w:p>
+    <w:p>
+      <w:pPr>
+        <w:ind w:firstLine="360"/>
+        <w:rPr>
+          <w:rFonts w:eastAsia="Arial" w:cs="Arial"/>
+        </w:rPr>
+      </w:pPr>
+    </w:p>
+    <w:p>
+      <w:pPr>
+        <w:pStyle w:val="Ttulo3"/>
+      </w:pPr>
+      <w:bookmarkStart w:name="_Toc240279055" w:id="19"/>
+      <w:r>
+        <w:t>RF</w:t>
+      </w:r>
+      <w:r>
+        <w:t>4</w:t>
+      </w:r>
+      <w:r>
+        <w:t xml:space="preserve"> – Concluir Agendamento</w:t>
+      </w:r>
+      <w:bookmarkEnd w:id="19"/>
+    </w:p>
+    <w:p>
+      <w:pPr>
+        <w:ind w:firstLine="708"/>
+        <w:rPr>
+          <w:rFonts w:eastAsia="Arial" w:cs="Arial"/>
+        </w:rPr>
+      </w:pPr>
+      <w:r>
+        <w:rPr>
+          <w:rFonts w:eastAsia="Arial" w:cs="Arial"/>
+        </w:rPr>
+        <w:t>Permitir que o usuário conclua um serviço.</w:t>
+      </w:r>
+    </w:p>
+    <w:p>
+      <w:pPr>
+        <w:ind w:firstLine="360"/>
+        <w:rPr>
+          <w:rFonts w:eastAsia="Arial" w:cs="Arial"/>
+          <w:szCs w:val="24"/>
+        </w:rPr>
+      </w:pPr>
+    </w:p>
+    <w:p>
+      <w:pPr>
+        <w:pStyle w:val="Ttulo3"/>
+      </w:pPr>
+      <w:bookmarkStart w:name="_Toc240279056" w:id="20"/>
+      <w:r>
+        <w:lastRenderedPageBreak/>
+        <w:t>RF</w:t>
+      </w:r>
+      <w:r>
+        <w:t>5</w:t>
+      </w:r>
+      <w:r>
+        <w:t xml:space="preserve"> – Visualizar Agenda</w:t>
+      </w:r>
+      <w:bookmarkEnd w:id="20"/>
+    </w:p>
+    <w:p>
+      <w:pPr>
+        <w:ind w:firstLine="708"/>
+        <w:rPr>
+          <w:rFonts w:eastAsia="Arial" w:cs="Arial"/>
+          <w:szCs w:val="24"/>
+        </w:rPr>
+      </w:pPr>
+      <w:r>
+        <w:rPr>
+          <w:rFonts w:eastAsia="Arial" w:cs="Arial"/>
+          <w:szCs w:val="24"/>
+        </w:rPr>
+        <w:t>Permitir que o usuário visualize sua agenda em diferentes modos: Agenda diária, Agenda semanal e Agenda mensal</w:t>
+      </w:r>
+      <w:r>
+        <w:rPr>
+          <w:rFonts w:eastAsia="Arial" w:cs="Arial"/>
+          <w:szCs w:val="24"/>
+        </w:rPr>
+        <w:t>.</w:t>
+      </w:r>
+    </w:p>
+    <w:p>
+      <w:pPr>
+        <w:widowControl/>
+        <w:spacing w:after="160" w:line="278" w:lineRule="auto"/>
+        <w:jc w:val="left"/>
+        <w:rPr>
+          <w:rFonts w:cs="Arial"/>
+          <w:b/>
+          <w:bCs/>
+        </w:rPr>
+      </w:pPr>
+    </w:p>
+    <w:p>
+      <w:pPr>
+        <w:pStyle w:val="Ttulo3"/>
+      </w:pPr>
+      <w:bookmarkStart w:name="_Toc240279057" w:id="21"/>
+      <w:r>
+        <w:t>RF</w:t>
+      </w:r>
+      <w:r>
+        <w:t>6</w:t>
+      </w:r>
+      <w:r>
+        <w:t xml:space="preserve"> </w:t>
+      </w:r>
+      <w:r>
+        <w:t>–</w:t>
+      </w:r>
+      <w:r>
+        <w:t xml:space="preserve"> </w:t>
+      </w:r>
+      <w:r>
+        <w:t>Cadastrar Usuário</w:t>
+      </w:r>
+      <w:bookmarkEnd w:id="21"/>
+    </w:p>
+    <w:p>
+      <w:pPr>
+        <w:rPr>
+          <w:rFonts w:eastAsia="Arial" w:cs="Arial"/>
+        </w:rPr>
+      </w:pPr>
+      <w:r>
+        <w:rPr>
+          <w:rFonts w:eastAsia="Arial" w:cs="Arial"/>
+        </w:rPr>
+        <w:t>Permitir que novos usuários se cadastrem fornecendo nome completo, e-mail, senha</w:t>
+      </w:r>
+      <w:r>
+        <w:rPr>
+          <w:rFonts w:eastAsia="Arial" w:cs="Arial"/>
+        </w:rPr>
+        <w:t xml:space="preserve">, confirmação de senha </w:t>
+      </w:r>
+      <w:r>
+        <w:rPr>
+          <w:rFonts w:eastAsia="Arial" w:cs="Arial"/>
+        </w:rPr>
+        <w:t>e telefone.</w:t>
+      </w:r>
+    </w:p>
+    <w:p>
+      <w:pPr>
+        <w:widowControl/>
+        <w:spacing w:after="160" w:line="278" w:lineRule="auto"/>
+        <w:ind w:left="1440" w:firstLine="0"/>
+        <w:jc w:val="left"/>
+        <w:rPr>
+          <w:rFonts w:cs="Arial"/>
+        </w:rPr>
+      </w:pPr>
+    </w:p>
+    <w:p>
+      <w:pPr>
+        <w:pStyle w:val="Ttulo3"/>
+      </w:pPr>
+      <w:bookmarkStart w:name="_Toc240279058" w:id="22"/>
+      <w:r>
+        <w:t>RF</w:t>
+      </w:r>
+      <w:r>
+        <w:t>7</w:t>
+      </w:r>
+      <w:r>
+        <w:t xml:space="preserve"> </w:t>
+      </w:r>
+      <w:r>
+        <w:t>–</w:t>
+      </w:r>
+      <w:r>
+        <w:t xml:space="preserve"> </w:t>
+      </w:r>
+      <w:r>
+        <w:t>Realizar Login</w:t>
+      </w:r>
+      <w:bookmarkEnd w:id="22"/>
+    </w:p>
+    <w:p>
+      <w:pPr>
+        <w:spacing w:before="240" w:after="240"/>
+      </w:pPr>
+      <w:r>
+        <w:rPr>
+          <w:rFonts w:eastAsia="Arial" w:cs="Arial"/>
+          <w:szCs w:val="24"/>
+        </w:rPr>
+        <w:t>Permitir que usuários acessem o sistema informando e-mail e senha.</w:t>
+      </w:r>
+    </w:p>
+    <w:p>
+      <w:pPr>
+        <w:pStyle w:val="Ttulo3"/>
+      </w:pPr>
+      <w:bookmarkStart w:name="_Toc240279059" w:id="23"/>
+      <w:r>
+        <w:t>RF</w:t>
+      </w:r>
+      <w:r>
+        <w:t>8</w:t>
+      </w:r>
+      <w:r>
+        <w:t xml:space="preserve"> </w:t>
+      </w:r>
+      <w:r>
+        <w:t>–</w:t>
+      </w:r>
+      <w:r>
+        <w:t xml:space="preserve"> </w:t>
+      </w:r>
+      <w:r>
+        <w:t>Recuperar Senha</w:t>
+      </w:r>
+      <w:bookmarkEnd w:id="23"/>
+    </w:p>
+    <w:p>
+      <w:pPr>
+        <w:spacing w:before="240" w:after="240"/>
+      </w:pPr>
+      <w:r>
+        <w:rPr>
+          <w:rFonts w:eastAsia="Arial" w:cs="Arial"/>
+        </w:rPr>
+        <w:t>Permitir que usuários solicitem a redefinição de senha através do e-mail cadastrado.</w:t>
+      </w:r>
+    </w:p>
+    <w:p>
+      <w:pPr>
+        <w:pStyle w:val="Ttulo3"/>
+      </w:pPr>
+      <w:bookmarkStart w:name="_Toc240279060" w:id="24"/>
+      <w:r>
+        <w:t>RF</w:t>
+      </w:r>
+      <w:r>
+        <w:t>9</w:t>
+      </w:r>
+      <w:r>
+        <w:t xml:space="preserve"> </w:t>
+      </w:r>
+      <w:r>
+        <w:t>–</w:t>
+      </w:r>
+      <w:r>
+        <w:t xml:space="preserve"> </w:t>
+      </w:r>
+      <w:r>
+        <w:rPr>
+          <w:rFonts w:eastAsia="Arial"/>
+        </w:rPr>
+        <w:t>Exibir Informações do Perfil</w:t>
+      </w:r>
+      <w:bookmarkEnd w:id="24"/>
+    </w:p>
+    <w:p>
+      <w:pPr>
+        <w:spacing w:before="240" w:after="240"/>
+      </w:pPr>
+      <w:r>
+        <w:rPr>
+          <w:rFonts w:eastAsia="Arial" w:cs="Arial"/>
+        </w:rPr>
+        <w:t>Permitir que o usuário visualize seus dados pessoais cadastradas.</w:t>
+      </w:r>
+    </w:p>
+    <w:p>
+      <w:pPr>
+        <w:pStyle w:val="Ttulo3"/>
+      </w:pPr>
+      <w:bookmarkStart w:name="_Toc240279061" w:id="25"/>
+      <w:r>
+        <w:t>RF</w:t>
+      </w:r>
+      <w:r>
+        <w:t>10</w:t>
+      </w:r>
+      <w:r>
+        <w:t xml:space="preserve"> </w:t>
+      </w:r>
+      <w:r>
+        <w:t>–</w:t>
+      </w:r>
+      <w:r>
+        <w:t xml:space="preserve"> </w:t>
+      </w:r>
+      <w:r>
+        <w:rPr>
+          <w:rFonts w:eastAsia="Arial"/>
+        </w:rPr>
+        <w:t>Editar Informações do Perfil</w:t>
+      </w:r>
+      <w:bookmarkEnd w:id="25"/>
+    </w:p>
+    <w:p>
+      <w:pPr>
+        <w:rPr>
+          <w:rFonts w:eastAsia="Arial" w:cs="Arial"/>
+        </w:rPr>
+      </w:pPr>
+      <w:r>
+        <w:rPr>
+          <w:rFonts w:eastAsia="Arial" w:cs="Arial"/>
+        </w:rPr>
+        <w:t>Permitir que o usuário atualize seus dados pessoais</w:t>
+      </w:r>
+      <w:r>
+        <w:rPr>
+          <w:rFonts w:eastAsia="Arial" w:cs="Arial"/>
+        </w:rPr>
+        <w:t>,</w:t>
+      </w:r>
+      <w:r>
+        <w:rPr>
+          <w:rFonts w:eastAsia="Arial" w:cs="Arial"/>
+        </w:rPr>
+        <w:t xml:space="preserve"> garantindo que as informações estejam sempre corretas.</w:t>
+      </w:r>
+    </w:p>
+    <w:p>
+      <w:pPr>
+        <w:rPr>
+          <w:rFonts w:eastAsia="Arial" w:cs="Arial"/>
+          <w:szCs w:val="24"/>
+        </w:rPr>
+      </w:pPr>
+    </w:p>
+    <w:p>
+      <w:pPr>
+        <w:pStyle w:val="Ttulo3"/>
+      </w:pPr>
+      <w:bookmarkStart w:name="_Toc240279062" w:id="26"/>
+      <w:r>
+        <w:t>RF1</w:t>
+      </w:r>
+      <w:r>
+        <w:t>1</w:t>
+      </w:r>
+      <w:r>
+        <w:t xml:space="preserve"> – </w:t>
+      </w:r>
+      <w:r>
+        <w:t>Cadastrar Cliente</w:t>
+      </w:r>
+      <w:bookmarkEnd w:id="26"/>
+    </w:p>
+    <w:p>
+      <w:pPr>
+        <w:rPr>
+          <w:rFonts w:eastAsia="Arial" w:cs="Arial"/>
+        </w:rPr>
+      </w:pPr>
+      <w:r>
+        <w:rPr>
+          <w:rFonts w:eastAsia="Arial" w:cs="Arial"/>
+        </w:rPr>
+        <w:t xml:space="preserve"> </w:t>
+      </w:r>
+      <w:r>
+        <w:rPr>
+          <w:rFonts w:eastAsia="Arial" w:cs="Arial"/>
+        </w:rPr>
+        <w:t>Permitir que o usuário adicione clientes com informações básicas: nome, telefone</w:t>
+      </w:r>
+      <w:r>
+        <w:rPr>
+          <w:rFonts w:eastAsia="Arial" w:cs="Arial"/>
+        </w:rPr>
+        <w:t>,</w:t>
+      </w:r>
+      <w:r>
+        <w:rPr>
+          <w:rFonts w:eastAsia="Arial" w:cs="Arial"/>
+        </w:rPr>
+        <w:t xml:space="preserve"> endereço</w:t>
+      </w:r>
+      <w:r>
+        <w:rPr>
+          <w:rFonts w:eastAsia="Arial" w:cs="Arial"/>
+        </w:rPr>
+        <w:t xml:space="preserve"> e observações</w:t>
+      </w:r>
+      <w:r>
+        <w:rPr>
+          <w:rFonts w:eastAsia="Arial" w:cs="Arial"/>
+        </w:rPr>
+        <w:t>.</w:t>
+      </w:r>
+    </w:p>
+    <w:p>
+      <w:pPr>
+        <w:rPr>
+          <w:rFonts w:eastAsia="Arial" w:cs="Arial"/>
+        </w:rPr>
+      </w:pPr>
+    </w:p>
+    <w:p>
+      <w:pPr>
+        <w:pStyle w:val="Ttulo3"/>
+      </w:pPr>
+      <w:bookmarkStart w:name="_Toc240279063" w:id="27"/>
+      <w:r>
+        <w:t>RF</w:t>
+      </w:r>
+      <w:r>
+        <w:t>12</w:t>
+      </w:r>
+      <w:r>
+        <w:t xml:space="preserve"> – Listar Clientes</w:t>
+      </w:r>
+      <w:bookmarkEnd w:id="27"/>
+    </w:p>
+    <w:p>
+      <w:pPr>
+        <w:spacing w:before="240" w:after="240"/>
+      </w:pPr>
+      <w:r>
+        <w:rPr>
+          <w:rFonts w:eastAsia="Arial" w:cs="Arial"/>
+        </w:rPr>
+        <w:t>Permitir que usuários visualizem seus clientes cadastrados.</w:t>
+      </w:r>
+    </w:p>
+    <w:p>
+      <w:pPr>
+        <w:pStyle w:val="Ttulo3"/>
+      </w:pPr>
+      <w:bookmarkStart w:name="_Toc240279064" w:id="28"/>
+      <w:r>
+        <w:t>RF</w:t>
+      </w:r>
+      <w:r>
+        <w:t>13</w:t>
+      </w:r>
+      <w:r>
+        <w:t xml:space="preserve"> – Editar Cliente</w:t>
+      </w:r>
+      <w:bookmarkEnd w:id="28"/>
+    </w:p>
+    <w:p>
+      <w:pPr>
+        <w:spacing w:before="240" w:after="240"/>
+      </w:pPr>
+      <w:r>
+        <w:rPr>
+          <w:rFonts w:eastAsia="Arial" w:cs="Arial"/>
+        </w:rPr>
+        <w:t>Permitir que usuários editem seus clientes cadastrados.</w:t>
+      </w:r>
+    </w:p>
+    <w:p>
+      <w:pPr>
+        <w:pStyle w:val="Ttulo3"/>
+      </w:pPr>
+      <w:bookmarkStart w:name="_Toc240279065" w:id="29"/>
+      <w:r>
+        <w:lastRenderedPageBreak/>
+        <w:t>RF1</w:t>
+      </w:r>
+      <w:r>
+        <w:t>4</w:t>
+      </w:r>
+      <w:r>
+        <w:t xml:space="preserve"> </w:t>
+      </w:r>
+      <w:r>
+        <w:t>–</w:t>
+      </w:r>
+      <w:r>
+        <w:t xml:space="preserve"> </w:t>
+      </w:r>
+      <w:r>
+        <w:t>Histórico de Cliente</w:t>
+      </w:r>
+      <w:bookmarkEnd w:id="29"/>
+    </w:p>
+    <w:p>
+      <w:pPr>
+        <w:spacing w:before="240" w:after="240"/>
+      </w:pPr>
+      <w:r>
+        <w:rPr>
+          <w:rFonts w:eastAsia="Arial" w:cs="Arial"/>
+        </w:rPr>
+        <w:t>Permitir que usuários visualizem os históricos de serviço por cliente.</w:t>
+      </w:r>
+    </w:p>
+    <w:p>
+      <w:pPr>
+        <w:pStyle w:val="Ttulo3"/>
+      </w:pPr>
+      <w:bookmarkStart w:name="_Toc240279066" w:id="30"/>
+      <w:r>
+        <w:t>RF</w:t>
+      </w:r>
+      <w:r>
+        <w:t>1</w:t>
+      </w:r>
+      <w:r>
+        <w:t>5</w:t>
+      </w:r>
+      <w:r>
+        <w:t xml:space="preserve"> </w:t>
+      </w:r>
+      <w:r>
+        <w:t>–</w:t>
+      </w:r>
+      <w:r>
+        <w:t xml:space="preserve"> </w:t>
+      </w:r>
+      <w:r>
+        <w:rPr>
+          <w:rFonts w:eastAsia="Arial"/>
+        </w:rPr>
+        <w:t>Cadastrar Tipo do Serviço</w:t>
+      </w:r>
+      <w:bookmarkEnd w:id="30"/>
+    </w:p>
+    <w:p>
+      <w:pPr>
+        <w:rPr>
+          <w:rFonts w:cs="Arial"/>
+        </w:rPr>
+      </w:pPr>
+      <w:r>
+        <w:rPr>
+          <w:rFonts w:eastAsia="Arial" w:cs="Arial"/>
+        </w:rPr>
+        <w:t>Permitir que o usuário registre serviços oferecidos, informando tipo, descrição e tempo estimado.</w:t>
+      </w:r>
+    </w:p>
+    <w:p>
+      <w:pPr>
+        <w:widowControl/>
+        <w:spacing w:after="160" w:line="278" w:lineRule="auto"/>
+        <w:ind w:left="1440" w:firstLine="0"/>
+        <w:jc w:val="left"/>
+        <w:rPr>
+          <w:rFonts w:cs="Arial"/>
+        </w:rPr>
+      </w:pPr>
+    </w:p>
+    <w:p>
+      <w:pPr>
+        <w:pStyle w:val="Ttulo3"/>
+      </w:pPr>
+      <w:bookmarkStart w:name="_Toc240279067" w:id="31"/>
+      <w:r>
+        <w:t>RF</w:t>
+      </w:r>
+      <w:r>
+        <w:t>16</w:t>
+      </w:r>
+      <w:r>
+        <w:t xml:space="preserve"> – Listar Tipo de Serviço</w:t>
+      </w:r>
+      <w:bookmarkEnd w:id="31"/>
+    </w:p>
+    <w:p>
+      <w:pPr>
+        <w:rPr>
+          <w:rFonts w:eastAsia="Arial" w:cs="Arial"/>
+        </w:rPr>
+      </w:pPr>
+      <w:r>
+        <w:rPr>
+          <w:rFonts w:eastAsia="Arial" w:cs="Arial"/>
+        </w:rPr>
+        <w:t>Permitir que o usuário visualize</w:t>
+      </w:r>
+      <w:r>
+        <w:rPr>
+          <w:rFonts w:eastAsia="Arial" w:cs="Arial"/>
+        </w:rPr>
+        <w:t xml:space="preserve"> os</w:t>
+      </w:r>
+      <w:r>
+        <w:rPr>
+          <w:rFonts w:eastAsia="Arial" w:cs="Arial"/>
+        </w:rPr>
+        <w:t xml:space="preserve"> serviço</w:t>
+      </w:r>
+      <w:r>
+        <w:rPr>
+          <w:rFonts w:eastAsia="Arial" w:cs="Arial"/>
+        </w:rPr>
+        <w:t>s</w:t>
+      </w:r>
+      <w:r>
+        <w:rPr>
+          <w:rFonts w:eastAsia="Arial" w:cs="Arial"/>
+        </w:rPr>
+        <w:t xml:space="preserve"> cadastrados.</w:t>
+      </w:r>
+    </w:p>
+    <w:p>
+      <w:pPr>
+        <w:spacing w:before="240" w:after="240"/>
+        <w:rPr>
+          <w:rFonts w:eastAsia="Arial" w:cs="Arial"/>
+        </w:rPr>
+      </w:pPr>
+    </w:p>
+    <w:p>
+      <w:pPr>
+        <w:pStyle w:val="Ttulo3"/>
+      </w:pPr>
+      <w:bookmarkStart w:name="_Toc240279068" w:id="32"/>
+      <w:r>
+        <w:t>RF</w:t>
+      </w:r>
+      <w:r>
+        <w:t>1</w:t>
+      </w:r>
+      <w:r>
+        <w:t>7 – Editar Tipo de Serviço</w:t>
+      </w:r>
+      <w:bookmarkEnd w:id="32"/>
+    </w:p>
+    <w:p>
+      <w:pPr>
+        <w:spacing w:before="240" w:after="240"/>
+      </w:pPr>
+      <w:r>
+        <w:rPr>
+          <w:rFonts w:eastAsia="Arial" w:cs="Arial"/>
+        </w:rPr>
+        <w:t>Permitir que usuários editem seus serviços cadastrados.</w:t>
+      </w:r>
+    </w:p>
+    <w:p>
+      <w:pPr>
+        <w:widowControl/>
+        <w:spacing w:after="160" w:line="278" w:lineRule="auto"/>
+        <w:ind w:left="1440" w:firstLine="0"/>
+        <w:jc w:val="left"/>
+        <w:rPr>
+          <w:rFonts w:cs="Arial"/>
+        </w:rPr>
+      </w:pPr>
+    </w:p>
+    <w:p>
+      <w:pPr>
+        <w:pStyle w:val="Ttulo3"/>
+      </w:pPr>
+      <w:bookmarkStart w:name="_Toc240279069" w:id="33"/>
+      <w:r>
+        <w:t>RF</w:t>
+      </w:r>
+      <w:r>
+        <w:t>18</w:t>
+      </w:r>
+      <w:r>
+        <w:t xml:space="preserve"> – Excluir Tipo de Serviço</w:t>
+      </w:r>
+      <w:bookmarkEnd w:id="33"/>
+    </w:p>
+    <w:p>
+      <w:pPr>
+        <w:spacing w:before="240" w:after="240"/>
+      </w:pPr>
+      <w:r>
+        <w:rPr>
+          <w:rFonts w:eastAsia="Arial" w:cs="Arial"/>
+        </w:rPr>
+        <w:t>Permitir que usuários excluam seus serviços cadastrados.</w:t>
+      </w:r>
+    </w:p>
+    <w:p>
+      <w:pPr>
+        <w:widowControl/>
+        <w:spacing w:after="160" w:line="278" w:lineRule="auto"/>
+        <w:ind w:left="1440" w:firstLine="0"/>
+        <w:jc w:val="left"/>
+        <w:rPr>
+          <w:rFonts w:cs="Arial"/>
+        </w:rPr>
+      </w:pPr>
+    </w:p>
+    <w:p>
+      <w:pPr>
+        <w:pStyle w:val="Ttulo3"/>
+      </w:pPr>
+      <w:bookmarkStart w:name="_Toc240279070" w:id="34"/>
+      <w:r>
+        <w:t>RF</w:t>
+      </w:r>
+      <w:r>
+        <w:t>19</w:t>
+      </w:r>
+      <w:r>
+        <w:t xml:space="preserve"> – </w:t>
+      </w:r>
+      <w:r>
+        <w:rPr>
+          <w:rFonts w:eastAsia="Arial"/>
+        </w:rPr>
+        <w:t>Registr</w:t>
+      </w:r>
+      <w:r>
+        <w:rPr>
+          <w:rFonts w:eastAsia="Arial"/>
+        </w:rPr>
+        <w:t>ar</w:t>
+      </w:r>
+      <w:r>
+        <w:rPr>
+          <w:rFonts w:eastAsia="Arial"/>
+        </w:rPr>
+        <w:t xml:space="preserve"> Entradas e Saídas</w:t>
+      </w:r>
+      <w:bookmarkEnd w:id="34"/>
+    </w:p>
+    <w:p>
+      <w:pPr>
+        <w:rPr>
+          <w:rFonts w:cs="Arial"/>
+        </w:rPr>
+      </w:pPr>
+      <w:r>
+        <w:rPr>
+          <w:rFonts w:eastAsia="Arial" w:cs="Arial"/>
+        </w:rPr>
+        <w:t xml:space="preserve">Permitir que o usuário registre </w:t>
+      </w:r>
+      <w:r>
+        <w:rPr>
+          <w:rFonts w:eastAsia="Arial" w:cs="Arial"/>
+        </w:rPr>
+        <w:t>tipo (entrada/saída), descrição, valor, data</w:t>
+      </w:r>
+      <w:r>
+        <w:rPr>
+          <w:rFonts w:eastAsia="Arial" w:cs="Arial"/>
+        </w:rPr>
+        <w:t xml:space="preserve"> e</w:t>
+      </w:r>
+      <w:r>
+        <w:rPr>
+          <w:rFonts w:eastAsia="Arial" w:cs="Arial"/>
+        </w:rPr>
+        <w:t xml:space="preserve"> categoria</w:t>
+      </w:r>
+      <w:r>
+        <w:rPr>
+          <w:rFonts w:eastAsia="Arial" w:cs="Arial"/>
+        </w:rPr>
+        <w:t>.</w:t>
+      </w:r>
+    </w:p>
+    <w:p>
+      <w:pPr>
+        <w:widowControl/>
+        <w:spacing w:after="160" w:line="278" w:lineRule="auto"/>
+        <w:rPr>
+          <w:rFonts w:eastAsia="Arial" w:cs="Arial"/>
+        </w:rPr>
+      </w:pPr>
+    </w:p>
+    <w:p>
+      <w:pPr>
+        <w:pStyle w:val="Ttulo3"/>
+        <w:widowControl/>
+        <w:spacing w:after="160" w:line="278" w:lineRule="auto"/>
+      </w:pPr>
+      <w:bookmarkStart w:name="_Toc240279071" w:id="35"/>
+      <w:r>
+        <w:t>RF</w:t>
+      </w:r>
+      <w:r>
+        <w:t>20</w:t>
+      </w:r>
+      <w:r>
+        <w:t xml:space="preserve"> – Editar Registro Financeiro</w:t>
+      </w:r>
+      <w:bookmarkEnd w:id="35"/>
+    </w:p>
+    <w:p>
+      <w:pPr>
+        <w:widowControl/>
+        <w:spacing w:before="240" w:after="240" w:line="278" w:lineRule="auto"/>
+      </w:pPr>
+      <w:r>
+        <w:rPr>
+          <w:rFonts w:eastAsia="Arial" w:cs="Arial"/>
+        </w:rPr>
+        <w:t>Permitir que usuários editem seus registros financeiros cadastrados.</w:t>
+      </w:r>
+    </w:p>
+    <w:p>
+      <w:pPr>
+        <w:widowControl/>
+        <w:spacing w:after="160" w:line="278" w:lineRule="auto"/>
+        <w:ind w:left="1440" w:firstLine="0"/>
+        <w:jc w:val="left"/>
+        <w:rPr>
+          <w:rFonts w:cs="Arial"/>
+        </w:rPr>
+      </w:pPr>
+    </w:p>
+    <w:p>
+      <w:pPr>
+        <w:pStyle w:val="Ttulo3"/>
+        <w:widowControl/>
+        <w:spacing w:after="160" w:line="278" w:lineRule="auto"/>
+      </w:pPr>
+      <w:bookmarkStart w:name="_Toc240279072" w:id="36"/>
+      <w:r>
+        <w:t>RF</w:t>
+      </w:r>
+      <w:r>
+        <w:t>21</w:t>
+      </w:r>
+      <w:r>
+        <w:t xml:space="preserve"> – Excluir Registro Financeiro</w:t>
+      </w:r>
+      <w:bookmarkEnd w:id="36"/>
+    </w:p>
+    <w:p>
+      <w:pPr>
+        <w:widowControl/>
+        <w:spacing w:before="240" w:after="240" w:line="278" w:lineRule="auto"/>
+      </w:pPr>
+      <w:r>
+        <w:rPr>
+          <w:rFonts w:eastAsia="Arial" w:cs="Arial"/>
+        </w:rPr>
+        <w:t>Permitir que usuários excluam seus registros financeiros cadastrados.</w:t>
+      </w:r>
+    </w:p>
+    <w:p>
+      <w:pPr>
+        <w:pStyle w:val="Ttulo3"/>
+      </w:pPr>
+      <w:bookmarkStart w:name="_Toc240279073" w:id="37"/>
+      <w:r>
+        <w:t>RF</w:t>
+      </w:r>
+      <w:r>
+        <w:t>22</w:t>
+      </w:r>
+      <w:r>
+        <w:t xml:space="preserve"> – </w:t>
+      </w:r>
+      <w:r>
+        <w:rPr>
+          <w:rFonts w:eastAsia="Arial"/>
+        </w:rPr>
+        <w:t>C</w:t>
+      </w:r>
+      <w:r>
+        <w:rPr>
+          <w:rFonts w:eastAsia="Arial"/>
+        </w:rPr>
+        <w:t>alcular</w:t>
+      </w:r>
+      <w:r>
+        <w:rPr>
+          <w:rFonts w:eastAsia="Arial"/>
+        </w:rPr>
+        <w:t xml:space="preserve"> Lucros</w:t>
+      </w:r>
+      <w:bookmarkEnd w:id="37"/>
+    </w:p>
+    <w:p>
+      <w:pPr>
+        <w:rPr>
+          <w:rFonts w:eastAsia="Arial" w:cs="Arial"/>
+          <w:szCs w:val="24"/>
+        </w:rPr>
+      </w:pPr>
+      <w:r>
+        <w:rPr>
+          <w:rFonts w:eastAsia="Arial" w:cs="Arial"/>
+          <w:szCs w:val="24"/>
+        </w:rPr>
+        <w:t xml:space="preserve">Calcular automaticamente lucro bruto e lucro líquido com base nos </w:t>
+      </w:r>
+      <w:r>
+        <w:rPr>
+          <w:rFonts w:eastAsia="Arial" w:cs="Arial"/>
+          <w:szCs w:val="24"/>
+        </w:rPr>
+        <w:lastRenderedPageBreak/>
+        <w:t xml:space="preserve">agendamentos concluídos </w:t>
+      </w:r>
+      <w:r>
+        <w:rPr>
+          <w:rFonts w:eastAsia="Arial" w:cs="Arial"/>
+          <w:szCs w:val="24"/>
+        </w:rPr>
+        <w:t>em modo diário, semanal ou mensal</w:t>
+      </w:r>
+      <w:r>
+        <w:rPr>
+          <w:rFonts w:eastAsia="Arial" w:cs="Arial"/>
+          <w:szCs w:val="24"/>
+        </w:rPr>
+        <w:t>.</w:t>
+      </w:r>
+    </w:p>
+    <w:p>
+      <w:pPr>
+        <w:rPr>
+          <w:rFonts w:eastAsia="Arial" w:cs="Arial"/>
+          <w:szCs w:val="24"/>
+        </w:rPr>
+      </w:pPr>
+    </w:p>
+    <w:p>
+      <w:pPr>
+        <w:pStyle w:val="Ttulo3"/>
+      </w:pPr>
+      <w:bookmarkStart w:name="_Toc240279074" w:id="38"/>
+      <w:r>
+        <w:t>RF</w:t>
+      </w:r>
+      <w:r>
+        <w:t>23</w:t>
+      </w:r>
+      <w:r>
+        <w:t xml:space="preserve"> – </w:t>
+      </w:r>
+      <w:r>
+        <w:rPr>
+          <w:rFonts w:eastAsia="Arial"/>
+        </w:rPr>
+        <w:t>Calcular Lucros Geral</w:t>
+      </w:r>
+      <w:bookmarkEnd w:id="38"/>
+    </w:p>
+    <w:p>
+      <w:pPr>
+        <w:rPr>
+          <w:rFonts w:eastAsia="Arial" w:cs="Arial"/>
+          <w:szCs w:val="24"/>
+        </w:rPr>
+      </w:pPr>
+      <w:r>
+        <w:rPr>
+          <w:rFonts w:eastAsia="Arial" w:cs="Arial"/>
+          <w:szCs w:val="24"/>
+        </w:rPr>
+        <w:t>Calcular automaticamente lucro bruto e lucro líquido com base nos agendamentos concluídos e registros financeiros avulsos em modo diário, semanal ou mensal.</w:t>
+      </w:r>
+    </w:p>
+    <w:p>
+      <w:pPr>
+        <w:rPr>
+          <w:rFonts w:eastAsia="Arial" w:cs="Arial"/>
+        </w:rPr>
+      </w:pPr>
+    </w:p>
+    <w:p>
+      <w:pPr>
+        <w:pStyle w:val="Ttulo3"/>
+      </w:pPr>
+      <w:bookmarkStart w:name="_Toc240279075" w:id="39"/>
+      <w:r>
+        <w:t>RF</w:t>
+      </w:r>
+      <w:r>
+        <w:t>24</w:t>
+      </w:r>
+      <w:r>
+        <w:t xml:space="preserve"> – </w:t>
+      </w:r>
+      <w:r>
+        <w:rPr>
+          <w:rFonts w:eastAsia="Arial"/>
+        </w:rPr>
+        <w:t>Gera</w:t>
+      </w:r>
+      <w:r>
+        <w:rPr>
+          <w:rFonts w:eastAsia="Arial"/>
+        </w:rPr>
+        <w:t>r</w:t>
+      </w:r>
+      <w:r>
+        <w:rPr>
+          <w:rFonts w:eastAsia="Arial"/>
+        </w:rPr>
+        <w:t xml:space="preserve"> Relatórios Financeiros</w:t>
+      </w:r>
+      <w:bookmarkEnd w:id="39"/>
+    </w:p>
+    <w:p>
+      <w:pPr>
+        <w:rPr>
+          <w:rFonts w:eastAsia="Arial" w:cs="Arial"/>
+        </w:rPr>
+      </w:pPr>
+      <w:r>
+        <w:rPr>
+          <w:rFonts w:eastAsia="Arial" w:cs="Arial"/>
+        </w:rPr>
+        <w:t>Gerar relatórios diários, semanais e mensais, com filtro por período, podendo exportar em PDF.</w:t>
+      </w:r>
+    </w:p>
+    <w:p>
+      <w:pPr>
+        <w:pStyle w:val="Ttulo3"/>
+        <w:rPr>
+          <w:rFonts w:eastAsia="Arial"/>
+        </w:rPr>
+      </w:pPr>
+      <w:r>
+        <w:rPr>
+          <w:rFonts w:eastAsia="Arial"/>
+        </w:rPr>
+        <w:t xml:space="preserve"> </w:t>
+      </w:r>
+      <w:bookmarkStart w:name="_Toc240279076" w:id="40"/>
+      <w:r>
+        <w:rPr>
+          <w:rFonts w:eastAsia="Arial"/>
+        </w:rPr>
+        <w:t>RF25 – Realizar Login Administrativo</w:t>
+      </w:r>
+      <w:bookmarkEnd w:id="40"/>
+    </w:p>
+    <w:p>
+      <w:pPr>
+        <w:rPr>
+          <w:rFonts w:eastAsia="Arial"/>
+          <w:b/>
+        </w:rPr>
+      </w:pPr>
+      <w:r>
+        <w:rPr>
+          <w:rFonts w:eastAsia="Arial"/>
+        </w:rPr>
+        <w:t>Permitir que um administrador do sistema faça login pelo portal Web, separado dos usuários/prestadores comuns.</w:t>
+      </w:r>
+    </w:p>
+    <w:p>
+      <w:pPr>
+        <w:rPr>
+          <w:rFonts w:eastAsia="Arial"/>
+        </w:rPr>
+      </w:pPr>
+    </w:p>
+    <w:p>
+      <w:pPr>
+        <w:pStyle w:val="Ttulo3"/>
+      </w:pPr>
+      <w:bookmarkStart w:name="_Toc240279077" w:id="41"/>
+      <w:r>
+        <w:t>RF26 – Visualizar Logs do Sistema</w:t>
+      </w:r>
+      <w:bookmarkEnd w:id="41"/>
+    </w:p>
+    <w:p>
+      <w:r>
+        <w:t>Permitir que o administrador visualize, pelo portal Web, um histórico paginado de logs/ações realizadas no sistema.</w:t>
+      </w:r>
+    </w:p>
+    <w:p>
+      <w:pPr>
+        <w:ind w:firstLine="576"/>
+      </w:pPr>
+    </w:p>
+    <w:p>
+      <w:pPr>
+        <w:pStyle w:val="Ttulo3"/>
+      </w:pPr>
+      <w:bookmarkStart w:name="_Toc240279078" w:id="42"/>
+      <w:r>
+        <w:t>RF27 – Listar Clientes (Admin)</w:t>
+      </w:r>
+      <w:bookmarkEnd w:id="42"/>
+    </w:p>
+    <w:p>
+      <w:pPr>
+        <w:rPr>
+          <w:b/>
+        </w:rPr>
+      </w:pPr>
+      <w:r>
+        <w:t>Permitir que o administrador visualize, pelo portal Web, todos os clientes cadastrados na base, de todos os prestadores.</w:t>
+      </w:r>
+    </w:p>
+    <w:p/>
+    <w:p>
+      <w:pPr>
+        <w:pStyle w:val="Ttulo3"/>
+      </w:pPr>
+      <w:bookmarkStart w:name="_Toc240279079" w:id="43"/>
+      <w:r>
+        <w:t>RF28 – Listar Prestadores (Admin)</w:t>
+      </w:r>
+      <w:bookmarkEnd w:id="43"/>
+    </w:p>
+    <w:p>
+      <w:r>
+        <w:t>Permitir que o administrador visualize, pelo portal Web, todos os prestadores (usuários) cadastrados no sistema.</w:t>
+      </w:r>
+    </w:p>
+    <w:p>
+      <w:pPr>
+        <w:ind w:firstLine="576"/>
+      </w:pPr>
+    </w:p>
+    <w:p>
+      <w:pPr>
+        <w:pStyle w:val="Ttulo3"/>
+      </w:pPr>
+      <w:bookmarkStart w:name="_Toc240279080" w:id="44"/>
+      <w:r>
+        <w:t>RF29 – Gerar Credenciais do Cliente</w:t>
+      </w:r>
+      <w:bookmarkEnd w:id="44"/>
+    </w:p>
+    <w:p>
+      <w:pPr>
+        <w:ind w:firstLine="576"/>
+      </w:pPr>
+      <w:r>
+        <w:t>Permitir que o prestador, ao cadastrar um cliente no app, gere automaticamente um e-mail de acesso e uma senha provisória para esse cliente.</w:t>
+      </w:r>
+    </w:p>
+    <w:p>
+      <w:pPr>
+        <w:ind w:firstLine="576"/>
+      </w:pPr>
+    </w:p>
+    <w:p>
+      <w:pPr>
+        <w:pStyle w:val="Ttulo3"/>
+      </w:pPr>
+      <w:bookmarkStart w:name="_Toc240279081" w:id="45"/>
+      <w:r>
+        <w:t>RF30 – Realizar Login do Cliente</w:t>
+      </w:r>
+      <w:bookmarkEnd w:id="45"/>
+    </w:p>
+    <w:p>
+      <w:pPr>
+        <w:ind w:firstLine="576"/>
+      </w:pPr>
+      <w:r>
+        <w:t>Permitir que o cliente faça login pelo portal Web utilizando o e-mail e a senha provisória gerados pelo prestador.</w:t>
+      </w:r>
+    </w:p>
+    <w:p>
+      <w:pPr>
+        <w:ind w:firstLine="576"/>
+      </w:pPr>
+    </w:p>
+    <w:p>
+      <w:pPr>
+        <w:pStyle w:val="Ttulo3"/>
+      </w:pPr>
+      <w:bookmarkStart w:name="_Toc240279082" w:id="46"/>
+      <w:r>
+        <w:t>RF31 – Trocar Senha no Primeiro Acesso</w:t>
+      </w:r>
+      <w:bookmarkEnd w:id="46"/>
+    </w:p>
+    <w:p>
+      <w:pPr>
+        <w:ind w:firstLine="576"/>
+      </w:pPr>
+      <w:r>
+        <w:t>Obrigar que o cliente troque a senha provisória por uma senha própria no primeiro acesso ao portal Web.</w:t>
+      </w:r>
+    </w:p>
+    <w:p>
+      <w:pPr>
+        <w:ind w:firstLine="576"/>
+      </w:pPr>
+    </w:p>
+    <w:p>
+      <w:pPr>
+        <w:pStyle w:val="Ttulo3"/>
+      </w:pPr>
+      <w:bookmarkStart w:name="_Toc240279083" w:id="47"/>
+      <w:r>
+        <w:t>RF32 – Definir E-mail Secundário do Cliente</w:t>
+      </w:r>
+      <w:bookmarkEnd w:id="47"/>
+    </w:p>
+    <w:p>
+      <w:pPr>
+        <w:ind w:firstLine="576"/>
+      </w:pPr>
+      <w:r>
+        <w:t>Permitir que o cliente cadastre um e-mail secundário associado ao seu perfil, pelo portal Web.</w:t>
+      </w:r>
+    </w:p>
+    <w:p>
+      <w:pPr>
+        <w:ind w:firstLine="576"/>
+      </w:pPr>
+    </w:p>
+    <w:p>
+      <w:pPr>
+        <w:pStyle w:val="Ttulo3"/>
+      </w:pPr>
+      <w:bookmarkStart w:name="_Toc240279084" w:id="48"/>
+      <w:r>
+        <w:t>RF33 – Recuperar Senha do Cliente</w:t>
+      </w:r>
+      <w:bookmarkEnd w:id="48"/>
+    </w:p>
+    <w:p>
+      <w:pPr>
+        <w:ind w:firstLine="576"/>
+      </w:pPr>
+      <w:r>
+        <w:t>Permitir que o cliente solicite e realize redefinição de senha pelo portal Web.</w:t>
+      </w:r>
+    </w:p>
+    <w:p>
+      <w:pPr>
+        <w:ind w:firstLine="576"/>
+      </w:pPr>
+    </w:p>
+    <w:p>
+      <w:pPr>
+        <w:pStyle w:val="Ttulo3"/>
+      </w:pPr>
+      <w:bookmarkStart w:name="_Toc240279085" w:id="49"/>
+      <w:r>
+        <w:t>RF34 – Exibir Perfil do Cliente</w:t>
+      </w:r>
+      <w:bookmarkEnd w:id="49"/>
+    </w:p>
+    <w:p>
+      <w:pPr>
+        <w:ind w:firstLine="576"/>
+      </w:pPr>
+      <w:r>
+        <w:t>Permitir que o cliente visualize os próprios dados de perfil pelo portal Web.</w:t>
+      </w:r>
+    </w:p>
+    <w:p>
+      <w:pPr>
+        <w:ind w:firstLine="576"/>
+      </w:pPr>
+    </w:p>
+    <w:p>
+      <w:pPr>
+        <w:pStyle w:val="Ttulo3"/>
+      </w:pPr>
+      <w:bookmarkStart w:name="_Toc240279086" w:id="50"/>
+      <w:r>
+        <w:t>RF35 – Fazer Upload de Fotos de Serviço</w:t>
+      </w:r>
+      <w:bookmarkEnd w:id="50"/>
+    </w:p>
+    <w:p>
+      <w:pPr>
+        <w:ind w:firstLine="576"/>
+      </w:pPr>
+      <w:r>
+        <w:t>Permitir que o prestador anexe fotos a um agendamento realizado, podendo marcá-las como públicas ou privadas.</w:t>
+      </w:r>
+    </w:p>
+    <w:p>
+      <w:pPr>
+        <w:ind w:firstLine="576"/>
+      </w:pPr>
+    </w:p>
+    <w:p>
+      <w:pPr>
+        <w:pStyle w:val="Ttulo3"/>
+      </w:pPr>
+      <w:bookmarkStart w:name="_Toc240279087" w:id="51"/>
+      <w:r>
+        <w:t>RF36 – Excluir Foto</w:t>
+      </w:r>
+      <w:bookmarkEnd w:id="51"/>
+    </w:p>
+    <w:p>
+      <w:pPr>
+        <w:ind w:firstLine="576"/>
+      </w:pPr>
+      <w:r>
+        <w:t>Permitir que o prestador exclua fotos cadastradas.</w:t>
+      </w:r>
+    </w:p>
+    <w:p>
+      <w:pPr>
+        <w:ind w:firstLine="576"/>
+      </w:pPr>
+    </w:p>
+    <w:p>
+      <w:pPr>
+        <w:pStyle w:val="Ttulo3"/>
+      </w:pPr>
+      <w:bookmarkStart w:name="_Toc240279088" w:id="52"/>
+      <w:r>
+        <w:t>RF37 – Exibir Portfólio Público</w:t>
+      </w:r>
+      <w:bookmarkEnd w:id="52"/>
+    </w:p>
+    <w:p>
+      <w:pPr>
+        <w:ind w:firstLine="576"/>
+      </w:pPr>
+      <w:r>
+        <w:t>Disponibilizar, no portal Web, uma página pública de portfólio (marketing/divulgação) com fotos marcadas como públicas, visível sem necessidade de login.</w:t>
+      </w:r>
+    </w:p>
+    <w:p>
+      <w:pPr>
+        <w:ind w:firstLine="576"/>
+      </w:pPr>
+    </w:p>
+    <w:p>
+      <w:pPr>
+        <w:pStyle w:val="Ttulo3"/>
+      </w:pPr>
+      <w:bookmarkStart w:name="_Toc240279089" w:id="53"/>
+      <w:r>
+        <w:t>RF38 – Exibir Métricas de Serviço para o Cliente</w:t>
+      </w:r>
+      <w:bookmarkEnd w:id="53"/>
+    </w:p>
+    <w:p>
+      <w:pPr>
+        <w:ind w:firstLine="576"/>
+      </w:pPr>
+      <w:r>
+        <w:t>Permitir que o cliente tenha acesso a métricas sobre os serviços realizados pelo prestador, como últimos serviços, média de tempo por serviço, entre outras.</w:t>
+      </w:r>
+    </w:p>
+    <w:p>
+      <w:pPr>
+        <w:ind w:firstLine="576"/>
+      </w:pPr>
+    </w:p>
+    <w:p>
+      <w:pPr>
+        <w:pStyle w:val="Ttulo3"/>
+      </w:pPr>
+      <w:bookmarkStart w:name="_Toc240279090" w:id="54"/>
+      <w:r>
+        <w:t>RF39 – Exibir Métricas de Serviço para o Prestador</w:t>
+      </w:r>
+      <w:bookmarkEnd w:id="54"/>
+    </w:p>
+    <w:p>
+      <w:pPr>
+        <w:ind w:firstLine="576"/>
+      </w:pPr>
+      <w:r>
+        <w:t xml:space="preserve">Permitir que o prestador tenha acesso a métricas dos próprios serviços, como </w:t>
+      </w:r>
+      <w:r>
+        <w:lastRenderedPageBreak/>
+        <w:t>ganho por tipo de serviço, média de valor por serviço, entre outras.</w:t>
+      </w:r>
+    </w:p>
+    <w:p>
+      <w:pPr>
+        <w:ind w:firstLine="576"/>
+      </w:pPr>
+    </w:p>
+    <w:p>
+      <w:pPr>
+        <w:pStyle w:val="Ttulo3"/>
+        <w:rPr/>
+      </w:pPr>
+      <w:bookmarkStart w:name="_Toc240279091" w:id="55"/>
+      <w:r>
+        <w:rPr/>
+        <w:t xml:space="preserve">RF40 – Monitorar Presença por </w:t>
+      </w:r>
+      <w:proofErr w:type="spellStart"/>
+      <w:r>
+        <w:rPr/>
+        <w:t>Geocodificação</w:t>
+      </w:r>
+      <w:proofErr w:type="spellEnd"/>
+      <w:r>
+        <w:rPr/>
+        <w:t xml:space="preserve"> e </w:t>
+      </w:r>
+      <w:proofErr w:type="spellStart"/>
+      <w:r>
+        <w:rPr/>
+        <w:t>Geofencing</w:t>
+      </w:r>
+      <w:bookmarkEnd w:id="55"/>
+    </w:p>
+    <w:p>
+      <w:pPr>
+        <w:ind/>
+      </w:pPr>
+      <w:r>
+        <w:rPr/>
+        <w:t>Permitir converter o endereço do agendamento em latitude/longitude e monitorar a presença do prestador por geofencing. O prestador define um raio de 50m, 100m, 200m ou 500m, e o aplicativo envia a localização a cada 30 segundos.</w:t>
+      </w:r>
+    </w:p>
+    <w:p>
+      <w:pPr>
+        <w:ind/>
+      </w:pPr>
+      <w:r>
+        <w:rPr/>
+        <w:t>O sistema deverá atualizar automaticamente os status:</w:t>
+      </w:r>
+    </w:p>
+    <w:p>
+      <w:pPr>
+        <w:ind/>
+      </w:pPr>
+      <w:r>
+        <w:rPr/>
+        <w:t>Agendado: atendimento criado.</w:t>
+      </w:r>
+    </w:p>
+    <w:p>
+      <w:pPr>
+        <w:ind/>
+      </w:pPr>
+      <w:r>
+        <w:rPr/>
+        <w:t>Em Atendimento: prestador dentro do raio.</w:t>
+      </w:r>
+    </w:p>
+    <w:p>
+      <w:pPr>
+        <w:ind/>
+      </w:pPr>
+      <w:r>
+        <w:rPr/>
+        <w:t>Em Pausa: prestador fora do raio por até 30 minutos.</w:t>
+      </w:r>
+    </w:p>
+    <w:p>
+      <w:pPr>
+        <w:ind/>
+      </w:pPr>
+      <w:r>
+        <w:rPr/>
+        <w:t>Concluído: prestador fora do raio por 30 minutos, sem retorno ou outro atendimento autorizado</w:t>
+      </w:r>
+      <w:r>
+        <w:rPr/>
+        <w:t>.</w:t>
+      </w:r>
+    </w:p>
+    <w:p>
+      <w:pPr>
+        <w:pStyle w:val="Ttulo3"/>
+      </w:pPr>
+      <w:bookmarkStart w:name="_Toc240279092" w:id="56"/>
+      <w:r>
+        <w:t>RF41 – Definir Visibilidade do Telefone</w:t>
+      </w:r>
+      <w:bookmarkEnd w:id="56"/>
+    </w:p>
+    <w:p>
+      <w:pPr>
+        <w:ind w:firstLine="576"/>
+      </w:pPr>
+      <w:r>
+        <w:rPr/>
+        <w:t>Permitir que o prestador cadastre seu telefone de contato e defina se ele será exibido publicamente (ex.: no portfólio público) ou mantido privado, visível apenas para o próprio prestador.</w:t>
+      </w:r>
+    </w:p>
+    <w:p>
+      <w:pPr>
+        <w:pStyle w:val="Ttulo3"/>
+        <w:rPr/>
+      </w:pPr>
+      <w:bookmarkStart w:name="_Toc240279094" w:id="58"/>
+      <w:r>
+        <w:rPr/>
+        <w:t>RF</w:t>
+      </w:r>
+      <w:r>
+        <w:rPr/>
+        <w:t>4</w:t>
+      </w:r>
+      <w:r>
+        <w:rPr/>
+        <w:t>2</w:t>
+      </w:r>
+      <w:r>
+        <w:rPr/>
+        <w:t xml:space="preserve"> </w:t>
+      </w:r>
+      <w:r>
+        <w:rPr/>
+        <w:t xml:space="preserve">- </w:t>
+      </w:r>
+      <w:r>
+        <w:rPr/>
+        <w:t>Autorizar Foto no Portfólio</w:t>
+      </w:r>
+      <w:bookmarkEnd w:id="58"/>
+    </w:p>
+    <w:p>
+      <w:r>
+        <w:t xml:space="preserve"> Permitir que o administrador aprove ou recuse a foto de atendimento enviada pelo prestador.</w:t>
+      </w:r>
+    </w:p>
+    <w:p/>
+    <w:p>
+      <w:pPr>
+        <w:pStyle w:val="Ttulo2"/>
+      </w:pPr>
+      <w:bookmarkStart w:name="_Toc240279095" w:id="59"/>
+      <w:r>
+        <w:t>Requisitos Não Funcionais</w:t>
+      </w:r>
+      <w:bookmarkEnd w:id="59"/>
+    </w:p>
+    <w:p>
+      <w:r>
+        <w:t xml:space="preserve">Os requisitos não funcionais referem-se às características e restrições do sistema que não estão diretamente relacionadas às suas funcionalidades principais, mas que são essenciais para garantir sua qualidade, desempenho e usabilidade. Eles </w:t>
+      </w:r>
+      <w:r>
+        <w:lastRenderedPageBreak/>
+        <w:t>abordam aspectos como segurança, desempenho, usabilidade, compatibilidade, confiabilidade e manutenibilidade do sistema, fornecendo diretrizes cruciais para o desenvolvimento e avaliação do software. Esses requisitos são fundamentais para assegurar que o sistema atenda aos padrões esperados de qualidade e satisfaça as necessidades dos usuários de forma abrangente.</w:t>
+      </w:r>
+    </w:p>
+    <w:p>
+      <w:pPr>
+        <w:rPr>
+          <w:b/>
+          <w:bCs/>
+        </w:rPr>
+      </w:pPr>
+      <w:bookmarkStart w:name="_Toc165310867" w:id="60"/>
+    </w:p>
+    <w:p>
+      <w:pPr>
+        <w:rPr>
+          <w:b/>
+          <w:bCs/>
+        </w:rPr>
+      </w:pPr>
+      <w:r>
+        <w:rPr>
+          <w:b/>
+          <w:bCs/>
+        </w:rPr>
+        <w:t xml:space="preserve">RNF 1 - </w:t>
+      </w:r>
+      <w:r>
+        <w:rPr>
+          <w:b/>
+          <w:bCs/>
+        </w:rPr>
+        <w:t>Desempenho:</w:t>
+      </w:r>
+      <w:bookmarkEnd w:id="60"/>
+    </w:p>
+    <w:p>
+      <w:pPr>
         <w:rPr>
           <w:rFonts w:cs="Arial"/>
           <w:szCs w:val="24"/>
         </w:rPr>
       </w:pPr>
+      <w:r>
+        <w:rPr>
+          <w:rFonts w:cs="Arial"/>
+          <w:szCs w:val="24"/>
+        </w:rPr>
+        <w:t xml:space="preserve">A aplicação deve </w:t>
+      </w:r>
+      <w:r>
+        <w:rPr>
+          <w:rFonts w:cs="Arial"/>
+          <w:szCs w:val="24"/>
+        </w:rPr>
+        <w:t>ter</w:t>
+      </w:r>
+      <w:r>
+        <w:rPr>
+          <w:rFonts w:cs="Arial"/>
+          <w:szCs w:val="24"/>
+        </w:rPr>
+        <w:t xml:space="preserve"> carregamento rápido, mesmo em conexões de internet mais lentas, para garantir uma boa experiência de usuário.</w:t>
+      </w:r>
+    </w:p>
+    <w:p>
+      <w:pPr>
+        <w:rPr>
+          <w:rFonts w:cs="Arial"/>
+          <w:szCs w:val="24"/>
+        </w:rPr>
+      </w:pPr>
+    </w:p>
+    <w:p>
+      <w:pPr>
+        <w:rPr>
+          <w:b/>
+          <w:bCs/>
+        </w:rPr>
+      </w:pPr>
+      <w:bookmarkStart w:name="_Toc165310869" w:id="61"/>
+      <w:r>
+        <w:rPr>
+          <w:b/>
+          <w:bCs/>
+        </w:rPr>
+        <w:t xml:space="preserve">RNF </w:t>
+      </w:r>
+      <w:r>
+        <w:rPr>
+          <w:b/>
+          <w:bCs/>
+        </w:rPr>
+        <w:t>2</w:t>
+      </w:r>
+      <w:r>
+        <w:rPr>
+          <w:b/>
+          <w:bCs/>
+        </w:rPr>
+        <w:t xml:space="preserve"> - </w:t>
+      </w:r>
+      <w:r>
+        <w:rPr>
+          <w:b/>
+          <w:bCs/>
+        </w:rPr>
+        <w:t>Usabilidade:</w:t>
+      </w:r>
+      <w:bookmarkEnd w:id="61"/>
+    </w:p>
+    <w:p>
+      <w:pPr>
+        <w:rPr>
+          <w:rFonts w:cs="Arial"/>
+          <w:szCs w:val="24"/>
+        </w:rPr>
+      </w:pPr>
+      <w:r>
+        <w:rPr>
+          <w:rFonts w:cs="Arial"/>
+          <w:szCs w:val="24"/>
+        </w:rPr>
+        <w:t>A interface da aplicação deve ser intuitiva e fácil de usar, com navegação clara e design responsivo, para que os usuários possam encontrar facilmente artistas e eventos de interesse.</w:t>
+      </w:r>
+    </w:p>
+    <w:p>
+      <w:pPr>
+        <w:ind w:firstLine="0"/>
+        <w:rPr>
+          <w:rFonts w:cs="Arial"/>
+          <w:szCs w:val="24"/>
+        </w:rPr>
+      </w:pPr>
+    </w:p>
+    <w:p>
+      <w:pPr>
+        <w:rPr>
+          <w:b/>
+          <w:bCs/>
+        </w:rPr>
+      </w:pPr>
+      <w:bookmarkStart w:name="_Toc165310874" w:id="62"/>
+      <w:r>
+        <w:rPr>
+          <w:b/>
+          <w:bCs/>
+        </w:rPr>
+        <w:t xml:space="preserve">RNF </w:t>
+      </w:r>
+      <w:r>
+        <w:rPr>
+          <w:b/>
+          <w:bCs/>
+        </w:rPr>
+        <w:t>3</w:t>
+      </w:r>
+      <w:r>
+        <w:rPr>
+          <w:b/>
+          <w:bCs/>
+        </w:rPr>
+        <w:t xml:space="preserve"> - </w:t>
+      </w:r>
+      <w:r>
+        <w:rPr>
+          <w:b/>
+          <w:bCs/>
+        </w:rPr>
+        <w:t>Manutenibilidade:</w:t>
+      </w:r>
+      <w:bookmarkEnd w:id="62"/>
+    </w:p>
+    <w:p>
+      <w:pPr>
+        <w:rPr>
+          <w:rFonts w:cs="Arial"/>
+          <w:szCs w:val="24"/>
+        </w:rPr>
+      </w:pPr>
+      <w:r>
+        <w:rPr>
+          <w:rFonts w:cs="Arial"/>
+          <w:szCs w:val="24"/>
+        </w:rPr>
+        <w:t>O código-fonte da aplicação deve ser bem documentado, seguindo padrões de codificação e boas práticas de desenvolvimento, para facilitar a manutenção e futuras atualizações do sis</w:t>
+      </w:r>
+      <w:r>
+        <w:rPr>
+          <w:rFonts w:cs="Arial"/>
+          <w:szCs w:val="24"/>
+        </w:rPr>
+        <w:t>tema.</w:t>
+      </w:r>
     </w:p>
     <w:p>
       <w:pPr>
@@ -12570,1965 +14480,20 @@
         <w:ind w:firstLine="0"/>
         <w:jc w:val="left"/>
         <w:rPr>
-          <w:b/>
           <w:caps/>
         </w:rPr>
       </w:pPr>
-      <w:bookmarkStart w:id="12" w:name="_Toc331506323"/>
-      <w:bookmarkStart w:id="13" w:name="_Toc331507631"/>
       <w:r>
         <w:br w:type="page"/>
       </w:r>
     </w:p>
     <w:p>
       <w:pPr>
-        <w:pStyle w:val="Ttulo1"/>
-        <w:rPr>
-          <w:lang w:val="pt-BR"/>
-        </w:rPr>
-      </w:pPr>
-      <w:bookmarkStart w:id="14" w:name="_Toc240279050"/>
-      <w:r>
-        <w:rPr>
-          <w:lang w:val="pt-BR"/>
-        </w:rPr>
-        <w:lastRenderedPageBreak/>
-        <w:t>Documento de Requisitos</w:t>
-      </w:r>
-      <w:bookmarkEnd w:id="14"/>
-    </w:p>
-    <w:p>
-      <w:r>
-        <w:t>Um documento de requisitos de sistema é uma peça-chave no desenvolvimento de software, especialmente em contextos acadêmicos e profissionais. Ele consiste em um registro detalhado e estruturado dos requisitos que o sistema deve atender para alcançar seus objetivos. Este documento descreve tanto os requisitos funcionais quanto os requisitos não funcionais. Ele serve como um contrato entre os stakeholders do projeto, estabelecendo um entendimento comum das expectativas e garantindo a qualidade e eficácia do software desenvolvido.</w:t>
-      </w:r>
-    </w:p>
-    <w:p>
-      <w:pPr>
-        <w:ind w:firstLine="0"/>
-        <w:rPr>
-          <w:rFonts w:cs="Arial"/>
-          <w:szCs w:val="24"/>
-        </w:rPr>
-      </w:pPr>
-    </w:p>
-    <w:p>
-      <w:pPr>
         <w:pStyle w:val="Ttulo2"/>
       </w:pPr>
-      <w:bookmarkStart w:id="15" w:name="_Toc240279051"/>
-      <w:r>
-        <w:t>Requisitos Funcionais</w:t>
-      </w:r>
-      <w:bookmarkEnd w:id="15"/>
-    </w:p>
-    <w:p>
-      <w:r>
-        <w:t>Requisitos funcionais são as especificações detalhadas das funcionalidades que um sistema deve oferecer para atender às necessidades dos usuários. Eles descrevem as ações que o sistema deve ser capaz de realizar, como cadastro de usuários, pesquisa de informações, processamento de dados, entre outras operações. Esses requisitos são fundamentais para orientar o desenvolvimento do sistema, garantindo que ele cumpra suas finalidades de forma eficaz e atenda aos objetivos propostos no trabalho acadêmico.</w:t>
-      </w:r>
-    </w:p>
-    <w:p/>
-    <w:p>
-      <w:pPr>
-        <w:pStyle w:val="Ttulo3"/>
-      </w:pPr>
-      <w:bookmarkStart w:id="16" w:name="_Toc240279052"/>
-      <w:r>
-        <w:t xml:space="preserve">RF1 </w:t>
-      </w:r>
-      <w:r>
-        <w:t>–</w:t>
-      </w:r>
-      <w:r>
-        <w:t xml:space="preserve"> </w:t>
-      </w:r>
-      <w:r>
-        <w:t>Criar Agendamento</w:t>
-      </w:r>
-      <w:bookmarkEnd w:id="16"/>
-    </w:p>
-    <w:p>
-      <w:pPr>
-        <w:rPr>
-          <w:rFonts w:eastAsia="Arial" w:cs="Arial"/>
-        </w:rPr>
-      </w:pPr>
-      <w:r>
-        <w:rPr>
-          <w:rFonts w:eastAsia="Arial" w:cs="Arial"/>
-        </w:rPr>
-        <w:t xml:space="preserve">Permitir que o usuário cadastrado registre novos serviços em sua agenda, informando cliente, </w:t>
-      </w:r>
-      <w:r>
-        <w:rPr>
-          <w:rFonts w:eastAsia="Arial" w:cs="Arial"/>
-        </w:rPr>
-        <w:t xml:space="preserve">tipo de serviço, </w:t>
-      </w:r>
-      <w:r>
-        <w:rPr>
-          <w:rFonts w:eastAsia="Arial" w:cs="Arial"/>
-        </w:rPr>
-        <w:t>data, hora</w:t>
-      </w:r>
-      <w:r>
-        <w:rPr>
-          <w:rFonts w:eastAsia="Arial" w:cs="Arial"/>
-        </w:rPr>
-        <w:t>,</w:t>
-      </w:r>
-      <w:r>
-        <w:rPr>
-          <w:rFonts w:eastAsia="Arial" w:cs="Arial"/>
-        </w:rPr>
-        <w:t xml:space="preserve"> </w:t>
-      </w:r>
-      <w:r>
-        <w:rPr>
-          <w:rFonts w:eastAsia="Arial" w:cs="Arial"/>
-        </w:rPr>
-        <w:t>observações, valor cobrado e custo material</w:t>
-      </w:r>
-      <w:r>
-        <w:rPr>
-          <w:rFonts w:eastAsia="Arial" w:cs="Arial"/>
-        </w:rPr>
-        <w:t>.</w:t>
-      </w:r>
-    </w:p>
-    <w:p/>
-    <w:p>
-      <w:pPr>
-        <w:pStyle w:val="Ttulo3"/>
-      </w:pPr>
-      <w:bookmarkStart w:id="17" w:name="_Toc240279053"/>
-      <w:r>
-        <w:t xml:space="preserve">RF2 </w:t>
-      </w:r>
-      <w:r>
-        <w:t>–</w:t>
-      </w:r>
-      <w:r>
-        <w:t xml:space="preserve"> </w:t>
-      </w:r>
-      <w:r>
-        <w:rPr>
-          <w:rFonts w:eastAsia="Arial"/>
-        </w:rPr>
-        <w:t>Editar Agendamento</w:t>
-      </w:r>
-      <w:bookmarkEnd w:id="17"/>
-    </w:p>
-    <w:p>
-      <w:pPr>
-        <w:ind w:firstLine="708"/>
-        <w:rPr>
-          <w:rFonts w:eastAsia="Arial" w:cs="Arial"/>
-          <w:szCs w:val="24"/>
-        </w:rPr>
-      </w:pPr>
-      <w:r>
-        <w:rPr>
-          <w:rFonts w:eastAsia="Arial" w:cs="Arial"/>
-          <w:szCs w:val="24"/>
-        </w:rPr>
-        <w:t>Permitir que o usuário altere detalhes de um serviço previamente agendado.</w:t>
-      </w:r>
-    </w:p>
-    <w:p>
-      <w:pPr>
-        <w:ind w:firstLine="360"/>
-        <w:rPr>
-          <w:rFonts w:eastAsia="Arial" w:cs="Arial"/>
-          <w:szCs w:val="24"/>
-        </w:rPr>
-      </w:pPr>
-    </w:p>
-    <w:p>
-      <w:pPr>
-        <w:pStyle w:val="Ttulo3"/>
-      </w:pPr>
-      <w:bookmarkStart w:id="18" w:name="_Toc240279054"/>
-      <w:r>
-        <w:t>RF</w:t>
-      </w:r>
-      <w:r>
-        <w:t xml:space="preserve">3 </w:t>
-      </w:r>
-      <w:r>
-        <w:t>–</w:t>
-      </w:r>
-      <w:r>
-        <w:t xml:space="preserve"> </w:t>
-      </w:r>
-      <w:r>
-        <w:t>Cancelar Agendamento</w:t>
-      </w:r>
-      <w:bookmarkEnd w:id="18"/>
-    </w:p>
-    <w:p>
-      <w:pPr>
-        <w:ind w:firstLine="708"/>
-        <w:rPr>
-          <w:rFonts w:eastAsia="Arial" w:cs="Arial"/>
-          <w:szCs w:val="24"/>
-        </w:rPr>
-      </w:pPr>
-      <w:r>
-        <w:rPr>
-          <w:rFonts w:eastAsia="Arial" w:cs="Arial"/>
-        </w:rPr>
-        <w:t>Permitir que o usuário cancele um serviço previamente agendado.</w:t>
-      </w:r>
-    </w:p>
-    <w:p>
-      <w:pPr>
-        <w:ind w:firstLine="360"/>
-        <w:rPr>
-          <w:rFonts w:eastAsia="Arial" w:cs="Arial"/>
-        </w:rPr>
-      </w:pPr>
-    </w:p>
-    <w:p>
-      <w:pPr>
-        <w:pStyle w:val="Ttulo3"/>
-      </w:pPr>
-      <w:bookmarkStart w:id="19" w:name="_Toc240279055"/>
-      <w:r>
-        <w:t>RF</w:t>
-      </w:r>
-      <w:r>
-        <w:t>4</w:t>
-      </w:r>
-      <w:r>
-        <w:t xml:space="preserve"> – Concluir Agendamento</w:t>
-      </w:r>
-      <w:bookmarkEnd w:id="19"/>
-    </w:p>
-    <w:p>
-      <w:pPr>
-        <w:ind w:firstLine="708"/>
-        <w:rPr>
-          <w:rFonts w:eastAsia="Arial" w:cs="Arial"/>
-        </w:rPr>
-      </w:pPr>
-      <w:r>
-        <w:rPr>
-          <w:rFonts w:eastAsia="Arial" w:cs="Arial"/>
-        </w:rPr>
-        <w:t>Permitir que o usuário conclua um serviço.</w:t>
-      </w:r>
-    </w:p>
-    <w:p>
-      <w:pPr>
-        <w:ind w:firstLine="360"/>
-        <w:rPr>
-          <w:rFonts w:eastAsia="Arial" w:cs="Arial"/>
-          <w:szCs w:val="24"/>
-        </w:rPr>
-      </w:pPr>
-    </w:p>
-    <w:p>
-      <w:pPr>
-        <w:pStyle w:val="Ttulo3"/>
-      </w:pPr>
-      <w:bookmarkStart w:id="20" w:name="_Toc240279056"/>
-      <w:r>
-        <w:lastRenderedPageBreak/>
-        <w:t>RF</w:t>
-      </w:r>
-      <w:r>
-        <w:t>5</w:t>
-      </w:r>
-      <w:r>
-        <w:t xml:space="preserve"> – Visualizar Agenda</w:t>
-      </w:r>
-      <w:bookmarkEnd w:id="20"/>
-    </w:p>
-    <w:p>
-      <w:pPr>
-        <w:ind w:firstLine="708"/>
-        <w:rPr>
-          <w:rFonts w:eastAsia="Arial" w:cs="Arial"/>
-          <w:szCs w:val="24"/>
-        </w:rPr>
-      </w:pPr>
-      <w:r>
-        <w:rPr>
-          <w:rFonts w:eastAsia="Arial" w:cs="Arial"/>
-          <w:szCs w:val="24"/>
-        </w:rPr>
-        <w:t>Permitir que o usuário visualize sua agenda em diferentes modos: Agenda diária, Agenda semanal e Agenda mensal</w:t>
-      </w:r>
-      <w:r>
-        <w:rPr>
-          <w:rFonts w:eastAsia="Arial" w:cs="Arial"/>
-          <w:szCs w:val="24"/>
-        </w:rPr>
-        <w:t>.</w:t>
-      </w:r>
-    </w:p>
-    <w:p>
-      <w:pPr>
-        <w:widowControl/>
-        <w:spacing w:after="160" w:line="278" w:lineRule="auto"/>
-        <w:jc w:val="left"/>
-        <w:rPr>
-          <w:rFonts w:cs="Arial"/>
-          <w:b/>
-          <w:bCs/>
-        </w:rPr>
-      </w:pPr>
-    </w:p>
-    <w:p>
-      <w:pPr>
-        <w:pStyle w:val="Ttulo3"/>
-      </w:pPr>
-      <w:bookmarkStart w:id="21" w:name="_Toc240279057"/>
-      <w:r>
-        <w:t>RF</w:t>
-      </w:r>
-      <w:r>
-        <w:t>6</w:t>
-      </w:r>
-      <w:r>
-        <w:t xml:space="preserve"> </w:t>
-      </w:r>
-      <w:r>
-        <w:t>–</w:t>
-      </w:r>
-      <w:r>
-        <w:t xml:space="preserve"> </w:t>
-      </w:r>
-      <w:r>
-        <w:t>Cadastrar Usuário</w:t>
-      </w:r>
-      <w:bookmarkEnd w:id="21"/>
-    </w:p>
-    <w:p>
-      <w:pPr>
-        <w:rPr>
-          <w:rFonts w:eastAsia="Arial" w:cs="Arial"/>
-        </w:rPr>
-      </w:pPr>
-      <w:r>
-        <w:rPr>
-          <w:rFonts w:eastAsia="Arial" w:cs="Arial"/>
-        </w:rPr>
-        <w:t>Permitir que novos usuários se cadastrem fornecendo nome completo, e-mail, senha</w:t>
-      </w:r>
-      <w:r>
-        <w:rPr>
-          <w:rFonts w:eastAsia="Arial" w:cs="Arial"/>
-        </w:rPr>
-        <w:t xml:space="preserve">, confirmação de senha </w:t>
-      </w:r>
-      <w:r>
-        <w:rPr>
-          <w:rFonts w:eastAsia="Arial" w:cs="Arial"/>
-        </w:rPr>
-        <w:t>e telefone.</w:t>
-      </w:r>
-    </w:p>
-    <w:p>
-      <w:pPr>
-        <w:widowControl/>
-        <w:spacing w:after="160" w:line="278" w:lineRule="auto"/>
-        <w:ind w:left="1440" w:firstLine="0"/>
-        <w:jc w:val="left"/>
-        <w:rPr>
-          <w:rFonts w:cs="Arial"/>
-        </w:rPr>
-      </w:pPr>
-    </w:p>
-    <w:p>
-      <w:pPr>
-        <w:pStyle w:val="Ttulo3"/>
-      </w:pPr>
-      <w:bookmarkStart w:id="22" w:name="_Toc240279058"/>
-      <w:r>
-        <w:t>RF</w:t>
-      </w:r>
-      <w:r>
-        <w:t>7</w:t>
-      </w:r>
-      <w:r>
-        <w:t xml:space="preserve"> </w:t>
-      </w:r>
-      <w:r>
-        <w:t>–</w:t>
-      </w:r>
-      <w:r>
-        <w:t xml:space="preserve"> </w:t>
-      </w:r>
-      <w:r>
-        <w:t>Realizar Login</w:t>
-      </w:r>
-      <w:bookmarkEnd w:id="22"/>
-    </w:p>
-    <w:p>
-      <w:pPr>
-        <w:spacing w:before="240" w:after="240"/>
-      </w:pPr>
-      <w:r>
-        <w:rPr>
-          <w:rFonts w:eastAsia="Arial" w:cs="Arial"/>
-          <w:szCs w:val="24"/>
-        </w:rPr>
-        <w:t>Permitir que usuários acessem o sistema informando e-mail e senha.</w:t>
-      </w:r>
-    </w:p>
-    <w:p>
-      <w:pPr>
-        <w:pStyle w:val="Ttulo3"/>
-      </w:pPr>
-      <w:bookmarkStart w:id="23" w:name="_Toc240279059"/>
-      <w:r>
-        <w:t>RF</w:t>
-      </w:r>
-      <w:r>
-        <w:t>8</w:t>
-      </w:r>
-      <w:r>
-        <w:t xml:space="preserve"> </w:t>
-      </w:r>
-      <w:r>
-        <w:t>–</w:t>
-      </w:r>
-      <w:r>
-        <w:t xml:space="preserve"> </w:t>
-      </w:r>
-      <w:r>
-        <w:t>Recuperar Senha</w:t>
-      </w:r>
-      <w:bookmarkEnd w:id="23"/>
-    </w:p>
-    <w:p>
-      <w:pPr>
-        <w:spacing w:before="240" w:after="240"/>
-      </w:pPr>
-      <w:r>
-        <w:rPr>
-          <w:rFonts w:eastAsia="Arial" w:cs="Arial"/>
-        </w:rPr>
-        <w:t>Permitir que usuários solicitem a redefinição de senha através do e-mail cadastrado.</w:t>
-      </w:r>
-    </w:p>
-    <w:p>
-      <w:pPr>
-        <w:pStyle w:val="Ttulo3"/>
-      </w:pPr>
-      <w:bookmarkStart w:id="24" w:name="_Toc240279060"/>
-      <w:r>
-        <w:t>RF</w:t>
-      </w:r>
-      <w:r>
-        <w:t>9</w:t>
-      </w:r>
-      <w:r>
-        <w:t xml:space="preserve"> </w:t>
-      </w:r>
-      <w:r>
-        <w:t>–</w:t>
-      </w:r>
-      <w:r>
-        <w:t xml:space="preserve"> </w:t>
-      </w:r>
-      <w:r>
-        <w:rPr>
-          <w:rFonts w:eastAsia="Arial"/>
-        </w:rPr>
-        <w:t>Exibir Informações do Perfil</w:t>
-      </w:r>
-      <w:bookmarkEnd w:id="24"/>
-    </w:p>
-    <w:p>
-      <w:pPr>
-        <w:spacing w:before="240" w:after="240"/>
-      </w:pPr>
-      <w:r>
-        <w:rPr>
-          <w:rFonts w:eastAsia="Arial" w:cs="Arial"/>
-        </w:rPr>
-        <w:t>Permitir que o usuário visualize seus dados pessoais cadastradas.</w:t>
-      </w:r>
-    </w:p>
-    <w:p>
-      <w:pPr>
-        <w:pStyle w:val="Ttulo3"/>
-      </w:pPr>
-      <w:bookmarkStart w:id="25" w:name="_Toc240279061"/>
-      <w:r>
-        <w:t>RF</w:t>
-      </w:r>
-      <w:r>
-        <w:t>10</w:t>
-      </w:r>
-      <w:r>
-        <w:t xml:space="preserve"> </w:t>
-      </w:r>
-      <w:r>
-        <w:t>–</w:t>
-      </w:r>
-      <w:r>
-        <w:t xml:space="preserve"> </w:t>
-      </w:r>
-      <w:r>
-        <w:rPr>
-          <w:rFonts w:eastAsia="Arial"/>
-        </w:rPr>
-        <w:t>Editar Informações do Perfil</w:t>
-      </w:r>
-      <w:bookmarkEnd w:id="25"/>
-    </w:p>
-    <w:p>
-      <w:pPr>
-        <w:rPr>
-          <w:rFonts w:eastAsia="Arial" w:cs="Arial"/>
-        </w:rPr>
-      </w:pPr>
-      <w:r>
-        <w:rPr>
-          <w:rFonts w:eastAsia="Arial" w:cs="Arial"/>
-        </w:rPr>
-        <w:t>Permitir que o usuário atualize seus dados pessoais</w:t>
-      </w:r>
-      <w:r>
-        <w:rPr>
-          <w:rFonts w:eastAsia="Arial" w:cs="Arial"/>
-        </w:rPr>
-        <w:t>,</w:t>
-      </w:r>
-      <w:r>
-        <w:rPr>
-          <w:rFonts w:eastAsia="Arial" w:cs="Arial"/>
-        </w:rPr>
-        <w:t xml:space="preserve"> garantindo que as informações estejam sempre corretas.</w:t>
-      </w:r>
-    </w:p>
-    <w:p>
-      <w:pPr>
-        <w:rPr>
-          <w:rFonts w:eastAsia="Arial" w:cs="Arial"/>
-          <w:szCs w:val="24"/>
-        </w:rPr>
-      </w:pPr>
-    </w:p>
-    <w:p>
-      <w:pPr>
-        <w:pStyle w:val="Ttulo3"/>
-      </w:pPr>
-      <w:bookmarkStart w:id="26" w:name="_Toc240279062"/>
-      <w:r>
-        <w:t>RF1</w:t>
-      </w:r>
-      <w:r>
-        <w:t>1</w:t>
-      </w:r>
-      <w:r>
-        <w:t xml:space="preserve"> – </w:t>
-      </w:r>
-      <w:r>
-        <w:t>Cadastrar Cliente</w:t>
-      </w:r>
-      <w:bookmarkEnd w:id="26"/>
-    </w:p>
-    <w:p>
-      <w:pPr>
-        <w:rPr>
-          <w:rFonts w:eastAsia="Arial" w:cs="Arial"/>
-        </w:rPr>
-      </w:pPr>
-      <w:r>
-        <w:rPr>
-          <w:rFonts w:eastAsia="Arial" w:cs="Arial"/>
-        </w:rPr>
-        <w:t xml:space="preserve"> </w:t>
-      </w:r>
-      <w:r>
-        <w:rPr>
-          <w:rFonts w:eastAsia="Arial" w:cs="Arial"/>
-        </w:rPr>
-        <w:t>Permitir que o usuário adicione clientes com informações básicas: nome, telefone</w:t>
-      </w:r>
-      <w:r>
-        <w:rPr>
-          <w:rFonts w:eastAsia="Arial" w:cs="Arial"/>
-        </w:rPr>
-        <w:t>,</w:t>
-      </w:r>
-      <w:r>
-        <w:rPr>
-          <w:rFonts w:eastAsia="Arial" w:cs="Arial"/>
-        </w:rPr>
-        <w:t xml:space="preserve"> endereço</w:t>
-      </w:r>
-      <w:r>
-        <w:rPr>
-          <w:rFonts w:eastAsia="Arial" w:cs="Arial"/>
-        </w:rPr>
-        <w:t xml:space="preserve"> e observações</w:t>
-      </w:r>
-      <w:r>
-        <w:rPr>
-          <w:rFonts w:eastAsia="Arial" w:cs="Arial"/>
-        </w:rPr>
-        <w:t>.</w:t>
-      </w:r>
-    </w:p>
-    <w:p>
-      <w:pPr>
-        <w:rPr>
-          <w:rFonts w:eastAsia="Arial" w:cs="Arial"/>
-        </w:rPr>
-      </w:pPr>
-    </w:p>
-    <w:p>
-      <w:pPr>
-        <w:pStyle w:val="Ttulo3"/>
-      </w:pPr>
-      <w:bookmarkStart w:id="27" w:name="_Toc240279063"/>
-      <w:r>
-        <w:t>RF</w:t>
-      </w:r>
-      <w:r>
-        <w:t>12</w:t>
-      </w:r>
-      <w:r>
-        <w:t xml:space="preserve"> – Listar Clientes</w:t>
-      </w:r>
-      <w:bookmarkEnd w:id="27"/>
-    </w:p>
-    <w:p>
-      <w:pPr>
-        <w:spacing w:before="240" w:after="240"/>
-      </w:pPr>
-      <w:r>
-        <w:rPr>
-          <w:rFonts w:eastAsia="Arial" w:cs="Arial"/>
-        </w:rPr>
-        <w:t>Permitir que usuários visualizem seus clientes cadastrados.</w:t>
-      </w:r>
-    </w:p>
-    <w:p>
-      <w:pPr>
-        <w:pStyle w:val="Ttulo3"/>
-      </w:pPr>
-      <w:bookmarkStart w:id="28" w:name="_Toc240279064"/>
-      <w:r>
-        <w:t>RF</w:t>
-      </w:r>
-      <w:r>
-        <w:t>13</w:t>
-      </w:r>
-      <w:r>
-        <w:t xml:space="preserve"> – Editar Cliente</w:t>
-      </w:r>
-      <w:bookmarkEnd w:id="28"/>
-    </w:p>
-    <w:p>
-      <w:pPr>
-        <w:spacing w:before="240" w:after="240"/>
-      </w:pPr>
-      <w:r>
-        <w:rPr>
-          <w:rFonts w:eastAsia="Arial" w:cs="Arial"/>
-        </w:rPr>
-        <w:t>Permitir que usuários editem seus clientes cadastrados.</w:t>
-      </w:r>
-    </w:p>
-    <w:p>
-      <w:pPr>
-        <w:pStyle w:val="Ttulo3"/>
-      </w:pPr>
-      <w:bookmarkStart w:id="29" w:name="_Toc240279065"/>
-      <w:r>
-        <w:lastRenderedPageBreak/>
-        <w:t>RF1</w:t>
-      </w:r>
-      <w:r>
-        <w:t>4</w:t>
-      </w:r>
-      <w:r>
-        <w:t xml:space="preserve"> </w:t>
-      </w:r>
-      <w:r>
-        <w:t>–</w:t>
-      </w:r>
-      <w:r>
-        <w:t xml:space="preserve"> </w:t>
-      </w:r>
-      <w:r>
-        <w:t>Histórico de Cliente</w:t>
-      </w:r>
-      <w:bookmarkEnd w:id="29"/>
-    </w:p>
-    <w:p>
-      <w:pPr>
-        <w:spacing w:before="240" w:after="240"/>
-      </w:pPr>
-      <w:r>
-        <w:rPr>
-          <w:rFonts w:eastAsia="Arial" w:cs="Arial"/>
-        </w:rPr>
-        <w:t>Permitir que usuários visualizem os históricos de serviço por cliente.</w:t>
-      </w:r>
-    </w:p>
-    <w:p>
-      <w:pPr>
-        <w:pStyle w:val="Ttulo3"/>
-      </w:pPr>
-      <w:bookmarkStart w:id="30" w:name="_Toc240279066"/>
-      <w:r>
-        <w:t>RF</w:t>
-      </w:r>
-      <w:r>
-        <w:t>1</w:t>
-      </w:r>
-      <w:r>
-        <w:t>5</w:t>
-      </w:r>
-      <w:r>
-        <w:t xml:space="preserve"> </w:t>
-      </w:r>
-      <w:r>
-        <w:t>–</w:t>
-      </w:r>
-      <w:r>
-        <w:t xml:space="preserve"> </w:t>
-      </w:r>
-      <w:r>
-        <w:rPr>
-          <w:rFonts w:eastAsia="Arial"/>
-        </w:rPr>
-        <w:t>Cadastrar Tipo do Serviço</w:t>
-      </w:r>
-      <w:bookmarkEnd w:id="30"/>
-    </w:p>
-    <w:p>
-      <w:pPr>
-        <w:rPr>
-          <w:rFonts w:cs="Arial"/>
-        </w:rPr>
-      </w:pPr>
-      <w:r>
-        <w:rPr>
-          <w:rFonts w:eastAsia="Arial" w:cs="Arial"/>
-        </w:rPr>
-        <w:t>Permitir que o usuário registre serviços oferecidos, informando tipo, descrição e tempo estimado.</w:t>
-      </w:r>
-    </w:p>
-    <w:p>
-      <w:pPr>
-        <w:widowControl/>
-        <w:spacing w:after="160" w:line="278" w:lineRule="auto"/>
-        <w:ind w:left="1440" w:firstLine="0"/>
-        <w:jc w:val="left"/>
-        <w:rPr>
-          <w:rFonts w:cs="Arial"/>
-        </w:rPr>
-      </w:pPr>
-    </w:p>
-    <w:p>
-      <w:pPr>
-        <w:pStyle w:val="Ttulo3"/>
-      </w:pPr>
-      <w:bookmarkStart w:id="31" w:name="_Toc240279067"/>
-      <w:r>
-        <w:t>RF</w:t>
-      </w:r>
-      <w:r>
-        <w:t>16</w:t>
-      </w:r>
-      <w:r>
-        <w:t xml:space="preserve"> – Listar Tipo de Serviço</w:t>
-      </w:r>
-      <w:bookmarkEnd w:id="31"/>
-    </w:p>
-    <w:p>
-      <w:pPr>
-        <w:rPr>
-          <w:rFonts w:eastAsia="Arial" w:cs="Arial"/>
-        </w:rPr>
-      </w:pPr>
-      <w:r>
-        <w:rPr>
-          <w:rFonts w:eastAsia="Arial" w:cs="Arial"/>
-        </w:rPr>
-        <w:t>Permitir que o usuário visualize</w:t>
-      </w:r>
-      <w:r>
-        <w:rPr>
-          <w:rFonts w:eastAsia="Arial" w:cs="Arial"/>
-        </w:rPr>
-        <w:t xml:space="preserve"> os</w:t>
-      </w:r>
-      <w:r>
-        <w:rPr>
-          <w:rFonts w:eastAsia="Arial" w:cs="Arial"/>
-        </w:rPr>
-        <w:t xml:space="preserve"> serviço</w:t>
-      </w:r>
-      <w:r>
-        <w:rPr>
-          <w:rFonts w:eastAsia="Arial" w:cs="Arial"/>
-        </w:rPr>
-        <w:t>s</w:t>
-      </w:r>
-      <w:r>
-        <w:rPr>
-          <w:rFonts w:eastAsia="Arial" w:cs="Arial"/>
-        </w:rPr>
-        <w:t xml:space="preserve"> cadastrados.</w:t>
-      </w:r>
-    </w:p>
-    <w:p>
-      <w:pPr>
-        <w:spacing w:before="240" w:after="240"/>
-        <w:rPr>
-          <w:rFonts w:eastAsia="Arial" w:cs="Arial"/>
-        </w:rPr>
-      </w:pPr>
-    </w:p>
-    <w:p>
-      <w:pPr>
-        <w:pStyle w:val="Ttulo3"/>
-      </w:pPr>
-      <w:bookmarkStart w:id="32" w:name="_Toc240279068"/>
-      <w:r>
-        <w:t>RF</w:t>
-      </w:r>
-      <w:r>
-        <w:t>1</w:t>
-      </w:r>
-      <w:r>
-        <w:t>7 – Editar Tipo de Serviço</w:t>
-      </w:r>
-      <w:bookmarkEnd w:id="32"/>
-    </w:p>
-    <w:p>
-      <w:pPr>
-        <w:spacing w:before="240" w:after="240"/>
-      </w:pPr>
-      <w:r>
-        <w:rPr>
-          <w:rFonts w:eastAsia="Arial" w:cs="Arial"/>
-        </w:rPr>
-        <w:t>Permitir que usuários editem seus serviços cadastrados.</w:t>
-      </w:r>
-    </w:p>
-    <w:p>
-      <w:pPr>
-        <w:widowControl/>
-        <w:spacing w:after="160" w:line="278" w:lineRule="auto"/>
-        <w:ind w:left="1440" w:firstLine="0"/>
-        <w:jc w:val="left"/>
-        <w:rPr>
-          <w:rFonts w:cs="Arial"/>
-        </w:rPr>
-      </w:pPr>
-    </w:p>
-    <w:p>
-      <w:pPr>
-        <w:pStyle w:val="Ttulo3"/>
-      </w:pPr>
-      <w:bookmarkStart w:id="33" w:name="_Toc240279069"/>
-      <w:r>
-        <w:t>RF</w:t>
-      </w:r>
-      <w:r>
-        <w:t>18</w:t>
-      </w:r>
-      <w:r>
-        <w:t xml:space="preserve"> – Excluir Tipo de Serviço</w:t>
-      </w:r>
-      <w:bookmarkEnd w:id="33"/>
-    </w:p>
-    <w:p>
-      <w:pPr>
-        <w:spacing w:before="240" w:after="240"/>
-      </w:pPr>
-      <w:r>
-        <w:rPr>
-          <w:rFonts w:eastAsia="Arial" w:cs="Arial"/>
-        </w:rPr>
-        <w:t>Permitir que usuários excluam seus serviços cadastrados.</w:t>
-      </w:r>
-    </w:p>
-    <w:p>
-      <w:pPr>
-        <w:widowControl/>
-        <w:spacing w:after="160" w:line="278" w:lineRule="auto"/>
-        <w:ind w:left="1440" w:firstLine="0"/>
-        <w:jc w:val="left"/>
-        <w:rPr>
-          <w:rFonts w:cs="Arial"/>
-        </w:rPr>
-      </w:pPr>
-    </w:p>
-    <w:p>
-      <w:pPr>
-        <w:pStyle w:val="Ttulo3"/>
-      </w:pPr>
-      <w:bookmarkStart w:id="34" w:name="_Toc240279070"/>
-      <w:r>
-        <w:t>RF</w:t>
-      </w:r>
-      <w:r>
-        <w:t>19</w:t>
-      </w:r>
-      <w:r>
-        <w:t xml:space="preserve"> – </w:t>
-      </w:r>
-      <w:r>
-        <w:rPr>
-          <w:rFonts w:eastAsia="Arial"/>
-        </w:rPr>
-        <w:t>Registr</w:t>
-      </w:r>
-      <w:r>
-        <w:rPr>
-          <w:rFonts w:eastAsia="Arial"/>
-        </w:rPr>
-        <w:t>ar</w:t>
-      </w:r>
-      <w:r>
-        <w:rPr>
-          <w:rFonts w:eastAsia="Arial"/>
-        </w:rPr>
-        <w:t xml:space="preserve"> Entradas e Saídas</w:t>
-      </w:r>
-      <w:bookmarkEnd w:id="34"/>
-    </w:p>
-    <w:p>
-      <w:pPr>
-        <w:rPr>
-          <w:rFonts w:cs="Arial"/>
-        </w:rPr>
-      </w:pPr>
-      <w:r>
-        <w:rPr>
-          <w:rFonts w:eastAsia="Arial" w:cs="Arial"/>
-        </w:rPr>
-        <w:t xml:space="preserve">Permitir que o usuário registre </w:t>
-      </w:r>
-      <w:r>
-        <w:rPr>
-          <w:rFonts w:eastAsia="Arial" w:cs="Arial"/>
-        </w:rPr>
-        <w:t>tipo (entrada/saída), descrição, valor, data</w:t>
-      </w:r>
-      <w:r>
-        <w:rPr>
-          <w:rFonts w:eastAsia="Arial" w:cs="Arial"/>
-        </w:rPr>
-        <w:t xml:space="preserve"> e</w:t>
-      </w:r>
-      <w:r>
-        <w:rPr>
-          <w:rFonts w:eastAsia="Arial" w:cs="Arial"/>
-        </w:rPr>
-        <w:t xml:space="preserve"> categoria</w:t>
-      </w:r>
-      <w:r>
-        <w:rPr>
-          <w:rFonts w:eastAsia="Arial" w:cs="Arial"/>
-        </w:rPr>
-        <w:t>.</w:t>
-      </w:r>
-    </w:p>
-    <w:p>
-      <w:pPr>
-        <w:widowControl/>
-        <w:spacing w:after="160" w:line="278" w:lineRule="auto"/>
-        <w:rPr>
-          <w:rFonts w:eastAsia="Arial" w:cs="Arial"/>
-        </w:rPr>
-      </w:pPr>
-    </w:p>
-    <w:p>
-      <w:pPr>
-        <w:pStyle w:val="Ttulo3"/>
-        <w:widowControl/>
-        <w:spacing w:after="160" w:line="278" w:lineRule="auto"/>
-      </w:pPr>
-      <w:bookmarkStart w:id="35" w:name="_Toc240279071"/>
-      <w:r>
-        <w:t>RF</w:t>
-      </w:r>
-      <w:r>
-        <w:t>20</w:t>
-      </w:r>
-      <w:r>
-        <w:t xml:space="preserve"> – Editar Registro Financeiro</w:t>
-      </w:r>
-      <w:bookmarkEnd w:id="35"/>
-    </w:p>
-    <w:p>
-      <w:pPr>
-        <w:widowControl/>
-        <w:spacing w:before="240" w:after="240" w:line="278" w:lineRule="auto"/>
-      </w:pPr>
-      <w:r>
-        <w:rPr>
-          <w:rFonts w:eastAsia="Arial" w:cs="Arial"/>
-        </w:rPr>
-        <w:t>Permitir que usuários editem seus registros financeiros cadastrados.</w:t>
-      </w:r>
-    </w:p>
-    <w:p>
-      <w:pPr>
-        <w:widowControl/>
-        <w:spacing w:after="160" w:line="278" w:lineRule="auto"/>
-        <w:ind w:left="1440" w:firstLine="0"/>
-        <w:jc w:val="left"/>
-        <w:rPr>
-          <w:rFonts w:cs="Arial"/>
-        </w:rPr>
-      </w:pPr>
-    </w:p>
-    <w:p>
-      <w:pPr>
-        <w:pStyle w:val="Ttulo3"/>
-        <w:widowControl/>
-        <w:spacing w:after="160" w:line="278" w:lineRule="auto"/>
-      </w:pPr>
-      <w:bookmarkStart w:id="36" w:name="_Toc240279072"/>
-      <w:r>
-        <w:t>RF</w:t>
-      </w:r>
-      <w:r>
-        <w:t>21</w:t>
-      </w:r>
-      <w:r>
-        <w:t xml:space="preserve"> – Excluir Registro Financeiro</w:t>
-      </w:r>
-      <w:bookmarkEnd w:id="36"/>
-    </w:p>
-    <w:p>
-      <w:pPr>
-        <w:widowControl/>
-        <w:spacing w:before="240" w:after="240" w:line="278" w:lineRule="auto"/>
-      </w:pPr>
-      <w:r>
-        <w:rPr>
-          <w:rFonts w:eastAsia="Arial" w:cs="Arial"/>
-        </w:rPr>
-        <w:t>Permitir que usuários excluam seus registros financeiros cadastrados.</w:t>
-      </w:r>
-    </w:p>
-    <w:p>
-      <w:pPr>
-        <w:pStyle w:val="Ttulo3"/>
-      </w:pPr>
-      <w:bookmarkStart w:id="37" w:name="_Toc240279073"/>
-      <w:r>
-        <w:t>RF</w:t>
-      </w:r>
-      <w:r>
-        <w:t>22</w:t>
-      </w:r>
-      <w:r>
-        <w:t xml:space="preserve"> – </w:t>
-      </w:r>
-      <w:r>
-        <w:rPr>
-          <w:rFonts w:eastAsia="Arial"/>
-        </w:rPr>
-        <w:t>C</w:t>
-      </w:r>
-      <w:r>
-        <w:rPr>
-          <w:rFonts w:eastAsia="Arial"/>
-        </w:rPr>
-        <w:t>alcular</w:t>
-      </w:r>
-      <w:r>
-        <w:rPr>
-          <w:rFonts w:eastAsia="Arial"/>
-        </w:rPr>
-        <w:t xml:space="preserve"> Lucros</w:t>
-      </w:r>
-      <w:bookmarkEnd w:id="37"/>
-    </w:p>
-    <w:p>
-      <w:pPr>
-        <w:rPr>
-          <w:rFonts w:eastAsia="Arial" w:cs="Arial"/>
-          <w:szCs w:val="24"/>
-        </w:rPr>
-      </w:pPr>
-      <w:r>
-        <w:rPr>
-          <w:rFonts w:eastAsia="Arial" w:cs="Arial"/>
-          <w:szCs w:val="24"/>
-        </w:rPr>
-        <w:t xml:space="preserve">Calcular automaticamente lucro bruto e lucro líquido com base nos </w:t>
-      </w:r>
-      <w:r>
-        <w:rPr>
-          <w:rFonts w:eastAsia="Arial" w:cs="Arial"/>
-          <w:szCs w:val="24"/>
-        </w:rPr>
-        <w:lastRenderedPageBreak/>
-        <w:t xml:space="preserve">agendamentos concluídos </w:t>
-      </w:r>
-      <w:r>
-        <w:rPr>
-          <w:rFonts w:eastAsia="Arial" w:cs="Arial"/>
-          <w:szCs w:val="24"/>
-        </w:rPr>
-        <w:t>em modo diário, semanal ou mensal</w:t>
-      </w:r>
-      <w:r>
-        <w:rPr>
-          <w:rFonts w:eastAsia="Arial" w:cs="Arial"/>
-          <w:szCs w:val="24"/>
-        </w:rPr>
-        <w:t>.</w:t>
-      </w:r>
-    </w:p>
-    <w:p>
-      <w:pPr>
-        <w:rPr>
-          <w:rFonts w:eastAsia="Arial" w:cs="Arial"/>
-          <w:szCs w:val="24"/>
-        </w:rPr>
-      </w:pPr>
-    </w:p>
-    <w:p>
-      <w:pPr>
-        <w:pStyle w:val="Ttulo3"/>
-      </w:pPr>
-      <w:bookmarkStart w:id="38" w:name="_Toc240279074"/>
-      <w:r>
-        <w:t>RF</w:t>
-      </w:r>
-      <w:r>
-        <w:t>23</w:t>
-      </w:r>
-      <w:r>
-        <w:t xml:space="preserve"> – </w:t>
-      </w:r>
-      <w:r>
-        <w:rPr>
-          <w:rFonts w:eastAsia="Arial"/>
-        </w:rPr>
-        <w:t>Calcular Lucros Geral</w:t>
-      </w:r>
-      <w:bookmarkEnd w:id="38"/>
-    </w:p>
-    <w:p>
-      <w:pPr>
-        <w:rPr>
-          <w:rFonts w:eastAsia="Arial" w:cs="Arial"/>
-          <w:szCs w:val="24"/>
-        </w:rPr>
-      </w:pPr>
-      <w:r>
-        <w:rPr>
-          <w:rFonts w:eastAsia="Arial" w:cs="Arial"/>
-          <w:szCs w:val="24"/>
-        </w:rPr>
-        <w:t>Calcular automaticamente lucro bruto e lucro líquido com base nos agendamentos concluídos e registros financeiros avulsos em modo diário, semanal ou mensal.</w:t>
-      </w:r>
-    </w:p>
-    <w:p>
-      <w:pPr>
-        <w:rPr>
-          <w:rFonts w:eastAsia="Arial" w:cs="Arial"/>
-        </w:rPr>
-      </w:pPr>
-    </w:p>
-    <w:p>
-      <w:pPr>
-        <w:pStyle w:val="Ttulo3"/>
-      </w:pPr>
-      <w:bookmarkStart w:id="39" w:name="_Toc240279075"/>
-      <w:r>
-        <w:t>RF</w:t>
-      </w:r>
-      <w:r>
-        <w:t>24</w:t>
-      </w:r>
-      <w:r>
-        <w:t xml:space="preserve"> – </w:t>
-      </w:r>
-      <w:r>
-        <w:rPr>
-          <w:rFonts w:eastAsia="Arial"/>
-        </w:rPr>
-        <w:t>Gera</w:t>
-      </w:r>
-      <w:r>
-        <w:rPr>
-          <w:rFonts w:eastAsia="Arial"/>
-        </w:rPr>
-        <w:t>r</w:t>
-      </w:r>
-      <w:r>
-        <w:rPr>
-          <w:rFonts w:eastAsia="Arial"/>
-        </w:rPr>
-        <w:t xml:space="preserve"> Relatórios Financeiros</w:t>
-      </w:r>
-      <w:bookmarkEnd w:id="39"/>
-    </w:p>
-    <w:p>
-      <w:pPr>
-        <w:rPr>
-          <w:rFonts w:eastAsia="Arial" w:cs="Arial"/>
-        </w:rPr>
-      </w:pPr>
-      <w:r>
-        <w:rPr>
-          <w:rFonts w:eastAsia="Arial" w:cs="Arial"/>
-        </w:rPr>
-        <w:t>Gerar relatórios diários, semanais e mensais, com filtro por período, podendo exportar em PDF.</w:t>
-      </w:r>
-    </w:p>
-    <w:p>
-      <w:pPr>
-        <w:pStyle w:val="Ttulo3"/>
-        <w:rPr>
-          <w:rFonts w:eastAsia="Arial"/>
-        </w:rPr>
-      </w:pPr>
-      <w:r>
-        <w:rPr>
-          <w:rFonts w:eastAsia="Arial"/>
-        </w:rPr>
-        <w:t xml:space="preserve"> </w:t>
-      </w:r>
-      <w:bookmarkStart w:id="40" w:name="_Toc240279076"/>
-      <w:r>
-        <w:rPr>
-          <w:rFonts w:eastAsia="Arial"/>
-        </w:rPr>
-        <w:t>RF25 – Realizar Login Administrativo</w:t>
-      </w:r>
-      <w:bookmarkEnd w:id="40"/>
-    </w:p>
-    <w:p>
-      <w:pPr>
-        <w:rPr>
-          <w:rFonts w:eastAsia="Arial"/>
-          <w:b/>
-        </w:rPr>
-      </w:pPr>
-      <w:r>
-        <w:rPr>
-          <w:rFonts w:eastAsia="Arial"/>
-        </w:rPr>
-        <w:t>Permitir que um administrador do sistema faça login pelo portal Web, separado dos usuários/prestadores comuns.</w:t>
-      </w:r>
-    </w:p>
-    <w:p>
-      <w:pPr>
-        <w:rPr>
-          <w:rFonts w:eastAsia="Arial"/>
-        </w:rPr>
-      </w:pPr>
-    </w:p>
-    <w:p>
-      <w:pPr>
-        <w:pStyle w:val="Ttulo3"/>
-      </w:pPr>
-      <w:bookmarkStart w:id="41" w:name="_Toc240279077"/>
-      <w:r>
-        <w:t>RF26 – Visualizar Logs do Sistema</w:t>
-      </w:r>
-      <w:bookmarkEnd w:id="41"/>
-    </w:p>
-    <w:p>
-      <w:r>
-        <w:t>Permitir que o administrador visualize, pelo portal Web, um histórico paginado de logs/ações realizadas no sistema.</w:t>
-      </w:r>
-    </w:p>
-    <w:p>
-      <w:pPr>
-        <w:ind w:firstLine="576"/>
-      </w:pPr>
-    </w:p>
-    <w:p>
-      <w:pPr>
-        <w:pStyle w:val="Ttulo3"/>
-      </w:pPr>
-      <w:bookmarkStart w:id="42" w:name="_Toc240279078"/>
-      <w:r>
-        <w:t>RF27 – Listar Clientes (Admin)</w:t>
-      </w:r>
-      <w:bookmarkEnd w:id="42"/>
-    </w:p>
-    <w:p>
-      <w:pPr>
-        <w:rPr>
-          <w:b/>
-        </w:rPr>
-      </w:pPr>
-      <w:r>
-        <w:t>Permitir que o administrador visualize, pelo portal Web, todos os clientes cadastrados na base, de todos os prestadores.</w:t>
-      </w:r>
-    </w:p>
-    <w:p/>
-    <w:p>
-      <w:pPr>
-        <w:pStyle w:val="Ttulo3"/>
-      </w:pPr>
-      <w:bookmarkStart w:id="43" w:name="_Toc240279079"/>
-      <w:r>
-        <w:t>RF28 – Listar Prestadores (Admin)</w:t>
-      </w:r>
-      <w:bookmarkEnd w:id="43"/>
-    </w:p>
-    <w:p>
-      <w:r>
-        <w:t>Permitir que o administrador visualize, pelo portal Web, todos os prestadores (usuários) cadastrados no sistema.</w:t>
-      </w:r>
-    </w:p>
-    <w:p>
-      <w:pPr>
-        <w:ind w:firstLine="576"/>
-      </w:pPr>
-    </w:p>
-    <w:p>
-      <w:pPr>
-        <w:pStyle w:val="Ttulo3"/>
-      </w:pPr>
-      <w:bookmarkStart w:id="44" w:name="_Toc240279080"/>
-      <w:r>
-        <w:t>RF29 – Gerar Credenciais do Cliente</w:t>
-      </w:r>
-      <w:bookmarkEnd w:id="44"/>
-    </w:p>
-    <w:p>
-      <w:pPr>
-        <w:ind w:firstLine="576"/>
-      </w:pPr>
-      <w:r>
-        <w:t>Permitir que o prestador, ao cadastrar um cliente no app, gere automaticamente um e-mail de acesso e uma senha provisória para esse cliente.</w:t>
-      </w:r>
-    </w:p>
-    <w:p>
-      <w:pPr>
-        <w:ind w:firstLine="576"/>
-      </w:pPr>
-    </w:p>
-    <w:p>
-      <w:pPr>
-        <w:pStyle w:val="Ttulo3"/>
-      </w:pPr>
-      <w:bookmarkStart w:id="45" w:name="_Toc240279081"/>
-      <w:r>
-        <w:t>RF30 – Realizar Login do Cliente</w:t>
-      </w:r>
-      <w:bookmarkEnd w:id="45"/>
-    </w:p>
-    <w:p>
-      <w:pPr>
-        <w:ind w:firstLine="576"/>
-      </w:pPr>
-      <w:r>
-        <w:t>Permitir que o cliente faça login pelo portal Web utilizando o e-mail e a senha provisória gerados pelo prestador.</w:t>
-      </w:r>
-    </w:p>
-    <w:p>
-      <w:pPr>
-        <w:ind w:firstLine="576"/>
-      </w:pPr>
-    </w:p>
-    <w:p>
-      <w:pPr>
-        <w:pStyle w:val="Ttulo3"/>
-      </w:pPr>
-      <w:bookmarkStart w:id="46" w:name="_Toc240279082"/>
-      <w:r>
-        <w:t>RF31 – Trocar Senha no Primeiro Acesso</w:t>
-      </w:r>
-      <w:bookmarkEnd w:id="46"/>
-    </w:p>
-    <w:p>
-      <w:pPr>
-        <w:ind w:firstLine="576"/>
-      </w:pPr>
-      <w:r>
-        <w:t>Obrigar que o cliente troque a senha provisória por uma senha própria no primeiro acesso ao portal Web.</w:t>
-      </w:r>
-    </w:p>
-    <w:p>
-      <w:pPr>
-        <w:ind w:firstLine="576"/>
-      </w:pPr>
-    </w:p>
-    <w:p>
-      <w:pPr>
-        <w:pStyle w:val="Ttulo3"/>
-      </w:pPr>
-      <w:bookmarkStart w:id="47" w:name="_Toc240279083"/>
-      <w:r>
-        <w:t>RF32 – Definir E-mail Secundário do Cliente</w:t>
-      </w:r>
-      <w:bookmarkEnd w:id="47"/>
-    </w:p>
-    <w:p>
-      <w:pPr>
-        <w:ind w:firstLine="576"/>
-      </w:pPr>
-      <w:r>
-        <w:t>Permitir que o cliente cadastre um e-mail secundário associado ao seu perfil, pelo portal Web.</w:t>
-      </w:r>
-    </w:p>
-    <w:p>
-      <w:pPr>
-        <w:ind w:firstLine="576"/>
-      </w:pPr>
-    </w:p>
-    <w:p>
-      <w:pPr>
-        <w:pStyle w:val="Ttulo3"/>
-      </w:pPr>
-      <w:bookmarkStart w:id="48" w:name="_Toc240279084"/>
-      <w:r>
-        <w:t>RF33 – Recuperar Senha do Cliente</w:t>
-      </w:r>
-      <w:bookmarkEnd w:id="48"/>
-    </w:p>
-    <w:p>
-      <w:pPr>
-        <w:ind w:firstLine="576"/>
-      </w:pPr>
-      <w:r>
-        <w:t>Permitir que o cliente solicite e realize redefinição de senha pelo portal Web.</w:t>
-      </w:r>
-    </w:p>
-    <w:p>
-      <w:pPr>
-        <w:ind w:firstLine="576"/>
-      </w:pPr>
-    </w:p>
-    <w:p>
-      <w:pPr>
-        <w:pStyle w:val="Ttulo3"/>
-      </w:pPr>
-      <w:bookmarkStart w:id="49" w:name="_Toc240279085"/>
-      <w:r>
-        <w:t>RF34 – Exibir Perfil do Cliente</w:t>
-      </w:r>
-      <w:bookmarkEnd w:id="49"/>
-    </w:p>
-    <w:p>
-      <w:pPr>
-        <w:ind w:firstLine="576"/>
-      </w:pPr>
-      <w:r>
-        <w:t>Permitir que o cliente visualize os próprios dados de perfil pelo portal Web.</w:t>
-      </w:r>
-    </w:p>
-    <w:p>
-      <w:pPr>
-        <w:ind w:firstLine="576"/>
-      </w:pPr>
-    </w:p>
-    <w:p>
-      <w:pPr>
-        <w:pStyle w:val="Ttulo3"/>
-      </w:pPr>
-      <w:bookmarkStart w:id="50" w:name="_Toc240279086"/>
-      <w:r>
-        <w:t>RF35 – Fazer Upload de Fotos de Serviço</w:t>
-      </w:r>
-      <w:bookmarkEnd w:id="50"/>
-    </w:p>
-    <w:p>
-      <w:pPr>
-        <w:ind w:firstLine="576"/>
-      </w:pPr>
-      <w:r>
-        <w:t>Permitir que o prestador anexe fotos a um agendamento realizado, podendo marcá-las como públicas ou privadas.</w:t>
-      </w:r>
-    </w:p>
-    <w:p>
-      <w:pPr>
-        <w:ind w:firstLine="576"/>
-      </w:pPr>
-    </w:p>
-    <w:p>
-      <w:pPr>
-        <w:pStyle w:val="Ttulo3"/>
-      </w:pPr>
-      <w:bookmarkStart w:id="51" w:name="_Toc240279087"/>
-      <w:r>
-        <w:t>RF36 – Excluir Foto</w:t>
-      </w:r>
-      <w:bookmarkEnd w:id="51"/>
-    </w:p>
-    <w:p>
-      <w:pPr>
-        <w:ind w:firstLine="576"/>
-      </w:pPr>
-      <w:r>
-        <w:t>Permitir que o prestador exclua fotos cadastradas.</w:t>
-      </w:r>
-    </w:p>
-    <w:p>
-      <w:pPr>
-        <w:ind w:firstLine="576"/>
-      </w:pPr>
-    </w:p>
-    <w:p>
-      <w:pPr>
-        <w:pStyle w:val="Ttulo3"/>
-      </w:pPr>
-      <w:bookmarkStart w:id="52" w:name="_Toc240279088"/>
-      <w:r>
-        <w:t>RF37 – Exibir Portfólio Público</w:t>
-      </w:r>
-      <w:bookmarkEnd w:id="52"/>
-    </w:p>
-    <w:p>
-      <w:pPr>
-        <w:ind w:firstLine="576"/>
-      </w:pPr>
-      <w:r>
-        <w:t>Disponibilizar, no portal Web, uma página pública de portfólio (marketing/divulgação) com fotos marcadas como públicas, visível sem necessidade de login.</w:t>
-      </w:r>
-    </w:p>
-    <w:p>
-      <w:pPr>
-        <w:ind w:firstLine="576"/>
-      </w:pPr>
-    </w:p>
-    <w:p>
-      <w:pPr>
-        <w:pStyle w:val="Ttulo3"/>
-      </w:pPr>
-      <w:bookmarkStart w:id="53" w:name="_Toc240279089"/>
-      <w:r>
-        <w:t>RF38 – Exibir Métricas de Serviço para o Cliente</w:t>
-      </w:r>
-      <w:bookmarkEnd w:id="53"/>
-    </w:p>
-    <w:p>
-      <w:pPr>
-        <w:ind w:firstLine="576"/>
-      </w:pPr>
-      <w:r>
-        <w:t>Permitir que o cliente tenha acesso a métricas sobre os serviços realizados pelo prestador, como últimos serviços, média de tempo por serviço, entre outras.</w:t>
-      </w:r>
-    </w:p>
-    <w:p>
-      <w:pPr>
-        <w:ind w:firstLine="576"/>
-      </w:pPr>
-    </w:p>
-    <w:p>
-      <w:pPr>
-        <w:pStyle w:val="Ttulo3"/>
-      </w:pPr>
-      <w:bookmarkStart w:id="54" w:name="_Toc240279090"/>
-      <w:r>
-        <w:t>RF39 – Exibir Métricas de Serviço para o Prestador</w:t>
-      </w:r>
-      <w:bookmarkEnd w:id="54"/>
-    </w:p>
-    <w:p>
-      <w:pPr>
-        <w:ind w:firstLine="576"/>
-      </w:pPr>
-      <w:r>
-        <w:t xml:space="preserve">Permitir que o prestador tenha acesso a métricas dos próprios serviços, como </w:t>
-      </w:r>
-      <w:r>
-        <w:lastRenderedPageBreak/>
-        <w:t>ganho por tipo de serviço, média de valor por serviço, entre outras.</w:t>
-      </w:r>
-    </w:p>
-    <w:p>
-      <w:pPr>
-        <w:ind w:firstLine="576"/>
-      </w:pPr>
-    </w:p>
-    <w:p>
-      <w:pPr>
-        <w:pStyle w:val="Ttulo3"/>
-      </w:pPr>
-      <w:bookmarkStart w:id="55" w:name="_Toc240279091"/>
-      <w:r>
-        <w:t xml:space="preserve">RF40 – Monitorar Presença por </w:t>
-      </w:r>
-      <w:proofErr w:type="spellStart"/>
-      <w:r>
-        <w:t>Geocodificação</w:t>
-      </w:r>
-      <w:proofErr w:type="spellEnd"/>
-      <w:r>
-        <w:t xml:space="preserve"> e </w:t>
-      </w:r>
-      <w:proofErr w:type="spellStart"/>
-      <w:r>
-        <w:t>Geofencing</w:t>
-      </w:r>
-      <w:bookmarkEnd w:id="55"/>
-      <w:proofErr w:type="spellEnd"/>
-    </w:p>
-    <w:p>
-      <w:pPr>
-        <w:ind w:firstLine="576"/>
-      </w:pPr>
-      <w:r>
-        <w:t xml:space="preserve">Permitir que o sistema converta automaticamente o endereço do agendamento em coordenadas GPS e monitore a presença do prestador no local do serviço: ao criar o agendamento, o prestador informa o endereço e um raio de tolerância (50m/100m/200m/500m); a API converte esse endereço em latitude/longitude via </w:t>
-      </w:r>
-      <w:proofErr w:type="spellStart"/>
-      <w:r>
-        <w:t>geocodificação</w:t>
-      </w:r>
-      <w:proofErr w:type="spellEnd"/>
-      <w:r>
-        <w:t>; o aplicativo do prestador envia sua localização a cada 30 segundos; e o sistema, comparando a distância até o endereço, atualiza automaticamente o status do atendimento entre Agendado, Em Atendimento, Em Pausa e Concluído.</w:t>
-      </w:r>
-    </w:p>
-    <w:p>
-      <w:pPr>
-        <w:pStyle w:val="Ttulo3"/>
-      </w:pPr>
-      <w:bookmarkStart w:id="56" w:name="_Toc240279092"/>
-      <w:r>
-        <w:t>RF41 – Definir Visibilidade do Telefone</w:t>
-      </w:r>
-      <w:bookmarkEnd w:id="56"/>
-    </w:p>
-    <w:p>
-      <w:pPr>
-        <w:ind w:firstLine="576"/>
-      </w:pPr>
-      <w:r>
-        <w:t>Permitir que o prestador cadastre seu telefone de contato e defina se ele será exibido publicamente (ex.: no portfólio público) ou mantido privado, visível apenas para o próprio prestador.</w:t>
-      </w:r>
-    </w:p>
-    <w:p>
-      <w:pPr>
-        <w:ind w:firstLine="576"/>
-      </w:pPr>
-    </w:p>
-    <w:p>
-      <w:pPr>
-        <w:pStyle w:val="Ttulo3"/>
-      </w:pPr>
-      <w:bookmarkStart w:id="57" w:name="_Toc240279093"/>
-      <w:r>
-        <w:t xml:space="preserve">RF42 – Monitorar Presença por </w:t>
-      </w:r>
-      <w:proofErr w:type="spellStart"/>
-      <w:r>
-        <w:t>Geocodificação</w:t>
-      </w:r>
-      <w:proofErr w:type="spellEnd"/>
-      <w:r>
-        <w:t xml:space="preserve"> e </w:t>
-      </w:r>
-      <w:proofErr w:type="spellStart"/>
-      <w:r>
-        <w:t>Geofencing</w:t>
-      </w:r>
-      <w:bookmarkEnd w:id="57"/>
-      <w:proofErr w:type="spellEnd"/>
-    </w:p>
-    <w:p>
-      <w:r>
-        <w:t xml:space="preserve">Permitir converter o endereço do agendamento em latitude/longitude e monitorar a presença do prestador por </w:t>
-      </w:r>
-      <w:proofErr w:type="spellStart"/>
-      <w:r>
-        <w:t>geofencing</w:t>
-      </w:r>
-      <w:proofErr w:type="spellEnd"/>
-      <w:r>
-        <w:t>. O prestador define um raio de 50m, 100m, 200m ou 500m, e o aplicativo envia a localização a cada 30 segundos.</w:t>
-      </w:r>
-    </w:p>
-    <w:p>
-      <w:r>
-        <w:t>O sistema deverá atualizar automaticamente os status:</w:t>
-      </w:r>
-    </w:p>
-    <w:p>
-      <w:r>
-        <w:t>Agendado: atendimento criado.</w:t>
-      </w:r>
-    </w:p>
-    <w:p>
-      <w:r>
-        <w:t>Em Atendimento: prestador dentro do raio.</w:t>
-      </w:r>
-    </w:p>
-    <w:p>
-      <w:r>
-        <w:t>Em Pausa: prestador fora do raio por até 30 minutos.</w:t>
-      </w:r>
-    </w:p>
-    <w:p>
-      <w:r>
-        <w:t>Concluído: prestador fora do raio por 30 minutos, sem retorno ou outro atendimento autorizado.</w:t>
-      </w:r>
-    </w:p>
-    <w:p>
-      <w:pPr>
-        <w:pStyle w:val="Ttulo3"/>
-      </w:pPr>
-      <w:bookmarkStart w:id="58" w:name="_Toc240279094"/>
-      <w:r>
-        <w:t>RF</w:t>
-      </w:r>
-      <w:r>
-        <w:t>43</w:t>
-      </w:r>
-      <w:r>
-        <w:t xml:space="preserve"> </w:t>
-      </w:r>
-      <w:r>
-        <w:t xml:space="preserve">- </w:t>
-      </w:r>
-      <w:r>
-        <w:t>Autorizar Foto no Portfólio</w:t>
-      </w:r>
-      <w:bookmarkEnd w:id="58"/>
-    </w:p>
-    <w:p>
-      <w:r>
-        <w:t xml:space="preserve"> Permitir que o administrador aprove ou recuse a foto de atendimento enviada pelo prestador.</w:t>
-      </w:r>
-    </w:p>
-    <w:p/>
-    <w:p>
-      <w:pPr>
-        <w:pStyle w:val="Ttulo2"/>
-      </w:pPr>
-      <w:bookmarkStart w:id="59" w:name="_Toc240279095"/>
-      <w:r>
-        <w:t>Requisitos Não Funcionais</w:t>
-      </w:r>
-      <w:bookmarkEnd w:id="59"/>
-    </w:p>
-    <w:p>
-      <w:r>
-        <w:t xml:space="preserve">Os requisitos não funcionais referem-se às características e restrições do sistema que não estão diretamente relacionadas às suas funcionalidades principais, mas que são essenciais para garantir sua qualidade, desempenho e usabilidade. Eles </w:t>
-      </w:r>
-      <w:r>
-        <w:lastRenderedPageBreak/>
-        <w:t>abordam aspectos como segurança, desempenho, usabilidade, compatibilidade, confiabilidade e manutenibilidade do sistema, fornecendo diretrizes cruciais para o desenvolvimento e avaliação do software. Esses requisitos são fundamentais para assegurar que o sistema atenda aos padrões esperados de qualidade e satisfaça as necessidades dos usuários de forma abrangente.</w:t>
-      </w:r>
-    </w:p>
-    <w:p>
-      <w:pPr>
-        <w:rPr>
-          <w:b/>
-          <w:bCs/>
-        </w:rPr>
-      </w:pPr>
-      <w:bookmarkStart w:id="60" w:name="_Toc165310867"/>
-    </w:p>
-    <w:p>
-      <w:pPr>
-        <w:rPr>
-          <w:b/>
-          <w:bCs/>
-        </w:rPr>
-      </w:pPr>
-      <w:r>
-        <w:rPr>
-          <w:b/>
-          <w:bCs/>
-        </w:rPr>
-        <w:t xml:space="preserve">RNF 1 - </w:t>
-      </w:r>
-      <w:r>
-        <w:rPr>
-          <w:b/>
-          <w:bCs/>
-        </w:rPr>
-        <w:t>Desempenho:</w:t>
-      </w:r>
-      <w:bookmarkEnd w:id="60"/>
-    </w:p>
-    <w:p>
-      <w:pPr>
-        <w:rPr>
-          <w:rFonts w:cs="Arial"/>
-          <w:szCs w:val="24"/>
-        </w:rPr>
-      </w:pPr>
-      <w:r>
-        <w:rPr>
-          <w:rFonts w:cs="Arial"/>
-          <w:szCs w:val="24"/>
-        </w:rPr>
-        <w:t xml:space="preserve">A aplicação deve </w:t>
-      </w:r>
-      <w:r>
-        <w:rPr>
-          <w:rFonts w:cs="Arial"/>
-          <w:szCs w:val="24"/>
-        </w:rPr>
-        <w:t>ter</w:t>
-      </w:r>
-      <w:r>
-        <w:rPr>
-          <w:rFonts w:cs="Arial"/>
-          <w:szCs w:val="24"/>
-        </w:rPr>
-        <w:t xml:space="preserve"> carregamento rápido, mesmo em conexões de internet mais lentas, para garantir uma boa experiência de usuário.</w:t>
-      </w:r>
-    </w:p>
-    <w:p>
-      <w:pPr>
-        <w:rPr>
-          <w:rFonts w:cs="Arial"/>
-          <w:szCs w:val="24"/>
-        </w:rPr>
-      </w:pPr>
-    </w:p>
-    <w:p>
-      <w:pPr>
-        <w:rPr>
-          <w:b/>
-          <w:bCs/>
-        </w:rPr>
-      </w:pPr>
-      <w:bookmarkStart w:id="61" w:name="_Toc165310869"/>
-      <w:r>
-        <w:rPr>
-          <w:b/>
-          <w:bCs/>
-        </w:rPr>
-        <w:t xml:space="preserve">RNF </w:t>
-      </w:r>
-      <w:r>
-        <w:rPr>
-          <w:b/>
-          <w:bCs/>
-        </w:rPr>
-        <w:t>2</w:t>
-      </w:r>
-      <w:r>
-        <w:rPr>
-          <w:b/>
-          <w:bCs/>
-        </w:rPr>
-        <w:t xml:space="preserve"> - </w:t>
-      </w:r>
-      <w:r>
-        <w:rPr>
-          <w:b/>
-          <w:bCs/>
-        </w:rPr>
-        <w:t>Usabilidade:</w:t>
-      </w:r>
-      <w:bookmarkEnd w:id="61"/>
-    </w:p>
-    <w:p>
-      <w:pPr>
-        <w:rPr>
-          <w:rFonts w:cs="Arial"/>
-          <w:szCs w:val="24"/>
-        </w:rPr>
-      </w:pPr>
-      <w:r>
-        <w:rPr>
-          <w:rFonts w:cs="Arial"/>
-          <w:szCs w:val="24"/>
-        </w:rPr>
-        <w:t>A interface da aplicação deve ser intuitiva e fácil de usar, com navegação clara e design responsivo, para que os usuários possam encontrar facilmente artistas e eventos de interesse.</w:t>
-      </w:r>
-    </w:p>
-    <w:p>
-      <w:pPr>
-        <w:ind w:firstLine="0"/>
-        <w:rPr>
-          <w:rFonts w:cs="Arial"/>
-          <w:szCs w:val="24"/>
-        </w:rPr>
-      </w:pPr>
-    </w:p>
-    <w:p>
-      <w:pPr>
-        <w:rPr>
-          <w:b/>
-          <w:bCs/>
-        </w:rPr>
-      </w:pPr>
-      <w:bookmarkStart w:id="62" w:name="_Toc165310874"/>
-      <w:r>
-        <w:rPr>
-          <w:b/>
-          <w:bCs/>
-        </w:rPr>
-        <w:t xml:space="preserve">RNF </w:t>
-      </w:r>
-      <w:r>
-        <w:rPr>
-          <w:b/>
-          <w:bCs/>
-        </w:rPr>
-        <w:t>3</w:t>
-      </w:r>
-      <w:r>
-        <w:rPr>
-          <w:b/>
-          <w:bCs/>
-        </w:rPr>
-        <w:t xml:space="preserve"> - </w:t>
-      </w:r>
-      <w:r>
-        <w:rPr>
-          <w:b/>
-          <w:bCs/>
-        </w:rPr>
-        <w:t>Manutenibilidade:</w:t>
-      </w:r>
-      <w:bookmarkEnd w:id="62"/>
-    </w:p>
-    <w:p>
-      <w:pPr>
-        <w:rPr>
-          <w:rFonts w:cs="Arial"/>
-          <w:szCs w:val="24"/>
-        </w:rPr>
-      </w:pPr>
-      <w:r>
-        <w:rPr>
-          <w:rFonts w:cs="Arial"/>
-          <w:szCs w:val="24"/>
-        </w:rPr>
-        <w:t>O código-fonte da aplicação deve ser bem documentado, seguindo padrões de codificação e boas práticas de desenvolvimento, para facilitar a manutenção e futuras atualizações do sis</w:t>
-      </w:r>
-      <w:r>
-        <w:rPr>
-          <w:rFonts w:cs="Arial"/>
-          <w:szCs w:val="24"/>
-        </w:rPr>
-        <w:t>tema.</w:t>
-      </w:r>
-    </w:p>
-    <w:p>
-      <w:pPr>
-        <w:widowControl/>
-        <w:spacing w:line="240" w:lineRule="auto"/>
-        <w:ind w:firstLine="0"/>
-        <w:jc w:val="left"/>
-        <w:rPr>
-          <w:caps/>
-        </w:rPr>
-      </w:pPr>
-      <w:r>
-        <w:br w:type="page"/>
-      </w:r>
-    </w:p>
-    <w:p>
-      <w:pPr>
-        <w:pStyle w:val="Ttulo2"/>
-      </w:pPr>
-      <w:bookmarkStart w:id="63" w:name="_Toc182927339"/>
-      <w:bookmarkStart w:id="64" w:name="_Toc326436659"/>
-      <w:bookmarkStart w:id="65" w:name="_Toc240279096"/>
+      <w:bookmarkStart w:name="_Toc182927339" w:id="63"/>
+      <w:bookmarkStart w:name="_Toc326436659" w:id="64"/>
+      <w:bookmarkStart w:name="_Toc240279096" w:id="65"/>
       <w:r>
         <w:lastRenderedPageBreak/>
         <w:t>Diagrama de</w:t>
@@ -14539,7 +14504,7 @@
       <w:r>
         <w:t>Caso de Uso</w:t>
       </w:r>
-      <w:bookmarkStart w:id="66" w:name="_Toc165310878"/>
+      <w:bookmarkStart w:name="_Toc165310878" w:id="66"/>
       <w:bookmarkEnd w:id="63"/>
       <w:bookmarkEnd w:id="64"/>
       <w:bookmarkEnd w:id="65"/>
@@ -14582,28 +14547,28 @@
       <w:pPr>
         <w:pStyle w:val="Figura"/>
       </w:pPr>
-      <w:bookmarkStart w:id="67" w:name="_Toc213310059"/>
-      <w:bookmarkStart w:id="68" w:name="_Toc213310387"/>
-      <w:bookmarkStart w:id="69" w:name="_Toc213310469"/>
-      <w:bookmarkStart w:id="70" w:name="_Toc213310537"/>
-      <w:bookmarkStart w:id="71" w:name="_Toc213310591"/>
-      <w:bookmarkStart w:id="72" w:name="_Toc213310869"/>
-      <w:bookmarkStart w:id="73" w:name="_Toc213310978"/>
-      <w:bookmarkStart w:id="74" w:name="_Toc213311049"/>
-      <w:bookmarkStart w:id="75" w:name="_Toc213311197"/>
-      <w:bookmarkStart w:id="76" w:name="_Toc213311255"/>
-      <w:bookmarkStart w:id="77" w:name="_Toc213311335"/>
-      <w:bookmarkStart w:id="78" w:name="_Toc213311374"/>
-      <w:bookmarkStart w:id="79" w:name="_Toc213311439"/>
-      <w:bookmarkStart w:id="80" w:name="_Toc213311518"/>
-      <w:bookmarkStart w:id="81" w:name="_Toc213311561"/>
-      <w:bookmarkStart w:id="82" w:name="_Toc213311620"/>
-      <w:bookmarkStart w:id="83" w:name="_Toc213311843"/>
-      <w:bookmarkStart w:id="84" w:name="_Toc213311922"/>
-      <w:bookmarkStart w:id="85" w:name="_Toc213647691"/>
-      <w:bookmarkStart w:id="86" w:name="_Toc213665795"/>
-      <w:bookmarkStart w:id="87" w:name="_Toc213665834"/>
-      <w:bookmarkStart w:id="88" w:name="_Toc230779158"/>
+      <w:bookmarkStart w:name="_Toc213310059" w:id="67"/>
+      <w:bookmarkStart w:name="_Toc213310387" w:id="68"/>
+      <w:bookmarkStart w:name="_Toc213310469" w:id="69"/>
+      <w:bookmarkStart w:name="_Toc213310537" w:id="70"/>
+      <w:bookmarkStart w:name="_Toc213310591" w:id="71"/>
+      <w:bookmarkStart w:name="_Toc213310869" w:id="72"/>
+      <w:bookmarkStart w:name="_Toc213310978" w:id="73"/>
+      <w:bookmarkStart w:name="_Toc213311049" w:id="74"/>
+      <w:bookmarkStart w:name="_Toc213311197" w:id="75"/>
+      <w:bookmarkStart w:name="_Toc213311255" w:id="76"/>
+      <w:bookmarkStart w:name="_Toc213311335" w:id="77"/>
+      <w:bookmarkStart w:name="_Toc213311374" w:id="78"/>
+      <w:bookmarkStart w:name="_Toc213311439" w:id="79"/>
+      <w:bookmarkStart w:name="_Toc213311518" w:id="80"/>
+      <w:bookmarkStart w:name="_Toc213311561" w:id="81"/>
+      <w:bookmarkStart w:name="_Toc213311620" w:id="82"/>
+      <w:bookmarkStart w:name="_Toc213311843" w:id="83"/>
+      <w:bookmarkStart w:name="_Toc213311922" w:id="84"/>
+      <w:bookmarkStart w:name="_Toc213647691" w:id="85"/>
+      <w:bookmarkStart w:name="_Toc213665795" w:id="86"/>
+      <w:bookmarkStart w:name="_Toc213665834" w:id="87"/>
+      <w:bookmarkStart w:name="_Toc230779158" w:id="88"/>
       <w:r>
         <w:t xml:space="preserve">Figura </w:t>
       </w:r>
@@ -14736,8 +14701,8 @@
       <w:pPr>
         <w:pStyle w:val="Ttulo2"/>
       </w:pPr>
-      <w:bookmarkStart w:id="89" w:name="_Toc489932645"/>
-      <w:bookmarkStart w:id="90" w:name="_Toc240279097"/>
+      <w:bookmarkStart w:name="_Toc489932645" w:id="89"/>
+      <w:bookmarkStart w:name="_Toc240279097" w:id="90"/>
       <w:r>
         <w:t>Diagrama</w:t>
       </w:r>
@@ -14818,9 +14783,9 @@
       <w:pPr>
         <w:pStyle w:val="Ttulo1"/>
       </w:pPr>
-      <w:bookmarkStart w:id="91" w:name="_Toc182927346"/>
-      <w:bookmarkStart w:id="92" w:name="_Toc1016310750"/>
-      <w:bookmarkStart w:id="93" w:name="_Toc240279098"/>
+      <w:bookmarkStart w:name="_Toc182927346" w:id="91"/>
+      <w:bookmarkStart w:name="_Toc1016310750" w:id="92"/>
+      <w:bookmarkStart w:name="_Toc240279098" w:id="93"/>
       <w:r>
         <w:lastRenderedPageBreak/>
         <w:t>Regras de negócio</w:t>
@@ -14856,7 +14821,7 @@
       <w:pPr>
         <w:pStyle w:val="Figura"/>
       </w:pPr>
-      <w:bookmarkStart w:id="94" w:name="_Toc230779166"/>
+      <w:bookmarkStart w:name="_Toc230779166" w:id="94"/>
       <w:r>
         <w:rPr>
           <w:szCs w:val="24"/>
@@ -14967,10 +14932,10 @@
       <w:pPr>
         <w:pStyle w:val="Ttulo2"/>
       </w:pPr>
-      <w:bookmarkStart w:id="95" w:name="_Toc182927347"/>
-      <w:bookmarkStart w:id="96" w:name="_Toc1999012226"/>
-      <w:bookmarkStart w:id="97" w:name="_Toc165310879"/>
-      <w:bookmarkStart w:id="98" w:name="_Toc240279099"/>
+      <w:bookmarkStart w:name="_Toc182927347" w:id="95"/>
+      <w:bookmarkStart w:name="_Toc1999012226" w:id="96"/>
+      <w:bookmarkStart w:name="_Toc165310879" w:id="97"/>
+      <w:bookmarkStart w:name="_Toc240279099" w:id="98"/>
       <w:r>
         <w:t>O que será elaborado?</w:t>
       </w:r>
@@ -14985,7 +14950,7 @@
           <w:bCs/>
         </w:rPr>
       </w:pPr>
-      <w:bookmarkStart w:id="99" w:name="_Toc165310882"/>
+      <w:bookmarkStart w:name="_Toc165310882" w:id="99"/>
       <w:r>
         <w:rPr>
           <w:b/>
@@ -15010,9 +14975,9 @@
       <w:pPr>
         <w:pStyle w:val="Ttulo2"/>
       </w:pPr>
-      <w:bookmarkStart w:id="100" w:name="_Toc182927348"/>
-      <w:bookmarkStart w:id="101" w:name="_Toc1824459023"/>
-      <w:bookmarkStart w:id="102" w:name="_Toc240279100"/>
+      <w:bookmarkStart w:name="_Toc182927348" w:id="100"/>
+      <w:bookmarkStart w:name="_Toc1824459023" w:id="101"/>
+      <w:bookmarkStart w:name="_Toc240279100" w:id="102"/>
       <w:r>
         <w:lastRenderedPageBreak/>
         <w:t>Como será elaborado?</w:t>
@@ -15043,7 +15008,7 @@
           <w:bCs/>
         </w:rPr>
       </w:pPr>
-      <w:bookmarkStart w:id="103" w:name="_Toc165310880"/>
+      <w:bookmarkStart w:name="_Toc165310880" w:id="103"/>
       <w:r>
         <w:rPr>
           <w:bCs/>
@@ -15086,7 +15051,7 @@
           <w:bCs/>
         </w:rPr>
       </w:pPr>
-      <w:bookmarkStart w:id="104" w:name="_Toc165310881"/>
+      <w:bookmarkStart w:name="_Toc165310881" w:id="104"/>
       <w:r>
         <w:rPr>
           <w:b/>
@@ -15119,9 +15084,9 @@
       <w:pPr>
         <w:pStyle w:val="Ttulo2"/>
       </w:pPr>
-      <w:bookmarkStart w:id="105" w:name="_Toc182927349"/>
-      <w:bookmarkStart w:id="106" w:name="_Toc1308799086"/>
-      <w:bookmarkStart w:id="107" w:name="_Toc240279101"/>
+      <w:bookmarkStart w:name="_Toc182927349" w:id="105"/>
+      <w:bookmarkStart w:name="_Toc1308799086" w:id="106"/>
+      <w:bookmarkStart w:name="_Toc240279101" w:id="107"/>
       <w:r>
         <w:t>Para quem será elaborado?</w:t>
       </w:r>
@@ -15136,7 +15101,7 @@
           <w:bCs/>
         </w:rPr>
       </w:pPr>
-      <w:bookmarkStart w:id="108" w:name="_Toc165310883"/>
+      <w:bookmarkStart w:name="_Toc165310883" w:id="108"/>
       <w:r>
         <w:rPr>
           <w:b/>
@@ -15152,7 +15117,7 @@
           <w:bCs/>
         </w:rPr>
       </w:pPr>
-      <w:bookmarkStart w:id="109" w:name="_Toc165310884"/>
+      <w:bookmarkStart w:name="_Toc165310884" w:id="109"/>
       <w:r>
         <w:rPr>
           <w:bCs/>
@@ -15194,7 +15159,7 @@
           <w:bCs/>
         </w:rPr>
       </w:pPr>
-      <w:bookmarkStart w:id="110" w:name="_Toc165310885"/>
+      <w:bookmarkStart w:name="_Toc165310885" w:id="110"/>
       <w:r>
         <w:rPr>
           <w:b/>
@@ -15210,8 +15175,8 @@
           <w:bCs/>
         </w:rPr>
       </w:pPr>
-      <w:bookmarkStart w:id="111" w:name="_Toc182927350"/>
-      <w:bookmarkStart w:id="112" w:name="_Toc207256970"/>
+      <w:bookmarkStart w:name="_Toc182927350" w:id="111"/>
+      <w:bookmarkStart w:name="_Toc207256970" w:id="112"/>
       <w:r>
         <w:rPr>
           <w:bCs/>
@@ -15230,7 +15195,7 @@
       <w:pPr>
         <w:pStyle w:val="Ttulo2"/>
       </w:pPr>
-      <w:bookmarkStart w:id="113" w:name="_Toc240279102"/>
+      <w:bookmarkStart w:name="_Toc240279102" w:id="113"/>
       <w:r>
         <w:t>Quanto vai custar?</w:t>
       </w:r>
@@ -15245,7 +15210,7 @@
           <w:bCs/>
         </w:rPr>
       </w:pPr>
-      <w:bookmarkStart w:id="114" w:name="_Toc165310886"/>
+      <w:bookmarkStart w:name="_Toc165310886" w:id="114"/>
       <w:r>
         <w:rPr>
           <w:b/>
@@ -15256,7 +15221,7 @@
       <w:bookmarkEnd w:id="114"/>
     </w:p>
     <w:p>
-      <w:bookmarkStart w:id="115" w:name="_Toc165310887"/>
+      <w:bookmarkStart w:name="_Toc165310887" w:id="115"/>
       <w:r>
         <w:t>A estrutura de custos contempla o desenvolvimento e o uso de ferramentas de desenvolvimento, além dos gastos com infraestrutura, incluindo servidores, banco de dados e serviços em nuvem. Também abrange os custos de manutenção e suporte contínuo, a publicação do aplicativo nas plataformas digitais e os investimentos em divulgação para alcançar e engajar os usuários.</w:t>
       </w:r>
@@ -15331,9 +15296,9 @@
           <w:u w:val="single"/>
         </w:rPr>
       </w:pPr>
-      <w:bookmarkStart w:id="116" w:name="_Toc182927341"/>
-      <w:bookmarkStart w:id="117" w:name="_Toc515023479"/>
-      <w:bookmarkStart w:id="118" w:name="_Toc240279103"/>
+      <w:bookmarkStart w:name="_Toc182927341" w:id="116"/>
+      <w:bookmarkStart w:name="_Toc515023479" w:id="117"/>
+      <w:bookmarkStart w:name="_Toc240279103" w:id="118"/>
       <w:r>
         <w:lastRenderedPageBreak/>
         <w:t>Estudo de viabilidade</w:t>
@@ -15367,9 +15332,9 @@
       <w:pPr>
         <w:pStyle w:val="Ttulo2"/>
       </w:pPr>
-      <w:bookmarkStart w:id="119" w:name="_Toc182927342"/>
-      <w:bookmarkStart w:id="120" w:name="_Toc857622307"/>
-      <w:bookmarkStart w:id="121" w:name="_Toc240279104"/>
+      <w:bookmarkStart w:name="_Toc182927342" w:id="119"/>
+      <w:bookmarkStart w:name="_Toc857622307" w:id="120"/>
+      <w:bookmarkStart w:name="_Toc240279104" w:id="121"/>
       <w:r>
         <w:t>Viabilidade de Mercado</w:t>
       </w:r>
@@ -15478,9 +15443,9 @@
       <w:pPr>
         <w:pStyle w:val="Ttulo2"/>
       </w:pPr>
-      <w:bookmarkStart w:id="122" w:name="_Toc182927343"/>
-      <w:bookmarkStart w:id="123" w:name="_Toc2048096091"/>
-      <w:bookmarkStart w:id="124" w:name="_Toc240279105"/>
+      <w:bookmarkStart w:name="_Toc182927343" w:id="122"/>
+      <w:bookmarkStart w:name="_Toc2048096091" w:id="123"/>
+      <w:bookmarkStart w:name="_Toc240279105" w:id="124"/>
       <w:r>
         <w:t xml:space="preserve">Viabilidade </w:t>
       </w:r>
@@ -15876,14 +15841,14 @@
           <w:numId w:val="23"/>
         </w:numPr>
         <w:rPr>
-          <w:rFonts w:ascii="Arial" w:eastAsia="Arial" w:hAnsi="Arial" w:cs="Arial"/>
+          <w:rFonts w:ascii="Arial" w:hAnsi="Arial" w:eastAsia="Arial" w:cs="Arial"/>
           <w:sz w:val="24"/>
           <w:szCs w:val="24"/>
         </w:rPr>
       </w:pPr>
       <w:r>
         <w:rPr>
-          <w:rFonts w:ascii="Arial" w:eastAsia="Arial" w:hAnsi="Arial" w:cs="Arial"/>
+          <w:rFonts w:ascii="Arial" w:hAnsi="Arial" w:eastAsia="Arial" w:cs="Arial"/>
           <w:b/>
           <w:bCs/>
           <w:sz w:val="24"/>
@@ -15893,7 +15858,7 @@
       </w:r>
       <w:r>
         <w:rPr>
-          <w:rFonts w:ascii="Arial" w:eastAsia="Arial" w:hAnsi="Arial" w:cs="Arial"/>
+          <w:rFonts w:ascii="Arial" w:hAnsi="Arial" w:eastAsia="Arial" w:cs="Arial"/>
           <w:sz w:val="24"/>
           <w:szCs w:val="24"/>
         </w:rPr>
@@ -15904,8 +15869,8 @@
       <w:pPr>
         <w:pStyle w:val="Ttulo2"/>
       </w:pPr>
-      <w:bookmarkStart w:id="125" w:name="_Toc512747447"/>
-      <w:bookmarkStart w:id="126" w:name="_Toc240279106"/>
+      <w:bookmarkStart w:name="_Toc512747447" w:id="125"/>
+      <w:bookmarkStart w:name="_Toc240279106" w:id="126"/>
       <w:r>
         <w:t xml:space="preserve">Viabilidade </w:t>
       </w:r>
@@ -15953,7 +15918,7 @@
       </w:pPr>
       <w:r>
         <w:rPr>
-          <w:rFonts w:ascii="Arial" w:eastAsia="Arial" w:hAnsi="Arial" w:cs="Arial"/>
+          <w:rFonts w:ascii="Arial" w:hAnsi="Arial" w:eastAsia="Arial" w:cs="Arial"/>
           <w:b/>
           <w:sz w:val="24"/>
           <w:szCs w:val="24"/>
@@ -15962,7 +15927,7 @@
       </w:r>
       <w:r>
         <w:rPr>
-          <w:rFonts w:ascii="Arial" w:eastAsia="Arial" w:hAnsi="Arial" w:cs="Arial"/>
+          <w:rFonts w:ascii="Arial" w:hAnsi="Arial" w:eastAsia="Arial" w:cs="Arial"/>
           <w:sz w:val="24"/>
           <w:szCs w:val="24"/>
         </w:rPr>
@@ -15982,7 +15947,7 @@
       </w:pPr>
       <w:r>
         <w:rPr>
-          <w:rFonts w:ascii="Arial" w:eastAsia="Arial" w:hAnsi="Arial" w:cs="Arial"/>
+          <w:rFonts w:ascii="Arial" w:hAnsi="Arial" w:eastAsia="Arial" w:cs="Arial"/>
           <w:b/>
           <w:sz w:val="24"/>
           <w:szCs w:val="24"/>
@@ -15991,7 +15956,7 @@
       </w:r>
       <w:r>
         <w:rPr>
-          <w:rFonts w:ascii="Arial" w:eastAsia="Arial" w:hAnsi="Arial" w:cs="Arial"/>
+          <w:rFonts w:ascii="Arial" w:hAnsi="Arial" w:eastAsia="Arial" w:cs="Arial"/>
           <w:sz w:val="24"/>
           <w:szCs w:val="24"/>
         </w:rPr>
@@ -15999,7 +15964,7 @@
       </w:r>
       <w:r>
         <w:rPr>
-          <w:rFonts w:ascii="Arial" w:eastAsia="Arial" w:hAnsi="Arial" w:cs="Arial"/>
+          <w:rFonts w:ascii="Arial" w:hAnsi="Arial" w:eastAsia="Arial" w:cs="Arial"/>
           <w:sz w:val="24"/>
           <w:szCs w:val="24"/>
         </w:rPr>
@@ -16019,7 +15984,7 @@
       </w:pPr>
       <w:r>
         <w:rPr>
-          <w:rFonts w:ascii="Arial" w:eastAsia="Arial" w:hAnsi="Arial" w:cs="Arial"/>
+          <w:rFonts w:ascii="Arial" w:hAnsi="Arial" w:eastAsia="Arial" w:cs="Arial"/>
           <w:b/>
           <w:sz w:val="24"/>
           <w:szCs w:val="24"/>
@@ -16034,7 +15999,7 @@
       </w:r>
       <w:r>
         <w:rPr>
-          <w:rFonts w:ascii="Arial" w:eastAsia="Arial" w:hAnsi="Arial" w:cs="Arial"/>
+          <w:rFonts w:ascii="Arial" w:hAnsi="Arial" w:eastAsia="Arial" w:cs="Arial"/>
           <w:sz w:val="24"/>
           <w:szCs w:val="24"/>
         </w:rPr>
@@ -16045,7 +16010,7 @@
       <w:pPr>
         <w:pStyle w:val="Ttulo2"/>
       </w:pPr>
-      <w:bookmarkStart w:id="127" w:name="_Toc240279107"/>
+      <w:bookmarkStart w:name="_Toc240279107" w:id="127"/>
       <w:r>
         <w:t>Viabilidade Econômica</w:t>
       </w:r>
@@ -16075,14 +16040,14 @@
           <w:numId w:val="5"/>
         </w:numPr>
         <w:rPr>
-          <w:rFonts w:ascii="Arial" w:eastAsia="Arial" w:hAnsi="Arial" w:cs="Arial"/>
+          <w:rFonts w:ascii="Arial" w:hAnsi="Arial" w:eastAsia="Arial" w:cs="Arial"/>
           <w:sz w:val="24"/>
           <w:szCs w:val="24"/>
         </w:rPr>
       </w:pPr>
       <w:r>
         <w:rPr>
-          <w:rFonts w:ascii="Arial" w:eastAsia="Arial" w:hAnsi="Arial" w:cs="Arial"/>
+          <w:rFonts w:ascii="Arial" w:hAnsi="Arial" w:eastAsia="Arial" w:cs="Arial"/>
           <w:b/>
           <w:bCs/>
           <w:sz w:val="24"/>
@@ -16092,7 +16057,7 @@
       </w:r>
       <w:r>
         <w:rPr>
-          <w:rFonts w:ascii="Arial" w:eastAsia="Arial" w:hAnsi="Arial" w:cs="Arial"/>
+          <w:rFonts w:ascii="Arial" w:hAnsi="Arial" w:eastAsia="Arial" w:cs="Arial"/>
           <w:sz w:val="24"/>
           <w:szCs w:val="24"/>
         </w:rPr>
@@ -16100,7 +16065,7 @@
       </w:r>
       <w:r>
         <w:rPr>
-          <w:rFonts w:ascii="Arial" w:eastAsia="Arial" w:hAnsi="Arial" w:cs="Arial"/>
+          <w:rFonts w:ascii="Arial" w:hAnsi="Arial" w:eastAsia="Arial" w:cs="Arial"/>
           <w:sz w:val="24"/>
           <w:szCs w:val="24"/>
         </w:rPr>
@@ -16115,14 +16080,14 @@
           <w:numId w:val="5"/>
         </w:numPr>
         <w:rPr>
-          <w:rFonts w:ascii="Arial" w:eastAsia="Arial" w:hAnsi="Arial" w:cs="Arial"/>
+          <w:rFonts w:ascii="Arial" w:hAnsi="Arial" w:eastAsia="Arial" w:cs="Arial"/>
           <w:sz w:val="24"/>
           <w:szCs w:val="24"/>
         </w:rPr>
       </w:pPr>
       <w:r>
         <w:rPr>
-          <w:rFonts w:ascii="Arial" w:eastAsia="Arial" w:hAnsi="Arial" w:cs="Arial"/>
+          <w:rFonts w:ascii="Arial" w:hAnsi="Arial" w:eastAsia="Arial" w:cs="Arial"/>
           <w:b/>
           <w:bCs/>
           <w:sz w:val="24"/>
@@ -16132,7 +16097,7 @@
       </w:r>
       <w:r>
         <w:rPr>
-          <w:rFonts w:ascii="Arial" w:eastAsia="Arial" w:hAnsi="Arial" w:cs="Arial"/>
+          <w:rFonts w:ascii="Arial" w:hAnsi="Arial" w:eastAsia="Arial" w:cs="Arial"/>
           <w:sz w:val="24"/>
           <w:szCs w:val="24"/>
         </w:rPr>
@@ -16140,7 +16105,7 @@
       </w:r>
       <w:r>
         <w:rPr>
-          <w:rFonts w:ascii="Arial" w:eastAsia="Arial" w:hAnsi="Arial" w:cs="Arial"/>
+          <w:rFonts w:ascii="Arial" w:hAnsi="Arial" w:eastAsia="Arial" w:cs="Arial"/>
           <w:sz w:val="24"/>
           <w:szCs w:val="24"/>
         </w:rPr>
@@ -16155,14 +16120,14 @@
           <w:numId w:val="5"/>
         </w:numPr>
         <w:rPr>
-          <w:rFonts w:ascii="Arial" w:eastAsia="Arial" w:hAnsi="Arial" w:cs="Arial"/>
+          <w:rFonts w:ascii="Arial" w:hAnsi="Arial" w:eastAsia="Arial" w:cs="Arial"/>
           <w:sz w:val="24"/>
           <w:szCs w:val="24"/>
         </w:rPr>
       </w:pPr>
       <w:r>
         <w:rPr>
-          <w:rFonts w:ascii="Arial" w:eastAsia="Arial" w:hAnsi="Arial" w:cs="Arial"/>
+          <w:rFonts w:ascii="Arial" w:hAnsi="Arial" w:eastAsia="Arial" w:cs="Arial"/>
           <w:b/>
           <w:bCs/>
           <w:sz w:val="24"/>
@@ -16172,7 +16137,7 @@
       </w:r>
       <w:r>
         <w:rPr>
-          <w:rFonts w:ascii="Arial" w:eastAsia="Arial" w:hAnsi="Arial" w:cs="Arial"/>
+          <w:rFonts w:ascii="Arial" w:hAnsi="Arial" w:eastAsia="Arial" w:cs="Arial"/>
           <w:sz w:val="24"/>
           <w:szCs w:val="24"/>
         </w:rPr>
@@ -16180,7 +16145,7 @@
       </w:r>
       <w:r>
         <w:rPr>
-          <w:rFonts w:ascii="Arial" w:eastAsia="Arial" w:hAnsi="Arial" w:cs="Arial"/>
+          <w:rFonts w:ascii="Arial" w:hAnsi="Arial" w:eastAsia="Arial" w:cs="Arial"/>
           <w:sz w:val="24"/>
           <w:szCs w:val="24"/>
         </w:rPr>
@@ -16188,7 +16153,7 @@
       </w:r>
       <w:r>
         <w:rPr>
-          <w:rFonts w:ascii="Arial" w:eastAsia="Arial" w:hAnsi="Arial" w:cs="Arial"/>
+          <w:rFonts w:ascii="Arial" w:hAnsi="Arial" w:eastAsia="Arial" w:cs="Arial"/>
           <w:sz w:val="24"/>
           <w:szCs w:val="24"/>
         </w:rPr>
@@ -16200,9 +16165,9 @@
       <w:pPr>
         <w:pStyle w:val="Ttulo2"/>
       </w:pPr>
-      <w:bookmarkStart w:id="128" w:name="_Toc182927345"/>
-      <w:bookmarkStart w:id="129" w:name="_Toc1966489106"/>
-      <w:bookmarkStart w:id="130" w:name="_Toc240279108"/>
+      <w:bookmarkStart w:name="_Toc182927345" w:id="128"/>
+      <w:bookmarkStart w:name="_Toc1966489106" w:id="129"/>
+      <w:bookmarkStart w:name="_Toc240279108" w:id="130"/>
       <w:r>
         <w:t>Conclusão do Estudo de Viabilidade:</w:t>
       </w:r>
@@ -16263,10 +16228,10 @@
       <w:pPr>
         <w:pStyle w:val="Ttulo1"/>
       </w:pPr>
-      <w:bookmarkStart w:id="131" w:name="_Toc165310889"/>
-      <w:bookmarkStart w:id="132" w:name="_Toc182927351"/>
-      <w:bookmarkStart w:id="133" w:name="_Toc1662712195"/>
-      <w:bookmarkStart w:id="134" w:name="_Toc240279109"/>
+      <w:bookmarkStart w:name="_Toc165310889" w:id="131"/>
+      <w:bookmarkStart w:name="_Toc182927351" w:id="132"/>
+      <w:bookmarkStart w:name="_Toc1662712195" w:id="133"/>
+      <w:bookmarkStart w:name="_Toc240279109" w:id="134"/>
       <w:bookmarkEnd w:id="66"/>
       <w:r>
         <w:lastRenderedPageBreak/>
@@ -16281,7 +16246,7 @@
           <w:lang w:val="en-US"/>
         </w:rPr>
       </w:pPr>
-      <w:bookmarkStart w:id="135" w:name="_Toc240279110"/>
+      <w:bookmarkStart w:name="_Toc240279110" w:id="135"/>
       <w:r>
         <w:rPr>
           <w:lang w:val="en-US"/>
@@ -16297,7 +16262,7 @@
           <w:lang w:val="en-US"/>
         </w:rPr>
       </w:pPr>
-      <w:bookmarkStart w:id="136" w:name="_Toc240279111"/>
+      <w:bookmarkStart w:name="_Toc240279111" w:id="136"/>
       <w:proofErr w:type="spellStart"/>
       <w:r>
         <w:rPr>
@@ -16467,7 +16432,7 @@
       <w:pPr>
         <w:pStyle w:val="Ttulo3"/>
       </w:pPr>
-      <w:bookmarkStart w:id="137" w:name="_Toc240279112"/>
+      <w:bookmarkStart w:name="_Toc240279112" w:id="137"/>
       <w:r>
         <w:t>Relacionamentos</w:t>
       </w:r>
@@ -16567,7 +16532,7 @@
       <w:pPr>
         <w:pStyle w:val="Ttulo2"/>
       </w:pPr>
-      <w:bookmarkStart w:id="138" w:name="_Toc240279113"/>
+      <w:bookmarkStart w:name="_Toc240279113" w:id="138"/>
       <w:r>
         <w:t>Modelo Lógico</w:t>
       </w:r>
@@ -16600,7 +16565,7 @@
       <w:pPr>
         <w:pStyle w:val="Ttulo3"/>
       </w:pPr>
-      <w:bookmarkStart w:id="139" w:name="_Toc240279114"/>
+      <w:bookmarkStart w:name="_Toc240279114" w:id="139"/>
       <w:r>
         <w:t>Autônomo</w:t>
       </w:r>
@@ -16906,7 +16871,7 @@
       <w:pPr>
         <w:pStyle w:val="Ttulo3"/>
       </w:pPr>
-      <w:bookmarkStart w:id="140" w:name="_Toc240279115"/>
+      <w:bookmarkStart w:name="_Toc240279115" w:id="140"/>
       <w:r>
         <w:t>Cliente</w:t>
       </w:r>
@@ -17210,7 +17175,7 @@
       <w:pPr>
         <w:pStyle w:val="Ttulo3"/>
       </w:pPr>
-      <w:bookmarkStart w:id="141" w:name="_Toc240279116"/>
+      <w:bookmarkStart w:name="_Toc240279116" w:id="141"/>
       <w:r>
         <w:t>Serviço</w:t>
       </w:r>
@@ -17498,7 +17463,7 @@
       <w:pPr>
         <w:pStyle w:val="Ttulo3"/>
       </w:pPr>
-      <w:bookmarkStart w:id="142" w:name="_Toc240279117"/>
+      <w:bookmarkStart w:name="_Toc240279117" w:id="142"/>
       <w:r>
         <w:t>Agendamento</w:t>
       </w:r>
@@ -17790,7 +17755,7 @@
       <w:pPr>
         <w:pStyle w:val="Ttulo3"/>
       </w:pPr>
-      <w:bookmarkStart w:id="143" w:name="_Toc240279118"/>
+      <w:bookmarkStart w:name="_Toc240279118" w:id="143"/>
       <w:r>
         <w:t>Publicação do Serviço</w:t>
       </w:r>
@@ -18078,7 +18043,7 @@
       <w:pPr>
         <w:pStyle w:val="Ttulo3"/>
       </w:pPr>
-      <w:bookmarkStart w:id="144" w:name="_Toc240279119"/>
+      <w:bookmarkStart w:name="_Toc240279119" w:id="144"/>
       <w:r>
         <w:t>Transação Financeira</w:t>
       </w:r>
@@ -18366,7 +18331,7 @@
       <w:pPr>
         <w:pStyle w:val="Ttulo2"/>
       </w:pPr>
-      <w:bookmarkStart w:id="145" w:name="_Toc240279120"/>
+      <w:bookmarkStart w:name="_Toc240279120" w:id="145"/>
       <w:r>
         <w:t>Modelo Físico</w:t>
       </w:r>
@@ -18376,7 +18341,7 @@
       <w:pPr>
         <w:pStyle w:val="Ttulo1"/>
       </w:pPr>
-      <w:bookmarkStart w:id="146" w:name="_Toc240279121"/>
+      <w:bookmarkStart w:name="_Toc240279121" w:id="146"/>
       <w:r>
         <w:t>Design</w:t>
       </w:r>
@@ -18429,22 +18394,22 @@
           <w:rFonts w:eastAsia="Arial" w:cs="Arial"/>
         </w:rPr>
       </w:pPr>
-      <w:bookmarkStart w:id="147" w:name="_Toc211596448"/>
-      <w:bookmarkStart w:id="148" w:name="_Toc214534061"/>
-      <w:bookmarkStart w:id="149" w:name="_Toc182897094"/>
-      <w:bookmarkStart w:id="150" w:name="_Toc213311258"/>
-      <w:bookmarkStart w:id="151" w:name="_Toc213311338"/>
-      <w:bookmarkStart w:id="152" w:name="_Toc213311377"/>
-      <w:bookmarkStart w:id="153" w:name="_Toc213311442"/>
-      <w:bookmarkStart w:id="154" w:name="_Toc213311521"/>
-      <w:bookmarkStart w:id="155" w:name="_Toc213311564"/>
-      <w:bookmarkStart w:id="156" w:name="_Toc213311623"/>
-      <w:bookmarkStart w:id="157" w:name="_Toc213311846"/>
-      <w:bookmarkStart w:id="158" w:name="_Toc213311925"/>
-      <w:bookmarkStart w:id="159" w:name="_Toc213647694"/>
-      <w:bookmarkStart w:id="160" w:name="_Toc213665798"/>
-      <w:bookmarkStart w:id="161" w:name="_Toc213665837"/>
-      <w:bookmarkStart w:id="162" w:name="_Toc240279122"/>
+      <w:bookmarkStart w:name="_Toc211596448" w:id="147"/>
+      <w:bookmarkStart w:name="_Toc214534061" w:id="148"/>
+      <w:bookmarkStart w:name="_Toc182897094" w:id="149"/>
+      <w:bookmarkStart w:name="_Toc213311258" w:id="150"/>
+      <w:bookmarkStart w:name="_Toc213311338" w:id="151"/>
+      <w:bookmarkStart w:name="_Toc213311377" w:id="152"/>
+      <w:bookmarkStart w:name="_Toc213311442" w:id="153"/>
+      <w:bookmarkStart w:name="_Toc213311521" w:id="154"/>
+      <w:bookmarkStart w:name="_Toc213311564" w:id="155"/>
+      <w:bookmarkStart w:name="_Toc213311623" w:id="156"/>
+      <w:bookmarkStart w:name="_Toc213311846" w:id="157"/>
+      <w:bookmarkStart w:name="_Toc213311925" w:id="158"/>
+      <w:bookmarkStart w:name="_Toc213647694" w:id="159"/>
+      <w:bookmarkStart w:name="_Toc213665798" w:id="160"/>
+      <w:bookmarkStart w:name="_Toc213665837" w:id="161"/>
+      <w:bookmarkStart w:name="_Toc240279122" w:id="162"/>
       <w:r>
         <w:t xml:space="preserve">Paleta de </w:t>
       </w:r>
@@ -18462,7 +18427,7 @@
           <w:noProof/>
         </w:rPr>
       </w:pPr>
-      <w:bookmarkStart w:id="163" w:name="_Toc230779167"/>
+      <w:bookmarkStart w:name="_Toc230779167" w:id="163"/>
       <w:r>
         <w:rPr>
           <w:szCs w:val="24"/>
@@ -18755,7 +18720,7 @@
           <w:rFonts w:eastAsia="Arial" w:cs="Arial"/>
         </w:rPr>
       </w:pPr>
-      <w:bookmarkStart w:id="164" w:name="_Toc240279123"/>
+      <w:bookmarkStart w:name="_Toc240279123" w:id="164"/>
       <w:r>
         <w:lastRenderedPageBreak/>
         <w:t>Tipografia</w:t>
@@ -18796,28 +18761,28 @@
       <w:pPr>
         <w:pStyle w:val="Figura"/>
       </w:pPr>
-      <w:bookmarkStart w:id="165" w:name="_Toc213310062"/>
-      <w:bookmarkStart w:id="166" w:name="_Toc213310389"/>
-      <w:bookmarkStart w:id="167" w:name="_Toc213310471"/>
-      <w:bookmarkStart w:id="168" w:name="_Toc213310539"/>
-      <w:bookmarkStart w:id="169" w:name="_Toc213310593"/>
-      <w:bookmarkStart w:id="170" w:name="_Toc213310871"/>
-      <w:bookmarkStart w:id="171" w:name="_Toc213310981"/>
-      <w:bookmarkStart w:id="172" w:name="_Toc213311052"/>
-      <w:bookmarkStart w:id="173" w:name="_Toc213311200"/>
-      <w:bookmarkStart w:id="174" w:name="_Toc213311259"/>
-      <w:bookmarkStart w:id="175" w:name="_Toc213311339"/>
-      <w:bookmarkStart w:id="176" w:name="_Toc213311378"/>
-      <w:bookmarkStart w:id="177" w:name="_Toc213311443"/>
-      <w:bookmarkStart w:id="178" w:name="_Toc213311522"/>
-      <w:bookmarkStart w:id="179" w:name="_Toc213311565"/>
-      <w:bookmarkStart w:id="180" w:name="_Toc213311624"/>
-      <w:bookmarkStart w:id="181" w:name="_Toc213311847"/>
-      <w:bookmarkStart w:id="182" w:name="_Toc213311926"/>
-      <w:bookmarkStart w:id="183" w:name="_Toc213647695"/>
-      <w:bookmarkStart w:id="184" w:name="_Toc213665799"/>
-      <w:bookmarkStart w:id="185" w:name="_Toc213665838"/>
-      <w:bookmarkStart w:id="186" w:name="_Toc230779168"/>
+      <w:bookmarkStart w:name="_Toc213310062" w:id="165"/>
+      <w:bookmarkStart w:name="_Toc213310389" w:id="166"/>
+      <w:bookmarkStart w:name="_Toc213310471" w:id="167"/>
+      <w:bookmarkStart w:name="_Toc213310539" w:id="168"/>
+      <w:bookmarkStart w:name="_Toc213310593" w:id="169"/>
+      <w:bookmarkStart w:name="_Toc213310871" w:id="170"/>
+      <w:bookmarkStart w:name="_Toc213310981" w:id="171"/>
+      <w:bookmarkStart w:name="_Toc213311052" w:id="172"/>
+      <w:bookmarkStart w:name="_Toc213311200" w:id="173"/>
+      <w:bookmarkStart w:name="_Toc213311259" w:id="174"/>
+      <w:bookmarkStart w:name="_Toc213311339" w:id="175"/>
+      <w:bookmarkStart w:name="_Toc213311378" w:id="176"/>
+      <w:bookmarkStart w:name="_Toc213311443" w:id="177"/>
+      <w:bookmarkStart w:name="_Toc213311522" w:id="178"/>
+      <w:bookmarkStart w:name="_Toc213311565" w:id="179"/>
+      <w:bookmarkStart w:name="_Toc213311624" w:id="180"/>
+      <w:bookmarkStart w:name="_Toc213311847" w:id="181"/>
+      <w:bookmarkStart w:name="_Toc213311926" w:id="182"/>
+      <w:bookmarkStart w:name="_Toc213647695" w:id="183"/>
+      <w:bookmarkStart w:name="_Toc213665799" w:id="184"/>
+      <w:bookmarkStart w:name="_Toc213665838" w:id="185"/>
+      <w:bookmarkStart w:name="_Toc230779168" w:id="186"/>
       <w:r>
         <w:rPr>
           <w:szCs w:val="24"/>
@@ -18986,7 +18951,7 @@
           <w:rFonts w:eastAsia="Arial" w:cs="Arial"/>
         </w:rPr>
       </w:pPr>
-      <w:bookmarkStart w:id="187" w:name="_Toc240279124"/>
+      <w:bookmarkStart w:name="_Toc240279124" w:id="187"/>
       <w:r>
         <w:t>Isotipo</w:t>
       </w:r>
@@ -19090,28 +19055,28 @@
       <w:pPr>
         <w:pStyle w:val="Figura"/>
       </w:pPr>
-      <w:bookmarkStart w:id="188" w:name="_Toc213310063"/>
-      <w:bookmarkStart w:id="189" w:name="_Toc213310390"/>
-      <w:bookmarkStart w:id="190" w:name="_Toc213310472"/>
-      <w:bookmarkStart w:id="191" w:name="_Toc213310540"/>
-      <w:bookmarkStart w:id="192" w:name="_Toc213310594"/>
-      <w:bookmarkStart w:id="193" w:name="_Toc213310872"/>
-      <w:bookmarkStart w:id="194" w:name="_Toc213310982"/>
-      <w:bookmarkStart w:id="195" w:name="_Toc213311053"/>
-      <w:bookmarkStart w:id="196" w:name="_Toc213311201"/>
-      <w:bookmarkStart w:id="197" w:name="_Toc213311260"/>
-      <w:bookmarkStart w:id="198" w:name="_Toc213311340"/>
-      <w:bookmarkStart w:id="199" w:name="_Toc213311379"/>
-      <w:bookmarkStart w:id="200" w:name="_Toc213311444"/>
-      <w:bookmarkStart w:id="201" w:name="_Toc213311523"/>
-      <w:bookmarkStart w:id="202" w:name="_Toc213311566"/>
-      <w:bookmarkStart w:id="203" w:name="_Toc213311625"/>
-      <w:bookmarkStart w:id="204" w:name="_Toc213311848"/>
-      <w:bookmarkStart w:id="205" w:name="_Toc213311927"/>
-      <w:bookmarkStart w:id="206" w:name="_Toc213647696"/>
-      <w:bookmarkStart w:id="207" w:name="_Toc213665800"/>
-      <w:bookmarkStart w:id="208" w:name="_Toc213665839"/>
-      <w:bookmarkStart w:id="209" w:name="_Toc230779169"/>
+      <w:bookmarkStart w:name="_Toc213310063" w:id="188"/>
+      <w:bookmarkStart w:name="_Toc213310390" w:id="189"/>
+      <w:bookmarkStart w:name="_Toc213310472" w:id="190"/>
+      <w:bookmarkStart w:name="_Toc213310540" w:id="191"/>
+      <w:bookmarkStart w:name="_Toc213310594" w:id="192"/>
+      <w:bookmarkStart w:name="_Toc213310872" w:id="193"/>
+      <w:bookmarkStart w:name="_Toc213310982" w:id="194"/>
+      <w:bookmarkStart w:name="_Toc213311053" w:id="195"/>
+      <w:bookmarkStart w:name="_Toc213311201" w:id="196"/>
+      <w:bookmarkStart w:name="_Toc213311260" w:id="197"/>
+      <w:bookmarkStart w:name="_Toc213311340" w:id="198"/>
+      <w:bookmarkStart w:name="_Toc213311379" w:id="199"/>
+      <w:bookmarkStart w:name="_Toc213311444" w:id="200"/>
+      <w:bookmarkStart w:name="_Toc213311523" w:id="201"/>
+      <w:bookmarkStart w:name="_Toc213311566" w:id="202"/>
+      <w:bookmarkStart w:name="_Toc213311625" w:id="203"/>
+      <w:bookmarkStart w:name="_Toc213311848" w:id="204"/>
+      <w:bookmarkStart w:name="_Toc213311927" w:id="205"/>
+      <w:bookmarkStart w:name="_Toc213647696" w:id="206"/>
+      <w:bookmarkStart w:name="_Toc213665800" w:id="207"/>
+      <w:bookmarkStart w:name="_Toc213665839" w:id="208"/>
+      <w:bookmarkStart w:name="_Toc230779169" w:id="209"/>
       <w:r>
         <w:rPr>
           <w:szCs w:val="24"/>
@@ -19292,7 +19257,7 @@
       <w:pPr>
         <w:pStyle w:val="Figura"/>
       </w:pPr>
-      <w:bookmarkStart w:id="210" w:name="_Toc213311631"/>
+      <w:bookmarkStart w:name="_Toc213311631" w:id="210"/>
     </w:p>
     <w:bookmarkEnd w:id="210"/>
     <w:p>
@@ -19312,13 +19277,13 @@
       <w:pPr>
         <w:ind w:firstLine="0"/>
       </w:pPr>
-      <w:bookmarkStart w:id="211" w:name="_Toc165310890"/>
+      <w:bookmarkStart w:name="_Toc165310890" w:id="211"/>
     </w:p>
     <w:p>
       <w:pPr>
         <w:pStyle w:val="Ttulo1"/>
       </w:pPr>
-      <w:bookmarkStart w:id="212" w:name="_Toc240279125"/>
+      <w:bookmarkStart w:name="_Toc240279125" w:id="212"/>
       <w:bookmarkEnd w:id="211"/>
       <w:r>
         <w:t>Protótipo</w:t>
@@ -19411,14 +19376,14 @@
           <w:rFonts w:eastAsia="Arial"/>
         </w:rPr>
       </w:pPr>
-      <w:bookmarkStart w:id="213" w:name="_Toc240279126"/>
+      <w:bookmarkStart w:name="_Toc240279126" w:id="213"/>
       <w:r>
         <w:t>Aplicação</w:t>
       </w:r>
       <w:bookmarkEnd w:id="213"/>
     </w:p>
     <w:p>
-      <w:bookmarkStart w:id="214" w:name="_Toc165310892"/>
+      <w:bookmarkStart w:name="_Toc165310892" w:id="214"/>
       <w:r>
         <w:t>A seguir serão apresentadas algumas telas elaboradas no sistema.</w:t>
       </w:r>
@@ -19453,7 +19418,7 @@
         </w:rPr>
         <w:tab/>
       </w:r>
-      <w:bookmarkStart w:id="215" w:name="_Toc230779170"/>
+      <w:bookmarkStart w:name="_Toc230779170" w:id="215"/>
       <w:r>
         <w:rPr>
           <w:i w:val="0"/>
@@ -19618,7 +19583,7 @@
         </w:rPr>
         <w:t xml:space="preserve"> </w:t>
       </w:r>
-      <w:bookmarkStart w:id="216" w:name="_Toc230779171"/>
+      <w:bookmarkStart w:name="_Toc230779171" w:id="216"/>
       <w:r>
         <w:rPr>
           <w:sz w:val="20"/>
@@ -19791,7 +19756,7 @@
         </w:rPr>
         <w:t xml:space="preserve">      </w:t>
       </w:r>
-      <w:bookmarkStart w:id="217" w:name="_Toc230779172"/>
+      <w:bookmarkStart w:name="_Toc230779172" w:id="217"/>
       <w:r>
         <w:rPr>
           <w:i w:val="0"/>
@@ -20012,7 +19977,7 @@
         </w:rPr>
         <w:tab/>
       </w:r>
-      <w:bookmarkStart w:id="218" w:name="_Toc230779173"/>
+      <w:bookmarkStart w:name="_Toc230779173" w:id="218"/>
       <w:r>
         <w:rPr>
           <w:i w:val="0"/>
@@ -20229,7 +20194,7 @@
         <w:lastRenderedPageBreak/>
         <w:t xml:space="preserve">     </w:t>
       </w:r>
-      <w:bookmarkStart w:id="219" w:name="_Toc230779174"/>
+      <w:bookmarkStart w:name="_Toc230779174" w:id="219"/>
       <w:r>
         <w:rPr>
           <w:i w:val="0"/>
@@ -20434,7 +20399,7 @@
         </w:rPr>
         <w:t xml:space="preserve">  </w:t>
       </w:r>
-      <w:bookmarkStart w:id="220" w:name="_Toc230779175"/>
+      <w:bookmarkStart w:name="_Toc230779175" w:id="220"/>
       <w:r>
         <w:rPr>
           <w:i w:val="0"/>
@@ -20634,7 +20599,7 @@
           <w:szCs w:val="20"/>
         </w:rPr>
       </w:pPr>
-      <w:bookmarkStart w:id="221" w:name="_Toc230779176"/>
+      <w:bookmarkStart w:name="_Toc230779176" w:id="221"/>
       <w:r>
         <w:rPr>
           <w:i w:val="0"/>
@@ -20805,7 +20770,7 @@
           <w:szCs w:val="20"/>
         </w:rPr>
       </w:pPr>
-      <w:bookmarkStart w:id="222" w:name="_Toc230779177"/>
+      <w:bookmarkStart w:name="_Toc230779177" w:id="222"/>
       <w:r>
         <w:rPr>
           <w:i w:val="0"/>
@@ -20978,7 +20943,7 @@
         <w:lastRenderedPageBreak/>
         <w:t xml:space="preserve">                                               </w:t>
       </w:r>
-      <w:bookmarkStart w:id="223" w:name="_Toc230779178"/>
+      <w:bookmarkStart w:name="_Toc230779178" w:id="223"/>
       <w:r>
         <w:rPr>
           <w:sz w:val="20"/>
@@ -21124,7 +21089,7 @@
           <w:szCs w:val="20"/>
         </w:rPr>
       </w:pPr>
-      <w:bookmarkStart w:id="224" w:name="_Toc230779179"/>
+      <w:bookmarkStart w:name="_Toc230779179" w:id="224"/>
       <w:r>
         <w:rPr>
           <w:i w:val="0"/>
@@ -21278,7 +21243,7 @@
         <w:pStyle w:val="Legenda"/>
         <w:jc w:val="center"/>
       </w:pPr>
-      <w:bookmarkStart w:id="225" w:name="_Toc230779180"/>
+      <w:bookmarkStart w:name="_Toc230779180" w:id="225"/>
       <w:r>
         <w:rPr>
           <w:i w:val="0"/>
@@ -21438,7 +21403,7 @@
           <w:szCs w:val="20"/>
         </w:rPr>
       </w:pPr>
-      <w:bookmarkStart w:id="226" w:name="_Toc230779181"/>
+      <w:bookmarkStart w:name="_Toc230779181" w:id="226"/>
       <w:r>
         <w:rPr>
           <w:i w:val="0"/>
@@ -21624,7 +21589,7 @@
           <w:szCs w:val="20"/>
         </w:rPr>
       </w:pPr>
-      <w:bookmarkStart w:id="227" w:name="_Toc230779182"/>
+      <w:bookmarkStart w:name="_Toc230779182" w:id="227"/>
       <w:r>
         <w:rPr>
           <w:i w:val="0"/>
@@ -21795,7 +21760,7 @@
           <w:sz w:val="20"/>
         </w:rPr>
       </w:pPr>
-      <w:bookmarkStart w:id="228" w:name="_Toc230779183"/>
+      <w:bookmarkStart w:name="_Toc230779183" w:id="228"/>
       <w:r>
         <w:rPr>
           <w:sz w:val="20"/>
@@ -21985,7 +21950,7 @@
         <w:lastRenderedPageBreak/>
         <w:t xml:space="preserve">  </w:t>
       </w:r>
-      <w:bookmarkStart w:id="229" w:name="_Toc230779184"/>
+      <w:bookmarkStart w:name="_Toc230779184" w:id="229"/>
       <w:r>
         <w:rPr>
           <w:i w:val="0"/>
@@ -22160,7 +22125,7 @@
           <w:sz w:val="20"/>
         </w:rPr>
       </w:pPr>
-      <w:bookmarkStart w:id="230" w:name="_Toc230779185"/>
+      <w:bookmarkStart w:name="_Toc230779185" w:id="230"/>
       <w:r>
         <w:rPr>
           <w:sz w:val="20"/>
@@ -22339,7 +22304,7 @@
           <w:szCs w:val="20"/>
         </w:rPr>
       </w:pPr>
-      <w:bookmarkStart w:id="231" w:name="_Toc230779186"/>
+      <w:bookmarkStart w:name="_Toc230779186" w:id="231"/>
       <w:r>
         <w:rPr>
           <w:i w:val="0"/>
@@ -22499,7 +22464,7 @@
           <w:sz w:val="20"/>
         </w:rPr>
       </w:pPr>
-      <w:bookmarkStart w:id="232" w:name="_Toc230779187"/>
+      <w:bookmarkStart w:name="_Toc230779187" w:id="232"/>
       <w:r>
         <w:rPr>
           <w:sz w:val="20"/>
@@ -22663,7 +22628,7 @@
           <w:szCs w:val="20"/>
         </w:rPr>
       </w:pPr>
-      <w:bookmarkStart w:id="233" w:name="_Toc230779188"/>
+      <w:bookmarkStart w:name="_Toc230779188" w:id="233"/>
       <w:r>
         <w:rPr>
           <w:i w:val="0"/>
@@ -22836,7 +22801,7 @@
         </w:rPr>
         <w:t xml:space="preserve"> </w:t>
       </w:r>
-      <w:bookmarkStart w:id="234" w:name="_Toc230779189"/>
+      <w:bookmarkStart w:name="_Toc230779189" w:id="234"/>
       <w:r>
         <w:rPr>
           <w:sz w:val="20"/>
@@ -23014,7 +22979,7 @@
           <w:szCs w:val="20"/>
         </w:rPr>
       </w:pPr>
-      <w:bookmarkStart w:id="235" w:name="_Toc230779190"/>
+      <w:bookmarkStart w:name="_Toc230779190" w:id="235"/>
       <w:r>
         <w:rPr>
           <w:i w:val="0"/>
@@ -23190,7 +23155,7 @@
         </w:rPr>
         <w:t xml:space="preserve">       </w:t>
       </w:r>
-      <w:bookmarkStart w:id="236" w:name="_Toc230779191"/>
+      <w:bookmarkStart w:name="_Toc230779191" w:id="236"/>
       <w:r>
         <w:rPr>
           <w:sz w:val="20"/>
@@ -23369,7 +23334,7 @@
           <w:szCs w:val="20"/>
         </w:rPr>
       </w:pPr>
-      <w:bookmarkStart w:id="237" w:name="_Toc230779192"/>
+      <w:bookmarkStart w:name="_Toc230779192" w:id="237"/>
       <w:r>
         <w:rPr>
           <w:i w:val="0"/>
@@ -23542,7 +23507,7 @@
         </w:rPr>
         <w:t xml:space="preserve">         </w:t>
       </w:r>
-      <w:bookmarkStart w:id="238" w:name="_Toc230779193"/>
+      <w:bookmarkStart w:name="_Toc230779193" w:id="238"/>
       <w:r>
         <w:rPr>
           <w:sz w:val="20"/>
@@ -23700,7 +23665,7 @@
           <w:szCs w:val="20"/>
         </w:rPr>
       </w:pPr>
-      <w:bookmarkStart w:id="239" w:name="_Toc230779194"/>
+      <w:bookmarkStart w:name="_Toc230779194" w:id="239"/>
       <w:r>
         <w:rPr>
           <w:i w:val="0"/>
@@ -23873,7 +23838,7 @@
           <w:szCs w:val="20"/>
         </w:rPr>
       </w:pPr>
-      <w:bookmarkStart w:id="240" w:name="_Toc230779195"/>
+      <w:bookmarkStart w:name="_Toc230779195" w:id="240"/>
       <w:r>
         <w:rPr>
           <w:i w:val="0"/>
@@ -24029,7 +23994,7 @@
           <w:szCs w:val="20"/>
         </w:rPr>
       </w:pPr>
-      <w:bookmarkStart w:id="241" w:name="_Toc230779196"/>
+      <w:bookmarkStart w:name="_Toc230779196" w:id="241"/>
       <w:r>
         <w:rPr>
           <w:i w:val="0"/>
@@ -24202,7 +24167,7 @@
           <w:szCs w:val="20"/>
         </w:rPr>
       </w:pPr>
-      <w:bookmarkStart w:id="242" w:name="_Toc230779197"/>
+      <w:bookmarkStart w:name="_Toc230779197" w:id="242"/>
       <w:r>
         <w:rPr>
           <w:i w:val="0"/>
@@ -24358,7 +24323,7 @@
           <w:szCs w:val="20"/>
         </w:rPr>
       </w:pPr>
-      <w:bookmarkStart w:id="243" w:name="_Toc230779198"/>
+      <w:bookmarkStart w:name="_Toc230779198" w:id="243"/>
       <w:r>
         <w:rPr>
           <w:i w:val="0"/>
@@ -24544,7 +24509,7 @@
         </w:rPr>
         <w:t xml:space="preserve">      </w:t>
       </w:r>
-      <w:bookmarkStart w:id="244" w:name="_Toc230779199"/>
+      <w:bookmarkStart w:name="_Toc230779199" w:id="244"/>
       <w:r>
         <w:rPr>
           <w:sz w:val="20"/>
@@ -24675,7 +24640,7 @@
       <w:pPr>
         <w:pStyle w:val="Ttulo1"/>
       </w:pPr>
-      <w:bookmarkStart w:id="245" w:name="_Toc240279127"/>
+      <w:bookmarkStart w:name="_Toc240279127" w:id="245"/>
       <w:r>
         <w:lastRenderedPageBreak/>
         <w:t>banco de dados</w:t>
@@ -24741,7 +24706,7 @@
       <w:pPr>
         <w:pStyle w:val="Ttulo1"/>
       </w:pPr>
-      <w:bookmarkStart w:id="246" w:name="_Toc240279128"/>
+      <w:bookmarkStart w:name="_Toc240279128" w:id="246"/>
       <w:r>
         <w:t>Considerações Finais</w:t>
       </w:r>
@@ -24795,7 +24760,7 @@
           <w:lang w:val="pt-BR"/>
         </w:rPr>
       </w:pPr>
-      <w:bookmarkStart w:id="247" w:name="_Toc240279129"/>
+      <w:bookmarkStart w:name="_Toc240279129" w:id="247"/>
       <w:r>
         <w:rPr>
           <w:lang w:val="pt-BR"/>
@@ -24853,7 +24818,7 @@
       <w:r>
         <w:t xml:space="preserve"> </w:t>
       </w:r>
-      <w:hyperlink r:id="rId49" w:history="1">
+      <w:hyperlink w:history="1" r:id="rId49">
         <w:r>
           <w:rPr>
             <w:rStyle w:val="Hyperlink"/>
@@ -24910,7 +24875,7 @@
         </w:rPr>
         <w:t xml:space="preserve">. Disponível em: </w:t>
       </w:r>
-      <w:hyperlink r:id="rId50" w:history="1">
+      <w:hyperlink w:history="1" r:id="rId50">
         <w:r>
           <w:rPr>
             <w:rStyle w:val="Hyperlink"/>
@@ -24979,7 +24944,7 @@
         </w:rPr>
         <w:t xml:space="preserve">. Disponível em: </w:t>
       </w:r>
-      <w:hyperlink r:id="rId51" w:history="1">
+      <w:hyperlink w:history="1" r:id="rId51">
         <w:r>
           <w:rPr>
             <w:rStyle w:val="Hyperlink"/>
@@ -25051,7 +25016,7 @@
         </w:rPr>
         <w:t xml:space="preserve">. Disponível em: </w:t>
       </w:r>
-      <w:hyperlink r:id="rId52" w:history="1">
+      <w:hyperlink w:history="1" r:id="rId52">
         <w:r>
           <w:rPr>
             <w:rStyle w:val="Hyperlink"/>
@@ -25316,7 +25281,7 @@
       <w:r>
         <w:t xml:space="preserve">. Disponível em: </w:t>
       </w:r>
-      <w:hyperlink r:id="rId56" w:history="1">
+      <w:hyperlink w:history="1" r:id="rId56">
         <w:r>
           <w:rPr>
             <w:rStyle w:val="Hyperlink"/>
@@ -25364,7 +25329,7 @@
     <w:sectPr>
       <w:headerReference w:type="default" r:id="rId57"/>
       <w:footerReference w:type="default" r:id="rId58"/>
-      <w:pgSz w:w="11907" w:h="16840" w:code="9"/>
+      <w:pgSz w:w="11907" w:h="16840" w:orient="portrait" w:code="9"/>
       <w:pgMar w:top="1701" w:right="1134" w:bottom="1134" w:left="1701" w:header="709" w:footer="709" w:gutter="0"/>
       <w:cols w:space="720"/>
     </w:sectPr>
@@ -25987,7 +25952,7 @@
         <w:ind w:left="720" w:hanging="360"/>
       </w:pPr>
       <w:rPr>
-        <w:rFonts w:ascii="Symbol" w:hAnsi="Symbol" w:hint="default"/>
+        <w:rFonts w:hint="default" w:ascii="Symbol" w:hAnsi="Symbol"/>
         <w:sz w:val="20"/>
       </w:rPr>
     </w:lvl>
@@ -26003,7 +25968,7 @@
         <w:ind w:left="1440" w:hanging="360"/>
       </w:pPr>
       <w:rPr>
-        <w:rFonts w:ascii="Courier New" w:hAnsi="Courier New" w:hint="default"/>
+        <w:rFonts w:hint="default" w:ascii="Courier New" w:hAnsi="Courier New"/>
         <w:sz w:val="20"/>
       </w:rPr>
     </w:lvl>
@@ -26019,7 +25984,7 @@
         <w:ind w:left="2160" w:hanging="360"/>
       </w:pPr>
       <w:rPr>
-        <w:rFonts w:ascii="Wingdings" w:hAnsi="Wingdings" w:hint="default"/>
+        <w:rFonts w:hint="default" w:ascii="Wingdings" w:hAnsi="Wingdings"/>
         <w:sz w:val="20"/>
       </w:rPr>
     </w:lvl>
@@ -26035,7 +26000,7 @@
         <w:ind w:left="2880" w:hanging="360"/>
       </w:pPr>
       <w:rPr>
-        <w:rFonts w:ascii="Wingdings" w:hAnsi="Wingdings" w:hint="default"/>
+        <w:rFonts w:hint="default" w:ascii="Wingdings" w:hAnsi="Wingdings"/>
         <w:sz w:val="20"/>
       </w:rPr>
     </w:lvl>
@@ -26051,7 +26016,7 @@
         <w:ind w:left="3600" w:hanging="360"/>
       </w:pPr>
       <w:rPr>
-        <w:rFonts w:ascii="Wingdings" w:hAnsi="Wingdings" w:hint="default"/>
+        <w:rFonts w:hint="default" w:ascii="Wingdings" w:hAnsi="Wingdings"/>
         <w:sz w:val="20"/>
       </w:rPr>
     </w:lvl>
@@ -26067,7 +26032,7 @@
         <w:ind w:left="4320" w:hanging="360"/>
       </w:pPr>
       <w:rPr>
-        <w:rFonts w:ascii="Wingdings" w:hAnsi="Wingdings" w:hint="default"/>
+        <w:rFonts w:hint="default" w:ascii="Wingdings" w:hAnsi="Wingdings"/>
         <w:sz w:val="20"/>
       </w:rPr>
     </w:lvl>
@@ -26083,7 +26048,7 @@
         <w:ind w:left="5040" w:hanging="360"/>
       </w:pPr>
       <w:rPr>
-        <w:rFonts w:ascii="Wingdings" w:hAnsi="Wingdings" w:hint="default"/>
+        <w:rFonts w:hint="default" w:ascii="Wingdings" w:hAnsi="Wingdings"/>
         <w:sz w:val="20"/>
       </w:rPr>
     </w:lvl>
@@ -26099,7 +26064,7 @@
         <w:ind w:left="5760" w:hanging="360"/>
       </w:pPr>
       <w:rPr>
-        <w:rFonts w:ascii="Wingdings" w:hAnsi="Wingdings" w:hint="default"/>
+        <w:rFonts w:hint="default" w:ascii="Wingdings" w:hAnsi="Wingdings"/>
         <w:sz w:val="20"/>
       </w:rPr>
     </w:lvl>
@@ -26115,7 +26080,7 @@
         <w:ind w:left="6480" w:hanging="360"/>
       </w:pPr>
       <w:rPr>
-        <w:rFonts w:ascii="Wingdings" w:hAnsi="Wingdings" w:hint="default"/>
+        <w:rFonts w:hint="default" w:ascii="Wingdings" w:hAnsi="Wingdings"/>
         <w:sz w:val="20"/>
       </w:rPr>
     </w:lvl>
@@ -26133,7 +26098,7 @@
         <w:ind w:left="720" w:hanging="360"/>
       </w:pPr>
       <w:rPr>
-        <w:rFonts w:ascii="Symbol" w:hAnsi="Symbol" w:hint="default"/>
+        <w:rFonts w:hint="default" w:ascii="Symbol" w:hAnsi="Symbol"/>
       </w:rPr>
     </w:lvl>
     <w:lvl w:ilvl="1" w:tplc="04160003" w:tentative="1">
@@ -26145,7 +26110,7 @@
         <w:ind w:left="1440" w:hanging="360"/>
       </w:pPr>
       <w:rPr>
-        <w:rFonts w:ascii="Courier New" w:hAnsi="Courier New" w:cs="Courier New" w:hint="default"/>
+        <w:rFonts w:hint="default" w:ascii="Courier New" w:hAnsi="Courier New" w:cs="Courier New"/>
       </w:rPr>
     </w:lvl>
     <w:lvl w:ilvl="2" w:tplc="04160005" w:tentative="1">
@@ -26157,7 +26122,7 @@
         <w:ind w:left="2160" w:hanging="360"/>
       </w:pPr>
       <w:rPr>
-        <w:rFonts w:ascii="Wingdings" w:hAnsi="Wingdings" w:hint="default"/>
+        <w:rFonts w:hint="default" w:ascii="Wingdings" w:hAnsi="Wingdings"/>
       </w:rPr>
     </w:lvl>
     <w:lvl w:ilvl="3" w:tplc="04160001" w:tentative="1">
@@ -26169,7 +26134,7 @@
         <w:ind w:left="2880" w:hanging="360"/>
       </w:pPr>
       <w:rPr>
-        <w:rFonts w:ascii="Symbol" w:hAnsi="Symbol" w:hint="default"/>
+        <w:rFonts w:hint="default" w:ascii="Symbol" w:hAnsi="Symbol"/>
       </w:rPr>
     </w:lvl>
     <w:lvl w:ilvl="4" w:tplc="04160003" w:tentative="1">
@@ -26181,7 +26146,7 @@
         <w:ind w:left="3600" w:hanging="360"/>
       </w:pPr>
       <w:rPr>
-        <w:rFonts w:ascii="Courier New" w:hAnsi="Courier New" w:cs="Courier New" w:hint="default"/>
+        <w:rFonts w:hint="default" w:ascii="Courier New" w:hAnsi="Courier New" w:cs="Courier New"/>
       </w:rPr>
     </w:lvl>
     <w:lvl w:ilvl="5" w:tplc="04160005" w:tentative="1">
@@ -26193,7 +26158,7 @@
         <w:ind w:left="4320" w:hanging="360"/>
       </w:pPr>
       <w:rPr>
-        <w:rFonts w:ascii="Wingdings" w:hAnsi="Wingdings" w:hint="default"/>
+        <w:rFonts w:hint="default" w:ascii="Wingdings" w:hAnsi="Wingdings"/>
       </w:rPr>
     </w:lvl>
     <w:lvl w:ilvl="6" w:tplc="04160001" w:tentative="1">
@@ -26205,7 +26170,7 @@
         <w:ind w:left="5040" w:hanging="360"/>
       </w:pPr>
       <w:rPr>
-        <w:rFonts w:ascii="Symbol" w:hAnsi="Symbol" w:hint="default"/>
+        <w:rFonts w:hint="default" w:ascii="Symbol" w:hAnsi="Symbol"/>
       </w:rPr>
     </w:lvl>
     <w:lvl w:ilvl="7" w:tplc="04160003" w:tentative="1">
@@ -26217,7 +26182,7 @@
         <w:ind w:left="5760" w:hanging="360"/>
       </w:pPr>
       <w:rPr>
-        <w:rFonts w:ascii="Courier New" w:hAnsi="Courier New" w:cs="Courier New" w:hint="default"/>
+        <w:rFonts w:hint="default" w:ascii="Courier New" w:hAnsi="Courier New" w:cs="Courier New"/>
       </w:rPr>
     </w:lvl>
     <w:lvl w:ilvl="8" w:tplc="04160005" w:tentative="1">
@@ -26229,7 +26194,7 @@
         <w:ind w:left="6480" w:hanging="360"/>
       </w:pPr>
       <w:rPr>
-        <w:rFonts w:ascii="Wingdings" w:hAnsi="Wingdings" w:hint="default"/>
+        <w:rFonts w:hint="default" w:ascii="Wingdings" w:hAnsi="Wingdings"/>
       </w:rPr>
     </w:lvl>
   </w:abstractNum>
@@ -26246,7 +26211,7 @@
         <w:ind w:left="1069" w:hanging="360"/>
       </w:pPr>
       <w:rPr>
-        <w:rFonts w:ascii="Symbol" w:hAnsi="Symbol" w:hint="default"/>
+        <w:rFonts w:hint="default" w:ascii="Symbol" w:hAnsi="Symbol"/>
       </w:rPr>
     </w:lvl>
     <w:lvl w:ilvl="1" w:tplc="0872738A">
@@ -26258,7 +26223,7 @@
         <w:ind w:left="1789" w:hanging="360"/>
       </w:pPr>
       <w:rPr>
-        <w:rFonts w:ascii="Courier New" w:hAnsi="Courier New" w:hint="default"/>
+        <w:rFonts w:hint="default" w:ascii="Courier New" w:hAnsi="Courier New"/>
       </w:rPr>
     </w:lvl>
     <w:lvl w:ilvl="2" w:tplc="E676DC5C">
@@ -26270,7 +26235,7 @@
         <w:ind w:left="2509" w:hanging="360"/>
       </w:pPr>
       <w:rPr>
-        <w:rFonts w:ascii="Wingdings" w:hAnsi="Wingdings" w:hint="default"/>
+        <w:rFonts w:hint="default" w:ascii="Wingdings" w:hAnsi="Wingdings"/>
       </w:rPr>
     </w:lvl>
     <w:lvl w:ilvl="3" w:tplc="493AC876">
@@ -26282,7 +26247,7 @@
         <w:ind w:left="3229" w:hanging="360"/>
       </w:pPr>
       <w:rPr>
-        <w:rFonts w:ascii="Symbol" w:hAnsi="Symbol" w:hint="default"/>
+        <w:rFonts w:hint="default" w:ascii="Symbol" w:hAnsi="Symbol"/>
       </w:rPr>
     </w:lvl>
     <w:lvl w:ilvl="4" w:tplc="FC226E78">
@@ -26294,7 +26259,7 @@
         <w:ind w:left="3949" w:hanging="360"/>
       </w:pPr>
       <w:rPr>
-        <w:rFonts w:ascii="Courier New" w:hAnsi="Courier New" w:hint="default"/>
+        <w:rFonts w:hint="default" w:ascii="Courier New" w:hAnsi="Courier New"/>
       </w:rPr>
     </w:lvl>
     <w:lvl w:ilvl="5" w:tplc="5EFE8BFA">
@@ -26306,7 +26271,7 @@
         <w:ind w:left="4669" w:hanging="360"/>
       </w:pPr>
       <w:rPr>
-        <w:rFonts w:ascii="Wingdings" w:hAnsi="Wingdings" w:hint="default"/>
+        <w:rFonts w:hint="default" w:ascii="Wingdings" w:hAnsi="Wingdings"/>
       </w:rPr>
     </w:lvl>
     <w:lvl w:ilvl="6" w:tplc="56A8E44A">
@@ -26318,7 +26283,7 @@
         <w:ind w:left="5389" w:hanging="360"/>
       </w:pPr>
       <w:rPr>
-        <w:rFonts w:ascii="Symbol" w:hAnsi="Symbol" w:hint="default"/>
+        <w:rFonts w:hint="default" w:ascii="Symbol" w:hAnsi="Symbol"/>
       </w:rPr>
     </w:lvl>
     <w:lvl w:ilvl="7" w:tplc="669E3F6A">
@@ -26330,7 +26295,7 @@
         <w:ind w:left="6109" w:hanging="360"/>
       </w:pPr>
       <w:rPr>
-        <w:rFonts w:ascii="Courier New" w:hAnsi="Courier New" w:hint="default"/>
+        <w:rFonts w:hint="default" w:ascii="Courier New" w:hAnsi="Courier New"/>
       </w:rPr>
     </w:lvl>
     <w:lvl w:ilvl="8" w:tplc="3A1002CE">
@@ -26342,7 +26307,7 @@
         <w:ind w:left="6829" w:hanging="360"/>
       </w:pPr>
       <w:rPr>
-        <w:rFonts w:ascii="Wingdings" w:hAnsi="Wingdings" w:hint="default"/>
+        <w:rFonts w:hint="default" w:ascii="Wingdings" w:hAnsi="Wingdings"/>
       </w:rPr>
     </w:lvl>
   </w:abstractNum>
@@ -26445,7 +26410,7 @@
         <w:ind w:left="1069" w:hanging="360"/>
       </w:pPr>
       <w:rPr>
-        <w:rFonts w:ascii="Symbol" w:hAnsi="Symbol" w:hint="default"/>
+        <w:rFonts w:hint="default" w:ascii="Symbol" w:hAnsi="Symbol"/>
       </w:rPr>
     </w:lvl>
     <w:lvl w:ilvl="1" w:tplc="146A6F30">
@@ -26457,7 +26422,7 @@
         <w:ind w:left="2498" w:hanging="360"/>
       </w:pPr>
       <w:rPr>
-        <w:rFonts w:ascii="Courier New" w:hAnsi="Courier New" w:hint="default"/>
+        <w:rFonts w:hint="default" w:ascii="Courier New" w:hAnsi="Courier New"/>
       </w:rPr>
     </w:lvl>
     <w:lvl w:ilvl="2" w:tplc="FAF05562">
@@ -26469,7 +26434,7 @@
         <w:ind w:left="3218" w:hanging="360"/>
       </w:pPr>
       <w:rPr>
-        <w:rFonts w:ascii="Wingdings" w:hAnsi="Wingdings" w:hint="default"/>
+        <w:rFonts w:hint="default" w:ascii="Wingdings" w:hAnsi="Wingdings"/>
       </w:rPr>
     </w:lvl>
     <w:lvl w:ilvl="3" w:tplc="03D20A10">
@@ -26481,7 +26446,7 @@
         <w:ind w:left="3938" w:hanging="360"/>
       </w:pPr>
       <w:rPr>
-        <w:rFonts w:ascii="Symbol" w:hAnsi="Symbol" w:hint="default"/>
+        <w:rFonts w:hint="default" w:ascii="Symbol" w:hAnsi="Symbol"/>
       </w:rPr>
     </w:lvl>
     <w:lvl w:ilvl="4" w:tplc="6C740956">
@@ -26493,7 +26458,7 @@
         <w:ind w:left="4658" w:hanging="360"/>
       </w:pPr>
       <w:rPr>
-        <w:rFonts w:ascii="Courier New" w:hAnsi="Courier New" w:hint="default"/>
+        <w:rFonts w:hint="default" w:ascii="Courier New" w:hAnsi="Courier New"/>
       </w:rPr>
     </w:lvl>
     <w:lvl w:ilvl="5" w:tplc="85049518">
@@ -26505,7 +26470,7 @@
         <w:ind w:left="5378" w:hanging="360"/>
       </w:pPr>
       <w:rPr>
-        <w:rFonts w:ascii="Wingdings" w:hAnsi="Wingdings" w:hint="default"/>
+        <w:rFonts w:hint="default" w:ascii="Wingdings" w:hAnsi="Wingdings"/>
       </w:rPr>
     </w:lvl>
     <w:lvl w:ilvl="6" w:tplc="5E3EDCD6">
@@ -26517,7 +26482,7 @@
         <w:ind w:left="6098" w:hanging="360"/>
       </w:pPr>
       <w:rPr>
-        <w:rFonts w:ascii="Symbol" w:hAnsi="Symbol" w:hint="default"/>
+        <w:rFonts w:hint="default" w:ascii="Symbol" w:hAnsi="Symbol"/>
       </w:rPr>
     </w:lvl>
     <w:lvl w:ilvl="7" w:tplc="846EFBDC">
@@ -26529,7 +26494,7 @@
         <w:ind w:left="6818" w:hanging="360"/>
       </w:pPr>
       <w:rPr>
-        <w:rFonts w:ascii="Courier New" w:hAnsi="Courier New" w:hint="default"/>
+        <w:rFonts w:hint="default" w:ascii="Courier New" w:hAnsi="Courier New"/>
       </w:rPr>
     </w:lvl>
     <w:lvl w:ilvl="8" w:tplc="DCE01B84">
@@ -26541,7 +26506,7 @@
         <w:ind w:left="7538" w:hanging="360"/>
       </w:pPr>
       <w:rPr>
-        <w:rFonts w:ascii="Wingdings" w:hAnsi="Wingdings" w:hint="default"/>
+        <w:rFonts w:hint="default" w:ascii="Wingdings" w:hAnsi="Wingdings"/>
       </w:rPr>
     </w:lvl>
   </w:abstractNum>
@@ -26558,7 +26523,7 @@
         <w:ind w:left="1068" w:hanging="360"/>
       </w:pPr>
       <w:rPr>
-        <w:rFonts w:ascii="Symbol" w:hAnsi="Symbol" w:hint="default"/>
+        <w:rFonts w:hint="default" w:ascii="Symbol" w:hAnsi="Symbol"/>
       </w:rPr>
     </w:lvl>
     <w:lvl w:ilvl="1" w:tplc="5380B0BA">
@@ -26570,7 +26535,7 @@
         <w:ind w:left="1788" w:hanging="360"/>
       </w:pPr>
       <w:rPr>
-        <w:rFonts w:ascii="Courier New" w:hAnsi="Courier New" w:hint="default"/>
+        <w:rFonts w:hint="default" w:ascii="Courier New" w:hAnsi="Courier New"/>
       </w:rPr>
     </w:lvl>
     <w:lvl w:ilvl="2" w:tplc="3D6012EA">
@@ -26582,7 +26547,7 @@
         <w:ind w:left="2508" w:hanging="360"/>
       </w:pPr>
       <w:rPr>
-        <w:rFonts w:ascii="Wingdings" w:hAnsi="Wingdings" w:hint="default"/>
+        <w:rFonts w:hint="default" w:ascii="Wingdings" w:hAnsi="Wingdings"/>
       </w:rPr>
     </w:lvl>
     <w:lvl w:ilvl="3" w:tplc="E01AE244">
@@ -26594,7 +26559,7 @@
         <w:ind w:left="3228" w:hanging="360"/>
       </w:pPr>
       <w:rPr>
-        <w:rFonts w:ascii="Symbol" w:hAnsi="Symbol" w:hint="default"/>
+        <w:rFonts w:hint="default" w:ascii="Symbol" w:hAnsi="Symbol"/>
       </w:rPr>
     </w:lvl>
     <w:lvl w:ilvl="4" w:tplc="FCDAE514">
@@ -26606,7 +26571,7 @@
         <w:ind w:left="3948" w:hanging="360"/>
       </w:pPr>
       <w:rPr>
-        <w:rFonts w:ascii="Courier New" w:hAnsi="Courier New" w:hint="default"/>
+        <w:rFonts w:hint="default" w:ascii="Courier New" w:hAnsi="Courier New"/>
       </w:rPr>
     </w:lvl>
     <w:lvl w:ilvl="5" w:tplc="DE6A2E08">
@@ -26618,7 +26583,7 @@
         <w:ind w:left="4668" w:hanging="360"/>
       </w:pPr>
       <w:rPr>
-        <w:rFonts w:ascii="Wingdings" w:hAnsi="Wingdings" w:hint="default"/>
+        <w:rFonts w:hint="default" w:ascii="Wingdings" w:hAnsi="Wingdings"/>
       </w:rPr>
     </w:lvl>
     <w:lvl w:ilvl="6" w:tplc="427E6B9A">
@@ -26630,7 +26595,7 @@
         <w:ind w:left="5388" w:hanging="360"/>
       </w:pPr>
       <w:rPr>
-        <w:rFonts w:ascii="Symbol" w:hAnsi="Symbol" w:hint="default"/>
+        <w:rFonts w:hint="default" w:ascii="Symbol" w:hAnsi="Symbol"/>
       </w:rPr>
     </w:lvl>
     <w:lvl w:ilvl="7" w:tplc="7F3E02F4">
@@ -26642,7 +26607,7 @@
         <w:ind w:left="6108" w:hanging="360"/>
       </w:pPr>
       <w:rPr>
-        <w:rFonts w:ascii="Courier New" w:hAnsi="Courier New" w:hint="default"/>
+        <w:rFonts w:hint="default" w:ascii="Courier New" w:hAnsi="Courier New"/>
       </w:rPr>
     </w:lvl>
     <w:lvl w:ilvl="8" w:tplc="98AEC2DC">
@@ -26654,7 +26619,7 @@
         <w:ind w:left="6828" w:hanging="360"/>
       </w:pPr>
       <w:rPr>
-        <w:rFonts w:ascii="Wingdings" w:hAnsi="Wingdings" w:hint="default"/>
+        <w:rFonts w:hint="default" w:ascii="Wingdings" w:hAnsi="Wingdings"/>
       </w:rPr>
     </w:lvl>
   </w:abstractNum>
@@ -26674,7 +26639,7 @@
         <w:ind w:left="720" w:hanging="360"/>
       </w:pPr>
       <w:rPr>
-        <w:rFonts w:ascii="Symbol" w:hAnsi="Symbol" w:hint="default"/>
+        <w:rFonts w:hint="default" w:ascii="Symbol" w:hAnsi="Symbol"/>
         <w:sz w:val="20"/>
       </w:rPr>
     </w:lvl>
@@ -26690,7 +26655,7 @@
         <w:ind w:left="1440" w:hanging="360"/>
       </w:pPr>
       <w:rPr>
-        <w:rFonts w:ascii="Courier New" w:hAnsi="Courier New" w:hint="default"/>
+        <w:rFonts w:hint="default" w:ascii="Courier New" w:hAnsi="Courier New"/>
         <w:sz w:val="20"/>
       </w:rPr>
     </w:lvl>
@@ -26706,7 +26671,7 @@
         <w:ind w:left="2160" w:hanging="360"/>
       </w:pPr>
       <w:rPr>
-        <w:rFonts w:ascii="Wingdings" w:hAnsi="Wingdings" w:hint="default"/>
+        <w:rFonts w:hint="default" w:ascii="Wingdings" w:hAnsi="Wingdings"/>
         <w:sz w:val="20"/>
       </w:rPr>
     </w:lvl>
@@ -26722,7 +26687,7 @@
         <w:ind w:left="2880" w:hanging="360"/>
       </w:pPr>
       <w:rPr>
-        <w:rFonts w:ascii="Wingdings" w:hAnsi="Wingdings" w:hint="default"/>
+        <w:rFonts w:hint="default" w:ascii="Wingdings" w:hAnsi="Wingdings"/>
         <w:sz w:val="20"/>
       </w:rPr>
     </w:lvl>
@@ -26738,7 +26703,7 @@
         <w:ind w:left="3600" w:hanging="360"/>
       </w:pPr>
       <w:rPr>
-        <w:rFonts w:ascii="Wingdings" w:hAnsi="Wingdings" w:hint="default"/>
+        <w:rFonts w:hint="default" w:ascii="Wingdings" w:hAnsi="Wingdings"/>
         <w:sz w:val="20"/>
       </w:rPr>
     </w:lvl>
@@ -26754,7 +26719,7 @@
         <w:ind w:left="4320" w:hanging="360"/>
       </w:pPr>
       <w:rPr>
-        <w:rFonts w:ascii="Wingdings" w:hAnsi="Wingdings" w:hint="default"/>
+        <w:rFonts w:hint="default" w:ascii="Wingdings" w:hAnsi="Wingdings"/>
         <w:sz w:val="20"/>
       </w:rPr>
     </w:lvl>
@@ -26770,7 +26735,7 @@
         <w:ind w:left="5040" w:hanging="360"/>
       </w:pPr>
       <w:rPr>
-        <w:rFonts w:ascii="Wingdings" w:hAnsi="Wingdings" w:hint="default"/>
+        <w:rFonts w:hint="default" w:ascii="Wingdings" w:hAnsi="Wingdings"/>
         <w:sz w:val="20"/>
       </w:rPr>
     </w:lvl>
@@ -26786,7 +26751,7 @@
         <w:ind w:left="5760" w:hanging="360"/>
       </w:pPr>
       <w:rPr>
-        <w:rFonts w:ascii="Wingdings" w:hAnsi="Wingdings" w:hint="default"/>
+        <w:rFonts w:hint="default" w:ascii="Wingdings" w:hAnsi="Wingdings"/>
         <w:sz w:val="20"/>
       </w:rPr>
     </w:lvl>
@@ -26802,7 +26767,7 @@
         <w:ind w:left="6480" w:hanging="360"/>
       </w:pPr>
       <w:rPr>
-        <w:rFonts w:ascii="Wingdings" w:hAnsi="Wingdings" w:hint="default"/>
+        <w:rFonts w:hint="default" w:ascii="Wingdings" w:hAnsi="Wingdings"/>
         <w:sz w:val="20"/>
       </w:rPr>
     </w:lvl>
@@ -26966,7 +26931,7 @@
         <w:ind w:left="1069" w:hanging="360"/>
       </w:pPr>
       <w:rPr>
-        <w:rFonts w:ascii="Symbol" w:hAnsi="Symbol" w:hint="default"/>
+        <w:rFonts w:hint="default" w:ascii="Symbol" w:hAnsi="Symbol"/>
       </w:rPr>
     </w:lvl>
     <w:lvl w:ilvl="1" w:tplc="DC7ABC42">
@@ -26978,7 +26943,7 @@
         <w:ind w:left="1789" w:hanging="360"/>
       </w:pPr>
       <w:rPr>
-        <w:rFonts w:ascii="Courier New" w:hAnsi="Courier New" w:hint="default"/>
+        <w:rFonts w:hint="default" w:ascii="Courier New" w:hAnsi="Courier New"/>
       </w:rPr>
     </w:lvl>
     <w:lvl w:ilvl="2" w:tplc="AC967778">
@@ -26990,7 +26955,7 @@
         <w:ind w:left="2509" w:hanging="360"/>
       </w:pPr>
       <w:rPr>
-        <w:rFonts w:ascii="Wingdings" w:hAnsi="Wingdings" w:hint="default"/>
+        <w:rFonts w:hint="default" w:ascii="Wingdings" w:hAnsi="Wingdings"/>
       </w:rPr>
     </w:lvl>
     <w:lvl w:ilvl="3" w:tplc="BED4839C">
@@ -27002,7 +26967,7 @@
         <w:ind w:left="3229" w:hanging="360"/>
       </w:pPr>
       <w:rPr>
-        <w:rFonts w:ascii="Symbol" w:hAnsi="Symbol" w:hint="default"/>
+        <w:rFonts w:hint="default" w:ascii="Symbol" w:hAnsi="Symbol"/>
       </w:rPr>
     </w:lvl>
     <w:lvl w:ilvl="4" w:tplc="90A0B706">
@@ -27014,7 +26979,7 @@
         <w:ind w:left="3949" w:hanging="360"/>
       </w:pPr>
       <w:rPr>
-        <w:rFonts w:ascii="Courier New" w:hAnsi="Courier New" w:hint="default"/>
+        <w:rFonts w:hint="default" w:ascii="Courier New" w:hAnsi="Courier New"/>
       </w:rPr>
     </w:lvl>
     <w:lvl w:ilvl="5" w:tplc="EC8AE83E">
@@ -27026,7 +26991,7 @@
         <w:ind w:left="4669" w:hanging="360"/>
       </w:pPr>
       <w:rPr>
-        <w:rFonts w:ascii="Wingdings" w:hAnsi="Wingdings" w:hint="default"/>
+        <w:rFonts w:hint="default" w:ascii="Wingdings" w:hAnsi="Wingdings"/>
       </w:rPr>
     </w:lvl>
     <w:lvl w:ilvl="6" w:tplc="4B8206FC">
@@ -27038,7 +27003,7 @@
         <w:ind w:left="5389" w:hanging="360"/>
       </w:pPr>
       <w:rPr>
-        <w:rFonts w:ascii="Symbol" w:hAnsi="Symbol" w:hint="default"/>
+        <w:rFonts w:hint="default" w:ascii="Symbol" w:hAnsi="Symbol"/>
       </w:rPr>
     </w:lvl>
     <w:lvl w:ilvl="7" w:tplc="4E4E7E2A">
@@ -27050,7 +27015,7 @@
         <w:ind w:left="6109" w:hanging="360"/>
       </w:pPr>
       <w:rPr>
-        <w:rFonts w:ascii="Courier New" w:hAnsi="Courier New" w:hint="default"/>
+        <w:rFonts w:hint="default" w:ascii="Courier New" w:hAnsi="Courier New"/>
       </w:rPr>
     </w:lvl>
     <w:lvl w:ilvl="8" w:tplc="96B65C58">
@@ -27062,7 +27027,7 @@
         <w:ind w:left="6829" w:hanging="360"/>
       </w:pPr>
       <w:rPr>
-        <w:rFonts w:ascii="Wingdings" w:hAnsi="Wingdings" w:hint="default"/>
+        <w:rFonts w:hint="default" w:ascii="Wingdings" w:hAnsi="Wingdings"/>
       </w:rPr>
     </w:lvl>
   </w:abstractNum>
@@ -27165,7 +27130,7 @@
         <w:ind w:left="1778" w:hanging="360"/>
       </w:pPr>
       <w:rPr>
-        <w:rFonts w:ascii="Symbol" w:hAnsi="Symbol" w:hint="default"/>
+        <w:rFonts w:hint="default" w:ascii="Symbol" w:hAnsi="Symbol"/>
       </w:rPr>
     </w:lvl>
     <w:lvl w:ilvl="1" w:tplc="71ECE774">
@@ -27177,7 +27142,7 @@
         <w:ind w:left="2498" w:hanging="360"/>
       </w:pPr>
       <w:rPr>
-        <w:rFonts w:ascii="Courier New" w:hAnsi="Courier New" w:hint="default"/>
+        <w:rFonts w:hint="default" w:ascii="Courier New" w:hAnsi="Courier New"/>
       </w:rPr>
     </w:lvl>
     <w:lvl w:ilvl="2" w:tplc="DC30B0C4">
@@ -27189,7 +27154,7 @@
         <w:ind w:left="3218" w:hanging="360"/>
       </w:pPr>
       <w:rPr>
-        <w:rFonts w:ascii="Wingdings" w:hAnsi="Wingdings" w:hint="default"/>
+        <w:rFonts w:hint="default" w:ascii="Wingdings" w:hAnsi="Wingdings"/>
       </w:rPr>
     </w:lvl>
     <w:lvl w:ilvl="3" w:tplc="D690D3D4">
@@ -27201,7 +27166,7 @@
         <w:ind w:left="3938" w:hanging="360"/>
       </w:pPr>
       <w:rPr>
-        <w:rFonts w:ascii="Symbol" w:hAnsi="Symbol" w:hint="default"/>
+        <w:rFonts w:hint="default" w:ascii="Symbol" w:hAnsi="Symbol"/>
       </w:rPr>
     </w:lvl>
     <w:lvl w:ilvl="4" w:tplc="E27A1F46">
@@ -27213,7 +27178,7 @@
         <w:ind w:left="4658" w:hanging="360"/>
       </w:pPr>
       <w:rPr>
-        <w:rFonts w:ascii="Courier New" w:hAnsi="Courier New" w:hint="default"/>
+        <w:rFonts w:hint="default" w:ascii="Courier New" w:hAnsi="Courier New"/>
       </w:rPr>
     </w:lvl>
     <w:lvl w:ilvl="5" w:tplc="0FD6F572">
@@ -27225,7 +27190,7 @@
         <w:ind w:left="5378" w:hanging="360"/>
       </w:pPr>
       <w:rPr>
-        <w:rFonts w:ascii="Wingdings" w:hAnsi="Wingdings" w:hint="default"/>
+        <w:rFonts w:hint="default" w:ascii="Wingdings" w:hAnsi="Wingdings"/>
       </w:rPr>
     </w:lvl>
     <w:lvl w:ilvl="6" w:tplc="D64493E6">
@@ -27237,7 +27202,7 @@
         <w:ind w:left="6098" w:hanging="360"/>
       </w:pPr>
       <w:rPr>
-        <w:rFonts w:ascii="Symbol" w:hAnsi="Symbol" w:hint="default"/>
+        <w:rFonts w:hint="default" w:ascii="Symbol" w:hAnsi="Symbol"/>
       </w:rPr>
     </w:lvl>
     <w:lvl w:ilvl="7" w:tplc="6A281950">
@@ -27249,7 +27214,7 @@
         <w:ind w:left="6818" w:hanging="360"/>
       </w:pPr>
       <w:rPr>
-        <w:rFonts w:ascii="Courier New" w:hAnsi="Courier New" w:hint="default"/>
+        <w:rFonts w:hint="default" w:ascii="Courier New" w:hAnsi="Courier New"/>
       </w:rPr>
     </w:lvl>
     <w:lvl w:ilvl="8" w:tplc="89621BC4">
@@ -27261,7 +27226,7 @@
         <w:ind w:left="7538" w:hanging="360"/>
       </w:pPr>
       <w:rPr>
-        <w:rFonts w:ascii="Wingdings" w:hAnsi="Wingdings" w:hint="default"/>
+        <w:rFonts w:hint="default" w:ascii="Wingdings" w:hAnsi="Wingdings"/>
       </w:rPr>
     </w:lvl>
   </w:abstractNum>
@@ -27364,7 +27329,7 @@
         <w:ind w:left="1429" w:hanging="360"/>
       </w:pPr>
       <w:rPr>
-        <w:rFonts w:ascii="Symbol" w:hAnsi="Symbol" w:hint="default"/>
+        <w:rFonts w:hint="default" w:ascii="Symbol" w:hAnsi="Symbol"/>
       </w:rPr>
     </w:lvl>
     <w:lvl w:ilvl="1" w:tplc="04160003" w:tentative="1">
@@ -27376,7 +27341,7 @@
         <w:ind w:left="2149" w:hanging="360"/>
       </w:pPr>
       <w:rPr>
-        <w:rFonts w:ascii="Courier New" w:hAnsi="Courier New" w:cs="Courier New" w:hint="default"/>
+        <w:rFonts w:hint="default" w:ascii="Courier New" w:hAnsi="Courier New" w:cs="Courier New"/>
       </w:rPr>
     </w:lvl>
     <w:lvl w:ilvl="2" w:tplc="04160005" w:tentative="1">
@@ -27388,7 +27353,7 @@
         <w:ind w:left="2869" w:hanging="360"/>
       </w:pPr>
       <w:rPr>
-        <w:rFonts w:ascii="Wingdings" w:hAnsi="Wingdings" w:hint="default"/>
+        <w:rFonts w:hint="default" w:ascii="Wingdings" w:hAnsi="Wingdings"/>
       </w:rPr>
     </w:lvl>
     <w:lvl w:ilvl="3" w:tplc="04160001" w:tentative="1">
@@ -27400,7 +27365,7 @@
         <w:ind w:left="3589" w:hanging="360"/>
       </w:pPr>
       <w:rPr>
-        <w:rFonts w:ascii="Symbol" w:hAnsi="Symbol" w:hint="default"/>
+        <w:rFonts w:hint="default" w:ascii="Symbol" w:hAnsi="Symbol"/>
       </w:rPr>
     </w:lvl>
     <w:lvl w:ilvl="4" w:tplc="04160003" w:tentative="1">
@@ -27412,7 +27377,7 @@
         <w:ind w:left="4309" w:hanging="360"/>
       </w:pPr>
       <w:rPr>
-        <w:rFonts w:ascii="Courier New" w:hAnsi="Courier New" w:cs="Courier New" w:hint="default"/>
+        <w:rFonts w:hint="default" w:ascii="Courier New" w:hAnsi="Courier New" w:cs="Courier New"/>
       </w:rPr>
     </w:lvl>
     <w:lvl w:ilvl="5" w:tplc="04160005" w:tentative="1">
@@ -27424,7 +27389,7 @@
         <w:ind w:left="5029" w:hanging="360"/>
       </w:pPr>
       <w:rPr>
-        <w:rFonts w:ascii="Wingdings" w:hAnsi="Wingdings" w:hint="default"/>
+        <w:rFonts w:hint="default" w:ascii="Wingdings" w:hAnsi="Wingdings"/>
       </w:rPr>
     </w:lvl>
     <w:lvl w:ilvl="6" w:tplc="04160001" w:tentative="1">
@@ -27436,7 +27401,7 @@
         <w:ind w:left="5749" w:hanging="360"/>
       </w:pPr>
       <w:rPr>
-        <w:rFonts w:ascii="Symbol" w:hAnsi="Symbol" w:hint="default"/>
+        <w:rFonts w:hint="default" w:ascii="Symbol" w:hAnsi="Symbol"/>
       </w:rPr>
     </w:lvl>
     <w:lvl w:ilvl="7" w:tplc="04160003" w:tentative="1">
@@ -27448,7 +27413,7 @@
         <w:ind w:left="6469" w:hanging="360"/>
       </w:pPr>
       <w:rPr>
-        <w:rFonts w:ascii="Courier New" w:hAnsi="Courier New" w:cs="Courier New" w:hint="default"/>
+        <w:rFonts w:hint="default" w:ascii="Courier New" w:hAnsi="Courier New" w:cs="Courier New"/>
       </w:rPr>
     </w:lvl>
     <w:lvl w:ilvl="8" w:tplc="04160005" w:tentative="1">
@@ -27460,7 +27425,7 @@
         <w:ind w:left="7189" w:hanging="360"/>
       </w:pPr>
       <w:rPr>
-        <w:rFonts w:ascii="Wingdings" w:hAnsi="Wingdings" w:hint="default"/>
+        <w:rFonts w:hint="default" w:ascii="Wingdings" w:hAnsi="Wingdings"/>
       </w:rPr>
     </w:lvl>
   </w:abstractNum>
@@ -27477,7 +27442,7 @@
         <w:ind w:left="1069" w:hanging="360"/>
       </w:pPr>
       <w:rPr>
-        <w:rFonts w:ascii="Arial" w:hAnsi="Arial" w:hint="default"/>
+        <w:rFonts w:hint="default" w:ascii="Arial" w:hAnsi="Arial"/>
       </w:rPr>
     </w:lvl>
     <w:lvl w:ilvl="1" w:tplc="40D6C5C2">
@@ -27765,7 +27730,7 @@
         <w:ind w:left="1429" w:hanging="360"/>
       </w:pPr>
       <w:rPr>
-        <w:rFonts w:ascii="Symbol" w:hAnsi="Symbol" w:hint="default"/>
+        <w:rFonts w:hint="default" w:ascii="Symbol" w:hAnsi="Symbol"/>
       </w:rPr>
     </w:lvl>
     <w:lvl w:ilvl="1" w:tplc="04160003" w:tentative="1">
@@ -27777,7 +27742,7 @@
         <w:ind w:left="2149" w:hanging="360"/>
       </w:pPr>
       <w:rPr>
-        <w:rFonts w:ascii="Courier New" w:hAnsi="Courier New" w:cs="Courier New" w:hint="default"/>
+        <w:rFonts w:hint="default" w:ascii="Courier New" w:hAnsi="Courier New" w:cs="Courier New"/>
       </w:rPr>
     </w:lvl>
     <w:lvl w:ilvl="2" w:tplc="04160005" w:tentative="1">
@@ -27789,7 +27754,7 @@
         <w:ind w:left="2869" w:hanging="360"/>
       </w:pPr>
       <w:rPr>
-        <w:rFonts w:ascii="Wingdings" w:hAnsi="Wingdings" w:hint="default"/>
+        <w:rFonts w:hint="default" w:ascii="Wingdings" w:hAnsi="Wingdings"/>
       </w:rPr>
     </w:lvl>
     <w:lvl w:ilvl="3" w:tplc="04160001" w:tentative="1">
@@ -27801,7 +27766,7 @@
         <w:ind w:left="3589" w:hanging="360"/>
       </w:pPr>
       <w:rPr>
-        <w:rFonts w:ascii="Symbol" w:hAnsi="Symbol" w:hint="default"/>
+        <w:rFonts w:hint="default" w:ascii="Symbol" w:hAnsi="Symbol"/>
       </w:rPr>
     </w:lvl>
     <w:lvl w:ilvl="4" w:tplc="04160003" w:tentative="1">
@@ -27813,7 +27778,7 @@
         <w:ind w:left="4309" w:hanging="360"/>
       </w:pPr>
       <w:rPr>
-        <w:rFonts w:ascii="Courier New" w:hAnsi="Courier New" w:cs="Courier New" w:hint="default"/>
+        <w:rFonts w:hint="default" w:ascii="Courier New" w:hAnsi="Courier New" w:cs="Courier New"/>
       </w:rPr>
     </w:lvl>
     <w:lvl w:ilvl="5" w:tplc="04160005" w:tentative="1">
@@ -27825,7 +27790,7 @@
         <w:ind w:left="5029" w:hanging="360"/>
       </w:pPr>
       <w:rPr>
-        <w:rFonts w:ascii="Wingdings" w:hAnsi="Wingdings" w:hint="default"/>
+        <w:rFonts w:hint="default" w:ascii="Wingdings" w:hAnsi="Wingdings"/>
       </w:rPr>
     </w:lvl>
     <w:lvl w:ilvl="6" w:tplc="04160001" w:tentative="1">
@@ -27837,7 +27802,7 @@
         <w:ind w:left="5749" w:hanging="360"/>
       </w:pPr>
       <w:rPr>
-        <w:rFonts w:ascii="Symbol" w:hAnsi="Symbol" w:hint="default"/>
+        <w:rFonts w:hint="default" w:ascii="Symbol" w:hAnsi="Symbol"/>
       </w:rPr>
     </w:lvl>
     <w:lvl w:ilvl="7" w:tplc="04160003" w:tentative="1">
@@ -27849,7 +27814,7 @@
         <w:ind w:left="6469" w:hanging="360"/>
       </w:pPr>
       <w:rPr>
-        <w:rFonts w:ascii="Courier New" w:hAnsi="Courier New" w:cs="Courier New" w:hint="default"/>
+        <w:rFonts w:hint="default" w:ascii="Courier New" w:hAnsi="Courier New" w:cs="Courier New"/>
       </w:rPr>
     </w:lvl>
     <w:lvl w:ilvl="8" w:tplc="04160005" w:tentative="1">
@@ -27861,7 +27826,7 @@
         <w:ind w:left="7189" w:hanging="360"/>
       </w:pPr>
       <w:rPr>
-        <w:rFonts w:ascii="Wingdings" w:hAnsi="Wingdings" w:hint="default"/>
+        <w:rFonts w:hint="default" w:ascii="Wingdings" w:hAnsi="Wingdings"/>
       </w:rPr>
     </w:lvl>
   </w:abstractNum>
@@ -27878,7 +27843,7 @@
         <w:ind w:left="1778" w:hanging="360"/>
       </w:pPr>
       <w:rPr>
-        <w:rFonts w:ascii="Symbol" w:hAnsi="Symbol" w:hint="default"/>
+        <w:rFonts w:hint="default" w:ascii="Symbol" w:hAnsi="Symbol"/>
       </w:rPr>
     </w:lvl>
     <w:lvl w:ilvl="1" w:tplc="AA2AC2A6">
@@ -27890,7 +27855,7 @@
         <w:ind w:left="2498" w:hanging="360"/>
       </w:pPr>
       <w:rPr>
-        <w:rFonts w:ascii="Courier New" w:hAnsi="Courier New" w:hint="default"/>
+        <w:rFonts w:hint="default" w:ascii="Courier New" w:hAnsi="Courier New"/>
       </w:rPr>
     </w:lvl>
     <w:lvl w:ilvl="2" w:tplc="EF2031F6">
@@ -27902,7 +27867,7 @@
         <w:ind w:left="3218" w:hanging="360"/>
       </w:pPr>
       <w:rPr>
-        <w:rFonts w:ascii="Wingdings" w:hAnsi="Wingdings" w:hint="default"/>
+        <w:rFonts w:hint="default" w:ascii="Wingdings" w:hAnsi="Wingdings"/>
       </w:rPr>
     </w:lvl>
     <w:lvl w:ilvl="3" w:tplc="30E2C958">
@@ -27914,7 +27879,7 @@
         <w:ind w:left="3938" w:hanging="360"/>
       </w:pPr>
       <w:rPr>
-        <w:rFonts w:ascii="Symbol" w:hAnsi="Symbol" w:hint="default"/>
+        <w:rFonts w:hint="default" w:ascii="Symbol" w:hAnsi="Symbol"/>
       </w:rPr>
     </w:lvl>
     <w:lvl w:ilvl="4" w:tplc="D584E7F6">
@@ -27926,7 +27891,7 @@
         <w:ind w:left="4658" w:hanging="360"/>
       </w:pPr>
       <w:rPr>
-        <w:rFonts w:ascii="Courier New" w:hAnsi="Courier New" w:hint="default"/>
+        <w:rFonts w:hint="default" w:ascii="Courier New" w:hAnsi="Courier New"/>
       </w:rPr>
     </w:lvl>
     <w:lvl w:ilvl="5" w:tplc="78F83C7C">
@@ -27938,7 +27903,7 @@
         <w:ind w:left="5378" w:hanging="360"/>
       </w:pPr>
       <w:rPr>
-        <w:rFonts w:ascii="Wingdings" w:hAnsi="Wingdings" w:hint="default"/>
+        <w:rFonts w:hint="default" w:ascii="Wingdings" w:hAnsi="Wingdings"/>
       </w:rPr>
     </w:lvl>
     <w:lvl w:ilvl="6" w:tplc="E196BB52">
@@ -27950,7 +27915,7 @@
         <w:ind w:left="6098" w:hanging="360"/>
       </w:pPr>
       <w:rPr>
-        <w:rFonts w:ascii="Symbol" w:hAnsi="Symbol" w:hint="default"/>
+        <w:rFonts w:hint="default" w:ascii="Symbol" w:hAnsi="Symbol"/>
       </w:rPr>
     </w:lvl>
     <w:lvl w:ilvl="7" w:tplc="CB66A614">
@@ -27962,7 +27927,7 @@
         <w:ind w:left="6818" w:hanging="360"/>
       </w:pPr>
       <w:rPr>
-        <w:rFonts w:ascii="Courier New" w:hAnsi="Courier New" w:hint="default"/>
+        <w:rFonts w:hint="default" w:ascii="Courier New" w:hAnsi="Courier New"/>
       </w:rPr>
     </w:lvl>
     <w:lvl w:ilvl="8" w:tplc="D130CB40">
@@ -27974,7 +27939,7 @@
         <w:ind w:left="7538" w:hanging="360"/>
       </w:pPr>
       <w:rPr>
-        <w:rFonts w:ascii="Wingdings" w:hAnsi="Wingdings" w:hint="default"/>
+        <w:rFonts w:hint="default" w:ascii="Wingdings" w:hAnsi="Wingdings"/>
       </w:rPr>
     </w:lvl>
   </w:abstractNum>
@@ -27991,7 +27956,7 @@
         <w:ind w:left="1429" w:hanging="360"/>
       </w:pPr>
       <w:rPr>
-        <w:rFonts w:ascii="Symbol" w:hAnsi="Symbol" w:hint="default"/>
+        <w:rFonts w:hint="default" w:ascii="Symbol" w:hAnsi="Symbol"/>
       </w:rPr>
     </w:lvl>
     <w:lvl w:ilvl="1" w:tplc="04160003" w:tentative="1">
@@ -28003,7 +27968,7 @@
         <w:ind w:left="2149" w:hanging="360"/>
       </w:pPr>
       <w:rPr>
-        <w:rFonts w:ascii="Courier New" w:hAnsi="Courier New" w:cs="Courier New" w:hint="default"/>
+        <w:rFonts w:hint="default" w:ascii="Courier New" w:hAnsi="Courier New" w:cs="Courier New"/>
       </w:rPr>
     </w:lvl>
     <w:lvl w:ilvl="2" w:tplc="04160005" w:tentative="1">
@@ -28015,7 +27980,7 @@
         <w:ind w:left="2869" w:hanging="360"/>
       </w:pPr>
       <w:rPr>
-        <w:rFonts w:ascii="Wingdings" w:hAnsi="Wingdings" w:hint="default"/>
+        <w:rFonts w:hint="default" w:ascii="Wingdings" w:hAnsi="Wingdings"/>
       </w:rPr>
     </w:lvl>
     <w:lvl w:ilvl="3" w:tplc="04160001" w:tentative="1">
@@ -28027,7 +27992,7 @@
         <w:ind w:left="3589" w:hanging="360"/>
       </w:pPr>
       <w:rPr>
-        <w:rFonts w:ascii="Symbol" w:hAnsi="Symbol" w:hint="default"/>
+        <w:rFonts w:hint="default" w:ascii="Symbol" w:hAnsi="Symbol"/>
       </w:rPr>
     </w:lvl>
     <w:lvl w:ilvl="4" w:tplc="04160003" w:tentative="1">
@@ -28039,7 +28004,7 @@
         <w:ind w:left="4309" w:hanging="360"/>
       </w:pPr>
       <w:rPr>
-        <w:rFonts w:ascii="Courier New" w:hAnsi="Courier New" w:cs="Courier New" w:hint="default"/>
+        <w:rFonts w:hint="default" w:ascii="Courier New" w:hAnsi="Courier New" w:cs="Courier New"/>
       </w:rPr>
     </w:lvl>
     <w:lvl w:ilvl="5" w:tplc="04160005" w:tentative="1">
@@ -28051,7 +28016,7 @@
         <w:ind w:left="5029" w:hanging="360"/>
       </w:pPr>
       <w:rPr>
-        <w:rFonts w:ascii="Wingdings" w:hAnsi="Wingdings" w:hint="default"/>
+        <w:rFonts w:hint="default" w:ascii="Wingdings" w:hAnsi="Wingdings"/>
       </w:rPr>
     </w:lvl>
     <w:lvl w:ilvl="6" w:tplc="04160001" w:tentative="1">
@@ -28063,7 +28028,7 @@
         <w:ind w:left="5749" w:hanging="360"/>
       </w:pPr>
       <w:rPr>
-        <w:rFonts w:ascii="Symbol" w:hAnsi="Symbol" w:hint="default"/>
+        <w:rFonts w:hint="default" w:ascii="Symbol" w:hAnsi="Symbol"/>
       </w:rPr>
     </w:lvl>
     <w:lvl w:ilvl="7" w:tplc="04160003" w:tentative="1">
@@ -28075,7 +28040,7 @@
         <w:ind w:left="6469" w:hanging="360"/>
       </w:pPr>
       <w:rPr>
-        <w:rFonts w:ascii="Courier New" w:hAnsi="Courier New" w:cs="Courier New" w:hint="default"/>
+        <w:rFonts w:hint="default" w:ascii="Courier New" w:hAnsi="Courier New" w:cs="Courier New"/>
       </w:rPr>
     </w:lvl>
     <w:lvl w:ilvl="8" w:tplc="04160005" w:tentative="1">
@@ -28087,7 +28052,7 @@
         <w:ind w:left="7189" w:hanging="360"/>
       </w:pPr>
       <w:rPr>
-        <w:rFonts w:ascii="Wingdings" w:hAnsi="Wingdings" w:hint="default"/>
+        <w:rFonts w:hint="default" w:ascii="Wingdings" w:hAnsi="Wingdings"/>
       </w:rPr>
     </w:lvl>
   </w:abstractNum>
@@ -28107,7 +28072,7 @@
         <w:ind w:left="720" w:hanging="360"/>
       </w:pPr>
       <w:rPr>
-        <w:rFonts w:ascii="Symbol" w:hAnsi="Symbol" w:hint="default"/>
+        <w:rFonts w:hint="default" w:ascii="Symbol" w:hAnsi="Symbol"/>
         <w:sz w:val="20"/>
       </w:rPr>
     </w:lvl>
@@ -28123,7 +28088,7 @@
         <w:ind w:left="1440" w:hanging="360"/>
       </w:pPr>
       <w:rPr>
-        <w:rFonts w:ascii="Courier New" w:hAnsi="Courier New" w:hint="default"/>
+        <w:rFonts w:hint="default" w:ascii="Courier New" w:hAnsi="Courier New"/>
         <w:sz w:val="20"/>
       </w:rPr>
     </w:lvl>
@@ -28139,7 +28104,7 @@
         <w:ind w:left="2160" w:hanging="360"/>
       </w:pPr>
       <w:rPr>
-        <w:rFonts w:ascii="Wingdings" w:hAnsi="Wingdings" w:hint="default"/>
+        <w:rFonts w:hint="default" w:ascii="Wingdings" w:hAnsi="Wingdings"/>
         <w:sz w:val="20"/>
       </w:rPr>
     </w:lvl>
@@ -28155,7 +28120,7 @@
         <w:ind w:left="2880" w:hanging="360"/>
       </w:pPr>
       <w:rPr>
-        <w:rFonts w:ascii="Wingdings" w:hAnsi="Wingdings" w:hint="default"/>
+        <w:rFonts w:hint="default" w:ascii="Wingdings" w:hAnsi="Wingdings"/>
         <w:sz w:val="20"/>
       </w:rPr>
     </w:lvl>
@@ -28171,7 +28136,7 @@
         <w:ind w:left="3600" w:hanging="360"/>
       </w:pPr>
       <w:rPr>
-        <w:rFonts w:ascii="Wingdings" w:hAnsi="Wingdings" w:hint="default"/>
+        <w:rFonts w:hint="default" w:ascii="Wingdings" w:hAnsi="Wingdings"/>
         <w:sz w:val="20"/>
       </w:rPr>
     </w:lvl>
@@ -28187,7 +28152,7 @@
         <w:ind w:left="4320" w:hanging="360"/>
       </w:pPr>
       <w:rPr>
-        <w:rFonts w:ascii="Wingdings" w:hAnsi="Wingdings" w:hint="default"/>
+        <w:rFonts w:hint="default" w:ascii="Wingdings" w:hAnsi="Wingdings"/>
         <w:sz w:val="20"/>
       </w:rPr>
     </w:lvl>
@@ -28203,7 +28168,7 @@
         <w:ind w:left="5040" w:hanging="360"/>
       </w:pPr>
       <w:rPr>
-        <w:rFonts w:ascii="Wingdings" w:hAnsi="Wingdings" w:hint="default"/>
+        <w:rFonts w:hint="default" w:ascii="Wingdings" w:hAnsi="Wingdings"/>
         <w:sz w:val="20"/>
       </w:rPr>
     </w:lvl>
@@ -28219,7 +28184,7 @@
         <w:ind w:left="5760" w:hanging="360"/>
       </w:pPr>
       <w:rPr>
-        <w:rFonts w:ascii="Wingdings" w:hAnsi="Wingdings" w:hint="default"/>
+        <w:rFonts w:hint="default" w:ascii="Wingdings" w:hAnsi="Wingdings"/>
         <w:sz w:val="20"/>
       </w:rPr>
     </w:lvl>
@@ -28235,7 +28200,7 @@
         <w:ind w:left="6480" w:hanging="360"/>
       </w:pPr>
       <w:rPr>
-        <w:rFonts w:ascii="Wingdings" w:hAnsi="Wingdings" w:hint="default"/>
+        <w:rFonts w:hint="default" w:ascii="Wingdings" w:hAnsi="Wingdings"/>
         <w:sz w:val="20"/>
       </w:rPr>
     </w:lvl>
@@ -28253,7 +28218,7 @@
         <w:ind w:left="1068" w:hanging="360"/>
       </w:pPr>
       <w:rPr>
-        <w:rFonts w:ascii="Symbol" w:hAnsi="Symbol" w:hint="default"/>
+        <w:rFonts w:hint="default" w:ascii="Symbol" w:hAnsi="Symbol"/>
       </w:rPr>
     </w:lvl>
     <w:lvl w:ilvl="1" w:tplc="04160003">
@@ -28265,7 +28230,7 @@
         <w:ind w:left="1788" w:hanging="360"/>
       </w:pPr>
       <w:rPr>
-        <w:rFonts w:ascii="Courier New" w:hAnsi="Courier New" w:cs="Courier New" w:hint="default"/>
+        <w:rFonts w:hint="default" w:ascii="Courier New" w:hAnsi="Courier New" w:cs="Courier New"/>
       </w:rPr>
     </w:lvl>
     <w:lvl w:ilvl="2" w:tplc="04160005" w:tentative="1">
@@ -28277,7 +28242,7 @@
         <w:ind w:left="2508" w:hanging="360"/>
       </w:pPr>
       <w:rPr>
-        <w:rFonts w:ascii="Wingdings" w:hAnsi="Wingdings" w:hint="default"/>
+        <w:rFonts w:hint="default" w:ascii="Wingdings" w:hAnsi="Wingdings"/>
       </w:rPr>
     </w:lvl>
     <w:lvl w:ilvl="3" w:tplc="04160001" w:tentative="1">
@@ -28289,7 +28254,7 @@
         <w:ind w:left="3228" w:hanging="360"/>
       </w:pPr>
       <w:rPr>
-        <w:rFonts w:ascii="Symbol" w:hAnsi="Symbol" w:hint="default"/>
+        <w:rFonts w:hint="default" w:ascii="Symbol" w:hAnsi="Symbol"/>
       </w:rPr>
     </w:lvl>
     <w:lvl w:ilvl="4" w:tplc="04160003" w:tentative="1">
@@ -28301,7 +28266,7 @@
         <w:ind w:left="3948" w:hanging="360"/>
       </w:pPr>
       <w:rPr>
-        <w:rFonts w:ascii="Courier New" w:hAnsi="Courier New" w:cs="Courier New" w:hint="default"/>
+        <w:rFonts w:hint="default" w:ascii="Courier New" w:hAnsi="Courier New" w:cs="Courier New"/>
       </w:rPr>
     </w:lvl>
     <w:lvl w:ilvl="5" w:tplc="04160005" w:tentative="1">
@@ -28313,7 +28278,7 @@
         <w:ind w:left="4668" w:hanging="360"/>
       </w:pPr>
       <w:rPr>
-        <w:rFonts w:ascii="Wingdings" w:hAnsi="Wingdings" w:hint="default"/>
+        <w:rFonts w:hint="default" w:ascii="Wingdings" w:hAnsi="Wingdings"/>
       </w:rPr>
     </w:lvl>
     <w:lvl w:ilvl="6" w:tplc="04160001" w:tentative="1">
@@ -28325,7 +28290,7 @@
         <w:ind w:left="5388" w:hanging="360"/>
       </w:pPr>
       <w:rPr>
-        <w:rFonts w:ascii="Symbol" w:hAnsi="Symbol" w:hint="default"/>
+        <w:rFonts w:hint="default" w:ascii="Symbol" w:hAnsi="Symbol"/>
       </w:rPr>
     </w:lvl>
     <w:lvl w:ilvl="7" w:tplc="04160003" w:tentative="1">
@@ -28337,7 +28302,7 @@
         <w:ind w:left="6108" w:hanging="360"/>
       </w:pPr>
       <w:rPr>
-        <w:rFonts w:ascii="Courier New" w:hAnsi="Courier New" w:cs="Courier New" w:hint="default"/>
+        <w:rFonts w:hint="default" w:ascii="Courier New" w:hAnsi="Courier New" w:cs="Courier New"/>
       </w:rPr>
     </w:lvl>
     <w:lvl w:ilvl="8" w:tplc="04160005" w:tentative="1">
@@ -28349,7 +28314,7 @@
         <w:ind w:left="6828" w:hanging="360"/>
       </w:pPr>
       <w:rPr>
-        <w:rFonts w:ascii="Wingdings" w:hAnsi="Wingdings" w:hint="default"/>
+        <w:rFonts w:hint="default" w:ascii="Wingdings" w:hAnsi="Wingdings"/>
       </w:rPr>
     </w:lvl>
   </w:abstractNum>
@@ -28369,7 +28334,7 @@
         <w:ind w:left="720" w:hanging="360"/>
       </w:pPr>
       <w:rPr>
-        <w:rFonts w:ascii="Symbol" w:hAnsi="Symbol" w:hint="default"/>
+        <w:rFonts w:hint="default" w:ascii="Symbol" w:hAnsi="Symbol"/>
         <w:sz w:val="20"/>
       </w:rPr>
     </w:lvl>
@@ -28385,7 +28350,7 @@
         <w:ind w:left="1440" w:hanging="360"/>
       </w:pPr>
       <w:rPr>
-        <w:rFonts w:ascii="Courier New" w:hAnsi="Courier New" w:hint="default"/>
+        <w:rFonts w:hint="default" w:ascii="Courier New" w:hAnsi="Courier New"/>
         <w:sz w:val="20"/>
       </w:rPr>
     </w:lvl>
@@ -28401,7 +28366,7 @@
         <w:ind w:left="2160" w:hanging="360"/>
       </w:pPr>
       <w:rPr>
-        <w:rFonts w:ascii="Wingdings" w:hAnsi="Wingdings" w:hint="default"/>
+        <w:rFonts w:hint="default" w:ascii="Wingdings" w:hAnsi="Wingdings"/>
         <w:sz w:val="20"/>
       </w:rPr>
     </w:lvl>
@@ -28430,7 +28395,7 @@
         <w:ind w:left="3600" w:hanging="360"/>
       </w:pPr>
       <w:rPr>
-        <w:rFonts w:ascii="Wingdings" w:hAnsi="Wingdings" w:hint="default"/>
+        <w:rFonts w:hint="default" w:ascii="Wingdings" w:hAnsi="Wingdings"/>
         <w:sz w:val="20"/>
       </w:rPr>
     </w:lvl>
@@ -28446,7 +28411,7 @@
         <w:ind w:left="4320" w:hanging="360"/>
       </w:pPr>
       <w:rPr>
-        <w:rFonts w:ascii="Wingdings" w:hAnsi="Wingdings" w:hint="default"/>
+        <w:rFonts w:hint="default" w:ascii="Wingdings" w:hAnsi="Wingdings"/>
         <w:sz w:val="20"/>
       </w:rPr>
     </w:lvl>
@@ -28462,7 +28427,7 @@
         <w:ind w:left="5040" w:hanging="360"/>
       </w:pPr>
       <w:rPr>
-        <w:rFonts w:ascii="Wingdings" w:hAnsi="Wingdings" w:hint="default"/>
+        <w:rFonts w:hint="default" w:ascii="Wingdings" w:hAnsi="Wingdings"/>
         <w:sz w:val="20"/>
       </w:rPr>
     </w:lvl>
@@ -28478,7 +28443,7 @@
         <w:ind w:left="5760" w:hanging="360"/>
       </w:pPr>
       <w:rPr>
-        <w:rFonts w:ascii="Wingdings" w:hAnsi="Wingdings" w:hint="default"/>
+        <w:rFonts w:hint="default" w:ascii="Wingdings" w:hAnsi="Wingdings"/>
         <w:sz w:val="20"/>
       </w:rPr>
     </w:lvl>
@@ -28494,7 +28459,7 @@
         <w:ind w:left="6480" w:hanging="360"/>
       </w:pPr>
       <w:rPr>
-        <w:rFonts w:ascii="Wingdings" w:hAnsi="Wingdings" w:hint="default"/>
+        <w:rFonts w:hint="default" w:ascii="Wingdings" w:hAnsi="Wingdings"/>
         <w:sz w:val="20"/>
       </w:rPr>
     </w:lvl>
@@ -28512,7 +28477,7 @@
         <w:ind w:left="1069" w:hanging="360"/>
       </w:pPr>
       <w:rPr>
-        <w:rFonts w:ascii="Arial" w:hAnsi="Arial" w:hint="default"/>
+        <w:rFonts w:hint="default" w:ascii="Arial" w:hAnsi="Arial"/>
       </w:rPr>
     </w:lvl>
     <w:lvl w:ilvl="1" w:tplc="ECD2B2EC">
@@ -28856,7 +28821,7 @@
   <w:docDefaults>
     <w:rPrDefault>
       <w:rPr>
-        <w:rFonts w:ascii="Times New Roman" w:eastAsia="Times New Roman" w:hAnsi="Times New Roman" w:cs="Times New Roman"/>
+        <w:rFonts w:ascii="Times New Roman" w:hAnsi="Times New Roman" w:eastAsia="Times New Roman" w:cs="Times New Roman"/>
         <w:lang w:val="pt-BR" w:eastAsia="pt-BR" w:bidi="ar-SA"/>
       </w:rPr>
     </w:rPrDefault>
@@ -28882,22 +28847,22 @@
     <w:lsdException w:name="index 7" w:semiHidden="1" w:unhideWhenUsed="1"/>
     <w:lsdException w:name="index 8" w:semiHidden="1" w:unhideWhenUsed="1"/>
     <w:lsdException w:name="index 9" w:semiHidden="1" w:unhideWhenUsed="1"/>
-    <w:lsdException w:name="toc 1" w:semiHidden="1" w:uiPriority="39" w:unhideWhenUsed="1"/>
-    <w:lsdException w:name="toc 2" w:semiHidden="1" w:uiPriority="39" w:unhideWhenUsed="1"/>
-    <w:lsdException w:name="toc 3" w:semiHidden="1" w:uiPriority="39" w:unhideWhenUsed="1"/>
-    <w:lsdException w:name="toc 4" w:semiHidden="1" w:uiPriority="39" w:unhideWhenUsed="1"/>
-    <w:lsdException w:name="toc 5" w:semiHidden="1" w:uiPriority="39" w:unhideWhenUsed="1"/>
-    <w:lsdException w:name="toc 6" w:semiHidden="1" w:uiPriority="39" w:unhideWhenUsed="1"/>
-    <w:lsdException w:name="toc 7" w:semiHidden="1" w:uiPriority="39" w:unhideWhenUsed="1"/>
-    <w:lsdException w:name="toc 8" w:semiHidden="1" w:uiPriority="39" w:unhideWhenUsed="1"/>
-    <w:lsdException w:name="toc 9" w:semiHidden="1" w:uiPriority="39" w:unhideWhenUsed="1"/>
+    <w:lsdException w:name="toc 1" w:uiPriority="39" w:semiHidden="1" w:unhideWhenUsed="1"/>
+    <w:lsdException w:name="toc 2" w:uiPriority="39" w:semiHidden="1" w:unhideWhenUsed="1"/>
+    <w:lsdException w:name="toc 3" w:uiPriority="39" w:semiHidden="1" w:unhideWhenUsed="1"/>
+    <w:lsdException w:name="toc 4" w:uiPriority="39" w:semiHidden="1" w:unhideWhenUsed="1"/>
+    <w:lsdException w:name="toc 5" w:uiPriority="39" w:semiHidden="1" w:unhideWhenUsed="1"/>
+    <w:lsdException w:name="toc 6" w:uiPriority="39" w:semiHidden="1" w:unhideWhenUsed="1"/>
+    <w:lsdException w:name="toc 7" w:uiPriority="39" w:semiHidden="1" w:unhideWhenUsed="1"/>
+    <w:lsdException w:name="toc 8" w:uiPriority="39" w:semiHidden="1" w:unhideWhenUsed="1"/>
+    <w:lsdException w:name="toc 9" w:uiPriority="39" w:semiHidden="1" w:unhideWhenUsed="1"/>
     <w:lsdException w:name="Normal Indent" w:semiHidden="1" w:unhideWhenUsed="1"/>
     <w:lsdException w:name="footnote text" w:semiHidden="1" w:unhideWhenUsed="1"/>
     <w:lsdException w:name="annotation text" w:semiHidden="1" w:unhideWhenUsed="1"/>
     <w:lsdException w:name="header" w:semiHidden="1" w:unhideWhenUsed="1"/>
     <w:lsdException w:name="footer" w:semiHidden="1" w:unhideWhenUsed="1"/>
     <w:lsdException w:name="index heading" w:semiHidden="1" w:unhideWhenUsed="1"/>
-    <w:lsdException w:name="caption" w:semiHidden="1" w:uiPriority="35" w:unhideWhenUsed="1" w:qFormat="1"/>
+    <w:lsdException w:name="caption" w:uiPriority="35" w:semiHidden="1" w:unhideWhenUsed="1" w:qFormat="1"/>
     <w:lsdException w:name="table of figures" w:semiHidden="1" w:unhideWhenUsed="1"/>
     <w:lsdException w:name="envelope address" w:semiHidden="1" w:unhideWhenUsed="1"/>
     <w:lsdException w:name="envelope return" w:semiHidden="1" w:unhideWhenUsed="1"/>
@@ -28928,7 +28893,7 @@
     <w:lsdException w:name="Title" w:uiPriority="10" w:qFormat="1"/>
     <w:lsdException w:name="Closing" w:semiHidden="1" w:unhideWhenUsed="1"/>
     <w:lsdException w:name="Signature" w:semiHidden="1" w:unhideWhenUsed="1"/>
-    <w:lsdException w:name="Default Paragraph Font" w:semiHidden="1" w:uiPriority="1" w:unhideWhenUsed="1"/>
+    <w:lsdException w:name="Default Paragraph Font" w:uiPriority="1" w:semiHidden="1" w:unhideWhenUsed="1"/>
     <w:lsdException w:name="Body Text" w:semiHidden="1" w:unhideWhenUsed="1"/>
     <w:lsdException w:name="Body Text Indent" w:semiHidden="1" w:unhideWhenUsed="1"/>
     <w:lsdException w:name="List Continue" w:semiHidden="1" w:unhideWhenUsed="1"/>
@@ -28944,7 +28909,7 @@
     <w:lsdException w:name="Body Text First Indent 2" w:semiHidden="1" w:unhideWhenUsed="1"/>
     <w:lsdException w:name="Note Heading" w:semiHidden="1" w:unhideWhenUsed="1"/>
     <w:lsdException w:name="Body Text 2" w:semiHidden="1" w:unhideWhenUsed="1"/>
-    <w:lsdException w:name="Body Text 3" w:semiHidden="1" w:uiPriority="0" w:unhideWhenUsed="1"/>
+    <w:lsdException w:name="Body Text 3" w:uiPriority="0" w:semiHidden="1" w:unhideWhenUsed="1"/>
     <w:lsdException w:name="Body Text Indent 2" w:semiHidden="1" w:unhideWhenUsed="1"/>
     <w:lsdException w:name="Body Text Indent 3" w:semiHidden="1" w:unhideWhenUsed="1"/>
     <w:lsdException w:name="Block Text" w:semiHidden="1" w:unhideWhenUsed="1"/>
@@ -29128,8 +29093,8 @@
     <w:lsdException w:name="Subtle Reference" w:uiPriority="31" w:qFormat="1"/>
     <w:lsdException w:name="Intense Reference" w:uiPriority="32" w:qFormat="1"/>
     <w:lsdException w:name="Book Title" w:uiPriority="33" w:qFormat="1"/>
-    <w:lsdException w:name="Bibliography" w:semiHidden="1" w:uiPriority="37" w:unhideWhenUsed="1"/>
-    <w:lsdException w:name="TOC Heading" w:semiHidden="1" w:uiPriority="39" w:unhideWhenUsed="1" w:qFormat="1"/>
+    <w:lsdException w:name="Bibliography" w:uiPriority="37" w:semiHidden="1" w:unhideWhenUsed="1"/>
+    <w:lsdException w:name="TOC Heading" w:uiPriority="39" w:semiHidden="1" w:unhideWhenUsed="1" w:qFormat="1"/>
     <w:lsdException w:name="Plain Table 1" w:uiPriority="41"/>
     <w:lsdException w:name="Plain Table 2" w:uiPriority="42"/>
     <w:lsdException w:name="Plain Table 3" w:uiPriority="43"/>
@@ -29240,7 +29205,7 @@
     <w:lsdException w:name="Unresolved Mention" w:semiHidden="1" w:unhideWhenUsed="1"/>
     <w:lsdException w:name="Smart Link" w:semiHidden="1" w:unhideWhenUsed="1"/>
   </w:latentStyles>
-  <w:style w:type="paragraph" w:default="1" w:styleId="Normal">
+  <w:style w:type="paragraph" w:styleId="Normal" w:default="1">
     <w:name w:val="Normal"/>
     <w:qFormat/>
     <w:rsid w:val="001249E4"/>
@@ -29427,13 +29392,13 @@
       <w:lang w:val="en-US"/>
     </w:rPr>
   </w:style>
-  <w:style w:type="character" w:default="1" w:styleId="Fontepargpadro">
+  <w:style w:type="character" w:styleId="Fontepargpadro" w:default="1">
     <w:name w:val="Default Paragraph Font"/>
     <w:uiPriority w:val="1"/>
     <w:semiHidden/>
     <w:unhideWhenUsed/>
   </w:style>
-  <w:style w:type="table" w:default="1" w:styleId="Tabelanormal">
+  <w:style w:type="table" w:styleId="Tabelanormal" w:default="1">
     <w:name w:val="Normal Table"/>
     <w:uiPriority w:val="99"/>
     <w:semiHidden/>
@@ -29448,7 +29413,7 @@
       </w:tblCellMar>
     </w:tblPr>
   </w:style>
-  <w:style w:type="numbering" w:default="1" w:styleId="Semlista">
+  <w:style w:type="numbering" w:styleId="Semlista" w:default="1">
     <w:name w:val="No List"/>
     <w:uiPriority w:val="99"/>
     <w:semiHidden/>
@@ -29566,13 +29531,13 @@
       <w:contextualSpacing/>
     </w:pPr>
     <w:rPr>
-      <w:rFonts w:ascii="Calibri" w:eastAsia="Calibri" w:hAnsi="Calibri"/>
+      <w:rFonts w:ascii="Calibri" w:hAnsi="Calibri" w:eastAsia="Calibri"/>
       <w:sz w:val="22"/>
       <w:szCs w:val="22"/>
       <w:lang w:eastAsia="en-US"/>
     </w:rPr>
   </w:style>
-  <w:style w:type="character" w:customStyle="1" w:styleId="TextodebaloChar">
+  <w:style w:type="character" w:styleId="TextodebaloChar" w:customStyle="1">
     <w:name w:val="Texto de balão Char"/>
     <w:rsid w:val="0010264C"/>
     <w:rPr>
@@ -29608,7 +29573,7 @@
       <w:szCs w:val="16"/>
     </w:rPr>
   </w:style>
-  <w:style w:type="character" w:customStyle="1" w:styleId="TextodebaloChar1">
+  <w:style w:type="character" w:styleId="TextodebaloChar1" w:customStyle="1">
     <w:name w:val="Texto de balão Char1"/>
     <w:link w:val="Textodebalo"/>
     <w:uiPriority w:val="99"/>
@@ -29620,7 +29585,7 @@
       <w:szCs w:val="16"/>
     </w:rPr>
   </w:style>
-  <w:style w:type="character" w:customStyle="1" w:styleId="CabealhoChar">
+  <w:style w:type="character" w:styleId="CabealhoChar" w:customStyle="1">
     <w:name w:val="Cabeçalho Char"/>
     <w:link w:val="Cabealho"/>
     <w:uiPriority w:val="99"/>
@@ -29685,7 +29650,7 @@
       <w:b/>
     </w:rPr>
   </w:style>
-  <w:style w:type="character" w:customStyle="1" w:styleId="UnresolvedMention1">
+  <w:style w:type="character" w:styleId="UnresolvedMention1" w:customStyle="1">
     <w:name w:val="Unresolved Mention1"/>
     <w:basedOn w:val="Fontepargpadro"/>
     <w:uiPriority w:val="99"/>
@@ -29727,12 +29692,12 @@
     <w:rsid w:val="00FB4123"/>
     <w:tblPr>
       <w:tblBorders>
-        <w:top w:val="single" w:sz="4" w:space="0" w:color="000000" w:themeColor="text1"/>
-        <w:left w:val="single" w:sz="4" w:space="0" w:color="000000" w:themeColor="text1"/>
-        <w:bottom w:val="single" w:sz="4" w:space="0" w:color="000000" w:themeColor="text1"/>
-        <w:right w:val="single" w:sz="4" w:space="0" w:color="000000" w:themeColor="text1"/>
-        <w:insideH w:val="single" w:sz="4" w:space="0" w:color="000000" w:themeColor="text1"/>
-        <w:insideV w:val="single" w:sz="4" w:space="0" w:color="000000" w:themeColor="text1"/>
+        <w:top w:val="single" w:color="000000" w:themeColor="text1" w:sz="4" w:space="0"/>
+        <w:left w:val="single" w:color="000000" w:themeColor="text1" w:sz="4" w:space="0"/>
+        <w:bottom w:val="single" w:color="000000" w:themeColor="text1" w:sz="4" w:space="0"/>
+        <w:right w:val="single" w:color="000000" w:themeColor="text1" w:sz="4" w:space="0"/>
+        <w:insideH w:val="single" w:color="000000" w:themeColor="text1" w:sz="4" w:space="0"/>
+        <w:insideV w:val="single" w:color="000000" w:themeColor="text1" w:sz="4" w:space="0"/>
       </w:tblBorders>
     </w:tblPr>
   </w:style>
@@ -29809,7 +29774,7 @@
       <w:iCs/>
     </w:rPr>
   </w:style>
-  <w:style w:type="paragraph" w:customStyle="1" w:styleId="Figura">
+  <w:style w:type="paragraph" w:styleId="Figura" w:customStyle="1">
     <w:name w:val="Figura"/>
     <w:basedOn w:val="Normal"/>
     <w:link w:val="FiguraChar"/>
@@ -29823,7 +29788,7 @@
       <w:sz w:val="20"/>
     </w:rPr>
   </w:style>
-  <w:style w:type="character" w:customStyle="1" w:styleId="FiguraChar">
+  <w:style w:type="character" w:styleId="FiguraChar" w:customStyle="1">
     <w:name w:val="Figura Char"/>
     <w:basedOn w:val="Fontepargpadro"/>
     <w:link w:val="Figura"/>
@@ -29880,7 +29845,7 @@
       <w:outlineLvl w:val="9"/>
     </w:pPr>
     <w:rPr>
-      <w:rFonts w:asciiTheme="majorHAnsi" w:eastAsiaTheme="majorEastAsia" w:hAnsiTheme="majorHAnsi" w:cstheme="majorBidi"/>
+      <w:rFonts w:asciiTheme="majorHAnsi" w:hAnsiTheme="majorHAnsi" w:eastAsiaTheme="majorEastAsia" w:cstheme="majorBidi"/>
       <w:b w:val="0"/>
       <w:caps w:val="0"/>
       <w:color w:val="365F91" w:themeColor="accent1" w:themeShade="BF"/>
@@ -29889,7 +29854,7 @@
       <w:lang w:val="pt-BR"/>
     </w:rPr>
   </w:style>
-  <w:style w:type="character" w:customStyle="1" w:styleId="Ttulo1Char">
+  <w:style w:type="character" w:styleId="Ttulo1Char" w:customStyle="1">
     <w:name w:val="Título 1 Char"/>
     <w:basedOn w:val="Fontepargpadro"/>
     <w:link w:val="Ttulo1"/>
@@ -29902,7 +29867,7 @@
       <w:lang w:val="en-US"/>
     </w:rPr>
   </w:style>
-  <w:style w:type="character" w:customStyle="1" w:styleId="Ttulo3Char">
+  <w:style w:type="character" w:styleId="Ttulo3Char" w:customStyle="1">
     <w:name w:val="Título 3 Char"/>
     <w:basedOn w:val="Fontepargpadro"/>
     <w:link w:val="Ttulo3"/>
@@ -29913,12 +29878,12 @@
       <w:sz w:val="24"/>
     </w:rPr>
   </w:style>
-  <w:style w:type="character" w:customStyle="1" w:styleId="whitespace-normal">
+  <w:style w:type="character" w:styleId="whitespace-normal" w:customStyle="1">
     <w:name w:val="whitespace-normal"/>
     <w:basedOn w:val="Fontepargpadro"/>
     <w:rsid w:val="003F78A7"/>
   </w:style>
-  <w:style w:type="character" w:customStyle="1" w:styleId="agcmg">
+  <w:style w:type="character" w:styleId="agcmg" w:customStyle="1">
     <w:name w:val="a_gcmg"/>
     <w:basedOn w:val="Fontepargpadro"/>
     <w:rsid w:val="00CB40B7"/>
@@ -29938,7 +29903,7 @@
       <w:jc w:val="left"/>
     </w:pPr>
     <w:rPr>
-      <w:rFonts w:asciiTheme="minorHAnsi" w:eastAsiaTheme="minorEastAsia" w:hAnsiTheme="minorHAnsi" w:cstheme="minorBidi"/>
+      <w:rFonts w:asciiTheme="minorHAnsi" w:hAnsiTheme="minorHAnsi" w:eastAsiaTheme="minorEastAsia" w:cstheme="minorBidi"/>
       <w:kern w:val="2"/>
       <w:sz w:val="22"/>
       <w:szCs w:val="22"/>
@@ -29960,7 +29925,7 @@
       <w:jc w:val="left"/>
     </w:pPr>
     <w:rPr>
-      <w:rFonts w:asciiTheme="minorHAnsi" w:eastAsiaTheme="minorEastAsia" w:hAnsiTheme="minorHAnsi" w:cstheme="minorBidi"/>
+      <w:rFonts w:asciiTheme="minorHAnsi" w:hAnsiTheme="minorHAnsi" w:eastAsiaTheme="minorEastAsia" w:cstheme="minorBidi"/>
       <w:kern w:val="2"/>
       <w:sz w:val="22"/>
       <w:szCs w:val="22"/>
@@ -29982,7 +29947,7 @@
       <w:jc w:val="left"/>
     </w:pPr>
     <w:rPr>
-      <w:rFonts w:asciiTheme="minorHAnsi" w:eastAsiaTheme="minorEastAsia" w:hAnsiTheme="minorHAnsi" w:cstheme="minorBidi"/>
+      <w:rFonts w:asciiTheme="minorHAnsi" w:hAnsiTheme="minorHAnsi" w:eastAsiaTheme="minorEastAsia" w:cstheme="minorBidi"/>
       <w:kern w:val="2"/>
       <w:sz w:val="22"/>
       <w:szCs w:val="22"/>
@@ -30004,7 +29969,7 @@
       <w:jc w:val="left"/>
     </w:pPr>
     <w:rPr>
-      <w:rFonts w:asciiTheme="minorHAnsi" w:eastAsiaTheme="minorEastAsia" w:hAnsiTheme="minorHAnsi" w:cstheme="minorBidi"/>
+      <w:rFonts w:asciiTheme="minorHAnsi" w:hAnsiTheme="minorHAnsi" w:eastAsiaTheme="minorEastAsia" w:cstheme="minorBidi"/>
       <w:kern w:val="2"/>
       <w:sz w:val="22"/>
       <w:szCs w:val="22"/>
@@ -30026,7 +29991,7 @@
       <w:jc w:val="left"/>
     </w:pPr>
     <w:rPr>
-      <w:rFonts w:asciiTheme="minorHAnsi" w:eastAsiaTheme="minorEastAsia" w:hAnsiTheme="minorHAnsi" w:cstheme="minorBidi"/>
+      <w:rFonts w:asciiTheme="minorHAnsi" w:hAnsiTheme="minorHAnsi" w:eastAsiaTheme="minorEastAsia" w:cstheme="minorBidi"/>
       <w:kern w:val="2"/>
       <w:sz w:val="22"/>
       <w:szCs w:val="22"/>
@@ -30048,7 +30013,7 @@
       <w:jc w:val="left"/>
     </w:pPr>
     <w:rPr>
-      <w:rFonts w:asciiTheme="minorHAnsi" w:eastAsiaTheme="minorEastAsia" w:hAnsiTheme="minorHAnsi" w:cstheme="minorBidi"/>
+      <w:rFonts w:asciiTheme="minorHAnsi" w:hAnsiTheme="minorHAnsi" w:eastAsiaTheme="minorEastAsia" w:cstheme="minorBidi"/>
       <w:kern w:val="2"/>
       <w:sz w:val="22"/>
       <w:szCs w:val="22"/>

--- a/DayPlannio.docx
+++ b/DayPlannio.docx
@@ -14869,29 +14869,26 @@
         <w:ind w:firstLine="0"/>
       </w:pPr>
       <w:r>
-        <w:rPr>
-          <w:noProof/>
-        </w:rPr>
         <w:drawing>
-          <wp:inline distT="0" distB="0" distL="0" distR="0" wp14:anchorId="529ECB64" wp14:editId="30ED97F1">
-            <wp:extent cx="5757333" cy="3238499"/>
-            <wp:effectExtent l="0" t="0" r="0" b="635"/>
-            <wp:docPr id="340932398" name="drawing"/>
+          <wp:inline wp14:editId="7C7E6D3C" wp14:anchorId="24B2F8A4">
+            <wp:extent cx="5762625" cy="3238500"/>
+            <wp:effectExtent l="0" t="0" r="0" b="0"/>
+            <wp:docPr id="1119327880" name="drawing"/>
             <wp:cNvGraphicFramePr>
-              <a:graphicFrameLocks xmlns:a="http://schemas.openxmlformats.org/drawingml/2006/main" noChangeAspect="1"/>
+              <a:graphicFrameLocks noChangeAspect="1"/>
             </wp:cNvGraphicFramePr>
-            <a:graphic xmlns:a="http://schemas.openxmlformats.org/drawingml/2006/main">
-              <a:graphicData uri="http://schemas.openxmlformats.org/drawingml/2006/picture">
+            <a:graphic>
+              <a:graphicData xmlns:a="http://schemas.openxmlformats.org/drawingml/2006/main" uri="http://schemas.openxmlformats.org/drawingml/2006/picture">
                 <pic:pic xmlns:pic="http://schemas.openxmlformats.org/drawingml/2006/picture">
                   <pic:nvPicPr>
-                    <pic:cNvPr id="340932398" name=""/>
+                    <pic:cNvPr id="1119327880" name="Picture 1119327880"/>
                     <pic:cNvPicPr/>
                   </pic:nvPicPr>
                   <pic:blipFill>
-                    <a:blip r:embed="rId14" cstate="print">
+                    <a:blip xmlns:r="http://schemas.openxmlformats.org/officeDocument/2006/relationships" r:embed="rId376610477">
                       <a:extLst>
                         <a:ext uri="{28A0092B-C50C-407E-A947-70E740481C1C}">
-                          <a14:useLocalDpi xmlns:a14="http://schemas.microsoft.com/office/drawing/2010/main" val="0"/>
+                          <a14:useLocalDpi xmlns:a14="http://schemas.microsoft.com/office/drawing/2010/main"/>
                         </a:ext>
                       </a:extLst>
                     </a:blip>
@@ -14902,7 +14899,7 @@
                   <pic:spPr>
                     <a:xfrm>
                       <a:off x="0" y="0"/>
-                      <a:ext cx="5757333" cy="3238499"/>
+                      <a:ext cx="5762625" cy="3238500"/>
                     </a:xfrm>
                     <a:prstGeom prst="rect">
                       <a:avLst/>
@@ -14953,20 +14950,46 @@
       <w:bookmarkStart w:name="_Toc165310882" w:id="99"/>
       <w:r>
         <w:rPr>
-          <w:b/>
-          <w:bCs/>
+          <w:b w:val="1"/>
+          <w:bCs w:val="1"/>
         </w:rPr>
         <w:t>Proposta de valor</w:t>
       </w:r>
       <w:bookmarkEnd w:id="99"/>
     </w:p>
     <w:p>
-      <w:r>
-        <w:rPr>
-          <w:rFonts w:eastAsia="Arial" w:cs="Arial"/>
+      <w:pPr>
+        <w:pStyle w:val="Normal"/>
+      </w:pPr>
+      <w:r>
+        <w:rPr>
+          <w:rFonts w:ascii="Arial" w:hAnsi="Arial" w:eastAsia="Arial" w:cs="Arial"/>
+          <w:noProof w:val="0"/>
+          <w:sz w:val="24"/>
           <w:szCs w:val="24"/>
-        </w:rPr>
-        <w:t>Um aplicativo com uma interface intuitiva, permitindo que qualquer pessoa utilize sem necessitar de muito aprendizado sobre a plataforma, tem o foco de substituir o trabalho manual do usuário para realizar um gerenciamento automático simplificado tirando o foco de termos técnico e não acessíveis.</w:t>
+          <w:lang w:val="pt-BR"/>
+        </w:rPr>
+        <w:t xml:space="preserve">Um aplicativo mobile com interface intuitiva, que permite ao prestador de serviços utilizá-lo sem necessitar de muito aprendizado sobre a plataforma, substituindo o trabalho manual por um gerenciamento automático e simplificado de agenda, clientes, serviços e finanças. Também oferece comprovação de presença no local do atendimento por </w:t>
+      </w:r>
+      <w:r>
+        <w:rPr>
+          <w:rFonts w:ascii="Arial" w:hAnsi="Arial" w:eastAsia="Arial" w:cs="Arial"/>
+          <w:noProof w:val="0"/>
+          <w:sz w:val="24"/>
+          <w:szCs w:val="24"/>
+          <w:lang w:val="pt-BR"/>
+        </w:rPr>
+        <w:t>geofencing</w:t>
+      </w:r>
+      <w:r>
+        <w:rPr>
+          <w:rFonts w:ascii="Arial" w:hAnsi="Arial" w:eastAsia="Arial" w:cs="Arial"/>
+          <w:noProof w:val="0"/>
+          <w:sz w:val="24"/>
+          <w:szCs w:val="24"/>
+          <w:lang w:val="pt-BR"/>
+        </w:rPr>
+        <w:t>, portal web para o cliente acompanhar suas métricas e os serviços prestados a ele, e portfólio público para divulgar o trabalho do profissional.</w:t>
       </w:r>
     </w:p>
     <w:p/>
@@ -14995,8 +15018,8 @@
       </w:pPr>
       <w:r>
         <w:rPr>
-          <w:b/>
-          <w:bCs/>
+          <w:b w:val="1"/>
+          <w:bCs w:val="1"/>
         </w:rPr>
         <w:t>Parcerias principais</w:t>
       </w:r>
@@ -15004,17 +15027,19 @@
     </w:p>
     <w:p>
       <w:pPr>
-        <w:rPr>
-          <w:bCs/>
-        </w:rPr>
-      </w:pPr>
+        <w:pStyle w:val="Normal"/>
+      </w:pPr>
+      <w:r>
+        <w:rPr>
+          <w:rFonts w:ascii="Arial" w:hAnsi="Arial" w:eastAsia="Arial" w:cs="Arial"/>
+          <w:noProof w:val="0"/>
+          <w:sz w:val="24"/>
+          <w:szCs w:val="24"/>
+          <w:lang w:val="pt-BR"/>
+        </w:rPr>
+        <w:t>FATEC Jahu (infraestrutura física e orientação técnica), trabalhadores autônomos (validação do aplicativo), empresa colaboradora Gabriel Serviços Gerais, provedores de mapas e geocodificação (monitoramento de presença por geofencing) e serviço de e-mail (envio de credenciais e recuperação de senha).</w:t>
+      </w:r>
       <w:bookmarkStart w:name="_Toc165310880" w:id="103"/>
-      <w:r>
-        <w:rPr>
-          <w:bCs/>
-        </w:rPr>
-        <w:t>Os parceiros principais são os trabalhadores autônomos</w:t>
-      </w:r>
     </w:p>
     <w:p>
       <w:pPr>
@@ -15028,51 +15053,83 @@
       </w:pPr>
       <w:r>
         <w:rPr>
+          <w:b w:val="1"/>
+          <w:bCs w:val="1"/>
+        </w:rPr>
+        <w:t>Atividades principais</w:t>
+      </w:r>
+      <w:bookmarkEnd w:id="103"/>
+    </w:p>
+    <w:p>
+      <w:pPr>
+        <w:pStyle w:val="Normal"/>
+      </w:pPr>
+      <w:r>
+        <w:rPr>
+          <w:rFonts w:ascii="Arial" w:hAnsi="Arial" w:eastAsia="Arial" w:cs="Arial"/>
+          <w:noProof w:val="0"/>
+          <w:sz w:val="24"/>
+          <w:szCs w:val="24"/>
+          <w:lang w:val="pt-BR"/>
+        </w:rPr>
+        <w:t xml:space="preserve">No aplicativo mobile, o prestador gerencia agendamentos, serviços, clientes e histórico, registra entradas e saídas, calcula lucros, gera relatórios financeiros, gera o acesso do cliente e monitora presença por </w:t>
+      </w:r>
+      <w:r>
+        <w:rPr>
+          <w:rFonts w:ascii="Arial" w:hAnsi="Arial" w:eastAsia="Arial" w:cs="Arial"/>
+          <w:noProof w:val="0"/>
+          <w:sz w:val="24"/>
+          <w:szCs w:val="24"/>
+          <w:lang w:val="pt-BR"/>
+        </w:rPr>
+        <w:t>geofencing</w:t>
+      </w:r>
+      <w:r>
+        <w:rPr>
+          <w:rFonts w:ascii="Arial" w:hAnsi="Arial" w:eastAsia="Arial" w:cs="Arial"/>
+          <w:noProof w:val="0"/>
+          <w:sz w:val="24"/>
+          <w:szCs w:val="24"/>
+          <w:lang w:val="pt-BR"/>
+        </w:rPr>
+        <w:t>. Na plataforma web, o administrador modera fotos, mantém o portfólio público e administra usuários, acessos e logs, e o cliente consulta suas métricas e os serviços prestados a ele.</w:t>
+      </w:r>
+    </w:p>
+    <w:p>
+      <w:pPr>
+        <w:rPr>
           <w:b/>
           <w:bCs/>
         </w:rPr>
-        <w:t>Atividades principais</w:t>
-      </w:r>
-      <w:bookmarkEnd w:id="103"/>
-    </w:p>
-    <w:p>
-      <w:r>
-        <w:rPr>
-          <w:rFonts w:eastAsia="Arial" w:cs="Arial"/>
+      </w:pPr>
+      <w:bookmarkStart w:name="_Toc165310881" w:id="104"/>
+      <w:r>
+        <w:rPr>
+          <w:b w:val="1"/>
+          <w:bCs w:val="1"/>
+        </w:rPr>
+        <w:t>Recursos principais</w:t>
+      </w:r>
+      <w:bookmarkEnd w:id="104"/>
+    </w:p>
+    <w:p>
+      <w:pPr>
+        <w:pStyle w:val="Normal"/>
+        <w:suppressLineNumbers w:val="0"/>
+        <w:bidi w:val="0"/>
+        <w:spacing w:before="0" w:beforeAutospacing="off" w:after="0" w:afterAutospacing="off" w:line="360" w:lineRule="auto"/>
+        <w:ind w:left="349" w:right="0" w:firstLine="709"/>
+        <w:jc w:val="both"/>
+      </w:pPr>
+      <w:r>
+        <w:rPr>
+          <w:rFonts w:ascii="Arial" w:hAnsi="Arial" w:eastAsia="Arial" w:cs="Arial"/>
+          <w:noProof w:val="0"/>
+          <w:sz w:val="24"/>
           <w:szCs w:val="24"/>
-        </w:rPr>
-        <w:t>Gerenciar os registros de serviços realizados no dia, controlar seu fluxo de caixa assim como possuir a gestão de clientes.</w:t>
-      </w:r>
-    </w:p>
-    <w:p>
-      <w:pPr>
-        <w:rPr>
-          <w:b/>
-          <w:bCs/>
-        </w:rPr>
-      </w:pPr>
-      <w:bookmarkStart w:name="_Toc165310881" w:id="104"/>
-      <w:r>
-        <w:rPr>
-          <w:b/>
-          <w:bCs/>
-        </w:rPr>
-        <w:t>Recursos principais</w:t>
-      </w:r>
-      <w:bookmarkEnd w:id="104"/>
-    </w:p>
-    <w:p>
-      <w:pPr>
-        <w:ind w:left="349"/>
-      </w:pPr>
-      <w:r>
-        <w:t xml:space="preserve">Equipe de desenvolvimento, </w:t>
-      </w:r>
-      <w:r>
-        <w:t>internet</w:t>
-      </w:r>
-      <w:r>
-        <w:t>, plataforma de hospedagem e conteúdo e informações.</w:t>
+          <w:lang w:val="pt-BR"/>
+        </w:rPr>
+        <w:t>Aplicativo mobile (prestador), plataforma web (cliente e administrador), equipe de desenvolvimento, dados de clientes, serviços, agenda e financeiro, armazenamento de fotos de serviço e serviços de geolocalização.</w:t>
       </w:r>
     </w:p>
     <w:p>
@@ -15104,25 +15161,68 @@
       <w:bookmarkStart w:name="_Toc165310883" w:id="108"/>
       <w:r>
         <w:rPr>
+          <w:b w:val="1"/>
+          <w:bCs w:val="1"/>
+        </w:rPr>
+        <w:t>Relacionamento Com Clientes</w:t>
+      </w:r>
+      <w:bookmarkEnd w:id="108"/>
+    </w:p>
+    <w:p>
+      <w:pPr>
+        <w:pStyle w:val="Normal"/>
+        <w:suppressLineNumbers w:val="0"/>
+        <w:bidi w:val="0"/>
+        <w:spacing w:before="0" w:beforeAutospacing="off" w:after="0" w:afterAutospacing="off" w:line="360" w:lineRule="auto"/>
+        <w:ind w:left="0" w:right="0" w:firstLine="709"/>
+        <w:jc w:val="both"/>
+      </w:pPr>
+      <w:r>
+        <w:rPr>
+          <w:rFonts w:ascii="Arial" w:hAnsi="Arial" w:eastAsia="Arial" w:cs="Arial"/>
+          <w:noProof w:val="0"/>
+          <w:sz w:val="24"/>
+          <w:szCs w:val="24"/>
+          <w:lang w:val="pt-BR"/>
+        </w:rPr>
+        <w:t>Suporte ao usuário, aprendizado prático no uso da plataforma e 7 dias grátis para novos usuários.</w:t>
+      </w:r>
+      <w:bookmarkStart w:name="_Toc165310884" w:id="109"/>
+    </w:p>
+    <w:p>
+      <w:pPr>
+        <w:rPr>
           <w:b/>
           <w:bCs/>
         </w:rPr>
-        <w:t>Relacionamento Com Clientes</w:t>
-      </w:r>
-      <w:bookmarkEnd w:id="108"/>
-    </w:p>
-    <w:p>
-      <w:pPr>
-        <w:rPr>
-          <w:bCs/>
-        </w:rPr>
-      </w:pPr>
-      <w:bookmarkStart w:name="_Toc165310884" w:id="109"/>
-      <w:r>
-        <w:rPr>
-          <w:bCs/>
-        </w:rPr>
-        <w:t>Analisar e criar o projeto junto com o usuário final, suporte humanizado e aprendizado prático</w:t>
+      </w:pPr>
+      <w:r>
+        <w:rPr>
+          <w:b w:val="1"/>
+          <w:bCs w:val="1"/>
+        </w:rPr>
+        <w:t>Canais</w:t>
+      </w:r>
+      <w:bookmarkEnd w:id="109"/>
+    </w:p>
+    <w:p>
+      <w:pPr>
+        <w:pStyle w:val="Normal"/>
+        <w:suppressLineNumbers w:val="0"/>
+        <w:bidi w:val="0"/>
+        <w:spacing w:before="0" w:beforeAutospacing="off" w:after="0" w:afterAutospacing="off" w:line="360" w:lineRule="auto"/>
+        <w:ind w:left="0" w:right="0" w:firstLine="709"/>
+        <w:jc w:val="both"/>
+      </w:pPr>
+      <w:r>
+        <w:rPr>
+          <w:rFonts w:ascii="Arial" w:hAnsi="Arial" w:eastAsia="Arial" w:cs="Arial"/>
+          <w:noProof w:val="0"/>
+          <w:sz w:val="24"/>
+          <w:szCs w:val="24"/>
+          <w:lang w:val="pt-BR"/>
+        </w:rPr>
+        <w:t>Aplicativo mobile (prestador), plataforma web (cliente e administrador), portfólio público, parcerias locais e recomendações pessoais.</w:t>
       </w:r>
     </w:p>
     <w:p>
@@ -15132,38 +15232,11 @@
           <w:bCs/>
         </w:rPr>
       </w:pPr>
-      <w:r>
-        <w:rPr>
-          <w:b/>
-          <w:bCs/>
-        </w:rPr>
-        <w:t>Canais</w:t>
-      </w:r>
-      <w:bookmarkEnd w:id="109"/>
-    </w:p>
-    <w:p>
-      <w:r>
-        <w:t xml:space="preserve">Aplicativo, </w:t>
-      </w:r>
-      <w:r>
-        <w:t>parcerias locais e recomendações pessoais</w:t>
-      </w:r>
-      <w:r>
-        <w:t>.</w:t>
-      </w:r>
-    </w:p>
-    <w:p>
-      <w:pPr>
-        <w:rPr>
-          <w:b/>
-          <w:bCs/>
-        </w:rPr>
-      </w:pPr>
       <w:bookmarkStart w:name="_Toc165310885" w:id="110"/>
       <w:r>
         <w:rPr>
-          <w:b/>
-          <w:bCs/>
+          <w:b w:val="1"/>
+          <w:bCs w:val="1"/>
         </w:rPr>
         <w:t>Segmento de Clientes</w:t>
       </w:r>
@@ -15171,18 +15244,25 @@
     </w:p>
     <w:p>
       <w:pPr>
-        <w:rPr>
-          <w:bCs/>
-        </w:rPr>
-      </w:pPr>
+        <w:pStyle w:val="Normal"/>
+        <w:suppressLineNumbers w:val="0"/>
+        <w:bidi w:val="0"/>
+        <w:spacing w:before="0" w:beforeAutospacing="off" w:after="0" w:afterAutospacing="off" w:line="360" w:lineRule="auto"/>
+        <w:ind w:left="0" w:right="0" w:firstLine="709"/>
+        <w:jc w:val="both"/>
+      </w:pPr>
+      <w:r>
+        <w:rPr>
+          <w:rFonts w:ascii="Arial" w:hAnsi="Arial" w:eastAsia="Arial" w:cs="Arial"/>
+          <w:noProof w:val="0"/>
+          <w:sz w:val="24"/>
+          <w:szCs w:val="24"/>
+          <w:lang w:val="pt-BR"/>
+        </w:rPr>
+        <w:t>Profissionais autônomos que precisam organizar agenda, clientes, serviços e registros financeiros, e que desejam acompanhar pagamentos, lucros e histórico de atendimentos. Também fazem parte os clientes desses profissionais, que acompanham métricas e serviços pelo portal web, e os administradores da plataforma, responsáveis por usuários, logs e aprovação de fotos.</w:t>
+      </w:r>
       <w:bookmarkStart w:name="_Toc182927350" w:id="111"/>
       <w:bookmarkStart w:name="_Toc207256970" w:id="112"/>
-      <w:r>
-        <w:rPr>
-          <w:bCs/>
-        </w:rPr>
-        <w:t>Autônomos locais que não possuem meios automáticos de gerenciar seus serviços</w:t>
-      </w:r>
     </w:p>
     <w:p>
       <w:pPr>
@@ -15213,65 +15293,99 @@
       <w:bookmarkStart w:name="_Toc165310886" w:id="114"/>
       <w:r>
         <w:rPr>
-          <w:b/>
-          <w:bCs/>
+          <w:b w:val="1"/>
+          <w:bCs w:val="1"/>
         </w:rPr>
         <w:t>Estrutura de Custo</w:t>
       </w:r>
       <w:bookmarkEnd w:id="114"/>
     </w:p>
     <w:p>
+      <w:pPr>
+        <w:pStyle w:val="Normal"/>
+        <w:suppressLineNumbers w:val="0"/>
+        <w:bidi w:val="0"/>
+        <w:spacing w:before="0" w:beforeAutospacing="off" w:after="0" w:afterAutospacing="off" w:line="360" w:lineRule="auto"/>
+        <w:ind w:left="0" w:right="0" w:firstLine="709"/>
+        <w:jc w:val="both"/>
+      </w:pPr>
+      <w:r>
+        <w:rPr>
+          <w:rFonts w:ascii="Arial" w:hAnsi="Arial" w:eastAsia="Arial" w:cs="Arial"/>
+          <w:noProof w:val="0"/>
+          <w:sz w:val="24"/>
+          <w:szCs w:val="24"/>
+          <w:lang w:val="pt-BR"/>
+        </w:rPr>
+        <w:t>Desenvolvimento e manutenção do aplicativo mobile</w:t>
+      </w:r>
+      <w:r>
+        <w:rPr>
+          <w:rFonts w:ascii="Arial" w:hAnsi="Arial" w:eastAsia="Arial" w:cs="Arial"/>
+          <w:noProof w:val="0"/>
+          <w:sz w:val="24"/>
+          <w:szCs w:val="24"/>
+          <w:lang w:val="pt-BR"/>
+        </w:rPr>
+        <w:t xml:space="preserve"> e da plataforma web, infraestrutura e serviços necessários ao sistema (hospedagem, armazenamento de fotos, e-mail e geocodificação), suporte, atualização e divulgação.</w:t>
+      </w:r>
       <w:bookmarkStart w:name="_Toc165310887" w:id="115"/>
-      <w:r>
-        <w:t>A estrutura de custos contempla o desenvolvimento e o uso de ferramentas de desenvolvimento, além dos gastos com infraestrutura, incluindo servidores, banco de dados e serviços em nuvem. Também abrange os custos de manutenção e suporte contínuo, a publicação do aplicativo nas plataformas digitais e os investimentos em divulgação para alcançar e engajar os usuários.</w:t>
-      </w:r>
-    </w:p>
-    <w:p>
-      <w:pPr>
-        <w:widowControl/>
+    </w:p>
+    <w:p>
+      <w:pPr>
+        <w:pStyle w:val="Normal"/>
+        <w:widowControl w:val="1"/>
         <w:spacing w:line="240" w:lineRule="auto"/>
-        <w:ind w:firstLine="0"/>
+        <w:ind w:firstLine="708"/>
         <w:jc w:val="left"/>
         <w:rPr>
-          <w:b/>
-          <w:bCs/>
-        </w:rPr>
-      </w:pPr>
-      <w:r>
-        <w:rPr>
-          <w:b/>
-          <w:bCs/>
-        </w:rPr>
-        <w:br w:type="page"/>
-      </w:r>
-    </w:p>
-    <w:p>
-      <w:pPr>
-        <w:widowControl/>
-        <w:spacing w:line="240" w:lineRule="auto"/>
-        <w:ind w:firstLine="0"/>
-        <w:jc w:val="left"/>
-        <w:rPr>
-          <w:b/>
-          <w:bCs/>
-        </w:rPr>
-      </w:pPr>
-      <w:r>
-        <w:rPr>
-          <w:b/>
-          <w:bCs/>
-        </w:rPr>
-        <w:lastRenderedPageBreak/>
+          <w:b w:val="1"/>
+          <w:bCs w:val="1"/>
+        </w:rPr>
+      </w:pPr>
+      <w:r>
+        <w:rPr>
+          <w:b w:val="1"/>
+          <w:bCs w:val="1"/>
+        </w:rPr>
         <w:t>Fontes de Receita</w:t>
       </w:r>
       <w:bookmarkEnd w:id="115"/>
     </w:p>
     <w:p>
       <w:pPr>
-        <w:ind w:firstLine="432"/>
-      </w:pPr>
-      <w:r>
-        <w:t>A estrutura de receitas é baseada em assinaturas mensais, que garantem aos usuários acesso às funcionalidades completas do aplicativo. Entre as opções, destacam-se os planos Premium, que oferecem uma experiência sem anúncios, além de recursos adicionais, como a exportação de relatórios em formato PDF.</w:t>
+        <w:pStyle w:val="Normal"/>
+        <w:ind w:firstLine="708"/>
+      </w:pPr>
+      <w:r>
+        <w:rPr>
+          <w:rFonts w:ascii="Arial" w:hAnsi="Arial" w:eastAsia="Arial" w:cs="Arial"/>
+          <w:noProof w:val="0"/>
+          <w:sz w:val="24"/>
+          <w:szCs w:val="24"/>
+          <w:lang w:val="pt-BR"/>
+        </w:rPr>
+        <w:t xml:space="preserve">Assinaturas mensais divididas em três planos. O plano Básico (R$ 9,90) inclui criar, editar e cancelar agendamentos, visualizar agenda, cadastrar clientes, histórico de clientes, cadastrar tipos de serviço e perfil do profissional. O plano Profissional (R$ 19,90) inclui tudo do Básico, além de entradas e saídas financeiras, cálculo de lucro e lucro geral, relatórios financeiros e métricas do prestador. O plano Full (R$ 29,90) inclui tudo do Profissional, além de portfólio público, upload de fotos dos serviços, área do cliente com métricas, geolocalização e </w:t>
+      </w:r>
+      <w:r>
+        <w:rPr>
+          <w:rFonts w:ascii="Arial" w:hAnsi="Arial" w:eastAsia="Arial" w:cs="Arial"/>
+          <w:noProof w:val="0"/>
+          <w:sz w:val="24"/>
+          <w:szCs w:val="24"/>
+          <w:lang w:val="pt-BR"/>
+        </w:rPr>
+        <w:t>geofencing</w:t>
+      </w:r>
+      <w:r>
+        <w:rPr>
+          <w:rFonts w:ascii="Arial" w:hAnsi="Arial" w:eastAsia="Arial" w:cs="Arial"/>
+          <w:noProof w:val="0"/>
+          <w:sz w:val="24"/>
+          <w:szCs w:val="24"/>
+          <w:lang w:val="pt-BR"/>
+        </w:rPr>
+        <w:t>. Novos usuários ganham 7 dias grátis no plano Full para testar todos os recursos da plataforma antes de escolher o plano ideal.</w:t>
       </w:r>
     </w:p>
     <w:p>

--- a/DayPlannio.docx
+++ b/DayPlannio.docx
@@ -748,7 +748,7 @@
         </w:rPr>
         <w:fldChar w:fldCharType="separate"/>
       </w:r>
-      <w:hyperlink w:anchor="_Toc241477167" w:history="1">
+      <w:hyperlink w:anchor="_Toc241478813" w:history="1">
         <w:r>
           <w:rPr>
             <w:rStyle w:val="Hyperlink"/>
@@ -775,7 +775,7 @@
             <w:noProof/>
             <w:webHidden/>
           </w:rPr>
-          <w:instrText xml:space="preserve"> PAGEREF _Toc241477167 \h </w:instrText>
+          <w:instrText xml:space="preserve"> PAGEREF _Toc241478813 \h </w:instrText>
         </w:r>
         <w:r>
           <w:rPr>
@@ -820,7 +820,7 @@
           <w14:ligatures w14:val="standardContextual"/>
         </w:rPr>
       </w:pPr>
-      <w:hyperlink w:anchor="_Toc241477168" w:history="1">
+      <w:hyperlink w:anchor="_Toc241478814" w:history="1">
         <w:r>
           <w:rPr>
             <w:rStyle w:val="Hyperlink"/>
@@ -847,7 +847,7 @@
             <w:noProof/>
             <w:webHidden/>
           </w:rPr>
-          <w:instrText xml:space="preserve"> PAGEREF _Toc241477168 \h </w:instrText>
+          <w:instrText xml:space="preserve"> PAGEREF _Toc241478814 \h </w:instrText>
         </w:r>
         <w:r>
           <w:rPr>
@@ -892,7 +892,7 @@
           <w14:ligatures w14:val="standardContextual"/>
         </w:rPr>
       </w:pPr>
-      <w:hyperlink w:anchor="_Toc241477169" w:history="1">
+      <w:hyperlink w:anchor="_Toc241478815" w:history="1">
         <w:r>
           <w:rPr>
             <w:rStyle w:val="Hyperlink"/>
@@ -919,7 +919,7 @@
             <w:noProof/>
             <w:webHidden/>
           </w:rPr>
-          <w:instrText xml:space="preserve"> PAGEREF _Toc241477169 \h </w:instrText>
+          <w:instrText xml:space="preserve"> PAGEREF _Toc241478815 \h </w:instrText>
         </w:r>
         <w:r>
           <w:rPr>
@@ -964,7 +964,7 @@
           <w14:ligatures w14:val="standardContextual"/>
         </w:rPr>
       </w:pPr>
-      <w:hyperlink w:anchor="_Toc241477170" w:history="1">
+      <w:hyperlink w:anchor="_Toc241478816" w:history="1">
         <w:r>
           <w:rPr>
             <w:rStyle w:val="Hyperlink"/>
@@ -991,7 +991,7 @@
             <w:noProof/>
             <w:webHidden/>
           </w:rPr>
-          <w:instrText xml:space="preserve"> PAGEREF _Toc241477170 \h </w:instrText>
+          <w:instrText xml:space="preserve"> PAGEREF _Toc241478816 \h </w:instrText>
         </w:r>
         <w:r>
           <w:rPr>
@@ -1036,7 +1036,7 @@
           <w14:ligatures w14:val="standardContextual"/>
         </w:rPr>
       </w:pPr>
-      <w:hyperlink w:anchor="_Toc241477171" w:history="1">
+      <w:hyperlink w:anchor="_Toc241478817" w:history="1">
         <w:r>
           <w:rPr>
             <w:rStyle w:val="Hyperlink"/>
@@ -1063,7 +1063,7 @@
             <w:noProof/>
             <w:webHidden/>
           </w:rPr>
-          <w:instrText xml:space="preserve"> PAGEREF _Toc241477171 \h </w:instrText>
+          <w:instrText xml:space="preserve"> PAGEREF _Toc241478817 \h </w:instrText>
         </w:r>
         <w:r>
           <w:rPr>
@@ -1108,7 +1108,7 @@
           <w14:ligatures w14:val="standardContextual"/>
         </w:rPr>
       </w:pPr>
-      <w:hyperlink w:anchor="_Toc241477172" w:history="1">
+      <w:hyperlink w:anchor="_Toc241478818" w:history="1">
         <w:r>
           <w:rPr>
             <w:rStyle w:val="Hyperlink"/>
@@ -1135,7 +1135,7 @@
             <w:noProof/>
             <w:webHidden/>
           </w:rPr>
-          <w:instrText xml:space="preserve"> PAGEREF _Toc241477172 \h </w:instrText>
+          <w:instrText xml:space="preserve"> PAGEREF _Toc241478818 \h </w:instrText>
         </w:r>
         <w:r>
           <w:rPr>
@@ -1180,7 +1180,7 @@
           <w14:ligatures w14:val="standardContextual"/>
         </w:rPr>
       </w:pPr>
-      <w:hyperlink w:anchor="_Toc241477173" w:history="1">
+      <w:hyperlink w:anchor="_Toc241478819" w:history="1">
         <w:r>
           <w:rPr>
             <w:rStyle w:val="Hyperlink"/>
@@ -1207,7 +1207,7 @@
             <w:noProof/>
             <w:webHidden/>
           </w:rPr>
-          <w:instrText xml:space="preserve"> PAGEREF _Toc241477173 \h </w:instrText>
+          <w:instrText xml:space="preserve"> PAGEREF _Toc241478819 \h </w:instrText>
         </w:r>
         <w:r>
           <w:rPr>
@@ -1252,7 +1252,7 @@
           <w14:ligatures w14:val="standardContextual"/>
         </w:rPr>
       </w:pPr>
-      <w:hyperlink w:anchor="_Toc241477174" w:history="1">
+      <w:hyperlink w:anchor="_Toc241478820" w:history="1">
         <w:r>
           <w:rPr>
             <w:rStyle w:val="Hyperlink"/>
@@ -1279,7 +1279,7 @@
             <w:noProof/>
             <w:webHidden/>
           </w:rPr>
-          <w:instrText xml:space="preserve"> PAGEREF _Toc241477174 \h </w:instrText>
+          <w:instrText xml:space="preserve"> PAGEREF _Toc241478820 \h </w:instrText>
         </w:r>
         <w:r>
           <w:rPr>
@@ -1324,7 +1324,7 @@
           <w14:ligatures w14:val="standardContextual"/>
         </w:rPr>
       </w:pPr>
-      <w:hyperlink w:anchor="_Toc241477175" w:history="1">
+      <w:hyperlink w:anchor="_Toc241478821" w:history="1">
         <w:r>
           <w:rPr>
             <w:rStyle w:val="Hyperlink"/>
@@ -1351,7 +1351,7 @@
             <w:noProof/>
             <w:webHidden/>
           </w:rPr>
-          <w:instrText xml:space="preserve"> PAGEREF _Toc241477175 \h </w:instrText>
+          <w:instrText xml:space="preserve"> PAGEREF _Toc241478821 \h </w:instrText>
         </w:r>
         <w:r>
           <w:rPr>
@@ -1396,7 +1396,7 @@
           <w14:ligatures w14:val="standardContextual"/>
         </w:rPr>
       </w:pPr>
-      <w:hyperlink w:anchor="_Toc241477176" w:history="1">
+      <w:hyperlink w:anchor="_Toc241478822" w:history="1">
         <w:r>
           <w:rPr>
             <w:rStyle w:val="Hyperlink"/>
@@ -1423,7 +1423,7 @@
             <w:noProof/>
             <w:webHidden/>
           </w:rPr>
-          <w:instrText xml:space="preserve"> PAGEREF _Toc241477176 \h </w:instrText>
+          <w:instrText xml:space="preserve"> PAGEREF _Toc241478822 \h </w:instrText>
         </w:r>
         <w:r>
           <w:rPr>
@@ -1468,7 +1468,7 @@
           <w14:ligatures w14:val="standardContextual"/>
         </w:rPr>
       </w:pPr>
-      <w:hyperlink w:anchor="_Toc241477177" w:history="1">
+      <w:hyperlink w:anchor="_Toc241478823" w:history="1">
         <w:r>
           <w:rPr>
             <w:rStyle w:val="Hyperlink"/>
@@ -1495,7 +1495,7 @@
             <w:noProof/>
             <w:webHidden/>
           </w:rPr>
-          <w:instrText xml:space="preserve"> PAGEREF _Toc241477177 \h </w:instrText>
+          <w:instrText xml:space="preserve"> PAGEREF _Toc241478823 \h </w:instrText>
         </w:r>
         <w:r>
           <w:rPr>
@@ -1540,7 +1540,7 @@
           <w14:ligatures w14:val="standardContextual"/>
         </w:rPr>
       </w:pPr>
-      <w:hyperlink w:anchor="_Toc241477178" w:history="1">
+      <w:hyperlink w:anchor="_Toc241478824" w:history="1">
         <w:r>
           <w:rPr>
             <w:rStyle w:val="Hyperlink"/>
@@ -1567,7 +1567,7 @@
             <w:noProof/>
             <w:webHidden/>
           </w:rPr>
-          <w:instrText xml:space="preserve"> PAGEREF _Toc241477178 \h </w:instrText>
+          <w:instrText xml:space="preserve"> PAGEREF _Toc241478824 \h </w:instrText>
         </w:r>
         <w:r>
           <w:rPr>
@@ -1612,7 +1612,7 @@
           <w14:ligatures w14:val="standardContextual"/>
         </w:rPr>
       </w:pPr>
-      <w:hyperlink w:anchor="_Toc241477179" w:history="1">
+      <w:hyperlink w:anchor="_Toc241478825" w:history="1">
         <w:r>
           <w:rPr>
             <w:rStyle w:val="Hyperlink"/>
@@ -1639,7 +1639,7 @@
             <w:noProof/>
             <w:webHidden/>
           </w:rPr>
-          <w:instrText xml:space="preserve"> PAGEREF _Toc241477179 \h </w:instrText>
+          <w:instrText xml:space="preserve"> PAGEREF _Toc241478825 \h </w:instrText>
         </w:r>
         <w:r>
           <w:rPr>
@@ -1684,7 +1684,7 @@
           <w14:ligatures w14:val="standardContextual"/>
         </w:rPr>
       </w:pPr>
-      <w:hyperlink w:anchor="_Toc241477180" w:history="1">
+      <w:hyperlink w:anchor="_Toc241478826" w:history="1">
         <w:r>
           <w:rPr>
             <w:rStyle w:val="Hyperlink"/>
@@ -1711,7 +1711,7 @@
             <w:noProof/>
             <w:webHidden/>
           </w:rPr>
-          <w:instrText xml:space="preserve"> PAGEREF _Toc241477180 \h </w:instrText>
+          <w:instrText xml:space="preserve"> PAGEREF _Toc241478826 \h </w:instrText>
         </w:r>
         <w:r>
           <w:rPr>
@@ -1756,7 +1756,7 @@
           <w14:ligatures w14:val="standardContextual"/>
         </w:rPr>
       </w:pPr>
-      <w:hyperlink w:anchor="_Toc241477181" w:history="1">
+      <w:hyperlink w:anchor="_Toc241478827" w:history="1">
         <w:r>
           <w:rPr>
             <w:rStyle w:val="Hyperlink"/>
@@ -1783,7 +1783,7 @@
             <w:noProof/>
             <w:webHidden/>
           </w:rPr>
-          <w:instrText xml:space="preserve"> PAGEREF _Toc241477181 \h </w:instrText>
+          <w:instrText xml:space="preserve"> PAGEREF _Toc241478827 \h </w:instrText>
         </w:r>
         <w:r>
           <w:rPr>
@@ -1828,7 +1828,7 @@
           <w14:ligatures w14:val="standardContextual"/>
         </w:rPr>
       </w:pPr>
-      <w:hyperlink w:anchor="_Toc241477182" w:history="1">
+      <w:hyperlink w:anchor="_Toc241478828" w:history="1">
         <w:r>
           <w:rPr>
             <w:rStyle w:val="Hyperlink"/>
@@ -1855,7 +1855,7 @@
             <w:noProof/>
             <w:webHidden/>
           </w:rPr>
-          <w:instrText xml:space="preserve"> PAGEREF _Toc241477182 \h </w:instrText>
+          <w:instrText xml:space="preserve"> PAGEREF _Toc241478828 \h </w:instrText>
         </w:r>
         <w:r>
           <w:rPr>
@@ -1900,7 +1900,7 @@
           <w14:ligatures w14:val="standardContextual"/>
         </w:rPr>
       </w:pPr>
-      <w:hyperlink w:anchor="_Toc241477183" w:history="1">
+      <w:hyperlink w:anchor="_Toc241478829" w:history="1">
         <w:r>
           <w:rPr>
             <w:rStyle w:val="Hyperlink"/>
@@ -1927,7 +1927,7 @@
             <w:noProof/>
             <w:webHidden/>
           </w:rPr>
-          <w:instrText xml:space="preserve"> PAGEREF _Toc241477183 \h </w:instrText>
+          <w:instrText xml:space="preserve"> PAGEREF _Toc241478829 \h </w:instrText>
         </w:r>
         <w:r>
           <w:rPr>
@@ -1972,7 +1972,7 @@
           <w14:ligatures w14:val="standardContextual"/>
         </w:rPr>
       </w:pPr>
-      <w:hyperlink w:anchor="_Toc241477184" w:history="1">
+      <w:hyperlink w:anchor="_Toc241478830" w:history="1">
         <w:r>
           <w:rPr>
             <w:rStyle w:val="Hyperlink"/>
@@ -1999,7 +1999,7 @@
             <w:noProof/>
             <w:webHidden/>
           </w:rPr>
-          <w:instrText xml:space="preserve"> PAGEREF _Toc241477184 \h </w:instrText>
+          <w:instrText xml:space="preserve"> PAGEREF _Toc241478830 \h </w:instrText>
         </w:r>
         <w:r>
           <w:rPr>
@@ -2044,7 +2044,7 @@
           <w14:ligatures w14:val="standardContextual"/>
         </w:rPr>
       </w:pPr>
-      <w:hyperlink w:anchor="_Toc241477185" w:history="1">
+      <w:hyperlink w:anchor="_Toc241478831" w:history="1">
         <w:r>
           <w:rPr>
             <w:rStyle w:val="Hyperlink"/>
@@ -2071,7 +2071,7 @@
             <w:noProof/>
             <w:webHidden/>
           </w:rPr>
-          <w:instrText xml:space="preserve"> PAGEREF _Toc241477185 \h </w:instrText>
+          <w:instrText xml:space="preserve"> PAGEREF _Toc241478831 \h </w:instrText>
         </w:r>
         <w:r>
           <w:rPr>
@@ -2116,7 +2116,7 @@
           <w14:ligatures w14:val="standardContextual"/>
         </w:rPr>
       </w:pPr>
-      <w:hyperlink w:anchor="_Toc241477186" w:history="1">
+      <w:hyperlink w:anchor="_Toc241478832" w:history="1">
         <w:r>
           <w:rPr>
             <w:rStyle w:val="Hyperlink"/>
@@ -2143,7 +2143,7 @@
             <w:noProof/>
             <w:webHidden/>
           </w:rPr>
-          <w:instrText xml:space="preserve"> PAGEREF _Toc241477186 \h </w:instrText>
+          <w:instrText xml:space="preserve"> PAGEREF _Toc241478832 \h </w:instrText>
         </w:r>
         <w:r>
           <w:rPr>
@@ -2188,7 +2188,7 @@
           <w14:ligatures w14:val="standardContextual"/>
         </w:rPr>
       </w:pPr>
-      <w:hyperlink w:anchor="_Toc241477187" w:history="1">
+      <w:hyperlink w:anchor="_Toc241478833" w:history="1">
         <w:r>
           <w:rPr>
             <w:rStyle w:val="Hyperlink"/>
@@ -2215,7 +2215,7 @@
             <w:noProof/>
             <w:webHidden/>
           </w:rPr>
-          <w:instrText xml:space="preserve"> PAGEREF _Toc241477187 \h </w:instrText>
+          <w:instrText xml:space="preserve"> PAGEREF _Toc241478833 \h </w:instrText>
         </w:r>
         <w:r>
           <w:rPr>
@@ -2260,7 +2260,7 @@
           <w14:ligatures w14:val="standardContextual"/>
         </w:rPr>
       </w:pPr>
-      <w:hyperlink w:anchor="_Toc241477188" w:history="1">
+      <w:hyperlink w:anchor="_Toc241478834" w:history="1">
         <w:r>
           <w:rPr>
             <w:rStyle w:val="Hyperlink"/>
@@ -2287,7 +2287,7 @@
             <w:noProof/>
             <w:webHidden/>
           </w:rPr>
-          <w:instrText xml:space="preserve"> PAGEREF _Toc241477188 \h </w:instrText>
+          <w:instrText xml:space="preserve"> PAGEREF _Toc241478834 \h </w:instrText>
         </w:r>
         <w:r>
           <w:rPr>
@@ -2332,7 +2332,7 @@
           <w14:ligatures w14:val="standardContextual"/>
         </w:rPr>
       </w:pPr>
-      <w:hyperlink w:anchor="_Toc241477189" w:history="1">
+      <w:hyperlink w:anchor="_Toc241478835" w:history="1">
         <w:r>
           <w:rPr>
             <w:rStyle w:val="Hyperlink"/>
@@ -2359,7 +2359,7 @@
             <w:noProof/>
             <w:webHidden/>
           </w:rPr>
-          <w:instrText xml:space="preserve"> PAGEREF _Toc241477189 \h </w:instrText>
+          <w:instrText xml:space="preserve"> PAGEREF _Toc241478835 \h </w:instrText>
         </w:r>
         <w:r>
           <w:rPr>
@@ -2404,7 +2404,7 @@
           <w14:ligatures w14:val="standardContextual"/>
         </w:rPr>
       </w:pPr>
-      <w:hyperlink w:anchor="_Toc241477190" w:history="1">
+      <w:hyperlink w:anchor="_Toc241478836" w:history="1">
         <w:r>
           <w:rPr>
             <w:rStyle w:val="Hyperlink"/>
@@ -2431,7 +2431,7 @@
             <w:noProof/>
             <w:webHidden/>
           </w:rPr>
-          <w:instrText xml:space="preserve"> PAGEREF _Toc241477190 \h </w:instrText>
+          <w:instrText xml:space="preserve"> PAGEREF _Toc241478836 \h </w:instrText>
         </w:r>
         <w:r>
           <w:rPr>
@@ -2476,7 +2476,7 @@
           <w14:ligatures w14:val="standardContextual"/>
         </w:rPr>
       </w:pPr>
-      <w:hyperlink w:anchor="_Toc241477191" w:history="1">
+      <w:hyperlink w:anchor="_Toc241478837" w:history="1">
         <w:r>
           <w:rPr>
             <w:rStyle w:val="Hyperlink"/>
@@ -2503,7 +2503,7 @@
             <w:noProof/>
             <w:webHidden/>
           </w:rPr>
-          <w:instrText xml:space="preserve"> PAGEREF _Toc241477191 \h </w:instrText>
+          <w:instrText xml:space="preserve"> PAGEREF _Toc241478837 \h </w:instrText>
         </w:r>
         <w:r>
           <w:rPr>
@@ -2548,7 +2548,7 @@
           <w14:ligatures w14:val="standardContextual"/>
         </w:rPr>
       </w:pPr>
-      <w:hyperlink w:anchor="_Toc241477192" w:history="1">
+      <w:hyperlink w:anchor="_Toc241478838" w:history="1">
         <w:r>
           <w:rPr>
             <w:rStyle w:val="Hyperlink"/>
@@ -2575,7 +2575,7 @@
             <w:noProof/>
             <w:webHidden/>
           </w:rPr>
-          <w:instrText xml:space="preserve"> PAGEREF _Toc241477192 \h </w:instrText>
+          <w:instrText xml:space="preserve"> PAGEREF _Toc241478838 \h </w:instrText>
         </w:r>
         <w:r>
           <w:rPr>
@@ -2620,7 +2620,7 @@
           <w14:ligatures w14:val="standardContextual"/>
         </w:rPr>
       </w:pPr>
-      <w:hyperlink w:anchor="_Toc241477193" w:history="1">
+      <w:hyperlink w:anchor="_Toc241478839" w:history="1">
         <w:r>
           <w:rPr>
             <w:rStyle w:val="Hyperlink"/>
@@ -2647,7 +2647,7 @@
             <w:noProof/>
             <w:webHidden/>
           </w:rPr>
-          <w:instrText xml:space="preserve"> PAGEREF _Toc241477193 \h </w:instrText>
+          <w:instrText xml:space="preserve"> PAGEREF _Toc241478839 \h </w:instrText>
         </w:r>
         <w:r>
           <w:rPr>
@@ -2692,7 +2692,7 @@
           <w14:ligatures w14:val="standardContextual"/>
         </w:rPr>
       </w:pPr>
-      <w:hyperlink w:anchor="_Toc241477194" w:history="1">
+      <w:hyperlink w:anchor="_Toc241478840" w:history="1">
         <w:r>
           <w:rPr>
             <w:rStyle w:val="Hyperlink"/>
@@ -2719,7 +2719,7 @@
             <w:noProof/>
             <w:webHidden/>
           </w:rPr>
-          <w:instrText xml:space="preserve"> PAGEREF _Toc241477194 \h </w:instrText>
+          <w:instrText xml:space="preserve"> PAGEREF _Toc241478840 \h </w:instrText>
         </w:r>
         <w:r>
           <w:rPr>
@@ -2764,7 +2764,7 @@
           <w14:ligatures w14:val="standardContextual"/>
         </w:rPr>
       </w:pPr>
-      <w:hyperlink w:anchor="_Toc241477195" w:history="1">
+      <w:hyperlink w:anchor="_Toc241478841" w:history="1">
         <w:r>
           <w:rPr>
             <w:rStyle w:val="Hyperlink"/>
@@ -2791,7 +2791,7 @@
             <w:noProof/>
             <w:webHidden/>
           </w:rPr>
-          <w:instrText xml:space="preserve"> PAGEREF _Toc241477195 \h </w:instrText>
+          <w:instrText xml:space="preserve"> PAGEREF _Toc241478841 \h </w:instrText>
         </w:r>
         <w:r>
           <w:rPr>
@@ -2836,7 +2836,7 @@
           <w14:ligatures w14:val="standardContextual"/>
         </w:rPr>
       </w:pPr>
-      <w:hyperlink w:anchor="_Toc241477196" w:history="1">
+      <w:hyperlink w:anchor="_Toc241478842" w:history="1">
         <w:r>
           <w:rPr>
             <w:rStyle w:val="Hyperlink"/>
@@ -2863,7 +2863,7 @@
             <w:noProof/>
             <w:webHidden/>
           </w:rPr>
-          <w:instrText xml:space="preserve"> PAGEREF _Toc241477196 \h </w:instrText>
+          <w:instrText xml:space="preserve"> PAGEREF _Toc241478842 \h </w:instrText>
         </w:r>
         <w:r>
           <w:rPr>
@@ -2908,7 +2908,7 @@
           <w14:ligatures w14:val="standardContextual"/>
         </w:rPr>
       </w:pPr>
-      <w:hyperlink w:anchor="_Toc241477197" w:history="1">
+      <w:hyperlink w:anchor="_Toc241478843" w:history="1">
         <w:r>
           <w:rPr>
             <w:rStyle w:val="Hyperlink"/>
@@ -2935,7 +2935,7 @@
             <w:noProof/>
             <w:webHidden/>
           </w:rPr>
-          <w:instrText xml:space="preserve"> PAGEREF _Toc241477197 \h </w:instrText>
+          <w:instrText xml:space="preserve"> PAGEREF _Toc241478843 \h </w:instrText>
         </w:r>
         <w:r>
           <w:rPr>
@@ -2980,7 +2980,7 @@
           <w14:ligatures w14:val="standardContextual"/>
         </w:rPr>
       </w:pPr>
-      <w:hyperlink w:anchor="_Toc241477198" w:history="1">
+      <w:hyperlink w:anchor="_Toc241478844" w:history="1">
         <w:r>
           <w:rPr>
             <w:rStyle w:val="Hyperlink"/>
@@ -3007,7 +3007,7 @@
             <w:noProof/>
             <w:webHidden/>
           </w:rPr>
-          <w:instrText xml:space="preserve"> PAGEREF _Toc241477198 \h </w:instrText>
+          <w:instrText xml:space="preserve"> PAGEREF _Toc241478844 \h </w:instrText>
         </w:r>
         <w:r>
           <w:rPr>
@@ -3052,7 +3052,7 @@
           <w14:ligatures w14:val="standardContextual"/>
         </w:rPr>
       </w:pPr>
-      <w:hyperlink w:anchor="_Toc241477199" w:history="1">
+      <w:hyperlink w:anchor="_Toc241478845" w:history="1">
         <w:r>
           <w:rPr>
             <w:rStyle w:val="Hyperlink"/>
@@ -3079,7 +3079,7 @@
             <w:noProof/>
             <w:webHidden/>
           </w:rPr>
-          <w:instrText xml:space="preserve"> PAGEREF _Toc241477199 \h </w:instrText>
+          <w:instrText xml:space="preserve"> PAGEREF _Toc241478845 \h </w:instrText>
         </w:r>
         <w:r>
           <w:rPr>
@@ -3124,7 +3124,7 @@
           <w14:ligatures w14:val="standardContextual"/>
         </w:rPr>
       </w:pPr>
-      <w:hyperlink w:anchor="_Toc241477200" w:history="1">
+      <w:hyperlink w:anchor="_Toc241478846" w:history="1">
         <w:r>
           <w:rPr>
             <w:rStyle w:val="Hyperlink"/>
@@ -3151,7 +3151,7 @@
             <w:noProof/>
             <w:webHidden/>
           </w:rPr>
-          <w:instrText xml:space="preserve"> PAGEREF _Toc241477200 \h </w:instrText>
+          <w:instrText xml:space="preserve"> PAGEREF _Toc241478846 \h </w:instrText>
         </w:r>
         <w:r>
           <w:rPr>
@@ -3196,7 +3196,7 @@
           <w14:ligatures w14:val="standardContextual"/>
         </w:rPr>
       </w:pPr>
-      <w:hyperlink w:anchor="_Toc241477201" w:history="1">
+      <w:hyperlink w:anchor="_Toc241478847" w:history="1">
         <w:r>
           <w:rPr>
             <w:rStyle w:val="Hyperlink"/>
@@ -3223,7 +3223,7 @@
             <w:noProof/>
             <w:webHidden/>
           </w:rPr>
-          <w:instrText xml:space="preserve"> PAGEREF _Toc241477201 \h </w:instrText>
+          <w:instrText xml:space="preserve"> PAGEREF _Toc241478847 \h </w:instrText>
         </w:r>
         <w:r>
           <w:rPr>
@@ -3398,7 +3398,7 @@
           <w:r>
             <w:fldChar w:fldCharType="separate"/>
           </w:r>
-          <w:hyperlink w:anchor="_Toc241477202" w:history="1">
+          <w:hyperlink w:anchor="_Toc241478995" w:history="1">
             <w:r>
               <w:rPr>
                 <w:rStyle w:val="Hyperlink"/>
@@ -3445,7 +3445,7 @@
                 <w:noProof/>
                 <w:webHidden/>
               </w:rPr>
-              <w:instrText xml:space="preserve"> PAGEREF _Toc241477202 \h </w:instrText>
+              <w:instrText xml:space="preserve"> PAGEREF _Toc241478995 \h </w:instrText>
             </w:r>
             <w:r>
               <w:rPr>
@@ -3487,7 +3487,7 @@
               <w14:ligatures w14:val="standardContextual"/>
             </w:rPr>
           </w:pPr>
-          <w:hyperlink w:anchor="_Toc241477203" w:history="1">
+          <w:hyperlink w:anchor="_Toc241478996" w:history="1">
             <w:r>
               <w:rPr>
                 <w:rStyle w:val="Hyperlink"/>
@@ -3526,7 +3526,7 @@
               <w:rPr>
                 <w:webHidden/>
               </w:rPr>
-              <w:instrText xml:space="preserve"> PAGEREF _Toc241477203 \h </w:instrText>
+              <w:instrText xml:space="preserve"> PAGEREF _Toc241478996 \h </w:instrText>
             </w:r>
             <w:r>
               <w:rPr>
@@ -3564,7 +3564,7 @@
               <w14:ligatures w14:val="standardContextual"/>
             </w:rPr>
           </w:pPr>
-          <w:hyperlink w:anchor="_Toc241477204" w:history="1">
+          <w:hyperlink w:anchor="_Toc241478997" w:history="1">
             <w:r>
               <w:rPr>
                 <w:rStyle w:val="Hyperlink"/>
@@ -3603,7 +3603,7 @@
               <w:rPr>
                 <w:webHidden/>
               </w:rPr>
-              <w:instrText xml:space="preserve"> PAGEREF _Toc241477204 \h </w:instrText>
+              <w:instrText xml:space="preserve"> PAGEREF _Toc241478997 \h </w:instrText>
             </w:r>
             <w:r>
               <w:rPr>
@@ -3648,7 +3648,7 @@
               <w14:ligatures w14:val="standardContextual"/>
             </w:rPr>
           </w:pPr>
-          <w:hyperlink w:anchor="_Toc241477205" w:history="1">
+          <w:hyperlink w:anchor="_Toc241478998" w:history="1">
             <w:r>
               <w:rPr>
                 <w:rStyle w:val="Hyperlink"/>
@@ -3695,7 +3695,7 @@
                 <w:noProof/>
                 <w:webHidden/>
               </w:rPr>
-              <w:instrText xml:space="preserve"> PAGEREF _Toc241477205 \h </w:instrText>
+              <w:instrText xml:space="preserve"> PAGEREF _Toc241478998 \h </w:instrText>
             </w:r>
             <w:r>
               <w:rPr>
@@ -3737,7 +3737,7 @@
               <w14:ligatures w14:val="standardContextual"/>
             </w:rPr>
           </w:pPr>
-          <w:hyperlink w:anchor="_Toc241477206" w:history="1">
+          <w:hyperlink w:anchor="_Toc241478999" w:history="1">
             <w:r>
               <w:rPr>
                 <w:rStyle w:val="Hyperlink"/>
@@ -3776,7 +3776,7 @@
               <w:rPr>
                 <w:webHidden/>
               </w:rPr>
-              <w:instrText xml:space="preserve"> PAGEREF _Toc241477206 \h </w:instrText>
+              <w:instrText xml:space="preserve"> PAGEREF _Toc241478999 \h </w:instrText>
             </w:r>
             <w:r>
               <w:rPr>
@@ -3819,7 +3819,7 @@
               <w14:ligatures w14:val="standardContextual"/>
             </w:rPr>
           </w:pPr>
-          <w:hyperlink w:anchor="_Toc241477207" w:history="1">
+          <w:hyperlink w:anchor="_Toc241479000" w:history="1">
             <w:r>
               <w:rPr>
                 <w:rStyle w:val="Hyperlink"/>
@@ -3870,7 +3870,7 @@
                 <w:noProof/>
                 <w:webHidden/>
               </w:rPr>
-              <w:instrText xml:space="preserve"> PAGEREF _Toc241477207 \h </w:instrText>
+              <w:instrText xml:space="preserve"> PAGEREF _Toc241479000 \h </w:instrText>
             </w:r>
             <w:r>
               <w:rPr>
@@ -3917,7 +3917,7 @@
               <w14:ligatures w14:val="standardContextual"/>
             </w:rPr>
           </w:pPr>
-          <w:hyperlink w:anchor="_Toc241477208" w:history="1">
+          <w:hyperlink w:anchor="_Toc241479001" w:history="1">
             <w:r>
               <w:rPr>
                 <w:rStyle w:val="Hyperlink"/>
@@ -3976,7 +3976,7 @@
                 <w:noProof/>
                 <w:webHidden/>
               </w:rPr>
-              <w:instrText xml:space="preserve"> PAGEREF _Toc241477208 \h </w:instrText>
+              <w:instrText xml:space="preserve"> PAGEREF _Toc241479001 \h </w:instrText>
             </w:r>
             <w:r>
               <w:rPr>
@@ -4023,7 +4023,7 @@
               <w14:ligatures w14:val="standardContextual"/>
             </w:rPr>
           </w:pPr>
-          <w:hyperlink w:anchor="_Toc241477209" w:history="1">
+          <w:hyperlink w:anchor="_Toc241479002" w:history="1">
             <w:r>
               <w:rPr>
                 <w:rStyle w:val="Hyperlink"/>
@@ -4074,7 +4074,7 @@
                 <w:noProof/>
                 <w:webHidden/>
               </w:rPr>
-              <w:instrText xml:space="preserve"> PAGEREF _Toc241477209 \h </w:instrText>
+              <w:instrText xml:space="preserve"> PAGEREF _Toc241479002 \h </w:instrText>
             </w:r>
             <w:r>
               <w:rPr>
@@ -4121,7 +4121,7 @@
               <w14:ligatures w14:val="standardContextual"/>
             </w:rPr>
           </w:pPr>
-          <w:hyperlink w:anchor="_Toc241477210" w:history="1">
+          <w:hyperlink w:anchor="_Toc241479003" w:history="1">
             <w:r>
               <w:rPr>
                 <w:rStyle w:val="Hyperlink"/>
@@ -4172,7 +4172,7 @@
                 <w:noProof/>
                 <w:webHidden/>
               </w:rPr>
-              <w:instrText xml:space="preserve"> PAGEREF _Toc241477210 \h </w:instrText>
+              <w:instrText xml:space="preserve"> PAGEREF _Toc241479003 \h </w:instrText>
             </w:r>
             <w:r>
               <w:rPr>
@@ -4219,7 +4219,7 @@
               <w14:ligatures w14:val="standardContextual"/>
             </w:rPr>
           </w:pPr>
-          <w:hyperlink w:anchor="_Toc241477211" w:history="1">
+          <w:hyperlink w:anchor="_Toc241479004" w:history="1">
             <w:r>
               <w:rPr>
                 <w:rStyle w:val="Hyperlink"/>
@@ -4270,7 +4270,7 @@
                 <w:noProof/>
                 <w:webHidden/>
               </w:rPr>
-              <w:instrText xml:space="preserve"> PAGEREF _Toc241477211 \h </w:instrText>
+              <w:instrText xml:space="preserve"> PAGEREF _Toc241479004 \h </w:instrText>
             </w:r>
             <w:r>
               <w:rPr>
@@ -4317,7 +4317,7 @@
               <w14:ligatures w14:val="standardContextual"/>
             </w:rPr>
           </w:pPr>
-          <w:hyperlink w:anchor="_Toc241477212" w:history="1">
+          <w:hyperlink w:anchor="_Toc241479005" w:history="1">
             <w:r>
               <w:rPr>
                 <w:rStyle w:val="Hyperlink"/>
@@ -4368,7 +4368,7 @@
                 <w:noProof/>
                 <w:webHidden/>
               </w:rPr>
-              <w:instrText xml:space="preserve"> PAGEREF _Toc241477212 \h </w:instrText>
+              <w:instrText xml:space="preserve"> PAGEREF _Toc241479005 \h </w:instrText>
             </w:r>
             <w:r>
               <w:rPr>
@@ -4415,7 +4415,7 @@
               <w14:ligatures w14:val="standardContextual"/>
             </w:rPr>
           </w:pPr>
-          <w:hyperlink w:anchor="_Toc241477213" w:history="1">
+          <w:hyperlink w:anchor="_Toc241479006" w:history="1">
             <w:r>
               <w:rPr>
                 <w:rStyle w:val="Hyperlink"/>
@@ -4466,7 +4466,7 @@
                 <w:noProof/>
                 <w:webHidden/>
               </w:rPr>
-              <w:instrText xml:space="preserve"> PAGEREF _Toc241477213 \h </w:instrText>
+              <w:instrText xml:space="preserve"> PAGEREF _Toc241479006 \h </w:instrText>
             </w:r>
             <w:r>
               <w:rPr>
@@ -4513,7 +4513,7 @@
               <w14:ligatures w14:val="standardContextual"/>
             </w:rPr>
           </w:pPr>
-          <w:hyperlink w:anchor="_Toc241477214" w:history="1">
+          <w:hyperlink w:anchor="_Toc241479007" w:history="1">
             <w:r>
               <w:rPr>
                 <w:rStyle w:val="Hyperlink"/>
@@ -4564,7 +4564,7 @@
                 <w:noProof/>
                 <w:webHidden/>
               </w:rPr>
-              <w:instrText xml:space="preserve"> PAGEREF _Toc241477214 \h </w:instrText>
+              <w:instrText xml:space="preserve"> PAGEREF _Toc241479007 \h </w:instrText>
             </w:r>
             <w:r>
               <w:rPr>
@@ -4611,7 +4611,7 @@
               <w14:ligatures w14:val="standardContextual"/>
             </w:rPr>
           </w:pPr>
-          <w:hyperlink w:anchor="_Toc241477215" w:history="1">
+          <w:hyperlink w:anchor="_Toc241479008" w:history="1">
             <w:r>
               <w:rPr>
                 <w:rStyle w:val="Hyperlink"/>
@@ -4670,7 +4670,7 @@
                 <w:noProof/>
                 <w:webHidden/>
               </w:rPr>
-              <w:instrText xml:space="preserve"> PAGEREF _Toc241477215 \h </w:instrText>
+              <w:instrText xml:space="preserve"> PAGEREF _Toc241479008 \h </w:instrText>
             </w:r>
             <w:r>
               <w:rPr>
@@ -4717,7 +4717,7 @@
               <w14:ligatures w14:val="standardContextual"/>
             </w:rPr>
           </w:pPr>
-          <w:hyperlink w:anchor="_Toc241477216" w:history="1">
+          <w:hyperlink w:anchor="_Toc241479009" w:history="1">
             <w:r>
               <w:rPr>
                 <w:rStyle w:val="Hyperlink"/>
@@ -4776,7 +4776,7 @@
                 <w:noProof/>
                 <w:webHidden/>
               </w:rPr>
-              <w:instrText xml:space="preserve"> PAGEREF _Toc241477216 \h </w:instrText>
+              <w:instrText xml:space="preserve"> PAGEREF _Toc241479009 \h </w:instrText>
             </w:r>
             <w:r>
               <w:rPr>
@@ -4823,7 +4823,7 @@
               <w14:ligatures w14:val="standardContextual"/>
             </w:rPr>
           </w:pPr>
-          <w:hyperlink w:anchor="_Toc241477217" w:history="1">
+          <w:hyperlink w:anchor="_Toc241479010" w:history="1">
             <w:r>
               <w:rPr>
                 <w:rStyle w:val="Hyperlink"/>
@@ -4874,7 +4874,7 @@
                 <w:noProof/>
                 <w:webHidden/>
               </w:rPr>
-              <w:instrText xml:space="preserve"> PAGEREF _Toc241477217 \h </w:instrText>
+              <w:instrText xml:space="preserve"> PAGEREF _Toc241479010 \h </w:instrText>
             </w:r>
             <w:r>
               <w:rPr>
@@ -4921,7 +4921,7 @@
               <w14:ligatures w14:val="standardContextual"/>
             </w:rPr>
           </w:pPr>
-          <w:hyperlink w:anchor="_Toc241477218" w:history="1">
+          <w:hyperlink w:anchor="_Toc241479011" w:history="1">
             <w:r>
               <w:rPr>
                 <w:rStyle w:val="Hyperlink"/>
@@ -4972,7 +4972,7 @@
                 <w:noProof/>
                 <w:webHidden/>
               </w:rPr>
-              <w:instrText xml:space="preserve"> PAGEREF _Toc241477218 \h </w:instrText>
+              <w:instrText xml:space="preserve"> PAGEREF _Toc241479011 \h </w:instrText>
             </w:r>
             <w:r>
               <w:rPr>
@@ -5019,7 +5019,7 @@
               <w14:ligatures w14:val="standardContextual"/>
             </w:rPr>
           </w:pPr>
-          <w:hyperlink w:anchor="_Toc241477219" w:history="1">
+          <w:hyperlink w:anchor="_Toc241479012" w:history="1">
             <w:r>
               <w:rPr>
                 <w:rStyle w:val="Hyperlink"/>
@@ -5070,7 +5070,7 @@
                 <w:noProof/>
                 <w:webHidden/>
               </w:rPr>
-              <w:instrText xml:space="preserve"> PAGEREF _Toc241477219 \h </w:instrText>
+              <w:instrText xml:space="preserve"> PAGEREF _Toc241479012 \h </w:instrText>
             </w:r>
             <w:r>
               <w:rPr>
@@ -5117,7 +5117,7 @@
               <w14:ligatures w14:val="standardContextual"/>
             </w:rPr>
           </w:pPr>
-          <w:hyperlink w:anchor="_Toc241477220" w:history="1">
+          <w:hyperlink w:anchor="_Toc241479013" w:history="1">
             <w:r>
               <w:rPr>
                 <w:rStyle w:val="Hyperlink"/>
@@ -5168,7 +5168,7 @@
                 <w:noProof/>
                 <w:webHidden/>
               </w:rPr>
-              <w:instrText xml:space="preserve"> PAGEREF _Toc241477220 \h </w:instrText>
+              <w:instrText xml:space="preserve"> PAGEREF _Toc241479013 \h </w:instrText>
             </w:r>
             <w:r>
               <w:rPr>
@@ -5215,7 +5215,7 @@
               <w14:ligatures w14:val="standardContextual"/>
             </w:rPr>
           </w:pPr>
-          <w:hyperlink w:anchor="_Toc241477221" w:history="1">
+          <w:hyperlink w:anchor="_Toc241479014" w:history="1">
             <w:r>
               <w:rPr>
                 <w:rStyle w:val="Hyperlink"/>
@@ -5274,7 +5274,7 @@
                 <w:noProof/>
                 <w:webHidden/>
               </w:rPr>
-              <w:instrText xml:space="preserve"> PAGEREF _Toc241477221 \h </w:instrText>
+              <w:instrText xml:space="preserve"> PAGEREF _Toc241479014 \h </w:instrText>
             </w:r>
             <w:r>
               <w:rPr>
@@ -5321,7 +5321,7 @@
               <w14:ligatures w14:val="standardContextual"/>
             </w:rPr>
           </w:pPr>
-          <w:hyperlink w:anchor="_Toc241477222" w:history="1">
+          <w:hyperlink w:anchor="_Toc241479015" w:history="1">
             <w:r>
               <w:rPr>
                 <w:rStyle w:val="Hyperlink"/>
@@ -5372,7 +5372,7 @@
                 <w:noProof/>
                 <w:webHidden/>
               </w:rPr>
-              <w:instrText xml:space="preserve"> PAGEREF _Toc241477222 \h </w:instrText>
+              <w:instrText xml:space="preserve"> PAGEREF _Toc241479015 \h </w:instrText>
             </w:r>
             <w:r>
               <w:rPr>
@@ -5419,7 +5419,7 @@
               <w14:ligatures w14:val="standardContextual"/>
             </w:rPr>
           </w:pPr>
-          <w:hyperlink w:anchor="_Toc241477223" w:history="1">
+          <w:hyperlink w:anchor="_Toc241479016" w:history="1">
             <w:r>
               <w:rPr>
                 <w:rStyle w:val="Hyperlink"/>
@@ -5470,7 +5470,7 @@
                 <w:noProof/>
                 <w:webHidden/>
               </w:rPr>
-              <w:instrText xml:space="preserve"> PAGEREF _Toc241477223 \h </w:instrText>
+              <w:instrText xml:space="preserve"> PAGEREF _Toc241479016 \h </w:instrText>
             </w:r>
             <w:r>
               <w:rPr>
@@ -5517,7 +5517,7 @@
               <w14:ligatures w14:val="standardContextual"/>
             </w:rPr>
           </w:pPr>
-          <w:hyperlink w:anchor="_Toc241477224" w:history="1">
+          <w:hyperlink w:anchor="_Toc241479017" w:history="1">
             <w:r>
               <w:rPr>
                 <w:rStyle w:val="Hyperlink"/>
@@ -5568,7 +5568,7 @@
                 <w:noProof/>
                 <w:webHidden/>
               </w:rPr>
-              <w:instrText xml:space="preserve"> PAGEREF _Toc241477224 \h </w:instrText>
+              <w:instrText xml:space="preserve"> PAGEREF _Toc241479017 \h </w:instrText>
             </w:r>
             <w:r>
               <w:rPr>
@@ -5615,7 +5615,7 @@
               <w14:ligatures w14:val="standardContextual"/>
             </w:rPr>
           </w:pPr>
-          <w:hyperlink w:anchor="_Toc241477225" w:history="1">
+          <w:hyperlink w:anchor="_Toc241479018" w:history="1">
             <w:r>
               <w:rPr>
                 <w:rStyle w:val="Hyperlink"/>
@@ -5674,7 +5674,7 @@
                 <w:noProof/>
                 <w:webHidden/>
               </w:rPr>
-              <w:instrText xml:space="preserve"> PAGEREF _Toc241477225 \h </w:instrText>
+              <w:instrText xml:space="preserve"> PAGEREF _Toc241479018 \h </w:instrText>
             </w:r>
             <w:r>
               <w:rPr>
@@ -5721,7 +5721,7 @@
               <w14:ligatures w14:val="standardContextual"/>
             </w:rPr>
           </w:pPr>
-          <w:hyperlink w:anchor="_Toc241477226" w:history="1">
+          <w:hyperlink w:anchor="_Toc241479019" w:history="1">
             <w:r>
               <w:rPr>
                 <w:rStyle w:val="Hyperlink"/>
@@ -5772,7 +5772,7 @@
                 <w:noProof/>
                 <w:webHidden/>
               </w:rPr>
-              <w:instrText xml:space="preserve"> PAGEREF _Toc241477226 \h </w:instrText>
+              <w:instrText xml:space="preserve"> PAGEREF _Toc241479019 \h </w:instrText>
             </w:r>
             <w:r>
               <w:rPr>
@@ -5819,7 +5819,7 @@
               <w14:ligatures w14:val="standardContextual"/>
             </w:rPr>
           </w:pPr>
-          <w:hyperlink w:anchor="_Toc241477227" w:history="1">
+          <w:hyperlink w:anchor="_Toc241479020" w:history="1">
             <w:r>
               <w:rPr>
                 <w:rStyle w:val="Hyperlink"/>
@@ -5870,7 +5870,7 @@
                 <w:noProof/>
                 <w:webHidden/>
               </w:rPr>
-              <w:instrText xml:space="preserve"> PAGEREF _Toc241477227 \h </w:instrText>
+              <w:instrText xml:space="preserve"> PAGEREF _Toc241479020 \h </w:instrText>
             </w:r>
             <w:r>
               <w:rPr>
@@ -5917,7 +5917,7 @@
               <w14:ligatures w14:val="standardContextual"/>
             </w:rPr>
           </w:pPr>
-          <w:hyperlink w:anchor="_Toc241477228" w:history="1">
+          <w:hyperlink w:anchor="_Toc241479021" w:history="1">
             <w:r>
               <w:rPr>
                 <w:rStyle w:val="Hyperlink"/>
@@ -5976,7 +5976,7 @@
                 <w:noProof/>
                 <w:webHidden/>
               </w:rPr>
-              <w:instrText xml:space="preserve"> PAGEREF _Toc241477228 \h </w:instrText>
+              <w:instrText xml:space="preserve"> PAGEREF _Toc241479021 \h </w:instrText>
             </w:r>
             <w:r>
               <w:rPr>
@@ -6023,7 +6023,7 @@
               <w14:ligatures w14:val="standardContextual"/>
             </w:rPr>
           </w:pPr>
-          <w:hyperlink w:anchor="_Toc241477229" w:history="1">
+          <w:hyperlink w:anchor="_Toc241479022" w:history="1">
             <w:r>
               <w:rPr>
                 <w:rStyle w:val="Hyperlink"/>
@@ -6082,7 +6082,7 @@
                 <w:noProof/>
                 <w:webHidden/>
               </w:rPr>
-              <w:instrText xml:space="preserve"> PAGEREF _Toc241477229 \h </w:instrText>
+              <w:instrText xml:space="preserve"> PAGEREF _Toc241479022 \h </w:instrText>
             </w:r>
             <w:r>
               <w:rPr>
@@ -6129,7 +6129,7 @@
               <w14:ligatures w14:val="standardContextual"/>
             </w:rPr>
           </w:pPr>
-          <w:hyperlink w:anchor="_Toc241477230" w:history="1">
+          <w:hyperlink w:anchor="_Toc241479023" w:history="1">
             <w:r>
               <w:rPr>
                 <w:rStyle w:val="Hyperlink"/>
@@ -6188,7 +6188,7 @@
                 <w:noProof/>
                 <w:webHidden/>
               </w:rPr>
-              <w:instrText xml:space="preserve"> PAGEREF _Toc241477230 \h </w:instrText>
+              <w:instrText xml:space="preserve"> PAGEREF _Toc241479023 \h </w:instrText>
             </w:r>
             <w:r>
               <w:rPr>
@@ -6235,7 +6235,7 @@
               <w14:ligatures w14:val="standardContextual"/>
             </w:rPr>
           </w:pPr>
-          <w:hyperlink w:anchor="_Toc241477231" w:history="1">
+          <w:hyperlink w:anchor="_Toc241479024" w:history="1">
             <w:r>
               <w:rPr>
                 <w:rStyle w:val="Hyperlink"/>
@@ -6288,7 +6288,7 @@
                 <w:noProof/>
                 <w:webHidden/>
               </w:rPr>
-              <w:instrText xml:space="preserve"> PAGEREF _Toc241477231 \h </w:instrText>
+              <w:instrText xml:space="preserve"> PAGEREF _Toc241479024 \h </w:instrText>
             </w:r>
             <w:r>
               <w:rPr>
@@ -6335,7 +6335,7 @@
               <w14:ligatures w14:val="standardContextual"/>
             </w:rPr>
           </w:pPr>
-          <w:hyperlink w:anchor="_Toc241477232" w:history="1">
+          <w:hyperlink w:anchor="_Toc241479025" w:history="1">
             <w:r>
               <w:rPr>
                 <w:rStyle w:val="Hyperlink"/>
@@ -6386,7 +6386,7 @@
                 <w:noProof/>
                 <w:webHidden/>
               </w:rPr>
-              <w:instrText xml:space="preserve"> PAGEREF _Toc241477232 \h </w:instrText>
+              <w:instrText xml:space="preserve"> PAGEREF _Toc241479025 \h </w:instrText>
             </w:r>
             <w:r>
               <w:rPr>
@@ -6433,7 +6433,7 @@
               <w14:ligatures w14:val="standardContextual"/>
             </w:rPr>
           </w:pPr>
-          <w:hyperlink w:anchor="_Toc241477233" w:history="1">
+          <w:hyperlink w:anchor="_Toc241479026" w:history="1">
             <w:r>
               <w:rPr>
                 <w:rStyle w:val="Hyperlink"/>
@@ -6484,7 +6484,7 @@
                 <w:noProof/>
                 <w:webHidden/>
               </w:rPr>
-              <w:instrText xml:space="preserve"> PAGEREF _Toc241477233 \h </w:instrText>
+              <w:instrText xml:space="preserve"> PAGEREF _Toc241479026 \h </w:instrText>
             </w:r>
             <w:r>
               <w:rPr>
@@ -6531,7 +6531,7 @@
               <w14:ligatures w14:val="standardContextual"/>
             </w:rPr>
           </w:pPr>
-          <w:hyperlink w:anchor="_Toc241477234" w:history="1">
+          <w:hyperlink w:anchor="_Toc241479027" w:history="1">
             <w:r>
               <w:rPr>
                 <w:rStyle w:val="Hyperlink"/>
@@ -6582,7 +6582,7 @@
                 <w:noProof/>
                 <w:webHidden/>
               </w:rPr>
-              <w:instrText xml:space="preserve"> PAGEREF _Toc241477234 \h </w:instrText>
+              <w:instrText xml:space="preserve"> PAGEREF _Toc241479027 \h </w:instrText>
             </w:r>
             <w:r>
               <w:rPr>
@@ -6629,7 +6629,7 @@
               <w14:ligatures w14:val="standardContextual"/>
             </w:rPr>
           </w:pPr>
-          <w:hyperlink w:anchor="_Toc241477235" w:history="1">
+          <w:hyperlink w:anchor="_Toc241479028" w:history="1">
             <w:r>
               <w:rPr>
                 <w:rStyle w:val="Hyperlink"/>
@@ -6680,7 +6680,7 @@
                 <w:noProof/>
                 <w:webHidden/>
               </w:rPr>
-              <w:instrText xml:space="preserve"> PAGEREF _Toc241477235 \h </w:instrText>
+              <w:instrText xml:space="preserve"> PAGEREF _Toc241479028 \h </w:instrText>
             </w:r>
             <w:r>
               <w:rPr>
@@ -6727,7 +6727,7 @@
               <w14:ligatures w14:val="standardContextual"/>
             </w:rPr>
           </w:pPr>
-          <w:hyperlink w:anchor="_Toc241477236" w:history="1">
+          <w:hyperlink w:anchor="_Toc241479029" w:history="1">
             <w:r>
               <w:rPr>
                 <w:rStyle w:val="Hyperlink"/>
@@ -6778,7 +6778,7 @@
                 <w:noProof/>
                 <w:webHidden/>
               </w:rPr>
-              <w:instrText xml:space="preserve"> PAGEREF _Toc241477236 \h </w:instrText>
+              <w:instrText xml:space="preserve"> PAGEREF _Toc241479029 \h </w:instrText>
             </w:r>
             <w:r>
               <w:rPr>
@@ -6825,7 +6825,7 @@
               <w14:ligatures w14:val="standardContextual"/>
             </w:rPr>
           </w:pPr>
-          <w:hyperlink w:anchor="_Toc241477237" w:history="1">
+          <w:hyperlink w:anchor="_Toc241479030" w:history="1">
             <w:r>
               <w:rPr>
                 <w:rStyle w:val="Hyperlink"/>
@@ -6876,7 +6876,7 @@
                 <w:noProof/>
                 <w:webHidden/>
               </w:rPr>
-              <w:instrText xml:space="preserve"> PAGEREF _Toc241477237 \h </w:instrText>
+              <w:instrText xml:space="preserve"> PAGEREF _Toc241479030 \h </w:instrText>
             </w:r>
             <w:r>
               <w:rPr>
@@ -6923,7 +6923,7 @@
               <w14:ligatures w14:val="standardContextual"/>
             </w:rPr>
           </w:pPr>
-          <w:hyperlink w:anchor="_Toc241477238" w:history="1">
+          <w:hyperlink w:anchor="_Toc241479031" w:history="1">
             <w:r>
               <w:rPr>
                 <w:rStyle w:val="Hyperlink"/>
@@ -6974,7 +6974,7 @@
                 <w:noProof/>
                 <w:webHidden/>
               </w:rPr>
-              <w:instrText xml:space="preserve"> PAGEREF _Toc241477238 \h </w:instrText>
+              <w:instrText xml:space="preserve"> PAGEREF _Toc241479031 \h </w:instrText>
             </w:r>
             <w:r>
               <w:rPr>
@@ -7021,7 +7021,7 @@
               <w14:ligatures w14:val="standardContextual"/>
             </w:rPr>
           </w:pPr>
-          <w:hyperlink w:anchor="_Toc241477239" w:history="1">
+          <w:hyperlink w:anchor="_Toc241479032" w:history="1">
             <w:r>
               <w:rPr>
                 <w:rStyle w:val="Hyperlink"/>
@@ -7072,7 +7072,7 @@
                 <w:noProof/>
                 <w:webHidden/>
               </w:rPr>
-              <w:instrText xml:space="preserve"> PAGEREF _Toc241477239 \h </w:instrText>
+              <w:instrText xml:space="preserve"> PAGEREF _Toc241479032 \h </w:instrText>
             </w:r>
             <w:r>
               <w:rPr>
@@ -7119,7 +7119,7 @@
               <w14:ligatures w14:val="standardContextual"/>
             </w:rPr>
           </w:pPr>
-          <w:hyperlink w:anchor="_Toc241477240" w:history="1">
+          <w:hyperlink w:anchor="_Toc241479033" w:history="1">
             <w:r>
               <w:rPr>
                 <w:rStyle w:val="Hyperlink"/>
@@ -7170,7 +7170,7 @@
                 <w:noProof/>
                 <w:webHidden/>
               </w:rPr>
-              <w:instrText xml:space="preserve"> PAGEREF _Toc241477240 \h </w:instrText>
+              <w:instrText xml:space="preserve"> PAGEREF _Toc241479033 \h </w:instrText>
             </w:r>
             <w:r>
               <w:rPr>
@@ -7217,7 +7217,7 @@
               <w14:ligatures w14:val="standardContextual"/>
             </w:rPr>
           </w:pPr>
-          <w:hyperlink w:anchor="_Toc241477241" w:history="1">
+          <w:hyperlink w:anchor="_Toc241479034" w:history="1">
             <w:r>
               <w:rPr>
                 <w:rStyle w:val="Hyperlink"/>
@@ -7268,7 +7268,7 @@
                 <w:noProof/>
                 <w:webHidden/>
               </w:rPr>
-              <w:instrText xml:space="preserve"> PAGEREF _Toc241477241 \h </w:instrText>
+              <w:instrText xml:space="preserve"> PAGEREF _Toc241479034 \h </w:instrText>
             </w:r>
             <w:r>
               <w:rPr>
@@ -7315,7 +7315,7 @@
               <w14:ligatures w14:val="standardContextual"/>
             </w:rPr>
           </w:pPr>
-          <w:hyperlink w:anchor="_Toc241477242" w:history="1">
+          <w:hyperlink w:anchor="_Toc241479035" w:history="1">
             <w:r>
               <w:rPr>
                 <w:rStyle w:val="Hyperlink"/>
@@ -7366,7 +7366,7 @@
                 <w:noProof/>
                 <w:webHidden/>
               </w:rPr>
-              <w:instrText xml:space="preserve"> PAGEREF _Toc241477242 \h </w:instrText>
+              <w:instrText xml:space="preserve"> PAGEREF _Toc241479035 \h </w:instrText>
             </w:r>
             <w:r>
               <w:rPr>
@@ -7413,7 +7413,7 @@
               <w14:ligatures w14:val="standardContextual"/>
             </w:rPr>
           </w:pPr>
-          <w:hyperlink w:anchor="_Toc241477243" w:history="1">
+          <w:hyperlink w:anchor="_Toc241479036" w:history="1">
             <w:r>
               <w:rPr>
                 <w:rStyle w:val="Hyperlink"/>
@@ -7464,7 +7464,7 @@
                 <w:noProof/>
                 <w:webHidden/>
               </w:rPr>
-              <w:instrText xml:space="preserve"> PAGEREF _Toc241477243 \h </w:instrText>
+              <w:instrText xml:space="preserve"> PAGEREF _Toc241479036 \h </w:instrText>
             </w:r>
             <w:r>
               <w:rPr>
@@ -7511,7 +7511,7 @@
               <w14:ligatures w14:val="standardContextual"/>
             </w:rPr>
           </w:pPr>
-          <w:hyperlink w:anchor="_Toc241477244" w:history="1">
+          <w:hyperlink w:anchor="_Toc241479037" w:history="1">
             <w:r>
               <w:rPr>
                 <w:rStyle w:val="Hyperlink"/>
@@ -7562,7 +7562,7 @@
                 <w:noProof/>
                 <w:webHidden/>
               </w:rPr>
-              <w:instrText xml:space="preserve"> PAGEREF _Toc241477244 \h </w:instrText>
+              <w:instrText xml:space="preserve"> PAGEREF _Toc241479037 \h </w:instrText>
             </w:r>
             <w:r>
               <w:rPr>
@@ -7609,7 +7609,7 @@
               <w14:ligatures w14:val="standardContextual"/>
             </w:rPr>
           </w:pPr>
-          <w:hyperlink w:anchor="_Toc241477245" w:history="1">
+          <w:hyperlink w:anchor="_Toc241479038" w:history="1">
             <w:r>
               <w:rPr>
                 <w:rStyle w:val="Hyperlink"/>
@@ -7660,7 +7660,7 @@
                 <w:noProof/>
                 <w:webHidden/>
               </w:rPr>
-              <w:instrText xml:space="preserve"> PAGEREF _Toc241477245 \h </w:instrText>
+              <w:instrText xml:space="preserve"> PAGEREF _Toc241479038 \h </w:instrText>
             </w:r>
             <w:r>
               <w:rPr>
@@ -7707,7 +7707,7 @@
               <w14:ligatures w14:val="standardContextual"/>
             </w:rPr>
           </w:pPr>
-          <w:hyperlink w:anchor="_Toc241477246" w:history="1">
+          <w:hyperlink w:anchor="_Toc241479039" w:history="1">
             <w:r>
               <w:rPr>
                 <w:rStyle w:val="Hyperlink"/>
@@ -7758,7 +7758,7 @@
                 <w:noProof/>
                 <w:webHidden/>
               </w:rPr>
-              <w:instrText xml:space="preserve"> PAGEREF _Toc241477246 \h </w:instrText>
+              <w:instrText xml:space="preserve"> PAGEREF _Toc241479039 \h </w:instrText>
             </w:r>
             <w:r>
               <w:rPr>
@@ -7805,7 +7805,7 @@
               <w14:ligatures w14:val="standardContextual"/>
             </w:rPr>
           </w:pPr>
-          <w:hyperlink w:anchor="_Toc241477247" w:history="1">
+          <w:hyperlink w:anchor="_Toc241479040" w:history="1">
             <w:r>
               <w:rPr>
                 <w:rStyle w:val="Hyperlink"/>
@@ -7856,7 +7856,7 @@
                 <w:noProof/>
                 <w:webHidden/>
               </w:rPr>
-              <w:instrText xml:space="preserve"> PAGEREF _Toc241477247 \h </w:instrText>
+              <w:instrText xml:space="preserve"> PAGEREF _Toc241479040 \h </w:instrText>
             </w:r>
             <w:r>
               <w:rPr>
@@ -7903,7 +7903,7 @@
               <w14:ligatures w14:val="standardContextual"/>
             </w:rPr>
           </w:pPr>
-          <w:hyperlink w:anchor="_Toc241477248" w:history="1">
+          <w:hyperlink w:anchor="_Toc241479041" w:history="1">
             <w:r>
               <w:rPr>
                 <w:rStyle w:val="Hyperlink"/>
@@ -7954,7 +7954,7 @@
                 <w:noProof/>
                 <w:webHidden/>
               </w:rPr>
-              <w:instrText xml:space="preserve"> PAGEREF _Toc241477248 \h </w:instrText>
+              <w:instrText xml:space="preserve"> PAGEREF _Toc241479041 \h </w:instrText>
             </w:r>
             <w:r>
               <w:rPr>
@@ -8001,7 +8001,7 @@
               <w14:ligatures w14:val="standardContextual"/>
             </w:rPr>
           </w:pPr>
-          <w:hyperlink w:anchor="_Toc241477249" w:history="1">
+          <w:hyperlink w:anchor="_Toc241479042" w:history="1">
             <w:r>
               <w:rPr>
                 <w:rStyle w:val="Hyperlink"/>
@@ -8052,7 +8052,7 @@
                 <w:noProof/>
                 <w:webHidden/>
               </w:rPr>
-              <w:instrText xml:space="preserve"> PAGEREF _Toc241477249 \h </w:instrText>
+              <w:instrText xml:space="preserve"> PAGEREF _Toc241479042 \h </w:instrText>
             </w:r>
             <w:r>
               <w:rPr>
@@ -8099,7 +8099,7 @@
               <w14:ligatures w14:val="standardContextual"/>
             </w:rPr>
           </w:pPr>
-          <w:hyperlink w:anchor="_Toc241477250" w:history="1">
+          <w:hyperlink w:anchor="_Toc241479043" w:history="1">
             <w:r>
               <w:rPr>
                 <w:rStyle w:val="Hyperlink"/>
@@ -8150,7 +8150,7 @@
                 <w:noProof/>
                 <w:webHidden/>
               </w:rPr>
-              <w:instrText xml:space="preserve"> PAGEREF _Toc241477250 \h </w:instrText>
+              <w:instrText xml:space="preserve"> PAGEREF _Toc241479043 \h </w:instrText>
             </w:r>
             <w:r>
               <w:rPr>
@@ -8197,7 +8197,7 @@
               <w14:ligatures w14:val="standardContextual"/>
             </w:rPr>
           </w:pPr>
-          <w:hyperlink w:anchor="_Toc241477251" w:history="1">
+          <w:hyperlink w:anchor="_Toc241479044" w:history="1">
             <w:r>
               <w:rPr>
                 <w:rStyle w:val="Hyperlink"/>
@@ -8248,7 +8248,7 @@
                 <w:noProof/>
                 <w:webHidden/>
               </w:rPr>
-              <w:instrText xml:space="preserve"> PAGEREF _Toc241477251 \h </w:instrText>
+              <w:instrText xml:space="preserve"> PAGEREF _Toc241479044 \h </w:instrText>
             </w:r>
             <w:r>
               <w:rPr>
@@ -8295,7 +8295,7 @@
               <w14:ligatures w14:val="standardContextual"/>
             </w:rPr>
           </w:pPr>
-          <w:hyperlink w:anchor="_Toc241477252" w:history="1">
+          <w:hyperlink w:anchor="_Toc241479045" w:history="1">
             <w:r>
               <w:rPr>
                 <w:rStyle w:val="Hyperlink"/>
@@ -8346,7 +8346,7 @@
                 <w:noProof/>
                 <w:webHidden/>
               </w:rPr>
-              <w:instrText xml:space="preserve"> PAGEREF _Toc241477252 \h </w:instrText>
+              <w:instrText xml:space="preserve"> PAGEREF _Toc241479045 \h </w:instrText>
             </w:r>
             <w:r>
               <w:rPr>
@@ -8393,7 +8393,7 @@
               <w14:ligatures w14:val="standardContextual"/>
             </w:rPr>
           </w:pPr>
-          <w:hyperlink w:anchor="_Toc241477253" w:history="1">
+          <w:hyperlink w:anchor="_Toc241479046" w:history="1">
             <w:r>
               <w:rPr>
                 <w:rStyle w:val="Hyperlink"/>
@@ -8444,7 +8444,7 @@
                 <w:noProof/>
                 <w:webHidden/>
               </w:rPr>
-              <w:instrText xml:space="preserve"> PAGEREF _Toc241477253 \h </w:instrText>
+              <w:instrText xml:space="preserve"> PAGEREF _Toc241479046 \h </w:instrText>
             </w:r>
             <w:r>
               <w:rPr>
@@ -8491,7 +8491,7 @@
               <w14:ligatures w14:val="standardContextual"/>
             </w:rPr>
           </w:pPr>
-          <w:hyperlink w:anchor="_Toc241477254" w:history="1">
+          <w:hyperlink w:anchor="_Toc241479047" w:history="1">
             <w:r>
               <w:rPr>
                 <w:rStyle w:val="Hyperlink"/>
@@ -8542,7 +8542,7 @@
                 <w:noProof/>
                 <w:webHidden/>
               </w:rPr>
-              <w:instrText xml:space="preserve"> PAGEREF _Toc241477254 \h </w:instrText>
+              <w:instrText xml:space="preserve"> PAGEREF _Toc241479047 \h </w:instrText>
             </w:r>
             <w:r>
               <w:rPr>
@@ -8589,7 +8589,7 @@
               <w14:ligatures w14:val="standardContextual"/>
             </w:rPr>
           </w:pPr>
-          <w:hyperlink w:anchor="_Toc241477255" w:history="1">
+          <w:hyperlink w:anchor="_Toc241479048" w:history="1">
             <w:r>
               <w:rPr>
                 <w:rStyle w:val="Hyperlink"/>
@@ -8640,7 +8640,7 @@
                 <w:noProof/>
                 <w:webHidden/>
               </w:rPr>
-              <w:instrText xml:space="preserve"> PAGEREF _Toc241477255 \h </w:instrText>
+              <w:instrText xml:space="preserve"> PAGEREF _Toc241479048 \h </w:instrText>
             </w:r>
             <w:r>
               <w:rPr>
@@ -8687,7 +8687,7 @@
               <w14:ligatures w14:val="standardContextual"/>
             </w:rPr>
           </w:pPr>
-          <w:hyperlink w:anchor="_Toc241477256" w:history="1">
+          <w:hyperlink w:anchor="_Toc241479049" w:history="1">
             <w:r>
               <w:rPr>
                 <w:rStyle w:val="Hyperlink"/>
@@ -8738,7 +8738,7 @@
                 <w:noProof/>
                 <w:webHidden/>
               </w:rPr>
-              <w:instrText xml:space="preserve"> PAGEREF _Toc241477256 \h </w:instrText>
+              <w:instrText xml:space="preserve"> PAGEREF _Toc241479049 \h </w:instrText>
             </w:r>
             <w:r>
               <w:rPr>
@@ -8780,7 +8780,7 @@
               <w14:ligatures w14:val="standardContextual"/>
             </w:rPr>
           </w:pPr>
-          <w:hyperlink w:anchor="_Toc241477257" w:history="1">
+          <w:hyperlink w:anchor="_Toc241479050" w:history="1">
             <w:r>
               <w:rPr>
                 <w:rStyle w:val="Hyperlink"/>
@@ -8819,7 +8819,7 @@
               <w:rPr>
                 <w:webHidden/>
               </w:rPr>
-              <w:instrText xml:space="preserve"> PAGEREF _Toc241477257 \h </w:instrText>
+              <w:instrText xml:space="preserve"> PAGEREF _Toc241479050 \h </w:instrText>
             </w:r>
             <w:r>
               <w:rPr>
@@ -8857,7 +8857,7 @@
               <w14:ligatures w14:val="standardContextual"/>
             </w:rPr>
           </w:pPr>
-          <w:hyperlink w:anchor="_Toc241477258" w:history="1">
+          <w:hyperlink w:anchor="_Toc241479051" w:history="1">
             <w:r>
               <w:rPr>
                 <w:rStyle w:val="Hyperlink"/>
@@ -8896,7 +8896,7 @@
               <w:rPr>
                 <w:webHidden/>
               </w:rPr>
-              <w:instrText xml:space="preserve"> PAGEREF _Toc241477258 \h </w:instrText>
+              <w:instrText xml:space="preserve"> PAGEREF _Toc241479051 \h </w:instrText>
             </w:r>
             <w:r>
               <w:rPr>
@@ -8934,7 +8934,7 @@
               <w14:ligatures w14:val="standardContextual"/>
             </w:rPr>
           </w:pPr>
-          <w:hyperlink w:anchor="_Toc241477259" w:history="1">
+          <w:hyperlink w:anchor="_Toc241479052" w:history="1">
             <w:r>
               <w:rPr>
                 <w:rStyle w:val="Hyperlink"/>
@@ -8973,7 +8973,7 @@
               <w:rPr>
                 <w:webHidden/>
               </w:rPr>
-              <w:instrText xml:space="preserve"> PAGEREF _Toc241477259 \h </w:instrText>
+              <w:instrText xml:space="preserve"> PAGEREF _Toc241479052 \h </w:instrText>
             </w:r>
             <w:r>
               <w:rPr>
@@ -9018,7 +9018,7 @@
               <w14:ligatures w14:val="standardContextual"/>
             </w:rPr>
           </w:pPr>
-          <w:hyperlink w:anchor="_Toc241477260" w:history="1">
+          <w:hyperlink w:anchor="_Toc241479053" w:history="1">
             <w:r>
               <w:rPr>
                 <w:rStyle w:val="Hyperlink"/>
@@ -9065,7 +9065,7 @@
                 <w:noProof/>
                 <w:webHidden/>
               </w:rPr>
-              <w:instrText xml:space="preserve"> PAGEREF _Toc241477260 \h </w:instrText>
+              <w:instrText xml:space="preserve"> PAGEREF _Toc241479053 \h </w:instrText>
             </w:r>
             <w:r>
               <w:rPr>
@@ -9107,7 +9107,7 @@
               <w14:ligatures w14:val="standardContextual"/>
             </w:rPr>
           </w:pPr>
-          <w:hyperlink w:anchor="_Toc241477261" w:history="1">
+          <w:hyperlink w:anchor="_Toc241479054" w:history="1">
             <w:r>
               <w:rPr>
                 <w:rStyle w:val="Hyperlink"/>
@@ -9146,7 +9146,7 @@
               <w:rPr>
                 <w:webHidden/>
               </w:rPr>
-              <w:instrText xml:space="preserve"> PAGEREF _Toc241477261 \h </w:instrText>
+              <w:instrText xml:space="preserve"> PAGEREF _Toc241479054 \h </w:instrText>
             </w:r>
             <w:r>
               <w:rPr>
@@ -9184,7 +9184,7 @@
               <w14:ligatures w14:val="standardContextual"/>
             </w:rPr>
           </w:pPr>
-          <w:hyperlink w:anchor="_Toc241477262" w:history="1">
+          <w:hyperlink w:anchor="_Toc241479055" w:history="1">
             <w:r>
               <w:rPr>
                 <w:rStyle w:val="Hyperlink"/>
@@ -9223,7 +9223,7 @@
               <w:rPr>
                 <w:webHidden/>
               </w:rPr>
-              <w:instrText xml:space="preserve"> PAGEREF _Toc241477262 \h </w:instrText>
+              <w:instrText xml:space="preserve"> PAGEREF _Toc241479055 \h </w:instrText>
             </w:r>
             <w:r>
               <w:rPr>
@@ -9261,7 +9261,7 @@
               <w14:ligatures w14:val="standardContextual"/>
             </w:rPr>
           </w:pPr>
-          <w:hyperlink w:anchor="_Toc241477263" w:history="1">
+          <w:hyperlink w:anchor="_Toc241479056" w:history="1">
             <w:r>
               <w:rPr>
                 <w:rStyle w:val="Hyperlink"/>
@@ -9300,7 +9300,7 @@
               <w:rPr>
                 <w:webHidden/>
               </w:rPr>
-              <w:instrText xml:space="preserve"> PAGEREF _Toc241477263 \h </w:instrText>
+              <w:instrText xml:space="preserve"> PAGEREF _Toc241479056 \h </w:instrText>
             </w:r>
             <w:r>
               <w:rPr>
@@ -9338,7 +9338,7 @@
               <w14:ligatures w14:val="standardContextual"/>
             </w:rPr>
           </w:pPr>
-          <w:hyperlink w:anchor="_Toc241477264" w:history="1">
+          <w:hyperlink w:anchor="_Toc241479057" w:history="1">
             <w:r>
               <w:rPr>
                 <w:rStyle w:val="Hyperlink"/>
@@ -9377,7 +9377,7 @@
               <w:rPr>
                 <w:webHidden/>
               </w:rPr>
-              <w:instrText xml:space="preserve"> PAGEREF _Toc241477264 \h </w:instrText>
+              <w:instrText xml:space="preserve"> PAGEREF _Toc241479057 \h </w:instrText>
             </w:r>
             <w:r>
               <w:rPr>
@@ -9422,7 +9422,7 @@
               <w14:ligatures w14:val="standardContextual"/>
             </w:rPr>
           </w:pPr>
-          <w:hyperlink w:anchor="_Toc241477265" w:history="1">
+          <w:hyperlink w:anchor="_Toc241479058" w:history="1">
             <w:r>
               <w:rPr>
                 <w:rStyle w:val="Hyperlink"/>
@@ -9469,7 +9469,7 @@
                 <w:noProof/>
                 <w:webHidden/>
               </w:rPr>
-              <w:instrText xml:space="preserve"> PAGEREF _Toc241477265 \h </w:instrText>
+              <w:instrText xml:space="preserve"> PAGEREF _Toc241479058 \h </w:instrText>
             </w:r>
             <w:r>
               <w:rPr>
@@ -9511,7 +9511,7 @@
               <w14:ligatures w14:val="standardContextual"/>
             </w:rPr>
           </w:pPr>
-          <w:hyperlink w:anchor="_Toc241477266" w:history="1">
+          <w:hyperlink w:anchor="_Toc241479059" w:history="1">
             <w:r>
               <w:rPr>
                 <w:rStyle w:val="Hyperlink"/>
@@ -9550,7 +9550,7 @@
               <w:rPr>
                 <w:webHidden/>
               </w:rPr>
-              <w:instrText xml:space="preserve"> PAGEREF _Toc241477266 \h </w:instrText>
+              <w:instrText xml:space="preserve"> PAGEREF _Toc241479059 \h </w:instrText>
             </w:r>
             <w:r>
               <w:rPr>
@@ -9588,7 +9588,7 @@
               <w14:ligatures w14:val="standardContextual"/>
             </w:rPr>
           </w:pPr>
-          <w:hyperlink w:anchor="_Toc241477267" w:history="1">
+          <w:hyperlink w:anchor="_Toc241479060" w:history="1">
             <w:r>
               <w:rPr>
                 <w:rStyle w:val="Hyperlink"/>
@@ -9627,7 +9627,7 @@
               <w:rPr>
                 <w:webHidden/>
               </w:rPr>
-              <w:instrText xml:space="preserve"> PAGEREF _Toc241477267 \h </w:instrText>
+              <w:instrText xml:space="preserve"> PAGEREF _Toc241479060 \h </w:instrText>
             </w:r>
             <w:r>
               <w:rPr>
@@ -9665,7 +9665,7 @@
               <w14:ligatures w14:val="standardContextual"/>
             </w:rPr>
           </w:pPr>
-          <w:hyperlink w:anchor="_Toc241477268" w:history="1">
+          <w:hyperlink w:anchor="_Toc241479061" w:history="1">
             <w:r>
               <w:rPr>
                 <w:rStyle w:val="Hyperlink"/>
@@ -9704,7 +9704,7 @@
               <w:rPr>
                 <w:webHidden/>
               </w:rPr>
-              <w:instrText xml:space="preserve"> PAGEREF _Toc241477268 \h </w:instrText>
+              <w:instrText xml:space="preserve"> PAGEREF _Toc241479061 \h </w:instrText>
             </w:r>
             <w:r>
               <w:rPr>
@@ -9742,7 +9742,7 @@
               <w14:ligatures w14:val="standardContextual"/>
             </w:rPr>
           </w:pPr>
-          <w:hyperlink w:anchor="_Toc241477269" w:history="1">
+          <w:hyperlink w:anchor="_Toc241479062" w:history="1">
             <w:r>
               <w:rPr>
                 <w:rStyle w:val="Hyperlink"/>
@@ -9781,7 +9781,7 @@
               <w:rPr>
                 <w:webHidden/>
               </w:rPr>
-              <w:instrText xml:space="preserve"> PAGEREF _Toc241477269 \h </w:instrText>
+              <w:instrText xml:space="preserve"> PAGEREF _Toc241479062 \h </w:instrText>
             </w:r>
             <w:r>
               <w:rPr>
@@ -9798,7 +9798,7 @@
               <w:rPr>
                 <w:webHidden/>
               </w:rPr>
-              <w:t>25</w:t>
+              <w:t>26</w:t>
             </w:r>
             <w:r>
               <w:rPr>
@@ -9819,7 +9819,7 @@
               <w14:ligatures w14:val="standardContextual"/>
             </w:rPr>
           </w:pPr>
-          <w:hyperlink w:anchor="_Toc241477270" w:history="1">
+          <w:hyperlink w:anchor="_Toc241479063" w:history="1">
             <w:r>
               <w:rPr>
                 <w:rStyle w:val="Hyperlink"/>
@@ -9858,7 +9858,77 @@
               <w:rPr>
                 <w:webHidden/>
               </w:rPr>
-              <w:instrText xml:space="preserve"> PAGEREF _Toc241477270 \h </w:instrText>
+              <w:instrText xml:space="preserve"> PAGEREF _Toc241479063 \h </w:instrText>
+            </w:r>
+            <w:r>
+              <w:rPr>
+                <w:webHidden/>
+              </w:rPr>
+            </w:r>
+            <w:r>
+              <w:rPr>
+                <w:webHidden/>
+              </w:rPr>
+              <w:fldChar w:fldCharType="separate"/>
+            </w:r>
+            <w:r>
+              <w:rPr>
+                <w:webHidden/>
+              </w:rPr>
+              <w:t>26</w:t>
+            </w:r>
+            <w:r>
+              <w:rPr>
+                <w:webHidden/>
+              </w:rPr>
+              <w:fldChar w:fldCharType="end"/>
+            </w:r>
+          </w:hyperlink>
+        </w:p>
+        <w:p>
+          <w:pPr>
+            <w:pStyle w:val="Sumrio2"/>
+            <w:rPr>
+              <w:rFonts w:asciiTheme="minorHAnsi" w:eastAsiaTheme="minorEastAsia" w:hAnsiTheme="minorHAnsi" w:cstheme="minorBidi"/>
+              <w:caps w:val="0"/>
+              <w:kern w:val="2"/>
+              <w:szCs w:val="24"/>
+              <w14:ligatures w14:val="standardContextual"/>
+            </w:rPr>
+          </w:pPr>
+          <w:hyperlink w:anchor="_Toc241479064" w:history="1">
+            <w:r>
+              <w:rPr>
+                <w:rStyle w:val="Hyperlink"/>
+                <w:rFonts w:eastAsia="Arial" w:cs="Arial"/>
+              </w:rPr>
+              <w:t xml:space="preserve">Após a análise dos aspectos de mercado, técnicos, operacionais e econômicos, conclui-se que o projeto é viável e coerente com seus objetivos. As tecnologias escolhidas são compatíveis com os recursos disponíveis, a aplicação é de fácil operação, e a proposta atende a uma necessidade real de organização da rotina de profissionais autônomos. Além disso, o modelo de assinaturas em planos oferece uma fonte de receita para a manutenção do produto. Portanto, o projeto demonstra potencial para ser implementado e aprimorado </w:t>
+            </w:r>
+            <w:r>
+              <w:rPr>
+                <w:rStyle w:val="Hyperlink"/>
+                <w:rFonts w:eastAsia="Arial" w:cs="Arial"/>
+              </w:rPr>
+              <w:lastRenderedPageBreak/>
+              <w:t>futuramente.</w:t>
+            </w:r>
+            <w:r>
+              <w:rPr>
+                <w:webHidden/>
+              </w:rPr>
+              <w:tab/>
+            </w:r>
+            <w:r>
+              <w:rPr>
+                <w:webHidden/>
+              </w:rPr>
+              <w:fldChar w:fldCharType="begin"/>
+            </w:r>
+            <w:r>
+              <w:rPr>
+                <w:webHidden/>
+              </w:rPr>
+              <w:instrText xml:space="preserve"> PAGEREF _Toc241479064 \h </w:instrText>
             </w:r>
             <w:r>
               <w:rPr>
@@ -9903,7 +9973,7 @@
               <w14:ligatures w14:val="standardContextual"/>
             </w:rPr>
           </w:pPr>
-          <w:hyperlink w:anchor="_Toc241477271" w:history="1">
+          <w:hyperlink w:anchor="_Toc241479065" w:history="1">
             <w:r>
               <w:rPr>
                 <w:rStyle w:val="Hyperlink"/>
@@ -9950,7 +10020,7 @@
                 <w:noProof/>
                 <w:webHidden/>
               </w:rPr>
-              <w:instrText xml:space="preserve"> PAGEREF _Toc241477271 \h </w:instrText>
+              <w:instrText xml:space="preserve"> PAGEREF _Toc241479065 \h </w:instrText>
             </w:r>
             <w:r>
               <w:rPr>
@@ -9992,7 +10062,7 @@
               <w14:ligatures w14:val="standardContextual"/>
             </w:rPr>
           </w:pPr>
-          <w:hyperlink w:anchor="_Toc241477272" w:history="1">
+          <w:hyperlink w:anchor="_Toc241479066" w:history="1">
             <w:r>
               <w:rPr>
                 <w:rStyle w:val="Hyperlink"/>
@@ -10033,7 +10103,7 @@
               <w:rPr>
                 <w:webHidden/>
               </w:rPr>
-              <w:instrText xml:space="preserve"> PAGEREF _Toc241477272 \h </w:instrText>
+              <w:instrText xml:space="preserve"> PAGEREF _Toc241479066 \h </w:instrText>
             </w:r>
             <w:r>
               <w:rPr>
@@ -10071,7 +10141,7 @@
               <w14:ligatures w14:val="standardContextual"/>
             </w:rPr>
           </w:pPr>
-          <w:hyperlink w:anchor="_Toc241477273" w:history="1">
+          <w:hyperlink w:anchor="_Toc241479067" w:history="1">
             <w:r>
               <w:rPr>
                 <w:rStyle w:val="Hyperlink"/>
@@ -10110,7 +10180,7 @@
               <w:rPr>
                 <w:webHidden/>
               </w:rPr>
-              <w:instrText xml:space="preserve"> PAGEREF _Toc241477273 \h </w:instrText>
+              <w:instrText xml:space="preserve"> PAGEREF _Toc241479067 \h </w:instrText>
             </w:r>
             <w:r>
               <w:rPr>
@@ -10148,7 +10218,7 @@
               <w14:ligatures w14:val="standardContextual"/>
             </w:rPr>
           </w:pPr>
-          <w:hyperlink w:anchor="_Toc241477274" w:history="1">
+          <w:hyperlink w:anchor="_Toc241479068" w:history="1">
             <w:r>
               <w:rPr>
                 <w:rStyle w:val="Hyperlink"/>
@@ -10187,7 +10257,7 @@
               <w:rPr>
                 <w:webHidden/>
               </w:rPr>
-              <w:instrText xml:space="preserve"> PAGEREF _Toc241477274 \h </w:instrText>
+              <w:instrText xml:space="preserve"> PAGEREF _Toc241479068 \h </w:instrText>
             </w:r>
             <w:r>
               <w:rPr>
@@ -10232,7 +10302,7 @@
               <w14:ligatures w14:val="standardContextual"/>
             </w:rPr>
           </w:pPr>
-          <w:hyperlink w:anchor="_Toc241477275" w:history="1">
+          <w:hyperlink w:anchor="_Toc241479069" w:history="1">
             <w:r>
               <w:rPr>
                 <w:rStyle w:val="Hyperlink"/>
@@ -10279,7 +10349,7 @@
                 <w:noProof/>
                 <w:webHidden/>
               </w:rPr>
-              <w:instrText xml:space="preserve"> PAGEREF _Toc241477275 \h </w:instrText>
+              <w:instrText xml:space="preserve"> PAGEREF _Toc241479069 \h </w:instrText>
             </w:r>
             <w:r>
               <w:rPr>
@@ -10321,7 +10391,7 @@
               <w14:ligatures w14:val="standardContextual"/>
             </w:rPr>
           </w:pPr>
-          <w:hyperlink w:anchor="_Toc241477276" w:history="1">
+          <w:hyperlink w:anchor="_Toc241479070" w:history="1">
             <w:r>
               <w:rPr>
                 <w:rStyle w:val="Hyperlink"/>
@@ -10361,7 +10431,7 @@
               <w:rPr>
                 <w:webHidden/>
               </w:rPr>
-              <w:instrText xml:space="preserve"> PAGEREF _Toc241477276 \h </w:instrText>
+              <w:instrText xml:space="preserve"> PAGEREF _Toc241479070 \h </w:instrText>
             </w:r>
             <w:r>
               <w:rPr>
@@ -10399,7 +10469,7 @@
               <w14:ligatures w14:val="standardContextual"/>
             </w:rPr>
           </w:pPr>
-          <w:hyperlink w:anchor="_Toc241477277" w:history="1">
+          <w:hyperlink w:anchor="_Toc241479071" w:history="1">
             <w:r>
               <w:rPr>
                 <w:rStyle w:val="Hyperlink"/>
@@ -10439,7 +10509,7 @@
               <w:rPr>
                 <w:webHidden/>
               </w:rPr>
-              <w:instrText xml:space="preserve"> PAGEREF _Toc241477277 \h </w:instrText>
+              <w:instrText xml:space="preserve"> PAGEREF _Toc241479071 \h </w:instrText>
             </w:r>
             <w:r>
               <w:rPr>
@@ -10477,7 +10547,7 @@
               <w14:ligatures w14:val="standardContextual"/>
             </w:rPr>
           </w:pPr>
-          <w:hyperlink w:anchor="_Toc241477278" w:history="1">
+          <w:hyperlink w:anchor="_Toc241479072" w:history="1">
             <w:r>
               <w:rPr>
                 <w:rStyle w:val="Hyperlink"/>
@@ -10517,7 +10587,7 @@
               <w:rPr>
                 <w:webHidden/>
               </w:rPr>
-              <w:instrText xml:space="preserve"> PAGEREF _Toc241477278 \h </w:instrText>
+              <w:instrText xml:space="preserve"> PAGEREF _Toc241479072 \h </w:instrText>
             </w:r>
             <w:r>
               <w:rPr>
@@ -10562,7 +10632,7 @@
               <w14:ligatures w14:val="standardContextual"/>
             </w:rPr>
           </w:pPr>
-          <w:hyperlink w:anchor="_Toc241477279" w:history="1">
+          <w:hyperlink w:anchor="_Toc241479073" w:history="1">
             <w:r>
               <w:rPr>
                 <w:rStyle w:val="Hyperlink"/>
@@ -10609,7 +10679,7 @@
                 <w:noProof/>
                 <w:webHidden/>
               </w:rPr>
-              <w:instrText xml:space="preserve"> PAGEREF _Toc241477279 \h </w:instrText>
+              <w:instrText xml:space="preserve"> PAGEREF _Toc241479073 \h </w:instrText>
             </w:r>
             <w:r>
               <w:rPr>
@@ -10658,7 +10728,7 @@
               <w14:ligatures w14:val="standardContextual"/>
             </w:rPr>
           </w:pPr>
-          <w:hyperlink w:anchor="_Toc241477280" w:history="1">
+          <w:hyperlink w:anchor="_Toc241479074" w:history="1">
             <w:r>
               <w:rPr>
                 <w:rStyle w:val="Hyperlink"/>
@@ -10706,7 +10776,7 @@
                 <w:noProof/>
                 <w:webHidden/>
               </w:rPr>
-              <w:instrText xml:space="preserve"> PAGEREF _Toc241477280 \h </w:instrText>
+              <w:instrText xml:space="preserve"> PAGEREF _Toc241479074 \h </w:instrText>
             </w:r>
             <w:r>
               <w:rPr>
@@ -10755,7 +10825,7 @@
               <w14:ligatures w14:val="standardContextual"/>
             </w:rPr>
           </w:pPr>
-          <w:hyperlink w:anchor="_Toc241477281" w:history="1">
+          <w:hyperlink w:anchor="_Toc241479075" w:history="1">
             <w:r>
               <w:rPr>
                 <w:rStyle w:val="Hyperlink"/>
@@ -10781,7 +10851,7 @@
                 <w:rStyle w:val="Hyperlink"/>
                 <w:noProof/>
               </w:rPr>
-              <w:t>banco de dados</w:t>
+              <w:t>Banco de dados</w:t>
             </w:r>
             <w:r>
               <w:rPr>
@@ -10802,7 +10872,7 @@
                 <w:noProof/>
                 <w:webHidden/>
               </w:rPr>
-              <w:instrText xml:space="preserve"> PAGEREF _Toc241477281 \h </w:instrText>
+              <w:instrText xml:space="preserve"> PAGEREF _Toc241479075 \h </w:instrText>
             </w:r>
             <w:r>
               <w:rPr>
@@ -10851,7 +10921,7 @@
               <w14:ligatures w14:val="standardContextual"/>
             </w:rPr>
           </w:pPr>
-          <w:hyperlink w:anchor="_Toc241477282" w:history="1">
+          <w:hyperlink w:anchor="_Toc241479076" w:history="1">
             <w:r>
               <w:rPr>
                 <w:rStyle w:val="Hyperlink"/>
@@ -10898,7 +10968,7 @@
                 <w:noProof/>
                 <w:webHidden/>
               </w:rPr>
-              <w:instrText xml:space="preserve"> PAGEREF _Toc241477282 \h </w:instrText>
+              <w:instrText xml:space="preserve"> PAGEREF _Toc241479076 \h </w:instrText>
             </w:r>
             <w:r>
               <w:rPr>
@@ -10946,7 +11016,7 @@
               <w14:ligatures w14:val="standardContextual"/>
             </w:rPr>
           </w:pPr>
-          <w:hyperlink w:anchor="_Toc241477283" w:history="1">
+          <w:hyperlink w:anchor="_Toc241479077" w:history="1">
             <w:r>
               <w:rPr>
                 <w:rStyle w:val="Hyperlink"/>
@@ -10973,7 +11043,7 @@
                 <w:noProof/>
                 <w:webHidden/>
               </w:rPr>
-              <w:instrText xml:space="preserve"> PAGEREF _Toc241477283 \h </w:instrText>
+              <w:instrText xml:space="preserve"> PAGEREF _Toc241479077 \h </w:instrText>
             </w:r>
             <w:r>
               <w:rPr>
@@ -11049,7 +11119,7 @@
           <w:lang w:val="pt-BR"/>
         </w:rPr>
       </w:pPr>
-      <w:bookmarkStart w:id="0" w:name="_Toc241477202"/>
+      <w:bookmarkStart w:id="0" w:name="_Toc241478995"/>
       <w:r>
         <w:rPr>
           <w:lang w:val="pt-BR"/>
@@ -11063,7 +11133,7 @@
       <w:pPr>
         <w:pStyle w:val="Ttulo2"/>
       </w:pPr>
-      <w:bookmarkStart w:id="1" w:name="_Toc241477203"/>
+      <w:bookmarkStart w:id="1" w:name="_Toc241478996"/>
       <w:r>
         <w:t>Objetivos</w:t>
       </w:r>
@@ -11117,7 +11187,7 @@
       <w:bookmarkStart w:id="2" w:name="_Toc165310847"/>
       <w:bookmarkStart w:id="3" w:name="_Toc182927330"/>
       <w:bookmarkStart w:id="4" w:name="_Toc275318808"/>
-      <w:bookmarkStart w:id="5" w:name="_Toc241477204"/>
+      <w:bookmarkStart w:id="5" w:name="_Toc241478997"/>
       <w:r>
         <w:t xml:space="preserve">Métodos </w:t>
       </w:r>
@@ -11447,7 +11517,7 @@
       </w:pPr>
       <w:bookmarkStart w:id="12" w:name="_Toc331506323"/>
       <w:bookmarkStart w:id="13" w:name="_Toc331507631"/>
-      <w:bookmarkStart w:id="14" w:name="_Toc241477205"/>
+      <w:bookmarkStart w:id="14" w:name="_Toc241478998"/>
       <w:r>
         <w:rPr>
           <w:lang w:val="pt-BR"/>
@@ -11475,7 +11545,7 @@
       <w:pPr>
         <w:pStyle w:val="Ttulo2"/>
       </w:pPr>
-      <w:bookmarkStart w:id="15" w:name="_Toc241477206"/>
+      <w:bookmarkStart w:id="15" w:name="_Toc241478999"/>
       <w:r>
         <w:t>Requisitos Funcionais</w:t>
       </w:r>
@@ -11491,7 +11561,7 @@
       <w:pPr>
         <w:pStyle w:val="Ttulo3"/>
       </w:pPr>
-      <w:bookmarkStart w:id="16" w:name="_Toc241477207"/>
+      <w:bookmarkStart w:id="16" w:name="_Toc241479000"/>
       <w:r>
         <w:t>RF1 – Criar Agendamento</w:t>
       </w:r>
@@ -11515,7 +11585,7 @@
       <w:pPr>
         <w:pStyle w:val="Ttulo3"/>
       </w:pPr>
-      <w:bookmarkStart w:id="17" w:name="_Toc241477208"/>
+      <w:bookmarkStart w:id="17" w:name="_Toc241479001"/>
       <w:r>
         <w:t xml:space="preserve">RF2 – </w:t>
       </w:r>
@@ -11556,7 +11626,7 @@
       <w:pPr>
         <w:pStyle w:val="Ttulo3"/>
       </w:pPr>
-      <w:bookmarkStart w:id="18" w:name="_Toc241477209"/>
+      <w:bookmarkStart w:id="18" w:name="_Toc241479002"/>
       <w:r>
         <w:t>RF3 – Cancelar Agendamento</w:t>
       </w:r>
@@ -11589,7 +11659,7 @@
       <w:pPr>
         <w:pStyle w:val="Ttulo3"/>
       </w:pPr>
-      <w:bookmarkStart w:id="19" w:name="_Toc241477210"/>
+      <w:bookmarkStart w:id="19" w:name="_Toc241479003"/>
       <w:r>
         <w:t>RF4 – Concluir Agendamento</w:t>
       </w:r>
@@ -11622,7 +11692,7 @@
       <w:pPr>
         <w:pStyle w:val="Ttulo3"/>
       </w:pPr>
-      <w:bookmarkStart w:id="20" w:name="_Toc241477211"/>
+      <w:bookmarkStart w:id="20" w:name="_Toc241479004"/>
       <w:r>
         <w:lastRenderedPageBreak/>
         <w:t>RF5 – Visualizar Agenda</w:t>
@@ -11661,7 +11731,7 @@
       <w:pPr>
         <w:pStyle w:val="Ttulo3"/>
       </w:pPr>
-      <w:bookmarkStart w:id="21" w:name="_Toc241477212"/>
+      <w:bookmarkStart w:id="21" w:name="_Toc241479005"/>
       <w:r>
         <w:t>RF6 – Cadastrar Usuário</w:t>
       </w:r>
@@ -11695,7 +11765,7 @@
       <w:pPr>
         <w:pStyle w:val="Ttulo3"/>
       </w:pPr>
-      <w:bookmarkStart w:id="22" w:name="_Toc241477213"/>
+      <w:bookmarkStart w:id="22" w:name="_Toc241479006"/>
       <w:r>
         <w:t>RF7 – Realizar Login</w:t>
       </w:r>
@@ -11717,7 +11787,7 @@
       <w:pPr>
         <w:pStyle w:val="Ttulo3"/>
       </w:pPr>
-      <w:bookmarkStart w:id="23" w:name="_Toc241477214"/>
+      <w:bookmarkStart w:id="23" w:name="_Toc241479007"/>
       <w:r>
         <w:t>RF8 – Recuperar Senha</w:t>
       </w:r>
@@ -11738,7 +11808,7 @@
       <w:pPr>
         <w:pStyle w:val="Ttulo3"/>
       </w:pPr>
-      <w:bookmarkStart w:id="24" w:name="_Toc241477215"/>
+      <w:bookmarkStart w:id="24" w:name="_Toc241479008"/>
       <w:r>
         <w:t xml:space="preserve">RF9 – </w:t>
       </w:r>
@@ -11765,7 +11835,7 @@
       <w:pPr>
         <w:pStyle w:val="Ttulo3"/>
       </w:pPr>
-      <w:bookmarkStart w:id="25" w:name="_Toc241477216"/>
+      <w:bookmarkStart w:id="25" w:name="_Toc241479009"/>
       <w:r>
         <w:t xml:space="preserve">RF10 – </w:t>
       </w:r>
@@ -11802,7 +11872,7 @@
       <w:pPr>
         <w:pStyle w:val="Ttulo3"/>
       </w:pPr>
-      <w:bookmarkStart w:id="26" w:name="_Toc241477217"/>
+      <w:bookmarkStart w:id="26" w:name="_Toc241479010"/>
       <w:r>
         <w:t>RF11 – Cadastrar Cliente</w:t>
       </w:r>
@@ -11832,7 +11902,7 @@
       <w:pPr>
         <w:pStyle w:val="Ttulo3"/>
       </w:pPr>
-      <w:bookmarkStart w:id="27" w:name="_Toc241477218"/>
+      <w:bookmarkStart w:id="27" w:name="_Toc241479011"/>
       <w:r>
         <w:t>RF12 – Listar Clientes</w:t>
       </w:r>
@@ -11853,7 +11923,7 @@
       <w:pPr>
         <w:pStyle w:val="Ttulo3"/>
       </w:pPr>
-      <w:bookmarkStart w:id="28" w:name="_Toc241477219"/>
+      <w:bookmarkStart w:id="28" w:name="_Toc241479012"/>
       <w:r>
         <w:t>RF13 – Editar Cliente</w:t>
       </w:r>
@@ -11874,7 +11944,7 @@
       <w:pPr>
         <w:pStyle w:val="Ttulo3"/>
       </w:pPr>
-      <w:bookmarkStart w:id="29" w:name="_Toc241477220"/>
+      <w:bookmarkStart w:id="29" w:name="_Toc241479013"/>
       <w:r>
         <w:lastRenderedPageBreak/>
         <w:t>RF14 – Histórico de Cliente</w:t>
@@ -11896,7 +11966,7 @@
       <w:pPr>
         <w:pStyle w:val="Ttulo3"/>
       </w:pPr>
-      <w:bookmarkStart w:id="30" w:name="_Toc241477221"/>
+      <w:bookmarkStart w:id="30" w:name="_Toc241479014"/>
       <w:r>
         <w:t xml:space="preserve">RF15 – </w:t>
       </w:r>
@@ -11936,7 +12006,7 @@
       <w:pPr>
         <w:pStyle w:val="Ttulo3"/>
       </w:pPr>
-      <w:bookmarkStart w:id="31" w:name="_Toc241477222"/>
+      <w:bookmarkStart w:id="31" w:name="_Toc241479015"/>
       <w:r>
         <w:t>RF16 – Listar Tipo de Serviço</w:t>
       </w:r>
@@ -11967,7 +12037,7 @@
       <w:pPr>
         <w:pStyle w:val="Ttulo3"/>
       </w:pPr>
-      <w:bookmarkStart w:id="32" w:name="_Toc241477223"/>
+      <w:bookmarkStart w:id="32" w:name="_Toc241479016"/>
       <w:r>
         <w:t>RF17 – Editar Tipo de Serviço</w:t>
       </w:r>
@@ -11999,7 +12069,7 @@
       <w:pPr>
         <w:pStyle w:val="Ttulo3"/>
       </w:pPr>
-      <w:bookmarkStart w:id="33" w:name="_Toc241477224"/>
+      <w:bookmarkStart w:id="33" w:name="_Toc241479017"/>
       <w:r>
         <w:t>RF18 – Excluir Tipo de Serviço</w:t>
       </w:r>
@@ -12031,7 +12101,7 @@
       <w:pPr>
         <w:pStyle w:val="Ttulo3"/>
       </w:pPr>
-      <w:bookmarkStart w:id="34" w:name="_Toc241477225"/>
+      <w:bookmarkStart w:id="34" w:name="_Toc241479018"/>
       <w:r>
         <w:t xml:space="preserve">RF19 – </w:t>
       </w:r>
@@ -12071,7 +12141,7 @@
         <w:widowControl/>
         <w:spacing w:after="160" w:line="278" w:lineRule="auto"/>
       </w:pPr>
-      <w:bookmarkStart w:id="35" w:name="_Toc241477226"/>
+      <w:bookmarkStart w:id="35" w:name="_Toc241479019"/>
       <w:r>
         <w:t>RF20 – Editar Registro Financeiro</w:t>
       </w:r>
@@ -12106,7 +12176,7 @@
         <w:widowControl/>
         <w:spacing w:after="160" w:line="278" w:lineRule="auto"/>
       </w:pPr>
-      <w:bookmarkStart w:id="36" w:name="_Toc241477227"/>
+      <w:bookmarkStart w:id="36" w:name="_Toc241479020"/>
       <w:r>
         <w:t>RF21 – Excluir Registro Financeiro</w:t>
       </w:r>
@@ -12128,7 +12198,7 @@
       <w:pPr>
         <w:pStyle w:val="Ttulo3"/>
       </w:pPr>
-      <w:bookmarkStart w:id="37" w:name="_Toc241477228"/>
+      <w:bookmarkStart w:id="37" w:name="_Toc241479021"/>
       <w:r>
         <w:t xml:space="preserve">RF22 – </w:t>
       </w:r>
@@ -12175,7 +12245,7 @@
       <w:pPr>
         <w:pStyle w:val="Ttulo3"/>
       </w:pPr>
-      <w:bookmarkStart w:id="38" w:name="_Toc241477229"/>
+      <w:bookmarkStart w:id="38" w:name="_Toc241479022"/>
       <w:r>
         <w:t xml:space="preserve">RF23 – </w:t>
       </w:r>
@@ -12213,7 +12283,7 @@
       <w:pPr>
         <w:pStyle w:val="Ttulo3"/>
       </w:pPr>
-      <w:bookmarkStart w:id="39" w:name="_Toc241477230"/>
+      <w:bookmarkStart w:id="39" w:name="_Toc241479023"/>
       <w:r>
         <w:t xml:space="preserve">RF24 – </w:t>
       </w:r>
@@ -12251,7 +12321,7 @@
         </w:rPr>
         <w:t xml:space="preserve"> </w:t>
       </w:r>
-      <w:bookmarkStart w:id="40" w:name="_Toc241477231"/>
+      <w:bookmarkStart w:id="40" w:name="_Toc241479024"/>
       <w:r>
         <w:rPr>
           <w:rFonts w:eastAsia="Arial"/>
@@ -12285,7 +12355,7 @@
       <w:pPr>
         <w:pStyle w:val="Ttulo3"/>
       </w:pPr>
-      <w:bookmarkStart w:id="41" w:name="_Toc241477232"/>
+      <w:bookmarkStart w:id="41" w:name="_Toc241479025"/>
       <w:r>
         <w:t>RF26 – Visualizar Logs do Sistema</w:t>
       </w:r>
@@ -12305,7 +12375,7 @@
       <w:pPr>
         <w:pStyle w:val="Ttulo3"/>
       </w:pPr>
-      <w:bookmarkStart w:id="42" w:name="_Toc241477233"/>
+      <w:bookmarkStart w:id="42" w:name="_Toc241479026"/>
       <w:r>
         <w:t>RF27 – Listar Clientes (Admin)</w:t>
       </w:r>
@@ -12326,7 +12396,7 @@
       <w:pPr>
         <w:pStyle w:val="Ttulo3"/>
       </w:pPr>
-      <w:bookmarkStart w:id="43" w:name="_Toc241477234"/>
+      <w:bookmarkStart w:id="43" w:name="_Toc241479027"/>
       <w:r>
         <w:t>RF28 – Listar Prestadores (Admin)</w:t>
       </w:r>
@@ -12346,7 +12416,7 @@
       <w:pPr>
         <w:pStyle w:val="Ttulo3"/>
       </w:pPr>
-      <w:bookmarkStart w:id="44" w:name="_Toc241477235"/>
+      <w:bookmarkStart w:id="44" w:name="_Toc241479028"/>
       <w:r>
         <w:t>RF29 – Gerar Credenciais do Cliente</w:t>
       </w:r>
@@ -12369,7 +12439,7 @@
       <w:pPr>
         <w:pStyle w:val="Ttulo3"/>
       </w:pPr>
-      <w:bookmarkStart w:id="45" w:name="_Toc241477236"/>
+      <w:bookmarkStart w:id="45" w:name="_Toc241479029"/>
       <w:r>
         <w:t>RF30 – Realizar Login do Cliente</w:t>
       </w:r>
@@ -12392,7 +12462,7 @@
       <w:pPr>
         <w:pStyle w:val="Ttulo3"/>
       </w:pPr>
-      <w:bookmarkStart w:id="46" w:name="_Toc241477237"/>
+      <w:bookmarkStart w:id="46" w:name="_Toc241479030"/>
       <w:r>
         <w:t>RF31 – Trocar Senha no Primeiro Acesso</w:t>
       </w:r>
@@ -12415,7 +12485,7 @@
       <w:pPr>
         <w:pStyle w:val="Ttulo3"/>
       </w:pPr>
-      <w:bookmarkStart w:id="47" w:name="_Toc241477238"/>
+      <w:bookmarkStart w:id="47" w:name="_Toc241479031"/>
       <w:r>
         <w:t>RF32 – Definir E-mail Secundário do Cliente</w:t>
       </w:r>
@@ -12438,7 +12508,7 @@
       <w:pPr>
         <w:pStyle w:val="Ttulo3"/>
       </w:pPr>
-      <w:bookmarkStart w:id="48" w:name="_Toc241477239"/>
+      <w:bookmarkStart w:id="48" w:name="_Toc241479032"/>
       <w:r>
         <w:t>RF33 – Recuperar Senha do Cliente</w:t>
       </w:r>
@@ -12461,7 +12531,7 @@
       <w:pPr>
         <w:pStyle w:val="Ttulo3"/>
       </w:pPr>
-      <w:bookmarkStart w:id="49" w:name="_Toc241477240"/>
+      <w:bookmarkStart w:id="49" w:name="_Toc241479033"/>
       <w:r>
         <w:t>RF34 – Exibir Perfil do Cliente</w:t>
       </w:r>
@@ -12484,7 +12554,7 @@
       <w:pPr>
         <w:pStyle w:val="Ttulo3"/>
       </w:pPr>
-      <w:bookmarkStart w:id="50" w:name="_Toc241477241"/>
+      <w:bookmarkStart w:id="50" w:name="_Toc241479034"/>
       <w:r>
         <w:t>RF35 – Fazer Upload de Fotos de Serviço</w:t>
       </w:r>
@@ -12507,7 +12577,7 @@
       <w:pPr>
         <w:pStyle w:val="Ttulo3"/>
       </w:pPr>
-      <w:bookmarkStart w:id="51" w:name="_Toc241477242"/>
+      <w:bookmarkStart w:id="51" w:name="_Toc241479035"/>
       <w:r>
         <w:t>RF36 – Excluir Foto</w:t>
       </w:r>
@@ -12530,7 +12600,7 @@
       <w:pPr>
         <w:pStyle w:val="Ttulo3"/>
       </w:pPr>
-      <w:bookmarkStart w:id="52" w:name="_Toc241477243"/>
+      <w:bookmarkStart w:id="52" w:name="_Toc241479036"/>
       <w:r>
         <w:t>RF37 – Exibir Portfólio Público</w:t>
       </w:r>
@@ -12553,7 +12623,7 @@
       <w:pPr>
         <w:pStyle w:val="Ttulo3"/>
       </w:pPr>
-      <w:bookmarkStart w:id="53" w:name="_Toc241477244"/>
+      <w:bookmarkStart w:id="53" w:name="_Toc241479037"/>
       <w:r>
         <w:t>RF38 – Exibir Métricas de Serviço para o Cliente</w:t>
       </w:r>
@@ -12576,7 +12646,7 @@
       <w:pPr>
         <w:pStyle w:val="Ttulo3"/>
       </w:pPr>
-      <w:bookmarkStart w:id="54" w:name="_Toc241477245"/>
+      <w:bookmarkStart w:id="54" w:name="_Toc241479038"/>
       <w:r>
         <w:t>RF39 – Exibir Métricas de Serviço para o Prestador</w:t>
       </w:r>
@@ -12603,7 +12673,7 @@
       <w:pPr>
         <w:pStyle w:val="Ttulo3"/>
       </w:pPr>
-      <w:bookmarkStart w:id="55" w:name="_Toc241477246"/>
+      <w:bookmarkStart w:id="55" w:name="_Toc241479039"/>
       <w:r>
         <w:t>RF40 – Monitorar Presença por Geocodificação</w:t>
       </w:r>
@@ -12649,7 +12719,7 @@
       <w:pPr>
         <w:pStyle w:val="Ttulo3"/>
       </w:pPr>
-      <w:bookmarkStart w:id="56" w:name="_Toc241477247"/>
+      <w:bookmarkStart w:id="56" w:name="_Toc241479040"/>
       <w:r>
         <w:t>RF41 – Definir Visibilidade do Telefone</w:t>
       </w:r>
@@ -12672,7 +12742,7 @@
       <w:pPr>
         <w:pStyle w:val="Ttulo3"/>
       </w:pPr>
-      <w:bookmarkStart w:id="57" w:name="_Toc241477248"/>
+      <w:bookmarkStart w:id="57" w:name="_Toc241479041"/>
       <w:r>
         <w:t>RF42 – Autorizar Foto no Portfólio</w:t>
       </w:r>
@@ -12688,7 +12758,7 @@
       <w:pPr>
         <w:pStyle w:val="Ttulo3"/>
       </w:pPr>
-      <w:bookmarkStart w:id="58" w:name="_Toc241477249"/>
+      <w:bookmarkStart w:id="58" w:name="_Toc241479042"/>
       <w:r>
         <w:t>RF43 – Definir Visibilidade da Cidade</w:t>
       </w:r>
@@ -12704,7 +12774,7 @@
       <w:pPr>
         <w:pStyle w:val="Ttulo3"/>
       </w:pPr>
-      <w:bookmarkStart w:id="59" w:name="_Toc241477250"/>
+      <w:bookmarkStart w:id="59" w:name="_Toc241479043"/>
       <w:r>
         <w:t>RF44 – Exibir Planos Disponíveis</w:t>
       </w:r>
@@ -12737,7 +12807,7 @@
       <w:pPr>
         <w:pStyle w:val="Ttulo3"/>
       </w:pPr>
-      <w:bookmarkStart w:id="60" w:name="_Toc241477251"/>
+      <w:bookmarkStart w:id="60" w:name="_Toc241479044"/>
       <w:r>
         <w:lastRenderedPageBreak/>
         <w:t>RF45 – Assinar Plano</w:t>
@@ -12757,7 +12827,7 @@
       <w:pPr>
         <w:pStyle w:val="Ttulo3"/>
       </w:pPr>
-      <w:bookmarkStart w:id="61" w:name="_Toc241477252"/>
+      <w:bookmarkStart w:id="61" w:name="_Toc241479045"/>
       <w:r>
         <w:t>RF46 – Alterar Plano</w:t>
       </w:r>
@@ -12776,7 +12846,7 @@
       <w:pPr>
         <w:pStyle w:val="Ttulo3"/>
       </w:pPr>
-      <w:bookmarkStart w:id="62" w:name="_Toc241477253"/>
+      <w:bookmarkStart w:id="62" w:name="_Toc241479046"/>
       <w:r>
         <w:t>RF47 – Cancelar Assinatura</w:t>
       </w:r>
@@ -12795,7 +12865,7 @@
       <w:pPr>
         <w:pStyle w:val="Ttulo3"/>
       </w:pPr>
-      <w:bookmarkStart w:id="63" w:name="_Toc241477254"/>
+      <w:bookmarkStart w:id="63" w:name="_Toc241479047"/>
       <w:r>
         <w:t>RF4</w:t>
       </w:r>
@@ -12817,7 +12887,7 @@
       <w:pPr>
         <w:pStyle w:val="Ttulo3"/>
       </w:pPr>
-      <w:bookmarkStart w:id="64" w:name="_Toc241477255"/>
+      <w:bookmarkStart w:id="64" w:name="_Toc241479048"/>
       <w:r>
         <w:t>RF49 – Gerenciar Período de Teste Gratuito</w:t>
       </w:r>
@@ -12836,7 +12906,7 @@
       <w:pPr>
         <w:pStyle w:val="Ttulo3"/>
       </w:pPr>
-      <w:bookmarkStart w:id="65" w:name="_Toc241477256"/>
+      <w:bookmarkStart w:id="65" w:name="_Toc241479049"/>
       <w:r>
         <w:t>RF50 – Aprovar ou Recusar Assinatura de Plano</w:t>
       </w:r>
@@ -12866,7 +12936,7 @@
       <w:pPr>
         <w:pStyle w:val="Ttulo2"/>
       </w:pPr>
-      <w:bookmarkStart w:id="66" w:name="_Toc241477257"/>
+      <w:bookmarkStart w:id="66" w:name="_Toc241479050"/>
       <w:r>
         <w:lastRenderedPageBreak/>
         <w:t>Requisitos Não Funcionais</w:t>
@@ -13019,7 +13089,7 @@
       </w:pPr>
       <w:bookmarkStart w:id="70" w:name="_Toc182927339"/>
       <w:bookmarkStart w:id="71" w:name="_Toc326436659"/>
-      <w:bookmarkStart w:id="72" w:name="_Toc241477258"/>
+      <w:bookmarkStart w:id="72" w:name="_Toc241479051"/>
       <w:r>
         <w:lastRenderedPageBreak/>
         <w:t>Diagrama de Caso de Uso</w:t>
@@ -13065,7 +13135,7 @@
       <w:bookmarkStart w:id="92" w:name="_Toc213647691"/>
       <w:bookmarkStart w:id="93" w:name="_Toc213665795"/>
       <w:bookmarkStart w:id="94" w:name="_Toc213665834"/>
-      <w:bookmarkStart w:id="95" w:name="_Toc241477167"/>
+      <w:bookmarkStart w:id="95" w:name="_Toc241478813"/>
       <w:r>
         <w:t xml:space="preserve">Figura </w:t>
       </w:r>
@@ -13123,7 +13193,7 @@
           <w:noProof/>
         </w:rPr>
         <w:drawing>
-          <wp:inline distT="0" distB="0" distL="0" distR="0" wp14:anchorId="703A1FEA" wp14:editId="4108C846">
+          <wp:inline distT="0" distB="0" distL="0" distR="0" wp14:anchorId="703A1FEA" wp14:editId="2B22B461">
             <wp:extent cx="5567947" cy="4533900"/>
             <wp:effectExtent l="0" t="0" r="0" b="0"/>
             <wp:docPr id="953221992" name="drawing"/>
@@ -13193,7 +13263,7 @@
         <w:pStyle w:val="Ttulo2"/>
       </w:pPr>
       <w:bookmarkStart w:id="96" w:name="_Toc489932645"/>
-      <w:bookmarkStart w:id="97" w:name="_Toc241477259"/>
+      <w:bookmarkStart w:id="97" w:name="_Toc241479052"/>
       <w:r>
         <w:t>Diagrama de Classe</w:t>
       </w:r>
@@ -13235,7 +13305,7 @@
       </w:pPr>
       <w:bookmarkStart w:id="98" w:name="_Toc182927346"/>
       <w:bookmarkStart w:id="99" w:name="_Toc1016310750"/>
-      <w:bookmarkStart w:id="100" w:name="_Toc241477260"/>
+      <w:bookmarkStart w:id="100" w:name="_Toc241479053"/>
       <w:r>
         <w:t>Regras de negócio</w:t>
       </w:r>
@@ -13266,7 +13336,7 @@
       <w:pPr>
         <w:pStyle w:val="Figura"/>
       </w:pPr>
-      <w:bookmarkStart w:id="101" w:name="_Toc241477168"/>
+      <w:bookmarkStart w:id="101" w:name="_Toc241478814"/>
       <w:r>
         <w:rPr>
           <w:szCs w:val="24"/>
@@ -13380,7 +13450,7 @@
       <w:bookmarkStart w:id="102" w:name="_Toc182927347"/>
       <w:bookmarkStart w:id="103" w:name="_Toc1999012226"/>
       <w:bookmarkStart w:id="104" w:name="_Toc165310879"/>
-      <w:bookmarkStart w:id="105" w:name="_Toc241477261"/>
+      <w:bookmarkStart w:id="105" w:name="_Toc241479054"/>
       <w:r>
         <w:t>O que será elaborado?</w:t>
       </w:r>
@@ -13422,7 +13492,7 @@
       </w:pPr>
       <w:bookmarkStart w:id="107" w:name="_Toc182927348"/>
       <w:bookmarkStart w:id="108" w:name="_Toc1824459023"/>
-      <w:bookmarkStart w:id="109" w:name="_Toc241477262"/>
+      <w:bookmarkStart w:id="109" w:name="_Toc241479055"/>
       <w:r>
         <w:t>Como será elaborado?</w:t>
       </w:r>
@@ -13524,7 +13594,7 @@
       </w:pPr>
       <w:bookmarkStart w:id="112" w:name="_Toc182927349"/>
       <w:bookmarkStart w:id="113" w:name="_Toc1308799086"/>
-      <w:bookmarkStart w:id="114" w:name="_Toc241477263"/>
+      <w:bookmarkStart w:id="114" w:name="_Toc241479056"/>
       <w:r>
         <w:t>Para quem será elaborado?</w:t>
       </w:r>
@@ -13623,7 +13693,7 @@
       <w:pPr>
         <w:pStyle w:val="Ttulo2"/>
       </w:pPr>
-      <w:bookmarkStart w:id="120" w:name="_Toc241477264"/>
+      <w:bookmarkStart w:id="120" w:name="_Toc241479057"/>
       <w:r>
         <w:lastRenderedPageBreak/>
         <w:t>Quanto vai custar?</w:t>
@@ -13975,7 +14045,7 @@
       </w:pPr>
       <w:bookmarkStart w:id="123" w:name="_Toc182927341"/>
       <w:bookmarkStart w:id="124" w:name="_Toc515023479"/>
-      <w:bookmarkStart w:id="125" w:name="_Toc241477265"/>
+      <w:bookmarkStart w:id="125" w:name="_Toc241479058"/>
       <w:r>
         <w:lastRenderedPageBreak/>
         <w:t>Estudo de viabilidade</w:t>
@@ -13996,7 +14066,7 @@
       </w:pPr>
       <w:bookmarkStart w:id="126" w:name="_Toc182927342"/>
       <w:bookmarkStart w:id="127" w:name="_Toc857622307"/>
-      <w:bookmarkStart w:id="128" w:name="_Toc241477266"/>
+      <w:bookmarkStart w:id="128" w:name="_Toc241479059"/>
       <w:r>
         <w:t>Viabilidade de Mercado</w:t>
       </w:r>
@@ -14006,14 +14076,14 @@
     </w:p>
     <w:p>
       <w:r>
-        <w:t xml:space="preserve">A viabilidade de mercado analisa a demanda potencial, o público-alvo e as oportunidades de mercado para a aplicação. No projeto é atendido uma necessidade específica: </w:t>
+        <w:t>A viabilidade de mercado analisa a demanda potencial, o público-alvo e as oportunidades de mercado para a aplicação. No projeto é atendida uma necessidade específica:</w:t>
       </w:r>
     </w:p>
     <w:p>
       <w:pPr>
         <w:numPr>
           <w:ilvl w:val="0"/>
-          <w:numId w:val="22"/>
+          <w:numId w:val="30"/>
         </w:numPr>
       </w:pPr>
       <w:r>
@@ -14021,17 +14091,17 @@
           <w:b/>
           <w:bCs/>
         </w:rPr>
-        <w:t>Demanda Identificada</w:t>
-      </w:r>
-      <w:r>
-        <w:t>: O crescimento do trabalho autônomo e informal no Brasil cresce cada vez mais e muitos profissionais não tem um controle total de todos seus serviços realizados por organizarem essas informações manualmente.</w:t>
+        <w:t>Demanda Identificada:</w:t>
+      </w:r>
+      <w:r>
+        <w:t xml:space="preserve"> o crescimento do trabalho autônomo e informal no Brasil cresce cada vez mais, e muitos profissionais não têm um controle total de todos os seus serviços realizados por organizarem essas informações manualmente.</w:t>
       </w:r>
     </w:p>
     <w:p>
       <w:pPr>
         <w:numPr>
           <w:ilvl w:val="0"/>
-          <w:numId w:val="22"/>
+          <w:numId w:val="30"/>
         </w:numPr>
       </w:pPr>
       <w:r>
@@ -14039,17 +14109,17 @@
           <w:b/>
           <w:bCs/>
         </w:rPr>
-        <w:t xml:space="preserve">Concorrência: </w:t>
-      </w:r>
-      <w:r>
-        <w:t>Foram identificados poucos aplicativos de gerenciamento de serviços para trabalhadores autônomos, e os aplicativos encontrados de maioria são pagos, possuem interfaces mais complexa focando não só no trabalhador autônomo.</w:t>
+        <w:t>Concorrência:</w:t>
+      </w:r>
+      <w:r>
+        <w:t xml:space="preserve"> foram identificados poucos aplicativos de gerenciamento de serviços para trabalhadores autônomos, e a maioria dos aplicativos encontrados é paga e possui interfaces mais complexas, com foco não apenas no trabalhador autônomo.</w:t>
       </w:r>
     </w:p>
     <w:p>
       <w:pPr>
         <w:numPr>
           <w:ilvl w:val="0"/>
-          <w:numId w:val="22"/>
+          <w:numId w:val="30"/>
         </w:numPr>
       </w:pPr>
       <w:r>
@@ -14057,17 +14127,17 @@
           <w:b/>
           <w:bCs/>
         </w:rPr>
-        <w:t>Diferenciais do Site:</w:t>
-      </w:r>
-      <w:r>
-        <w:t xml:space="preserve"> Foco total nas necessidades de pessoas que trabalham por conta própria, sistema de fácil aprendizado sendo necessário apenas a aprendizagem pratica do autônomo.</w:t>
+        <w:t>Diferenciais:</w:t>
+      </w:r>
+      <w:r>
+        <w:t xml:space="preserve"> foco total nas necessidades de pessoas que trabalham por conta própria e sistema de fácil aprendizado, sendo necessária apenas a aprendizagem prática do autônomo. Também se destacam a comprovação de presença no local do atendimento por geofencing, o portal web para o cliente acompanhar os serviços realizados para ele, o portfólio público para divulgação do trabalho e os planos de assinatura de baixo custo, com 7 dias grátis para novos usuários.</w:t>
       </w:r>
     </w:p>
     <w:p>
       <w:pPr>
         <w:numPr>
           <w:ilvl w:val="0"/>
-          <w:numId w:val="22"/>
+          <w:numId w:val="30"/>
         </w:numPr>
       </w:pPr>
       <w:r>
@@ -14075,20 +14145,24 @@
           <w:b/>
           <w:bCs/>
         </w:rPr>
-        <w:t xml:space="preserve">Clientes Potenciais: </w:t>
-      </w:r>
-      <w:r>
-        <w:t>Trabalhadores autônomos da região.</w:t>
-      </w:r>
-    </w:p>
-    <w:p/>
+        <w:t>Clientes Potenciais:</w:t>
+      </w:r>
+      <w:r>
+        <w:t xml:space="preserve"> trabalhadores autônomos da região e os clientes atendidos por esses profissionais.</w:t>
+      </w:r>
+    </w:p>
+    <w:p>
+      <w:pPr>
+        <w:ind w:left="720" w:firstLine="0"/>
+      </w:pPr>
+    </w:p>
     <w:p>
       <w:pPr>
         <w:pStyle w:val="Ttulo2"/>
       </w:pPr>
       <w:bookmarkStart w:id="129" w:name="_Toc182927343"/>
       <w:bookmarkStart w:id="130" w:name="_Toc2048096091"/>
-      <w:bookmarkStart w:id="131" w:name="_Toc241477267"/>
+      <w:bookmarkStart w:id="131" w:name="_Toc241479060"/>
       <w:r>
         <w:t>Viabilidade Técnica</w:t>
       </w:r>
@@ -14097,8 +14171,27 @@
       <w:bookmarkEnd w:id="131"/>
     </w:p>
     <w:p>
-      <w:r>
-        <w:t>A viabilidade de recursos refere-se à análise dos insumos necessários para o desenvolvimento e manutenção da aplicação, avaliando sua disponibilidade e adequação. Para a criação da aplicação web, consideramos a necessidade de recursos humanos, as ferramentas e infraestrutura. Os recursos financeiros não foram levantados, pois o projeto possui um foco educacional e não prevê a utilização de investimentos monetários.</w:t>
+      <w:pPr>
+        <w:rPr>
+          <w:rFonts w:cs="Arial"/>
+          <w:szCs w:val="24"/>
+        </w:rPr>
+      </w:pPr>
+      <w:bookmarkStart w:id="132" w:name="_Toc512747447"/>
+      <w:r>
+        <w:rPr>
+          <w:rFonts w:cs="Arial"/>
+          <w:szCs w:val="24"/>
+        </w:rPr>
+        <w:t xml:space="preserve">A viabilidade de recursos refere-se à análise dos insumos necessários para o desenvolvimento e a manutenção da aplicação, avaliando sua disponibilidade e adequação. Para a criação do aplicativo mobile e da plataforma web, consideramos a </w:t>
+      </w:r>
+      <w:r>
+        <w:rPr>
+          <w:rFonts w:cs="Arial"/>
+          <w:szCs w:val="24"/>
+        </w:rPr>
+        <w:lastRenderedPageBreak/>
+        <w:t>necessidade de recursos humanos, as ferramentas e a infraestrutura. Os recursos financeiros não foram levantados, pois o projeto possui um foco educacional.</w:t>
       </w:r>
     </w:p>
     <w:p>
@@ -14106,8 +14199,15 @@
         <w:pStyle w:val="PargrafodaLista"/>
         <w:numPr>
           <w:ilvl w:val="0"/>
-          <w:numId w:val="23"/>
+          <w:numId w:val="31"/>
         </w:numPr>
+        <w:rPr>
+          <w:rFonts w:ascii="Arial" w:hAnsi="Arial" w:cs="Arial"/>
+          <w:sz w:val="24"/>
+          <w:szCs w:val="24"/>
+        </w:rPr>
+      </w:pPr>
+      <w:r>
         <w:rPr>
           <w:rFonts w:ascii="Arial" w:hAnsi="Arial" w:cs="Arial"/>
           <w:b/>
@@ -14115,6 +14215,29 @@
           <w:sz w:val="24"/>
           <w:szCs w:val="24"/>
         </w:rPr>
+        <w:t>Recursos Humanos:</w:t>
+      </w:r>
+      <w:r>
+        <w:rPr>
+          <w:rFonts w:ascii="Arial" w:hAnsi="Arial" w:cs="Arial"/>
+          <w:sz w:val="24"/>
+          <w:szCs w:val="24"/>
+        </w:rPr>
+        <w:t xml:space="preserve"> a execução deste projeto será conduzida pelos próprios alunos, que também são os autores do trabalho.</w:t>
+      </w:r>
+    </w:p>
+    <w:p>
+      <w:pPr>
+        <w:pStyle w:val="PargrafodaLista"/>
+        <w:numPr>
+          <w:ilvl w:val="0"/>
+          <w:numId w:val="31"/>
+        </w:numPr>
+        <w:rPr>
+          <w:rFonts w:ascii="Arial" w:hAnsi="Arial" w:cs="Arial"/>
+          <w:sz w:val="24"/>
+          <w:szCs w:val="24"/>
+        </w:rPr>
       </w:pPr>
       <w:r>
         <w:rPr>
@@ -14124,7 +14247,7 @@
           <w:sz w:val="24"/>
           <w:szCs w:val="24"/>
         </w:rPr>
-        <w:t xml:space="preserve">Recursos Humanos: </w:t>
+        <w:t>Ferramentas:</w:t>
       </w:r>
       <w:r>
         <w:rPr>
@@ -14132,15 +14255,15 @@
           <w:sz w:val="24"/>
           <w:szCs w:val="24"/>
         </w:rPr>
-        <w:t>A execução deste projeto será conduzida pelos próprios alunos, que também são os autores do trabalho.</w:t>
+        <w:t xml:space="preserve"> para a elaboração do projeto, será utilizado um conjunto de tecnologias modernas, como: </w:t>
       </w:r>
     </w:p>
     <w:p>
       <w:pPr>
         <w:pStyle w:val="PargrafodaLista"/>
         <w:numPr>
-          <w:ilvl w:val="0"/>
-          <w:numId w:val="23"/>
+          <w:ilvl w:val="1"/>
+          <w:numId w:val="31"/>
         </w:numPr>
         <w:rPr>
           <w:rFonts w:ascii="Arial" w:hAnsi="Arial" w:cs="Arial"/>
@@ -14156,8 +14279,7 @@
           <w:sz w:val="24"/>
           <w:szCs w:val="24"/>
         </w:rPr>
-        <w:lastRenderedPageBreak/>
-        <w:t xml:space="preserve">Ferramentas: </w:t>
+        <w:t xml:space="preserve">C# como linguagem de programação </w:t>
       </w:r>
       <w:r>
         <w:rPr>
@@ -14165,7 +14287,7 @@
           <w:sz w:val="24"/>
           <w:szCs w:val="24"/>
         </w:rPr>
-        <w:t xml:space="preserve">Para a elaboração do projeto, serão utilizadas um conjunto de tecnologias modernas como: </w:t>
+        <w:t>para o desenvolvimento da aplicação;</w:t>
       </w:r>
     </w:p>
     <w:p>
@@ -14173,7 +14295,7 @@
         <w:pStyle w:val="PargrafodaLista"/>
         <w:numPr>
           <w:ilvl w:val="1"/>
-          <w:numId w:val="23"/>
+          <w:numId w:val="31"/>
         </w:numPr>
         <w:rPr>
           <w:rFonts w:ascii="Arial" w:hAnsi="Arial" w:cs="Arial"/>
@@ -14189,16 +14311,15 @@
           <w:sz w:val="24"/>
           <w:szCs w:val="24"/>
         </w:rPr>
-        <w:t>C#</w:t>
+        <w:t>Backend em ASP.NET</w:t>
       </w:r>
       <w:r>
         <w:rPr>
           <w:rFonts w:ascii="Arial" w:hAnsi="Arial" w:cs="Arial"/>
-          <w:bCs/>
           <w:sz w:val="24"/>
           <w:szCs w:val="24"/>
         </w:rPr>
-        <w:t xml:space="preserve"> para linguagem de programação para desenvolvimento da aplicação;</w:t>
+        <w:t xml:space="preserve"> para a construção da API;</w:t>
       </w:r>
     </w:p>
     <w:p>
@@ -14206,7 +14327,7 @@
         <w:pStyle w:val="PargrafodaLista"/>
         <w:numPr>
           <w:ilvl w:val="1"/>
-          <w:numId w:val="23"/>
+          <w:numId w:val="31"/>
         </w:numPr>
         <w:rPr>
           <w:rFonts w:ascii="Arial" w:hAnsi="Arial" w:cs="Arial"/>
@@ -14222,16 +14343,7 @@
           <w:sz w:val="24"/>
           <w:szCs w:val="24"/>
         </w:rPr>
-        <w:t xml:space="preserve">Backend em </w:t>
-      </w:r>
-      <w:r>
-        <w:rPr>
-          <w:rFonts w:ascii="Arial" w:hAnsi="Arial" w:cs="Arial"/>
-          <w:b/>
-          <w:sz w:val="24"/>
-          <w:szCs w:val="24"/>
-        </w:rPr>
-        <w:t>ASP.NET</w:t>
+        <w:t>Frontend em .NET MAUI</w:t>
       </w:r>
       <w:r>
         <w:rPr>
@@ -14239,7 +14351,7 @@
           <w:sz w:val="24"/>
           <w:szCs w:val="24"/>
         </w:rPr>
-        <w:t xml:space="preserve"> para a construção da API;</w:t>
+        <w:t xml:space="preserve"> como framework para o desenvolvimento do aplicativo mobile multiplataforma do prestador;</w:t>
       </w:r>
     </w:p>
     <w:p>
@@ -14247,7 +14359,7 @@
         <w:pStyle w:val="PargrafodaLista"/>
         <w:numPr>
           <w:ilvl w:val="1"/>
-          <w:numId w:val="23"/>
+          <w:numId w:val="31"/>
         </w:numPr>
         <w:rPr>
           <w:rFonts w:ascii="Arial" w:hAnsi="Arial" w:cs="Arial"/>
@@ -14263,16 +14375,7 @@
           <w:sz w:val="24"/>
           <w:szCs w:val="24"/>
         </w:rPr>
-        <w:t xml:space="preserve">Frontend em </w:t>
-      </w:r>
-      <w:r>
-        <w:rPr>
-          <w:rFonts w:ascii="Arial" w:hAnsi="Arial" w:cs="Arial"/>
-          <w:b/>
-          <w:sz w:val="24"/>
-          <w:szCs w:val="24"/>
-        </w:rPr>
-        <w:t>.NET MAUI</w:t>
+        <w:t>Plataforma web em ASP.NET</w:t>
       </w:r>
       <w:r>
         <w:rPr>
@@ -14280,7 +14383,7 @@
           <w:sz w:val="24"/>
           <w:szCs w:val="24"/>
         </w:rPr>
-        <w:t xml:space="preserve"> como framework para desenvolvimento mobile multiplataforma;</w:t>
+        <w:t xml:space="preserve"> para o acesso do cliente e do administrador;</w:t>
       </w:r>
     </w:p>
     <w:p>
@@ -14288,7 +14391,7 @@
         <w:pStyle w:val="PargrafodaLista"/>
         <w:numPr>
           <w:ilvl w:val="1"/>
-          <w:numId w:val="23"/>
+          <w:numId w:val="31"/>
         </w:numPr>
         <w:rPr>
           <w:rFonts w:ascii="Arial" w:hAnsi="Arial" w:cs="Arial"/>
@@ -14304,7 +14407,7 @@
           <w:sz w:val="24"/>
           <w:szCs w:val="24"/>
         </w:rPr>
-        <w:t xml:space="preserve">MongoDB </w:t>
+        <w:t>MongoDB</w:t>
       </w:r>
       <w:r>
         <w:rPr>
@@ -14312,7 +14415,7 @@
           <w:sz w:val="24"/>
           <w:szCs w:val="24"/>
         </w:rPr>
-        <w:t>para sistema de gerenciamento de banco de dados;</w:t>
+        <w:t xml:space="preserve"> como sistema de gerenciamento de banco de dados;</w:t>
       </w:r>
     </w:p>
     <w:p>
@@ -14320,85 +14423,31 @@
         <w:pStyle w:val="PargrafodaLista"/>
         <w:numPr>
           <w:ilvl w:val="1"/>
-          <w:numId w:val="23"/>
+          <w:numId w:val="31"/>
         </w:numPr>
-      </w:pPr>
-      <w:r>
-        <w:rPr>
-          <w:rFonts w:ascii="Arial" w:hAnsi="Arial" w:cs="Arial"/>
-          <w:b/>
-          <w:sz w:val="24"/>
-          <w:szCs w:val="24"/>
-        </w:rPr>
-        <w:t>Git e GitHub</w:t>
-      </w:r>
-      <w:r>
         <w:rPr>
           <w:rFonts w:ascii="Arial" w:hAnsi="Arial" w:cs="Arial"/>
           <w:sz w:val="24"/>
           <w:szCs w:val="24"/>
         </w:rPr>
-        <w:t xml:space="preserve"> como ferramentas de versionamento de código.</w:t>
-      </w:r>
-    </w:p>
-    <w:p>
-      <w:pPr>
-        <w:pStyle w:val="PargrafodaLista"/>
-        <w:numPr>
-          <w:ilvl w:val="0"/>
-          <w:numId w:val="23"/>
-        </w:numPr>
-        <w:rPr>
-          <w:rFonts w:ascii="Arial" w:eastAsia="Arial" w:hAnsi="Arial" w:cs="Arial"/>
-          <w:sz w:val="24"/>
-          <w:szCs w:val="24"/>
-        </w:rPr>
-      </w:pPr>
-      <w:r>
-        <w:rPr>
-          <w:rFonts w:ascii="Arial" w:eastAsia="Arial" w:hAnsi="Arial" w:cs="Arial"/>
+      </w:pPr>
+      <w:r>
+        <w:rPr>
+          <w:rFonts w:ascii="Arial" w:hAnsi="Arial" w:cs="Arial"/>
           <w:b/>
           <w:bCs/>
           <w:sz w:val="24"/>
           <w:szCs w:val="24"/>
         </w:rPr>
-        <w:t xml:space="preserve">Infraestrutura tecnológica: </w:t>
-      </w:r>
-      <w:r>
-        <w:rPr>
-          <w:rFonts w:ascii="Arial" w:eastAsia="Arial" w:hAnsi="Arial" w:cs="Arial"/>
+        <w:t>Git e GitHub</w:t>
+      </w:r>
+      <w:r>
+        <w:rPr>
+          <w:rFonts w:ascii="Arial" w:hAnsi="Arial" w:cs="Arial"/>
           <w:sz w:val="24"/>
           <w:szCs w:val="24"/>
         </w:rPr>
-        <w:t>contará com os computadores e a conexão à internet disponibilizados pela FATEC-JAHU.</w:t>
-      </w:r>
-    </w:p>
-    <w:p>
-      <w:pPr>
-        <w:pStyle w:val="Ttulo2"/>
-      </w:pPr>
-      <w:bookmarkStart w:id="132" w:name="_Toc512747447"/>
-      <w:bookmarkStart w:id="133" w:name="_Toc241477268"/>
-      <w:r>
-        <w:t xml:space="preserve">Viabilidade </w:t>
-      </w:r>
-      <w:bookmarkEnd w:id="132"/>
-      <w:r>
-        <w:t>Operacional</w:t>
-      </w:r>
-      <w:bookmarkEnd w:id="133"/>
-    </w:p>
-    <w:p>
-      <w:pPr>
-        <w:rPr>
-          <w:rFonts w:eastAsia="Arial"/>
-        </w:rPr>
-      </w:pPr>
-      <w:r>
-        <w:rPr>
-          <w:rFonts w:eastAsia="Arial"/>
-        </w:rPr>
-        <w:t>A viabilidade operacional analisa as condições práticas para a utilização da aplicação de monitoramento de pressão arterial. Essa avaliação considera a facilidade de uso da plataforma pelos pacientes e profissionais de saúde, bem como a capacidade do sistema de operar de forma estável, segura e contínua no ambiente proposto. Sendo assim foi analisado os seguintes aspectos:</w:t>
+        <w:t xml:space="preserve"> como ferramentas de versionamento de código.</w:t>
       </w:r>
     </w:p>
     <w:p>
@@ -14406,150 +14455,31 @@
         <w:pStyle w:val="PargrafodaLista"/>
         <w:numPr>
           <w:ilvl w:val="0"/>
-          <w:numId w:val="24"/>
+          <w:numId w:val="31"/>
         </w:numPr>
         <w:rPr>
-          <w:rFonts w:eastAsia="Arial"/>
-        </w:rPr>
-      </w:pPr>
-      <w:r>
-        <w:rPr>
-          <w:rFonts w:ascii="Arial" w:eastAsia="Arial" w:hAnsi="Arial" w:cs="Arial"/>
-          <w:b/>
+          <w:rFonts w:ascii="Arial" w:hAnsi="Arial" w:cs="Arial"/>
           <w:sz w:val="24"/>
           <w:szCs w:val="24"/>
         </w:rPr>
-        <w:t>Fluxo de Trabalho Simplificado:</w:t>
-      </w:r>
-      <w:r>
-        <w:rPr>
-          <w:rFonts w:ascii="Arial" w:eastAsia="Arial" w:hAnsi="Arial" w:cs="Arial"/>
-          <w:sz w:val="24"/>
-          <w:szCs w:val="24"/>
-        </w:rPr>
-        <w:t xml:space="preserve"> O aplicativo foi projetado para reduzir a informações presentes no aplicativo, focando apenas em informações essenciais para o gerenciamento pelo usuário;</w:t>
-      </w:r>
-    </w:p>
-    <w:p>
-      <w:pPr>
-        <w:pStyle w:val="PargrafodaLista"/>
-        <w:numPr>
-          <w:ilvl w:val="0"/>
-          <w:numId w:val="24"/>
-        </w:numPr>
-        <w:rPr>
-          <w:rFonts w:eastAsia="Arial"/>
-        </w:rPr>
-      </w:pPr>
-      <w:r>
-        <w:rPr>
-          <w:rFonts w:ascii="Arial" w:eastAsia="Arial" w:hAnsi="Arial" w:cs="Arial"/>
-          <w:b/>
-          <w:sz w:val="24"/>
-          <w:szCs w:val="24"/>
-        </w:rPr>
-        <w:t xml:space="preserve">Acessibilidade e Usabilidade: </w:t>
-      </w:r>
-      <w:r>
-        <w:rPr>
-          <w:rFonts w:ascii="Arial" w:eastAsia="Arial" w:hAnsi="Arial" w:cs="Arial"/>
-          <w:sz w:val="24"/>
-          <w:szCs w:val="24"/>
-        </w:rPr>
-        <w:t>O aplicativo utiliza de métodos para simplificar o gerenciamento do usuário na plataforma, deixando-o mais intuitivo possível, para que não tenha problemas de entendimento do sistema;</w:t>
-      </w:r>
-    </w:p>
-    <w:p>
-      <w:pPr>
-        <w:pStyle w:val="PargrafodaLista"/>
-        <w:numPr>
-          <w:ilvl w:val="0"/>
-          <w:numId w:val="24"/>
-        </w:numPr>
-        <w:rPr>
-          <w:rFonts w:eastAsia="Arial"/>
-        </w:rPr>
-      </w:pPr>
-      <w:r>
-        <w:rPr>
-          <w:rFonts w:ascii="Arial" w:eastAsia="Arial" w:hAnsi="Arial" w:cs="Arial"/>
-          <w:b/>
-          <w:sz w:val="24"/>
-          <w:szCs w:val="24"/>
-        </w:rPr>
-        <w:t>Geração de Lucros e valores imediatos:</w:t>
-      </w:r>
-      <w:r>
-        <w:rPr>
-          <w:rFonts w:eastAsia="Arial"/>
-        </w:rPr>
-        <w:t xml:space="preserve"> </w:t>
-      </w:r>
-      <w:r>
-        <w:rPr>
-          <w:rFonts w:ascii="Arial" w:eastAsia="Arial" w:hAnsi="Arial" w:cs="Arial"/>
-          <w:sz w:val="24"/>
-          <w:szCs w:val="24"/>
-        </w:rPr>
-        <w:t>assim que o usuário inserir um valor do seu serviço, ou o valor gasto em materiais, o sistema registrará automaticamente esses valores ao cálculo do lucro final.</w:t>
-      </w:r>
-    </w:p>
-    <w:p>
-      <w:pPr>
-        <w:pStyle w:val="Ttulo2"/>
-      </w:pPr>
-      <w:bookmarkStart w:id="134" w:name="_Toc241477269"/>
-      <w:r>
-        <w:t>Viabilidade Econômica</w:t>
-      </w:r>
-      <w:bookmarkEnd w:id="134"/>
-    </w:p>
-    <w:p>
-      <w:pPr>
-        <w:ind w:left="720" w:firstLine="0"/>
-        <w:rPr>
-          <w:rFonts w:eastAsia="Arial" w:cs="Arial"/>
-          <w:szCs w:val="24"/>
-        </w:rPr>
-      </w:pPr>
-      <w:r>
-        <w:rPr>
-          <w:rFonts w:eastAsia="Arial" w:cs="Arial"/>
-          <w:szCs w:val="24"/>
-        </w:rPr>
-        <w:t xml:space="preserve">A viabilidade econômica busca verificar se o projeto pode ser mantido de forma financeiramente viável ao longo do tempo. Nessa análise, foram observados três fatores essenciais: </w:t>
-      </w:r>
-    </w:p>
-    <w:p>
-      <w:pPr>
-        <w:pStyle w:val="PargrafodaLista"/>
-        <w:numPr>
-          <w:ilvl w:val="0"/>
-          <w:numId w:val="5"/>
-        </w:numPr>
-        <w:rPr>
-          <w:rFonts w:ascii="Arial" w:eastAsia="Arial" w:hAnsi="Arial" w:cs="Arial"/>
-          <w:sz w:val="24"/>
-          <w:szCs w:val="24"/>
-        </w:rPr>
-      </w:pPr>
-      <w:r>
-        <w:rPr>
-          <w:rFonts w:ascii="Arial" w:eastAsia="Arial" w:hAnsi="Arial" w:cs="Arial"/>
+      </w:pPr>
+      <w:r>
+        <w:rPr>
+          <w:rFonts w:ascii="Arial" w:hAnsi="Arial" w:cs="Arial"/>
           <w:b/>
           <w:bCs/>
           <w:sz w:val="24"/>
           <w:szCs w:val="24"/>
         </w:rPr>
-        <w:t>Investimento inicial:</w:t>
-      </w:r>
-      <w:r>
-        <w:rPr>
-          <w:rFonts w:ascii="Arial" w:eastAsia="Arial" w:hAnsi="Arial" w:cs="Arial"/>
+        <w:t>Hospedagem em nuvem:</w:t>
+      </w:r>
+      <w:r>
+        <w:rPr>
+          <w:rFonts w:ascii="Arial" w:hAnsi="Arial" w:cs="Arial"/>
           <w:sz w:val="24"/>
           <w:szCs w:val="24"/>
         </w:rPr>
-        <w:t xml:space="preserve"> desenvolvimento, teste e validação do aplicativo, publicação do aplicativo, custos com ferramentas pagas;</w:t>
+        <w:t xml:space="preserve"> o banco de dados será hospedado no MongoDB Atlas, e o projeto (API e plataforma web) e o armazenamento (storage) das fotos de serviço ficarão no Microsoft Azure.</w:t>
       </w:r>
     </w:p>
     <w:p>
@@ -14557,31 +14487,31 @@
         <w:pStyle w:val="PargrafodaLista"/>
         <w:numPr>
           <w:ilvl w:val="0"/>
-          <w:numId w:val="5"/>
+          <w:numId w:val="31"/>
         </w:numPr>
         <w:rPr>
-          <w:rFonts w:ascii="Arial" w:eastAsia="Arial" w:hAnsi="Arial" w:cs="Arial"/>
+          <w:rFonts w:ascii="Arial" w:hAnsi="Arial" w:cs="Arial"/>
           <w:sz w:val="24"/>
           <w:szCs w:val="24"/>
         </w:rPr>
       </w:pPr>
       <w:r>
         <w:rPr>
-          <w:rFonts w:ascii="Arial" w:eastAsia="Arial" w:hAnsi="Arial" w:cs="Arial"/>
+          <w:rFonts w:ascii="Arial" w:hAnsi="Arial" w:cs="Arial"/>
           <w:b/>
           <w:bCs/>
           <w:sz w:val="24"/>
           <w:szCs w:val="24"/>
         </w:rPr>
-        <w:t>Custos recorrentes:</w:t>
-      </w:r>
-      <w:r>
-        <w:rPr>
-          <w:rFonts w:ascii="Arial" w:eastAsia="Arial" w:hAnsi="Arial" w:cs="Arial"/>
+        <w:t>Serviços de apoio:</w:t>
+      </w:r>
+      <w:r>
+        <w:rPr>
+          <w:rFonts w:ascii="Arial" w:hAnsi="Arial" w:cs="Arial"/>
           <w:sz w:val="24"/>
           <w:szCs w:val="24"/>
         </w:rPr>
-        <w:t xml:space="preserve"> custos com a infraestrutura como hospedagem, atualização e manutenção do sistema, assim como, custo com divulgação do produto;</w:t>
+        <w:t xml:space="preserve"> geocodificação e mapas, para o monitoramento de presença, e envio de e-mails, para as credenciais e a recuperação de senha.</w:t>
       </w:r>
     </w:p>
     <w:p>
@@ -14589,80 +14519,397 @@
         <w:pStyle w:val="PargrafodaLista"/>
         <w:numPr>
           <w:ilvl w:val="0"/>
-          <w:numId w:val="5"/>
+          <w:numId w:val="31"/>
         </w:numPr>
         <w:rPr>
-          <w:rFonts w:ascii="Arial" w:eastAsia="Arial" w:hAnsi="Arial" w:cs="Arial"/>
+          <w:rFonts w:ascii="Arial" w:hAnsi="Arial" w:cs="Arial"/>
           <w:sz w:val="24"/>
           <w:szCs w:val="24"/>
         </w:rPr>
       </w:pPr>
       <w:r>
         <w:rPr>
-          <w:rFonts w:ascii="Arial" w:eastAsia="Arial" w:hAnsi="Arial" w:cs="Arial"/>
+          <w:rFonts w:ascii="Arial" w:hAnsi="Arial" w:cs="Arial"/>
           <w:b/>
           <w:bCs/>
           <w:sz w:val="24"/>
           <w:szCs w:val="24"/>
         </w:rPr>
-        <w:t>Benefícios Financeiros:</w:t>
-      </w:r>
-      <w:r>
-        <w:rPr>
-          <w:rFonts w:ascii="Arial" w:eastAsia="Arial" w:hAnsi="Arial" w:cs="Arial"/>
+        <w:t>Infraestrutura tecnológica:</w:t>
+      </w:r>
+      <w:r>
+        <w:rPr>
+          <w:rFonts w:ascii="Arial" w:hAnsi="Arial" w:cs="Arial"/>
           <w:sz w:val="24"/>
           <w:szCs w:val="24"/>
         </w:rPr>
-        <w:t xml:space="preserve"> Melhor controle financeiro dos serviços prestados, visualização clara de lucros obtidos e despesas gastas, </w:t>
-      </w:r>
-      <w:r>
-        <w:rPr>
-          <w:rFonts w:ascii="Arial" w:eastAsia="Arial" w:hAnsi="Arial" w:cs="Arial"/>
+        <w:t xml:space="preserve"> contará com os computadores e a conexão à internet disponibilizados pela FATEC-JAHU para o desenvolvimento, e com os serviços em nuvem para a execução do sistema.</w:t>
+      </w:r>
+    </w:p>
+    <w:p>
+      <w:pPr>
+        <w:pStyle w:val="Ttulo2"/>
+      </w:pPr>
+      <w:bookmarkStart w:id="133" w:name="_Toc241479061"/>
+      <w:r>
+        <w:t xml:space="preserve">Viabilidade </w:t>
+      </w:r>
+      <w:bookmarkEnd w:id="132"/>
+      <w:r>
+        <w:t>Operacional</w:t>
+      </w:r>
+      <w:bookmarkEnd w:id="133"/>
+    </w:p>
+    <w:p>
+      <w:pPr>
+        <w:rPr>
+          <w:rFonts w:cs="Arial"/>
+          <w:szCs w:val="24"/>
+        </w:rPr>
+      </w:pPr>
+      <w:r>
+        <w:rPr>
+          <w:rFonts w:cs="Arial"/>
+          <w:szCs w:val="24"/>
+        </w:rPr>
+        <w:t>A viabilidade operacional analisa as condições práticas para a utilização da aplicação de gerenciamento de serviços para trabalhadores autônomos. Essa avaliação considera a facilidade de uso da plataforma pelos prestadores, clientes e administradores, bem como a capacidade do sistema de operar de forma estável, segura e contínua no ambiente proposto. Sendo assim, foram analisados os seguintes aspectos:</w:t>
+      </w:r>
+    </w:p>
+    <w:p>
+      <w:pPr>
+        <w:pStyle w:val="PargrafodaLista"/>
+        <w:numPr>
+          <w:ilvl w:val="0"/>
+          <w:numId w:val="34"/>
+        </w:numPr>
+        <w:rPr>
+          <w:rFonts w:ascii="Arial" w:hAnsi="Arial" w:cs="Arial"/>
           <w:sz w:val="24"/>
           <w:szCs w:val="24"/>
         </w:rPr>
+      </w:pPr>
+      <w:r>
+        <w:rPr>
+          <w:rFonts w:ascii="Arial" w:hAnsi="Arial" w:cs="Arial"/>
+          <w:b/>
+          <w:bCs/>
+          <w:sz w:val="24"/>
+          <w:szCs w:val="24"/>
+        </w:rPr>
+        <w:t>Fluxo de Trabalho Simplificado:</w:t>
+      </w:r>
+      <w:r>
+        <w:rPr>
+          <w:rFonts w:ascii="Arial" w:hAnsi="Arial" w:cs="Arial"/>
+          <w:sz w:val="24"/>
+          <w:szCs w:val="24"/>
+        </w:rPr>
+        <w:t xml:space="preserve"> o aplicativo foi projetado para reduzir as informações apresentadas, focando apenas em informações essenciais para o gerenciamento pelo prestador;</w:t>
+      </w:r>
+    </w:p>
+    <w:p>
+      <w:pPr>
+        <w:pStyle w:val="PargrafodaLista"/>
+        <w:numPr>
+          <w:ilvl w:val="0"/>
+          <w:numId w:val="34"/>
+        </w:numPr>
+        <w:rPr>
+          <w:rFonts w:ascii="Arial" w:hAnsi="Arial" w:cs="Arial"/>
+          <w:sz w:val="24"/>
+          <w:szCs w:val="24"/>
+        </w:rPr>
+      </w:pPr>
+      <w:r>
+        <w:rPr>
+          <w:rFonts w:ascii="Arial" w:hAnsi="Arial" w:cs="Arial"/>
+          <w:b/>
+          <w:bCs/>
+          <w:sz w:val="24"/>
+          <w:szCs w:val="24"/>
+        </w:rPr>
+        <w:t>Acessibilidade e Usabilidade:</w:t>
+      </w:r>
+      <w:r>
+        <w:rPr>
+          <w:rFonts w:ascii="Arial" w:hAnsi="Arial" w:cs="Arial"/>
+          <w:sz w:val="24"/>
+          <w:szCs w:val="24"/>
+        </w:rPr>
+        <w:t xml:space="preserve"> o sistema utiliza métodos para simplificar o gerenciamento na plataforma, deixando-o o mais intuitivo possível, com o aplicativo mobile para o prestador e o portal web para o cliente e o administrador, para que não haja problemas de entendimento do sistema;</w:t>
+      </w:r>
+    </w:p>
+    <w:p>
+      <w:pPr>
+        <w:pStyle w:val="PargrafodaLista"/>
+        <w:numPr>
+          <w:ilvl w:val="0"/>
+          <w:numId w:val="34"/>
+        </w:numPr>
+        <w:rPr>
+          <w:rFonts w:ascii="Arial" w:hAnsi="Arial" w:cs="Arial"/>
+          <w:sz w:val="24"/>
+          <w:szCs w:val="24"/>
+        </w:rPr>
+      </w:pPr>
+      <w:r>
+        <w:rPr>
+          <w:rFonts w:ascii="Arial" w:hAnsi="Arial" w:cs="Arial"/>
+          <w:b/>
+          <w:bCs/>
+          <w:sz w:val="24"/>
+          <w:szCs w:val="24"/>
+        </w:rPr>
+        <w:t>Disponibilidade:</w:t>
+      </w:r>
+      <w:r>
+        <w:rPr>
+          <w:rFonts w:ascii="Arial" w:hAnsi="Arial" w:cs="Arial"/>
+          <w:sz w:val="24"/>
+          <w:szCs w:val="24"/>
+        </w:rPr>
+        <w:t xml:space="preserve"> a hospedagem em nuvem permite acessar o aplicativo e o portal web a qualquer momento e de qualquer lugar, sem que o usuário precise </w:t>
+      </w:r>
+      <w:r>
+        <w:rPr>
+          <w:rFonts w:ascii="Arial" w:hAnsi="Arial" w:cs="Arial"/>
+          <w:sz w:val="24"/>
+          <w:szCs w:val="24"/>
+        </w:rPr>
         <w:lastRenderedPageBreak/>
-        <w:t>aumento da organização e produtividade.</w:t>
+        <w:t>manter servidores próprios;</w:t>
+      </w:r>
+    </w:p>
+    <w:p>
+      <w:pPr>
+        <w:pStyle w:val="PargrafodaLista"/>
+        <w:numPr>
+          <w:ilvl w:val="0"/>
+          <w:numId w:val="34"/>
+        </w:numPr>
+        <w:rPr>
+          <w:rFonts w:ascii="Arial" w:hAnsi="Arial" w:cs="Arial"/>
+          <w:sz w:val="24"/>
+          <w:szCs w:val="24"/>
+        </w:rPr>
+      </w:pPr>
+      <w:r>
+        <w:rPr>
+          <w:rFonts w:ascii="Arial" w:hAnsi="Arial" w:cs="Arial"/>
+          <w:b/>
+          <w:bCs/>
+          <w:sz w:val="24"/>
+          <w:szCs w:val="24"/>
+        </w:rPr>
+        <w:t>Geração de Lucros e valores imediatos:</w:t>
+      </w:r>
+      <w:r>
+        <w:rPr>
+          <w:rFonts w:ascii="Arial" w:hAnsi="Arial" w:cs="Arial"/>
+          <w:sz w:val="24"/>
+          <w:szCs w:val="24"/>
+        </w:rPr>
+        <w:t xml:space="preserve"> assim que o prestador inserir o valor do seu serviço, ou o valor gasto em materiais, o sistema registrará automaticamente esses valores no cálculo do lucro final;</w:t>
+      </w:r>
+    </w:p>
+    <w:p>
+      <w:pPr>
+        <w:pStyle w:val="PargrafodaLista"/>
+        <w:numPr>
+          <w:ilvl w:val="0"/>
+          <w:numId w:val="34"/>
+        </w:numPr>
+        <w:rPr>
+          <w:rFonts w:ascii="Arial" w:hAnsi="Arial" w:cs="Arial"/>
+          <w:sz w:val="24"/>
+          <w:szCs w:val="24"/>
+        </w:rPr>
+      </w:pPr>
+      <w:r>
+        <w:rPr>
+          <w:rFonts w:ascii="Arial" w:hAnsi="Arial" w:cs="Arial"/>
+          <w:b/>
+          <w:bCs/>
+          <w:sz w:val="24"/>
+          <w:szCs w:val="24"/>
+        </w:rPr>
+        <w:t>Controle de Acesso e Moderação:</w:t>
+      </w:r>
+      <w:r>
+        <w:rPr>
+          <w:rFonts w:ascii="Arial" w:hAnsi="Arial" w:cs="Arial"/>
+          <w:sz w:val="24"/>
+          <w:szCs w:val="24"/>
+        </w:rPr>
+        <w:t xml:space="preserve"> as funcionalidades são liberadas conforme o plano contratado, e o administrador aprova as fotos do portfólio público e as solicitações de assinatura.</w:t>
       </w:r>
     </w:p>
     <w:p>
       <w:pPr>
         <w:pStyle w:val="Ttulo2"/>
+      </w:pPr>
+      <w:bookmarkStart w:id="134" w:name="_Toc241479062"/>
+      <w:r>
+        <w:t>Viabilidade Econômica</w:t>
+      </w:r>
+      <w:bookmarkEnd w:id="134"/>
+    </w:p>
+    <w:p>
+      <w:pPr>
+        <w:rPr>
+          <w:rFonts w:cs="Arial"/>
+          <w:szCs w:val="24"/>
+        </w:rPr>
       </w:pPr>
       <w:bookmarkStart w:id="135" w:name="_Toc182927345"/>
       <w:bookmarkStart w:id="136" w:name="_Toc1966489106"/>
-      <w:bookmarkStart w:id="137" w:name="_Toc241477270"/>
+      <w:r>
+        <w:rPr>
+          <w:rFonts w:cs="Arial"/>
+          <w:szCs w:val="24"/>
+        </w:rPr>
+        <w:t>A viabilidade econômica busca verificar se o projeto pode ser mantido de forma financeiramente viável ao longo do tempo. Nessa análise, foram observados quatro fatores essenciais:</w:t>
+      </w:r>
+    </w:p>
+    <w:p>
+      <w:pPr>
+        <w:pStyle w:val="PargrafodaLista"/>
+        <w:numPr>
+          <w:ilvl w:val="0"/>
+          <w:numId w:val="35"/>
+        </w:numPr>
+        <w:rPr>
+          <w:rFonts w:ascii="Arial" w:hAnsi="Arial" w:cs="Arial"/>
+          <w:sz w:val="24"/>
+          <w:szCs w:val="24"/>
+        </w:rPr>
+      </w:pPr>
+      <w:r>
+        <w:rPr>
+          <w:rFonts w:ascii="Arial" w:hAnsi="Arial" w:cs="Arial"/>
+          <w:b/>
+          <w:bCs/>
+          <w:sz w:val="24"/>
+          <w:szCs w:val="24"/>
+        </w:rPr>
+        <w:t>Investimento inicial:</w:t>
+      </w:r>
+      <w:r>
+        <w:rPr>
+          <w:rFonts w:ascii="Arial" w:hAnsi="Arial" w:cs="Arial"/>
+          <w:sz w:val="24"/>
+          <w:szCs w:val="24"/>
+        </w:rPr>
+        <w:t xml:space="preserve"> desenvolvimento, teste e validação do aplicativo e da plataforma web, publicação do aplicativo e custos com ferramentas pagas;</w:t>
+      </w:r>
+    </w:p>
+    <w:p>
+      <w:pPr>
+        <w:pStyle w:val="PargrafodaLista"/>
+        <w:numPr>
+          <w:ilvl w:val="0"/>
+          <w:numId w:val="35"/>
+        </w:numPr>
+        <w:rPr>
+          <w:rFonts w:ascii="Arial" w:hAnsi="Arial" w:cs="Arial"/>
+          <w:sz w:val="24"/>
+          <w:szCs w:val="24"/>
+        </w:rPr>
+      </w:pPr>
+      <w:r>
+        <w:rPr>
+          <w:rFonts w:ascii="Arial" w:hAnsi="Arial" w:cs="Arial"/>
+          <w:b/>
+          <w:bCs/>
+          <w:sz w:val="24"/>
+          <w:szCs w:val="24"/>
+        </w:rPr>
+        <w:t>Custos recorrentes:</w:t>
+      </w:r>
+      <w:r>
+        <w:rPr>
+          <w:rFonts w:ascii="Arial" w:hAnsi="Arial" w:cs="Arial"/>
+          <w:sz w:val="24"/>
+          <w:szCs w:val="24"/>
+        </w:rPr>
+        <w:t xml:space="preserve"> hospedagem em nuvem (MongoDB Atlas para o banco de dados e Microsoft Azure para o projeto e o armazenamento de fotos), envio de e-mails, geocodificação, suporte, atualização e manutenção do sistema, assim como custo com a divulgação do produto;</w:t>
+      </w:r>
+    </w:p>
+    <w:p>
+      <w:pPr>
+        <w:pStyle w:val="PargrafodaLista"/>
+        <w:numPr>
+          <w:ilvl w:val="0"/>
+          <w:numId w:val="35"/>
+        </w:numPr>
+        <w:rPr>
+          <w:rFonts w:ascii="Arial" w:hAnsi="Arial" w:cs="Arial"/>
+          <w:sz w:val="24"/>
+          <w:szCs w:val="24"/>
+        </w:rPr>
+      </w:pPr>
+      <w:r>
+        <w:rPr>
+          <w:rFonts w:ascii="Arial" w:hAnsi="Arial" w:cs="Arial"/>
+          <w:b/>
+          <w:bCs/>
+          <w:sz w:val="24"/>
+          <w:szCs w:val="24"/>
+        </w:rPr>
+        <w:t>Fontes de receita:</w:t>
+      </w:r>
+      <w:r>
+        <w:rPr>
+          <w:rFonts w:ascii="Arial" w:hAnsi="Arial" w:cs="Arial"/>
+          <w:sz w:val="24"/>
+          <w:szCs w:val="24"/>
+        </w:rPr>
+        <w:t xml:space="preserve"> assinaturas mensais em três planos (Básico, Profissional e Full), com 7 dias grátis no plano Full para novos usuários;</w:t>
+      </w:r>
+    </w:p>
+    <w:p>
+      <w:pPr>
+        <w:pStyle w:val="PargrafodaLista"/>
+        <w:numPr>
+          <w:ilvl w:val="0"/>
+          <w:numId w:val="35"/>
+        </w:numPr>
+        <w:rPr>
+          <w:rFonts w:ascii="Arial" w:hAnsi="Arial" w:cs="Arial"/>
+          <w:sz w:val="24"/>
+          <w:szCs w:val="24"/>
+        </w:rPr>
+      </w:pPr>
+      <w:r>
+        <w:rPr>
+          <w:rFonts w:ascii="Arial" w:hAnsi="Arial" w:cs="Arial"/>
+          <w:b/>
+          <w:bCs/>
+          <w:sz w:val="24"/>
+          <w:szCs w:val="24"/>
+        </w:rPr>
+        <w:t>Benefícios Financeiros:</w:t>
+      </w:r>
+      <w:r>
+        <w:rPr>
+          <w:rFonts w:ascii="Arial" w:hAnsi="Arial" w:cs="Arial"/>
+          <w:sz w:val="24"/>
+          <w:szCs w:val="24"/>
+        </w:rPr>
+        <w:t xml:space="preserve"> melhor controle financeiro dos serviços prestados, visualização clara de lucros obtidos e despesas gastas, aumento da organização e da produtividade.</w:t>
+      </w:r>
+    </w:p>
+    <w:p>
+      <w:pPr>
+        <w:pStyle w:val="Ttulo2"/>
+      </w:pPr>
+      <w:bookmarkStart w:id="137" w:name="_Toc241479063"/>
       <w:r>
         <w:t>Conclusão do Estudo de Viabilidade:</w:t>
       </w:r>
       <w:bookmarkEnd w:id="135"/>
       <w:bookmarkEnd w:id="136"/>
       <w:bookmarkEnd w:id="137"/>
-    </w:p>
-    <w:p>
-      <w:r>
-        <w:rPr>
-          <w:rFonts w:eastAsia="Arial" w:cs="Arial"/>
-          <w:szCs w:val="24"/>
-        </w:rPr>
-        <w:t xml:space="preserve">Após a análise dos aspectos de mercado, técnicos, operacionais e econômicos, conclui-se que o projeto é </w:t>
-      </w:r>
-      <w:r>
-        <w:rPr>
-          <w:rFonts w:eastAsia="Arial" w:cs="Arial"/>
-          <w:b/>
-          <w:bCs/>
-          <w:szCs w:val="24"/>
-        </w:rPr>
-        <w:t>viável e coerente com seus objetivos</w:t>
-      </w:r>
-      <w:r>
-        <w:rPr>
-          <w:rFonts w:eastAsia="Arial" w:cs="Arial"/>
-          <w:szCs w:val="24"/>
-        </w:rPr>
-        <w:t>. As tecnologias escolhidas são compatíveis com os recursos disponíveis, a aplicação é de fácil operação, e a proposta atende a uma necessidade real relacionada ao monitoramento de pressão arterial. Portanto, o projeto demonstra potencial para ser implementado e aprimorado futuramente.</w:t>
-      </w:r>
     </w:p>
     <w:p>
       <w:pPr>
@@ -14671,7 +14918,18 @@
           <w:ilvl w:val="0"/>
           <w:numId w:val="0"/>
         </w:numPr>
-      </w:pPr>
+        <w:ind w:firstLine="432"/>
+      </w:pPr>
+      <w:bookmarkStart w:id="138" w:name="_Toc241479064"/>
+      <w:r>
+        <w:rPr>
+          <w:rFonts w:eastAsia="Arial" w:cs="Arial"/>
+          <w:caps w:val="0"/>
+          <w:szCs w:val="24"/>
+        </w:rPr>
+        <w:t>Após a análise dos aspectos de mercado, técnicos, operacionais e econômicos, conclui-se que o projeto é viável e coerente com seus objetivos. As tecnologias escolhidas são compatíveis com os recursos disponíveis, a aplicação é de fácil operação, e a proposta atende a uma necessidade real de organização da rotina de profissionais autônomos. Além disso, o modelo de assinaturas em planos oferece uma fonte de receita para a manutenção do produto. Portanto, o projeto demonstra potencial para ser implementado e aprimorado futuramente.</w:t>
+      </w:r>
+      <w:bookmarkEnd w:id="138"/>
     </w:p>
     <w:p>
       <w:pPr>
@@ -14692,16 +14950,16 @@
       <w:pPr>
         <w:pStyle w:val="Ttulo1"/>
       </w:pPr>
-      <w:bookmarkStart w:id="138" w:name="_Toc165310889"/>
-      <w:bookmarkStart w:id="139" w:name="_Toc182927351"/>
-      <w:bookmarkStart w:id="140" w:name="_Toc1662712195"/>
-      <w:bookmarkStart w:id="141" w:name="_Toc241477271"/>
+      <w:bookmarkStart w:id="139" w:name="_Toc165310889"/>
+      <w:bookmarkStart w:id="140" w:name="_Toc182927351"/>
+      <w:bookmarkStart w:id="141" w:name="_Toc1662712195"/>
+      <w:bookmarkStart w:id="142" w:name="_Toc241479065"/>
       <w:bookmarkEnd w:id="73"/>
       <w:r>
         <w:lastRenderedPageBreak/>
         <w:t>Modelo de dados</w:t>
       </w:r>
-      <w:bookmarkEnd w:id="141"/>
+      <w:bookmarkEnd w:id="142"/>
     </w:p>
     <w:p>
       <w:pPr>
@@ -14710,14 +14968,14 @@
           <w:lang w:val="en-US"/>
         </w:rPr>
       </w:pPr>
-      <w:bookmarkStart w:id="142" w:name="_Toc241477272"/>
+      <w:bookmarkStart w:id="143" w:name="_Toc241479066"/>
       <w:r>
         <w:rPr>
           <w:lang w:val="en-US"/>
         </w:rPr>
         <w:t>Modelo Conceitual</w:t>
       </w:r>
-      <w:bookmarkEnd w:id="142"/>
+      <w:bookmarkEnd w:id="143"/>
     </w:p>
     <w:p>
       <w:pPr>
@@ -14730,11 +14988,11 @@
       <w:pPr>
         <w:pStyle w:val="Ttulo2"/>
       </w:pPr>
-      <w:bookmarkStart w:id="143" w:name="_Toc241477273"/>
+      <w:bookmarkStart w:id="144" w:name="_Toc241479067"/>
       <w:r>
         <w:t>Modelo Lógico</w:t>
       </w:r>
-      <w:bookmarkEnd w:id="143"/>
+      <w:bookmarkEnd w:id="144"/>
     </w:p>
     <w:p>
       <w:r>
@@ -14746,25 +15004,25 @@
       <w:pPr>
         <w:pStyle w:val="Ttulo2"/>
       </w:pPr>
-      <w:bookmarkStart w:id="144" w:name="_Toc241477274"/>
+      <w:bookmarkStart w:id="145" w:name="_Toc241479068"/>
       <w:r>
         <w:t>Modelo Físico</w:t>
       </w:r>
-      <w:bookmarkEnd w:id="144"/>
+      <w:bookmarkEnd w:id="145"/>
     </w:p>
     <w:p/>
     <w:p>
       <w:pPr>
         <w:pStyle w:val="Ttulo1"/>
       </w:pPr>
-      <w:bookmarkStart w:id="145" w:name="_Toc241477275"/>
+      <w:bookmarkStart w:id="146" w:name="_Toc241479069"/>
       <w:r>
         <w:t>Design</w:t>
       </w:r>
-      <w:bookmarkEnd w:id="138"/>
       <w:bookmarkEnd w:id="139"/>
       <w:bookmarkEnd w:id="140"/>
-      <w:bookmarkEnd w:id="145"/>
+      <w:bookmarkEnd w:id="141"/>
+      <w:bookmarkEnd w:id="146"/>
     </w:p>
     <w:p>
       <w:r>
@@ -14794,31 +15052,31 @@
           <w:rFonts w:eastAsia="Arial" w:cs="Arial"/>
         </w:rPr>
       </w:pPr>
-      <w:bookmarkStart w:id="146" w:name="_Toc211596448"/>
-      <w:bookmarkStart w:id="147" w:name="_Toc214534061"/>
-      <w:bookmarkStart w:id="148" w:name="_Toc182897094"/>
-      <w:bookmarkStart w:id="149" w:name="_Toc213311258"/>
-      <w:bookmarkStart w:id="150" w:name="_Toc213311338"/>
-      <w:bookmarkStart w:id="151" w:name="_Toc213311377"/>
-      <w:bookmarkStart w:id="152" w:name="_Toc213311442"/>
-      <w:bookmarkStart w:id="153" w:name="_Toc213311521"/>
-      <w:bookmarkStart w:id="154" w:name="_Toc213311564"/>
-      <w:bookmarkStart w:id="155" w:name="_Toc213311623"/>
-      <w:bookmarkStart w:id="156" w:name="_Toc213311846"/>
-      <w:bookmarkStart w:id="157" w:name="_Toc213311925"/>
-      <w:bookmarkStart w:id="158" w:name="_Toc213647694"/>
-      <w:bookmarkStart w:id="159" w:name="_Toc213665798"/>
-      <w:bookmarkStart w:id="160" w:name="_Toc213665837"/>
-      <w:bookmarkStart w:id="161" w:name="_Toc241477276"/>
+      <w:bookmarkStart w:id="147" w:name="_Toc211596448"/>
+      <w:bookmarkStart w:id="148" w:name="_Toc214534061"/>
+      <w:bookmarkStart w:id="149" w:name="_Toc182897094"/>
+      <w:bookmarkStart w:id="150" w:name="_Toc213311258"/>
+      <w:bookmarkStart w:id="151" w:name="_Toc213311338"/>
+      <w:bookmarkStart w:id="152" w:name="_Toc213311377"/>
+      <w:bookmarkStart w:id="153" w:name="_Toc213311442"/>
+      <w:bookmarkStart w:id="154" w:name="_Toc213311521"/>
+      <w:bookmarkStart w:id="155" w:name="_Toc213311564"/>
+      <w:bookmarkStart w:id="156" w:name="_Toc213311623"/>
+      <w:bookmarkStart w:id="157" w:name="_Toc213311846"/>
+      <w:bookmarkStart w:id="158" w:name="_Toc213311925"/>
+      <w:bookmarkStart w:id="159" w:name="_Toc213647694"/>
+      <w:bookmarkStart w:id="160" w:name="_Toc213665798"/>
+      <w:bookmarkStart w:id="161" w:name="_Toc213665837"/>
+      <w:bookmarkStart w:id="162" w:name="_Toc241479070"/>
       <w:r>
         <w:t xml:space="preserve">Paleta de </w:t>
       </w:r>
-      <w:bookmarkEnd w:id="146"/>
+      <w:bookmarkEnd w:id="147"/>
       <w:r>
         <w:t>cores</w:t>
       </w:r>
-      <w:bookmarkEnd w:id="147"/>
-      <w:bookmarkEnd w:id="161"/>
+      <w:bookmarkEnd w:id="148"/>
+      <w:bookmarkEnd w:id="162"/>
     </w:p>
     <w:p>
       <w:pPr>
@@ -14827,7 +15085,7 @@
           <w:noProof/>
         </w:rPr>
       </w:pPr>
-      <w:bookmarkStart w:id="162" w:name="_Toc241477169"/>
+      <w:bookmarkStart w:id="163" w:name="_Toc241478815"/>
       <w:r>
         <w:rPr>
           <w:szCs w:val="24"/>
@@ -14874,7 +15132,6 @@
       <w:r>
         <w:t>- Paleta de Cores</w:t>
       </w:r>
-      <w:bookmarkEnd w:id="148"/>
       <w:bookmarkEnd w:id="149"/>
       <w:bookmarkEnd w:id="150"/>
       <w:bookmarkEnd w:id="151"/>
@@ -14887,7 +15144,8 @@
       <w:bookmarkEnd w:id="158"/>
       <w:bookmarkEnd w:id="159"/>
       <w:bookmarkEnd w:id="160"/>
-      <w:bookmarkEnd w:id="162"/>
+      <w:bookmarkEnd w:id="161"/>
+      <w:bookmarkEnd w:id="163"/>
     </w:p>
     <w:p>
       <w:pPr>
@@ -15014,12 +15272,12 @@
           <w:rFonts w:eastAsia="Arial" w:cs="Arial"/>
         </w:rPr>
       </w:pPr>
-      <w:bookmarkStart w:id="163" w:name="_Toc241477277"/>
+      <w:bookmarkStart w:id="164" w:name="_Toc241479071"/>
       <w:r>
         <w:lastRenderedPageBreak/>
         <w:t>Tipografia</w:t>
       </w:r>
-      <w:bookmarkEnd w:id="163"/>
+      <w:bookmarkEnd w:id="164"/>
     </w:p>
     <w:p>
       <w:r>
@@ -15039,28 +15297,28 @@
       <w:pPr>
         <w:pStyle w:val="Figura"/>
       </w:pPr>
-      <w:bookmarkStart w:id="164" w:name="_Toc213310062"/>
-      <w:bookmarkStart w:id="165" w:name="_Toc213310389"/>
-      <w:bookmarkStart w:id="166" w:name="_Toc213310471"/>
-      <w:bookmarkStart w:id="167" w:name="_Toc213310539"/>
-      <w:bookmarkStart w:id="168" w:name="_Toc213310593"/>
-      <w:bookmarkStart w:id="169" w:name="_Toc213310871"/>
-      <w:bookmarkStart w:id="170" w:name="_Toc213310981"/>
-      <w:bookmarkStart w:id="171" w:name="_Toc213311052"/>
-      <w:bookmarkStart w:id="172" w:name="_Toc213311200"/>
-      <w:bookmarkStart w:id="173" w:name="_Toc213311259"/>
-      <w:bookmarkStart w:id="174" w:name="_Toc213311339"/>
-      <w:bookmarkStart w:id="175" w:name="_Toc213311378"/>
-      <w:bookmarkStart w:id="176" w:name="_Toc213311443"/>
-      <w:bookmarkStart w:id="177" w:name="_Toc213311522"/>
-      <w:bookmarkStart w:id="178" w:name="_Toc213311565"/>
-      <w:bookmarkStart w:id="179" w:name="_Toc213311624"/>
-      <w:bookmarkStart w:id="180" w:name="_Toc213311847"/>
-      <w:bookmarkStart w:id="181" w:name="_Toc213311926"/>
-      <w:bookmarkStart w:id="182" w:name="_Toc213647695"/>
-      <w:bookmarkStart w:id="183" w:name="_Toc213665799"/>
-      <w:bookmarkStart w:id="184" w:name="_Toc213665838"/>
-      <w:bookmarkStart w:id="185" w:name="_Toc241477170"/>
+      <w:bookmarkStart w:id="165" w:name="_Toc213310062"/>
+      <w:bookmarkStart w:id="166" w:name="_Toc213310389"/>
+      <w:bookmarkStart w:id="167" w:name="_Toc213310471"/>
+      <w:bookmarkStart w:id="168" w:name="_Toc213310539"/>
+      <w:bookmarkStart w:id="169" w:name="_Toc213310593"/>
+      <w:bookmarkStart w:id="170" w:name="_Toc213310871"/>
+      <w:bookmarkStart w:id="171" w:name="_Toc213310981"/>
+      <w:bookmarkStart w:id="172" w:name="_Toc213311052"/>
+      <w:bookmarkStart w:id="173" w:name="_Toc213311200"/>
+      <w:bookmarkStart w:id="174" w:name="_Toc213311259"/>
+      <w:bookmarkStart w:id="175" w:name="_Toc213311339"/>
+      <w:bookmarkStart w:id="176" w:name="_Toc213311378"/>
+      <w:bookmarkStart w:id="177" w:name="_Toc213311443"/>
+      <w:bookmarkStart w:id="178" w:name="_Toc213311522"/>
+      <w:bookmarkStart w:id="179" w:name="_Toc213311565"/>
+      <w:bookmarkStart w:id="180" w:name="_Toc213311624"/>
+      <w:bookmarkStart w:id="181" w:name="_Toc213311847"/>
+      <w:bookmarkStart w:id="182" w:name="_Toc213311926"/>
+      <w:bookmarkStart w:id="183" w:name="_Toc213647695"/>
+      <w:bookmarkStart w:id="184" w:name="_Toc213665799"/>
+      <w:bookmarkStart w:id="185" w:name="_Toc213665838"/>
+      <w:bookmarkStart w:id="186" w:name="_Toc241478816"/>
       <w:r>
         <w:rPr>
           <w:szCs w:val="24"/>
@@ -15107,7 +15365,6 @@
       <w:r>
         <w:t xml:space="preserve">- Exemplo Fonte </w:t>
       </w:r>
-      <w:bookmarkEnd w:id="164"/>
       <w:bookmarkEnd w:id="165"/>
       <w:bookmarkEnd w:id="166"/>
       <w:bookmarkEnd w:id="167"/>
@@ -15128,10 +15385,11 @@
       <w:bookmarkEnd w:id="182"/>
       <w:bookmarkEnd w:id="183"/>
       <w:bookmarkEnd w:id="184"/>
+      <w:bookmarkEnd w:id="185"/>
       <w:r>
         <w:t>Open Sans</w:t>
       </w:r>
-      <w:bookmarkEnd w:id="185"/>
+      <w:bookmarkEnd w:id="186"/>
     </w:p>
     <w:p>
       <w:pPr>
@@ -15209,11 +15467,11 @@
           <w:rFonts w:eastAsia="Arial" w:cs="Arial"/>
         </w:rPr>
       </w:pPr>
-      <w:bookmarkStart w:id="186" w:name="_Toc241477278"/>
+      <w:bookmarkStart w:id="187" w:name="_Toc241479072"/>
       <w:r>
         <w:t>Isotipo</w:t>
       </w:r>
-      <w:bookmarkEnd w:id="186"/>
+      <w:bookmarkEnd w:id="187"/>
     </w:p>
     <w:p>
       <w:r>
@@ -15254,28 +15512,28 @@
       <w:pPr>
         <w:pStyle w:val="Figura"/>
       </w:pPr>
-      <w:bookmarkStart w:id="187" w:name="_Toc213310063"/>
-      <w:bookmarkStart w:id="188" w:name="_Toc213310390"/>
-      <w:bookmarkStart w:id="189" w:name="_Toc213310472"/>
-      <w:bookmarkStart w:id="190" w:name="_Toc213310540"/>
-      <w:bookmarkStart w:id="191" w:name="_Toc213310594"/>
-      <w:bookmarkStart w:id="192" w:name="_Toc213310872"/>
-      <w:bookmarkStart w:id="193" w:name="_Toc213310982"/>
-      <w:bookmarkStart w:id="194" w:name="_Toc213311053"/>
-      <w:bookmarkStart w:id="195" w:name="_Toc213311201"/>
-      <w:bookmarkStart w:id="196" w:name="_Toc213311260"/>
-      <w:bookmarkStart w:id="197" w:name="_Toc213311340"/>
-      <w:bookmarkStart w:id="198" w:name="_Toc213311379"/>
-      <w:bookmarkStart w:id="199" w:name="_Toc213311444"/>
-      <w:bookmarkStart w:id="200" w:name="_Toc213311523"/>
-      <w:bookmarkStart w:id="201" w:name="_Toc213311566"/>
-      <w:bookmarkStart w:id="202" w:name="_Toc213311625"/>
-      <w:bookmarkStart w:id="203" w:name="_Toc213311848"/>
-      <w:bookmarkStart w:id="204" w:name="_Toc213311927"/>
-      <w:bookmarkStart w:id="205" w:name="_Toc213647696"/>
-      <w:bookmarkStart w:id="206" w:name="_Toc213665800"/>
-      <w:bookmarkStart w:id="207" w:name="_Toc213665839"/>
-      <w:bookmarkStart w:id="208" w:name="_Toc241477171"/>
+      <w:bookmarkStart w:id="188" w:name="_Toc213310063"/>
+      <w:bookmarkStart w:id="189" w:name="_Toc213310390"/>
+      <w:bookmarkStart w:id="190" w:name="_Toc213310472"/>
+      <w:bookmarkStart w:id="191" w:name="_Toc213310540"/>
+      <w:bookmarkStart w:id="192" w:name="_Toc213310594"/>
+      <w:bookmarkStart w:id="193" w:name="_Toc213310872"/>
+      <w:bookmarkStart w:id="194" w:name="_Toc213310982"/>
+      <w:bookmarkStart w:id="195" w:name="_Toc213311053"/>
+      <w:bookmarkStart w:id="196" w:name="_Toc213311201"/>
+      <w:bookmarkStart w:id="197" w:name="_Toc213311260"/>
+      <w:bookmarkStart w:id="198" w:name="_Toc213311340"/>
+      <w:bookmarkStart w:id="199" w:name="_Toc213311379"/>
+      <w:bookmarkStart w:id="200" w:name="_Toc213311444"/>
+      <w:bookmarkStart w:id="201" w:name="_Toc213311523"/>
+      <w:bookmarkStart w:id="202" w:name="_Toc213311566"/>
+      <w:bookmarkStart w:id="203" w:name="_Toc213311625"/>
+      <w:bookmarkStart w:id="204" w:name="_Toc213311848"/>
+      <w:bookmarkStart w:id="205" w:name="_Toc213311927"/>
+      <w:bookmarkStart w:id="206" w:name="_Toc213647696"/>
+      <w:bookmarkStart w:id="207" w:name="_Toc213665800"/>
+      <w:bookmarkStart w:id="208" w:name="_Toc213665839"/>
+      <w:bookmarkStart w:id="209" w:name="_Toc241478817"/>
       <w:r>
         <w:rPr>
           <w:szCs w:val="24"/>
@@ -15323,7 +15581,6 @@
       <w:r>
         <w:t>- Isotipo</w:t>
       </w:r>
-      <w:bookmarkEnd w:id="187"/>
       <w:bookmarkEnd w:id="188"/>
       <w:bookmarkEnd w:id="189"/>
       <w:bookmarkEnd w:id="190"/>
@@ -15345,6 +15602,7 @@
       <w:bookmarkEnd w:id="206"/>
       <w:bookmarkEnd w:id="207"/>
       <w:bookmarkEnd w:id="208"/>
+      <w:bookmarkEnd w:id="209"/>
     </w:p>
     <w:p>
       <w:pPr>
@@ -15436,9 +15694,9 @@
       <w:pPr>
         <w:pStyle w:val="Figura"/>
       </w:pPr>
-      <w:bookmarkStart w:id="209" w:name="_Toc213311631"/>
-    </w:p>
-    <w:bookmarkEnd w:id="209"/>
+      <w:bookmarkStart w:id="210" w:name="_Toc213311631"/>
+    </w:p>
+    <w:bookmarkEnd w:id="210"/>
     <w:p>
       <w:pPr>
         <w:widowControl/>
@@ -15456,18 +15714,18 @@
       <w:pPr>
         <w:ind w:firstLine="0"/>
       </w:pPr>
-      <w:bookmarkStart w:id="210" w:name="_Toc165310890"/>
+      <w:bookmarkStart w:id="211" w:name="_Toc165310890"/>
     </w:p>
     <w:p>
       <w:pPr>
         <w:pStyle w:val="Ttulo1"/>
       </w:pPr>
-      <w:bookmarkStart w:id="211" w:name="_Toc241477279"/>
-      <w:bookmarkEnd w:id="210"/>
+      <w:bookmarkStart w:id="212" w:name="_Toc241479073"/>
+      <w:bookmarkEnd w:id="211"/>
       <w:r>
         <w:t>Protótipo</w:t>
       </w:r>
-      <w:bookmarkEnd w:id="211"/>
+      <w:bookmarkEnd w:id="212"/>
     </w:p>
     <w:p>
       <w:r>
@@ -15529,14 +15787,14 @@
           <w:rFonts w:eastAsia="Arial"/>
         </w:rPr>
       </w:pPr>
-      <w:bookmarkStart w:id="212" w:name="_Toc241477280"/>
+      <w:bookmarkStart w:id="213" w:name="_Toc241479074"/>
       <w:r>
         <w:t>Aplicação</w:t>
       </w:r>
-      <w:bookmarkEnd w:id="212"/>
-    </w:p>
-    <w:p>
-      <w:bookmarkStart w:id="213" w:name="_Toc165310892"/>
+      <w:bookmarkEnd w:id="213"/>
+    </w:p>
+    <w:p>
+      <w:bookmarkStart w:id="214" w:name="_Toc165310892"/>
       <w:r>
         <w:t>A seguir serão apresentadas algumas telas elaboradas no sistema.</w:t>
       </w:r>
@@ -15571,7 +15829,7 @@
         </w:rPr>
         <w:tab/>
       </w:r>
-      <w:bookmarkStart w:id="214" w:name="_Toc241477172"/>
+      <w:bookmarkStart w:id="215" w:name="_Toc241478818"/>
       <w:r>
         <w:rPr>
           <w:i w:val="0"/>
@@ -15636,7 +15894,7 @@
         </w:rPr>
         <w:t xml:space="preserve"> - Cadastro Usuário</w:t>
       </w:r>
-      <w:bookmarkEnd w:id="214"/>
+      <w:bookmarkEnd w:id="215"/>
     </w:p>
     <w:p>
       <w:pPr>
@@ -15647,7 +15905,7 @@
           <w:noProof/>
         </w:rPr>
         <w:drawing>
-          <wp:inline distT="0" distB="0" distL="0" distR="0" wp14:anchorId="2C33B9C9" wp14:editId="132301CD">
+          <wp:inline distT="0" distB="0" distL="0" distR="0" wp14:anchorId="2C33B9C9" wp14:editId="73AF6781">
             <wp:extent cx="1800000" cy="3070800"/>
             <wp:effectExtent l="0" t="0" r="0" b="0"/>
             <wp:docPr id="8" name="Imagem 8"/>
@@ -15729,7 +15987,7 @@
         </w:rPr>
         <w:t xml:space="preserve">     </w:t>
       </w:r>
-      <w:bookmarkStart w:id="215" w:name="_Toc241477173"/>
+      <w:bookmarkStart w:id="216" w:name="_Toc241478819"/>
       <w:r>
         <w:rPr>
           <w:sz w:val="20"/>
@@ -15773,7 +16031,7 @@
         </w:rPr>
         <w:t xml:space="preserve"> - Login Usuário</w:t>
       </w:r>
-      <w:bookmarkEnd w:id="215"/>
+      <w:bookmarkEnd w:id="216"/>
     </w:p>
     <w:p>
       <w:pPr>
@@ -15893,7 +16151,7 @@
         <w:lastRenderedPageBreak/>
         <w:t xml:space="preserve">                       </w:t>
       </w:r>
-      <w:bookmarkStart w:id="216" w:name="_Toc241477174"/>
+      <w:bookmarkStart w:id="217" w:name="_Toc241478820"/>
       <w:r>
         <w:rPr>
           <w:i w:val="0"/>
@@ -15958,7 +16216,7 @@
         </w:rPr>
         <w:t xml:space="preserve"> – Redefinição de Senha</w:t>
       </w:r>
-      <w:bookmarkEnd w:id="216"/>
+      <w:bookmarkEnd w:id="217"/>
     </w:p>
     <w:p>
       <w:pPr>
@@ -16078,7 +16336,7 @@
         </w:rPr>
         <w:tab/>
       </w:r>
-      <w:bookmarkStart w:id="217" w:name="_Toc241477175"/>
+      <w:bookmarkStart w:id="218" w:name="_Toc241478821"/>
       <w:r>
         <w:rPr>
           <w:i w:val="0"/>
@@ -16143,7 +16401,7 @@
         </w:rPr>
         <w:t xml:space="preserve"> – Confirmar Código</w:t>
       </w:r>
-      <w:bookmarkEnd w:id="217"/>
+      <w:bookmarkEnd w:id="218"/>
     </w:p>
     <w:p>
       <w:pPr>
@@ -16268,7 +16526,7 @@
         <w:lastRenderedPageBreak/>
         <w:t xml:space="preserve">     </w:t>
       </w:r>
-      <w:bookmarkStart w:id="218" w:name="_Toc241477176"/>
+      <w:bookmarkStart w:id="219" w:name="_Toc241478822"/>
       <w:r>
         <w:rPr>
           <w:i w:val="0"/>
@@ -16333,7 +16591,7 @@
         </w:rPr>
         <w:t xml:space="preserve"> – Nova Senha</w:t>
       </w:r>
-      <w:bookmarkEnd w:id="218"/>
+      <w:bookmarkEnd w:id="219"/>
     </w:p>
     <w:p>
       <w:pPr>
@@ -16425,7 +16683,7 @@
     </w:p>
     <w:bookmarkEnd w:id="12"/>
     <w:bookmarkEnd w:id="13"/>
-    <w:bookmarkEnd w:id="213"/>
+    <w:bookmarkEnd w:id="214"/>
     <w:p>
       <w:pPr>
         <w:pStyle w:val="Legenda"/>
@@ -16446,7 +16704,7 @@
         </w:rPr>
         <w:t xml:space="preserve">  </w:t>
       </w:r>
-      <w:bookmarkStart w:id="219" w:name="_Toc241477177"/>
+      <w:bookmarkStart w:id="220" w:name="_Toc241478823"/>
       <w:r>
         <w:rPr>
           <w:i w:val="0"/>
@@ -16511,7 +16769,7 @@
         </w:rPr>
         <w:t xml:space="preserve"> – Agendamentos</w:t>
       </w:r>
-      <w:bookmarkEnd w:id="219"/>
+      <w:bookmarkEnd w:id="220"/>
     </w:p>
     <w:p>
       <w:pPr>
@@ -16522,7 +16780,7 @@
           <w:noProof/>
         </w:rPr>
         <w:drawing>
-          <wp:inline distT="0" distB="0" distL="0" distR="0" wp14:anchorId="741A7A0B" wp14:editId="5769DBD3">
+          <wp:inline distT="0" distB="0" distL="0" distR="0" wp14:anchorId="741A7A0B" wp14:editId="2775F7C7">
             <wp:extent cx="1800000" cy="3618000"/>
             <wp:effectExtent l="0" t="0" r="0" b="1905"/>
             <wp:docPr id="15" name="Imagem 15" descr="D:\aplicacaoo\agendamentos_nao_concluidos.PNG"/>
@@ -16619,7 +16877,7 @@
           <w:szCs w:val="20"/>
         </w:rPr>
       </w:pPr>
-      <w:bookmarkStart w:id="220" w:name="_Toc241477178"/>
+      <w:bookmarkStart w:id="221" w:name="_Toc241478824"/>
       <w:r>
         <w:rPr>
           <w:i w:val="0"/>
@@ -16685,7 +16943,7 @@
         </w:rPr>
         <w:t xml:space="preserve"> – Cadastrar Agendamento</w:t>
       </w:r>
-      <w:bookmarkEnd w:id="220"/>
+      <w:bookmarkEnd w:id="221"/>
     </w:p>
     <w:p>
       <w:pPr>
@@ -16696,7 +16954,7 @@
           <w:noProof/>
         </w:rPr>
         <w:drawing>
-          <wp:inline distT="0" distB="0" distL="0" distR="0" wp14:anchorId="54AA87EF" wp14:editId="79088882">
+          <wp:inline distT="0" distB="0" distL="0" distR="0" wp14:anchorId="54AA87EF" wp14:editId="680F211B">
             <wp:extent cx="1800000" cy="3042000"/>
             <wp:effectExtent l="0" t="0" r="0" b="6350"/>
             <wp:docPr id="7" name="Imagem 7"/>
@@ -16781,7 +17039,7 @@
           <w:szCs w:val="20"/>
         </w:rPr>
       </w:pPr>
-      <w:bookmarkStart w:id="221" w:name="_Toc241477179"/>
+      <w:bookmarkStart w:id="222" w:name="_Toc241478825"/>
       <w:r>
         <w:rPr>
           <w:i w:val="0"/>
@@ -16846,7 +17104,7 @@
         </w:rPr>
         <w:t xml:space="preserve"> –Editar Agendamento</w:t>
       </w:r>
-      <w:bookmarkEnd w:id="221"/>
+      <w:bookmarkEnd w:id="222"/>
     </w:p>
     <w:p>
       <w:pPr>
@@ -16945,7 +17203,7 @@
         <w:lastRenderedPageBreak/>
         <w:t xml:space="preserve">                                               </w:t>
       </w:r>
-      <w:bookmarkStart w:id="222" w:name="_Toc241477180"/>
+      <w:bookmarkStart w:id="223" w:name="_Toc241478826"/>
       <w:r>
         <w:rPr>
           <w:sz w:val="20"/>
@@ -16992,7 +17250,7 @@
         </w:rPr>
         <w:t xml:space="preserve"> – Concluir Agendamento</w:t>
       </w:r>
-      <w:bookmarkEnd w:id="222"/>
+      <w:bookmarkEnd w:id="223"/>
     </w:p>
     <w:p>
       <w:pPr>
@@ -17014,7 +17272,7 @@
           <w:noProof/>
         </w:rPr>
         <w:drawing>
-          <wp:inline distT="0" distB="0" distL="0" distR="0" wp14:anchorId="09DB2DD7" wp14:editId="088F359D">
+          <wp:inline distT="0" distB="0" distL="0" distR="0" wp14:anchorId="09DB2DD7" wp14:editId="6B5CF425">
             <wp:extent cx="1800000" cy="3690000"/>
             <wp:effectExtent l="0" t="0" r="0" b="5715"/>
             <wp:docPr id="16" name="Imagem 16" descr="D:\aplicacaoo\concluir_agendamento.PNG"/>
@@ -17085,7 +17343,7 @@
           <w:szCs w:val="20"/>
         </w:rPr>
       </w:pPr>
-      <w:bookmarkStart w:id="223" w:name="_Toc241477181"/>
+      <w:bookmarkStart w:id="224" w:name="_Toc241478827"/>
       <w:r>
         <w:rPr>
           <w:i w:val="0"/>
@@ -17150,7 +17408,7 @@
         </w:rPr>
         <w:t xml:space="preserve"> – Cancelar Agendamento</w:t>
       </w:r>
-      <w:bookmarkEnd w:id="223"/>
+      <w:bookmarkEnd w:id="224"/>
     </w:p>
     <w:p>
       <w:pPr>
@@ -17161,7 +17419,7 @@
           <w:noProof/>
         </w:rPr>
         <w:drawing>
-          <wp:inline distT="0" distB="0" distL="0" distR="0" wp14:anchorId="4857BAC3" wp14:editId="16424CF6">
+          <wp:inline distT="0" distB="0" distL="0" distR="0" wp14:anchorId="4857BAC3" wp14:editId="6FB77052">
             <wp:extent cx="1800000" cy="3690000"/>
             <wp:effectExtent l="0" t="0" r="0" b="5715"/>
             <wp:docPr id="17" name="Imagem 17" descr="D:\aplicacaoo\cancelar_agendamento.PNG"/>
@@ -17230,7 +17488,7 @@
         <w:pStyle w:val="Legenda"/>
         <w:jc w:val="center"/>
       </w:pPr>
-      <w:bookmarkStart w:id="224" w:name="_Toc241477182"/>
+      <w:bookmarkStart w:id="225" w:name="_Toc241478828"/>
       <w:r>
         <w:rPr>
           <w:i w:val="0"/>
@@ -17302,7 +17560,7 @@
         </w:rPr>
         <w:t xml:space="preserve"> – Excluir Agendamento</w:t>
       </w:r>
-      <w:bookmarkEnd w:id="224"/>
+      <w:bookmarkEnd w:id="225"/>
     </w:p>
     <w:p>
       <w:pPr>
@@ -17390,7 +17648,7 @@
           <w:szCs w:val="20"/>
         </w:rPr>
       </w:pPr>
-      <w:bookmarkStart w:id="225" w:name="_Toc241477183"/>
+      <w:bookmarkStart w:id="226" w:name="_Toc241478829"/>
       <w:r>
         <w:rPr>
           <w:i w:val="0"/>
@@ -17455,7 +17713,7 @@
         </w:rPr>
         <w:t xml:space="preserve"> – Clientes</w:t>
       </w:r>
-      <w:bookmarkEnd w:id="225"/>
+      <w:bookmarkEnd w:id="226"/>
     </w:p>
     <w:p>
       <w:pPr>
@@ -17567,7 +17825,7 @@
           <w:szCs w:val="20"/>
         </w:rPr>
       </w:pPr>
-      <w:bookmarkStart w:id="226" w:name="_Toc241477184"/>
+      <w:bookmarkStart w:id="227" w:name="_Toc241478830"/>
       <w:r>
         <w:rPr>
           <w:i w:val="0"/>
@@ -17633,7 +17891,7 @@
         </w:rPr>
         <w:t xml:space="preserve"> – Cadastrar Cliente</w:t>
       </w:r>
-      <w:bookmarkEnd w:id="226"/>
+      <w:bookmarkEnd w:id="227"/>
     </w:p>
     <w:p>
       <w:pPr>
@@ -17729,7 +17987,7 @@
           <w:sz w:val="20"/>
         </w:rPr>
       </w:pPr>
-      <w:bookmarkStart w:id="227" w:name="_Toc241477185"/>
+      <w:bookmarkStart w:id="228" w:name="_Toc241478831"/>
       <w:r>
         <w:rPr>
           <w:sz w:val="20"/>
@@ -17773,7 +18031,7 @@
         </w:rPr>
         <w:t xml:space="preserve"> – Editar Cliente</w:t>
       </w:r>
-      <w:bookmarkEnd w:id="227"/>
+      <w:bookmarkEnd w:id="228"/>
     </w:p>
     <w:p>
       <w:pPr>
@@ -17907,7 +18165,7 @@
         <w:lastRenderedPageBreak/>
         <w:t xml:space="preserve">  </w:t>
       </w:r>
-      <w:bookmarkStart w:id="228" w:name="_Toc241477186"/>
+      <w:bookmarkStart w:id="229" w:name="_Toc241478832"/>
       <w:r>
         <w:rPr>
           <w:i w:val="0"/>
@@ -17972,7 +18230,7 @@
         </w:rPr>
         <w:t xml:space="preserve"> – Excluir Cliente</w:t>
       </w:r>
-      <w:bookmarkEnd w:id="228"/>
+      <w:bookmarkEnd w:id="229"/>
     </w:p>
     <w:p>
       <w:pPr>
@@ -18064,7 +18322,7 @@
           <w:sz w:val="20"/>
         </w:rPr>
       </w:pPr>
-      <w:bookmarkStart w:id="229" w:name="_Toc241477187"/>
+      <w:bookmarkStart w:id="230" w:name="_Toc241478833"/>
       <w:r>
         <w:rPr>
           <w:sz w:val="20"/>
@@ -18108,7 +18366,7 @@
         </w:rPr>
         <w:t xml:space="preserve"> – Histórico Cliente</w:t>
       </w:r>
-      <w:bookmarkEnd w:id="229"/>
+      <w:bookmarkEnd w:id="230"/>
     </w:p>
     <w:p>
       <w:pPr>
@@ -18243,7 +18501,7 @@
           <w:szCs w:val="20"/>
         </w:rPr>
       </w:pPr>
-      <w:bookmarkStart w:id="230" w:name="_Toc241477188"/>
+      <w:bookmarkStart w:id="231" w:name="_Toc241478834"/>
       <w:r>
         <w:rPr>
           <w:i w:val="0"/>
@@ -18309,7 +18567,7 @@
         </w:rPr>
         <w:t xml:space="preserve"> – Serviços</w:t>
       </w:r>
-      <w:bookmarkEnd w:id="230"/>
+      <w:bookmarkEnd w:id="231"/>
     </w:p>
     <w:p>
       <w:pPr>
@@ -18394,7 +18652,7 @@
           <w:sz w:val="20"/>
         </w:rPr>
       </w:pPr>
-      <w:bookmarkStart w:id="231" w:name="_Toc241477189"/>
+      <w:bookmarkStart w:id="232" w:name="_Toc241478835"/>
       <w:r>
         <w:rPr>
           <w:sz w:val="20"/>
@@ -18438,7 +18696,7 @@
         </w:rPr>
         <w:t xml:space="preserve"> – Cadastrar Serviço</w:t>
       </w:r>
-      <w:bookmarkEnd w:id="231"/>
+      <w:bookmarkEnd w:id="232"/>
     </w:p>
     <w:p>
       <w:pPr>
@@ -18558,7 +18816,7 @@
           <w:szCs w:val="20"/>
         </w:rPr>
       </w:pPr>
-      <w:bookmarkStart w:id="232" w:name="_Toc241477190"/>
+      <w:bookmarkStart w:id="233" w:name="_Toc241478836"/>
       <w:r>
         <w:rPr>
           <w:i w:val="0"/>
@@ -18624,7 +18882,7 @@
         </w:rPr>
         <w:t xml:space="preserve"> – Editar Serviço</w:t>
       </w:r>
-      <w:bookmarkEnd w:id="232"/>
+      <w:bookmarkEnd w:id="233"/>
     </w:p>
     <w:p>
       <w:pPr>
@@ -18722,7 +18980,7 @@
         </w:rPr>
         <w:t xml:space="preserve"> </w:t>
       </w:r>
-      <w:bookmarkStart w:id="233" w:name="_Toc241477191"/>
+      <w:bookmarkStart w:id="234" w:name="_Toc241478837"/>
       <w:r>
         <w:rPr>
           <w:sz w:val="20"/>
@@ -18766,7 +19024,7 @@
         </w:rPr>
         <w:t xml:space="preserve"> – Excluir Serviço</w:t>
       </w:r>
-      <w:bookmarkEnd w:id="233"/>
+      <w:bookmarkEnd w:id="234"/>
     </w:p>
     <w:p>
       <w:pPr>
@@ -18900,7 +19158,7 @@
           <w:szCs w:val="20"/>
         </w:rPr>
       </w:pPr>
-      <w:bookmarkStart w:id="234" w:name="_Toc241477192"/>
+      <w:bookmarkStart w:id="235" w:name="_Toc241478838"/>
       <w:r>
         <w:rPr>
           <w:i w:val="0"/>
@@ -18966,7 +19224,7 @@
         </w:rPr>
         <w:t xml:space="preserve"> – Cadastro Entrada e Saída</w:t>
       </w:r>
-      <w:bookmarkEnd w:id="234"/>
+      <w:bookmarkEnd w:id="235"/>
     </w:p>
     <w:p>
       <w:pPr>
@@ -18977,7 +19235,7 @@
           <w:noProof/>
         </w:rPr>
         <w:drawing>
-          <wp:inline distT="0" distB="0" distL="0" distR="0" wp14:anchorId="09E084F0" wp14:editId="00ECC4B0">
+          <wp:inline distT="0" distB="0" distL="0" distR="0" wp14:anchorId="09E084F0" wp14:editId="043B3D9D">
             <wp:extent cx="1800000" cy="3258000"/>
             <wp:effectExtent l="0" t="0" r="0" b="0"/>
             <wp:docPr id="26" name="Imagem 26"/>
@@ -19067,7 +19325,7 @@
         </w:rPr>
         <w:t xml:space="preserve">       </w:t>
       </w:r>
-      <w:bookmarkStart w:id="235" w:name="_Toc241477193"/>
+      <w:bookmarkStart w:id="236" w:name="_Toc241478839"/>
       <w:r>
         <w:rPr>
           <w:sz w:val="20"/>
@@ -19111,7 +19369,7 @@
         </w:rPr>
         <w:t xml:space="preserve"> – Editar Entrada e Saída</w:t>
       </w:r>
-      <w:bookmarkEnd w:id="235"/>
+      <w:bookmarkEnd w:id="236"/>
     </w:p>
     <w:p>
       <w:pPr>
@@ -19246,7 +19504,7 @@
           <w:szCs w:val="20"/>
         </w:rPr>
       </w:pPr>
-      <w:bookmarkStart w:id="236" w:name="_Toc241477194"/>
+      <w:bookmarkStart w:id="237" w:name="_Toc241478840"/>
       <w:r>
         <w:rPr>
           <w:i w:val="0"/>
@@ -19312,7 +19570,7 @@
         </w:rPr>
         <w:t xml:space="preserve"> – Excluir Entrada e Saída</w:t>
       </w:r>
-      <w:bookmarkEnd w:id="236"/>
+      <w:bookmarkEnd w:id="237"/>
     </w:p>
     <w:p>
       <w:pPr>
@@ -19410,7 +19668,7 @@
         </w:rPr>
         <w:t xml:space="preserve">         </w:t>
       </w:r>
-      <w:bookmarkStart w:id="237" w:name="_Toc241477195"/>
+      <w:bookmarkStart w:id="238" w:name="_Toc241478841"/>
       <w:r>
         <w:rPr>
           <w:sz w:val="20"/>
@@ -19454,7 +19712,7 @@
         </w:rPr>
         <w:t xml:space="preserve"> – Movimentações Diárias</w:t>
       </w:r>
-      <w:bookmarkEnd w:id="237"/>
+      <w:bookmarkEnd w:id="238"/>
     </w:p>
     <w:p>
       <w:pPr>
@@ -19477,7 +19735,7 @@
           <w:noProof/>
         </w:rPr>
         <w:drawing>
-          <wp:inline distT="0" distB="0" distL="0" distR="0" wp14:anchorId="36E644E9" wp14:editId="5FDB738D">
+          <wp:inline distT="0" distB="0" distL="0" distR="0" wp14:anchorId="36E644E9" wp14:editId="3A8B11EB">
             <wp:extent cx="1800000" cy="3600000"/>
             <wp:effectExtent l="0" t="0" r="0" b="635"/>
             <wp:docPr id="18" name="Imagem 18" descr="D:\aplicacaoo\movimentacao_diaria.PNG"/>
@@ -19568,7 +19826,7 @@
           <w:szCs w:val="20"/>
         </w:rPr>
       </w:pPr>
-      <w:bookmarkStart w:id="238" w:name="_Toc241477196"/>
+      <w:bookmarkStart w:id="239" w:name="_Toc241478842"/>
       <w:r>
         <w:rPr>
           <w:i w:val="0"/>
@@ -19634,7 +19892,7 @@
         </w:rPr>
         <w:t xml:space="preserve"> – Movimentações Semanais</w:t>
       </w:r>
-      <w:bookmarkEnd w:id="238"/>
+      <w:bookmarkEnd w:id="239"/>
     </w:p>
     <w:p>
       <w:pPr>
@@ -19645,7 +19903,7 @@
           <w:noProof/>
         </w:rPr>
         <w:drawing>
-          <wp:inline distT="0" distB="0" distL="0" distR="0" wp14:anchorId="658ECCE3" wp14:editId="16F8BF9C">
+          <wp:inline distT="0" distB="0" distL="0" distR="0" wp14:anchorId="658ECCE3" wp14:editId="79011B8E">
             <wp:extent cx="1800000" cy="3621600"/>
             <wp:effectExtent l="0" t="0" r="0" b="0"/>
             <wp:docPr id="19" name="Imagem 19" descr="D:\aplicacaoo\movimentacao_semanal.PNG"/>
@@ -19732,7 +19990,7 @@
           <w:szCs w:val="20"/>
         </w:rPr>
       </w:pPr>
-      <w:bookmarkStart w:id="239" w:name="_Toc241477197"/>
+      <w:bookmarkStart w:id="240" w:name="_Toc241478843"/>
       <w:r>
         <w:rPr>
           <w:i w:val="0"/>
@@ -19797,7 +20055,7 @@
         </w:rPr>
         <w:t xml:space="preserve"> – Movimentações Mensais</w:t>
       </w:r>
-      <w:bookmarkEnd w:id="239"/>
+      <w:bookmarkEnd w:id="240"/>
     </w:p>
     <w:p>
       <w:pPr>
@@ -19808,7 +20066,7 @@
           <w:noProof/>
         </w:rPr>
         <w:drawing>
-          <wp:inline distT="0" distB="0" distL="0" distR="0" wp14:anchorId="4FBE9DA2" wp14:editId="79359096">
+          <wp:inline distT="0" distB="0" distL="0" distR="0" wp14:anchorId="4FBE9DA2" wp14:editId="3D6C262B">
             <wp:extent cx="1800000" cy="3636000"/>
             <wp:effectExtent l="0" t="0" r="0" b="3175"/>
             <wp:docPr id="20" name="Imagem 20" descr="D:\aplicacaoo\movimentacao_mensal.PNG"/>
@@ -19879,7 +20137,7 @@
           <w:szCs w:val="20"/>
         </w:rPr>
       </w:pPr>
-      <w:bookmarkStart w:id="240" w:name="_Toc241477198"/>
+      <w:bookmarkStart w:id="241" w:name="_Toc241478844"/>
       <w:r>
         <w:rPr>
           <w:i w:val="0"/>
@@ -19945,7 +20203,7 @@
         </w:rPr>
         <w:t xml:space="preserve"> – Resumos Diários</w:t>
       </w:r>
-      <w:bookmarkEnd w:id="240"/>
+      <w:bookmarkEnd w:id="241"/>
     </w:p>
     <w:p>
       <w:pPr>
@@ -19956,7 +20214,7 @@
           <w:noProof/>
         </w:rPr>
         <w:drawing>
-          <wp:inline distT="0" distB="0" distL="0" distR="0" wp14:anchorId="76494233" wp14:editId="7FC30F79">
+          <wp:inline distT="0" distB="0" distL="0" distR="0" wp14:anchorId="76494233" wp14:editId="4D5E8048">
             <wp:extent cx="1800000" cy="3585600"/>
             <wp:effectExtent l="0" t="0" r="0" b="0"/>
             <wp:docPr id="21" name="Imagem 21" descr="D:\aplicacaoo\relatorio_diario.PNG"/>
@@ -20043,7 +20301,7 @@
           <w:szCs w:val="20"/>
         </w:rPr>
       </w:pPr>
-      <w:bookmarkStart w:id="241" w:name="_Toc241477199"/>
+      <w:bookmarkStart w:id="242" w:name="_Toc241478845"/>
       <w:r>
         <w:rPr>
           <w:i w:val="0"/>
@@ -20108,7 +20366,7 @@
         </w:rPr>
         <w:t xml:space="preserve"> – Resumos Semanais</w:t>
       </w:r>
-      <w:bookmarkEnd w:id="241"/>
+      <w:bookmarkEnd w:id="242"/>
     </w:p>
     <w:p>
       <w:pPr>
@@ -20119,7 +20377,7 @@
           <w:noProof/>
         </w:rPr>
         <w:drawing>
-          <wp:inline distT="0" distB="0" distL="0" distR="0" wp14:anchorId="33D22E08" wp14:editId="43CF38CE">
+          <wp:inline distT="0" distB="0" distL="0" distR="0" wp14:anchorId="33D22E08" wp14:editId="05C0B7F9">
             <wp:extent cx="1800000" cy="3632400"/>
             <wp:effectExtent l="0" t="0" r="0" b="6350"/>
             <wp:docPr id="22" name="Imagem 22" descr="D:\aplicacaoo\relatorio_semanal.PNG"/>
@@ -20190,7 +20448,7 @@
           <w:szCs w:val="20"/>
         </w:rPr>
       </w:pPr>
-      <w:bookmarkStart w:id="242" w:name="_Toc241477200"/>
+      <w:bookmarkStart w:id="243" w:name="_Toc241478846"/>
       <w:r>
         <w:rPr>
           <w:i w:val="0"/>
@@ -20256,7 +20514,7 @@
         </w:rPr>
         <w:t xml:space="preserve"> – Resumos Mensais</w:t>
       </w:r>
-      <w:bookmarkEnd w:id="242"/>
+      <w:bookmarkEnd w:id="243"/>
     </w:p>
     <w:p>
       <w:pPr>
@@ -20267,7 +20525,7 @@
           <w:noProof/>
         </w:rPr>
         <w:drawing>
-          <wp:inline distT="0" distB="0" distL="0" distR="0" wp14:anchorId="30EB8360" wp14:editId="2053A435">
+          <wp:inline distT="0" distB="0" distL="0" distR="0" wp14:anchorId="30EB8360" wp14:editId="44B59923">
             <wp:extent cx="1800000" cy="3621600"/>
             <wp:effectExtent l="0" t="0" r="0" b="0"/>
             <wp:docPr id="24" name="Imagem 24" descr="D:\aplicacaoo\relatorio_mensal.PNG"/>
@@ -20367,7 +20625,7 @@
         </w:rPr>
         <w:t xml:space="preserve">      </w:t>
       </w:r>
-      <w:bookmarkStart w:id="243" w:name="_Toc241477201"/>
+      <w:bookmarkStart w:id="244" w:name="_Toc241478847"/>
       <w:r>
         <w:rPr>
           <w:sz w:val="20"/>
@@ -20411,7 +20669,7 @@
         </w:rPr>
         <w:t xml:space="preserve"> – Editar Perfil</w:t>
       </w:r>
-      <w:bookmarkEnd w:id="243"/>
+      <w:bookmarkEnd w:id="244"/>
     </w:p>
     <w:p>
       <w:pPr>
@@ -20434,7 +20692,7 @@
           <w:noProof/>
         </w:rPr>
         <w:drawing>
-          <wp:inline distT="0" distB="0" distL="0" distR="0" wp14:anchorId="7FE45B35" wp14:editId="48347AB1">
+          <wp:inline distT="0" distB="0" distL="0" distR="0" wp14:anchorId="7FE45B35" wp14:editId="6211173E">
             <wp:extent cx="1800000" cy="3578400"/>
             <wp:effectExtent l="0" t="0" r="0" b="3175"/>
             <wp:docPr id="23" name="Imagem 23" descr="D:\aplicacaoo\meu_perfil.PNG"/>
@@ -20498,12 +20756,15 @@
       <w:pPr>
         <w:pStyle w:val="Ttulo1"/>
       </w:pPr>
-      <w:bookmarkStart w:id="244" w:name="_Toc241477281"/>
+      <w:bookmarkStart w:id="245" w:name="_Toc241479075"/>
       <w:r>
         <w:lastRenderedPageBreak/>
-        <w:t>banco de dados</w:t>
-      </w:r>
-      <w:bookmarkEnd w:id="244"/>
+        <w:t xml:space="preserve">Banco de </w:t>
+      </w:r>
+      <w:r>
+        <w:t>dados</w:t>
+      </w:r>
+      <w:bookmarkEnd w:id="245"/>
     </w:p>
     <w:p>
       <w:r>
@@ -20532,11 +20793,11 @@
       <w:pPr>
         <w:pStyle w:val="Ttulo1"/>
       </w:pPr>
-      <w:bookmarkStart w:id="245" w:name="_Toc241477282"/>
+      <w:bookmarkStart w:id="246" w:name="_Toc241479076"/>
       <w:r>
         <w:t>Considerações Finais</w:t>
       </w:r>
-      <w:bookmarkEnd w:id="245"/>
+      <w:bookmarkEnd w:id="246"/>
     </w:p>
     <w:p>
       <w:pPr>
@@ -20586,7 +20847,7 @@
           <w:lang w:val="pt-BR"/>
         </w:rPr>
       </w:pPr>
-      <w:bookmarkStart w:id="246" w:name="_Toc241477283"/>
+      <w:bookmarkStart w:id="247" w:name="_Toc241479077"/>
       <w:r>
         <w:rPr>
           <w:lang w:val="pt-BR"/>
@@ -20594,7 +20855,7 @@
         <w:lastRenderedPageBreak/>
         <w:t>Referências Bibliográficas</w:t>
       </w:r>
-      <w:bookmarkEnd w:id="246"/>
+      <w:bookmarkEnd w:id="247"/>
     </w:p>
     <w:p/>
     <w:p>
@@ -21195,6 +21456,155 @@
 <file path=word/numbering.xml><?xml version="1.0" encoding="utf-8"?>
 <w:numbering xmlns:wpc="http://schemas.microsoft.com/office/word/2010/wordprocessingCanvas" xmlns:cx="http://schemas.microsoft.com/office/drawing/2014/chartex" xmlns:cx1="http://schemas.microsoft.com/office/drawing/2015/9/8/chartex" xmlns:cx2="http://schemas.microsoft.com/office/drawing/2015/10/21/chartex" xmlns:cx3="http://schemas.microsoft.com/office/drawing/2016/5/9/chartex" xmlns:cx4="http://schemas.microsoft.com/office/drawing/2016/5/10/chartex" xmlns:cx5="http://schemas.microsoft.com/office/drawing/2016/5/11/chartex" xmlns:cx6="http://schemas.microsoft.com/office/drawing/2016/5/12/chartex" xmlns:cx7="http://schemas.microsoft.com/office/drawing/2016/5/13/chartex" xmlns:cx8="http://schemas.microsoft.com/office/drawing/2016/5/14/chartex" xmlns:mc="http://schemas.openxmlformats.org/markup-compatibility/2006" xmlns:aink="http://schemas.microsoft.com/office/drawing/2016/ink" xmlns:am3d="http://schemas.microsoft.com/office/drawing/2017/model3d" xmlns:o="urn:schemas-microsoft-com:office:office" xmlns:oel="http://schemas.microsoft.com/office/2019/extlst" xmlns:r="http://schemas.openxmlformats.org/officeDocument/2006/relationships" xmlns:m="http://schemas.openxmlformats.org/officeDocument/2006/math" xmlns:v="urn:schemas-microsoft-com:vml" xmlns:wp14="http://schemas.microsoft.com/office/word/2010/wordprocessingDrawing" xmlns:wp="http://schemas.openxmlformats.org/drawingml/2006/wordprocessingDrawing" xmlns:w10="urn:schemas-microsoft-com:office:word" xmlns:w="http://schemas.openxmlformats.org/wordprocessingml/2006/main" xmlns:w14="http://schemas.microsoft.com/office/word/2010/wordml" xmlns:w15="http://schemas.microsoft.com/office/word/2012/wordml" xmlns:w16cex="http://schemas.microsoft.com/office/word/2018/wordml/cex" xmlns:w16cid="http://schemas.microsoft.com/office/word/2016/wordml/cid" xmlns:w16="http://schemas.microsoft.com/office/word/2018/wordml" xmlns:w16sdtdh="http://schemas.microsoft.com/office/word/2020/wordml/sdtdatahash" xmlns:w16se="http://schemas.microsoft.com/office/word/2015/wordml/symex" xmlns:wpg="http://schemas.microsoft.com/office/word/2010/wordprocessingGroup" xmlns:wpi="http://schemas.microsoft.com/office/word/2010/wordprocessingInk" xmlns:wne="http://schemas.microsoft.com/office/word/2006/wordml" xmlns:wps="http://schemas.microsoft.com/office/word/2010/wordprocessingShape" mc:Ignorable="w14 w15 w16se w16cid w16 w16cex w16sdtdh wp14">
   <w:abstractNum w:abstractNumId="0" w15:restartNumberingAfterBreak="0">
+    <w:nsid w:val="014B4A6B"/>
+    <w:multiLevelType w:val="multilevel"/>
+    <w:tmpl w:val="3CCE31DA"/>
+    <w:lvl w:ilvl="0">
+      <w:start w:val="1"/>
+      <w:numFmt w:val="bullet"/>
+      <w:lvlText w:val=""/>
+      <w:lvlJc w:val="left"/>
+      <w:pPr>
+        <w:tabs>
+          <w:tab w:val="num" w:pos="720"/>
+        </w:tabs>
+        <w:ind w:left="720" w:hanging="360"/>
+      </w:pPr>
+      <w:rPr>
+        <w:rFonts w:ascii="Symbol" w:hAnsi="Symbol" w:hint="default"/>
+        <w:sz w:val="20"/>
+      </w:rPr>
+    </w:lvl>
+    <w:lvl w:ilvl="1" w:tentative="1">
+      <w:start w:val="1"/>
+      <w:numFmt w:val="bullet"/>
+      <w:lvlText w:val="o"/>
+      <w:lvlJc w:val="left"/>
+      <w:pPr>
+        <w:tabs>
+          <w:tab w:val="num" w:pos="1440"/>
+        </w:tabs>
+        <w:ind w:left="1440" w:hanging="360"/>
+      </w:pPr>
+      <w:rPr>
+        <w:rFonts w:ascii="Courier New" w:hAnsi="Courier New" w:hint="default"/>
+        <w:sz w:val="20"/>
+      </w:rPr>
+    </w:lvl>
+    <w:lvl w:ilvl="2" w:tentative="1">
+      <w:start w:val="1"/>
+      <w:numFmt w:val="bullet"/>
+      <w:lvlText w:val=""/>
+      <w:lvlJc w:val="left"/>
+      <w:pPr>
+        <w:tabs>
+          <w:tab w:val="num" w:pos="2160"/>
+        </w:tabs>
+        <w:ind w:left="2160" w:hanging="360"/>
+      </w:pPr>
+      <w:rPr>
+        <w:rFonts w:ascii="Wingdings" w:hAnsi="Wingdings" w:hint="default"/>
+        <w:sz w:val="20"/>
+      </w:rPr>
+    </w:lvl>
+    <w:lvl w:ilvl="3" w:tentative="1">
+      <w:start w:val="1"/>
+      <w:numFmt w:val="bullet"/>
+      <w:lvlText w:val=""/>
+      <w:lvlJc w:val="left"/>
+      <w:pPr>
+        <w:tabs>
+          <w:tab w:val="num" w:pos="2880"/>
+        </w:tabs>
+        <w:ind w:left="2880" w:hanging="360"/>
+      </w:pPr>
+      <w:rPr>
+        <w:rFonts w:ascii="Wingdings" w:hAnsi="Wingdings" w:hint="default"/>
+        <w:sz w:val="20"/>
+      </w:rPr>
+    </w:lvl>
+    <w:lvl w:ilvl="4" w:tentative="1">
+      <w:start w:val="1"/>
+      <w:numFmt w:val="bullet"/>
+      <w:lvlText w:val=""/>
+      <w:lvlJc w:val="left"/>
+      <w:pPr>
+        <w:tabs>
+          <w:tab w:val="num" w:pos="3600"/>
+        </w:tabs>
+        <w:ind w:left="3600" w:hanging="360"/>
+      </w:pPr>
+      <w:rPr>
+        <w:rFonts w:ascii="Wingdings" w:hAnsi="Wingdings" w:hint="default"/>
+        <w:sz w:val="20"/>
+      </w:rPr>
+    </w:lvl>
+    <w:lvl w:ilvl="5" w:tentative="1">
+      <w:start w:val="1"/>
+      <w:numFmt w:val="bullet"/>
+      <w:lvlText w:val=""/>
+      <w:lvlJc w:val="left"/>
+      <w:pPr>
+        <w:tabs>
+          <w:tab w:val="num" w:pos="4320"/>
+        </w:tabs>
+        <w:ind w:left="4320" w:hanging="360"/>
+      </w:pPr>
+      <w:rPr>
+        <w:rFonts w:ascii="Wingdings" w:hAnsi="Wingdings" w:hint="default"/>
+        <w:sz w:val="20"/>
+      </w:rPr>
+    </w:lvl>
+    <w:lvl w:ilvl="6" w:tentative="1">
+      <w:start w:val="1"/>
+      <w:numFmt w:val="bullet"/>
+      <w:lvlText w:val=""/>
+      <w:lvlJc w:val="left"/>
+      <w:pPr>
+        <w:tabs>
+          <w:tab w:val="num" w:pos="5040"/>
+        </w:tabs>
+        <w:ind w:left="5040" w:hanging="360"/>
+      </w:pPr>
+      <w:rPr>
+        <w:rFonts w:ascii="Wingdings" w:hAnsi="Wingdings" w:hint="default"/>
+        <w:sz w:val="20"/>
+      </w:rPr>
+    </w:lvl>
+    <w:lvl w:ilvl="7" w:tentative="1">
+      <w:start w:val="1"/>
+      <w:numFmt w:val="bullet"/>
+      <w:lvlText w:val=""/>
+      <w:lvlJc w:val="left"/>
+      <w:pPr>
+        <w:tabs>
+          <w:tab w:val="num" w:pos="5760"/>
+        </w:tabs>
+        <w:ind w:left="5760" w:hanging="360"/>
+      </w:pPr>
+      <w:rPr>
+        <w:rFonts w:ascii="Wingdings" w:hAnsi="Wingdings" w:hint="default"/>
+        <w:sz w:val="20"/>
+      </w:rPr>
+    </w:lvl>
+    <w:lvl w:ilvl="8" w:tentative="1">
+      <w:start w:val="1"/>
+      <w:numFmt w:val="bullet"/>
+      <w:lvlText w:val=""/>
+      <w:lvlJc w:val="left"/>
+      <w:pPr>
+        <w:tabs>
+          <w:tab w:val="num" w:pos="6480"/>
+        </w:tabs>
+        <w:ind w:left="6480" w:hanging="360"/>
+      </w:pPr>
+      <w:rPr>
+        <w:rFonts w:ascii="Wingdings" w:hAnsi="Wingdings" w:hint="default"/>
+        <w:sz w:val="20"/>
+      </w:rPr>
+    </w:lvl>
+  </w:abstractNum>
+  <w:abstractNum w:abstractNumId="1" w15:restartNumberingAfterBreak="0">
     <w:nsid w:val="02364C0C"/>
     <w:multiLevelType w:val="hybridMultilevel"/>
     <w:tmpl w:val="8F8EB752"/>
@@ -21280,7 +21690,7 @@
       </w:pPr>
     </w:lvl>
   </w:abstractNum>
-  <w:abstractNum w:abstractNumId="1" w15:restartNumberingAfterBreak="0">
+  <w:abstractNum w:abstractNumId="2" w15:restartNumberingAfterBreak="0">
     <w:nsid w:val="06A87689"/>
     <w:multiLevelType w:val="hybridMultilevel"/>
     <w:tmpl w:val="940E736A"/>
@@ -21366,7 +21776,7 @@
       </w:pPr>
     </w:lvl>
   </w:abstractNum>
-  <w:abstractNum w:abstractNumId="2" w15:restartNumberingAfterBreak="0">
+  <w:abstractNum w:abstractNumId="3" w15:restartNumberingAfterBreak="0">
     <w:nsid w:val="07CD647A"/>
     <w:multiLevelType w:val="multilevel"/>
     <w:tmpl w:val="B77CBDCA"/>
@@ -21479,7 +21889,7 @@
       </w:rPr>
     </w:lvl>
   </w:abstractNum>
-  <w:abstractNum w:abstractNumId="3" w15:restartNumberingAfterBreak="0">
+  <w:abstractNum w:abstractNumId="4" w15:restartNumberingAfterBreak="0">
     <w:nsid w:val="09CE6C17"/>
     <w:multiLevelType w:val="hybridMultilevel"/>
     <w:tmpl w:val="00948E72"/>
@@ -21565,7 +21975,7 @@
       </w:pPr>
     </w:lvl>
   </w:abstractNum>
-  <w:abstractNum w:abstractNumId="4" w15:restartNumberingAfterBreak="0">
+  <w:abstractNum w:abstractNumId="5" w15:restartNumberingAfterBreak="0">
     <w:nsid w:val="0FBB33D7"/>
     <w:multiLevelType w:val="multilevel"/>
     <w:tmpl w:val="F8C439C6"/>
@@ -21714,7 +22124,7 @@
       </w:rPr>
     </w:lvl>
   </w:abstractNum>
-  <w:abstractNum w:abstractNumId="5" w15:restartNumberingAfterBreak="0">
+  <w:abstractNum w:abstractNumId="6" w15:restartNumberingAfterBreak="0">
     <w:nsid w:val="11C96EB3"/>
     <w:multiLevelType w:val="hybridMultilevel"/>
     <w:tmpl w:val="0F28B8CE"/>
@@ -21827,7 +22237,7 @@
       </w:rPr>
     </w:lvl>
   </w:abstractNum>
-  <w:abstractNum w:abstractNumId="6" w15:restartNumberingAfterBreak="0">
+  <w:abstractNum w:abstractNumId="7" w15:restartNumberingAfterBreak="0">
     <w:nsid w:val="13BDC6C2"/>
     <w:multiLevelType w:val="hybridMultilevel"/>
     <w:tmpl w:val="FFFFFFFF"/>
@@ -21940,7 +22350,156 @@
       </w:rPr>
     </w:lvl>
   </w:abstractNum>
-  <w:abstractNum w:abstractNumId="7" w15:restartNumberingAfterBreak="0">
+  <w:abstractNum w:abstractNumId="8" w15:restartNumberingAfterBreak="0">
+    <w:nsid w:val="16F01F16"/>
+    <w:multiLevelType w:val="multilevel"/>
+    <w:tmpl w:val="9904ABD2"/>
+    <w:lvl w:ilvl="0">
+      <w:start w:val="1"/>
+      <w:numFmt w:val="bullet"/>
+      <w:lvlText w:val=""/>
+      <w:lvlJc w:val="left"/>
+      <w:pPr>
+        <w:tabs>
+          <w:tab w:val="num" w:pos="720"/>
+        </w:tabs>
+        <w:ind w:left="720" w:hanging="360"/>
+      </w:pPr>
+      <w:rPr>
+        <w:rFonts w:ascii="Symbol" w:hAnsi="Symbol" w:hint="default"/>
+        <w:sz w:val="20"/>
+      </w:rPr>
+    </w:lvl>
+    <w:lvl w:ilvl="1" w:tentative="1">
+      <w:start w:val="1"/>
+      <w:numFmt w:val="bullet"/>
+      <w:lvlText w:val="o"/>
+      <w:lvlJc w:val="left"/>
+      <w:pPr>
+        <w:tabs>
+          <w:tab w:val="num" w:pos="1440"/>
+        </w:tabs>
+        <w:ind w:left="1440" w:hanging="360"/>
+      </w:pPr>
+      <w:rPr>
+        <w:rFonts w:ascii="Courier New" w:hAnsi="Courier New" w:hint="default"/>
+        <w:sz w:val="20"/>
+      </w:rPr>
+    </w:lvl>
+    <w:lvl w:ilvl="2" w:tentative="1">
+      <w:start w:val="1"/>
+      <w:numFmt w:val="bullet"/>
+      <w:lvlText w:val=""/>
+      <w:lvlJc w:val="left"/>
+      <w:pPr>
+        <w:tabs>
+          <w:tab w:val="num" w:pos="2160"/>
+        </w:tabs>
+        <w:ind w:left="2160" w:hanging="360"/>
+      </w:pPr>
+      <w:rPr>
+        <w:rFonts w:ascii="Wingdings" w:hAnsi="Wingdings" w:hint="default"/>
+        <w:sz w:val="20"/>
+      </w:rPr>
+    </w:lvl>
+    <w:lvl w:ilvl="3" w:tentative="1">
+      <w:start w:val="1"/>
+      <w:numFmt w:val="bullet"/>
+      <w:lvlText w:val=""/>
+      <w:lvlJc w:val="left"/>
+      <w:pPr>
+        <w:tabs>
+          <w:tab w:val="num" w:pos="2880"/>
+        </w:tabs>
+        <w:ind w:left="2880" w:hanging="360"/>
+      </w:pPr>
+      <w:rPr>
+        <w:rFonts w:ascii="Wingdings" w:hAnsi="Wingdings" w:hint="default"/>
+        <w:sz w:val="20"/>
+      </w:rPr>
+    </w:lvl>
+    <w:lvl w:ilvl="4" w:tentative="1">
+      <w:start w:val="1"/>
+      <w:numFmt w:val="bullet"/>
+      <w:lvlText w:val=""/>
+      <w:lvlJc w:val="left"/>
+      <w:pPr>
+        <w:tabs>
+          <w:tab w:val="num" w:pos="3600"/>
+        </w:tabs>
+        <w:ind w:left="3600" w:hanging="360"/>
+      </w:pPr>
+      <w:rPr>
+        <w:rFonts w:ascii="Wingdings" w:hAnsi="Wingdings" w:hint="default"/>
+        <w:sz w:val="20"/>
+      </w:rPr>
+    </w:lvl>
+    <w:lvl w:ilvl="5" w:tentative="1">
+      <w:start w:val="1"/>
+      <w:numFmt w:val="bullet"/>
+      <w:lvlText w:val=""/>
+      <w:lvlJc w:val="left"/>
+      <w:pPr>
+        <w:tabs>
+          <w:tab w:val="num" w:pos="4320"/>
+        </w:tabs>
+        <w:ind w:left="4320" w:hanging="360"/>
+      </w:pPr>
+      <w:rPr>
+        <w:rFonts w:ascii="Wingdings" w:hAnsi="Wingdings" w:hint="default"/>
+        <w:sz w:val="20"/>
+      </w:rPr>
+    </w:lvl>
+    <w:lvl w:ilvl="6" w:tentative="1">
+      <w:start w:val="1"/>
+      <w:numFmt w:val="bullet"/>
+      <w:lvlText w:val=""/>
+      <w:lvlJc w:val="left"/>
+      <w:pPr>
+        <w:tabs>
+          <w:tab w:val="num" w:pos="5040"/>
+        </w:tabs>
+        <w:ind w:left="5040" w:hanging="360"/>
+      </w:pPr>
+      <w:rPr>
+        <w:rFonts w:ascii="Wingdings" w:hAnsi="Wingdings" w:hint="default"/>
+        <w:sz w:val="20"/>
+      </w:rPr>
+    </w:lvl>
+    <w:lvl w:ilvl="7" w:tentative="1">
+      <w:start w:val="1"/>
+      <w:numFmt w:val="bullet"/>
+      <w:lvlText w:val=""/>
+      <w:lvlJc w:val="left"/>
+      <w:pPr>
+        <w:tabs>
+          <w:tab w:val="num" w:pos="5760"/>
+        </w:tabs>
+        <w:ind w:left="5760" w:hanging="360"/>
+      </w:pPr>
+      <w:rPr>
+        <w:rFonts w:ascii="Wingdings" w:hAnsi="Wingdings" w:hint="default"/>
+        <w:sz w:val="20"/>
+      </w:rPr>
+    </w:lvl>
+    <w:lvl w:ilvl="8" w:tentative="1">
+      <w:start w:val="1"/>
+      <w:numFmt w:val="bullet"/>
+      <w:lvlText w:val=""/>
+      <w:lvlJc w:val="left"/>
+      <w:pPr>
+        <w:tabs>
+          <w:tab w:val="num" w:pos="6480"/>
+        </w:tabs>
+        <w:ind w:left="6480" w:hanging="360"/>
+      </w:pPr>
+      <w:rPr>
+        <w:rFonts w:ascii="Wingdings" w:hAnsi="Wingdings" w:hint="default"/>
+        <w:sz w:val="20"/>
+      </w:rPr>
+    </w:lvl>
+  </w:abstractNum>
+  <w:abstractNum w:abstractNumId="9" w15:restartNumberingAfterBreak="0">
     <w:nsid w:val="1808A0F2"/>
     <w:multiLevelType w:val="hybridMultilevel"/>
     <w:tmpl w:val="FFFFFFFF"/>
@@ -22026,7 +22585,454 @@
       </w:pPr>
     </w:lvl>
   </w:abstractNum>
-  <w:abstractNum w:abstractNumId="8" w15:restartNumberingAfterBreak="0">
+  <w:abstractNum w:abstractNumId="10" w15:restartNumberingAfterBreak="0">
+    <w:nsid w:val="1EF3776E"/>
+    <w:multiLevelType w:val="multilevel"/>
+    <w:tmpl w:val="17B610E6"/>
+    <w:lvl w:ilvl="0">
+      <w:start w:val="1"/>
+      <w:numFmt w:val="bullet"/>
+      <w:lvlText w:val=""/>
+      <w:lvlJc w:val="left"/>
+      <w:pPr>
+        <w:tabs>
+          <w:tab w:val="num" w:pos="720"/>
+        </w:tabs>
+        <w:ind w:left="720" w:hanging="360"/>
+      </w:pPr>
+      <w:rPr>
+        <w:rFonts w:ascii="Symbol" w:hAnsi="Symbol" w:hint="default"/>
+        <w:sz w:val="20"/>
+      </w:rPr>
+    </w:lvl>
+    <w:lvl w:ilvl="1">
+      <w:start w:val="1"/>
+      <w:numFmt w:val="bullet"/>
+      <w:lvlText w:val="o"/>
+      <w:lvlJc w:val="left"/>
+      <w:pPr>
+        <w:tabs>
+          <w:tab w:val="num" w:pos="1440"/>
+        </w:tabs>
+        <w:ind w:left="1440" w:hanging="360"/>
+      </w:pPr>
+      <w:rPr>
+        <w:rFonts w:ascii="Courier New" w:hAnsi="Courier New" w:hint="default"/>
+        <w:sz w:val="20"/>
+      </w:rPr>
+    </w:lvl>
+    <w:lvl w:ilvl="2" w:tentative="1">
+      <w:start w:val="1"/>
+      <w:numFmt w:val="bullet"/>
+      <w:lvlText w:val=""/>
+      <w:lvlJc w:val="left"/>
+      <w:pPr>
+        <w:tabs>
+          <w:tab w:val="num" w:pos="2160"/>
+        </w:tabs>
+        <w:ind w:left="2160" w:hanging="360"/>
+      </w:pPr>
+      <w:rPr>
+        <w:rFonts w:ascii="Wingdings" w:hAnsi="Wingdings" w:hint="default"/>
+        <w:sz w:val="20"/>
+      </w:rPr>
+    </w:lvl>
+    <w:lvl w:ilvl="3" w:tentative="1">
+      <w:start w:val="1"/>
+      <w:numFmt w:val="bullet"/>
+      <w:lvlText w:val=""/>
+      <w:lvlJc w:val="left"/>
+      <w:pPr>
+        <w:tabs>
+          <w:tab w:val="num" w:pos="2880"/>
+        </w:tabs>
+        <w:ind w:left="2880" w:hanging="360"/>
+      </w:pPr>
+      <w:rPr>
+        <w:rFonts w:ascii="Wingdings" w:hAnsi="Wingdings" w:hint="default"/>
+        <w:sz w:val="20"/>
+      </w:rPr>
+    </w:lvl>
+    <w:lvl w:ilvl="4" w:tentative="1">
+      <w:start w:val="1"/>
+      <w:numFmt w:val="bullet"/>
+      <w:lvlText w:val=""/>
+      <w:lvlJc w:val="left"/>
+      <w:pPr>
+        <w:tabs>
+          <w:tab w:val="num" w:pos="3600"/>
+        </w:tabs>
+        <w:ind w:left="3600" w:hanging="360"/>
+      </w:pPr>
+      <w:rPr>
+        <w:rFonts w:ascii="Wingdings" w:hAnsi="Wingdings" w:hint="default"/>
+        <w:sz w:val="20"/>
+      </w:rPr>
+    </w:lvl>
+    <w:lvl w:ilvl="5" w:tentative="1">
+      <w:start w:val="1"/>
+      <w:numFmt w:val="bullet"/>
+      <w:lvlText w:val=""/>
+      <w:lvlJc w:val="left"/>
+      <w:pPr>
+        <w:tabs>
+          <w:tab w:val="num" w:pos="4320"/>
+        </w:tabs>
+        <w:ind w:left="4320" w:hanging="360"/>
+      </w:pPr>
+      <w:rPr>
+        <w:rFonts w:ascii="Wingdings" w:hAnsi="Wingdings" w:hint="default"/>
+        <w:sz w:val="20"/>
+      </w:rPr>
+    </w:lvl>
+    <w:lvl w:ilvl="6" w:tentative="1">
+      <w:start w:val="1"/>
+      <w:numFmt w:val="bullet"/>
+      <w:lvlText w:val=""/>
+      <w:lvlJc w:val="left"/>
+      <w:pPr>
+        <w:tabs>
+          <w:tab w:val="num" w:pos="5040"/>
+        </w:tabs>
+        <w:ind w:left="5040" w:hanging="360"/>
+      </w:pPr>
+      <w:rPr>
+        <w:rFonts w:ascii="Wingdings" w:hAnsi="Wingdings" w:hint="default"/>
+        <w:sz w:val="20"/>
+      </w:rPr>
+    </w:lvl>
+    <w:lvl w:ilvl="7" w:tentative="1">
+      <w:start w:val="1"/>
+      <w:numFmt w:val="bullet"/>
+      <w:lvlText w:val=""/>
+      <w:lvlJc w:val="left"/>
+      <w:pPr>
+        <w:tabs>
+          <w:tab w:val="num" w:pos="5760"/>
+        </w:tabs>
+        <w:ind w:left="5760" w:hanging="360"/>
+      </w:pPr>
+      <w:rPr>
+        <w:rFonts w:ascii="Wingdings" w:hAnsi="Wingdings" w:hint="default"/>
+        <w:sz w:val="20"/>
+      </w:rPr>
+    </w:lvl>
+    <w:lvl w:ilvl="8" w:tentative="1">
+      <w:start w:val="1"/>
+      <w:numFmt w:val="bullet"/>
+      <w:lvlText w:val=""/>
+      <w:lvlJc w:val="left"/>
+      <w:pPr>
+        <w:tabs>
+          <w:tab w:val="num" w:pos="6480"/>
+        </w:tabs>
+        <w:ind w:left="6480" w:hanging="360"/>
+      </w:pPr>
+      <w:rPr>
+        <w:rFonts w:ascii="Wingdings" w:hAnsi="Wingdings" w:hint="default"/>
+        <w:sz w:val="20"/>
+      </w:rPr>
+    </w:lvl>
+  </w:abstractNum>
+  <w:abstractNum w:abstractNumId="11" w15:restartNumberingAfterBreak="0">
+    <w:nsid w:val="2144552F"/>
+    <w:multiLevelType w:val="multilevel"/>
+    <w:tmpl w:val="17B610E6"/>
+    <w:lvl w:ilvl="0">
+      <w:start w:val="1"/>
+      <w:numFmt w:val="bullet"/>
+      <w:lvlText w:val=""/>
+      <w:lvlJc w:val="left"/>
+      <w:pPr>
+        <w:tabs>
+          <w:tab w:val="num" w:pos="720"/>
+        </w:tabs>
+        <w:ind w:left="720" w:hanging="360"/>
+      </w:pPr>
+      <w:rPr>
+        <w:rFonts w:ascii="Symbol" w:hAnsi="Symbol" w:hint="default"/>
+        <w:sz w:val="20"/>
+      </w:rPr>
+    </w:lvl>
+    <w:lvl w:ilvl="1">
+      <w:start w:val="1"/>
+      <w:numFmt w:val="bullet"/>
+      <w:lvlText w:val="o"/>
+      <w:lvlJc w:val="left"/>
+      <w:pPr>
+        <w:tabs>
+          <w:tab w:val="num" w:pos="1440"/>
+        </w:tabs>
+        <w:ind w:left="1440" w:hanging="360"/>
+      </w:pPr>
+      <w:rPr>
+        <w:rFonts w:ascii="Courier New" w:hAnsi="Courier New" w:hint="default"/>
+        <w:sz w:val="20"/>
+      </w:rPr>
+    </w:lvl>
+    <w:lvl w:ilvl="2" w:tentative="1">
+      <w:start w:val="1"/>
+      <w:numFmt w:val="bullet"/>
+      <w:lvlText w:val=""/>
+      <w:lvlJc w:val="left"/>
+      <w:pPr>
+        <w:tabs>
+          <w:tab w:val="num" w:pos="2160"/>
+        </w:tabs>
+        <w:ind w:left="2160" w:hanging="360"/>
+      </w:pPr>
+      <w:rPr>
+        <w:rFonts w:ascii="Wingdings" w:hAnsi="Wingdings" w:hint="default"/>
+        <w:sz w:val="20"/>
+      </w:rPr>
+    </w:lvl>
+    <w:lvl w:ilvl="3" w:tentative="1">
+      <w:start w:val="1"/>
+      <w:numFmt w:val="bullet"/>
+      <w:lvlText w:val=""/>
+      <w:lvlJc w:val="left"/>
+      <w:pPr>
+        <w:tabs>
+          <w:tab w:val="num" w:pos="2880"/>
+        </w:tabs>
+        <w:ind w:left="2880" w:hanging="360"/>
+      </w:pPr>
+      <w:rPr>
+        <w:rFonts w:ascii="Wingdings" w:hAnsi="Wingdings" w:hint="default"/>
+        <w:sz w:val="20"/>
+      </w:rPr>
+    </w:lvl>
+    <w:lvl w:ilvl="4" w:tentative="1">
+      <w:start w:val="1"/>
+      <w:numFmt w:val="bullet"/>
+      <w:lvlText w:val=""/>
+      <w:lvlJc w:val="left"/>
+      <w:pPr>
+        <w:tabs>
+          <w:tab w:val="num" w:pos="3600"/>
+        </w:tabs>
+        <w:ind w:left="3600" w:hanging="360"/>
+      </w:pPr>
+      <w:rPr>
+        <w:rFonts w:ascii="Wingdings" w:hAnsi="Wingdings" w:hint="default"/>
+        <w:sz w:val="20"/>
+      </w:rPr>
+    </w:lvl>
+    <w:lvl w:ilvl="5" w:tentative="1">
+      <w:start w:val="1"/>
+      <w:numFmt w:val="bullet"/>
+      <w:lvlText w:val=""/>
+      <w:lvlJc w:val="left"/>
+      <w:pPr>
+        <w:tabs>
+          <w:tab w:val="num" w:pos="4320"/>
+        </w:tabs>
+        <w:ind w:left="4320" w:hanging="360"/>
+      </w:pPr>
+      <w:rPr>
+        <w:rFonts w:ascii="Wingdings" w:hAnsi="Wingdings" w:hint="default"/>
+        <w:sz w:val="20"/>
+      </w:rPr>
+    </w:lvl>
+    <w:lvl w:ilvl="6" w:tentative="1">
+      <w:start w:val="1"/>
+      <w:numFmt w:val="bullet"/>
+      <w:lvlText w:val=""/>
+      <w:lvlJc w:val="left"/>
+      <w:pPr>
+        <w:tabs>
+          <w:tab w:val="num" w:pos="5040"/>
+        </w:tabs>
+        <w:ind w:left="5040" w:hanging="360"/>
+      </w:pPr>
+      <w:rPr>
+        <w:rFonts w:ascii="Wingdings" w:hAnsi="Wingdings" w:hint="default"/>
+        <w:sz w:val="20"/>
+      </w:rPr>
+    </w:lvl>
+    <w:lvl w:ilvl="7" w:tentative="1">
+      <w:start w:val="1"/>
+      <w:numFmt w:val="bullet"/>
+      <w:lvlText w:val=""/>
+      <w:lvlJc w:val="left"/>
+      <w:pPr>
+        <w:tabs>
+          <w:tab w:val="num" w:pos="5760"/>
+        </w:tabs>
+        <w:ind w:left="5760" w:hanging="360"/>
+      </w:pPr>
+      <w:rPr>
+        <w:rFonts w:ascii="Wingdings" w:hAnsi="Wingdings" w:hint="default"/>
+        <w:sz w:val="20"/>
+      </w:rPr>
+    </w:lvl>
+    <w:lvl w:ilvl="8" w:tentative="1">
+      <w:start w:val="1"/>
+      <w:numFmt w:val="bullet"/>
+      <w:lvlText w:val=""/>
+      <w:lvlJc w:val="left"/>
+      <w:pPr>
+        <w:tabs>
+          <w:tab w:val="num" w:pos="6480"/>
+        </w:tabs>
+        <w:ind w:left="6480" w:hanging="360"/>
+      </w:pPr>
+      <w:rPr>
+        <w:rFonts w:ascii="Wingdings" w:hAnsi="Wingdings" w:hint="default"/>
+        <w:sz w:val="20"/>
+      </w:rPr>
+    </w:lvl>
+  </w:abstractNum>
+  <w:abstractNum w:abstractNumId="12" w15:restartNumberingAfterBreak="0">
+    <w:nsid w:val="28E87C90"/>
+    <w:multiLevelType w:val="multilevel"/>
+    <w:tmpl w:val="E5B84352"/>
+    <w:lvl w:ilvl="0">
+      <w:start w:val="1"/>
+      <w:numFmt w:val="bullet"/>
+      <w:lvlText w:val=""/>
+      <w:lvlJc w:val="left"/>
+      <w:pPr>
+        <w:tabs>
+          <w:tab w:val="num" w:pos="720"/>
+        </w:tabs>
+        <w:ind w:left="720" w:hanging="360"/>
+      </w:pPr>
+      <w:rPr>
+        <w:rFonts w:ascii="Symbol" w:hAnsi="Symbol" w:hint="default"/>
+        <w:sz w:val="20"/>
+      </w:rPr>
+    </w:lvl>
+    <w:lvl w:ilvl="1" w:tentative="1">
+      <w:start w:val="1"/>
+      <w:numFmt w:val="bullet"/>
+      <w:lvlText w:val="o"/>
+      <w:lvlJc w:val="left"/>
+      <w:pPr>
+        <w:tabs>
+          <w:tab w:val="num" w:pos="1440"/>
+        </w:tabs>
+        <w:ind w:left="1440" w:hanging="360"/>
+      </w:pPr>
+      <w:rPr>
+        <w:rFonts w:ascii="Courier New" w:hAnsi="Courier New" w:hint="default"/>
+        <w:sz w:val="20"/>
+      </w:rPr>
+    </w:lvl>
+    <w:lvl w:ilvl="2" w:tentative="1">
+      <w:start w:val="1"/>
+      <w:numFmt w:val="bullet"/>
+      <w:lvlText w:val=""/>
+      <w:lvlJc w:val="left"/>
+      <w:pPr>
+        <w:tabs>
+          <w:tab w:val="num" w:pos="2160"/>
+        </w:tabs>
+        <w:ind w:left="2160" w:hanging="360"/>
+      </w:pPr>
+      <w:rPr>
+        <w:rFonts w:ascii="Wingdings" w:hAnsi="Wingdings" w:hint="default"/>
+        <w:sz w:val="20"/>
+      </w:rPr>
+    </w:lvl>
+    <w:lvl w:ilvl="3" w:tentative="1">
+      <w:start w:val="1"/>
+      <w:numFmt w:val="bullet"/>
+      <w:lvlText w:val=""/>
+      <w:lvlJc w:val="left"/>
+      <w:pPr>
+        <w:tabs>
+          <w:tab w:val="num" w:pos="2880"/>
+        </w:tabs>
+        <w:ind w:left="2880" w:hanging="360"/>
+      </w:pPr>
+      <w:rPr>
+        <w:rFonts w:ascii="Wingdings" w:hAnsi="Wingdings" w:hint="default"/>
+        <w:sz w:val="20"/>
+      </w:rPr>
+    </w:lvl>
+    <w:lvl w:ilvl="4" w:tentative="1">
+      <w:start w:val="1"/>
+      <w:numFmt w:val="bullet"/>
+      <w:lvlText w:val=""/>
+      <w:lvlJc w:val="left"/>
+      <w:pPr>
+        <w:tabs>
+          <w:tab w:val="num" w:pos="3600"/>
+        </w:tabs>
+        <w:ind w:left="3600" w:hanging="360"/>
+      </w:pPr>
+      <w:rPr>
+        <w:rFonts w:ascii="Wingdings" w:hAnsi="Wingdings" w:hint="default"/>
+        <w:sz w:val="20"/>
+      </w:rPr>
+    </w:lvl>
+    <w:lvl w:ilvl="5" w:tentative="1">
+      <w:start w:val="1"/>
+      <w:numFmt w:val="bullet"/>
+      <w:lvlText w:val=""/>
+      <w:lvlJc w:val="left"/>
+      <w:pPr>
+        <w:tabs>
+          <w:tab w:val="num" w:pos="4320"/>
+        </w:tabs>
+        <w:ind w:left="4320" w:hanging="360"/>
+      </w:pPr>
+      <w:rPr>
+        <w:rFonts w:ascii="Wingdings" w:hAnsi="Wingdings" w:hint="default"/>
+        <w:sz w:val="20"/>
+      </w:rPr>
+    </w:lvl>
+    <w:lvl w:ilvl="6" w:tentative="1">
+      <w:start w:val="1"/>
+      <w:numFmt w:val="bullet"/>
+      <w:lvlText w:val=""/>
+      <w:lvlJc w:val="left"/>
+      <w:pPr>
+        <w:tabs>
+          <w:tab w:val="num" w:pos="5040"/>
+        </w:tabs>
+        <w:ind w:left="5040" w:hanging="360"/>
+      </w:pPr>
+      <w:rPr>
+        <w:rFonts w:ascii="Wingdings" w:hAnsi="Wingdings" w:hint="default"/>
+        <w:sz w:val="20"/>
+      </w:rPr>
+    </w:lvl>
+    <w:lvl w:ilvl="7" w:tentative="1">
+      <w:start w:val="1"/>
+      <w:numFmt w:val="bullet"/>
+      <w:lvlText w:val=""/>
+      <w:lvlJc w:val="left"/>
+      <w:pPr>
+        <w:tabs>
+          <w:tab w:val="num" w:pos="5760"/>
+        </w:tabs>
+        <w:ind w:left="5760" w:hanging="360"/>
+      </w:pPr>
+      <w:rPr>
+        <w:rFonts w:ascii="Wingdings" w:hAnsi="Wingdings" w:hint="default"/>
+        <w:sz w:val="20"/>
+      </w:rPr>
+    </w:lvl>
+    <w:lvl w:ilvl="8" w:tentative="1">
+      <w:start w:val="1"/>
+      <w:numFmt w:val="bullet"/>
+      <w:lvlText w:val=""/>
+      <w:lvlJc w:val="left"/>
+      <w:pPr>
+        <w:tabs>
+          <w:tab w:val="num" w:pos="6480"/>
+        </w:tabs>
+        <w:ind w:left="6480" w:hanging="360"/>
+      </w:pPr>
+      <w:rPr>
+        <w:rFonts w:ascii="Wingdings" w:hAnsi="Wingdings" w:hint="default"/>
+        <w:sz w:val="20"/>
+      </w:rPr>
+    </w:lvl>
+  </w:abstractNum>
+  <w:abstractNum w:abstractNumId="13" w15:restartNumberingAfterBreak="0">
     <w:nsid w:val="2CBCC68A"/>
     <w:multiLevelType w:val="hybridMultilevel"/>
     <w:tmpl w:val="4A808C6E"/>
@@ -22139,7 +23145,7 @@
       </w:rPr>
     </w:lvl>
   </w:abstractNum>
-  <w:abstractNum w:abstractNumId="9" w15:restartNumberingAfterBreak="0">
+  <w:abstractNum w:abstractNumId="14" w15:restartNumberingAfterBreak="0">
     <w:nsid w:val="315C2971"/>
     <w:multiLevelType w:val="hybridMultilevel"/>
     <w:tmpl w:val="FFFFFFFF"/>
@@ -22252,7 +23258,7 @@
       </w:rPr>
     </w:lvl>
   </w:abstractNum>
-  <w:abstractNum w:abstractNumId="10" w15:restartNumberingAfterBreak="0">
+  <w:abstractNum w:abstractNumId="15" w15:restartNumberingAfterBreak="0">
     <w:nsid w:val="35BF0FBD"/>
     <w:multiLevelType w:val="multilevel"/>
     <w:tmpl w:val="0F72007E"/>
@@ -22401,7 +23407,7 @@
       </w:rPr>
     </w:lvl>
   </w:abstractNum>
-  <w:abstractNum w:abstractNumId="11" w15:restartNumberingAfterBreak="0">
+  <w:abstractNum w:abstractNumId="16" w15:restartNumberingAfterBreak="0">
     <w:nsid w:val="39164126"/>
     <w:multiLevelType w:val="multilevel"/>
     <w:tmpl w:val="1DE2B354"/>
@@ -22547,7 +23553,7 @@
       </w:pPr>
     </w:lvl>
   </w:abstractNum>
-  <w:abstractNum w:abstractNumId="12" w15:restartNumberingAfterBreak="0">
+  <w:abstractNum w:abstractNumId="17" w15:restartNumberingAfterBreak="0">
     <w:nsid w:val="395176F6"/>
     <w:multiLevelType w:val="hybridMultilevel"/>
     <w:tmpl w:val="FFFFFFFF"/>
@@ -22660,7 +23666,7 @@
       </w:rPr>
     </w:lvl>
   </w:abstractNum>
-  <w:abstractNum w:abstractNumId="13" w15:restartNumberingAfterBreak="0">
+  <w:abstractNum w:abstractNumId="18" w15:restartNumberingAfterBreak="0">
     <w:nsid w:val="3961C336"/>
     <w:multiLevelType w:val="hybridMultilevel"/>
     <w:tmpl w:val="FFFFFFFF"/>
@@ -22746,7 +23752,7 @@
       </w:pPr>
     </w:lvl>
   </w:abstractNum>
-  <w:abstractNum w:abstractNumId="14" w15:restartNumberingAfterBreak="0">
+  <w:abstractNum w:abstractNumId="19" w15:restartNumberingAfterBreak="0">
     <w:nsid w:val="4249265D"/>
     <w:multiLevelType w:val="hybridMultilevel"/>
     <w:tmpl w:val="FFFFFFFF"/>
@@ -22859,7 +23865,7 @@
       </w:rPr>
     </w:lvl>
   </w:abstractNum>
-  <w:abstractNum w:abstractNumId="15" w15:restartNumberingAfterBreak="0">
+  <w:abstractNum w:abstractNumId="20" w15:restartNumberingAfterBreak="0">
     <w:nsid w:val="430D0F45"/>
     <w:multiLevelType w:val="hybridMultilevel"/>
     <w:tmpl w:val="FFFFFFFF"/>
@@ -22945,7 +23951,7 @@
       </w:pPr>
     </w:lvl>
   </w:abstractNum>
-  <w:abstractNum w:abstractNumId="16" w15:restartNumberingAfterBreak="0">
+  <w:abstractNum w:abstractNumId="21" w15:restartNumberingAfterBreak="0">
     <w:nsid w:val="4A0B40DF"/>
     <w:multiLevelType w:val="hybridMultilevel"/>
     <w:tmpl w:val="EFF057FE"/>
@@ -23058,7 +24064,7 @@
       </w:rPr>
     </w:lvl>
   </w:abstractNum>
-  <w:abstractNum w:abstractNumId="17" w15:restartNumberingAfterBreak="0">
+  <w:abstractNum w:abstractNumId="22" w15:restartNumberingAfterBreak="0">
     <w:nsid w:val="4AC9B441"/>
     <w:multiLevelType w:val="hybridMultilevel"/>
     <w:tmpl w:val="FFFFFFFF"/>
@@ -23147,7 +24153,7 @@
       </w:pPr>
     </w:lvl>
   </w:abstractNum>
-  <w:abstractNum w:abstractNumId="18" w15:restartNumberingAfterBreak="0">
+  <w:abstractNum w:abstractNumId="23" w15:restartNumberingAfterBreak="0">
     <w:nsid w:val="5311001A"/>
     <w:multiLevelType w:val="multilevel"/>
     <w:tmpl w:val="46E2B4A2"/>
@@ -23260,7 +24266,156 @@
       </w:pPr>
     </w:lvl>
   </w:abstractNum>
-  <w:abstractNum w:abstractNumId="19" w15:restartNumberingAfterBreak="0">
+  <w:abstractNum w:abstractNumId="24" w15:restartNumberingAfterBreak="0">
+    <w:nsid w:val="56FB1483"/>
+    <w:multiLevelType w:val="multilevel"/>
+    <w:tmpl w:val="17B610E6"/>
+    <w:lvl w:ilvl="0">
+      <w:start w:val="1"/>
+      <w:numFmt w:val="bullet"/>
+      <w:lvlText w:val=""/>
+      <w:lvlJc w:val="left"/>
+      <w:pPr>
+        <w:tabs>
+          <w:tab w:val="num" w:pos="720"/>
+        </w:tabs>
+        <w:ind w:left="720" w:hanging="360"/>
+      </w:pPr>
+      <w:rPr>
+        <w:rFonts w:ascii="Symbol" w:hAnsi="Symbol" w:hint="default"/>
+        <w:sz w:val="20"/>
+      </w:rPr>
+    </w:lvl>
+    <w:lvl w:ilvl="1">
+      <w:start w:val="1"/>
+      <w:numFmt w:val="bullet"/>
+      <w:lvlText w:val="o"/>
+      <w:lvlJc w:val="left"/>
+      <w:pPr>
+        <w:tabs>
+          <w:tab w:val="num" w:pos="1440"/>
+        </w:tabs>
+        <w:ind w:left="1440" w:hanging="360"/>
+      </w:pPr>
+      <w:rPr>
+        <w:rFonts w:ascii="Courier New" w:hAnsi="Courier New" w:hint="default"/>
+        <w:sz w:val="20"/>
+      </w:rPr>
+    </w:lvl>
+    <w:lvl w:ilvl="2" w:tentative="1">
+      <w:start w:val="1"/>
+      <w:numFmt w:val="bullet"/>
+      <w:lvlText w:val=""/>
+      <w:lvlJc w:val="left"/>
+      <w:pPr>
+        <w:tabs>
+          <w:tab w:val="num" w:pos="2160"/>
+        </w:tabs>
+        <w:ind w:left="2160" w:hanging="360"/>
+      </w:pPr>
+      <w:rPr>
+        <w:rFonts w:ascii="Wingdings" w:hAnsi="Wingdings" w:hint="default"/>
+        <w:sz w:val="20"/>
+      </w:rPr>
+    </w:lvl>
+    <w:lvl w:ilvl="3" w:tentative="1">
+      <w:start w:val="1"/>
+      <w:numFmt w:val="bullet"/>
+      <w:lvlText w:val=""/>
+      <w:lvlJc w:val="left"/>
+      <w:pPr>
+        <w:tabs>
+          <w:tab w:val="num" w:pos="2880"/>
+        </w:tabs>
+        <w:ind w:left="2880" w:hanging="360"/>
+      </w:pPr>
+      <w:rPr>
+        <w:rFonts w:ascii="Wingdings" w:hAnsi="Wingdings" w:hint="default"/>
+        <w:sz w:val="20"/>
+      </w:rPr>
+    </w:lvl>
+    <w:lvl w:ilvl="4" w:tentative="1">
+      <w:start w:val="1"/>
+      <w:numFmt w:val="bullet"/>
+      <w:lvlText w:val=""/>
+      <w:lvlJc w:val="left"/>
+      <w:pPr>
+        <w:tabs>
+          <w:tab w:val="num" w:pos="3600"/>
+        </w:tabs>
+        <w:ind w:left="3600" w:hanging="360"/>
+      </w:pPr>
+      <w:rPr>
+        <w:rFonts w:ascii="Wingdings" w:hAnsi="Wingdings" w:hint="default"/>
+        <w:sz w:val="20"/>
+      </w:rPr>
+    </w:lvl>
+    <w:lvl w:ilvl="5" w:tentative="1">
+      <w:start w:val="1"/>
+      <w:numFmt w:val="bullet"/>
+      <w:lvlText w:val=""/>
+      <w:lvlJc w:val="left"/>
+      <w:pPr>
+        <w:tabs>
+          <w:tab w:val="num" w:pos="4320"/>
+        </w:tabs>
+        <w:ind w:left="4320" w:hanging="360"/>
+      </w:pPr>
+      <w:rPr>
+        <w:rFonts w:ascii="Wingdings" w:hAnsi="Wingdings" w:hint="default"/>
+        <w:sz w:val="20"/>
+      </w:rPr>
+    </w:lvl>
+    <w:lvl w:ilvl="6" w:tentative="1">
+      <w:start w:val="1"/>
+      <w:numFmt w:val="bullet"/>
+      <w:lvlText w:val=""/>
+      <w:lvlJc w:val="left"/>
+      <w:pPr>
+        <w:tabs>
+          <w:tab w:val="num" w:pos="5040"/>
+        </w:tabs>
+        <w:ind w:left="5040" w:hanging="360"/>
+      </w:pPr>
+      <w:rPr>
+        <w:rFonts w:ascii="Wingdings" w:hAnsi="Wingdings" w:hint="default"/>
+        <w:sz w:val="20"/>
+      </w:rPr>
+    </w:lvl>
+    <w:lvl w:ilvl="7" w:tentative="1">
+      <w:start w:val="1"/>
+      <w:numFmt w:val="bullet"/>
+      <w:lvlText w:val=""/>
+      <w:lvlJc w:val="left"/>
+      <w:pPr>
+        <w:tabs>
+          <w:tab w:val="num" w:pos="5760"/>
+        </w:tabs>
+        <w:ind w:left="5760" w:hanging="360"/>
+      </w:pPr>
+      <w:rPr>
+        <w:rFonts w:ascii="Wingdings" w:hAnsi="Wingdings" w:hint="default"/>
+        <w:sz w:val="20"/>
+      </w:rPr>
+    </w:lvl>
+    <w:lvl w:ilvl="8" w:tentative="1">
+      <w:start w:val="1"/>
+      <w:numFmt w:val="bullet"/>
+      <w:lvlText w:val=""/>
+      <w:lvlJc w:val="left"/>
+      <w:pPr>
+        <w:tabs>
+          <w:tab w:val="num" w:pos="6480"/>
+        </w:tabs>
+        <w:ind w:left="6480" w:hanging="360"/>
+      </w:pPr>
+      <w:rPr>
+        <w:rFonts w:ascii="Wingdings" w:hAnsi="Wingdings" w:hint="default"/>
+        <w:sz w:val="20"/>
+      </w:rPr>
+    </w:lvl>
+  </w:abstractNum>
+  <w:abstractNum w:abstractNumId="25" w15:restartNumberingAfterBreak="0">
     <w:nsid w:val="5A572DA7"/>
     <w:multiLevelType w:val="hybridMultilevel"/>
     <w:tmpl w:val="D7C8C8B2"/>
@@ -23346,7 +24501,7 @@
       </w:pPr>
     </w:lvl>
   </w:abstractNum>
-  <w:abstractNum w:abstractNumId="20" w15:restartNumberingAfterBreak="0">
+  <w:abstractNum w:abstractNumId="26" w15:restartNumberingAfterBreak="0">
     <w:nsid w:val="62372025"/>
     <w:multiLevelType w:val="hybridMultilevel"/>
     <w:tmpl w:val="B464062A"/>
@@ -23459,7 +24614,7 @@
       </w:rPr>
     </w:lvl>
   </w:abstractNum>
-  <w:abstractNum w:abstractNumId="21" w15:restartNumberingAfterBreak="0">
+  <w:abstractNum w:abstractNumId="27" w15:restartNumberingAfterBreak="0">
     <w:nsid w:val="6528136F"/>
     <w:multiLevelType w:val="hybridMultilevel"/>
     <w:tmpl w:val="FFFFFFFF"/>
@@ -23572,7 +24727,7 @@
       </w:rPr>
     </w:lvl>
   </w:abstractNum>
-  <w:abstractNum w:abstractNumId="22" w15:restartNumberingAfterBreak="0">
+  <w:abstractNum w:abstractNumId="28" w15:restartNumberingAfterBreak="0">
     <w:nsid w:val="66355ED0"/>
     <w:multiLevelType w:val="hybridMultilevel"/>
     <w:tmpl w:val="31A6392A"/>
@@ -23685,7 +24840,7 @@
       </w:rPr>
     </w:lvl>
   </w:abstractNum>
-  <w:abstractNum w:abstractNumId="23" w15:restartNumberingAfterBreak="0">
+  <w:abstractNum w:abstractNumId="29" w15:restartNumberingAfterBreak="0">
     <w:nsid w:val="689F68AD"/>
     <w:multiLevelType w:val="multilevel"/>
     <w:tmpl w:val="0C160246"/>
@@ -23834,7 +24989,7 @@
       </w:rPr>
     </w:lvl>
   </w:abstractNum>
-  <w:abstractNum w:abstractNumId="24" w15:restartNumberingAfterBreak="0">
+  <w:abstractNum w:abstractNumId="30" w15:restartNumberingAfterBreak="0">
     <w:nsid w:val="73FE1D92"/>
     <w:multiLevelType w:val="hybridMultilevel"/>
     <w:tmpl w:val="45A643DA"/>
@@ -23947,7 +25102,7 @@
       </w:rPr>
     </w:lvl>
   </w:abstractNum>
-  <w:abstractNum w:abstractNumId="25" w15:restartNumberingAfterBreak="0">
+  <w:abstractNum w:abstractNumId="31" w15:restartNumberingAfterBreak="0">
     <w:nsid w:val="74095F3C"/>
     <w:multiLevelType w:val="multilevel"/>
     <w:tmpl w:val="BE488312"/>
@@ -24093,7 +25248,7 @@
       </w:rPr>
     </w:lvl>
   </w:abstractNum>
-  <w:abstractNum w:abstractNumId="26" w15:restartNumberingAfterBreak="0">
+  <w:abstractNum w:abstractNumId="32" w15:restartNumberingAfterBreak="0">
     <w:nsid w:val="745D48B5"/>
     <w:multiLevelType w:val="hybridMultilevel"/>
     <w:tmpl w:val="FFFFFFFF"/>
@@ -24182,7 +25337,7 @@
       </w:pPr>
     </w:lvl>
   </w:abstractNum>
-  <w:abstractNum w:abstractNumId="27" w15:restartNumberingAfterBreak="0">
+  <w:abstractNum w:abstractNumId="33" w15:restartNumberingAfterBreak="0">
     <w:nsid w:val="79C59242"/>
     <w:multiLevelType w:val="hybridMultilevel"/>
     <w:tmpl w:val="FFFFFFFF"/>
@@ -24268,7 +25423,7 @@
       </w:pPr>
     </w:lvl>
   </w:abstractNum>
-  <w:abstractNum w:abstractNumId="28" w15:restartNumberingAfterBreak="0">
+  <w:abstractNum w:abstractNumId="34" w15:restartNumberingAfterBreak="0">
     <w:nsid w:val="7C4ADF26"/>
     <w:multiLevelType w:val="hybridMultilevel"/>
     <w:tmpl w:val="FFFFFFFF"/>
@@ -24355,91 +25510,109 @@
     </w:lvl>
   </w:abstractNum>
   <w:num w:numId="1" w16cid:durableId="1048795282">
+    <w:abstractNumId w:val="4"/>
+  </w:num>
+  <w:num w:numId="2" w16cid:durableId="583495289">
+    <w:abstractNumId w:val="25"/>
+  </w:num>
+  <w:num w:numId="3" w16cid:durableId="1758475928">
+    <w:abstractNumId w:val="2"/>
+  </w:num>
+  <w:num w:numId="4" w16cid:durableId="710307597">
+    <w:abstractNumId w:val="1"/>
+  </w:num>
+  <w:num w:numId="5" w16cid:durableId="2123071432">
+    <w:abstractNumId w:val="19"/>
+  </w:num>
+  <w:num w:numId="6" w16cid:durableId="907039737">
+    <w:abstractNumId w:val="7"/>
+  </w:num>
+  <w:num w:numId="7" w16cid:durableId="1232501782">
+    <w:abstractNumId w:val="32"/>
+  </w:num>
+  <w:num w:numId="8" w16cid:durableId="523790167">
+    <w:abstractNumId w:val="22"/>
+  </w:num>
+  <w:num w:numId="9" w16cid:durableId="1870099722">
+    <w:abstractNumId w:val="13"/>
+  </w:num>
+  <w:num w:numId="10" w16cid:durableId="1542667093">
+    <w:abstractNumId w:val="18"/>
+  </w:num>
+  <w:num w:numId="11" w16cid:durableId="1450471453">
+    <w:abstractNumId w:val="27"/>
+  </w:num>
+  <w:num w:numId="12" w16cid:durableId="1199775285">
+    <w:abstractNumId w:val="33"/>
+  </w:num>
+  <w:num w:numId="13" w16cid:durableId="115561830">
+    <w:abstractNumId w:val="16"/>
+  </w:num>
+  <w:num w:numId="14" w16cid:durableId="113135529">
+    <w:abstractNumId w:val="6"/>
+  </w:num>
+  <w:num w:numId="15" w16cid:durableId="265037061">
+    <w:abstractNumId w:val="5"/>
+  </w:num>
+  <w:num w:numId="16" w16cid:durableId="123893927">
+    <w:abstractNumId w:val="29"/>
+  </w:num>
+  <w:num w:numId="17" w16cid:durableId="1329089390">
+    <w:abstractNumId w:val="15"/>
+  </w:num>
+  <w:num w:numId="18" w16cid:durableId="3628734">
+    <w:abstractNumId w:val="17"/>
+  </w:num>
+  <w:num w:numId="19" w16cid:durableId="1309673114">
+    <w:abstractNumId w:val="9"/>
+  </w:num>
+  <w:num w:numId="20" w16cid:durableId="15694467">
+    <w:abstractNumId w:val="34"/>
+  </w:num>
+  <w:num w:numId="21" w16cid:durableId="620041933">
+    <w:abstractNumId w:val="14"/>
+  </w:num>
+  <w:num w:numId="22" w16cid:durableId="663554945">
+    <w:abstractNumId w:val="31"/>
+  </w:num>
+  <w:num w:numId="23" w16cid:durableId="918946526">
+    <w:abstractNumId w:val="30"/>
+  </w:num>
+  <w:num w:numId="24" w16cid:durableId="422457733">
+    <w:abstractNumId w:val="28"/>
+  </w:num>
+  <w:num w:numId="25" w16cid:durableId="1797022235">
+    <w:abstractNumId w:val="23"/>
+  </w:num>
+  <w:num w:numId="26" w16cid:durableId="1146897159">
+    <w:abstractNumId w:val="20"/>
+  </w:num>
+  <w:num w:numId="27" w16cid:durableId="823473976">
     <w:abstractNumId w:val="3"/>
   </w:num>
-  <w:num w:numId="2" w16cid:durableId="583495289">
-    <w:abstractNumId w:val="19"/>
+  <w:num w:numId="28" w16cid:durableId="87889676">
+    <w:abstractNumId w:val="21"/>
   </w:num>
-  <w:num w:numId="3" w16cid:durableId="1758475928">
-    <w:abstractNumId w:val="1"/>
+  <w:num w:numId="29" w16cid:durableId="775905295">
+    <w:abstractNumId w:val="26"/>
   </w:num>
-  <w:num w:numId="4" w16cid:durableId="710307597">
+  <w:num w:numId="30" w16cid:durableId="2122454062">
+    <w:abstractNumId w:val="12"/>
+  </w:num>
+  <w:num w:numId="31" w16cid:durableId="1554072641">
+    <w:abstractNumId w:val="10"/>
+  </w:num>
+  <w:num w:numId="32" w16cid:durableId="253126925">
+    <w:abstractNumId w:val="8"/>
+  </w:num>
+  <w:num w:numId="33" w16cid:durableId="1880236876">
     <w:abstractNumId w:val="0"/>
   </w:num>
-  <w:num w:numId="5" w16cid:durableId="2123071432">
-    <w:abstractNumId w:val="14"/>
-  </w:num>
-  <w:num w:numId="6" w16cid:durableId="907039737">
-    <w:abstractNumId w:val="6"/>
-  </w:num>
-  <w:num w:numId="7" w16cid:durableId="1232501782">
-    <w:abstractNumId w:val="26"/>
-  </w:num>
-  <w:num w:numId="8" w16cid:durableId="523790167">
-    <w:abstractNumId w:val="17"/>
-  </w:num>
-  <w:num w:numId="9" w16cid:durableId="1870099722">
-    <w:abstractNumId w:val="8"/>
-  </w:num>
-  <w:num w:numId="10" w16cid:durableId="1542667093">
-    <w:abstractNumId w:val="13"/>
-  </w:num>
-  <w:num w:numId="11" w16cid:durableId="1450471453">
-    <w:abstractNumId w:val="21"/>
-  </w:num>
-  <w:num w:numId="12" w16cid:durableId="1199775285">
-    <w:abstractNumId w:val="27"/>
-  </w:num>
-  <w:num w:numId="13" w16cid:durableId="115561830">
-    <w:abstractNumId w:val="11"/>
-  </w:num>
-  <w:num w:numId="14" w16cid:durableId="113135529">
-    <w:abstractNumId w:val="5"/>
-  </w:num>
-  <w:num w:numId="15" w16cid:durableId="265037061">
-    <w:abstractNumId w:val="4"/>
-  </w:num>
-  <w:num w:numId="16" w16cid:durableId="123893927">
-    <w:abstractNumId w:val="23"/>
-  </w:num>
-  <w:num w:numId="17" w16cid:durableId="1329089390">
-    <w:abstractNumId w:val="10"/>
-  </w:num>
-  <w:num w:numId="18" w16cid:durableId="3628734">
-    <w:abstractNumId w:val="12"/>
-  </w:num>
-  <w:num w:numId="19" w16cid:durableId="1309673114">
-    <w:abstractNumId w:val="7"/>
-  </w:num>
-  <w:num w:numId="20" w16cid:durableId="15694467">
-    <w:abstractNumId w:val="28"/>
-  </w:num>
-  <w:num w:numId="21" w16cid:durableId="620041933">
-    <w:abstractNumId w:val="9"/>
-  </w:num>
-  <w:num w:numId="22" w16cid:durableId="663554945">
-    <w:abstractNumId w:val="25"/>
-  </w:num>
-  <w:num w:numId="23" w16cid:durableId="918946526">
+  <w:num w:numId="34" w16cid:durableId="278684470">
     <w:abstractNumId w:val="24"/>
   </w:num>
-  <w:num w:numId="24" w16cid:durableId="422457733">
-    <w:abstractNumId w:val="22"/>
-  </w:num>
-  <w:num w:numId="25" w16cid:durableId="1797022235">
-    <w:abstractNumId w:val="18"/>
-  </w:num>
-  <w:num w:numId="26" w16cid:durableId="1146897159">
-    <w:abstractNumId w:val="15"/>
-  </w:num>
-  <w:num w:numId="27" w16cid:durableId="823473976">
-    <w:abstractNumId w:val="2"/>
-  </w:num>
-  <w:num w:numId="28" w16cid:durableId="87889676">
-    <w:abstractNumId w:val="16"/>
-  </w:num>
-  <w:num w:numId="29" w16cid:durableId="775905295">
-    <w:abstractNumId w:val="20"/>
+  <w:num w:numId="35" w16cid:durableId="608513544">
+    <w:abstractNumId w:val="11"/>
   </w:num>
   <w:numIdMacAtCleanup w:val="24"/>
 </w:numbering>

--- a/DayPlannio.docx
+++ b/DayPlannio.docx
@@ -3398,7 +3398,7 @@
           <w:r>
             <w:fldChar w:fldCharType="separate"/>
           </w:r>
-          <w:hyperlink w:anchor="_Toc241478995" w:history="1">
+          <w:hyperlink w:anchor="_Toc241738888" w:history="1">
             <w:r>
               <w:rPr>
                 <w:rStyle w:val="Hyperlink"/>
@@ -3445,7 +3445,7 @@
                 <w:noProof/>
                 <w:webHidden/>
               </w:rPr>
-              <w:instrText xml:space="preserve"> PAGEREF _Toc241478995 \h </w:instrText>
+              <w:instrText xml:space="preserve"> PAGEREF _Toc241738888 \h </w:instrText>
             </w:r>
             <w:r>
               <w:rPr>
@@ -3487,7 +3487,7 @@
               <w14:ligatures w14:val="standardContextual"/>
             </w:rPr>
           </w:pPr>
-          <w:hyperlink w:anchor="_Toc241478996" w:history="1">
+          <w:hyperlink w:anchor="_Toc241738889" w:history="1">
             <w:r>
               <w:rPr>
                 <w:rStyle w:val="Hyperlink"/>
@@ -3526,7 +3526,7 @@
               <w:rPr>
                 <w:webHidden/>
               </w:rPr>
-              <w:instrText xml:space="preserve"> PAGEREF _Toc241478996 \h </w:instrText>
+              <w:instrText xml:space="preserve"> PAGEREF _Toc241738889 \h </w:instrText>
             </w:r>
             <w:r>
               <w:rPr>
@@ -3564,7 +3564,7 @@
               <w14:ligatures w14:val="standardContextual"/>
             </w:rPr>
           </w:pPr>
-          <w:hyperlink w:anchor="_Toc241478997" w:history="1">
+          <w:hyperlink w:anchor="_Toc241738890" w:history="1">
             <w:r>
               <w:rPr>
                 <w:rStyle w:val="Hyperlink"/>
@@ -3603,7 +3603,7 @@
               <w:rPr>
                 <w:webHidden/>
               </w:rPr>
-              <w:instrText xml:space="preserve"> PAGEREF _Toc241478997 \h </w:instrText>
+              <w:instrText xml:space="preserve"> PAGEREF _Toc241738890 \h </w:instrText>
             </w:r>
             <w:r>
               <w:rPr>
@@ -3648,7 +3648,7 @@
               <w14:ligatures w14:val="standardContextual"/>
             </w:rPr>
           </w:pPr>
-          <w:hyperlink w:anchor="_Toc241478998" w:history="1">
+          <w:hyperlink w:anchor="_Toc241738891" w:history="1">
             <w:r>
               <w:rPr>
                 <w:rStyle w:val="Hyperlink"/>
@@ -3695,7 +3695,7 @@
                 <w:noProof/>
                 <w:webHidden/>
               </w:rPr>
-              <w:instrText xml:space="preserve"> PAGEREF _Toc241478998 \h </w:instrText>
+              <w:instrText xml:space="preserve"> PAGEREF _Toc241738891 \h </w:instrText>
             </w:r>
             <w:r>
               <w:rPr>
@@ -3737,7 +3737,7 @@
               <w14:ligatures w14:val="standardContextual"/>
             </w:rPr>
           </w:pPr>
-          <w:hyperlink w:anchor="_Toc241478999" w:history="1">
+          <w:hyperlink w:anchor="_Toc241738892" w:history="1">
             <w:r>
               <w:rPr>
                 <w:rStyle w:val="Hyperlink"/>
@@ -3776,7 +3776,7 @@
               <w:rPr>
                 <w:webHidden/>
               </w:rPr>
-              <w:instrText xml:space="preserve"> PAGEREF _Toc241478999 \h </w:instrText>
+              <w:instrText xml:space="preserve"> PAGEREF _Toc241738892 \h </w:instrText>
             </w:r>
             <w:r>
               <w:rPr>
@@ -3819,10 +3819,11 @@
               <w14:ligatures w14:val="standardContextual"/>
             </w:rPr>
           </w:pPr>
-          <w:hyperlink w:anchor="_Toc241479000" w:history="1">
+          <w:hyperlink w:anchor="_Toc241738893" w:history="1">
             <w:r>
               <w:rPr>
                 <w:rStyle w:val="Hyperlink"/>
+                <w:rFonts w:cs="Arial"/>
                 <w:noProof/>
                 <w14:scene3d>
                   <w14:camera w14:prst="orthographicFront"/>
@@ -3870,7 +3871,7 @@
                 <w:noProof/>
                 <w:webHidden/>
               </w:rPr>
-              <w:instrText xml:space="preserve"> PAGEREF _Toc241479000 \h </w:instrText>
+              <w:instrText xml:space="preserve"> PAGEREF _Toc241738893 \h </w:instrText>
             </w:r>
             <w:r>
               <w:rPr>
@@ -3917,10 +3918,11 @@
               <w14:ligatures w14:val="standardContextual"/>
             </w:rPr>
           </w:pPr>
-          <w:hyperlink w:anchor="_Toc241479001" w:history="1">
+          <w:hyperlink w:anchor="_Toc241738894" w:history="1">
             <w:r>
               <w:rPr>
                 <w:rStyle w:val="Hyperlink"/>
+                <w:rFonts w:cs="Arial"/>
                 <w:noProof/>
                 <w14:scene3d>
                   <w14:camera w14:prst="orthographicFront"/>
@@ -3976,7 +3978,7 @@
                 <w:noProof/>
                 <w:webHidden/>
               </w:rPr>
-              <w:instrText xml:space="preserve"> PAGEREF _Toc241479001 \h </w:instrText>
+              <w:instrText xml:space="preserve"> PAGEREF _Toc241738894 \h </w:instrText>
             </w:r>
             <w:r>
               <w:rPr>
@@ -4023,10 +4025,11 @@
               <w14:ligatures w14:val="standardContextual"/>
             </w:rPr>
           </w:pPr>
-          <w:hyperlink w:anchor="_Toc241479002" w:history="1">
+          <w:hyperlink w:anchor="_Toc241738895" w:history="1">
             <w:r>
               <w:rPr>
                 <w:rStyle w:val="Hyperlink"/>
+                <w:rFonts w:cs="Arial"/>
                 <w:noProof/>
                 <w14:scene3d>
                   <w14:camera w14:prst="orthographicFront"/>
@@ -4074,7 +4077,7 @@
                 <w:noProof/>
                 <w:webHidden/>
               </w:rPr>
-              <w:instrText xml:space="preserve"> PAGEREF _Toc241479002 \h </w:instrText>
+              <w:instrText xml:space="preserve"> PAGEREF _Toc241738895 \h </w:instrText>
             </w:r>
             <w:r>
               <w:rPr>
@@ -4121,10 +4124,11 @@
               <w14:ligatures w14:val="standardContextual"/>
             </w:rPr>
           </w:pPr>
-          <w:hyperlink w:anchor="_Toc241479003" w:history="1">
+          <w:hyperlink w:anchor="_Toc241738896" w:history="1">
             <w:r>
               <w:rPr>
                 <w:rStyle w:val="Hyperlink"/>
+                <w:rFonts w:cs="Arial"/>
                 <w:noProof/>
                 <w14:scene3d>
                   <w14:camera w14:prst="orthographicFront"/>
@@ -4172,7 +4176,7 @@
                 <w:noProof/>
                 <w:webHidden/>
               </w:rPr>
-              <w:instrText xml:space="preserve"> PAGEREF _Toc241479003 \h </w:instrText>
+              <w:instrText xml:space="preserve"> PAGEREF _Toc241738896 \h </w:instrText>
             </w:r>
             <w:r>
               <w:rPr>
@@ -4219,10 +4223,11 @@
               <w14:ligatures w14:val="standardContextual"/>
             </w:rPr>
           </w:pPr>
-          <w:hyperlink w:anchor="_Toc241479004" w:history="1">
+          <w:hyperlink w:anchor="_Toc241738897" w:history="1">
             <w:r>
               <w:rPr>
                 <w:rStyle w:val="Hyperlink"/>
+                <w:rFonts w:cs="Arial"/>
                 <w:noProof/>
                 <w14:scene3d>
                   <w14:camera w14:prst="orthographicFront"/>
@@ -4270,7 +4275,7 @@
                 <w:noProof/>
                 <w:webHidden/>
               </w:rPr>
-              <w:instrText xml:space="preserve"> PAGEREF _Toc241479004 \h </w:instrText>
+              <w:instrText xml:space="preserve"> PAGEREF _Toc241738897 \h </w:instrText>
             </w:r>
             <w:r>
               <w:rPr>
@@ -4317,10 +4322,11 @@
               <w14:ligatures w14:val="standardContextual"/>
             </w:rPr>
           </w:pPr>
-          <w:hyperlink w:anchor="_Toc241479005" w:history="1">
+          <w:hyperlink w:anchor="_Toc241738898" w:history="1">
             <w:r>
               <w:rPr>
                 <w:rStyle w:val="Hyperlink"/>
+                <w:rFonts w:cs="Arial"/>
                 <w:noProof/>
                 <w14:scene3d>
                   <w14:camera w14:prst="orthographicFront"/>
@@ -4368,7 +4374,7 @@
                 <w:noProof/>
                 <w:webHidden/>
               </w:rPr>
-              <w:instrText xml:space="preserve"> PAGEREF _Toc241479005 \h </w:instrText>
+              <w:instrText xml:space="preserve"> PAGEREF _Toc241738898 \h </w:instrText>
             </w:r>
             <w:r>
               <w:rPr>
@@ -4415,10 +4421,11 @@
               <w14:ligatures w14:val="standardContextual"/>
             </w:rPr>
           </w:pPr>
-          <w:hyperlink w:anchor="_Toc241479006" w:history="1">
+          <w:hyperlink w:anchor="_Toc241738899" w:history="1">
             <w:r>
               <w:rPr>
                 <w:rStyle w:val="Hyperlink"/>
+                <w:rFonts w:cs="Arial"/>
                 <w:noProof/>
                 <w14:scene3d>
                   <w14:camera w14:prst="orthographicFront"/>
@@ -4466,7 +4473,7 @@
                 <w:noProof/>
                 <w:webHidden/>
               </w:rPr>
-              <w:instrText xml:space="preserve"> PAGEREF _Toc241479006 \h </w:instrText>
+              <w:instrText xml:space="preserve"> PAGEREF _Toc241738899 \h </w:instrText>
             </w:r>
             <w:r>
               <w:rPr>
@@ -4513,10 +4520,11 @@
               <w14:ligatures w14:val="standardContextual"/>
             </w:rPr>
           </w:pPr>
-          <w:hyperlink w:anchor="_Toc241479007" w:history="1">
+          <w:hyperlink w:anchor="_Toc241738900" w:history="1">
             <w:r>
               <w:rPr>
                 <w:rStyle w:val="Hyperlink"/>
+                <w:rFonts w:cs="Arial"/>
                 <w:noProof/>
                 <w14:scene3d>
                   <w14:camera w14:prst="orthographicFront"/>
@@ -4564,7 +4572,7 @@
                 <w:noProof/>
                 <w:webHidden/>
               </w:rPr>
-              <w:instrText xml:space="preserve"> PAGEREF _Toc241479007 \h </w:instrText>
+              <w:instrText xml:space="preserve"> PAGEREF _Toc241738900 \h </w:instrText>
             </w:r>
             <w:r>
               <w:rPr>
@@ -4611,10 +4619,11 @@
               <w14:ligatures w14:val="standardContextual"/>
             </w:rPr>
           </w:pPr>
-          <w:hyperlink w:anchor="_Toc241479008" w:history="1">
+          <w:hyperlink w:anchor="_Toc241738901" w:history="1">
             <w:r>
               <w:rPr>
                 <w:rStyle w:val="Hyperlink"/>
+                <w:rFonts w:cs="Arial"/>
                 <w:noProof/>
                 <w14:scene3d>
                   <w14:camera w14:prst="orthographicFront"/>
@@ -4670,7 +4679,7 @@
                 <w:noProof/>
                 <w:webHidden/>
               </w:rPr>
-              <w:instrText xml:space="preserve"> PAGEREF _Toc241479008 \h </w:instrText>
+              <w:instrText xml:space="preserve"> PAGEREF _Toc241738901 \h </w:instrText>
             </w:r>
             <w:r>
               <w:rPr>
@@ -4717,10 +4726,11 @@
               <w14:ligatures w14:val="standardContextual"/>
             </w:rPr>
           </w:pPr>
-          <w:hyperlink w:anchor="_Toc241479009" w:history="1">
+          <w:hyperlink w:anchor="_Toc241738902" w:history="1">
             <w:r>
               <w:rPr>
                 <w:rStyle w:val="Hyperlink"/>
+                <w:rFonts w:cs="Arial"/>
                 <w:noProof/>
                 <w14:scene3d>
                   <w14:camera w14:prst="orthographicFront"/>
@@ -4776,7 +4786,7 @@
                 <w:noProof/>
                 <w:webHidden/>
               </w:rPr>
-              <w:instrText xml:space="preserve"> PAGEREF _Toc241479009 \h </w:instrText>
+              <w:instrText xml:space="preserve"> PAGEREF _Toc241738902 \h </w:instrText>
             </w:r>
             <w:r>
               <w:rPr>
@@ -4823,10 +4833,11 @@
               <w14:ligatures w14:val="standardContextual"/>
             </w:rPr>
           </w:pPr>
-          <w:hyperlink w:anchor="_Toc241479010" w:history="1">
+          <w:hyperlink w:anchor="_Toc241738903" w:history="1">
             <w:r>
               <w:rPr>
                 <w:rStyle w:val="Hyperlink"/>
+                <w:rFonts w:cs="Arial"/>
                 <w:noProof/>
                 <w14:scene3d>
                   <w14:camera w14:prst="orthographicFront"/>
@@ -4874,7 +4885,7 @@
                 <w:noProof/>
                 <w:webHidden/>
               </w:rPr>
-              <w:instrText xml:space="preserve"> PAGEREF _Toc241479010 \h </w:instrText>
+              <w:instrText xml:space="preserve"> PAGEREF _Toc241738903 \h </w:instrText>
             </w:r>
             <w:r>
               <w:rPr>
@@ -4921,10 +4932,11 @@
               <w14:ligatures w14:val="standardContextual"/>
             </w:rPr>
           </w:pPr>
-          <w:hyperlink w:anchor="_Toc241479011" w:history="1">
+          <w:hyperlink w:anchor="_Toc241738904" w:history="1">
             <w:r>
               <w:rPr>
                 <w:rStyle w:val="Hyperlink"/>
+                <w:rFonts w:cs="Arial"/>
                 <w:noProof/>
                 <w14:scene3d>
                   <w14:camera w14:prst="orthographicFront"/>
@@ -4972,7 +4984,7 @@
                 <w:noProof/>
                 <w:webHidden/>
               </w:rPr>
-              <w:instrText xml:space="preserve"> PAGEREF _Toc241479011 \h </w:instrText>
+              <w:instrText xml:space="preserve"> PAGEREF _Toc241738904 \h </w:instrText>
             </w:r>
             <w:r>
               <w:rPr>
@@ -5019,10 +5031,11 @@
               <w14:ligatures w14:val="standardContextual"/>
             </w:rPr>
           </w:pPr>
-          <w:hyperlink w:anchor="_Toc241479012" w:history="1">
+          <w:hyperlink w:anchor="_Toc241738905" w:history="1">
             <w:r>
               <w:rPr>
                 <w:rStyle w:val="Hyperlink"/>
+                <w:rFonts w:cs="Arial"/>
                 <w:noProof/>
                 <w14:scene3d>
                   <w14:camera w14:prst="orthographicFront"/>
@@ -5070,7 +5083,7 @@
                 <w:noProof/>
                 <w:webHidden/>
               </w:rPr>
-              <w:instrText xml:space="preserve"> PAGEREF _Toc241479012 \h </w:instrText>
+              <w:instrText xml:space="preserve"> PAGEREF _Toc241738905 \h </w:instrText>
             </w:r>
             <w:r>
               <w:rPr>
@@ -5117,10 +5130,11 @@
               <w14:ligatures w14:val="standardContextual"/>
             </w:rPr>
           </w:pPr>
-          <w:hyperlink w:anchor="_Toc241479013" w:history="1">
+          <w:hyperlink w:anchor="_Toc241738906" w:history="1">
             <w:r>
               <w:rPr>
                 <w:rStyle w:val="Hyperlink"/>
+                <w:rFonts w:cs="Arial"/>
                 <w:noProof/>
                 <w14:scene3d>
                   <w14:camera w14:prst="orthographicFront"/>
@@ -5168,7 +5182,7 @@
                 <w:noProof/>
                 <w:webHidden/>
               </w:rPr>
-              <w:instrText xml:space="preserve"> PAGEREF _Toc241479013 \h </w:instrText>
+              <w:instrText xml:space="preserve"> PAGEREF _Toc241738906 \h </w:instrText>
             </w:r>
             <w:r>
               <w:rPr>
@@ -5215,10 +5229,11 @@
               <w14:ligatures w14:val="standardContextual"/>
             </w:rPr>
           </w:pPr>
-          <w:hyperlink w:anchor="_Toc241479014" w:history="1">
+          <w:hyperlink w:anchor="_Toc241738907" w:history="1">
             <w:r>
               <w:rPr>
                 <w:rStyle w:val="Hyperlink"/>
+                <w:rFonts w:cs="Arial"/>
                 <w:noProof/>
                 <w14:scene3d>
                   <w14:camera w14:prst="orthographicFront"/>
@@ -5274,7 +5289,7 @@
                 <w:noProof/>
                 <w:webHidden/>
               </w:rPr>
-              <w:instrText xml:space="preserve"> PAGEREF _Toc241479014 \h </w:instrText>
+              <w:instrText xml:space="preserve"> PAGEREF _Toc241738907 \h </w:instrText>
             </w:r>
             <w:r>
               <w:rPr>
@@ -5321,10 +5336,11 @@
               <w14:ligatures w14:val="standardContextual"/>
             </w:rPr>
           </w:pPr>
-          <w:hyperlink w:anchor="_Toc241479015" w:history="1">
+          <w:hyperlink w:anchor="_Toc241738908" w:history="1">
             <w:r>
               <w:rPr>
                 <w:rStyle w:val="Hyperlink"/>
+                <w:rFonts w:cs="Arial"/>
                 <w:noProof/>
                 <w14:scene3d>
                   <w14:camera w14:prst="orthographicFront"/>
@@ -5372,7 +5388,7 @@
                 <w:noProof/>
                 <w:webHidden/>
               </w:rPr>
-              <w:instrText xml:space="preserve"> PAGEREF _Toc241479015 \h </w:instrText>
+              <w:instrText xml:space="preserve"> PAGEREF _Toc241738908 \h </w:instrText>
             </w:r>
             <w:r>
               <w:rPr>
@@ -5419,10 +5435,11 @@
               <w14:ligatures w14:val="standardContextual"/>
             </w:rPr>
           </w:pPr>
-          <w:hyperlink w:anchor="_Toc241479016" w:history="1">
+          <w:hyperlink w:anchor="_Toc241738909" w:history="1">
             <w:r>
               <w:rPr>
                 <w:rStyle w:val="Hyperlink"/>
+                <w:rFonts w:cs="Arial"/>
                 <w:noProof/>
                 <w14:scene3d>
                   <w14:camera w14:prst="orthographicFront"/>
@@ -5470,7 +5487,7 @@
                 <w:noProof/>
                 <w:webHidden/>
               </w:rPr>
-              <w:instrText xml:space="preserve"> PAGEREF _Toc241479016 \h </w:instrText>
+              <w:instrText xml:space="preserve"> PAGEREF _Toc241738909 \h </w:instrText>
             </w:r>
             <w:r>
               <w:rPr>
@@ -5517,10 +5534,11 @@
               <w14:ligatures w14:val="standardContextual"/>
             </w:rPr>
           </w:pPr>
-          <w:hyperlink w:anchor="_Toc241479017" w:history="1">
+          <w:hyperlink w:anchor="_Toc241738910" w:history="1">
             <w:r>
               <w:rPr>
                 <w:rStyle w:val="Hyperlink"/>
+                <w:rFonts w:cs="Arial"/>
                 <w:noProof/>
                 <w14:scene3d>
                   <w14:camera w14:prst="orthographicFront"/>
@@ -5568,7 +5586,7 @@
                 <w:noProof/>
                 <w:webHidden/>
               </w:rPr>
-              <w:instrText xml:space="preserve"> PAGEREF _Toc241479017 \h </w:instrText>
+              <w:instrText xml:space="preserve"> PAGEREF _Toc241738910 \h </w:instrText>
             </w:r>
             <w:r>
               <w:rPr>
@@ -5615,10 +5633,11 @@
               <w14:ligatures w14:val="standardContextual"/>
             </w:rPr>
           </w:pPr>
-          <w:hyperlink w:anchor="_Toc241479018" w:history="1">
+          <w:hyperlink w:anchor="_Toc241738911" w:history="1">
             <w:r>
               <w:rPr>
                 <w:rStyle w:val="Hyperlink"/>
+                <w:rFonts w:cs="Arial"/>
                 <w:noProof/>
                 <w14:scene3d>
                   <w14:camera w14:prst="orthographicFront"/>
@@ -5674,7 +5693,7 @@
                 <w:noProof/>
                 <w:webHidden/>
               </w:rPr>
-              <w:instrText xml:space="preserve"> PAGEREF _Toc241479018 \h </w:instrText>
+              <w:instrText xml:space="preserve"> PAGEREF _Toc241738911 \h </w:instrText>
             </w:r>
             <w:r>
               <w:rPr>
@@ -5721,10 +5740,11 @@
               <w14:ligatures w14:val="standardContextual"/>
             </w:rPr>
           </w:pPr>
-          <w:hyperlink w:anchor="_Toc241479019" w:history="1">
+          <w:hyperlink w:anchor="_Toc241738912" w:history="1">
             <w:r>
               <w:rPr>
                 <w:rStyle w:val="Hyperlink"/>
+                <w:rFonts w:cs="Arial"/>
                 <w:noProof/>
                 <w14:scene3d>
                   <w14:camera w14:prst="orthographicFront"/>
@@ -5772,7 +5792,7 @@
                 <w:noProof/>
                 <w:webHidden/>
               </w:rPr>
-              <w:instrText xml:space="preserve"> PAGEREF _Toc241479019 \h </w:instrText>
+              <w:instrText xml:space="preserve"> PAGEREF _Toc241738912 \h </w:instrText>
             </w:r>
             <w:r>
               <w:rPr>
@@ -5819,10 +5839,11 @@
               <w14:ligatures w14:val="standardContextual"/>
             </w:rPr>
           </w:pPr>
-          <w:hyperlink w:anchor="_Toc241479020" w:history="1">
+          <w:hyperlink w:anchor="_Toc241738913" w:history="1">
             <w:r>
               <w:rPr>
                 <w:rStyle w:val="Hyperlink"/>
+                <w:rFonts w:cs="Arial"/>
                 <w:noProof/>
                 <w14:scene3d>
                   <w14:camera w14:prst="orthographicFront"/>
@@ -5870,7 +5891,7 @@
                 <w:noProof/>
                 <w:webHidden/>
               </w:rPr>
-              <w:instrText xml:space="preserve"> PAGEREF _Toc241479020 \h </w:instrText>
+              <w:instrText xml:space="preserve"> PAGEREF _Toc241738913 \h </w:instrText>
             </w:r>
             <w:r>
               <w:rPr>
@@ -5917,10 +5938,11 @@
               <w14:ligatures w14:val="standardContextual"/>
             </w:rPr>
           </w:pPr>
-          <w:hyperlink w:anchor="_Toc241479021" w:history="1">
+          <w:hyperlink w:anchor="_Toc241738914" w:history="1">
             <w:r>
               <w:rPr>
                 <w:rStyle w:val="Hyperlink"/>
+                <w:rFonts w:cs="Arial"/>
                 <w:noProof/>
                 <w14:scene3d>
                   <w14:camera w14:prst="orthographicFront"/>
@@ -5976,7 +5998,7 @@
                 <w:noProof/>
                 <w:webHidden/>
               </w:rPr>
-              <w:instrText xml:space="preserve"> PAGEREF _Toc241479021 \h </w:instrText>
+              <w:instrText xml:space="preserve"> PAGEREF _Toc241738914 \h </w:instrText>
             </w:r>
             <w:r>
               <w:rPr>
@@ -6023,10 +6045,11 @@
               <w14:ligatures w14:val="standardContextual"/>
             </w:rPr>
           </w:pPr>
-          <w:hyperlink w:anchor="_Toc241479022" w:history="1">
+          <w:hyperlink w:anchor="_Toc241738915" w:history="1">
             <w:r>
               <w:rPr>
                 <w:rStyle w:val="Hyperlink"/>
+                <w:rFonts w:cs="Arial"/>
                 <w:noProof/>
                 <w14:scene3d>
                   <w14:camera w14:prst="orthographicFront"/>
@@ -6082,7 +6105,7 @@
                 <w:noProof/>
                 <w:webHidden/>
               </w:rPr>
-              <w:instrText xml:space="preserve"> PAGEREF _Toc241479022 \h </w:instrText>
+              <w:instrText xml:space="preserve"> PAGEREF _Toc241738915 \h </w:instrText>
             </w:r>
             <w:r>
               <w:rPr>
@@ -6129,10 +6152,11 @@
               <w14:ligatures w14:val="standardContextual"/>
             </w:rPr>
           </w:pPr>
-          <w:hyperlink w:anchor="_Toc241479023" w:history="1">
+          <w:hyperlink w:anchor="_Toc241738916" w:history="1">
             <w:r>
               <w:rPr>
                 <w:rStyle w:val="Hyperlink"/>
+                <w:rFonts w:cs="Arial"/>
                 <w:noProof/>
                 <w14:scene3d>
                   <w14:camera w14:prst="orthographicFront"/>
@@ -6188,7 +6212,7 @@
                 <w:noProof/>
                 <w:webHidden/>
               </w:rPr>
-              <w:instrText xml:space="preserve"> PAGEREF _Toc241479023 \h </w:instrText>
+              <w:instrText xml:space="preserve"> PAGEREF _Toc241738916 \h </w:instrText>
             </w:r>
             <w:r>
               <w:rPr>
@@ -6235,11 +6259,11 @@
               <w14:ligatures w14:val="standardContextual"/>
             </w:rPr>
           </w:pPr>
-          <w:hyperlink w:anchor="_Toc241479024" w:history="1">
+          <w:hyperlink w:anchor="_Toc241738917" w:history="1">
             <w:r>
               <w:rPr>
                 <w:rStyle w:val="Hyperlink"/>
-                <w:rFonts w:eastAsia="Arial"/>
+                <w:rFonts w:eastAsia="Arial" w:cs="Arial"/>
                 <w:noProof/>
                 <w14:scene3d>
                   <w14:camera w14:prst="orthographicFront"/>
@@ -6288,7 +6312,7 @@
                 <w:noProof/>
                 <w:webHidden/>
               </w:rPr>
-              <w:instrText xml:space="preserve"> PAGEREF _Toc241479024 \h </w:instrText>
+              <w:instrText xml:space="preserve"> PAGEREF _Toc241738917 \h </w:instrText>
             </w:r>
             <w:r>
               <w:rPr>
@@ -6335,10 +6359,11 @@
               <w14:ligatures w14:val="standardContextual"/>
             </w:rPr>
           </w:pPr>
-          <w:hyperlink w:anchor="_Toc241479025" w:history="1">
+          <w:hyperlink w:anchor="_Toc241738918" w:history="1">
             <w:r>
               <w:rPr>
                 <w:rStyle w:val="Hyperlink"/>
+                <w:rFonts w:cs="Arial"/>
                 <w:noProof/>
                 <w14:scene3d>
                   <w14:camera w14:prst="orthographicFront"/>
@@ -6386,7 +6411,7 @@
                 <w:noProof/>
                 <w:webHidden/>
               </w:rPr>
-              <w:instrText xml:space="preserve"> PAGEREF _Toc241479025 \h </w:instrText>
+              <w:instrText xml:space="preserve"> PAGEREF _Toc241738918 \h </w:instrText>
             </w:r>
             <w:r>
               <w:rPr>
@@ -6433,10 +6458,11 @@
               <w14:ligatures w14:val="standardContextual"/>
             </w:rPr>
           </w:pPr>
-          <w:hyperlink w:anchor="_Toc241479026" w:history="1">
+          <w:hyperlink w:anchor="_Toc241738919" w:history="1">
             <w:r>
               <w:rPr>
                 <w:rStyle w:val="Hyperlink"/>
+                <w:rFonts w:cs="Arial"/>
                 <w:noProof/>
                 <w14:scene3d>
                   <w14:camera w14:prst="orthographicFront"/>
@@ -6484,7 +6510,7 @@
                 <w:noProof/>
                 <w:webHidden/>
               </w:rPr>
-              <w:instrText xml:space="preserve"> PAGEREF _Toc241479026 \h </w:instrText>
+              <w:instrText xml:space="preserve"> PAGEREF _Toc241738919 \h </w:instrText>
             </w:r>
             <w:r>
               <w:rPr>
@@ -6531,10 +6557,11 @@
               <w14:ligatures w14:val="standardContextual"/>
             </w:rPr>
           </w:pPr>
-          <w:hyperlink w:anchor="_Toc241479027" w:history="1">
+          <w:hyperlink w:anchor="_Toc241738920" w:history="1">
             <w:r>
               <w:rPr>
                 <w:rStyle w:val="Hyperlink"/>
+                <w:rFonts w:cs="Arial"/>
                 <w:noProof/>
                 <w14:scene3d>
                   <w14:camera w14:prst="orthographicFront"/>
@@ -6582,7 +6609,7 @@
                 <w:noProof/>
                 <w:webHidden/>
               </w:rPr>
-              <w:instrText xml:space="preserve"> PAGEREF _Toc241479027 \h </w:instrText>
+              <w:instrText xml:space="preserve"> PAGEREF _Toc241738920 \h </w:instrText>
             </w:r>
             <w:r>
               <w:rPr>
@@ -6629,10 +6656,11 @@
               <w14:ligatures w14:val="standardContextual"/>
             </w:rPr>
           </w:pPr>
-          <w:hyperlink w:anchor="_Toc241479028" w:history="1">
+          <w:hyperlink w:anchor="_Toc241738921" w:history="1">
             <w:r>
               <w:rPr>
                 <w:rStyle w:val="Hyperlink"/>
+                <w:rFonts w:cs="Arial"/>
                 <w:noProof/>
                 <w14:scene3d>
                   <w14:camera w14:prst="orthographicFront"/>
@@ -6680,7 +6708,7 @@
                 <w:noProof/>
                 <w:webHidden/>
               </w:rPr>
-              <w:instrText xml:space="preserve"> PAGEREF _Toc241479028 \h </w:instrText>
+              <w:instrText xml:space="preserve"> PAGEREF _Toc241738921 \h </w:instrText>
             </w:r>
             <w:r>
               <w:rPr>
@@ -6727,10 +6755,11 @@
               <w14:ligatures w14:val="standardContextual"/>
             </w:rPr>
           </w:pPr>
-          <w:hyperlink w:anchor="_Toc241479029" w:history="1">
+          <w:hyperlink w:anchor="_Toc241738922" w:history="1">
             <w:r>
               <w:rPr>
                 <w:rStyle w:val="Hyperlink"/>
+                <w:rFonts w:cs="Arial"/>
                 <w:noProof/>
                 <w14:scene3d>
                   <w14:camera w14:prst="orthographicFront"/>
@@ -6778,7 +6807,7 @@
                 <w:noProof/>
                 <w:webHidden/>
               </w:rPr>
-              <w:instrText xml:space="preserve"> PAGEREF _Toc241479029 \h </w:instrText>
+              <w:instrText xml:space="preserve"> PAGEREF _Toc241738922 \h </w:instrText>
             </w:r>
             <w:r>
               <w:rPr>
@@ -6825,10 +6854,11 @@
               <w14:ligatures w14:val="standardContextual"/>
             </w:rPr>
           </w:pPr>
-          <w:hyperlink w:anchor="_Toc241479030" w:history="1">
+          <w:hyperlink w:anchor="_Toc241738923" w:history="1">
             <w:r>
               <w:rPr>
                 <w:rStyle w:val="Hyperlink"/>
+                <w:rFonts w:cs="Arial"/>
                 <w:noProof/>
                 <w14:scene3d>
                   <w14:camera w14:prst="orthographicFront"/>
@@ -6876,7 +6906,7 @@
                 <w:noProof/>
                 <w:webHidden/>
               </w:rPr>
-              <w:instrText xml:space="preserve"> PAGEREF _Toc241479030 \h </w:instrText>
+              <w:instrText xml:space="preserve"> PAGEREF _Toc241738923 \h </w:instrText>
             </w:r>
             <w:r>
               <w:rPr>
@@ -6923,10 +6953,11 @@
               <w14:ligatures w14:val="standardContextual"/>
             </w:rPr>
           </w:pPr>
-          <w:hyperlink w:anchor="_Toc241479031" w:history="1">
+          <w:hyperlink w:anchor="_Toc241738924" w:history="1">
             <w:r>
               <w:rPr>
                 <w:rStyle w:val="Hyperlink"/>
+                <w:rFonts w:cs="Arial"/>
                 <w:noProof/>
                 <w14:scene3d>
                   <w14:camera w14:prst="orthographicFront"/>
@@ -6974,7 +7005,7 @@
                 <w:noProof/>
                 <w:webHidden/>
               </w:rPr>
-              <w:instrText xml:space="preserve"> PAGEREF _Toc241479031 \h </w:instrText>
+              <w:instrText xml:space="preserve"> PAGEREF _Toc241738924 \h </w:instrText>
             </w:r>
             <w:r>
               <w:rPr>
@@ -7021,10 +7052,11 @@
               <w14:ligatures w14:val="standardContextual"/>
             </w:rPr>
           </w:pPr>
-          <w:hyperlink w:anchor="_Toc241479032" w:history="1">
+          <w:hyperlink w:anchor="_Toc241738925" w:history="1">
             <w:r>
               <w:rPr>
                 <w:rStyle w:val="Hyperlink"/>
+                <w:rFonts w:cs="Arial"/>
                 <w:noProof/>
                 <w14:scene3d>
                   <w14:camera w14:prst="orthographicFront"/>
@@ -7072,7 +7104,7 @@
                 <w:noProof/>
                 <w:webHidden/>
               </w:rPr>
-              <w:instrText xml:space="preserve"> PAGEREF _Toc241479032 \h </w:instrText>
+              <w:instrText xml:space="preserve"> PAGEREF _Toc241738925 \h </w:instrText>
             </w:r>
             <w:r>
               <w:rPr>
@@ -7119,10 +7151,11 @@
               <w14:ligatures w14:val="standardContextual"/>
             </w:rPr>
           </w:pPr>
-          <w:hyperlink w:anchor="_Toc241479033" w:history="1">
+          <w:hyperlink w:anchor="_Toc241738926" w:history="1">
             <w:r>
               <w:rPr>
                 <w:rStyle w:val="Hyperlink"/>
+                <w:rFonts w:cs="Arial"/>
                 <w:noProof/>
                 <w14:scene3d>
                   <w14:camera w14:prst="orthographicFront"/>
@@ -7170,7 +7203,7 @@
                 <w:noProof/>
                 <w:webHidden/>
               </w:rPr>
-              <w:instrText xml:space="preserve"> PAGEREF _Toc241479033 \h </w:instrText>
+              <w:instrText xml:space="preserve"> PAGEREF _Toc241738926 \h </w:instrText>
             </w:r>
             <w:r>
               <w:rPr>
@@ -7217,10 +7250,11 @@
               <w14:ligatures w14:val="standardContextual"/>
             </w:rPr>
           </w:pPr>
-          <w:hyperlink w:anchor="_Toc241479034" w:history="1">
+          <w:hyperlink w:anchor="_Toc241738927" w:history="1">
             <w:r>
               <w:rPr>
                 <w:rStyle w:val="Hyperlink"/>
+                <w:rFonts w:cs="Arial"/>
                 <w:noProof/>
                 <w14:scene3d>
                   <w14:camera w14:prst="orthographicFront"/>
@@ -7268,7 +7302,7 @@
                 <w:noProof/>
                 <w:webHidden/>
               </w:rPr>
-              <w:instrText xml:space="preserve"> PAGEREF _Toc241479034 \h </w:instrText>
+              <w:instrText xml:space="preserve"> PAGEREF _Toc241738927 \h </w:instrText>
             </w:r>
             <w:r>
               <w:rPr>
@@ -7315,10 +7349,11 @@
               <w14:ligatures w14:val="standardContextual"/>
             </w:rPr>
           </w:pPr>
-          <w:hyperlink w:anchor="_Toc241479035" w:history="1">
+          <w:hyperlink w:anchor="_Toc241738928" w:history="1">
             <w:r>
               <w:rPr>
                 <w:rStyle w:val="Hyperlink"/>
+                <w:rFonts w:cs="Arial"/>
                 <w:noProof/>
                 <w14:scene3d>
                   <w14:camera w14:prst="orthographicFront"/>
@@ -7366,7 +7401,7 @@
                 <w:noProof/>
                 <w:webHidden/>
               </w:rPr>
-              <w:instrText xml:space="preserve"> PAGEREF _Toc241479035 \h </w:instrText>
+              <w:instrText xml:space="preserve"> PAGEREF _Toc241738928 \h </w:instrText>
             </w:r>
             <w:r>
               <w:rPr>
@@ -7413,10 +7448,11 @@
               <w14:ligatures w14:val="standardContextual"/>
             </w:rPr>
           </w:pPr>
-          <w:hyperlink w:anchor="_Toc241479036" w:history="1">
+          <w:hyperlink w:anchor="_Toc241738929" w:history="1">
             <w:r>
               <w:rPr>
                 <w:rStyle w:val="Hyperlink"/>
+                <w:rFonts w:cs="Arial"/>
                 <w:noProof/>
                 <w14:scene3d>
                   <w14:camera w14:prst="orthographicFront"/>
@@ -7464,7 +7500,7 @@
                 <w:noProof/>
                 <w:webHidden/>
               </w:rPr>
-              <w:instrText xml:space="preserve"> PAGEREF _Toc241479036 \h </w:instrText>
+              <w:instrText xml:space="preserve"> PAGEREF _Toc241738929 \h </w:instrText>
             </w:r>
             <w:r>
               <w:rPr>
@@ -7511,10 +7547,11 @@
               <w14:ligatures w14:val="standardContextual"/>
             </w:rPr>
           </w:pPr>
-          <w:hyperlink w:anchor="_Toc241479037" w:history="1">
+          <w:hyperlink w:anchor="_Toc241738930" w:history="1">
             <w:r>
               <w:rPr>
                 <w:rStyle w:val="Hyperlink"/>
+                <w:rFonts w:cs="Arial"/>
                 <w:noProof/>
                 <w14:scene3d>
                   <w14:camera w14:prst="orthographicFront"/>
@@ -7562,7 +7599,7 @@
                 <w:noProof/>
                 <w:webHidden/>
               </w:rPr>
-              <w:instrText xml:space="preserve"> PAGEREF _Toc241479037 \h </w:instrText>
+              <w:instrText xml:space="preserve"> PAGEREF _Toc241738930 \h </w:instrText>
             </w:r>
             <w:r>
               <w:rPr>
@@ -7609,10 +7646,11 @@
               <w14:ligatures w14:val="standardContextual"/>
             </w:rPr>
           </w:pPr>
-          <w:hyperlink w:anchor="_Toc241479038" w:history="1">
+          <w:hyperlink w:anchor="_Toc241738931" w:history="1">
             <w:r>
               <w:rPr>
                 <w:rStyle w:val="Hyperlink"/>
+                <w:rFonts w:cs="Arial"/>
                 <w:noProof/>
                 <w14:scene3d>
                   <w14:camera w14:prst="orthographicFront"/>
@@ -7660,7 +7698,7 @@
                 <w:noProof/>
                 <w:webHidden/>
               </w:rPr>
-              <w:instrText xml:space="preserve"> PAGEREF _Toc241479038 \h </w:instrText>
+              <w:instrText xml:space="preserve"> PAGEREF _Toc241738931 \h </w:instrText>
             </w:r>
             <w:r>
               <w:rPr>
@@ -7707,10 +7745,11 @@
               <w14:ligatures w14:val="standardContextual"/>
             </w:rPr>
           </w:pPr>
-          <w:hyperlink w:anchor="_Toc241479039" w:history="1">
+          <w:hyperlink w:anchor="_Toc241738932" w:history="1">
             <w:r>
               <w:rPr>
                 <w:rStyle w:val="Hyperlink"/>
+                <w:rFonts w:cs="Arial"/>
                 <w:noProof/>
                 <w14:scene3d>
                   <w14:camera w14:prst="orthographicFront"/>
@@ -7758,7 +7797,7 @@
                 <w:noProof/>
                 <w:webHidden/>
               </w:rPr>
-              <w:instrText xml:space="preserve"> PAGEREF _Toc241479039 \h </w:instrText>
+              <w:instrText xml:space="preserve"> PAGEREF _Toc241738932 \h </w:instrText>
             </w:r>
             <w:r>
               <w:rPr>
@@ -7805,10 +7844,11 @@
               <w14:ligatures w14:val="standardContextual"/>
             </w:rPr>
           </w:pPr>
-          <w:hyperlink w:anchor="_Toc241479040" w:history="1">
+          <w:hyperlink w:anchor="_Toc241738933" w:history="1">
             <w:r>
               <w:rPr>
                 <w:rStyle w:val="Hyperlink"/>
+                <w:rFonts w:cs="Arial"/>
                 <w:noProof/>
                 <w14:scene3d>
                   <w14:camera w14:prst="orthographicFront"/>
@@ -7856,7 +7896,7 @@
                 <w:noProof/>
                 <w:webHidden/>
               </w:rPr>
-              <w:instrText xml:space="preserve"> PAGEREF _Toc241479040 \h </w:instrText>
+              <w:instrText xml:space="preserve"> PAGEREF _Toc241738933 \h </w:instrText>
             </w:r>
             <w:r>
               <w:rPr>
@@ -7903,10 +7943,11 @@
               <w14:ligatures w14:val="standardContextual"/>
             </w:rPr>
           </w:pPr>
-          <w:hyperlink w:anchor="_Toc241479041" w:history="1">
+          <w:hyperlink w:anchor="_Toc241738934" w:history="1">
             <w:r>
               <w:rPr>
                 <w:rStyle w:val="Hyperlink"/>
+                <w:rFonts w:cs="Arial"/>
                 <w:noProof/>
                 <w14:scene3d>
                   <w14:camera w14:prst="orthographicFront"/>
@@ -7954,7 +7995,7 @@
                 <w:noProof/>
                 <w:webHidden/>
               </w:rPr>
-              <w:instrText xml:space="preserve"> PAGEREF _Toc241479041 \h </w:instrText>
+              <w:instrText xml:space="preserve"> PAGEREF _Toc241738934 \h </w:instrText>
             </w:r>
             <w:r>
               <w:rPr>
@@ -8001,10 +8042,11 @@
               <w14:ligatures w14:val="standardContextual"/>
             </w:rPr>
           </w:pPr>
-          <w:hyperlink w:anchor="_Toc241479042" w:history="1">
+          <w:hyperlink w:anchor="_Toc241738935" w:history="1">
             <w:r>
               <w:rPr>
                 <w:rStyle w:val="Hyperlink"/>
+                <w:rFonts w:cs="Arial"/>
                 <w:noProof/>
                 <w14:scene3d>
                   <w14:camera w14:prst="orthographicFront"/>
@@ -8052,7 +8094,7 @@
                 <w:noProof/>
                 <w:webHidden/>
               </w:rPr>
-              <w:instrText xml:space="preserve"> PAGEREF _Toc241479042 \h </w:instrText>
+              <w:instrText xml:space="preserve"> PAGEREF _Toc241738935 \h </w:instrText>
             </w:r>
             <w:r>
               <w:rPr>
@@ -8099,10 +8141,11 @@
               <w14:ligatures w14:val="standardContextual"/>
             </w:rPr>
           </w:pPr>
-          <w:hyperlink w:anchor="_Toc241479043" w:history="1">
+          <w:hyperlink w:anchor="_Toc241738936" w:history="1">
             <w:r>
               <w:rPr>
                 <w:rStyle w:val="Hyperlink"/>
+                <w:rFonts w:cs="Arial"/>
                 <w:noProof/>
                 <w14:scene3d>
                   <w14:camera w14:prst="orthographicFront"/>
@@ -8150,7 +8193,7 @@
                 <w:noProof/>
                 <w:webHidden/>
               </w:rPr>
-              <w:instrText xml:space="preserve"> PAGEREF _Toc241479043 \h </w:instrText>
+              <w:instrText xml:space="preserve"> PAGEREF _Toc241738936 \h </w:instrText>
             </w:r>
             <w:r>
               <w:rPr>
@@ -8197,10 +8240,11 @@
               <w14:ligatures w14:val="standardContextual"/>
             </w:rPr>
           </w:pPr>
-          <w:hyperlink w:anchor="_Toc241479044" w:history="1">
+          <w:hyperlink w:anchor="_Toc241738937" w:history="1">
             <w:r>
               <w:rPr>
                 <w:rStyle w:val="Hyperlink"/>
+                <w:rFonts w:cs="Arial"/>
                 <w:noProof/>
                 <w14:scene3d>
                   <w14:camera w14:prst="orthographicFront"/>
@@ -8248,7 +8292,7 @@
                 <w:noProof/>
                 <w:webHidden/>
               </w:rPr>
-              <w:instrText xml:space="preserve"> PAGEREF _Toc241479044 \h </w:instrText>
+              <w:instrText xml:space="preserve"> PAGEREF _Toc241738937 \h </w:instrText>
             </w:r>
             <w:r>
               <w:rPr>
@@ -8295,10 +8339,11 @@
               <w14:ligatures w14:val="standardContextual"/>
             </w:rPr>
           </w:pPr>
-          <w:hyperlink w:anchor="_Toc241479045" w:history="1">
+          <w:hyperlink w:anchor="_Toc241738938" w:history="1">
             <w:r>
               <w:rPr>
                 <w:rStyle w:val="Hyperlink"/>
+                <w:rFonts w:cs="Arial"/>
                 <w:noProof/>
                 <w14:scene3d>
                   <w14:camera w14:prst="orthographicFront"/>
@@ -8346,7 +8391,7 @@
                 <w:noProof/>
                 <w:webHidden/>
               </w:rPr>
-              <w:instrText xml:space="preserve"> PAGEREF _Toc241479045 \h </w:instrText>
+              <w:instrText xml:space="preserve"> PAGEREF _Toc241738938 \h </w:instrText>
             </w:r>
             <w:r>
               <w:rPr>
@@ -8393,10 +8438,11 @@
               <w14:ligatures w14:val="standardContextual"/>
             </w:rPr>
           </w:pPr>
-          <w:hyperlink w:anchor="_Toc241479046" w:history="1">
+          <w:hyperlink w:anchor="_Toc241738939" w:history="1">
             <w:r>
               <w:rPr>
                 <w:rStyle w:val="Hyperlink"/>
+                <w:rFonts w:cs="Arial"/>
                 <w:noProof/>
                 <w14:scene3d>
                   <w14:camera w14:prst="orthographicFront"/>
@@ -8444,7 +8490,7 @@
                 <w:noProof/>
                 <w:webHidden/>
               </w:rPr>
-              <w:instrText xml:space="preserve"> PAGEREF _Toc241479046 \h </w:instrText>
+              <w:instrText xml:space="preserve"> PAGEREF _Toc241738939 \h </w:instrText>
             </w:r>
             <w:r>
               <w:rPr>
@@ -8491,10 +8537,11 @@
               <w14:ligatures w14:val="standardContextual"/>
             </w:rPr>
           </w:pPr>
-          <w:hyperlink w:anchor="_Toc241479047" w:history="1">
+          <w:hyperlink w:anchor="_Toc241738940" w:history="1">
             <w:r>
               <w:rPr>
                 <w:rStyle w:val="Hyperlink"/>
+                <w:rFonts w:cs="Arial"/>
                 <w:noProof/>
                 <w14:scene3d>
                   <w14:camera w14:prst="orthographicFront"/>
@@ -8542,7 +8589,7 @@
                 <w:noProof/>
                 <w:webHidden/>
               </w:rPr>
-              <w:instrText xml:space="preserve"> PAGEREF _Toc241479047 \h </w:instrText>
+              <w:instrText xml:space="preserve"> PAGEREF _Toc241738940 \h </w:instrText>
             </w:r>
             <w:r>
               <w:rPr>
@@ -8589,10 +8636,11 @@
               <w14:ligatures w14:val="standardContextual"/>
             </w:rPr>
           </w:pPr>
-          <w:hyperlink w:anchor="_Toc241479048" w:history="1">
+          <w:hyperlink w:anchor="_Toc241738941" w:history="1">
             <w:r>
               <w:rPr>
                 <w:rStyle w:val="Hyperlink"/>
+                <w:rFonts w:cs="Arial"/>
                 <w:noProof/>
                 <w14:scene3d>
                   <w14:camera w14:prst="orthographicFront"/>
@@ -8640,7 +8688,7 @@
                 <w:noProof/>
                 <w:webHidden/>
               </w:rPr>
-              <w:instrText xml:space="preserve"> PAGEREF _Toc241479048 \h </w:instrText>
+              <w:instrText xml:space="preserve"> PAGEREF _Toc241738941 \h </w:instrText>
             </w:r>
             <w:r>
               <w:rPr>
@@ -8687,10 +8735,11 @@
               <w14:ligatures w14:val="standardContextual"/>
             </w:rPr>
           </w:pPr>
-          <w:hyperlink w:anchor="_Toc241479049" w:history="1">
+          <w:hyperlink w:anchor="_Toc241738942" w:history="1">
             <w:r>
               <w:rPr>
                 <w:rStyle w:val="Hyperlink"/>
+                <w:rFonts w:cs="Arial"/>
                 <w:noProof/>
                 <w14:scene3d>
                   <w14:camera w14:prst="orthographicFront"/>
@@ -8738,7 +8787,7 @@
                 <w:noProof/>
                 <w:webHidden/>
               </w:rPr>
-              <w:instrText xml:space="preserve"> PAGEREF _Toc241479049 \h </w:instrText>
+              <w:instrText xml:space="preserve"> PAGEREF _Toc241738942 \h </w:instrText>
             </w:r>
             <w:r>
               <w:rPr>
@@ -8759,6 +8808,600 @@
                 <w:webHidden/>
               </w:rPr>
               <w:t>18</w:t>
+            </w:r>
+            <w:r>
+              <w:rPr>
+                <w:noProof/>
+                <w:webHidden/>
+              </w:rPr>
+              <w:fldChar w:fldCharType="end"/>
+            </w:r>
+          </w:hyperlink>
+        </w:p>
+        <w:p>
+          <w:pPr>
+            <w:pStyle w:val="Sumrio3"/>
+            <w:tabs>
+              <w:tab w:val="left" w:pos="2096"/>
+              <w:tab w:val="right" w:leader="dot" w:pos="9062"/>
+            </w:tabs>
+            <w:rPr>
+              <w:rFonts w:asciiTheme="minorHAnsi" w:eastAsiaTheme="minorEastAsia" w:hAnsiTheme="minorHAnsi" w:cstheme="minorBidi"/>
+              <w:b w:val="0"/>
+              <w:noProof/>
+              <w:kern w:val="2"/>
+              <w:szCs w:val="24"/>
+              <w14:ligatures w14:val="standardContextual"/>
+            </w:rPr>
+          </w:pPr>
+          <w:hyperlink w:anchor="_Toc241738943" w:history="1">
+            <w:r>
+              <w:rPr>
+                <w:rStyle w:val="Hyperlink"/>
+                <w:rFonts w:cs="Arial"/>
+                <w:noProof/>
+                <w14:scene3d>
+                  <w14:camera w14:prst="orthographicFront"/>
+                  <w14:lightRig w14:rig="threePt" w14:dir="t">
+                    <w14:rot w14:lat="0" w14:lon="0" w14:rev="0"/>
+                  </w14:lightRig>
+                </w14:scene3d>
+              </w:rPr>
+              <w:t>2.1.51</w:t>
+            </w:r>
+            <w:r>
+              <w:rPr>
+                <w:rFonts w:asciiTheme="minorHAnsi" w:eastAsiaTheme="minorEastAsia" w:hAnsiTheme="minorHAnsi" w:cstheme="minorBidi"/>
+                <w:b w:val="0"/>
+                <w:noProof/>
+                <w:kern w:val="2"/>
+                <w:szCs w:val="24"/>
+                <w14:ligatures w14:val="standardContextual"/>
+              </w:rPr>
+              <w:tab/>
+            </w:r>
+            <w:r>
+              <w:rPr>
+                <w:rStyle w:val="Hyperlink"/>
+                <w:noProof/>
+              </w:rPr>
+              <w:t>RF51 – Exibir Política de Privacidade</w:t>
+            </w:r>
+            <w:r>
+              <w:rPr>
+                <w:noProof/>
+                <w:webHidden/>
+              </w:rPr>
+              <w:tab/>
+            </w:r>
+            <w:r>
+              <w:rPr>
+                <w:noProof/>
+                <w:webHidden/>
+              </w:rPr>
+              <w:fldChar w:fldCharType="begin"/>
+            </w:r>
+            <w:r>
+              <w:rPr>
+                <w:noProof/>
+                <w:webHidden/>
+              </w:rPr>
+              <w:instrText xml:space="preserve"> PAGEREF _Toc241738943 \h </w:instrText>
+            </w:r>
+            <w:r>
+              <w:rPr>
+                <w:noProof/>
+                <w:webHidden/>
+              </w:rPr>
+            </w:r>
+            <w:r>
+              <w:rPr>
+                <w:noProof/>
+                <w:webHidden/>
+              </w:rPr>
+              <w:fldChar w:fldCharType="separate"/>
+            </w:r>
+            <w:r>
+              <w:rPr>
+                <w:noProof/>
+                <w:webHidden/>
+              </w:rPr>
+              <w:t>18</w:t>
+            </w:r>
+            <w:r>
+              <w:rPr>
+                <w:noProof/>
+                <w:webHidden/>
+              </w:rPr>
+              <w:fldChar w:fldCharType="end"/>
+            </w:r>
+          </w:hyperlink>
+        </w:p>
+        <w:p>
+          <w:pPr>
+            <w:pStyle w:val="Sumrio3"/>
+            <w:tabs>
+              <w:tab w:val="left" w:pos="2096"/>
+              <w:tab w:val="right" w:leader="dot" w:pos="9062"/>
+            </w:tabs>
+            <w:rPr>
+              <w:rFonts w:asciiTheme="minorHAnsi" w:eastAsiaTheme="minorEastAsia" w:hAnsiTheme="minorHAnsi" w:cstheme="minorBidi"/>
+              <w:b w:val="0"/>
+              <w:noProof/>
+              <w:kern w:val="2"/>
+              <w:szCs w:val="24"/>
+              <w14:ligatures w14:val="standardContextual"/>
+            </w:rPr>
+          </w:pPr>
+          <w:hyperlink w:anchor="_Toc241738944" w:history="1">
+            <w:r>
+              <w:rPr>
+                <w:rStyle w:val="Hyperlink"/>
+                <w:rFonts w:cs="Arial"/>
+                <w:noProof/>
+                <w14:scene3d>
+                  <w14:camera w14:prst="orthographicFront"/>
+                  <w14:lightRig w14:rig="threePt" w14:dir="t">
+                    <w14:rot w14:lat="0" w14:lon="0" w14:rev="0"/>
+                  </w14:lightRig>
+                </w14:scene3d>
+              </w:rPr>
+              <w:t>2.1.52</w:t>
+            </w:r>
+            <w:r>
+              <w:rPr>
+                <w:rFonts w:asciiTheme="minorHAnsi" w:eastAsiaTheme="minorEastAsia" w:hAnsiTheme="minorHAnsi" w:cstheme="minorBidi"/>
+                <w:b w:val="0"/>
+                <w:noProof/>
+                <w:kern w:val="2"/>
+                <w:szCs w:val="24"/>
+                <w14:ligatures w14:val="standardContextual"/>
+              </w:rPr>
+              <w:tab/>
+            </w:r>
+            <w:r>
+              <w:rPr>
+                <w:rStyle w:val="Hyperlink"/>
+                <w:noProof/>
+              </w:rPr>
+              <w:t>RF52 – Exigir Concordância no Cadastro</w:t>
+            </w:r>
+            <w:r>
+              <w:rPr>
+                <w:noProof/>
+                <w:webHidden/>
+              </w:rPr>
+              <w:tab/>
+            </w:r>
+            <w:r>
+              <w:rPr>
+                <w:noProof/>
+                <w:webHidden/>
+              </w:rPr>
+              <w:fldChar w:fldCharType="begin"/>
+            </w:r>
+            <w:r>
+              <w:rPr>
+                <w:noProof/>
+                <w:webHidden/>
+              </w:rPr>
+              <w:instrText xml:space="preserve"> PAGEREF _Toc241738944 \h </w:instrText>
+            </w:r>
+            <w:r>
+              <w:rPr>
+                <w:noProof/>
+                <w:webHidden/>
+              </w:rPr>
+            </w:r>
+            <w:r>
+              <w:rPr>
+                <w:noProof/>
+                <w:webHidden/>
+              </w:rPr>
+              <w:fldChar w:fldCharType="separate"/>
+            </w:r>
+            <w:r>
+              <w:rPr>
+                <w:noProof/>
+                <w:webHidden/>
+              </w:rPr>
+              <w:t>19</w:t>
+            </w:r>
+            <w:r>
+              <w:rPr>
+                <w:noProof/>
+                <w:webHidden/>
+              </w:rPr>
+              <w:fldChar w:fldCharType="end"/>
+            </w:r>
+          </w:hyperlink>
+        </w:p>
+        <w:p>
+          <w:pPr>
+            <w:pStyle w:val="Sumrio3"/>
+            <w:tabs>
+              <w:tab w:val="left" w:pos="2096"/>
+              <w:tab w:val="right" w:leader="dot" w:pos="9062"/>
+            </w:tabs>
+            <w:rPr>
+              <w:rFonts w:asciiTheme="minorHAnsi" w:eastAsiaTheme="minorEastAsia" w:hAnsiTheme="minorHAnsi" w:cstheme="minorBidi"/>
+              <w:b w:val="0"/>
+              <w:noProof/>
+              <w:kern w:val="2"/>
+              <w:szCs w:val="24"/>
+              <w14:ligatures w14:val="standardContextual"/>
+            </w:rPr>
+          </w:pPr>
+          <w:hyperlink w:anchor="_Toc241738945" w:history="1">
+            <w:r>
+              <w:rPr>
+                <w:rStyle w:val="Hyperlink"/>
+                <w:rFonts w:cs="Arial"/>
+                <w:noProof/>
+                <w14:scene3d>
+                  <w14:camera w14:prst="orthographicFront"/>
+                  <w14:lightRig w14:rig="threePt" w14:dir="t">
+                    <w14:rot w14:lat="0" w14:lon="0" w14:rev="0"/>
+                  </w14:lightRig>
+                </w14:scene3d>
+              </w:rPr>
+              <w:t>2.1.53</w:t>
+            </w:r>
+            <w:r>
+              <w:rPr>
+                <w:rFonts w:asciiTheme="minorHAnsi" w:eastAsiaTheme="minorEastAsia" w:hAnsiTheme="minorHAnsi" w:cstheme="minorBidi"/>
+                <w:b w:val="0"/>
+                <w:noProof/>
+                <w:kern w:val="2"/>
+                <w:szCs w:val="24"/>
+                <w14:ligatures w14:val="standardContextual"/>
+              </w:rPr>
+              <w:tab/>
+            </w:r>
+            <w:r>
+              <w:rPr>
+                <w:rStyle w:val="Hyperlink"/>
+                <w:noProof/>
+              </w:rPr>
+              <w:t>RF53 – Reler a Política de Privacidade</w:t>
+            </w:r>
+            <w:r>
+              <w:rPr>
+                <w:noProof/>
+                <w:webHidden/>
+              </w:rPr>
+              <w:tab/>
+            </w:r>
+            <w:r>
+              <w:rPr>
+                <w:noProof/>
+                <w:webHidden/>
+              </w:rPr>
+              <w:fldChar w:fldCharType="begin"/>
+            </w:r>
+            <w:r>
+              <w:rPr>
+                <w:noProof/>
+                <w:webHidden/>
+              </w:rPr>
+              <w:instrText xml:space="preserve"> PAGEREF _Toc241738945 \h </w:instrText>
+            </w:r>
+            <w:r>
+              <w:rPr>
+                <w:noProof/>
+                <w:webHidden/>
+              </w:rPr>
+            </w:r>
+            <w:r>
+              <w:rPr>
+                <w:noProof/>
+                <w:webHidden/>
+              </w:rPr>
+              <w:fldChar w:fldCharType="separate"/>
+            </w:r>
+            <w:r>
+              <w:rPr>
+                <w:noProof/>
+                <w:webHidden/>
+              </w:rPr>
+              <w:t>19</w:t>
+            </w:r>
+            <w:r>
+              <w:rPr>
+                <w:noProof/>
+                <w:webHidden/>
+              </w:rPr>
+              <w:fldChar w:fldCharType="end"/>
+            </w:r>
+          </w:hyperlink>
+        </w:p>
+        <w:p>
+          <w:pPr>
+            <w:pStyle w:val="Sumrio3"/>
+            <w:tabs>
+              <w:tab w:val="left" w:pos="2096"/>
+              <w:tab w:val="right" w:leader="dot" w:pos="9062"/>
+            </w:tabs>
+            <w:rPr>
+              <w:rFonts w:asciiTheme="minorHAnsi" w:eastAsiaTheme="minorEastAsia" w:hAnsiTheme="minorHAnsi" w:cstheme="minorBidi"/>
+              <w:b w:val="0"/>
+              <w:noProof/>
+              <w:kern w:val="2"/>
+              <w:szCs w:val="24"/>
+              <w14:ligatures w14:val="standardContextual"/>
+            </w:rPr>
+          </w:pPr>
+          <w:hyperlink w:anchor="_Toc241738946" w:history="1">
+            <w:r>
+              <w:rPr>
+                <w:rStyle w:val="Hyperlink"/>
+                <w:rFonts w:cs="Arial"/>
+                <w:noProof/>
+                <w14:scene3d>
+                  <w14:camera w14:prst="orthographicFront"/>
+                  <w14:lightRig w14:rig="threePt" w14:dir="t">
+                    <w14:rot w14:lat="0" w14:lon="0" w14:rev="0"/>
+                  </w14:lightRig>
+                </w14:scene3d>
+              </w:rPr>
+              <w:t>2.1.54</w:t>
+            </w:r>
+            <w:r>
+              <w:rPr>
+                <w:rFonts w:asciiTheme="minorHAnsi" w:eastAsiaTheme="minorEastAsia" w:hAnsiTheme="minorHAnsi" w:cstheme="minorBidi"/>
+                <w:b w:val="0"/>
+                <w:noProof/>
+                <w:kern w:val="2"/>
+                <w:szCs w:val="24"/>
+                <w14:ligatures w14:val="standardContextual"/>
+              </w:rPr>
+              <w:tab/>
+            </w:r>
+            <w:r>
+              <w:rPr>
+                <w:rStyle w:val="Hyperlink"/>
+                <w:noProof/>
+              </w:rPr>
+              <w:t>RF54 – Encerrar Conta ao Revogar a Concordância</w:t>
+            </w:r>
+            <w:r>
+              <w:rPr>
+                <w:noProof/>
+                <w:webHidden/>
+              </w:rPr>
+              <w:tab/>
+            </w:r>
+            <w:r>
+              <w:rPr>
+                <w:noProof/>
+                <w:webHidden/>
+              </w:rPr>
+              <w:fldChar w:fldCharType="begin"/>
+            </w:r>
+            <w:r>
+              <w:rPr>
+                <w:noProof/>
+                <w:webHidden/>
+              </w:rPr>
+              <w:instrText xml:space="preserve"> PAGEREF _Toc241738946 \h </w:instrText>
+            </w:r>
+            <w:r>
+              <w:rPr>
+                <w:noProof/>
+                <w:webHidden/>
+              </w:rPr>
+            </w:r>
+            <w:r>
+              <w:rPr>
+                <w:noProof/>
+                <w:webHidden/>
+              </w:rPr>
+              <w:fldChar w:fldCharType="separate"/>
+            </w:r>
+            <w:r>
+              <w:rPr>
+                <w:noProof/>
+                <w:webHidden/>
+              </w:rPr>
+              <w:t>19</w:t>
+            </w:r>
+            <w:r>
+              <w:rPr>
+                <w:noProof/>
+                <w:webHidden/>
+              </w:rPr>
+              <w:fldChar w:fldCharType="end"/>
+            </w:r>
+          </w:hyperlink>
+        </w:p>
+        <w:p>
+          <w:pPr>
+            <w:pStyle w:val="Sumrio3"/>
+            <w:tabs>
+              <w:tab w:val="left" w:pos="2096"/>
+              <w:tab w:val="right" w:leader="dot" w:pos="9062"/>
+            </w:tabs>
+            <w:rPr>
+              <w:rFonts w:asciiTheme="minorHAnsi" w:eastAsiaTheme="minorEastAsia" w:hAnsiTheme="minorHAnsi" w:cstheme="minorBidi"/>
+              <w:b w:val="0"/>
+              <w:noProof/>
+              <w:kern w:val="2"/>
+              <w:szCs w:val="24"/>
+              <w14:ligatures w14:val="standardContextual"/>
+            </w:rPr>
+          </w:pPr>
+          <w:hyperlink w:anchor="_Toc241738947" w:history="1">
+            <w:r>
+              <w:rPr>
+                <w:rStyle w:val="Hyperlink"/>
+                <w:rFonts w:cs="Arial"/>
+                <w:noProof/>
+                <w14:scene3d>
+                  <w14:camera w14:prst="orthographicFront"/>
+                  <w14:lightRig w14:rig="threePt" w14:dir="t">
+                    <w14:rot w14:lat="0" w14:lon="0" w14:rev="0"/>
+                  </w14:lightRig>
+                </w14:scene3d>
+              </w:rPr>
+              <w:t>2.1.55</w:t>
+            </w:r>
+            <w:r>
+              <w:rPr>
+                <w:rFonts w:asciiTheme="minorHAnsi" w:eastAsiaTheme="minorEastAsia" w:hAnsiTheme="minorHAnsi" w:cstheme="minorBidi"/>
+                <w:b w:val="0"/>
+                <w:noProof/>
+                <w:kern w:val="2"/>
+                <w:szCs w:val="24"/>
+                <w14:ligatures w14:val="standardContextual"/>
+              </w:rPr>
+              <w:tab/>
+            </w:r>
+            <w:r>
+              <w:rPr>
+                <w:rStyle w:val="Hyperlink"/>
+                <w:noProof/>
+              </w:rPr>
+              <w:t>RF55 – Controlar a Coleta de Localização</w:t>
+            </w:r>
+            <w:r>
+              <w:rPr>
+                <w:noProof/>
+                <w:webHidden/>
+              </w:rPr>
+              <w:tab/>
+            </w:r>
+            <w:r>
+              <w:rPr>
+                <w:noProof/>
+                <w:webHidden/>
+              </w:rPr>
+              <w:fldChar w:fldCharType="begin"/>
+            </w:r>
+            <w:r>
+              <w:rPr>
+                <w:noProof/>
+                <w:webHidden/>
+              </w:rPr>
+              <w:instrText xml:space="preserve"> PAGEREF _Toc241738947 \h </w:instrText>
+            </w:r>
+            <w:r>
+              <w:rPr>
+                <w:noProof/>
+                <w:webHidden/>
+              </w:rPr>
+            </w:r>
+            <w:r>
+              <w:rPr>
+                <w:noProof/>
+                <w:webHidden/>
+              </w:rPr>
+              <w:fldChar w:fldCharType="separate"/>
+            </w:r>
+            <w:r>
+              <w:rPr>
+                <w:noProof/>
+                <w:webHidden/>
+              </w:rPr>
+              <w:t>19</w:t>
+            </w:r>
+            <w:r>
+              <w:rPr>
+                <w:noProof/>
+                <w:webHidden/>
+              </w:rPr>
+              <w:fldChar w:fldCharType="end"/>
+            </w:r>
+          </w:hyperlink>
+        </w:p>
+        <w:p>
+          <w:pPr>
+            <w:pStyle w:val="Sumrio3"/>
+            <w:tabs>
+              <w:tab w:val="left" w:pos="2096"/>
+              <w:tab w:val="right" w:leader="dot" w:pos="9062"/>
+            </w:tabs>
+            <w:rPr>
+              <w:rFonts w:asciiTheme="minorHAnsi" w:eastAsiaTheme="minorEastAsia" w:hAnsiTheme="minorHAnsi" w:cstheme="minorBidi"/>
+              <w:b w:val="0"/>
+              <w:noProof/>
+              <w:kern w:val="2"/>
+              <w:szCs w:val="24"/>
+              <w14:ligatures w14:val="standardContextual"/>
+            </w:rPr>
+          </w:pPr>
+          <w:hyperlink w:anchor="_Toc241738948" w:history="1">
+            <w:r>
+              <w:rPr>
+                <w:rStyle w:val="Hyperlink"/>
+                <w:rFonts w:cs="Arial"/>
+                <w:noProof/>
+                <w14:scene3d>
+                  <w14:camera w14:prst="orthographicFront"/>
+                  <w14:lightRig w14:rig="threePt" w14:dir="t">
+                    <w14:rot w14:lat="0" w14:lon="0" w14:rev="0"/>
+                  </w14:lightRig>
+                </w14:scene3d>
+              </w:rPr>
+              <w:t>2.1.56</w:t>
+            </w:r>
+            <w:r>
+              <w:rPr>
+                <w:rFonts w:asciiTheme="minorHAnsi" w:eastAsiaTheme="minorEastAsia" w:hAnsiTheme="minorHAnsi" w:cstheme="minorBidi"/>
+                <w:b w:val="0"/>
+                <w:noProof/>
+                <w:kern w:val="2"/>
+                <w:szCs w:val="24"/>
+                <w14:ligatures w14:val="standardContextual"/>
+              </w:rPr>
+              <w:tab/>
+            </w:r>
+            <w:r>
+              <w:rPr>
+                <w:rStyle w:val="Hyperlink"/>
+                <w:noProof/>
+              </w:rPr>
+              <w:t>RF56 – Disponibilizar Contato de Privacidade</w:t>
+            </w:r>
+            <w:r>
+              <w:rPr>
+                <w:noProof/>
+                <w:webHidden/>
+              </w:rPr>
+              <w:tab/>
+            </w:r>
+            <w:r>
+              <w:rPr>
+                <w:noProof/>
+                <w:webHidden/>
+              </w:rPr>
+              <w:fldChar w:fldCharType="begin"/>
+            </w:r>
+            <w:r>
+              <w:rPr>
+                <w:noProof/>
+                <w:webHidden/>
+              </w:rPr>
+              <w:instrText xml:space="preserve"> PAGEREF _Toc241738948 \h </w:instrText>
+            </w:r>
+            <w:r>
+              <w:rPr>
+                <w:noProof/>
+                <w:webHidden/>
+              </w:rPr>
+            </w:r>
+            <w:r>
+              <w:rPr>
+                <w:noProof/>
+                <w:webHidden/>
+              </w:rPr>
+              <w:fldChar w:fldCharType="separate"/>
+            </w:r>
+            <w:r>
+              <w:rPr>
+                <w:noProof/>
+                <w:webHidden/>
+              </w:rPr>
+              <w:t>19</w:t>
             </w:r>
             <w:r>
               <w:rPr>
@@ -8780,7 +9423,7 @@
               <w14:ligatures w14:val="standardContextual"/>
             </w:rPr>
           </w:pPr>
-          <w:hyperlink w:anchor="_Toc241479050" w:history="1">
+          <w:hyperlink w:anchor="_Toc241738949" w:history="1">
             <w:r>
               <w:rPr>
                 <w:rStyle w:val="Hyperlink"/>
@@ -8819,7 +9462,7 @@
               <w:rPr>
                 <w:webHidden/>
               </w:rPr>
-              <w:instrText xml:space="preserve"> PAGEREF _Toc241479050 \h </w:instrText>
+              <w:instrText xml:space="preserve"> PAGEREF _Toc241738949 \h </w:instrText>
             </w:r>
             <w:r>
               <w:rPr>
@@ -8836,7 +9479,7 @@
               <w:rPr>
                 <w:webHidden/>
               </w:rPr>
-              <w:t>19</w:t>
+              <w:t>20</w:t>
             </w:r>
             <w:r>
               <w:rPr>
@@ -8857,7 +9500,7 @@
               <w14:ligatures w14:val="standardContextual"/>
             </w:rPr>
           </w:pPr>
-          <w:hyperlink w:anchor="_Toc241479051" w:history="1">
+          <w:hyperlink w:anchor="_Toc241738950" w:history="1">
             <w:r>
               <w:rPr>
                 <w:rStyle w:val="Hyperlink"/>
@@ -8896,7 +9539,7 @@
               <w:rPr>
                 <w:webHidden/>
               </w:rPr>
-              <w:instrText xml:space="preserve"> PAGEREF _Toc241479051 \h </w:instrText>
+              <w:instrText xml:space="preserve"> PAGEREF _Toc241738950 \h </w:instrText>
             </w:r>
             <w:r>
               <w:rPr>
@@ -8913,7 +9556,7 @@
               <w:rPr>
                 <w:webHidden/>
               </w:rPr>
-              <w:t>20</w:t>
+              <w:t>21</w:t>
             </w:r>
             <w:r>
               <w:rPr>
@@ -8934,7 +9577,7 @@
               <w14:ligatures w14:val="standardContextual"/>
             </w:rPr>
           </w:pPr>
-          <w:hyperlink w:anchor="_Toc241479052" w:history="1">
+          <w:hyperlink w:anchor="_Toc241738951" w:history="1">
             <w:r>
               <w:rPr>
                 <w:rStyle w:val="Hyperlink"/>
@@ -8973,7 +9616,7 @@
               <w:rPr>
                 <w:webHidden/>
               </w:rPr>
-              <w:instrText xml:space="preserve"> PAGEREF _Toc241479052 \h </w:instrText>
+              <w:instrText xml:space="preserve"> PAGEREF _Toc241738951 \h </w:instrText>
             </w:r>
             <w:r>
               <w:rPr>
@@ -8990,7 +9633,7 @@
               <w:rPr>
                 <w:webHidden/>
               </w:rPr>
-              <w:t>20</w:t>
+              <w:t>21</w:t>
             </w:r>
             <w:r>
               <w:rPr>
@@ -9018,7 +9661,7 @@
               <w14:ligatures w14:val="standardContextual"/>
             </w:rPr>
           </w:pPr>
-          <w:hyperlink w:anchor="_Toc241479053" w:history="1">
+          <w:hyperlink w:anchor="_Toc241738952" w:history="1">
             <w:r>
               <w:rPr>
                 <w:rStyle w:val="Hyperlink"/>
@@ -9065,7 +9708,7 @@
                 <w:noProof/>
                 <w:webHidden/>
               </w:rPr>
-              <w:instrText xml:space="preserve"> PAGEREF _Toc241479053 \h </w:instrText>
+              <w:instrText xml:space="preserve"> PAGEREF _Toc241738952 \h </w:instrText>
             </w:r>
             <w:r>
               <w:rPr>
@@ -9085,7 +9728,7 @@
                 <w:noProof/>
                 <w:webHidden/>
               </w:rPr>
-              <w:t>20</w:t>
+              <w:t>21</w:t>
             </w:r>
             <w:r>
               <w:rPr>
@@ -9107,7 +9750,7 @@
               <w14:ligatures w14:val="standardContextual"/>
             </w:rPr>
           </w:pPr>
-          <w:hyperlink w:anchor="_Toc241479054" w:history="1">
+          <w:hyperlink w:anchor="_Toc241738953" w:history="1">
             <w:r>
               <w:rPr>
                 <w:rStyle w:val="Hyperlink"/>
@@ -9146,7 +9789,7 @@
               <w:rPr>
                 <w:webHidden/>
               </w:rPr>
-              <w:instrText xml:space="preserve"> PAGEREF _Toc241479054 \h </w:instrText>
+              <w:instrText xml:space="preserve"> PAGEREF _Toc241738953 \h </w:instrText>
             </w:r>
             <w:r>
               <w:rPr>
@@ -9163,7 +9806,7 @@
               <w:rPr>
                 <w:webHidden/>
               </w:rPr>
-              <w:t>21</w:t>
+              <w:t>22</w:t>
             </w:r>
             <w:r>
               <w:rPr>
@@ -9184,7 +9827,7 @@
               <w14:ligatures w14:val="standardContextual"/>
             </w:rPr>
           </w:pPr>
-          <w:hyperlink w:anchor="_Toc241479055" w:history="1">
+          <w:hyperlink w:anchor="_Toc241738954" w:history="1">
             <w:r>
               <w:rPr>
                 <w:rStyle w:val="Hyperlink"/>
@@ -9223,7 +9866,7 @@
               <w:rPr>
                 <w:webHidden/>
               </w:rPr>
-              <w:instrText xml:space="preserve"> PAGEREF _Toc241479055 \h </w:instrText>
+              <w:instrText xml:space="preserve"> PAGEREF _Toc241738954 \h </w:instrText>
             </w:r>
             <w:r>
               <w:rPr>
@@ -9240,7 +9883,7 @@
               <w:rPr>
                 <w:webHidden/>
               </w:rPr>
-              <w:t>22</w:t>
+              <w:t>23</w:t>
             </w:r>
             <w:r>
               <w:rPr>
@@ -9261,7 +9904,7 @@
               <w14:ligatures w14:val="standardContextual"/>
             </w:rPr>
           </w:pPr>
-          <w:hyperlink w:anchor="_Toc241479056" w:history="1">
+          <w:hyperlink w:anchor="_Toc241738955" w:history="1">
             <w:r>
               <w:rPr>
                 <w:rStyle w:val="Hyperlink"/>
@@ -9300,7 +9943,7 @@
               <w:rPr>
                 <w:webHidden/>
               </w:rPr>
-              <w:instrText xml:space="preserve"> PAGEREF _Toc241479056 \h </w:instrText>
+              <w:instrText xml:space="preserve"> PAGEREF _Toc241738955 \h </w:instrText>
             </w:r>
             <w:r>
               <w:rPr>
@@ -9317,7 +9960,7 @@
               <w:rPr>
                 <w:webHidden/>
               </w:rPr>
-              <w:t>22</w:t>
+              <w:t>23</w:t>
             </w:r>
             <w:r>
               <w:rPr>
@@ -9338,7 +9981,7 @@
               <w14:ligatures w14:val="standardContextual"/>
             </w:rPr>
           </w:pPr>
-          <w:hyperlink w:anchor="_Toc241479057" w:history="1">
+          <w:hyperlink w:anchor="_Toc241738956" w:history="1">
             <w:r>
               <w:rPr>
                 <w:rStyle w:val="Hyperlink"/>
@@ -9377,7 +10020,7 @@
               <w:rPr>
                 <w:webHidden/>
               </w:rPr>
-              <w:instrText xml:space="preserve"> PAGEREF _Toc241479057 \h </w:instrText>
+              <w:instrText xml:space="preserve"> PAGEREF _Toc241738956 \h </w:instrText>
             </w:r>
             <w:r>
               <w:rPr>
@@ -9394,7 +10037,7 @@
               <w:rPr>
                 <w:webHidden/>
               </w:rPr>
-              <w:t>23</w:t>
+              <w:t>24</w:t>
             </w:r>
             <w:r>
               <w:rPr>
@@ -9422,7 +10065,7 @@
               <w14:ligatures w14:val="standardContextual"/>
             </w:rPr>
           </w:pPr>
-          <w:hyperlink w:anchor="_Toc241479058" w:history="1">
+          <w:hyperlink w:anchor="_Toc241738957" w:history="1">
             <w:r>
               <w:rPr>
                 <w:rStyle w:val="Hyperlink"/>
@@ -9469,7 +10112,7 @@
                 <w:noProof/>
                 <w:webHidden/>
               </w:rPr>
-              <w:instrText xml:space="preserve"> PAGEREF _Toc241479058 \h </w:instrText>
+              <w:instrText xml:space="preserve"> PAGEREF _Toc241738957 \h </w:instrText>
             </w:r>
             <w:r>
               <w:rPr>
@@ -9489,7 +10132,7 @@
                 <w:noProof/>
                 <w:webHidden/>
               </w:rPr>
-              <w:t>24</w:t>
+              <w:t>25</w:t>
             </w:r>
             <w:r>
               <w:rPr>
@@ -9511,7 +10154,7 @@
               <w14:ligatures w14:val="standardContextual"/>
             </w:rPr>
           </w:pPr>
-          <w:hyperlink w:anchor="_Toc241479059" w:history="1">
+          <w:hyperlink w:anchor="_Toc241738958" w:history="1">
             <w:r>
               <w:rPr>
                 <w:rStyle w:val="Hyperlink"/>
@@ -9550,7 +10193,7 @@
               <w:rPr>
                 <w:webHidden/>
               </w:rPr>
-              <w:instrText xml:space="preserve"> PAGEREF _Toc241479059 \h </w:instrText>
+              <w:instrText xml:space="preserve"> PAGEREF _Toc241738958 \h </w:instrText>
             </w:r>
             <w:r>
               <w:rPr>
@@ -9567,7 +10210,7 @@
               <w:rPr>
                 <w:webHidden/>
               </w:rPr>
-              <w:t>24</w:t>
+              <w:t>25</w:t>
             </w:r>
             <w:r>
               <w:rPr>
@@ -9588,7 +10231,7 @@
               <w14:ligatures w14:val="standardContextual"/>
             </w:rPr>
           </w:pPr>
-          <w:hyperlink w:anchor="_Toc241479060" w:history="1">
+          <w:hyperlink w:anchor="_Toc241738959" w:history="1">
             <w:r>
               <w:rPr>
                 <w:rStyle w:val="Hyperlink"/>
@@ -9627,7 +10270,7 @@
               <w:rPr>
                 <w:webHidden/>
               </w:rPr>
-              <w:instrText xml:space="preserve"> PAGEREF _Toc241479060 \h </w:instrText>
+              <w:instrText xml:space="preserve"> PAGEREF _Toc241738959 \h </w:instrText>
             </w:r>
             <w:r>
               <w:rPr>
@@ -9644,7 +10287,7 @@
               <w:rPr>
                 <w:webHidden/>
               </w:rPr>
-              <w:t>24</w:t>
+              <w:t>25</w:t>
             </w:r>
             <w:r>
               <w:rPr>
@@ -9665,7 +10308,7 @@
               <w14:ligatures w14:val="standardContextual"/>
             </w:rPr>
           </w:pPr>
-          <w:hyperlink w:anchor="_Toc241479061" w:history="1">
+          <w:hyperlink w:anchor="_Toc241738960" w:history="1">
             <w:r>
               <w:rPr>
                 <w:rStyle w:val="Hyperlink"/>
@@ -9704,7 +10347,7 @@
               <w:rPr>
                 <w:webHidden/>
               </w:rPr>
-              <w:instrText xml:space="preserve"> PAGEREF _Toc241479061 \h </w:instrText>
+              <w:instrText xml:space="preserve"> PAGEREF _Toc241738960 \h </w:instrText>
             </w:r>
             <w:r>
               <w:rPr>
@@ -9721,7 +10364,7 @@
               <w:rPr>
                 <w:webHidden/>
               </w:rPr>
-              <w:t>25</w:t>
+              <w:t>26</w:t>
             </w:r>
             <w:r>
               <w:rPr>
@@ -9742,7 +10385,7 @@
               <w14:ligatures w14:val="standardContextual"/>
             </w:rPr>
           </w:pPr>
-          <w:hyperlink w:anchor="_Toc241479062" w:history="1">
+          <w:hyperlink w:anchor="_Toc241738961" w:history="1">
             <w:r>
               <w:rPr>
                 <w:rStyle w:val="Hyperlink"/>
@@ -9781,7 +10424,7 @@
               <w:rPr>
                 <w:webHidden/>
               </w:rPr>
-              <w:instrText xml:space="preserve"> PAGEREF _Toc241479062 \h </w:instrText>
+              <w:instrText xml:space="preserve"> PAGEREF _Toc241738961 \h </w:instrText>
             </w:r>
             <w:r>
               <w:rPr>
@@ -9798,7 +10441,7 @@
               <w:rPr>
                 <w:webHidden/>
               </w:rPr>
-              <w:t>26</w:t>
+              <w:t>27</w:t>
             </w:r>
             <w:r>
               <w:rPr>
@@ -9819,7 +10462,7 @@
               <w14:ligatures w14:val="standardContextual"/>
             </w:rPr>
           </w:pPr>
-          <w:hyperlink w:anchor="_Toc241479063" w:history="1">
+          <w:hyperlink w:anchor="_Toc241738962" w:history="1">
             <w:r>
               <w:rPr>
                 <w:rStyle w:val="Hyperlink"/>
@@ -9858,7 +10501,7 @@
               <w:rPr>
                 <w:webHidden/>
               </w:rPr>
-              <w:instrText xml:space="preserve"> PAGEREF _Toc241479063 \h </w:instrText>
+              <w:instrText xml:space="preserve"> PAGEREF _Toc241738962 \h </w:instrText>
             </w:r>
             <w:r>
               <w:rPr>
@@ -9875,77 +10518,7 @@
               <w:rPr>
                 <w:webHidden/>
               </w:rPr>
-              <w:t>26</w:t>
-            </w:r>
-            <w:r>
-              <w:rPr>
-                <w:webHidden/>
-              </w:rPr>
-              <w:fldChar w:fldCharType="end"/>
-            </w:r>
-          </w:hyperlink>
-        </w:p>
-        <w:p>
-          <w:pPr>
-            <w:pStyle w:val="Sumrio2"/>
-            <w:rPr>
-              <w:rFonts w:asciiTheme="minorHAnsi" w:eastAsiaTheme="minorEastAsia" w:hAnsiTheme="minorHAnsi" w:cstheme="minorBidi"/>
-              <w:caps w:val="0"/>
-              <w:kern w:val="2"/>
-              <w:szCs w:val="24"/>
-              <w14:ligatures w14:val="standardContextual"/>
-            </w:rPr>
-          </w:pPr>
-          <w:hyperlink w:anchor="_Toc241479064" w:history="1">
-            <w:r>
-              <w:rPr>
-                <w:rStyle w:val="Hyperlink"/>
-                <w:rFonts w:eastAsia="Arial" w:cs="Arial"/>
-              </w:rPr>
-              <w:t xml:space="preserve">Após a análise dos aspectos de mercado, técnicos, operacionais e econômicos, conclui-se que o projeto é viável e coerente com seus objetivos. As tecnologias escolhidas são compatíveis com os recursos disponíveis, a aplicação é de fácil operação, e a proposta atende a uma necessidade real de organização da rotina de profissionais autônomos. Além disso, o modelo de assinaturas em planos oferece uma fonte de receita para a manutenção do produto. Portanto, o projeto demonstra potencial para ser implementado e aprimorado </w:t>
-            </w:r>
-            <w:r>
-              <w:rPr>
-                <w:rStyle w:val="Hyperlink"/>
-                <w:rFonts w:eastAsia="Arial" w:cs="Arial"/>
-              </w:rPr>
-              <w:lastRenderedPageBreak/>
-              <w:t>futuramente.</w:t>
-            </w:r>
-            <w:r>
-              <w:rPr>
-                <w:webHidden/>
-              </w:rPr>
-              <w:tab/>
-            </w:r>
-            <w:r>
-              <w:rPr>
-                <w:webHidden/>
-              </w:rPr>
-              <w:fldChar w:fldCharType="begin"/>
-            </w:r>
-            <w:r>
-              <w:rPr>
-                <w:webHidden/>
-              </w:rPr>
-              <w:instrText xml:space="preserve"> PAGEREF _Toc241479064 \h </w:instrText>
-            </w:r>
-            <w:r>
-              <w:rPr>
-                <w:webHidden/>
-              </w:rPr>
-            </w:r>
-            <w:r>
-              <w:rPr>
-                <w:webHidden/>
-              </w:rPr>
-              <w:fldChar w:fldCharType="separate"/>
-            </w:r>
-            <w:r>
-              <w:rPr>
-                <w:webHidden/>
-              </w:rPr>
-              <w:t>26</w:t>
+              <w:t>27</w:t>
             </w:r>
             <w:r>
               <w:rPr>
@@ -9973,7 +10546,7 @@
               <w14:ligatures w14:val="standardContextual"/>
             </w:rPr>
           </w:pPr>
-          <w:hyperlink w:anchor="_Toc241479065" w:history="1">
+          <w:hyperlink w:anchor="_Toc241738963" w:history="1">
             <w:r>
               <w:rPr>
                 <w:rStyle w:val="Hyperlink"/>
@@ -10020,7 +10593,7 @@
                 <w:noProof/>
                 <w:webHidden/>
               </w:rPr>
-              <w:instrText xml:space="preserve"> PAGEREF _Toc241479065 \h </w:instrText>
+              <w:instrText xml:space="preserve"> PAGEREF _Toc241738963 \h </w:instrText>
             </w:r>
             <w:r>
               <w:rPr>
@@ -10040,7 +10613,7 @@
                 <w:noProof/>
                 <w:webHidden/>
               </w:rPr>
-              <w:t>27</w:t>
+              <w:t>28</w:t>
             </w:r>
             <w:r>
               <w:rPr>
@@ -10062,7 +10635,7 @@
               <w14:ligatures w14:val="standardContextual"/>
             </w:rPr>
           </w:pPr>
-          <w:hyperlink w:anchor="_Toc241479066" w:history="1">
+          <w:hyperlink w:anchor="_Toc241738964" w:history="1">
             <w:r>
               <w:rPr>
                 <w:rStyle w:val="Hyperlink"/>
@@ -10103,7 +10676,7 @@
               <w:rPr>
                 <w:webHidden/>
               </w:rPr>
-              <w:instrText xml:space="preserve"> PAGEREF _Toc241479066 \h </w:instrText>
+              <w:instrText xml:space="preserve"> PAGEREF _Toc241738964 \h </w:instrText>
             </w:r>
             <w:r>
               <w:rPr>
@@ -10120,7 +10693,7 @@
               <w:rPr>
                 <w:webHidden/>
               </w:rPr>
-              <w:t>27</w:t>
+              <w:t>28</w:t>
             </w:r>
             <w:r>
               <w:rPr>
@@ -10141,7 +10714,7 @@
               <w14:ligatures w14:val="standardContextual"/>
             </w:rPr>
           </w:pPr>
-          <w:hyperlink w:anchor="_Toc241479067" w:history="1">
+          <w:hyperlink w:anchor="_Toc241738965" w:history="1">
             <w:r>
               <w:rPr>
                 <w:rStyle w:val="Hyperlink"/>
@@ -10180,7 +10753,7 @@
               <w:rPr>
                 <w:webHidden/>
               </w:rPr>
-              <w:instrText xml:space="preserve"> PAGEREF _Toc241479067 \h </w:instrText>
+              <w:instrText xml:space="preserve"> PAGEREF _Toc241738965 \h </w:instrText>
             </w:r>
             <w:r>
               <w:rPr>
@@ -10197,7 +10770,7 @@
               <w:rPr>
                 <w:webHidden/>
               </w:rPr>
-              <w:t>27</w:t>
+              <w:t>28</w:t>
             </w:r>
             <w:r>
               <w:rPr>
@@ -10218,7 +10791,7 @@
               <w14:ligatures w14:val="standardContextual"/>
             </w:rPr>
           </w:pPr>
-          <w:hyperlink w:anchor="_Toc241479068" w:history="1">
+          <w:hyperlink w:anchor="_Toc241738966" w:history="1">
             <w:r>
               <w:rPr>
                 <w:rStyle w:val="Hyperlink"/>
@@ -10257,7 +10830,7 @@
               <w:rPr>
                 <w:webHidden/>
               </w:rPr>
-              <w:instrText xml:space="preserve"> PAGEREF _Toc241479068 \h </w:instrText>
+              <w:instrText xml:space="preserve"> PAGEREF _Toc241738966 \h </w:instrText>
             </w:r>
             <w:r>
               <w:rPr>
@@ -10274,7 +10847,7 @@
               <w:rPr>
                 <w:webHidden/>
               </w:rPr>
-              <w:t>27</w:t>
+              <w:t>28</w:t>
             </w:r>
             <w:r>
               <w:rPr>
@@ -10302,7 +10875,7 @@
               <w14:ligatures w14:val="standardContextual"/>
             </w:rPr>
           </w:pPr>
-          <w:hyperlink w:anchor="_Toc241479069" w:history="1">
+          <w:hyperlink w:anchor="_Toc241738967" w:history="1">
             <w:r>
               <w:rPr>
                 <w:rStyle w:val="Hyperlink"/>
@@ -10349,7 +10922,7 @@
                 <w:noProof/>
                 <w:webHidden/>
               </w:rPr>
-              <w:instrText xml:space="preserve"> PAGEREF _Toc241479069 \h </w:instrText>
+              <w:instrText xml:space="preserve"> PAGEREF _Toc241738967 \h </w:instrText>
             </w:r>
             <w:r>
               <w:rPr>
@@ -10369,7 +10942,7 @@
                 <w:noProof/>
                 <w:webHidden/>
               </w:rPr>
-              <w:t>27</w:t>
+              <w:t>28</w:t>
             </w:r>
             <w:r>
               <w:rPr>
@@ -10391,7 +10964,7 @@
               <w14:ligatures w14:val="standardContextual"/>
             </w:rPr>
           </w:pPr>
-          <w:hyperlink w:anchor="_Toc241479070" w:history="1">
+          <w:hyperlink w:anchor="_Toc241738968" w:history="1">
             <w:r>
               <w:rPr>
                 <w:rStyle w:val="Hyperlink"/>
@@ -10431,7 +11004,7 @@
               <w:rPr>
                 <w:webHidden/>
               </w:rPr>
-              <w:instrText xml:space="preserve"> PAGEREF _Toc241479070 \h </w:instrText>
+              <w:instrText xml:space="preserve"> PAGEREF _Toc241738968 \h </w:instrText>
             </w:r>
             <w:r>
               <w:rPr>
@@ -10448,7 +11021,7 @@
               <w:rPr>
                 <w:webHidden/>
               </w:rPr>
-              <w:t>27</w:t>
+              <w:t>28</w:t>
             </w:r>
             <w:r>
               <w:rPr>
@@ -10469,7 +11042,7 @@
               <w14:ligatures w14:val="standardContextual"/>
             </w:rPr>
           </w:pPr>
-          <w:hyperlink w:anchor="_Toc241479071" w:history="1">
+          <w:hyperlink w:anchor="_Toc241738969" w:history="1">
             <w:r>
               <w:rPr>
                 <w:rStyle w:val="Hyperlink"/>
@@ -10509,7 +11082,7 @@
               <w:rPr>
                 <w:webHidden/>
               </w:rPr>
-              <w:instrText xml:space="preserve"> PAGEREF _Toc241479071 \h </w:instrText>
+              <w:instrText xml:space="preserve"> PAGEREF _Toc241738969 \h </w:instrText>
             </w:r>
             <w:r>
               <w:rPr>
@@ -10526,7 +11099,7 @@
               <w:rPr>
                 <w:webHidden/>
               </w:rPr>
-              <w:t>28</w:t>
+              <w:t>29</w:t>
             </w:r>
             <w:r>
               <w:rPr>
@@ -10547,7 +11120,7 @@
               <w14:ligatures w14:val="standardContextual"/>
             </w:rPr>
           </w:pPr>
-          <w:hyperlink w:anchor="_Toc241479072" w:history="1">
+          <w:hyperlink w:anchor="_Toc241738970" w:history="1">
             <w:r>
               <w:rPr>
                 <w:rStyle w:val="Hyperlink"/>
@@ -10587,7 +11160,7 @@
               <w:rPr>
                 <w:webHidden/>
               </w:rPr>
-              <w:instrText xml:space="preserve"> PAGEREF _Toc241479072 \h </w:instrText>
+              <w:instrText xml:space="preserve"> PAGEREF _Toc241738970 \h </w:instrText>
             </w:r>
             <w:r>
               <w:rPr>
@@ -10604,7 +11177,7 @@
               <w:rPr>
                 <w:webHidden/>
               </w:rPr>
-              <w:t>28</w:t>
+              <w:t>29</w:t>
             </w:r>
             <w:r>
               <w:rPr>
@@ -10632,7 +11205,7 @@
               <w14:ligatures w14:val="standardContextual"/>
             </w:rPr>
           </w:pPr>
-          <w:hyperlink w:anchor="_Toc241479073" w:history="1">
+          <w:hyperlink w:anchor="_Toc241738971" w:history="1">
             <w:r>
               <w:rPr>
                 <w:rStyle w:val="Hyperlink"/>
@@ -10679,7 +11252,7 @@
                 <w:noProof/>
                 <w:webHidden/>
               </w:rPr>
-              <w:instrText xml:space="preserve"> PAGEREF _Toc241479073 \h </w:instrText>
+              <w:instrText xml:space="preserve"> PAGEREF _Toc241738971 \h </w:instrText>
             </w:r>
             <w:r>
               <w:rPr>
@@ -10699,7 +11272,7 @@
                 <w:noProof/>
                 <w:webHidden/>
               </w:rPr>
-              <w:t>29</w:t>
+              <w:t>30</w:t>
             </w:r>
             <w:r>
               <w:rPr>
@@ -10728,7 +11301,7 @@
               <w14:ligatures w14:val="standardContextual"/>
             </w:rPr>
           </w:pPr>
-          <w:hyperlink w:anchor="_Toc241479074" w:history="1">
+          <w:hyperlink w:anchor="_Toc241738972" w:history="1">
             <w:r>
               <w:rPr>
                 <w:rStyle w:val="Hyperlink"/>
@@ -10776,7 +11349,7 @@
                 <w:noProof/>
                 <w:webHidden/>
               </w:rPr>
-              <w:instrText xml:space="preserve"> PAGEREF _Toc241479074 \h </w:instrText>
+              <w:instrText xml:space="preserve"> PAGEREF _Toc241738972 \h </w:instrText>
             </w:r>
             <w:r>
               <w:rPr>
@@ -10796,7 +11369,7 @@
                 <w:noProof/>
                 <w:webHidden/>
               </w:rPr>
-              <w:t>30</w:t>
+              <w:t>31</w:t>
             </w:r>
             <w:r>
               <w:rPr>
@@ -10825,7 +11398,7 @@
               <w14:ligatures w14:val="standardContextual"/>
             </w:rPr>
           </w:pPr>
-          <w:hyperlink w:anchor="_Toc241479075" w:history="1">
+          <w:hyperlink w:anchor="_Toc241738973" w:history="1">
             <w:r>
               <w:rPr>
                 <w:rStyle w:val="Hyperlink"/>
@@ -10872,7 +11445,7 @@
                 <w:noProof/>
                 <w:webHidden/>
               </w:rPr>
-              <w:instrText xml:space="preserve"> PAGEREF _Toc241479075 \h </w:instrText>
+              <w:instrText xml:space="preserve"> PAGEREF _Toc241738973 \h </w:instrText>
             </w:r>
             <w:r>
               <w:rPr>
@@ -10892,7 +11465,7 @@
                 <w:noProof/>
                 <w:webHidden/>
               </w:rPr>
-              <w:t>45</w:t>
+              <w:t>46</w:t>
             </w:r>
             <w:r>
               <w:rPr>
@@ -10921,7 +11494,7 @@
               <w14:ligatures w14:val="standardContextual"/>
             </w:rPr>
           </w:pPr>
-          <w:hyperlink w:anchor="_Toc241479076" w:history="1">
+          <w:hyperlink w:anchor="_Toc241738974" w:history="1">
             <w:r>
               <w:rPr>
                 <w:rStyle w:val="Hyperlink"/>
@@ -10968,7 +11541,7 @@
                 <w:noProof/>
                 <w:webHidden/>
               </w:rPr>
-              <w:instrText xml:space="preserve"> PAGEREF _Toc241479076 \h </w:instrText>
+              <w:instrText xml:space="preserve"> PAGEREF _Toc241738974 \h </w:instrText>
             </w:r>
             <w:r>
               <w:rPr>
@@ -10988,7 +11561,7 @@
                 <w:noProof/>
                 <w:webHidden/>
               </w:rPr>
-              <w:t>45</w:t>
+              <w:t>46</w:t>
             </w:r>
             <w:r>
               <w:rPr>
@@ -11016,7 +11589,7 @@
               <w14:ligatures w14:val="standardContextual"/>
             </w:rPr>
           </w:pPr>
-          <w:hyperlink w:anchor="_Toc241479077" w:history="1">
+          <w:hyperlink w:anchor="_Toc241738975" w:history="1">
             <w:r>
               <w:rPr>
                 <w:rStyle w:val="Hyperlink"/>
@@ -11043,7 +11616,7 @@
                 <w:noProof/>
                 <w:webHidden/>
               </w:rPr>
-              <w:instrText xml:space="preserve"> PAGEREF _Toc241479077 \h </w:instrText>
+              <w:instrText xml:space="preserve"> PAGEREF _Toc241738975 \h </w:instrText>
             </w:r>
             <w:r>
               <w:rPr>
@@ -11063,7 +11636,7 @@
                 <w:noProof/>
                 <w:webHidden/>
               </w:rPr>
-              <w:t>46</w:t>
+              <w:t>47</w:t>
             </w:r>
             <w:r>
               <w:rPr>
@@ -11119,7 +11692,7 @@
           <w:lang w:val="pt-BR"/>
         </w:rPr>
       </w:pPr>
-      <w:bookmarkStart w:id="0" w:name="_Toc241478995"/>
+      <w:bookmarkStart w:id="0" w:name="_Toc241738888"/>
       <w:r>
         <w:rPr>
           <w:lang w:val="pt-BR"/>
@@ -11133,7 +11706,7 @@
       <w:pPr>
         <w:pStyle w:val="Ttulo2"/>
       </w:pPr>
-      <w:bookmarkStart w:id="1" w:name="_Toc241478996"/>
+      <w:bookmarkStart w:id="1" w:name="_Toc241738889"/>
       <w:r>
         <w:t>Objetivos</w:t>
       </w:r>
@@ -11187,7 +11760,7 @@
       <w:bookmarkStart w:id="2" w:name="_Toc165310847"/>
       <w:bookmarkStart w:id="3" w:name="_Toc182927330"/>
       <w:bookmarkStart w:id="4" w:name="_Toc275318808"/>
-      <w:bookmarkStart w:id="5" w:name="_Toc241478997"/>
+      <w:bookmarkStart w:id="5" w:name="_Toc241738890"/>
       <w:r>
         <w:t xml:space="preserve">Métodos </w:t>
       </w:r>
@@ -11517,7 +12090,7 @@
       </w:pPr>
       <w:bookmarkStart w:id="12" w:name="_Toc331506323"/>
       <w:bookmarkStart w:id="13" w:name="_Toc331507631"/>
-      <w:bookmarkStart w:id="14" w:name="_Toc241478998"/>
+      <w:bookmarkStart w:id="14" w:name="_Toc241738891"/>
       <w:r>
         <w:rPr>
           <w:lang w:val="pt-BR"/>
@@ -11545,7 +12118,7 @@
       <w:pPr>
         <w:pStyle w:val="Ttulo2"/>
       </w:pPr>
-      <w:bookmarkStart w:id="15" w:name="_Toc241478999"/>
+      <w:bookmarkStart w:id="15" w:name="_Toc241738892"/>
       <w:r>
         <w:t>Requisitos Funcionais</w:t>
       </w:r>
@@ -11561,7 +12134,7 @@
       <w:pPr>
         <w:pStyle w:val="Ttulo3"/>
       </w:pPr>
-      <w:bookmarkStart w:id="16" w:name="_Toc241479000"/>
+      <w:bookmarkStart w:id="16" w:name="_Toc241738893"/>
       <w:r>
         <w:t>RF1 – Criar Agendamento</w:t>
       </w:r>
@@ -11585,7 +12158,7 @@
       <w:pPr>
         <w:pStyle w:val="Ttulo3"/>
       </w:pPr>
-      <w:bookmarkStart w:id="17" w:name="_Toc241479001"/>
+      <w:bookmarkStart w:id="17" w:name="_Toc241738894"/>
       <w:r>
         <w:t xml:space="preserve">RF2 – </w:t>
       </w:r>
@@ -11626,7 +12199,7 @@
       <w:pPr>
         <w:pStyle w:val="Ttulo3"/>
       </w:pPr>
-      <w:bookmarkStart w:id="18" w:name="_Toc241479002"/>
+      <w:bookmarkStart w:id="18" w:name="_Toc241738895"/>
       <w:r>
         <w:t>RF3 – Cancelar Agendamento</w:t>
       </w:r>
@@ -11659,7 +12232,7 @@
       <w:pPr>
         <w:pStyle w:val="Ttulo3"/>
       </w:pPr>
-      <w:bookmarkStart w:id="19" w:name="_Toc241479003"/>
+      <w:bookmarkStart w:id="19" w:name="_Toc241738896"/>
       <w:r>
         <w:t>RF4 – Concluir Agendamento</w:t>
       </w:r>
@@ -11692,7 +12265,7 @@
       <w:pPr>
         <w:pStyle w:val="Ttulo3"/>
       </w:pPr>
-      <w:bookmarkStart w:id="20" w:name="_Toc241479004"/>
+      <w:bookmarkStart w:id="20" w:name="_Toc241738897"/>
       <w:r>
         <w:lastRenderedPageBreak/>
         <w:t>RF5 – Visualizar Agenda</w:t>
@@ -11731,7 +12304,7 @@
       <w:pPr>
         <w:pStyle w:val="Ttulo3"/>
       </w:pPr>
-      <w:bookmarkStart w:id="21" w:name="_Toc241479005"/>
+      <w:bookmarkStart w:id="21" w:name="_Toc241738898"/>
       <w:r>
         <w:t>RF6 – Cadastrar Usuário</w:t>
       </w:r>
@@ -11765,7 +12338,7 @@
       <w:pPr>
         <w:pStyle w:val="Ttulo3"/>
       </w:pPr>
-      <w:bookmarkStart w:id="22" w:name="_Toc241479006"/>
+      <w:bookmarkStart w:id="22" w:name="_Toc241738899"/>
       <w:r>
         <w:t>RF7 – Realizar Login</w:t>
       </w:r>
@@ -11787,7 +12360,7 @@
       <w:pPr>
         <w:pStyle w:val="Ttulo3"/>
       </w:pPr>
-      <w:bookmarkStart w:id="23" w:name="_Toc241479007"/>
+      <w:bookmarkStart w:id="23" w:name="_Toc241738900"/>
       <w:r>
         <w:t>RF8 – Recuperar Senha</w:t>
       </w:r>
@@ -11808,7 +12381,7 @@
       <w:pPr>
         <w:pStyle w:val="Ttulo3"/>
       </w:pPr>
-      <w:bookmarkStart w:id="24" w:name="_Toc241479008"/>
+      <w:bookmarkStart w:id="24" w:name="_Toc241738901"/>
       <w:r>
         <w:t xml:space="preserve">RF9 – </w:t>
       </w:r>
@@ -11835,7 +12408,7 @@
       <w:pPr>
         <w:pStyle w:val="Ttulo3"/>
       </w:pPr>
-      <w:bookmarkStart w:id="25" w:name="_Toc241479009"/>
+      <w:bookmarkStart w:id="25" w:name="_Toc241738902"/>
       <w:r>
         <w:t xml:space="preserve">RF10 – </w:t>
       </w:r>
@@ -11872,7 +12445,7 @@
       <w:pPr>
         <w:pStyle w:val="Ttulo3"/>
       </w:pPr>
-      <w:bookmarkStart w:id="26" w:name="_Toc241479010"/>
+      <w:bookmarkStart w:id="26" w:name="_Toc241738903"/>
       <w:r>
         <w:t>RF11 – Cadastrar Cliente</w:t>
       </w:r>
@@ -11902,7 +12475,7 @@
       <w:pPr>
         <w:pStyle w:val="Ttulo3"/>
       </w:pPr>
-      <w:bookmarkStart w:id="27" w:name="_Toc241479011"/>
+      <w:bookmarkStart w:id="27" w:name="_Toc241738904"/>
       <w:r>
         <w:t>RF12 – Listar Clientes</w:t>
       </w:r>
@@ -11923,7 +12496,7 @@
       <w:pPr>
         <w:pStyle w:val="Ttulo3"/>
       </w:pPr>
-      <w:bookmarkStart w:id="28" w:name="_Toc241479012"/>
+      <w:bookmarkStart w:id="28" w:name="_Toc241738905"/>
       <w:r>
         <w:t>RF13 – Editar Cliente</w:t>
       </w:r>
@@ -11944,7 +12517,7 @@
       <w:pPr>
         <w:pStyle w:val="Ttulo3"/>
       </w:pPr>
-      <w:bookmarkStart w:id="29" w:name="_Toc241479013"/>
+      <w:bookmarkStart w:id="29" w:name="_Toc241738906"/>
       <w:r>
         <w:lastRenderedPageBreak/>
         <w:t>RF14 – Histórico de Cliente</w:t>
@@ -11966,7 +12539,7 @@
       <w:pPr>
         <w:pStyle w:val="Ttulo3"/>
       </w:pPr>
-      <w:bookmarkStart w:id="30" w:name="_Toc241479014"/>
+      <w:bookmarkStart w:id="30" w:name="_Toc241738907"/>
       <w:r>
         <w:t xml:space="preserve">RF15 – </w:t>
       </w:r>
@@ -12006,7 +12579,7 @@
       <w:pPr>
         <w:pStyle w:val="Ttulo3"/>
       </w:pPr>
-      <w:bookmarkStart w:id="31" w:name="_Toc241479015"/>
+      <w:bookmarkStart w:id="31" w:name="_Toc241738908"/>
       <w:r>
         <w:t>RF16 – Listar Tipo de Serviço</w:t>
       </w:r>
@@ -12037,7 +12610,7 @@
       <w:pPr>
         <w:pStyle w:val="Ttulo3"/>
       </w:pPr>
-      <w:bookmarkStart w:id="32" w:name="_Toc241479016"/>
+      <w:bookmarkStart w:id="32" w:name="_Toc241738909"/>
       <w:r>
         <w:t>RF17 – Editar Tipo de Serviço</w:t>
       </w:r>
@@ -12069,7 +12642,7 @@
       <w:pPr>
         <w:pStyle w:val="Ttulo3"/>
       </w:pPr>
-      <w:bookmarkStart w:id="33" w:name="_Toc241479017"/>
+      <w:bookmarkStart w:id="33" w:name="_Toc241738910"/>
       <w:r>
         <w:t>RF18 – Excluir Tipo de Serviço</w:t>
       </w:r>
@@ -12101,7 +12674,7 @@
       <w:pPr>
         <w:pStyle w:val="Ttulo3"/>
       </w:pPr>
-      <w:bookmarkStart w:id="34" w:name="_Toc241479018"/>
+      <w:bookmarkStart w:id="34" w:name="_Toc241738911"/>
       <w:r>
         <w:t xml:space="preserve">RF19 – </w:t>
       </w:r>
@@ -12141,7 +12714,7 @@
         <w:widowControl/>
         <w:spacing w:after="160" w:line="278" w:lineRule="auto"/>
       </w:pPr>
-      <w:bookmarkStart w:id="35" w:name="_Toc241479019"/>
+      <w:bookmarkStart w:id="35" w:name="_Toc241738912"/>
       <w:r>
         <w:t>RF20 – Editar Registro Financeiro</w:t>
       </w:r>
@@ -12176,7 +12749,7 @@
         <w:widowControl/>
         <w:spacing w:after="160" w:line="278" w:lineRule="auto"/>
       </w:pPr>
-      <w:bookmarkStart w:id="36" w:name="_Toc241479020"/>
+      <w:bookmarkStart w:id="36" w:name="_Toc241738913"/>
       <w:r>
         <w:t>RF21 – Excluir Registro Financeiro</w:t>
       </w:r>
@@ -12198,7 +12771,7 @@
       <w:pPr>
         <w:pStyle w:val="Ttulo3"/>
       </w:pPr>
-      <w:bookmarkStart w:id="37" w:name="_Toc241479021"/>
+      <w:bookmarkStart w:id="37" w:name="_Toc241738914"/>
       <w:r>
         <w:t xml:space="preserve">RF22 – </w:t>
       </w:r>
@@ -12245,7 +12818,7 @@
       <w:pPr>
         <w:pStyle w:val="Ttulo3"/>
       </w:pPr>
-      <w:bookmarkStart w:id="38" w:name="_Toc241479022"/>
+      <w:bookmarkStart w:id="38" w:name="_Toc241738915"/>
       <w:r>
         <w:t xml:space="preserve">RF23 – </w:t>
       </w:r>
@@ -12283,7 +12856,7 @@
       <w:pPr>
         <w:pStyle w:val="Ttulo3"/>
       </w:pPr>
-      <w:bookmarkStart w:id="39" w:name="_Toc241479023"/>
+      <w:bookmarkStart w:id="39" w:name="_Toc241738916"/>
       <w:r>
         <w:t xml:space="preserve">RF24 – </w:t>
       </w:r>
@@ -12321,7 +12894,7 @@
         </w:rPr>
         <w:t xml:space="preserve"> </w:t>
       </w:r>
-      <w:bookmarkStart w:id="40" w:name="_Toc241479024"/>
+      <w:bookmarkStart w:id="40" w:name="_Toc241738917"/>
       <w:r>
         <w:rPr>
           <w:rFonts w:eastAsia="Arial"/>
@@ -12355,7 +12928,7 @@
       <w:pPr>
         <w:pStyle w:val="Ttulo3"/>
       </w:pPr>
-      <w:bookmarkStart w:id="41" w:name="_Toc241479025"/>
+      <w:bookmarkStart w:id="41" w:name="_Toc241738918"/>
       <w:r>
         <w:t>RF26 – Visualizar Logs do Sistema</w:t>
       </w:r>
@@ -12375,7 +12948,7 @@
       <w:pPr>
         <w:pStyle w:val="Ttulo3"/>
       </w:pPr>
-      <w:bookmarkStart w:id="42" w:name="_Toc241479026"/>
+      <w:bookmarkStart w:id="42" w:name="_Toc241738919"/>
       <w:r>
         <w:t>RF27 – Listar Clientes (Admin)</w:t>
       </w:r>
@@ -12396,7 +12969,7 @@
       <w:pPr>
         <w:pStyle w:val="Ttulo3"/>
       </w:pPr>
-      <w:bookmarkStart w:id="43" w:name="_Toc241479027"/>
+      <w:bookmarkStart w:id="43" w:name="_Toc241738920"/>
       <w:r>
         <w:t>RF28 – Listar Prestadores (Admin)</w:t>
       </w:r>
@@ -12416,7 +12989,7 @@
       <w:pPr>
         <w:pStyle w:val="Ttulo3"/>
       </w:pPr>
-      <w:bookmarkStart w:id="44" w:name="_Toc241479028"/>
+      <w:bookmarkStart w:id="44" w:name="_Toc241738921"/>
       <w:r>
         <w:t>RF29 – Gerar Credenciais do Cliente</w:t>
       </w:r>
@@ -12439,7 +13012,7 @@
       <w:pPr>
         <w:pStyle w:val="Ttulo3"/>
       </w:pPr>
-      <w:bookmarkStart w:id="45" w:name="_Toc241479029"/>
+      <w:bookmarkStart w:id="45" w:name="_Toc241738922"/>
       <w:r>
         <w:t>RF30 – Realizar Login do Cliente</w:t>
       </w:r>
@@ -12462,7 +13035,7 @@
       <w:pPr>
         <w:pStyle w:val="Ttulo3"/>
       </w:pPr>
-      <w:bookmarkStart w:id="46" w:name="_Toc241479030"/>
+      <w:bookmarkStart w:id="46" w:name="_Toc241738923"/>
       <w:r>
         <w:t>RF31 – Trocar Senha no Primeiro Acesso</w:t>
       </w:r>
@@ -12485,7 +13058,7 @@
       <w:pPr>
         <w:pStyle w:val="Ttulo3"/>
       </w:pPr>
-      <w:bookmarkStart w:id="47" w:name="_Toc241479031"/>
+      <w:bookmarkStart w:id="47" w:name="_Toc241738924"/>
       <w:r>
         <w:t>RF32 – Definir E-mail Secundário do Cliente</w:t>
       </w:r>
@@ -12508,7 +13081,7 @@
       <w:pPr>
         <w:pStyle w:val="Ttulo3"/>
       </w:pPr>
-      <w:bookmarkStart w:id="48" w:name="_Toc241479032"/>
+      <w:bookmarkStart w:id="48" w:name="_Toc241738925"/>
       <w:r>
         <w:t>RF33 – Recuperar Senha do Cliente</w:t>
       </w:r>
@@ -12531,7 +13104,7 @@
       <w:pPr>
         <w:pStyle w:val="Ttulo3"/>
       </w:pPr>
-      <w:bookmarkStart w:id="49" w:name="_Toc241479033"/>
+      <w:bookmarkStart w:id="49" w:name="_Toc241738926"/>
       <w:r>
         <w:t>RF34 – Exibir Perfil do Cliente</w:t>
       </w:r>
@@ -12554,7 +13127,7 @@
       <w:pPr>
         <w:pStyle w:val="Ttulo3"/>
       </w:pPr>
-      <w:bookmarkStart w:id="50" w:name="_Toc241479034"/>
+      <w:bookmarkStart w:id="50" w:name="_Toc241738927"/>
       <w:r>
         <w:t>RF35 – Fazer Upload de Fotos de Serviço</w:t>
       </w:r>
@@ -12577,7 +13150,7 @@
       <w:pPr>
         <w:pStyle w:val="Ttulo3"/>
       </w:pPr>
-      <w:bookmarkStart w:id="51" w:name="_Toc241479035"/>
+      <w:bookmarkStart w:id="51" w:name="_Toc241738928"/>
       <w:r>
         <w:t>RF36 – Excluir Foto</w:t>
       </w:r>
@@ -12600,7 +13173,7 @@
       <w:pPr>
         <w:pStyle w:val="Ttulo3"/>
       </w:pPr>
-      <w:bookmarkStart w:id="52" w:name="_Toc241479036"/>
+      <w:bookmarkStart w:id="52" w:name="_Toc241738929"/>
       <w:r>
         <w:t>RF37 – Exibir Portfólio Público</w:t>
       </w:r>
@@ -12623,7 +13196,7 @@
       <w:pPr>
         <w:pStyle w:val="Ttulo3"/>
       </w:pPr>
-      <w:bookmarkStart w:id="53" w:name="_Toc241479037"/>
+      <w:bookmarkStart w:id="53" w:name="_Toc241738930"/>
       <w:r>
         <w:t>RF38 – Exibir Métricas de Serviço para o Cliente</w:t>
       </w:r>
@@ -12646,7 +13219,7 @@
       <w:pPr>
         <w:pStyle w:val="Ttulo3"/>
       </w:pPr>
-      <w:bookmarkStart w:id="54" w:name="_Toc241479038"/>
+      <w:bookmarkStart w:id="54" w:name="_Toc241738931"/>
       <w:r>
         <w:t>RF39 – Exibir Métricas de Serviço para o Prestador</w:t>
       </w:r>
@@ -12673,7 +13246,7 @@
       <w:pPr>
         <w:pStyle w:val="Ttulo3"/>
       </w:pPr>
-      <w:bookmarkStart w:id="55" w:name="_Toc241479039"/>
+      <w:bookmarkStart w:id="55" w:name="_Toc241738932"/>
       <w:r>
         <w:t>RF40 – Monitorar Presença por Geocodificação</w:t>
       </w:r>
@@ -12719,7 +13292,7 @@
       <w:pPr>
         <w:pStyle w:val="Ttulo3"/>
       </w:pPr>
-      <w:bookmarkStart w:id="56" w:name="_Toc241479040"/>
+      <w:bookmarkStart w:id="56" w:name="_Toc241738933"/>
       <w:r>
         <w:t>RF41 – Definir Visibilidade do Telefone</w:t>
       </w:r>
@@ -12742,7 +13315,7 @@
       <w:pPr>
         <w:pStyle w:val="Ttulo3"/>
       </w:pPr>
-      <w:bookmarkStart w:id="57" w:name="_Toc241479041"/>
+      <w:bookmarkStart w:id="57" w:name="_Toc241738934"/>
       <w:r>
         <w:t>RF42 – Autorizar Foto no Portfólio</w:t>
       </w:r>
@@ -12758,7 +13331,7 @@
       <w:pPr>
         <w:pStyle w:val="Ttulo3"/>
       </w:pPr>
-      <w:bookmarkStart w:id="58" w:name="_Toc241479042"/>
+      <w:bookmarkStart w:id="58" w:name="_Toc241738935"/>
       <w:r>
         <w:t>RF43 – Definir Visibilidade da Cidade</w:t>
       </w:r>
@@ -12774,7 +13347,7 @@
       <w:pPr>
         <w:pStyle w:val="Ttulo3"/>
       </w:pPr>
-      <w:bookmarkStart w:id="59" w:name="_Toc241479043"/>
+      <w:bookmarkStart w:id="59" w:name="_Toc241738936"/>
       <w:r>
         <w:t>RF44 – Exibir Planos Disponíveis</w:t>
       </w:r>
@@ -12807,7 +13380,7 @@
       <w:pPr>
         <w:pStyle w:val="Ttulo3"/>
       </w:pPr>
-      <w:bookmarkStart w:id="60" w:name="_Toc241479044"/>
+      <w:bookmarkStart w:id="60" w:name="_Toc241738937"/>
       <w:r>
         <w:lastRenderedPageBreak/>
         <w:t>RF45 – Assinar Plano</w:t>
@@ -12827,7 +13400,7 @@
       <w:pPr>
         <w:pStyle w:val="Ttulo3"/>
       </w:pPr>
-      <w:bookmarkStart w:id="61" w:name="_Toc241479045"/>
+      <w:bookmarkStart w:id="61" w:name="_Toc241738938"/>
       <w:r>
         <w:t>RF46 – Alterar Plano</w:t>
       </w:r>
@@ -12846,7 +13419,7 @@
       <w:pPr>
         <w:pStyle w:val="Ttulo3"/>
       </w:pPr>
-      <w:bookmarkStart w:id="62" w:name="_Toc241479046"/>
+      <w:bookmarkStart w:id="62" w:name="_Toc241738939"/>
       <w:r>
         <w:t>RF47 – Cancelar Assinatura</w:t>
       </w:r>
@@ -12865,7 +13438,7 @@
       <w:pPr>
         <w:pStyle w:val="Ttulo3"/>
       </w:pPr>
-      <w:bookmarkStart w:id="63" w:name="_Toc241479047"/>
+      <w:bookmarkStart w:id="63" w:name="_Toc241738940"/>
       <w:r>
         <w:t>RF4</w:t>
       </w:r>
@@ -12887,7 +13460,7 @@
       <w:pPr>
         <w:pStyle w:val="Ttulo3"/>
       </w:pPr>
-      <w:bookmarkStart w:id="64" w:name="_Toc241479048"/>
+      <w:bookmarkStart w:id="64" w:name="_Toc241738941"/>
       <w:r>
         <w:t>RF49 – Gerenciar Período de Teste Gratuito</w:t>
       </w:r>
@@ -12906,7 +13479,7 @@
       <w:pPr>
         <w:pStyle w:val="Ttulo3"/>
       </w:pPr>
-      <w:bookmarkStart w:id="65" w:name="_Toc241479049"/>
+      <w:bookmarkStart w:id="65" w:name="_Toc241738942"/>
       <w:r>
         <w:t>RF50 – Aprovar ou Recusar Assinatura de Plano</w:t>
       </w:r>
@@ -12917,6 +13490,205 @@
         <w:t xml:space="preserve"> Permitir que o administrador visualize, pelo portal Web, as solicitações de assinatura ou alteração de plano enviadas pelos prestadores e aprove ou recuse cada uma delas. O plano só é ativado após a aprovação.</w:t>
       </w:r>
     </w:p>
+    <w:p/>
+    <w:p>
+      <w:pPr>
+        <w:pStyle w:val="Ttulo3"/>
+      </w:pPr>
+      <w:bookmarkStart w:id="66" w:name="_Toc241738943"/>
+      <w:r>
+        <w:t>RF5</w:t>
+      </w:r>
+      <w:r>
+        <w:t>1</w:t>
+      </w:r>
+      <w:r>
+        <w:t xml:space="preserve"> – </w:t>
+      </w:r>
+      <w:r>
+        <w:t>Exibir Política de Privacidade</w:t>
+      </w:r>
+      <w:bookmarkEnd w:id="66"/>
+    </w:p>
+    <w:p>
+      <w:pPr>
+        <w:rPr>
+          <w:b/>
+          <w:bCs/>
+        </w:rPr>
+      </w:pPr>
+      <w:r>
+        <w:t xml:space="preserve"> </w:t>
+      </w:r>
+      <w:r>
+        <w:tab/>
+      </w:r>
+      <w:r>
+        <w:t>Permitir que o usuário visualize a Política de Privacidade no aplicativo, contendo as seções sobre a política, dados coletados, uso da localização, utilização dos dados, compartilhamento de dados, armazenamento e segurança, direitos do usuário e contato, informando também a data da última atualização</w:t>
+      </w:r>
+      <w:r>
+        <w:rPr>
+          <w:bCs/>
+        </w:rPr>
+        <w:t>.</w:t>
+      </w:r>
+    </w:p>
+    <w:p/>
+    <w:p>
+      <w:pPr>
+        <w:pStyle w:val="Ttulo3"/>
+      </w:pPr>
+      <w:bookmarkStart w:id="67" w:name="_Toc241738944"/>
+      <w:r>
+        <w:t>RF5</w:t>
+      </w:r>
+      <w:r>
+        <w:t>2</w:t>
+      </w:r>
+      <w:r>
+        <w:t xml:space="preserve"> – </w:t>
+      </w:r>
+      <w:r>
+        <w:t>Exigir Concordância no Cadastro</w:t>
+      </w:r>
+      <w:bookmarkEnd w:id="67"/>
+    </w:p>
+    <w:p>
+      <w:pPr>
+        <w:rPr>
+          <w:b/>
+        </w:rPr>
+      </w:pPr>
+      <w:r>
+        <w:t>Exigir que o usuário leia e concorde com a Política de Privacidade para concluir o cadastro. As opções “Concordar” e “Não concordar” somente devem ser habilitadas após o usuário percorrer toda a política. Sem a concordância, a conta não deve ser criada.</w:t>
+      </w:r>
+    </w:p>
+    <w:p/>
+    <w:p>
+      <w:pPr>
+        <w:pStyle w:val="Ttulo3"/>
+      </w:pPr>
+      <w:bookmarkStart w:id="68" w:name="_Toc241738945"/>
+      <w:r>
+        <w:t>RF5</w:t>
+      </w:r>
+      <w:r>
+        <w:t>3</w:t>
+      </w:r>
+      <w:r>
+        <w:t xml:space="preserve"> – </w:t>
+      </w:r>
+      <w:r>
+        <w:t>Reler a Política de Privacidade</w:t>
+      </w:r>
+      <w:bookmarkEnd w:id="68"/>
+    </w:p>
+    <w:p>
+      <w:r>
+        <w:t xml:space="preserve"> </w:t>
+      </w:r>
+      <w:r>
+        <w:t>Permitir que o usuário acesse e releia a Política de Privacidade a qualquer momento, por meio da área “Privacidade” do Meu Perfil, podendo confirmar que continua de acordo com os termos apresentados.</w:t>
+      </w:r>
+    </w:p>
+    <w:p/>
+    <w:p>
+      <w:pPr>
+        <w:pStyle w:val="Ttulo3"/>
+      </w:pPr>
+      <w:bookmarkStart w:id="69" w:name="_Toc241738946"/>
+      <w:r>
+        <w:t>RF5</w:t>
+      </w:r>
+      <w:r>
+        <w:t>4</w:t>
+      </w:r>
+      <w:r>
+        <w:t xml:space="preserve"> – </w:t>
+      </w:r>
+      <w:r>
+        <w:t>Encerrar Conta ao Revogar a Concordância</w:t>
+      </w:r>
+      <w:bookmarkEnd w:id="69"/>
+    </w:p>
+    <w:p>
+      <w:r>
+        <w:t xml:space="preserve"> </w:t>
+      </w:r>
+      <w:r>
+        <w:t>Permitir que o usuário encerre sua conta caso deixe de concordar com a Política de Privacidade. Após a confirmação do encerramento, a conta deve ser encerrada e os dados do usuário removidos, incluindo fotos, clientes, tipos de serviço, agendamentos, registros financeiros, notificações e logs.</w:t>
+      </w:r>
+    </w:p>
+    <w:p/>
+    <w:p>
+      <w:pPr>
+        <w:pStyle w:val="Ttulo3"/>
+      </w:pPr>
+      <w:bookmarkStart w:id="70" w:name="_Toc241738947"/>
+      <w:r>
+        <w:t>RF5</w:t>
+      </w:r>
+      <w:r>
+        <w:t>5</w:t>
+      </w:r>
+      <w:r>
+        <w:t xml:space="preserve"> – </w:t>
+      </w:r>
+      <w:r>
+        <w:t>Controlar a Coleta de Localização</w:t>
+      </w:r>
+      <w:bookmarkEnd w:id="70"/>
+    </w:p>
+    <w:p>
+      <w:r>
+        <w:t xml:space="preserve"> </w:t>
+      </w:r>
+      <w:r>
+        <w:t>Permitir que o usuário ative ou desative a coleta de localização por meio da área Meu Perfil. A localização somente deve ser coletada mediante o consentimento do usuário, exclusivamente para utilização do geofencing do plano Full e enquanto o recurso estiver ativo. Ao desativar a opção, a coleta deve ser interrompida imediatamente.</w:t>
+      </w:r>
+    </w:p>
+    <w:p/>
+    <w:p>
+      <w:pPr>
+        <w:pStyle w:val="Ttulo3"/>
+      </w:pPr>
+      <w:bookmarkStart w:id="71" w:name="_Toc241738948"/>
+      <w:r>
+        <w:t>RF5</w:t>
+      </w:r>
+      <w:r>
+        <w:t>6</w:t>
+      </w:r>
+      <w:r>
+        <w:t xml:space="preserve"> – </w:t>
+      </w:r>
+      <w:r>
+        <w:t>Disponibilizar Contato de Privacidade</w:t>
+      </w:r>
+      <w:bookmarkEnd w:id="71"/>
+    </w:p>
+    <w:p>
+      <w:r>
+        <w:t xml:space="preserve"> </w:t>
+      </w:r>
+      <w:r>
+        <w:t xml:space="preserve">Disponibilizar, na Política de Privacidade e na área Meu Perfil, o e-mail de suporte destinado a dúvidas relacionadas à privacidade e ao tratamento de dados: </w:t>
+      </w:r>
+      <w:hyperlink r:id="rId13" w:history="1">
+        <w:r>
+          <w:rPr>
+            <w:rStyle w:val="Hyperlink"/>
+            <w:color w:val="auto"/>
+            <w:u w:val="none"/>
+          </w:rPr>
+          <w:t>suporte.dayplannio@gmail.com</w:t>
+        </w:r>
+      </w:hyperlink>
+      <w:r>
+        <w:t>.</w:t>
+      </w:r>
+    </w:p>
+    <w:p/>
     <w:p/>
     <w:p>
       <w:pPr>
@@ -12928,20 +13700,17 @@
           <w:caps/>
         </w:rPr>
       </w:pPr>
-      <w:r>
-        <w:br w:type="page"/>
-      </w:r>
     </w:p>
     <w:p>
       <w:pPr>
         <w:pStyle w:val="Ttulo2"/>
       </w:pPr>
-      <w:bookmarkStart w:id="66" w:name="_Toc241479050"/>
+      <w:bookmarkStart w:id="72" w:name="_Toc241738949"/>
       <w:r>
         <w:lastRenderedPageBreak/>
         <w:t>Requisitos Não Funcionais</w:t>
       </w:r>
-      <w:bookmarkEnd w:id="66"/>
+      <w:bookmarkEnd w:id="72"/>
     </w:p>
     <w:p>
       <w:r>
@@ -12955,7 +13724,7 @@
           <w:bCs/>
         </w:rPr>
       </w:pPr>
-      <w:bookmarkStart w:id="67" w:name="_Toc165310867"/>
+      <w:bookmarkStart w:id="73" w:name="_Toc165310867"/>
     </w:p>
     <w:p>
       <w:pPr>
@@ -12971,7 +13740,7 @@
         </w:rPr>
         <w:t>RNF 1 - Desempenho:</w:t>
       </w:r>
-      <w:bookmarkEnd w:id="67"/>
+      <w:bookmarkEnd w:id="73"/>
     </w:p>
     <w:p>
       <w:pPr>
@@ -13003,7 +13772,7 @@
           <w:bCs/>
         </w:rPr>
       </w:pPr>
-      <w:bookmarkStart w:id="68" w:name="_Toc165310869"/>
+      <w:bookmarkStart w:id="74" w:name="_Toc165310869"/>
       <w:r>
         <w:rPr>
           <w:b/>
@@ -13011,7 +13780,7 @@
         </w:rPr>
         <w:t>RNF 2 - Usabilidade:</w:t>
       </w:r>
-      <w:bookmarkEnd w:id="68"/>
+      <w:bookmarkEnd w:id="74"/>
     </w:p>
     <w:p>
       <w:pPr>
@@ -13044,7 +13813,7 @@
           <w:bCs/>
         </w:rPr>
       </w:pPr>
-      <w:bookmarkStart w:id="69" w:name="_Toc165310874"/>
+      <w:bookmarkStart w:id="75" w:name="_Toc165310874"/>
       <w:r>
         <w:rPr>
           <w:b/>
@@ -13052,7 +13821,7 @@
         </w:rPr>
         <w:t>RNF 3 - Manutenibilidade:</w:t>
       </w:r>
-      <w:bookmarkEnd w:id="69"/>
+      <w:bookmarkEnd w:id="75"/>
     </w:p>
     <w:p>
       <w:pPr>
@@ -13068,6 +13837,94 @@
         </w:rPr>
         <w:t>O código-fonte da aplicação deve ser bem documentado, seguindo padrões de codificação e boas práticas de desenvolvimento, para facilitar a manutenção e futuras atualizações do sistema.</w:t>
       </w:r>
+    </w:p>
+    <w:p>
+      <w:pPr>
+        <w:rPr>
+          <w:rFonts w:cs="Arial"/>
+          <w:szCs w:val="24"/>
+        </w:rPr>
+      </w:pPr>
+    </w:p>
+    <w:p>
+      <w:pPr>
+        <w:rPr>
+          <w:b/>
+          <w:bCs/>
+        </w:rPr>
+      </w:pPr>
+      <w:r>
+        <w:rPr>
+          <w:b/>
+          <w:bCs/>
+        </w:rPr>
+        <w:t xml:space="preserve">RNF </w:t>
+      </w:r>
+      <w:r>
+        <w:rPr>
+          <w:b/>
+          <w:bCs/>
+        </w:rPr>
+        <w:t>4</w:t>
+      </w:r>
+      <w:r>
+        <w:rPr>
+          <w:b/>
+          <w:bCs/>
+        </w:rPr>
+        <w:t xml:space="preserve"> -</w:t>
+      </w:r>
+      <w:r>
+        <w:rPr>
+          <w:b/>
+          <w:bCs/>
+        </w:rPr>
+        <w:t xml:space="preserve"> </w:t>
+      </w:r>
+      <w:r>
+        <w:rPr>
+          <w:b/>
+          <w:bCs/>
+        </w:rPr>
+        <w:t>Privacidade e Proteção de Dados</w:t>
+      </w:r>
+      <w:r>
+        <w:rPr>
+          <w:b/>
+          <w:bCs/>
+        </w:rPr>
+        <w:t>:</w:t>
+      </w:r>
+    </w:p>
+    <w:p>
+      <w:pPr>
+        <w:rPr>
+          <w:rFonts w:cs="Arial"/>
+          <w:szCs w:val="24"/>
+        </w:rPr>
+      </w:pPr>
+      <w:r>
+        <w:rPr>
+          <w:rFonts w:cs="Arial"/>
+          <w:szCs w:val="24"/>
+        </w:rPr>
+        <w:t>Garantir que os dados pessoais sejam tratados conforme a Política de Privacidade, não sendo vendidos ou alugados, permanecendo armazenados em serviços protegidos e com acesso restrito. A senha do usuário não deve ser armazenada ou exposta em texto puro, a localização somente deve ser coletada mediante consentimento e o usuário deve ter a possibilidade de solicitar a exclusão da conta e de seus dados</w:t>
+      </w:r>
+      <w:r>
+        <w:rPr>
+          <w:rFonts w:cs="Arial"/>
+          <w:szCs w:val="24"/>
+        </w:rPr>
+        <w:t>.</w:t>
+      </w:r>
+    </w:p>
+    <w:p>
+      <w:pPr>
+        <w:rPr>
+          <w:rFonts w:cs="Arial"/>
+          <w:szCs w:val="24"/>
+        </w:rPr>
+      </w:pPr>
     </w:p>
     <w:p>
       <w:pPr>
@@ -13087,85 +13944,79 @@
       <w:pPr>
         <w:pStyle w:val="Ttulo2"/>
       </w:pPr>
-      <w:bookmarkStart w:id="70" w:name="_Toc182927339"/>
-      <w:bookmarkStart w:id="71" w:name="_Toc326436659"/>
-      <w:bookmarkStart w:id="72" w:name="_Toc241479051"/>
+      <w:bookmarkStart w:id="76" w:name="_Toc182927339"/>
+      <w:bookmarkStart w:id="77" w:name="_Toc326436659"/>
+      <w:bookmarkStart w:id="78" w:name="_Toc241738950"/>
       <w:r>
         <w:lastRenderedPageBreak/>
         <w:t>Diagrama de Caso de Uso</w:t>
       </w:r>
-      <w:bookmarkStart w:id="73" w:name="_Toc165310878"/>
-      <w:bookmarkEnd w:id="70"/>
-      <w:bookmarkEnd w:id="71"/>
-      <w:bookmarkEnd w:id="72"/>
-    </w:p>
-    <w:p>
-      <w:pPr>
-        <w:pStyle w:val="Figura"/>
-        <w:jc w:val="both"/>
-      </w:pPr>
-    </w:p>
-    <w:p>
-      <w:pPr>
-        <w:pStyle w:val="Figura"/>
-      </w:pPr>
-    </w:p>
-    <w:p>
-      <w:pPr>
-        <w:pStyle w:val="Figura"/>
-      </w:pPr>
-      <w:bookmarkStart w:id="74" w:name="_Toc213310059"/>
-      <w:bookmarkStart w:id="75" w:name="_Toc213310387"/>
-      <w:bookmarkStart w:id="76" w:name="_Toc213310469"/>
-      <w:bookmarkStart w:id="77" w:name="_Toc213310537"/>
-      <w:bookmarkStart w:id="78" w:name="_Toc213310591"/>
-      <w:bookmarkStart w:id="79" w:name="_Toc213310869"/>
-      <w:bookmarkStart w:id="80" w:name="_Toc213310978"/>
-      <w:bookmarkStart w:id="81" w:name="_Toc213311049"/>
-      <w:bookmarkStart w:id="82" w:name="_Toc213311197"/>
-      <w:bookmarkStart w:id="83" w:name="_Toc213311255"/>
-      <w:bookmarkStart w:id="84" w:name="_Toc213311335"/>
-      <w:bookmarkStart w:id="85" w:name="_Toc213311374"/>
-      <w:bookmarkStart w:id="86" w:name="_Toc213311439"/>
-      <w:bookmarkStart w:id="87" w:name="_Toc213311518"/>
-      <w:bookmarkStart w:id="88" w:name="_Toc213311561"/>
-      <w:bookmarkStart w:id="89" w:name="_Toc213311620"/>
-      <w:bookmarkStart w:id="90" w:name="_Toc213311843"/>
-      <w:bookmarkStart w:id="91" w:name="_Toc213311922"/>
-      <w:bookmarkStart w:id="92" w:name="_Toc213647691"/>
-      <w:bookmarkStart w:id="93" w:name="_Toc213665795"/>
-      <w:bookmarkStart w:id="94" w:name="_Toc213665834"/>
-      <w:bookmarkStart w:id="95" w:name="_Toc241478813"/>
-      <w:r>
-        <w:t xml:space="preserve">Figura </w:t>
-      </w:r>
-      <w:r>
-        <w:fldChar w:fldCharType="begin"/>
-      </w:r>
-      <w:r>
-        <w:instrText>SEQ Figura \* ARABIC</w:instrText>
-      </w:r>
-      <w:r>
-        <w:fldChar w:fldCharType="separate"/>
-      </w:r>
-      <w:r>
-        <w:rPr>
-          <w:noProof/>
-        </w:rPr>
-        <w:t>1</w:t>
-      </w:r>
-      <w:r>
-        <w:fldChar w:fldCharType="end"/>
-      </w:r>
-      <w:r>
-        <w:t xml:space="preserve"> - Diagrama de Caso de Uso</w:t>
-      </w:r>
-      <w:bookmarkEnd w:id="74"/>
-      <w:bookmarkEnd w:id="75"/>
+      <w:bookmarkStart w:id="79" w:name="_Toc165310878"/>
       <w:bookmarkEnd w:id="76"/>
       <w:bookmarkEnd w:id="77"/>
       <w:bookmarkEnd w:id="78"/>
-      <w:bookmarkEnd w:id="79"/>
+    </w:p>
+    <w:p>
+      <w:pPr>
+        <w:pStyle w:val="Figura"/>
+        <w:jc w:val="both"/>
+      </w:pPr>
+    </w:p>
+    <w:p>
+      <w:pPr>
+        <w:pStyle w:val="Figura"/>
+      </w:pPr>
+    </w:p>
+    <w:p>
+      <w:pPr>
+        <w:pStyle w:val="Figura"/>
+      </w:pPr>
+      <w:bookmarkStart w:id="80" w:name="_Toc213310059"/>
+      <w:bookmarkStart w:id="81" w:name="_Toc213310387"/>
+      <w:bookmarkStart w:id="82" w:name="_Toc213310469"/>
+      <w:bookmarkStart w:id="83" w:name="_Toc213310537"/>
+      <w:bookmarkStart w:id="84" w:name="_Toc213310591"/>
+      <w:bookmarkStart w:id="85" w:name="_Toc213310869"/>
+      <w:bookmarkStart w:id="86" w:name="_Toc213310978"/>
+      <w:bookmarkStart w:id="87" w:name="_Toc213311049"/>
+      <w:bookmarkStart w:id="88" w:name="_Toc213311197"/>
+      <w:bookmarkStart w:id="89" w:name="_Toc213311255"/>
+      <w:bookmarkStart w:id="90" w:name="_Toc213311335"/>
+      <w:bookmarkStart w:id="91" w:name="_Toc213311374"/>
+      <w:bookmarkStart w:id="92" w:name="_Toc213311439"/>
+      <w:bookmarkStart w:id="93" w:name="_Toc213311518"/>
+      <w:bookmarkStart w:id="94" w:name="_Toc213311561"/>
+      <w:bookmarkStart w:id="95" w:name="_Toc213311620"/>
+      <w:bookmarkStart w:id="96" w:name="_Toc213311843"/>
+      <w:bookmarkStart w:id="97" w:name="_Toc213311922"/>
+      <w:bookmarkStart w:id="98" w:name="_Toc213647691"/>
+      <w:bookmarkStart w:id="99" w:name="_Toc213665795"/>
+      <w:bookmarkStart w:id="100" w:name="_Toc213665834"/>
+      <w:bookmarkStart w:id="101" w:name="_Toc241478813"/>
+      <w:r>
+        <w:t xml:space="preserve">Figura </w:t>
+      </w:r>
+      <w:r>
+        <w:fldChar w:fldCharType="begin"/>
+      </w:r>
+      <w:r>
+        <w:instrText>SEQ Figura \* ARABIC</w:instrText>
+      </w:r>
+      <w:r>
+        <w:fldChar w:fldCharType="separate"/>
+      </w:r>
+      <w:r>
+        <w:rPr>
+          <w:noProof/>
+        </w:rPr>
+        <w:t>1</w:t>
+      </w:r>
+      <w:r>
+        <w:fldChar w:fldCharType="end"/>
+      </w:r>
+      <w:r>
+        <w:t xml:space="preserve"> - Diagrama de Caso de Uso</w:t>
+      </w:r>
       <w:bookmarkEnd w:id="80"/>
       <w:bookmarkEnd w:id="81"/>
       <w:bookmarkEnd w:id="82"/>
@@ -13182,6 +14033,12 @@
       <w:bookmarkEnd w:id="93"/>
       <w:bookmarkEnd w:id="94"/>
       <w:bookmarkEnd w:id="95"/>
+      <w:bookmarkEnd w:id="96"/>
+      <w:bookmarkEnd w:id="97"/>
+      <w:bookmarkEnd w:id="98"/>
+      <w:bookmarkEnd w:id="99"/>
+      <w:bookmarkEnd w:id="100"/>
+      <w:bookmarkEnd w:id="101"/>
     </w:p>
     <w:p>
       <w:pPr>
@@ -13193,7 +14050,7 @@
           <w:noProof/>
         </w:rPr>
         <w:drawing>
-          <wp:inline distT="0" distB="0" distL="0" distR="0" wp14:anchorId="703A1FEA" wp14:editId="2B22B461">
+          <wp:inline distT="0" distB="0" distL="0" distR="0" wp14:anchorId="703A1FEA" wp14:editId="309F1438">
             <wp:extent cx="5567947" cy="4533900"/>
             <wp:effectExtent l="0" t="0" r="0" b="0"/>
             <wp:docPr id="953221992" name="drawing"/>
@@ -13208,7 +14065,7 @@
                     <pic:cNvPicPr/>
                   </pic:nvPicPr>
                   <pic:blipFill>
-                    <a:blip r:embed="rId13" cstate="print">
+                    <a:blip r:embed="rId14" cstate="print">
                       <a:extLst>
                         <a:ext uri="{28A0092B-C50C-407E-A947-70E740481C1C}">
                           <a14:useLocalDpi xmlns:a14="http://schemas.microsoft.com/office/drawing/2010/main" val="0"/>
@@ -13262,16 +14119,16 @@
       <w:pPr>
         <w:pStyle w:val="Ttulo2"/>
       </w:pPr>
-      <w:bookmarkStart w:id="96" w:name="_Toc489932645"/>
-      <w:bookmarkStart w:id="97" w:name="_Toc241479052"/>
+      <w:bookmarkStart w:id="102" w:name="_Toc489932645"/>
+      <w:bookmarkStart w:id="103" w:name="_Toc241738951"/>
       <w:r>
         <w:t>Diagrama de Classe</w:t>
       </w:r>
-      <w:bookmarkEnd w:id="96"/>
+      <w:bookmarkEnd w:id="102"/>
       <w:r>
         <w:t>s</w:t>
       </w:r>
-      <w:bookmarkEnd w:id="97"/>
+      <w:bookmarkEnd w:id="103"/>
     </w:p>
     <w:p/>
     <w:p>
@@ -13303,15 +14160,15 @@
       <w:pPr>
         <w:pStyle w:val="Ttulo1"/>
       </w:pPr>
-      <w:bookmarkStart w:id="98" w:name="_Toc182927346"/>
-      <w:bookmarkStart w:id="99" w:name="_Toc1016310750"/>
-      <w:bookmarkStart w:id="100" w:name="_Toc241479053"/>
+      <w:bookmarkStart w:id="104" w:name="_Toc182927346"/>
+      <w:bookmarkStart w:id="105" w:name="_Toc1016310750"/>
+      <w:bookmarkStart w:id="106" w:name="_Toc241738952"/>
       <w:r>
         <w:t>Regras de negócio</w:t>
       </w:r>
-      <w:bookmarkEnd w:id="98"/>
-      <w:bookmarkEnd w:id="99"/>
-      <w:bookmarkEnd w:id="100"/>
+      <w:bookmarkEnd w:id="104"/>
+      <w:bookmarkEnd w:id="105"/>
+      <w:bookmarkEnd w:id="106"/>
     </w:p>
     <w:p>
       <w:r>
@@ -13336,7 +14193,7 @@
       <w:pPr>
         <w:pStyle w:val="Figura"/>
       </w:pPr>
-      <w:bookmarkStart w:id="101" w:name="_Toc241478814"/>
+      <w:bookmarkStart w:id="107" w:name="_Toc241478814"/>
       <w:r>
         <w:rPr>
           <w:szCs w:val="24"/>
@@ -13377,7 +14234,7 @@
       <w:r>
         <w:t xml:space="preserve"> – Modelo de Negócio Canvas</w:t>
       </w:r>
-      <w:bookmarkEnd w:id="101"/>
+      <w:bookmarkEnd w:id="107"/>
     </w:p>
     <w:p>
       <w:pPr>
@@ -13403,7 +14260,7 @@
                     <pic:cNvPicPr/>
                   </pic:nvPicPr>
                   <pic:blipFill>
-                    <a:blip r:embed="rId14">
+                    <a:blip r:embed="rId15">
                       <a:extLst>
                         <a:ext uri="{28A0092B-C50C-407E-A947-70E740481C1C}">
                           <a14:useLocalDpi xmlns:a14="http://schemas.microsoft.com/office/drawing/2010/main"/>
@@ -13447,16 +14304,16 @@
       <w:pPr>
         <w:pStyle w:val="Ttulo2"/>
       </w:pPr>
-      <w:bookmarkStart w:id="102" w:name="_Toc182927347"/>
-      <w:bookmarkStart w:id="103" w:name="_Toc1999012226"/>
-      <w:bookmarkStart w:id="104" w:name="_Toc165310879"/>
-      <w:bookmarkStart w:id="105" w:name="_Toc241479054"/>
+      <w:bookmarkStart w:id="108" w:name="_Toc182927347"/>
+      <w:bookmarkStart w:id="109" w:name="_Toc1999012226"/>
+      <w:bookmarkStart w:id="110" w:name="_Toc165310879"/>
+      <w:bookmarkStart w:id="111" w:name="_Toc241738953"/>
       <w:r>
         <w:t>O que será elaborado?</w:t>
       </w:r>
-      <w:bookmarkEnd w:id="102"/>
-      <w:bookmarkEnd w:id="103"/>
-      <w:bookmarkEnd w:id="105"/>
+      <w:bookmarkEnd w:id="108"/>
+      <w:bookmarkEnd w:id="109"/>
+      <w:bookmarkEnd w:id="111"/>
     </w:p>
     <w:p>
       <w:pPr>
@@ -13465,7 +14322,7 @@
           <w:bCs/>
         </w:rPr>
       </w:pPr>
-      <w:bookmarkStart w:id="106" w:name="_Toc165310882"/>
+      <w:bookmarkStart w:id="112" w:name="_Toc165310882"/>
       <w:r>
         <w:rPr>
           <w:b/>
@@ -13473,7 +14330,7 @@
         </w:rPr>
         <w:t>Proposta de valor</w:t>
       </w:r>
-      <w:bookmarkEnd w:id="106"/>
+      <w:bookmarkEnd w:id="112"/>
     </w:p>
     <w:p>
       <w:r>
@@ -13490,15 +14347,15 @@
       <w:pPr>
         <w:pStyle w:val="Ttulo2"/>
       </w:pPr>
-      <w:bookmarkStart w:id="107" w:name="_Toc182927348"/>
-      <w:bookmarkStart w:id="108" w:name="_Toc1824459023"/>
-      <w:bookmarkStart w:id="109" w:name="_Toc241479055"/>
+      <w:bookmarkStart w:id="113" w:name="_Toc182927348"/>
+      <w:bookmarkStart w:id="114" w:name="_Toc1824459023"/>
+      <w:bookmarkStart w:id="115" w:name="_Toc241738954"/>
       <w:r>
         <w:t>Como será elaborado?</w:t>
       </w:r>
-      <w:bookmarkEnd w:id="107"/>
-      <w:bookmarkEnd w:id="108"/>
-      <w:bookmarkEnd w:id="109"/>
+      <w:bookmarkEnd w:id="113"/>
+      <w:bookmarkEnd w:id="114"/>
+      <w:bookmarkEnd w:id="115"/>
     </w:p>
     <w:p>
       <w:pPr>
@@ -13514,7 +14371,7 @@
         </w:rPr>
         <w:t>Parcerias principais</w:t>
       </w:r>
-      <w:bookmarkEnd w:id="104"/>
+      <w:bookmarkEnd w:id="110"/>
     </w:p>
     <w:p>
       <w:r>
@@ -13524,7 +14381,7 @@
         </w:rPr>
         <w:t>FATEC Jahu (infraestrutura física e orientação técnica), trabalhadores autônomos (validação do aplicativo), empresa colaboradora Gabriel Serviços Gerais, provedores de mapas e geocodificação (monitoramento de presença por geofencing) e serviço de e-mail (envio de credenciais e recuperação de senha).</w:t>
       </w:r>
-      <w:bookmarkStart w:id="110" w:name="_Toc165310880"/>
+      <w:bookmarkStart w:id="116" w:name="_Toc165310880"/>
     </w:p>
     <w:p>
       <w:pPr>
@@ -13543,7 +14400,7 @@
         </w:rPr>
         <w:t>Atividades principais</w:t>
       </w:r>
-      <w:bookmarkEnd w:id="110"/>
+      <w:bookmarkEnd w:id="116"/>
     </w:p>
     <w:p>
       <w:r>
@@ -13561,7 +14418,7 @@
           <w:bCs/>
         </w:rPr>
       </w:pPr>
-      <w:bookmarkStart w:id="111" w:name="_Toc165310881"/>
+      <w:bookmarkStart w:id="117" w:name="_Toc165310881"/>
       <w:r>
         <w:rPr>
           <w:b/>
@@ -13569,7 +14426,7 @@
         </w:rPr>
         <w:t>Recursos principais</w:t>
       </w:r>
-      <w:bookmarkEnd w:id="111"/>
+      <w:bookmarkEnd w:id="117"/>
     </w:p>
     <w:p>
       <w:pPr>
@@ -13592,111 +14449,11 @@
       <w:pPr>
         <w:pStyle w:val="Ttulo2"/>
       </w:pPr>
-      <w:bookmarkStart w:id="112" w:name="_Toc182927349"/>
-      <w:bookmarkStart w:id="113" w:name="_Toc1308799086"/>
-      <w:bookmarkStart w:id="114" w:name="_Toc241479056"/>
+      <w:bookmarkStart w:id="118" w:name="_Toc182927349"/>
+      <w:bookmarkStart w:id="119" w:name="_Toc1308799086"/>
+      <w:bookmarkStart w:id="120" w:name="_Toc241738955"/>
       <w:r>
         <w:t>Para quem será elaborado?</w:t>
-      </w:r>
-      <w:bookmarkEnd w:id="112"/>
-      <w:bookmarkEnd w:id="113"/>
-      <w:bookmarkEnd w:id="114"/>
-    </w:p>
-    <w:p>
-      <w:pPr>
-        <w:rPr>
-          <w:b/>
-          <w:bCs/>
-        </w:rPr>
-      </w:pPr>
-      <w:bookmarkStart w:id="115" w:name="_Toc165310883"/>
-      <w:r>
-        <w:rPr>
-          <w:b/>
-          <w:bCs/>
-        </w:rPr>
-        <w:t>Relacionamento Com Clientes</w:t>
-      </w:r>
-      <w:bookmarkEnd w:id="115"/>
-    </w:p>
-    <w:p>
-      <w:r>
-        <w:rPr>
-          <w:rFonts w:eastAsia="Arial" w:cs="Arial"/>
-          <w:szCs w:val="24"/>
-        </w:rPr>
-        <w:t>Suporte ao usuário, aprendizado prático no uso da plataforma e 7 dias grátis para novos usuários.</w:t>
-      </w:r>
-      <w:bookmarkStart w:id="116" w:name="_Toc165310884"/>
-    </w:p>
-    <w:p>
-      <w:pPr>
-        <w:rPr>
-          <w:b/>
-          <w:bCs/>
-        </w:rPr>
-      </w:pPr>
-      <w:r>
-        <w:rPr>
-          <w:b/>
-          <w:bCs/>
-        </w:rPr>
-        <w:t>Canais</w:t>
-      </w:r>
-      <w:bookmarkEnd w:id="116"/>
-    </w:p>
-    <w:p>
-      <w:r>
-        <w:rPr>
-          <w:rFonts w:eastAsia="Arial" w:cs="Arial"/>
-          <w:szCs w:val="24"/>
-        </w:rPr>
-        <w:t>Aplicativo mobile (prestador), plataforma web (cliente e administrador), portfólio público, parcerias locais e recomendações pessoais.</w:t>
-      </w:r>
-    </w:p>
-    <w:p>
-      <w:pPr>
-        <w:rPr>
-          <w:b/>
-          <w:bCs/>
-        </w:rPr>
-      </w:pPr>
-      <w:bookmarkStart w:id="117" w:name="_Toc165310885"/>
-      <w:r>
-        <w:rPr>
-          <w:b/>
-          <w:bCs/>
-        </w:rPr>
-        <w:t>Segmento de Clientes</w:t>
-      </w:r>
-      <w:bookmarkEnd w:id="117"/>
-    </w:p>
-    <w:p>
-      <w:r>
-        <w:rPr>
-          <w:rFonts w:eastAsia="Arial" w:cs="Arial"/>
-          <w:szCs w:val="24"/>
-        </w:rPr>
-        <w:t>Profissionais autônomos que precisam organizar agenda, clientes, serviços e registros financeiros, e que desejam acompanhar pagamentos, lucros e histórico de atendimentos. Também fazem parte os clientes desses profissionais, que acompanham métricas e serviços pelo portal web, e os administradores da plataforma, responsáveis por usuários, logs e aprovação de fotos.</w:t>
-      </w:r>
-      <w:bookmarkStart w:id="118" w:name="_Toc182927350"/>
-      <w:bookmarkStart w:id="119" w:name="_Toc207256970"/>
-    </w:p>
-    <w:p>
-      <w:pPr>
-        <w:rPr>
-          <w:bCs/>
-        </w:rPr>
-      </w:pPr>
-    </w:p>
-    <w:p>
-      <w:pPr>
-        <w:pStyle w:val="Ttulo2"/>
-      </w:pPr>
-      <w:bookmarkStart w:id="120" w:name="_Toc241479057"/>
-      <w:r>
-        <w:lastRenderedPageBreak/>
-        <w:t>Quanto vai custar?</w:t>
       </w:r>
       <w:bookmarkEnd w:id="118"/>
       <w:bookmarkEnd w:id="119"/>
@@ -13709,13 +14466,13 @@
           <w:bCs/>
         </w:rPr>
       </w:pPr>
-      <w:bookmarkStart w:id="121" w:name="_Toc165310886"/>
+      <w:bookmarkStart w:id="121" w:name="_Toc165310883"/>
       <w:r>
         <w:rPr>
           <w:b/>
           <w:bCs/>
         </w:rPr>
-        <w:t>Estrutura de Custo</w:t>
+        <w:t>Relacionamento Com Clientes</w:t>
       </w:r>
       <w:bookmarkEnd w:id="121"/>
     </w:p>
@@ -13725,9 +14482,109 @@
           <w:rFonts w:eastAsia="Arial" w:cs="Arial"/>
           <w:szCs w:val="24"/>
         </w:rPr>
+        <w:t>Suporte ao usuário, aprendizado prático no uso da plataforma e 7 dias grátis para novos usuários.</w:t>
+      </w:r>
+      <w:bookmarkStart w:id="122" w:name="_Toc165310884"/>
+    </w:p>
+    <w:p>
+      <w:pPr>
+        <w:rPr>
+          <w:b/>
+          <w:bCs/>
+        </w:rPr>
+      </w:pPr>
+      <w:r>
+        <w:rPr>
+          <w:b/>
+          <w:bCs/>
+        </w:rPr>
+        <w:t>Canais</w:t>
+      </w:r>
+      <w:bookmarkEnd w:id="122"/>
+    </w:p>
+    <w:p>
+      <w:r>
+        <w:rPr>
+          <w:rFonts w:eastAsia="Arial" w:cs="Arial"/>
+          <w:szCs w:val="24"/>
+        </w:rPr>
+        <w:t>Aplicativo mobile (prestador), plataforma web (cliente e administrador), portfólio público, parcerias locais e recomendações pessoais.</w:t>
+      </w:r>
+    </w:p>
+    <w:p>
+      <w:pPr>
+        <w:rPr>
+          <w:b/>
+          <w:bCs/>
+        </w:rPr>
+      </w:pPr>
+      <w:bookmarkStart w:id="123" w:name="_Toc165310885"/>
+      <w:r>
+        <w:rPr>
+          <w:b/>
+          <w:bCs/>
+        </w:rPr>
+        <w:t>Segmento de Clientes</w:t>
+      </w:r>
+      <w:bookmarkEnd w:id="123"/>
+    </w:p>
+    <w:p>
+      <w:r>
+        <w:rPr>
+          <w:rFonts w:eastAsia="Arial" w:cs="Arial"/>
+          <w:szCs w:val="24"/>
+        </w:rPr>
+        <w:t>Profissionais autônomos que precisam organizar agenda, clientes, serviços e registros financeiros, e que desejam acompanhar pagamentos, lucros e histórico de atendimentos. Também fazem parte os clientes desses profissionais, que acompanham métricas e serviços pelo portal web, e os administradores da plataforma, responsáveis por usuários, logs e aprovação de fotos.</w:t>
+      </w:r>
+      <w:bookmarkStart w:id="124" w:name="_Toc182927350"/>
+      <w:bookmarkStart w:id="125" w:name="_Toc207256970"/>
+    </w:p>
+    <w:p>
+      <w:pPr>
+        <w:rPr>
+          <w:bCs/>
+        </w:rPr>
+      </w:pPr>
+    </w:p>
+    <w:p>
+      <w:pPr>
+        <w:pStyle w:val="Ttulo2"/>
+      </w:pPr>
+      <w:bookmarkStart w:id="126" w:name="_Toc241738956"/>
+      <w:r>
+        <w:lastRenderedPageBreak/>
+        <w:t>Quanto vai custar?</w:t>
+      </w:r>
+      <w:bookmarkEnd w:id="124"/>
+      <w:bookmarkEnd w:id="125"/>
+      <w:bookmarkEnd w:id="126"/>
+    </w:p>
+    <w:p>
+      <w:pPr>
+        <w:rPr>
+          <w:b/>
+          <w:bCs/>
+        </w:rPr>
+      </w:pPr>
+      <w:bookmarkStart w:id="127" w:name="_Toc165310886"/>
+      <w:r>
+        <w:rPr>
+          <w:b/>
+          <w:bCs/>
+        </w:rPr>
+        <w:t>Estrutura de Custo</w:t>
+      </w:r>
+      <w:bookmarkEnd w:id="127"/>
+    </w:p>
+    <w:p>
+      <w:r>
+        <w:rPr>
+          <w:rFonts w:eastAsia="Arial" w:cs="Arial"/>
+          <w:szCs w:val="24"/>
+        </w:rPr>
         <w:t>Desenvolvimento e manutenção do aplicativo mobile e da plataforma web, infraestrutura e serviços necessários ao sistema (hospedagem, armazenamento de fotos, e-mail e geocodificação), suporte, atualização e divulgação.</w:t>
       </w:r>
-      <w:bookmarkStart w:id="122" w:name="_Toc165310887"/>
+      <w:bookmarkStart w:id="128" w:name="_Toc165310887"/>
     </w:p>
     <w:p>
       <w:pPr>
@@ -13748,7 +14605,7 @@
         </w:rPr>
         <w:t>Fontes de Receita</w:t>
       </w:r>
-      <w:bookmarkEnd w:id="122"/>
+      <w:bookmarkEnd w:id="128"/>
     </w:p>
     <w:tbl>
       <w:tblPr>
@@ -14043,16 +14900,16 @@
           <w:u w:val="single"/>
         </w:rPr>
       </w:pPr>
-      <w:bookmarkStart w:id="123" w:name="_Toc182927341"/>
-      <w:bookmarkStart w:id="124" w:name="_Toc515023479"/>
-      <w:bookmarkStart w:id="125" w:name="_Toc241479058"/>
+      <w:bookmarkStart w:id="129" w:name="_Toc182927341"/>
+      <w:bookmarkStart w:id="130" w:name="_Toc515023479"/>
+      <w:bookmarkStart w:id="131" w:name="_Toc241738957"/>
       <w:r>
         <w:lastRenderedPageBreak/>
         <w:t>Estudo de viabilidade</w:t>
       </w:r>
-      <w:bookmarkEnd w:id="123"/>
-      <w:bookmarkEnd w:id="124"/>
-      <w:bookmarkEnd w:id="125"/>
+      <w:bookmarkEnd w:id="129"/>
+      <w:bookmarkEnd w:id="130"/>
+      <w:bookmarkEnd w:id="131"/>
     </w:p>
     <w:p>
       <w:r>
@@ -14064,15 +14921,15 @@
       <w:pPr>
         <w:pStyle w:val="Ttulo2"/>
       </w:pPr>
-      <w:bookmarkStart w:id="126" w:name="_Toc182927342"/>
-      <w:bookmarkStart w:id="127" w:name="_Toc857622307"/>
-      <w:bookmarkStart w:id="128" w:name="_Toc241479059"/>
+      <w:bookmarkStart w:id="132" w:name="_Toc182927342"/>
+      <w:bookmarkStart w:id="133" w:name="_Toc857622307"/>
+      <w:bookmarkStart w:id="134" w:name="_Toc241738958"/>
       <w:r>
         <w:t>Viabilidade de Mercado</w:t>
       </w:r>
-      <w:bookmarkEnd w:id="126"/>
-      <w:bookmarkEnd w:id="127"/>
-      <w:bookmarkEnd w:id="128"/>
+      <w:bookmarkEnd w:id="132"/>
+      <w:bookmarkEnd w:id="133"/>
+      <w:bookmarkEnd w:id="134"/>
     </w:p>
     <w:p>
       <w:r>
@@ -14160,15 +15017,15 @@
       <w:pPr>
         <w:pStyle w:val="Ttulo2"/>
       </w:pPr>
-      <w:bookmarkStart w:id="129" w:name="_Toc182927343"/>
-      <w:bookmarkStart w:id="130" w:name="_Toc2048096091"/>
-      <w:bookmarkStart w:id="131" w:name="_Toc241479060"/>
+      <w:bookmarkStart w:id="135" w:name="_Toc182927343"/>
+      <w:bookmarkStart w:id="136" w:name="_Toc2048096091"/>
+      <w:bookmarkStart w:id="137" w:name="_Toc241738959"/>
       <w:r>
         <w:t>Viabilidade Técnica</w:t>
       </w:r>
-      <w:bookmarkEnd w:id="129"/>
-      <w:bookmarkEnd w:id="130"/>
-      <w:bookmarkEnd w:id="131"/>
+      <w:bookmarkEnd w:id="135"/>
+      <w:bookmarkEnd w:id="136"/>
+      <w:bookmarkEnd w:id="137"/>
     </w:p>
     <w:p>
       <w:pPr>
@@ -14177,7 +15034,7 @@
           <w:szCs w:val="24"/>
         </w:rPr>
       </w:pPr>
-      <w:bookmarkStart w:id="132" w:name="_Toc512747447"/>
+      <w:bookmarkStart w:id="138" w:name="_Toc512747447"/>
       <w:r>
         <w:rPr>
           <w:rFonts w:cs="Arial"/>
@@ -14550,15 +15407,15 @@
       <w:pPr>
         <w:pStyle w:val="Ttulo2"/>
       </w:pPr>
-      <w:bookmarkStart w:id="133" w:name="_Toc241479061"/>
+      <w:bookmarkStart w:id="139" w:name="_Toc241738960"/>
       <w:r>
         <w:t xml:space="preserve">Viabilidade </w:t>
       </w:r>
-      <w:bookmarkEnd w:id="132"/>
+      <w:bookmarkEnd w:id="138"/>
       <w:r>
         <w:t>Operacional</w:t>
       </w:r>
-      <w:bookmarkEnd w:id="133"/>
+      <w:bookmarkEnd w:id="139"/>
     </w:p>
     <w:p>
       <w:pPr>
@@ -14748,11 +15605,11 @@
       <w:pPr>
         <w:pStyle w:val="Ttulo2"/>
       </w:pPr>
-      <w:bookmarkStart w:id="134" w:name="_Toc241479062"/>
+      <w:bookmarkStart w:id="140" w:name="_Toc241738961"/>
       <w:r>
         <w:t>Viabilidade Econômica</w:t>
       </w:r>
-      <w:bookmarkEnd w:id="134"/>
+      <w:bookmarkEnd w:id="140"/>
     </w:p>
     <w:p>
       <w:pPr>
@@ -14761,8 +15618,8 @@
           <w:szCs w:val="24"/>
         </w:rPr>
       </w:pPr>
-      <w:bookmarkStart w:id="135" w:name="_Toc182927345"/>
-      <w:bookmarkStart w:id="136" w:name="_Toc1966489106"/>
+      <w:bookmarkStart w:id="141" w:name="_Toc182927345"/>
+      <w:bookmarkStart w:id="142" w:name="_Toc1966489106"/>
       <w:r>
         <w:rPr>
           <w:rFonts w:cs="Arial"/>
@@ -14903,13 +15760,21 @@
       <w:pPr>
         <w:pStyle w:val="Ttulo2"/>
       </w:pPr>
-      <w:bookmarkStart w:id="137" w:name="_Toc241479063"/>
+      <w:bookmarkStart w:id="143" w:name="_Toc241738962"/>
       <w:r>
         <w:t>Conclusão do Estudo de Viabilidade:</w:t>
       </w:r>
-      <w:bookmarkEnd w:id="135"/>
-      <w:bookmarkEnd w:id="136"/>
-      <w:bookmarkEnd w:id="137"/>
+      <w:bookmarkEnd w:id="141"/>
+      <w:bookmarkEnd w:id="142"/>
+      <w:bookmarkEnd w:id="143"/>
+    </w:p>
+    <w:p>
+      <w:r>
+        <w:rPr>
+          <w:rFonts w:eastAsia="Arial"/>
+        </w:rPr>
+        <w:t>Após a análise dos aspectos de mercado, técnicos, operacionais e econômicos, conclui-se que o projeto é viável e coerente com seus objetivos. As tecnologias escolhidas são compatíveis com os recursos disponíveis, a aplicação é de fácil operação, e a proposta atende a uma necessidade real de organização da rotina de profissionais autônomos. Além disso, o modelo de assinaturas em planos oferece uma fonte de receita para a manutenção do produto. Portanto, o projeto demonstra potencial para ser implementado e aprimorado futuramente.</w:t>
+      </w:r>
     </w:p>
     <w:p>
       <w:pPr>
@@ -14918,26 +15783,6 @@
           <w:ilvl w:val="0"/>
           <w:numId w:val="0"/>
         </w:numPr>
-        <w:ind w:firstLine="432"/>
-      </w:pPr>
-      <w:bookmarkStart w:id="138" w:name="_Toc241479064"/>
-      <w:r>
-        <w:rPr>
-          <w:rFonts w:eastAsia="Arial" w:cs="Arial"/>
-          <w:caps w:val="0"/>
-          <w:szCs w:val="24"/>
-        </w:rPr>
-        <w:t>Após a análise dos aspectos de mercado, técnicos, operacionais e econômicos, conclui-se que o projeto é viável e coerente com seus objetivos. As tecnologias escolhidas são compatíveis com os recursos disponíveis, a aplicação é de fácil operação, e a proposta atende a uma necessidade real de organização da rotina de profissionais autônomos. Além disso, o modelo de assinaturas em planos oferece uma fonte de receita para a manutenção do produto. Portanto, o projeto demonstra potencial para ser implementado e aprimorado futuramente.</w:t>
-      </w:r>
-      <w:bookmarkEnd w:id="138"/>
-    </w:p>
-    <w:p>
-      <w:pPr>
-        <w:pStyle w:val="Ttulo2"/>
-        <w:numPr>
-          <w:ilvl w:val="0"/>
-          <w:numId w:val="0"/>
-        </w:numPr>
         <w:rPr>
           <w:u w:val="single"/>
         </w:rPr>
@@ -14950,16 +15795,16 @@
       <w:pPr>
         <w:pStyle w:val="Ttulo1"/>
       </w:pPr>
-      <w:bookmarkStart w:id="139" w:name="_Toc165310889"/>
-      <w:bookmarkStart w:id="140" w:name="_Toc182927351"/>
-      <w:bookmarkStart w:id="141" w:name="_Toc1662712195"/>
-      <w:bookmarkStart w:id="142" w:name="_Toc241479065"/>
-      <w:bookmarkEnd w:id="73"/>
+      <w:bookmarkStart w:id="144" w:name="_Toc165310889"/>
+      <w:bookmarkStart w:id="145" w:name="_Toc182927351"/>
+      <w:bookmarkStart w:id="146" w:name="_Toc1662712195"/>
+      <w:bookmarkStart w:id="147" w:name="_Toc241738963"/>
+      <w:bookmarkEnd w:id="79"/>
       <w:r>
         <w:lastRenderedPageBreak/>
         <w:t>Modelo de dados</w:t>
       </w:r>
-      <w:bookmarkEnd w:id="142"/>
+      <w:bookmarkEnd w:id="147"/>
     </w:p>
     <w:p>
       <w:pPr>
@@ -14968,14 +15813,14 @@
           <w:lang w:val="en-US"/>
         </w:rPr>
       </w:pPr>
-      <w:bookmarkStart w:id="143" w:name="_Toc241479066"/>
+      <w:bookmarkStart w:id="148" w:name="_Toc241738964"/>
       <w:r>
         <w:rPr>
           <w:lang w:val="en-US"/>
         </w:rPr>
         <w:t>Modelo Conceitual</w:t>
       </w:r>
-      <w:bookmarkEnd w:id="143"/>
+      <w:bookmarkEnd w:id="148"/>
     </w:p>
     <w:p>
       <w:pPr>
@@ -14988,41 +15833,41 @@
       <w:pPr>
         <w:pStyle w:val="Ttulo2"/>
       </w:pPr>
-      <w:bookmarkStart w:id="144" w:name="_Toc241479067"/>
+      <w:bookmarkStart w:id="149" w:name="_Toc241738965"/>
       <w:r>
         <w:t>Modelo Lógico</w:t>
       </w:r>
+      <w:bookmarkEnd w:id="149"/>
+    </w:p>
+    <w:p>
+      <w:r>
+        <w:t>O modelo lógico detalha os atributos de cada entidade seus tipos e a cardinalidade dos relacionamentos.</w:t>
+      </w:r>
+    </w:p>
+    <w:p/>
+    <w:p>
+      <w:pPr>
+        <w:pStyle w:val="Ttulo2"/>
+      </w:pPr>
+      <w:bookmarkStart w:id="150" w:name="_Toc241738966"/>
+      <w:r>
+        <w:t>Modelo Físico</w:t>
+      </w:r>
+      <w:bookmarkEnd w:id="150"/>
+    </w:p>
+    <w:p/>
+    <w:p>
+      <w:pPr>
+        <w:pStyle w:val="Ttulo1"/>
+      </w:pPr>
+      <w:bookmarkStart w:id="151" w:name="_Toc241738967"/>
+      <w:r>
+        <w:t>Design</w:t>
+      </w:r>
       <w:bookmarkEnd w:id="144"/>
-    </w:p>
-    <w:p>
-      <w:r>
-        <w:t>O modelo lógico detalha os atributos de cada entidade seus tipos e a cardinalidade dos relacionamentos.</w:t>
-      </w:r>
-    </w:p>
-    <w:p/>
-    <w:p>
-      <w:pPr>
-        <w:pStyle w:val="Ttulo2"/>
-      </w:pPr>
-      <w:bookmarkStart w:id="145" w:name="_Toc241479068"/>
-      <w:r>
-        <w:t>Modelo Físico</w:t>
-      </w:r>
       <w:bookmarkEnd w:id="145"/>
-    </w:p>
-    <w:p/>
-    <w:p>
-      <w:pPr>
-        <w:pStyle w:val="Ttulo1"/>
-      </w:pPr>
-      <w:bookmarkStart w:id="146" w:name="_Toc241479069"/>
-      <w:r>
-        <w:t>Design</w:t>
-      </w:r>
-      <w:bookmarkEnd w:id="139"/>
-      <w:bookmarkEnd w:id="140"/>
-      <w:bookmarkEnd w:id="141"/>
       <w:bookmarkEnd w:id="146"/>
+      <w:bookmarkEnd w:id="151"/>
     </w:p>
     <w:p>
       <w:r>
@@ -15052,31 +15897,31 @@
           <w:rFonts w:eastAsia="Arial" w:cs="Arial"/>
         </w:rPr>
       </w:pPr>
-      <w:bookmarkStart w:id="147" w:name="_Toc211596448"/>
-      <w:bookmarkStart w:id="148" w:name="_Toc214534061"/>
-      <w:bookmarkStart w:id="149" w:name="_Toc182897094"/>
-      <w:bookmarkStart w:id="150" w:name="_Toc213311258"/>
-      <w:bookmarkStart w:id="151" w:name="_Toc213311338"/>
-      <w:bookmarkStart w:id="152" w:name="_Toc213311377"/>
-      <w:bookmarkStart w:id="153" w:name="_Toc213311442"/>
-      <w:bookmarkStart w:id="154" w:name="_Toc213311521"/>
-      <w:bookmarkStart w:id="155" w:name="_Toc213311564"/>
-      <w:bookmarkStart w:id="156" w:name="_Toc213311623"/>
-      <w:bookmarkStart w:id="157" w:name="_Toc213311846"/>
-      <w:bookmarkStart w:id="158" w:name="_Toc213311925"/>
-      <w:bookmarkStart w:id="159" w:name="_Toc213647694"/>
-      <w:bookmarkStart w:id="160" w:name="_Toc213665798"/>
-      <w:bookmarkStart w:id="161" w:name="_Toc213665837"/>
-      <w:bookmarkStart w:id="162" w:name="_Toc241479070"/>
+      <w:bookmarkStart w:id="152" w:name="_Toc211596448"/>
+      <w:bookmarkStart w:id="153" w:name="_Toc214534061"/>
+      <w:bookmarkStart w:id="154" w:name="_Toc182897094"/>
+      <w:bookmarkStart w:id="155" w:name="_Toc213311258"/>
+      <w:bookmarkStart w:id="156" w:name="_Toc213311338"/>
+      <w:bookmarkStart w:id="157" w:name="_Toc213311377"/>
+      <w:bookmarkStart w:id="158" w:name="_Toc213311442"/>
+      <w:bookmarkStart w:id="159" w:name="_Toc213311521"/>
+      <w:bookmarkStart w:id="160" w:name="_Toc213311564"/>
+      <w:bookmarkStart w:id="161" w:name="_Toc213311623"/>
+      <w:bookmarkStart w:id="162" w:name="_Toc213311846"/>
+      <w:bookmarkStart w:id="163" w:name="_Toc213311925"/>
+      <w:bookmarkStart w:id="164" w:name="_Toc213647694"/>
+      <w:bookmarkStart w:id="165" w:name="_Toc213665798"/>
+      <w:bookmarkStart w:id="166" w:name="_Toc213665837"/>
+      <w:bookmarkStart w:id="167" w:name="_Toc241738968"/>
       <w:r>
         <w:t xml:space="preserve">Paleta de </w:t>
       </w:r>
-      <w:bookmarkEnd w:id="147"/>
+      <w:bookmarkEnd w:id="152"/>
       <w:r>
         <w:t>cores</w:t>
       </w:r>
-      <w:bookmarkEnd w:id="148"/>
-      <w:bookmarkEnd w:id="162"/>
+      <w:bookmarkEnd w:id="153"/>
+      <w:bookmarkEnd w:id="167"/>
     </w:p>
     <w:p>
       <w:pPr>
@@ -15085,7 +15930,7 @@
           <w:noProof/>
         </w:rPr>
       </w:pPr>
-      <w:bookmarkStart w:id="163" w:name="_Toc241478815"/>
+      <w:bookmarkStart w:id="168" w:name="_Toc241478815"/>
       <w:r>
         <w:rPr>
           <w:szCs w:val="24"/>
@@ -15132,11 +15977,6 @@
       <w:r>
         <w:t>- Paleta de Cores</w:t>
       </w:r>
-      <w:bookmarkEnd w:id="149"/>
-      <w:bookmarkEnd w:id="150"/>
-      <w:bookmarkEnd w:id="151"/>
-      <w:bookmarkEnd w:id="152"/>
-      <w:bookmarkEnd w:id="153"/>
       <w:bookmarkEnd w:id="154"/>
       <w:bookmarkEnd w:id="155"/>
       <w:bookmarkEnd w:id="156"/>
@@ -15145,7 +15985,12 @@
       <w:bookmarkEnd w:id="159"/>
       <w:bookmarkEnd w:id="160"/>
       <w:bookmarkEnd w:id="161"/>
+      <w:bookmarkEnd w:id="162"/>
       <w:bookmarkEnd w:id="163"/>
+      <w:bookmarkEnd w:id="164"/>
+      <w:bookmarkEnd w:id="165"/>
+      <w:bookmarkEnd w:id="166"/>
+      <w:bookmarkEnd w:id="168"/>
     </w:p>
     <w:p>
       <w:pPr>
@@ -15171,7 +16016,7 @@
                     <pic:cNvPicPr/>
                   </pic:nvPicPr>
                   <pic:blipFill>
-                    <a:blip r:embed="rId15">
+                    <a:blip r:embed="rId16">
                       <a:extLst>
                         <a:ext uri="{28A0092B-C50C-407E-A947-70E740481C1C}">
                           <a14:useLocalDpi xmlns:a14="http://schemas.microsoft.com/office/drawing/2010/main"/>
@@ -15272,12 +16117,12 @@
           <w:rFonts w:eastAsia="Arial" w:cs="Arial"/>
         </w:rPr>
       </w:pPr>
-      <w:bookmarkStart w:id="164" w:name="_Toc241479071"/>
+      <w:bookmarkStart w:id="169" w:name="_Toc241738969"/>
       <w:r>
         <w:lastRenderedPageBreak/>
         <w:t>Tipografia</w:t>
       </w:r>
-      <w:bookmarkEnd w:id="164"/>
+      <w:bookmarkEnd w:id="169"/>
     </w:p>
     <w:p>
       <w:r>
@@ -15297,28 +16142,28 @@
       <w:pPr>
         <w:pStyle w:val="Figura"/>
       </w:pPr>
-      <w:bookmarkStart w:id="165" w:name="_Toc213310062"/>
-      <w:bookmarkStart w:id="166" w:name="_Toc213310389"/>
-      <w:bookmarkStart w:id="167" w:name="_Toc213310471"/>
-      <w:bookmarkStart w:id="168" w:name="_Toc213310539"/>
-      <w:bookmarkStart w:id="169" w:name="_Toc213310593"/>
-      <w:bookmarkStart w:id="170" w:name="_Toc213310871"/>
-      <w:bookmarkStart w:id="171" w:name="_Toc213310981"/>
-      <w:bookmarkStart w:id="172" w:name="_Toc213311052"/>
-      <w:bookmarkStart w:id="173" w:name="_Toc213311200"/>
-      <w:bookmarkStart w:id="174" w:name="_Toc213311259"/>
-      <w:bookmarkStart w:id="175" w:name="_Toc213311339"/>
-      <w:bookmarkStart w:id="176" w:name="_Toc213311378"/>
-      <w:bookmarkStart w:id="177" w:name="_Toc213311443"/>
-      <w:bookmarkStart w:id="178" w:name="_Toc213311522"/>
-      <w:bookmarkStart w:id="179" w:name="_Toc213311565"/>
-      <w:bookmarkStart w:id="180" w:name="_Toc213311624"/>
-      <w:bookmarkStart w:id="181" w:name="_Toc213311847"/>
-      <w:bookmarkStart w:id="182" w:name="_Toc213311926"/>
-      <w:bookmarkStart w:id="183" w:name="_Toc213647695"/>
-      <w:bookmarkStart w:id="184" w:name="_Toc213665799"/>
-      <w:bookmarkStart w:id="185" w:name="_Toc213665838"/>
-      <w:bookmarkStart w:id="186" w:name="_Toc241478816"/>
+      <w:bookmarkStart w:id="170" w:name="_Toc213310062"/>
+      <w:bookmarkStart w:id="171" w:name="_Toc213310389"/>
+      <w:bookmarkStart w:id="172" w:name="_Toc213310471"/>
+      <w:bookmarkStart w:id="173" w:name="_Toc213310539"/>
+      <w:bookmarkStart w:id="174" w:name="_Toc213310593"/>
+      <w:bookmarkStart w:id="175" w:name="_Toc213310871"/>
+      <w:bookmarkStart w:id="176" w:name="_Toc213310981"/>
+      <w:bookmarkStart w:id="177" w:name="_Toc213311052"/>
+      <w:bookmarkStart w:id="178" w:name="_Toc213311200"/>
+      <w:bookmarkStart w:id="179" w:name="_Toc213311259"/>
+      <w:bookmarkStart w:id="180" w:name="_Toc213311339"/>
+      <w:bookmarkStart w:id="181" w:name="_Toc213311378"/>
+      <w:bookmarkStart w:id="182" w:name="_Toc213311443"/>
+      <w:bookmarkStart w:id="183" w:name="_Toc213311522"/>
+      <w:bookmarkStart w:id="184" w:name="_Toc213311565"/>
+      <w:bookmarkStart w:id="185" w:name="_Toc213311624"/>
+      <w:bookmarkStart w:id="186" w:name="_Toc213311847"/>
+      <w:bookmarkStart w:id="187" w:name="_Toc213311926"/>
+      <w:bookmarkStart w:id="188" w:name="_Toc213647695"/>
+      <w:bookmarkStart w:id="189" w:name="_Toc213665799"/>
+      <w:bookmarkStart w:id="190" w:name="_Toc213665838"/>
+      <w:bookmarkStart w:id="191" w:name="_Toc241478816"/>
       <w:r>
         <w:rPr>
           <w:szCs w:val="24"/>
@@ -15365,11 +16210,6 @@
       <w:r>
         <w:t xml:space="preserve">- Exemplo Fonte </w:t>
       </w:r>
-      <w:bookmarkEnd w:id="165"/>
-      <w:bookmarkEnd w:id="166"/>
-      <w:bookmarkEnd w:id="167"/>
-      <w:bookmarkEnd w:id="168"/>
-      <w:bookmarkEnd w:id="169"/>
       <w:bookmarkEnd w:id="170"/>
       <w:bookmarkEnd w:id="171"/>
       <w:bookmarkEnd w:id="172"/>
@@ -15386,10 +16226,15 @@
       <w:bookmarkEnd w:id="183"/>
       <w:bookmarkEnd w:id="184"/>
       <w:bookmarkEnd w:id="185"/>
+      <w:bookmarkEnd w:id="186"/>
+      <w:bookmarkEnd w:id="187"/>
+      <w:bookmarkEnd w:id="188"/>
+      <w:bookmarkEnd w:id="189"/>
+      <w:bookmarkEnd w:id="190"/>
       <w:r>
         <w:t>Open Sans</w:t>
       </w:r>
-      <w:bookmarkEnd w:id="186"/>
+      <w:bookmarkEnd w:id="191"/>
     </w:p>
     <w:p>
       <w:pPr>
@@ -15415,7 +16260,7 @@
                     <pic:cNvPicPr/>
                   </pic:nvPicPr>
                   <pic:blipFill>
-                    <a:blip r:embed="rId16">
+                    <a:blip r:embed="rId17">
                       <a:extLst>
                         <a:ext uri="{28A0092B-C50C-407E-A947-70E740481C1C}">
                           <a14:useLocalDpi xmlns:a14="http://schemas.microsoft.com/office/drawing/2010/main" val="0"/>
@@ -15467,11 +16312,11 @@
           <w:rFonts w:eastAsia="Arial" w:cs="Arial"/>
         </w:rPr>
       </w:pPr>
-      <w:bookmarkStart w:id="187" w:name="_Toc241479072"/>
+      <w:bookmarkStart w:id="192" w:name="_Toc241738970"/>
       <w:r>
         <w:t>Isotipo</w:t>
       </w:r>
-      <w:bookmarkEnd w:id="187"/>
+      <w:bookmarkEnd w:id="192"/>
     </w:p>
     <w:p>
       <w:r>
@@ -15512,28 +16357,28 @@
       <w:pPr>
         <w:pStyle w:val="Figura"/>
       </w:pPr>
-      <w:bookmarkStart w:id="188" w:name="_Toc213310063"/>
-      <w:bookmarkStart w:id="189" w:name="_Toc213310390"/>
-      <w:bookmarkStart w:id="190" w:name="_Toc213310472"/>
-      <w:bookmarkStart w:id="191" w:name="_Toc213310540"/>
-      <w:bookmarkStart w:id="192" w:name="_Toc213310594"/>
-      <w:bookmarkStart w:id="193" w:name="_Toc213310872"/>
-      <w:bookmarkStart w:id="194" w:name="_Toc213310982"/>
-      <w:bookmarkStart w:id="195" w:name="_Toc213311053"/>
-      <w:bookmarkStart w:id="196" w:name="_Toc213311201"/>
-      <w:bookmarkStart w:id="197" w:name="_Toc213311260"/>
-      <w:bookmarkStart w:id="198" w:name="_Toc213311340"/>
-      <w:bookmarkStart w:id="199" w:name="_Toc213311379"/>
-      <w:bookmarkStart w:id="200" w:name="_Toc213311444"/>
-      <w:bookmarkStart w:id="201" w:name="_Toc213311523"/>
-      <w:bookmarkStart w:id="202" w:name="_Toc213311566"/>
-      <w:bookmarkStart w:id="203" w:name="_Toc213311625"/>
-      <w:bookmarkStart w:id="204" w:name="_Toc213311848"/>
-      <w:bookmarkStart w:id="205" w:name="_Toc213311927"/>
-      <w:bookmarkStart w:id="206" w:name="_Toc213647696"/>
-      <w:bookmarkStart w:id="207" w:name="_Toc213665800"/>
-      <w:bookmarkStart w:id="208" w:name="_Toc213665839"/>
-      <w:bookmarkStart w:id="209" w:name="_Toc241478817"/>
+      <w:bookmarkStart w:id="193" w:name="_Toc213310063"/>
+      <w:bookmarkStart w:id="194" w:name="_Toc213310390"/>
+      <w:bookmarkStart w:id="195" w:name="_Toc213310472"/>
+      <w:bookmarkStart w:id="196" w:name="_Toc213310540"/>
+      <w:bookmarkStart w:id="197" w:name="_Toc213310594"/>
+      <w:bookmarkStart w:id="198" w:name="_Toc213310872"/>
+      <w:bookmarkStart w:id="199" w:name="_Toc213310982"/>
+      <w:bookmarkStart w:id="200" w:name="_Toc213311053"/>
+      <w:bookmarkStart w:id="201" w:name="_Toc213311201"/>
+      <w:bookmarkStart w:id="202" w:name="_Toc213311260"/>
+      <w:bookmarkStart w:id="203" w:name="_Toc213311340"/>
+      <w:bookmarkStart w:id="204" w:name="_Toc213311379"/>
+      <w:bookmarkStart w:id="205" w:name="_Toc213311444"/>
+      <w:bookmarkStart w:id="206" w:name="_Toc213311523"/>
+      <w:bookmarkStart w:id="207" w:name="_Toc213311566"/>
+      <w:bookmarkStart w:id="208" w:name="_Toc213311625"/>
+      <w:bookmarkStart w:id="209" w:name="_Toc213311848"/>
+      <w:bookmarkStart w:id="210" w:name="_Toc213311927"/>
+      <w:bookmarkStart w:id="211" w:name="_Toc213647696"/>
+      <w:bookmarkStart w:id="212" w:name="_Toc213665800"/>
+      <w:bookmarkStart w:id="213" w:name="_Toc213665839"/>
+      <w:bookmarkStart w:id="214" w:name="_Toc241478817"/>
       <w:r>
         <w:rPr>
           <w:szCs w:val="24"/>
@@ -15581,11 +16426,6 @@
       <w:r>
         <w:t>- Isotipo</w:t>
       </w:r>
-      <w:bookmarkEnd w:id="188"/>
-      <w:bookmarkEnd w:id="189"/>
-      <w:bookmarkEnd w:id="190"/>
-      <w:bookmarkEnd w:id="191"/>
-      <w:bookmarkEnd w:id="192"/>
       <w:bookmarkEnd w:id="193"/>
       <w:bookmarkEnd w:id="194"/>
       <w:bookmarkEnd w:id="195"/>
@@ -15603,6 +16443,11 @@
       <w:bookmarkEnd w:id="207"/>
       <w:bookmarkEnd w:id="208"/>
       <w:bookmarkEnd w:id="209"/>
+      <w:bookmarkEnd w:id="210"/>
+      <w:bookmarkEnd w:id="211"/>
+      <w:bookmarkEnd w:id="212"/>
+      <w:bookmarkEnd w:id="213"/>
+      <w:bookmarkEnd w:id="214"/>
     </w:p>
     <w:p>
       <w:pPr>
@@ -15628,7 +16473,7 @@
                     <pic:cNvPicPr/>
                   </pic:nvPicPr>
                   <pic:blipFill>
-                    <a:blip r:embed="rId17">
+                    <a:blip r:embed="rId18">
                       <a:extLst>
                         <a:ext uri="{28A0092B-C50C-407E-A947-70E740481C1C}">
                           <a14:useLocalDpi xmlns:a14="http://schemas.microsoft.com/office/drawing/2010/main" val="0"/>
@@ -15694,9 +16539,9 @@
       <w:pPr>
         <w:pStyle w:val="Figura"/>
       </w:pPr>
-      <w:bookmarkStart w:id="210" w:name="_Toc213311631"/>
-    </w:p>
-    <w:bookmarkEnd w:id="210"/>
+      <w:bookmarkStart w:id="215" w:name="_Toc213311631"/>
+    </w:p>
+    <w:bookmarkEnd w:id="215"/>
     <w:p>
       <w:pPr>
         <w:widowControl/>
@@ -15714,18 +16559,18 @@
       <w:pPr>
         <w:ind w:firstLine="0"/>
       </w:pPr>
-      <w:bookmarkStart w:id="211" w:name="_Toc165310890"/>
+      <w:bookmarkStart w:id="216" w:name="_Toc165310890"/>
     </w:p>
     <w:p>
       <w:pPr>
         <w:pStyle w:val="Ttulo1"/>
       </w:pPr>
-      <w:bookmarkStart w:id="212" w:name="_Toc241479073"/>
-      <w:bookmarkEnd w:id="211"/>
+      <w:bookmarkStart w:id="217" w:name="_Toc241738971"/>
+      <w:bookmarkEnd w:id="216"/>
       <w:r>
         <w:t>Protótipo</w:t>
       </w:r>
-      <w:bookmarkEnd w:id="212"/>
+      <w:bookmarkEnd w:id="217"/>
     </w:p>
     <w:p>
       <w:r>
@@ -15741,7 +16586,7 @@
       <w:r>
         <w:t xml:space="preserve">Segue o link do protótipo: </w:t>
       </w:r>
-      <w:hyperlink r:id="rId18">
+      <w:hyperlink r:id="rId19">
         <w:r>
           <w:rPr>
             <w:rStyle w:val="Hyperlink"/>
@@ -15787,14 +16632,14 @@
           <w:rFonts w:eastAsia="Arial"/>
         </w:rPr>
       </w:pPr>
-      <w:bookmarkStart w:id="213" w:name="_Toc241479074"/>
+      <w:bookmarkStart w:id="218" w:name="_Toc241738972"/>
       <w:r>
         <w:t>Aplicação</w:t>
       </w:r>
-      <w:bookmarkEnd w:id="213"/>
-    </w:p>
-    <w:p>
-      <w:bookmarkStart w:id="214" w:name="_Toc165310892"/>
+      <w:bookmarkEnd w:id="218"/>
+    </w:p>
+    <w:p>
+      <w:bookmarkStart w:id="219" w:name="_Toc165310892"/>
       <w:r>
         <w:t>A seguir serão apresentadas algumas telas elaboradas no sistema.</w:t>
       </w:r>
@@ -15829,7 +16674,7 @@
         </w:rPr>
         <w:tab/>
       </w:r>
-      <w:bookmarkStart w:id="215" w:name="_Toc241478818"/>
+      <w:bookmarkStart w:id="220" w:name="_Toc241478818"/>
       <w:r>
         <w:rPr>
           <w:i w:val="0"/>
@@ -15894,7 +16739,7 @@
         </w:rPr>
         <w:t xml:space="preserve"> - Cadastro Usuário</w:t>
       </w:r>
-      <w:bookmarkEnd w:id="215"/>
+      <w:bookmarkEnd w:id="220"/>
     </w:p>
     <w:p>
       <w:pPr>
@@ -15905,7 +16750,7 @@
           <w:noProof/>
         </w:rPr>
         <w:drawing>
-          <wp:inline distT="0" distB="0" distL="0" distR="0" wp14:anchorId="2C33B9C9" wp14:editId="73AF6781">
+          <wp:inline distT="0" distB="0" distL="0" distR="0" wp14:anchorId="2C33B9C9" wp14:editId="0A606F6B">
             <wp:extent cx="1800000" cy="3070800"/>
             <wp:effectExtent l="0" t="0" r="0" b="0"/>
             <wp:docPr id="8" name="Imagem 8"/>
@@ -15920,7 +16765,7 @@
                     <pic:cNvPicPr/>
                   </pic:nvPicPr>
                   <pic:blipFill>
-                    <a:blip r:embed="rId19" cstate="print">
+                    <a:blip r:embed="rId20" cstate="print">
                       <a:extLst>
                         <a:ext uri="{28A0092B-C50C-407E-A947-70E740481C1C}">
                           <a14:useLocalDpi xmlns:a14="http://schemas.microsoft.com/office/drawing/2010/main" val="0"/>
@@ -15987,7 +16832,7 @@
         </w:rPr>
         <w:t xml:space="preserve">     </w:t>
       </w:r>
-      <w:bookmarkStart w:id="216" w:name="_Toc241478819"/>
+      <w:bookmarkStart w:id="221" w:name="_Toc241478819"/>
       <w:r>
         <w:rPr>
           <w:sz w:val="20"/>
@@ -16031,7 +16876,7 @@
         </w:rPr>
         <w:t xml:space="preserve"> - Login Usuário</w:t>
       </w:r>
-      <w:bookmarkEnd w:id="216"/>
+      <w:bookmarkEnd w:id="221"/>
     </w:p>
     <w:p>
       <w:pPr>
@@ -16077,7 +16922,7 @@
                     <pic:cNvPicPr/>
                   </pic:nvPicPr>
                   <pic:blipFill>
-                    <a:blip r:embed="rId20">
+                    <a:blip r:embed="rId21">
                       <a:extLst>
                         <a:ext uri="{28A0092B-C50C-407E-A947-70E740481C1C}">
                           <a14:useLocalDpi xmlns:a14="http://schemas.microsoft.com/office/drawing/2010/main" val="0"/>
@@ -16151,7 +16996,7 @@
         <w:lastRenderedPageBreak/>
         <w:t xml:space="preserve">                       </w:t>
       </w:r>
-      <w:bookmarkStart w:id="217" w:name="_Toc241478820"/>
+      <w:bookmarkStart w:id="222" w:name="_Toc241478820"/>
       <w:r>
         <w:rPr>
           <w:i w:val="0"/>
@@ -16216,7 +17061,7 @@
         </w:rPr>
         <w:t xml:space="preserve"> – Redefinição de Senha</w:t>
       </w:r>
-      <w:bookmarkEnd w:id="217"/>
+      <w:bookmarkEnd w:id="222"/>
     </w:p>
     <w:p>
       <w:pPr>
@@ -16242,7 +17087,7 @@
                     <pic:cNvPicPr/>
                   </pic:nvPicPr>
                   <pic:blipFill>
-                    <a:blip r:embed="rId21">
+                    <a:blip r:embed="rId22">
                       <a:extLst>
                         <a:ext uri="{28A0092B-C50C-407E-A947-70E740481C1C}">
                           <a14:useLocalDpi xmlns:a14="http://schemas.microsoft.com/office/drawing/2010/main" val="0"/>
@@ -16336,7 +17181,7 @@
         </w:rPr>
         <w:tab/>
       </w:r>
-      <w:bookmarkStart w:id="218" w:name="_Toc241478821"/>
+      <w:bookmarkStart w:id="223" w:name="_Toc241478821"/>
       <w:r>
         <w:rPr>
           <w:i w:val="0"/>
@@ -16401,7 +17246,7 @@
         </w:rPr>
         <w:t xml:space="preserve"> – Confirmar Código</w:t>
       </w:r>
-      <w:bookmarkEnd w:id="218"/>
+      <w:bookmarkEnd w:id="223"/>
     </w:p>
     <w:p>
       <w:pPr>
@@ -16427,7 +17272,7 @@
                     <pic:cNvPicPr/>
                   </pic:nvPicPr>
                   <pic:blipFill>
-                    <a:blip r:embed="rId22">
+                    <a:blip r:embed="rId23">
                       <a:extLst>
                         <a:ext uri="{28A0092B-C50C-407E-A947-70E740481C1C}">
                           <a14:useLocalDpi xmlns:a14="http://schemas.microsoft.com/office/drawing/2010/main" val="0"/>
@@ -16526,7 +17371,7 @@
         <w:lastRenderedPageBreak/>
         <w:t xml:space="preserve">     </w:t>
       </w:r>
-      <w:bookmarkStart w:id="219" w:name="_Toc241478822"/>
+      <w:bookmarkStart w:id="224" w:name="_Toc241478822"/>
       <w:r>
         <w:rPr>
           <w:i w:val="0"/>
@@ -16591,7 +17436,7 @@
         </w:rPr>
         <w:t xml:space="preserve"> – Nova Senha</w:t>
       </w:r>
-      <w:bookmarkEnd w:id="219"/>
+      <w:bookmarkEnd w:id="224"/>
     </w:p>
     <w:p>
       <w:pPr>
@@ -16617,7 +17462,7 @@
                     <pic:cNvPicPr/>
                   </pic:nvPicPr>
                   <pic:blipFill>
-                    <a:blip r:embed="rId23">
+                    <a:blip r:embed="rId24">
                       <a:extLst>
                         <a:ext uri="{28A0092B-C50C-407E-A947-70E740481C1C}">
                           <a14:useLocalDpi xmlns:a14="http://schemas.microsoft.com/office/drawing/2010/main" val="0"/>
@@ -16683,7 +17528,7 @@
     </w:p>
     <w:bookmarkEnd w:id="12"/>
     <w:bookmarkEnd w:id="13"/>
-    <w:bookmarkEnd w:id="214"/>
+    <w:bookmarkEnd w:id="219"/>
     <w:p>
       <w:pPr>
         <w:pStyle w:val="Legenda"/>
@@ -16704,7 +17549,7 @@
         </w:rPr>
         <w:t xml:space="preserve">  </w:t>
       </w:r>
-      <w:bookmarkStart w:id="220" w:name="_Toc241478823"/>
+      <w:bookmarkStart w:id="225" w:name="_Toc241478823"/>
       <w:r>
         <w:rPr>
           <w:i w:val="0"/>
@@ -16769,7 +17614,7 @@
         </w:rPr>
         <w:t xml:space="preserve"> – Agendamentos</w:t>
       </w:r>
-      <w:bookmarkEnd w:id="220"/>
+      <w:bookmarkEnd w:id="225"/>
     </w:p>
     <w:p>
       <w:pPr>
@@ -16780,7 +17625,7 @@
           <w:noProof/>
         </w:rPr>
         <w:drawing>
-          <wp:inline distT="0" distB="0" distL="0" distR="0" wp14:anchorId="741A7A0B" wp14:editId="2775F7C7">
+          <wp:inline distT="0" distB="0" distL="0" distR="0" wp14:anchorId="741A7A0B" wp14:editId="38D2CF1D">
             <wp:extent cx="1800000" cy="3618000"/>
             <wp:effectExtent l="0" t="0" r="0" b="1905"/>
             <wp:docPr id="15" name="Imagem 15" descr="D:\aplicacaoo\agendamentos_nao_concluidos.PNG"/>
@@ -16797,7 +17642,7 @@
                     </pic:cNvPicPr>
                   </pic:nvPicPr>
                   <pic:blipFill>
-                    <a:blip r:embed="rId24" cstate="print">
+                    <a:blip r:embed="rId25" cstate="print">
                       <a:extLst>
                         <a:ext uri="{28A0092B-C50C-407E-A947-70E740481C1C}">
                           <a14:useLocalDpi xmlns:a14="http://schemas.microsoft.com/office/drawing/2010/main" val="0"/>
@@ -16877,7 +17722,7 @@
           <w:szCs w:val="20"/>
         </w:rPr>
       </w:pPr>
-      <w:bookmarkStart w:id="221" w:name="_Toc241478824"/>
+      <w:bookmarkStart w:id="226" w:name="_Toc241478824"/>
       <w:r>
         <w:rPr>
           <w:i w:val="0"/>
@@ -16943,7 +17788,7 @@
         </w:rPr>
         <w:t xml:space="preserve"> – Cadastrar Agendamento</w:t>
       </w:r>
-      <w:bookmarkEnd w:id="221"/>
+      <w:bookmarkEnd w:id="226"/>
     </w:p>
     <w:p>
       <w:pPr>
@@ -16954,7 +17799,7 @@
           <w:noProof/>
         </w:rPr>
         <w:drawing>
-          <wp:inline distT="0" distB="0" distL="0" distR="0" wp14:anchorId="54AA87EF" wp14:editId="680F211B">
+          <wp:inline distT="0" distB="0" distL="0" distR="0" wp14:anchorId="54AA87EF" wp14:editId="0886DCD7">
             <wp:extent cx="1800000" cy="3042000"/>
             <wp:effectExtent l="0" t="0" r="0" b="6350"/>
             <wp:docPr id="7" name="Imagem 7"/>
@@ -16969,7 +17814,7 @@
                     <pic:cNvPicPr/>
                   </pic:nvPicPr>
                   <pic:blipFill>
-                    <a:blip r:embed="rId25" cstate="print">
+                    <a:blip r:embed="rId26" cstate="print">
                       <a:extLst>
                         <a:ext uri="{28A0092B-C50C-407E-A947-70E740481C1C}">
                           <a14:useLocalDpi xmlns:a14="http://schemas.microsoft.com/office/drawing/2010/main" val="0"/>
@@ -17039,7 +17884,7 @@
           <w:szCs w:val="20"/>
         </w:rPr>
       </w:pPr>
-      <w:bookmarkStart w:id="222" w:name="_Toc241478825"/>
+      <w:bookmarkStart w:id="227" w:name="_Toc241478825"/>
       <w:r>
         <w:rPr>
           <w:i w:val="0"/>
@@ -17104,7 +17949,7 @@
         </w:rPr>
         <w:t xml:space="preserve"> –Editar Agendamento</w:t>
       </w:r>
-      <w:bookmarkEnd w:id="222"/>
+      <w:bookmarkEnd w:id="227"/>
     </w:p>
     <w:p>
       <w:pPr>
@@ -17128,7 +17973,7 @@
                     <pic:cNvPicPr/>
                   </pic:nvPicPr>
                   <pic:blipFill>
-                    <a:blip r:embed="rId26"/>
+                    <a:blip r:embed="rId27"/>
                     <a:stretch>
                       <a:fillRect/>
                     </a:stretch>
@@ -17203,7 +18048,7 @@
         <w:lastRenderedPageBreak/>
         <w:t xml:space="preserve">                                               </w:t>
       </w:r>
-      <w:bookmarkStart w:id="223" w:name="_Toc241478826"/>
+      <w:bookmarkStart w:id="228" w:name="_Toc241478826"/>
       <w:r>
         <w:rPr>
           <w:sz w:val="20"/>
@@ -17250,7 +18095,7 @@
         </w:rPr>
         <w:t xml:space="preserve"> – Concluir Agendamento</w:t>
       </w:r>
-      <w:bookmarkEnd w:id="223"/>
+      <w:bookmarkEnd w:id="228"/>
     </w:p>
     <w:p>
       <w:pPr>
@@ -17272,7 +18117,7 @@
           <w:noProof/>
         </w:rPr>
         <w:drawing>
-          <wp:inline distT="0" distB="0" distL="0" distR="0" wp14:anchorId="09DB2DD7" wp14:editId="6B5CF425">
+          <wp:inline distT="0" distB="0" distL="0" distR="0" wp14:anchorId="09DB2DD7" wp14:editId="5CD23D4F">
             <wp:extent cx="1800000" cy="3690000"/>
             <wp:effectExtent l="0" t="0" r="0" b="5715"/>
             <wp:docPr id="16" name="Imagem 16" descr="D:\aplicacaoo\concluir_agendamento.PNG"/>
@@ -17284,153 +18129,6 @@
                 <pic:pic xmlns:pic="http://schemas.openxmlformats.org/drawingml/2006/picture">
                   <pic:nvPicPr>
                     <pic:cNvPr id="0" name="Picture 4" descr="D:\aplicacaoo\concluir_agendamento.PNG"/>
-                    <pic:cNvPicPr>
-                      <a:picLocks noChangeAspect="1" noChangeArrowheads="1"/>
-                    </pic:cNvPicPr>
-                  </pic:nvPicPr>
-                  <pic:blipFill>
-                    <a:blip r:embed="rId27" cstate="print">
-                      <a:extLst>
-                        <a:ext uri="{28A0092B-C50C-407E-A947-70E740481C1C}">
-                          <a14:useLocalDpi xmlns:a14="http://schemas.microsoft.com/office/drawing/2010/main" val="0"/>
-                        </a:ext>
-                      </a:extLst>
-                    </a:blip>
-                    <a:srcRect/>
-                    <a:stretch>
-                      <a:fillRect/>
-                    </a:stretch>
-                  </pic:blipFill>
-                  <pic:spPr bwMode="auto">
-                    <a:xfrm>
-                      <a:off x="0" y="0"/>
-                      <a:ext cx="1800000" cy="3690000"/>
-                    </a:xfrm>
-                    <a:prstGeom prst="rect">
-                      <a:avLst/>
-                    </a:prstGeom>
-                    <a:noFill/>
-                    <a:ln>
-                      <a:noFill/>
-                    </a:ln>
-                  </pic:spPr>
-                </pic:pic>
-              </a:graphicData>
-            </a:graphic>
-          </wp:inline>
-        </w:drawing>
-      </w:r>
-    </w:p>
-    <w:p>
-      <w:pPr>
-        <w:pStyle w:val="Figura"/>
-        <w:widowControl/>
-        <w:spacing w:line="240" w:lineRule="auto"/>
-        <w:ind w:firstLine="708"/>
-      </w:pPr>
-      <w:r>
-        <w:t>Fonte: Elaborado pelos autores (2026)</w:t>
-      </w:r>
-    </w:p>
-    <w:p>
-      <w:pPr>
-        <w:pStyle w:val="Legenda"/>
-        <w:jc w:val="center"/>
-        <w:rPr>
-          <w:i w:val="0"/>
-          <w:color w:val="auto"/>
-          <w:sz w:val="20"/>
-          <w:szCs w:val="20"/>
-        </w:rPr>
-      </w:pPr>
-      <w:bookmarkStart w:id="224" w:name="_Toc241478827"/>
-      <w:r>
-        <w:rPr>
-          <w:i w:val="0"/>
-          <w:color w:val="auto"/>
-          <w:sz w:val="20"/>
-          <w:szCs w:val="20"/>
-        </w:rPr>
-        <w:t xml:space="preserve">Figura </w:t>
-      </w:r>
-      <w:r>
-        <w:rPr>
-          <w:i w:val="0"/>
-          <w:color w:val="auto"/>
-          <w:sz w:val="20"/>
-          <w:szCs w:val="20"/>
-        </w:rPr>
-        <w:fldChar w:fldCharType="begin"/>
-      </w:r>
-      <w:r>
-        <w:rPr>
-          <w:i w:val="0"/>
-          <w:color w:val="auto"/>
-          <w:sz w:val="20"/>
-          <w:szCs w:val="20"/>
-        </w:rPr>
-        <w:instrText xml:space="preserve"> SEQ Figura \* ARABIC </w:instrText>
-      </w:r>
-      <w:r>
-        <w:rPr>
-          <w:i w:val="0"/>
-          <w:color w:val="auto"/>
-          <w:sz w:val="20"/>
-          <w:szCs w:val="20"/>
-        </w:rPr>
-        <w:fldChar w:fldCharType="separate"/>
-      </w:r>
-      <w:r>
-        <w:rPr>
-          <w:i w:val="0"/>
-          <w:noProof/>
-          <w:color w:val="auto"/>
-          <w:sz w:val="20"/>
-          <w:szCs w:val="20"/>
-        </w:rPr>
-        <w:t>15</w:t>
-      </w:r>
-      <w:r>
-        <w:rPr>
-          <w:i w:val="0"/>
-          <w:color w:val="auto"/>
-          <w:sz w:val="20"/>
-          <w:szCs w:val="20"/>
-        </w:rPr>
-        <w:fldChar w:fldCharType="end"/>
-      </w:r>
-      <w:r>
-        <w:rPr>
-          <w:i w:val="0"/>
-          <w:color w:val="auto"/>
-          <w:sz w:val="20"/>
-          <w:szCs w:val="20"/>
-        </w:rPr>
-        <w:t xml:space="preserve"> – Cancelar Agendamento</w:t>
-      </w:r>
-      <w:bookmarkEnd w:id="224"/>
-    </w:p>
-    <w:p>
-      <w:pPr>
-        <w:jc w:val="center"/>
-      </w:pPr>
-      <w:r>
-        <w:rPr>
-          <w:noProof/>
-        </w:rPr>
-        <w:drawing>
-          <wp:inline distT="0" distB="0" distL="0" distR="0" wp14:anchorId="4857BAC3" wp14:editId="6FB77052">
-            <wp:extent cx="1800000" cy="3690000"/>
-            <wp:effectExtent l="0" t="0" r="0" b="5715"/>
-            <wp:docPr id="17" name="Imagem 17" descr="D:\aplicacaoo\cancelar_agendamento.PNG"/>
-            <wp:cNvGraphicFramePr>
-              <a:graphicFrameLocks xmlns:a="http://schemas.openxmlformats.org/drawingml/2006/main" noChangeAspect="1"/>
-            </wp:cNvGraphicFramePr>
-            <a:graphic xmlns:a="http://schemas.openxmlformats.org/drawingml/2006/main">
-              <a:graphicData uri="http://schemas.openxmlformats.org/drawingml/2006/picture">
-                <pic:pic xmlns:pic="http://schemas.openxmlformats.org/drawingml/2006/picture">
-                  <pic:nvPicPr>
-                    <pic:cNvPr id="0" name="Picture 5" descr="D:\aplicacaoo\cancelar_agendamento.PNG"/>
                     <pic:cNvPicPr>
                       <a:picLocks noChangeAspect="1" noChangeArrowheads="1"/>
                     </pic:cNvPicPr>
@@ -17471,6 +18169,153 @@
     <w:p>
       <w:pPr>
         <w:pStyle w:val="Figura"/>
+        <w:widowControl/>
+        <w:spacing w:line="240" w:lineRule="auto"/>
+        <w:ind w:firstLine="708"/>
+      </w:pPr>
+      <w:r>
+        <w:t>Fonte: Elaborado pelos autores (2026)</w:t>
+      </w:r>
+    </w:p>
+    <w:p>
+      <w:pPr>
+        <w:pStyle w:val="Legenda"/>
+        <w:jc w:val="center"/>
+        <w:rPr>
+          <w:i w:val="0"/>
+          <w:color w:val="auto"/>
+          <w:sz w:val="20"/>
+          <w:szCs w:val="20"/>
+        </w:rPr>
+      </w:pPr>
+      <w:bookmarkStart w:id="229" w:name="_Toc241478827"/>
+      <w:r>
+        <w:rPr>
+          <w:i w:val="0"/>
+          <w:color w:val="auto"/>
+          <w:sz w:val="20"/>
+          <w:szCs w:val="20"/>
+        </w:rPr>
+        <w:t xml:space="preserve">Figura </w:t>
+      </w:r>
+      <w:r>
+        <w:rPr>
+          <w:i w:val="0"/>
+          <w:color w:val="auto"/>
+          <w:sz w:val="20"/>
+          <w:szCs w:val="20"/>
+        </w:rPr>
+        <w:fldChar w:fldCharType="begin"/>
+      </w:r>
+      <w:r>
+        <w:rPr>
+          <w:i w:val="0"/>
+          <w:color w:val="auto"/>
+          <w:sz w:val="20"/>
+          <w:szCs w:val="20"/>
+        </w:rPr>
+        <w:instrText xml:space="preserve"> SEQ Figura \* ARABIC </w:instrText>
+      </w:r>
+      <w:r>
+        <w:rPr>
+          <w:i w:val="0"/>
+          <w:color w:val="auto"/>
+          <w:sz w:val="20"/>
+          <w:szCs w:val="20"/>
+        </w:rPr>
+        <w:fldChar w:fldCharType="separate"/>
+      </w:r>
+      <w:r>
+        <w:rPr>
+          <w:i w:val="0"/>
+          <w:noProof/>
+          <w:color w:val="auto"/>
+          <w:sz w:val="20"/>
+          <w:szCs w:val="20"/>
+        </w:rPr>
+        <w:t>15</w:t>
+      </w:r>
+      <w:r>
+        <w:rPr>
+          <w:i w:val="0"/>
+          <w:color w:val="auto"/>
+          <w:sz w:val="20"/>
+          <w:szCs w:val="20"/>
+        </w:rPr>
+        <w:fldChar w:fldCharType="end"/>
+      </w:r>
+      <w:r>
+        <w:rPr>
+          <w:i w:val="0"/>
+          <w:color w:val="auto"/>
+          <w:sz w:val="20"/>
+          <w:szCs w:val="20"/>
+        </w:rPr>
+        <w:t xml:space="preserve"> – Cancelar Agendamento</w:t>
+      </w:r>
+      <w:bookmarkEnd w:id="229"/>
+    </w:p>
+    <w:p>
+      <w:pPr>
+        <w:jc w:val="center"/>
+      </w:pPr>
+      <w:r>
+        <w:rPr>
+          <w:noProof/>
+        </w:rPr>
+        <w:drawing>
+          <wp:inline distT="0" distB="0" distL="0" distR="0" wp14:anchorId="4857BAC3" wp14:editId="314FC8AC">
+            <wp:extent cx="1800000" cy="3690000"/>
+            <wp:effectExtent l="0" t="0" r="0" b="5715"/>
+            <wp:docPr id="17" name="Imagem 17" descr="D:\aplicacaoo\cancelar_agendamento.PNG"/>
+            <wp:cNvGraphicFramePr>
+              <a:graphicFrameLocks xmlns:a="http://schemas.openxmlformats.org/drawingml/2006/main" noChangeAspect="1"/>
+            </wp:cNvGraphicFramePr>
+            <a:graphic xmlns:a="http://schemas.openxmlformats.org/drawingml/2006/main">
+              <a:graphicData uri="http://schemas.openxmlformats.org/drawingml/2006/picture">
+                <pic:pic xmlns:pic="http://schemas.openxmlformats.org/drawingml/2006/picture">
+                  <pic:nvPicPr>
+                    <pic:cNvPr id="0" name="Picture 5" descr="D:\aplicacaoo\cancelar_agendamento.PNG"/>
+                    <pic:cNvPicPr>
+                      <a:picLocks noChangeAspect="1" noChangeArrowheads="1"/>
+                    </pic:cNvPicPr>
+                  </pic:nvPicPr>
+                  <pic:blipFill>
+                    <a:blip r:embed="rId29" cstate="print">
+                      <a:extLst>
+                        <a:ext uri="{28A0092B-C50C-407E-A947-70E740481C1C}">
+                          <a14:useLocalDpi xmlns:a14="http://schemas.microsoft.com/office/drawing/2010/main" val="0"/>
+                        </a:ext>
+                      </a:extLst>
+                    </a:blip>
+                    <a:srcRect/>
+                    <a:stretch>
+                      <a:fillRect/>
+                    </a:stretch>
+                  </pic:blipFill>
+                  <pic:spPr bwMode="auto">
+                    <a:xfrm>
+                      <a:off x="0" y="0"/>
+                      <a:ext cx="1800000" cy="3690000"/>
+                    </a:xfrm>
+                    <a:prstGeom prst="rect">
+                      <a:avLst/>
+                    </a:prstGeom>
+                    <a:noFill/>
+                    <a:ln>
+                      <a:noFill/>
+                    </a:ln>
+                  </pic:spPr>
+                </pic:pic>
+              </a:graphicData>
+            </a:graphic>
+          </wp:inline>
+        </w:drawing>
+      </w:r>
+    </w:p>
+    <w:p>
+      <w:pPr>
+        <w:pStyle w:val="Figura"/>
       </w:pPr>
       <w:r>
         <w:t>Fonte: Elaborado pelos autores (2026)</w:t>
@@ -17488,7 +18333,7 @@
         <w:pStyle w:val="Legenda"/>
         <w:jc w:val="center"/>
       </w:pPr>
-      <w:bookmarkStart w:id="225" w:name="_Toc241478828"/>
+      <w:bookmarkStart w:id="230" w:name="_Toc241478828"/>
       <w:r>
         <w:rPr>
           <w:i w:val="0"/>
@@ -17560,7 +18405,7 @@
         </w:rPr>
         <w:t xml:space="preserve"> – Excluir Agendamento</w:t>
       </w:r>
-      <w:bookmarkEnd w:id="225"/>
+      <w:bookmarkEnd w:id="230"/>
     </w:p>
     <w:p>
       <w:pPr>
@@ -17586,7 +18431,7 @@
                     <pic:cNvPicPr/>
                   </pic:nvPicPr>
                   <pic:blipFill>
-                    <a:blip r:embed="rId29">
+                    <a:blip r:embed="rId30">
                       <a:extLst>
                         <a:ext uri="{28A0092B-C50C-407E-A947-70E740481C1C}">
                           <a14:useLocalDpi xmlns:a14="http://schemas.microsoft.com/office/drawing/2010/main"/>
@@ -17648,7 +18493,7 @@
           <w:szCs w:val="20"/>
         </w:rPr>
       </w:pPr>
-      <w:bookmarkStart w:id="226" w:name="_Toc241478829"/>
+      <w:bookmarkStart w:id="231" w:name="_Toc241478829"/>
       <w:r>
         <w:rPr>
           <w:i w:val="0"/>
@@ -17713,7 +18558,7 @@
         </w:rPr>
         <w:t xml:space="preserve"> – Clientes</w:t>
       </w:r>
-      <w:bookmarkEnd w:id="226"/>
+      <w:bookmarkEnd w:id="231"/>
     </w:p>
     <w:p>
       <w:pPr>
@@ -17737,7 +18582,7 @@
                     <pic:cNvPicPr/>
                   </pic:nvPicPr>
                   <pic:blipFill>
-                    <a:blip r:embed="rId30"/>
+                    <a:blip r:embed="rId31"/>
                     <a:stretch>
                       <a:fillRect/>
                     </a:stretch>
@@ -17825,7 +18670,7 @@
           <w:szCs w:val="20"/>
         </w:rPr>
       </w:pPr>
-      <w:bookmarkStart w:id="227" w:name="_Toc241478830"/>
+      <w:bookmarkStart w:id="232" w:name="_Toc241478830"/>
       <w:r>
         <w:rPr>
           <w:i w:val="0"/>
@@ -17891,7 +18736,7 @@
         </w:rPr>
         <w:t xml:space="preserve"> – Cadastrar Cliente</w:t>
       </w:r>
-      <w:bookmarkEnd w:id="227"/>
+      <w:bookmarkEnd w:id="232"/>
     </w:p>
     <w:p>
       <w:pPr>
@@ -17915,7 +18760,7 @@
                     <pic:cNvPicPr/>
                   </pic:nvPicPr>
                   <pic:blipFill>
-                    <a:blip r:embed="rId31"/>
+                    <a:blip r:embed="rId32"/>
                     <a:srcRect b="834"/>
                     <a:stretch>
                       <a:fillRect/>
@@ -17987,7 +18832,7 @@
           <w:sz w:val="20"/>
         </w:rPr>
       </w:pPr>
-      <w:bookmarkStart w:id="228" w:name="_Toc241478831"/>
+      <w:bookmarkStart w:id="233" w:name="_Toc241478831"/>
       <w:r>
         <w:rPr>
           <w:sz w:val="20"/>
@@ -18031,7 +18876,7 @@
         </w:rPr>
         <w:t xml:space="preserve"> – Editar Cliente</w:t>
       </w:r>
-      <w:bookmarkEnd w:id="228"/>
+      <w:bookmarkEnd w:id="233"/>
     </w:p>
     <w:p>
       <w:pPr>
@@ -18074,7 +18919,7 @@
                     <pic:cNvPicPr/>
                   </pic:nvPicPr>
                   <pic:blipFill>
-                    <a:blip r:embed="rId32"/>
+                    <a:blip r:embed="rId33"/>
                     <a:stretch>
                       <a:fillRect/>
                     </a:stretch>
@@ -18165,7 +19010,7 @@
         <w:lastRenderedPageBreak/>
         <w:t xml:space="preserve">  </w:t>
       </w:r>
-      <w:bookmarkStart w:id="229" w:name="_Toc241478832"/>
+      <w:bookmarkStart w:id="234" w:name="_Toc241478832"/>
       <w:r>
         <w:rPr>
           <w:i w:val="0"/>
@@ -18230,7 +19075,7 @@
         </w:rPr>
         <w:t xml:space="preserve"> – Excluir Cliente</w:t>
       </w:r>
-      <w:bookmarkEnd w:id="229"/>
+      <w:bookmarkEnd w:id="234"/>
     </w:p>
     <w:p>
       <w:pPr>
@@ -18254,7 +19099,7 @@
                     <pic:cNvPicPr/>
                   </pic:nvPicPr>
                   <pic:blipFill>
-                    <a:blip r:embed="rId33"/>
+                    <a:blip r:embed="rId34"/>
                     <a:stretch>
                       <a:fillRect/>
                     </a:stretch>
@@ -18322,7 +19167,7 @@
           <w:sz w:val="20"/>
         </w:rPr>
       </w:pPr>
-      <w:bookmarkStart w:id="230" w:name="_Toc241478833"/>
+      <w:bookmarkStart w:id="235" w:name="_Toc241478833"/>
       <w:r>
         <w:rPr>
           <w:sz w:val="20"/>
@@ -18366,7 +19211,7 @@
         </w:rPr>
         <w:t xml:space="preserve"> – Histórico Cliente</w:t>
       </w:r>
-      <w:bookmarkEnd w:id="230"/>
+      <w:bookmarkEnd w:id="235"/>
     </w:p>
     <w:p>
       <w:pPr>
@@ -18408,7 +19253,7 @@
                     <pic:cNvPicPr/>
                   </pic:nvPicPr>
                   <pic:blipFill>
-                    <a:blip r:embed="rId34"/>
+                    <a:blip r:embed="rId35"/>
                     <a:stretch>
                       <a:fillRect/>
                     </a:stretch>
@@ -18501,7 +19346,7 @@
           <w:szCs w:val="20"/>
         </w:rPr>
       </w:pPr>
-      <w:bookmarkStart w:id="231" w:name="_Toc241478834"/>
+      <w:bookmarkStart w:id="236" w:name="_Toc241478834"/>
       <w:r>
         <w:rPr>
           <w:i w:val="0"/>
@@ -18567,7 +19412,7 @@
         </w:rPr>
         <w:t xml:space="preserve"> – Serviços</w:t>
       </w:r>
-      <w:bookmarkEnd w:id="231"/>
+      <w:bookmarkEnd w:id="236"/>
     </w:p>
     <w:p>
       <w:pPr>
@@ -18591,7 +19436,7 @@
                     <pic:cNvPicPr/>
                   </pic:nvPicPr>
                   <pic:blipFill>
-                    <a:blip r:embed="rId35"/>
+                    <a:blip r:embed="rId36"/>
                     <a:stretch>
                       <a:fillRect/>
                     </a:stretch>
@@ -18652,7 +19497,7 @@
           <w:sz w:val="20"/>
         </w:rPr>
       </w:pPr>
-      <w:bookmarkStart w:id="232" w:name="_Toc241478835"/>
+      <w:bookmarkStart w:id="237" w:name="_Toc241478835"/>
       <w:r>
         <w:rPr>
           <w:sz w:val="20"/>
@@ -18696,7 +19541,7 @@
         </w:rPr>
         <w:t xml:space="preserve"> – Cadastrar Serviço</w:t>
       </w:r>
-      <w:bookmarkEnd w:id="232"/>
+      <w:bookmarkEnd w:id="237"/>
     </w:p>
     <w:p>
       <w:pPr>
@@ -18734,7 +19579,7 @@
                     <pic:cNvPicPr/>
                   </pic:nvPicPr>
                   <pic:blipFill>
-                    <a:blip r:embed="rId36">
+                    <a:blip r:embed="rId37">
                       <a:extLst>
                         <a:ext uri="{28A0092B-C50C-407E-A947-70E740481C1C}">
                           <a14:useLocalDpi xmlns:a14="http://schemas.microsoft.com/office/drawing/2010/main" val="0"/>
@@ -18816,7 +19661,7 @@
           <w:szCs w:val="20"/>
         </w:rPr>
       </w:pPr>
-      <w:bookmarkStart w:id="233" w:name="_Toc241478836"/>
+      <w:bookmarkStart w:id="238" w:name="_Toc241478836"/>
       <w:r>
         <w:rPr>
           <w:i w:val="0"/>
@@ -18882,7 +19727,7 @@
         </w:rPr>
         <w:t xml:space="preserve"> – Editar Serviço</w:t>
       </w:r>
-      <w:bookmarkEnd w:id="233"/>
+      <w:bookmarkEnd w:id="238"/>
     </w:p>
     <w:p>
       <w:pPr>
@@ -18906,7 +19751,7 @@
                     <pic:cNvPicPr/>
                   </pic:nvPicPr>
                   <pic:blipFill>
-                    <a:blip r:embed="rId37"/>
+                    <a:blip r:embed="rId38"/>
                     <a:stretch>
                       <a:fillRect/>
                     </a:stretch>
@@ -18980,7 +19825,7 @@
         </w:rPr>
         <w:t xml:space="preserve"> </w:t>
       </w:r>
-      <w:bookmarkStart w:id="234" w:name="_Toc241478837"/>
+      <w:bookmarkStart w:id="239" w:name="_Toc241478837"/>
       <w:r>
         <w:rPr>
           <w:sz w:val="20"/>
@@ -19024,7 +19869,7 @@
         </w:rPr>
         <w:t xml:space="preserve"> – Excluir Serviço</w:t>
       </w:r>
-      <w:bookmarkEnd w:id="234"/>
+      <w:bookmarkEnd w:id="239"/>
     </w:p>
     <w:p>
       <w:pPr>
@@ -19066,7 +19911,7 @@
                     <pic:cNvPicPr/>
                   </pic:nvPicPr>
                   <pic:blipFill>
-                    <a:blip r:embed="rId38"/>
+                    <a:blip r:embed="rId39"/>
                     <a:stretch>
                       <a:fillRect/>
                     </a:stretch>
@@ -19158,7 +20003,7 @@
           <w:szCs w:val="20"/>
         </w:rPr>
       </w:pPr>
-      <w:bookmarkStart w:id="235" w:name="_Toc241478838"/>
+      <w:bookmarkStart w:id="240" w:name="_Toc241478838"/>
       <w:r>
         <w:rPr>
           <w:i w:val="0"/>
@@ -19224,7 +20069,7 @@
         </w:rPr>
         <w:t xml:space="preserve"> – Cadastro Entrada e Saída</w:t>
       </w:r>
-      <w:bookmarkEnd w:id="235"/>
+      <w:bookmarkEnd w:id="240"/>
     </w:p>
     <w:p>
       <w:pPr>
@@ -19235,7 +20080,7 @@
           <w:noProof/>
         </w:rPr>
         <w:drawing>
-          <wp:inline distT="0" distB="0" distL="0" distR="0" wp14:anchorId="09E084F0" wp14:editId="043B3D9D">
+          <wp:inline distT="0" distB="0" distL="0" distR="0" wp14:anchorId="09E084F0" wp14:editId="5637AF60">
             <wp:extent cx="1800000" cy="3258000"/>
             <wp:effectExtent l="0" t="0" r="0" b="0"/>
             <wp:docPr id="26" name="Imagem 26"/>
@@ -19250,7 +20095,7 @@
                     <pic:cNvPicPr/>
                   </pic:nvPicPr>
                   <pic:blipFill>
-                    <a:blip r:embed="rId39" cstate="print">
+                    <a:blip r:embed="rId40" cstate="print">
                       <a:extLst>
                         <a:ext uri="{28A0092B-C50C-407E-A947-70E740481C1C}">
                           <a14:useLocalDpi xmlns:a14="http://schemas.microsoft.com/office/drawing/2010/main" val="0"/>
@@ -19325,7 +20170,7 @@
         </w:rPr>
         <w:t xml:space="preserve">       </w:t>
       </w:r>
-      <w:bookmarkStart w:id="236" w:name="_Toc241478839"/>
+      <w:bookmarkStart w:id="241" w:name="_Toc241478839"/>
       <w:r>
         <w:rPr>
           <w:sz w:val="20"/>
@@ -19369,7 +20214,7 @@
         </w:rPr>
         <w:t xml:space="preserve"> – Editar Entrada e Saída</w:t>
       </w:r>
-      <w:bookmarkEnd w:id="236"/>
+      <w:bookmarkEnd w:id="241"/>
     </w:p>
     <w:p>
       <w:pPr>
@@ -19411,7 +20256,7 @@
                     <pic:cNvPicPr/>
                   </pic:nvPicPr>
                   <pic:blipFill>
-                    <a:blip r:embed="rId40"/>
+                    <a:blip r:embed="rId41"/>
                     <a:stretch>
                       <a:fillRect/>
                     </a:stretch>
@@ -19504,7 +20349,7 @@
           <w:szCs w:val="20"/>
         </w:rPr>
       </w:pPr>
-      <w:bookmarkStart w:id="237" w:name="_Toc241478840"/>
+      <w:bookmarkStart w:id="242" w:name="_Toc241478840"/>
       <w:r>
         <w:rPr>
           <w:i w:val="0"/>
@@ -19570,7 +20415,7 @@
         </w:rPr>
         <w:t xml:space="preserve"> – Excluir Entrada e Saída</w:t>
       </w:r>
-      <w:bookmarkEnd w:id="237"/>
+      <w:bookmarkEnd w:id="242"/>
     </w:p>
     <w:p>
       <w:pPr>
@@ -19594,7 +20439,7 @@
                     <pic:cNvPicPr/>
                   </pic:nvPicPr>
                   <pic:blipFill>
-                    <a:blip r:embed="rId41"/>
+                    <a:blip r:embed="rId42"/>
                     <a:stretch>
                       <a:fillRect/>
                     </a:stretch>
@@ -19668,7 +20513,7 @@
         </w:rPr>
         <w:t xml:space="preserve">         </w:t>
       </w:r>
-      <w:bookmarkStart w:id="238" w:name="_Toc241478841"/>
+      <w:bookmarkStart w:id="243" w:name="_Toc241478841"/>
       <w:r>
         <w:rPr>
           <w:sz w:val="20"/>
@@ -19712,7 +20557,7 @@
         </w:rPr>
         <w:t xml:space="preserve"> – Movimentações Diárias</w:t>
       </w:r>
-      <w:bookmarkEnd w:id="238"/>
+      <w:bookmarkEnd w:id="243"/>
     </w:p>
     <w:p>
       <w:pPr>
@@ -19735,7 +20580,7 @@
           <w:noProof/>
         </w:rPr>
         <w:drawing>
-          <wp:inline distT="0" distB="0" distL="0" distR="0" wp14:anchorId="36E644E9" wp14:editId="3A8B11EB">
+          <wp:inline distT="0" distB="0" distL="0" distR="0" wp14:anchorId="36E644E9" wp14:editId="4233BF1E">
             <wp:extent cx="1800000" cy="3600000"/>
             <wp:effectExtent l="0" t="0" r="0" b="635"/>
             <wp:docPr id="18" name="Imagem 18" descr="D:\aplicacaoo\movimentacao_diaria.PNG"/>
@@ -19752,7 +20597,7 @@
                     </pic:cNvPicPr>
                   </pic:nvPicPr>
                   <pic:blipFill>
-                    <a:blip r:embed="rId42" cstate="print">
+                    <a:blip r:embed="rId43" cstate="print">
                       <a:extLst>
                         <a:ext uri="{28A0092B-C50C-407E-A947-70E740481C1C}">
                           <a14:useLocalDpi xmlns:a14="http://schemas.microsoft.com/office/drawing/2010/main" val="0"/>
@@ -19826,7 +20671,7 @@
           <w:szCs w:val="20"/>
         </w:rPr>
       </w:pPr>
-      <w:bookmarkStart w:id="239" w:name="_Toc241478842"/>
+      <w:bookmarkStart w:id="244" w:name="_Toc241478842"/>
       <w:r>
         <w:rPr>
           <w:i w:val="0"/>
@@ -19892,7 +20737,7 @@
         </w:rPr>
         <w:t xml:space="preserve"> – Movimentações Semanais</w:t>
       </w:r>
-      <w:bookmarkEnd w:id="239"/>
+      <w:bookmarkEnd w:id="244"/>
     </w:p>
     <w:p>
       <w:pPr>
@@ -19903,7 +20748,7 @@
           <w:noProof/>
         </w:rPr>
         <w:drawing>
-          <wp:inline distT="0" distB="0" distL="0" distR="0" wp14:anchorId="658ECCE3" wp14:editId="79011B8E">
+          <wp:inline distT="0" distB="0" distL="0" distR="0" wp14:anchorId="658ECCE3" wp14:editId="636203AC">
             <wp:extent cx="1800000" cy="3621600"/>
             <wp:effectExtent l="0" t="0" r="0" b="0"/>
             <wp:docPr id="19" name="Imagem 19" descr="D:\aplicacaoo\movimentacao_semanal.PNG"/>
@@ -19920,7 +20765,7 @@
                     </pic:cNvPicPr>
                   </pic:nvPicPr>
                   <pic:blipFill>
-                    <a:blip r:embed="rId43" cstate="print">
+                    <a:blip r:embed="rId44" cstate="print">
                       <a:extLst>
                         <a:ext uri="{28A0092B-C50C-407E-A947-70E740481C1C}">
                           <a14:useLocalDpi xmlns:a14="http://schemas.microsoft.com/office/drawing/2010/main" val="0"/>
@@ -19990,7 +20835,7 @@
           <w:szCs w:val="20"/>
         </w:rPr>
       </w:pPr>
-      <w:bookmarkStart w:id="240" w:name="_Toc241478843"/>
+      <w:bookmarkStart w:id="245" w:name="_Toc241478843"/>
       <w:r>
         <w:rPr>
           <w:i w:val="0"/>
@@ -20055,7 +20900,7 @@
         </w:rPr>
         <w:t xml:space="preserve"> – Movimentações Mensais</w:t>
       </w:r>
-      <w:bookmarkEnd w:id="240"/>
+      <w:bookmarkEnd w:id="245"/>
     </w:p>
     <w:p>
       <w:pPr>
@@ -20066,7 +20911,7 @@
           <w:noProof/>
         </w:rPr>
         <w:drawing>
-          <wp:inline distT="0" distB="0" distL="0" distR="0" wp14:anchorId="4FBE9DA2" wp14:editId="3D6C262B">
+          <wp:inline distT="0" distB="0" distL="0" distR="0" wp14:anchorId="4FBE9DA2" wp14:editId="53B860AF">
             <wp:extent cx="1800000" cy="3636000"/>
             <wp:effectExtent l="0" t="0" r="0" b="3175"/>
             <wp:docPr id="20" name="Imagem 20" descr="D:\aplicacaoo\movimentacao_mensal.PNG"/>
@@ -20083,7 +20928,7 @@
                     </pic:cNvPicPr>
                   </pic:nvPicPr>
                   <pic:blipFill>
-                    <a:blip r:embed="rId44" cstate="print">
+                    <a:blip r:embed="rId45" cstate="print">
                       <a:extLst>
                         <a:ext uri="{28A0092B-C50C-407E-A947-70E740481C1C}">
                           <a14:useLocalDpi xmlns:a14="http://schemas.microsoft.com/office/drawing/2010/main" val="0"/>
@@ -20137,7 +20982,7 @@
           <w:szCs w:val="20"/>
         </w:rPr>
       </w:pPr>
-      <w:bookmarkStart w:id="241" w:name="_Toc241478844"/>
+      <w:bookmarkStart w:id="246" w:name="_Toc241478844"/>
       <w:r>
         <w:rPr>
           <w:i w:val="0"/>
@@ -20203,7 +21048,7 @@
         </w:rPr>
         <w:t xml:space="preserve"> – Resumos Diários</w:t>
       </w:r>
-      <w:bookmarkEnd w:id="241"/>
+      <w:bookmarkEnd w:id="246"/>
     </w:p>
     <w:p>
       <w:pPr>
@@ -20214,7 +21059,7 @@
           <w:noProof/>
         </w:rPr>
         <w:drawing>
-          <wp:inline distT="0" distB="0" distL="0" distR="0" wp14:anchorId="76494233" wp14:editId="4D5E8048">
+          <wp:inline distT="0" distB="0" distL="0" distR="0" wp14:anchorId="76494233" wp14:editId="22D1550C">
             <wp:extent cx="1800000" cy="3585600"/>
             <wp:effectExtent l="0" t="0" r="0" b="0"/>
             <wp:docPr id="21" name="Imagem 21" descr="D:\aplicacaoo\relatorio_diario.PNG"/>
@@ -20231,7 +21076,7 @@
                     </pic:cNvPicPr>
                   </pic:nvPicPr>
                   <pic:blipFill>
-                    <a:blip r:embed="rId45" cstate="print">
+                    <a:blip r:embed="rId46" cstate="print">
                       <a:extLst>
                         <a:ext uri="{28A0092B-C50C-407E-A947-70E740481C1C}">
                           <a14:useLocalDpi xmlns:a14="http://schemas.microsoft.com/office/drawing/2010/main" val="0"/>
@@ -20301,7 +21146,7 @@
           <w:szCs w:val="20"/>
         </w:rPr>
       </w:pPr>
-      <w:bookmarkStart w:id="242" w:name="_Toc241478845"/>
+      <w:bookmarkStart w:id="247" w:name="_Toc241478845"/>
       <w:r>
         <w:rPr>
           <w:i w:val="0"/>
@@ -20366,7 +21211,7 @@
         </w:rPr>
         <w:t xml:space="preserve"> – Resumos Semanais</w:t>
       </w:r>
-      <w:bookmarkEnd w:id="242"/>
+      <w:bookmarkEnd w:id="247"/>
     </w:p>
     <w:p>
       <w:pPr>
@@ -20377,7 +21222,7 @@
           <w:noProof/>
         </w:rPr>
         <w:drawing>
-          <wp:inline distT="0" distB="0" distL="0" distR="0" wp14:anchorId="33D22E08" wp14:editId="05C0B7F9">
+          <wp:inline distT="0" distB="0" distL="0" distR="0" wp14:anchorId="33D22E08" wp14:editId="64A180A6">
             <wp:extent cx="1800000" cy="3632400"/>
             <wp:effectExtent l="0" t="0" r="0" b="6350"/>
             <wp:docPr id="22" name="Imagem 22" descr="D:\aplicacaoo\relatorio_semanal.PNG"/>
@@ -20394,7 +21239,7 @@
                     </pic:cNvPicPr>
                   </pic:nvPicPr>
                   <pic:blipFill>
-                    <a:blip r:embed="rId46" cstate="print">
+                    <a:blip r:embed="rId47" cstate="print">
                       <a:extLst>
                         <a:ext uri="{28A0092B-C50C-407E-A947-70E740481C1C}">
                           <a14:useLocalDpi xmlns:a14="http://schemas.microsoft.com/office/drawing/2010/main" val="0"/>
@@ -20448,7 +21293,7 @@
           <w:szCs w:val="20"/>
         </w:rPr>
       </w:pPr>
-      <w:bookmarkStart w:id="243" w:name="_Toc241478846"/>
+      <w:bookmarkStart w:id="248" w:name="_Toc241478846"/>
       <w:r>
         <w:rPr>
           <w:i w:val="0"/>
@@ -20514,7 +21359,7 @@
         </w:rPr>
         <w:t xml:space="preserve"> – Resumos Mensais</w:t>
       </w:r>
-      <w:bookmarkEnd w:id="243"/>
+      <w:bookmarkEnd w:id="248"/>
     </w:p>
     <w:p>
       <w:pPr>
@@ -20525,7 +21370,7 @@
           <w:noProof/>
         </w:rPr>
         <w:drawing>
-          <wp:inline distT="0" distB="0" distL="0" distR="0" wp14:anchorId="30EB8360" wp14:editId="44B59923">
+          <wp:inline distT="0" distB="0" distL="0" distR="0" wp14:anchorId="30EB8360" wp14:editId="40DFCBFD">
             <wp:extent cx="1800000" cy="3621600"/>
             <wp:effectExtent l="0" t="0" r="0" b="0"/>
             <wp:docPr id="24" name="Imagem 24" descr="D:\aplicacaoo\relatorio_mensal.PNG"/>
@@ -20542,7 +21387,7 @@
                     </pic:cNvPicPr>
                   </pic:nvPicPr>
                   <pic:blipFill>
-                    <a:blip r:embed="rId47" cstate="print">
+                    <a:blip r:embed="rId48" cstate="print">
                       <a:extLst>
                         <a:ext uri="{28A0092B-C50C-407E-A947-70E740481C1C}">
                           <a14:useLocalDpi xmlns:a14="http://schemas.microsoft.com/office/drawing/2010/main" val="0"/>
@@ -20625,7 +21470,7 @@
         </w:rPr>
         <w:t xml:space="preserve">      </w:t>
       </w:r>
-      <w:bookmarkStart w:id="244" w:name="_Toc241478847"/>
+      <w:bookmarkStart w:id="249" w:name="_Toc241478847"/>
       <w:r>
         <w:rPr>
           <w:sz w:val="20"/>
@@ -20669,7 +21514,7 @@
         </w:rPr>
         <w:t xml:space="preserve"> – Editar Perfil</w:t>
       </w:r>
-      <w:bookmarkEnd w:id="244"/>
+      <w:bookmarkEnd w:id="249"/>
     </w:p>
     <w:p>
       <w:pPr>
@@ -20692,7 +21537,7 @@
           <w:noProof/>
         </w:rPr>
         <w:drawing>
-          <wp:inline distT="0" distB="0" distL="0" distR="0" wp14:anchorId="7FE45B35" wp14:editId="6211173E">
+          <wp:inline distT="0" distB="0" distL="0" distR="0" wp14:anchorId="7FE45B35" wp14:editId="706DD70C">
             <wp:extent cx="1800000" cy="3578400"/>
             <wp:effectExtent l="0" t="0" r="0" b="3175"/>
             <wp:docPr id="23" name="Imagem 23" descr="D:\aplicacaoo\meu_perfil.PNG"/>
@@ -20709,7 +21554,7 @@
                     </pic:cNvPicPr>
                   </pic:nvPicPr>
                   <pic:blipFill>
-                    <a:blip r:embed="rId48" cstate="print">
+                    <a:blip r:embed="rId49" cstate="print">
                       <a:extLst>
                         <a:ext uri="{28A0092B-C50C-407E-A947-70E740481C1C}">
                           <a14:useLocalDpi xmlns:a14="http://schemas.microsoft.com/office/drawing/2010/main" val="0"/>
@@ -20756,7 +21601,7 @@
       <w:pPr>
         <w:pStyle w:val="Ttulo1"/>
       </w:pPr>
-      <w:bookmarkStart w:id="245" w:name="_Toc241479075"/>
+      <w:bookmarkStart w:id="250" w:name="_Toc241738973"/>
       <w:r>
         <w:lastRenderedPageBreak/>
         <w:t xml:space="preserve">Banco de </w:t>
@@ -20764,7 +21609,7 @@
       <w:r>
         <w:t>dados</w:t>
       </w:r>
-      <w:bookmarkEnd w:id="245"/>
+      <w:bookmarkEnd w:id="250"/>
     </w:p>
     <w:p>
       <w:r>
@@ -20793,11 +21638,11 @@
       <w:pPr>
         <w:pStyle w:val="Ttulo1"/>
       </w:pPr>
-      <w:bookmarkStart w:id="246" w:name="_Toc241479076"/>
+      <w:bookmarkStart w:id="251" w:name="_Toc241738974"/>
       <w:r>
         <w:t>Considerações Finais</w:t>
       </w:r>
-      <w:bookmarkEnd w:id="246"/>
+      <w:bookmarkEnd w:id="251"/>
     </w:p>
     <w:p>
       <w:pPr>
@@ -20847,7 +21692,7 @@
           <w:lang w:val="pt-BR"/>
         </w:rPr>
       </w:pPr>
-      <w:bookmarkStart w:id="247" w:name="_Toc241479077"/>
+      <w:bookmarkStart w:id="252" w:name="_Toc241738975"/>
       <w:r>
         <w:rPr>
           <w:lang w:val="pt-BR"/>
@@ -20855,7 +21700,7 @@
         <w:lastRenderedPageBreak/>
         <w:t>Referências Bibliográficas</w:t>
       </w:r>
-      <w:bookmarkEnd w:id="247"/>
+      <w:bookmarkEnd w:id="252"/>
     </w:p>
     <w:p/>
     <w:p>
@@ -20877,7 +21722,7 @@
       <w:r>
         <w:t xml:space="preserve"> Disponível em: </w:t>
       </w:r>
-      <w:hyperlink r:id="rId49" w:history="1">
+      <w:hyperlink r:id="rId50" w:history="1">
         <w:r>
           <w:rPr>
             <w:rStyle w:val="Hyperlink"/>
@@ -20917,7 +21762,7 @@
         </w:rPr>
         <w:t xml:space="preserve">. Disponível em: </w:t>
       </w:r>
-      <w:hyperlink r:id="rId50" w:history="1">
+      <w:hyperlink r:id="rId51" w:history="1">
         <w:r>
           <w:rPr>
             <w:rStyle w:val="Hyperlink"/>
@@ -20960,7 +21805,7 @@
         </w:rPr>
         <w:t xml:space="preserve">. Disponível em: </w:t>
       </w:r>
-      <w:hyperlink r:id="rId51" w:history="1">
+      <w:hyperlink r:id="rId52" w:history="1">
         <w:r>
           <w:rPr>
             <w:rStyle w:val="Hyperlink"/>
@@ -21006,7 +21851,7 @@
         </w:rPr>
         <w:t xml:space="preserve">. Disponível em: </w:t>
       </w:r>
-      <w:hyperlink r:id="rId52" w:history="1">
+      <w:hyperlink r:id="rId53" w:history="1">
         <w:r>
           <w:rPr>
             <w:rStyle w:val="Hyperlink"/>
@@ -21046,7 +21891,7 @@
         </w:rPr>
         <w:t xml:space="preserve">. Disponível em: </w:t>
       </w:r>
-      <w:hyperlink r:id="rId53">
+      <w:hyperlink r:id="rId54">
         <w:r>
           <w:rPr>
             <w:rStyle w:val="Hyperlink"/>
@@ -21094,7 +21939,7 @@
         </w:rPr>
         <w:t xml:space="preserve">. Disponível em: </w:t>
       </w:r>
-      <w:hyperlink r:id="rId54">
+      <w:hyperlink r:id="rId55">
         <w:r>
           <w:rPr>
             <w:rStyle w:val="Hyperlink"/>
@@ -21138,7 +21983,7 @@
         </w:rPr>
         <w:t xml:space="preserve">. Disponível em: </w:t>
       </w:r>
-      <w:hyperlink r:id="rId55">
+      <w:hyperlink r:id="rId56">
         <w:r>
           <w:rPr>
             <w:rStyle w:val="Hyperlink"/>
@@ -21171,7 +22016,7 @@
       <w:r>
         <w:t xml:space="preserve">. Disponível em: </w:t>
       </w:r>
-      <w:hyperlink r:id="rId56" w:history="1">
+      <w:hyperlink r:id="rId57" w:history="1">
         <w:r>
           <w:rPr>
             <w:rStyle w:val="Hyperlink"/>
@@ -21217,8 +22062,8 @@
     <w:p/>
     <w:p/>
     <w:sectPr>
-      <w:headerReference w:type="default" r:id="rId57"/>
-      <w:footerReference w:type="default" r:id="rId58"/>
+      <w:headerReference w:type="default" r:id="rId58"/>
+      <w:footerReference w:type="default" r:id="rId59"/>
       <w:pgSz w:w="11907" w:h="16840" w:code="9"/>
       <w:pgMar w:top="1701" w:right="1134" w:bottom="1134" w:left="1701" w:header="709" w:footer="709" w:gutter="0"/>
       <w:cols w:space="720"/>
@@ -23410,7 +24255,7 @@
   <w:abstractNum w:abstractNumId="16" w15:restartNumberingAfterBreak="0">
     <w:nsid w:val="39164126"/>
     <w:multiLevelType w:val="multilevel"/>
-    <w:tmpl w:val="1DE2B354"/>
+    <w:tmpl w:val="267CDA26"/>
     <w:lvl w:ilvl="0">
       <w:start w:val="1"/>
       <w:numFmt w:val="decimal"/>
@@ -23444,7 +24289,7 @@
         <w:ind w:left="720" w:hanging="720"/>
       </w:pPr>
       <w:rPr>
-        <w:rFonts w:cs="Times New Roman"/>
+        <w:rFonts w:ascii="Arial" w:hAnsi="Arial" w:cs="Arial" w:hint="default"/>
         <w:b w:val="0"/>
         <w:bCs w:val="0"/>
         <w:i w:val="0"/>
@@ -26197,7 +27042,6 @@
   <w:style w:type="character" w:default="1" w:styleId="Fontepargpadro">
     <w:name w:val="Default Paragraph Font"/>
     <w:uiPriority w:val="1"/>
-    <w:semiHidden/>
     <w:unhideWhenUsed/>
   </w:style>
   <w:style w:type="table" w:default="1" w:styleId="Tabelanormal">
@@ -26834,6 +27678,21 @@
       <w:shd w:val="clear" w:color="auto" w:fill="E1DFDD"/>
     </w:rPr>
   </w:style>
+  <w:style w:type="paragraph" w:customStyle="1" w:styleId="isselectedend">
+    <w:name w:val="isselectedend"/>
+    <w:basedOn w:val="Normal"/>
+    <w:rsid w:val="00F112A0"/>
+    <w:pPr>
+      <w:widowControl/>
+      <w:spacing w:before="100" w:beforeAutospacing="1" w:after="100" w:afterAutospacing="1" w:line="240" w:lineRule="auto"/>
+      <w:ind w:firstLine="0"/>
+      <w:jc w:val="left"/>
+    </w:pPr>
+    <w:rPr>
+      <w:rFonts w:ascii="Times New Roman" w:hAnsi="Times New Roman"/>
+      <w:szCs w:val="24"/>
+    </w:rPr>
+  </w:style>
 </w:styles>
 </file>
 
@@ -27123,6 +27982,21 @@
 </file>
 
 <file path=customXml/item1.xml><?xml version="1.0" encoding="utf-8"?>
+<b:Sources xmlns:b="http://schemas.openxmlformats.org/officeDocument/2006/bibliography" xmlns="http://schemas.openxmlformats.org/officeDocument/2006/bibliography" SelectedStyle="\APA.XSL" StyleName="APA"/>
+</file>
+
+<file path=customXml/item2.xml><?xml version="1.0" encoding="utf-8"?>
+<p:properties xmlns:p="http://schemas.microsoft.com/office/2006/metadata/properties" xmlns:xsi="http://www.w3.org/2001/XMLSchema-instance" xmlns:pc="http://schemas.microsoft.com/office/infopath/2007/PartnerControls">
+  <documentManagement>
+    <lcf76f155ced4ddcb4097134ff3c332f xmlns="73616d7f-17b8-4c43-aa5e-25ef7e462a18">
+      <Terms xmlns="http://schemas.microsoft.com/office/infopath/2007/PartnerControls"/>
+    </lcf76f155ced4ddcb4097134ff3c332f>
+    <TaxCatchAll xmlns="686b96b7-37ef-4e5c-bc3c-4e780f33c780" xsi:nil="true"/>
+  </documentManagement>
+</p:properties>
+</file>
+
+<file path=customXml/item3.xml><?xml version="1.0" encoding="utf-8"?>
 <?mso-contentType ?>
 <FormTemplates xmlns="http://schemas.microsoft.com/sharepoint/v3/contenttype/forms">
   <Display>DocumentLibraryForm</Display>
@@ -27131,7 +28005,7 @@
 </FormTemplates>
 </file>
 
-<file path=customXml/item2.xml><?xml version="1.0" encoding="utf-8"?>
+<file path=customXml/item4.xml><?xml version="1.0" encoding="utf-8"?>
 <ct:contentTypeSchema xmlns:ct="http://schemas.microsoft.com/office/2006/metadata/contentType" xmlns:ma="http://schemas.microsoft.com/office/2006/metadata/properties/metaAttributes" ct:_="" ma:_="" ma:contentTypeName="Documento" ma:contentTypeID="0x01010020DA79A94EAF84479D995EE9166ADAA4" ma:contentTypeVersion="11" ma:contentTypeDescription="Crie um novo documento." ma:contentTypeScope="" ma:versionID="db0f6cab5e24e8cd6751fda002f09c0a">
   <xsd:schema xmlns:xsd="http://www.w3.org/2001/XMLSchema" xmlns:xs="http://www.w3.org/2001/XMLSchema" xmlns:p="http://schemas.microsoft.com/office/2006/metadata/properties" xmlns:ns2="73616d7f-17b8-4c43-aa5e-25ef7e462a18" xmlns:ns3="686b96b7-37ef-4e5c-bc3c-4e780f33c780" targetNamespace="http://schemas.microsoft.com/office/2006/metadata/properties" ma:root="true" ma:fieldsID="0fb1f17ca0d982144b9f7f51c1ea08de" ns2:_="" ns3:_="">
     <xsd:import namespace="73616d7f-17b8-4c43-aa5e-25ef7e462a18"/>
@@ -27326,22 +28200,26 @@
 </ct:contentTypeSchema>
 </file>
 
-<file path=customXml/item3.xml><?xml version="1.0" encoding="utf-8"?>
-<p:properties xmlns:p="http://schemas.microsoft.com/office/2006/metadata/properties" xmlns:xsi="http://www.w3.org/2001/XMLSchema-instance" xmlns:pc="http://schemas.microsoft.com/office/infopath/2007/PartnerControls">
-  <documentManagement>
-    <lcf76f155ced4ddcb4097134ff3c332f xmlns="73616d7f-17b8-4c43-aa5e-25ef7e462a18">
-      <Terms xmlns="http://schemas.microsoft.com/office/infopath/2007/PartnerControls"/>
-    </lcf76f155ced4ddcb4097134ff3c332f>
-    <TaxCatchAll xmlns="686b96b7-37ef-4e5c-bc3c-4e780f33c780" xsi:nil="true"/>
-  </documentManagement>
-</p:properties>
+<file path=customXml/itemProps1.xml><?xml version="1.0" encoding="utf-8"?>
+<ds:datastoreItem xmlns:ds="http://schemas.openxmlformats.org/officeDocument/2006/customXml" ds:itemID="{8C8965D9-0818-43D2-B433-7B321E8F3C6F}">
+  <ds:schemaRefs>
+    <ds:schemaRef ds:uri="http://schemas.openxmlformats.org/officeDocument/2006/bibliography"/>
+  </ds:schemaRefs>
+</ds:datastoreItem>
 </file>
 
-<file path=customXml/item4.xml><?xml version="1.0" encoding="utf-8"?>
-<b:Sources xmlns:b="http://schemas.openxmlformats.org/officeDocument/2006/bibliography" xmlns="http://schemas.openxmlformats.org/officeDocument/2006/bibliography" SelectedStyle="\APA.XSL" StyleName="APA"/>
+<file path=customXml/itemProps2.xml><?xml version="1.0" encoding="utf-8"?>
+<ds:datastoreItem xmlns:ds="http://schemas.openxmlformats.org/officeDocument/2006/customXml" ds:itemID="{0FB482D0-C62D-40F8-A30D-80102D84D1F8}">
+  <ds:schemaRefs>
+    <ds:schemaRef ds:uri="http://schemas.microsoft.com/office/2006/metadata/properties"/>
+    <ds:schemaRef ds:uri="http://schemas.microsoft.com/office/infopath/2007/PartnerControls"/>
+    <ds:schemaRef ds:uri="73616d7f-17b8-4c43-aa5e-25ef7e462a18"/>
+    <ds:schemaRef ds:uri="686b96b7-37ef-4e5c-bc3c-4e780f33c780"/>
+  </ds:schemaRefs>
+</ds:datastoreItem>
 </file>
 
-<file path=customXml/itemProps1.xml><?xml version="1.0" encoding="utf-8"?>
+<file path=customXml/itemProps3.xml><?xml version="1.0" encoding="utf-8"?>
 <ds:datastoreItem xmlns:ds="http://schemas.openxmlformats.org/officeDocument/2006/customXml" ds:itemID="{CF1FD0AD-7A56-4031-B24D-376004EB8526}">
   <ds:schemaRefs>
     <ds:schemaRef ds:uri="http://schemas.microsoft.com/sharepoint/v3/contenttype/forms"/>
@@ -27349,7 +28227,7 @@
 </ds:datastoreItem>
 </file>
 
-<file path=customXml/itemProps2.xml><?xml version="1.0" encoding="utf-8"?>
+<file path=customXml/itemProps4.xml><?xml version="1.0" encoding="utf-8"?>
 <ds:datastoreItem xmlns:ds="http://schemas.openxmlformats.org/officeDocument/2006/customXml" ds:itemID="{89C5A49E-B54F-4963-BBA9-17020C92F744}">
   <ds:schemaRefs>
     <ds:schemaRef ds:uri="http://schemas.microsoft.com/office/2006/metadata/contentType"/>
@@ -27366,23 +28244,4 @@
     <ds:schemaRef ds:uri="http://schemas.microsoft.com/internal/obd"/>
   </ds:schemaRefs>
 </ds:datastoreItem>
-</file>
-
-<file path=customXml/itemProps3.xml><?xml version="1.0" encoding="utf-8"?>
-<ds:datastoreItem xmlns:ds="http://schemas.openxmlformats.org/officeDocument/2006/customXml" ds:itemID="{0FB482D0-C62D-40F8-A30D-80102D84D1F8}">
-  <ds:schemaRefs>
-    <ds:schemaRef ds:uri="http://schemas.microsoft.com/office/2006/metadata/properties"/>
-    <ds:schemaRef ds:uri="http://schemas.microsoft.com/office/infopath/2007/PartnerControls"/>
-    <ds:schemaRef ds:uri="73616d7f-17b8-4c43-aa5e-25ef7e462a18"/>
-    <ds:schemaRef ds:uri="686b96b7-37ef-4e5c-bc3c-4e780f33c780"/>
-  </ds:schemaRefs>
-</ds:datastoreItem>
-</file>
-
-<file path=customXml/itemProps4.xml><?xml version="1.0" encoding="utf-8"?>
-<ds:datastoreItem xmlns:ds="http://schemas.openxmlformats.org/officeDocument/2006/customXml" ds:itemID="{8C8965D9-0818-43D2-B433-7B321E8F3C6F}">
-  <ds:schemaRefs>
-    <ds:schemaRef ds:uri="http://schemas.openxmlformats.org/officeDocument/2006/bibliography"/>
-  </ds:schemaRefs>
-</ds:datastoreItem>
 </file>
--- a/DayPlannio.docx
+++ b/DayPlannio.docx
@@ -748,7 +748,7 @@
         </w:rPr>
         <w:fldChar w:fldCharType="separate"/>
       </w:r>
-      <w:hyperlink w:anchor="_Toc241478813" w:history="1">
+      <w:hyperlink w:anchor="_Toc241740656" w:history="1">
         <w:r>
           <w:rPr>
             <w:rStyle w:val="Hyperlink"/>
@@ -775,7 +775,7 @@
             <w:noProof/>
             <w:webHidden/>
           </w:rPr>
-          <w:instrText xml:space="preserve"> PAGEREF _Toc241478813 \h </w:instrText>
+          <w:instrText xml:space="preserve"> PAGEREF _Toc241740656 \h </w:instrText>
         </w:r>
         <w:r>
           <w:rPr>
@@ -795,7 +795,7 @@
             <w:noProof/>
             <w:webHidden/>
           </w:rPr>
-          <w:t>20</w:t>
+          <w:t>22</w:t>
         </w:r>
         <w:r>
           <w:rPr>
@@ -820,7 +820,7 @@
           <w14:ligatures w14:val="standardContextual"/>
         </w:rPr>
       </w:pPr>
-      <w:hyperlink w:anchor="_Toc241478814" w:history="1">
+      <w:hyperlink w:anchor="_Toc241740657" w:history="1">
         <w:r>
           <w:rPr>
             <w:rStyle w:val="Hyperlink"/>
@@ -847,7 +847,7 @@
             <w:noProof/>
             <w:webHidden/>
           </w:rPr>
-          <w:instrText xml:space="preserve"> PAGEREF _Toc241478814 \h </w:instrText>
+          <w:instrText xml:space="preserve"> PAGEREF _Toc241740657 \h </w:instrText>
         </w:r>
         <w:r>
           <w:rPr>
@@ -867,7 +867,7 @@
             <w:noProof/>
             <w:webHidden/>
           </w:rPr>
-          <w:t>21</w:t>
+          <w:t>23</w:t>
         </w:r>
         <w:r>
           <w:rPr>
@@ -892,7 +892,7 @@
           <w14:ligatures w14:val="standardContextual"/>
         </w:rPr>
       </w:pPr>
-      <w:hyperlink w:anchor="_Toc241478815" w:history="1">
+      <w:hyperlink w:anchor="_Toc241740658" w:history="1">
         <w:r>
           <w:rPr>
             <w:rStyle w:val="Hyperlink"/>
@@ -919,7 +919,7 @@
             <w:noProof/>
             <w:webHidden/>
           </w:rPr>
-          <w:instrText xml:space="preserve"> PAGEREF _Toc241478815 \h </w:instrText>
+          <w:instrText xml:space="preserve"> PAGEREF _Toc241740658 \h </w:instrText>
         </w:r>
         <w:r>
           <w:rPr>
@@ -939,7 +939,7 @@
             <w:noProof/>
             <w:webHidden/>
           </w:rPr>
-          <w:t>27</w:t>
+          <w:t>29</w:t>
         </w:r>
         <w:r>
           <w:rPr>
@@ -964,7 +964,7 @@
           <w14:ligatures w14:val="standardContextual"/>
         </w:rPr>
       </w:pPr>
-      <w:hyperlink w:anchor="_Toc241478816" w:history="1">
+      <w:hyperlink w:anchor="_Toc241740659" w:history="1">
         <w:r>
           <w:rPr>
             <w:rStyle w:val="Hyperlink"/>
@@ -991,7 +991,7 @@
             <w:noProof/>
             <w:webHidden/>
           </w:rPr>
-          <w:instrText xml:space="preserve"> PAGEREF _Toc241478816 \h </w:instrText>
+          <w:instrText xml:space="preserve"> PAGEREF _Toc241740659 \h </w:instrText>
         </w:r>
         <w:r>
           <w:rPr>
@@ -1011,7 +1011,7 @@
             <w:noProof/>
             <w:webHidden/>
           </w:rPr>
-          <w:t>28</w:t>
+          <w:t>30</w:t>
         </w:r>
         <w:r>
           <w:rPr>
@@ -1036,7 +1036,7 @@
           <w14:ligatures w14:val="standardContextual"/>
         </w:rPr>
       </w:pPr>
-      <w:hyperlink w:anchor="_Toc241478817" w:history="1">
+      <w:hyperlink w:anchor="_Toc241740660" w:history="1">
         <w:r>
           <w:rPr>
             <w:rStyle w:val="Hyperlink"/>
@@ -1063,7 +1063,7 @@
             <w:noProof/>
             <w:webHidden/>
           </w:rPr>
-          <w:instrText xml:space="preserve"> PAGEREF _Toc241478817 \h </w:instrText>
+          <w:instrText xml:space="preserve"> PAGEREF _Toc241740660 \h </w:instrText>
         </w:r>
         <w:r>
           <w:rPr>
@@ -1083,7 +1083,7 @@
             <w:noProof/>
             <w:webHidden/>
           </w:rPr>
-          <w:t>28</w:t>
+          <w:t>30</w:t>
         </w:r>
         <w:r>
           <w:rPr>
@@ -1108,7 +1108,7 @@
           <w14:ligatures w14:val="standardContextual"/>
         </w:rPr>
       </w:pPr>
-      <w:hyperlink w:anchor="_Toc241478818" w:history="1">
+      <w:hyperlink w:anchor="_Toc241740661" w:history="1">
         <w:r>
           <w:rPr>
             <w:rStyle w:val="Hyperlink"/>
@@ -1135,7 +1135,7 @@
             <w:noProof/>
             <w:webHidden/>
           </w:rPr>
-          <w:instrText xml:space="preserve"> PAGEREF _Toc241478818 \h </w:instrText>
+          <w:instrText xml:space="preserve"> PAGEREF _Toc241740661 \h </w:instrText>
         </w:r>
         <w:r>
           <w:rPr>
@@ -1155,7 +1155,7 @@
             <w:noProof/>
             <w:webHidden/>
           </w:rPr>
-          <w:t>30</w:t>
+          <w:t>32</w:t>
         </w:r>
         <w:r>
           <w:rPr>
@@ -1180,7 +1180,7 @@
           <w14:ligatures w14:val="standardContextual"/>
         </w:rPr>
       </w:pPr>
-      <w:hyperlink w:anchor="_Toc241478819" w:history="1">
+      <w:hyperlink w:anchor="_Toc241740662" w:history="1">
         <w:r>
           <w:rPr>
             <w:rStyle w:val="Hyperlink"/>
@@ -1207,7 +1207,7 @@
             <w:noProof/>
             <w:webHidden/>
           </w:rPr>
-          <w:instrText xml:space="preserve"> PAGEREF _Toc241478819 \h </w:instrText>
+          <w:instrText xml:space="preserve"> PAGEREF _Toc241740662 \h </w:instrText>
         </w:r>
         <w:r>
           <w:rPr>
@@ -1227,7 +1227,7 @@
             <w:noProof/>
             <w:webHidden/>
           </w:rPr>
-          <w:t>30</w:t>
+          <w:t>32</w:t>
         </w:r>
         <w:r>
           <w:rPr>
@@ -1252,7 +1252,7 @@
           <w14:ligatures w14:val="standardContextual"/>
         </w:rPr>
       </w:pPr>
-      <w:hyperlink w:anchor="_Toc241478820" w:history="1">
+      <w:hyperlink w:anchor="_Toc241740663" w:history="1">
         <w:r>
           <w:rPr>
             <w:rStyle w:val="Hyperlink"/>
@@ -1279,7 +1279,7 @@
             <w:noProof/>
             <w:webHidden/>
           </w:rPr>
-          <w:instrText xml:space="preserve"> PAGEREF _Toc241478820 \h </w:instrText>
+          <w:instrText xml:space="preserve"> PAGEREF _Toc241740663 \h </w:instrText>
         </w:r>
         <w:r>
           <w:rPr>
@@ -1299,7 +1299,7 @@
             <w:noProof/>
             <w:webHidden/>
           </w:rPr>
-          <w:t>31</w:t>
+          <w:t>33</w:t>
         </w:r>
         <w:r>
           <w:rPr>
@@ -1324,7 +1324,7 @@
           <w14:ligatures w14:val="standardContextual"/>
         </w:rPr>
       </w:pPr>
-      <w:hyperlink w:anchor="_Toc241478821" w:history="1">
+      <w:hyperlink w:anchor="_Toc241740664" w:history="1">
         <w:r>
           <w:rPr>
             <w:rStyle w:val="Hyperlink"/>
@@ -1351,7 +1351,7 @@
             <w:noProof/>
             <w:webHidden/>
           </w:rPr>
-          <w:instrText xml:space="preserve"> PAGEREF _Toc241478821 \h </w:instrText>
+          <w:instrText xml:space="preserve"> PAGEREF _Toc241740664 \h </w:instrText>
         </w:r>
         <w:r>
           <w:rPr>
@@ -1371,7 +1371,7 @@
             <w:noProof/>
             <w:webHidden/>
           </w:rPr>
-          <w:t>31</w:t>
+          <w:t>33</w:t>
         </w:r>
         <w:r>
           <w:rPr>
@@ -1396,7 +1396,7 @@
           <w14:ligatures w14:val="standardContextual"/>
         </w:rPr>
       </w:pPr>
-      <w:hyperlink w:anchor="_Toc241478822" w:history="1">
+      <w:hyperlink w:anchor="_Toc241740665" w:history="1">
         <w:r>
           <w:rPr>
             <w:rStyle w:val="Hyperlink"/>
@@ -1423,7 +1423,7 @@
             <w:noProof/>
             <w:webHidden/>
           </w:rPr>
-          <w:instrText xml:space="preserve"> PAGEREF _Toc241478822 \h </w:instrText>
+          <w:instrText xml:space="preserve"> PAGEREF _Toc241740665 \h </w:instrText>
         </w:r>
         <w:r>
           <w:rPr>
@@ -1443,7 +1443,7 @@
             <w:noProof/>
             <w:webHidden/>
           </w:rPr>
-          <w:t>32</w:t>
+          <w:t>34</w:t>
         </w:r>
         <w:r>
           <w:rPr>
@@ -1468,7 +1468,7 @@
           <w14:ligatures w14:val="standardContextual"/>
         </w:rPr>
       </w:pPr>
-      <w:hyperlink w:anchor="_Toc241478823" w:history="1">
+      <w:hyperlink w:anchor="_Toc241740666" w:history="1">
         <w:r>
           <w:rPr>
             <w:rStyle w:val="Hyperlink"/>
@@ -1495,7 +1495,7 @@
             <w:noProof/>
             <w:webHidden/>
           </w:rPr>
-          <w:instrText xml:space="preserve"> PAGEREF _Toc241478823 \h </w:instrText>
+          <w:instrText xml:space="preserve"> PAGEREF _Toc241740666 \h </w:instrText>
         </w:r>
         <w:r>
           <w:rPr>
@@ -1515,7 +1515,7 @@
             <w:noProof/>
             <w:webHidden/>
           </w:rPr>
-          <w:t>32</w:t>
+          <w:t>34</w:t>
         </w:r>
         <w:r>
           <w:rPr>
@@ -1540,7 +1540,7 @@
           <w14:ligatures w14:val="standardContextual"/>
         </w:rPr>
       </w:pPr>
-      <w:hyperlink w:anchor="_Toc241478824" w:history="1">
+      <w:hyperlink w:anchor="_Toc241740667" w:history="1">
         <w:r>
           <w:rPr>
             <w:rStyle w:val="Hyperlink"/>
@@ -1567,7 +1567,7 @@
             <w:noProof/>
             <w:webHidden/>
           </w:rPr>
-          <w:instrText xml:space="preserve"> PAGEREF _Toc241478824 \h </w:instrText>
+          <w:instrText xml:space="preserve"> PAGEREF _Toc241740667 \h </w:instrText>
         </w:r>
         <w:r>
           <w:rPr>
@@ -1587,7 +1587,7 @@
             <w:noProof/>
             <w:webHidden/>
           </w:rPr>
-          <w:t>33</w:t>
+          <w:t>35</w:t>
         </w:r>
         <w:r>
           <w:rPr>
@@ -1612,7 +1612,7 @@
           <w14:ligatures w14:val="standardContextual"/>
         </w:rPr>
       </w:pPr>
-      <w:hyperlink w:anchor="_Toc241478825" w:history="1">
+      <w:hyperlink w:anchor="_Toc241740668" w:history="1">
         <w:r>
           <w:rPr>
             <w:rStyle w:val="Hyperlink"/>
@@ -1639,7 +1639,7 @@
             <w:noProof/>
             <w:webHidden/>
           </w:rPr>
-          <w:instrText xml:space="preserve"> PAGEREF _Toc241478825 \h </w:instrText>
+          <w:instrText xml:space="preserve"> PAGEREF _Toc241740668 \h </w:instrText>
         </w:r>
         <w:r>
           <w:rPr>
@@ -1659,7 +1659,7 @@
             <w:noProof/>
             <w:webHidden/>
           </w:rPr>
-          <w:t>33</w:t>
+          <w:t>35</w:t>
         </w:r>
         <w:r>
           <w:rPr>
@@ -1684,7 +1684,7 @@
           <w14:ligatures w14:val="standardContextual"/>
         </w:rPr>
       </w:pPr>
-      <w:hyperlink w:anchor="_Toc241478826" w:history="1">
+      <w:hyperlink w:anchor="_Toc241740669" w:history="1">
         <w:r>
           <w:rPr>
             <w:rStyle w:val="Hyperlink"/>
@@ -1711,7 +1711,7 @@
             <w:noProof/>
             <w:webHidden/>
           </w:rPr>
-          <w:instrText xml:space="preserve"> PAGEREF _Toc241478826 \h </w:instrText>
+          <w:instrText xml:space="preserve"> PAGEREF _Toc241740669 \h </w:instrText>
         </w:r>
         <w:r>
           <w:rPr>
@@ -1731,7 +1731,7 @@
             <w:noProof/>
             <w:webHidden/>
           </w:rPr>
-          <w:t>34</w:t>
+          <w:t>36</w:t>
         </w:r>
         <w:r>
           <w:rPr>
@@ -1756,7 +1756,7 @@
           <w14:ligatures w14:val="standardContextual"/>
         </w:rPr>
       </w:pPr>
-      <w:hyperlink w:anchor="_Toc241478827" w:history="1">
+      <w:hyperlink w:anchor="_Toc241740670" w:history="1">
         <w:r>
           <w:rPr>
             <w:rStyle w:val="Hyperlink"/>
@@ -1783,7 +1783,7 @@
             <w:noProof/>
             <w:webHidden/>
           </w:rPr>
-          <w:instrText xml:space="preserve"> PAGEREF _Toc241478827 \h </w:instrText>
+          <w:instrText xml:space="preserve"> PAGEREF _Toc241740670 \h </w:instrText>
         </w:r>
         <w:r>
           <w:rPr>
@@ -1803,7 +1803,7 @@
             <w:noProof/>
             <w:webHidden/>
           </w:rPr>
-          <w:t>34</w:t>
+          <w:t>36</w:t>
         </w:r>
         <w:r>
           <w:rPr>
@@ -1828,7 +1828,7 @@
           <w14:ligatures w14:val="standardContextual"/>
         </w:rPr>
       </w:pPr>
-      <w:hyperlink w:anchor="_Toc241478828" w:history="1">
+      <w:hyperlink w:anchor="_Toc241740671" w:history="1">
         <w:r>
           <w:rPr>
             <w:rStyle w:val="Hyperlink"/>
@@ -1855,7 +1855,7 @@
             <w:noProof/>
             <w:webHidden/>
           </w:rPr>
-          <w:instrText xml:space="preserve"> PAGEREF _Toc241478828 \h </w:instrText>
+          <w:instrText xml:space="preserve"> PAGEREF _Toc241740671 \h </w:instrText>
         </w:r>
         <w:r>
           <w:rPr>
@@ -1875,7 +1875,7 @@
             <w:noProof/>
             <w:webHidden/>
           </w:rPr>
-          <w:t>35</w:t>
+          <w:t>37</w:t>
         </w:r>
         <w:r>
           <w:rPr>
@@ -1900,7 +1900,7 @@
           <w14:ligatures w14:val="standardContextual"/>
         </w:rPr>
       </w:pPr>
-      <w:hyperlink w:anchor="_Toc241478829" w:history="1">
+      <w:hyperlink w:anchor="_Toc241740672" w:history="1">
         <w:r>
           <w:rPr>
             <w:rStyle w:val="Hyperlink"/>
@@ -1927,7 +1927,7 @@
             <w:noProof/>
             <w:webHidden/>
           </w:rPr>
-          <w:instrText xml:space="preserve"> PAGEREF _Toc241478829 \h </w:instrText>
+          <w:instrText xml:space="preserve"> PAGEREF _Toc241740672 \h </w:instrText>
         </w:r>
         <w:r>
           <w:rPr>
@@ -1947,7 +1947,7 @@
             <w:noProof/>
             <w:webHidden/>
           </w:rPr>
-          <w:t>35</w:t>
+          <w:t>37</w:t>
         </w:r>
         <w:r>
           <w:rPr>
@@ -1972,7 +1972,7 @@
           <w14:ligatures w14:val="standardContextual"/>
         </w:rPr>
       </w:pPr>
-      <w:hyperlink w:anchor="_Toc241478830" w:history="1">
+      <w:hyperlink w:anchor="_Toc241740673" w:history="1">
         <w:r>
           <w:rPr>
             <w:rStyle w:val="Hyperlink"/>
@@ -1999,7 +1999,7 @@
             <w:noProof/>
             <w:webHidden/>
           </w:rPr>
-          <w:instrText xml:space="preserve"> PAGEREF _Toc241478830 \h </w:instrText>
+          <w:instrText xml:space="preserve"> PAGEREF _Toc241740673 \h </w:instrText>
         </w:r>
         <w:r>
           <w:rPr>
@@ -2019,7 +2019,7 @@
             <w:noProof/>
             <w:webHidden/>
           </w:rPr>
-          <w:t>36</w:t>
+          <w:t>38</w:t>
         </w:r>
         <w:r>
           <w:rPr>
@@ -2044,7 +2044,7 @@
           <w14:ligatures w14:val="standardContextual"/>
         </w:rPr>
       </w:pPr>
-      <w:hyperlink w:anchor="_Toc241478831" w:history="1">
+      <w:hyperlink w:anchor="_Toc241740674" w:history="1">
         <w:r>
           <w:rPr>
             <w:rStyle w:val="Hyperlink"/>
@@ -2071,7 +2071,7 @@
             <w:noProof/>
             <w:webHidden/>
           </w:rPr>
-          <w:instrText xml:space="preserve"> PAGEREF _Toc241478831 \h </w:instrText>
+          <w:instrText xml:space="preserve"> PAGEREF _Toc241740674 \h </w:instrText>
         </w:r>
         <w:r>
           <w:rPr>
@@ -2091,7 +2091,7 @@
             <w:noProof/>
             <w:webHidden/>
           </w:rPr>
-          <w:t>36</w:t>
+          <w:t>38</w:t>
         </w:r>
         <w:r>
           <w:rPr>
@@ -2116,7 +2116,7 @@
           <w14:ligatures w14:val="standardContextual"/>
         </w:rPr>
       </w:pPr>
-      <w:hyperlink w:anchor="_Toc241478832" w:history="1">
+      <w:hyperlink w:anchor="_Toc241740675" w:history="1">
         <w:r>
           <w:rPr>
             <w:rStyle w:val="Hyperlink"/>
@@ -2143,7 +2143,7 @@
             <w:noProof/>
             <w:webHidden/>
           </w:rPr>
-          <w:instrText xml:space="preserve"> PAGEREF _Toc241478832 \h </w:instrText>
+          <w:instrText xml:space="preserve"> PAGEREF _Toc241740675 \h </w:instrText>
         </w:r>
         <w:r>
           <w:rPr>
@@ -2163,7 +2163,7 @@
             <w:noProof/>
             <w:webHidden/>
           </w:rPr>
-          <w:t>37</w:t>
+          <w:t>39</w:t>
         </w:r>
         <w:r>
           <w:rPr>
@@ -2188,7 +2188,7 @@
           <w14:ligatures w14:val="standardContextual"/>
         </w:rPr>
       </w:pPr>
-      <w:hyperlink w:anchor="_Toc241478833" w:history="1">
+      <w:hyperlink w:anchor="_Toc241740676" w:history="1">
         <w:r>
           <w:rPr>
             <w:rStyle w:val="Hyperlink"/>
@@ -2215,7 +2215,7 @@
             <w:noProof/>
             <w:webHidden/>
           </w:rPr>
-          <w:instrText xml:space="preserve"> PAGEREF _Toc241478833 \h </w:instrText>
+          <w:instrText xml:space="preserve"> PAGEREF _Toc241740676 \h </w:instrText>
         </w:r>
         <w:r>
           <w:rPr>
@@ -2235,7 +2235,7 @@
             <w:noProof/>
             <w:webHidden/>
           </w:rPr>
-          <w:t>37</w:t>
+          <w:t>39</w:t>
         </w:r>
         <w:r>
           <w:rPr>
@@ -2260,7 +2260,7 @@
           <w14:ligatures w14:val="standardContextual"/>
         </w:rPr>
       </w:pPr>
-      <w:hyperlink w:anchor="_Toc241478834" w:history="1">
+      <w:hyperlink w:anchor="_Toc241740677" w:history="1">
         <w:r>
           <w:rPr>
             <w:rStyle w:val="Hyperlink"/>
@@ -2287,7 +2287,7 @@
             <w:noProof/>
             <w:webHidden/>
           </w:rPr>
-          <w:instrText xml:space="preserve"> PAGEREF _Toc241478834 \h </w:instrText>
+          <w:instrText xml:space="preserve"> PAGEREF _Toc241740677 \h </w:instrText>
         </w:r>
         <w:r>
           <w:rPr>
@@ -2307,7 +2307,7 @@
             <w:noProof/>
             <w:webHidden/>
           </w:rPr>
-          <w:t>38</w:t>
+          <w:t>40</w:t>
         </w:r>
         <w:r>
           <w:rPr>
@@ -2332,7 +2332,7 @@
           <w14:ligatures w14:val="standardContextual"/>
         </w:rPr>
       </w:pPr>
-      <w:hyperlink w:anchor="_Toc241478835" w:history="1">
+      <w:hyperlink w:anchor="_Toc241740678" w:history="1">
         <w:r>
           <w:rPr>
             <w:rStyle w:val="Hyperlink"/>
@@ -2359,7 +2359,7 @@
             <w:noProof/>
             <w:webHidden/>
           </w:rPr>
-          <w:instrText xml:space="preserve"> PAGEREF _Toc241478835 \h </w:instrText>
+          <w:instrText xml:space="preserve"> PAGEREF _Toc241740678 \h </w:instrText>
         </w:r>
         <w:r>
           <w:rPr>
@@ -2379,7 +2379,7 @@
             <w:noProof/>
             <w:webHidden/>
           </w:rPr>
-          <w:t>38</w:t>
+          <w:t>40</w:t>
         </w:r>
         <w:r>
           <w:rPr>
@@ -2404,7 +2404,7 @@
           <w14:ligatures w14:val="standardContextual"/>
         </w:rPr>
       </w:pPr>
-      <w:hyperlink w:anchor="_Toc241478836" w:history="1">
+      <w:hyperlink w:anchor="_Toc241740679" w:history="1">
         <w:r>
           <w:rPr>
             <w:rStyle w:val="Hyperlink"/>
@@ -2431,7 +2431,7 @@
             <w:noProof/>
             <w:webHidden/>
           </w:rPr>
-          <w:instrText xml:space="preserve"> PAGEREF _Toc241478836 \h </w:instrText>
+          <w:instrText xml:space="preserve"> PAGEREF _Toc241740679 \h </w:instrText>
         </w:r>
         <w:r>
           <w:rPr>
@@ -2451,7 +2451,7 @@
             <w:noProof/>
             <w:webHidden/>
           </w:rPr>
-          <w:t>39</w:t>
+          <w:t>41</w:t>
         </w:r>
         <w:r>
           <w:rPr>
@@ -2476,7 +2476,7 @@
           <w14:ligatures w14:val="standardContextual"/>
         </w:rPr>
       </w:pPr>
-      <w:hyperlink w:anchor="_Toc241478837" w:history="1">
+      <w:hyperlink w:anchor="_Toc241740680" w:history="1">
         <w:r>
           <w:rPr>
             <w:rStyle w:val="Hyperlink"/>
@@ -2503,7 +2503,7 @@
             <w:noProof/>
             <w:webHidden/>
           </w:rPr>
-          <w:instrText xml:space="preserve"> PAGEREF _Toc241478837 \h </w:instrText>
+          <w:instrText xml:space="preserve"> PAGEREF _Toc241740680 \h </w:instrText>
         </w:r>
         <w:r>
           <w:rPr>
@@ -2523,7 +2523,7 @@
             <w:noProof/>
             <w:webHidden/>
           </w:rPr>
-          <w:t>39</w:t>
+          <w:t>41</w:t>
         </w:r>
         <w:r>
           <w:rPr>
@@ -2548,7 +2548,7 @@
           <w14:ligatures w14:val="standardContextual"/>
         </w:rPr>
       </w:pPr>
-      <w:hyperlink w:anchor="_Toc241478838" w:history="1">
+      <w:hyperlink w:anchor="_Toc241740681" w:history="1">
         <w:r>
           <w:rPr>
             <w:rStyle w:val="Hyperlink"/>
@@ -2575,7 +2575,7 @@
             <w:noProof/>
             <w:webHidden/>
           </w:rPr>
-          <w:instrText xml:space="preserve"> PAGEREF _Toc241478838 \h </w:instrText>
+          <w:instrText xml:space="preserve"> PAGEREF _Toc241740681 \h </w:instrText>
         </w:r>
         <w:r>
           <w:rPr>
@@ -2595,7 +2595,7 @@
             <w:noProof/>
             <w:webHidden/>
           </w:rPr>
-          <w:t>40</w:t>
+          <w:t>42</w:t>
         </w:r>
         <w:r>
           <w:rPr>
@@ -2620,7 +2620,7 @@
           <w14:ligatures w14:val="standardContextual"/>
         </w:rPr>
       </w:pPr>
-      <w:hyperlink w:anchor="_Toc241478839" w:history="1">
+      <w:hyperlink w:anchor="_Toc241740682" w:history="1">
         <w:r>
           <w:rPr>
             <w:rStyle w:val="Hyperlink"/>
@@ -2647,7 +2647,7 @@
             <w:noProof/>
             <w:webHidden/>
           </w:rPr>
-          <w:instrText xml:space="preserve"> PAGEREF _Toc241478839 \h </w:instrText>
+          <w:instrText xml:space="preserve"> PAGEREF _Toc241740682 \h </w:instrText>
         </w:r>
         <w:r>
           <w:rPr>
@@ -2667,7 +2667,7 @@
             <w:noProof/>
             <w:webHidden/>
           </w:rPr>
-          <w:t>40</w:t>
+          <w:t>42</w:t>
         </w:r>
         <w:r>
           <w:rPr>
@@ -2692,7 +2692,7 @@
           <w14:ligatures w14:val="standardContextual"/>
         </w:rPr>
       </w:pPr>
-      <w:hyperlink w:anchor="_Toc241478840" w:history="1">
+      <w:hyperlink w:anchor="_Toc241740683" w:history="1">
         <w:r>
           <w:rPr>
             <w:rStyle w:val="Hyperlink"/>
@@ -2719,7 +2719,7 @@
             <w:noProof/>
             <w:webHidden/>
           </w:rPr>
-          <w:instrText xml:space="preserve"> PAGEREF _Toc241478840 \h </w:instrText>
+          <w:instrText xml:space="preserve"> PAGEREF _Toc241740683 \h </w:instrText>
         </w:r>
         <w:r>
           <w:rPr>
@@ -2739,7 +2739,7 @@
             <w:noProof/>
             <w:webHidden/>
           </w:rPr>
-          <w:t>41</w:t>
+          <w:t>43</w:t>
         </w:r>
         <w:r>
           <w:rPr>
@@ -2764,7 +2764,7 @@
           <w14:ligatures w14:val="standardContextual"/>
         </w:rPr>
       </w:pPr>
-      <w:hyperlink w:anchor="_Toc241478841" w:history="1">
+      <w:hyperlink w:anchor="_Toc241740684" w:history="1">
         <w:r>
           <w:rPr>
             <w:rStyle w:val="Hyperlink"/>
@@ -2791,7 +2791,7 @@
             <w:noProof/>
             <w:webHidden/>
           </w:rPr>
-          <w:instrText xml:space="preserve"> PAGEREF _Toc241478841 \h </w:instrText>
+          <w:instrText xml:space="preserve"> PAGEREF _Toc241740684 \h </w:instrText>
         </w:r>
         <w:r>
           <w:rPr>
@@ -2811,7 +2811,7 @@
             <w:noProof/>
             <w:webHidden/>
           </w:rPr>
-          <w:t>41</w:t>
+          <w:t>43</w:t>
         </w:r>
         <w:r>
           <w:rPr>
@@ -2836,7 +2836,7 @@
           <w14:ligatures w14:val="standardContextual"/>
         </w:rPr>
       </w:pPr>
-      <w:hyperlink w:anchor="_Toc241478842" w:history="1">
+      <w:hyperlink w:anchor="_Toc241740685" w:history="1">
         <w:r>
           <w:rPr>
             <w:rStyle w:val="Hyperlink"/>
@@ -2863,7 +2863,7 @@
             <w:noProof/>
             <w:webHidden/>
           </w:rPr>
-          <w:instrText xml:space="preserve"> PAGEREF _Toc241478842 \h </w:instrText>
+          <w:instrText xml:space="preserve"> PAGEREF _Toc241740685 \h </w:instrText>
         </w:r>
         <w:r>
           <w:rPr>
@@ -2883,7 +2883,7 @@
             <w:noProof/>
             <w:webHidden/>
           </w:rPr>
-          <w:t>42</w:t>
+          <w:t>44</w:t>
         </w:r>
         <w:r>
           <w:rPr>
@@ -2908,7 +2908,7 @@
           <w14:ligatures w14:val="standardContextual"/>
         </w:rPr>
       </w:pPr>
-      <w:hyperlink w:anchor="_Toc241478843" w:history="1">
+      <w:hyperlink w:anchor="_Toc241740686" w:history="1">
         <w:r>
           <w:rPr>
             <w:rStyle w:val="Hyperlink"/>
@@ -2935,7 +2935,7 @@
             <w:noProof/>
             <w:webHidden/>
           </w:rPr>
-          <w:instrText xml:space="preserve"> PAGEREF _Toc241478843 \h </w:instrText>
+          <w:instrText xml:space="preserve"> PAGEREF _Toc241740686 \h </w:instrText>
         </w:r>
         <w:r>
           <w:rPr>
@@ -2955,7 +2955,7 @@
             <w:noProof/>
             <w:webHidden/>
           </w:rPr>
-          <w:t>42</w:t>
+          <w:t>44</w:t>
         </w:r>
         <w:r>
           <w:rPr>
@@ -2980,7 +2980,7 @@
           <w14:ligatures w14:val="standardContextual"/>
         </w:rPr>
       </w:pPr>
-      <w:hyperlink w:anchor="_Toc241478844" w:history="1">
+      <w:hyperlink w:anchor="_Toc241740687" w:history="1">
         <w:r>
           <w:rPr>
             <w:rStyle w:val="Hyperlink"/>
@@ -3007,7 +3007,7 @@
             <w:noProof/>
             <w:webHidden/>
           </w:rPr>
-          <w:instrText xml:space="preserve"> PAGEREF _Toc241478844 \h </w:instrText>
+          <w:instrText xml:space="preserve"> PAGEREF _Toc241740687 \h </w:instrText>
         </w:r>
         <w:r>
           <w:rPr>
@@ -3027,7 +3027,7 @@
             <w:noProof/>
             <w:webHidden/>
           </w:rPr>
-          <w:t>43</w:t>
+          <w:t>45</w:t>
         </w:r>
         <w:r>
           <w:rPr>
@@ -3052,7 +3052,7 @@
           <w14:ligatures w14:val="standardContextual"/>
         </w:rPr>
       </w:pPr>
-      <w:hyperlink w:anchor="_Toc241478845" w:history="1">
+      <w:hyperlink w:anchor="_Toc241740688" w:history="1">
         <w:r>
           <w:rPr>
             <w:rStyle w:val="Hyperlink"/>
@@ -3079,7 +3079,7 @@
             <w:noProof/>
             <w:webHidden/>
           </w:rPr>
-          <w:instrText xml:space="preserve"> PAGEREF _Toc241478845 \h </w:instrText>
+          <w:instrText xml:space="preserve"> PAGEREF _Toc241740688 \h </w:instrText>
         </w:r>
         <w:r>
           <w:rPr>
@@ -3099,7 +3099,7 @@
             <w:noProof/>
             <w:webHidden/>
           </w:rPr>
-          <w:t>43</w:t>
+          <w:t>45</w:t>
         </w:r>
         <w:r>
           <w:rPr>
@@ -3124,7 +3124,7 @@
           <w14:ligatures w14:val="standardContextual"/>
         </w:rPr>
       </w:pPr>
-      <w:hyperlink w:anchor="_Toc241478846" w:history="1">
+      <w:hyperlink w:anchor="_Toc241740689" w:history="1">
         <w:r>
           <w:rPr>
             <w:rStyle w:val="Hyperlink"/>
@@ -3151,7 +3151,7 @@
             <w:noProof/>
             <w:webHidden/>
           </w:rPr>
-          <w:instrText xml:space="preserve"> PAGEREF _Toc241478846 \h </w:instrText>
+          <w:instrText xml:space="preserve"> PAGEREF _Toc241740689 \h </w:instrText>
         </w:r>
         <w:r>
           <w:rPr>
@@ -3171,7 +3171,7 @@
             <w:noProof/>
             <w:webHidden/>
           </w:rPr>
-          <w:t>44</w:t>
+          <w:t>46</w:t>
         </w:r>
         <w:r>
           <w:rPr>
@@ -3196,7 +3196,7 @@
           <w14:ligatures w14:val="standardContextual"/>
         </w:rPr>
       </w:pPr>
-      <w:hyperlink w:anchor="_Toc241478847" w:history="1">
+      <w:hyperlink w:anchor="_Toc241740690" w:history="1">
         <w:r>
           <w:rPr>
             <w:rStyle w:val="Hyperlink"/>
@@ -3223,7 +3223,7 @@
             <w:noProof/>
             <w:webHidden/>
           </w:rPr>
-          <w:instrText xml:space="preserve"> PAGEREF _Toc241478847 \h </w:instrText>
+          <w:instrText xml:space="preserve"> PAGEREF _Toc241740690 \h </w:instrText>
         </w:r>
         <w:r>
           <w:rPr>
@@ -3243,7 +3243,7 @@
             <w:noProof/>
             <w:webHidden/>
           </w:rPr>
-          <w:t>44</w:t>
+          <w:t>46</w:t>
         </w:r>
         <w:r>
           <w:rPr>
@@ -3398,7 +3398,7 @@
           <w:r>
             <w:fldChar w:fldCharType="separate"/>
           </w:r>
-          <w:hyperlink w:anchor="_Toc241738888" w:history="1">
+          <w:hyperlink w:anchor="_Toc241740566" w:history="1">
             <w:r>
               <w:rPr>
                 <w:rStyle w:val="Hyperlink"/>
@@ -3445,7 +3445,7 @@
                 <w:noProof/>
                 <w:webHidden/>
               </w:rPr>
-              <w:instrText xml:space="preserve"> PAGEREF _Toc241738888 \h </w:instrText>
+              <w:instrText xml:space="preserve"> PAGEREF _Toc241740566 \h </w:instrText>
             </w:r>
             <w:r>
               <w:rPr>
@@ -3487,7 +3487,7 @@
               <w14:ligatures w14:val="standardContextual"/>
             </w:rPr>
           </w:pPr>
-          <w:hyperlink w:anchor="_Toc241738889" w:history="1">
+          <w:hyperlink w:anchor="_Toc241740567" w:history="1">
             <w:r>
               <w:rPr>
                 <w:rStyle w:val="Hyperlink"/>
@@ -3526,7 +3526,7 @@
               <w:rPr>
                 <w:webHidden/>
               </w:rPr>
-              <w:instrText xml:space="preserve"> PAGEREF _Toc241738889 \h </w:instrText>
+              <w:instrText xml:space="preserve"> PAGEREF _Toc241740567 \h </w:instrText>
             </w:r>
             <w:r>
               <w:rPr>
@@ -3564,7 +3564,7 @@
               <w14:ligatures w14:val="standardContextual"/>
             </w:rPr>
           </w:pPr>
-          <w:hyperlink w:anchor="_Toc241738890" w:history="1">
+          <w:hyperlink w:anchor="_Toc241740568" w:history="1">
             <w:r>
               <w:rPr>
                 <w:rStyle w:val="Hyperlink"/>
@@ -3603,7 +3603,7 @@
               <w:rPr>
                 <w:webHidden/>
               </w:rPr>
-              <w:instrText xml:space="preserve"> PAGEREF _Toc241738890 \h </w:instrText>
+              <w:instrText xml:space="preserve"> PAGEREF _Toc241740568 \h </w:instrText>
             </w:r>
             <w:r>
               <w:rPr>
@@ -3648,7 +3648,7 @@
               <w14:ligatures w14:val="standardContextual"/>
             </w:rPr>
           </w:pPr>
-          <w:hyperlink w:anchor="_Toc241738891" w:history="1">
+          <w:hyperlink w:anchor="_Toc241740569" w:history="1">
             <w:r>
               <w:rPr>
                 <w:rStyle w:val="Hyperlink"/>
@@ -3695,7 +3695,7 @@
                 <w:noProof/>
                 <w:webHidden/>
               </w:rPr>
-              <w:instrText xml:space="preserve"> PAGEREF _Toc241738891 \h </w:instrText>
+              <w:instrText xml:space="preserve"> PAGEREF _Toc241740569 \h </w:instrText>
             </w:r>
             <w:r>
               <w:rPr>
@@ -3737,7 +3737,7 @@
               <w14:ligatures w14:val="standardContextual"/>
             </w:rPr>
           </w:pPr>
-          <w:hyperlink w:anchor="_Toc241738892" w:history="1">
+          <w:hyperlink w:anchor="_Toc241740570" w:history="1">
             <w:r>
               <w:rPr>
                 <w:rStyle w:val="Hyperlink"/>
@@ -3776,7 +3776,7 @@
               <w:rPr>
                 <w:webHidden/>
               </w:rPr>
-              <w:instrText xml:space="preserve"> PAGEREF _Toc241738892 \h </w:instrText>
+              <w:instrText xml:space="preserve"> PAGEREF _Toc241740570 \h </w:instrText>
             </w:r>
             <w:r>
               <w:rPr>
@@ -3819,7 +3819,7 @@
               <w14:ligatures w14:val="standardContextual"/>
             </w:rPr>
           </w:pPr>
-          <w:hyperlink w:anchor="_Toc241738893" w:history="1">
+          <w:hyperlink w:anchor="_Toc241740571" w:history="1">
             <w:r>
               <w:rPr>
                 <w:rStyle w:val="Hyperlink"/>
@@ -3871,7 +3871,7 @@
                 <w:noProof/>
                 <w:webHidden/>
               </w:rPr>
-              <w:instrText xml:space="preserve"> PAGEREF _Toc241738893 \h </w:instrText>
+              <w:instrText xml:space="preserve"> PAGEREF _Toc241740571 \h </w:instrText>
             </w:r>
             <w:r>
               <w:rPr>
@@ -3918,7 +3918,7 @@
               <w14:ligatures w14:val="standardContextual"/>
             </w:rPr>
           </w:pPr>
-          <w:hyperlink w:anchor="_Toc241738894" w:history="1">
+          <w:hyperlink w:anchor="_Toc241740572" w:history="1">
             <w:r>
               <w:rPr>
                 <w:rStyle w:val="Hyperlink"/>
@@ -3978,7 +3978,7 @@
                 <w:noProof/>
                 <w:webHidden/>
               </w:rPr>
-              <w:instrText xml:space="preserve"> PAGEREF _Toc241738894 \h </w:instrText>
+              <w:instrText xml:space="preserve"> PAGEREF _Toc241740572 \h </w:instrText>
             </w:r>
             <w:r>
               <w:rPr>
@@ -4025,7 +4025,7 @@
               <w14:ligatures w14:val="standardContextual"/>
             </w:rPr>
           </w:pPr>
-          <w:hyperlink w:anchor="_Toc241738895" w:history="1">
+          <w:hyperlink w:anchor="_Toc241740573" w:history="1">
             <w:r>
               <w:rPr>
                 <w:rStyle w:val="Hyperlink"/>
@@ -4077,7 +4077,7 @@
                 <w:noProof/>
                 <w:webHidden/>
               </w:rPr>
-              <w:instrText xml:space="preserve"> PAGEREF _Toc241738895 \h </w:instrText>
+              <w:instrText xml:space="preserve"> PAGEREF _Toc241740573 \h </w:instrText>
             </w:r>
             <w:r>
               <w:rPr>
@@ -4124,7 +4124,7 @@
               <w14:ligatures w14:val="standardContextual"/>
             </w:rPr>
           </w:pPr>
-          <w:hyperlink w:anchor="_Toc241738896" w:history="1">
+          <w:hyperlink w:anchor="_Toc241740574" w:history="1">
             <w:r>
               <w:rPr>
                 <w:rStyle w:val="Hyperlink"/>
@@ -4176,7 +4176,7 @@
                 <w:noProof/>
                 <w:webHidden/>
               </w:rPr>
-              <w:instrText xml:space="preserve"> PAGEREF _Toc241738896 \h </w:instrText>
+              <w:instrText xml:space="preserve"> PAGEREF _Toc241740574 \h </w:instrText>
             </w:r>
             <w:r>
               <w:rPr>
@@ -4223,7 +4223,7 @@
               <w14:ligatures w14:val="standardContextual"/>
             </w:rPr>
           </w:pPr>
-          <w:hyperlink w:anchor="_Toc241738897" w:history="1">
+          <w:hyperlink w:anchor="_Toc241740575" w:history="1">
             <w:r>
               <w:rPr>
                 <w:rStyle w:val="Hyperlink"/>
@@ -4275,7 +4275,7 @@
                 <w:noProof/>
                 <w:webHidden/>
               </w:rPr>
-              <w:instrText xml:space="preserve"> PAGEREF _Toc241738897 \h </w:instrText>
+              <w:instrText xml:space="preserve"> PAGEREF _Toc241740575 \h </w:instrText>
             </w:r>
             <w:r>
               <w:rPr>
@@ -4322,7 +4322,7 @@
               <w14:ligatures w14:val="standardContextual"/>
             </w:rPr>
           </w:pPr>
-          <w:hyperlink w:anchor="_Toc241738898" w:history="1">
+          <w:hyperlink w:anchor="_Toc241740576" w:history="1">
             <w:r>
               <w:rPr>
                 <w:rStyle w:val="Hyperlink"/>
@@ -4374,7 +4374,7 @@
                 <w:noProof/>
                 <w:webHidden/>
               </w:rPr>
-              <w:instrText xml:space="preserve"> PAGEREF _Toc241738898 \h </w:instrText>
+              <w:instrText xml:space="preserve"> PAGEREF _Toc241740576 \h </w:instrText>
             </w:r>
             <w:r>
               <w:rPr>
@@ -4421,7 +4421,7 @@
               <w14:ligatures w14:val="standardContextual"/>
             </w:rPr>
           </w:pPr>
-          <w:hyperlink w:anchor="_Toc241738899" w:history="1">
+          <w:hyperlink w:anchor="_Toc241740577" w:history="1">
             <w:r>
               <w:rPr>
                 <w:rStyle w:val="Hyperlink"/>
@@ -4473,7 +4473,7 @@
                 <w:noProof/>
                 <w:webHidden/>
               </w:rPr>
-              <w:instrText xml:space="preserve"> PAGEREF _Toc241738899 \h </w:instrText>
+              <w:instrText xml:space="preserve"> PAGEREF _Toc241740577 \h </w:instrText>
             </w:r>
             <w:r>
               <w:rPr>
@@ -4520,7 +4520,7 @@
               <w14:ligatures w14:val="standardContextual"/>
             </w:rPr>
           </w:pPr>
-          <w:hyperlink w:anchor="_Toc241738900" w:history="1">
+          <w:hyperlink w:anchor="_Toc241740578" w:history="1">
             <w:r>
               <w:rPr>
                 <w:rStyle w:val="Hyperlink"/>
@@ -4572,7 +4572,7 @@
                 <w:noProof/>
                 <w:webHidden/>
               </w:rPr>
-              <w:instrText xml:space="preserve"> PAGEREF _Toc241738900 \h </w:instrText>
+              <w:instrText xml:space="preserve"> PAGEREF _Toc241740578 \h </w:instrText>
             </w:r>
             <w:r>
               <w:rPr>
@@ -4619,7 +4619,7 @@
               <w14:ligatures w14:val="standardContextual"/>
             </w:rPr>
           </w:pPr>
-          <w:hyperlink w:anchor="_Toc241738901" w:history="1">
+          <w:hyperlink w:anchor="_Toc241740579" w:history="1">
             <w:r>
               <w:rPr>
                 <w:rStyle w:val="Hyperlink"/>
@@ -4679,7 +4679,7 @@
                 <w:noProof/>
                 <w:webHidden/>
               </w:rPr>
-              <w:instrText xml:space="preserve"> PAGEREF _Toc241738901 \h </w:instrText>
+              <w:instrText xml:space="preserve"> PAGEREF _Toc241740579 \h </w:instrText>
             </w:r>
             <w:r>
               <w:rPr>
@@ -4726,7 +4726,7 @@
               <w14:ligatures w14:val="standardContextual"/>
             </w:rPr>
           </w:pPr>
-          <w:hyperlink w:anchor="_Toc241738902" w:history="1">
+          <w:hyperlink w:anchor="_Toc241740580" w:history="1">
             <w:r>
               <w:rPr>
                 <w:rStyle w:val="Hyperlink"/>
@@ -4786,7 +4786,7 @@
                 <w:noProof/>
                 <w:webHidden/>
               </w:rPr>
-              <w:instrText xml:space="preserve"> PAGEREF _Toc241738902 \h </w:instrText>
+              <w:instrText xml:space="preserve"> PAGEREF _Toc241740580 \h </w:instrText>
             </w:r>
             <w:r>
               <w:rPr>
@@ -4833,7 +4833,7 @@
               <w14:ligatures w14:val="standardContextual"/>
             </w:rPr>
           </w:pPr>
-          <w:hyperlink w:anchor="_Toc241738903" w:history="1">
+          <w:hyperlink w:anchor="_Toc241740581" w:history="1">
             <w:r>
               <w:rPr>
                 <w:rStyle w:val="Hyperlink"/>
@@ -4885,7 +4885,7 @@
                 <w:noProof/>
                 <w:webHidden/>
               </w:rPr>
-              <w:instrText xml:space="preserve"> PAGEREF _Toc241738903 \h </w:instrText>
+              <w:instrText xml:space="preserve"> PAGEREF _Toc241740581 \h </w:instrText>
             </w:r>
             <w:r>
               <w:rPr>
@@ -4932,7 +4932,7 @@
               <w14:ligatures w14:val="standardContextual"/>
             </w:rPr>
           </w:pPr>
-          <w:hyperlink w:anchor="_Toc241738904" w:history="1">
+          <w:hyperlink w:anchor="_Toc241740582" w:history="1">
             <w:r>
               <w:rPr>
                 <w:rStyle w:val="Hyperlink"/>
@@ -4984,7 +4984,7 @@
                 <w:noProof/>
                 <w:webHidden/>
               </w:rPr>
-              <w:instrText xml:space="preserve"> PAGEREF _Toc241738904 \h </w:instrText>
+              <w:instrText xml:space="preserve"> PAGEREF _Toc241740582 \h </w:instrText>
             </w:r>
             <w:r>
               <w:rPr>
@@ -5031,7 +5031,7 @@
               <w14:ligatures w14:val="standardContextual"/>
             </w:rPr>
           </w:pPr>
-          <w:hyperlink w:anchor="_Toc241738905" w:history="1">
+          <w:hyperlink w:anchor="_Toc241740583" w:history="1">
             <w:r>
               <w:rPr>
                 <w:rStyle w:val="Hyperlink"/>
@@ -5083,7 +5083,7 @@
                 <w:noProof/>
                 <w:webHidden/>
               </w:rPr>
-              <w:instrText xml:space="preserve"> PAGEREF _Toc241738905 \h </w:instrText>
+              <w:instrText xml:space="preserve"> PAGEREF _Toc241740583 \h </w:instrText>
             </w:r>
             <w:r>
               <w:rPr>
@@ -5130,7 +5130,7 @@
               <w14:ligatures w14:val="standardContextual"/>
             </w:rPr>
           </w:pPr>
-          <w:hyperlink w:anchor="_Toc241738906" w:history="1">
+          <w:hyperlink w:anchor="_Toc241740584" w:history="1">
             <w:r>
               <w:rPr>
                 <w:rStyle w:val="Hyperlink"/>
@@ -5182,7 +5182,7 @@
                 <w:noProof/>
                 <w:webHidden/>
               </w:rPr>
-              <w:instrText xml:space="preserve"> PAGEREF _Toc241738906 \h </w:instrText>
+              <w:instrText xml:space="preserve"> PAGEREF _Toc241740584 \h </w:instrText>
             </w:r>
             <w:r>
               <w:rPr>
@@ -5229,7 +5229,7 @@
               <w14:ligatures w14:val="standardContextual"/>
             </w:rPr>
           </w:pPr>
-          <w:hyperlink w:anchor="_Toc241738907" w:history="1">
+          <w:hyperlink w:anchor="_Toc241740585" w:history="1">
             <w:r>
               <w:rPr>
                 <w:rStyle w:val="Hyperlink"/>
@@ -5289,7 +5289,7 @@
                 <w:noProof/>
                 <w:webHidden/>
               </w:rPr>
-              <w:instrText xml:space="preserve"> PAGEREF _Toc241738907 \h </w:instrText>
+              <w:instrText xml:space="preserve"> PAGEREF _Toc241740585 \h </w:instrText>
             </w:r>
             <w:r>
               <w:rPr>
@@ -5336,7 +5336,7 @@
               <w14:ligatures w14:val="standardContextual"/>
             </w:rPr>
           </w:pPr>
-          <w:hyperlink w:anchor="_Toc241738908" w:history="1">
+          <w:hyperlink w:anchor="_Toc241740586" w:history="1">
             <w:r>
               <w:rPr>
                 <w:rStyle w:val="Hyperlink"/>
@@ -5388,7 +5388,7 @@
                 <w:noProof/>
                 <w:webHidden/>
               </w:rPr>
-              <w:instrText xml:space="preserve"> PAGEREF _Toc241738908 \h </w:instrText>
+              <w:instrText xml:space="preserve"> PAGEREF _Toc241740586 \h </w:instrText>
             </w:r>
             <w:r>
               <w:rPr>
@@ -5435,7 +5435,7 @@
               <w14:ligatures w14:val="standardContextual"/>
             </w:rPr>
           </w:pPr>
-          <w:hyperlink w:anchor="_Toc241738909" w:history="1">
+          <w:hyperlink w:anchor="_Toc241740587" w:history="1">
             <w:r>
               <w:rPr>
                 <w:rStyle w:val="Hyperlink"/>
@@ -5487,7 +5487,7 @@
                 <w:noProof/>
                 <w:webHidden/>
               </w:rPr>
-              <w:instrText xml:space="preserve"> PAGEREF _Toc241738909 \h </w:instrText>
+              <w:instrText xml:space="preserve"> PAGEREF _Toc241740587 \h </w:instrText>
             </w:r>
             <w:r>
               <w:rPr>
@@ -5534,7 +5534,7 @@
               <w14:ligatures w14:val="standardContextual"/>
             </w:rPr>
           </w:pPr>
-          <w:hyperlink w:anchor="_Toc241738910" w:history="1">
+          <w:hyperlink w:anchor="_Toc241740588" w:history="1">
             <w:r>
               <w:rPr>
                 <w:rStyle w:val="Hyperlink"/>
@@ -5586,7 +5586,7 @@
                 <w:noProof/>
                 <w:webHidden/>
               </w:rPr>
-              <w:instrText xml:space="preserve"> PAGEREF _Toc241738910 \h </w:instrText>
+              <w:instrText xml:space="preserve"> PAGEREF _Toc241740588 \h </w:instrText>
             </w:r>
             <w:r>
               <w:rPr>
@@ -5633,7 +5633,7 @@
               <w14:ligatures w14:val="standardContextual"/>
             </w:rPr>
           </w:pPr>
-          <w:hyperlink w:anchor="_Toc241738911" w:history="1">
+          <w:hyperlink w:anchor="_Toc241740589" w:history="1">
             <w:r>
               <w:rPr>
                 <w:rStyle w:val="Hyperlink"/>
@@ -5693,7 +5693,7 @@
                 <w:noProof/>
                 <w:webHidden/>
               </w:rPr>
-              <w:instrText xml:space="preserve"> PAGEREF _Toc241738911 \h </w:instrText>
+              <w:instrText xml:space="preserve"> PAGEREF _Toc241740589 \h </w:instrText>
             </w:r>
             <w:r>
               <w:rPr>
@@ -5740,7 +5740,7 @@
               <w14:ligatures w14:val="standardContextual"/>
             </w:rPr>
           </w:pPr>
-          <w:hyperlink w:anchor="_Toc241738912" w:history="1">
+          <w:hyperlink w:anchor="_Toc241740590" w:history="1">
             <w:r>
               <w:rPr>
                 <w:rStyle w:val="Hyperlink"/>
@@ -5792,7 +5792,7 @@
                 <w:noProof/>
                 <w:webHidden/>
               </w:rPr>
-              <w:instrText xml:space="preserve"> PAGEREF _Toc241738912 \h </w:instrText>
+              <w:instrText xml:space="preserve"> PAGEREF _Toc241740590 \h </w:instrText>
             </w:r>
             <w:r>
               <w:rPr>
@@ -5839,7 +5839,7 @@
               <w14:ligatures w14:val="standardContextual"/>
             </w:rPr>
           </w:pPr>
-          <w:hyperlink w:anchor="_Toc241738913" w:history="1">
+          <w:hyperlink w:anchor="_Toc241740591" w:history="1">
             <w:r>
               <w:rPr>
                 <w:rStyle w:val="Hyperlink"/>
@@ -5891,7 +5891,7 @@
                 <w:noProof/>
                 <w:webHidden/>
               </w:rPr>
-              <w:instrText xml:space="preserve"> PAGEREF _Toc241738913 \h </w:instrText>
+              <w:instrText xml:space="preserve"> PAGEREF _Toc241740591 \h </w:instrText>
             </w:r>
             <w:r>
               <w:rPr>
@@ -5938,7 +5938,7 @@
               <w14:ligatures w14:val="standardContextual"/>
             </w:rPr>
           </w:pPr>
-          <w:hyperlink w:anchor="_Toc241738914" w:history="1">
+          <w:hyperlink w:anchor="_Toc241740592" w:history="1">
             <w:r>
               <w:rPr>
                 <w:rStyle w:val="Hyperlink"/>
@@ -5998,7 +5998,7 @@
                 <w:noProof/>
                 <w:webHidden/>
               </w:rPr>
-              <w:instrText xml:space="preserve"> PAGEREF _Toc241738914 \h </w:instrText>
+              <w:instrText xml:space="preserve"> PAGEREF _Toc241740592 \h </w:instrText>
             </w:r>
             <w:r>
               <w:rPr>
@@ -6045,7 +6045,7 @@
               <w14:ligatures w14:val="standardContextual"/>
             </w:rPr>
           </w:pPr>
-          <w:hyperlink w:anchor="_Toc241738915" w:history="1">
+          <w:hyperlink w:anchor="_Toc241740593" w:history="1">
             <w:r>
               <w:rPr>
                 <w:rStyle w:val="Hyperlink"/>
@@ -6105,7 +6105,7 @@
                 <w:noProof/>
                 <w:webHidden/>
               </w:rPr>
-              <w:instrText xml:space="preserve"> PAGEREF _Toc241738915 \h </w:instrText>
+              <w:instrText xml:space="preserve"> PAGEREF _Toc241740593 \h </w:instrText>
             </w:r>
             <w:r>
               <w:rPr>
@@ -6152,7 +6152,7 @@
               <w14:ligatures w14:val="standardContextual"/>
             </w:rPr>
           </w:pPr>
-          <w:hyperlink w:anchor="_Toc241738916" w:history="1">
+          <w:hyperlink w:anchor="_Toc241740594" w:history="1">
             <w:r>
               <w:rPr>
                 <w:rStyle w:val="Hyperlink"/>
@@ -6212,7 +6212,7 @@
                 <w:noProof/>
                 <w:webHidden/>
               </w:rPr>
-              <w:instrText xml:space="preserve"> PAGEREF _Toc241738916 \h </w:instrText>
+              <w:instrText xml:space="preserve"> PAGEREF _Toc241740594 \h </w:instrText>
             </w:r>
             <w:r>
               <w:rPr>
@@ -6259,7 +6259,7 @@
               <w14:ligatures w14:val="standardContextual"/>
             </w:rPr>
           </w:pPr>
-          <w:hyperlink w:anchor="_Toc241738917" w:history="1">
+          <w:hyperlink w:anchor="_Toc241740595" w:history="1">
             <w:r>
               <w:rPr>
                 <w:rStyle w:val="Hyperlink"/>
@@ -6312,7 +6312,7 @@
                 <w:noProof/>
                 <w:webHidden/>
               </w:rPr>
-              <w:instrText xml:space="preserve"> PAGEREF _Toc241738917 \h </w:instrText>
+              <w:instrText xml:space="preserve"> PAGEREF _Toc241740595 \h </w:instrText>
             </w:r>
             <w:r>
               <w:rPr>
@@ -6359,7 +6359,7 @@
               <w14:ligatures w14:val="standardContextual"/>
             </w:rPr>
           </w:pPr>
-          <w:hyperlink w:anchor="_Toc241738918" w:history="1">
+          <w:hyperlink w:anchor="_Toc241740596" w:history="1">
             <w:r>
               <w:rPr>
                 <w:rStyle w:val="Hyperlink"/>
@@ -6411,7 +6411,7 @@
                 <w:noProof/>
                 <w:webHidden/>
               </w:rPr>
-              <w:instrText xml:space="preserve"> PAGEREF _Toc241738918 \h </w:instrText>
+              <w:instrText xml:space="preserve"> PAGEREF _Toc241740596 \h </w:instrText>
             </w:r>
             <w:r>
               <w:rPr>
@@ -6458,7 +6458,7 @@
               <w14:ligatures w14:val="standardContextual"/>
             </w:rPr>
           </w:pPr>
-          <w:hyperlink w:anchor="_Toc241738919" w:history="1">
+          <w:hyperlink w:anchor="_Toc241740597" w:history="1">
             <w:r>
               <w:rPr>
                 <w:rStyle w:val="Hyperlink"/>
@@ -6510,7 +6510,7 @@
                 <w:noProof/>
                 <w:webHidden/>
               </w:rPr>
-              <w:instrText xml:space="preserve"> PAGEREF _Toc241738919 \h </w:instrText>
+              <w:instrText xml:space="preserve"> PAGEREF _Toc241740597 \h </w:instrText>
             </w:r>
             <w:r>
               <w:rPr>
@@ -6557,7 +6557,7 @@
               <w14:ligatures w14:val="standardContextual"/>
             </w:rPr>
           </w:pPr>
-          <w:hyperlink w:anchor="_Toc241738920" w:history="1">
+          <w:hyperlink w:anchor="_Toc241740598" w:history="1">
             <w:r>
               <w:rPr>
                 <w:rStyle w:val="Hyperlink"/>
@@ -6609,7 +6609,7 @@
                 <w:noProof/>
                 <w:webHidden/>
               </w:rPr>
-              <w:instrText xml:space="preserve"> PAGEREF _Toc241738920 \h </w:instrText>
+              <w:instrText xml:space="preserve"> PAGEREF _Toc241740598 \h </w:instrText>
             </w:r>
             <w:r>
               <w:rPr>
@@ -6656,7 +6656,7 @@
               <w14:ligatures w14:val="standardContextual"/>
             </w:rPr>
           </w:pPr>
-          <w:hyperlink w:anchor="_Toc241738921" w:history="1">
+          <w:hyperlink w:anchor="_Toc241740599" w:history="1">
             <w:r>
               <w:rPr>
                 <w:rStyle w:val="Hyperlink"/>
@@ -6708,7 +6708,7 @@
                 <w:noProof/>
                 <w:webHidden/>
               </w:rPr>
-              <w:instrText xml:space="preserve"> PAGEREF _Toc241738921 \h </w:instrText>
+              <w:instrText xml:space="preserve"> PAGEREF _Toc241740599 \h </w:instrText>
             </w:r>
             <w:r>
               <w:rPr>
@@ -6755,7 +6755,7 @@
               <w14:ligatures w14:val="standardContextual"/>
             </w:rPr>
           </w:pPr>
-          <w:hyperlink w:anchor="_Toc241738922" w:history="1">
+          <w:hyperlink w:anchor="_Toc241740600" w:history="1">
             <w:r>
               <w:rPr>
                 <w:rStyle w:val="Hyperlink"/>
@@ -6807,7 +6807,7 @@
                 <w:noProof/>
                 <w:webHidden/>
               </w:rPr>
-              <w:instrText xml:space="preserve"> PAGEREF _Toc241738922 \h </w:instrText>
+              <w:instrText xml:space="preserve"> PAGEREF _Toc241740600 \h </w:instrText>
             </w:r>
             <w:r>
               <w:rPr>
@@ -6854,7 +6854,7 @@
               <w14:ligatures w14:val="standardContextual"/>
             </w:rPr>
           </w:pPr>
-          <w:hyperlink w:anchor="_Toc241738923" w:history="1">
+          <w:hyperlink w:anchor="_Toc241740601" w:history="1">
             <w:r>
               <w:rPr>
                 <w:rStyle w:val="Hyperlink"/>
@@ -6906,7 +6906,7 @@
                 <w:noProof/>
                 <w:webHidden/>
               </w:rPr>
-              <w:instrText xml:space="preserve"> PAGEREF _Toc241738923 \h </w:instrText>
+              <w:instrText xml:space="preserve"> PAGEREF _Toc241740601 \h </w:instrText>
             </w:r>
             <w:r>
               <w:rPr>
@@ -6953,7 +6953,7 @@
               <w14:ligatures w14:val="standardContextual"/>
             </w:rPr>
           </w:pPr>
-          <w:hyperlink w:anchor="_Toc241738924" w:history="1">
+          <w:hyperlink w:anchor="_Toc241740602" w:history="1">
             <w:r>
               <w:rPr>
                 <w:rStyle w:val="Hyperlink"/>
@@ -7005,7 +7005,7 @@
                 <w:noProof/>
                 <w:webHidden/>
               </w:rPr>
-              <w:instrText xml:space="preserve"> PAGEREF _Toc241738924 \h </w:instrText>
+              <w:instrText xml:space="preserve"> PAGEREF _Toc241740602 \h </w:instrText>
             </w:r>
             <w:r>
               <w:rPr>
@@ -7052,7 +7052,7 @@
               <w14:ligatures w14:val="standardContextual"/>
             </w:rPr>
           </w:pPr>
-          <w:hyperlink w:anchor="_Toc241738925" w:history="1">
+          <w:hyperlink w:anchor="_Toc241740603" w:history="1">
             <w:r>
               <w:rPr>
                 <w:rStyle w:val="Hyperlink"/>
@@ -7104,7 +7104,7 @@
                 <w:noProof/>
                 <w:webHidden/>
               </w:rPr>
-              <w:instrText xml:space="preserve"> PAGEREF _Toc241738925 \h </w:instrText>
+              <w:instrText xml:space="preserve"> PAGEREF _Toc241740603 \h </w:instrText>
             </w:r>
             <w:r>
               <w:rPr>
@@ -7151,7 +7151,7 @@
               <w14:ligatures w14:val="standardContextual"/>
             </w:rPr>
           </w:pPr>
-          <w:hyperlink w:anchor="_Toc241738926" w:history="1">
+          <w:hyperlink w:anchor="_Toc241740604" w:history="1">
             <w:r>
               <w:rPr>
                 <w:rStyle w:val="Hyperlink"/>
@@ -7203,7 +7203,7 @@
                 <w:noProof/>
                 <w:webHidden/>
               </w:rPr>
-              <w:instrText xml:space="preserve"> PAGEREF _Toc241738926 \h </w:instrText>
+              <w:instrText xml:space="preserve"> PAGEREF _Toc241740604 \h </w:instrText>
             </w:r>
             <w:r>
               <w:rPr>
@@ -7250,7 +7250,7 @@
               <w14:ligatures w14:val="standardContextual"/>
             </w:rPr>
           </w:pPr>
-          <w:hyperlink w:anchor="_Toc241738927" w:history="1">
+          <w:hyperlink w:anchor="_Toc241740605" w:history="1">
             <w:r>
               <w:rPr>
                 <w:rStyle w:val="Hyperlink"/>
@@ -7302,7 +7302,7 @@
                 <w:noProof/>
                 <w:webHidden/>
               </w:rPr>
-              <w:instrText xml:space="preserve"> PAGEREF _Toc241738927 \h </w:instrText>
+              <w:instrText xml:space="preserve"> PAGEREF _Toc241740605 \h </w:instrText>
             </w:r>
             <w:r>
               <w:rPr>
@@ -7349,7 +7349,7 @@
               <w14:ligatures w14:val="standardContextual"/>
             </w:rPr>
           </w:pPr>
-          <w:hyperlink w:anchor="_Toc241738928" w:history="1">
+          <w:hyperlink w:anchor="_Toc241740606" w:history="1">
             <w:r>
               <w:rPr>
                 <w:rStyle w:val="Hyperlink"/>
@@ -7401,7 +7401,7 @@
                 <w:noProof/>
                 <w:webHidden/>
               </w:rPr>
-              <w:instrText xml:space="preserve"> PAGEREF _Toc241738928 \h </w:instrText>
+              <w:instrText xml:space="preserve"> PAGEREF _Toc241740606 \h </w:instrText>
             </w:r>
             <w:r>
               <w:rPr>
@@ -7448,7 +7448,7 @@
               <w14:ligatures w14:val="standardContextual"/>
             </w:rPr>
           </w:pPr>
-          <w:hyperlink w:anchor="_Toc241738929" w:history="1">
+          <w:hyperlink w:anchor="_Toc241740607" w:history="1">
             <w:r>
               <w:rPr>
                 <w:rStyle w:val="Hyperlink"/>
@@ -7500,7 +7500,7 @@
                 <w:noProof/>
                 <w:webHidden/>
               </w:rPr>
-              <w:instrText xml:space="preserve"> PAGEREF _Toc241738929 \h </w:instrText>
+              <w:instrText xml:space="preserve"> PAGEREF _Toc241740607 \h </w:instrText>
             </w:r>
             <w:r>
               <w:rPr>
@@ -7547,7 +7547,7 @@
               <w14:ligatures w14:val="standardContextual"/>
             </w:rPr>
           </w:pPr>
-          <w:hyperlink w:anchor="_Toc241738930" w:history="1">
+          <w:hyperlink w:anchor="_Toc241740608" w:history="1">
             <w:r>
               <w:rPr>
                 <w:rStyle w:val="Hyperlink"/>
@@ -7599,7 +7599,7 @@
                 <w:noProof/>
                 <w:webHidden/>
               </w:rPr>
-              <w:instrText xml:space="preserve"> PAGEREF _Toc241738930 \h </w:instrText>
+              <w:instrText xml:space="preserve"> PAGEREF _Toc241740608 \h </w:instrText>
             </w:r>
             <w:r>
               <w:rPr>
@@ -7646,7 +7646,7 @@
               <w14:ligatures w14:val="standardContextual"/>
             </w:rPr>
           </w:pPr>
-          <w:hyperlink w:anchor="_Toc241738931" w:history="1">
+          <w:hyperlink w:anchor="_Toc241740609" w:history="1">
             <w:r>
               <w:rPr>
                 <w:rStyle w:val="Hyperlink"/>
@@ -7698,7 +7698,7 @@
                 <w:noProof/>
                 <w:webHidden/>
               </w:rPr>
-              <w:instrText xml:space="preserve"> PAGEREF _Toc241738931 \h </w:instrText>
+              <w:instrText xml:space="preserve"> PAGEREF _Toc241740609 \h </w:instrText>
             </w:r>
             <w:r>
               <w:rPr>
@@ -7745,7 +7745,7 @@
               <w14:ligatures w14:val="standardContextual"/>
             </w:rPr>
           </w:pPr>
-          <w:hyperlink w:anchor="_Toc241738932" w:history="1">
+          <w:hyperlink w:anchor="_Toc241740610" w:history="1">
             <w:r>
               <w:rPr>
                 <w:rStyle w:val="Hyperlink"/>
@@ -7797,7 +7797,7 @@
                 <w:noProof/>
                 <w:webHidden/>
               </w:rPr>
-              <w:instrText xml:space="preserve"> PAGEREF _Toc241738932 \h </w:instrText>
+              <w:instrText xml:space="preserve"> PAGEREF _Toc241740610 \h </w:instrText>
             </w:r>
             <w:r>
               <w:rPr>
@@ -7844,7 +7844,7 @@
               <w14:ligatures w14:val="standardContextual"/>
             </w:rPr>
           </w:pPr>
-          <w:hyperlink w:anchor="_Toc241738933" w:history="1">
+          <w:hyperlink w:anchor="_Toc241740611" w:history="1">
             <w:r>
               <w:rPr>
                 <w:rStyle w:val="Hyperlink"/>
@@ -7896,7 +7896,7 @@
                 <w:noProof/>
                 <w:webHidden/>
               </w:rPr>
-              <w:instrText xml:space="preserve"> PAGEREF _Toc241738933 \h </w:instrText>
+              <w:instrText xml:space="preserve"> PAGEREF _Toc241740611 \h </w:instrText>
             </w:r>
             <w:r>
               <w:rPr>
@@ -7943,7 +7943,7 @@
               <w14:ligatures w14:val="standardContextual"/>
             </w:rPr>
           </w:pPr>
-          <w:hyperlink w:anchor="_Toc241738934" w:history="1">
+          <w:hyperlink w:anchor="_Toc241740612" w:history="1">
             <w:r>
               <w:rPr>
                 <w:rStyle w:val="Hyperlink"/>
@@ -7995,7 +7995,7 @@
                 <w:noProof/>
                 <w:webHidden/>
               </w:rPr>
-              <w:instrText xml:space="preserve"> PAGEREF _Toc241738934 \h </w:instrText>
+              <w:instrText xml:space="preserve"> PAGEREF _Toc241740612 \h </w:instrText>
             </w:r>
             <w:r>
               <w:rPr>
@@ -8042,7 +8042,7 @@
               <w14:ligatures w14:val="standardContextual"/>
             </w:rPr>
           </w:pPr>
-          <w:hyperlink w:anchor="_Toc241738935" w:history="1">
+          <w:hyperlink w:anchor="_Toc241740613" w:history="1">
             <w:r>
               <w:rPr>
                 <w:rStyle w:val="Hyperlink"/>
@@ -8094,7 +8094,7 @@
                 <w:noProof/>
                 <w:webHidden/>
               </w:rPr>
-              <w:instrText xml:space="preserve"> PAGEREF _Toc241738935 \h </w:instrText>
+              <w:instrText xml:space="preserve"> PAGEREF _Toc241740613 \h </w:instrText>
             </w:r>
             <w:r>
               <w:rPr>
@@ -8141,7 +8141,7 @@
               <w14:ligatures w14:val="standardContextual"/>
             </w:rPr>
           </w:pPr>
-          <w:hyperlink w:anchor="_Toc241738936" w:history="1">
+          <w:hyperlink w:anchor="_Toc241740614" w:history="1">
             <w:r>
               <w:rPr>
                 <w:rStyle w:val="Hyperlink"/>
@@ -8193,7 +8193,7 @@
                 <w:noProof/>
                 <w:webHidden/>
               </w:rPr>
-              <w:instrText xml:space="preserve"> PAGEREF _Toc241738936 \h </w:instrText>
+              <w:instrText xml:space="preserve"> PAGEREF _Toc241740614 \h </w:instrText>
             </w:r>
             <w:r>
               <w:rPr>
@@ -8240,7 +8240,7 @@
               <w14:ligatures w14:val="standardContextual"/>
             </w:rPr>
           </w:pPr>
-          <w:hyperlink w:anchor="_Toc241738937" w:history="1">
+          <w:hyperlink w:anchor="_Toc241740615" w:history="1">
             <w:r>
               <w:rPr>
                 <w:rStyle w:val="Hyperlink"/>
@@ -8292,7 +8292,7 @@
                 <w:noProof/>
                 <w:webHidden/>
               </w:rPr>
-              <w:instrText xml:space="preserve"> PAGEREF _Toc241738937 \h </w:instrText>
+              <w:instrText xml:space="preserve"> PAGEREF _Toc241740615 \h </w:instrText>
             </w:r>
             <w:r>
               <w:rPr>
@@ -8339,7 +8339,7 @@
               <w14:ligatures w14:val="standardContextual"/>
             </w:rPr>
           </w:pPr>
-          <w:hyperlink w:anchor="_Toc241738938" w:history="1">
+          <w:hyperlink w:anchor="_Toc241740616" w:history="1">
             <w:r>
               <w:rPr>
                 <w:rStyle w:val="Hyperlink"/>
@@ -8391,7 +8391,7 @@
                 <w:noProof/>
                 <w:webHidden/>
               </w:rPr>
-              <w:instrText xml:space="preserve"> PAGEREF _Toc241738938 \h </w:instrText>
+              <w:instrText xml:space="preserve"> PAGEREF _Toc241740616 \h </w:instrText>
             </w:r>
             <w:r>
               <w:rPr>
@@ -8438,7 +8438,7 @@
               <w14:ligatures w14:val="standardContextual"/>
             </w:rPr>
           </w:pPr>
-          <w:hyperlink w:anchor="_Toc241738939" w:history="1">
+          <w:hyperlink w:anchor="_Toc241740617" w:history="1">
             <w:r>
               <w:rPr>
                 <w:rStyle w:val="Hyperlink"/>
@@ -8490,7 +8490,7 @@
                 <w:noProof/>
                 <w:webHidden/>
               </w:rPr>
-              <w:instrText xml:space="preserve"> PAGEREF _Toc241738939 \h </w:instrText>
+              <w:instrText xml:space="preserve"> PAGEREF _Toc241740617 \h </w:instrText>
             </w:r>
             <w:r>
               <w:rPr>
@@ -8537,7 +8537,7 @@
               <w14:ligatures w14:val="standardContextual"/>
             </w:rPr>
           </w:pPr>
-          <w:hyperlink w:anchor="_Toc241738940" w:history="1">
+          <w:hyperlink w:anchor="_Toc241740618" w:history="1">
             <w:r>
               <w:rPr>
                 <w:rStyle w:val="Hyperlink"/>
@@ -8589,7 +8589,7 @@
                 <w:noProof/>
                 <w:webHidden/>
               </w:rPr>
-              <w:instrText xml:space="preserve"> PAGEREF _Toc241738940 \h </w:instrText>
+              <w:instrText xml:space="preserve"> PAGEREF _Toc241740618 \h </w:instrText>
             </w:r>
             <w:r>
               <w:rPr>
@@ -8636,7 +8636,7 @@
               <w14:ligatures w14:val="standardContextual"/>
             </w:rPr>
           </w:pPr>
-          <w:hyperlink w:anchor="_Toc241738941" w:history="1">
+          <w:hyperlink w:anchor="_Toc241740619" w:history="1">
             <w:r>
               <w:rPr>
                 <w:rStyle w:val="Hyperlink"/>
@@ -8688,7 +8688,7 @@
                 <w:noProof/>
                 <w:webHidden/>
               </w:rPr>
-              <w:instrText xml:space="preserve"> PAGEREF _Toc241738941 \h </w:instrText>
+              <w:instrText xml:space="preserve"> PAGEREF _Toc241740619 \h </w:instrText>
             </w:r>
             <w:r>
               <w:rPr>
@@ -8735,7 +8735,7 @@
               <w14:ligatures w14:val="standardContextual"/>
             </w:rPr>
           </w:pPr>
-          <w:hyperlink w:anchor="_Toc241738942" w:history="1">
+          <w:hyperlink w:anchor="_Toc241740620" w:history="1">
             <w:r>
               <w:rPr>
                 <w:rStyle w:val="Hyperlink"/>
@@ -8787,7 +8787,7 @@
                 <w:noProof/>
                 <w:webHidden/>
               </w:rPr>
-              <w:instrText xml:space="preserve"> PAGEREF _Toc241738942 \h </w:instrText>
+              <w:instrText xml:space="preserve"> PAGEREF _Toc241740620 \h </w:instrText>
             </w:r>
             <w:r>
               <w:rPr>
@@ -8834,7 +8834,7 @@
               <w14:ligatures w14:val="standardContextual"/>
             </w:rPr>
           </w:pPr>
-          <w:hyperlink w:anchor="_Toc241738943" w:history="1">
+          <w:hyperlink w:anchor="_Toc241740621" w:history="1">
             <w:r>
               <w:rPr>
                 <w:rStyle w:val="Hyperlink"/>
@@ -8886,7 +8886,7 @@
                 <w:noProof/>
                 <w:webHidden/>
               </w:rPr>
-              <w:instrText xml:space="preserve"> PAGEREF _Toc241738943 \h </w:instrText>
+              <w:instrText xml:space="preserve"> PAGEREF _Toc241740621 \h </w:instrText>
             </w:r>
             <w:r>
               <w:rPr>
@@ -8933,7 +8933,7 @@
               <w14:ligatures w14:val="standardContextual"/>
             </w:rPr>
           </w:pPr>
-          <w:hyperlink w:anchor="_Toc241738944" w:history="1">
+          <w:hyperlink w:anchor="_Toc241740622" w:history="1">
             <w:r>
               <w:rPr>
                 <w:rStyle w:val="Hyperlink"/>
@@ -8985,7 +8985,7 @@
                 <w:noProof/>
                 <w:webHidden/>
               </w:rPr>
-              <w:instrText xml:space="preserve"> PAGEREF _Toc241738944 \h </w:instrText>
+              <w:instrText xml:space="preserve"> PAGEREF _Toc241740622 \h </w:instrText>
             </w:r>
             <w:r>
               <w:rPr>
@@ -9032,7 +9032,7 @@
               <w14:ligatures w14:val="standardContextual"/>
             </w:rPr>
           </w:pPr>
-          <w:hyperlink w:anchor="_Toc241738945" w:history="1">
+          <w:hyperlink w:anchor="_Toc241740623" w:history="1">
             <w:r>
               <w:rPr>
                 <w:rStyle w:val="Hyperlink"/>
@@ -9084,7 +9084,7 @@
                 <w:noProof/>
                 <w:webHidden/>
               </w:rPr>
-              <w:instrText xml:space="preserve"> PAGEREF _Toc241738945 \h </w:instrText>
+              <w:instrText xml:space="preserve"> PAGEREF _Toc241740623 \h </w:instrText>
             </w:r>
             <w:r>
               <w:rPr>
@@ -9131,7 +9131,7 @@
               <w14:ligatures w14:val="standardContextual"/>
             </w:rPr>
           </w:pPr>
-          <w:hyperlink w:anchor="_Toc241738946" w:history="1">
+          <w:hyperlink w:anchor="_Toc241740624" w:history="1">
             <w:r>
               <w:rPr>
                 <w:rStyle w:val="Hyperlink"/>
@@ -9183,7 +9183,7 @@
                 <w:noProof/>
                 <w:webHidden/>
               </w:rPr>
-              <w:instrText xml:space="preserve"> PAGEREF _Toc241738946 \h </w:instrText>
+              <w:instrText xml:space="preserve"> PAGEREF _Toc241740624 \h </w:instrText>
             </w:r>
             <w:r>
               <w:rPr>
@@ -9230,7 +9230,7 @@
               <w14:ligatures w14:val="standardContextual"/>
             </w:rPr>
           </w:pPr>
-          <w:hyperlink w:anchor="_Toc241738947" w:history="1">
+          <w:hyperlink w:anchor="_Toc241740625" w:history="1">
             <w:r>
               <w:rPr>
                 <w:rStyle w:val="Hyperlink"/>
@@ -9282,7 +9282,7 @@
                 <w:noProof/>
                 <w:webHidden/>
               </w:rPr>
-              <w:instrText xml:space="preserve"> PAGEREF _Toc241738947 \h </w:instrText>
+              <w:instrText xml:space="preserve"> PAGEREF _Toc241740625 \h </w:instrText>
             </w:r>
             <w:r>
               <w:rPr>
@@ -9329,7 +9329,7 @@
               <w14:ligatures w14:val="standardContextual"/>
             </w:rPr>
           </w:pPr>
-          <w:hyperlink w:anchor="_Toc241738948" w:history="1">
+          <w:hyperlink w:anchor="_Toc241740626" w:history="1">
             <w:r>
               <w:rPr>
                 <w:rStyle w:val="Hyperlink"/>
@@ -9381,7 +9381,7 @@
                 <w:noProof/>
                 <w:webHidden/>
               </w:rPr>
-              <w:instrText xml:space="preserve"> PAGEREF _Toc241738948 \h </w:instrText>
+              <w:instrText xml:space="preserve"> PAGEREF _Toc241740626 \h </w:instrText>
             </w:r>
             <w:r>
               <w:rPr>
@@ -9402,6 +9402,204 @@
                 <w:webHidden/>
               </w:rPr>
               <w:t>19</w:t>
+            </w:r>
+            <w:r>
+              <w:rPr>
+                <w:noProof/>
+                <w:webHidden/>
+              </w:rPr>
+              <w:fldChar w:fldCharType="end"/>
+            </w:r>
+          </w:hyperlink>
+        </w:p>
+        <w:p>
+          <w:pPr>
+            <w:pStyle w:val="Sumrio3"/>
+            <w:tabs>
+              <w:tab w:val="left" w:pos="2096"/>
+              <w:tab w:val="right" w:leader="dot" w:pos="9062"/>
+            </w:tabs>
+            <w:rPr>
+              <w:rFonts w:asciiTheme="minorHAnsi" w:eastAsiaTheme="minorEastAsia" w:hAnsiTheme="minorHAnsi" w:cstheme="minorBidi"/>
+              <w:b w:val="0"/>
+              <w:noProof/>
+              <w:kern w:val="2"/>
+              <w:szCs w:val="24"/>
+              <w14:ligatures w14:val="standardContextual"/>
+            </w:rPr>
+          </w:pPr>
+          <w:hyperlink w:anchor="_Toc241740627" w:history="1">
+            <w:r>
+              <w:rPr>
+                <w:rStyle w:val="Hyperlink"/>
+                <w:rFonts w:cs="Arial"/>
+                <w:noProof/>
+                <w14:scene3d>
+                  <w14:camera w14:prst="orthographicFront"/>
+                  <w14:lightRig w14:rig="threePt" w14:dir="t">
+                    <w14:rot w14:lat="0" w14:lon="0" w14:rev="0"/>
+                  </w14:lightRig>
+                </w14:scene3d>
+              </w:rPr>
+              <w:t>2.1.57</w:t>
+            </w:r>
+            <w:r>
+              <w:rPr>
+                <w:rFonts w:asciiTheme="minorHAnsi" w:eastAsiaTheme="minorEastAsia" w:hAnsiTheme="minorHAnsi" w:cstheme="minorBidi"/>
+                <w:b w:val="0"/>
+                <w:noProof/>
+                <w:kern w:val="2"/>
+                <w:szCs w:val="24"/>
+                <w14:ligatures w14:val="standardContextual"/>
+              </w:rPr>
+              <w:tab/>
+            </w:r>
+            <w:r>
+              <w:rPr>
+                <w:rStyle w:val="Hyperlink"/>
+                <w:noProof/>
+              </w:rPr>
+              <w:t>RF57 – Encerrar Conta do Prestador</w:t>
+            </w:r>
+            <w:r>
+              <w:rPr>
+                <w:noProof/>
+                <w:webHidden/>
+              </w:rPr>
+              <w:tab/>
+            </w:r>
+            <w:r>
+              <w:rPr>
+                <w:noProof/>
+                <w:webHidden/>
+              </w:rPr>
+              <w:fldChar w:fldCharType="begin"/>
+            </w:r>
+            <w:r>
+              <w:rPr>
+                <w:noProof/>
+                <w:webHidden/>
+              </w:rPr>
+              <w:instrText xml:space="preserve"> PAGEREF _Toc241740627 \h </w:instrText>
+            </w:r>
+            <w:r>
+              <w:rPr>
+                <w:noProof/>
+                <w:webHidden/>
+              </w:rPr>
+            </w:r>
+            <w:r>
+              <w:rPr>
+                <w:noProof/>
+                <w:webHidden/>
+              </w:rPr>
+              <w:fldChar w:fldCharType="separate"/>
+            </w:r>
+            <w:r>
+              <w:rPr>
+                <w:noProof/>
+                <w:webHidden/>
+              </w:rPr>
+              <w:t>20</w:t>
+            </w:r>
+            <w:r>
+              <w:rPr>
+                <w:noProof/>
+                <w:webHidden/>
+              </w:rPr>
+              <w:fldChar w:fldCharType="end"/>
+            </w:r>
+          </w:hyperlink>
+        </w:p>
+        <w:p>
+          <w:pPr>
+            <w:pStyle w:val="Sumrio3"/>
+            <w:tabs>
+              <w:tab w:val="left" w:pos="2096"/>
+              <w:tab w:val="right" w:leader="dot" w:pos="9062"/>
+            </w:tabs>
+            <w:rPr>
+              <w:rFonts w:asciiTheme="minorHAnsi" w:eastAsiaTheme="minorEastAsia" w:hAnsiTheme="minorHAnsi" w:cstheme="minorBidi"/>
+              <w:b w:val="0"/>
+              <w:noProof/>
+              <w:kern w:val="2"/>
+              <w:szCs w:val="24"/>
+              <w14:ligatures w14:val="standardContextual"/>
+            </w:rPr>
+          </w:pPr>
+          <w:hyperlink w:anchor="_Toc241740628" w:history="1">
+            <w:r>
+              <w:rPr>
+                <w:rStyle w:val="Hyperlink"/>
+                <w:rFonts w:cs="Arial"/>
+                <w:noProof/>
+                <w14:scene3d>
+                  <w14:camera w14:prst="orthographicFront"/>
+                  <w14:lightRig w14:rig="threePt" w14:dir="t">
+                    <w14:rot w14:lat="0" w14:lon="0" w14:rev="0"/>
+                  </w14:lightRig>
+                </w14:scene3d>
+              </w:rPr>
+              <w:t>2.1.58</w:t>
+            </w:r>
+            <w:r>
+              <w:rPr>
+                <w:rFonts w:asciiTheme="minorHAnsi" w:eastAsiaTheme="minorEastAsia" w:hAnsiTheme="minorHAnsi" w:cstheme="minorBidi"/>
+                <w:b w:val="0"/>
+                <w:noProof/>
+                <w:kern w:val="2"/>
+                <w:szCs w:val="24"/>
+                <w14:ligatures w14:val="standardContextual"/>
+              </w:rPr>
+              <w:tab/>
+            </w:r>
+            <w:r>
+              <w:rPr>
+                <w:rStyle w:val="Hyperlink"/>
+                <w:noProof/>
+              </w:rPr>
+              <w:t>RF58 – Encerrar Conta do Cliente</w:t>
+            </w:r>
+            <w:r>
+              <w:rPr>
+                <w:noProof/>
+                <w:webHidden/>
+              </w:rPr>
+              <w:tab/>
+            </w:r>
+            <w:r>
+              <w:rPr>
+                <w:noProof/>
+                <w:webHidden/>
+              </w:rPr>
+              <w:fldChar w:fldCharType="begin"/>
+            </w:r>
+            <w:r>
+              <w:rPr>
+                <w:noProof/>
+                <w:webHidden/>
+              </w:rPr>
+              <w:instrText xml:space="preserve"> PAGEREF _Toc241740628 \h </w:instrText>
+            </w:r>
+            <w:r>
+              <w:rPr>
+                <w:noProof/>
+                <w:webHidden/>
+              </w:rPr>
+            </w:r>
+            <w:r>
+              <w:rPr>
+                <w:noProof/>
+                <w:webHidden/>
+              </w:rPr>
+              <w:fldChar w:fldCharType="separate"/>
+            </w:r>
+            <w:r>
+              <w:rPr>
+                <w:noProof/>
+                <w:webHidden/>
+              </w:rPr>
+              <w:t>20</w:t>
             </w:r>
             <w:r>
               <w:rPr>
@@ -9423,7 +9621,7 @@
               <w14:ligatures w14:val="standardContextual"/>
             </w:rPr>
           </w:pPr>
-          <w:hyperlink w:anchor="_Toc241738949" w:history="1">
+          <w:hyperlink w:anchor="_Toc241740629" w:history="1">
             <w:r>
               <w:rPr>
                 <w:rStyle w:val="Hyperlink"/>
@@ -9462,7 +9660,7 @@
               <w:rPr>
                 <w:webHidden/>
               </w:rPr>
-              <w:instrText xml:space="preserve"> PAGEREF _Toc241738949 \h </w:instrText>
+              <w:instrText xml:space="preserve"> PAGEREF _Toc241740629 \h </w:instrText>
             </w:r>
             <w:r>
               <w:rPr>
@@ -9500,7 +9698,7 @@
               <w14:ligatures w14:val="standardContextual"/>
             </w:rPr>
           </w:pPr>
-          <w:hyperlink w:anchor="_Toc241738950" w:history="1">
+          <w:hyperlink w:anchor="_Toc241740630" w:history="1">
             <w:r>
               <w:rPr>
                 <w:rStyle w:val="Hyperlink"/>
@@ -9539,7 +9737,7 @@
               <w:rPr>
                 <w:webHidden/>
               </w:rPr>
-              <w:instrText xml:space="preserve"> PAGEREF _Toc241738950 \h </w:instrText>
+              <w:instrText xml:space="preserve"> PAGEREF _Toc241740630 \h </w:instrText>
             </w:r>
             <w:r>
               <w:rPr>
@@ -9556,7 +9754,7 @@
               <w:rPr>
                 <w:webHidden/>
               </w:rPr>
-              <w:t>21</w:t>
+              <w:t>22</w:t>
             </w:r>
             <w:r>
               <w:rPr>
@@ -9577,7 +9775,7 @@
               <w14:ligatures w14:val="standardContextual"/>
             </w:rPr>
           </w:pPr>
-          <w:hyperlink w:anchor="_Toc241738951" w:history="1">
+          <w:hyperlink w:anchor="_Toc241740631" w:history="1">
             <w:r>
               <w:rPr>
                 <w:rStyle w:val="Hyperlink"/>
@@ -9616,7 +9814,7 @@
               <w:rPr>
                 <w:webHidden/>
               </w:rPr>
-              <w:instrText xml:space="preserve"> PAGEREF _Toc241738951 \h </w:instrText>
+              <w:instrText xml:space="preserve"> PAGEREF _Toc241740631 \h </w:instrText>
             </w:r>
             <w:r>
               <w:rPr>
@@ -9633,7 +9831,7 @@
               <w:rPr>
                 <w:webHidden/>
               </w:rPr>
-              <w:t>21</w:t>
+              <w:t>22</w:t>
             </w:r>
             <w:r>
               <w:rPr>
@@ -9661,7 +9859,7 @@
               <w14:ligatures w14:val="standardContextual"/>
             </w:rPr>
           </w:pPr>
-          <w:hyperlink w:anchor="_Toc241738952" w:history="1">
+          <w:hyperlink w:anchor="_Toc241740632" w:history="1">
             <w:r>
               <w:rPr>
                 <w:rStyle w:val="Hyperlink"/>
@@ -9708,7 +9906,7 @@
                 <w:noProof/>
                 <w:webHidden/>
               </w:rPr>
-              <w:instrText xml:space="preserve"> PAGEREF _Toc241738952 \h </w:instrText>
+              <w:instrText xml:space="preserve"> PAGEREF _Toc241740632 \h </w:instrText>
             </w:r>
             <w:r>
               <w:rPr>
@@ -9728,7 +9926,7 @@
                 <w:noProof/>
                 <w:webHidden/>
               </w:rPr>
-              <w:t>21</w:t>
+              <w:t>22</w:t>
             </w:r>
             <w:r>
               <w:rPr>
@@ -9750,7 +9948,7 @@
               <w14:ligatures w14:val="standardContextual"/>
             </w:rPr>
           </w:pPr>
-          <w:hyperlink w:anchor="_Toc241738953" w:history="1">
+          <w:hyperlink w:anchor="_Toc241740633" w:history="1">
             <w:r>
               <w:rPr>
                 <w:rStyle w:val="Hyperlink"/>
@@ -9789,7 +9987,7 @@
               <w:rPr>
                 <w:webHidden/>
               </w:rPr>
-              <w:instrText xml:space="preserve"> PAGEREF _Toc241738953 \h </w:instrText>
+              <w:instrText xml:space="preserve"> PAGEREF _Toc241740633 \h </w:instrText>
             </w:r>
             <w:r>
               <w:rPr>
@@ -9806,7 +10004,7 @@
               <w:rPr>
                 <w:webHidden/>
               </w:rPr>
-              <w:t>22</w:t>
+              <w:t>23</w:t>
             </w:r>
             <w:r>
               <w:rPr>
@@ -9827,7 +10025,7 @@
               <w14:ligatures w14:val="standardContextual"/>
             </w:rPr>
           </w:pPr>
-          <w:hyperlink w:anchor="_Toc241738954" w:history="1">
+          <w:hyperlink w:anchor="_Toc241740634" w:history="1">
             <w:r>
               <w:rPr>
                 <w:rStyle w:val="Hyperlink"/>
@@ -9866,7 +10064,7 @@
               <w:rPr>
                 <w:webHidden/>
               </w:rPr>
-              <w:instrText xml:space="preserve"> PAGEREF _Toc241738954 \h </w:instrText>
+              <w:instrText xml:space="preserve"> PAGEREF _Toc241740634 \h </w:instrText>
             </w:r>
             <w:r>
               <w:rPr>
@@ -9883,7 +10081,7 @@
               <w:rPr>
                 <w:webHidden/>
               </w:rPr>
-              <w:t>23</w:t>
+              <w:t>24</w:t>
             </w:r>
             <w:r>
               <w:rPr>
@@ -9904,7 +10102,7 @@
               <w14:ligatures w14:val="standardContextual"/>
             </w:rPr>
           </w:pPr>
-          <w:hyperlink w:anchor="_Toc241738955" w:history="1">
+          <w:hyperlink w:anchor="_Toc241740635" w:history="1">
             <w:r>
               <w:rPr>
                 <w:rStyle w:val="Hyperlink"/>
@@ -9943,7 +10141,7 @@
               <w:rPr>
                 <w:webHidden/>
               </w:rPr>
-              <w:instrText xml:space="preserve"> PAGEREF _Toc241738955 \h </w:instrText>
+              <w:instrText xml:space="preserve"> PAGEREF _Toc241740635 \h </w:instrText>
             </w:r>
             <w:r>
               <w:rPr>
@@ -9960,7 +10158,7 @@
               <w:rPr>
                 <w:webHidden/>
               </w:rPr>
-              <w:t>23</w:t>
+              <w:t>24</w:t>
             </w:r>
             <w:r>
               <w:rPr>
@@ -9981,7 +10179,7 @@
               <w14:ligatures w14:val="standardContextual"/>
             </w:rPr>
           </w:pPr>
-          <w:hyperlink w:anchor="_Toc241738956" w:history="1">
+          <w:hyperlink w:anchor="_Toc241740636" w:history="1">
             <w:r>
               <w:rPr>
                 <w:rStyle w:val="Hyperlink"/>
@@ -10020,7 +10218,7 @@
               <w:rPr>
                 <w:webHidden/>
               </w:rPr>
-              <w:instrText xml:space="preserve"> PAGEREF _Toc241738956 \h </w:instrText>
+              <w:instrText xml:space="preserve"> PAGEREF _Toc241740636 \h </w:instrText>
             </w:r>
             <w:r>
               <w:rPr>
@@ -10037,7 +10235,7 @@
               <w:rPr>
                 <w:webHidden/>
               </w:rPr>
-              <w:t>24</w:t>
+              <w:t>25</w:t>
             </w:r>
             <w:r>
               <w:rPr>
@@ -10065,7 +10263,7 @@
               <w14:ligatures w14:val="standardContextual"/>
             </w:rPr>
           </w:pPr>
-          <w:hyperlink w:anchor="_Toc241738957" w:history="1">
+          <w:hyperlink w:anchor="_Toc241740637" w:history="1">
             <w:r>
               <w:rPr>
                 <w:rStyle w:val="Hyperlink"/>
@@ -10112,7 +10310,7 @@
                 <w:noProof/>
                 <w:webHidden/>
               </w:rPr>
-              <w:instrText xml:space="preserve"> PAGEREF _Toc241738957 \h </w:instrText>
+              <w:instrText xml:space="preserve"> PAGEREF _Toc241740637 \h </w:instrText>
             </w:r>
             <w:r>
               <w:rPr>
@@ -10132,7 +10330,7 @@
                 <w:noProof/>
                 <w:webHidden/>
               </w:rPr>
-              <w:t>25</w:t>
+              <w:t>26</w:t>
             </w:r>
             <w:r>
               <w:rPr>
@@ -10154,7 +10352,7 @@
               <w14:ligatures w14:val="standardContextual"/>
             </w:rPr>
           </w:pPr>
-          <w:hyperlink w:anchor="_Toc241738958" w:history="1">
+          <w:hyperlink w:anchor="_Toc241740638" w:history="1">
             <w:r>
               <w:rPr>
                 <w:rStyle w:val="Hyperlink"/>
@@ -10193,7 +10391,7 @@
               <w:rPr>
                 <w:webHidden/>
               </w:rPr>
-              <w:instrText xml:space="preserve"> PAGEREF _Toc241738958 \h </w:instrText>
+              <w:instrText xml:space="preserve"> PAGEREF _Toc241740638 \h </w:instrText>
             </w:r>
             <w:r>
               <w:rPr>
@@ -10210,7 +10408,7 @@
               <w:rPr>
                 <w:webHidden/>
               </w:rPr>
-              <w:t>25</w:t>
+              <w:t>26</w:t>
             </w:r>
             <w:r>
               <w:rPr>
@@ -10231,7 +10429,7 @@
               <w14:ligatures w14:val="standardContextual"/>
             </w:rPr>
           </w:pPr>
-          <w:hyperlink w:anchor="_Toc241738959" w:history="1">
+          <w:hyperlink w:anchor="_Toc241740639" w:history="1">
             <w:r>
               <w:rPr>
                 <w:rStyle w:val="Hyperlink"/>
@@ -10270,7 +10468,7 @@
               <w:rPr>
                 <w:webHidden/>
               </w:rPr>
-              <w:instrText xml:space="preserve"> PAGEREF _Toc241738959 \h </w:instrText>
+              <w:instrText xml:space="preserve"> PAGEREF _Toc241740639 \h </w:instrText>
             </w:r>
             <w:r>
               <w:rPr>
@@ -10287,7 +10485,7 @@
               <w:rPr>
                 <w:webHidden/>
               </w:rPr>
-              <w:t>25</w:t>
+              <w:t>26</w:t>
             </w:r>
             <w:r>
               <w:rPr>
@@ -10308,7 +10506,7 @@
               <w14:ligatures w14:val="standardContextual"/>
             </w:rPr>
           </w:pPr>
-          <w:hyperlink w:anchor="_Toc241738960" w:history="1">
+          <w:hyperlink w:anchor="_Toc241740640" w:history="1">
             <w:r>
               <w:rPr>
                 <w:rStyle w:val="Hyperlink"/>
@@ -10347,7 +10545,7 @@
               <w:rPr>
                 <w:webHidden/>
               </w:rPr>
-              <w:instrText xml:space="preserve"> PAGEREF _Toc241738960 \h </w:instrText>
+              <w:instrText xml:space="preserve"> PAGEREF _Toc241740640 \h </w:instrText>
             </w:r>
             <w:r>
               <w:rPr>
@@ -10364,7 +10562,7 @@
               <w:rPr>
                 <w:webHidden/>
               </w:rPr>
-              <w:t>26</w:t>
+              <w:t>27</w:t>
             </w:r>
             <w:r>
               <w:rPr>
@@ -10385,7 +10583,7 @@
               <w14:ligatures w14:val="standardContextual"/>
             </w:rPr>
           </w:pPr>
-          <w:hyperlink w:anchor="_Toc241738961" w:history="1">
+          <w:hyperlink w:anchor="_Toc241740641" w:history="1">
             <w:r>
               <w:rPr>
                 <w:rStyle w:val="Hyperlink"/>
@@ -10424,7 +10622,7 @@
               <w:rPr>
                 <w:webHidden/>
               </w:rPr>
-              <w:instrText xml:space="preserve"> PAGEREF _Toc241738961 \h </w:instrText>
+              <w:instrText xml:space="preserve"> PAGEREF _Toc241740641 \h </w:instrText>
             </w:r>
             <w:r>
               <w:rPr>
@@ -10441,7 +10639,7 @@
               <w:rPr>
                 <w:webHidden/>
               </w:rPr>
-              <w:t>27</w:t>
+              <w:t>28</w:t>
             </w:r>
             <w:r>
               <w:rPr>
@@ -10462,7 +10660,7 @@
               <w14:ligatures w14:val="standardContextual"/>
             </w:rPr>
           </w:pPr>
-          <w:hyperlink w:anchor="_Toc241738962" w:history="1">
+          <w:hyperlink w:anchor="_Toc241740642" w:history="1">
             <w:r>
               <w:rPr>
                 <w:rStyle w:val="Hyperlink"/>
@@ -10501,7 +10699,7 @@
               <w:rPr>
                 <w:webHidden/>
               </w:rPr>
-              <w:instrText xml:space="preserve"> PAGEREF _Toc241738962 \h </w:instrText>
+              <w:instrText xml:space="preserve"> PAGEREF _Toc241740642 \h </w:instrText>
             </w:r>
             <w:r>
               <w:rPr>
@@ -10518,7 +10716,7 @@
               <w:rPr>
                 <w:webHidden/>
               </w:rPr>
-              <w:t>27</w:t>
+              <w:t>28</w:t>
             </w:r>
             <w:r>
               <w:rPr>
@@ -10546,7 +10744,7 @@
               <w14:ligatures w14:val="standardContextual"/>
             </w:rPr>
           </w:pPr>
-          <w:hyperlink w:anchor="_Toc241738963" w:history="1">
+          <w:hyperlink w:anchor="_Toc241740643" w:history="1">
             <w:r>
               <w:rPr>
                 <w:rStyle w:val="Hyperlink"/>
@@ -10593,7 +10791,7 @@
                 <w:noProof/>
                 <w:webHidden/>
               </w:rPr>
-              <w:instrText xml:space="preserve"> PAGEREF _Toc241738963 \h </w:instrText>
+              <w:instrText xml:space="preserve"> PAGEREF _Toc241740643 \h </w:instrText>
             </w:r>
             <w:r>
               <w:rPr>
@@ -10613,7 +10811,7 @@
                 <w:noProof/>
                 <w:webHidden/>
               </w:rPr>
-              <w:t>28</w:t>
+              <w:t>29</w:t>
             </w:r>
             <w:r>
               <w:rPr>
@@ -10635,7 +10833,7 @@
               <w14:ligatures w14:val="standardContextual"/>
             </w:rPr>
           </w:pPr>
-          <w:hyperlink w:anchor="_Toc241738964" w:history="1">
+          <w:hyperlink w:anchor="_Toc241740644" w:history="1">
             <w:r>
               <w:rPr>
                 <w:rStyle w:val="Hyperlink"/>
@@ -10676,7 +10874,7 @@
               <w:rPr>
                 <w:webHidden/>
               </w:rPr>
-              <w:instrText xml:space="preserve"> PAGEREF _Toc241738964 \h </w:instrText>
+              <w:instrText xml:space="preserve"> PAGEREF _Toc241740644 \h </w:instrText>
             </w:r>
             <w:r>
               <w:rPr>
@@ -10693,7 +10891,7 @@
               <w:rPr>
                 <w:webHidden/>
               </w:rPr>
-              <w:t>28</w:t>
+              <w:t>29</w:t>
             </w:r>
             <w:r>
               <w:rPr>
@@ -10714,7 +10912,7 @@
               <w14:ligatures w14:val="standardContextual"/>
             </w:rPr>
           </w:pPr>
-          <w:hyperlink w:anchor="_Toc241738965" w:history="1">
+          <w:hyperlink w:anchor="_Toc241740645" w:history="1">
             <w:r>
               <w:rPr>
                 <w:rStyle w:val="Hyperlink"/>
@@ -10753,7 +10951,7 @@
               <w:rPr>
                 <w:webHidden/>
               </w:rPr>
-              <w:instrText xml:space="preserve"> PAGEREF _Toc241738965 \h </w:instrText>
+              <w:instrText xml:space="preserve"> PAGEREF _Toc241740645 \h </w:instrText>
             </w:r>
             <w:r>
               <w:rPr>
@@ -10770,7 +10968,7 @@
               <w:rPr>
                 <w:webHidden/>
               </w:rPr>
-              <w:t>28</w:t>
+              <w:t>29</w:t>
             </w:r>
             <w:r>
               <w:rPr>
@@ -10791,7 +10989,7 @@
               <w14:ligatures w14:val="standardContextual"/>
             </w:rPr>
           </w:pPr>
-          <w:hyperlink w:anchor="_Toc241738966" w:history="1">
+          <w:hyperlink w:anchor="_Toc241740646" w:history="1">
             <w:r>
               <w:rPr>
                 <w:rStyle w:val="Hyperlink"/>
@@ -10830,7 +11028,7 @@
               <w:rPr>
                 <w:webHidden/>
               </w:rPr>
-              <w:instrText xml:space="preserve"> PAGEREF _Toc241738966 \h </w:instrText>
+              <w:instrText xml:space="preserve"> PAGEREF _Toc241740646 \h </w:instrText>
             </w:r>
             <w:r>
               <w:rPr>
@@ -10847,7 +11045,7 @@
               <w:rPr>
                 <w:webHidden/>
               </w:rPr>
-              <w:t>28</w:t>
+              <w:t>29</w:t>
             </w:r>
             <w:r>
               <w:rPr>
@@ -10875,7 +11073,7 @@
               <w14:ligatures w14:val="standardContextual"/>
             </w:rPr>
           </w:pPr>
-          <w:hyperlink w:anchor="_Toc241738967" w:history="1">
+          <w:hyperlink w:anchor="_Toc241740647" w:history="1">
             <w:r>
               <w:rPr>
                 <w:rStyle w:val="Hyperlink"/>
@@ -10922,7 +11120,7 @@
                 <w:noProof/>
                 <w:webHidden/>
               </w:rPr>
-              <w:instrText xml:space="preserve"> PAGEREF _Toc241738967 \h </w:instrText>
+              <w:instrText xml:space="preserve"> PAGEREF _Toc241740647 \h </w:instrText>
             </w:r>
             <w:r>
               <w:rPr>
@@ -10942,7 +11140,7 @@
                 <w:noProof/>
                 <w:webHidden/>
               </w:rPr>
-              <w:t>28</w:t>
+              <w:t>29</w:t>
             </w:r>
             <w:r>
               <w:rPr>
@@ -10964,7 +11162,7 @@
               <w14:ligatures w14:val="standardContextual"/>
             </w:rPr>
           </w:pPr>
-          <w:hyperlink w:anchor="_Toc241738968" w:history="1">
+          <w:hyperlink w:anchor="_Toc241740648" w:history="1">
             <w:r>
               <w:rPr>
                 <w:rStyle w:val="Hyperlink"/>
@@ -11004,7 +11202,7 @@
               <w:rPr>
                 <w:webHidden/>
               </w:rPr>
-              <w:instrText xml:space="preserve"> PAGEREF _Toc241738968 \h </w:instrText>
+              <w:instrText xml:space="preserve"> PAGEREF _Toc241740648 \h </w:instrText>
             </w:r>
             <w:r>
               <w:rPr>
@@ -11021,7 +11219,7 @@
               <w:rPr>
                 <w:webHidden/>
               </w:rPr>
-              <w:t>28</w:t>
+              <w:t>29</w:t>
             </w:r>
             <w:r>
               <w:rPr>
@@ -11042,7 +11240,7 @@
               <w14:ligatures w14:val="standardContextual"/>
             </w:rPr>
           </w:pPr>
-          <w:hyperlink w:anchor="_Toc241738969" w:history="1">
+          <w:hyperlink w:anchor="_Toc241740649" w:history="1">
             <w:r>
               <w:rPr>
                 <w:rStyle w:val="Hyperlink"/>
@@ -11082,7 +11280,7 @@
               <w:rPr>
                 <w:webHidden/>
               </w:rPr>
-              <w:instrText xml:space="preserve"> PAGEREF _Toc241738969 \h </w:instrText>
+              <w:instrText xml:space="preserve"> PAGEREF _Toc241740649 \h </w:instrText>
             </w:r>
             <w:r>
               <w:rPr>
@@ -11099,7 +11297,7 @@
               <w:rPr>
                 <w:webHidden/>
               </w:rPr>
-              <w:t>29</w:t>
+              <w:t>30</w:t>
             </w:r>
             <w:r>
               <w:rPr>
@@ -11120,7 +11318,7 @@
               <w14:ligatures w14:val="standardContextual"/>
             </w:rPr>
           </w:pPr>
-          <w:hyperlink w:anchor="_Toc241738970" w:history="1">
+          <w:hyperlink w:anchor="_Toc241740650" w:history="1">
             <w:r>
               <w:rPr>
                 <w:rStyle w:val="Hyperlink"/>
@@ -11160,7 +11358,7 @@
               <w:rPr>
                 <w:webHidden/>
               </w:rPr>
-              <w:instrText xml:space="preserve"> PAGEREF _Toc241738970 \h </w:instrText>
+              <w:instrText xml:space="preserve"> PAGEREF _Toc241740650 \h </w:instrText>
             </w:r>
             <w:r>
               <w:rPr>
@@ -11177,7 +11375,7 @@
               <w:rPr>
                 <w:webHidden/>
               </w:rPr>
-              <w:t>29</w:t>
+              <w:t>30</w:t>
             </w:r>
             <w:r>
               <w:rPr>
@@ -11205,7 +11403,7 @@
               <w14:ligatures w14:val="standardContextual"/>
             </w:rPr>
           </w:pPr>
-          <w:hyperlink w:anchor="_Toc241738971" w:history="1">
+          <w:hyperlink w:anchor="_Toc241740651" w:history="1">
             <w:r>
               <w:rPr>
                 <w:rStyle w:val="Hyperlink"/>
@@ -11252,7 +11450,7 @@
                 <w:noProof/>
                 <w:webHidden/>
               </w:rPr>
-              <w:instrText xml:space="preserve"> PAGEREF _Toc241738971 \h </w:instrText>
+              <w:instrText xml:space="preserve"> PAGEREF _Toc241740651 \h </w:instrText>
             </w:r>
             <w:r>
               <w:rPr>
@@ -11272,7 +11470,7 @@
                 <w:noProof/>
                 <w:webHidden/>
               </w:rPr>
-              <w:t>30</w:t>
+              <w:t>31</w:t>
             </w:r>
             <w:r>
               <w:rPr>
@@ -11301,7 +11499,7 @@
               <w14:ligatures w14:val="standardContextual"/>
             </w:rPr>
           </w:pPr>
-          <w:hyperlink w:anchor="_Toc241738972" w:history="1">
+          <w:hyperlink w:anchor="_Toc241740652" w:history="1">
             <w:r>
               <w:rPr>
                 <w:rStyle w:val="Hyperlink"/>
@@ -11349,7 +11547,7 @@
                 <w:noProof/>
                 <w:webHidden/>
               </w:rPr>
-              <w:instrText xml:space="preserve"> PAGEREF _Toc241738972 \h </w:instrText>
+              <w:instrText xml:space="preserve"> PAGEREF _Toc241740652 \h </w:instrText>
             </w:r>
             <w:r>
               <w:rPr>
@@ -11369,7 +11567,7 @@
                 <w:noProof/>
                 <w:webHidden/>
               </w:rPr>
-              <w:t>31</w:t>
+              <w:t>32</w:t>
             </w:r>
             <w:r>
               <w:rPr>
@@ -11398,7 +11596,7 @@
               <w14:ligatures w14:val="standardContextual"/>
             </w:rPr>
           </w:pPr>
-          <w:hyperlink w:anchor="_Toc241738973" w:history="1">
+          <w:hyperlink w:anchor="_Toc241740653" w:history="1">
             <w:r>
               <w:rPr>
                 <w:rStyle w:val="Hyperlink"/>
@@ -11445,7 +11643,7 @@
                 <w:noProof/>
                 <w:webHidden/>
               </w:rPr>
-              <w:instrText xml:space="preserve"> PAGEREF _Toc241738973 \h </w:instrText>
+              <w:instrText xml:space="preserve"> PAGEREF _Toc241740653 \h </w:instrText>
             </w:r>
             <w:r>
               <w:rPr>
@@ -11465,7 +11663,7 @@
                 <w:noProof/>
                 <w:webHidden/>
               </w:rPr>
-              <w:t>46</w:t>
+              <w:t>47</w:t>
             </w:r>
             <w:r>
               <w:rPr>
@@ -11494,7 +11692,7 @@
               <w14:ligatures w14:val="standardContextual"/>
             </w:rPr>
           </w:pPr>
-          <w:hyperlink w:anchor="_Toc241738974" w:history="1">
+          <w:hyperlink w:anchor="_Toc241740654" w:history="1">
             <w:r>
               <w:rPr>
                 <w:rStyle w:val="Hyperlink"/>
@@ -11541,7 +11739,7 @@
                 <w:noProof/>
                 <w:webHidden/>
               </w:rPr>
-              <w:instrText xml:space="preserve"> PAGEREF _Toc241738974 \h </w:instrText>
+              <w:instrText xml:space="preserve"> PAGEREF _Toc241740654 \h </w:instrText>
             </w:r>
             <w:r>
               <w:rPr>
@@ -11561,7 +11759,7 @@
                 <w:noProof/>
                 <w:webHidden/>
               </w:rPr>
-              <w:t>46</w:t>
+              <w:t>47</w:t>
             </w:r>
             <w:r>
               <w:rPr>
@@ -11589,7 +11787,7 @@
               <w14:ligatures w14:val="standardContextual"/>
             </w:rPr>
           </w:pPr>
-          <w:hyperlink w:anchor="_Toc241738975" w:history="1">
+          <w:hyperlink w:anchor="_Toc241740655" w:history="1">
             <w:r>
               <w:rPr>
                 <w:rStyle w:val="Hyperlink"/>
@@ -11616,7 +11814,7 @@
                 <w:noProof/>
                 <w:webHidden/>
               </w:rPr>
-              <w:instrText xml:space="preserve"> PAGEREF _Toc241738975 \h </w:instrText>
+              <w:instrText xml:space="preserve"> PAGEREF _Toc241740655 \h </w:instrText>
             </w:r>
             <w:r>
               <w:rPr>
@@ -11636,7 +11834,7 @@
                 <w:noProof/>
                 <w:webHidden/>
               </w:rPr>
-              <w:t>47</w:t>
+              <w:t>48</w:t>
             </w:r>
             <w:r>
               <w:rPr>
@@ -11692,7 +11890,7 @@
           <w:lang w:val="pt-BR"/>
         </w:rPr>
       </w:pPr>
-      <w:bookmarkStart w:id="0" w:name="_Toc241738888"/>
+      <w:bookmarkStart w:id="0" w:name="_Toc241740566"/>
       <w:r>
         <w:rPr>
           <w:lang w:val="pt-BR"/>
@@ -11706,7 +11904,7 @@
       <w:pPr>
         <w:pStyle w:val="Ttulo2"/>
       </w:pPr>
-      <w:bookmarkStart w:id="1" w:name="_Toc241738889"/>
+      <w:bookmarkStart w:id="1" w:name="_Toc241740567"/>
       <w:r>
         <w:t>Objetivos</w:t>
       </w:r>
@@ -11760,7 +11958,7 @@
       <w:bookmarkStart w:id="2" w:name="_Toc165310847"/>
       <w:bookmarkStart w:id="3" w:name="_Toc182927330"/>
       <w:bookmarkStart w:id="4" w:name="_Toc275318808"/>
-      <w:bookmarkStart w:id="5" w:name="_Toc241738890"/>
+      <w:bookmarkStart w:id="5" w:name="_Toc241740568"/>
       <w:r>
         <w:t xml:space="preserve">Métodos </w:t>
       </w:r>
@@ -12090,7 +12288,7 @@
       </w:pPr>
       <w:bookmarkStart w:id="12" w:name="_Toc331506323"/>
       <w:bookmarkStart w:id="13" w:name="_Toc331507631"/>
-      <w:bookmarkStart w:id="14" w:name="_Toc241738891"/>
+      <w:bookmarkStart w:id="14" w:name="_Toc241740569"/>
       <w:r>
         <w:rPr>
           <w:lang w:val="pt-BR"/>
@@ -12118,7 +12316,7 @@
       <w:pPr>
         <w:pStyle w:val="Ttulo2"/>
       </w:pPr>
-      <w:bookmarkStart w:id="15" w:name="_Toc241738892"/>
+      <w:bookmarkStart w:id="15" w:name="_Toc241740570"/>
       <w:r>
         <w:t>Requisitos Funcionais</w:t>
       </w:r>
@@ -12134,7 +12332,7 @@
       <w:pPr>
         <w:pStyle w:val="Ttulo3"/>
       </w:pPr>
-      <w:bookmarkStart w:id="16" w:name="_Toc241738893"/>
+      <w:bookmarkStart w:id="16" w:name="_Toc241740571"/>
       <w:r>
         <w:t>RF1 – Criar Agendamento</w:t>
       </w:r>
@@ -12158,7 +12356,7 @@
       <w:pPr>
         <w:pStyle w:val="Ttulo3"/>
       </w:pPr>
-      <w:bookmarkStart w:id="17" w:name="_Toc241738894"/>
+      <w:bookmarkStart w:id="17" w:name="_Toc241740572"/>
       <w:r>
         <w:t xml:space="preserve">RF2 – </w:t>
       </w:r>
@@ -12199,7 +12397,7 @@
       <w:pPr>
         <w:pStyle w:val="Ttulo3"/>
       </w:pPr>
-      <w:bookmarkStart w:id="18" w:name="_Toc241738895"/>
+      <w:bookmarkStart w:id="18" w:name="_Toc241740573"/>
       <w:r>
         <w:t>RF3 – Cancelar Agendamento</w:t>
       </w:r>
@@ -12232,7 +12430,7 @@
       <w:pPr>
         <w:pStyle w:val="Ttulo3"/>
       </w:pPr>
-      <w:bookmarkStart w:id="19" w:name="_Toc241738896"/>
+      <w:bookmarkStart w:id="19" w:name="_Toc241740574"/>
       <w:r>
         <w:t>RF4 – Concluir Agendamento</w:t>
       </w:r>
@@ -12265,7 +12463,7 @@
       <w:pPr>
         <w:pStyle w:val="Ttulo3"/>
       </w:pPr>
-      <w:bookmarkStart w:id="20" w:name="_Toc241738897"/>
+      <w:bookmarkStart w:id="20" w:name="_Toc241740575"/>
       <w:r>
         <w:lastRenderedPageBreak/>
         <w:t>RF5 – Visualizar Agenda</w:t>
@@ -12304,7 +12502,7 @@
       <w:pPr>
         <w:pStyle w:val="Ttulo3"/>
       </w:pPr>
-      <w:bookmarkStart w:id="21" w:name="_Toc241738898"/>
+      <w:bookmarkStart w:id="21" w:name="_Toc241740576"/>
       <w:r>
         <w:t>RF6 – Cadastrar Usuário</w:t>
       </w:r>
@@ -12338,7 +12536,7 @@
       <w:pPr>
         <w:pStyle w:val="Ttulo3"/>
       </w:pPr>
-      <w:bookmarkStart w:id="22" w:name="_Toc241738899"/>
+      <w:bookmarkStart w:id="22" w:name="_Toc241740577"/>
       <w:r>
         <w:t>RF7 – Realizar Login</w:t>
       </w:r>
@@ -12360,7 +12558,7 @@
       <w:pPr>
         <w:pStyle w:val="Ttulo3"/>
       </w:pPr>
-      <w:bookmarkStart w:id="23" w:name="_Toc241738900"/>
+      <w:bookmarkStart w:id="23" w:name="_Toc241740578"/>
       <w:r>
         <w:t>RF8 – Recuperar Senha</w:t>
       </w:r>
@@ -12381,7 +12579,7 @@
       <w:pPr>
         <w:pStyle w:val="Ttulo3"/>
       </w:pPr>
-      <w:bookmarkStart w:id="24" w:name="_Toc241738901"/>
+      <w:bookmarkStart w:id="24" w:name="_Toc241740579"/>
       <w:r>
         <w:t xml:space="preserve">RF9 – </w:t>
       </w:r>
@@ -12408,7 +12606,7 @@
       <w:pPr>
         <w:pStyle w:val="Ttulo3"/>
       </w:pPr>
-      <w:bookmarkStart w:id="25" w:name="_Toc241738902"/>
+      <w:bookmarkStart w:id="25" w:name="_Toc241740580"/>
       <w:r>
         <w:t xml:space="preserve">RF10 – </w:t>
       </w:r>
@@ -12445,7 +12643,7 @@
       <w:pPr>
         <w:pStyle w:val="Ttulo3"/>
       </w:pPr>
-      <w:bookmarkStart w:id="26" w:name="_Toc241738903"/>
+      <w:bookmarkStart w:id="26" w:name="_Toc241740581"/>
       <w:r>
         <w:t>RF11 – Cadastrar Cliente</w:t>
       </w:r>
@@ -12475,7 +12673,7 @@
       <w:pPr>
         <w:pStyle w:val="Ttulo3"/>
       </w:pPr>
-      <w:bookmarkStart w:id="27" w:name="_Toc241738904"/>
+      <w:bookmarkStart w:id="27" w:name="_Toc241740582"/>
       <w:r>
         <w:t>RF12 – Listar Clientes</w:t>
       </w:r>
@@ -12496,7 +12694,7 @@
       <w:pPr>
         <w:pStyle w:val="Ttulo3"/>
       </w:pPr>
-      <w:bookmarkStart w:id="28" w:name="_Toc241738905"/>
+      <w:bookmarkStart w:id="28" w:name="_Toc241740583"/>
       <w:r>
         <w:t>RF13 – Editar Cliente</w:t>
       </w:r>
@@ -12517,7 +12715,7 @@
       <w:pPr>
         <w:pStyle w:val="Ttulo3"/>
       </w:pPr>
-      <w:bookmarkStart w:id="29" w:name="_Toc241738906"/>
+      <w:bookmarkStart w:id="29" w:name="_Toc241740584"/>
       <w:r>
         <w:lastRenderedPageBreak/>
         <w:t>RF14 – Histórico de Cliente</w:t>
@@ -12539,7 +12737,7 @@
       <w:pPr>
         <w:pStyle w:val="Ttulo3"/>
       </w:pPr>
-      <w:bookmarkStart w:id="30" w:name="_Toc241738907"/>
+      <w:bookmarkStart w:id="30" w:name="_Toc241740585"/>
       <w:r>
         <w:t xml:space="preserve">RF15 – </w:t>
       </w:r>
@@ -12579,7 +12777,7 @@
       <w:pPr>
         <w:pStyle w:val="Ttulo3"/>
       </w:pPr>
-      <w:bookmarkStart w:id="31" w:name="_Toc241738908"/>
+      <w:bookmarkStart w:id="31" w:name="_Toc241740586"/>
       <w:r>
         <w:t>RF16 – Listar Tipo de Serviço</w:t>
       </w:r>
@@ -12610,7 +12808,7 @@
       <w:pPr>
         <w:pStyle w:val="Ttulo3"/>
       </w:pPr>
-      <w:bookmarkStart w:id="32" w:name="_Toc241738909"/>
+      <w:bookmarkStart w:id="32" w:name="_Toc241740587"/>
       <w:r>
         <w:t>RF17 – Editar Tipo de Serviço</w:t>
       </w:r>
@@ -12642,7 +12840,7 @@
       <w:pPr>
         <w:pStyle w:val="Ttulo3"/>
       </w:pPr>
-      <w:bookmarkStart w:id="33" w:name="_Toc241738910"/>
+      <w:bookmarkStart w:id="33" w:name="_Toc241740588"/>
       <w:r>
         <w:t>RF18 – Excluir Tipo de Serviço</w:t>
       </w:r>
@@ -12674,7 +12872,7 @@
       <w:pPr>
         <w:pStyle w:val="Ttulo3"/>
       </w:pPr>
-      <w:bookmarkStart w:id="34" w:name="_Toc241738911"/>
+      <w:bookmarkStart w:id="34" w:name="_Toc241740589"/>
       <w:r>
         <w:t xml:space="preserve">RF19 – </w:t>
       </w:r>
@@ -12714,7 +12912,7 @@
         <w:widowControl/>
         <w:spacing w:after="160" w:line="278" w:lineRule="auto"/>
       </w:pPr>
-      <w:bookmarkStart w:id="35" w:name="_Toc241738912"/>
+      <w:bookmarkStart w:id="35" w:name="_Toc241740590"/>
       <w:r>
         <w:t>RF20 – Editar Registro Financeiro</w:t>
       </w:r>
@@ -12749,7 +12947,7 @@
         <w:widowControl/>
         <w:spacing w:after="160" w:line="278" w:lineRule="auto"/>
       </w:pPr>
-      <w:bookmarkStart w:id="36" w:name="_Toc241738913"/>
+      <w:bookmarkStart w:id="36" w:name="_Toc241740591"/>
       <w:r>
         <w:t>RF21 – Excluir Registro Financeiro</w:t>
       </w:r>
@@ -12771,7 +12969,7 @@
       <w:pPr>
         <w:pStyle w:val="Ttulo3"/>
       </w:pPr>
-      <w:bookmarkStart w:id="37" w:name="_Toc241738914"/>
+      <w:bookmarkStart w:id="37" w:name="_Toc241740592"/>
       <w:r>
         <w:t xml:space="preserve">RF22 – </w:t>
       </w:r>
@@ -12818,7 +13016,7 @@
       <w:pPr>
         <w:pStyle w:val="Ttulo3"/>
       </w:pPr>
-      <w:bookmarkStart w:id="38" w:name="_Toc241738915"/>
+      <w:bookmarkStart w:id="38" w:name="_Toc241740593"/>
       <w:r>
         <w:t xml:space="preserve">RF23 – </w:t>
       </w:r>
@@ -12856,7 +13054,7 @@
       <w:pPr>
         <w:pStyle w:val="Ttulo3"/>
       </w:pPr>
-      <w:bookmarkStart w:id="39" w:name="_Toc241738916"/>
+      <w:bookmarkStart w:id="39" w:name="_Toc241740594"/>
       <w:r>
         <w:t xml:space="preserve">RF24 – </w:t>
       </w:r>
@@ -12894,7 +13092,7 @@
         </w:rPr>
         <w:t xml:space="preserve"> </w:t>
       </w:r>
-      <w:bookmarkStart w:id="40" w:name="_Toc241738917"/>
+      <w:bookmarkStart w:id="40" w:name="_Toc241740595"/>
       <w:r>
         <w:rPr>
           <w:rFonts w:eastAsia="Arial"/>
@@ -12928,7 +13126,7 @@
       <w:pPr>
         <w:pStyle w:val="Ttulo3"/>
       </w:pPr>
-      <w:bookmarkStart w:id="41" w:name="_Toc241738918"/>
+      <w:bookmarkStart w:id="41" w:name="_Toc241740596"/>
       <w:r>
         <w:t>RF26 – Visualizar Logs do Sistema</w:t>
       </w:r>
@@ -12948,7 +13146,7 @@
       <w:pPr>
         <w:pStyle w:val="Ttulo3"/>
       </w:pPr>
-      <w:bookmarkStart w:id="42" w:name="_Toc241738919"/>
+      <w:bookmarkStart w:id="42" w:name="_Toc241740597"/>
       <w:r>
         <w:t>RF27 – Listar Clientes (Admin)</w:t>
       </w:r>
@@ -12969,7 +13167,7 @@
       <w:pPr>
         <w:pStyle w:val="Ttulo3"/>
       </w:pPr>
-      <w:bookmarkStart w:id="43" w:name="_Toc241738920"/>
+      <w:bookmarkStart w:id="43" w:name="_Toc241740598"/>
       <w:r>
         <w:t>RF28 – Listar Prestadores (Admin)</w:t>
       </w:r>
@@ -12989,7 +13187,7 @@
       <w:pPr>
         <w:pStyle w:val="Ttulo3"/>
       </w:pPr>
-      <w:bookmarkStart w:id="44" w:name="_Toc241738921"/>
+      <w:bookmarkStart w:id="44" w:name="_Toc241740599"/>
       <w:r>
         <w:t>RF29 – Gerar Credenciais do Cliente</w:t>
       </w:r>
@@ -13012,7 +13210,7 @@
       <w:pPr>
         <w:pStyle w:val="Ttulo3"/>
       </w:pPr>
-      <w:bookmarkStart w:id="45" w:name="_Toc241738922"/>
+      <w:bookmarkStart w:id="45" w:name="_Toc241740600"/>
       <w:r>
         <w:t>RF30 – Realizar Login do Cliente</w:t>
       </w:r>
@@ -13035,7 +13233,7 @@
       <w:pPr>
         <w:pStyle w:val="Ttulo3"/>
       </w:pPr>
-      <w:bookmarkStart w:id="46" w:name="_Toc241738923"/>
+      <w:bookmarkStart w:id="46" w:name="_Toc241740601"/>
       <w:r>
         <w:t>RF31 – Trocar Senha no Primeiro Acesso</w:t>
       </w:r>
@@ -13058,7 +13256,7 @@
       <w:pPr>
         <w:pStyle w:val="Ttulo3"/>
       </w:pPr>
-      <w:bookmarkStart w:id="47" w:name="_Toc241738924"/>
+      <w:bookmarkStart w:id="47" w:name="_Toc241740602"/>
       <w:r>
         <w:t>RF32 – Definir E-mail Secundário do Cliente</w:t>
       </w:r>
@@ -13081,7 +13279,7 @@
       <w:pPr>
         <w:pStyle w:val="Ttulo3"/>
       </w:pPr>
-      <w:bookmarkStart w:id="48" w:name="_Toc241738925"/>
+      <w:bookmarkStart w:id="48" w:name="_Toc241740603"/>
       <w:r>
         <w:t>RF33 – Recuperar Senha do Cliente</w:t>
       </w:r>
@@ -13104,7 +13302,7 @@
       <w:pPr>
         <w:pStyle w:val="Ttulo3"/>
       </w:pPr>
-      <w:bookmarkStart w:id="49" w:name="_Toc241738926"/>
+      <w:bookmarkStart w:id="49" w:name="_Toc241740604"/>
       <w:r>
         <w:t>RF34 – Exibir Perfil do Cliente</w:t>
       </w:r>
@@ -13127,7 +13325,7 @@
       <w:pPr>
         <w:pStyle w:val="Ttulo3"/>
       </w:pPr>
-      <w:bookmarkStart w:id="50" w:name="_Toc241738927"/>
+      <w:bookmarkStart w:id="50" w:name="_Toc241740605"/>
       <w:r>
         <w:t>RF35 – Fazer Upload de Fotos de Serviço</w:t>
       </w:r>
@@ -13150,7 +13348,7 @@
       <w:pPr>
         <w:pStyle w:val="Ttulo3"/>
       </w:pPr>
-      <w:bookmarkStart w:id="51" w:name="_Toc241738928"/>
+      <w:bookmarkStart w:id="51" w:name="_Toc241740606"/>
       <w:r>
         <w:t>RF36 – Excluir Foto</w:t>
       </w:r>
@@ -13173,7 +13371,7 @@
       <w:pPr>
         <w:pStyle w:val="Ttulo3"/>
       </w:pPr>
-      <w:bookmarkStart w:id="52" w:name="_Toc241738929"/>
+      <w:bookmarkStart w:id="52" w:name="_Toc241740607"/>
       <w:r>
         <w:t>RF37 – Exibir Portfólio Público</w:t>
       </w:r>
@@ -13196,7 +13394,7 @@
       <w:pPr>
         <w:pStyle w:val="Ttulo3"/>
       </w:pPr>
-      <w:bookmarkStart w:id="53" w:name="_Toc241738930"/>
+      <w:bookmarkStart w:id="53" w:name="_Toc241740608"/>
       <w:r>
         <w:t>RF38 – Exibir Métricas de Serviço para o Cliente</w:t>
       </w:r>
@@ -13219,7 +13417,7 @@
       <w:pPr>
         <w:pStyle w:val="Ttulo3"/>
       </w:pPr>
-      <w:bookmarkStart w:id="54" w:name="_Toc241738931"/>
+      <w:bookmarkStart w:id="54" w:name="_Toc241740609"/>
       <w:r>
         <w:t>RF39 – Exibir Métricas de Serviço para o Prestador</w:t>
       </w:r>
@@ -13246,7 +13444,7 @@
       <w:pPr>
         <w:pStyle w:val="Ttulo3"/>
       </w:pPr>
-      <w:bookmarkStart w:id="55" w:name="_Toc241738932"/>
+      <w:bookmarkStart w:id="55" w:name="_Toc241740610"/>
       <w:r>
         <w:t>RF40 – Monitorar Presença por Geocodificação</w:t>
       </w:r>
@@ -13292,7 +13490,7 @@
       <w:pPr>
         <w:pStyle w:val="Ttulo3"/>
       </w:pPr>
-      <w:bookmarkStart w:id="56" w:name="_Toc241738933"/>
+      <w:bookmarkStart w:id="56" w:name="_Toc241740611"/>
       <w:r>
         <w:t>RF41 – Definir Visibilidade do Telefone</w:t>
       </w:r>
@@ -13315,7 +13513,7 @@
       <w:pPr>
         <w:pStyle w:val="Ttulo3"/>
       </w:pPr>
-      <w:bookmarkStart w:id="57" w:name="_Toc241738934"/>
+      <w:bookmarkStart w:id="57" w:name="_Toc241740612"/>
       <w:r>
         <w:t>RF42 – Autorizar Foto no Portfólio</w:t>
       </w:r>
@@ -13331,7 +13529,7 @@
       <w:pPr>
         <w:pStyle w:val="Ttulo3"/>
       </w:pPr>
-      <w:bookmarkStart w:id="58" w:name="_Toc241738935"/>
+      <w:bookmarkStart w:id="58" w:name="_Toc241740613"/>
       <w:r>
         <w:t>RF43 – Definir Visibilidade da Cidade</w:t>
       </w:r>
@@ -13347,7 +13545,7 @@
       <w:pPr>
         <w:pStyle w:val="Ttulo3"/>
       </w:pPr>
-      <w:bookmarkStart w:id="59" w:name="_Toc241738936"/>
+      <w:bookmarkStart w:id="59" w:name="_Toc241740614"/>
       <w:r>
         <w:t>RF44 – Exibir Planos Disponíveis</w:t>
       </w:r>
@@ -13380,7 +13578,7 @@
       <w:pPr>
         <w:pStyle w:val="Ttulo3"/>
       </w:pPr>
-      <w:bookmarkStart w:id="60" w:name="_Toc241738937"/>
+      <w:bookmarkStart w:id="60" w:name="_Toc241740615"/>
       <w:r>
         <w:lastRenderedPageBreak/>
         <w:t>RF45 – Assinar Plano</w:t>
@@ -13400,7 +13598,7 @@
       <w:pPr>
         <w:pStyle w:val="Ttulo3"/>
       </w:pPr>
-      <w:bookmarkStart w:id="61" w:name="_Toc241738938"/>
+      <w:bookmarkStart w:id="61" w:name="_Toc241740616"/>
       <w:r>
         <w:t>RF46 – Alterar Plano</w:t>
       </w:r>
@@ -13419,7 +13617,7 @@
       <w:pPr>
         <w:pStyle w:val="Ttulo3"/>
       </w:pPr>
-      <w:bookmarkStart w:id="62" w:name="_Toc241738939"/>
+      <w:bookmarkStart w:id="62" w:name="_Toc241740617"/>
       <w:r>
         <w:t>RF47 – Cancelar Assinatura</w:t>
       </w:r>
@@ -13438,7 +13636,7 @@
       <w:pPr>
         <w:pStyle w:val="Ttulo3"/>
       </w:pPr>
-      <w:bookmarkStart w:id="63" w:name="_Toc241738940"/>
+      <w:bookmarkStart w:id="63" w:name="_Toc241740618"/>
       <w:r>
         <w:t>RF4</w:t>
       </w:r>
@@ -13460,7 +13658,7 @@
       <w:pPr>
         <w:pStyle w:val="Ttulo3"/>
       </w:pPr>
-      <w:bookmarkStart w:id="64" w:name="_Toc241738941"/>
+      <w:bookmarkStart w:id="64" w:name="_Toc241740619"/>
       <w:r>
         <w:t>RF49 – Gerenciar Período de Teste Gratuito</w:t>
       </w:r>
@@ -13479,11 +13677,13 @@
       <w:pPr>
         <w:pStyle w:val="Ttulo3"/>
       </w:pPr>
-      <w:bookmarkStart w:id="65" w:name="_Toc241738942"/>
+      <w:bookmarkStart w:id="65" w:name="_Toc241739043"/>
+      <w:bookmarkStart w:id="66" w:name="_Toc241740620"/>
       <w:r>
         <w:t>RF50 – Aprovar ou Recusar Assinatura de Plano</w:t>
       </w:r>
       <w:bookmarkEnd w:id="65"/>
+      <w:bookmarkEnd w:id="66"/>
     </w:p>
     <w:p>
       <w:r>
@@ -13495,42 +13695,80 @@
       <w:pPr>
         <w:pStyle w:val="Ttulo3"/>
       </w:pPr>
-      <w:bookmarkStart w:id="66" w:name="_Toc241738943"/>
-      <w:r>
-        <w:t>RF5</w:t>
-      </w:r>
-      <w:r>
-        <w:t>1</w:t>
-      </w:r>
-      <w:r>
-        <w:t xml:space="preserve"> – </w:t>
+      <w:bookmarkStart w:id="67" w:name="_Toc241739044"/>
+      <w:bookmarkStart w:id="68" w:name="_Toc241740621"/>
+      <w:r>
+        <w:t xml:space="preserve">RF51 – </w:t>
       </w:r>
       <w:r>
         <w:t>Exibir Política de Privacidade</w:t>
       </w:r>
-      <w:bookmarkEnd w:id="66"/>
+      <w:bookmarkEnd w:id="67"/>
+      <w:bookmarkEnd w:id="68"/>
+    </w:p>
+    <w:p>
+      <w:r>
+        <w:t xml:space="preserve"> </w:t>
+      </w:r>
+      <w:r>
+        <w:tab/>
+      </w:r>
+      <w:r>
+        <w:t xml:space="preserve">Permitir que o usuário visualize a Política de Privacidade, tanto no aplicativo mobile do prestador quanto no portal web do cliente, contendo as seções sobre a política, dados coletados, uso da localização, utilização dos dados, compartilhamento de dados, armazenamento e segurança, direitos do usuário e </w:t>
+      </w:r>
+      <w:r>
+        <w:lastRenderedPageBreak/>
+        <w:t>contato, informando também a data da última atualização.</w:t>
+      </w:r>
+    </w:p>
+    <w:p/>
+    <w:p>
+      <w:pPr>
+        <w:pStyle w:val="Ttulo3"/>
+      </w:pPr>
+      <w:bookmarkStart w:id="69" w:name="_Toc241739045"/>
+      <w:bookmarkStart w:id="70" w:name="_Toc241740622"/>
+      <w:r>
+        <w:t xml:space="preserve">RF52 – </w:t>
+      </w:r>
+      <w:r>
+        <w:t>Exigir Concordância no Cadastro</w:t>
+      </w:r>
+      <w:bookmarkEnd w:id="69"/>
+      <w:bookmarkEnd w:id="70"/>
     </w:p>
     <w:p>
       <w:pPr>
         <w:rPr>
           <w:b/>
-          <w:bCs/>
-        </w:rPr>
-      </w:pPr>
+        </w:rPr>
+      </w:pPr>
+      <w:r>
+        <w:t>Exigir que o usuário leia e concorde com a Política de Privacidade para concluir o cadastro. As opções “Concordar” e “Não concordar” somente devem ser habilitadas após o usuário percorrer toda a política. Sem a concordância, a conta não deve ser criada.</w:t>
+      </w:r>
+    </w:p>
+    <w:p/>
+    <w:p>
+      <w:pPr>
+        <w:pStyle w:val="Ttulo3"/>
+      </w:pPr>
+      <w:bookmarkStart w:id="71" w:name="_Toc241739046"/>
+      <w:bookmarkStart w:id="72" w:name="_Toc241740623"/>
+      <w:r>
+        <w:t xml:space="preserve">RF53 – </w:t>
+      </w:r>
+      <w:r>
+        <w:t>Reler a Política de Privacidade</w:t>
+      </w:r>
+      <w:bookmarkEnd w:id="71"/>
+      <w:bookmarkEnd w:id="72"/>
+    </w:p>
+    <w:p>
       <w:r>
         <w:t xml:space="preserve"> </w:t>
       </w:r>
       <w:r>
-        <w:tab/>
-      </w:r>
-      <w:r>
-        <w:t>Permitir que o usuário visualize a Política de Privacidade no aplicativo, contendo as seções sobre a política, dados coletados, uso da localização, utilização dos dados, compartilhamento de dados, armazenamento e segurança, direitos do usuário e contato, informando também a data da última atualização</w:t>
-      </w:r>
-      <w:r>
-        <w:rPr>
-          <w:bCs/>
-        </w:rPr>
-        <w:t>.</w:t>
+        <w:t>Permitir que o usuário acesse e releia a Política de Privacidade a qualquer momento, por meio da área “Privacidade” do Meu Perfil, tanto no aplicativo mobile do prestador quanto no portal web do cliente, podendo confirmar que continua de acordo com os termos apresentados.</w:t>
       </w:r>
     </w:p>
     <w:p/>
@@ -13538,29 +13776,23 @@
       <w:pPr>
         <w:pStyle w:val="Ttulo3"/>
       </w:pPr>
-      <w:bookmarkStart w:id="67" w:name="_Toc241738944"/>
-      <w:r>
-        <w:t>RF5</w:t>
-      </w:r>
-      <w:r>
-        <w:t>2</w:t>
-      </w:r>
-      <w:r>
-        <w:t xml:space="preserve"> – </w:t>
-      </w:r>
-      <w:r>
-        <w:t>Exigir Concordância no Cadastro</w:t>
-      </w:r>
-      <w:bookmarkEnd w:id="67"/>
-    </w:p>
-    <w:p>
-      <w:pPr>
-        <w:rPr>
-          <w:b/>
-        </w:rPr>
-      </w:pPr>
-      <w:r>
-        <w:t>Exigir que o usuário leia e concorde com a Política de Privacidade para concluir o cadastro. As opções “Concordar” e “Não concordar” somente devem ser habilitadas após o usuário percorrer toda a política. Sem a concordância, a conta não deve ser criada.</w:t>
+      <w:bookmarkStart w:id="73" w:name="_Toc241739047"/>
+      <w:bookmarkStart w:id="74" w:name="_Toc241740624"/>
+      <w:r>
+        <w:t xml:space="preserve">RF54 – </w:t>
+      </w:r>
+      <w:r>
+        <w:t>Encerrar Conta ao Revogar a Concordância</w:t>
+      </w:r>
+      <w:bookmarkEnd w:id="73"/>
+      <w:bookmarkEnd w:id="74"/>
+    </w:p>
+    <w:p>
+      <w:r>
+        <w:t xml:space="preserve"> </w:t>
+      </w:r>
+      <w:r>
+        <w:t>Permitir que o usuário encerre sua conta caso deixe de concordar com a Política de Privacidade. Após a confirmação do encerramento, a conta deve ser encerrada e os dados do usuário removidos, incluindo fotos, clientes, tipos de serviço, agendamentos, registros financeiros, notificações e logs.</w:t>
       </w:r>
     </w:p>
     <w:p/>
@@ -13568,27 +13800,23 @@
       <w:pPr>
         <w:pStyle w:val="Ttulo3"/>
       </w:pPr>
-      <w:bookmarkStart w:id="68" w:name="_Toc241738945"/>
-      <w:r>
-        <w:t>RF5</w:t>
-      </w:r>
-      <w:r>
-        <w:t>3</w:t>
-      </w:r>
-      <w:r>
-        <w:t xml:space="preserve"> – </w:t>
-      </w:r>
-      <w:r>
-        <w:t>Reler a Política de Privacidade</w:t>
-      </w:r>
-      <w:bookmarkEnd w:id="68"/>
+      <w:bookmarkStart w:id="75" w:name="_Toc241739048"/>
+      <w:bookmarkStart w:id="76" w:name="_Toc241740625"/>
+      <w:r>
+        <w:t xml:space="preserve">RF55 – </w:t>
+      </w:r>
+      <w:r>
+        <w:t>Controlar a Coleta de Localização</w:t>
+      </w:r>
+      <w:bookmarkEnd w:id="75"/>
+      <w:bookmarkEnd w:id="76"/>
     </w:p>
     <w:p>
       <w:r>
         <w:t xml:space="preserve"> </w:t>
       </w:r>
       <w:r>
-        <w:t>Permitir que o usuário acesse e releia a Política de Privacidade a qualquer momento, por meio da área “Privacidade” do Meu Perfil, podendo confirmar que continua de acordo com os termos apresentados.</w:t>
+        <w:t>Permitir que o usuário ative ou desative a coleta de localização por meio da área Meu Perfil. A localização somente deve ser coletada mediante o consentimento do usuário, exclusivamente para utilização do geofencing do plano Full e enquanto o recurso estiver ativo. Ao desativar a opção, a coleta deve ser interrompida imediatamente.</w:t>
       </w:r>
     </w:p>
     <w:p/>
@@ -13596,76 +13824,16 @@
       <w:pPr>
         <w:pStyle w:val="Ttulo3"/>
       </w:pPr>
-      <w:bookmarkStart w:id="69" w:name="_Toc241738946"/>
-      <w:r>
-        <w:t>RF5</w:t>
-      </w:r>
-      <w:r>
-        <w:t>4</w:t>
-      </w:r>
-      <w:r>
-        <w:t xml:space="preserve"> – </w:t>
-      </w:r>
-      <w:r>
-        <w:t>Encerrar Conta ao Revogar a Concordância</w:t>
-      </w:r>
-      <w:bookmarkEnd w:id="69"/>
-    </w:p>
-    <w:p>
-      <w:r>
-        <w:t xml:space="preserve"> </w:t>
-      </w:r>
-      <w:r>
-        <w:t>Permitir que o usuário encerre sua conta caso deixe de concordar com a Política de Privacidade. Após a confirmação do encerramento, a conta deve ser encerrada e os dados do usuário removidos, incluindo fotos, clientes, tipos de serviço, agendamentos, registros financeiros, notificações e logs.</w:t>
-      </w:r>
-    </w:p>
-    <w:p/>
-    <w:p>
-      <w:pPr>
-        <w:pStyle w:val="Ttulo3"/>
-      </w:pPr>
-      <w:bookmarkStart w:id="70" w:name="_Toc241738947"/>
-      <w:r>
-        <w:t>RF5</w:t>
-      </w:r>
-      <w:r>
-        <w:t>5</w:t>
-      </w:r>
-      <w:r>
-        <w:t xml:space="preserve"> – </w:t>
-      </w:r>
-      <w:r>
-        <w:t>Controlar a Coleta de Localização</w:t>
-      </w:r>
-      <w:bookmarkEnd w:id="70"/>
-    </w:p>
-    <w:p>
-      <w:r>
-        <w:t xml:space="preserve"> </w:t>
-      </w:r>
-      <w:r>
-        <w:t>Permitir que o usuário ative ou desative a coleta de localização por meio da área Meu Perfil. A localização somente deve ser coletada mediante o consentimento do usuário, exclusivamente para utilização do geofencing do plano Full e enquanto o recurso estiver ativo. Ao desativar a opção, a coleta deve ser interrompida imediatamente.</w:t>
-      </w:r>
-    </w:p>
-    <w:p/>
-    <w:p>
-      <w:pPr>
-        <w:pStyle w:val="Ttulo3"/>
-      </w:pPr>
-      <w:bookmarkStart w:id="71" w:name="_Toc241738948"/>
-      <w:r>
-        <w:t>RF5</w:t>
-      </w:r>
-      <w:r>
-        <w:t>6</w:t>
-      </w:r>
-      <w:r>
-        <w:t xml:space="preserve"> – </w:t>
+      <w:bookmarkStart w:id="77" w:name="_Toc241739049"/>
+      <w:bookmarkStart w:id="78" w:name="_Toc241740626"/>
+      <w:r>
+        <w:t xml:space="preserve">RF56 – </w:t>
       </w:r>
       <w:r>
         <w:t>Disponibilizar Contato de Privacidade</w:t>
       </w:r>
-      <w:bookmarkEnd w:id="71"/>
+      <w:bookmarkEnd w:id="77"/>
+      <w:bookmarkEnd w:id="78"/>
     </w:p>
     <w:p>
       <w:r>
@@ -13686,6 +13854,54 @@
       </w:hyperlink>
       <w:r>
         <w:t>.</w:t>
+      </w:r>
+    </w:p>
+    <w:p/>
+    <w:p>
+      <w:pPr>
+        <w:pStyle w:val="Ttulo3"/>
+      </w:pPr>
+      <w:bookmarkStart w:id="79" w:name="_Toc241740627"/>
+      <w:r>
+        <w:lastRenderedPageBreak/>
+        <w:t xml:space="preserve">RF57 – </w:t>
+      </w:r>
+      <w:r>
+        <w:t>Encerrar Conta do Prestador</w:t>
+      </w:r>
+      <w:bookmarkEnd w:id="79"/>
+    </w:p>
+    <w:p>
+      <w:r>
+        <w:t xml:space="preserve"> </w:t>
+      </w:r>
+      <w:r>
+        <w:t>Permitir que o prestador encerre sua conta por meio da área “Meu Perfil” do aplicativo mobile. Antes da confirmação, o sistema deve informar que o encerramento da conta é permanente e que os dados associados à conta serão removidos. Após a confirmação, a conta deve ser encerrada e o prestador deve ser desconectado do aplicativo.</w:t>
+      </w:r>
+    </w:p>
+    <w:p/>
+    <w:p>
+      <w:pPr>
+        <w:pStyle w:val="Ttulo3"/>
+      </w:pPr>
+      <w:bookmarkStart w:id="80" w:name="_Toc241740628"/>
+      <w:r>
+        <w:t xml:space="preserve">RF58 – </w:t>
+      </w:r>
+      <w:r>
+        <w:t xml:space="preserve">Encerrar Conta do </w:t>
+      </w:r>
+      <w:r>
+        <w:t>Cliente</w:t>
+      </w:r>
+      <w:bookmarkEnd w:id="80"/>
+    </w:p>
+    <w:p>
+      <w:r>
+        <w:t xml:space="preserve"> </w:t>
+      </w:r>
+      <w:r>
+        <w:t>Permitir que o cliente encerre sua conta por meio da área “Meu Perfil” do portal web. Antes da confirmação, o sistema deve informar que o encerramento da conta é permanente e que os dados associados à conta serão removidos. Após a confirmação, a conta deve ser encerrada e o cliente deve ser desconectado do portal.</w:t>
       </w:r>
     </w:p>
     <w:p/>
@@ -13705,12 +13921,11 @@
       <w:pPr>
         <w:pStyle w:val="Ttulo2"/>
       </w:pPr>
-      <w:bookmarkStart w:id="72" w:name="_Toc241738949"/>
-      <w:r>
-        <w:lastRenderedPageBreak/>
+      <w:bookmarkStart w:id="81" w:name="_Toc241740629"/>
+      <w:r>
         <w:t>Requisitos Não Funcionais</w:t>
       </w:r>
-      <w:bookmarkEnd w:id="72"/>
+      <w:bookmarkEnd w:id="81"/>
     </w:p>
     <w:p>
       <w:r>
@@ -13724,7 +13939,7 @@
           <w:bCs/>
         </w:rPr>
       </w:pPr>
-      <w:bookmarkStart w:id="73" w:name="_Toc165310867"/>
+      <w:bookmarkStart w:id="82" w:name="_Toc165310867"/>
     </w:p>
     <w:p>
       <w:pPr>
@@ -13740,7 +13955,7 @@
         </w:rPr>
         <w:t>RNF 1 - Desempenho:</w:t>
       </w:r>
-      <w:bookmarkEnd w:id="73"/>
+      <w:bookmarkEnd w:id="82"/>
     </w:p>
     <w:p>
       <w:pPr>
@@ -13772,7 +13987,7 @@
           <w:bCs/>
         </w:rPr>
       </w:pPr>
-      <w:bookmarkStart w:id="74" w:name="_Toc165310869"/>
+      <w:bookmarkStart w:id="83" w:name="_Toc165310869"/>
       <w:r>
         <w:rPr>
           <w:b/>
@@ -13780,7 +13995,7 @@
         </w:rPr>
         <w:t>RNF 2 - Usabilidade:</w:t>
       </w:r>
-      <w:bookmarkEnd w:id="74"/>
+      <w:bookmarkEnd w:id="83"/>
     </w:p>
     <w:p>
       <w:pPr>
@@ -13813,7 +14028,7 @@
           <w:bCs/>
         </w:rPr>
       </w:pPr>
-      <w:bookmarkStart w:id="75" w:name="_Toc165310874"/>
+      <w:bookmarkStart w:id="84" w:name="_Toc165310874"/>
       <w:r>
         <w:rPr>
           <w:b/>
@@ -13821,7 +14036,7 @@
         </w:rPr>
         <w:t>RNF 3 - Manutenibilidade:</w:t>
       </w:r>
-      <w:bookmarkEnd w:id="75"/>
+      <w:bookmarkEnd w:id="84"/>
     </w:p>
     <w:p>
       <w:pPr>
@@ -13858,14 +14073,7 @@
           <w:b/>
           <w:bCs/>
         </w:rPr>
-        <w:t xml:space="preserve">RNF </w:t>
-      </w:r>
-      <w:r>
-        <w:rPr>
-          <w:b/>
-          <w:bCs/>
-        </w:rPr>
-        <w:t>4</w:t>
+        <w:t>RNF 4</w:t>
       </w:r>
       <w:r>
         <w:rPr>
@@ -13944,88 +14152,79 @@
       <w:pPr>
         <w:pStyle w:val="Ttulo2"/>
       </w:pPr>
-      <w:bookmarkStart w:id="76" w:name="_Toc182927339"/>
-      <w:bookmarkStart w:id="77" w:name="_Toc326436659"/>
-      <w:bookmarkStart w:id="78" w:name="_Toc241738950"/>
+      <w:bookmarkStart w:id="85" w:name="_Toc182927339"/>
+      <w:bookmarkStart w:id="86" w:name="_Toc326436659"/>
+      <w:bookmarkStart w:id="87" w:name="_Toc241740630"/>
       <w:r>
         <w:lastRenderedPageBreak/>
         <w:t>Diagrama de Caso de Uso</w:t>
       </w:r>
-      <w:bookmarkStart w:id="79" w:name="_Toc165310878"/>
-      <w:bookmarkEnd w:id="76"/>
-      <w:bookmarkEnd w:id="77"/>
-      <w:bookmarkEnd w:id="78"/>
-    </w:p>
-    <w:p>
-      <w:pPr>
-        <w:pStyle w:val="Figura"/>
-        <w:jc w:val="both"/>
-      </w:pPr>
-    </w:p>
-    <w:p>
-      <w:pPr>
-        <w:pStyle w:val="Figura"/>
-      </w:pPr>
-    </w:p>
-    <w:p>
-      <w:pPr>
-        <w:pStyle w:val="Figura"/>
-      </w:pPr>
-      <w:bookmarkStart w:id="80" w:name="_Toc213310059"/>
-      <w:bookmarkStart w:id="81" w:name="_Toc213310387"/>
-      <w:bookmarkStart w:id="82" w:name="_Toc213310469"/>
-      <w:bookmarkStart w:id="83" w:name="_Toc213310537"/>
-      <w:bookmarkStart w:id="84" w:name="_Toc213310591"/>
-      <w:bookmarkStart w:id="85" w:name="_Toc213310869"/>
-      <w:bookmarkStart w:id="86" w:name="_Toc213310978"/>
-      <w:bookmarkStart w:id="87" w:name="_Toc213311049"/>
-      <w:bookmarkStart w:id="88" w:name="_Toc213311197"/>
-      <w:bookmarkStart w:id="89" w:name="_Toc213311255"/>
-      <w:bookmarkStart w:id="90" w:name="_Toc213311335"/>
-      <w:bookmarkStart w:id="91" w:name="_Toc213311374"/>
-      <w:bookmarkStart w:id="92" w:name="_Toc213311439"/>
-      <w:bookmarkStart w:id="93" w:name="_Toc213311518"/>
-      <w:bookmarkStart w:id="94" w:name="_Toc213311561"/>
-      <w:bookmarkStart w:id="95" w:name="_Toc213311620"/>
-      <w:bookmarkStart w:id="96" w:name="_Toc213311843"/>
-      <w:bookmarkStart w:id="97" w:name="_Toc213311922"/>
-      <w:bookmarkStart w:id="98" w:name="_Toc213647691"/>
-      <w:bookmarkStart w:id="99" w:name="_Toc213665795"/>
-      <w:bookmarkStart w:id="100" w:name="_Toc213665834"/>
-      <w:bookmarkStart w:id="101" w:name="_Toc241478813"/>
-      <w:r>
-        <w:t xml:space="preserve">Figura </w:t>
-      </w:r>
-      <w:r>
-        <w:fldChar w:fldCharType="begin"/>
-      </w:r>
-      <w:r>
-        <w:instrText>SEQ Figura \* ARABIC</w:instrText>
-      </w:r>
-      <w:r>
-        <w:fldChar w:fldCharType="separate"/>
-      </w:r>
-      <w:r>
-        <w:rPr>
-          <w:noProof/>
-        </w:rPr>
-        <w:t>1</w:t>
-      </w:r>
-      <w:r>
-        <w:fldChar w:fldCharType="end"/>
-      </w:r>
-      <w:r>
-        <w:t xml:space="preserve"> - Diagrama de Caso de Uso</w:t>
-      </w:r>
-      <w:bookmarkEnd w:id="80"/>
-      <w:bookmarkEnd w:id="81"/>
-      <w:bookmarkEnd w:id="82"/>
-      <w:bookmarkEnd w:id="83"/>
-      <w:bookmarkEnd w:id="84"/>
+      <w:bookmarkStart w:id="88" w:name="_Toc165310878"/>
       <w:bookmarkEnd w:id="85"/>
       <w:bookmarkEnd w:id="86"/>
       <w:bookmarkEnd w:id="87"/>
-      <w:bookmarkEnd w:id="88"/>
+    </w:p>
+    <w:p>
+      <w:pPr>
+        <w:pStyle w:val="Figura"/>
+        <w:jc w:val="both"/>
+      </w:pPr>
+    </w:p>
+    <w:p>
+      <w:pPr>
+        <w:pStyle w:val="Figura"/>
+      </w:pPr>
+    </w:p>
+    <w:p>
+      <w:pPr>
+        <w:pStyle w:val="Figura"/>
+      </w:pPr>
+      <w:bookmarkStart w:id="89" w:name="_Toc213310059"/>
+      <w:bookmarkStart w:id="90" w:name="_Toc213310387"/>
+      <w:bookmarkStart w:id="91" w:name="_Toc213310469"/>
+      <w:bookmarkStart w:id="92" w:name="_Toc213310537"/>
+      <w:bookmarkStart w:id="93" w:name="_Toc213310591"/>
+      <w:bookmarkStart w:id="94" w:name="_Toc213310869"/>
+      <w:bookmarkStart w:id="95" w:name="_Toc213310978"/>
+      <w:bookmarkStart w:id="96" w:name="_Toc213311049"/>
+      <w:bookmarkStart w:id="97" w:name="_Toc213311197"/>
+      <w:bookmarkStart w:id="98" w:name="_Toc213311255"/>
+      <w:bookmarkStart w:id="99" w:name="_Toc213311335"/>
+      <w:bookmarkStart w:id="100" w:name="_Toc213311374"/>
+      <w:bookmarkStart w:id="101" w:name="_Toc213311439"/>
+      <w:bookmarkStart w:id="102" w:name="_Toc213311518"/>
+      <w:bookmarkStart w:id="103" w:name="_Toc213311561"/>
+      <w:bookmarkStart w:id="104" w:name="_Toc213311620"/>
+      <w:bookmarkStart w:id="105" w:name="_Toc213311843"/>
+      <w:bookmarkStart w:id="106" w:name="_Toc213311922"/>
+      <w:bookmarkStart w:id="107" w:name="_Toc213647691"/>
+      <w:bookmarkStart w:id="108" w:name="_Toc213665795"/>
+      <w:bookmarkStart w:id="109" w:name="_Toc213665834"/>
+      <w:bookmarkStart w:id="110" w:name="_Toc241740656"/>
+      <w:r>
+        <w:t xml:space="preserve">Figura </w:t>
+      </w:r>
+      <w:r>
+        <w:fldChar w:fldCharType="begin"/>
+      </w:r>
+      <w:r>
+        <w:instrText>SEQ Figura \* ARABIC</w:instrText>
+      </w:r>
+      <w:r>
+        <w:fldChar w:fldCharType="separate"/>
+      </w:r>
+      <w:r>
+        <w:rPr>
+          <w:noProof/>
+        </w:rPr>
+        <w:t>1</w:t>
+      </w:r>
+      <w:r>
+        <w:fldChar w:fldCharType="end"/>
+      </w:r>
+      <w:r>
+        <w:t xml:space="preserve"> - Diagrama de Caso de Uso</w:t>
+      </w:r>
       <w:bookmarkEnd w:id="89"/>
       <w:bookmarkEnd w:id="90"/>
       <w:bookmarkEnd w:id="91"/>
@@ -14039,6 +14238,15 @@
       <w:bookmarkEnd w:id="99"/>
       <w:bookmarkEnd w:id="100"/>
       <w:bookmarkEnd w:id="101"/>
+      <w:bookmarkEnd w:id="102"/>
+      <w:bookmarkEnd w:id="103"/>
+      <w:bookmarkEnd w:id="104"/>
+      <w:bookmarkEnd w:id="105"/>
+      <w:bookmarkEnd w:id="106"/>
+      <w:bookmarkEnd w:id="107"/>
+      <w:bookmarkEnd w:id="108"/>
+      <w:bookmarkEnd w:id="109"/>
+      <w:bookmarkEnd w:id="110"/>
     </w:p>
     <w:p>
       <w:pPr>
@@ -14050,7 +14258,7 @@
           <w:noProof/>
         </w:rPr>
         <w:drawing>
-          <wp:inline distT="0" distB="0" distL="0" distR="0" wp14:anchorId="703A1FEA" wp14:editId="309F1438">
+          <wp:inline distT="0" distB="0" distL="0" distR="0" wp14:anchorId="703A1FEA" wp14:editId="43E6EEC5">
             <wp:extent cx="5567947" cy="4533900"/>
             <wp:effectExtent l="0" t="0" r="0" b="0"/>
             <wp:docPr id="953221992" name="drawing"/>
@@ -14119,16 +14327,16 @@
       <w:pPr>
         <w:pStyle w:val="Ttulo2"/>
       </w:pPr>
-      <w:bookmarkStart w:id="102" w:name="_Toc489932645"/>
-      <w:bookmarkStart w:id="103" w:name="_Toc241738951"/>
+      <w:bookmarkStart w:id="111" w:name="_Toc489932645"/>
+      <w:bookmarkStart w:id="112" w:name="_Toc241740631"/>
       <w:r>
         <w:t>Diagrama de Classe</w:t>
       </w:r>
-      <w:bookmarkEnd w:id="102"/>
+      <w:bookmarkEnd w:id="111"/>
       <w:r>
         <w:t>s</w:t>
       </w:r>
-      <w:bookmarkEnd w:id="103"/>
+      <w:bookmarkEnd w:id="112"/>
     </w:p>
     <w:p/>
     <w:p>
@@ -14160,15 +14368,15 @@
       <w:pPr>
         <w:pStyle w:val="Ttulo1"/>
       </w:pPr>
-      <w:bookmarkStart w:id="104" w:name="_Toc182927346"/>
-      <w:bookmarkStart w:id="105" w:name="_Toc1016310750"/>
-      <w:bookmarkStart w:id="106" w:name="_Toc241738952"/>
+      <w:bookmarkStart w:id="113" w:name="_Toc182927346"/>
+      <w:bookmarkStart w:id="114" w:name="_Toc1016310750"/>
+      <w:bookmarkStart w:id="115" w:name="_Toc241740632"/>
       <w:r>
         <w:t>Regras de negócio</w:t>
       </w:r>
-      <w:bookmarkEnd w:id="104"/>
-      <w:bookmarkEnd w:id="105"/>
-      <w:bookmarkEnd w:id="106"/>
+      <w:bookmarkEnd w:id="113"/>
+      <w:bookmarkEnd w:id="114"/>
+      <w:bookmarkEnd w:id="115"/>
     </w:p>
     <w:p>
       <w:r>
@@ -14193,7 +14401,7 @@
       <w:pPr>
         <w:pStyle w:val="Figura"/>
       </w:pPr>
-      <w:bookmarkStart w:id="107" w:name="_Toc241478814"/>
+      <w:bookmarkStart w:id="116" w:name="_Toc241740657"/>
       <w:r>
         <w:rPr>
           <w:szCs w:val="24"/>
@@ -14234,7 +14442,7 @@
       <w:r>
         <w:t xml:space="preserve"> – Modelo de Negócio Canvas</w:t>
       </w:r>
-      <w:bookmarkEnd w:id="107"/>
+      <w:bookmarkEnd w:id="116"/>
     </w:p>
     <w:p>
       <w:pPr>
@@ -14304,16 +14512,16 @@
       <w:pPr>
         <w:pStyle w:val="Ttulo2"/>
       </w:pPr>
-      <w:bookmarkStart w:id="108" w:name="_Toc182927347"/>
-      <w:bookmarkStart w:id="109" w:name="_Toc1999012226"/>
-      <w:bookmarkStart w:id="110" w:name="_Toc165310879"/>
-      <w:bookmarkStart w:id="111" w:name="_Toc241738953"/>
+      <w:bookmarkStart w:id="117" w:name="_Toc182927347"/>
+      <w:bookmarkStart w:id="118" w:name="_Toc1999012226"/>
+      <w:bookmarkStart w:id="119" w:name="_Toc165310879"/>
+      <w:bookmarkStart w:id="120" w:name="_Toc241740633"/>
       <w:r>
         <w:t>O que será elaborado?</w:t>
       </w:r>
-      <w:bookmarkEnd w:id="108"/>
-      <w:bookmarkEnd w:id="109"/>
-      <w:bookmarkEnd w:id="111"/>
+      <w:bookmarkEnd w:id="117"/>
+      <w:bookmarkEnd w:id="118"/>
+      <w:bookmarkEnd w:id="120"/>
     </w:p>
     <w:p>
       <w:pPr>
@@ -14322,7 +14530,7 @@
           <w:bCs/>
         </w:rPr>
       </w:pPr>
-      <w:bookmarkStart w:id="112" w:name="_Toc165310882"/>
+      <w:bookmarkStart w:id="121" w:name="_Toc165310882"/>
       <w:r>
         <w:rPr>
           <w:b/>
@@ -14330,7 +14538,7 @@
         </w:rPr>
         <w:t>Proposta de valor</w:t>
       </w:r>
-      <w:bookmarkEnd w:id="112"/>
+      <w:bookmarkEnd w:id="121"/>
     </w:p>
     <w:p>
       <w:r>
@@ -14347,15 +14555,15 @@
       <w:pPr>
         <w:pStyle w:val="Ttulo2"/>
       </w:pPr>
-      <w:bookmarkStart w:id="113" w:name="_Toc182927348"/>
-      <w:bookmarkStart w:id="114" w:name="_Toc1824459023"/>
-      <w:bookmarkStart w:id="115" w:name="_Toc241738954"/>
+      <w:bookmarkStart w:id="122" w:name="_Toc182927348"/>
+      <w:bookmarkStart w:id="123" w:name="_Toc1824459023"/>
+      <w:bookmarkStart w:id="124" w:name="_Toc241740634"/>
       <w:r>
         <w:t>Como será elaborado?</w:t>
       </w:r>
-      <w:bookmarkEnd w:id="113"/>
-      <w:bookmarkEnd w:id="114"/>
-      <w:bookmarkEnd w:id="115"/>
+      <w:bookmarkEnd w:id="122"/>
+      <w:bookmarkEnd w:id="123"/>
+      <w:bookmarkEnd w:id="124"/>
     </w:p>
     <w:p>
       <w:pPr>
@@ -14371,7 +14579,7 @@
         </w:rPr>
         <w:t>Parcerias principais</w:t>
       </w:r>
-      <w:bookmarkEnd w:id="110"/>
+      <w:bookmarkEnd w:id="119"/>
     </w:p>
     <w:p>
       <w:r>
@@ -14381,7 +14589,7 @@
         </w:rPr>
         <w:t>FATEC Jahu (infraestrutura física e orientação técnica), trabalhadores autônomos (validação do aplicativo), empresa colaboradora Gabriel Serviços Gerais, provedores de mapas e geocodificação (monitoramento de presença por geofencing) e serviço de e-mail (envio de credenciais e recuperação de senha).</w:t>
       </w:r>
-      <w:bookmarkStart w:id="116" w:name="_Toc165310880"/>
+      <w:bookmarkStart w:id="125" w:name="_Toc165310880"/>
     </w:p>
     <w:p>
       <w:pPr>
@@ -14400,7 +14608,7 @@
         </w:rPr>
         <w:t>Atividades principais</w:t>
       </w:r>
-      <w:bookmarkEnd w:id="116"/>
+      <w:bookmarkEnd w:id="125"/>
     </w:p>
     <w:p>
       <w:r>
@@ -14418,7 +14626,7 @@
           <w:bCs/>
         </w:rPr>
       </w:pPr>
-      <w:bookmarkStart w:id="117" w:name="_Toc165310881"/>
+      <w:bookmarkStart w:id="126" w:name="_Toc165310881"/>
       <w:r>
         <w:rPr>
           <w:b/>
@@ -14426,7 +14634,7 @@
         </w:rPr>
         <w:t>Recursos principais</w:t>
       </w:r>
-      <w:bookmarkEnd w:id="117"/>
+      <w:bookmarkEnd w:id="126"/>
     </w:p>
     <w:p>
       <w:pPr>
@@ -14449,15 +14657,15 @@
       <w:pPr>
         <w:pStyle w:val="Ttulo2"/>
       </w:pPr>
-      <w:bookmarkStart w:id="118" w:name="_Toc182927349"/>
-      <w:bookmarkStart w:id="119" w:name="_Toc1308799086"/>
-      <w:bookmarkStart w:id="120" w:name="_Toc241738955"/>
+      <w:bookmarkStart w:id="127" w:name="_Toc182927349"/>
+      <w:bookmarkStart w:id="128" w:name="_Toc1308799086"/>
+      <w:bookmarkStart w:id="129" w:name="_Toc241740635"/>
       <w:r>
         <w:t>Para quem será elaborado?</w:t>
       </w:r>
-      <w:bookmarkEnd w:id="118"/>
-      <w:bookmarkEnd w:id="119"/>
-      <w:bookmarkEnd w:id="120"/>
+      <w:bookmarkEnd w:id="127"/>
+      <w:bookmarkEnd w:id="128"/>
+      <w:bookmarkEnd w:id="129"/>
     </w:p>
     <w:p>
       <w:pPr>
@@ -14466,7 +14674,7 @@
           <w:bCs/>
         </w:rPr>
       </w:pPr>
-      <w:bookmarkStart w:id="121" w:name="_Toc165310883"/>
+      <w:bookmarkStart w:id="130" w:name="_Toc165310883"/>
       <w:r>
         <w:rPr>
           <w:b/>
@@ -14474,7 +14682,7 @@
         </w:rPr>
         <w:t>Relacionamento Com Clientes</w:t>
       </w:r>
-      <w:bookmarkEnd w:id="121"/>
+      <w:bookmarkEnd w:id="130"/>
     </w:p>
     <w:p>
       <w:r>
@@ -14484,7 +14692,7 @@
         </w:rPr>
         <w:t>Suporte ao usuário, aprendizado prático no uso da plataforma e 7 dias grátis para novos usuários.</w:t>
       </w:r>
-      <w:bookmarkStart w:id="122" w:name="_Toc165310884"/>
+      <w:bookmarkStart w:id="131" w:name="_Toc165310884"/>
     </w:p>
     <w:p>
       <w:pPr>
@@ -14500,7 +14708,7 @@
         </w:rPr>
         <w:t>Canais</w:t>
       </w:r>
-      <w:bookmarkEnd w:id="122"/>
+      <w:bookmarkEnd w:id="131"/>
     </w:p>
     <w:p>
       <w:r>
@@ -14518,7 +14726,7 @@
           <w:bCs/>
         </w:rPr>
       </w:pPr>
-      <w:bookmarkStart w:id="123" w:name="_Toc165310885"/>
+      <w:bookmarkStart w:id="132" w:name="_Toc165310885"/>
       <w:r>
         <w:rPr>
           <w:b/>
@@ -14526,7 +14734,7 @@
         </w:rPr>
         <w:t>Segmento de Clientes</w:t>
       </w:r>
-      <w:bookmarkEnd w:id="123"/>
+      <w:bookmarkEnd w:id="132"/>
     </w:p>
     <w:p>
       <w:r>
@@ -14536,8 +14744,8 @@
         </w:rPr>
         <w:t>Profissionais autônomos que precisam organizar agenda, clientes, serviços e registros financeiros, e que desejam acompanhar pagamentos, lucros e histórico de atendimentos. Também fazem parte os clientes desses profissionais, que acompanham métricas e serviços pelo portal web, e os administradores da plataforma, responsáveis por usuários, logs e aprovação de fotos.</w:t>
       </w:r>
-      <w:bookmarkStart w:id="124" w:name="_Toc182927350"/>
-      <w:bookmarkStart w:id="125" w:name="_Toc207256970"/>
+      <w:bookmarkStart w:id="133" w:name="_Toc182927350"/>
+      <w:bookmarkStart w:id="134" w:name="_Toc207256970"/>
     </w:p>
     <w:p>
       <w:pPr>
@@ -14550,14 +14758,14 @@
       <w:pPr>
         <w:pStyle w:val="Ttulo2"/>
       </w:pPr>
-      <w:bookmarkStart w:id="126" w:name="_Toc241738956"/>
+      <w:bookmarkStart w:id="135" w:name="_Toc241740636"/>
       <w:r>
         <w:lastRenderedPageBreak/>
         <w:t>Quanto vai custar?</w:t>
       </w:r>
-      <w:bookmarkEnd w:id="124"/>
-      <w:bookmarkEnd w:id="125"/>
-      <w:bookmarkEnd w:id="126"/>
+      <w:bookmarkEnd w:id="133"/>
+      <w:bookmarkEnd w:id="134"/>
+      <w:bookmarkEnd w:id="135"/>
     </w:p>
     <w:p>
       <w:pPr>
@@ -14566,7 +14774,7 @@
           <w:bCs/>
         </w:rPr>
       </w:pPr>
-      <w:bookmarkStart w:id="127" w:name="_Toc165310886"/>
+      <w:bookmarkStart w:id="136" w:name="_Toc165310886"/>
       <w:r>
         <w:rPr>
           <w:b/>
@@ -14574,7 +14782,7 @@
         </w:rPr>
         <w:t>Estrutura de Custo</w:t>
       </w:r>
-      <w:bookmarkEnd w:id="127"/>
+      <w:bookmarkEnd w:id="136"/>
     </w:p>
     <w:p>
       <w:r>
@@ -14584,7 +14792,7 @@
         </w:rPr>
         <w:t>Desenvolvimento e manutenção do aplicativo mobile e da plataforma web, infraestrutura e serviços necessários ao sistema (hospedagem, armazenamento de fotos, e-mail e geocodificação), suporte, atualização e divulgação.</w:t>
       </w:r>
-      <w:bookmarkStart w:id="128" w:name="_Toc165310887"/>
+      <w:bookmarkStart w:id="137" w:name="_Toc165310887"/>
     </w:p>
     <w:p>
       <w:pPr>
@@ -14605,7 +14813,7 @@
         </w:rPr>
         <w:t>Fontes de Receita</w:t>
       </w:r>
-      <w:bookmarkEnd w:id="128"/>
+      <w:bookmarkEnd w:id="137"/>
     </w:p>
     <w:tbl>
       <w:tblPr>
@@ -14900,16 +15108,16 @@
           <w:u w:val="single"/>
         </w:rPr>
       </w:pPr>
-      <w:bookmarkStart w:id="129" w:name="_Toc182927341"/>
-      <w:bookmarkStart w:id="130" w:name="_Toc515023479"/>
-      <w:bookmarkStart w:id="131" w:name="_Toc241738957"/>
+      <w:bookmarkStart w:id="138" w:name="_Toc182927341"/>
+      <w:bookmarkStart w:id="139" w:name="_Toc515023479"/>
+      <w:bookmarkStart w:id="140" w:name="_Toc241740637"/>
       <w:r>
         <w:lastRenderedPageBreak/>
         <w:t>Estudo de viabilidade</w:t>
       </w:r>
-      <w:bookmarkEnd w:id="129"/>
-      <w:bookmarkEnd w:id="130"/>
-      <w:bookmarkEnd w:id="131"/>
+      <w:bookmarkEnd w:id="138"/>
+      <w:bookmarkEnd w:id="139"/>
+      <w:bookmarkEnd w:id="140"/>
     </w:p>
     <w:p>
       <w:r>
@@ -14921,15 +15129,15 @@
       <w:pPr>
         <w:pStyle w:val="Ttulo2"/>
       </w:pPr>
-      <w:bookmarkStart w:id="132" w:name="_Toc182927342"/>
-      <w:bookmarkStart w:id="133" w:name="_Toc857622307"/>
-      <w:bookmarkStart w:id="134" w:name="_Toc241738958"/>
+      <w:bookmarkStart w:id="141" w:name="_Toc182927342"/>
+      <w:bookmarkStart w:id="142" w:name="_Toc857622307"/>
+      <w:bookmarkStart w:id="143" w:name="_Toc241740638"/>
       <w:r>
         <w:t>Viabilidade de Mercado</w:t>
       </w:r>
-      <w:bookmarkEnd w:id="132"/>
-      <w:bookmarkEnd w:id="133"/>
-      <w:bookmarkEnd w:id="134"/>
+      <w:bookmarkEnd w:id="141"/>
+      <w:bookmarkEnd w:id="142"/>
+      <w:bookmarkEnd w:id="143"/>
     </w:p>
     <w:p>
       <w:r>
@@ -15017,15 +15225,15 @@
       <w:pPr>
         <w:pStyle w:val="Ttulo2"/>
       </w:pPr>
-      <w:bookmarkStart w:id="135" w:name="_Toc182927343"/>
-      <w:bookmarkStart w:id="136" w:name="_Toc2048096091"/>
-      <w:bookmarkStart w:id="137" w:name="_Toc241738959"/>
+      <w:bookmarkStart w:id="144" w:name="_Toc182927343"/>
+      <w:bookmarkStart w:id="145" w:name="_Toc2048096091"/>
+      <w:bookmarkStart w:id="146" w:name="_Toc241740639"/>
       <w:r>
         <w:t>Viabilidade Técnica</w:t>
       </w:r>
-      <w:bookmarkEnd w:id="135"/>
-      <w:bookmarkEnd w:id="136"/>
-      <w:bookmarkEnd w:id="137"/>
+      <w:bookmarkEnd w:id="144"/>
+      <w:bookmarkEnd w:id="145"/>
+      <w:bookmarkEnd w:id="146"/>
     </w:p>
     <w:p>
       <w:pPr>
@@ -15034,7 +15242,7 @@
           <w:szCs w:val="24"/>
         </w:rPr>
       </w:pPr>
-      <w:bookmarkStart w:id="138" w:name="_Toc512747447"/>
+      <w:bookmarkStart w:id="147" w:name="_Toc512747447"/>
       <w:r>
         <w:rPr>
           <w:rFonts w:cs="Arial"/>
@@ -15407,15 +15615,15 @@
       <w:pPr>
         <w:pStyle w:val="Ttulo2"/>
       </w:pPr>
-      <w:bookmarkStart w:id="139" w:name="_Toc241738960"/>
+      <w:bookmarkStart w:id="148" w:name="_Toc241740640"/>
       <w:r>
         <w:t xml:space="preserve">Viabilidade </w:t>
       </w:r>
-      <w:bookmarkEnd w:id="138"/>
+      <w:bookmarkEnd w:id="147"/>
       <w:r>
         <w:t>Operacional</w:t>
       </w:r>
-      <w:bookmarkEnd w:id="139"/>
+      <w:bookmarkEnd w:id="148"/>
     </w:p>
     <w:p>
       <w:pPr>
@@ -15605,11 +15813,11 @@
       <w:pPr>
         <w:pStyle w:val="Ttulo2"/>
       </w:pPr>
-      <w:bookmarkStart w:id="140" w:name="_Toc241738961"/>
+      <w:bookmarkStart w:id="149" w:name="_Toc241740641"/>
       <w:r>
         <w:t>Viabilidade Econômica</w:t>
       </w:r>
-      <w:bookmarkEnd w:id="140"/>
+      <w:bookmarkEnd w:id="149"/>
     </w:p>
     <w:p>
       <w:pPr>
@@ -15618,8 +15826,8 @@
           <w:szCs w:val="24"/>
         </w:rPr>
       </w:pPr>
-      <w:bookmarkStart w:id="141" w:name="_Toc182927345"/>
-      <w:bookmarkStart w:id="142" w:name="_Toc1966489106"/>
+      <w:bookmarkStart w:id="150" w:name="_Toc182927345"/>
+      <w:bookmarkStart w:id="151" w:name="_Toc1966489106"/>
       <w:r>
         <w:rPr>
           <w:rFonts w:cs="Arial"/>
@@ -15760,13 +15968,13 @@
       <w:pPr>
         <w:pStyle w:val="Ttulo2"/>
       </w:pPr>
-      <w:bookmarkStart w:id="143" w:name="_Toc241738962"/>
+      <w:bookmarkStart w:id="152" w:name="_Toc241740642"/>
       <w:r>
         <w:t>Conclusão do Estudo de Viabilidade:</w:t>
       </w:r>
-      <w:bookmarkEnd w:id="141"/>
-      <w:bookmarkEnd w:id="142"/>
-      <w:bookmarkEnd w:id="143"/>
+      <w:bookmarkEnd w:id="150"/>
+      <w:bookmarkEnd w:id="151"/>
+      <w:bookmarkEnd w:id="152"/>
     </w:p>
     <w:p>
       <w:r>
@@ -15795,16 +16003,16 @@
       <w:pPr>
         <w:pStyle w:val="Ttulo1"/>
       </w:pPr>
-      <w:bookmarkStart w:id="144" w:name="_Toc165310889"/>
-      <w:bookmarkStart w:id="145" w:name="_Toc182927351"/>
-      <w:bookmarkStart w:id="146" w:name="_Toc1662712195"/>
-      <w:bookmarkStart w:id="147" w:name="_Toc241738963"/>
-      <w:bookmarkEnd w:id="79"/>
+      <w:bookmarkStart w:id="153" w:name="_Toc165310889"/>
+      <w:bookmarkStart w:id="154" w:name="_Toc182927351"/>
+      <w:bookmarkStart w:id="155" w:name="_Toc1662712195"/>
+      <w:bookmarkStart w:id="156" w:name="_Toc241740643"/>
+      <w:bookmarkEnd w:id="88"/>
       <w:r>
         <w:lastRenderedPageBreak/>
         <w:t>Modelo de dados</w:t>
       </w:r>
-      <w:bookmarkEnd w:id="147"/>
+      <w:bookmarkEnd w:id="156"/>
     </w:p>
     <w:p>
       <w:pPr>
@@ -15813,14 +16021,14 @@
           <w:lang w:val="en-US"/>
         </w:rPr>
       </w:pPr>
-      <w:bookmarkStart w:id="148" w:name="_Toc241738964"/>
+      <w:bookmarkStart w:id="157" w:name="_Toc241740644"/>
       <w:r>
         <w:rPr>
           <w:lang w:val="en-US"/>
         </w:rPr>
         <w:t>Modelo Conceitual</w:t>
       </w:r>
-      <w:bookmarkEnd w:id="148"/>
+      <w:bookmarkEnd w:id="157"/>
     </w:p>
     <w:p>
       <w:pPr>
@@ -15833,11 +16041,11 @@
       <w:pPr>
         <w:pStyle w:val="Ttulo2"/>
       </w:pPr>
-      <w:bookmarkStart w:id="149" w:name="_Toc241738965"/>
+      <w:bookmarkStart w:id="158" w:name="_Toc241740645"/>
       <w:r>
         <w:t>Modelo Lógico</w:t>
       </w:r>
-      <w:bookmarkEnd w:id="149"/>
+      <w:bookmarkEnd w:id="158"/>
     </w:p>
     <w:p>
       <w:r>
@@ -15849,25 +16057,25 @@
       <w:pPr>
         <w:pStyle w:val="Ttulo2"/>
       </w:pPr>
-      <w:bookmarkStart w:id="150" w:name="_Toc241738966"/>
+      <w:bookmarkStart w:id="159" w:name="_Toc241740646"/>
       <w:r>
         <w:t>Modelo Físico</w:t>
       </w:r>
-      <w:bookmarkEnd w:id="150"/>
+      <w:bookmarkEnd w:id="159"/>
     </w:p>
     <w:p/>
     <w:p>
       <w:pPr>
         <w:pStyle w:val="Ttulo1"/>
       </w:pPr>
-      <w:bookmarkStart w:id="151" w:name="_Toc241738967"/>
+      <w:bookmarkStart w:id="160" w:name="_Toc241740647"/>
       <w:r>
         <w:t>Design</w:t>
       </w:r>
-      <w:bookmarkEnd w:id="144"/>
-      <w:bookmarkEnd w:id="145"/>
-      <w:bookmarkEnd w:id="146"/>
-      <w:bookmarkEnd w:id="151"/>
+      <w:bookmarkEnd w:id="153"/>
+      <w:bookmarkEnd w:id="154"/>
+      <w:bookmarkEnd w:id="155"/>
+      <w:bookmarkEnd w:id="160"/>
     </w:p>
     <w:p>
       <w:r>
@@ -15897,31 +16105,31 @@
           <w:rFonts w:eastAsia="Arial" w:cs="Arial"/>
         </w:rPr>
       </w:pPr>
-      <w:bookmarkStart w:id="152" w:name="_Toc211596448"/>
-      <w:bookmarkStart w:id="153" w:name="_Toc214534061"/>
-      <w:bookmarkStart w:id="154" w:name="_Toc182897094"/>
-      <w:bookmarkStart w:id="155" w:name="_Toc213311258"/>
-      <w:bookmarkStart w:id="156" w:name="_Toc213311338"/>
-      <w:bookmarkStart w:id="157" w:name="_Toc213311377"/>
-      <w:bookmarkStart w:id="158" w:name="_Toc213311442"/>
-      <w:bookmarkStart w:id="159" w:name="_Toc213311521"/>
-      <w:bookmarkStart w:id="160" w:name="_Toc213311564"/>
-      <w:bookmarkStart w:id="161" w:name="_Toc213311623"/>
-      <w:bookmarkStart w:id="162" w:name="_Toc213311846"/>
-      <w:bookmarkStart w:id="163" w:name="_Toc213311925"/>
-      <w:bookmarkStart w:id="164" w:name="_Toc213647694"/>
-      <w:bookmarkStart w:id="165" w:name="_Toc213665798"/>
-      <w:bookmarkStart w:id="166" w:name="_Toc213665837"/>
-      <w:bookmarkStart w:id="167" w:name="_Toc241738968"/>
+      <w:bookmarkStart w:id="161" w:name="_Toc211596448"/>
+      <w:bookmarkStart w:id="162" w:name="_Toc214534061"/>
+      <w:bookmarkStart w:id="163" w:name="_Toc182897094"/>
+      <w:bookmarkStart w:id="164" w:name="_Toc213311258"/>
+      <w:bookmarkStart w:id="165" w:name="_Toc213311338"/>
+      <w:bookmarkStart w:id="166" w:name="_Toc213311377"/>
+      <w:bookmarkStart w:id="167" w:name="_Toc213311442"/>
+      <w:bookmarkStart w:id="168" w:name="_Toc213311521"/>
+      <w:bookmarkStart w:id="169" w:name="_Toc213311564"/>
+      <w:bookmarkStart w:id="170" w:name="_Toc213311623"/>
+      <w:bookmarkStart w:id="171" w:name="_Toc213311846"/>
+      <w:bookmarkStart w:id="172" w:name="_Toc213311925"/>
+      <w:bookmarkStart w:id="173" w:name="_Toc213647694"/>
+      <w:bookmarkStart w:id="174" w:name="_Toc213665798"/>
+      <w:bookmarkStart w:id="175" w:name="_Toc213665837"/>
+      <w:bookmarkStart w:id="176" w:name="_Toc241740648"/>
       <w:r>
         <w:t xml:space="preserve">Paleta de </w:t>
       </w:r>
-      <w:bookmarkEnd w:id="152"/>
+      <w:bookmarkEnd w:id="161"/>
       <w:r>
         <w:t>cores</w:t>
       </w:r>
-      <w:bookmarkEnd w:id="153"/>
-      <w:bookmarkEnd w:id="167"/>
+      <w:bookmarkEnd w:id="162"/>
+      <w:bookmarkEnd w:id="176"/>
     </w:p>
     <w:p>
       <w:pPr>
@@ -15930,7 +16138,7 @@
           <w:noProof/>
         </w:rPr>
       </w:pPr>
-      <w:bookmarkStart w:id="168" w:name="_Toc241478815"/>
+      <w:bookmarkStart w:id="177" w:name="_Toc241740658"/>
       <w:r>
         <w:rPr>
           <w:szCs w:val="24"/>
@@ -15977,20 +16185,20 @@
       <w:r>
         <w:t>- Paleta de Cores</w:t>
       </w:r>
-      <w:bookmarkEnd w:id="154"/>
-      <w:bookmarkEnd w:id="155"/>
-      <w:bookmarkEnd w:id="156"/>
-      <w:bookmarkEnd w:id="157"/>
-      <w:bookmarkEnd w:id="158"/>
-      <w:bookmarkEnd w:id="159"/>
-      <w:bookmarkEnd w:id="160"/>
-      <w:bookmarkEnd w:id="161"/>
-      <w:bookmarkEnd w:id="162"/>
       <w:bookmarkEnd w:id="163"/>
       <w:bookmarkEnd w:id="164"/>
       <w:bookmarkEnd w:id="165"/>
       <w:bookmarkEnd w:id="166"/>
+      <w:bookmarkEnd w:id="167"/>
       <w:bookmarkEnd w:id="168"/>
+      <w:bookmarkEnd w:id="169"/>
+      <w:bookmarkEnd w:id="170"/>
+      <w:bookmarkEnd w:id="171"/>
+      <w:bookmarkEnd w:id="172"/>
+      <w:bookmarkEnd w:id="173"/>
+      <w:bookmarkEnd w:id="174"/>
+      <w:bookmarkEnd w:id="175"/>
+      <w:bookmarkEnd w:id="177"/>
     </w:p>
     <w:p>
       <w:pPr>
@@ -16117,12 +16325,12 @@
           <w:rFonts w:eastAsia="Arial" w:cs="Arial"/>
         </w:rPr>
       </w:pPr>
-      <w:bookmarkStart w:id="169" w:name="_Toc241738969"/>
+      <w:bookmarkStart w:id="178" w:name="_Toc241740649"/>
       <w:r>
         <w:lastRenderedPageBreak/>
         <w:t>Tipografia</w:t>
       </w:r>
-      <w:bookmarkEnd w:id="169"/>
+      <w:bookmarkEnd w:id="178"/>
     </w:p>
     <w:p>
       <w:r>
@@ -16142,28 +16350,28 @@
       <w:pPr>
         <w:pStyle w:val="Figura"/>
       </w:pPr>
-      <w:bookmarkStart w:id="170" w:name="_Toc213310062"/>
-      <w:bookmarkStart w:id="171" w:name="_Toc213310389"/>
-      <w:bookmarkStart w:id="172" w:name="_Toc213310471"/>
-      <w:bookmarkStart w:id="173" w:name="_Toc213310539"/>
-      <w:bookmarkStart w:id="174" w:name="_Toc213310593"/>
-      <w:bookmarkStart w:id="175" w:name="_Toc213310871"/>
-      <w:bookmarkStart w:id="176" w:name="_Toc213310981"/>
-      <w:bookmarkStart w:id="177" w:name="_Toc213311052"/>
-      <w:bookmarkStart w:id="178" w:name="_Toc213311200"/>
-      <w:bookmarkStart w:id="179" w:name="_Toc213311259"/>
-      <w:bookmarkStart w:id="180" w:name="_Toc213311339"/>
-      <w:bookmarkStart w:id="181" w:name="_Toc213311378"/>
-      <w:bookmarkStart w:id="182" w:name="_Toc213311443"/>
-      <w:bookmarkStart w:id="183" w:name="_Toc213311522"/>
-      <w:bookmarkStart w:id="184" w:name="_Toc213311565"/>
-      <w:bookmarkStart w:id="185" w:name="_Toc213311624"/>
-      <w:bookmarkStart w:id="186" w:name="_Toc213311847"/>
-      <w:bookmarkStart w:id="187" w:name="_Toc213311926"/>
-      <w:bookmarkStart w:id="188" w:name="_Toc213647695"/>
-      <w:bookmarkStart w:id="189" w:name="_Toc213665799"/>
-      <w:bookmarkStart w:id="190" w:name="_Toc213665838"/>
-      <w:bookmarkStart w:id="191" w:name="_Toc241478816"/>
+      <w:bookmarkStart w:id="179" w:name="_Toc213310062"/>
+      <w:bookmarkStart w:id="180" w:name="_Toc213310389"/>
+      <w:bookmarkStart w:id="181" w:name="_Toc213310471"/>
+      <w:bookmarkStart w:id="182" w:name="_Toc213310539"/>
+      <w:bookmarkStart w:id="183" w:name="_Toc213310593"/>
+      <w:bookmarkStart w:id="184" w:name="_Toc213310871"/>
+      <w:bookmarkStart w:id="185" w:name="_Toc213310981"/>
+      <w:bookmarkStart w:id="186" w:name="_Toc213311052"/>
+      <w:bookmarkStart w:id="187" w:name="_Toc213311200"/>
+      <w:bookmarkStart w:id="188" w:name="_Toc213311259"/>
+      <w:bookmarkStart w:id="189" w:name="_Toc213311339"/>
+      <w:bookmarkStart w:id="190" w:name="_Toc213311378"/>
+      <w:bookmarkStart w:id="191" w:name="_Toc213311443"/>
+      <w:bookmarkStart w:id="192" w:name="_Toc213311522"/>
+      <w:bookmarkStart w:id="193" w:name="_Toc213311565"/>
+      <w:bookmarkStart w:id="194" w:name="_Toc213311624"/>
+      <w:bookmarkStart w:id="195" w:name="_Toc213311847"/>
+      <w:bookmarkStart w:id="196" w:name="_Toc213311926"/>
+      <w:bookmarkStart w:id="197" w:name="_Toc213647695"/>
+      <w:bookmarkStart w:id="198" w:name="_Toc213665799"/>
+      <w:bookmarkStart w:id="199" w:name="_Toc213665838"/>
+      <w:bookmarkStart w:id="200" w:name="_Toc241740659"/>
       <w:r>
         <w:rPr>
           <w:szCs w:val="24"/>
@@ -16210,15 +16418,6 @@
       <w:r>
         <w:t xml:space="preserve">- Exemplo Fonte </w:t>
       </w:r>
-      <w:bookmarkEnd w:id="170"/>
-      <w:bookmarkEnd w:id="171"/>
-      <w:bookmarkEnd w:id="172"/>
-      <w:bookmarkEnd w:id="173"/>
-      <w:bookmarkEnd w:id="174"/>
-      <w:bookmarkEnd w:id="175"/>
-      <w:bookmarkEnd w:id="176"/>
-      <w:bookmarkEnd w:id="177"/>
-      <w:bookmarkEnd w:id="178"/>
       <w:bookmarkEnd w:id="179"/>
       <w:bookmarkEnd w:id="180"/>
       <w:bookmarkEnd w:id="181"/>
@@ -16231,10 +16430,19 @@
       <w:bookmarkEnd w:id="188"/>
       <w:bookmarkEnd w:id="189"/>
       <w:bookmarkEnd w:id="190"/>
+      <w:bookmarkEnd w:id="191"/>
+      <w:bookmarkEnd w:id="192"/>
+      <w:bookmarkEnd w:id="193"/>
+      <w:bookmarkEnd w:id="194"/>
+      <w:bookmarkEnd w:id="195"/>
+      <w:bookmarkEnd w:id="196"/>
+      <w:bookmarkEnd w:id="197"/>
+      <w:bookmarkEnd w:id="198"/>
+      <w:bookmarkEnd w:id="199"/>
       <w:r>
         <w:t>Open Sans</w:t>
       </w:r>
-      <w:bookmarkEnd w:id="191"/>
+      <w:bookmarkEnd w:id="200"/>
     </w:p>
     <w:p>
       <w:pPr>
@@ -16312,11 +16520,11 @@
           <w:rFonts w:eastAsia="Arial" w:cs="Arial"/>
         </w:rPr>
       </w:pPr>
-      <w:bookmarkStart w:id="192" w:name="_Toc241738970"/>
+      <w:bookmarkStart w:id="201" w:name="_Toc241740650"/>
       <w:r>
         <w:t>Isotipo</w:t>
       </w:r>
-      <w:bookmarkEnd w:id="192"/>
+      <w:bookmarkEnd w:id="201"/>
     </w:p>
     <w:p>
       <w:r>
@@ -16357,28 +16565,28 @@
       <w:pPr>
         <w:pStyle w:val="Figura"/>
       </w:pPr>
-      <w:bookmarkStart w:id="193" w:name="_Toc213310063"/>
-      <w:bookmarkStart w:id="194" w:name="_Toc213310390"/>
-      <w:bookmarkStart w:id="195" w:name="_Toc213310472"/>
-      <w:bookmarkStart w:id="196" w:name="_Toc213310540"/>
-      <w:bookmarkStart w:id="197" w:name="_Toc213310594"/>
-      <w:bookmarkStart w:id="198" w:name="_Toc213310872"/>
-      <w:bookmarkStart w:id="199" w:name="_Toc213310982"/>
-      <w:bookmarkStart w:id="200" w:name="_Toc213311053"/>
-      <w:bookmarkStart w:id="201" w:name="_Toc213311201"/>
-      <w:bookmarkStart w:id="202" w:name="_Toc213311260"/>
-      <w:bookmarkStart w:id="203" w:name="_Toc213311340"/>
-      <w:bookmarkStart w:id="204" w:name="_Toc213311379"/>
-      <w:bookmarkStart w:id="205" w:name="_Toc213311444"/>
-      <w:bookmarkStart w:id="206" w:name="_Toc213311523"/>
-      <w:bookmarkStart w:id="207" w:name="_Toc213311566"/>
-      <w:bookmarkStart w:id="208" w:name="_Toc213311625"/>
-      <w:bookmarkStart w:id="209" w:name="_Toc213311848"/>
-      <w:bookmarkStart w:id="210" w:name="_Toc213311927"/>
-      <w:bookmarkStart w:id="211" w:name="_Toc213647696"/>
-      <w:bookmarkStart w:id="212" w:name="_Toc213665800"/>
-      <w:bookmarkStart w:id="213" w:name="_Toc213665839"/>
-      <w:bookmarkStart w:id="214" w:name="_Toc241478817"/>
+      <w:bookmarkStart w:id="202" w:name="_Toc213310063"/>
+      <w:bookmarkStart w:id="203" w:name="_Toc213310390"/>
+      <w:bookmarkStart w:id="204" w:name="_Toc213310472"/>
+      <w:bookmarkStart w:id="205" w:name="_Toc213310540"/>
+      <w:bookmarkStart w:id="206" w:name="_Toc213310594"/>
+      <w:bookmarkStart w:id="207" w:name="_Toc213310872"/>
+      <w:bookmarkStart w:id="208" w:name="_Toc213310982"/>
+      <w:bookmarkStart w:id="209" w:name="_Toc213311053"/>
+      <w:bookmarkStart w:id="210" w:name="_Toc213311201"/>
+      <w:bookmarkStart w:id="211" w:name="_Toc213311260"/>
+      <w:bookmarkStart w:id="212" w:name="_Toc213311340"/>
+      <w:bookmarkStart w:id="213" w:name="_Toc213311379"/>
+      <w:bookmarkStart w:id="214" w:name="_Toc213311444"/>
+      <w:bookmarkStart w:id="215" w:name="_Toc213311523"/>
+      <w:bookmarkStart w:id="216" w:name="_Toc213311566"/>
+      <w:bookmarkStart w:id="217" w:name="_Toc213311625"/>
+      <w:bookmarkStart w:id="218" w:name="_Toc213311848"/>
+      <w:bookmarkStart w:id="219" w:name="_Toc213311927"/>
+      <w:bookmarkStart w:id="220" w:name="_Toc213647696"/>
+      <w:bookmarkStart w:id="221" w:name="_Toc213665800"/>
+      <w:bookmarkStart w:id="222" w:name="_Toc213665839"/>
+      <w:bookmarkStart w:id="223" w:name="_Toc241740660"/>
       <w:r>
         <w:rPr>
           <w:szCs w:val="24"/>
@@ -16426,15 +16634,6 @@
       <w:r>
         <w:t>- Isotipo</w:t>
       </w:r>
-      <w:bookmarkEnd w:id="193"/>
-      <w:bookmarkEnd w:id="194"/>
-      <w:bookmarkEnd w:id="195"/>
-      <w:bookmarkEnd w:id="196"/>
-      <w:bookmarkEnd w:id="197"/>
-      <w:bookmarkEnd w:id="198"/>
-      <w:bookmarkEnd w:id="199"/>
-      <w:bookmarkEnd w:id="200"/>
-      <w:bookmarkEnd w:id="201"/>
       <w:bookmarkEnd w:id="202"/>
       <w:bookmarkEnd w:id="203"/>
       <w:bookmarkEnd w:id="204"/>
@@ -16448,6 +16647,15 @@
       <w:bookmarkEnd w:id="212"/>
       <w:bookmarkEnd w:id="213"/>
       <w:bookmarkEnd w:id="214"/>
+      <w:bookmarkEnd w:id="215"/>
+      <w:bookmarkEnd w:id="216"/>
+      <w:bookmarkEnd w:id="217"/>
+      <w:bookmarkEnd w:id="218"/>
+      <w:bookmarkEnd w:id="219"/>
+      <w:bookmarkEnd w:id="220"/>
+      <w:bookmarkEnd w:id="221"/>
+      <w:bookmarkEnd w:id="222"/>
+      <w:bookmarkEnd w:id="223"/>
     </w:p>
     <w:p>
       <w:pPr>
@@ -16539,9 +16747,9 @@
       <w:pPr>
         <w:pStyle w:val="Figura"/>
       </w:pPr>
-      <w:bookmarkStart w:id="215" w:name="_Toc213311631"/>
-    </w:p>
-    <w:bookmarkEnd w:id="215"/>
+      <w:bookmarkStart w:id="224" w:name="_Toc213311631"/>
+    </w:p>
+    <w:bookmarkEnd w:id="224"/>
     <w:p>
       <w:pPr>
         <w:widowControl/>
@@ -16559,18 +16767,18 @@
       <w:pPr>
         <w:ind w:firstLine="0"/>
       </w:pPr>
-      <w:bookmarkStart w:id="216" w:name="_Toc165310890"/>
+      <w:bookmarkStart w:id="225" w:name="_Toc165310890"/>
     </w:p>
     <w:p>
       <w:pPr>
         <w:pStyle w:val="Ttulo1"/>
       </w:pPr>
-      <w:bookmarkStart w:id="217" w:name="_Toc241738971"/>
-      <w:bookmarkEnd w:id="216"/>
+      <w:bookmarkStart w:id="226" w:name="_Toc241740651"/>
+      <w:bookmarkEnd w:id="225"/>
       <w:r>
         <w:t>Protótipo</w:t>
       </w:r>
-      <w:bookmarkEnd w:id="217"/>
+      <w:bookmarkEnd w:id="226"/>
     </w:p>
     <w:p>
       <w:r>
@@ -16632,14 +16840,14 @@
           <w:rFonts w:eastAsia="Arial"/>
         </w:rPr>
       </w:pPr>
-      <w:bookmarkStart w:id="218" w:name="_Toc241738972"/>
+      <w:bookmarkStart w:id="227" w:name="_Toc241740652"/>
       <w:r>
         <w:t>Aplicação</w:t>
       </w:r>
-      <w:bookmarkEnd w:id="218"/>
-    </w:p>
-    <w:p>
-      <w:bookmarkStart w:id="219" w:name="_Toc165310892"/>
+      <w:bookmarkEnd w:id="227"/>
+    </w:p>
+    <w:p>
+      <w:bookmarkStart w:id="228" w:name="_Toc165310892"/>
       <w:r>
         <w:t>A seguir serão apresentadas algumas telas elaboradas no sistema.</w:t>
       </w:r>
@@ -16674,7 +16882,7 @@
         </w:rPr>
         <w:tab/>
       </w:r>
-      <w:bookmarkStart w:id="220" w:name="_Toc241478818"/>
+      <w:bookmarkStart w:id="229" w:name="_Toc241740661"/>
       <w:r>
         <w:rPr>
           <w:i w:val="0"/>
@@ -16739,7 +16947,7 @@
         </w:rPr>
         <w:t xml:space="preserve"> - Cadastro Usuário</w:t>
       </w:r>
-      <w:bookmarkEnd w:id="220"/>
+      <w:bookmarkEnd w:id="229"/>
     </w:p>
     <w:p>
       <w:pPr>
@@ -16750,7 +16958,7 @@
           <w:noProof/>
         </w:rPr>
         <w:drawing>
-          <wp:inline distT="0" distB="0" distL="0" distR="0" wp14:anchorId="2C33B9C9" wp14:editId="0A606F6B">
+          <wp:inline distT="0" distB="0" distL="0" distR="0" wp14:anchorId="2C33B9C9" wp14:editId="71A78D5C">
             <wp:extent cx="1800000" cy="3070800"/>
             <wp:effectExtent l="0" t="0" r="0" b="0"/>
             <wp:docPr id="8" name="Imagem 8"/>
@@ -16832,7 +17040,7 @@
         </w:rPr>
         <w:t xml:space="preserve">     </w:t>
       </w:r>
-      <w:bookmarkStart w:id="221" w:name="_Toc241478819"/>
+      <w:bookmarkStart w:id="230" w:name="_Toc241740662"/>
       <w:r>
         <w:rPr>
           <w:sz w:val="20"/>
@@ -16876,7 +17084,7 @@
         </w:rPr>
         <w:t xml:space="preserve"> - Login Usuário</w:t>
       </w:r>
-      <w:bookmarkEnd w:id="221"/>
+      <w:bookmarkEnd w:id="230"/>
     </w:p>
     <w:p>
       <w:pPr>
@@ -16996,7 +17204,7 @@
         <w:lastRenderedPageBreak/>
         <w:t xml:space="preserve">                       </w:t>
       </w:r>
-      <w:bookmarkStart w:id="222" w:name="_Toc241478820"/>
+      <w:bookmarkStart w:id="231" w:name="_Toc241740663"/>
       <w:r>
         <w:rPr>
           <w:i w:val="0"/>
@@ -17061,7 +17269,7 @@
         </w:rPr>
         <w:t xml:space="preserve"> – Redefinição de Senha</w:t>
       </w:r>
-      <w:bookmarkEnd w:id="222"/>
+      <w:bookmarkEnd w:id="231"/>
     </w:p>
     <w:p>
       <w:pPr>
@@ -17181,7 +17389,7 @@
         </w:rPr>
         <w:tab/>
       </w:r>
-      <w:bookmarkStart w:id="223" w:name="_Toc241478821"/>
+      <w:bookmarkStart w:id="232" w:name="_Toc241740664"/>
       <w:r>
         <w:rPr>
           <w:i w:val="0"/>
@@ -17246,7 +17454,7 @@
         </w:rPr>
         <w:t xml:space="preserve"> – Confirmar Código</w:t>
       </w:r>
-      <w:bookmarkEnd w:id="223"/>
+      <w:bookmarkEnd w:id="232"/>
     </w:p>
     <w:p>
       <w:pPr>
@@ -17371,7 +17579,7 @@
         <w:lastRenderedPageBreak/>
         <w:t xml:space="preserve">     </w:t>
       </w:r>
-      <w:bookmarkStart w:id="224" w:name="_Toc241478822"/>
+      <w:bookmarkStart w:id="233" w:name="_Toc241740665"/>
       <w:r>
         <w:rPr>
           <w:i w:val="0"/>
@@ -17436,7 +17644,7 @@
         </w:rPr>
         <w:t xml:space="preserve"> – Nova Senha</w:t>
       </w:r>
-      <w:bookmarkEnd w:id="224"/>
+      <w:bookmarkEnd w:id="233"/>
     </w:p>
     <w:p>
       <w:pPr>
@@ -17528,7 +17736,7 @@
     </w:p>
     <w:bookmarkEnd w:id="12"/>
     <w:bookmarkEnd w:id="13"/>
-    <w:bookmarkEnd w:id="219"/>
+    <w:bookmarkEnd w:id="228"/>
     <w:p>
       <w:pPr>
         <w:pStyle w:val="Legenda"/>
@@ -17549,7 +17757,7 @@
         </w:rPr>
         <w:t xml:space="preserve">  </w:t>
       </w:r>
-      <w:bookmarkStart w:id="225" w:name="_Toc241478823"/>
+      <w:bookmarkStart w:id="234" w:name="_Toc241740666"/>
       <w:r>
         <w:rPr>
           <w:i w:val="0"/>
@@ -17614,7 +17822,7 @@
         </w:rPr>
         <w:t xml:space="preserve"> – Agendamentos</w:t>
       </w:r>
-      <w:bookmarkEnd w:id="225"/>
+      <w:bookmarkEnd w:id="234"/>
     </w:p>
     <w:p>
       <w:pPr>
@@ -17625,7 +17833,7 @@
           <w:noProof/>
         </w:rPr>
         <w:drawing>
-          <wp:inline distT="0" distB="0" distL="0" distR="0" wp14:anchorId="741A7A0B" wp14:editId="38D2CF1D">
+          <wp:inline distT="0" distB="0" distL="0" distR="0" wp14:anchorId="741A7A0B" wp14:editId="3C3FAB9D">
             <wp:extent cx="1800000" cy="3618000"/>
             <wp:effectExtent l="0" t="0" r="0" b="1905"/>
             <wp:docPr id="15" name="Imagem 15" descr="D:\aplicacaoo\agendamentos_nao_concluidos.PNG"/>
@@ -17722,7 +17930,7 @@
           <w:szCs w:val="20"/>
         </w:rPr>
       </w:pPr>
-      <w:bookmarkStart w:id="226" w:name="_Toc241478824"/>
+      <w:bookmarkStart w:id="235" w:name="_Toc241740667"/>
       <w:r>
         <w:rPr>
           <w:i w:val="0"/>
@@ -17788,7 +17996,7 @@
         </w:rPr>
         <w:t xml:space="preserve"> – Cadastrar Agendamento</w:t>
       </w:r>
-      <w:bookmarkEnd w:id="226"/>
+      <w:bookmarkEnd w:id="235"/>
     </w:p>
     <w:p>
       <w:pPr>
@@ -17799,7 +18007,7 @@
           <w:noProof/>
         </w:rPr>
         <w:drawing>
-          <wp:inline distT="0" distB="0" distL="0" distR="0" wp14:anchorId="54AA87EF" wp14:editId="0886DCD7">
+          <wp:inline distT="0" distB="0" distL="0" distR="0" wp14:anchorId="54AA87EF" wp14:editId="6819AE46">
             <wp:extent cx="1800000" cy="3042000"/>
             <wp:effectExtent l="0" t="0" r="0" b="6350"/>
             <wp:docPr id="7" name="Imagem 7"/>
@@ -17884,7 +18092,7 @@
           <w:szCs w:val="20"/>
         </w:rPr>
       </w:pPr>
-      <w:bookmarkStart w:id="227" w:name="_Toc241478825"/>
+      <w:bookmarkStart w:id="236" w:name="_Toc241740668"/>
       <w:r>
         <w:rPr>
           <w:i w:val="0"/>
@@ -17949,7 +18157,7 @@
         </w:rPr>
         <w:t xml:space="preserve"> –Editar Agendamento</w:t>
       </w:r>
-      <w:bookmarkEnd w:id="227"/>
+      <w:bookmarkEnd w:id="236"/>
     </w:p>
     <w:p>
       <w:pPr>
@@ -18048,7 +18256,7 @@
         <w:lastRenderedPageBreak/>
         <w:t xml:space="preserve">                                               </w:t>
       </w:r>
-      <w:bookmarkStart w:id="228" w:name="_Toc241478826"/>
+      <w:bookmarkStart w:id="237" w:name="_Toc241740669"/>
       <w:r>
         <w:rPr>
           <w:sz w:val="20"/>
@@ -18095,7 +18303,7 @@
         </w:rPr>
         <w:t xml:space="preserve"> – Concluir Agendamento</w:t>
       </w:r>
-      <w:bookmarkEnd w:id="228"/>
+      <w:bookmarkEnd w:id="237"/>
     </w:p>
     <w:p>
       <w:pPr>
@@ -18117,7 +18325,7 @@
           <w:noProof/>
         </w:rPr>
         <w:drawing>
-          <wp:inline distT="0" distB="0" distL="0" distR="0" wp14:anchorId="09DB2DD7" wp14:editId="5CD23D4F">
+          <wp:inline distT="0" distB="0" distL="0" distR="0" wp14:anchorId="09DB2DD7" wp14:editId="1D6FE10F">
             <wp:extent cx="1800000" cy="3690000"/>
             <wp:effectExtent l="0" t="0" r="0" b="5715"/>
             <wp:docPr id="16" name="Imagem 16" descr="D:\aplicacaoo\concluir_agendamento.PNG"/>
@@ -18188,7 +18396,7 @@
           <w:szCs w:val="20"/>
         </w:rPr>
       </w:pPr>
-      <w:bookmarkStart w:id="229" w:name="_Toc241478827"/>
+      <w:bookmarkStart w:id="238" w:name="_Toc241740670"/>
       <w:r>
         <w:rPr>
           <w:i w:val="0"/>
@@ -18253,7 +18461,7 @@
         </w:rPr>
         <w:t xml:space="preserve"> – Cancelar Agendamento</w:t>
       </w:r>
-      <w:bookmarkEnd w:id="229"/>
+      <w:bookmarkEnd w:id="238"/>
     </w:p>
     <w:p>
       <w:pPr>
@@ -18264,7 +18472,7 @@
           <w:noProof/>
         </w:rPr>
         <w:drawing>
-          <wp:inline distT="0" distB="0" distL="0" distR="0" wp14:anchorId="4857BAC3" wp14:editId="314FC8AC">
+          <wp:inline distT="0" distB="0" distL="0" distR="0" wp14:anchorId="4857BAC3" wp14:editId="659843DA">
             <wp:extent cx="1800000" cy="3690000"/>
             <wp:effectExtent l="0" t="0" r="0" b="5715"/>
             <wp:docPr id="17" name="Imagem 17" descr="D:\aplicacaoo\cancelar_agendamento.PNG"/>
@@ -18333,7 +18541,7 @@
         <w:pStyle w:val="Legenda"/>
         <w:jc w:val="center"/>
       </w:pPr>
-      <w:bookmarkStart w:id="230" w:name="_Toc241478828"/>
+      <w:bookmarkStart w:id="239" w:name="_Toc241740671"/>
       <w:r>
         <w:rPr>
           <w:i w:val="0"/>
@@ -18405,7 +18613,7 @@
         </w:rPr>
         <w:t xml:space="preserve"> – Excluir Agendamento</w:t>
       </w:r>
-      <w:bookmarkEnd w:id="230"/>
+      <w:bookmarkEnd w:id="239"/>
     </w:p>
     <w:p>
       <w:pPr>
@@ -18493,7 +18701,7 @@
           <w:szCs w:val="20"/>
         </w:rPr>
       </w:pPr>
-      <w:bookmarkStart w:id="231" w:name="_Toc241478829"/>
+      <w:bookmarkStart w:id="240" w:name="_Toc241740672"/>
       <w:r>
         <w:rPr>
           <w:i w:val="0"/>
@@ -18558,7 +18766,7 @@
         </w:rPr>
         <w:t xml:space="preserve"> – Clientes</w:t>
       </w:r>
-      <w:bookmarkEnd w:id="231"/>
+      <w:bookmarkEnd w:id="240"/>
     </w:p>
     <w:p>
       <w:pPr>
@@ -18670,7 +18878,7 @@
           <w:szCs w:val="20"/>
         </w:rPr>
       </w:pPr>
-      <w:bookmarkStart w:id="232" w:name="_Toc241478830"/>
+      <w:bookmarkStart w:id="241" w:name="_Toc241740673"/>
       <w:r>
         <w:rPr>
           <w:i w:val="0"/>
@@ -18736,7 +18944,7 @@
         </w:rPr>
         <w:t xml:space="preserve"> – Cadastrar Cliente</w:t>
       </w:r>
-      <w:bookmarkEnd w:id="232"/>
+      <w:bookmarkEnd w:id="241"/>
     </w:p>
     <w:p>
       <w:pPr>
@@ -18832,7 +19040,7 @@
           <w:sz w:val="20"/>
         </w:rPr>
       </w:pPr>
-      <w:bookmarkStart w:id="233" w:name="_Toc241478831"/>
+      <w:bookmarkStart w:id="242" w:name="_Toc241740674"/>
       <w:r>
         <w:rPr>
           <w:sz w:val="20"/>
@@ -18876,7 +19084,7 @@
         </w:rPr>
         <w:t xml:space="preserve"> – Editar Cliente</w:t>
       </w:r>
-      <w:bookmarkEnd w:id="233"/>
+      <w:bookmarkEnd w:id="242"/>
     </w:p>
     <w:p>
       <w:pPr>
@@ -19010,7 +19218,7 @@
         <w:lastRenderedPageBreak/>
         <w:t xml:space="preserve">  </w:t>
       </w:r>
-      <w:bookmarkStart w:id="234" w:name="_Toc241478832"/>
+      <w:bookmarkStart w:id="243" w:name="_Toc241740675"/>
       <w:r>
         <w:rPr>
           <w:i w:val="0"/>
@@ -19075,7 +19283,7 @@
         </w:rPr>
         <w:t xml:space="preserve"> – Excluir Cliente</w:t>
       </w:r>
-      <w:bookmarkEnd w:id="234"/>
+      <w:bookmarkEnd w:id="243"/>
     </w:p>
     <w:p>
       <w:pPr>
@@ -19167,7 +19375,7 @@
           <w:sz w:val="20"/>
         </w:rPr>
       </w:pPr>
-      <w:bookmarkStart w:id="235" w:name="_Toc241478833"/>
+      <w:bookmarkStart w:id="244" w:name="_Toc241740676"/>
       <w:r>
         <w:rPr>
           <w:sz w:val="20"/>
@@ -19211,7 +19419,7 @@
         </w:rPr>
         <w:t xml:space="preserve"> – Histórico Cliente</w:t>
       </w:r>
-      <w:bookmarkEnd w:id="235"/>
+      <w:bookmarkEnd w:id="244"/>
     </w:p>
     <w:p>
       <w:pPr>
@@ -19346,7 +19554,7 @@
           <w:szCs w:val="20"/>
         </w:rPr>
       </w:pPr>
-      <w:bookmarkStart w:id="236" w:name="_Toc241478834"/>
+      <w:bookmarkStart w:id="245" w:name="_Toc241740677"/>
       <w:r>
         <w:rPr>
           <w:i w:val="0"/>
@@ -19412,7 +19620,7 @@
         </w:rPr>
         <w:t xml:space="preserve"> – Serviços</w:t>
       </w:r>
-      <w:bookmarkEnd w:id="236"/>
+      <w:bookmarkEnd w:id="245"/>
     </w:p>
     <w:p>
       <w:pPr>
@@ -19497,7 +19705,7 @@
           <w:sz w:val="20"/>
         </w:rPr>
       </w:pPr>
-      <w:bookmarkStart w:id="237" w:name="_Toc241478835"/>
+      <w:bookmarkStart w:id="246" w:name="_Toc241740678"/>
       <w:r>
         <w:rPr>
           <w:sz w:val="20"/>
@@ -19541,7 +19749,7 @@
         </w:rPr>
         <w:t xml:space="preserve"> – Cadastrar Serviço</w:t>
       </w:r>
-      <w:bookmarkEnd w:id="237"/>
+      <w:bookmarkEnd w:id="246"/>
     </w:p>
     <w:p>
       <w:pPr>
@@ -19661,7 +19869,7 @@
           <w:szCs w:val="20"/>
         </w:rPr>
       </w:pPr>
-      <w:bookmarkStart w:id="238" w:name="_Toc241478836"/>
+      <w:bookmarkStart w:id="247" w:name="_Toc241740679"/>
       <w:r>
         <w:rPr>
           <w:i w:val="0"/>
@@ -19727,7 +19935,7 @@
         </w:rPr>
         <w:t xml:space="preserve"> – Editar Serviço</w:t>
       </w:r>
-      <w:bookmarkEnd w:id="238"/>
+      <w:bookmarkEnd w:id="247"/>
     </w:p>
     <w:p>
       <w:pPr>
@@ -19825,7 +20033,7 @@
         </w:rPr>
         <w:t xml:space="preserve"> </w:t>
       </w:r>
-      <w:bookmarkStart w:id="239" w:name="_Toc241478837"/>
+      <w:bookmarkStart w:id="248" w:name="_Toc241740680"/>
       <w:r>
         <w:rPr>
           <w:sz w:val="20"/>
@@ -19869,7 +20077,7 @@
         </w:rPr>
         <w:t xml:space="preserve"> – Excluir Serviço</w:t>
       </w:r>
-      <w:bookmarkEnd w:id="239"/>
+      <w:bookmarkEnd w:id="248"/>
     </w:p>
     <w:p>
       <w:pPr>
@@ -20003,7 +20211,7 @@
           <w:szCs w:val="20"/>
         </w:rPr>
       </w:pPr>
-      <w:bookmarkStart w:id="240" w:name="_Toc241478838"/>
+      <w:bookmarkStart w:id="249" w:name="_Toc241740681"/>
       <w:r>
         <w:rPr>
           <w:i w:val="0"/>
@@ -20069,7 +20277,7 @@
         </w:rPr>
         <w:t xml:space="preserve"> – Cadastro Entrada e Saída</w:t>
       </w:r>
-      <w:bookmarkEnd w:id="240"/>
+      <w:bookmarkEnd w:id="249"/>
     </w:p>
     <w:p>
       <w:pPr>
@@ -20080,7 +20288,7 @@
           <w:noProof/>
         </w:rPr>
         <w:drawing>
-          <wp:inline distT="0" distB="0" distL="0" distR="0" wp14:anchorId="09E084F0" wp14:editId="5637AF60">
+          <wp:inline distT="0" distB="0" distL="0" distR="0" wp14:anchorId="09E084F0" wp14:editId="0469B02C">
             <wp:extent cx="1800000" cy="3258000"/>
             <wp:effectExtent l="0" t="0" r="0" b="0"/>
             <wp:docPr id="26" name="Imagem 26"/>
@@ -20170,7 +20378,7 @@
         </w:rPr>
         <w:t xml:space="preserve">       </w:t>
       </w:r>
-      <w:bookmarkStart w:id="241" w:name="_Toc241478839"/>
+      <w:bookmarkStart w:id="250" w:name="_Toc241740682"/>
       <w:r>
         <w:rPr>
           <w:sz w:val="20"/>
@@ -20214,7 +20422,7 @@
         </w:rPr>
         <w:t xml:space="preserve"> – Editar Entrada e Saída</w:t>
       </w:r>
-      <w:bookmarkEnd w:id="241"/>
+      <w:bookmarkEnd w:id="250"/>
     </w:p>
     <w:p>
       <w:pPr>
@@ -20349,7 +20557,7 @@
           <w:szCs w:val="20"/>
         </w:rPr>
       </w:pPr>
-      <w:bookmarkStart w:id="242" w:name="_Toc241478840"/>
+      <w:bookmarkStart w:id="251" w:name="_Toc241740683"/>
       <w:r>
         <w:rPr>
           <w:i w:val="0"/>
@@ -20415,7 +20623,7 @@
         </w:rPr>
         <w:t xml:space="preserve"> – Excluir Entrada e Saída</w:t>
       </w:r>
-      <w:bookmarkEnd w:id="242"/>
+      <w:bookmarkEnd w:id="251"/>
     </w:p>
     <w:p>
       <w:pPr>
@@ -20513,7 +20721,7 @@
         </w:rPr>
         <w:t xml:space="preserve">         </w:t>
       </w:r>
-      <w:bookmarkStart w:id="243" w:name="_Toc241478841"/>
+      <w:bookmarkStart w:id="252" w:name="_Toc241740684"/>
       <w:r>
         <w:rPr>
           <w:sz w:val="20"/>
@@ -20557,7 +20765,7 @@
         </w:rPr>
         <w:t xml:space="preserve"> – Movimentações Diárias</w:t>
       </w:r>
-      <w:bookmarkEnd w:id="243"/>
+      <w:bookmarkEnd w:id="252"/>
     </w:p>
     <w:p>
       <w:pPr>
@@ -20580,7 +20788,7 @@
           <w:noProof/>
         </w:rPr>
         <w:drawing>
-          <wp:inline distT="0" distB="0" distL="0" distR="0" wp14:anchorId="36E644E9" wp14:editId="4233BF1E">
+          <wp:inline distT="0" distB="0" distL="0" distR="0" wp14:anchorId="36E644E9" wp14:editId="71E8A0B2">
             <wp:extent cx="1800000" cy="3600000"/>
             <wp:effectExtent l="0" t="0" r="0" b="635"/>
             <wp:docPr id="18" name="Imagem 18" descr="D:\aplicacaoo\movimentacao_diaria.PNG"/>
@@ -20671,7 +20879,7 @@
           <w:szCs w:val="20"/>
         </w:rPr>
       </w:pPr>
-      <w:bookmarkStart w:id="244" w:name="_Toc241478842"/>
+      <w:bookmarkStart w:id="253" w:name="_Toc241740685"/>
       <w:r>
         <w:rPr>
           <w:i w:val="0"/>
@@ -20737,7 +20945,7 @@
         </w:rPr>
         <w:t xml:space="preserve"> – Movimentações Semanais</w:t>
       </w:r>
-      <w:bookmarkEnd w:id="244"/>
+      <w:bookmarkEnd w:id="253"/>
     </w:p>
     <w:p>
       <w:pPr>
@@ -20748,7 +20956,7 @@
           <w:noProof/>
         </w:rPr>
         <w:drawing>
-          <wp:inline distT="0" distB="0" distL="0" distR="0" wp14:anchorId="658ECCE3" wp14:editId="636203AC">
+          <wp:inline distT="0" distB="0" distL="0" distR="0" wp14:anchorId="658ECCE3" wp14:editId="53795CC4">
             <wp:extent cx="1800000" cy="3621600"/>
             <wp:effectExtent l="0" t="0" r="0" b="0"/>
             <wp:docPr id="19" name="Imagem 19" descr="D:\aplicacaoo\movimentacao_semanal.PNG"/>
@@ -20835,7 +21043,7 @@
           <w:szCs w:val="20"/>
         </w:rPr>
       </w:pPr>
-      <w:bookmarkStart w:id="245" w:name="_Toc241478843"/>
+      <w:bookmarkStart w:id="254" w:name="_Toc241740686"/>
       <w:r>
         <w:rPr>
           <w:i w:val="0"/>
@@ -20900,7 +21108,7 @@
         </w:rPr>
         <w:t xml:space="preserve"> – Movimentações Mensais</w:t>
       </w:r>
-      <w:bookmarkEnd w:id="245"/>
+      <w:bookmarkEnd w:id="254"/>
     </w:p>
     <w:p>
       <w:pPr>
@@ -20911,7 +21119,7 @@
           <w:noProof/>
         </w:rPr>
         <w:drawing>
-          <wp:inline distT="0" distB="0" distL="0" distR="0" wp14:anchorId="4FBE9DA2" wp14:editId="53B860AF">
+          <wp:inline distT="0" distB="0" distL="0" distR="0" wp14:anchorId="4FBE9DA2" wp14:editId="1787E56E">
             <wp:extent cx="1800000" cy="3636000"/>
             <wp:effectExtent l="0" t="0" r="0" b="3175"/>
             <wp:docPr id="20" name="Imagem 20" descr="D:\aplicacaoo\movimentacao_mensal.PNG"/>
@@ -20982,7 +21190,7 @@
           <w:szCs w:val="20"/>
         </w:rPr>
       </w:pPr>
-      <w:bookmarkStart w:id="246" w:name="_Toc241478844"/>
+      <w:bookmarkStart w:id="255" w:name="_Toc241740687"/>
       <w:r>
         <w:rPr>
           <w:i w:val="0"/>
@@ -21048,7 +21256,7 @@
         </w:rPr>
         <w:t xml:space="preserve"> – Resumos Diários</w:t>
       </w:r>
-      <w:bookmarkEnd w:id="246"/>
+      <w:bookmarkEnd w:id="255"/>
     </w:p>
     <w:p>
       <w:pPr>
@@ -21059,7 +21267,7 @@
           <w:noProof/>
         </w:rPr>
         <w:drawing>
-          <wp:inline distT="0" distB="0" distL="0" distR="0" wp14:anchorId="76494233" wp14:editId="22D1550C">
+          <wp:inline distT="0" distB="0" distL="0" distR="0" wp14:anchorId="76494233" wp14:editId="696D0C90">
             <wp:extent cx="1800000" cy="3585600"/>
             <wp:effectExtent l="0" t="0" r="0" b="0"/>
             <wp:docPr id="21" name="Imagem 21" descr="D:\aplicacaoo\relatorio_diario.PNG"/>
@@ -21146,7 +21354,7 @@
           <w:szCs w:val="20"/>
         </w:rPr>
       </w:pPr>
-      <w:bookmarkStart w:id="247" w:name="_Toc241478845"/>
+      <w:bookmarkStart w:id="256" w:name="_Toc241740688"/>
       <w:r>
         <w:rPr>
           <w:i w:val="0"/>
@@ -21211,7 +21419,7 @@
         </w:rPr>
         <w:t xml:space="preserve"> – Resumos Semanais</w:t>
       </w:r>
-      <w:bookmarkEnd w:id="247"/>
+      <w:bookmarkEnd w:id="256"/>
     </w:p>
     <w:p>
       <w:pPr>
@@ -21222,7 +21430,7 @@
           <w:noProof/>
         </w:rPr>
         <w:drawing>
-          <wp:inline distT="0" distB="0" distL="0" distR="0" wp14:anchorId="33D22E08" wp14:editId="64A180A6">
+          <wp:inline distT="0" distB="0" distL="0" distR="0" wp14:anchorId="33D22E08" wp14:editId="15F1699B">
             <wp:extent cx="1800000" cy="3632400"/>
             <wp:effectExtent l="0" t="0" r="0" b="6350"/>
             <wp:docPr id="22" name="Imagem 22" descr="D:\aplicacaoo\relatorio_semanal.PNG"/>
@@ -21293,7 +21501,7 @@
           <w:szCs w:val="20"/>
         </w:rPr>
       </w:pPr>
-      <w:bookmarkStart w:id="248" w:name="_Toc241478846"/>
+      <w:bookmarkStart w:id="257" w:name="_Toc241740689"/>
       <w:r>
         <w:rPr>
           <w:i w:val="0"/>
@@ -21359,7 +21567,7 @@
         </w:rPr>
         <w:t xml:space="preserve"> – Resumos Mensais</w:t>
       </w:r>
-      <w:bookmarkEnd w:id="248"/>
+      <w:bookmarkEnd w:id="257"/>
     </w:p>
     <w:p>
       <w:pPr>
@@ -21370,7 +21578,7 @@
           <w:noProof/>
         </w:rPr>
         <w:drawing>
-          <wp:inline distT="0" distB="0" distL="0" distR="0" wp14:anchorId="30EB8360" wp14:editId="40DFCBFD">
+          <wp:inline distT="0" distB="0" distL="0" distR="0" wp14:anchorId="30EB8360" wp14:editId="127E64E5">
             <wp:extent cx="1800000" cy="3621600"/>
             <wp:effectExtent l="0" t="0" r="0" b="0"/>
             <wp:docPr id="24" name="Imagem 24" descr="D:\aplicacaoo\relatorio_mensal.PNG"/>
@@ -21470,7 +21678,7 @@
         </w:rPr>
         <w:t xml:space="preserve">      </w:t>
       </w:r>
-      <w:bookmarkStart w:id="249" w:name="_Toc241478847"/>
+      <w:bookmarkStart w:id="258" w:name="_Toc241740690"/>
       <w:r>
         <w:rPr>
           <w:sz w:val="20"/>
@@ -21514,7 +21722,7 @@
         </w:rPr>
         <w:t xml:space="preserve"> – Editar Perfil</w:t>
       </w:r>
-      <w:bookmarkEnd w:id="249"/>
+      <w:bookmarkEnd w:id="258"/>
     </w:p>
     <w:p>
       <w:pPr>
@@ -21537,7 +21745,7 @@
           <w:noProof/>
         </w:rPr>
         <w:drawing>
-          <wp:inline distT="0" distB="0" distL="0" distR="0" wp14:anchorId="7FE45B35" wp14:editId="706DD70C">
+          <wp:inline distT="0" distB="0" distL="0" distR="0" wp14:anchorId="7FE45B35" wp14:editId="4603952B">
             <wp:extent cx="1800000" cy="3578400"/>
             <wp:effectExtent l="0" t="0" r="0" b="3175"/>
             <wp:docPr id="23" name="Imagem 23" descr="D:\aplicacaoo\meu_perfil.PNG"/>
@@ -21601,7 +21809,7 @@
       <w:pPr>
         <w:pStyle w:val="Ttulo1"/>
       </w:pPr>
-      <w:bookmarkStart w:id="250" w:name="_Toc241738973"/>
+      <w:bookmarkStart w:id="259" w:name="_Toc241740653"/>
       <w:r>
         <w:lastRenderedPageBreak/>
         <w:t xml:space="preserve">Banco de </w:t>
@@ -21609,7 +21817,7 @@
       <w:r>
         <w:t>dados</w:t>
       </w:r>
-      <w:bookmarkEnd w:id="250"/>
+      <w:bookmarkEnd w:id="259"/>
     </w:p>
     <w:p>
       <w:r>
@@ -21638,11 +21846,11 @@
       <w:pPr>
         <w:pStyle w:val="Ttulo1"/>
       </w:pPr>
-      <w:bookmarkStart w:id="251" w:name="_Toc241738974"/>
+      <w:bookmarkStart w:id="260" w:name="_Toc241740654"/>
       <w:r>
         <w:t>Considerações Finais</w:t>
       </w:r>
-      <w:bookmarkEnd w:id="251"/>
+      <w:bookmarkEnd w:id="260"/>
     </w:p>
     <w:p>
       <w:pPr>
@@ -21692,7 +21900,7 @@
           <w:lang w:val="pt-BR"/>
         </w:rPr>
       </w:pPr>
-      <w:bookmarkStart w:id="252" w:name="_Toc241738975"/>
+      <w:bookmarkStart w:id="261" w:name="_Toc241740655"/>
       <w:r>
         <w:rPr>
           <w:lang w:val="pt-BR"/>
@@ -21700,7 +21908,7 @@
         <w:lastRenderedPageBreak/>
         <w:t>Referências Bibliográficas</w:t>
       </w:r>
-      <w:bookmarkEnd w:id="252"/>
+      <w:bookmarkEnd w:id="261"/>
     </w:p>
     <w:p/>
     <w:p>
@@ -27042,6 +27250,7 @@
   <w:style w:type="character" w:default="1" w:styleId="Fontepargpadro">
     <w:name w:val="Default Paragraph Font"/>
     <w:uiPriority w:val="1"/>
+    <w:semiHidden/>
     <w:unhideWhenUsed/>
   </w:style>
   <w:style w:type="table" w:default="1" w:styleId="Tabelanormal">
@@ -27982,10 +28191,6 @@
 </file>
 
 <file path=customXml/item1.xml><?xml version="1.0" encoding="utf-8"?>
-<b:Sources xmlns:b="http://schemas.openxmlformats.org/officeDocument/2006/bibliography" xmlns="http://schemas.openxmlformats.org/officeDocument/2006/bibliography" SelectedStyle="\APA.XSL" StyleName="APA"/>
-</file>
-
-<file path=customXml/item2.xml><?xml version="1.0" encoding="utf-8"?>
 <p:properties xmlns:p="http://schemas.microsoft.com/office/2006/metadata/properties" xmlns:xsi="http://www.w3.org/2001/XMLSchema-instance" xmlns:pc="http://schemas.microsoft.com/office/infopath/2007/PartnerControls">
   <documentManagement>
     <lcf76f155ced4ddcb4097134ff3c332f xmlns="73616d7f-17b8-4c43-aa5e-25ef7e462a18">
@@ -27996,13 +28201,17 @@
 </p:properties>
 </file>
 
-<file path=customXml/item3.xml><?xml version="1.0" encoding="utf-8"?>
+<file path=customXml/item2.xml><?xml version="1.0" encoding="utf-8"?>
 <?mso-contentType ?>
 <FormTemplates xmlns="http://schemas.microsoft.com/sharepoint/v3/contenttype/forms">
   <Display>DocumentLibraryForm</Display>
   <Edit>DocumentLibraryForm</Edit>
   <New>DocumentLibraryForm</New>
 </FormTemplates>
+</file>
+
+<file path=customXml/item3.xml><?xml version="1.0" encoding="utf-8"?>
+<b:Sources xmlns:b="http://schemas.openxmlformats.org/officeDocument/2006/bibliography" xmlns="http://schemas.openxmlformats.org/officeDocument/2006/bibliography" SelectedStyle="\APA.XSL" StyleName="APA"/>
 </file>
 
 <file path=customXml/item4.xml><?xml version="1.0" encoding="utf-8"?>
@@ -28201,14 +28410,6 @@
 </file>
 
 <file path=customXml/itemProps1.xml><?xml version="1.0" encoding="utf-8"?>
-<ds:datastoreItem xmlns:ds="http://schemas.openxmlformats.org/officeDocument/2006/customXml" ds:itemID="{8C8965D9-0818-43D2-B433-7B321E8F3C6F}">
-  <ds:schemaRefs>
-    <ds:schemaRef ds:uri="http://schemas.openxmlformats.org/officeDocument/2006/bibliography"/>
-  </ds:schemaRefs>
-</ds:datastoreItem>
-</file>
-
-<file path=customXml/itemProps2.xml><?xml version="1.0" encoding="utf-8"?>
 <ds:datastoreItem xmlns:ds="http://schemas.openxmlformats.org/officeDocument/2006/customXml" ds:itemID="{0FB482D0-C62D-40F8-A30D-80102D84D1F8}">
   <ds:schemaRefs>
     <ds:schemaRef ds:uri="http://schemas.microsoft.com/office/2006/metadata/properties"/>
@@ -28219,10 +28420,18 @@
 </ds:datastoreItem>
 </file>
 
-<file path=customXml/itemProps3.xml><?xml version="1.0" encoding="utf-8"?>
+<file path=customXml/itemProps2.xml><?xml version="1.0" encoding="utf-8"?>
 <ds:datastoreItem xmlns:ds="http://schemas.openxmlformats.org/officeDocument/2006/customXml" ds:itemID="{CF1FD0AD-7A56-4031-B24D-376004EB8526}">
   <ds:schemaRefs>
     <ds:schemaRef ds:uri="http://schemas.microsoft.com/sharepoint/v3/contenttype/forms"/>
+  </ds:schemaRefs>
+</ds:datastoreItem>
+</file>
+
+<file path=customXml/itemProps3.xml><?xml version="1.0" encoding="utf-8"?>
+<ds:datastoreItem xmlns:ds="http://schemas.openxmlformats.org/officeDocument/2006/customXml" ds:itemID="{8C8965D9-0818-43D2-B433-7B321E8F3C6F}">
+  <ds:schemaRefs>
+    <ds:schemaRef ds:uri="http://schemas.openxmlformats.org/officeDocument/2006/bibliography"/>
   </ds:schemaRefs>
 </ds:datastoreItem>
 </file>

--- a/DayPlannio.docx
+++ b/DayPlannio.docx
@@ -1,6 +1,6 @@
 
 <file path=word/document.xml><?xml version="1.0" encoding="utf-8"?>
-<w:document xmlns:wpc="http://schemas.microsoft.com/office/word/2010/wordprocessingCanvas" xmlns:cx="http://schemas.microsoft.com/office/drawing/2014/chartex" xmlns:cx1="http://schemas.microsoft.com/office/drawing/2015/9/8/chartex" xmlns:cx2="http://schemas.microsoft.com/office/drawing/2015/10/21/chartex" xmlns:cx3="http://schemas.microsoft.com/office/drawing/2016/5/9/chartex" xmlns:cx4="http://schemas.microsoft.com/office/drawing/2016/5/10/chartex" xmlns:cx5="http://schemas.microsoft.com/office/drawing/2016/5/11/chartex" xmlns:cx6="http://schemas.microsoft.com/office/drawing/2016/5/12/chartex" xmlns:cx7="http://schemas.microsoft.com/office/drawing/2016/5/13/chartex" xmlns:cx8="http://schemas.microsoft.com/office/drawing/2016/5/14/chartex" xmlns:mc="http://schemas.openxmlformats.org/markup-compatibility/2006" xmlns:aink="http://schemas.microsoft.com/office/drawing/2016/ink" xmlns:am3d="http://schemas.microsoft.com/office/drawing/2017/model3d" xmlns:o="urn:schemas-microsoft-com:office:office" xmlns:oel="http://schemas.microsoft.com/office/2019/extlst" xmlns:r="http://schemas.openxmlformats.org/officeDocument/2006/relationships" xmlns:m="http://schemas.openxmlformats.org/officeDocument/2006/math" xmlns:v="urn:schemas-microsoft-com:vml" xmlns:wp14="http://schemas.microsoft.com/office/word/2010/wordprocessingDrawing" xmlns:wp="http://schemas.openxmlformats.org/drawingml/2006/wordprocessingDrawing" xmlns:w10="urn:schemas-microsoft-com:office:word" xmlns:w="http://schemas.openxmlformats.org/wordprocessingml/2006/main" xmlns:w14="http://schemas.microsoft.com/office/word/2010/wordml" xmlns:w15="http://schemas.microsoft.com/office/word/2012/wordml" xmlns:w16cex="http://schemas.microsoft.com/office/word/2018/wordml/cex" xmlns:w16cid="http://schemas.microsoft.com/office/word/2016/wordml/cid" xmlns:w16="http://schemas.microsoft.com/office/word/2018/wordml" xmlns:w16sdtdh="http://schemas.microsoft.com/office/word/2020/wordml/sdtdatahash" xmlns:w16se="http://schemas.microsoft.com/office/word/2015/wordml/symex" xmlns:wpg="http://schemas.microsoft.com/office/word/2010/wordprocessingGroup" xmlns:wpi="http://schemas.microsoft.com/office/word/2010/wordprocessingInk" xmlns:wne="http://schemas.microsoft.com/office/word/2006/wordml" xmlns:wps="http://schemas.microsoft.com/office/word/2010/wordprocessingShape" mc:Ignorable="w14 w15 w16se w16cid w16 w16cex w16sdtdh wp14">
+<w:document xmlns:wpc="http://schemas.microsoft.com/office/word/2010/wordprocessingCanvas" xmlns:cx="http://schemas.microsoft.com/office/drawing/2014/chartex" xmlns:cx1="http://schemas.microsoft.com/office/drawing/2015/9/8/chartex" xmlns:cx2="http://schemas.microsoft.com/office/drawing/2015/10/21/chartex" xmlns:cx3="http://schemas.microsoft.com/office/drawing/2016/5/9/chartex" xmlns:cx4="http://schemas.microsoft.com/office/drawing/2016/5/10/chartex" xmlns:cx5="http://schemas.microsoft.com/office/drawing/2016/5/11/chartex" xmlns:cx6="http://schemas.microsoft.com/office/drawing/2016/5/12/chartex" xmlns:cx7="http://schemas.microsoft.com/office/drawing/2016/5/13/chartex" xmlns:cx8="http://schemas.microsoft.com/office/drawing/2016/5/14/chartex" xmlns:mc="http://schemas.openxmlformats.org/markup-compatibility/2006" xmlns:aink="http://schemas.microsoft.com/office/drawing/2016/ink" xmlns:am3d="http://schemas.microsoft.com/office/drawing/2017/model3d" xmlns:o="urn:schemas-microsoft-com:office:office" xmlns:oel="http://schemas.microsoft.com/office/2019/extlst" xmlns:r="http://schemas.openxmlformats.org/officeDocument/2006/relationships" xmlns:m="http://schemas.openxmlformats.org/officeDocument/2006/math" xmlns:v="urn:schemas-microsoft-com:vml" xmlns:wp14="http://schemas.microsoft.com/office/word/2010/wordprocessingDrawing" xmlns:wp="http://schemas.openxmlformats.org/drawingml/2006/wordprocessingDrawing" xmlns:w10="urn:schemas-microsoft-com:office:word" xmlns:w="http://schemas.openxmlformats.org/wordprocessingml/2006/main" xmlns:w14="http://schemas.microsoft.com/office/word/2010/wordml" xmlns:w15="http://schemas.microsoft.com/office/word/2012/wordml" xmlns:w16cex="http://schemas.microsoft.com/office/word/2018/wordml/cex" xmlns:w16cid="http://schemas.microsoft.com/office/word/2016/wordml/cid" xmlns:w16="http://schemas.microsoft.com/office/word/2018/wordml" xmlns:w16du="http://schemas.microsoft.com/office/word/2023/wordml/word16du" xmlns:w16sdtdh="http://schemas.microsoft.com/office/word/2020/wordml/sdtdatahash" xmlns:w16sdtfl="http://schemas.microsoft.com/office/word/2024/wordml/sdtformatlock" xmlns:w16se="http://schemas.microsoft.com/office/word/2015/wordml/symex" xmlns:wpg="http://schemas.microsoft.com/office/word/2010/wordprocessingGroup" xmlns:wpi="http://schemas.microsoft.com/office/word/2010/wordprocessingInk" xmlns:wne="http://schemas.microsoft.com/office/word/2006/wordml" xmlns:wps="http://schemas.microsoft.com/office/word/2010/wordprocessingShape" mc:Ignorable="w14 w15 w16se w16cid w16 w16cex w16sdtdh w16sdtfl w16du wp14">
   <w:body>
     <w:p>
       <w:pPr>
@@ -748,7 +748,7 @@
         </w:rPr>
         <w:fldChar w:fldCharType="separate"/>
       </w:r>
-      <w:hyperlink w:anchor="_Toc241740656" w:history="1">
+      <w:hyperlink w:anchor="_Toc241755085" w:history="1">
         <w:r>
           <w:rPr>
             <w:rStyle w:val="Hyperlink"/>
@@ -775,7 +775,7 @@
             <w:noProof/>
             <w:webHidden/>
           </w:rPr>
-          <w:instrText xml:space="preserve"> PAGEREF _Toc241740656 \h </w:instrText>
+          <w:instrText xml:space="preserve"> PAGEREF _Toc241755085 \h </w:instrText>
         </w:r>
         <w:r>
           <w:rPr>
@@ -820,7 +820,7 @@
           <w14:ligatures w14:val="standardContextual"/>
         </w:rPr>
       </w:pPr>
-      <w:hyperlink w:anchor="_Toc241740657" w:history="1">
+      <w:hyperlink w:anchor="_Toc241755086" w:history="1">
         <w:r>
           <w:rPr>
             <w:rStyle w:val="Hyperlink"/>
@@ -847,7 +847,7 @@
             <w:noProof/>
             <w:webHidden/>
           </w:rPr>
-          <w:instrText xml:space="preserve"> PAGEREF _Toc241740657 \h </w:instrText>
+          <w:instrText xml:space="preserve"> PAGEREF _Toc241755086 \h </w:instrText>
         </w:r>
         <w:r>
           <w:rPr>
@@ -892,7 +892,7 @@
           <w14:ligatures w14:val="standardContextual"/>
         </w:rPr>
       </w:pPr>
-      <w:hyperlink w:anchor="_Toc241740658" w:history="1">
+      <w:hyperlink w:anchor="_Toc241755087" w:history="1">
         <w:r>
           <w:rPr>
             <w:rStyle w:val="Hyperlink"/>
@@ -919,7 +919,7 @@
             <w:noProof/>
             <w:webHidden/>
           </w:rPr>
-          <w:instrText xml:space="preserve"> PAGEREF _Toc241740658 \h </w:instrText>
+          <w:instrText xml:space="preserve"> PAGEREF _Toc241755087 \h </w:instrText>
         </w:r>
         <w:r>
           <w:rPr>
@@ -964,7 +964,7 @@
           <w14:ligatures w14:val="standardContextual"/>
         </w:rPr>
       </w:pPr>
-      <w:hyperlink w:anchor="_Toc241740659" w:history="1">
+      <w:hyperlink w:anchor="_Toc241755088" w:history="1">
         <w:r>
           <w:rPr>
             <w:rStyle w:val="Hyperlink"/>
@@ -991,7 +991,7 @@
             <w:noProof/>
             <w:webHidden/>
           </w:rPr>
-          <w:instrText xml:space="preserve"> PAGEREF _Toc241740659 \h </w:instrText>
+          <w:instrText xml:space="preserve"> PAGEREF _Toc241755088 \h </w:instrText>
         </w:r>
         <w:r>
           <w:rPr>
@@ -1036,7 +1036,7 @@
           <w14:ligatures w14:val="standardContextual"/>
         </w:rPr>
       </w:pPr>
-      <w:hyperlink w:anchor="_Toc241740660" w:history="1">
+      <w:hyperlink w:anchor="_Toc241755089" w:history="1">
         <w:r>
           <w:rPr>
             <w:rStyle w:val="Hyperlink"/>
@@ -1063,7 +1063,7 @@
             <w:noProof/>
             <w:webHidden/>
           </w:rPr>
-          <w:instrText xml:space="preserve"> PAGEREF _Toc241740660 \h </w:instrText>
+          <w:instrText xml:space="preserve"> PAGEREF _Toc241755089 \h </w:instrText>
         </w:r>
         <w:r>
           <w:rPr>
@@ -1108,7 +1108,7 @@
           <w14:ligatures w14:val="standardContextual"/>
         </w:rPr>
       </w:pPr>
-      <w:hyperlink w:anchor="_Toc241740661" w:history="1">
+      <w:hyperlink w:anchor="_Toc241755090" w:history="1">
         <w:r>
           <w:rPr>
             <w:rStyle w:val="Hyperlink"/>
@@ -1135,7 +1135,7 @@
             <w:noProof/>
             <w:webHidden/>
           </w:rPr>
-          <w:instrText xml:space="preserve"> PAGEREF _Toc241740661 \h </w:instrText>
+          <w:instrText xml:space="preserve"> PAGEREF _Toc241755090 \h </w:instrText>
         </w:r>
         <w:r>
           <w:rPr>
@@ -1180,7 +1180,7 @@
           <w14:ligatures w14:val="standardContextual"/>
         </w:rPr>
       </w:pPr>
-      <w:hyperlink w:anchor="_Toc241740662" w:history="1">
+      <w:hyperlink w:anchor="_Toc241755091" w:history="1">
         <w:r>
           <w:rPr>
             <w:rStyle w:val="Hyperlink"/>
@@ -1207,7 +1207,7 @@
             <w:noProof/>
             <w:webHidden/>
           </w:rPr>
-          <w:instrText xml:space="preserve"> PAGEREF _Toc241740662 \h </w:instrText>
+          <w:instrText xml:space="preserve"> PAGEREF _Toc241755091 \h </w:instrText>
         </w:r>
         <w:r>
           <w:rPr>
@@ -1252,7 +1252,7 @@
           <w14:ligatures w14:val="standardContextual"/>
         </w:rPr>
       </w:pPr>
-      <w:hyperlink w:anchor="_Toc241740663" w:history="1">
+      <w:hyperlink w:anchor="_Toc241755092" w:history="1">
         <w:r>
           <w:rPr>
             <w:rStyle w:val="Hyperlink"/>
@@ -1279,7 +1279,7 @@
             <w:noProof/>
             <w:webHidden/>
           </w:rPr>
-          <w:instrText xml:space="preserve"> PAGEREF _Toc241740663 \h </w:instrText>
+          <w:instrText xml:space="preserve"> PAGEREF _Toc241755092 \h </w:instrText>
         </w:r>
         <w:r>
           <w:rPr>
@@ -1324,7 +1324,7 @@
           <w14:ligatures w14:val="standardContextual"/>
         </w:rPr>
       </w:pPr>
-      <w:hyperlink w:anchor="_Toc241740664" w:history="1">
+      <w:hyperlink w:anchor="_Toc241755093" w:history="1">
         <w:r>
           <w:rPr>
             <w:rStyle w:val="Hyperlink"/>
@@ -1351,7 +1351,7 @@
             <w:noProof/>
             <w:webHidden/>
           </w:rPr>
-          <w:instrText xml:space="preserve"> PAGEREF _Toc241740664 \h </w:instrText>
+          <w:instrText xml:space="preserve"> PAGEREF _Toc241755093 \h </w:instrText>
         </w:r>
         <w:r>
           <w:rPr>
@@ -1396,7 +1396,7 @@
           <w14:ligatures w14:val="standardContextual"/>
         </w:rPr>
       </w:pPr>
-      <w:hyperlink w:anchor="_Toc241740665" w:history="1">
+      <w:hyperlink w:anchor="_Toc241755094" w:history="1">
         <w:r>
           <w:rPr>
             <w:rStyle w:val="Hyperlink"/>
@@ -1423,7 +1423,7 @@
             <w:noProof/>
             <w:webHidden/>
           </w:rPr>
-          <w:instrText xml:space="preserve"> PAGEREF _Toc241740665 \h </w:instrText>
+          <w:instrText xml:space="preserve"> PAGEREF _Toc241755094 \h </w:instrText>
         </w:r>
         <w:r>
           <w:rPr>
@@ -1468,7 +1468,7 @@
           <w14:ligatures w14:val="standardContextual"/>
         </w:rPr>
       </w:pPr>
-      <w:hyperlink w:anchor="_Toc241740666" w:history="1">
+      <w:hyperlink w:anchor="_Toc241755095" w:history="1">
         <w:r>
           <w:rPr>
             <w:rStyle w:val="Hyperlink"/>
@@ -1495,7 +1495,7 @@
             <w:noProof/>
             <w:webHidden/>
           </w:rPr>
-          <w:instrText xml:space="preserve"> PAGEREF _Toc241740666 \h </w:instrText>
+          <w:instrText xml:space="preserve"> PAGEREF _Toc241755095 \h </w:instrText>
         </w:r>
         <w:r>
           <w:rPr>
@@ -1540,7 +1540,7 @@
           <w14:ligatures w14:val="standardContextual"/>
         </w:rPr>
       </w:pPr>
-      <w:hyperlink w:anchor="_Toc241740667" w:history="1">
+      <w:hyperlink w:anchor="_Toc241755096" w:history="1">
         <w:r>
           <w:rPr>
             <w:rStyle w:val="Hyperlink"/>
@@ -1567,7 +1567,7 @@
             <w:noProof/>
             <w:webHidden/>
           </w:rPr>
-          <w:instrText xml:space="preserve"> PAGEREF _Toc241740667 \h </w:instrText>
+          <w:instrText xml:space="preserve"> PAGEREF _Toc241755096 \h </w:instrText>
         </w:r>
         <w:r>
           <w:rPr>
@@ -1612,7 +1612,7 @@
           <w14:ligatures w14:val="standardContextual"/>
         </w:rPr>
       </w:pPr>
-      <w:hyperlink w:anchor="_Toc241740668" w:history="1">
+      <w:hyperlink w:anchor="_Toc241755097" w:history="1">
         <w:r>
           <w:rPr>
             <w:rStyle w:val="Hyperlink"/>
@@ -1639,7 +1639,7 @@
             <w:noProof/>
             <w:webHidden/>
           </w:rPr>
-          <w:instrText xml:space="preserve"> PAGEREF _Toc241740668 \h </w:instrText>
+          <w:instrText xml:space="preserve"> PAGEREF _Toc241755097 \h </w:instrText>
         </w:r>
         <w:r>
           <w:rPr>
@@ -1684,7 +1684,7 @@
           <w14:ligatures w14:val="standardContextual"/>
         </w:rPr>
       </w:pPr>
-      <w:hyperlink w:anchor="_Toc241740669" w:history="1">
+      <w:hyperlink w:anchor="_Toc241755098" w:history="1">
         <w:r>
           <w:rPr>
             <w:rStyle w:val="Hyperlink"/>
@@ -1711,7 +1711,7 @@
             <w:noProof/>
             <w:webHidden/>
           </w:rPr>
-          <w:instrText xml:space="preserve"> PAGEREF _Toc241740669 \h </w:instrText>
+          <w:instrText xml:space="preserve"> PAGEREF _Toc241755098 \h </w:instrText>
         </w:r>
         <w:r>
           <w:rPr>
@@ -1756,7 +1756,7 @@
           <w14:ligatures w14:val="standardContextual"/>
         </w:rPr>
       </w:pPr>
-      <w:hyperlink w:anchor="_Toc241740670" w:history="1">
+      <w:hyperlink w:anchor="_Toc241755099" w:history="1">
         <w:r>
           <w:rPr>
             <w:rStyle w:val="Hyperlink"/>
@@ -1783,7 +1783,7 @@
             <w:noProof/>
             <w:webHidden/>
           </w:rPr>
-          <w:instrText xml:space="preserve"> PAGEREF _Toc241740670 \h </w:instrText>
+          <w:instrText xml:space="preserve"> PAGEREF _Toc241755099 \h </w:instrText>
         </w:r>
         <w:r>
           <w:rPr>
@@ -1828,7 +1828,7 @@
           <w14:ligatures w14:val="standardContextual"/>
         </w:rPr>
       </w:pPr>
-      <w:hyperlink w:anchor="_Toc241740671" w:history="1">
+      <w:hyperlink w:anchor="_Toc241755100" w:history="1">
         <w:r>
           <w:rPr>
             <w:rStyle w:val="Hyperlink"/>
@@ -1855,7 +1855,7 @@
             <w:noProof/>
             <w:webHidden/>
           </w:rPr>
-          <w:instrText xml:space="preserve"> PAGEREF _Toc241740671 \h </w:instrText>
+          <w:instrText xml:space="preserve"> PAGEREF _Toc241755100 \h </w:instrText>
         </w:r>
         <w:r>
           <w:rPr>
@@ -1900,7 +1900,7 @@
           <w14:ligatures w14:val="standardContextual"/>
         </w:rPr>
       </w:pPr>
-      <w:hyperlink w:anchor="_Toc241740672" w:history="1">
+      <w:hyperlink w:anchor="_Toc241755101" w:history="1">
         <w:r>
           <w:rPr>
             <w:rStyle w:val="Hyperlink"/>
@@ -1927,7 +1927,7 @@
             <w:noProof/>
             <w:webHidden/>
           </w:rPr>
-          <w:instrText xml:space="preserve"> PAGEREF _Toc241740672 \h </w:instrText>
+          <w:instrText xml:space="preserve"> PAGEREF _Toc241755101 \h </w:instrText>
         </w:r>
         <w:r>
           <w:rPr>
@@ -1972,7 +1972,7 @@
           <w14:ligatures w14:val="standardContextual"/>
         </w:rPr>
       </w:pPr>
-      <w:hyperlink w:anchor="_Toc241740673" w:history="1">
+      <w:hyperlink w:anchor="_Toc241755102" w:history="1">
         <w:r>
           <w:rPr>
             <w:rStyle w:val="Hyperlink"/>
@@ -1999,7 +1999,7 @@
             <w:noProof/>
             <w:webHidden/>
           </w:rPr>
-          <w:instrText xml:space="preserve"> PAGEREF _Toc241740673 \h </w:instrText>
+          <w:instrText xml:space="preserve"> PAGEREF _Toc241755102 \h </w:instrText>
         </w:r>
         <w:r>
           <w:rPr>
@@ -2044,7 +2044,7 @@
           <w14:ligatures w14:val="standardContextual"/>
         </w:rPr>
       </w:pPr>
-      <w:hyperlink w:anchor="_Toc241740674" w:history="1">
+      <w:hyperlink w:anchor="_Toc241755103" w:history="1">
         <w:r>
           <w:rPr>
             <w:rStyle w:val="Hyperlink"/>
@@ -2071,7 +2071,7 @@
             <w:noProof/>
             <w:webHidden/>
           </w:rPr>
-          <w:instrText xml:space="preserve"> PAGEREF _Toc241740674 \h </w:instrText>
+          <w:instrText xml:space="preserve"> PAGEREF _Toc241755103 \h </w:instrText>
         </w:r>
         <w:r>
           <w:rPr>
@@ -2116,7 +2116,7 @@
           <w14:ligatures w14:val="standardContextual"/>
         </w:rPr>
       </w:pPr>
-      <w:hyperlink w:anchor="_Toc241740675" w:history="1">
+      <w:hyperlink w:anchor="_Toc241755104" w:history="1">
         <w:r>
           <w:rPr>
             <w:rStyle w:val="Hyperlink"/>
@@ -2143,7 +2143,7 @@
             <w:noProof/>
             <w:webHidden/>
           </w:rPr>
-          <w:instrText xml:space="preserve"> PAGEREF _Toc241740675 \h </w:instrText>
+          <w:instrText xml:space="preserve"> PAGEREF _Toc241755104 \h </w:instrText>
         </w:r>
         <w:r>
           <w:rPr>
@@ -2188,7 +2188,7 @@
           <w14:ligatures w14:val="standardContextual"/>
         </w:rPr>
       </w:pPr>
-      <w:hyperlink w:anchor="_Toc241740676" w:history="1">
+      <w:hyperlink w:anchor="_Toc241755105" w:history="1">
         <w:r>
           <w:rPr>
             <w:rStyle w:val="Hyperlink"/>
@@ -2215,7 +2215,7 @@
             <w:noProof/>
             <w:webHidden/>
           </w:rPr>
-          <w:instrText xml:space="preserve"> PAGEREF _Toc241740676 \h </w:instrText>
+          <w:instrText xml:space="preserve"> PAGEREF _Toc241755105 \h </w:instrText>
         </w:r>
         <w:r>
           <w:rPr>
@@ -2260,7 +2260,7 @@
           <w14:ligatures w14:val="standardContextual"/>
         </w:rPr>
       </w:pPr>
-      <w:hyperlink w:anchor="_Toc241740677" w:history="1">
+      <w:hyperlink w:anchor="_Toc241755106" w:history="1">
         <w:r>
           <w:rPr>
             <w:rStyle w:val="Hyperlink"/>
@@ -2287,7 +2287,7 @@
             <w:noProof/>
             <w:webHidden/>
           </w:rPr>
-          <w:instrText xml:space="preserve"> PAGEREF _Toc241740677 \h </w:instrText>
+          <w:instrText xml:space="preserve"> PAGEREF _Toc241755106 \h </w:instrText>
         </w:r>
         <w:r>
           <w:rPr>
@@ -2332,7 +2332,7 @@
           <w14:ligatures w14:val="standardContextual"/>
         </w:rPr>
       </w:pPr>
-      <w:hyperlink w:anchor="_Toc241740678" w:history="1">
+      <w:hyperlink w:anchor="_Toc241755107" w:history="1">
         <w:r>
           <w:rPr>
             <w:rStyle w:val="Hyperlink"/>
@@ -2359,7 +2359,7 @@
             <w:noProof/>
             <w:webHidden/>
           </w:rPr>
-          <w:instrText xml:space="preserve"> PAGEREF _Toc241740678 \h </w:instrText>
+          <w:instrText xml:space="preserve"> PAGEREF _Toc241755107 \h </w:instrText>
         </w:r>
         <w:r>
           <w:rPr>
@@ -2404,7 +2404,7 @@
           <w14:ligatures w14:val="standardContextual"/>
         </w:rPr>
       </w:pPr>
-      <w:hyperlink w:anchor="_Toc241740679" w:history="1">
+      <w:hyperlink w:anchor="_Toc241755108" w:history="1">
         <w:r>
           <w:rPr>
             <w:rStyle w:val="Hyperlink"/>
@@ -2431,7 +2431,7 @@
             <w:noProof/>
             <w:webHidden/>
           </w:rPr>
-          <w:instrText xml:space="preserve"> PAGEREF _Toc241740679 \h </w:instrText>
+          <w:instrText xml:space="preserve"> PAGEREF _Toc241755108 \h </w:instrText>
         </w:r>
         <w:r>
           <w:rPr>
@@ -2476,7 +2476,7 @@
           <w14:ligatures w14:val="standardContextual"/>
         </w:rPr>
       </w:pPr>
-      <w:hyperlink w:anchor="_Toc241740680" w:history="1">
+      <w:hyperlink w:anchor="_Toc241755109" w:history="1">
         <w:r>
           <w:rPr>
             <w:rStyle w:val="Hyperlink"/>
@@ -2503,7 +2503,7 @@
             <w:noProof/>
             <w:webHidden/>
           </w:rPr>
-          <w:instrText xml:space="preserve"> PAGEREF _Toc241740680 \h </w:instrText>
+          <w:instrText xml:space="preserve"> PAGEREF _Toc241755109 \h </w:instrText>
         </w:r>
         <w:r>
           <w:rPr>
@@ -2548,7 +2548,7 @@
           <w14:ligatures w14:val="standardContextual"/>
         </w:rPr>
       </w:pPr>
-      <w:hyperlink w:anchor="_Toc241740681" w:history="1">
+      <w:hyperlink w:anchor="_Toc241755110" w:history="1">
         <w:r>
           <w:rPr>
             <w:rStyle w:val="Hyperlink"/>
@@ -2575,7 +2575,7 @@
             <w:noProof/>
             <w:webHidden/>
           </w:rPr>
-          <w:instrText xml:space="preserve"> PAGEREF _Toc241740681 \h </w:instrText>
+          <w:instrText xml:space="preserve"> PAGEREF _Toc241755110 \h </w:instrText>
         </w:r>
         <w:r>
           <w:rPr>
@@ -2620,7 +2620,7 @@
           <w14:ligatures w14:val="standardContextual"/>
         </w:rPr>
       </w:pPr>
-      <w:hyperlink w:anchor="_Toc241740682" w:history="1">
+      <w:hyperlink w:anchor="_Toc241755111" w:history="1">
         <w:r>
           <w:rPr>
             <w:rStyle w:val="Hyperlink"/>
@@ -2647,7 +2647,7 @@
             <w:noProof/>
             <w:webHidden/>
           </w:rPr>
-          <w:instrText xml:space="preserve"> PAGEREF _Toc241740682 \h </w:instrText>
+          <w:instrText xml:space="preserve"> PAGEREF _Toc241755111 \h </w:instrText>
         </w:r>
         <w:r>
           <w:rPr>
@@ -2692,7 +2692,7 @@
           <w14:ligatures w14:val="standardContextual"/>
         </w:rPr>
       </w:pPr>
-      <w:hyperlink w:anchor="_Toc241740683" w:history="1">
+      <w:hyperlink w:anchor="_Toc241755112" w:history="1">
         <w:r>
           <w:rPr>
             <w:rStyle w:val="Hyperlink"/>
@@ -2719,7 +2719,7 @@
             <w:noProof/>
             <w:webHidden/>
           </w:rPr>
-          <w:instrText xml:space="preserve"> PAGEREF _Toc241740683 \h </w:instrText>
+          <w:instrText xml:space="preserve"> PAGEREF _Toc241755112 \h </w:instrText>
         </w:r>
         <w:r>
           <w:rPr>
@@ -2764,7 +2764,7 @@
           <w14:ligatures w14:val="standardContextual"/>
         </w:rPr>
       </w:pPr>
-      <w:hyperlink w:anchor="_Toc241740684" w:history="1">
+      <w:hyperlink w:anchor="_Toc241755113" w:history="1">
         <w:r>
           <w:rPr>
             <w:rStyle w:val="Hyperlink"/>
@@ -2791,7 +2791,7 @@
             <w:noProof/>
             <w:webHidden/>
           </w:rPr>
-          <w:instrText xml:space="preserve"> PAGEREF _Toc241740684 \h </w:instrText>
+          <w:instrText xml:space="preserve"> PAGEREF _Toc241755113 \h </w:instrText>
         </w:r>
         <w:r>
           <w:rPr>
@@ -2836,7 +2836,7 @@
           <w14:ligatures w14:val="standardContextual"/>
         </w:rPr>
       </w:pPr>
-      <w:hyperlink w:anchor="_Toc241740685" w:history="1">
+      <w:hyperlink w:anchor="_Toc241755114" w:history="1">
         <w:r>
           <w:rPr>
             <w:rStyle w:val="Hyperlink"/>
@@ -2863,7 +2863,7 @@
             <w:noProof/>
             <w:webHidden/>
           </w:rPr>
-          <w:instrText xml:space="preserve"> PAGEREF _Toc241740685 \h </w:instrText>
+          <w:instrText xml:space="preserve"> PAGEREF _Toc241755114 \h </w:instrText>
         </w:r>
         <w:r>
           <w:rPr>
@@ -2908,7 +2908,7 @@
           <w14:ligatures w14:val="standardContextual"/>
         </w:rPr>
       </w:pPr>
-      <w:hyperlink w:anchor="_Toc241740686" w:history="1">
+      <w:hyperlink w:anchor="_Toc241755115" w:history="1">
         <w:r>
           <w:rPr>
             <w:rStyle w:val="Hyperlink"/>
@@ -2935,7 +2935,7 @@
             <w:noProof/>
             <w:webHidden/>
           </w:rPr>
-          <w:instrText xml:space="preserve"> PAGEREF _Toc241740686 \h </w:instrText>
+          <w:instrText xml:space="preserve"> PAGEREF _Toc241755115 \h </w:instrText>
         </w:r>
         <w:r>
           <w:rPr>
@@ -2980,7 +2980,7 @@
           <w14:ligatures w14:val="standardContextual"/>
         </w:rPr>
       </w:pPr>
-      <w:hyperlink w:anchor="_Toc241740687" w:history="1">
+      <w:hyperlink w:anchor="_Toc241755116" w:history="1">
         <w:r>
           <w:rPr>
             <w:rStyle w:val="Hyperlink"/>
@@ -3007,7 +3007,7 @@
             <w:noProof/>
             <w:webHidden/>
           </w:rPr>
-          <w:instrText xml:space="preserve"> PAGEREF _Toc241740687 \h </w:instrText>
+          <w:instrText xml:space="preserve"> PAGEREF _Toc241755116 \h </w:instrText>
         </w:r>
         <w:r>
           <w:rPr>
@@ -3052,7 +3052,7 @@
           <w14:ligatures w14:val="standardContextual"/>
         </w:rPr>
       </w:pPr>
-      <w:hyperlink w:anchor="_Toc241740688" w:history="1">
+      <w:hyperlink w:anchor="_Toc241755117" w:history="1">
         <w:r>
           <w:rPr>
             <w:rStyle w:val="Hyperlink"/>
@@ -3079,7 +3079,7 @@
             <w:noProof/>
             <w:webHidden/>
           </w:rPr>
-          <w:instrText xml:space="preserve"> PAGEREF _Toc241740688 \h </w:instrText>
+          <w:instrText xml:space="preserve"> PAGEREF _Toc241755117 \h </w:instrText>
         </w:r>
         <w:r>
           <w:rPr>
@@ -3124,7 +3124,7 @@
           <w14:ligatures w14:val="standardContextual"/>
         </w:rPr>
       </w:pPr>
-      <w:hyperlink w:anchor="_Toc241740689" w:history="1">
+      <w:hyperlink w:anchor="_Toc241755118" w:history="1">
         <w:r>
           <w:rPr>
             <w:rStyle w:val="Hyperlink"/>
@@ -3151,7 +3151,7 @@
             <w:noProof/>
             <w:webHidden/>
           </w:rPr>
-          <w:instrText xml:space="preserve"> PAGEREF _Toc241740689 \h </w:instrText>
+          <w:instrText xml:space="preserve"> PAGEREF _Toc241755118 \h </w:instrText>
         </w:r>
         <w:r>
           <w:rPr>
@@ -3196,7 +3196,7 @@
           <w14:ligatures w14:val="standardContextual"/>
         </w:rPr>
       </w:pPr>
-      <w:hyperlink w:anchor="_Toc241740690" w:history="1">
+      <w:hyperlink w:anchor="_Toc241755119" w:history="1">
         <w:r>
           <w:rPr>
             <w:rStyle w:val="Hyperlink"/>
@@ -3223,7 +3223,7 @@
             <w:noProof/>
             <w:webHidden/>
           </w:rPr>
-          <w:instrText xml:space="preserve"> PAGEREF _Toc241740690 \h </w:instrText>
+          <w:instrText xml:space="preserve"> PAGEREF _Toc241755119 \h </w:instrText>
         </w:r>
         <w:r>
           <w:rPr>
@@ -3398,7 +3398,7 @@
           <w:r>
             <w:fldChar w:fldCharType="separate"/>
           </w:r>
-          <w:hyperlink w:anchor="_Toc241740566" w:history="1">
+          <w:hyperlink w:anchor="_Toc241754994" w:history="1">
             <w:r>
               <w:rPr>
                 <w:rStyle w:val="Hyperlink"/>
@@ -3445,7 +3445,7 @@
                 <w:noProof/>
                 <w:webHidden/>
               </w:rPr>
-              <w:instrText xml:space="preserve"> PAGEREF _Toc241740566 \h </w:instrText>
+              <w:instrText xml:space="preserve"> PAGEREF _Toc241754994 \h </w:instrText>
             </w:r>
             <w:r>
               <w:rPr>
@@ -3487,7 +3487,7 @@
               <w14:ligatures w14:val="standardContextual"/>
             </w:rPr>
           </w:pPr>
-          <w:hyperlink w:anchor="_Toc241740567" w:history="1">
+          <w:hyperlink w:anchor="_Toc241754995" w:history="1">
             <w:r>
               <w:rPr>
                 <w:rStyle w:val="Hyperlink"/>
@@ -3526,7 +3526,7 @@
               <w:rPr>
                 <w:webHidden/>
               </w:rPr>
-              <w:instrText xml:space="preserve"> PAGEREF _Toc241740567 \h </w:instrText>
+              <w:instrText xml:space="preserve"> PAGEREF _Toc241754995 \h </w:instrText>
             </w:r>
             <w:r>
               <w:rPr>
@@ -3564,7 +3564,7 @@
               <w14:ligatures w14:val="standardContextual"/>
             </w:rPr>
           </w:pPr>
-          <w:hyperlink w:anchor="_Toc241740568" w:history="1">
+          <w:hyperlink w:anchor="_Toc241754996" w:history="1">
             <w:r>
               <w:rPr>
                 <w:rStyle w:val="Hyperlink"/>
@@ -3603,7 +3603,7 @@
               <w:rPr>
                 <w:webHidden/>
               </w:rPr>
-              <w:instrText xml:space="preserve"> PAGEREF _Toc241740568 \h </w:instrText>
+              <w:instrText xml:space="preserve"> PAGEREF _Toc241754996 \h </w:instrText>
             </w:r>
             <w:r>
               <w:rPr>
@@ -3648,7 +3648,7 @@
               <w14:ligatures w14:val="standardContextual"/>
             </w:rPr>
           </w:pPr>
-          <w:hyperlink w:anchor="_Toc241740569" w:history="1">
+          <w:hyperlink w:anchor="_Toc241754997" w:history="1">
             <w:r>
               <w:rPr>
                 <w:rStyle w:val="Hyperlink"/>
@@ -3695,7 +3695,7 @@
                 <w:noProof/>
                 <w:webHidden/>
               </w:rPr>
-              <w:instrText xml:space="preserve"> PAGEREF _Toc241740569 \h </w:instrText>
+              <w:instrText xml:space="preserve"> PAGEREF _Toc241754997 \h </w:instrText>
             </w:r>
             <w:r>
               <w:rPr>
@@ -3737,7 +3737,7 @@
               <w14:ligatures w14:val="standardContextual"/>
             </w:rPr>
           </w:pPr>
-          <w:hyperlink w:anchor="_Toc241740570" w:history="1">
+          <w:hyperlink w:anchor="_Toc241754998" w:history="1">
             <w:r>
               <w:rPr>
                 <w:rStyle w:val="Hyperlink"/>
@@ -3776,7 +3776,7 @@
               <w:rPr>
                 <w:webHidden/>
               </w:rPr>
-              <w:instrText xml:space="preserve"> PAGEREF _Toc241740570 \h </w:instrText>
+              <w:instrText xml:space="preserve"> PAGEREF _Toc241754998 \h </w:instrText>
             </w:r>
             <w:r>
               <w:rPr>
@@ -3819,7 +3819,7 @@
               <w14:ligatures w14:val="standardContextual"/>
             </w:rPr>
           </w:pPr>
-          <w:hyperlink w:anchor="_Toc241740571" w:history="1">
+          <w:hyperlink w:anchor="_Toc241754999" w:history="1">
             <w:r>
               <w:rPr>
                 <w:rStyle w:val="Hyperlink"/>
@@ -3871,7 +3871,7 @@
                 <w:noProof/>
                 <w:webHidden/>
               </w:rPr>
-              <w:instrText xml:space="preserve"> PAGEREF _Toc241740571 \h </w:instrText>
+              <w:instrText xml:space="preserve"> PAGEREF _Toc241754999 \h </w:instrText>
             </w:r>
             <w:r>
               <w:rPr>
@@ -3918,7 +3918,7 @@
               <w14:ligatures w14:val="standardContextual"/>
             </w:rPr>
           </w:pPr>
-          <w:hyperlink w:anchor="_Toc241740572" w:history="1">
+          <w:hyperlink w:anchor="_Toc241755000" w:history="1">
             <w:r>
               <w:rPr>
                 <w:rStyle w:val="Hyperlink"/>
@@ -3978,7 +3978,7 @@
                 <w:noProof/>
                 <w:webHidden/>
               </w:rPr>
-              <w:instrText xml:space="preserve"> PAGEREF _Toc241740572 \h </w:instrText>
+              <w:instrText xml:space="preserve"> PAGEREF _Toc241755000 \h </w:instrText>
             </w:r>
             <w:r>
               <w:rPr>
@@ -4025,7 +4025,7 @@
               <w14:ligatures w14:val="standardContextual"/>
             </w:rPr>
           </w:pPr>
-          <w:hyperlink w:anchor="_Toc241740573" w:history="1">
+          <w:hyperlink w:anchor="_Toc241755001" w:history="1">
             <w:r>
               <w:rPr>
                 <w:rStyle w:val="Hyperlink"/>
@@ -4077,7 +4077,7 @@
                 <w:noProof/>
                 <w:webHidden/>
               </w:rPr>
-              <w:instrText xml:space="preserve"> PAGEREF _Toc241740573 \h </w:instrText>
+              <w:instrText xml:space="preserve"> PAGEREF _Toc241755001 \h </w:instrText>
             </w:r>
             <w:r>
               <w:rPr>
@@ -4124,7 +4124,7 @@
               <w14:ligatures w14:val="standardContextual"/>
             </w:rPr>
           </w:pPr>
-          <w:hyperlink w:anchor="_Toc241740574" w:history="1">
+          <w:hyperlink w:anchor="_Toc241755002" w:history="1">
             <w:r>
               <w:rPr>
                 <w:rStyle w:val="Hyperlink"/>
@@ -4176,7 +4176,7 @@
                 <w:noProof/>
                 <w:webHidden/>
               </w:rPr>
-              <w:instrText xml:space="preserve"> PAGEREF _Toc241740574 \h </w:instrText>
+              <w:instrText xml:space="preserve"> PAGEREF _Toc241755002 \h </w:instrText>
             </w:r>
             <w:r>
               <w:rPr>
@@ -4223,7 +4223,7 @@
               <w14:ligatures w14:val="standardContextual"/>
             </w:rPr>
           </w:pPr>
-          <w:hyperlink w:anchor="_Toc241740575" w:history="1">
+          <w:hyperlink w:anchor="_Toc241755003" w:history="1">
             <w:r>
               <w:rPr>
                 <w:rStyle w:val="Hyperlink"/>
@@ -4275,7 +4275,7 @@
                 <w:noProof/>
                 <w:webHidden/>
               </w:rPr>
-              <w:instrText xml:space="preserve"> PAGEREF _Toc241740575 \h </w:instrText>
+              <w:instrText xml:space="preserve"> PAGEREF _Toc241755003 \h </w:instrText>
             </w:r>
             <w:r>
               <w:rPr>
@@ -4322,7 +4322,7 @@
               <w14:ligatures w14:val="standardContextual"/>
             </w:rPr>
           </w:pPr>
-          <w:hyperlink w:anchor="_Toc241740576" w:history="1">
+          <w:hyperlink w:anchor="_Toc241755004" w:history="1">
             <w:r>
               <w:rPr>
                 <w:rStyle w:val="Hyperlink"/>
@@ -4374,7 +4374,7 @@
                 <w:noProof/>
                 <w:webHidden/>
               </w:rPr>
-              <w:instrText xml:space="preserve"> PAGEREF _Toc241740576 \h </w:instrText>
+              <w:instrText xml:space="preserve"> PAGEREF _Toc241755004 \h </w:instrText>
             </w:r>
             <w:r>
               <w:rPr>
@@ -4421,7 +4421,7 @@
               <w14:ligatures w14:val="standardContextual"/>
             </w:rPr>
           </w:pPr>
-          <w:hyperlink w:anchor="_Toc241740577" w:history="1">
+          <w:hyperlink w:anchor="_Toc241755005" w:history="1">
             <w:r>
               <w:rPr>
                 <w:rStyle w:val="Hyperlink"/>
@@ -4473,7 +4473,7 @@
                 <w:noProof/>
                 <w:webHidden/>
               </w:rPr>
-              <w:instrText xml:space="preserve"> PAGEREF _Toc241740577 \h </w:instrText>
+              <w:instrText xml:space="preserve"> PAGEREF _Toc241755005 \h </w:instrText>
             </w:r>
             <w:r>
               <w:rPr>
@@ -4520,7 +4520,7 @@
               <w14:ligatures w14:val="standardContextual"/>
             </w:rPr>
           </w:pPr>
-          <w:hyperlink w:anchor="_Toc241740578" w:history="1">
+          <w:hyperlink w:anchor="_Toc241755006" w:history="1">
             <w:r>
               <w:rPr>
                 <w:rStyle w:val="Hyperlink"/>
@@ -4572,7 +4572,7 @@
                 <w:noProof/>
                 <w:webHidden/>
               </w:rPr>
-              <w:instrText xml:space="preserve"> PAGEREF _Toc241740578 \h </w:instrText>
+              <w:instrText xml:space="preserve"> PAGEREF _Toc241755006 \h </w:instrText>
             </w:r>
             <w:r>
               <w:rPr>
@@ -4619,7 +4619,7 @@
               <w14:ligatures w14:val="standardContextual"/>
             </w:rPr>
           </w:pPr>
-          <w:hyperlink w:anchor="_Toc241740579" w:history="1">
+          <w:hyperlink w:anchor="_Toc241755007" w:history="1">
             <w:r>
               <w:rPr>
                 <w:rStyle w:val="Hyperlink"/>
@@ -4679,7 +4679,7 @@
                 <w:noProof/>
                 <w:webHidden/>
               </w:rPr>
-              <w:instrText xml:space="preserve"> PAGEREF _Toc241740579 \h </w:instrText>
+              <w:instrText xml:space="preserve"> PAGEREF _Toc241755007 \h </w:instrText>
             </w:r>
             <w:r>
               <w:rPr>
@@ -4726,7 +4726,7 @@
               <w14:ligatures w14:val="standardContextual"/>
             </w:rPr>
           </w:pPr>
-          <w:hyperlink w:anchor="_Toc241740580" w:history="1">
+          <w:hyperlink w:anchor="_Toc241755008" w:history="1">
             <w:r>
               <w:rPr>
                 <w:rStyle w:val="Hyperlink"/>
@@ -4786,7 +4786,7 @@
                 <w:noProof/>
                 <w:webHidden/>
               </w:rPr>
-              <w:instrText xml:space="preserve"> PAGEREF _Toc241740580 \h </w:instrText>
+              <w:instrText xml:space="preserve"> PAGEREF _Toc241755008 \h </w:instrText>
             </w:r>
             <w:r>
               <w:rPr>
@@ -4833,7 +4833,7 @@
               <w14:ligatures w14:val="standardContextual"/>
             </w:rPr>
           </w:pPr>
-          <w:hyperlink w:anchor="_Toc241740581" w:history="1">
+          <w:hyperlink w:anchor="_Toc241755009" w:history="1">
             <w:r>
               <w:rPr>
                 <w:rStyle w:val="Hyperlink"/>
@@ -4885,7 +4885,7 @@
                 <w:noProof/>
                 <w:webHidden/>
               </w:rPr>
-              <w:instrText xml:space="preserve"> PAGEREF _Toc241740581 \h </w:instrText>
+              <w:instrText xml:space="preserve"> PAGEREF _Toc241755009 \h </w:instrText>
             </w:r>
             <w:r>
               <w:rPr>
@@ -4932,7 +4932,7 @@
               <w14:ligatures w14:val="standardContextual"/>
             </w:rPr>
           </w:pPr>
-          <w:hyperlink w:anchor="_Toc241740582" w:history="1">
+          <w:hyperlink w:anchor="_Toc241755010" w:history="1">
             <w:r>
               <w:rPr>
                 <w:rStyle w:val="Hyperlink"/>
@@ -4984,7 +4984,7 @@
                 <w:noProof/>
                 <w:webHidden/>
               </w:rPr>
-              <w:instrText xml:space="preserve"> PAGEREF _Toc241740582 \h </w:instrText>
+              <w:instrText xml:space="preserve"> PAGEREF _Toc241755010 \h </w:instrText>
             </w:r>
             <w:r>
               <w:rPr>
@@ -5031,7 +5031,7 @@
               <w14:ligatures w14:val="standardContextual"/>
             </w:rPr>
           </w:pPr>
-          <w:hyperlink w:anchor="_Toc241740583" w:history="1">
+          <w:hyperlink w:anchor="_Toc241755011" w:history="1">
             <w:r>
               <w:rPr>
                 <w:rStyle w:val="Hyperlink"/>
@@ -5083,7 +5083,7 @@
                 <w:noProof/>
                 <w:webHidden/>
               </w:rPr>
-              <w:instrText xml:space="preserve"> PAGEREF _Toc241740583 \h </w:instrText>
+              <w:instrText xml:space="preserve"> PAGEREF _Toc241755011 \h </w:instrText>
             </w:r>
             <w:r>
               <w:rPr>
@@ -5130,7 +5130,7 @@
               <w14:ligatures w14:val="standardContextual"/>
             </w:rPr>
           </w:pPr>
-          <w:hyperlink w:anchor="_Toc241740584" w:history="1">
+          <w:hyperlink w:anchor="_Toc241755012" w:history="1">
             <w:r>
               <w:rPr>
                 <w:rStyle w:val="Hyperlink"/>
@@ -5182,7 +5182,7 @@
                 <w:noProof/>
                 <w:webHidden/>
               </w:rPr>
-              <w:instrText xml:space="preserve"> PAGEREF _Toc241740584 \h </w:instrText>
+              <w:instrText xml:space="preserve"> PAGEREF _Toc241755012 \h </w:instrText>
             </w:r>
             <w:r>
               <w:rPr>
@@ -5229,7 +5229,7 @@
               <w14:ligatures w14:val="standardContextual"/>
             </w:rPr>
           </w:pPr>
-          <w:hyperlink w:anchor="_Toc241740585" w:history="1">
+          <w:hyperlink w:anchor="_Toc241755013" w:history="1">
             <w:r>
               <w:rPr>
                 <w:rStyle w:val="Hyperlink"/>
@@ -5289,7 +5289,7 @@
                 <w:noProof/>
                 <w:webHidden/>
               </w:rPr>
-              <w:instrText xml:space="preserve"> PAGEREF _Toc241740585 \h </w:instrText>
+              <w:instrText xml:space="preserve"> PAGEREF _Toc241755013 \h </w:instrText>
             </w:r>
             <w:r>
               <w:rPr>
@@ -5336,7 +5336,7 @@
               <w14:ligatures w14:val="standardContextual"/>
             </w:rPr>
           </w:pPr>
-          <w:hyperlink w:anchor="_Toc241740586" w:history="1">
+          <w:hyperlink w:anchor="_Toc241755014" w:history="1">
             <w:r>
               <w:rPr>
                 <w:rStyle w:val="Hyperlink"/>
@@ -5388,7 +5388,7 @@
                 <w:noProof/>
                 <w:webHidden/>
               </w:rPr>
-              <w:instrText xml:space="preserve"> PAGEREF _Toc241740586 \h </w:instrText>
+              <w:instrText xml:space="preserve"> PAGEREF _Toc241755014 \h </w:instrText>
             </w:r>
             <w:r>
               <w:rPr>
@@ -5435,7 +5435,7 @@
               <w14:ligatures w14:val="standardContextual"/>
             </w:rPr>
           </w:pPr>
-          <w:hyperlink w:anchor="_Toc241740587" w:history="1">
+          <w:hyperlink w:anchor="_Toc241755015" w:history="1">
             <w:r>
               <w:rPr>
                 <w:rStyle w:val="Hyperlink"/>
@@ -5487,7 +5487,7 @@
                 <w:noProof/>
                 <w:webHidden/>
               </w:rPr>
-              <w:instrText xml:space="preserve"> PAGEREF _Toc241740587 \h </w:instrText>
+              <w:instrText xml:space="preserve"> PAGEREF _Toc241755015 \h </w:instrText>
             </w:r>
             <w:r>
               <w:rPr>
@@ -5534,7 +5534,7 @@
               <w14:ligatures w14:val="standardContextual"/>
             </w:rPr>
           </w:pPr>
-          <w:hyperlink w:anchor="_Toc241740588" w:history="1">
+          <w:hyperlink w:anchor="_Toc241755016" w:history="1">
             <w:r>
               <w:rPr>
                 <w:rStyle w:val="Hyperlink"/>
@@ -5586,7 +5586,7 @@
                 <w:noProof/>
                 <w:webHidden/>
               </w:rPr>
-              <w:instrText xml:space="preserve"> PAGEREF _Toc241740588 \h </w:instrText>
+              <w:instrText xml:space="preserve"> PAGEREF _Toc241755016 \h </w:instrText>
             </w:r>
             <w:r>
               <w:rPr>
@@ -5633,7 +5633,7 @@
               <w14:ligatures w14:val="standardContextual"/>
             </w:rPr>
           </w:pPr>
-          <w:hyperlink w:anchor="_Toc241740589" w:history="1">
+          <w:hyperlink w:anchor="_Toc241755017" w:history="1">
             <w:r>
               <w:rPr>
                 <w:rStyle w:val="Hyperlink"/>
@@ -5693,7 +5693,7 @@
                 <w:noProof/>
                 <w:webHidden/>
               </w:rPr>
-              <w:instrText xml:space="preserve"> PAGEREF _Toc241740589 \h </w:instrText>
+              <w:instrText xml:space="preserve"> PAGEREF _Toc241755017 \h </w:instrText>
             </w:r>
             <w:r>
               <w:rPr>
@@ -5740,7 +5740,7 @@
               <w14:ligatures w14:val="standardContextual"/>
             </w:rPr>
           </w:pPr>
-          <w:hyperlink w:anchor="_Toc241740590" w:history="1">
+          <w:hyperlink w:anchor="_Toc241755018" w:history="1">
             <w:r>
               <w:rPr>
                 <w:rStyle w:val="Hyperlink"/>
@@ -5792,7 +5792,7 @@
                 <w:noProof/>
                 <w:webHidden/>
               </w:rPr>
-              <w:instrText xml:space="preserve"> PAGEREF _Toc241740590 \h </w:instrText>
+              <w:instrText xml:space="preserve"> PAGEREF _Toc241755018 \h </w:instrText>
             </w:r>
             <w:r>
               <w:rPr>
@@ -5839,7 +5839,7 @@
               <w14:ligatures w14:val="standardContextual"/>
             </w:rPr>
           </w:pPr>
-          <w:hyperlink w:anchor="_Toc241740591" w:history="1">
+          <w:hyperlink w:anchor="_Toc241755019" w:history="1">
             <w:r>
               <w:rPr>
                 <w:rStyle w:val="Hyperlink"/>
@@ -5891,7 +5891,7 @@
                 <w:noProof/>
                 <w:webHidden/>
               </w:rPr>
-              <w:instrText xml:space="preserve"> PAGEREF _Toc241740591 \h </w:instrText>
+              <w:instrText xml:space="preserve"> PAGEREF _Toc241755019 \h </w:instrText>
             </w:r>
             <w:r>
               <w:rPr>
@@ -5938,7 +5938,7 @@
               <w14:ligatures w14:val="standardContextual"/>
             </w:rPr>
           </w:pPr>
-          <w:hyperlink w:anchor="_Toc241740592" w:history="1">
+          <w:hyperlink w:anchor="_Toc241755020" w:history="1">
             <w:r>
               <w:rPr>
                 <w:rStyle w:val="Hyperlink"/>
@@ -5998,7 +5998,7 @@
                 <w:noProof/>
                 <w:webHidden/>
               </w:rPr>
-              <w:instrText xml:space="preserve"> PAGEREF _Toc241740592 \h </w:instrText>
+              <w:instrText xml:space="preserve"> PAGEREF _Toc241755020 \h </w:instrText>
             </w:r>
             <w:r>
               <w:rPr>
@@ -6045,7 +6045,7 @@
               <w14:ligatures w14:val="standardContextual"/>
             </w:rPr>
           </w:pPr>
-          <w:hyperlink w:anchor="_Toc241740593" w:history="1">
+          <w:hyperlink w:anchor="_Toc241755021" w:history="1">
             <w:r>
               <w:rPr>
                 <w:rStyle w:val="Hyperlink"/>
@@ -6105,7 +6105,7 @@
                 <w:noProof/>
                 <w:webHidden/>
               </w:rPr>
-              <w:instrText xml:space="preserve"> PAGEREF _Toc241740593 \h </w:instrText>
+              <w:instrText xml:space="preserve"> PAGEREF _Toc241755021 \h </w:instrText>
             </w:r>
             <w:r>
               <w:rPr>
@@ -6152,7 +6152,7 @@
               <w14:ligatures w14:val="standardContextual"/>
             </w:rPr>
           </w:pPr>
-          <w:hyperlink w:anchor="_Toc241740594" w:history="1">
+          <w:hyperlink w:anchor="_Toc241755022" w:history="1">
             <w:r>
               <w:rPr>
                 <w:rStyle w:val="Hyperlink"/>
@@ -6212,7 +6212,7 @@
                 <w:noProof/>
                 <w:webHidden/>
               </w:rPr>
-              <w:instrText xml:space="preserve"> PAGEREF _Toc241740594 \h </w:instrText>
+              <w:instrText xml:space="preserve"> PAGEREF _Toc241755022 \h </w:instrText>
             </w:r>
             <w:r>
               <w:rPr>
@@ -6259,7 +6259,7 @@
               <w14:ligatures w14:val="standardContextual"/>
             </w:rPr>
           </w:pPr>
-          <w:hyperlink w:anchor="_Toc241740595" w:history="1">
+          <w:hyperlink w:anchor="_Toc241755023" w:history="1">
             <w:r>
               <w:rPr>
                 <w:rStyle w:val="Hyperlink"/>
@@ -6312,7 +6312,7 @@
                 <w:noProof/>
                 <w:webHidden/>
               </w:rPr>
-              <w:instrText xml:space="preserve"> PAGEREF _Toc241740595 \h </w:instrText>
+              <w:instrText xml:space="preserve"> PAGEREF _Toc241755023 \h </w:instrText>
             </w:r>
             <w:r>
               <w:rPr>
@@ -6359,7 +6359,7 @@
               <w14:ligatures w14:val="standardContextual"/>
             </w:rPr>
           </w:pPr>
-          <w:hyperlink w:anchor="_Toc241740596" w:history="1">
+          <w:hyperlink w:anchor="_Toc241755024" w:history="1">
             <w:r>
               <w:rPr>
                 <w:rStyle w:val="Hyperlink"/>
@@ -6411,7 +6411,7 @@
                 <w:noProof/>
                 <w:webHidden/>
               </w:rPr>
-              <w:instrText xml:space="preserve"> PAGEREF _Toc241740596 \h </w:instrText>
+              <w:instrText xml:space="preserve"> PAGEREF _Toc241755024 \h </w:instrText>
             </w:r>
             <w:r>
               <w:rPr>
@@ -6458,7 +6458,7 @@
               <w14:ligatures w14:val="standardContextual"/>
             </w:rPr>
           </w:pPr>
-          <w:hyperlink w:anchor="_Toc241740597" w:history="1">
+          <w:hyperlink w:anchor="_Toc241755025" w:history="1">
             <w:r>
               <w:rPr>
                 <w:rStyle w:val="Hyperlink"/>
@@ -6510,7 +6510,7 @@
                 <w:noProof/>
                 <w:webHidden/>
               </w:rPr>
-              <w:instrText xml:space="preserve"> PAGEREF _Toc241740597 \h </w:instrText>
+              <w:instrText xml:space="preserve"> PAGEREF _Toc241755025 \h </w:instrText>
             </w:r>
             <w:r>
               <w:rPr>
@@ -6557,7 +6557,7 @@
               <w14:ligatures w14:val="standardContextual"/>
             </w:rPr>
           </w:pPr>
-          <w:hyperlink w:anchor="_Toc241740598" w:history="1">
+          <w:hyperlink w:anchor="_Toc241755026" w:history="1">
             <w:r>
               <w:rPr>
                 <w:rStyle w:val="Hyperlink"/>
@@ -6609,7 +6609,7 @@
                 <w:noProof/>
                 <w:webHidden/>
               </w:rPr>
-              <w:instrText xml:space="preserve"> PAGEREF _Toc241740598 \h </w:instrText>
+              <w:instrText xml:space="preserve"> PAGEREF _Toc241755026 \h </w:instrText>
             </w:r>
             <w:r>
               <w:rPr>
@@ -6656,7 +6656,7 @@
               <w14:ligatures w14:val="standardContextual"/>
             </w:rPr>
           </w:pPr>
-          <w:hyperlink w:anchor="_Toc241740599" w:history="1">
+          <w:hyperlink w:anchor="_Toc241755027" w:history="1">
             <w:r>
               <w:rPr>
                 <w:rStyle w:val="Hyperlink"/>
@@ -6708,7 +6708,7 @@
                 <w:noProof/>
                 <w:webHidden/>
               </w:rPr>
-              <w:instrText xml:space="preserve"> PAGEREF _Toc241740599 \h </w:instrText>
+              <w:instrText xml:space="preserve"> PAGEREF _Toc241755027 \h </w:instrText>
             </w:r>
             <w:r>
               <w:rPr>
@@ -6755,7 +6755,7 @@
               <w14:ligatures w14:val="standardContextual"/>
             </w:rPr>
           </w:pPr>
-          <w:hyperlink w:anchor="_Toc241740600" w:history="1">
+          <w:hyperlink w:anchor="_Toc241755028" w:history="1">
             <w:r>
               <w:rPr>
                 <w:rStyle w:val="Hyperlink"/>
@@ -6807,7 +6807,7 @@
                 <w:noProof/>
                 <w:webHidden/>
               </w:rPr>
-              <w:instrText xml:space="preserve"> PAGEREF _Toc241740600 \h </w:instrText>
+              <w:instrText xml:space="preserve"> PAGEREF _Toc241755028 \h </w:instrText>
             </w:r>
             <w:r>
               <w:rPr>
@@ -6854,7 +6854,7 @@
               <w14:ligatures w14:val="standardContextual"/>
             </w:rPr>
           </w:pPr>
-          <w:hyperlink w:anchor="_Toc241740601" w:history="1">
+          <w:hyperlink w:anchor="_Toc241755029" w:history="1">
             <w:r>
               <w:rPr>
                 <w:rStyle w:val="Hyperlink"/>
@@ -6906,7 +6906,7 @@
                 <w:noProof/>
                 <w:webHidden/>
               </w:rPr>
-              <w:instrText xml:space="preserve"> PAGEREF _Toc241740601 \h </w:instrText>
+              <w:instrText xml:space="preserve"> PAGEREF _Toc241755029 \h </w:instrText>
             </w:r>
             <w:r>
               <w:rPr>
@@ -6953,7 +6953,7 @@
               <w14:ligatures w14:val="standardContextual"/>
             </w:rPr>
           </w:pPr>
-          <w:hyperlink w:anchor="_Toc241740602" w:history="1">
+          <w:hyperlink w:anchor="_Toc241755030" w:history="1">
             <w:r>
               <w:rPr>
                 <w:rStyle w:val="Hyperlink"/>
@@ -7005,7 +7005,7 @@
                 <w:noProof/>
                 <w:webHidden/>
               </w:rPr>
-              <w:instrText xml:space="preserve"> PAGEREF _Toc241740602 \h </w:instrText>
+              <w:instrText xml:space="preserve"> PAGEREF _Toc241755030 \h </w:instrText>
             </w:r>
             <w:r>
               <w:rPr>
@@ -7052,7 +7052,7 @@
               <w14:ligatures w14:val="standardContextual"/>
             </w:rPr>
           </w:pPr>
-          <w:hyperlink w:anchor="_Toc241740603" w:history="1">
+          <w:hyperlink w:anchor="_Toc241755031" w:history="1">
             <w:r>
               <w:rPr>
                 <w:rStyle w:val="Hyperlink"/>
@@ -7104,7 +7104,7 @@
                 <w:noProof/>
                 <w:webHidden/>
               </w:rPr>
-              <w:instrText xml:space="preserve"> PAGEREF _Toc241740603 \h </w:instrText>
+              <w:instrText xml:space="preserve"> PAGEREF _Toc241755031 \h </w:instrText>
             </w:r>
             <w:r>
               <w:rPr>
@@ -7151,7 +7151,7 @@
               <w14:ligatures w14:val="standardContextual"/>
             </w:rPr>
           </w:pPr>
-          <w:hyperlink w:anchor="_Toc241740604" w:history="1">
+          <w:hyperlink w:anchor="_Toc241755032" w:history="1">
             <w:r>
               <w:rPr>
                 <w:rStyle w:val="Hyperlink"/>
@@ -7203,7 +7203,7 @@
                 <w:noProof/>
                 <w:webHidden/>
               </w:rPr>
-              <w:instrText xml:space="preserve"> PAGEREF _Toc241740604 \h </w:instrText>
+              <w:instrText xml:space="preserve"> PAGEREF _Toc241755032 \h </w:instrText>
             </w:r>
             <w:r>
               <w:rPr>
@@ -7250,7 +7250,7 @@
               <w14:ligatures w14:val="standardContextual"/>
             </w:rPr>
           </w:pPr>
-          <w:hyperlink w:anchor="_Toc241740605" w:history="1">
+          <w:hyperlink w:anchor="_Toc241755033" w:history="1">
             <w:r>
               <w:rPr>
                 <w:rStyle w:val="Hyperlink"/>
@@ -7302,7 +7302,7 @@
                 <w:noProof/>
                 <w:webHidden/>
               </w:rPr>
-              <w:instrText xml:space="preserve"> PAGEREF _Toc241740605 \h </w:instrText>
+              <w:instrText xml:space="preserve"> PAGEREF _Toc241755033 \h </w:instrText>
             </w:r>
             <w:r>
               <w:rPr>
@@ -7349,7 +7349,7 @@
               <w14:ligatures w14:val="standardContextual"/>
             </w:rPr>
           </w:pPr>
-          <w:hyperlink w:anchor="_Toc241740606" w:history="1">
+          <w:hyperlink w:anchor="_Toc241755034" w:history="1">
             <w:r>
               <w:rPr>
                 <w:rStyle w:val="Hyperlink"/>
@@ -7401,7 +7401,7 @@
                 <w:noProof/>
                 <w:webHidden/>
               </w:rPr>
-              <w:instrText xml:space="preserve"> PAGEREF _Toc241740606 \h </w:instrText>
+              <w:instrText xml:space="preserve"> PAGEREF _Toc241755034 \h </w:instrText>
             </w:r>
             <w:r>
               <w:rPr>
@@ -7448,7 +7448,7 @@
               <w14:ligatures w14:val="standardContextual"/>
             </w:rPr>
           </w:pPr>
-          <w:hyperlink w:anchor="_Toc241740607" w:history="1">
+          <w:hyperlink w:anchor="_Toc241755035" w:history="1">
             <w:r>
               <w:rPr>
                 <w:rStyle w:val="Hyperlink"/>
@@ -7500,7 +7500,7 @@
                 <w:noProof/>
                 <w:webHidden/>
               </w:rPr>
-              <w:instrText xml:space="preserve"> PAGEREF _Toc241740607 \h </w:instrText>
+              <w:instrText xml:space="preserve"> PAGEREF _Toc241755035 \h </w:instrText>
             </w:r>
             <w:r>
               <w:rPr>
@@ -7547,7 +7547,7 @@
               <w14:ligatures w14:val="standardContextual"/>
             </w:rPr>
           </w:pPr>
-          <w:hyperlink w:anchor="_Toc241740608" w:history="1">
+          <w:hyperlink w:anchor="_Toc241755036" w:history="1">
             <w:r>
               <w:rPr>
                 <w:rStyle w:val="Hyperlink"/>
@@ -7599,7 +7599,7 @@
                 <w:noProof/>
                 <w:webHidden/>
               </w:rPr>
-              <w:instrText xml:space="preserve"> PAGEREF _Toc241740608 \h </w:instrText>
+              <w:instrText xml:space="preserve"> PAGEREF _Toc241755036 \h </w:instrText>
             </w:r>
             <w:r>
               <w:rPr>
@@ -7646,7 +7646,7 @@
               <w14:ligatures w14:val="standardContextual"/>
             </w:rPr>
           </w:pPr>
-          <w:hyperlink w:anchor="_Toc241740609" w:history="1">
+          <w:hyperlink w:anchor="_Toc241755037" w:history="1">
             <w:r>
               <w:rPr>
                 <w:rStyle w:val="Hyperlink"/>
@@ -7698,7 +7698,7 @@
                 <w:noProof/>
                 <w:webHidden/>
               </w:rPr>
-              <w:instrText xml:space="preserve"> PAGEREF _Toc241740609 \h </w:instrText>
+              <w:instrText xml:space="preserve"> PAGEREF _Toc241755037 \h </w:instrText>
             </w:r>
             <w:r>
               <w:rPr>
@@ -7745,7 +7745,7 @@
               <w14:ligatures w14:val="standardContextual"/>
             </w:rPr>
           </w:pPr>
-          <w:hyperlink w:anchor="_Toc241740610" w:history="1">
+          <w:hyperlink w:anchor="_Toc241755038" w:history="1">
             <w:r>
               <w:rPr>
                 <w:rStyle w:val="Hyperlink"/>
@@ -7797,7 +7797,7 @@
                 <w:noProof/>
                 <w:webHidden/>
               </w:rPr>
-              <w:instrText xml:space="preserve"> PAGEREF _Toc241740610 \h </w:instrText>
+              <w:instrText xml:space="preserve"> PAGEREF _Toc241755038 \h </w:instrText>
             </w:r>
             <w:r>
               <w:rPr>
@@ -7844,7 +7844,7 @@
               <w14:ligatures w14:val="standardContextual"/>
             </w:rPr>
           </w:pPr>
-          <w:hyperlink w:anchor="_Toc241740611" w:history="1">
+          <w:hyperlink w:anchor="_Toc241755039" w:history="1">
             <w:r>
               <w:rPr>
                 <w:rStyle w:val="Hyperlink"/>
@@ -7896,7 +7896,7 @@
                 <w:noProof/>
                 <w:webHidden/>
               </w:rPr>
-              <w:instrText xml:space="preserve"> PAGEREF _Toc241740611 \h </w:instrText>
+              <w:instrText xml:space="preserve"> PAGEREF _Toc241755039 \h </w:instrText>
             </w:r>
             <w:r>
               <w:rPr>
@@ -7943,7 +7943,7 @@
               <w14:ligatures w14:val="standardContextual"/>
             </w:rPr>
           </w:pPr>
-          <w:hyperlink w:anchor="_Toc241740612" w:history="1">
+          <w:hyperlink w:anchor="_Toc241755040" w:history="1">
             <w:r>
               <w:rPr>
                 <w:rStyle w:val="Hyperlink"/>
@@ -7995,7 +7995,7 @@
                 <w:noProof/>
                 <w:webHidden/>
               </w:rPr>
-              <w:instrText xml:space="preserve"> PAGEREF _Toc241740612 \h </w:instrText>
+              <w:instrText xml:space="preserve"> PAGEREF _Toc241755040 \h </w:instrText>
             </w:r>
             <w:r>
               <w:rPr>
@@ -8042,7 +8042,7 @@
               <w14:ligatures w14:val="standardContextual"/>
             </w:rPr>
           </w:pPr>
-          <w:hyperlink w:anchor="_Toc241740613" w:history="1">
+          <w:hyperlink w:anchor="_Toc241755041" w:history="1">
             <w:r>
               <w:rPr>
                 <w:rStyle w:val="Hyperlink"/>
@@ -8094,7 +8094,7 @@
                 <w:noProof/>
                 <w:webHidden/>
               </w:rPr>
-              <w:instrText xml:space="preserve"> PAGEREF _Toc241740613 \h </w:instrText>
+              <w:instrText xml:space="preserve"> PAGEREF _Toc241755041 \h </w:instrText>
             </w:r>
             <w:r>
               <w:rPr>
@@ -8141,7 +8141,7 @@
               <w14:ligatures w14:val="standardContextual"/>
             </w:rPr>
           </w:pPr>
-          <w:hyperlink w:anchor="_Toc241740614" w:history="1">
+          <w:hyperlink w:anchor="_Toc241755042" w:history="1">
             <w:r>
               <w:rPr>
                 <w:rStyle w:val="Hyperlink"/>
@@ -8193,7 +8193,7 @@
                 <w:noProof/>
                 <w:webHidden/>
               </w:rPr>
-              <w:instrText xml:space="preserve"> PAGEREF _Toc241740614 \h </w:instrText>
+              <w:instrText xml:space="preserve"> PAGEREF _Toc241755042 \h </w:instrText>
             </w:r>
             <w:r>
               <w:rPr>
@@ -8240,7 +8240,7 @@
               <w14:ligatures w14:val="standardContextual"/>
             </w:rPr>
           </w:pPr>
-          <w:hyperlink w:anchor="_Toc241740615" w:history="1">
+          <w:hyperlink w:anchor="_Toc241755043" w:history="1">
             <w:r>
               <w:rPr>
                 <w:rStyle w:val="Hyperlink"/>
@@ -8292,7 +8292,7 @@
                 <w:noProof/>
                 <w:webHidden/>
               </w:rPr>
-              <w:instrText xml:space="preserve"> PAGEREF _Toc241740615 \h </w:instrText>
+              <w:instrText xml:space="preserve"> PAGEREF _Toc241755043 \h </w:instrText>
             </w:r>
             <w:r>
               <w:rPr>
@@ -8339,7 +8339,7 @@
               <w14:ligatures w14:val="standardContextual"/>
             </w:rPr>
           </w:pPr>
-          <w:hyperlink w:anchor="_Toc241740616" w:history="1">
+          <w:hyperlink w:anchor="_Toc241755044" w:history="1">
             <w:r>
               <w:rPr>
                 <w:rStyle w:val="Hyperlink"/>
@@ -8391,7 +8391,7 @@
                 <w:noProof/>
                 <w:webHidden/>
               </w:rPr>
-              <w:instrText xml:space="preserve"> PAGEREF _Toc241740616 \h </w:instrText>
+              <w:instrText xml:space="preserve"> PAGEREF _Toc241755044 \h </w:instrText>
             </w:r>
             <w:r>
               <w:rPr>
@@ -8438,7 +8438,7 @@
               <w14:ligatures w14:val="standardContextual"/>
             </w:rPr>
           </w:pPr>
-          <w:hyperlink w:anchor="_Toc241740617" w:history="1">
+          <w:hyperlink w:anchor="_Toc241755045" w:history="1">
             <w:r>
               <w:rPr>
                 <w:rStyle w:val="Hyperlink"/>
@@ -8490,7 +8490,7 @@
                 <w:noProof/>
                 <w:webHidden/>
               </w:rPr>
-              <w:instrText xml:space="preserve"> PAGEREF _Toc241740617 \h </w:instrText>
+              <w:instrText xml:space="preserve"> PAGEREF _Toc241755045 \h </w:instrText>
             </w:r>
             <w:r>
               <w:rPr>
@@ -8537,7 +8537,7 @@
               <w14:ligatures w14:val="standardContextual"/>
             </w:rPr>
           </w:pPr>
-          <w:hyperlink w:anchor="_Toc241740618" w:history="1">
+          <w:hyperlink w:anchor="_Toc241755046" w:history="1">
             <w:r>
               <w:rPr>
                 <w:rStyle w:val="Hyperlink"/>
@@ -8589,7 +8589,7 @@
                 <w:noProof/>
                 <w:webHidden/>
               </w:rPr>
-              <w:instrText xml:space="preserve"> PAGEREF _Toc241740618 \h </w:instrText>
+              <w:instrText xml:space="preserve"> PAGEREF _Toc241755046 \h </w:instrText>
             </w:r>
             <w:r>
               <w:rPr>
@@ -8636,7 +8636,7 @@
               <w14:ligatures w14:val="standardContextual"/>
             </w:rPr>
           </w:pPr>
-          <w:hyperlink w:anchor="_Toc241740619" w:history="1">
+          <w:hyperlink w:anchor="_Toc241755047" w:history="1">
             <w:r>
               <w:rPr>
                 <w:rStyle w:val="Hyperlink"/>
@@ -8688,7 +8688,7 @@
                 <w:noProof/>
                 <w:webHidden/>
               </w:rPr>
-              <w:instrText xml:space="preserve"> PAGEREF _Toc241740619 \h </w:instrText>
+              <w:instrText xml:space="preserve"> PAGEREF _Toc241755047 \h </w:instrText>
             </w:r>
             <w:r>
               <w:rPr>
@@ -8735,7 +8735,7 @@
               <w14:ligatures w14:val="standardContextual"/>
             </w:rPr>
           </w:pPr>
-          <w:hyperlink w:anchor="_Toc241740620" w:history="1">
+          <w:hyperlink w:anchor="_Toc241755048" w:history="1">
             <w:r>
               <w:rPr>
                 <w:rStyle w:val="Hyperlink"/>
@@ -8787,7 +8787,7 @@
                 <w:noProof/>
                 <w:webHidden/>
               </w:rPr>
-              <w:instrText xml:space="preserve"> PAGEREF _Toc241740620 \h </w:instrText>
+              <w:instrText xml:space="preserve"> PAGEREF _Toc241755048 \h </w:instrText>
             </w:r>
             <w:r>
               <w:rPr>
@@ -8834,7 +8834,7 @@
               <w14:ligatures w14:val="standardContextual"/>
             </w:rPr>
           </w:pPr>
-          <w:hyperlink w:anchor="_Toc241740621" w:history="1">
+          <w:hyperlink w:anchor="_Toc241755049" w:history="1">
             <w:r>
               <w:rPr>
                 <w:rStyle w:val="Hyperlink"/>
@@ -8886,7 +8886,7 @@
                 <w:noProof/>
                 <w:webHidden/>
               </w:rPr>
-              <w:instrText xml:space="preserve"> PAGEREF _Toc241740621 \h </w:instrText>
+              <w:instrText xml:space="preserve"> PAGEREF _Toc241755049 \h </w:instrText>
             </w:r>
             <w:r>
               <w:rPr>
@@ -8933,7 +8933,7 @@
               <w14:ligatures w14:val="standardContextual"/>
             </w:rPr>
           </w:pPr>
-          <w:hyperlink w:anchor="_Toc241740622" w:history="1">
+          <w:hyperlink w:anchor="_Toc241755050" w:history="1">
             <w:r>
               <w:rPr>
                 <w:rStyle w:val="Hyperlink"/>
@@ -8985,7 +8985,7 @@
                 <w:noProof/>
                 <w:webHidden/>
               </w:rPr>
-              <w:instrText xml:space="preserve"> PAGEREF _Toc241740622 \h </w:instrText>
+              <w:instrText xml:space="preserve"> PAGEREF _Toc241755050 \h </w:instrText>
             </w:r>
             <w:r>
               <w:rPr>
@@ -9032,7 +9032,7 @@
               <w14:ligatures w14:val="standardContextual"/>
             </w:rPr>
           </w:pPr>
-          <w:hyperlink w:anchor="_Toc241740623" w:history="1">
+          <w:hyperlink w:anchor="_Toc241755051" w:history="1">
             <w:r>
               <w:rPr>
                 <w:rStyle w:val="Hyperlink"/>
@@ -9084,7 +9084,7 @@
                 <w:noProof/>
                 <w:webHidden/>
               </w:rPr>
-              <w:instrText xml:space="preserve"> PAGEREF _Toc241740623 \h </w:instrText>
+              <w:instrText xml:space="preserve"> PAGEREF _Toc241755051 \h </w:instrText>
             </w:r>
             <w:r>
               <w:rPr>
@@ -9131,7 +9131,7 @@
               <w14:ligatures w14:val="standardContextual"/>
             </w:rPr>
           </w:pPr>
-          <w:hyperlink w:anchor="_Toc241740624" w:history="1">
+          <w:hyperlink w:anchor="_Toc241755052" w:history="1">
             <w:r>
               <w:rPr>
                 <w:rStyle w:val="Hyperlink"/>
@@ -9183,7 +9183,7 @@
                 <w:noProof/>
                 <w:webHidden/>
               </w:rPr>
-              <w:instrText xml:space="preserve"> PAGEREF _Toc241740624 \h </w:instrText>
+              <w:instrText xml:space="preserve"> PAGEREF _Toc241755052 \h </w:instrText>
             </w:r>
             <w:r>
               <w:rPr>
@@ -9230,7 +9230,7 @@
               <w14:ligatures w14:val="standardContextual"/>
             </w:rPr>
           </w:pPr>
-          <w:hyperlink w:anchor="_Toc241740625" w:history="1">
+          <w:hyperlink w:anchor="_Toc241755053" w:history="1">
             <w:r>
               <w:rPr>
                 <w:rStyle w:val="Hyperlink"/>
@@ -9282,7 +9282,7 @@
                 <w:noProof/>
                 <w:webHidden/>
               </w:rPr>
-              <w:instrText xml:space="preserve"> PAGEREF _Toc241740625 \h </w:instrText>
+              <w:instrText xml:space="preserve"> PAGEREF _Toc241755053 \h </w:instrText>
             </w:r>
             <w:r>
               <w:rPr>
@@ -9329,7 +9329,7 @@
               <w14:ligatures w14:val="standardContextual"/>
             </w:rPr>
           </w:pPr>
-          <w:hyperlink w:anchor="_Toc241740626" w:history="1">
+          <w:hyperlink w:anchor="_Toc241755054" w:history="1">
             <w:r>
               <w:rPr>
                 <w:rStyle w:val="Hyperlink"/>
@@ -9381,7 +9381,7 @@
                 <w:noProof/>
                 <w:webHidden/>
               </w:rPr>
-              <w:instrText xml:space="preserve"> PAGEREF _Toc241740626 \h </w:instrText>
+              <w:instrText xml:space="preserve"> PAGEREF _Toc241755054 \h </w:instrText>
             </w:r>
             <w:r>
               <w:rPr>
@@ -9428,7 +9428,7 @@
               <w14:ligatures w14:val="standardContextual"/>
             </w:rPr>
           </w:pPr>
-          <w:hyperlink w:anchor="_Toc241740627" w:history="1">
+          <w:hyperlink w:anchor="_Toc241755055" w:history="1">
             <w:r>
               <w:rPr>
                 <w:rStyle w:val="Hyperlink"/>
@@ -9480,7 +9480,7 @@
                 <w:noProof/>
                 <w:webHidden/>
               </w:rPr>
-              <w:instrText xml:space="preserve"> PAGEREF _Toc241740627 \h </w:instrText>
+              <w:instrText xml:space="preserve"> PAGEREF _Toc241755055 \h </w:instrText>
             </w:r>
             <w:r>
               <w:rPr>
@@ -9527,7 +9527,7 @@
               <w14:ligatures w14:val="standardContextual"/>
             </w:rPr>
           </w:pPr>
-          <w:hyperlink w:anchor="_Toc241740628" w:history="1">
+          <w:hyperlink w:anchor="_Toc241755056" w:history="1">
             <w:r>
               <w:rPr>
                 <w:rStyle w:val="Hyperlink"/>
@@ -9579,7 +9579,106 @@
                 <w:noProof/>
                 <w:webHidden/>
               </w:rPr>
-              <w:instrText xml:space="preserve"> PAGEREF _Toc241740628 \h </w:instrText>
+              <w:instrText xml:space="preserve"> PAGEREF _Toc241755056 \h </w:instrText>
+            </w:r>
+            <w:r>
+              <w:rPr>
+                <w:noProof/>
+                <w:webHidden/>
+              </w:rPr>
+            </w:r>
+            <w:r>
+              <w:rPr>
+                <w:noProof/>
+                <w:webHidden/>
+              </w:rPr>
+              <w:fldChar w:fldCharType="separate"/>
+            </w:r>
+            <w:r>
+              <w:rPr>
+                <w:noProof/>
+                <w:webHidden/>
+              </w:rPr>
+              <w:t>20</w:t>
+            </w:r>
+            <w:r>
+              <w:rPr>
+                <w:noProof/>
+                <w:webHidden/>
+              </w:rPr>
+              <w:fldChar w:fldCharType="end"/>
+            </w:r>
+          </w:hyperlink>
+        </w:p>
+        <w:p>
+          <w:pPr>
+            <w:pStyle w:val="Sumrio3"/>
+            <w:tabs>
+              <w:tab w:val="left" w:pos="2096"/>
+              <w:tab w:val="right" w:leader="dot" w:pos="9062"/>
+            </w:tabs>
+            <w:rPr>
+              <w:rFonts w:asciiTheme="minorHAnsi" w:eastAsiaTheme="minorEastAsia" w:hAnsiTheme="minorHAnsi" w:cstheme="minorBidi"/>
+              <w:b w:val="0"/>
+              <w:noProof/>
+              <w:kern w:val="2"/>
+              <w:szCs w:val="24"/>
+              <w14:ligatures w14:val="standardContextual"/>
+            </w:rPr>
+          </w:pPr>
+          <w:hyperlink w:anchor="_Toc241755057" w:history="1">
+            <w:r>
+              <w:rPr>
+                <w:rStyle w:val="Hyperlink"/>
+                <w:rFonts w:cs="Arial"/>
+                <w:noProof/>
+                <w14:scene3d>
+                  <w14:camera w14:prst="orthographicFront"/>
+                  <w14:lightRig w14:rig="threePt" w14:dir="t">
+                    <w14:rot w14:lat="0" w14:lon="0" w14:rev="0"/>
+                  </w14:lightRig>
+                </w14:scene3d>
+              </w:rPr>
+              <w:t>2.1.59</w:t>
+            </w:r>
+            <w:r>
+              <w:rPr>
+                <w:rFonts w:asciiTheme="minorHAnsi" w:eastAsiaTheme="minorEastAsia" w:hAnsiTheme="minorHAnsi" w:cstheme="minorBidi"/>
+                <w:b w:val="0"/>
+                <w:noProof/>
+                <w:kern w:val="2"/>
+                <w:szCs w:val="24"/>
+                <w14:ligatures w14:val="standardContextual"/>
+              </w:rPr>
+              <w:tab/>
+            </w:r>
+            <w:r>
+              <w:rPr>
+                <w:rStyle w:val="Hyperlink"/>
+                <w:noProof/>
+              </w:rPr>
+              <w:t>RF59 – Encerrar Conta por Solicitação ao Administrador</w:t>
+            </w:r>
+            <w:r>
+              <w:rPr>
+                <w:noProof/>
+                <w:webHidden/>
+              </w:rPr>
+              <w:tab/>
+            </w:r>
+            <w:r>
+              <w:rPr>
+                <w:noProof/>
+                <w:webHidden/>
+              </w:rPr>
+              <w:fldChar w:fldCharType="begin"/>
+            </w:r>
+            <w:r>
+              <w:rPr>
+                <w:noProof/>
+                <w:webHidden/>
+              </w:rPr>
+              <w:instrText xml:space="preserve"> PAGEREF _Toc241755057 \h </w:instrText>
             </w:r>
             <w:r>
               <w:rPr>
@@ -9621,7 +9720,7 @@
               <w14:ligatures w14:val="standardContextual"/>
             </w:rPr>
           </w:pPr>
-          <w:hyperlink w:anchor="_Toc241740629" w:history="1">
+          <w:hyperlink w:anchor="_Toc241755058" w:history="1">
             <w:r>
               <w:rPr>
                 <w:rStyle w:val="Hyperlink"/>
@@ -9660,7 +9759,7 @@
               <w:rPr>
                 <w:webHidden/>
               </w:rPr>
-              <w:instrText xml:space="preserve"> PAGEREF _Toc241740629 \h </w:instrText>
+              <w:instrText xml:space="preserve"> PAGEREF _Toc241755058 \h </w:instrText>
             </w:r>
             <w:r>
               <w:rPr>
@@ -9677,7 +9776,7 @@
               <w:rPr>
                 <w:webHidden/>
               </w:rPr>
-              <w:t>20</w:t>
+              <w:t>21</w:t>
             </w:r>
             <w:r>
               <w:rPr>
@@ -9698,7 +9797,7 @@
               <w14:ligatures w14:val="standardContextual"/>
             </w:rPr>
           </w:pPr>
-          <w:hyperlink w:anchor="_Toc241740630" w:history="1">
+          <w:hyperlink w:anchor="_Toc241755059" w:history="1">
             <w:r>
               <w:rPr>
                 <w:rStyle w:val="Hyperlink"/>
@@ -9737,7 +9836,7 @@
               <w:rPr>
                 <w:webHidden/>
               </w:rPr>
-              <w:instrText xml:space="preserve"> PAGEREF _Toc241740630 \h </w:instrText>
+              <w:instrText xml:space="preserve"> PAGEREF _Toc241755059 \h </w:instrText>
             </w:r>
             <w:r>
               <w:rPr>
@@ -9775,7 +9874,7 @@
               <w14:ligatures w14:val="standardContextual"/>
             </w:rPr>
           </w:pPr>
-          <w:hyperlink w:anchor="_Toc241740631" w:history="1">
+          <w:hyperlink w:anchor="_Toc241755060" w:history="1">
             <w:r>
               <w:rPr>
                 <w:rStyle w:val="Hyperlink"/>
@@ -9814,7 +9913,7 @@
               <w:rPr>
                 <w:webHidden/>
               </w:rPr>
-              <w:instrText xml:space="preserve"> PAGEREF _Toc241740631 \h </w:instrText>
+              <w:instrText xml:space="preserve"> PAGEREF _Toc241755060 \h </w:instrText>
             </w:r>
             <w:r>
               <w:rPr>
@@ -9859,7 +9958,7 @@
               <w14:ligatures w14:val="standardContextual"/>
             </w:rPr>
           </w:pPr>
-          <w:hyperlink w:anchor="_Toc241740632" w:history="1">
+          <w:hyperlink w:anchor="_Toc241755061" w:history="1">
             <w:r>
               <w:rPr>
                 <w:rStyle w:val="Hyperlink"/>
@@ -9906,7 +10005,7 @@
                 <w:noProof/>
                 <w:webHidden/>
               </w:rPr>
-              <w:instrText xml:space="preserve"> PAGEREF _Toc241740632 \h </w:instrText>
+              <w:instrText xml:space="preserve"> PAGEREF _Toc241755061 \h </w:instrText>
             </w:r>
             <w:r>
               <w:rPr>
@@ -9948,7 +10047,7 @@
               <w14:ligatures w14:val="standardContextual"/>
             </w:rPr>
           </w:pPr>
-          <w:hyperlink w:anchor="_Toc241740633" w:history="1">
+          <w:hyperlink w:anchor="_Toc241755062" w:history="1">
             <w:r>
               <w:rPr>
                 <w:rStyle w:val="Hyperlink"/>
@@ -9987,7 +10086,7 @@
               <w:rPr>
                 <w:webHidden/>
               </w:rPr>
-              <w:instrText xml:space="preserve"> PAGEREF _Toc241740633 \h </w:instrText>
+              <w:instrText xml:space="preserve"> PAGEREF _Toc241755062 \h </w:instrText>
             </w:r>
             <w:r>
               <w:rPr>
@@ -10025,7 +10124,7 @@
               <w14:ligatures w14:val="standardContextual"/>
             </w:rPr>
           </w:pPr>
-          <w:hyperlink w:anchor="_Toc241740634" w:history="1">
+          <w:hyperlink w:anchor="_Toc241755063" w:history="1">
             <w:r>
               <w:rPr>
                 <w:rStyle w:val="Hyperlink"/>
@@ -10064,7 +10163,7 @@
               <w:rPr>
                 <w:webHidden/>
               </w:rPr>
-              <w:instrText xml:space="preserve"> PAGEREF _Toc241740634 \h </w:instrText>
+              <w:instrText xml:space="preserve"> PAGEREF _Toc241755063 \h </w:instrText>
             </w:r>
             <w:r>
               <w:rPr>
@@ -10102,7 +10201,7 @@
               <w14:ligatures w14:val="standardContextual"/>
             </w:rPr>
           </w:pPr>
-          <w:hyperlink w:anchor="_Toc241740635" w:history="1">
+          <w:hyperlink w:anchor="_Toc241755064" w:history="1">
             <w:r>
               <w:rPr>
                 <w:rStyle w:val="Hyperlink"/>
@@ -10141,7 +10240,7 @@
               <w:rPr>
                 <w:webHidden/>
               </w:rPr>
-              <w:instrText xml:space="preserve"> PAGEREF _Toc241740635 \h </w:instrText>
+              <w:instrText xml:space="preserve"> PAGEREF _Toc241755064 \h </w:instrText>
             </w:r>
             <w:r>
               <w:rPr>
@@ -10179,7 +10278,7 @@
               <w14:ligatures w14:val="standardContextual"/>
             </w:rPr>
           </w:pPr>
-          <w:hyperlink w:anchor="_Toc241740636" w:history="1">
+          <w:hyperlink w:anchor="_Toc241755065" w:history="1">
             <w:r>
               <w:rPr>
                 <w:rStyle w:val="Hyperlink"/>
@@ -10218,7 +10317,7 @@
               <w:rPr>
                 <w:webHidden/>
               </w:rPr>
-              <w:instrText xml:space="preserve"> PAGEREF _Toc241740636 \h </w:instrText>
+              <w:instrText xml:space="preserve"> PAGEREF _Toc241755065 \h </w:instrText>
             </w:r>
             <w:r>
               <w:rPr>
@@ -10263,7 +10362,7 @@
               <w14:ligatures w14:val="standardContextual"/>
             </w:rPr>
           </w:pPr>
-          <w:hyperlink w:anchor="_Toc241740637" w:history="1">
+          <w:hyperlink w:anchor="_Toc241755066" w:history="1">
             <w:r>
               <w:rPr>
                 <w:rStyle w:val="Hyperlink"/>
@@ -10310,7 +10409,7 @@
                 <w:noProof/>
                 <w:webHidden/>
               </w:rPr>
-              <w:instrText xml:space="preserve"> PAGEREF _Toc241740637 \h </w:instrText>
+              <w:instrText xml:space="preserve"> PAGEREF _Toc241755066 \h </w:instrText>
             </w:r>
             <w:r>
               <w:rPr>
@@ -10352,7 +10451,7 @@
               <w14:ligatures w14:val="standardContextual"/>
             </w:rPr>
           </w:pPr>
-          <w:hyperlink w:anchor="_Toc241740638" w:history="1">
+          <w:hyperlink w:anchor="_Toc241755067" w:history="1">
             <w:r>
               <w:rPr>
                 <w:rStyle w:val="Hyperlink"/>
@@ -10391,7 +10490,7 @@
               <w:rPr>
                 <w:webHidden/>
               </w:rPr>
-              <w:instrText xml:space="preserve"> PAGEREF _Toc241740638 \h </w:instrText>
+              <w:instrText xml:space="preserve"> PAGEREF _Toc241755067 \h </w:instrText>
             </w:r>
             <w:r>
               <w:rPr>
@@ -10429,7 +10528,7 @@
               <w14:ligatures w14:val="standardContextual"/>
             </w:rPr>
           </w:pPr>
-          <w:hyperlink w:anchor="_Toc241740639" w:history="1">
+          <w:hyperlink w:anchor="_Toc241755068" w:history="1">
             <w:r>
               <w:rPr>
                 <w:rStyle w:val="Hyperlink"/>
@@ -10468,7 +10567,7 @@
               <w:rPr>
                 <w:webHidden/>
               </w:rPr>
-              <w:instrText xml:space="preserve"> PAGEREF _Toc241740639 \h </w:instrText>
+              <w:instrText xml:space="preserve"> PAGEREF _Toc241755068 \h </w:instrText>
             </w:r>
             <w:r>
               <w:rPr>
@@ -10506,7 +10605,7 @@
               <w14:ligatures w14:val="standardContextual"/>
             </w:rPr>
           </w:pPr>
-          <w:hyperlink w:anchor="_Toc241740640" w:history="1">
+          <w:hyperlink w:anchor="_Toc241755069" w:history="1">
             <w:r>
               <w:rPr>
                 <w:rStyle w:val="Hyperlink"/>
@@ -10545,7 +10644,7 @@
               <w:rPr>
                 <w:webHidden/>
               </w:rPr>
-              <w:instrText xml:space="preserve"> PAGEREF _Toc241740640 \h </w:instrText>
+              <w:instrText xml:space="preserve"> PAGEREF _Toc241755069 \h </w:instrText>
             </w:r>
             <w:r>
               <w:rPr>
@@ -10583,7 +10682,7 @@
               <w14:ligatures w14:val="standardContextual"/>
             </w:rPr>
           </w:pPr>
-          <w:hyperlink w:anchor="_Toc241740641" w:history="1">
+          <w:hyperlink w:anchor="_Toc241755070" w:history="1">
             <w:r>
               <w:rPr>
                 <w:rStyle w:val="Hyperlink"/>
@@ -10622,7 +10721,7 @@
               <w:rPr>
                 <w:webHidden/>
               </w:rPr>
-              <w:instrText xml:space="preserve"> PAGEREF _Toc241740641 \h </w:instrText>
+              <w:instrText xml:space="preserve"> PAGEREF _Toc241755070 \h </w:instrText>
             </w:r>
             <w:r>
               <w:rPr>
@@ -10660,7 +10759,7 @@
               <w14:ligatures w14:val="standardContextual"/>
             </w:rPr>
           </w:pPr>
-          <w:hyperlink w:anchor="_Toc241740642" w:history="1">
+          <w:hyperlink w:anchor="_Toc241755071" w:history="1">
             <w:r>
               <w:rPr>
                 <w:rStyle w:val="Hyperlink"/>
@@ -10699,7 +10798,7 @@
               <w:rPr>
                 <w:webHidden/>
               </w:rPr>
-              <w:instrText xml:space="preserve"> PAGEREF _Toc241740642 \h </w:instrText>
+              <w:instrText xml:space="preserve"> PAGEREF _Toc241755071 \h </w:instrText>
             </w:r>
             <w:r>
               <w:rPr>
@@ -10744,7 +10843,7 @@
               <w14:ligatures w14:val="standardContextual"/>
             </w:rPr>
           </w:pPr>
-          <w:hyperlink w:anchor="_Toc241740643" w:history="1">
+          <w:hyperlink w:anchor="_Toc241755072" w:history="1">
             <w:r>
               <w:rPr>
                 <w:rStyle w:val="Hyperlink"/>
@@ -10791,7 +10890,7 @@
                 <w:noProof/>
                 <w:webHidden/>
               </w:rPr>
-              <w:instrText xml:space="preserve"> PAGEREF _Toc241740643 \h </w:instrText>
+              <w:instrText xml:space="preserve"> PAGEREF _Toc241755072 \h </w:instrText>
             </w:r>
             <w:r>
               <w:rPr>
@@ -10833,7 +10932,7 @@
               <w14:ligatures w14:val="standardContextual"/>
             </w:rPr>
           </w:pPr>
-          <w:hyperlink w:anchor="_Toc241740644" w:history="1">
+          <w:hyperlink w:anchor="_Toc241755073" w:history="1">
             <w:r>
               <w:rPr>
                 <w:rStyle w:val="Hyperlink"/>
@@ -10874,7 +10973,7 @@
               <w:rPr>
                 <w:webHidden/>
               </w:rPr>
-              <w:instrText xml:space="preserve"> PAGEREF _Toc241740644 \h </w:instrText>
+              <w:instrText xml:space="preserve"> PAGEREF _Toc241755073 \h </w:instrText>
             </w:r>
             <w:r>
               <w:rPr>
@@ -10912,7 +11011,7 @@
               <w14:ligatures w14:val="standardContextual"/>
             </w:rPr>
           </w:pPr>
-          <w:hyperlink w:anchor="_Toc241740645" w:history="1">
+          <w:hyperlink w:anchor="_Toc241755074" w:history="1">
             <w:r>
               <w:rPr>
                 <w:rStyle w:val="Hyperlink"/>
@@ -10951,7 +11050,7 @@
               <w:rPr>
                 <w:webHidden/>
               </w:rPr>
-              <w:instrText xml:space="preserve"> PAGEREF _Toc241740645 \h </w:instrText>
+              <w:instrText xml:space="preserve"> PAGEREF _Toc241755074 \h </w:instrText>
             </w:r>
             <w:r>
               <w:rPr>
@@ -10989,7 +11088,7 @@
               <w14:ligatures w14:val="standardContextual"/>
             </w:rPr>
           </w:pPr>
-          <w:hyperlink w:anchor="_Toc241740646" w:history="1">
+          <w:hyperlink w:anchor="_Toc241755075" w:history="1">
             <w:r>
               <w:rPr>
                 <w:rStyle w:val="Hyperlink"/>
@@ -11028,7 +11127,7 @@
               <w:rPr>
                 <w:webHidden/>
               </w:rPr>
-              <w:instrText xml:space="preserve"> PAGEREF _Toc241740646 \h </w:instrText>
+              <w:instrText xml:space="preserve"> PAGEREF _Toc241755075 \h </w:instrText>
             </w:r>
             <w:r>
               <w:rPr>
@@ -11073,7 +11172,7 @@
               <w14:ligatures w14:val="standardContextual"/>
             </w:rPr>
           </w:pPr>
-          <w:hyperlink w:anchor="_Toc241740647" w:history="1">
+          <w:hyperlink w:anchor="_Toc241755076" w:history="1">
             <w:r>
               <w:rPr>
                 <w:rStyle w:val="Hyperlink"/>
@@ -11120,7 +11219,7 @@
                 <w:noProof/>
                 <w:webHidden/>
               </w:rPr>
-              <w:instrText xml:space="preserve"> PAGEREF _Toc241740647 \h </w:instrText>
+              <w:instrText xml:space="preserve"> PAGEREF _Toc241755076 \h </w:instrText>
             </w:r>
             <w:r>
               <w:rPr>
@@ -11162,7 +11261,7 @@
               <w14:ligatures w14:val="standardContextual"/>
             </w:rPr>
           </w:pPr>
-          <w:hyperlink w:anchor="_Toc241740648" w:history="1">
+          <w:hyperlink w:anchor="_Toc241755077" w:history="1">
             <w:r>
               <w:rPr>
                 <w:rStyle w:val="Hyperlink"/>
@@ -11202,7 +11301,7 @@
               <w:rPr>
                 <w:webHidden/>
               </w:rPr>
-              <w:instrText xml:space="preserve"> PAGEREF _Toc241740648 \h </w:instrText>
+              <w:instrText xml:space="preserve"> PAGEREF _Toc241755077 \h </w:instrText>
             </w:r>
             <w:r>
               <w:rPr>
@@ -11240,7 +11339,7 @@
               <w14:ligatures w14:val="standardContextual"/>
             </w:rPr>
           </w:pPr>
-          <w:hyperlink w:anchor="_Toc241740649" w:history="1">
+          <w:hyperlink w:anchor="_Toc241755078" w:history="1">
             <w:r>
               <w:rPr>
                 <w:rStyle w:val="Hyperlink"/>
@@ -11280,7 +11379,7 @@
               <w:rPr>
                 <w:webHidden/>
               </w:rPr>
-              <w:instrText xml:space="preserve"> PAGEREF _Toc241740649 \h </w:instrText>
+              <w:instrText xml:space="preserve"> PAGEREF _Toc241755078 \h </w:instrText>
             </w:r>
             <w:r>
               <w:rPr>
@@ -11318,7 +11417,7 @@
               <w14:ligatures w14:val="standardContextual"/>
             </w:rPr>
           </w:pPr>
-          <w:hyperlink w:anchor="_Toc241740650" w:history="1">
+          <w:hyperlink w:anchor="_Toc241755079" w:history="1">
             <w:r>
               <w:rPr>
                 <w:rStyle w:val="Hyperlink"/>
@@ -11358,7 +11457,7 @@
               <w:rPr>
                 <w:webHidden/>
               </w:rPr>
-              <w:instrText xml:space="preserve"> PAGEREF _Toc241740650 \h </w:instrText>
+              <w:instrText xml:space="preserve"> PAGEREF _Toc241755079 \h </w:instrText>
             </w:r>
             <w:r>
               <w:rPr>
@@ -11403,7 +11502,7 @@
               <w14:ligatures w14:val="standardContextual"/>
             </w:rPr>
           </w:pPr>
-          <w:hyperlink w:anchor="_Toc241740651" w:history="1">
+          <w:hyperlink w:anchor="_Toc241755080" w:history="1">
             <w:r>
               <w:rPr>
                 <w:rStyle w:val="Hyperlink"/>
@@ -11450,7 +11549,7 @@
                 <w:noProof/>
                 <w:webHidden/>
               </w:rPr>
-              <w:instrText xml:space="preserve"> PAGEREF _Toc241740651 \h </w:instrText>
+              <w:instrText xml:space="preserve"> PAGEREF _Toc241755080 \h </w:instrText>
             </w:r>
             <w:r>
               <w:rPr>
@@ -11499,7 +11598,7 @@
               <w14:ligatures w14:val="standardContextual"/>
             </w:rPr>
           </w:pPr>
-          <w:hyperlink w:anchor="_Toc241740652" w:history="1">
+          <w:hyperlink w:anchor="_Toc241755081" w:history="1">
             <w:r>
               <w:rPr>
                 <w:rStyle w:val="Hyperlink"/>
@@ -11547,7 +11646,7 @@
                 <w:noProof/>
                 <w:webHidden/>
               </w:rPr>
-              <w:instrText xml:space="preserve"> PAGEREF _Toc241740652 \h </w:instrText>
+              <w:instrText xml:space="preserve"> PAGEREF _Toc241755081 \h </w:instrText>
             </w:r>
             <w:r>
               <w:rPr>
@@ -11596,7 +11695,7 @@
               <w14:ligatures w14:val="standardContextual"/>
             </w:rPr>
           </w:pPr>
-          <w:hyperlink w:anchor="_Toc241740653" w:history="1">
+          <w:hyperlink w:anchor="_Toc241755082" w:history="1">
             <w:r>
               <w:rPr>
                 <w:rStyle w:val="Hyperlink"/>
@@ -11643,7 +11742,7 @@
                 <w:noProof/>
                 <w:webHidden/>
               </w:rPr>
-              <w:instrText xml:space="preserve"> PAGEREF _Toc241740653 \h </w:instrText>
+              <w:instrText xml:space="preserve"> PAGEREF _Toc241755082 \h </w:instrText>
             </w:r>
             <w:r>
               <w:rPr>
@@ -11692,7 +11791,7 @@
               <w14:ligatures w14:val="standardContextual"/>
             </w:rPr>
           </w:pPr>
-          <w:hyperlink w:anchor="_Toc241740654" w:history="1">
+          <w:hyperlink w:anchor="_Toc241755083" w:history="1">
             <w:r>
               <w:rPr>
                 <w:rStyle w:val="Hyperlink"/>
@@ -11739,7 +11838,7 @@
                 <w:noProof/>
                 <w:webHidden/>
               </w:rPr>
-              <w:instrText xml:space="preserve"> PAGEREF _Toc241740654 \h </w:instrText>
+              <w:instrText xml:space="preserve"> PAGEREF _Toc241755083 \h </w:instrText>
             </w:r>
             <w:r>
               <w:rPr>
@@ -11787,7 +11886,7 @@
               <w14:ligatures w14:val="standardContextual"/>
             </w:rPr>
           </w:pPr>
-          <w:hyperlink w:anchor="_Toc241740655" w:history="1">
+          <w:hyperlink w:anchor="_Toc241755084" w:history="1">
             <w:r>
               <w:rPr>
                 <w:rStyle w:val="Hyperlink"/>
@@ -11814,7 +11913,7 @@
                 <w:noProof/>
                 <w:webHidden/>
               </w:rPr>
-              <w:instrText xml:space="preserve"> PAGEREF _Toc241740655 \h </w:instrText>
+              <w:instrText xml:space="preserve"> PAGEREF _Toc241755084 \h </w:instrText>
             </w:r>
             <w:r>
               <w:rPr>
@@ -11890,7 +11989,7 @@
           <w:lang w:val="pt-BR"/>
         </w:rPr>
       </w:pPr>
-      <w:bookmarkStart w:id="0" w:name="_Toc241740566"/>
+      <w:bookmarkStart w:id="0" w:name="_Toc241754994"/>
       <w:r>
         <w:rPr>
           <w:lang w:val="pt-BR"/>
@@ -11904,7 +12003,7 @@
       <w:pPr>
         <w:pStyle w:val="Ttulo2"/>
       </w:pPr>
-      <w:bookmarkStart w:id="1" w:name="_Toc241740567"/>
+      <w:bookmarkStart w:id="1" w:name="_Toc241754995"/>
       <w:r>
         <w:t>Objetivos</w:t>
       </w:r>
@@ -11912,7 +12011,15 @@
     </w:p>
     <w:p>
       <w:r>
-        <w:t>No cenário atual, a organização da rotina e a gestão eficiente do tempo têm se tornado cada vez mais essenciais para profissionais autônomos que precisam lidar diariamente com múltiplas tarefas, clientes e serviços. A falta de uma aplicação que centralize agenda, cadastro de clientes, controle financeiro e gestão de serviços em um único ambiente dificulta a administração das atividades profissionais. A criação do DayPlannio surge para suprir essa necessidade, oferecendo uma plataforma integrada que permite organizar compromissos, acompanhar atendimentos, registrar clientes e controlar ganhos e despesas, contribuindo para uma gestão mais eficiente, produtiva e organizada da rotina de trabalho.</w:t>
+        <w:t xml:space="preserve">No cenário atual, a organização da rotina e a gestão eficiente do tempo têm se tornado cada vez mais essenciais para profissionais autônomos que precisam lidar diariamente com múltiplas tarefas, clientes e serviços. A falta de uma aplicação que centralize agenda, cadastro de clientes, controle financeiro e gestão de serviços em um único ambiente dificulta a administração das atividades profissionais. A criação do </w:t>
+      </w:r>
+      <w:proofErr w:type="spellStart"/>
+      <w:r>
+        <w:t>DayPlannio</w:t>
+      </w:r>
+      <w:proofErr w:type="spellEnd"/>
+      <w:r>
+        <w:t xml:space="preserve"> surge para suprir essa necessidade, oferecendo uma plataforma integrada que permite organizar compromissos, acompanhar atendimentos, registrar clientes e controlar ganhos e despesas, contribuindo para uma gestão mais eficiente, produtiva e organizada da rotina de trabalho.</w:t>
       </w:r>
     </w:p>
     <w:p>
@@ -11927,7 +12034,23 @@
           <w:rFonts w:eastAsia="Arial" w:cs="Arial"/>
           <w:szCs w:val="24"/>
         </w:rPr>
-        <w:t>O objetivo do projeto é desenvolver a aplicação DayPlannio, voltada para a organização da rotina de profissionais autônomos. O aplicativo integrará agenda de serviços, cadastro de clientes, controle financeiro e gestão de atividades em um único ambiente.</w:t>
+        <w:t xml:space="preserve">O objetivo do projeto é desenvolver a aplicação </w:t>
+      </w:r>
+      <w:proofErr w:type="spellStart"/>
+      <w:r>
+        <w:rPr>
+          <w:rFonts w:eastAsia="Arial" w:cs="Arial"/>
+          <w:szCs w:val="24"/>
+        </w:rPr>
+        <w:t>DayPlannio</w:t>
+      </w:r>
+      <w:proofErr w:type="spellEnd"/>
+      <w:r>
+        <w:rPr>
+          <w:rFonts w:eastAsia="Arial" w:cs="Arial"/>
+          <w:szCs w:val="24"/>
+        </w:rPr>
+        <w:t>, voltada para a organização da rotina de profissionais autônomos. O aplicativo integrará agenda de serviços, cadastro de clientes, controle financeiro e gestão de atividades em um único ambiente.</w:t>
       </w:r>
     </w:p>
     <w:p>
@@ -11958,7 +12081,7 @@
       <w:bookmarkStart w:id="2" w:name="_Toc165310847"/>
       <w:bookmarkStart w:id="3" w:name="_Toc182927330"/>
       <w:bookmarkStart w:id="4" w:name="_Toc275318808"/>
-      <w:bookmarkStart w:id="5" w:name="_Toc241740568"/>
+      <w:bookmarkStart w:id="5" w:name="_Toc241754996"/>
       <w:r>
         <w:t xml:space="preserve">Métodos </w:t>
       </w:r>
@@ -12012,7 +12135,23 @@
         </w:rPr>
       </w:pPr>
       <w:r>
-        <w:t>Para o desenvolvimento da aplicação foi utilizada a linguagem de programação C#, responsável pela implementação da lógica do sistema, tanto no frontend quanto no backend.</w:t>
+        <w:t xml:space="preserve">Para o desenvolvimento da aplicação foi utilizada a linguagem de programação C#, responsável pela implementação da lógica do sistema, tanto no </w:t>
+      </w:r>
+      <w:proofErr w:type="spellStart"/>
+      <w:r>
+        <w:t>frontend</w:t>
+      </w:r>
+      <w:proofErr w:type="spellEnd"/>
+      <w:r>
+        <w:t xml:space="preserve"> quanto no </w:t>
+      </w:r>
+      <w:proofErr w:type="spellStart"/>
+      <w:r>
+        <w:t>backend</w:t>
+      </w:r>
+      <w:proofErr w:type="spellEnd"/>
+      <w:r>
+        <w:t>.</w:t>
       </w:r>
     </w:p>
     <w:p>
@@ -12065,57 +12204,89 @@
           <w:rFonts w:eastAsia="Arial" w:cs="Arial"/>
           <w:szCs w:val="24"/>
         </w:rPr>
-        <w:t>Para o desenvolvimento da aplicação mobile, foi utilizado o .NET MAUI (Multi-platform App UI), um framework da plataforma .NET voltado para a criação de aplicativos multiplataforma.</w:t>
-      </w:r>
-    </w:p>
-    <w:p>
-      <w:pPr>
-        <w:ind w:firstLine="0"/>
+        <w:t>Para o desenvolvimento da aplicação mobile, foi utilizado o .NET MAUI (</w:t>
+      </w:r>
+      <w:proofErr w:type="spellStart"/>
+      <w:r>
         <w:rPr>
           <w:rFonts w:eastAsia="Arial" w:cs="Arial"/>
           <w:szCs w:val="24"/>
         </w:rPr>
-      </w:pPr>
-    </w:p>
-    <w:p>
-      <w:pPr>
-        <w:ind w:firstLine="708"/>
+        <w:t>Multi-platform</w:t>
+      </w:r>
+      <w:proofErr w:type="spellEnd"/>
+      <w:r>
         <w:rPr>
           <w:rFonts w:eastAsia="Arial" w:cs="Arial"/>
           <w:szCs w:val="24"/>
         </w:rPr>
-      </w:pPr>
-      <w:r>
+        <w:t xml:space="preserve"> App UI), um framework da plataforma .NET voltado para a criação de aplicativos multiplataforma.</w:t>
+      </w:r>
+    </w:p>
+    <w:p>
+      <w:pPr>
+        <w:ind w:firstLine="0"/>
         <w:rPr>
           <w:rFonts w:eastAsia="Arial" w:cs="Arial"/>
           <w:szCs w:val="24"/>
         </w:rPr>
-        <w:t>O .NET MAUI permite desenvolver aplicações capazes de rodar em diferentes sistemas operacionais, como Android e iOS, a partir de uma única base de código. Isso facilita o processo de desenvolvimento e manutenção, além de possibilitar a criação de interfaces modernas, responsivas e adaptadas para dispositivos móveis.</w:t>
-      </w:r>
-    </w:p>
-    <w:p>
-      <w:pPr>
-        <w:ind w:firstLine="0"/>
+      </w:pPr>
+    </w:p>
+    <w:p>
+      <w:pPr>
+        <w:ind w:firstLine="708"/>
         <w:rPr>
           <w:rFonts w:eastAsia="Arial" w:cs="Arial"/>
           <w:szCs w:val="24"/>
         </w:rPr>
       </w:pPr>
-    </w:p>
-    <w:p>
-      <w:pPr>
+      <w:r>
         <w:rPr>
           <w:rFonts w:eastAsia="Arial" w:cs="Arial"/>
           <w:szCs w:val="24"/>
         </w:rPr>
-      </w:pPr>
-      <w:bookmarkStart w:id="8" w:name="_Toc165310851"/>
-      <w:r>
+        <w:t>O .NET MAUI permite desenvolver aplicações capazes de rodar em diferentes sistemas operacionais, como Android e iOS, a partir de uma única base de código. Isso facilita o processo de desenvolvimento e manutenção, além de possibilitar a criação de interfaces modernas, responsivas e adaptadas para dispositivos móveis.</w:t>
+      </w:r>
+    </w:p>
+    <w:p>
+      <w:pPr>
+        <w:ind w:firstLine="0"/>
         <w:rPr>
           <w:rFonts w:eastAsia="Arial" w:cs="Arial"/>
           <w:szCs w:val="24"/>
         </w:rPr>
-        <w:t>No backend, foi utilizado o ASP.NET, responsável pela construção da API que fará a comunicação entre o aplicativo e o banco de dados. O ASP.NET é amplamente utilizado para o desenvolvimento de aplicações web e APIs REST, oferecendo alto desempenho, segurança e integração nativa com o ecossistema .NET.</w:t>
+      </w:pPr>
+    </w:p>
+    <w:p>
+      <w:pPr>
+        <w:rPr>
+          <w:rFonts w:eastAsia="Arial" w:cs="Arial"/>
+          <w:szCs w:val="24"/>
+        </w:rPr>
+      </w:pPr>
+      <w:bookmarkStart w:id="8" w:name="_Toc165310851"/>
+      <w:r>
+        <w:rPr>
+          <w:rFonts w:eastAsia="Arial" w:cs="Arial"/>
+          <w:szCs w:val="24"/>
+        </w:rPr>
+        <w:t xml:space="preserve">No </w:t>
+      </w:r>
+      <w:proofErr w:type="spellStart"/>
+      <w:r>
+        <w:rPr>
+          <w:rFonts w:eastAsia="Arial" w:cs="Arial"/>
+          <w:szCs w:val="24"/>
+        </w:rPr>
+        <w:t>backend</w:t>
+      </w:r>
+      <w:proofErr w:type="spellEnd"/>
+      <w:r>
+        <w:rPr>
+          <w:rFonts w:eastAsia="Arial" w:cs="Arial"/>
+          <w:szCs w:val="24"/>
+        </w:rPr>
+        <w:t>, foi utilizado o ASP.NET, responsável pela construção da API que fará a comunicação entre o aplicativo e o banco de dados. O ASP.NET é amplamente utilizado para o desenvolvimento de aplicações web e APIs REST, oferecendo alto desempenho, segurança e integração nativa com o ecossistema .NET.</w:t>
       </w:r>
       <w:bookmarkStart w:id="9" w:name="_Toc165310852"/>
       <w:bookmarkEnd w:id="8"/>
@@ -12173,7 +12344,39 @@
           <w:rFonts w:eastAsia="Arial" w:cs="Arial"/>
           <w:szCs w:val="24"/>
         </w:rPr>
-        <w:t>Foram utilizadas as ferramentas Git e GitHub para o versionamento do código-fonte do DayPlannio, permitindo o controle de alterações, a rastreabilidade das modificações e a colaboração eficiente entre os membros da equipe durante o desenvolvimento.</w:t>
+        <w:t xml:space="preserve">Foram utilizadas as ferramentas </w:t>
+      </w:r>
+      <w:proofErr w:type="spellStart"/>
+      <w:r>
+        <w:rPr>
+          <w:rFonts w:eastAsia="Arial" w:cs="Arial"/>
+          <w:szCs w:val="24"/>
+        </w:rPr>
+        <w:t>Git</w:t>
+      </w:r>
+      <w:proofErr w:type="spellEnd"/>
+      <w:r>
+        <w:rPr>
+          <w:rFonts w:eastAsia="Arial" w:cs="Arial"/>
+          <w:szCs w:val="24"/>
+        </w:rPr>
+        <w:t xml:space="preserve"> e GitHub para o versionamento do código-fonte do </w:t>
+      </w:r>
+      <w:proofErr w:type="spellStart"/>
+      <w:r>
+        <w:rPr>
+          <w:rFonts w:eastAsia="Arial" w:cs="Arial"/>
+          <w:szCs w:val="24"/>
+        </w:rPr>
+        <w:t>DayPlannio</w:t>
+      </w:r>
+      <w:proofErr w:type="spellEnd"/>
+      <w:r>
+        <w:rPr>
+          <w:rFonts w:eastAsia="Arial" w:cs="Arial"/>
+          <w:szCs w:val="24"/>
+        </w:rPr>
+        <w:t>, permitindo o controle de alterações, a rastreabilidade das modificações e a colaboração eficiente entre os membros da equipe durante o desenvolvimento.</w:t>
       </w:r>
     </w:p>
     <w:p>
@@ -12210,7 +12413,15 @@
     </w:p>
     <w:p>
       <w:r>
-        <w:t>O modelo Kanban foi adotado por sua simplicidade e eficiência na organização das tarefas. Ele permite visualizar o fluxo de trabalho em colunas como “A Fazer”, “Em Andamento” e “Concluído”, facilitando o acompanhamento do progresso e a identificação de melhorias no processo.</w:t>
+        <w:t xml:space="preserve">O modelo </w:t>
+      </w:r>
+      <w:proofErr w:type="spellStart"/>
+      <w:r>
+        <w:t>Kanban</w:t>
+      </w:r>
+      <w:proofErr w:type="spellEnd"/>
+      <w:r>
+        <w:t xml:space="preserve"> foi adotado por sua simplicidade e eficiência na organização das tarefas. Ele permite visualizar o fluxo de trabalho em colunas como “A Fazer”, “Em Andamento” e “Concluído”, facilitando o acompanhamento do progresso e a identificação de melhorias no processo.</w:t>
       </w:r>
     </w:p>
     <w:p/>
@@ -12265,7 +12476,15 @@
         </w:rPr>
       </w:pPr>
       <w:r>
-        <w:t>A abordagem de prototipação também será adotada para validar conceitos e interações do usuário antes do desenvolvimento completo, utilizando a ferramenta Figma.</w:t>
+        <w:t xml:space="preserve">A abordagem de prototipação também será adotada para validar conceitos e interações do usuário antes do desenvolvimento completo, utilizando a ferramenta </w:t>
+      </w:r>
+      <w:proofErr w:type="spellStart"/>
+      <w:r>
+        <w:t>Figma</w:t>
+      </w:r>
+      <w:proofErr w:type="spellEnd"/>
+      <w:r>
+        <w:t>.</w:t>
       </w:r>
     </w:p>
     <w:p>
@@ -12288,7 +12507,7 @@
       </w:pPr>
       <w:bookmarkStart w:id="12" w:name="_Toc331506323"/>
       <w:bookmarkStart w:id="13" w:name="_Toc331507631"/>
-      <w:bookmarkStart w:id="14" w:name="_Toc241740569"/>
+      <w:bookmarkStart w:id="14" w:name="_Toc241754997"/>
       <w:r>
         <w:rPr>
           <w:lang w:val="pt-BR"/>
@@ -12316,7 +12535,7 @@
       <w:pPr>
         <w:pStyle w:val="Ttulo2"/>
       </w:pPr>
-      <w:bookmarkStart w:id="15" w:name="_Toc241740570"/>
+      <w:bookmarkStart w:id="15" w:name="_Toc241754998"/>
       <w:r>
         <w:t>Requisitos Funcionais</w:t>
       </w:r>
@@ -12332,7 +12551,7 @@
       <w:pPr>
         <w:pStyle w:val="Ttulo3"/>
       </w:pPr>
-      <w:bookmarkStart w:id="16" w:name="_Toc241740571"/>
+      <w:bookmarkStart w:id="16" w:name="_Toc241754999"/>
       <w:r>
         <w:t>RF1 – Criar Agendamento</w:t>
       </w:r>
@@ -12356,7 +12575,7 @@
       <w:pPr>
         <w:pStyle w:val="Ttulo3"/>
       </w:pPr>
-      <w:bookmarkStart w:id="17" w:name="_Toc241740572"/>
+      <w:bookmarkStart w:id="17" w:name="_Toc241755000"/>
       <w:r>
         <w:t xml:space="preserve">RF2 – </w:t>
       </w:r>
@@ -12397,7 +12616,7 @@
       <w:pPr>
         <w:pStyle w:val="Ttulo3"/>
       </w:pPr>
-      <w:bookmarkStart w:id="18" w:name="_Toc241740573"/>
+      <w:bookmarkStart w:id="18" w:name="_Toc241755001"/>
       <w:r>
         <w:t>RF3 – Cancelar Agendamento</w:t>
       </w:r>
@@ -12430,7 +12649,7 @@
       <w:pPr>
         <w:pStyle w:val="Ttulo3"/>
       </w:pPr>
-      <w:bookmarkStart w:id="19" w:name="_Toc241740574"/>
+      <w:bookmarkStart w:id="19" w:name="_Toc241755002"/>
       <w:r>
         <w:t>RF4 – Concluir Agendamento</w:t>
       </w:r>
@@ -12463,7 +12682,7 @@
       <w:pPr>
         <w:pStyle w:val="Ttulo3"/>
       </w:pPr>
-      <w:bookmarkStart w:id="20" w:name="_Toc241740575"/>
+      <w:bookmarkStart w:id="20" w:name="_Toc241755003"/>
       <w:r>
         <w:lastRenderedPageBreak/>
         <w:t>RF5 – Visualizar Agenda</w:t>
@@ -12502,7 +12721,7 @@
       <w:pPr>
         <w:pStyle w:val="Ttulo3"/>
       </w:pPr>
-      <w:bookmarkStart w:id="21" w:name="_Toc241740576"/>
+      <w:bookmarkStart w:id="21" w:name="_Toc241755004"/>
       <w:r>
         <w:t>RF6 – Cadastrar Usuário</w:t>
       </w:r>
@@ -12536,7 +12755,7 @@
       <w:pPr>
         <w:pStyle w:val="Ttulo3"/>
       </w:pPr>
-      <w:bookmarkStart w:id="22" w:name="_Toc241740577"/>
+      <w:bookmarkStart w:id="22" w:name="_Toc241755005"/>
       <w:r>
         <w:t>RF7 – Realizar Login</w:t>
       </w:r>
@@ -12558,7 +12777,7 @@
       <w:pPr>
         <w:pStyle w:val="Ttulo3"/>
       </w:pPr>
-      <w:bookmarkStart w:id="23" w:name="_Toc241740578"/>
+      <w:bookmarkStart w:id="23" w:name="_Toc241755006"/>
       <w:r>
         <w:t>RF8 – Recuperar Senha</w:t>
       </w:r>
@@ -12579,7 +12798,7 @@
       <w:pPr>
         <w:pStyle w:val="Ttulo3"/>
       </w:pPr>
-      <w:bookmarkStart w:id="24" w:name="_Toc241740579"/>
+      <w:bookmarkStart w:id="24" w:name="_Toc241755007"/>
       <w:r>
         <w:t xml:space="preserve">RF9 – </w:t>
       </w:r>
@@ -12606,7 +12825,7 @@
       <w:pPr>
         <w:pStyle w:val="Ttulo3"/>
       </w:pPr>
-      <w:bookmarkStart w:id="25" w:name="_Toc241740580"/>
+      <w:bookmarkStart w:id="25" w:name="_Toc241755008"/>
       <w:r>
         <w:t xml:space="preserve">RF10 – </w:t>
       </w:r>
@@ -12643,7 +12862,7 @@
       <w:pPr>
         <w:pStyle w:val="Ttulo3"/>
       </w:pPr>
-      <w:bookmarkStart w:id="26" w:name="_Toc241740581"/>
+      <w:bookmarkStart w:id="26" w:name="_Toc241755009"/>
       <w:r>
         <w:t>RF11 – Cadastrar Cliente</w:t>
       </w:r>
@@ -12673,7 +12892,7 @@
       <w:pPr>
         <w:pStyle w:val="Ttulo3"/>
       </w:pPr>
-      <w:bookmarkStart w:id="27" w:name="_Toc241740582"/>
+      <w:bookmarkStart w:id="27" w:name="_Toc241755010"/>
       <w:r>
         <w:t>RF12 – Listar Clientes</w:t>
       </w:r>
@@ -12694,7 +12913,7 @@
       <w:pPr>
         <w:pStyle w:val="Ttulo3"/>
       </w:pPr>
-      <w:bookmarkStart w:id="28" w:name="_Toc241740583"/>
+      <w:bookmarkStart w:id="28" w:name="_Toc241755011"/>
       <w:r>
         <w:t>RF13 – Editar Cliente</w:t>
       </w:r>
@@ -12715,7 +12934,7 @@
       <w:pPr>
         <w:pStyle w:val="Ttulo3"/>
       </w:pPr>
-      <w:bookmarkStart w:id="29" w:name="_Toc241740584"/>
+      <w:bookmarkStart w:id="29" w:name="_Toc241755012"/>
       <w:r>
         <w:lastRenderedPageBreak/>
         <w:t>RF14 – Histórico de Cliente</w:t>
@@ -12737,7 +12956,7 @@
       <w:pPr>
         <w:pStyle w:val="Ttulo3"/>
       </w:pPr>
-      <w:bookmarkStart w:id="30" w:name="_Toc241740585"/>
+      <w:bookmarkStart w:id="30" w:name="_Toc241755013"/>
       <w:r>
         <w:t xml:space="preserve">RF15 – </w:t>
       </w:r>
@@ -12777,7 +12996,7 @@
       <w:pPr>
         <w:pStyle w:val="Ttulo3"/>
       </w:pPr>
-      <w:bookmarkStart w:id="31" w:name="_Toc241740586"/>
+      <w:bookmarkStart w:id="31" w:name="_Toc241755014"/>
       <w:r>
         <w:t>RF16 – Listar Tipo de Serviço</w:t>
       </w:r>
@@ -12808,7 +13027,7 @@
       <w:pPr>
         <w:pStyle w:val="Ttulo3"/>
       </w:pPr>
-      <w:bookmarkStart w:id="32" w:name="_Toc241740587"/>
+      <w:bookmarkStart w:id="32" w:name="_Toc241755015"/>
       <w:r>
         <w:t>RF17 – Editar Tipo de Serviço</w:t>
       </w:r>
@@ -12840,7 +13059,7 @@
       <w:pPr>
         <w:pStyle w:val="Ttulo3"/>
       </w:pPr>
-      <w:bookmarkStart w:id="33" w:name="_Toc241740588"/>
+      <w:bookmarkStart w:id="33" w:name="_Toc241755016"/>
       <w:r>
         <w:t>RF18 – Excluir Tipo de Serviço</w:t>
       </w:r>
@@ -12872,7 +13091,7 @@
       <w:pPr>
         <w:pStyle w:val="Ttulo3"/>
       </w:pPr>
-      <w:bookmarkStart w:id="34" w:name="_Toc241740589"/>
+      <w:bookmarkStart w:id="34" w:name="_Toc241755017"/>
       <w:r>
         <w:t xml:space="preserve">RF19 – </w:t>
       </w:r>
@@ -12912,7 +13131,7 @@
         <w:widowControl/>
         <w:spacing w:after="160" w:line="278" w:lineRule="auto"/>
       </w:pPr>
-      <w:bookmarkStart w:id="35" w:name="_Toc241740590"/>
+      <w:bookmarkStart w:id="35" w:name="_Toc241755018"/>
       <w:r>
         <w:t>RF20 – Editar Registro Financeiro</w:t>
       </w:r>
@@ -12947,7 +13166,7 @@
         <w:widowControl/>
         <w:spacing w:after="160" w:line="278" w:lineRule="auto"/>
       </w:pPr>
-      <w:bookmarkStart w:id="36" w:name="_Toc241740591"/>
+      <w:bookmarkStart w:id="36" w:name="_Toc241755019"/>
       <w:r>
         <w:t>RF21 – Excluir Registro Financeiro</w:t>
       </w:r>
@@ -12969,7 +13188,7 @@
       <w:pPr>
         <w:pStyle w:val="Ttulo3"/>
       </w:pPr>
-      <w:bookmarkStart w:id="37" w:name="_Toc241740592"/>
+      <w:bookmarkStart w:id="37" w:name="_Toc241755020"/>
       <w:r>
         <w:t xml:space="preserve">RF22 – </w:t>
       </w:r>
@@ -13016,7 +13235,7 @@
       <w:pPr>
         <w:pStyle w:val="Ttulo3"/>
       </w:pPr>
-      <w:bookmarkStart w:id="38" w:name="_Toc241740593"/>
+      <w:bookmarkStart w:id="38" w:name="_Toc241755021"/>
       <w:r>
         <w:t xml:space="preserve">RF23 – </w:t>
       </w:r>
@@ -13054,7 +13273,7 @@
       <w:pPr>
         <w:pStyle w:val="Ttulo3"/>
       </w:pPr>
-      <w:bookmarkStart w:id="39" w:name="_Toc241740594"/>
+      <w:bookmarkStart w:id="39" w:name="_Toc241755022"/>
       <w:r>
         <w:t xml:space="preserve">RF24 – </w:t>
       </w:r>
@@ -13092,7 +13311,7 @@
         </w:rPr>
         <w:t xml:space="preserve"> </w:t>
       </w:r>
-      <w:bookmarkStart w:id="40" w:name="_Toc241740595"/>
+      <w:bookmarkStart w:id="40" w:name="_Toc241755023"/>
       <w:r>
         <w:rPr>
           <w:rFonts w:eastAsia="Arial"/>
@@ -13126,7 +13345,7 @@
       <w:pPr>
         <w:pStyle w:val="Ttulo3"/>
       </w:pPr>
-      <w:bookmarkStart w:id="41" w:name="_Toc241740596"/>
+      <w:bookmarkStart w:id="41" w:name="_Toc241755024"/>
       <w:r>
         <w:t>RF26 – Visualizar Logs do Sistema</w:t>
       </w:r>
@@ -13146,7 +13365,7 @@
       <w:pPr>
         <w:pStyle w:val="Ttulo3"/>
       </w:pPr>
-      <w:bookmarkStart w:id="42" w:name="_Toc241740597"/>
+      <w:bookmarkStart w:id="42" w:name="_Toc241755025"/>
       <w:r>
         <w:t>RF27 – Listar Clientes (Admin)</w:t>
       </w:r>
@@ -13167,7 +13386,7 @@
       <w:pPr>
         <w:pStyle w:val="Ttulo3"/>
       </w:pPr>
-      <w:bookmarkStart w:id="43" w:name="_Toc241740598"/>
+      <w:bookmarkStart w:id="43" w:name="_Toc241755026"/>
       <w:r>
         <w:t>RF28 – Listar Prestadores (Admin)</w:t>
       </w:r>
@@ -13187,7 +13406,7 @@
       <w:pPr>
         <w:pStyle w:val="Ttulo3"/>
       </w:pPr>
-      <w:bookmarkStart w:id="44" w:name="_Toc241740599"/>
+      <w:bookmarkStart w:id="44" w:name="_Toc241755027"/>
       <w:r>
         <w:t>RF29 – Gerar Credenciais do Cliente</w:t>
       </w:r>
@@ -13210,7 +13429,7 @@
       <w:pPr>
         <w:pStyle w:val="Ttulo3"/>
       </w:pPr>
-      <w:bookmarkStart w:id="45" w:name="_Toc241740600"/>
+      <w:bookmarkStart w:id="45" w:name="_Toc241755028"/>
       <w:r>
         <w:t>RF30 – Realizar Login do Cliente</w:t>
       </w:r>
@@ -13233,7 +13452,7 @@
       <w:pPr>
         <w:pStyle w:val="Ttulo3"/>
       </w:pPr>
-      <w:bookmarkStart w:id="46" w:name="_Toc241740601"/>
+      <w:bookmarkStart w:id="46" w:name="_Toc241755029"/>
       <w:r>
         <w:t>RF31 – Trocar Senha no Primeiro Acesso</w:t>
       </w:r>
@@ -13256,7 +13475,7 @@
       <w:pPr>
         <w:pStyle w:val="Ttulo3"/>
       </w:pPr>
-      <w:bookmarkStart w:id="47" w:name="_Toc241740602"/>
+      <w:bookmarkStart w:id="47" w:name="_Toc241755030"/>
       <w:r>
         <w:t>RF32 – Definir E-mail Secundário do Cliente</w:t>
       </w:r>
@@ -13279,7 +13498,7 @@
       <w:pPr>
         <w:pStyle w:val="Ttulo3"/>
       </w:pPr>
-      <w:bookmarkStart w:id="48" w:name="_Toc241740603"/>
+      <w:bookmarkStart w:id="48" w:name="_Toc241755031"/>
       <w:r>
         <w:t>RF33 – Recuperar Senha do Cliente</w:t>
       </w:r>
@@ -13302,7 +13521,7 @@
       <w:pPr>
         <w:pStyle w:val="Ttulo3"/>
       </w:pPr>
-      <w:bookmarkStart w:id="49" w:name="_Toc241740604"/>
+      <w:bookmarkStart w:id="49" w:name="_Toc241755032"/>
       <w:r>
         <w:t>RF34 – Exibir Perfil do Cliente</w:t>
       </w:r>
@@ -13325,7 +13544,7 @@
       <w:pPr>
         <w:pStyle w:val="Ttulo3"/>
       </w:pPr>
-      <w:bookmarkStart w:id="50" w:name="_Toc241740605"/>
+      <w:bookmarkStart w:id="50" w:name="_Toc241755033"/>
       <w:r>
         <w:t>RF35 – Fazer Upload de Fotos de Serviço</w:t>
       </w:r>
@@ -13348,7 +13567,7 @@
       <w:pPr>
         <w:pStyle w:val="Ttulo3"/>
       </w:pPr>
-      <w:bookmarkStart w:id="51" w:name="_Toc241740606"/>
+      <w:bookmarkStart w:id="51" w:name="_Toc241755034"/>
       <w:r>
         <w:t>RF36 – Excluir Foto</w:t>
       </w:r>
@@ -13371,7 +13590,7 @@
       <w:pPr>
         <w:pStyle w:val="Ttulo3"/>
       </w:pPr>
-      <w:bookmarkStart w:id="52" w:name="_Toc241740607"/>
+      <w:bookmarkStart w:id="52" w:name="_Toc241755035"/>
       <w:r>
         <w:t>RF37 – Exibir Portfólio Público</w:t>
       </w:r>
@@ -13394,7 +13613,7 @@
       <w:pPr>
         <w:pStyle w:val="Ttulo3"/>
       </w:pPr>
-      <w:bookmarkStart w:id="53" w:name="_Toc241740608"/>
+      <w:bookmarkStart w:id="53" w:name="_Toc241755036"/>
       <w:r>
         <w:t>RF38 – Exibir Métricas de Serviço para o Cliente</w:t>
       </w:r>
@@ -13417,7 +13636,7 @@
       <w:pPr>
         <w:pStyle w:val="Ttulo3"/>
       </w:pPr>
-      <w:bookmarkStart w:id="54" w:name="_Toc241740609"/>
+      <w:bookmarkStart w:id="54" w:name="_Toc241755037"/>
       <w:r>
         <w:t>RF39 – Exibir Métricas de Serviço para o Prestador</w:t>
       </w:r>
@@ -13444,7 +13663,7 @@
       <w:pPr>
         <w:pStyle w:val="Ttulo3"/>
       </w:pPr>
-      <w:bookmarkStart w:id="55" w:name="_Toc241740610"/>
+      <w:bookmarkStart w:id="55" w:name="_Toc241755038"/>
       <w:r>
         <w:t>RF40 – Monitorar Presença por Geocodificação</w:t>
       </w:r>
@@ -13452,7 +13671,15 @@
     </w:p>
     <w:p>
       <w:r>
-        <w:t>Permitir converter o endereço do agendamento em latitude/longitude e monitorar a presença do prestador por geofencing. O prestador define um raio de 50m, 100m, 200m ou 500m, e o aplicativo envia a localização a cada 30 segundos.</w:t>
+        <w:t xml:space="preserve">Permitir converter o endereço do agendamento em latitude/longitude e monitorar a presença do prestador por </w:t>
+      </w:r>
+      <w:proofErr w:type="spellStart"/>
+      <w:r>
+        <w:t>geofencing</w:t>
+      </w:r>
+      <w:proofErr w:type="spellEnd"/>
+      <w:r>
+        <w:t>. O prestador define um raio de 50m, 100m, 200m ou 500m, e o aplicativo envia a localização a cada 30 segundos.</w:t>
       </w:r>
     </w:p>
     <w:p>
@@ -13490,7 +13717,7 @@
       <w:pPr>
         <w:pStyle w:val="Ttulo3"/>
       </w:pPr>
-      <w:bookmarkStart w:id="56" w:name="_Toc241740611"/>
+      <w:bookmarkStart w:id="56" w:name="_Toc241755039"/>
       <w:r>
         <w:t>RF41 – Definir Visibilidade do Telefone</w:t>
       </w:r>
@@ -13513,7 +13740,7 @@
       <w:pPr>
         <w:pStyle w:val="Ttulo3"/>
       </w:pPr>
-      <w:bookmarkStart w:id="57" w:name="_Toc241740612"/>
+      <w:bookmarkStart w:id="57" w:name="_Toc241755040"/>
       <w:r>
         <w:t>RF42 – Autorizar Foto no Portfólio</w:t>
       </w:r>
@@ -13529,7 +13756,7 @@
       <w:pPr>
         <w:pStyle w:val="Ttulo3"/>
       </w:pPr>
-      <w:bookmarkStart w:id="58" w:name="_Toc241740613"/>
+      <w:bookmarkStart w:id="58" w:name="_Toc241755041"/>
       <w:r>
         <w:t>RF43 – Definir Visibilidade da Cidade</w:t>
       </w:r>
@@ -13545,7 +13772,7 @@
       <w:pPr>
         <w:pStyle w:val="Ttulo3"/>
       </w:pPr>
-      <w:bookmarkStart w:id="59" w:name="_Toc241740614"/>
+      <w:bookmarkStart w:id="59" w:name="_Toc241755042"/>
       <w:r>
         <w:t>RF44 – Exibir Planos Disponíveis</w:t>
       </w:r>
@@ -13578,7 +13805,7 @@
       <w:pPr>
         <w:pStyle w:val="Ttulo3"/>
       </w:pPr>
-      <w:bookmarkStart w:id="60" w:name="_Toc241740615"/>
+      <w:bookmarkStart w:id="60" w:name="_Toc241755043"/>
       <w:r>
         <w:lastRenderedPageBreak/>
         <w:t>RF45 – Assinar Plano</w:t>
@@ -13590,7 +13817,15 @@
     </w:p>
     <w:p>
       <w:r>
-        <w:t xml:space="preserve"> Permitir que o prestador escolha e solicite a assinatura de um dos planos disponíveis: Básico (R$ 9,90), Profissional (R$ 19,90) ou Full (R$ 29,90), ficando a ativação sujeita à aprovação do administrador.</w:t>
+        <w:t xml:space="preserve"> Permitir que o prestador escolha e solicite a assinatura de um dos planos disponíveis: Básico (R$ 9,90), Profissional (R$ 19,90) </w:t>
+      </w:r>
+      <w:proofErr w:type="gramStart"/>
+      <w:r>
+        <w:t>ou Full</w:t>
+      </w:r>
+      <w:proofErr w:type="gramEnd"/>
+      <w:r>
+        <w:t xml:space="preserve"> (R$ 29,90), ficando a ativação sujeita à aprovação do administrador.</w:t>
       </w:r>
     </w:p>
     <w:p/>
@@ -13598,7 +13833,7 @@
       <w:pPr>
         <w:pStyle w:val="Ttulo3"/>
       </w:pPr>
-      <w:bookmarkStart w:id="61" w:name="_Toc241740616"/>
+      <w:bookmarkStart w:id="61" w:name="_Toc241755044"/>
       <w:r>
         <w:t>RF46 – Alterar Plano</w:t>
       </w:r>
@@ -13609,7 +13844,15 @@
     </w:p>
     <w:p>
       <w:r>
-        <w:t xml:space="preserve"> Permitir que o prestador solicite upgrade ou downgrade do plano contratado, ficando a alteração sujeita à aprovação do administrador.</w:t>
+        <w:t xml:space="preserve"> Permitir que o prestador solicite upgrade ou </w:t>
+      </w:r>
+      <w:proofErr w:type="spellStart"/>
+      <w:r>
+        <w:t>downgrade</w:t>
+      </w:r>
+      <w:proofErr w:type="spellEnd"/>
+      <w:r>
+        <w:t xml:space="preserve"> do plano contratado, ficando a alteração sujeita à aprovação do administrador.</w:t>
       </w:r>
     </w:p>
     <w:p/>
@@ -13617,7 +13860,7 @@
       <w:pPr>
         <w:pStyle w:val="Ttulo3"/>
       </w:pPr>
-      <w:bookmarkStart w:id="62" w:name="_Toc241740617"/>
+      <w:bookmarkStart w:id="62" w:name="_Toc241755045"/>
       <w:r>
         <w:t>RF47 – Cancelar Assinatura</w:t>
       </w:r>
@@ -13636,7 +13879,7 @@
       <w:pPr>
         <w:pStyle w:val="Ttulo3"/>
       </w:pPr>
-      <w:bookmarkStart w:id="63" w:name="_Toc241740618"/>
+      <w:bookmarkStart w:id="63" w:name="_Toc241755046"/>
       <w:r>
         <w:t>RF4</w:t>
       </w:r>
@@ -13650,7 +13893,23 @@
     </w:p>
     <w:p>
       <w:r>
-        <w:t xml:space="preserve"> Liberar ou bloquear automaticamente as funcionalidades conforme o plano aprovado do prestador: Básico (agendamentos, agenda, clientes, histórico, tipos de serviço e perfil), Profissional (tudo do Básico, além de financeiro e métricas do prestador) e Full (tudo do Profissional, além de portfólio público, fotos, área e métricas do cliente e geofencing).</w:t>
+        <w:t xml:space="preserve"> Liberar ou bloquear automaticamente as funcionalidades conforme o plano aprovado do prestador: Básico (agendamentos, agenda, clientes, histórico, tipos de serviço e perfil), Profissional (tudo do Básico, além de financeiro e métricas do prestador) </w:t>
+      </w:r>
+      <w:proofErr w:type="gramStart"/>
+      <w:r>
+        <w:t>e Full</w:t>
+      </w:r>
+      <w:proofErr w:type="gramEnd"/>
+      <w:r>
+        <w:t xml:space="preserve"> (tudo do Profissional, além de portfólio público, fotos, área e métricas do cliente e </w:t>
+      </w:r>
+      <w:proofErr w:type="spellStart"/>
+      <w:r>
+        <w:t>geofencing</w:t>
+      </w:r>
+      <w:proofErr w:type="spellEnd"/>
+      <w:r>
+        <w:t>).</w:t>
       </w:r>
     </w:p>
     <w:p/>
@@ -13658,7 +13917,7 @@
       <w:pPr>
         <w:pStyle w:val="Ttulo3"/>
       </w:pPr>
-      <w:bookmarkStart w:id="64" w:name="_Toc241740619"/>
+      <w:bookmarkStart w:id="64" w:name="_Toc241755047"/>
       <w:r>
         <w:t>RF49 – Gerenciar Período de Teste Gratuito</w:t>
       </w:r>
@@ -13678,7 +13937,7 @@
         <w:pStyle w:val="Ttulo3"/>
       </w:pPr>
       <w:bookmarkStart w:id="65" w:name="_Toc241739043"/>
-      <w:bookmarkStart w:id="66" w:name="_Toc241740620"/>
+      <w:bookmarkStart w:id="66" w:name="_Toc241755048"/>
       <w:r>
         <w:t>RF50 – Aprovar ou Recusar Assinatura de Plano</w:t>
       </w:r>
@@ -13696,7 +13955,7 @@
         <w:pStyle w:val="Ttulo3"/>
       </w:pPr>
       <w:bookmarkStart w:id="67" w:name="_Toc241739044"/>
-      <w:bookmarkStart w:id="68" w:name="_Toc241740621"/>
+      <w:bookmarkStart w:id="68" w:name="_Toc241755049"/>
       <w:r>
         <w:t xml:space="preserve">RF51 – </w:t>
       </w:r>
@@ -13727,7 +13986,7 @@
         <w:pStyle w:val="Ttulo3"/>
       </w:pPr>
       <w:bookmarkStart w:id="69" w:name="_Toc241739045"/>
-      <w:bookmarkStart w:id="70" w:name="_Toc241740622"/>
+      <w:bookmarkStart w:id="70" w:name="_Toc241755050"/>
       <w:r>
         <w:t xml:space="preserve">RF52 – </w:t>
       </w:r>
@@ -13753,7 +14012,7 @@
         <w:pStyle w:val="Ttulo3"/>
       </w:pPr>
       <w:bookmarkStart w:id="71" w:name="_Toc241739046"/>
-      <w:bookmarkStart w:id="72" w:name="_Toc241740623"/>
+      <w:bookmarkStart w:id="72" w:name="_Toc241755051"/>
       <w:r>
         <w:t xml:space="preserve">RF53 – </w:t>
       </w:r>
@@ -13777,7 +14036,7 @@
         <w:pStyle w:val="Ttulo3"/>
       </w:pPr>
       <w:bookmarkStart w:id="73" w:name="_Toc241739047"/>
-      <w:bookmarkStart w:id="74" w:name="_Toc241740624"/>
+      <w:bookmarkStart w:id="74" w:name="_Toc241755052"/>
       <w:r>
         <w:t xml:space="preserve">RF54 – </w:t>
       </w:r>
@@ -13801,7 +14060,7 @@
         <w:pStyle w:val="Ttulo3"/>
       </w:pPr>
       <w:bookmarkStart w:id="75" w:name="_Toc241739048"/>
-      <w:bookmarkStart w:id="76" w:name="_Toc241740625"/>
+      <w:bookmarkStart w:id="76" w:name="_Toc241755053"/>
       <w:r>
         <w:t xml:space="preserve">RF55 – </w:t>
       </w:r>
@@ -13816,7 +14075,15 @@
         <w:t xml:space="preserve"> </w:t>
       </w:r>
       <w:r>
-        <w:t>Permitir que o usuário ative ou desative a coleta de localização por meio da área Meu Perfil. A localização somente deve ser coletada mediante o consentimento do usuário, exclusivamente para utilização do geofencing do plano Full e enquanto o recurso estiver ativo. Ao desativar a opção, a coleta deve ser interrompida imediatamente.</w:t>
+        <w:t xml:space="preserve">Permitir que o usuário ative ou desative a coleta de localização por meio da área Meu Perfil. A localização somente deve ser coletada mediante o consentimento do usuário, exclusivamente para utilização do </w:t>
+      </w:r>
+      <w:proofErr w:type="spellStart"/>
+      <w:r>
+        <w:t>geofencing</w:t>
+      </w:r>
+      <w:proofErr w:type="spellEnd"/>
+      <w:r>
+        <w:t xml:space="preserve"> do plano Full e enquanto o recurso estiver ativo. Ao desativar a opção, a coleta deve ser interrompida imediatamente.</w:t>
       </w:r>
     </w:p>
     <w:p/>
@@ -13825,7 +14092,7 @@
         <w:pStyle w:val="Ttulo3"/>
       </w:pPr>
       <w:bookmarkStart w:id="77" w:name="_Toc241739049"/>
-      <w:bookmarkStart w:id="78" w:name="_Toc241740626"/>
+      <w:bookmarkStart w:id="78" w:name="_Toc241755054"/>
       <w:r>
         <w:t xml:space="preserve">RF56 – </w:t>
       </w:r>
@@ -13861,7 +14128,7 @@
       <w:pPr>
         <w:pStyle w:val="Ttulo3"/>
       </w:pPr>
-      <w:bookmarkStart w:id="79" w:name="_Toc241740627"/>
+      <w:bookmarkStart w:id="79" w:name="_Toc241755055"/>
       <w:r>
         <w:lastRenderedPageBreak/>
         <w:t xml:space="preserve">RF57 – </w:t>
@@ -13884,7 +14151,7 @@
       <w:pPr>
         <w:pStyle w:val="Ttulo3"/>
       </w:pPr>
-      <w:bookmarkStart w:id="80" w:name="_Toc241740628"/>
+      <w:bookmarkStart w:id="80" w:name="_Toc241755056"/>
       <w:r>
         <w:t xml:space="preserve">RF58 – </w:t>
       </w:r>
@@ -13902,6 +14169,34 @@
       </w:r>
       <w:r>
         <w:t>Permitir que o cliente encerre sua conta por meio da área “Meu Perfil” do portal web. Antes da confirmação, o sistema deve informar que o encerramento da conta é permanente e que os dados associados à conta serão removidos. Após a confirmação, a conta deve ser encerrada e o cliente deve ser desconectado do portal.</w:t>
+      </w:r>
+    </w:p>
+    <w:p/>
+    <w:p>
+      <w:pPr>
+        <w:pStyle w:val="Ttulo3"/>
+      </w:pPr>
+      <w:bookmarkStart w:id="81" w:name="_Toc241755057"/>
+      <w:r>
+        <w:t>RF5</w:t>
+      </w:r>
+      <w:r>
+        <w:t>9</w:t>
+      </w:r>
+      <w:r>
+        <w:t xml:space="preserve"> – </w:t>
+      </w:r>
+      <w:r>
+        <w:t>Encerrar Conta por Solicitação ao Administrador</w:t>
+      </w:r>
+      <w:bookmarkEnd w:id="81"/>
+    </w:p>
+    <w:p>
+      <w:r>
+        <w:t xml:space="preserve"> </w:t>
+      </w:r>
+      <w:r>
+        <w:t>Permitir que o usuário solicite o encerramento de sua conta por meio do e-mail de suporte do sistema. Após receber e verificar a solicitação, o administrador poderá realizar o encerramento da conta, removendo os dados associados conforme as regras de privacidade e proteção de dados.</w:t>
       </w:r>
     </w:p>
     <w:p/>
@@ -13919,223 +14214,6 @@
     </w:p>
     <w:p>
       <w:pPr>
-        <w:pStyle w:val="Ttulo2"/>
-      </w:pPr>
-      <w:bookmarkStart w:id="81" w:name="_Toc241740629"/>
-      <w:r>
-        <w:t>Requisitos Não Funcionais</w:t>
-      </w:r>
-      <w:bookmarkEnd w:id="81"/>
-    </w:p>
-    <w:p>
-      <w:r>
-        <w:t>Os requisitos não funcionais referem-se às características e restrições do sistema que não estão diretamente relacionadas às suas funcionalidades principais, mas que são essenciais para garantir sua qualidade, desempenho e usabilidade. Eles abordam aspectos como segurança, desempenho, usabilidade, compatibilidade, confiabilidade e manutenibilidade do sistema, fornecendo diretrizes cruciais para o desenvolvimento e avaliação do software. Esses requisitos são fundamentais para assegurar que o sistema atenda aos padrões esperados de qualidade e satisfaça as necessidades dos usuários de forma abrangente.</w:t>
-      </w:r>
-    </w:p>
-    <w:p>
-      <w:pPr>
-        <w:rPr>
-          <w:b/>
-          <w:bCs/>
-        </w:rPr>
-      </w:pPr>
-      <w:bookmarkStart w:id="82" w:name="_Toc165310867"/>
-    </w:p>
-    <w:p>
-      <w:pPr>
-        <w:rPr>
-          <w:b/>
-          <w:bCs/>
-        </w:rPr>
-      </w:pPr>
-      <w:r>
-        <w:rPr>
-          <w:b/>
-          <w:bCs/>
-        </w:rPr>
-        <w:t>RNF 1 - Desempenho:</w:t>
-      </w:r>
-      <w:bookmarkEnd w:id="82"/>
-    </w:p>
-    <w:p>
-      <w:pPr>
-        <w:rPr>
-          <w:rFonts w:cs="Arial"/>
-          <w:szCs w:val="24"/>
-        </w:rPr>
-      </w:pPr>
-      <w:r>
-        <w:rPr>
-          <w:rFonts w:cs="Arial"/>
-          <w:szCs w:val="24"/>
-        </w:rPr>
-        <w:t>A aplicação deve ter carregamento rápido, mesmo em conexões de internet mais lentas, para garantir uma boa experiência de usuário.</w:t>
-      </w:r>
-    </w:p>
-    <w:p>
-      <w:pPr>
-        <w:rPr>
-          <w:rFonts w:cs="Arial"/>
-          <w:szCs w:val="24"/>
-        </w:rPr>
-      </w:pPr>
-    </w:p>
-    <w:p>
-      <w:pPr>
-        <w:rPr>
-          <w:b/>
-          <w:bCs/>
-        </w:rPr>
-      </w:pPr>
-      <w:bookmarkStart w:id="83" w:name="_Toc165310869"/>
-      <w:r>
-        <w:rPr>
-          <w:b/>
-          <w:bCs/>
-        </w:rPr>
-        <w:t>RNF 2 - Usabilidade:</w:t>
-      </w:r>
-      <w:bookmarkEnd w:id="83"/>
-    </w:p>
-    <w:p>
-      <w:pPr>
-        <w:rPr>
-          <w:rFonts w:cs="Arial"/>
-          <w:szCs w:val="24"/>
-        </w:rPr>
-      </w:pPr>
-      <w:r>
-        <w:rPr>
-          <w:rFonts w:cs="Arial"/>
-          <w:szCs w:val="24"/>
-        </w:rPr>
-        <w:t>A interface da aplicação deve ser intuitiva e fácil de usar, com navegação clara e design responsivo, para que os usuários possam encontrar facilmente artistas e eventos de interesse.</w:t>
-      </w:r>
-    </w:p>
-    <w:p>
-      <w:pPr>
-        <w:ind w:firstLine="0"/>
-        <w:rPr>
-          <w:rFonts w:cs="Arial"/>
-          <w:szCs w:val="24"/>
-        </w:rPr>
-      </w:pPr>
-    </w:p>
-    <w:p>
-      <w:pPr>
-        <w:rPr>
-          <w:b/>
-          <w:bCs/>
-        </w:rPr>
-      </w:pPr>
-      <w:bookmarkStart w:id="84" w:name="_Toc165310874"/>
-      <w:r>
-        <w:rPr>
-          <w:b/>
-          <w:bCs/>
-        </w:rPr>
-        <w:t>RNF 3 - Manutenibilidade:</w:t>
-      </w:r>
-      <w:bookmarkEnd w:id="84"/>
-    </w:p>
-    <w:p>
-      <w:pPr>
-        <w:rPr>
-          <w:rFonts w:cs="Arial"/>
-          <w:szCs w:val="24"/>
-        </w:rPr>
-      </w:pPr>
-      <w:r>
-        <w:rPr>
-          <w:rFonts w:cs="Arial"/>
-          <w:szCs w:val="24"/>
-        </w:rPr>
-        <w:t>O código-fonte da aplicação deve ser bem documentado, seguindo padrões de codificação e boas práticas de desenvolvimento, para facilitar a manutenção e futuras atualizações do sistema.</w:t>
-      </w:r>
-    </w:p>
-    <w:p>
-      <w:pPr>
-        <w:rPr>
-          <w:rFonts w:cs="Arial"/>
-          <w:szCs w:val="24"/>
-        </w:rPr>
-      </w:pPr>
-    </w:p>
-    <w:p>
-      <w:pPr>
-        <w:rPr>
-          <w:b/>
-          <w:bCs/>
-        </w:rPr>
-      </w:pPr>
-      <w:r>
-        <w:rPr>
-          <w:b/>
-          <w:bCs/>
-        </w:rPr>
-        <w:t>RNF 4</w:t>
-      </w:r>
-      <w:r>
-        <w:rPr>
-          <w:b/>
-          <w:bCs/>
-        </w:rPr>
-        <w:t xml:space="preserve"> -</w:t>
-      </w:r>
-      <w:r>
-        <w:rPr>
-          <w:b/>
-          <w:bCs/>
-        </w:rPr>
-        <w:t xml:space="preserve"> </w:t>
-      </w:r>
-      <w:r>
-        <w:rPr>
-          <w:b/>
-          <w:bCs/>
-        </w:rPr>
-        <w:t>Privacidade e Proteção de Dados</w:t>
-      </w:r>
-      <w:r>
-        <w:rPr>
-          <w:b/>
-          <w:bCs/>
-        </w:rPr>
-        <w:t>:</w:t>
-      </w:r>
-    </w:p>
-    <w:p>
-      <w:pPr>
-        <w:rPr>
-          <w:rFonts w:cs="Arial"/>
-          <w:szCs w:val="24"/>
-        </w:rPr>
-      </w:pPr>
-      <w:r>
-        <w:rPr>
-          <w:rFonts w:cs="Arial"/>
-          <w:szCs w:val="24"/>
-        </w:rPr>
-        <w:t>Garantir que os dados pessoais sejam tratados conforme a Política de Privacidade, não sendo vendidos ou alugados, permanecendo armazenados em serviços protegidos e com acesso restrito. A senha do usuário não deve ser armazenada ou exposta em texto puro, a localização somente deve ser coletada mediante consentimento e o usuário deve ter a possibilidade de solicitar a exclusão da conta e de seus dados</w:t>
-      </w:r>
-      <w:r>
-        <w:rPr>
-          <w:rFonts w:cs="Arial"/>
-          <w:szCs w:val="24"/>
-        </w:rPr>
-        <w:t>.</w:t>
-      </w:r>
-    </w:p>
-    <w:p>
-      <w:pPr>
-        <w:rPr>
-          <w:rFonts w:cs="Arial"/>
-          <w:szCs w:val="24"/>
-        </w:rPr>
-      </w:pPr>
-    </w:p>
-    <w:p>
-      <w:pPr>
         <w:widowControl/>
         <w:spacing w:line="240" w:lineRule="auto"/>
         <w:ind w:firstLine="0"/>
@@ -14152,17 +14230,249 @@
       <w:pPr>
         <w:pStyle w:val="Ttulo2"/>
       </w:pPr>
-      <w:bookmarkStart w:id="85" w:name="_Toc182927339"/>
-      <w:bookmarkStart w:id="86" w:name="_Toc326436659"/>
-      <w:bookmarkStart w:id="87" w:name="_Toc241740630"/>
+      <w:bookmarkStart w:id="82" w:name="_Toc241755058"/>
+      <w:r>
+        <w:lastRenderedPageBreak/>
+        <w:t>Requisitos Não Funcionais</w:t>
+      </w:r>
+      <w:bookmarkEnd w:id="82"/>
+    </w:p>
+    <w:p>
+      <w:r>
+        <w:t>Os requisitos não funcionais referem-se às características e restrições do sistema que não estão diretamente relacionadas às suas funcionalidades principais, mas que são essenciais para garantir sua qualidade, desempenho e usabilidade. Eles abordam aspectos como segurança, desempenho, usabilidade, compatibilidade, confiabilidade e manutenibilidade do sistema, fornecendo diretrizes cruciais para o desenvolvimento e avaliação do software. Esses requisitos são fundamentais para assegurar que o sistema atenda aos padrões esperados de qualidade e satisfaça as necessidades dos usuários de forma abrangente.</w:t>
+      </w:r>
+    </w:p>
+    <w:p>
+      <w:pPr>
+        <w:rPr>
+          <w:b/>
+          <w:bCs/>
+        </w:rPr>
+      </w:pPr>
+      <w:bookmarkStart w:id="83" w:name="_Toc165310867"/>
+    </w:p>
+    <w:p>
+      <w:pPr>
+        <w:rPr>
+          <w:b/>
+          <w:bCs/>
+        </w:rPr>
+      </w:pPr>
+      <w:r>
+        <w:rPr>
+          <w:b/>
+          <w:bCs/>
+        </w:rPr>
+        <w:t>RNF 1 - Desempenho:</w:t>
+      </w:r>
+      <w:bookmarkEnd w:id="83"/>
+    </w:p>
+    <w:p>
+      <w:pPr>
+        <w:rPr>
+          <w:rFonts w:cs="Arial"/>
+          <w:szCs w:val="24"/>
+        </w:rPr>
+      </w:pPr>
+      <w:r>
+        <w:rPr>
+          <w:rFonts w:cs="Arial"/>
+          <w:szCs w:val="24"/>
+        </w:rPr>
+        <w:t>A aplicação deve ter carregamento rápido, mesmo em conexões de internet mais lentas, para garantir uma boa experiência de usuário.</w:t>
+      </w:r>
+    </w:p>
+    <w:p>
+      <w:pPr>
+        <w:rPr>
+          <w:rFonts w:cs="Arial"/>
+          <w:szCs w:val="24"/>
+        </w:rPr>
+      </w:pPr>
+    </w:p>
+    <w:p>
+      <w:pPr>
+        <w:rPr>
+          <w:b/>
+          <w:bCs/>
+        </w:rPr>
+      </w:pPr>
+      <w:bookmarkStart w:id="84" w:name="_Toc165310869"/>
+      <w:r>
+        <w:rPr>
+          <w:b/>
+          <w:bCs/>
+        </w:rPr>
+        <w:t>RNF 2 - Usabilidade:</w:t>
+      </w:r>
+      <w:bookmarkEnd w:id="84"/>
+    </w:p>
+    <w:p>
+      <w:pPr>
+        <w:rPr>
+          <w:rFonts w:cs="Arial"/>
+          <w:szCs w:val="24"/>
+        </w:rPr>
+      </w:pPr>
+      <w:r>
+        <w:rPr>
+          <w:rFonts w:cs="Arial"/>
+          <w:szCs w:val="24"/>
+        </w:rPr>
+        <w:t>A interface da aplicação deve ser intuitiva e fácil de usar, com navegação clara e design responsivo, para que os usuários possam encontrar facilmente artistas e eventos de interesse.</w:t>
+      </w:r>
+    </w:p>
+    <w:p>
+      <w:pPr>
+        <w:ind w:firstLine="0"/>
+        <w:rPr>
+          <w:rFonts w:cs="Arial"/>
+          <w:szCs w:val="24"/>
+        </w:rPr>
+      </w:pPr>
+    </w:p>
+    <w:p>
+      <w:pPr>
+        <w:rPr>
+          <w:b/>
+          <w:bCs/>
+        </w:rPr>
+      </w:pPr>
+      <w:bookmarkStart w:id="85" w:name="_Toc165310874"/>
+      <w:r>
+        <w:rPr>
+          <w:b/>
+          <w:bCs/>
+        </w:rPr>
+        <w:t>RNF 3 - Manutenibilidade:</w:t>
+      </w:r>
+      <w:bookmarkEnd w:id="85"/>
+    </w:p>
+    <w:p>
+      <w:pPr>
+        <w:rPr>
+          <w:rFonts w:cs="Arial"/>
+          <w:szCs w:val="24"/>
+        </w:rPr>
+      </w:pPr>
+      <w:r>
+        <w:rPr>
+          <w:rFonts w:cs="Arial"/>
+          <w:szCs w:val="24"/>
+        </w:rPr>
+        <w:t>O código-fonte da aplicação deve ser bem documentado, seguindo padrões de codificação e boas práticas de desenvolvimento, para facilitar a manutenção e futuras atualizações do sistema.</w:t>
+      </w:r>
+    </w:p>
+    <w:p>
+      <w:pPr>
+        <w:rPr>
+          <w:rFonts w:cs="Arial"/>
+          <w:szCs w:val="24"/>
+        </w:rPr>
+      </w:pPr>
+    </w:p>
+    <w:p>
+      <w:pPr>
+        <w:rPr>
+          <w:b/>
+          <w:bCs/>
+        </w:rPr>
+      </w:pPr>
+      <w:r>
+        <w:rPr>
+          <w:b/>
+          <w:bCs/>
+        </w:rPr>
+        <w:t>RNF 4</w:t>
+      </w:r>
+      <w:r>
+        <w:rPr>
+          <w:b/>
+          <w:bCs/>
+        </w:rPr>
+        <w:t xml:space="preserve"> -</w:t>
+      </w:r>
+      <w:r>
+        <w:rPr>
+          <w:b/>
+          <w:bCs/>
+        </w:rPr>
+        <w:t xml:space="preserve"> </w:t>
+      </w:r>
+      <w:r>
+        <w:rPr>
+          <w:b/>
+          <w:bCs/>
+        </w:rPr>
+        <w:t>Privacidade e Proteção de Dados</w:t>
+      </w:r>
+      <w:r>
+        <w:rPr>
+          <w:b/>
+          <w:bCs/>
+        </w:rPr>
+        <w:t>:</w:t>
+      </w:r>
+    </w:p>
+    <w:p>
+      <w:pPr>
+        <w:rPr>
+          <w:rFonts w:cs="Arial"/>
+          <w:szCs w:val="24"/>
+        </w:rPr>
+      </w:pPr>
+      <w:r>
+        <w:rPr>
+          <w:rFonts w:cs="Arial"/>
+          <w:szCs w:val="24"/>
+        </w:rPr>
+        <w:t>Garantir que os dados pessoais sejam tratados conforme a Política de Privacidade, não sendo vendidos ou alugados, permanecendo armazenados em serviços protegidos e com acesso restrito. A senha do usuário não deve ser armazenada ou exposta em texto puro, a localização somente deve ser coletada mediante consentimento e o usuário deve ter a possibilidade de solicitar a exclusão da conta e de seus dados</w:t>
+      </w:r>
+      <w:r>
+        <w:rPr>
+          <w:rFonts w:cs="Arial"/>
+          <w:szCs w:val="24"/>
+        </w:rPr>
+        <w:t>.</w:t>
+      </w:r>
+    </w:p>
+    <w:p>
+      <w:pPr>
+        <w:rPr>
+          <w:rFonts w:cs="Arial"/>
+          <w:szCs w:val="24"/>
+        </w:rPr>
+      </w:pPr>
+    </w:p>
+    <w:p>
+      <w:pPr>
+        <w:widowControl/>
+        <w:spacing w:line="240" w:lineRule="auto"/>
+        <w:ind w:firstLine="0"/>
+        <w:jc w:val="left"/>
+        <w:rPr>
+          <w:caps/>
+        </w:rPr>
+      </w:pPr>
+      <w:r>
+        <w:br w:type="page"/>
+      </w:r>
+    </w:p>
+    <w:p>
+      <w:pPr>
+        <w:pStyle w:val="Ttulo2"/>
+      </w:pPr>
+      <w:bookmarkStart w:id="86" w:name="_Toc182927339"/>
+      <w:bookmarkStart w:id="87" w:name="_Toc326436659"/>
+      <w:bookmarkStart w:id="88" w:name="_Toc241755059"/>
       <w:r>
         <w:lastRenderedPageBreak/>
         <w:t>Diagrama de Caso de Uso</w:t>
       </w:r>
-      <w:bookmarkStart w:id="88" w:name="_Toc165310878"/>
-      <w:bookmarkEnd w:id="85"/>
+      <w:bookmarkStart w:id="89" w:name="_Toc165310878"/>
       <w:bookmarkEnd w:id="86"/>
       <w:bookmarkEnd w:id="87"/>
+      <w:bookmarkEnd w:id="88"/>
     </w:p>
     <w:p>
       <w:pPr>
@@ -14179,28 +14489,28 @@
       <w:pPr>
         <w:pStyle w:val="Figura"/>
       </w:pPr>
-      <w:bookmarkStart w:id="89" w:name="_Toc213310059"/>
-      <w:bookmarkStart w:id="90" w:name="_Toc213310387"/>
-      <w:bookmarkStart w:id="91" w:name="_Toc213310469"/>
-      <w:bookmarkStart w:id="92" w:name="_Toc213310537"/>
-      <w:bookmarkStart w:id="93" w:name="_Toc213310591"/>
-      <w:bookmarkStart w:id="94" w:name="_Toc213310869"/>
-      <w:bookmarkStart w:id="95" w:name="_Toc213310978"/>
-      <w:bookmarkStart w:id="96" w:name="_Toc213311049"/>
-      <w:bookmarkStart w:id="97" w:name="_Toc213311197"/>
-      <w:bookmarkStart w:id="98" w:name="_Toc213311255"/>
-      <w:bookmarkStart w:id="99" w:name="_Toc213311335"/>
-      <w:bookmarkStart w:id="100" w:name="_Toc213311374"/>
-      <w:bookmarkStart w:id="101" w:name="_Toc213311439"/>
-      <w:bookmarkStart w:id="102" w:name="_Toc213311518"/>
-      <w:bookmarkStart w:id="103" w:name="_Toc213311561"/>
-      <w:bookmarkStart w:id="104" w:name="_Toc213311620"/>
-      <w:bookmarkStart w:id="105" w:name="_Toc213311843"/>
-      <w:bookmarkStart w:id="106" w:name="_Toc213311922"/>
-      <w:bookmarkStart w:id="107" w:name="_Toc213647691"/>
-      <w:bookmarkStart w:id="108" w:name="_Toc213665795"/>
-      <w:bookmarkStart w:id="109" w:name="_Toc213665834"/>
-      <w:bookmarkStart w:id="110" w:name="_Toc241740656"/>
+      <w:bookmarkStart w:id="90" w:name="_Toc213310059"/>
+      <w:bookmarkStart w:id="91" w:name="_Toc213310387"/>
+      <w:bookmarkStart w:id="92" w:name="_Toc213310469"/>
+      <w:bookmarkStart w:id="93" w:name="_Toc213310537"/>
+      <w:bookmarkStart w:id="94" w:name="_Toc213310591"/>
+      <w:bookmarkStart w:id="95" w:name="_Toc213310869"/>
+      <w:bookmarkStart w:id="96" w:name="_Toc213310978"/>
+      <w:bookmarkStart w:id="97" w:name="_Toc213311049"/>
+      <w:bookmarkStart w:id="98" w:name="_Toc213311197"/>
+      <w:bookmarkStart w:id="99" w:name="_Toc213311255"/>
+      <w:bookmarkStart w:id="100" w:name="_Toc213311335"/>
+      <w:bookmarkStart w:id="101" w:name="_Toc213311374"/>
+      <w:bookmarkStart w:id="102" w:name="_Toc213311439"/>
+      <w:bookmarkStart w:id="103" w:name="_Toc213311518"/>
+      <w:bookmarkStart w:id="104" w:name="_Toc213311561"/>
+      <w:bookmarkStart w:id="105" w:name="_Toc213311620"/>
+      <w:bookmarkStart w:id="106" w:name="_Toc213311843"/>
+      <w:bookmarkStart w:id="107" w:name="_Toc213311922"/>
+      <w:bookmarkStart w:id="108" w:name="_Toc213647691"/>
+      <w:bookmarkStart w:id="109" w:name="_Toc213665795"/>
+      <w:bookmarkStart w:id="110" w:name="_Toc213665834"/>
+      <w:bookmarkStart w:id="111" w:name="_Toc241755085"/>
       <w:r>
         <w:t xml:space="preserve">Figura </w:t>
       </w:r>
@@ -14225,7 +14535,6 @@
       <w:r>
         <w:t xml:space="preserve"> - Diagrama de Caso de Uso</w:t>
       </w:r>
-      <w:bookmarkEnd w:id="89"/>
       <w:bookmarkEnd w:id="90"/>
       <w:bookmarkEnd w:id="91"/>
       <w:bookmarkEnd w:id="92"/>
@@ -14247,6 +14556,7 @@
       <w:bookmarkEnd w:id="108"/>
       <w:bookmarkEnd w:id="109"/>
       <w:bookmarkEnd w:id="110"/>
+      <w:bookmarkEnd w:id="111"/>
     </w:p>
     <w:p>
       <w:pPr>
@@ -14258,7 +14568,7 @@
           <w:noProof/>
         </w:rPr>
         <w:drawing>
-          <wp:inline distT="0" distB="0" distL="0" distR="0" wp14:anchorId="703A1FEA" wp14:editId="43E6EEC5">
+          <wp:inline distT="0" distB="0" distL="0" distR="0" wp14:anchorId="703A1FEA" wp14:editId="3559EB4D">
             <wp:extent cx="5567947" cy="4533900"/>
             <wp:effectExtent l="0" t="0" r="0" b="0"/>
             <wp:docPr id="953221992" name="drawing"/>
@@ -14327,16 +14637,16 @@
       <w:pPr>
         <w:pStyle w:val="Ttulo2"/>
       </w:pPr>
-      <w:bookmarkStart w:id="111" w:name="_Toc489932645"/>
-      <w:bookmarkStart w:id="112" w:name="_Toc241740631"/>
+      <w:bookmarkStart w:id="112" w:name="_Toc489932645"/>
+      <w:bookmarkStart w:id="113" w:name="_Toc241755060"/>
       <w:r>
         <w:t>Diagrama de Classe</w:t>
       </w:r>
-      <w:bookmarkEnd w:id="111"/>
+      <w:bookmarkEnd w:id="112"/>
       <w:r>
         <w:t>s</w:t>
       </w:r>
-      <w:bookmarkEnd w:id="112"/>
+      <w:bookmarkEnd w:id="113"/>
     </w:p>
     <w:p/>
     <w:p>
@@ -14352,31 +14662,63 @@
           <w:rFonts w:eastAsia="Arial" w:cs="Arial"/>
           <w:szCs w:val="24"/>
         </w:rPr>
-        <w:t>O MongoDB não utiliza um Diagrama de Classe, pois é um banco de dados não relacional orientado a documentos. Em vez de organizar os dados em tabelas com relações rígidas, o MongoDB armazena informações em coleções de documentos no formato JSON (ou BSON), permitindo maior flexibilidade na modelagem dos dados.</w:t>
-      </w:r>
-    </w:p>
-    <w:p>
-      <w:pPr>
-        <w:ind w:firstLine="708"/>
+        <w:t xml:space="preserve">O </w:t>
+      </w:r>
+      <w:proofErr w:type="spellStart"/>
+      <w:r>
         <w:rPr>
           <w:rFonts w:eastAsia="Arial" w:cs="Arial"/>
           <w:szCs w:val="24"/>
         </w:rPr>
+        <w:t>MongoDB</w:t>
+      </w:r>
+      <w:proofErr w:type="spellEnd"/>
+      <w:r>
+        <w:rPr>
+          <w:rFonts w:eastAsia="Arial" w:cs="Arial"/>
+          <w:szCs w:val="24"/>
+        </w:rPr>
+        <w:t xml:space="preserve"> não utiliza um Diagrama de Classe, pois é um banco de dados não relacional orientado a documentos. Em vez de organizar os dados em tabelas com relações rígidas, o </w:t>
+      </w:r>
+      <w:proofErr w:type="spellStart"/>
+      <w:r>
+        <w:rPr>
+          <w:rFonts w:eastAsia="Arial" w:cs="Arial"/>
+          <w:szCs w:val="24"/>
+        </w:rPr>
+        <w:t>MongoDB</w:t>
+      </w:r>
+      <w:proofErr w:type="spellEnd"/>
+      <w:r>
+        <w:rPr>
+          <w:rFonts w:eastAsia="Arial" w:cs="Arial"/>
+          <w:szCs w:val="24"/>
+        </w:rPr>
+        <w:t xml:space="preserve"> armazena informações em coleções de documentos no formato JSON (ou BSON), permitindo maior flexibilidade na modelagem dos dados.</w:t>
+      </w:r>
+    </w:p>
+    <w:p>
+      <w:pPr>
+        <w:ind w:firstLine="708"/>
+        <w:rPr>
+          <w:rFonts w:eastAsia="Arial" w:cs="Arial"/>
+          <w:szCs w:val="24"/>
+        </w:rPr>
       </w:pPr>
     </w:p>
     <w:p>
       <w:pPr>
         <w:pStyle w:val="Ttulo1"/>
       </w:pPr>
-      <w:bookmarkStart w:id="113" w:name="_Toc182927346"/>
-      <w:bookmarkStart w:id="114" w:name="_Toc1016310750"/>
-      <w:bookmarkStart w:id="115" w:name="_Toc241740632"/>
+      <w:bookmarkStart w:id="114" w:name="_Toc182927346"/>
+      <w:bookmarkStart w:id="115" w:name="_Toc1016310750"/>
+      <w:bookmarkStart w:id="116" w:name="_Toc241755061"/>
       <w:r>
         <w:t>Regras de negócio</w:t>
       </w:r>
-      <w:bookmarkEnd w:id="113"/>
       <w:bookmarkEnd w:id="114"/>
       <w:bookmarkEnd w:id="115"/>
+      <w:bookmarkEnd w:id="116"/>
     </w:p>
     <w:p>
       <w:r>
@@ -14384,7 +14726,15 @@
       </w:r>
       <w:r>
         <w:lastRenderedPageBreak/>
-        <w:t>Negócio Canvas, no qual permite que planejemos de forma concisa e visual os principais aspectos da aplicação web, como seu público-alvo, proposta de valor, canais de distribuição, fontes de receita e estrutura de custos. Ajudando a equipe a entender o mercado, definir uma estratégia clara e criar valor para os usuários e a comunidade local de forma eficiente. Na Figura 2 é apresentado o modelo de negócios canvas da aplicação.</w:t>
+        <w:t xml:space="preserve">Negócio Canvas, no qual permite que planejemos de forma concisa e visual os principais aspectos da aplicação web, como seu público-alvo, proposta de valor, canais de distribuição, fontes de receita e estrutura de custos. Ajudando a equipe a entender o mercado, definir uma estratégia clara e criar valor para os usuários e a comunidade local de forma eficiente. Na Figura 2 é apresentado o modelo de negócios </w:t>
+      </w:r>
+      <w:proofErr w:type="spellStart"/>
+      <w:r>
+        <w:t>canvas</w:t>
+      </w:r>
+      <w:proofErr w:type="spellEnd"/>
+      <w:r>
+        <w:t xml:space="preserve"> da aplicação.</w:t>
       </w:r>
     </w:p>
     <w:p>
@@ -14401,7 +14751,7 @@
       <w:pPr>
         <w:pStyle w:val="Figura"/>
       </w:pPr>
-      <w:bookmarkStart w:id="116" w:name="_Toc241740657"/>
+      <w:bookmarkStart w:id="117" w:name="_Toc241755086"/>
       <w:r>
         <w:rPr>
           <w:szCs w:val="24"/>
@@ -14442,7 +14792,7 @@
       <w:r>
         <w:t xml:space="preserve"> – Modelo de Negócio Canvas</w:t>
       </w:r>
-      <w:bookmarkEnd w:id="116"/>
+      <w:bookmarkEnd w:id="117"/>
     </w:p>
     <w:p>
       <w:pPr>
@@ -14512,16 +14862,16 @@
       <w:pPr>
         <w:pStyle w:val="Ttulo2"/>
       </w:pPr>
-      <w:bookmarkStart w:id="117" w:name="_Toc182927347"/>
-      <w:bookmarkStart w:id="118" w:name="_Toc1999012226"/>
-      <w:bookmarkStart w:id="119" w:name="_Toc165310879"/>
-      <w:bookmarkStart w:id="120" w:name="_Toc241740633"/>
+      <w:bookmarkStart w:id="118" w:name="_Toc182927347"/>
+      <w:bookmarkStart w:id="119" w:name="_Toc1999012226"/>
+      <w:bookmarkStart w:id="120" w:name="_Toc165310879"/>
+      <w:bookmarkStart w:id="121" w:name="_Toc241755062"/>
       <w:r>
         <w:t>O que será elaborado?</w:t>
       </w:r>
-      <w:bookmarkEnd w:id="117"/>
       <w:bookmarkEnd w:id="118"/>
-      <w:bookmarkEnd w:id="120"/>
+      <w:bookmarkEnd w:id="119"/>
+      <w:bookmarkEnd w:id="121"/>
     </w:p>
     <w:p>
       <w:pPr>
@@ -14530,7 +14880,7 @@
           <w:bCs/>
         </w:rPr>
       </w:pPr>
-      <w:bookmarkStart w:id="121" w:name="_Toc165310882"/>
+      <w:bookmarkStart w:id="122" w:name="_Toc165310882"/>
       <w:r>
         <w:rPr>
           <w:b/>
@@ -14538,7 +14888,7 @@
         </w:rPr>
         <w:t>Proposta de valor</w:t>
       </w:r>
-      <w:bookmarkEnd w:id="121"/>
+      <w:bookmarkEnd w:id="122"/>
     </w:p>
     <w:p>
       <w:r>
@@ -14546,7 +14896,23 @@
           <w:rFonts w:eastAsia="Arial" w:cs="Arial"/>
           <w:szCs w:val="24"/>
         </w:rPr>
-        <w:t>Um aplicativo mobile com interface intuitiva, que permite ao prestador de serviços utilizá-lo sem necessitar de muito aprendizado sobre a plataforma, substituindo o trabalho manual por um gerenciamento automático e simplificado de agenda, clientes, serviços e finanças. Também oferece comprovação de presença no local do atendimento por geofencing, portal web para o cliente acompanhar suas métricas e os serviços prestados a ele, e portfólio público para divulgar o trabalho do profissional.</w:t>
+        <w:t xml:space="preserve">Um aplicativo mobile com interface intuitiva, que permite ao prestador de serviços utilizá-lo sem necessitar de muito aprendizado sobre a plataforma, substituindo o trabalho manual por um gerenciamento automático e simplificado de agenda, clientes, serviços e finanças. Também oferece comprovação de presença no local do atendimento por </w:t>
+      </w:r>
+      <w:proofErr w:type="spellStart"/>
+      <w:r>
+        <w:rPr>
+          <w:rFonts w:eastAsia="Arial" w:cs="Arial"/>
+          <w:szCs w:val="24"/>
+        </w:rPr>
+        <w:t>geofencing</w:t>
+      </w:r>
+      <w:proofErr w:type="spellEnd"/>
+      <w:r>
+        <w:rPr>
+          <w:rFonts w:eastAsia="Arial" w:cs="Arial"/>
+          <w:szCs w:val="24"/>
+        </w:rPr>
+        <w:t>, portal web para o cliente acompanhar suas métricas e os serviços prestados a ele, e portfólio público para divulgar o trabalho do profissional.</w:t>
       </w:r>
     </w:p>
     <w:p/>
@@ -14555,15 +14921,15 @@
       <w:pPr>
         <w:pStyle w:val="Ttulo2"/>
       </w:pPr>
-      <w:bookmarkStart w:id="122" w:name="_Toc182927348"/>
-      <w:bookmarkStart w:id="123" w:name="_Toc1824459023"/>
-      <w:bookmarkStart w:id="124" w:name="_Toc241740634"/>
+      <w:bookmarkStart w:id="123" w:name="_Toc182927348"/>
+      <w:bookmarkStart w:id="124" w:name="_Toc1824459023"/>
+      <w:bookmarkStart w:id="125" w:name="_Toc241755063"/>
       <w:r>
         <w:t>Como será elaborado?</w:t>
       </w:r>
-      <w:bookmarkEnd w:id="122"/>
       <w:bookmarkEnd w:id="123"/>
       <w:bookmarkEnd w:id="124"/>
+      <w:bookmarkEnd w:id="125"/>
     </w:p>
     <w:p>
       <w:pPr>
@@ -14579,7 +14945,7 @@
         </w:rPr>
         <w:t>Parcerias principais</w:t>
       </w:r>
-      <w:bookmarkEnd w:id="119"/>
+      <w:bookmarkEnd w:id="120"/>
     </w:p>
     <w:p>
       <w:r>
@@ -14587,9 +14953,25 @@
           <w:rFonts w:eastAsia="Arial" w:cs="Arial"/>
           <w:szCs w:val="24"/>
         </w:rPr>
-        <w:t>FATEC Jahu (infraestrutura física e orientação técnica), trabalhadores autônomos (validação do aplicativo), empresa colaboradora Gabriel Serviços Gerais, provedores de mapas e geocodificação (monitoramento de presença por geofencing) e serviço de e-mail (envio de credenciais e recuperação de senha).</w:t>
-      </w:r>
-      <w:bookmarkStart w:id="125" w:name="_Toc165310880"/>
+        <w:t xml:space="preserve">FATEC Jahu (infraestrutura física e orientação técnica), trabalhadores autônomos (validação do aplicativo), empresa colaboradora Gabriel Serviços Gerais, provedores de mapas e geocodificação (monitoramento de presença por </w:t>
+      </w:r>
+      <w:proofErr w:type="spellStart"/>
+      <w:r>
+        <w:rPr>
+          <w:rFonts w:eastAsia="Arial" w:cs="Arial"/>
+          <w:szCs w:val="24"/>
+        </w:rPr>
+        <w:t>geofencing</w:t>
+      </w:r>
+      <w:proofErr w:type="spellEnd"/>
+      <w:r>
+        <w:rPr>
+          <w:rFonts w:eastAsia="Arial" w:cs="Arial"/>
+          <w:szCs w:val="24"/>
+        </w:rPr>
+        <w:t>) e serviço de e-mail (envio de credenciais e recuperação de senha).</w:t>
+      </w:r>
+      <w:bookmarkStart w:id="126" w:name="_Toc165310880"/>
     </w:p>
     <w:p>
       <w:pPr>
@@ -14608,7 +14990,7 @@
         </w:rPr>
         <w:t>Atividades principais</w:t>
       </w:r>
-      <w:bookmarkEnd w:id="125"/>
+      <w:bookmarkEnd w:id="126"/>
     </w:p>
     <w:p>
       <w:r>
@@ -14616,7 +14998,23 @@
           <w:rFonts w:eastAsia="Arial" w:cs="Arial"/>
           <w:szCs w:val="24"/>
         </w:rPr>
-        <w:t>No aplicativo mobile, o prestador gerencia agendamentos, serviços, clientes e histórico, registra entradas e saídas, calcula lucros, gera relatórios financeiros, gera o acesso do cliente e monitora presença por geofencing. Na plataforma web, o administrador modera fotos, mantém o portfólio público e administra usuários, acessos e logs, e o cliente consulta suas métricas e os serviços prestados a ele.</w:t>
+        <w:t xml:space="preserve">No aplicativo mobile, o prestador gerencia agendamentos, serviços, clientes e histórico, registra entradas e saídas, calcula lucros, gera relatórios financeiros, gera o acesso do cliente e monitora presença por </w:t>
+      </w:r>
+      <w:proofErr w:type="spellStart"/>
+      <w:r>
+        <w:rPr>
+          <w:rFonts w:eastAsia="Arial" w:cs="Arial"/>
+          <w:szCs w:val="24"/>
+        </w:rPr>
+        <w:t>geofencing</w:t>
+      </w:r>
+      <w:proofErr w:type="spellEnd"/>
+      <w:r>
+        <w:rPr>
+          <w:rFonts w:eastAsia="Arial" w:cs="Arial"/>
+          <w:szCs w:val="24"/>
+        </w:rPr>
+        <w:t>. Na plataforma web, o administrador modera fotos, mantém o portfólio público e administra usuários, acessos e logs, e o cliente consulta suas métricas e os serviços prestados a ele.</w:t>
       </w:r>
     </w:p>
     <w:p>
@@ -14626,7 +15024,7 @@
           <w:bCs/>
         </w:rPr>
       </w:pPr>
-      <w:bookmarkStart w:id="126" w:name="_Toc165310881"/>
+      <w:bookmarkStart w:id="127" w:name="_Toc165310881"/>
       <w:r>
         <w:rPr>
           <w:b/>
@@ -14634,7 +15032,7 @@
         </w:rPr>
         <w:t>Recursos principais</w:t>
       </w:r>
-      <w:bookmarkEnd w:id="126"/>
+      <w:bookmarkEnd w:id="127"/>
     </w:p>
     <w:p>
       <w:pPr>
@@ -14657,15 +15055,15 @@
       <w:pPr>
         <w:pStyle w:val="Ttulo2"/>
       </w:pPr>
-      <w:bookmarkStart w:id="127" w:name="_Toc182927349"/>
-      <w:bookmarkStart w:id="128" w:name="_Toc1308799086"/>
-      <w:bookmarkStart w:id="129" w:name="_Toc241740635"/>
+      <w:bookmarkStart w:id="128" w:name="_Toc182927349"/>
+      <w:bookmarkStart w:id="129" w:name="_Toc1308799086"/>
+      <w:bookmarkStart w:id="130" w:name="_Toc241755064"/>
       <w:r>
         <w:t>Para quem será elaborado?</w:t>
       </w:r>
-      <w:bookmarkEnd w:id="127"/>
       <w:bookmarkEnd w:id="128"/>
       <w:bookmarkEnd w:id="129"/>
+      <w:bookmarkEnd w:id="130"/>
     </w:p>
     <w:p>
       <w:pPr>
@@ -14674,7 +15072,7 @@
           <w:bCs/>
         </w:rPr>
       </w:pPr>
-      <w:bookmarkStart w:id="130" w:name="_Toc165310883"/>
+      <w:bookmarkStart w:id="131" w:name="_Toc165310883"/>
       <w:r>
         <w:rPr>
           <w:b/>
@@ -14682,7 +15080,7 @@
         </w:rPr>
         <w:t>Relacionamento Com Clientes</w:t>
       </w:r>
-      <w:bookmarkEnd w:id="130"/>
+      <w:bookmarkEnd w:id="131"/>
     </w:p>
     <w:p>
       <w:r>
@@ -14692,7 +15090,7 @@
         </w:rPr>
         <w:t>Suporte ao usuário, aprendizado prático no uso da plataforma e 7 dias grátis para novos usuários.</w:t>
       </w:r>
-      <w:bookmarkStart w:id="131" w:name="_Toc165310884"/>
+      <w:bookmarkStart w:id="132" w:name="_Toc165310884"/>
     </w:p>
     <w:p>
       <w:pPr>
@@ -14708,7 +15106,7 @@
         </w:rPr>
         <w:t>Canais</w:t>
       </w:r>
-      <w:bookmarkEnd w:id="131"/>
+      <w:bookmarkEnd w:id="132"/>
     </w:p>
     <w:p>
       <w:r>
@@ -14726,7 +15124,7 @@
           <w:bCs/>
         </w:rPr>
       </w:pPr>
-      <w:bookmarkStart w:id="132" w:name="_Toc165310885"/>
+      <w:bookmarkStart w:id="133" w:name="_Toc165310885"/>
       <w:r>
         <w:rPr>
           <w:b/>
@@ -14734,7 +15132,7 @@
         </w:rPr>
         <w:t>Segmento de Clientes</w:t>
       </w:r>
-      <w:bookmarkEnd w:id="132"/>
+      <w:bookmarkEnd w:id="133"/>
     </w:p>
     <w:p>
       <w:r>
@@ -14744,8 +15142,8 @@
         </w:rPr>
         <w:t>Profissionais autônomos que precisam organizar agenda, clientes, serviços e registros financeiros, e que desejam acompanhar pagamentos, lucros e histórico de atendimentos. Também fazem parte os clientes desses profissionais, que acompanham métricas e serviços pelo portal web, e os administradores da plataforma, responsáveis por usuários, logs e aprovação de fotos.</w:t>
       </w:r>
-      <w:bookmarkStart w:id="133" w:name="_Toc182927350"/>
-      <w:bookmarkStart w:id="134" w:name="_Toc207256970"/>
+      <w:bookmarkStart w:id="134" w:name="_Toc182927350"/>
+      <w:bookmarkStart w:id="135" w:name="_Toc207256970"/>
     </w:p>
     <w:p>
       <w:pPr>
@@ -14758,14 +15156,14 @@
       <w:pPr>
         <w:pStyle w:val="Ttulo2"/>
       </w:pPr>
-      <w:bookmarkStart w:id="135" w:name="_Toc241740636"/>
+      <w:bookmarkStart w:id="136" w:name="_Toc241755065"/>
       <w:r>
         <w:lastRenderedPageBreak/>
         <w:t>Quanto vai custar?</w:t>
       </w:r>
-      <w:bookmarkEnd w:id="133"/>
       <w:bookmarkEnd w:id="134"/>
       <w:bookmarkEnd w:id="135"/>
+      <w:bookmarkEnd w:id="136"/>
     </w:p>
     <w:p>
       <w:pPr>
@@ -14774,7 +15172,7 @@
           <w:bCs/>
         </w:rPr>
       </w:pPr>
-      <w:bookmarkStart w:id="136" w:name="_Toc165310886"/>
+      <w:bookmarkStart w:id="137" w:name="_Toc165310886"/>
       <w:r>
         <w:rPr>
           <w:b/>
@@ -14782,17 +15180,26 @@
         </w:rPr>
         <w:t>Estrutura de Custo</w:t>
       </w:r>
-      <w:bookmarkEnd w:id="136"/>
-    </w:p>
-    <w:p>
+      <w:bookmarkEnd w:id="137"/>
+    </w:p>
+    <w:p>
+      <w:proofErr w:type="gramStart"/>
       <w:r>
         <w:rPr>
           <w:rFonts w:eastAsia="Arial" w:cs="Arial"/>
           <w:szCs w:val="24"/>
         </w:rPr>
-        <w:t>Desenvolvimento e manutenção do aplicativo mobile e da plataforma web, infraestrutura e serviços necessários ao sistema (hospedagem, armazenamento de fotos, e-mail e geocodificação), suporte, atualização e divulgação.</w:t>
-      </w:r>
-      <w:bookmarkStart w:id="137" w:name="_Toc165310887"/>
+        <w:t>Desenvolvimento e manutenção do aplicativo mobile</w:t>
+      </w:r>
+      <w:proofErr w:type="gramEnd"/>
+      <w:r>
+        <w:rPr>
+          <w:rFonts w:eastAsia="Arial" w:cs="Arial"/>
+          <w:szCs w:val="24"/>
+        </w:rPr>
+        <w:t xml:space="preserve"> e da plataforma web, infraestrutura e serviços necessários ao sistema (hospedagem, armazenamento de fotos, e-mail e geocodificação), suporte, atualização e divulgação.</w:t>
+      </w:r>
+      <w:bookmarkStart w:id="138" w:name="_Toc165310887"/>
     </w:p>
     <w:p>
       <w:pPr>
@@ -14813,7 +15220,7 @@
         </w:rPr>
         <w:t>Fontes de Receita</w:t>
       </w:r>
-      <w:bookmarkEnd w:id="137"/>
+      <w:bookmarkEnd w:id="138"/>
     </w:p>
     <w:tbl>
       <w:tblPr>
@@ -15080,8 +15487,13 @@
               <w:jc w:val="left"/>
             </w:pPr>
             <w:r>
-              <w:t>Tudo do Profissional; portfólio público; upload de fotos dos serviços; área do cliente e métricas do cliente; geolocalização e geofencing</w:t>
-            </w:r>
+              <w:t xml:space="preserve">Tudo do Profissional; portfólio público; upload de fotos dos serviços; área do cliente e métricas do cliente; geolocalização e </w:t>
+            </w:r>
+            <w:proofErr w:type="spellStart"/>
+            <w:r>
+              <w:t>geofencing</w:t>
+            </w:r>
+            <w:proofErr w:type="spellEnd"/>
           </w:p>
         </w:tc>
       </w:tr>
@@ -15108,16 +15520,16 @@
           <w:u w:val="single"/>
         </w:rPr>
       </w:pPr>
-      <w:bookmarkStart w:id="138" w:name="_Toc182927341"/>
-      <w:bookmarkStart w:id="139" w:name="_Toc515023479"/>
-      <w:bookmarkStart w:id="140" w:name="_Toc241740637"/>
+      <w:bookmarkStart w:id="139" w:name="_Toc182927341"/>
+      <w:bookmarkStart w:id="140" w:name="_Toc515023479"/>
+      <w:bookmarkStart w:id="141" w:name="_Toc241755066"/>
       <w:r>
         <w:lastRenderedPageBreak/>
         <w:t>Estudo de viabilidade</w:t>
       </w:r>
-      <w:bookmarkEnd w:id="138"/>
       <w:bookmarkEnd w:id="139"/>
       <w:bookmarkEnd w:id="140"/>
+      <w:bookmarkEnd w:id="141"/>
     </w:p>
     <w:p>
       <w:r>
@@ -15129,15 +15541,15 @@
       <w:pPr>
         <w:pStyle w:val="Ttulo2"/>
       </w:pPr>
-      <w:bookmarkStart w:id="141" w:name="_Toc182927342"/>
-      <w:bookmarkStart w:id="142" w:name="_Toc857622307"/>
-      <w:bookmarkStart w:id="143" w:name="_Toc241740638"/>
+      <w:bookmarkStart w:id="142" w:name="_Toc182927342"/>
+      <w:bookmarkStart w:id="143" w:name="_Toc857622307"/>
+      <w:bookmarkStart w:id="144" w:name="_Toc241755067"/>
       <w:r>
         <w:t>Viabilidade de Mercado</w:t>
       </w:r>
-      <w:bookmarkEnd w:id="141"/>
       <w:bookmarkEnd w:id="142"/>
       <w:bookmarkEnd w:id="143"/>
+      <w:bookmarkEnd w:id="144"/>
     </w:p>
     <w:p>
       <w:r>
@@ -15195,7 +15607,15 @@
         <w:t>Diferenciais:</w:t>
       </w:r>
       <w:r>
-        <w:t xml:space="preserve"> foco total nas necessidades de pessoas que trabalham por conta própria e sistema de fácil aprendizado, sendo necessária apenas a aprendizagem prática do autônomo. Também se destacam a comprovação de presença no local do atendimento por geofencing, o portal web para o cliente acompanhar os serviços realizados para ele, o portfólio público para divulgação do trabalho e os planos de assinatura de baixo custo, com 7 dias grátis para novos usuários.</w:t>
+        <w:t xml:space="preserve"> foco total nas necessidades de pessoas que trabalham por conta própria e sistema de fácil aprendizado, sendo necessária apenas a aprendizagem prática do autônomo. Também se destacam a comprovação de presença no local do atendimento por </w:t>
+      </w:r>
+      <w:proofErr w:type="spellStart"/>
+      <w:r>
+        <w:t>geofencing</w:t>
+      </w:r>
+      <w:proofErr w:type="spellEnd"/>
+      <w:r>
+        <w:t>, o portal web para o cliente acompanhar os serviços realizados para ele, o portfólio público para divulgação do trabalho e os planos de assinatura de baixo custo, com 7 dias grátis para novos usuários.</w:t>
       </w:r>
     </w:p>
     <w:p>
@@ -15225,15 +15645,15 @@
       <w:pPr>
         <w:pStyle w:val="Ttulo2"/>
       </w:pPr>
-      <w:bookmarkStart w:id="144" w:name="_Toc182927343"/>
-      <w:bookmarkStart w:id="145" w:name="_Toc2048096091"/>
-      <w:bookmarkStart w:id="146" w:name="_Toc241740639"/>
+      <w:bookmarkStart w:id="145" w:name="_Toc182927343"/>
+      <w:bookmarkStart w:id="146" w:name="_Toc2048096091"/>
+      <w:bookmarkStart w:id="147" w:name="_Toc241755068"/>
       <w:r>
         <w:t>Viabilidade Técnica</w:t>
       </w:r>
-      <w:bookmarkEnd w:id="144"/>
       <w:bookmarkEnd w:id="145"/>
       <w:bookmarkEnd w:id="146"/>
+      <w:bookmarkEnd w:id="147"/>
     </w:p>
     <w:p>
       <w:pPr>
@@ -15242,7 +15662,7 @@
           <w:szCs w:val="24"/>
         </w:rPr>
       </w:pPr>
-      <w:bookmarkStart w:id="147" w:name="_Toc512747447"/>
+      <w:bookmarkStart w:id="148" w:name="_Toc512747447"/>
       <w:r>
         <w:rPr>
           <w:rFonts w:cs="Arial"/>
@@ -15368,6 +15788,7 @@
           <w:szCs w:val="24"/>
         </w:rPr>
       </w:pPr>
+      <w:proofErr w:type="spellStart"/>
       <w:r>
         <w:rPr>
           <w:rFonts w:ascii="Arial" w:hAnsi="Arial" w:cs="Arial"/>
@@ -15376,7 +15797,18 @@
           <w:sz w:val="24"/>
           <w:szCs w:val="24"/>
         </w:rPr>
-        <w:t>Backend em ASP.NET</w:t>
+        <w:t>Backend</w:t>
+      </w:r>
+      <w:proofErr w:type="spellEnd"/>
+      <w:r>
+        <w:rPr>
+          <w:rFonts w:ascii="Arial" w:hAnsi="Arial" w:cs="Arial"/>
+          <w:b/>
+          <w:bCs/>
+          <w:sz w:val="24"/>
+          <w:szCs w:val="24"/>
+        </w:rPr>
+        <w:t xml:space="preserve"> em ASP.NET</w:t>
       </w:r>
       <w:r>
         <w:rPr>
@@ -15400,6 +15832,7 @@
           <w:szCs w:val="24"/>
         </w:rPr>
       </w:pPr>
+      <w:proofErr w:type="spellStart"/>
       <w:r>
         <w:rPr>
           <w:rFonts w:ascii="Arial" w:hAnsi="Arial" w:cs="Arial"/>
@@ -15408,7 +15841,18 @@
           <w:sz w:val="24"/>
           <w:szCs w:val="24"/>
         </w:rPr>
-        <w:t>Frontend em .NET MAUI</w:t>
+        <w:t>Frontend</w:t>
+      </w:r>
+      <w:proofErr w:type="spellEnd"/>
+      <w:r>
+        <w:rPr>
+          <w:rFonts w:ascii="Arial" w:hAnsi="Arial" w:cs="Arial"/>
+          <w:b/>
+          <w:bCs/>
+          <w:sz w:val="24"/>
+          <w:szCs w:val="24"/>
+        </w:rPr>
+        <w:t xml:space="preserve"> em .NET MAUI</w:t>
       </w:r>
       <w:r>
         <w:rPr>
@@ -15464,6 +15908,7 @@
           <w:szCs w:val="24"/>
         </w:rPr>
       </w:pPr>
+      <w:proofErr w:type="spellStart"/>
       <w:r>
         <w:rPr>
           <w:rFonts w:ascii="Arial" w:hAnsi="Arial" w:cs="Arial"/>
@@ -15474,6 +15919,7 @@
         </w:rPr>
         <w:t>MongoDB</w:t>
       </w:r>
+      <w:proofErr w:type="spellEnd"/>
       <w:r>
         <w:rPr>
           <w:rFonts w:ascii="Arial" w:hAnsi="Arial" w:cs="Arial"/>
@@ -15496,6 +15942,7 @@
           <w:szCs w:val="24"/>
         </w:rPr>
       </w:pPr>
+      <w:proofErr w:type="spellStart"/>
       <w:r>
         <w:rPr>
           <w:rFonts w:ascii="Arial" w:hAnsi="Arial" w:cs="Arial"/>
@@ -15504,7 +15951,18 @@
           <w:sz w:val="24"/>
           <w:szCs w:val="24"/>
         </w:rPr>
-        <w:t>Git e GitHub</w:t>
+        <w:t>Git</w:t>
+      </w:r>
+      <w:proofErr w:type="spellEnd"/>
+      <w:r>
+        <w:rPr>
+          <w:rFonts w:ascii="Arial" w:hAnsi="Arial" w:cs="Arial"/>
+          <w:b/>
+          <w:bCs/>
+          <w:sz w:val="24"/>
+          <w:szCs w:val="24"/>
+        </w:rPr>
+        <w:t xml:space="preserve"> e GitHub</w:t>
       </w:r>
       <w:r>
         <w:rPr>
@@ -15544,7 +16002,43 @@
           <w:sz w:val="24"/>
           <w:szCs w:val="24"/>
         </w:rPr>
-        <w:t xml:space="preserve"> o banco de dados será hospedado no MongoDB Atlas, e o projeto (API e plataforma web) e o armazenamento (storage) das fotos de serviço ficarão no Microsoft Azure.</w:t>
+        <w:t xml:space="preserve"> o banco de dados será hospedado no </w:t>
+      </w:r>
+      <w:proofErr w:type="spellStart"/>
+      <w:r>
+        <w:rPr>
+          <w:rFonts w:ascii="Arial" w:hAnsi="Arial" w:cs="Arial"/>
+          <w:sz w:val="24"/>
+          <w:szCs w:val="24"/>
+        </w:rPr>
+        <w:t>MongoDB</w:t>
+      </w:r>
+      <w:proofErr w:type="spellEnd"/>
+      <w:r>
+        <w:rPr>
+          <w:rFonts w:ascii="Arial" w:hAnsi="Arial" w:cs="Arial"/>
+          <w:sz w:val="24"/>
+          <w:szCs w:val="24"/>
+        </w:rPr>
+        <w:t xml:space="preserve"> Atlas, e o projeto (API e plataforma web) e o armazenamento (</w:t>
+      </w:r>
+      <w:proofErr w:type="spellStart"/>
+      <w:r>
+        <w:rPr>
+          <w:rFonts w:ascii="Arial" w:hAnsi="Arial" w:cs="Arial"/>
+          <w:sz w:val="24"/>
+          <w:szCs w:val="24"/>
+        </w:rPr>
+        <w:t>storage</w:t>
+      </w:r>
+      <w:proofErr w:type="spellEnd"/>
+      <w:r>
+        <w:rPr>
+          <w:rFonts w:ascii="Arial" w:hAnsi="Arial" w:cs="Arial"/>
+          <w:sz w:val="24"/>
+          <w:szCs w:val="24"/>
+        </w:rPr>
+        <w:t>) das fotos de serviço ficarão no Microsoft Azure.</w:t>
       </w:r>
     </w:p>
     <w:p>
@@ -15615,15 +16109,15 @@
       <w:pPr>
         <w:pStyle w:val="Ttulo2"/>
       </w:pPr>
-      <w:bookmarkStart w:id="148" w:name="_Toc241740640"/>
+      <w:bookmarkStart w:id="149" w:name="_Toc241755069"/>
       <w:r>
         <w:t xml:space="preserve">Viabilidade </w:t>
       </w:r>
-      <w:bookmarkEnd w:id="147"/>
+      <w:bookmarkEnd w:id="148"/>
       <w:r>
         <w:t>Operacional</w:t>
       </w:r>
-      <w:bookmarkEnd w:id="148"/>
+      <w:bookmarkEnd w:id="149"/>
     </w:p>
     <w:p>
       <w:pPr>
@@ -15813,11 +16307,11 @@
       <w:pPr>
         <w:pStyle w:val="Ttulo2"/>
       </w:pPr>
-      <w:bookmarkStart w:id="149" w:name="_Toc241740641"/>
+      <w:bookmarkStart w:id="150" w:name="_Toc241755070"/>
       <w:r>
         <w:t>Viabilidade Econômica</w:t>
       </w:r>
-      <w:bookmarkEnd w:id="149"/>
+      <w:bookmarkEnd w:id="150"/>
     </w:p>
     <w:p>
       <w:pPr>
@@ -15826,8 +16320,8 @@
           <w:szCs w:val="24"/>
         </w:rPr>
       </w:pPr>
-      <w:bookmarkStart w:id="150" w:name="_Toc182927345"/>
-      <w:bookmarkStart w:id="151" w:name="_Toc1966489106"/>
+      <w:bookmarkStart w:id="151" w:name="_Toc182927345"/>
+      <w:bookmarkStart w:id="152" w:name="_Toc1966489106"/>
       <w:r>
         <w:rPr>
           <w:rFonts w:cs="Arial"/>
@@ -15897,7 +16391,25 @@
           <w:sz w:val="24"/>
           <w:szCs w:val="24"/>
         </w:rPr>
-        <w:t xml:space="preserve"> hospedagem em nuvem (MongoDB Atlas para o banco de dados e Microsoft Azure para o projeto e o armazenamento de fotos), envio de e-mails, geocodificação, suporte, atualização e manutenção do sistema, assim como custo com a divulgação do produto;</w:t>
+        <w:t xml:space="preserve"> hospedagem em nuvem (</w:t>
+      </w:r>
+      <w:proofErr w:type="spellStart"/>
+      <w:r>
+        <w:rPr>
+          <w:rFonts w:ascii="Arial" w:hAnsi="Arial" w:cs="Arial"/>
+          <w:sz w:val="24"/>
+          <w:szCs w:val="24"/>
+        </w:rPr>
+        <w:t>MongoDB</w:t>
+      </w:r>
+      <w:proofErr w:type="spellEnd"/>
+      <w:r>
+        <w:rPr>
+          <w:rFonts w:ascii="Arial" w:hAnsi="Arial" w:cs="Arial"/>
+          <w:sz w:val="24"/>
+          <w:szCs w:val="24"/>
+        </w:rPr>
+        <w:t xml:space="preserve"> Atlas para o banco de dados e Microsoft Azure para o projeto e o armazenamento de fotos), envio de e-mails, geocodificação, suporte, atualização e manutenção do sistema, assim como custo com a divulgação do produto;</w:t>
       </w:r>
     </w:p>
     <w:p>
@@ -15968,13 +16480,13 @@
       <w:pPr>
         <w:pStyle w:val="Ttulo2"/>
       </w:pPr>
-      <w:bookmarkStart w:id="152" w:name="_Toc241740642"/>
+      <w:bookmarkStart w:id="153" w:name="_Toc241755071"/>
       <w:r>
         <w:t>Conclusão do Estudo de Viabilidade:</w:t>
       </w:r>
-      <w:bookmarkEnd w:id="150"/>
       <w:bookmarkEnd w:id="151"/>
       <w:bookmarkEnd w:id="152"/>
+      <w:bookmarkEnd w:id="153"/>
     </w:p>
     <w:p>
       <w:r>
@@ -16003,16 +16515,16 @@
       <w:pPr>
         <w:pStyle w:val="Ttulo1"/>
       </w:pPr>
-      <w:bookmarkStart w:id="153" w:name="_Toc165310889"/>
-      <w:bookmarkStart w:id="154" w:name="_Toc182927351"/>
-      <w:bookmarkStart w:id="155" w:name="_Toc1662712195"/>
-      <w:bookmarkStart w:id="156" w:name="_Toc241740643"/>
-      <w:bookmarkEnd w:id="88"/>
+      <w:bookmarkStart w:id="154" w:name="_Toc165310889"/>
+      <w:bookmarkStart w:id="155" w:name="_Toc182927351"/>
+      <w:bookmarkStart w:id="156" w:name="_Toc1662712195"/>
+      <w:bookmarkStart w:id="157" w:name="_Toc241755072"/>
+      <w:bookmarkEnd w:id="89"/>
       <w:r>
         <w:lastRenderedPageBreak/>
         <w:t>Modelo de dados</w:t>
       </w:r>
-      <w:bookmarkEnd w:id="156"/>
+      <w:bookmarkEnd w:id="157"/>
     </w:p>
     <w:p>
       <w:pPr>
@@ -16021,14 +16533,14 @@
           <w:lang w:val="en-US"/>
         </w:rPr>
       </w:pPr>
-      <w:bookmarkStart w:id="157" w:name="_Toc241740644"/>
+      <w:bookmarkStart w:id="158" w:name="_Toc241755073"/>
       <w:r>
         <w:rPr>
           <w:lang w:val="en-US"/>
         </w:rPr>
         <w:t>Modelo Conceitual</w:t>
       </w:r>
-      <w:bookmarkEnd w:id="157"/>
+      <w:bookmarkEnd w:id="158"/>
     </w:p>
     <w:p>
       <w:pPr>
@@ -16041,11 +16553,11 @@
       <w:pPr>
         <w:pStyle w:val="Ttulo2"/>
       </w:pPr>
-      <w:bookmarkStart w:id="158" w:name="_Toc241740645"/>
+      <w:bookmarkStart w:id="159" w:name="_Toc241755074"/>
       <w:r>
         <w:t>Modelo Lógico</w:t>
       </w:r>
-      <w:bookmarkEnd w:id="158"/>
+      <w:bookmarkEnd w:id="159"/>
     </w:p>
     <w:p>
       <w:r>
@@ -16057,25 +16569,25 @@
       <w:pPr>
         <w:pStyle w:val="Ttulo2"/>
       </w:pPr>
-      <w:bookmarkStart w:id="159" w:name="_Toc241740646"/>
+      <w:bookmarkStart w:id="160" w:name="_Toc241755075"/>
       <w:r>
         <w:t>Modelo Físico</w:t>
       </w:r>
-      <w:bookmarkEnd w:id="159"/>
+      <w:bookmarkEnd w:id="160"/>
     </w:p>
     <w:p/>
     <w:p>
       <w:pPr>
         <w:pStyle w:val="Ttulo1"/>
       </w:pPr>
-      <w:bookmarkStart w:id="160" w:name="_Toc241740647"/>
+      <w:bookmarkStart w:id="161" w:name="_Toc241755076"/>
       <w:r>
         <w:t>Design</w:t>
       </w:r>
-      <w:bookmarkEnd w:id="153"/>
       <w:bookmarkEnd w:id="154"/>
       <w:bookmarkEnd w:id="155"/>
-      <w:bookmarkEnd w:id="160"/>
+      <w:bookmarkEnd w:id="156"/>
+      <w:bookmarkEnd w:id="161"/>
     </w:p>
     <w:p>
       <w:r>
@@ -16083,7 +16595,23 @@
           <w:rFonts w:eastAsia="Arial" w:cs="Arial"/>
           <w:szCs w:val="24"/>
         </w:rPr>
-        <w:t>O design do DayPlannio será centrado na experiência do usuário, com uma interface limpa, intuitiva e organizada que facilite o gerenciamento da rotina de profissionais autônomos.</w:t>
+        <w:t xml:space="preserve">O design do </w:t>
+      </w:r>
+      <w:proofErr w:type="spellStart"/>
+      <w:r>
+        <w:rPr>
+          <w:rFonts w:eastAsia="Arial" w:cs="Arial"/>
+          <w:szCs w:val="24"/>
+        </w:rPr>
+        <w:t>DayPlannio</w:t>
+      </w:r>
+      <w:proofErr w:type="spellEnd"/>
+      <w:r>
+        <w:rPr>
+          <w:rFonts w:eastAsia="Arial" w:cs="Arial"/>
+          <w:szCs w:val="24"/>
+        </w:rPr>
+        <w:t xml:space="preserve"> será centrado na experiência do usuário, com uma interface limpa, intuitiva e organizada que facilite o gerenciamento da rotina de profissionais autônomos.</w:t>
       </w:r>
     </w:p>
     <w:p>
@@ -16105,31 +16633,31 @@
           <w:rFonts w:eastAsia="Arial" w:cs="Arial"/>
         </w:rPr>
       </w:pPr>
-      <w:bookmarkStart w:id="161" w:name="_Toc211596448"/>
-      <w:bookmarkStart w:id="162" w:name="_Toc214534061"/>
-      <w:bookmarkStart w:id="163" w:name="_Toc182897094"/>
-      <w:bookmarkStart w:id="164" w:name="_Toc213311258"/>
-      <w:bookmarkStart w:id="165" w:name="_Toc213311338"/>
-      <w:bookmarkStart w:id="166" w:name="_Toc213311377"/>
-      <w:bookmarkStart w:id="167" w:name="_Toc213311442"/>
-      <w:bookmarkStart w:id="168" w:name="_Toc213311521"/>
-      <w:bookmarkStart w:id="169" w:name="_Toc213311564"/>
-      <w:bookmarkStart w:id="170" w:name="_Toc213311623"/>
-      <w:bookmarkStart w:id="171" w:name="_Toc213311846"/>
-      <w:bookmarkStart w:id="172" w:name="_Toc213311925"/>
-      <w:bookmarkStart w:id="173" w:name="_Toc213647694"/>
-      <w:bookmarkStart w:id="174" w:name="_Toc213665798"/>
-      <w:bookmarkStart w:id="175" w:name="_Toc213665837"/>
-      <w:bookmarkStart w:id="176" w:name="_Toc241740648"/>
+      <w:bookmarkStart w:id="162" w:name="_Toc211596448"/>
+      <w:bookmarkStart w:id="163" w:name="_Toc214534061"/>
+      <w:bookmarkStart w:id="164" w:name="_Toc182897094"/>
+      <w:bookmarkStart w:id="165" w:name="_Toc213311258"/>
+      <w:bookmarkStart w:id="166" w:name="_Toc213311338"/>
+      <w:bookmarkStart w:id="167" w:name="_Toc213311377"/>
+      <w:bookmarkStart w:id="168" w:name="_Toc213311442"/>
+      <w:bookmarkStart w:id="169" w:name="_Toc213311521"/>
+      <w:bookmarkStart w:id="170" w:name="_Toc213311564"/>
+      <w:bookmarkStart w:id="171" w:name="_Toc213311623"/>
+      <w:bookmarkStart w:id="172" w:name="_Toc213311846"/>
+      <w:bookmarkStart w:id="173" w:name="_Toc213311925"/>
+      <w:bookmarkStart w:id="174" w:name="_Toc213647694"/>
+      <w:bookmarkStart w:id="175" w:name="_Toc213665798"/>
+      <w:bookmarkStart w:id="176" w:name="_Toc213665837"/>
+      <w:bookmarkStart w:id="177" w:name="_Toc241755077"/>
       <w:r>
         <w:t xml:space="preserve">Paleta de </w:t>
       </w:r>
-      <w:bookmarkEnd w:id="161"/>
+      <w:bookmarkEnd w:id="162"/>
       <w:r>
         <w:t>cores</w:t>
       </w:r>
-      <w:bookmarkEnd w:id="162"/>
-      <w:bookmarkEnd w:id="176"/>
+      <w:bookmarkEnd w:id="163"/>
+      <w:bookmarkEnd w:id="177"/>
     </w:p>
     <w:p>
       <w:pPr>
@@ -16138,7 +16666,7 @@
           <w:noProof/>
         </w:rPr>
       </w:pPr>
-      <w:bookmarkStart w:id="177" w:name="_Toc241740658"/>
+      <w:bookmarkStart w:id="178" w:name="_Toc241755087"/>
       <w:r>
         <w:rPr>
           <w:szCs w:val="24"/>
@@ -16185,7 +16713,6 @@
       <w:r>
         <w:t>- Paleta de Cores</w:t>
       </w:r>
-      <w:bookmarkEnd w:id="163"/>
       <w:bookmarkEnd w:id="164"/>
       <w:bookmarkEnd w:id="165"/>
       <w:bookmarkEnd w:id="166"/>
@@ -16198,7 +16725,8 @@
       <w:bookmarkEnd w:id="173"/>
       <w:bookmarkEnd w:id="174"/>
       <w:bookmarkEnd w:id="175"/>
-      <w:bookmarkEnd w:id="177"/>
+      <w:bookmarkEnd w:id="176"/>
+      <w:bookmarkEnd w:id="178"/>
     </w:p>
     <w:p>
       <w:pPr>
@@ -16265,7 +16793,23 @@
           <w:rFonts w:eastAsia="Arial" w:cs="Arial"/>
           <w:szCs w:val="24"/>
         </w:rPr>
-        <w:t>A paleta de cores do DayPlannio foi cuidadosamente selecionada para transmitir organização, produtividade, simplicidade e confiança, refletindo o propósito da aplicação de auxiliar profissionais autônomos na gestão de sua rotina de forma prática e eficiente. Na Figura 3 é apresentada a paleta de cores da aplicação.</w:t>
+        <w:t xml:space="preserve">A paleta de cores do </w:t>
+      </w:r>
+      <w:proofErr w:type="spellStart"/>
+      <w:r>
+        <w:rPr>
+          <w:rFonts w:eastAsia="Arial" w:cs="Arial"/>
+          <w:szCs w:val="24"/>
+        </w:rPr>
+        <w:t>DayPlannio</w:t>
+      </w:r>
+      <w:proofErr w:type="spellEnd"/>
+      <w:r>
+        <w:rPr>
+          <w:rFonts w:eastAsia="Arial" w:cs="Arial"/>
+          <w:szCs w:val="24"/>
+        </w:rPr>
+        <w:t xml:space="preserve"> foi cuidadosamente selecionada para transmitir organização, produtividade, simplicidade e confiança, refletindo o propósito da aplicação de auxiliar profissionais autônomos na gestão de sua rotina de forma prática e eficiente. Na Figura 3 é apresentada a paleta de cores da aplicação.</w:t>
       </w:r>
     </w:p>
     <w:p>
@@ -16325,23 +16869,39 @@
           <w:rFonts w:eastAsia="Arial" w:cs="Arial"/>
         </w:rPr>
       </w:pPr>
-      <w:bookmarkStart w:id="178" w:name="_Toc241740649"/>
+      <w:bookmarkStart w:id="179" w:name="_Toc241755078"/>
       <w:r>
         <w:lastRenderedPageBreak/>
         <w:t>Tipografia</w:t>
       </w:r>
-      <w:bookmarkEnd w:id="178"/>
-    </w:p>
-    <w:p>
-      <w:r>
-        <w:t xml:space="preserve">A tipografia é um aspecto fundamental do design do DayPlannio, pois influencia diretamente a legibilidade, a estética e a experiência do usuário. Para o desenvolvimento da interface, foi escolhida a fonte </w:t>
+      <w:bookmarkEnd w:id="179"/>
+    </w:p>
+    <w:p>
+      <w:r>
+        <w:t xml:space="preserve">A tipografia é um aspecto fundamental do design do </w:t>
+      </w:r>
+      <w:proofErr w:type="spellStart"/>
+      <w:r>
+        <w:t>DayPlannio</w:t>
+      </w:r>
+      <w:proofErr w:type="spellEnd"/>
+      <w:r>
+        <w:t xml:space="preserve">, pois influencia diretamente a legibilidade, a estética e a experiência do usuário. Para o desenvolvimento da interface, foi escolhida a fonte </w:t>
       </w:r>
       <w:r>
         <w:rPr>
           <w:rStyle w:val="whitespace-normal"/>
         </w:rPr>
-        <w:t>Open Sans</w:t>
-      </w:r>
+        <w:t xml:space="preserve">Open </w:t>
+      </w:r>
+      <w:proofErr w:type="spellStart"/>
+      <w:r>
+        <w:rPr>
+          <w:rStyle w:val="whitespace-normal"/>
+        </w:rPr>
+        <w:t>Sans</w:t>
+      </w:r>
+      <w:proofErr w:type="spellEnd"/>
       <w:r>
         <w:t>, reconhecida por sua clareza, modernidade e versatilidade. A Figura 4 apresenta um exemplo de utilização da fonte na interface do sistema.</w:t>
       </w:r>
@@ -16350,28 +16910,28 @@
       <w:pPr>
         <w:pStyle w:val="Figura"/>
       </w:pPr>
-      <w:bookmarkStart w:id="179" w:name="_Toc213310062"/>
-      <w:bookmarkStart w:id="180" w:name="_Toc213310389"/>
-      <w:bookmarkStart w:id="181" w:name="_Toc213310471"/>
-      <w:bookmarkStart w:id="182" w:name="_Toc213310539"/>
-      <w:bookmarkStart w:id="183" w:name="_Toc213310593"/>
-      <w:bookmarkStart w:id="184" w:name="_Toc213310871"/>
-      <w:bookmarkStart w:id="185" w:name="_Toc213310981"/>
-      <w:bookmarkStart w:id="186" w:name="_Toc213311052"/>
-      <w:bookmarkStart w:id="187" w:name="_Toc213311200"/>
-      <w:bookmarkStart w:id="188" w:name="_Toc213311259"/>
-      <w:bookmarkStart w:id="189" w:name="_Toc213311339"/>
-      <w:bookmarkStart w:id="190" w:name="_Toc213311378"/>
-      <w:bookmarkStart w:id="191" w:name="_Toc213311443"/>
-      <w:bookmarkStart w:id="192" w:name="_Toc213311522"/>
-      <w:bookmarkStart w:id="193" w:name="_Toc213311565"/>
-      <w:bookmarkStart w:id="194" w:name="_Toc213311624"/>
-      <w:bookmarkStart w:id="195" w:name="_Toc213311847"/>
-      <w:bookmarkStart w:id="196" w:name="_Toc213311926"/>
-      <w:bookmarkStart w:id="197" w:name="_Toc213647695"/>
-      <w:bookmarkStart w:id="198" w:name="_Toc213665799"/>
-      <w:bookmarkStart w:id="199" w:name="_Toc213665838"/>
-      <w:bookmarkStart w:id="200" w:name="_Toc241740659"/>
+      <w:bookmarkStart w:id="180" w:name="_Toc213310062"/>
+      <w:bookmarkStart w:id="181" w:name="_Toc213310389"/>
+      <w:bookmarkStart w:id="182" w:name="_Toc213310471"/>
+      <w:bookmarkStart w:id="183" w:name="_Toc213310539"/>
+      <w:bookmarkStart w:id="184" w:name="_Toc213310593"/>
+      <w:bookmarkStart w:id="185" w:name="_Toc213310871"/>
+      <w:bookmarkStart w:id="186" w:name="_Toc213310981"/>
+      <w:bookmarkStart w:id="187" w:name="_Toc213311052"/>
+      <w:bookmarkStart w:id="188" w:name="_Toc213311200"/>
+      <w:bookmarkStart w:id="189" w:name="_Toc213311259"/>
+      <w:bookmarkStart w:id="190" w:name="_Toc213311339"/>
+      <w:bookmarkStart w:id="191" w:name="_Toc213311378"/>
+      <w:bookmarkStart w:id="192" w:name="_Toc213311443"/>
+      <w:bookmarkStart w:id="193" w:name="_Toc213311522"/>
+      <w:bookmarkStart w:id="194" w:name="_Toc213311565"/>
+      <w:bookmarkStart w:id="195" w:name="_Toc213311624"/>
+      <w:bookmarkStart w:id="196" w:name="_Toc213311847"/>
+      <w:bookmarkStart w:id="197" w:name="_Toc213311926"/>
+      <w:bookmarkStart w:id="198" w:name="_Toc213647695"/>
+      <w:bookmarkStart w:id="199" w:name="_Toc213665799"/>
+      <w:bookmarkStart w:id="200" w:name="_Toc213665838"/>
+      <w:bookmarkStart w:id="201" w:name="_Toc241755088"/>
       <w:r>
         <w:rPr>
           <w:szCs w:val="24"/>
@@ -16418,7 +16978,6 @@
       <w:r>
         <w:t xml:space="preserve">- Exemplo Fonte </w:t>
       </w:r>
-      <w:bookmarkEnd w:id="179"/>
       <w:bookmarkEnd w:id="180"/>
       <w:bookmarkEnd w:id="181"/>
       <w:bookmarkEnd w:id="182"/>
@@ -16439,10 +16998,16 @@
       <w:bookmarkEnd w:id="197"/>
       <w:bookmarkEnd w:id="198"/>
       <w:bookmarkEnd w:id="199"/>
-      <w:r>
-        <w:t>Open Sans</w:t>
-      </w:r>
       <w:bookmarkEnd w:id="200"/>
+      <w:r>
+        <w:t xml:space="preserve">Open </w:t>
+      </w:r>
+      <w:proofErr w:type="spellStart"/>
+      <w:r>
+        <w:t>Sans</w:t>
+      </w:r>
+      <w:bookmarkEnd w:id="201"/>
+      <w:proofErr w:type="spellEnd"/>
     </w:p>
     <w:p>
       <w:pPr>
@@ -16520,11 +17085,11 @@
           <w:rFonts w:eastAsia="Arial" w:cs="Arial"/>
         </w:rPr>
       </w:pPr>
-      <w:bookmarkStart w:id="201" w:name="_Toc241740650"/>
+      <w:bookmarkStart w:id="202" w:name="_Toc241755079"/>
       <w:r>
         <w:t>Isotipo</w:t>
       </w:r>
-      <w:bookmarkEnd w:id="201"/>
+      <w:bookmarkEnd w:id="202"/>
     </w:p>
     <w:p>
       <w:r>
@@ -16532,8 +17097,25 @@
           <w:rFonts w:eastAsia="Arial" w:cs="Arial"/>
           <w:szCs w:val="24"/>
         </w:rPr>
-        <w:t xml:space="preserve">O isotipo escolhido para o </w:t>
-      </w:r>
+        <w:t xml:space="preserve">O </w:t>
+      </w:r>
+      <w:proofErr w:type="spellStart"/>
+      <w:r>
+        <w:rPr>
+          <w:rFonts w:eastAsia="Arial" w:cs="Arial"/>
+          <w:szCs w:val="24"/>
+        </w:rPr>
+        <w:t>isotipo</w:t>
+      </w:r>
+      <w:proofErr w:type="spellEnd"/>
+      <w:r>
+        <w:rPr>
+          <w:rFonts w:eastAsia="Arial" w:cs="Arial"/>
+          <w:szCs w:val="24"/>
+        </w:rPr>
+        <w:t xml:space="preserve"> escolhido para o </w:t>
+      </w:r>
+      <w:proofErr w:type="spellStart"/>
       <w:r>
         <w:rPr>
           <w:rFonts w:eastAsia="Arial" w:cs="Arial"/>
@@ -16543,12 +17125,29 @@
         </w:rPr>
         <w:t>DayPlannio</w:t>
       </w:r>
+      <w:proofErr w:type="spellEnd"/>
       <w:r>
         <w:rPr>
           <w:rFonts w:eastAsia="Arial" w:cs="Arial"/>
           <w:szCs w:val="24"/>
         </w:rPr>
-        <w:t xml:space="preserve"> desempenha um papel importante na representação visual da aplicação e na comunicação de sua identidade voltada à organização, produtividade e gestão de atividades. O símbolo busca transmitir a ideia de planejamento, controle da rotina e praticidade no dia a dia dos profissionais autônomos. Na Figura 5 é mostrado o isotipo selecionado para a aplicação.</w:t>
+        <w:t xml:space="preserve"> desempenha um papel importante na representação visual da aplicação e na comunicação de sua identidade voltada à organização, produtividade e gestão de atividades. O símbolo busca transmitir a ideia de planejamento, controle da rotina e praticidade no dia a dia dos profissionais autônomos. Na Figura 5 é mostrado o </w:t>
+      </w:r>
+      <w:proofErr w:type="spellStart"/>
+      <w:r>
+        <w:rPr>
+          <w:rFonts w:eastAsia="Arial" w:cs="Arial"/>
+          <w:szCs w:val="24"/>
+        </w:rPr>
+        <w:t>isotipo</w:t>
+      </w:r>
+      <w:proofErr w:type="spellEnd"/>
+      <w:r>
+        <w:rPr>
+          <w:rFonts w:eastAsia="Arial" w:cs="Arial"/>
+          <w:szCs w:val="24"/>
+        </w:rPr>
+        <w:t xml:space="preserve"> selecionado para a aplicação.</w:t>
       </w:r>
     </w:p>
     <w:p>
@@ -16565,28 +17164,28 @@
       <w:pPr>
         <w:pStyle w:val="Figura"/>
       </w:pPr>
-      <w:bookmarkStart w:id="202" w:name="_Toc213310063"/>
-      <w:bookmarkStart w:id="203" w:name="_Toc213310390"/>
-      <w:bookmarkStart w:id="204" w:name="_Toc213310472"/>
-      <w:bookmarkStart w:id="205" w:name="_Toc213310540"/>
-      <w:bookmarkStart w:id="206" w:name="_Toc213310594"/>
-      <w:bookmarkStart w:id="207" w:name="_Toc213310872"/>
-      <w:bookmarkStart w:id="208" w:name="_Toc213310982"/>
-      <w:bookmarkStart w:id="209" w:name="_Toc213311053"/>
-      <w:bookmarkStart w:id="210" w:name="_Toc213311201"/>
-      <w:bookmarkStart w:id="211" w:name="_Toc213311260"/>
-      <w:bookmarkStart w:id="212" w:name="_Toc213311340"/>
-      <w:bookmarkStart w:id="213" w:name="_Toc213311379"/>
-      <w:bookmarkStart w:id="214" w:name="_Toc213311444"/>
-      <w:bookmarkStart w:id="215" w:name="_Toc213311523"/>
-      <w:bookmarkStart w:id="216" w:name="_Toc213311566"/>
-      <w:bookmarkStart w:id="217" w:name="_Toc213311625"/>
-      <w:bookmarkStart w:id="218" w:name="_Toc213311848"/>
-      <w:bookmarkStart w:id="219" w:name="_Toc213311927"/>
-      <w:bookmarkStart w:id="220" w:name="_Toc213647696"/>
-      <w:bookmarkStart w:id="221" w:name="_Toc213665800"/>
-      <w:bookmarkStart w:id="222" w:name="_Toc213665839"/>
-      <w:bookmarkStart w:id="223" w:name="_Toc241740660"/>
+      <w:bookmarkStart w:id="203" w:name="_Toc213310063"/>
+      <w:bookmarkStart w:id="204" w:name="_Toc213310390"/>
+      <w:bookmarkStart w:id="205" w:name="_Toc213310472"/>
+      <w:bookmarkStart w:id="206" w:name="_Toc213310540"/>
+      <w:bookmarkStart w:id="207" w:name="_Toc213310594"/>
+      <w:bookmarkStart w:id="208" w:name="_Toc213310872"/>
+      <w:bookmarkStart w:id="209" w:name="_Toc213310982"/>
+      <w:bookmarkStart w:id="210" w:name="_Toc213311053"/>
+      <w:bookmarkStart w:id="211" w:name="_Toc213311201"/>
+      <w:bookmarkStart w:id="212" w:name="_Toc213311260"/>
+      <w:bookmarkStart w:id="213" w:name="_Toc213311340"/>
+      <w:bookmarkStart w:id="214" w:name="_Toc213311379"/>
+      <w:bookmarkStart w:id="215" w:name="_Toc213311444"/>
+      <w:bookmarkStart w:id="216" w:name="_Toc213311523"/>
+      <w:bookmarkStart w:id="217" w:name="_Toc213311566"/>
+      <w:bookmarkStart w:id="218" w:name="_Toc213311625"/>
+      <w:bookmarkStart w:id="219" w:name="_Toc213311848"/>
+      <w:bookmarkStart w:id="220" w:name="_Toc213311927"/>
+      <w:bookmarkStart w:id="221" w:name="_Toc213647696"/>
+      <w:bookmarkStart w:id="222" w:name="_Toc213665800"/>
+      <w:bookmarkStart w:id="223" w:name="_Toc213665839"/>
+      <w:bookmarkStart w:id="224" w:name="_Toc241755089"/>
       <w:r>
         <w:rPr>
           <w:szCs w:val="24"/>
@@ -16632,9 +17231,12 @@
         <w:t xml:space="preserve"> </w:t>
       </w:r>
       <w:r>
-        <w:t>- Isotipo</w:t>
-      </w:r>
-      <w:bookmarkEnd w:id="202"/>
+        <w:t xml:space="preserve">- </w:t>
+      </w:r>
+      <w:proofErr w:type="spellStart"/>
+      <w:r>
+        <w:t>Isotipo</w:t>
+      </w:r>
       <w:bookmarkEnd w:id="203"/>
       <w:bookmarkEnd w:id="204"/>
       <w:bookmarkEnd w:id="205"/>
@@ -16656,6 +17258,8 @@
       <w:bookmarkEnd w:id="221"/>
       <w:bookmarkEnd w:id="222"/>
       <w:bookmarkEnd w:id="223"/>
+      <w:bookmarkEnd w:id="224"/>
+      <w:proofErr w:type="spellEnd"/>
     </w:p>
     <w:p>
       <w:pPr>
@@ -16747,9 +17351,9 @@
       <w:pPr>
         <w:pStyle w:val="Figura"/>
       </w:pPr>
-      <w:bookmarkStart w:id="224" w:name="_Toc213311631"/>
-    </w:p>
-    <w:bookmarkEnd w:id="224"/>
+      <w:bookmarkStart w:id="225" w:name="_Toc213311631"/>
+    </w:p>
+    <w:bookmarkEnd w:id="225"/>
     <w:p>
       <w:pPr>
         <w:widowControl/>
@@ -16767,22 +17371,30 @@
       <w:pPr>
         <w:ind w:firstLine="0"/>
       </w:pPr>
-      <w:bookmarkStart w:id="225" w:name="_Toc165310890"/>
+      <w:bookmarkStart w:id="226" w:name="_Toc165310890"/>
     </w:p>
     <w:p>
       <w:pPr>
         <w:pStyle w:val="Ttulo1"/>
       </w:pPr>
-      <w:bookmarkStart w:id="226" w:name="_Toc241740651"/>
-      <w:bookmarkEnd w:id="225"/>
+      <w:bookmarkStart w:id="227" w:name="_Toc241755080"/>
+      <w:bookmarkEnd w:id="226"/>
       <w:r>
         <w:t>Protótipo</w:t>
       </w:r>
-      <w:bookmarkEnd w:id="226"/>
-    </w:p>
-    <w:p>
-      <w:r>
-        <w:t>Foi utilizado o Figma na elaboração do protótipo, visando gerar uma representação visual interativa da interface da aplicação web. Por meio dele, desenvolvemos uma versão funcional e realista do design, permitindo aos stakeholders testarem e aprimorarem o conceito antes da implementação final.</w:t>
+      <w:bookmarkEnd w:id="227"/>
+    </w:p>
+    <w:p>
+      <w:r>
+        <w:t xml:space="preserve">Foi utilizado o </w:t>
+      </w:r>
+      <w:proofErr w:type="spellStart"/>
+      <w:r>
+        <w:t>Figma</w:t>
+      </w:r>
+      <w:proofErr w:type="spellEnd"/>
+      <w:r>
+        <w:t xml:space="preserve"> na elaboração do protótipo, visando gerar uma representação visual interativa da interface da aplicação web. Por meio dele, desenvolvemos uma versão funcional e realista do design, permitindo aos stakeholders testarem e aprimorarem o conceito antes da implementação final.</w:t>
       </w:r>
     </w:p>
     <w:p/>
@@ -16840,14 +17452,14 @@
           <w:rFonts w:eastAsia="Arial"/>
         </w:rPr>
       </w:pPr>
-      <w:bookmarkStart w:id="227" w:name="_Toc241740652"/>
+      <w:bookmarkStart w:id="228" w:name="_Toc241755081"/>
       <w:r>
         <w:t>Aplicação</w:t>
       </w:r>
-      <w:bookmarkEnd w:id="227"/>
-    </w:p>
-    <w:p>
-      <w:bookmarkStart w:id="228" w:name="_Toc165310892"/>
+      <w:bookmarkEnd w:id="228"/>
+    </w:p>
+    <w:p>
+      <w:bookmarkStart w:id="229" w:name="_Toc165310892"/>
       <w:r>
         <w:t>A seguir serão apresentadas algumas telas elaboradas no sistema.</w:t>
       </w:r>
@@ -16882,7 +17494,7 @@
         </w:rPr>
         <w:tab/>
       </w:r>
-      <w:bookmarkStart w:id="229" w:name="_Toc241740661"/>
+      <w:bookmarkStart w:id="230" w:name="_Toc241755090"/>
       <w:r>
         <w:rPr>
           <w:i w:val="0"/>
@@ -16947,7 +17559,7 @@
         </w:rPr>
         <w:t xml:space="preserve"> - Cadastro Usuário</w:t>
       </w:r>
-      <w:bookmarkEnd w:id="229"/>
+      <w:bookmarkEnd w:id="230"/>
     </w:p>
     <w:p>
       <w:pPr>
@@ -16958,7 +17570,7 @@
           <w:noProof/>
         </w:rPr>
         <w:drawing>
-          <wp:inline distT="0" distB="0" distL="0" distR="0" wp14:anchorId="2C33B9C9" wp14:editId="71A78D5C">
+          <wp:inline distT="0" distB="0" distL="0" distR="0" wp14:anchorId="2C33B9C9" wp14:editId="72E0CE5E">
             <wp:extent cx="1800000" cy="3070800"/>
             <wp:effectExtent l="0" t="0" r="0" b="0"/>
             <wp:docPr id="8" name="Imagem 8"/>
@@ -17040,7 +17652,7 @@
         </w:rPr>
         <w:t xml:space="preserve">     </w:t>
       </w:r>
-      <w:bookmarkStart w:id="230" w:name="_Toc241740662"/>
+      <w:bookmarkStart w:id="231" w:name="_Toc241755091"/>
       <w:r>
         <w:rPr>
           <w:sz w:val="20"/>
@@ -17084,7 +17696,7 @@
         </w:rPr>
         <w:t xml:space="preserve"> - Login Usuário</w:t>
       </w:r>
-      <w:bookmarkEnd w:id="230"/>
+      <w:bookmarkEnd w:id="231"/>
     </w:p>
     <w:p>
       <w:pPr>
@@ -17204,7 +17816,7 @@
         <w:lastRenderedPageBreak/>
         <w:t xml:space="preserve">                       </w:t>
       </w:r>
-      <w:bookmarkStart w:id="231" w:name="_Toc241740663"/>
+      <w:bookmarkStart w:id="232" w:name="_Toc241755092"/>
       <w:r>
         <w:rPr>
           <w:i w:val="0"/>
@@ -17269,7 +17881,7 @@
         </w:rPr>
         <w:t xml:space="preserve"> – Redefinição de Senha</w:t>
       </w:r>
-      <w:bookmarkEnd w:id="231"/>
+      <w:bookmarkEnd w:id="232"/>
     </w:p>
     <w:p>
       <w:pPr>
@@ -17389,7 +18001,7 @@
         </w:rPr>
         <w:tab/>
       </w:r>
-      <w:bookmarkStart w:id="232" w:name="_Toc241740664"/>
+      <w:bookmarkStart w:id="233" w:name="_Toc241755093"/>
       <w:r>
         <w:rPr>
           <w:i w:val="0"/>
@@ -17454,7 +18066,7 @@
         </w:rPr>
         <w:t xml:space="preserve"> – Confirmar Código</w:t>
       </w:r>
-      <w:bookmarkEnd w:id="232"/>
+      <w:bookmarkEnd w:id="233"/>
     </w:p>
     <w:p>
       <w:pPr>
@@ -17579,7 +18191,7 @@
         <w:lastRenderedPageBreak/>
         <w:t xml:space="preserve">     </w:t>
       </w:r>
-      <w:bookmarkStart w:id="233" w:name="_Toc241740665"/>
+      <w:bookmarkStart w:id="234" w:name="_Toc241755094"/>
       <w:r>
         <w:rPr>
           <w:i w:val="0"/>
@@ -17644,7 +18256,7 @@
         </w:rPr>
         <w:t xml:space="preserve"> – Nova Senha</w:t>
       </w:r>
-      <w:bookmarkEnd w:id="233"/>
+      <w:bookmarkEnd w:id="234"/>
     </w:p>
     <w:p>
       <w:pPr>
@@ -17736,7 +18348,7 @@
     </w:p>
     <w:bookmarkEnd w:id="12"/>
     <w:bookmarkEnd w:id="13"/>
-    <w:bookmarkEnd w:id="228"/>
+    <w:bookmarkEnd w:id="229"/>
     <w:p>
       <w:pPr>
         <w:pStyle w:val="Legenda"/>
@@ -17757,7 +18369,7 @@
         </w:rPr>
         <w:t xml:space="preserve">  </w:t>
       </w:r>
-      <w:bookmarkStart w:id="234" w:name="_Toc241740666"/>
+      <w:bookmarkStart w:id="235" w:name="_Toc241755095"/>
       <w:r>
         <w:rPr>
           <w:i w:val="0"/>
@@ -17822,7 +18434,7 @@
         </w:rPr>
         <w:t xml:space="preserve"> – Agendamentos</w:t>
       </w:r>
-      <w:bookmarkEnd w:id="234"/>
+      <w:bookmarkEnd w:id="235"/>
     </w:p>
     <w:p>
       <w:pPr>
@@ -17833,7 +18445,7 @@
           <w:noProof/>
         </w:rPr>
         <w:drawing>
-          <wp:inline distT="0" distB="0" distL="0" distR="0" wp14:anchorId="741A7A0B" wp14:editId="3C3FAB9D">
+          <wp:inline distT="0" distB="0" distL="0" distR="0" wp14:anchorId="741A7A0B" wp14:editId="74E0E5E7">
             <wp:extent cx="1800000" cy="3618000"/>
             <wp:effectExtent l="0" t="0" r="0" b="1905"/>
             <wp:docPr id="15" name="Imagem 15" descr="D:\aplicacaoo\agendamentos_nao_concluidos.PNG"/>
@@ -17930,7 +18542,7 @@
           <w:szCs w:val="20"/>
         </w:rPr>
       </w:pPr>
-      <w:bookmarkStart w:id="235" w:name="_Toc241740667"/>
+      <w:bookmarkStart w:id="236" w:name="_Toc241755096"/>
       <w:r>
         <w:rPr>
           <w:i w:val="0"/>
@@ -17996,7 +18608,7 @@
         </w:rPr>
         <w:t xml:space="preserve"> – Cadastrar Agendamento</w:t>
       </w:r>
-      <w:bookmarkEnd w:id="235"/>
+      <w:bookmarkEnd w:id="236"/>
     </w:p>
     <w:p>
       <w:pPr>
@@ -18007,7 +18619,7 @@
           <w:noProof/>
         </w:rPr>
         <w:drawing>
-          <wp:inline distT="0" distB="0" distL="0" distR="0" wp14:anchorId="54AA87EF" wp14:editId="6819AE46">
+          <wp:inline distT="0" distB="0" distL="0" distR="0" wp14:anchorId="54AA87EF" wp14:editId="3D8365B0">
             <wp:extent cx="1800000" cy="3042000"/>
             <wp:effectExtent l="0" t="0" r="0" b="6350"/>
             <wp:docPr id="7" name="Imagem 7"/>
@@ -18092,7 +18704,7 @@
           <w:szCs w:val="20"/>
         </w:rPr>
       </w:pPr>
-      <w:bookmarkStart w:id="236" w:name="_Toc241740668"/>
+      <w:bookmarkStart w:id="237" w:name="_Toc241755097"/>
       <w:r>
         <w:rPr>
           <w:i w:val="0"/>
@@ -18157,7 +18769,7 @@
         </w:rPr>
         <w:t xml:space="preserve"> –Editar Agendamento</w:t>
       </w:r>
-      <w:bookmarkEnd w:id="236"/>
+      <w:bookmarkEnd w:id="237"/>
     </w:p>
     <w:p>
       <w:pPr>
@@ -18256,7 +18868,7 @@
         <w:lastRenderedPageBreak/>
         <w:t xml:space="preserve">                                               </w:t>
       </w:r>
-      <w:bookmarkStart w:id="237" w:name="_Toc241740669"/>
+      <w:bookmarkStart w:id="238" w:name="_Toc241755098"/>
       <w:r>
         <w:rPr>
           <w:sz w:val="20"/>
@@ -18303,7 +18915,7 @@
         </w:rPr>
         <w:t xml:space="preserve"> – Concluir Agendamento</w:t>
       </w:r>
-      <w:bookmarkEnd w:id="237"/>
+      <w:bookmarkEnd w:id="238"/>
     </w:p>
     <w:p>
       <w:pPr>
@@ -18325,7 +18937,7 @@
           <w:noProof/>
         </w:rPr>
         <w:drawing>
-          <wp:inline distT="0" distB="0" distL="0" distR="0" wp14:anchorId="09DB2DD7" wp14:editId="1D6FE10F">
+          <wp:inline distT="0" distB="0" distL="0" distR="0" wp14:anchorId="09DB2DD7" wp14:editId="221C94C1">
             <wp:extent cx="1800000" cy="3690000"/>
             <wp:effectExtent l="0" t="0" r="0" b="5715"/>
             <wp:docPr id="16" name="Imagem 16" descr="D:\aplicacaoo\concluir_agendamento.PNG"/>
@@ -18396,7 +19008,7 @@
           <w:szCs w:val="20"/>
         </w:rPr>
       </w:pPr>
-      <w:bookmarkStart w:id="238" w:name="_Toc241740670"/>
+      <w:bookmarkStart w:id="239" w:name="_Toc241755099"/>
       <w:r>
         <w:rPr>
           <w:i w:val="0"/>
@@ -18461,7 +19073,7 @@
         </w:rPr>
         <w:t xml:space="preserve"> – Cancelar Agendamento</w:t>
       </w:r>
-      <w:bookmarkEnd w:id="238"/>
+      <w:bookmarkEnd w:id="239"/>
     </w:p>
     <w:p>
       <w:pPr>
@@ -18472,7 +19084,7 @@
           <w:noProof/>
         </w:rPr>
         <w:drawing>
-          <wp:inline distT="0" distB="0" distL="0" distR="0" wp14:anchorId="4857BAC3" wp14:editId="659843DA">
+          <wp:inline distT="0" distB="0" distL="0" distR="0" wp14:anchorId="4857BAC3" wp14:editId="79A3F5E0">
             <wp:extent cx="1800000" cy="3690000"/>
             <wp:effectExtent l="0" t="0" r="0" b="5715"/>
             <wp:docPr id="17" name="Imagem 17" descr="D:\aplicacaoo\cancelar_agendamento.PNG"/>
@@ -18541,7 +19153,7 @@
         <w:pStyle w:val="Legenda"/>
         <w:jc w:val="center"/>
       </w:pPr>
-      <w:bookmarkStart w:id="239" w:name="_Toc241740671"/>
+      <w:bookmarkStart w:id="240" w:name="_Toc241755100"/>
       <w:r>
         <w:rPr>
           <w:i w:val="0"/>
@@ -18613,7 +19225,7 @@
         </w:rPr>
         <w:t xml:space="preserve"> – Excluir Agendamento</w:t>
       </w:r>
-      <w:bookmarkEnd w:id="239"/>
+      <w:bookmarkEnd w:id="240"/>
     </w:p>
     <w:p>
       <w:pPr>
@@ -18701,7 +19313,7 @@
           <w:szCs w:val="20"/>
         </w:rPr>
       </w:pPr>
-      <w:bookmarkStart w:id="240" w:name="_Toc241740672"/>
+      <w:bookmarkStart w:id="241" w:name="_Toc241755101"/>
       <w:r>
         <w:rPr>
           <w:i w:val="0"/>
@@ -18766,7 +19378,7 @@
         </w:rPr>
         <w:t xml:space="preserve"> – Clientes</w:t>
       </w:r>
-      <w:bookmarkEnd w:id="240"/>
+      <w:bookmarkEnd w:id="241"/>
     </w:p>
     <w:p>
       <w:pPr>
@@ -18878,7 +19490,7 @@
           <w:szCs w:val="20"/>
         </w:rPr>
       </w:pPr>
-      <w:bookmarkStart w:id="241" w:name="_Toc241740673"/>
+      <w:bookmarkStart w:id="242" w:name="_Toc241755102"/>
       <w:r>
         <w:rPr>
           <w:i w:val="0"/>
@@ -18944,7 +19556,7 @@
         </w:rPr>
         <w:t xml:space="preserve"> – Cadastrar Cliente</w:t>
       </w:r>
-      <w:bookmarkEnd w:id="241"/>
+      <w:bookmarkEnd w:id="242"/>
     </w:p>
     <w:p>
       <w:pPr>
@@ -19040,7 +19652,7 @@
           <w:sz w:val="20"/>
         </w:rPr>
       </w:pPr>
-      <w:bookmarkStart w:id="242" w:name="_Toc241740674"/>
+      <w:bookmarkStart w:id="243" w:name="_Toc241755103"/>
       <w:r>
         <w:rPr>
           <w:sz w:val="20"/>
@@ -19084,7 +19696,7 @@
         </w:rPr>
         <w:t xml:space="preserve"> – Editar Cliente</w:t>
       </w:r>
-      <w:bookmarkEnd w:id="242"/>
+      <w:bookmarkEnd w:id="243"/>
     </w:p>
     <w:p>
       <w:pPr>
@@ -19218,7 +19830,7 @@
         <w:lastRenderedPageBreak/>
         <w:t xml:space="preserve">  </w:t>
       </w:r>
-      <w:bookmarkStart w:id="243" w:name="_Toc241740675"/>
+      <w:bookmarkStart w:id="244" w:name="_Toc241755104"/>
       <w:r>
         <w:rPr>
           <w:i w:val="0"/>
@@ -19283,7 +19895,7 @@
         </w:rPr>
         <w:t xml:space="preserve"> – Excluir Cliente</w:t>
       </w:r>
-      <w:bookmarkEnd w:id="243"/>
+      <w:bookmarkEnd w:id="244"/>
     </w:p>
     <w:p>
       <w:pPr>
@@ -19375,7 +19987,7 @@
           <w:sz w:val="20"/>
         </w:rPr>
       </w:pPr>
-      <w:bookmarkStart w:id="244" w:name="_Toc241740676"/>
+      <w:bookmarkStart w:id="245" w:name="_Toc241755105"/>
       <w:r>
         <w:rPr>
           <w:sz w:val="20"/>
@@ -19419,7 +20031,7 @@
         </w:rPr>
         <w:t xml:space="preserve"> – Histórico Cliente</w:t>
       </w:r>
-      <w:bookmarkEnd w:id="244"/>
+      <w:bookmarkEnd w:id="245"/>
     </w:p>
     <w:p>
       <w:pPr>
@@ -19554,7 +20166,7 @@
           <w:szCs w:val="20"/>
         </w:rPr>
       </w:pPr>
-      <w:bookmarkStart w:id="245" w:name="_Toc241740677"/>
+      <w:bookmarkStart w:id="246" w:name="_Toc241755106"/>
       <w:r>
         <w:rPr>
           <w:i w:val="0"/>
@@ -19620,7 +20232,7 @@
         </w:rPr>
         <w:t xml:space="preserve"> – Serviços</w:t>
       </w:r>
-      <w:bookmarkEnd w:id="245"/>
+      <w:bookmarkEnd w:id="246"/>
     </w:p>
     <w:p>
       <w:pPr>
@@ -19705,7 +20317,7 @@
           <w:sz w:val="20"/>
         </w:rPr>
       </w:pPr>
-      <w:bookmarkStart w:id="246" w:name="_Toc241740678"/>
+      <w:bookmarkStart w:id="247" w:name="_Toc241755107"/>
       <w:r>
         <w:rPr>
           <w:sz w:val="20"/>
@@ -19749,7 +20361,7 @@
         </w:rPr>
         <w:t xml:space="preserve"> – Cadastrar Serviço</w:t>
       </w:r>
-      <w:bookmarkEnd w:id="246"/>
+      <w:bookmarkEnd w:id="247"/>
     </w:p>
     <w:p>
       <w:pPr>
@@ -19869,7 +20481,7 @@
           <w:szCs w:val="20"/>
         </w:rPr>
       </w:pPr>
-      <w:bookmarkStart w:id="247" w:name="_Toc241740679"/>
+      <w:bookmarkStart w:id="248" w:name="_Toc241755108"/>
       <w:r>
         <w:rPr>
           <w:i w:val="0"/>
@@ -19935,7 +20547,7 @@
         </w:rPr>
         <w:t xml:space="preserve"> – Editar Serviço</w:t>
       </w:r>
-      <w:bookmarkEnd w:id="247"/>
+      <w:bookmarkEnd w:id="248"/>
     </w:p>
     <w:p>
       <w:pPr>
@@ -20033,7 +20645,7 @@
         </w:rPr>
         <w:t xml:space="preserve"> </w:t>
       </w:r>
-      <w:bookmarkStart w:id="248" w:name="_Toc241740680"/>
+      <w:bookmarkStart w:id="249" w:name="_Toc241755109"/>
       <w:r>
         <w:rPr>
           <w:sz w:val="20"/>
@@ -20077,7 +20689,7 @@
         </w:rPr>
         <w:t xml:space="preserve"> – Excluir Serviço</w:t>
       </w:r>
-      <w:bookmarkEnd w:id="248"/>
+      <w:bookmarkEnd w:id="249"/>
     </w:p>
     <w:p>
       <w:pPr>
@@ -20211,7 +20823,7 @@
           <w:szCs w:val="20"/>
         </w:rPr>
       </w:pPr>
-      <w:bookmarkStart w:id="249" w:name="_Toc241740681"/>
+      <w:bookmarkStart w:id="250" w:name="_Toc241755110"/>
       <w:r>
         <w:rPr>
           <w:i w:val="0"/>
@@ -20277,7 +20889,7 @@
         </w:rPr>
         <w:t xml:space="preserve"> – Cadastro Entrada e Saída</w:t>
       </w:r>
-      <w:bookmarkEnd w:id="249"/>
+      <w:bookmarkEnd w:id="250"/>
     </w:p>
     <w:p>
       <w:pPr>
@@ -20288,7 +20900,7 @@
           <w:noProof/>
         </w:rPr>
         <w:drawing>
-          <wp:inline distT="0" distB="0" distL="0" distR="0" wp14:anchorId="09E084F0" wp14:editId="0469B02C">
+          <wp:inline distT="0" distB="0" distL="0" distR="0" wp14:anchorId="09E084F0" wp14:editId="51385865">
             <wp:extent cx="1800000" cy="3258000"/>
             <wp:effectExtent l="0" t="0" r="0" b="0"/>
             <wp:docPr id="26" name="Imagem 26"/>
@@ -20378,7 +20990,7 @@
         </w:rPr>
         <w:t xml:space="preserve">       </w:t>
       </w:r>
-      <w:bookmarkStart w:id="250" w:name="_Toc241740682"/>
+      <w:bookmarkStart w:id="251" w:name="_Toc241755111"/>
       <w:r>
         <w:rPr>
           <w:sz w:val="20"/>
@@ -20422,7 +21034,7 @@
         </w:rPr>
         <w:t xml:space="preserve"> – Editar Entrada e Saída</w:t>
       </w:r>
-      <w:bookmarkEnd w:id="250"/>
+      <w:bookmarkEnd w:id="251"/>
     </w:p>
     <w:p>
       <w:pPr>
@@ -20557,7 +21169,7 @@
           <w:szCs w:val="20"/>
         </w:rPr>
       </w:pPr>
-      <w:bookmarkStart w:id="251" w:name="_Toc241740683"/>
+      <w:bookmarkStart w:id="252" w:name="_Toc241755112"/>
       <w:r>
         <w:rPr>
           <w:i w:val="0"/>
@@ -20623,7 +21235,7 @@
         </w:rPr>
         <w:t xml:space="preserve"> – Excluir Entrada e Saída</w:t>
       </w:r>
-      <w:bookmarkEnd w:id="251"/>
+      <w:bookmarkEnd w:id="252"/>
     </w:p>
     <w:p>
       <w:pPr>
@@ -20721,7 +21333,7 @@
         </w:rPr>
         <w:t xml:space="preserve">         </w:t>
       </w:r>
-      <w:bookmarkStart w:id="252" w:name="_Toc241740684"/>
+      <w:bookmarkStart w:id="253" w:name="_Toc241755113"/>
       <w:r>
         <w:rPr>
           <w:sz w:val="20"/>
@@ -20765,7 +21377,7 @@
         </w:rPr>
         <w:t xml:space="preserve"> – Movimentações Diárias</w:t>
       </w:r>
-      <w:bookmarkEnd w:id="252"/>
+      <w:bookmarkEnd w:id="253"/>
     </w:p>
     <w:p>
       <w:pPr>
@@ -20788,7 +21400,7 @@
           <w:noProof/>
         </w:rPr>
         <w:drawing>
-          <wp:inline distT="0" distB="0" distL="0" distR="0" wp14:anchorId="36E644E9" wp14:editId="71E8A0B2">
+          <wp:inline distT="0" distB="0" distL="0" distR="0" wp14:anchorId="36E644E9" wp14:editId="1A7D3A75">
             <wp:extent cx="1800000" cy="3600000"/>
             <wp:effectExtent l="0" t="0" r="0" b="635"/>
             <wp:docPr id="18" name="Imagem 18" descr="D:\aplicacaoo\movimentacao_diaria.PNG"/>
@@ -20879,7 +21491,7 @@
           <w:szCs w:val="20"/>
         </w:rPr>
       </w:pPr>
-      <w:bookmarkStart w:id="253" w:name="_Toc241740685"/>
+      <w:bookmarkStart w:id="254" w:name="_Toc241755114"/>
       <w:r>
         <w:rPr>
           <w:i w:val="0"/>
@@ -20945,7 +21557,7 @@
         </w:rPr>
         <w:t xml:space="preserve"> – Movimentações Semanais</w:t>
       </w:r>
-      <w:bookmarkEnd w:id="253"/>
+      <w:bookmarkEnd w:id="254"/>
     </w:p>
     <w:p>
       <w:pPr>
@@ -20956,7 +21568,7 @@
           <w:noProof/>
         </w:rPr>
         <w:drawing>
-          <wp:inline distT="0" distB="0" distL="0" distR="0" wp14:anchorId="658ECCE3" wp14:editId="53795CC4">
+          <wp:inline distT="0" distB="0" distL="0" distR="0" wp14:anchorId="658ECCE3" wp14:editId="5B9266C3">
             <wp:extent cx="1800000" cy="3621600"/>
             <wp:effectExtent l="0" t="0" r="0" b="0"/>
             <wp:docPr id="19" name="Imagem 19" descr="D:\aplicacaoo\movimentacao_semanal.PNG"/>
@@ -21043,7 +21655,7 @@
           <w:szCs w:val="20"/>
         </w:rPr>
       </w:pPr>
-      <w:bookmarkStart w:id="254" w:name="_Toc241740686"/>
+      <w:bookmarkStart w:id="255" w:name="_Toc241755115"/>
       <w:r>
         <w:rPr>
           <w:i w:val="0"/>
@@ -21108,7 +21720,7 @@
         </w:rPr>
         <w:t xml:space="preserve"> – Movimentações Mensais</w:t>
       </w:r>
-      <w:bookmarkEnd w:id="254"/>
+      <w:bookmarkEnd w:id="255"/>
     </w:p>
     <w:p>
       <w:pPr>
@@ -21119,7 +21731,7 @@
           <w:noProof/>
         </w:rPr>
         <w:drawing>
-          <wp:inline distT="0" distB="0" distL="0" distR="0" wp14:anchorId="4FBE9DA2" wp14:editId="1787E56E">
+          <wp:inline distT="0" distB="0" distL="0" distR="0" wp14:anchorId="4FBE9DA2" wp14:editId="231AF0BE">
             <wp:extent cx="1800000" cy="3636000"/>
             <wp:effectExtent l="0" t="0" r="0" b="3175"/>
             <wp:docPr id="20" name="Imagem 20" descr="D:\aplicacaoo\movimentacao_mensal.PNG"/>
@@ -21190,7 +21802,7 @@
           <w:szCs w:val="20"/>
         </w:rPr>
       </w:pPr>
-      <w:bookmarkStart w:id="255" w:name="_Toc241740687"/>
+      <w:bookmarkStart w:id="256" w:name="_Toc241755116"/>
       <w:r>
         <w:rPr>
           <w:i w:val="0"/>
@@ -21256,7 +21868,7 @@
         </w:rPr>
         <w:t xml:space="preserve"> – Resumos Diários</w:t>
       </w:r>
-      <w:bookmarkEnd w:id="255"/>
+      <w:bookmarkEnd w:id="256"/>
     </w:p>
     <w:p>
       <w:pPr>
@@ -21267,7 +21879,7 @@
           <w:noProof/>
         </w:rPr>
         <w:drawing>
-          <wp:inline distT="0" distB="0" distL="0" distR="0" wp14:anchorId="76494233" wp14:editId="696D0C90">
+          <wp:inline distT="0" distB="0" distL="0" distR="0" wp14:anchorId="76494233" wp14:editId="5BB3FDC2">
             <wp:extent cx="1800000" cy="3585600"/>
             <wp:effectExtent l="0" t="0" r="0" b="0"/>
             <wp:docPr id="21" name="Imagem 21" descr="D:\aplicacaoo\relatorio_diario.PNG"/>
@@ -21354,7 +21966,7 @@
           <w:szCs w:val="20"/>
         </w:rPr>
       </w:pPr>
-      <w:bookmarkStart w:id="256" w:name="_Toc241740688"/>
+      <w:bookmarkStart w:id="257" w:name="_Toc241755117"/>
       <w:r>
         <w:rPr>
           <w:i w:val="0"/>
@@ -21419,7 +22031,7 @@
         </w:rPr>
         <w:t xml:space="preserve"> – Resumos Semanais</w:t>
       </w:r>
-      <w:bookmarkEnd w:id="256"/>
+      <w:bookmarkEnd w:id="257"/>
     </w:p>
     <w:p>
       <w:pPr>
@@ -21430,7 +22042,7 @@
           <w:noProof/>
         </w:rPr>
         <w:drawing>
-          <wp:inline distT="0" distB="0" distL="0" distR="0" wp14:anchorId="33D22E08" wp14:editId="15F1699B">
+          <wp:inline distT="0" distB="0" distL="0" distR="0" wp14:anchorId="33D22E08" wp14:editId="2B544A52">
             <wp:extent cx="1800000" cy="3632400"/>
             <wp:effectExtent l="0" t="0" r="0" b="6350"/>
             <wp:docPr id="22" name="Imagem 22" descr="D:\aplicacaoo\relatorio_semanal.PNG"/>
@@ -21501,7 +22113,7 @@
           <w:szCs w:val="20"/>
         </w:rPr>
       </w:pPr>
-      <w:bookmarkStart w:id="257" w:name="_Toc241740689"/>
+      <w:bookmarkStart w:id="258" w:name="_Toc241755118"/>
       <w:r>
         <w:rPr>
           <w:i w:val="0"/>
@@ -21567,7 +22179,7 @@
         </w:rPr>
         <w:t xml:space="preserve"> – Resumos Mensais</w:t>
       </w:r>
-      <w:bookmarkEnd w:id="257"/>
+      <w:bookmarkEnd w:id="258"/>
     </w:p>
     <w:p>
       <w:pPr>
@@ -21578,7 +22190,7 @@
           <w:noProof/>
         </w:rPr>
         <w:drawing>
-          <wp:inline distT="0" distB="0" distL="0" distR="0" wp14:anchorId="30EB8360" wp14:editId="127E64E5">
+          <wp:inline distT="0" distB="0" distL="0" distR="0" wp14:anchorId="30EB8360" wp14:editId="0A3B9874">
             <wp:extent cx="1800000" cy="3621600"/>
             <wp:effectExtent l="0" t="0" r="0" b="0"/>
             <wp:docPr id="24" name="Imagem 24" descr="D:\aplicacaoo\relatorio_mensal.PNG"/>
@@ -21678,7 +22290,7 @@
         </w:rPr>
         <w:t xml:space="preserve">      </w:t>
       </w:r>
-      <w:bookmarkStart w:id="258" w:name="_Toc241740690"/>
+      <w:bookmarkStart w:id="259" w:name="_Toc241755119"/>
       <w:r>
         <w:rPr>
           <w:sz w:val="20"/>
@@ -21722,7 +22334,7 @@
         </w:rPr>
         <w:t xml:space="preserve"> – Editar Perfil</w:t>
       </w:r>
-      <w:bookmarkEnd w:id="258"/>
+      <w:bookmarkEnd w:id="259"/>
     </w:p>
     <w:p>
       <w:pPr>
@@ -21745,7 +22357,7 @@
           <w:noProof/>
         </w:rPr>
         <w:drawing>
-          <wp:inline distT="0" distB="0" distL="0" distR="0" wp14:anchorId="7FE45B35" wp14:editId="4603952B">
+          <wp:inline distT="0" distB="0" distL="0" distR="0" wp14:anchorId="7FE45B35" wp14:editId="4B0B43FA">
             <wp:extent cx="1800000" cy="3578400"/>
             <wp:effectExtent l="0" t="0" r="0" b="3175"/>
             <wp:docPr id="23" name="Imagem 23" descr="D:\aplicacaoo\meu_perfil.PNG"/>
@@ -21809,7 +22421,7 @@
       <w:pPr>
         <w:pStyle w:val="Ttulo1"/>
       </w:pPr>
-      <w:bookmarkStart w:id="259" w:name="_Toc241740653"/>
+      <w:bookmarkStart w:id="260" w:name="_Toc241755082"/>
       <w:r>
         <w:lastRenderedPageBreak/>
         <w:t xml:space="preserve">Banco de </w:t>
@@ -21817,7 +22429,7 @@
       <w:r>
         <w:t>dados</w:t>
       </w:r>
-      <w:bookmarkEnd w:id="259"/>
+      <w:bookmarkEnd w:id="260"/>
     </w:p>
     <w:p>
       <w:r>
@@ -21825,19 +22437,51 @@
           <w:rFonts w:eastAsia="Arial" w:cs="Arial"/>
           <w:szCs w:val="24"/>
         </w:rPr>
-        <w:t>Para o armazenamento e gerenciamento dos dados da aplicação, foi utilizado o MongoDB, um sistema de gerenciamento de banco de dados não relacional amplamente utilizado no mercado.</w:t>
-      </w:r>
-    </w:p>
-    <w:p>
-      <w:pPr>
-        <w:widowControl/>
-      </w:pPr>
+        <w:t xml:space="preserve">Para o armazenamento e gerenciamento dos dados da aplicação, foi utilizado o </w:t>
+      </w:r>
+      <w:proofErr w:type="spellStart"/>
       <w:r>
         <w:rPr>
           <w:rFonts w:eastAsia="Arial" w:cs="Arial"/>
           <w:szCs w:val="24"/>
         </w:rPr>
-        <w:t>O MongoDB oferece alta flexibilidade na modelagem dos dados, permitindo o armazenamento em formato de documentos (JSON/BSON), o que facilita a adaptação a diferentes estruturas e requisitos da aplicação. Além disso, apresenta bom desempenho, alta escalabilidade horizontal e suporte a grandes volumes de dados.</w:t>
+        <w:t>MongoDB</w:t>
+      </w:r>
+      <w:proofErr w:type="spellEnd"/>
+      <w:r>
+        <w:rPr>
+          <w:rFonts w:eastAsia="Arial" w:cs="Arial"/>
+          <w:szCs w:val="24"/>
+        </w:rPr>
+        <w:t>, um sistema de gerenciamento de banco de dados não relacional amplamente utilizado no mercado.</w:t>
+      </w:r>
+    </w:p>
+    <w:p>
+      <w:pPr>
+        <w:widowControl/>
+      </w:pPr>
+      <w:r>
+        <w:rPr>
+          <w:rFonts w:eastAsia="Arial" w:cs="Arial"/>
+          <w:szCs w:val="24"/>
+        </w:rPr>
+        <w:t xml:space="preserve">O </w:t>
+      </w:r>
+      <w:proofErr w:type="spellStart"/>
+      <w:r>
+        <w:rPr>
+          <w:rFonts w:eastAsia="Arial" w:cs="Arial"/>
+          <w:szCs w:val="24"/>
+        </w:rPr>
+        <w:t>MongoDB</w:t>
+      </w:r>
+      <w:proofErr w:type="spellEnd"/>
+      <w:r>
+        <w:rPr>
+          <w:rFonts w:eastAsia="Arial" w:cs="Arial"/>
+          <w:szCs w:val="24"/>
+        </w:rPr>
+        <w:t xml:space="preserve"> oferece alta flexibilidade na modelagem dos dados, permitindo o armazenamento em formato de documentos (JSON/BSON), o que facilita a adaptação a diferentes estruturas e requisitos da aplicação. Além disso, apresenta bom desempenho, alta escalabilidade horizontal e suporte a grandes volumes de dados.</w:t>
       </w:r>
     </w:p>
     <w:p/>
@@ -21846,11 +22490,11 @@
       <w:pPr>
         <w:pStyle w:val="Ttulo1"/>
       </w:pPr>
-      <w:bookmarkStart w:id="260" w:name="_Toc241740654"/>
+      <w:bookmarkStart w:id="261" w:name="_Toc241755083"/>
       <w:r>
         <w:t>Considerações Finais</w:t>
       </w:r>
-      <w:bookmarkEnd w:id="260"/>
+      <w:bookmarkEnd w:id="261"/>
     </w:p>
     <w:p>
       <w:pPr>
@@ -21900,7 +22544,7 @@
           <w:lang w:val="pt-BR"/>
         </w:rPr>
       </w:pPr>
-      <w:bookmarkStart w:id="261" w:name="_Toc241740655"/>
+      <w:bookmarkStart w:id="262" w:name="_Toc241755084"/>
       <w:r>
         <w:rPr>
           <w:lang w:val="pt-BR"/>
@@ -21908,7 +22552,7 @@
         <w:lastRenderedPageBreak/>
         <w:t>Referências Bibliográficas</w:t>
       </w:r>
-      <w:bookmarkEnd w:id="261"/>
+      <w:bookmarkEnd w:id="262"/>
     </w:p>
     <w:p/>
     <w:p>
@@ -21925,7 +22569,23 @@
           <w:b/>
           <w:bCs/>
         </w:rPr>
-        <w:t>Open Sans.</w:t>
+        <w:t xml:space="preserve">Open </w:t>
+      </w:r>
+      <w:proofErr w:type="spellStart"/>
+      <w:r>
+        <w:rPr>
+          <w:b/>
+          <w:bCs/>
+        </w:rPr>
+        <w:t>Sans</w:t>
+      </w:r>
+      <w:proofErr w:type="spellEnd"/>
+      <w:r>
+        <w:rPr>
+          <w:b/>
+          <w:bCs/>
+        </w:rPr>
+        <w:t>.</w:t>
       </w:r>
       <w:r>
         <w:t xml:space="preserve"> Disponível em: </w:t>
@@ -21956,6 +22616,7 @@
         </w:rPr>
         <w:t xml:space="preserve">CANVA. </w:t>
       </w:r>
+      <w:proofErr w:type="spellStart"/>
       <w:r>
         <w:rPr>
           <w:rFonts w:eastAsia="Arial" w:cs="Arial"/>
@@ -21964,6 +22625,7 @@
         </w:rPr>
         <w:t>Canva</w:t>
       </w:r>
+      <w:proofErr w:type="spellEnd"/>
       <w:r>
         <w:rPr>
           <w:rFonts w:eastAsia="Arial" w:cs="Arial"/>
@@ -21999,6 +22661,7 @@
         </w:rPr>
         <w:t xml:space="preserve">FIGMA. </w:t>
       </w:r>
+      <w:proofErr w:type="spellStart"/>
       <w:r>
         <w:rPr>
           <w:rFonts w:eastAsia="Arial" w:cs="Arial"/>
@@ -22007,6 +22670,7 @@
         </w:rPr>
         <w:t>Figma</w:t>
       </w:r>
+      <w:proofErr w:type="spellEnd"/>
       <w:r>
         <w:rPr>
           <w:rFonts w:eastAsia="Arial" w:cs="Arial"/>
@@ -22045,6 +22709,7 @@
         </w:rPr>
         <w:t xml:space="preserve">LUCIDCHART. </w:t>
       </w:r>
+      <w:proofErr w:type="spellStart"/>
       <w:r>
         <w:rPr>
           <w:rFonts w:eastAsia="Arial" w:cs="Arial"/>
@@ -22053,6 +22718,7 @@
         </w:rPr>
         <w:t>LucidChart</w:t>
       </w:r>
+      <w:proofErr w:type="spellEnd"/>
       <w:r>
         <w:rPr>
           <w:rFonts w:eastAsia="Arial" w:cs="Arial"/>
@@ -22133,6 +22799,7 @@
         </w:rPr>
         <w:t xml:space="preserve">Inc. </w:t>
       </w:r>
+      <w:proofErr w:type="spellStart"/>
       <w:r>
         <w:rPr>
           <w:rFonts w:eastAsia="Arial" w:cs="Arial"/>
@@ -22141,6 +22808,7 @@
         </w:rPr>
         <w:t>MongoDB</w:t>
       </w:r>
+      <w:proofErr w:type="spellEnd"/>
       <w:r>
         <w:rPr>
           <w:rFonts w:eastAsia="Arial" w:cs="Arial"/>
@@ -22215,12 +22883,14 @@
       <w:r>
         <w:t xml:space="preserve">TRELLO. </w:t>
       </w:r>
+      <w:proofErr w:type="spellStart"/>
       <w:r>
         <w:rPr>
           <w:rStyle w:val="Forte"/>
         </w:rPr>
         <w:t>Trello</w:t>
       </w:r>
+      <w:proofErr w:type="spellEnd"/>
       <w:r>
         <w:t xml:space="preserve">. Disponível em: </w:t>
       </w:r>
@@ -22281,7 +22951,7 @@
 </file>
 
 <file path=word/endnotes.xml><?xml version="1.0" encoding="utf-8"?>
-<w:endnotes xmlns:wpc="http://schemas.microsoft.com/office/word/2010/wordprocessingCanvas" xmlns:cx="http://schemas.microsoft.com/office/drawing/2014/chartex" xmlns:cx1="http://schemas.microsoft.com/office/drawing/2015/9/8/chartex" xmlns:cx2="http://schemas.microsoft.com/office/drawing/2015/10/21/chartex" xmlns:cx3="http://schemas.microsoft.com/office/drawing/2016/5/9/chartex" xmlns:cx4="http://schemas.microsoft.com/office/drawing/2016/5/10/chartex" xmlns:cx5="http://schemas.microsoft.com/office/drawing/2016/5/11/chartex" xmlns:cx6="http://schemas.microsoft.com/office/drawing/2016/5/12/chartex" xmlns:cx7="http://schemas.microsoft.com/office/drawing/2016/5/13/chartex" xmlns:cx8="http://schemas.microsoft.com/office/drawing/2016/5/14/chartex" xmlns:mc="http://schemas.openxmlformats.org/markup-compatibility/2006" xmlns:aink="http://schemas.microsoft.com/office/drawing/2016/ink" xmlns:am3d="http://schemas.microsoft.com/office/drawing/2017/model3d" xmlns:o="urn:schemas-microsoft-com:office:office" xmlns:oel="http://schemas.microsoft.com/office/2019/extlst" xmlns:r="http://schemas.openxmlformats.org/officeDocument/2006/relationships" xmlns:m="http://schemas.openxmlformats.org/officeDocument/2006/math" xmlns:v="urn:schemas-microsoft-com:vml" xmlns:wp14="http://schemas.microsoft.com/office/word/2010/wordprocessingDrawing" xmlns:wp="http://schemas.openxmlformats.org/drawingml/2006/wordprocessingDrawing" xmlns:w10="urn:schemas-microsoft-com:office:word" xmlns:w="http://schemas.openxmlformats.org/wordprocessingml/2006/main" xmlns:w14="http://schemas.microsoft.com/office/word/2010/wordml" xmlns:w15="http://schemas.microsoft.com/office/word/2012/wordml" xmlns:w16cex="http://schemas.microsoft.com/office/word/2018/wordml/cex" xmlns:w16cid="http://schemas.microsoft.com/office/word/2016/wordml/cid" xmlns:w16="http://schemas.microsoft.com/office/word/2018/wordml" xmlns:w16sdtdh="http://schemas.microsoft.com/office/word/2020/wordml/sdtdatahash" xmlns:w16se="http://schemas.microsoft.com/office/word/2015/wordml/symex" xmlns:wpg="http://schemas.microsoft.com/office/word/2010/wordprocessingGroup" xmlns:wpi="http://schemas.microsoft.com/office/word/2010/wordprocessingInk" xmlns:wne="http://schemas.microsoft.com/office/word/2006/wordml" xmlns:wps="http://schemas.microsoft.com/office/word/2010/wordprocessingShape" mc:Ignorable="w14 w15 w16se w16cid w16 w16cex w16sdtdh wp14">
+<w:endnotes xmlns:wpc="http://schemas.microsoft.com/office/word/2010/wordprocessingCanvas" xmlns:cx="http://schemas.microsoft.com/office/drawing/2014/chartex" xmlns:cx1="http://schemas.microsoft.com/office/drawing/2015/9/8/chartex" xmlns:cx2="http://schemas.microsoft.com/office/drawing/2015/10/21/chartex" xmlns:cx3="http://schemas.microsoft.com/office/drawing/2016/5/9/chartex" xmlns:cx4="http://schemas.microsoft.com/office/drawing/2016/5/10/chartex" xmlns:cx5="http://schemas.microsoft.com/office/drawing/2016/5/11/chartex" xmlns:cx6="http://schemas.microsoft.com/office/drawing/2016/5/12/chartex" xmlns:cx7="http://schemas.microsoft.com/office/drawing/2016/5/13/chartex" xmlns:cx8="http://schemas.microsoft.com/office/drawing/2016/5/14/chartex" xmlns:mc="http://schemas.openxmlformats.org/markup-compatibility/2006" xmlns:aink="http://schemas.microsoft.com/office/drawing/2016/ink" xmlns:am3d="http://schemas.microsoft.com/office/drawing/2017/model3d" xmlns:o="urn:schemas-microsoft-com:office:office" xmlns:oel="http://schemas.microsoft.com/office/2019/extlst" xmlns:r="http://schemas.openxmlformats.org/officeDocument/2006/relationships" xmlns:m="http://schemas.openxmlformats.org/officeDocument/2006/math" xmlns:v="urn:schemas-microsoft-com:vml" xmlns:wp14="http://schemas.microsoft.com/office/word/2010/wordprocessingDrawing" xmlns:wp="http://schemas.openxmlformats.org/drawingml/2006/wordprocessingDrawing" xmlns:w10="urn:schemas-microsoft-com:office:word" xmlns:w="http://schemas.openxmlformats.org/wordprocessingml/2006/main" xmlns:w14="http://schemas.microsoft.com/office/word/2010/wordml" xmlns:w15="http://schemas.microsoft.com/office/word/2012/wordml" xmlns:w16cex="http://schemas.microsoft.com/office/word/2018/wordml/cex" xmlns:w16cid="http://schemas.microsoft.com/office/word/2016/wordml/cid" xmlns:w16="http://schemas.microsoft.com/office/word/2018/wordml" xmlns:w16du="http://schemas.microsoft.com/office/word/2023/wordml/word16du" xmlns:w16sdtdh="http://schemas.microsoft.com/office/word/2020/wordml/sdtdatahash" xmlns:w16sdtfl="http://schemas.microsoft.com/office/word/2024/wordml/sdtformatlock" xmlns:w16se="http://schemas.microsoft.com/office/word/2015/wordml/symex" xmlns:wpg="http://schemas.microsoft.com/office/word/2010/wordprocessingGroup" xmlns:wpi="http://schemas.microsoft.com/office/word/2010/wordprocessingInk" xmlns:wne="http://schemas.microsoft.com/office/word/2006/wordml" xmlns:wps="http://schemas.microsoft.com/office/word/2010/wordprocessingShape" mc:Ignorable="w14 w15 w16se w16cid w16 w16cex w16sdtdh w16sdtfl w16du wp14">
   <w:endnote w:type="separator" w:id="-1">
     <w:p>
       <w:r>
@@ -22307,7 +22977,7 @@
 </file>
 
 <file path=word/footer1.xml><?xml version="1.0" encoding="utf-8"?>
-<w:ftr xmlns:wpc="http://schemas.microsoft.com/office/word/2010/wordprocessingCanvas" xmlns:cx="http://schemas.microsoft.com/office/drawing/2014/chartex" xmlns:cx1="http://schemas.microsoft.com/office/drawing/2015/9/8/chartex" xmlns:cx2="http://schemas.microsoft.com/office/drawing/2015/10/21/chartex" xmlns:cx3="http://schemas.microsoft.com/office/drawing/2016/5/9/chartex" xmlns:cx4="http://schemas.microsoft.com/office/drawing/2016/5/10/chartex" xmlns:cx5="http://schemas.microsoft.com/office/drawing/2016/5/11/chartex" xmlns:cx6="http://schemas.microsoft.com/office/drawing/2016/5/12/chartex" xmlns:cx7="http://schemas.microsoft.com/office/drawing/2016/5/13/chartex" xmlns:cx8="http://schemas.microsoft.com/office/drawing/2016/5/14/chartex" xmlns:mc="http://schemas.openxmlformats.org/markup-compatibility/2006" xmlns:aink="http://schemas.microsoft.com/office/drawing/2016/ink" xmlns:am3d="http://schemas.microsoft.com/office/drawing/2017/model3d" xmlns:o="urn:schemas-microsoft-com:office:office" xmlns:oel="http://schemas.microsoft.com/office/2019/extlst" xmlns:r="http://schemas.openxmlformats.org/officeDocument/2006/relationships" xmlns:m="http://schemas.openxmlformats.org/officeDocument/2006/math" xmlns:v="urn:schemas-microsoft-com:vml" xmlns:wp14="http://schemas.microsoft.com/office/word/2010/wordprocessingDrawing" xmlns:wp="http://schemas.openxmlformats.org/drawingml/2006/wordprocessingDrawing" xmlns:w10="urn:schemas-microsoft-com:office:word" xmlns:w="http://schemas.openxmlformats.org/wordprocessingml/2006/main" xmlns:w14="http://schemas.microsoft.com/office/word/2010/wordml" xmlns:w15="http://schemas.microsoft.com/office/word/2012/wordml" xmlns:w16cex="http://schemas.microsoft.com/office/word/2018/wordml/cex" xmlns:w16cid="http://schemas.microsoft.com/office/word/2016/wordml/cid" xmlns:w16="http://schemas.microsoft.com/office/word/2018/wordml" xmlns:w16sdtdh="http://schemas.microsoft.com/office/word/2020/wordml/sdtdatahash" xmlns:w16se="http://schemas.microsoft.com/office/word/2015/wordml/symex" xmlns:wpg="http://schemas.microsoft.com/office/word/2010/wordprocessingGroup" xmlns:wpi="http://schemas.microsoft.com/office/word/2010/wordprocessingInk" xmlns:wne="http://schemas.microsoft.com/office/word/2006/wordml" xmlns:wps="http://schemas.microsoft.com/office/word/2010/wordprocessingShape" mc:Ignorable="w14 w15 w16se w16cid w16 w16cex w16sdtdh wp14">
+<w:ftr xmlns:wpc="http://schemas.microsoft.com/office/word/2010/wordprocessingCanvas" xmlns:cx="http://schemas.microsoft.com/office/drawing/2014/chartex" xmlns:cx1="http://schemas.microsoft.com/office/drawing/2015/9/8/chartex" xmlns:cx2="http://schemas.microsoft.com/office/drawing/2015/10/21/chartex" xmlns:cx3="http://schemas.microsoft.com/office/drawing/2016/5/9/chartex" xmlns:cx4="http://schemas.microsoft.com/office/drawing/2016/5/10/chartex" xmlns:cx5="http://schemas.microsoft.com/office/drawing/2016/5/11/chartex" xmlns:cx6="http://schemas.microsoft.com/office/drawing/2016/5/12/chartex" xmlns:cx7="http://schemas.microsoft.com/office/drawing/2016/5/13/chartex" xmlns:cx8="http://schemas.microsoft.com/office/drawing/2016/5/14/chartex" xmlns:mc="http://schemas.openxmlformats.org/markup-compatibility/2006" xmlns:aink="http://schemas.microsoft.com/office/drawing/2016/ink" xmlns:am3d="http://schemas.microsoft.com/office/drawing/2017/model3d" xmlns:o="urn:schemas-microsoft-com:office:office" xmlns:oel="http://schemas.microsoft.com/office/2019/extlst" xmlns:r="http://schemas.openxmlformats.org/officeDocument/2006/relationships" xmlns:m="http://schemas.openxmlformats.org/officeDocument/2006/math" xmlns:v="urn:schemas-microsoft-com:vml" xmlns:wp14="http://schemas.microsoft.com/office/word/2010/wordprocessingDrawing" xmlns:wp="http://schemas.openxmlformats.org/drawingml/2006/wordprocessingDrawing" xmlns:w10="urn:schemas-microsoft-com:office:word" xmlns:w="http://schemas.openxmlformats.org/wordprocessingml/2006/main" xmlns:w14="http://schemas.microsoft.com/office/word/2010/wordml" xmlns:w15="http://schemas.microsoft.com/office/word/2012/wordml" xmlns:w16cex="http://schemas.microsoft.com/office/word/2018/wordml/cex" xmlns:w16cid="http://schemas.microsoft.com/office/word/2016/wordml/cid" xmlns:w16="http://schemas.microsoft.com/office/word/2018/wordml" xmlns:w16du="http://schemas.microsoft.com/office/word/2023/wordml/word16du" xmlns:w16sdtdh="http://schemas.microsoft.com/office/word/2020/wordml/sdtdatahash" xmlns:w16sdtfl="http://schemas.microsoft.com/office/word/2024/wordml/sdtformatlock" xmlns:w16se="http://schemas.microsoft.com/office/word/2015/wordml/symex" xmlns:wpg="http://schemas.microsoft.com/office/word/2010/wordprocessingGroup" xmlns:wpi="http://schemas.microsoft.com/office/word/2010/wordprocessingInk" xmlns:wne="http://schemas.microsoft.com/office/word/2006/wordml" xmlns:wps="http://schemas.microsoft.com/office/word/2010/wordprocessingShape" mc:Ignorable="w14 w15 w16se w16cid w16 w16cex w16sdtdh w16sdtfl w16du wp14">
   <w:tbl>
     <w:tblPr>
       <w:tblW w:w="0" w:type="auto"/>
@@ -22369,7 +23039,7 @@
 </file>
 
 <file path=word/footer2.xml><?xml version="1.0" encoding="utf-8"?>
-<w:ftr xmlns:wpc="http://schemas.microsoft.com/office/word/2010/wordprocessingCanvas" xmlns:cx="http://schemas.microsoft.com/office/drawing/2014/chartex" xmlns:cx1="http://schemas.microsoft.com/office/drawing/2015/9/8/chartex" xmlns:cx2="http://schemas.microsoft.com/office/drawing/2015/10/21/chartex" xmlns:cx3="http://schemas.microsoft.com/office/drawing/2016/5/9/chartex" xmlns:cx4="http://schemas.microsoft.com/office/drawing/2016/5/10/chartex" xmlns:cx5="http://schemas.microsoft.com/office/drawing/2016/5/11/chartex" xmlns:cx6="http://schemas.microsoft.com/office/drawing/2016/5/12/chartex" xmlns:cx7="http://schemas.microsoft.com/office/drawing/2016/5/13/chartex" xmlns:cx8="http://schemas.microsoft.com/office/drawing/2016/5/14/chartex" xmlns:mc="http://schemas.openxmlformats.org/markup-compatibility/2006" xmlns:aink="http://schemas.microsoft.com/office/drawing/2016/ink" xmlns:am3d="http://schemas.microsoft.com/office/drawing/2017/model3d" xmlns:o="urn:schemas-microsoft-com:office:office" xmlns:oel="http://schemas.microsoft.com/office/2019/extlst" xmlns:r="http://schemas.openxmlformats.org/officeDocument/2006/relationships" xmlns:m="http://schemas.openxmlformats.org/officeDocument/2006/math" xmlns:v="urn:schemas-microsoft-com:vml" xmlns:wp14="http://schemas.microsoft.com/office/word/2010/wordprocessingDrawing" xmlns:wp="http://schemas.openxmlformats.org/drawingml/2006/wordprocessingDrawing" xmlns:w10="urn:schemas-microsoft-com:office:word" xmlns:w="http://schemas.openxmlformats.org/wordprocessingml/2006/main" xmlns:w14="http://schemas.microsoft.com/office/word/2010/wordml" xmlns:w15="http://schemas.microsoft.com/office/word/2012/wordml" xmlns:w16cex="http://schemas.microsoft.com/office/word/2018/wordml/cex" xmlns:w16cid="http://schemas.microsoft.com/office/word/2016/wordml/cid" xmlns:w16="http://schemas.microsoft.com/office/word/2018/wordml" xmlns:w16sdtdh="http://schemas.microsoft.com/office/word/2020/wordml/sdtdatahash" xmlns:w16se="http://schemas.microsoft.com/office/word/2015/wordml/symex" xmlns:wpg="http://schemas.microsoft.com/office/word/2010/wordprocessingGroup" xmlns:wpi="http://schemas.microsoft.com/office/word/2010/wordprocessingInk" xmlns:wne="http://schemas.microsoft.com/office/word/2006/wordml" xmlns:wps="http://schemas.microsoft.com/office/word/2010/wordprocessingShape" mc:Ignorable="w14 w15 w16se w16cid w16 w16cex w16sdtdh wp14">
+<w:ftr xmlns:wpc="http://schemas.microsoft.com/office/word/2010/wordprocessingCanvas" xmlns:cx="http://schemas.microsoft.com/office/drawing/2014/chartex" xmlns:cx1="http://schemas.microsoft.com/office/drawing/2015/9/8/chartex" xmlns:cx2="http://schemas.microsoft.com/office/drawing/2015/10/21/chartex" xmlns:cx3="http://schemas.microsoft.com/office/drawing/2016/5/9/chartex" xmlns:cx4="http://schemas.microsoft.com/office/drawing/2016/5/10/chartex" xmlns:cx5="http://schemas.microsoft.com/office/drawing/2016/5/11/chartex" xmlns:cx6="http://schemas.microsoft.com/office/drawing/2016/5/12/chartex" xmlns:cx7="http://schemas.microsoft.com/office/drawing/2016/5/13/chartex" xmlns:cx8="http://schemas.microsoft.com/office/drawing/2016/5/14/chartex" xmlns:mc="http://schemas.openxmlformats.org/markup-compatibility/2006" xmlns:aink="http://schemas.microsoft.com/office/drawing/2016/ink" xmlns:am3d="http://schemas.microsoft.com/office/drawing/2017/model3d" xmlns:o="urn:schemas-microsoft-com:office:office" xmlns:oel="http://schemas.microsoft.com/office/2019/extlst" xmlns:r="http://schemas.openxmlformats.org/officeDocument/2006/relationships" xmlns:m="http://schemas.openxmlformats.org/officeDocument/2006/math" xmlns:v="urn:schemas-microsoft-com:vml" xmlns:wp14="http://schemas.microsoft.com/office/word/2010/wordprocessingDrawing" xmlns:wp="http://schemas.openxmlformats.org/drawingml/2006/wordprocessingDrawing" xmlns:w10="urn:schemas-microsoft-com:office:word" xmlns:w="http://schemas.openxmlformats.org/wordprocessingml/2006/main" xmlns:w14="http://schemas.microsoft.com/office/word/2010/wordml" xmlns:w15="http://schemas.microsoft.com/office/word/2012/wordml" xmlns:w16cex="http://schemas.microsoft.com/office/word/2018/wordml/cex" xmlns:w16cid="http://schemas.microsoft.com/office/word/2016/wordml/cid" xmlns:w16="http://schemas.microsoft.com/office/word/2018/wordml" xmlns:w16du="http://schemas.microsoft.com/office/word/2023/wordml/word16du" xmlns:w16sdtdh="http://schemas.microsoft.com/office/word/2020/wordml/sdtdatahash" xmlns:w16sdtfl="http://schemas.microsoft.com/office/word/2024/wordml/sdtformatlock" xmlns:w16se="http://schemas.microsoft.com/office/word/2015/wordml/symex" xmlns:wpg="http://schemas.microsoft.com/office/word/2010/wordprocessingGroup" xmlns:wpi="http://schemas.microsoft.com/office/word/2010/wordprocessingInk" xmlns:wne="http://schemas.microsoft.com/office/word/2006/wordml" xmlns:wps="http://schemas.microsoft.com/office/word/2010/wordprocessingShape" mc:Ignorable="w14 w15 w16se w16cid w16 w16cex w16sdtdh w16sdtfl w16du wp14">
   <w:tbl>
     <w:tblPr>
       <w:tblW w:w="0" w:type="auto"/>
@@ -22431,7 +23101,7 @@
 </file>
 
 <file path=word/footnotes.xml><?xml version="1.0" encoding="utf-8"?>
-<w:footnotes xmlns:wpc="http://schemas.microsoft.com/office/word/2010/wordprocessingCanvas" xmlns:cx="http://schemas.microsoft.com/office/drawing/2014/chartex" xmlns:cx1="http://schemas.microsoft.com/office/drawing/2015/9/8/chartex" xmlns:cx2="http://schemas.microsoft.com/office/drawing/2015/10/21/chartex" xmlns:cx3="http://schemas.microsoft.com/office/drawing/2016/5/9/chartex" xmlns:cx4="http://schemas.microsoft.com/office/drawing/2016/5/10/chartex" xmlns:cx5="http://schemas.microsoft.com/office/drawing/2016/5/11/chartex" xmlns:cx6="http://schemas.microsoft.com/office/drawing/2016/5/12/chartex" xmlns:cx7="http://schemas.microsoft.com/office/drawing/2016/5/13/chartex" xmlns:cx8="http://schemas.microsoft.com/office/drawing/2016/5/14/chartex" xmlns:mc="http://schemas.openxmlformats.org/markup-compatibility/2006" xmlns:aink="http://schemas.microsoft.com/office/drawing/2016/ink" xmlns:am3d="http://schemas.microsoft.com/office/drawing/2017/model3d" xmlns:o="urn:schemas-microsoft-com:office:office" xmlns:oel="http://schemas.microsoft.com/office/2019/extlst" xmlns:r="http://schemas.openxmlformats.org/officeDocument/2006/relationships" xmlns:m="http://schemas.openxmlformats.org/officeDocument/2006/math" xmlns:v="urn:schemas-microsoft-com:vml" xmlns:wp14="http://schemas.microsoft.com/office/word/2010/wordprocessingDrawing" xmlns:wp="http://schemas.openxmlformats.org/drawingml/2006/wordprocessingDrawing" xmlns:w10="urn:schemas-microsoft-com:office:word" xmlns:w="http://schemas.openxmlformats.org/wordprocessingml/2006/main" xmlns:w14="http://schemas.microsoft.com/office/word/2010/wordml" xmlns:w15="http://schemas.microsoft.com/office/word/2012/wordml" xmlns:w16cex="http://schemas.microsoft.com/office/word/2018/wordml/cex" xmlns:w16cid="http://schemas.microsoft.com/office/word/2016/wordml/cid" xmlns:w16="http://schemas.microsoft.com/office/word/2018/wordml" xmlns:w16sdtdh="http://schemas.microsoft.com/office/word/2020/wordml/sdtdatahash" xmlns:w16se="http://schemas.microsoft.com/office/word/2015/wordml/symex" xmlns:wpg="http://schemas.microsoft.com/office/word/2010/wordprocessingGroup" xmlns:wpi="http://schemas.microsoft.com/office/word/2010/wordprocessingInk" xmlns:wne="http://schemas.microsoft.com/office/word/2006/wordml" xmlns:wps="http://schemas.microsoft.com/office/word/2010/wordprocessingShape" mc:Ignorable="w14 w15 w16se w16cid w16 w16cex w16sdtdh wp14">
+<w:footnotes xmlns:wpc="http://schemas.microsoft.com/office/word/2010/wordprocessingCanvas" xmlns:cx="http://schemas.microsoft.com/office/drawing/2014/chartex" xmlns:cx1="http://schemas.microsoft.com/office/drawing/2015/9/8/chartex" xmlns:cx2="http://schemas.microsoft.com/office/drawing/2015/10/21/chartex" xmlns:cx3="http://schemas.microsoft.com/office/drawing/2016/5/9/chartex" xmlns:cx4="http://schemas.microsoft.com/office/drawing/2016/5/10/chartex" xmlns:cx5="http://schemas.microsoft.com/office/drawing/2016/5/11/chartex" xmlns:cx6="http://schemas.microsoft.com/office/drawing/2016/5/12/chartex" xmlns:cx7="http://schemas.microsoft.com/office/drawing/2016/5/13/chartex" xmlns:cx8="http://schemas.microsoft.com/office/drawing/2016/5/14/chartex" xmlns:mc="http://schemas.openxmlformats.org/markup-compatibility/2006" xmlns:aink="http://schemas.microsoft.com/office/drawing/2016/ink" xmlns:am3d="http://schemas.microsoft.com/office/drawing/2017/model3d" xmlns:o="urn:schemas-microsoft-com:office:office" xmlns:oel="http://schemas.microsoft.com/office/2019/extlst" xmlns:r="http://schemas.openxmlformats.org/officeDocument/2006/relationships" xmlns:m="http://schemas.openxmlformats.org/officeDocument/2006/math" xmlns:v="urn:schemas-microsoft-com:vml" xmlns:wp14="http://schemas.microsoft.com/office/word/2010/wordprocessingDrawing" xmlns:wp="http://schemas.openxmlformats.org/drawingml/2006/wordprocessingDrawing" xmlns:w10="urn:schemas-microsoft-com:office:word" xmlns:w="http://schemas.openxmlformats.org/wordprocessingml/2006/main" xmlns:w14="http://schemas.microsoft.com/office/word/2010/wordml" xmlns:w15="http://schemas.microsoft.com/office/word/2012/wordml" xmlns:w16cex="http://schemas.microsoft.com/office/word/2018/wordml/cex" xmlns:w16cid="http://schemas.microsoft.com/office/word/2016/wordml/cid" xmlns:w16="http://schemas.microsoft.com/office/word/2018/wordml" xmlns:w16du="http://schemas.microsoft.com/office/word/2023/wordml/word16du" xmlns:w16sdtdh="http://schemas.microsoft.com/office/word/2020/wordml/sdtdatahash" xmlns:w16sdtfl="http://schemas.microsoft.com/office/word/2024/wordml/sdtformatlock" xmlns:w16se="http://schemas.microsoft.com/office/word/2015/wordml/symex" xmlns:wpg="http://schemas.microsoft.com/office/word/2010/wordprocessingGroup" xmlns:wpi="http://schemas.microsoft.com/office/word/2010/wordprocessingInk" xmlns:wne="http://schemas.microsoft.com/office/word/2006/wordml" xmlns:wps="http://schemas.microsoft.com/office/word/2010/wordprocessingShape" mc:Ignorable="w14 w15 w16se w16cid w16 w16cex w16sdtdh w16sdtfl w16du wp14">
   <w:footnote w:type="separator" w:id="-1">
     <w:p>
       <w:r>
@@ -22457,7 +23127,7 @@
 </file>
 
 <file path=word/header1.xml><?xml version="1.0" encoding="utf-8"?>
-<w:hdr xmlns:wpc="http://schemas.microsoft.com/office/word/2010/wordprocessingCanvas" xmlns:cx="http://schemas.microsoft.com/office/drawing/2014/chartex" xmlns:cx1="http://schemas.microsoft.com/office/drawing/2015/9/8/chartex" xmlns:cx2="http://schemas.microsoft.com/office/drawing/2015/10/21/chartex" xmlns:cx3="http://schemas.microsoft.com/office/drawing/2016/5/9/chartex" xmlns:cx4="http://schemas.microsoft.com/office/drawing/2016/5/10/chartex" xmlns:cx5="http://schemas.microsoft.com/office/drawing/2016/5/11/chartex" xmlns:cx6="http://schemas.microsoft.com/office/drawing/2016/5/12/chartex" xmlns:cx7="http://schemas.microsoft.com/office/drawing/2016/5/13/chartex" xmlns:cx8="http://schemas.microsoft.com/office/drawing/2016/5/14/chartex" xmlns:mc="http://schemas.openxmlformats.org/markup-compatibility/2006" xmlns:aink="http://schemas.microsoft.com/office/drawing/2016/ink" xmlns:am3d="http://schemas.microsoft.com/office/drawing/2017/model3d" xmlns:o="urn:schemas-microsoft-com:office:office" xmlns:oel="http://schemas.microsoft.com/office/2019/extlst" xmlns:r="http://schemas.openxmlformats.org/officeDocument/2006/relationships" xmlns:m="http://schemas.openxmlformats.org/officeDocument/2006/math" xmlns:v="urn:schemas-microsoft-com:vml" xmlns:wp14="http://schemas.microsoft.com/office/word/2010/wordprocessingDrawing" xmlns:wp="http://schemas.openxmlformats.org/drawingml/2006/wordprocessingDrawing" xmlns:w10="urn:schemas-microsoft-com:office:word" xmlns:w="http://schemas.openxmlformats.org/wordprocessingml/2006/main" xmlns:w14="http://schemas.microsoft.com/office/word/2010/wordml" xmlns:w15="http://schemas.microsoft.com/office/word/2012/wordml" xmlns:w16cex="http://schemas.microsoft.com/office/word/2018/wordml/cex" xmlns:w16cid="http://schemas.microsoft.com/office/word/2016/wordml/cid" xmlns:w16="http://schemas.microsoft.com/office/word/2018/wordml" xmlns:w16sdtdh="http://schemas.microsoft.com/office/word/2020/wordml/sdtdatahash" xmlns:w16se="http://schemas.microsoft.com/office/word/2015/wordml/symex" xmlns:wpg="http://schemas.microsoft.com/office/word/2010/wordprocessingGroup" xmlns:wpi="http://schemas.microsoft.com/office/word/2010/wordprocessingInk" xmlns:wne="http://schemas.microsoft.com/office/word/2006/wordml" xmlns:wps="http://schemas.microsoft.com/office/word/2010/wordprocessingShape" mc:Ignorable="w14 w15 w16se w16cid w16 w16cex w16sdtdh wp14">
+<w:hdr xmlns:wpc="http://schemas.microsoft.com/office/word/2010/wordprocessingCanvas" xmlns:cx="http://schemas.microsoft.com/office/drawing/2014/chartex" xmlns:cx1="http://schemas.microsoft.com/office/drawing/2015/9/8/chartex" xmlns:cx2="http://schemas.microsoft.com/office/drawing/2015/10/21/chartex" xmlns:cx3="http://schemas.microsoft.com/office/drawing/2016/5/9/chartex" xmlns:cx4="http://schemas.microsoft.com/office/drawing/2016/5/10/chartex" xmlns:cx5="http://schemas.microsoft.com/office/drawing/2016/5/11/chartex" xmlns:cx6="http://schemas.microsoft.com/office/drawing/2016/5/12/chartex" xmlns:cx7="http://schemas.microsoft.com/office/drawing/2016/5/13/chartex" xmlns:cx8="http://schemas.microsoft.com/office/drawing/2016/5/14/chartex" xmlns:mc="http://schemas.openxmlformats.org/markup-compatibility/2006" xmlns:aink="http://schemas.microsoft.com/office/drawing/2016/ink" xmlns:am3d="http://schemas.microsoft.com/office/drawing/2017/model3d" xmlns:o="urn:schemas-microsoft-com:office:office" xmlns:oel="http://schemas.microsoft.com/office/2019/extlst" xmlns:r="http://schemas.openxmlformats.org/officeDocument/2006/relationships" xmlns:m="http://schemas.openxmlformats.org/officeDocument/2006/math" xmlns:v="urn:schemas-microsoft-com:vml" xmlns:wp14="http://schemas.microsoft.com/office/word/2010/wordprocessingDrawing" xmlns:wp="http://schemas.openxmlformats.org/drawingml/2006/wordprocessingDrawing" xmlns:w10="urn:schemas-microsoft-com:office:word" xmlns:w="http://schemas.openxmlformats.org/wordprocessingml/2006/main" xmlns:w14="http://schemas.microsoft.com/office/word/2010/wordml" xmlns:w15="http://schemas.microsoft.com/office/word/2012/wordml" xmlns:w16cex="http://schemas.microsoft.com/office/word/2018/wordml/cex" xmlns:w16cid="http://schemas.microsoft.com/office/word/2016/wordml/cid" xmlns:w16="http://schemas.microsoft.com/office/word/2018/wordml" xmlns:w16du="http://schemas.microsoft.com/office/word/2023/wordml/word16du" xmlns:w16sdtdh="http://schemas.microsoft.com/office/word/2020/wordml/sdtdatahash" xmlns:w16sdtfl="http://schemas.microsoft.com/office/word/2024/wordml/sdtformatlock" xmlns:w16se="http://schemas.microsoft.com/office/word/2015/wordml/symex" xmlns:wpg="http://schemas.microsoft.com/office/word/2010/wordprocessingGroup" xmlns:wpi="http://schemas.microsoft.com/office/word/2010/wordprocessingInk" xmlns:wne="http://schemas.microsoft.com/office/word/2006/wordml" xmlns:wps="http://schemas.microsoft.com/office/word/2010/wordprocessingShape" mc:Ignorable="w14 w15 w16se w16cid w16 w16cex w16sdtdh w16sdtfl w16du wp14">
   <w:p>
     <w:pPr>
       <w:pStyle w:val="Cabealho"/>
@@ -22473,7 +23143,7 @@
 </file>
 
 <file path=word/header2.xml><?xml version="1.0" encoding="utf-8"?>
-<w:hdr xmlns:wpc="http://schemas.microsoft.com/office/word/2010/wordprocessingCanvas" xmlns:cx="http://schemas.microsoft.com/office/drawing/2014/chartex" xmlns:cx1="http://schemas.microsoft.com/office/drawing/2015/9/8/chartex" xmlns:cx2="http://schemas.microsoft.com/office/drawing/2015/10/21/chartex" xmlns:cx3="http://schemas.microsoft.com/office/drawing/2016/5/9/chartex" xmlns:cx4="http://schemas.microsoft.com/office/drawing/2016/5/10/chartex" xmlns:cx5="http://schemas.microsoft.com/office/drawing/2016/5/11/chartex" xmlns:cx6="http://schemas.microsoft.com/office/drawing/2016/5/12/chartex" xmlns:cx7="http://schemas.microsoft.com/office/drawing/2016/5/13/chartex" xmlns:cx8="http://schemas.microsoft.com/office/drawing/2016/5/14/chartex" xmlns:mc="http://schemas.openxmlformats.org/markup-compatibility/2006" xmlns:aink="http://schemas.microsoft.com/office/drawing/2016/ink" xmlns:am3d="http://schemas.microsoft.com/office/drawing/2017/model3d" xmlns:o="urn:schemas-microsoft-com:office:office" xmlns:oel="http://schemas.microsoft.com/office/2019/extlst" xmlns:r="http://schemas.openxmlformats.org/officeDocument/2006/relationships" xmlns:m="http://schemas.openxmlformats.org/officeDocument/2006/math" xmlns:v="urn:schemas-microsoft-com:vml" xmlns:wp14="http://schemas.microsoft.com/office/word/2010/wordprocessingDrawing" xmlns:wp="http://schemas.openxmlformats.org/drawingml/2006/wordprocessingDrawing" xmlns:w10="urn:schemas-microsoft-com:office:word" xmlns:w="http://schemas.openxmlformats.org/wordprocessingml/2006/main" xmlns:w14="http://schemas.microsoft.com/office/word/2010/wordml" xmlns:w15="http://schemas.microsoft.com/office/word/2012/wordml" xmlns:w16cex="http://schemas.microsoft.com/office/word/2018/wordml/cex" xmlns:w16cid="http://schemas.microsoft.com/office/word/2016/wordml/cid" xmlns:w16="http://schemas.microsoft.com/office/word/2018/wordml" xmlns:w16sdtdh="http://schemas.microsoft.com/office/word/2020/wordml/sdtdatahash" xmlns:w16se="http://schemas.microsoft.com/office/word/2015/wordml/symex" xmlns:wpg="http://schemas.microsoft.com/office/word/2010/wordprocessingGroup" xmlns:wpi="http://schemas.microsoft.com/office/word/2010/wordprocessingInk" xmlns:wne="http://schemas.microsoft.com/office/word/2006/wordml" xmlns:wps="http://schemas.microsoft.com/office/word/2010/wordprocessingShape" mc:Ignorable="w14 w15 w16se w16cid w16 w16cex w16sdtdh wp14">
+<w:hdr xmlns:wpc="http://schemas.microsoft.com/office/word/2010/wordprocessingCanvas" xmlns:cx="http://schemas.microsoft.com/office/drawing/2014/chartex" xmlns:cx1="http://schemas.microsoft.com/office/drawing/2015/9/8/chartex" xmlns:cx2="http://schemas.microsoft.com/office/drawing/2015/10/21/chartex" xmlns:cx3="http://schemas.microsoft.com/office/drawing/2016/5/9/chartex" xmlns:cx4="http://schemas.microsoft.com/office/drawing/2016/5/10/chartex" xmlns:cx5="http://schemas.microsoft.com/office/drawing/2016/5/11/chartex" xmlns:cx6="http://schemas.microsoft.com/office/drawing/2016/5/12/chartex" xmlns:cx7="http://schemas.microsoft.com/office/drawing/2016/5/13/chartex" xmlns:cx8="http://schemas.microsoft.com/office/drawing/2016/5/14/chartex" xmlns:mc="http://schemas.openxmlformats.org/markup-compatibility/2006" xmlns:aink="http://schemas.microsoft.com/office/drawing/2016/ink" xmlns:am3d="http://schemas.microsoft.com/office/drawing/2017/model3d" xmlns:o="urn:schemas-microsoft-com:office:office" xmlns:oel="http://schemas.microsoft.com/office/2019/extlst" xmlns:r="http://schemas.openxmlformats.org/officeDocument/2006/relationships" xmlns:m="http://schemas.openxmlformats.org/officeDocument/2006/math" xmlns:v="urn:schemas-microsoft-com:vml" xmlns:wp14="http://schemas.microsoft.com/office/word/2010/wordprocessingDrawing" xmlns:wp="http://schemas.openxmlformats.org/drawingml/2006/wordprocessingDrawing" xmlns:w10="urn:schemas-microsoft-com:office:word" xmlns:w="http://schemas.openxmlformats.org/wordprocessingml/2006/main" xmlns:w14="http://schemas.microsoft.com/office/word/2010/wordml" xmlns:w15="http://schemas.microsoft.com/office/word/2012/wordml" xmlns:w16cex="http://schemas.microsoft.com/office/word/2018/wordml/cex" xmlns:w16cid="http://schemas.microsoft.com/office/word/2016/wordml/cid" xmlns:w16="http://schemas.microsoft.com/office/word/2018/wordml" xmlns:w16du="http://schemas.microsoft.com/office/word/2023/wordml/word16du" xmlns:w16sdtdh="http://schemas.microsoft.com/office/word/2020/wordml/sdtdatahash" xmlns:w16sdtfl="http://schemas.microsoft.com/office/word/2024/wordml/sdtformatlock" xmlns:w16se="http://schemas.microsoft.com/office/word/2015/wordml/symex" xmlns:wpg="http://schemas.microsoft.com/office/word/2010/wordprocessingGroup" xmlns:wpi="http://schemas.microsoft.com/office/word/2010/wordprocessingInk" xmlns:wne="http://schemas.microsoft.com/office/word/2006/wordml" xmlns:wps="http://schemas.microsoft.com/office/word/2010/wordprocessingShape" mc:Ignorable="w14 w15 w16se w16cid w16 w16cex w16sdtdh w16sdtfl w16du wp14">
   <w:p>
     <w:pPr>
       <w:pStyle w:val="Cabealho"/>
@@ -22507,7 +23177,7 @@
 </file>
 
 <file path=word/numbering.xml><?xml version="1.0" encoding="utf-8"?>
-<w:numbering xmlns:wpc="http://schemas.microsoft.com/office/word/2010/wordprocessingCanvas" xmlns:cx="http://schemas.microsoft.com/office/drawing/2014/chartex" xmlns:cx1="http://schemas.microsoft.com/office/drawing/2015/9/8/chartex" xmlns:cx2="http://schemas.microsoft.com/office/drawing/2015/10/21/chartex" xmlns:cx3="http://schemas.microsoft.com/office/drawing/2016/5/9/chartex" xmlns:cx4="http://schemas.microsoft.com/office/drawing/2016/5/10/chartex" xmlns:cx5="http://schemas.microsoft.com/office/drawing/2016/5/11/chartex" xmlns:cx6="http://schemas.microsoft.com/office/drawing/2016/5/12/chartex" xmlns:cx7="http://schemas.microsoft.com/office/drawing/2016/5/13/chartex" xmlns:cx8="http://schemas.microsoft.com/office/drawing/2016/5/14/chartex" xmlns:mc="http://schemas.openxmlformats.org/markup-compatibility/2006" xmlns:aink="http://schemas.microsoft.com/office/drawing/2016/ink" xmlns:am3d="http://schemas.microsoft.com/office/drawing/2017/model3d" xmlns:o="urn:schemas-microsoft-com:office:office" xmlns:oel="http://schemas.microsoft.com/office/2019/extlst" xmlns:r="http://schemas.openxmlformats.org/officeDocument/2006/relationships" xmlns:m="http://schemas.openxmlformats.org/officeDocument/2006/math" xmlns:v="urn:schemas-microsoft-com:vml" xmlns:wp14="http://schemas.microsoft.com/office/word/2010/wordprocessingDrawing" xmlns:wp="http://schemas.openxmlformats.org/drawingml/2006/wordprocessingDrawing" xmlns:w10="urn:schemas-microsoft-com:office:word" xmlns:w="http://schemas.openxmlformats.org/wordprocessingml/2006/main" xmlns:w14="http://schemas.microsoft.com/office/word/2010/wordml" xmlns:w15="http://schemas.microsoft.com/office/word/2012/wordml" xmlns:w16cex="http://schemas.microsoft.com/office/word/2018/wordml/cex" xmlns:w16cid="http://schemas.microsoft.com/office/word/2016/wordml/cid" xmlns:w16="http://schemas.microsoft.com/office/word/2018/wordml" xmlns:w16sdtdh="http://schemas.microsoft.com/office/word/2020/wordml/sdtdatahash" xmlns:w16se="http://schemas.microsoft.com/office/word/2015/wordml/symex" xmlns:wpg="http://schemas.microsoft.com/office/word/2010/wordprocessingGroup" xmlns:wpi="http://schemas.microsoft.com/office/word/2010/wordprocessingInk" xmlns:wne="http://schemas.microsoft.com/office/word/2006/wordml" xmlns:wps="http://schemas.microsoft.com/office/word/2010/wordprocessingShape" mc:Ignorable="w14 w15 w16se w16cid w16 w16cex w16sdtdh wp14">
+<w:numbering xmlns:wpc="http://schemas.microsoft.com/office/word/2010/wordprocessingCanvas" xmlns:cx="http://schemas.microsoft.com/office/drawing/2014/chartex" xmlns:cx1="http://schemas.microsoft.com/office/drawing/2015/9/8/chartex" xmlns:cx2="http://schemas.microsoft.com/office/drawing/2015/10/21/chartex" xmlns:cx3="http://schemas.microsoft.com/office/drawing/2016/5/9/chartex" xmlns:cx4="http://schemas.microsoft.com/office/drawing/2016/5/10/chartex" xmlns:cx5="http://schemas.microsoft.com/office/drawing/2016/5/11/chartex" xmlns:cx6="http://schemas.microsoft.com/office/drawing/2016/5/12/chartex" xmlns:cx7="http://schemas.microsoft.com/office/drawing/2016/5/13/chartex" xmlns:cx8="http://schemas.microsoft.com/office/drawing/2016/5/14/chartex" xmlns:mc="http://schemas.openxmlformats.org/markup-compatibility/2006" xmlns:aink="http://schemas.microsoft.com/office/drawing/2016/ink" xmlns:am3d="http://schemas.microsoft.com/office/drawing/2017/model3d" xmlns:o="urn:schemas-microsoft-com:office:office" xmlns:oel="http://schemas.microsoft.com/office/2019/extlst" xmlns:r="http://schemas.openxmlformats.org/officeDocument/2006/relationships" xmlns:m="http://schemas.openxmlformats.org/officeDocument/2006/math" xmlns:v="urn:schemas-microsoft-com:vml" xmlns:wp14="http://schemas.microsoft.com/office/word/2010/wordprocessingDrawing" xmlns:wp="http://schemas.openxmlformats.org/drawingml/2006/wordprocessingDrawing" xmlns:w10="urn:schemas-microsoft-com:office:word" xmlns:w="http://schemas.openxmlformats.org/wordprocessingml/2006/main" xmlns:w14="http://schemas.microsoft.com/office/word/2010/wordml" xmlns:w15="http://schemas.microsoft.com/office/word/2012/wordml" xmlns:w16cex="http://schemas.microsoft.com/office/word/2018/wordml/cex" xmlns:w16cid="http://schemas.microsoft.com/office/word/2016/wordml/cid" xmlns:w16="http://schemas.microsoft.com/office/word/2018/wordml" xmlns:w16du="http://schemas.microsoft.com/office/word/2023/wordml/word16du" xmlns:w16sdtdh="http://schemas.microsoft.com/office/word/2020/wordml/sdtdatahash" xmlns:w16sdtfl="http://schemas.microsoft.com/office/word/2024/wordml/sdtformatlock" xmlns:w16se="http://schemas.microsoft.com/office/word/2015/wordml/symex" xmlns:wpg="http://schemas.microsoft.com/office/word/2010/wordprocessingGroup" xmlns:wpi="http://schemas.microsoft.com/office/word/2010/wordprocessingInk" xmlns:wne="http://schemas.microsoft.com/office/word/2006/wordml" xmlns:wps="http://schemas.microsoft.com/office/word/2010/wordprocessingShape" mc:Ignorable="w14 w15 w16se w16cid w16 w16cex w16sdtdh w16sdtfl w16du wp14">
   <w:abstractNum w:abstractNumId="0" w15:restartNumberingAfterBreak="0">
     <w:nsid w:val="014B4A6B"/>
     <w:multiLevelType w:val="multilevel"/>
@@ -26672,7 +27342,7 @@
 </file>
 
 <file path=word/styles.xml><?xml version="1.0" encoding="utf-8"?>
-<w:styles xmlns:mc="http://schemas.openxmlformats.org/markup-compatibility/2006" xmlns:r="http://schemas.openxmlformats.org/officeDocument/2006/relationships" xmlns:w="http://schemas.openxmlformats.org/wordprocessingml/2006/main" xmlns:w14="http://schemas.microsoft.com/office/word/2010/wordml" xmlns:w15="http://schemas.microsoft.com/office/word/2012/wordml" xmlns:w16cex="http://schemas.microsoft.com/office/word/2018/wordml/cex" xmlns:w16cid="http://schemas.microsoft.com/office/word/2016/wordml/cid" xmlns:w16="http://schemas.microsoft.com/office/word/2018/wordml" xmlns:w16sdtdh="http://schemas.microsoft.com/office/word/2020/wordml/sdtdatahash" xmlns:w16se="http://schemas.microsoft.com/office/word/2015/wordml/symex" mc:Ignorable="w14 w15 w16se w16cid w16 w16cex w16sdtdh">
+<w:styles xmlns:mc="http://schemas.openxmlformats.org/markup-compatibility/2006" xmlns:r="http://schemas.openxmlformats.org/officeDocument/2006/relationships" xmlns:w="http://schemas.openxmlformats.org/wordprocessingml/2006/main" xmlns:w14="http://schemas.microsoft.com/office/word/2010/wordml" xmlns:w15="http://schemas.microsoft.com/office/word/2012/wordml" xmlns:w16cex="http://schemas.microsoft.com/office/word/2018/wordml/cex" xmlns:w16cid="http://schemas.microsoft.com/office/word/2016/wordml/cid" xmlns:w16="http://schemas.microsoft.com/office/word/2018/wordml" xmlns:w16du="http://schemas.microsoft.com/office/word/2023/wordml/word16du" xmlns:w16sdtdh="http://schemas.microsoft.com/office/word/2020/wordml/sdtdatahash" xmlns:w16sdtfl="http://schemas.microsoft.com/office/word/2024/wordml/sdtformatlock" xmlns:w16se="http://schemas.microsoft.com/office/word/2015/wordml/symex" mc:Ignorable="w14 w15 w16se w16cid w16 w16cex w16sdtdh w16sdtfl w16du">
   <w:docDefaults>
     <w:rPrDefault>
       <w:rPr>
@@ -28191,6 +28861,19 @@
 </file>
 
 <file path=customXml/item1.xml><?xml version="1.0" encoding="utf-8"?>
+<?mso-contentType ?>
+<FormTemplates xmlns="http://schemas.microsoft.com/sharepoint/v3/contenttype/forms">
+  <Display>DocumentLibraryForm</Display>
+  <Edit>DocumentLibraryForm</Edit>
+  <New>DocumentLibraryForm</New>
+</FormTemplates>
+</file>
+
+<file path=customXml/item2.xml><?xml version="1.0" encoding="utf-8"?>
+<b:Sources xmlns:b="http://schemas.openxmlformats.org/officeDocument/2006/bibliography" xmlns="http://schemas.openxmlformats.org/officeDocument/2006/bibliography" SelectedStyle="\APA.XSL" StyleName="APA"/>
+</file>
+
+<file path=customXml/item3.xml><?xml version="1.0" encoding="utf-8"?>
 <p:properties xmlns:p="http://schemas.microsoft.com/office/2006/metadata/properties" xmlns:xsi="http://www.w3.org/2001/XMLSchema-instance" xmlns:pc="http://schemas.microsoft.com/office/infopath/2007/PartnerControls">
   <documentManagement>
     <lcf76f155ced4ddcb4097134ff3c332f xmlns="73616d7f-17b8-4c43-aa5e-25ef7e462a18">
@@ -28199,19 +28882,6 @@
     <TaxCatchAll xmlns="686b96b7-37ef-4e5c-bc3c-4e780f33c780" xsi:nil="true"/>
   </documentManagement>
 </p:properties>
-</file>
-
-<file path=customXml/item2.xml><?xml version="1.0" encoding="utf-8"?>
-<?mso-contentType ?>
-<FormTemplates xmlns="http://schemas.microsoft.com/sharepoint/v3/contenttype/forms">
-  <Display>DocumentLibraryForm</Display>
-  <Edit>DocumentLibraryForm</Edit>
-  <New>DocumentLibraryForm</New>
-</FormTemplates>
-</file>
-
-<file path=customXml/item3.xml><?xml version="1.0" encoding="utf-8"?>
-<b:Sources xmlns:b="http://schemas.openxmlformats.org/officeDocument/2006/bibliography" xmlns="http://schemas.openxmlformats.org/officeDocument/2006/bibliography" SelectedStyle="\APA.XSL" StyleName="APA"/>
 </file>
 
 <file path=customXml/item4.xml><?xml version="1.0" encoding="utf-8"?>
@@ -28410,17 +29080,6 @@
 </file>
 
 <file path=customXml/itemProps1.xml><?xml version="1.0" encoding="utf-8"?>
-<ds:datastoreItem xmlns:ds="http://schemas.openxmlformats.org/officeDocument/2006/customXml" ds:itemID="{0FB482D0-C62D-40F8-A30D-80102D84D1F8}">
-  <ds:schemaRefs>
-    <ds:schemaRef ds:uri="http://schemas.microsoft.com/office/2006/metadata/properties"/>
-    <ds:schemaRef ds:uri="http://schemas.microsoft.com/office/infopath/2007/PartnerControls"/>
-    <ds:schemaRef ds:uri="73616d7f-17b8-4c43-aa5e-25ef7e462a18"/>
-    <ds:schemaRef ds:uri="686b96b7-37ef-4e5c-bc3c-4e780f33c780"/>
-  </ds:schemaRefs>
-</ds:datastoreItem>
-</file>
-
-<file path=customXml/itemProps2.xml><?xml version="1.0" encoding="utf-8"?>
 <ds:datastoreItem xmlns:ds="http://schemas.openxmlformats.org/officeDocument/2006/customXml" ds:itemID="{CF1FD0AD-7A56-4031-B24D-376004EB8526}">
   <ds:schemaRefs>
     <ds:schemaRef ds:uri="http://schemas.microsoft.com/sharepoint/v3/contenttype/forms"/>
@@ -28428,10 +29087,21 @@
 </ds:datastoreItem>
 </file>
 
-<file path=customXml/itemProps3.xml><?xml version="1.0" encoding="utf-8"?>
+<file path=customXml/itemProps2.xml><?xml version="1.0" encoding="utf-8"?>
 <ds:datastoreItem xmlns:ds="http://schemas.openxmlformats.org/officeDocument/2006/customXml" ds:itemID="{8C8965D9-0818-43D2-B433-7B321E8F3C6F}">
   <ds:schemaRefs>
     <ds:schemaRef ds:uri="http://schemas.openxmlformats.org/officeDocument/2006/bibliography"/>
+  </ds:schemaRefs>
+</ds:datastoreItem>
+</file>
+
+<file path=customXml/itemProps3.xml><?xml version="1.0" encoding="utf-8"?>
+<ds:datastoreItem xmlns:ds="http://schemas.openxmlformats.org/officeDocument/2006/customXml" ds:itemID="{0FB482D0-C62D-40F8-A30D-80102D84D1F8}">
+  <ds:schemaRefs>
+    <ds:schemaRef ds:uri="http://schemas.microsoft.com/office/2006/metadata/properties"/>
+    <ds:schemaRef ds:uri="http://schemas.microsoft.com/office/infopath/2007/PartnerControls"/>
+    <ds:schemaRef ds:uri="73616d7f-17b8-4c43-aa5e-25ef7e462a18"/>
+    <ds:schemaRef ds:uri="686b96b7-37ef-4e5c-bc3c-4e780f33c780"/>
   </ds:schemaRefs>
 </ds:datastoreItem>
 </file>

--- a/DayPlannio.docx
+++ b/DayPlannio.docx
@@ -1,6 +1,6 @@
 
 <file path=word/document.xml><?xml version="1.0" encoding="utf-8"?>
-<w:document xmlns:wpc="http://schemas.microsoft.com/office/word/2010/wordprocessingCanvas" xmlns:cx="http://schemas.microsoft.com/office/drawing/2014/chartex" xmlns:cx1="http://schemas.microsoft.com/office/drawing/2015/9/8/chartex" xmlns:cx2="http://schemas.microsoft.com/office/drawing/2015/10/21/chartex" xmlns:cx3="http://schemas.microsoft.com/office/drawing/2016/5/9/chartex" xmlns:cx4="http://schemas.microsoft.com/office/drawing/2016/5/10/chartex" xmlns:cx5="http://schemas.microsoft.com/office/drawing/2016/5/11/chartex" xmlns:cx6="http://schemas.microsoft.com/office/drawing/2016/5/12/chartex" xmlns:cx7="http://schemas.microsoft.com/office/drawing/2016/5/13/chartex" xmlns:cx8="http://schemas.microsoft.com/office/drawing/2016/5/14/chartex" xmlns:mc="http://schemas.openxmlformats.org/markup-compatibility/2006" xmlns:aink="http://schemas.microsoft.com/office/drawing/2016/ink" xmlns:am3d="http://schemas.microsoft.com/office/drawing/2017/model3d" xmlns:o="urn:schemas-microsoft-com:office:office" xmlns:oel="http://schemas.microsoft.com/office/2019/extlst" xmlns:r="http://schemas.openxmlformats.org/officeDocument/2006/relationships" xmlns:m="http://schemas.openxmlformats.org/officeDocument/2006/math" xmlns:v="urn:schemas-microsoft-com:vml" xmlns:wp14="http://schemas.microsoft.com/office/word/2010/wordprocessingDrawing" xmlns:wp="http://schemas.openxmlformats.org/drawingml/2006/wordprocessingDrawing" xmlns:w10="urn:schemas-microsoft-com:office:word" xmlns:w="http://schemas.openxmlformats.org/wordprocessingml/2006/main" xmlns:w14="http://schemas.microsoft.com/office/word/2010/wordml" xmlns:w15="http://schemas.microsoft.com/office/word/2012/wordml" xmlns:w16cex="http://schemas.microsoft.com/office/word/2018/wordml/cex" xmlns:w16cid="http://schemas.microsoft.com/office/word/2016/wordml/cid" xmlns:w16="http://schemas.microsoft.com/office/word/2018/wordml" xmlns:w16du="http://schemas.microsoft.com/office/word/2023/wordml/word16du" xmlns:w16sdtdh="http://schemas.microsoft.com/office/word/2020/wordml/sdtdatahash" xmlns:w16sdtfl="http://schemas.microsoft.com/office/word/2024/wordml/sdtformatlock" xmlns:w16se="http://schemas.microsoft.com/office/word/2015/wordml/symex" xmlns:wpg="http://schemas.microsoft.com/office/word/2010/wordprocessingGroup" xmlns:wpi="http://schemas.microsoft.com/office/word/2010/wordprocessingInk" xmlns:wne="http://schemas.microsoft.com/office/word/2006/wordml" xmlns:wps="http://schemas.microsoft.com/office/word/2010/wordprocessingShape" mc:Ignorable="w14 w15 w16se w16cid w16 w16cex w16sdtdh w16sdtfl w16du wp14">
+<w:document xmlns:wpc="http://schemas.microsoft.com/office/word/2010/wordprocessingCanvas" xmlns:cx="http://schemas.microsoft.com/office/drawing/2014/chartex" xmlns:cx1="http://schemas.microsoft.com/office/drawing/2015/9/8/chartex" xmlns:cx2="http://schemas.microsoft.com/office/drawing/2015/10/21/chartex" xmlns:cx3="http://schemas.microsoft.com/office/drawing/2016/5/9/chartex" xmlns:cx4="http://schemas.microsoft.com/office/drawing/2016/5/10/chartex" xmlns:cx5="http://schemas.microsoft.com/office/drawing/2016/5/11/chartex" xmlns:cx6="http://schemas.microsoft.com/office/drawing/2016/5/12/chartex" xmlns:cx7="http://schemas.microsoft.com/office/drawing/2016/5/13/chartex" xmlns:cx8="http://schemas.microsoft.com/office/drawing/2016/5/14/chartex" xmlns:mc="http://schemas.openxmlformats.org/markup-compatibility/2006" xmlns:aink="http://schemas.microsoft.com/office/drawing/2016/ink" xmlns:am3d="http://schemas.microsoft.com/office/drawing/2017/model3d" xmlns:o="urn:schemas-microsoft-com:office:office" xmlns:oel="http://schemas.microsoft.com/office/2019/extlst" xmlns:r="http://schemas.openxmlformats.org/officeDocument/2006/relationships" xmlns:m="http://schemas.openxmlformats.org/officeDocument/2006/math" xmlns:v="urn:schemas-microsoft-com:vml" xmlns:wp14="http://schemas.microsoft.com/office/word/2010/wordprocessingDrawing" xmlns:wp="http://schemas.openxmlformats.org/drawingml/2006/wordprocessingDrawing" xmlns:w10="urn:schemas-microsoft-com:office:word" xmlns:w="http://schemas.openxmlformats.org/wordprocessingml/2006/main" xmlns:w14="http://schemas.microsoft.com/office/word/2010/wordml" xmlns:w15="http://schemas.microsoft.com/office/word/2012/wordml" xmlns:w16cex="http://schemas.microsoft.com/office/word/2018/wordml/cex" xmlns:w16cid="http://schemas.microsoft.com/office/word/2016/wordml/cid" xmlns:w16="http://schemas.microsoft.com/office/word/2018/wordml" xmlns:w16sdtdh="http://schemas.microsoft.com/office/word/2020/wordml/sdtdatahash" xmlns:w16se="http://schemas.microsoft.com/office/word/2015/wordml/symex" xmlns:wpg="http://schemas.microsoft.com/office/word/2010/wordprocessingGroup" xmlns:wpi="http://schemas.microsoft.com/office/word/2010/wordprocessingInk" xmlns:wne="http://schemas.microsoft.com/office/word/2006/wordml" xmlns:wps="http://schemas.microsoft.com/office/word/2010/wordprocessingShape" mc:Ignorable="w14 w15 w16se w16cid w16 w16cex w16sdtdh wp14">
   <w:body>
     <w:p>
       <w:pPr>
@@ -363,312 +363,6 @@
     </w:p>
     <w:p>
       <w:pPr>
-        <w:ind w:firstLine="0"/>
-        <w:rPr>
-          <w:rFonts w:cs="Arial"/>
-          <w:b/>
-          <w:sz w:val="28"/>
-        </w:rPr>
-      </w:pPr>
-    </w:p>
-    <w:p>
-      <w:pPr>
-        <w:ind w:firstLine="0"/>
-        <w:rPr>
-          <w:rFonts w:cs="Arial"/>
-          <w:b/>
-          <w:sz w:val="28"/>
-        </w:rPr>
-      </w:pPr>
-    </w:p>
-    <w:p>
-      <w:pPr>
-        <w:pStyle w:val="Ttulo3"/>
-        <w:numPr>
-          <w:ilvl w:val="2"/>
-          <w:numId w:val="0"/>
-        </w:numPr>
-        <w:jc w:val="center"/>
-        <w:rPr>
-          <w:rFonts w:cs="Arial"/>
-          <w:sz w:val="28"/>
-          <w:szCs w:val="28"/>
-        </w:rPr>
-      </w:pPr>
-    </w:p>
-    <w:p>
-      <w:pPr>
-        <w:ind w:firstLine="0"/>
-        <w:jc w:val="center"/>
-        <w:rPr>
-          <w:b/>
-          <w:bCs/>
-          <w:sz w:val="28"/>
-          <w:szCs w:val="28"/>
-        </w:rPr>
-      </w:pPr>
-      <w:r>
-        <w:rPr>
-          <w:b/>
-          <w:bCs/>
-          <w:sz w:val="28"/>
-          <w:szCs w:val="28"/>
-        </w:rPr>
-        <w:t>DOCUMENTAÇÃO DO PROJETO INTERDISCIPLINAR (PI)</w:t>
-      </w:r>
-    </w:p>
-    <w:p>
-      <w:pPr>
-        <w:ind w:firstLine="0"/>
-        <w:jc w:val="center"/>
-        <w:rPr>
-          <w:b/>
-          <w:bCs/>
-          <w:sz w:val="28"/>
-          <w:szCs w:val="28"/>
-        </w:rPr>
-      </w:pPr>
-    </w:p>
-    <w:p>
-      <w:pPr>
-        <w:rPr>
-          <w:rFonts w:cs="Arial"/>
-        </w:rPr>
-      </w:pPr>
-    </w:p>
-    <w:p>
-      <w:pPr>
-        <w:rPr>
-          <w:rFonts w:cs="Arial"/>
-        </w:rPr>
-      </w:pPr>
-    </w:p>
-    <w:p>
-      <w:pPr>
-        <w:rPr>
-          <w:rFonts w:cs="Arial"/>
-        </w:rPr>
-      </w:pPr>
-    </w:p>
-    <w:p>
-      <w:pPr>
-        <w:rPr>
-          <w:rFonts w:cs="Arial"/>
-        </w:rPr>
-      </w:pPr>
-    </w:p>
-    <w:p>
-      <w:pPr>
-        <w:rPr>
-          <w:rFonts w:cs="Arial"/>
-        </w:rPr>
-      </w:pPr>
-    </w:p>
-    <w:p>
-      <w:pPr>
-        <w:ind w:firstLine="0"/>
-        <w:jc w:val="center"/>
-        <w:rPr>
-          <w:rFonts w:cs="Arial"/>
-          <w:b/>
-          <w:bCs/>
-          <w:sz w:val="28"/>
-          <w:szCs w:val="28"/>
-        </w:rPr>
-      </w:pPr>
-      <w:r>
-        <w:rPr>
-          <w:rFonts w:cs="Arial"/>
-          <w:b/>
-          <w:bCs/>
-          <w:sz w:val="28"/>
-          <w:szCs w:val="28"/>
-        </w:rPr>
-        <w:t>DAYPLANNIO</w:t>
-      </w:r>
-    </w:p>
-    <w:p>
-      <w:pPr>
-        <w:jc w:val="center"/>
-        <w:rPr>
-          <w:rFonts w:eastAsia="Arial" w:cs="Arial"/>
-          <w:b/>
-          <w:bCs/>
-          <w:sz w:val="28"/>
-          <w:szCs w:val="28"/>
-        </w:rPr>
-      </w:pPr>
-      <w:r>
-        <w:rPr>
-          <w:b/>
-          <w:sz w:val="28"/>
-          <w:szCs w:val="28"/>
-        </w:rPr>
-        <w:t>Aplicativo para organizar a rotina de profissionais autônomos, reunindo agenda, clientes, serviços e finanças em uma única plataforma.</w:t>
-      </w:r>
-    </w:p>
-    <w:p>
-      <w:pPr>
-        <w:ind w:firstLine="0"/>
-        <w:rPr>
-          <w:rFonts w:eastAsia="Arial" w:cs="Arial"/>
-          <w:b/>
-          <w:bCs/>
-          <w:sz w:val="28"/>
-          <w:szCs w:val="28"/>
-        </w:rPr>
-      </w:pPr>
-    </w:p>
-    <w:p>
-      <w:pPr>
-        <w:ind w:firstLine="0"/>
-        <w:rPr>
-          <w:rFonts w:eastAsia="Arial" w:cs="Arial"/>
-          <w:b/>
-          <w:bCs/>
-          <w:sz w:val="28"/>
-          <w:szCs w:val="28"/>
-        </w:rPr>
-      </w:pPr>
-    </w:p>
-    <w:p>
-      <w:pPr>
-        <w:jc w:val="center"/>
-        <w:rPr>
-          <w:rFonts w:eastAsia="Arial" w:cs="Arial"/>
-          <w:b/>
-          <w:bCs/>
-          <w:sz w:val="28"/>
-          <w:szCs w:val="28"/>
-        </w:rPr>
-      </w:pPr>
-    </w:p>
-    <w:p>
-      <w:pPr>
-        <w:ind w:firstLine="0"/>
-        <w:jc w:val="center"/>
-        <w:rPr>
-          <w:rFonts w:cs="Arial"/>
-          <w:b/>
-          <w:bCs/>
-          <w:sz w:val="28"/>
-          <w:szCs w:val="28"/>
-        </w:rPr>
-      </w:pPr>
-    </w:p>
-    <w:p>
-      <w:pPr>
-        <w:rPr>
-          <w:rFonts w:cs="Arial"/>
-          <w:sz w:val="28"/>
-          <w:szCs w:val="28"/>
-        </w:rPr>
-      </w:pPr>
-    </w:p>
-    <w:p>
-      <w:pPr>
-        <w:rPr>
-          <w:rFonts w:cs="Arial"/>
-        </w:rPr>
-      </w:pPr>
-    </w:p>
-    <w:p>
-      <w:pPr>
-        <w:rPr>
-          <w:rFonts w:cs="Arial"/>
-        </w:rPr>
-      </w:pPr>
-    </w:p>
-    <w:p>
-      <w:pPr>
-        <w:rPr>
-          <w:rFonts w:cs="Arial"/>
-        </w:rPr>
-      </w:pPr>
-    </w:p>
-    <w:p>
-      <w:pPr>
-        <w:rPr>
-          <w:rFonts w:cs="Arial"/>
-        </w:rPr>
-      </w:pPr>
-    </w:p>
-    <w:p>
-      <w:pPr>
-        <w:rPr>
-          <w:rFonts w:cs="Arial"/>
-        </w:rPr>
-      </w:pPr>
-    </w:p>
-    <w:p>
-      <w:pPr>
-        <w:rPr>
-          <w:rFonts w:cs="Arial"/>
-        </w:rPr>
-      </w:pPr>
-    </w:p>
-    <w:p>
-      <w:pPr>
-        <w:rPr>
-          <w:rFonts w:cs="Arial"/>
-        </w:rPr>
-      </w:pPr>
-    </w:p>
-    <w:p>
-      <w:pPr>
-        <w:rPr>
-          <w:rFonts w:cs="Arial"/>
-        </w:rPr>
-      </w:pPr>
-    </w:p>
-    <w:p>
-      <w:pPr>
-        <w:rPr>
-          <w:rFonts w:cs="Arial"/>
-        </w:rPr>
-      </w:pPr>
-    </w:p>
-    <w:p>
-      <w:pPr>
-        <w:ind w:firstLine="0"/>
-        <w:jc w:val="center"/>
-        <w:rPr>
-          <w:b/>
-          <w:sz w:val="28"/>
-          <w:szCs w:val="28"/>
-        </w:rPr>
-      </w:pPr>
-      <w:r>
-        <w:rPr>
-          <w:b/>
-          <w:sz w:val="28"/>
-          <w:szCs w:val="28"/>
-        </w:rPr>
-        <w:t>Jahu, SP</w:t>
-      </w:r>
-    </w:p>
-    <w:p>
-      <w:pPr>
-        <w:ind w:firstLine="0"/>
-        <w:jc w:val="center"/>
-        <w:rPr>
-          <w:rStyle w:val="Forte"/>
-          <w:sz w:val="28"/>
-          <w:szCs w:val="28"/>
-        </w:rPr>
-      </w:pPr>
-      <w:r>
-        <w:rPr>
-          <w:b/>
-          <w:bCs/>
-          <w:sz w:val="28"/>
-          <w:szCs w:val="28"/>
-        </w:rPr>
-        <w:t>6º semestre/2025</w:t>
-      </w:r>
-    </w:p>
-    <w:p>
-      <w:pPr>
         <w:widowControl/>
         <w:ind w:firstLine="0"/>
         <w:jc w:val="center"/>
@@ -748,7 +442,7 @@
         </w:rPr>
         <w:fldChar w:fldCharType="separate"/>
       </w:r>
-      <w:hyperlink w:anchor="_Toc241755085" w:history="1">
+      <w:hyperlink w:anchor="_Toc242165562" w:history="1">
         <w:r>
           <w:rPr>
             <w:rStyle w:val="Hyperlink"/>
@@ -775,7 +469,7 @@
             <w:noProof/>
             <w:webHidden/>
           </w:rPr>
-          <w:instrText xml:space="preserve"> PAGEREF _Toc241755085 \h </w:instrText>
+          <w:instrText xml:space="preserve"> PAGEREF _Toc242165562 \h </w:instrText>
         </w:r>
         <w:r>
           <w:rPr>
@@ -795,7 +489,7 @@
             <w:noProof/>
             <w:webHidden/>
           </w:rPr>
-          <w:t>22</w:t>
+          <w:t>21</w:t>
         </w:r>
         <w:r>
           <w:rPr>
@@ -820,7 +514,7 @@
           <w14:ligatures w14:val="standardContextual"/>
         </w:rPr>
       </w:pPr>
-      <w:hyperlink w:anchor="_Toc241755086" w:history="1">
+      <w:hyperlink w:anchor="_Toc242165563" w:history="1">
         <w:r>
           <w:rPr>
             <w:rStyle w:val="Hyperlink"/>
@@ -847,7 +541,7 @@
             <w:noProof/>
             <w:webHidden/>
           </w:rPr>
-          <w:instrText xml:space="preserve"> PAGEREF _Toc241755086 \h </w:instrText>
+          <w:instrText xml:space="preserve"> PAGEREF _Toc242165563 \h </w:instrText>
         </w:r>
         <w:r>
           <w:rPr>
@@ -867,7 +561,7 @@
             <w:noProof/>
             <w:webHidden/>
           </w:rPr>
-          <w:t>23</w:t>
+          <w:t>22</w:t>
         </w:r>
         <w:r>
           <w:rPr>
@@ -892,7 +586,7 @@
           <w14:ligatures w14:val="standardContextual"/>
         </w:rPr>
       </w:pPr>
-      <w:hyperlink w:anchor="_Toc241755087" w:history="1">
+      <w:hyperlink w:anchor="_Toc242165564" w:history="1">
         <w:r>
           <w:rPr>
             <w:rStyle w:val="Hyperlink"/>
@@ -919,7 +613,7 @@
             <w:noProof/>
             <w:webHidden/>
           </w:rPr>
-          <w:instrText xml:space="preserve"> PAGEREF _Toc241755087 \h </w:instrText>
+          <w:instrText xml:space="preserve"> PAGEREF _Toc242165564 \h </w:instrText>
         </w:r>
         <w:r>
           <w:rPr>
@@ -939,7 +633,7 @@
             <w:noProof/>
             <w:webHidden/>
           </w:rPr>
-          <w:t>29</w:t>
+          <w:t>28</w:t>
         </w:r>
         <w:r>
           <w:rPr>
@@ -964,13 +658,13 @@
           <w14:ligatures w14:val="standardContextual"/>
         </w:rPr>
       </w:pPr>
-      <w:hyperlink w:anchor="_Toc241755088" w:history="1">
+      <w:hyperlink w:anchor="_Toc242165565" w:history="1">
         <w:r>
           <w:rPr>
             <w:rStyle w:val="Hyperlink"/>
             <w:noProof/>
           </w:rPr>
-          <w:t>Figura 4 - Exemplo Fonte Open Sans</w:t>
+          <w:t>Figura 4 - Exemplo Fonte Open Sans (aplicativo mobile)</w:t>
         </w:r>
         <w:r>
           <w:rPr>
@@ -991,7 +685,7 @@
             <w:noProof/>
             <w:webHidden/>
           </w:rPr>
-          <w:instrText xml:space="preserve"> PAGEREF _Toc241755088 \h </w:instrText>
+          <w:instrText xml:space="preserve"> PAGEREF _Toc242165565 \h </w:instrText>
         </w:r>
         <w:r>
           <w:rPr>
@@ -1011,7 +705,7 @@
             <w:noProof/>
             <w:webHidden/>
           </w:rPr>
-          <w:t>30</w:t>
+          <w:t>29</w:t>
         </w:r>
         <w:r>
           <w:rPr>
@@ -1036,13 +730,13 @@
           <w14:ligatures w14:val="standardContextual"/>
         </w:rPr>
       </w:pPr>
-      <w:hyperlink w:anchor="_Toc241755089" w:history="1">
+      <w:hyperlink w:anchor="_Toc242165566" w:history="1">
         <w:r>
           <w:rPr>
             <w:rStyle w:val="Hyperlink"/>
             <w:noProof/>
           </w:rPr>
-          <w:t>Figura 5 - Isotipo</w:t>
+          <w:t>Figura 5 - Exemplo Fonte Segoe UI (site web)</w:t>
         </w:r>
         <w:r>
           <w:rPr>
@@ -1063,7 +757,7 @@
             <w:noProof/>
             <w:webHidden/>
           </w:rPr>
-          <w:instrText xml:space="preserve"> PAGEREF _Toc241755089 \h </w:instrText>
+          <w:instrText xml:space="preserve"> PAGEREF _Toc242165566 \h </w:instrText>
         </w:r>
         <w:r>
           <w:rPr>
@@ -1083,7 +777,7 @@
             <w:noProof/>
             <w:webHidden/>
           </w:rPr>
-          <w:t>30</w:t>
+          <w:t>29</w:t>
         </w:r>
         <w:r>
           <w:rPr>
@@ -1108,13 +802,13 @@
           <w14:ligatures w14:val="standardContextual"/>
         </w:rPr>
       </w:pPr>
-      <w:hyperlink w:anchor="_Toc241755090" w:history="1">
+      <w:hyperlink w:anchor="_Toc242165567" w:history="1">
         <w:r>
           <w:rPr>
             <w:rStyle w:val="Hyperlink"/>
             <w:noProof/>
           </w:rPr>
-          <w:t>Figura 6 - Cadastro Usuário</w:t>
+          <w:t>Figura 6 - Isotipo</w:t>
         </w:r>
         <w:r>
           <w:rPr>
@@ -1135,7 +829,7 @@
             <w:noProof/>
             <w:webHidden/>
           </w:rPr>
-          <w:instrText xml:space="preserve"> PAGEREF _Toc241755090 \h </w:instrText>
+          <w:instrText xml:space="preserve"> PAGEREF _Toc242165567 \h </w:instrText>
         </w:r>
         <w:r>
           <w:rPr>
@@ -1155,7 +849,7 @@
             <w:noProof/>
             <w:webHidden/>
           </w:rPr>
-          <w:t>32</w:t>
+          <w:t>29</w:t>
         </w:r>
         <w:r>
           <w:rPr>
@@ -1180,13 +874,13 @@
           <w14:ligatures w14:val="standardContextual"/>
         </w:rPr>
       </w:pPr>
-      <w:hyperlink w:anchor="_Toc241755091" w:history="1">
+      <w:hyperlink w:anchor="_Toc242165568" w:history="1">
         <w:r>
           <w:rPr>
             <w:rStyle w:val="Hyperlink"/>
             <w:noProof/>
           </w:rPr>
-          <w:t>Figura 7 - Login Usuário</w:t>
+          <w:t>Figura 7 - Cadastro Usuário</w:t>
         </w:r>
         <w:r>
           <w:rPr>
@@ -1207,7 +901,7 @@
             <w:noProof/>
             <w:webHidden/>
           </w:rPr>
-          <w:instrText xml:space="preserve"> PAGEREF _Toc241755091 \h </w:instrText>
+          <w:instrText xml:space="preserve"> PAGEREF _Toc242165568 \h </w:instrText>
         </w:r>
         <w:r>
           <w:rPr>
@@ -1227,7 +921,7 @@
             <w:noProof/>
             <w:webHidden/>
           </w:rPr>
-          <w:t>32</w:t>
+          <w:t>31</w:t>
         </w:r>
         <w:r>
           <w:rPr>
@@ -1252,13 +946,13 @@
           <w14:ligatures w14:val="standardContextual"/>
         </w:rPr>
       </w:pPr>
-      <w:hyperlink w:anchor="_Toc241755092" w:history="1">
+      <w:hyperlink w:anchor="_Toc242165569" w:history="1">
         <w:r>
           <w:rPr>
             <w:rStyle w:val="Hyperlink"/>
             <w:noProof/>
           </w:rPr>
-          <w:t>Figura 8 – Redefinição de Senha</w:t>
+          <w:t>Figura 8 - Login Usuário</w:t>
         </w:r>
         <w:r>
           <w:rPr>
@@ -1279,7 +973,7 @@
             <w:noProof/>
             <w:webHidden/>
           </w:rPr>
-          <w:instrText xml:space="preserve"> PAGEREF _Toc241755092 \h </w:instrText>
+          <w:instrText xml:space="preserve"> PAGEREF _Toc242165569 \h </w:instrText>
         </w:r>
         <w:r>
           <w:rPr>
@@ -1299,7 +993,7 @@
             <w:noProof/>
             <w:webHidden/>
           </w:rPr>
-          <w:t>33</w:t>
+          <w:t>31</w:t>
         </w:r>
         <w:r>
           <w:rPr>
@@ -1324,13 +1018,13 @@
           <w14:ligatures w14:val="standardContextual"/>
         </w:rPr>
       </w:pPr>
-      <w:hyperlink w:anchor="_Toc241755093" w:history="1">
+      <w:hyperlink w:anchor="_Toc242165570" w:history="1">
         <w:r>
           <w:rPr>
             <w:rStyle w:val="Hyperlink"/>
             <w:noProof/>
           </w:rPr>
-          <w:t>Figura 9 – Confirmar Código</w:t>
+          <w:t>Figura 9 – Redefinição de Senha</w:t>
         </w:r>
         <w:r>
           <w:rPr>
@@ -1351,7 +1045,7 @@
             <w:noProof/>
             <w:webHidden/>
           </w:rPr>
-          <w:instrText xml:space="preserve"> PAGEREF _Toc241755093 \h </w:instrText>
+          <w:instrText xml:space="preserve"> PAGEREF _Toc242165570 \h </w:instrText>
         </w:r>
         <w:r>
           <w:rPr>
@@ -1371,7 +1065,7 @@
             <w:noProof/>
             <w:webHidden/>
           </w:rPr>
-          <w:t>33</w:t>
+          <w:t>32</w:t>
         </w:r>
         <w:r>
           <w:rPr>
@@ -1396,13 +1090,13 @@
           <w14:ligatures w14:val="standardContextual"/>
         </w:rPr>
       </w:pPr>
-      <w:hyperlink w:anchor="_Toc241755094" w:history="1">
+      <w:hyperlink w:anchor="_Toc242165571" w:history="1">
         <w:r>
           <w:rPr>
             <w:rStyle w:val="Hyperlink"/>
             <w:noProof/>
           </w:rPr>
-          <w:t>Figura 10 – Nova Senha</w:t>
+          <w:t>Figura 10 – Confirmar Código</w:t>
         </w:r>
         <w:r>
           <w:rPr>
@@ -1423,7 +1117,7 @@
             <w:noProof/>
             <w:webHidden/>
           </w:rPr>
-          <w:instrText xml:space="preserve"> PAGEREF _Toc241755094 \h </w:instrText>
+          <w:instrText xml:space="preserve"> PAGEREF _Toc242165571 \h </w:instrText>
         </w:r>
         <w:r>
           <w:rPr>
@@ -1443,7 +1137,7 @@
             <w:noProof/>
             <w:webHidden/>
           </w:rPr>
-          <w:t>34</w:t>
+          <w:t>32</w:t>
         </w:r>
         <w:r>
           <w:rPr>
@@ -1468,13 +1162,13 @@
           <w14:ligatures w14:val="standardContextual"/>
         </w:rPr>
       </w:pPr>
-      <w:hyperlink w:anchor="_Toc241755095" w:history="1">
+      <w:hyperlink w:anchor="_Toc242165572" w:history="1">
         <w:r>
           <w:rPr>
             <w:rStyle w:val="Hyperlink"/>
             <w:noProof/>
           </w:rPr>
-          <w:t>Figura 11 – Agendamentos</w:t>
+          <w:t>Figura 11 – Nova Senha</w:t>
         </w:r>
         <w:r>
           <w:rPr>
@@ -1495,7 +1189,7 @@
             <w:noProof/>
             <w:webHidden/>
           </w:rPr>
-          <w:instrText xml:space="preserve"> PAGEREF _Toc241755095 \h </w:instrText>
+          <w:instrText xml:space="preserve"> PAGEREF _Toc242165572 \h </w:instrText>
         </w:r>
         <w:r>
           <w:rPr>
@@ -1515,7 +1209,7 @@
             <w:noProof/>
             <w:webHidden/>
           </w:rPr>
-          <w:t>34</w:t>
+          <w:t>33</w:t>
         </w:r>
         <w:r>
           <w:rPr>
@@ -1540,13 +1234,13 @@
           <w14:ligatures w14:val="standardContextual"/>
         </w:rPr>
       </w:pPr>
-      <w:hyperlink w:anchor="_Toc241755096" w:history="1">
+      <w:hyperlink w:anchor="_Toc242165573" w:history="1">
         <w:r>
           <w:rPr>
             <w:rStyle w:val="Hyperlink"/>
             <w:noProof/>
           </w:rPr>
-          <w:t>Figura 12 – Cadastrar Agendamento</w:t>
+          <w:t>Figura 12 – Agendamentos</w:t>
         </w:r>
         <w:r>
           <w:rPr>
@@ -1567,7 +1261,7 @@
             <w:noProof/>
             <w:webHidden/>
           </w:rPr>
-          <w:instrText xml:space="preserve"> PAGEREF _Toc241755096 \h </w:instrText>
+          <w:instrText xml:space="preserve"> PAGEREF _Toc242165573 \h </w:instrText>
         </w:r>
         <w:r>
           <w:rPr>
@@ -1587,7 +1281,7 @@
             <w:noProof/>
             <w:webHidden/>
           </w:rPr>
-          <w:t>35</w:t>
+          <w:t>33</w:t>
         </w:r>
         <w:r>
           <w:rPr>
@@ -1612,13 +1306,13 @@
           <w14:ligatures w14:val="standardContextual"/>
         </w:rPr>
       </w:pPr>
-      <w:hyperlink w:anchor="_Toc241755097" w:history="1">
+      <w:hyperlink w:anchor="_Toc242165574" w:history="1">
         <w:r>
           <w:rPr>
             <w:rStyle w:val="Hyperlink"/>
             <w:noProof/>
           </w:rPr>
-          <w:t>Figura 13 –Editar Agendamento</w:t>
+          <w:t>Figura 13 – Cadastrar Agendamento</w:t>
         </w:r>
         <w:r>
           <w:rPr>
@@ -1639,7 +1333,7 @@
             <w:noProof/>
             <w:webHidden/>
           </w:rPr>
-          <w:instrText xml:space="preserve"> PAGEREF _Toc241755097 \h </w:instrText>
+          <w:instrText xml:space="preserve"> PAGEREF _Toc242165574 \h </w:instrText>
         </w:r>
         <w:r>
           <w:rPr>
@@ -1659,7 +1353,7 @@
             <w:noProof/>
             <w:webHidden/>
           </w:rPr>
-          <w:t>35</w:t>
+          <w:t>34</w:t>
         </w:r>
         <w:r>
           <w:rPr>
@@ -1684,13 +1378,13 @@
           <w14:ligatures w14:val="standardContextual"/>
         </w:rPr>
       </w:pPr>
-      <w:hyperlink w:anchor="_Toc241755098" w:history="1">
+      <w:hyperlink w:anchor="_Toc242165575" w:history="1">
         <w:r>
           <w:rPr>
             <w:rStyle w:val="Hyperlink"/>
             <w:noProof/>
           </w:rPr>
-          <w:t>Figura 14 – Concluir Agendamento</w:t>
+          <w:t>Figura 14 –Editar Agendamento</w:t>
         </w:r>
         <w:r>
           <w:rPr>
@@ -1711,7 +1405,7 @@
             <w:noProof/>
             <w:webHidden/>
           </w:rPr>
-          <w:instrText xml:space="preserve"> PAGEREF _Toc241755098 \h </w:instrText>
+          <w:instrText xml:space="preserve"> PAGEREF _Toc242165575 \h </w:instrText>
         </w:r>
         <w:r>
           <w:rPr>
@@ -1731,7 +1425,7 @@
             <w:noProof/>
             <w:webHidden/>
           </w:rPr>
-          <w:t>36</w:t>
+          <w:t>34</w:t>
         </w:r>
         <w:r>
           <w:rPr>
@@ -1756,13 +1450,13 @@
           <w14:ligatures w14:val="standardContextual"/>
         </w:rPr>
       </w:pPr>
-      <w:hyperlink w:anchor="_Toc241755099" w:history="1">
+      <w:hyperlink w:anchor="_Toc242165576" w:history="1">
         <w:r>
           <w:rPr>
             <w:rStyle w:val="Hyperlink"/>
             <w:noProof/>
           </w:rPr>
-          <w:t>Figura 15 – Cancelar Agendamento</w:t>
+          <w:t>Figura 15 – Concluir Agendamento</w:t>
         </w:r>
         <w:r>
           <w:rPr>
@@ -1783,7 +1477,7 @@
             <w:noProof/>
             <w:webHidden/>
           </w:rPr>
-          <w:instrText xml:space="preserve"> PAGEREF _Toc241755099 \h </w:instrText>
+          <w:instrText xml:space="preserve"> PAGEREF _Toc242165576 \h </w:instrText>
         </w:r>
         <w:r>
           <w:rPr>
@@ -1803,7 +1497,7 @@
             <w:noProof/>
             <w:webHidden/>
           </w:rPr>
-          <w:t>36</w:t>
+          <w:t>35</w:t>
         </w:r>
         <w:r>
           <w:rPr>
@@ -1828,13 +1522,13 @@
           <w14:ligatures w14:val="standardContextual"/>
         </w:rPr>
       </w:pPr>
-      <w:hyperlink w:anchor="_Toc241755100" w:history="1">
+      <w:hyperlink w:anchor="_Toc242165577" w:history="1">
         <w:r>
           <w:rPr>
             <w:rStyle w:val="Hyperlink"/>
             <w:noProof/>
           </w:rPr>
-          <w:t>Figura 16 – Excluir Agendamento</w:t>
+          <w:t>Figura 16 – Cancelar Agendamento</w:t>
         </w:r>
         <w:r>
           <w:rPr>
@@ -1855,7 +1549,7 @@
             <w:noProof/>
             <w:webHidden/>
           </w:rPr>
-          <w:instrText xml:space="preserve"> PAGEREF _Toc241755100 \h </w:instrText>
+          <w:instrText xml:space="preserve"> PAGEREF _Toc242165577 \h </w:instrText>
         </w:r>
         <w:r>
           <w:rPr>
@@ -1875,7 +1569,7 @@
             <w:noProof/>
             <w:webHidden/>
           </w:rPr>
-          <w:t>37</w:t>
+          <w:t>35</w:t>
         </w:r>
         <w:r>
           <w:rPr>
@@ -1900,13 +1594,13 @@
           <w14:ligatures w14:val="standardContextual"/>
         </w:rPr>
       </w:pPr>
-      <w:hyperlink w:anchor="_Toc241755101" w:history="1">
+      <w:hyperlink w:anchor="_Toc242165578" w:history="1">
         <w:r>
           <w:rPr>
             <w:rStyle w:val="Hyperlink"/>
             <w:noProof/>
           </w:rPr>
-          <w:t>Figura 17 – Clientes</w:t>
+          <w:t>Figura 17 – Excluir Agendamento</w:t>
         </w:r>
         <w:r>
           <w:rPr>
@@ -1927,7 +1621,7 @@
             <w:noProof/>
             <w:webHidden/>
           </w:rPr>
-          <w:instrText xml:space="preserve"> PAGEREF _Toc241755101 \h </w:instrText>
+          <w:instrText xml:space="preserve"> PAGEREF _Toc242165578 \h </w:instrText>
         </w:r>
         <w:r>
           <w:rPr>
@@ -1947,7 +1641,7 @@
             <w:noProof/>
             <w:webHidden/>
           </w:rPr>
-          <w:t>37</w:t>
+          <w:t>36</w:t>
         </w:r>
         <w:r>
           <w:rPr>
@@ -1972,13 +1666,13 @@
           <w14:ligatures w14:val="standardContextual"/>
         </w:rPr>
       </w:pPr>
-      <w:hyperlink w:anchor="_Toc241755102" w:history="1">
+      <w:hyperlink w:anchor="_Toc242165579" w:history="1">
         <w:r>
           <w:rPr>
             <w:rStyle w:val="Hyperlink"/>
             <w:noProof/>
           </w:rPr>
-          <w:t>Figura 18 – Cadastrar Cliente</w:t>
+          <w:t>Figura 18 – Clientes</w:t>
         </w:r>
         <w:r>
           <w:rPr>
@@ -1999,7 +1693,7 @@
             <w:noProof/>
             <w:webHidden/>
           </w:rPr>
-          <w:instrText xml:space="preserve"> PAGEREF _Toc241755102 \h </w:instrText>
+          <w:instrText xml:space="preserve"> PAGEREF _Toc242165579 \h </w:instrText>
         </w:r>
         <w:r>
           <w:rPr>
@@ -2019,7 +1713,7 @@
             <w:noProof/>
             <w:webHidden/>
           </w:rPr>
-          <w:t>38</w:t>
+          <w:t>36</w:t>
         </w:r>
         <w:r>
           <w:rPr>
@@ -2044,13 +1738,13 @@
           <w14:ligatures w14:val="standardContextual"/>
         </w:rPr>
       </w:pPr>
-      <w:hyperlink w:anchor="_Toc241755103" w:history="1">
+      <w:hyperlink w:anchor="_Toc242165580" w:history="1">
         <w:r>
           <w:rPr>
             <w:rStyle w:val="Hyperlink"/>
             <w:noProof/>
           </w:rPr>
-          <w:t>Figura 19 – Editar Cliente</w:t>
+          <w:t>Figura 19 – Cadastrar Cliente</w:t>
         </w:r>
         <w:r>
           <w:rPr>
@@ -2071,7 +1765,7 @@
             <w:noProof/>
             <w:webHidden/>
           </w:rPr>
-          <w:instrText xml:space="preserve"> PAGEREF _Toc241755103 \h </w:instrText>
+          <w:instrText xml:space="preserve"> PAGEREF _Toc242165580 \h </w:instrText>
         </w:r>
         <w:r>
           <w:rPr>
@@ -2091,7 +1785,7 @@
             <w:noProof/>
             <w:webHidden/>
           </w:rPr>
-          <w:t>38</w:t>
+          <w:t>37</w:t>
         </w:r>
         <w:r>
           <w:rPr>
@@ -2116,13 +1810,13 @@
           <w14:ligatures w14:val="standardContextual"/>
         </w:rPr>
       </w:pPr>
-      <w:hyperlink w:anchor="_Toc241755104" w:history="1">
+      <w:hyperlink w:anchor="_Toc242165581" w:history="1">
         <w:r>
           <w:rPr>
             <w:rStyle w:val="Hyperlink"/>
             <w:noProof/>
           </w:rPr>
-          <w:t>Figura 20 – Excluir Cliente</w:t>
+          <w:t>Figura 20 – Editar Cliente</w:t>
         </w:r>
         <w:r>
           <w:rPr>
@@ -2143,7 +1837,7 @@
             <w:noProof/>
             <w:webHidden/>
           </w:rPr>
-          <w:instrText xml:space="preserve"> PAGEREF _Toc241755104 \h </w:instrText>
+          <w:instrText xml:space="preserve"> PAGEREF _Toc242165581 \h </w:instrText>
         </w:r>
         <w:r>
           <w:rPr>
@@ -2163,7 +1857,7 @@
             <w:noProof/>
             <w:webHidden/>
           </w:rPr>
-          <w:t>39</w:t>
+          <w:t>37</w:t>
         </w:r>
         <w:r>
           <w:rPr>
@@ -2188,13 +1882,13 @@
           <w14:ligatures w14:val="standardContextual"/>
         </w:rPr>
       </w:pPr>
-      <w:hyperlink w:anchor="_Toc241755105" w:history="1">
+      <w:hyperlink w:anchor="_Toc242165582" w:history="1">
         <w:r>
           <w:rPr>
             <w:rStyle w:val="Hyperlink"/>
             <w:noProof/>
           </w:rPr>
-          <w:t>Figura 21 – Histórico Cliente</w:t>
+          <w:t>Figura 21 – Excluir Cliente</w:t>
         </w:r>
         <w:r>
           <w:rPr>
@@ -2215,7 +1909,7 @@
             <w:noProof/>
             <w:webHidden/>
           </w:rPr>
-          <w:instrText xml:space="preserve"> PAGEREF _Toc241755105 \h </w:instrText>
+          <w:instrText xml:space="preserve"> PAGEREF _Toc242165582 \h </w:instrText>
         </w:r>
         <w:r>
           <w:rPr>
@@ -2235,7 +1929,7 @@
             <w:noProof/>
             <w:webHidden/>
           </w:rPr>
-          <w:t>39</w:t>
+          <w:t>38</w:t>
         </w:r>
         <w:r>
           <w:rPr>
@@ -2260,13 +1954,13 @@
           <w14:ligatures w14:val="standardContextual"/>
         </w:rPr>
       </w:pPr>
-      <w:hyperlink w:anchor="_Toc241755106" w:history="1">
+      <w:hyperlink w:anchor="_Toc242165583" w:history="1">
         <w:r>
           <w:rPr>
             <w:rStyle w:val="Hyperlink"/>
             <w:noProof/>
           </w:rPr>
-          <w:t>Figura 22 – Serviços</w:t>
+          <w:t>Figura 22 – Histórico Cliente</w:t>
         </w:r>
         <w:r>
           <w:rPr>
@@ -2287,7 +1981,7 @@
             <w:noProof/>
             <w:webHidden/>
           </w:rPr>
-          <w:instrText xml:space="preserve"> PAGEREF _Toc241755106 \h </w:instrText>
+          <w:instrText xml:space="preserve"> PAGEREF _Toc242165583 \h </w:instrText>
         </w:r>
         <w:r>
           <w:rPr>
@@ -2307,7 +2001,7 @@
             <w:noProof/>
             <w:webHidden/>
           </w:rPr>
-          <w:t>40</w:t>
+          <w:t>38</w:t>
         </w:r>
         <w:r>
           <w:rPr>
@@ -2332,13 +2026,13 @@
           <w14:ligatures w14:val="standardContextual"/>
         </w:rPr>
       </w:pPr>
-      <w:hyperlink w:anchor="_Toc241755107" w:history="1">
+      <w:hyperlink w:anchor="_Toc242165584" w:history="1">
         <w:r>
           <w:rPr>
             <w:rStyle w:val="Hyperlink"/>
             <w:noProof/>
           </w:rPr>
-          <w:t>Figura 23 – Cadastrar Serviço</w:t>
+          <w:t>Figura 23 – Serviços</w:t>
         </w:r>
         <w:r>
           <w:rPr>
@@ -2359,7 +2053,7 @@
             <w:noProof/>
             <w:webHidden/>
           </w:rPr>
-          <w:instrText xml:space="preserve"> PAGEREF _Toc241755107 \h </w:instrText>
+          <w:instrText xml:space="preserve"> PAGEREF _Toc242165584 \h </w:instrText>
         </w:r>
         <w:r>
           <w:rPr>
@@ -2379,7 +2073,7 @@
             <w:noProof/>
             <w:webHidden/>
           </w:rPr>
-          <w:t>40</w:t>
+          <w:t>39</w:t>
         </w:r>
         <w:r>
           <w:rPr>
@@ -2404,13 +2098,13 @@
           <w14:ligatures w14:val="standardContextual"/>
         </w:rPr>
       </w:pPr>
-      <w:hyperlink w:anchor="_Toc241755108" w:history="1">
+      <w:hyperlink w:anchor="_Toc242165585" w:history="1">
         <w:r>
           <w:rPr>
             <w:rStyle w:val="Hyperlink"/>
             <w:noProof/>
           </w:rPr>
-          <w:t>Figura 24 – Editar Serviço</w:t>
+          <w:t>Figura 24 – Cadastrar Serviço</w:t>
         </w:r>
         <w:r>
           <w:rPr>
@@ -2431,7 +2125,7 @@
             <w:noProof/>
             <w:webHidden/>
           </w:rPr>
-          <w:instrText xml:space="preserve"> PAGEREF _Toc241755108 \h </w:instrText>
+          <w:instrText xml:space="preserve"> PAGEREF _Toc242165585 \h </w:instrText>
         </w:r>
         <w:r>
           <w:rPr>
@@ -2451,7 +2145,7 @@
             <w:noProof/>
             <w:webHidden/>
           </w:rPr>
-          <w:t>41</w:t>
+          <w:t>39</w:t>
         </w:r>
         <w:r>
           <w:rPr>
@@ -2476,13 +2170,13 @@
           <w14:ligatures w14:val="standardContextual"/>
         </w:rPr>
       </w:pPr>
-      <w:hyperlink w:anchor="_Toc241755109" w:history="1">
+      <w:hyperlink w:anchor="_Toc242165586" w:history="1">
         <w:r>
           <w:rPr>
             <w:rStyle w:val="Hyperlink"/>
             <w:noProof/>
           </w:rPr>
-          <w:t>Figura 25 – Excluir Serviço</w:t>
+          <w:t>Figura 25 – Editar Serviço</w:t>
         </w:r>
         <w:r>
           <w:rPr>
@@ -2503,7 +2197,7 @@
             <w:noProof/>
             <w:webHidden/>
           </w:rPr>
-          <w:instrText xml:space="preserve"> PAGEREF _Toc241755109 \h </w:instrText>
+          <w:instrText xml:space="preserve"> PAGEREF _Toc242165586 \h </w:instrText>
         </w:r>
         <w:r>
           <w:rPr>
@@ -2523,7 +2217,7 @@
             <w:noProof/>
             <w:webHidden/>
           </w:rPr>
-          <w:t>41</w:t>
+          <w:t>40</w:t>
         </w:r>
         <w:r>
           <w:rPr>
@@ -2548,13 +2242,13 @@
           <w14:ligatures w14:val="standardContextual"/>
         </w:rPr>
       </w:pPr>
-      <w:hyperlink w:anchor="_Toc241755110" w:history="1">
+      <w:hyperlink w:anchor="_Toc242165587" w:history="1">
         <w:r>
           <w:rPr>
             <w:rStyle w:val="Hyperlink"/>
             <w:noProof/>
           </w:rPr>
-          <w:t>Figura 26 – Cadastro Entrada e Saída</w:t>
+          <w:t>Figura 26 – Excluir Serviço</w:t>
         </w:r>
         <w:r>
           <w:rPr>
@@ -2575,7 +2269,7 @@
             <w:noProof/>
             <w:webHidden/>
           </w:rPr>
-          <w:instrText xml:space="preserve"> PAGEREF _Toc241755110 \h </w:instrText>
+          <w:instrText xml:space="preserve"> PAGEREF _Toc242165587 \h </w:instrText>
         </w:r>
         <w:r>
           <w:rPr>
@@ -2595,7 +2289,7 @@
             <w:noProof/>
             <w:webHidden/>
           </w:rPr>
-          <w:t>42</w:t>
+          <w:t>40</w:t>
         </w:r>
         <w:r>
           <w:rPr>
@@ -2620,13 +2314,13 @@
           <w14:ligatures w14:val="standardContextual"/>
         </w:rPr>
       </w:pPr>
-      <w:hyperlink w:anchor="_Toc241755111" w:history="1">
+      <w:hyperlink w:anchor="_Toc242165588" w:history="1">
         <w:r>
           <w:rPr>
             <w:rStyle w:val="Hyperlink"/>
             <w:noProof/>
           </w:rPr>
-          <w:t>Figura 27 – Editar Entrada e Saída</w:t>
+          <w:t>Figura 27 – Cadastro Entrada e Saída</w:t>
         </w:r>
         <w:r>
           <w:rPr>
@@ -2647,7 +2341,7 @@
             <w:noProof/>
             <w:webHidden/>
           </w:rPr>
-          <w:instrText xml:space="preserve"> PAGEREF _Toc241755111 \h </w:instrText>
+          <w:instrText xml:space="preserve"> PAGEREF _Toc242165588 \h </w:instrText>
         </w:r>
         <w:r>
           <w:rPr>
@@ -2667,7 +2361,7 @@
             <w:noProof/>
             <w:webHidden/>
           </w:rPr>
-          <w:t>42</w:t>
+          <w:t>41</w:t>
         </w:r>
         <w:r>
           <w:rPr>
@@ -2692,13 +2386,13 @@
           <w14:ligatures w14:val="standardContextual"/>
         </w:rPr>
       </w:pPr>
-      <w:hyperlink w:anchor="_Toc241755112" w:history="1">
+      <w:hyperlink w:anchor="_Toc242165589" w:history="1">
         <w:r>
           <w:rPr>
             <w:rStyle w:val="Hyperlink"/>
             <w:noProof/>
           </w:rPr>
-          <w:t>Figura 28 – Excluir Entrada e Saída</w:t>
+          <w:t>Figura 28 – Editar Entrada e Saída</w:t>
         </w:r>
         <w:r>
           <w:rPr>
@@ -2719,7 +2413,7 @@
             <w:noProof/>
             <w:webHidden/>
           </w:rPr>
-          <w:instrText xml:space="preserve"> PAGEREF _Toc241755112 \h </w:instrText>
+          <w:instrText xml:space="preserve"> PAGEREF _Toc242165589 \h </w:instrText>
         </w:r>
         <w:r>
           <w:rPr>
@@ -2739,7 +2433,7 @@
             <w:noProof/>
             <w:webHidden/>
           </w:rPr>
-          <w:t>43</w:t>
+          <w:t>41</w:t>
         </w:r>
         <w:r>
           <w:rPr>
@@ -2764,13 +2458,13 @@
           <w14:ligatures w14:val="standardContextual"/>
         </w:rPr>
       </w:pPr>
-      <w:hyperlink w:anchor="_Toc241755113" w:history="1">
+      <w:hyperlink w:anchor="_Toc242165590" w:history="1">
         <w:r>
           <w:rPr>
             <w:rStyle w:val="Hyperlink"/>
             <w:noProof/>
           </w:rPr>
-          <w:t>Figura 29 – Movimentações Diárias</w:t>
+          <w:t>Figura 29 – Excluir Entrada e Saída</w:t>
         </w:r>
         <w:r>
           <w:rPr>
@@ -2791,7 +2485,7 @@
             <w:noProof/>
             <w:webHidden/>
           </w:rPr>
-          <w:instrText xml:space="preserve"> PAGEREF _Toc241755113 \h </w:instrText>
+          <w:instrText xml:space="preserve"> PAGEREF _Toc242165590 \h </w:instrText>
         </w:r>
         <w:r>
           <w:rPr>
@@ -2811,7 +2505,7 @@
             <w:noProof/>
             <w:webHidden/>
           </w:rPr>
-          <w:t>43</w:t>
+          <w:t>42</w:t>
         </w:r>
         <w:r>
           <w:rPr>
@@ -2836,13 +2530,13 @@
           <w14:ligatures w14:val="standardContextual"/>
         </w:rPr>
       </w:pPr>
-      <w:hyperlink w:anchor="_Toc241755114" w:history="1">
+      <w:hyperlink w:anchor="_Toc242165591" w:history="1">
         <w:r>
           <w:rPr>
             <w:rStyle w:val="Hyperlink"/>
             <w:noProof/>
           </w:rPr>
-          <w:t>Figura 30 – Movimentações Semanais</w:t>
+          <w:t>Figura 30 – Movimentações Diárias</w:t>
         </w:r>
         <w:r>
           <w:rPr>
@@ -2863,7 +2557,7 @@
             <w:noProof/>
             <w:webHidden/>
           </w:rPr>
-          <w:instrText xml:space="preserve"> PAGEREF _Toc241755114 \h </w:instrText>
+          <w:instrText xml:space="preserve"> PAGEREF _Toc242165591 \h </w:instrText>
         </w:r>
         <w:r>
           <w:rPr>
@@ -2883,7 +2577,7 @@
             <w:noProof/>
             <w:webHidden/>
           </w:rPr>
-          <w:t>44</w:t>
+          <w:t>42</w:t>
         </w:r>
         <w:r>
           <w:rPr>
@@ -2908,13 +2602,13 @@
           <w14:ligatures w14:val="standardContextual"/>
         </w:rPr>
       </w:pPr>
-      <w:hyperlink w:anchor="_Toc241755115" w:history="1">
+      <w:hyperlink w:anchor="_Toc242165592" w:history="1">
         <w:r>
           <w:rPr>
             <w:rStyle w:val="Hyperlink"/>
             <w:noProof/>
           </w:rPr>
-          <w:t>Figura 31 – Movimentações Mensais</w:t>
+          <w:t>Figura 31 – Movimentações Semanais</w:t>
         </w:r>
         <w:r>
           <w:rPr>
@@ -2935,7 +2629,7 @@
             <w:noProof/>
             <w:webHidden/>
           </w:rPr>
-          <w:instrText xml:space="preserve"> PAGEREF _Toc241755115 \h </w:instrText>
+          <w:instrText xml:space="preserve"> PAGEREF _Toc242165592 \h </w:instrText>
         </w:r>
         <w:r>
           <w:rPr>
@@ -2955,7 +2649,7 @@
             <w:noProof/>
             <w:webHidden/>
           </w:rPr>
-          <w:t>44</w:t>
+          <w:t>43</w:t>
         </w:r>
         <w:r>
           <w:rPr>
@@ -2980,13 +2674,13 @@
           <w14:ligatures w14:val="standardContextual"/>
         </w:rPr>
       </w:pPr>
-      <w:hyperlink w:anchor="_Toc241755116" w:history="1">
+      <w:hyperlink w:anchor="_Toc242165593" w:history="1">
         <w:r>
           <w:rPr>
             <w:rStyle w:val="Hyperlink"/>
             <w:noProof/>
           </w:rPr>
-          <w:t>Figura 32 – Resumos Diários</w:t>
+          <w:t>Figura 32 – Movimentações Mensais</w:t>
         </w:r>
         <w:r>
           <w:rPr>
@@ -3007,7 +2701,7 @@
             <w:noProof/>
             <w:webHidden/>
           </w:rPr>
-          <w:instrText xml:space="preserve"> PAGEREF _Toc241755116 \h </w:instrText>
+          <w:instrText xml:space="preserve"> PAGEREF _Toc242165593 \h </w:instrText>
         </w:r>
         <w:r>
           <w:rPr>
@@ -3027,7 +2721,7 @@
             <w:noProof/>
             <w:webHidden/>
           </w:rPr>
-          <w:t>45</w:t>
+          <w:t>43</w:t>
         </w:r>
         <w:r>
           <w:rPr>
@@ -3052,13 +2746,13 @@
           <w14:ligatures w14:val="standardContextual"/>
         </w:rPr>
       </w:pPr>
-      <w:hyperlink w:anchor="_Toc241755117" w:history="1">
+      <w:hyperlink w:anchor="_Toc242165594" w:history="1">
         <w:r>
           <w:rPr>
             <w:rStyle w:val="Hyperlink"/>
             <w:noProof/>
           </w:rPr>
-          <w:t>Figura 33 – Resumos Semanais</w:t>
+          <w:t>Figura 33 – Resumos Diários</w:t>
         </w:r>
         <w:r>
           <w:rPr>
@@ -3079,7 +2773,7 @@
             <w:noProof/>
             <w:webHidden/>
           </w:rPr>
-          <w:instrText xml:space="preserve"> PAGEREF _Toc241755117 \h </w:instrText>
+          <w:instrText xml:space="preserve"> PAGEREF _Toc242165594 \h </w:instrText>
         </w:r>
         <w:r>
           <w:rPr>
@@ -3099,7 +2793,7 @@
             <w:noProof/>
             <w:webHidden/>
           </w:rPr>
-          <w:t>45</w:t>
+          <w:t>44</w:t>
         </w:r>
         <w:r>
           <w:rPr>
@@ -3124,13 +2818,13 @@
           <w14:ligatures w14:val="standardContextual"/>
         </w:rPr>
       </w:pPr>
-      <w:hyperlink w:anchor="_Toc241755118" w:history="1">
+      <w:hyperlink w:anchor="_Toc242165595" w:history="1">
         <w:r>
           <w:rPr>
             <w:rStyle w:val="Hyperlink"/>
             <w:noProof/>
           </w:rPr>
-          <w:t>Figura 34 – Resumos Mensais</w:t>
+          <w:t>Figura 34 – Resumos Semanais</w:t>
         </w:r>
         <w:r>
           <w:rPr>
@@ -3151,7 +2845,7 @@
             <w:noProof/>
             <w:webHidden/>
           </w:rPr>
-          <w:instrText xml:space="preserve"> PAGEREF _Toc241755118 \h </w:instrText>
+          <w:instrText xml:space="preserve"> PAGEREF _Toc242165595 \h </w:instrText>
         </w:r>
         <w:r>
           <w:rPr>
@@ -3171,7 +2865,7 @@
             <w:noProof/>
             <w:webHidden/>
           </w:rPr>
-          <w:t>46</w:t>
+          <w:t>44</w:t>
         </w:r>
         <w:r>
           <w:rPr>
@@ -3196,13 +2890,13 @@
           <w14:ligatures w14:val="standardContextual"/>
         </w:rPr>
       </w:pPr>
-      <w:hyperlink w:anchor="_Toc241755119" w:history="1">
+      <w:hyperlink w:anchor="_Toc242165596" w:history="1">
         <w:r>
           <w:rPr>
             <w:rStyle w:val="Hyperlink"/>
             <w:noProof/>
           </w:rPr>
-          <w:t>Figura 35 – Editar Perfil</w:t>
+          <w:t>Figura 35 – Resumos Mensais</w:t>
         </w:r>
         <w:r>
           <w:rPr>
@@ -3223,7 +2917,7 @@
             <w:noProof/>
             <w:webHidden/>
           </w:rPr>
-          <w:instrText xml:space="preserve"> PAGEREF _Toc241755119 \h </w:instrText>
+          <w:instrText xml:space="preserve"> PAGEREF _Toc242165596 \h </w:instrText>
         </w:r>
         <w:r>
           <w:rPr>
@@ -3243,7 +2937,79 @@
             <w:noProof/>
             <w:webHidden/>
           </w:rPr>
-          <w:t>46</w:t>
+          <w:t>45</w:t>
+        </w:r>
+        <w:r>
+          <w:rPr>
+            <w:noProof/>
+            <w:webHidden/>
+          </w:rPr>
+          <w:fldChar w:fldCharType="end"/>
+        </w:r>
+      </w:hyperlink>
+    </w:p>
+    <w:p>
+      <w:pPr>
+        <w:pStyle w:val="ndicedeilustraes"/>
+        <w:tabs>
+          <w:tab w:val="right" w:leader="dot" w:pos="9062"/>
+        </w:tabs>
+        <w:rPr>
+          <w:rFonts w:asciiTheme="minorHAnsi" w:eastAsiaTheme="minorEastAsia" w:hAnsiTheme="minorHAnsi" w:cstheme="minorBidi"/>
+          <w:noProof/>
+          <w:kern w:val="2"/>
+          <w:szCs w:val="24"/>
+          <w14:ligatures w14:val="standardContextual"/>
+        </w:rPr>
+      </w:pPr>
+      <w:hyperlink w:anchor="_Toc242165597" w:history="1">
+        <w:r>
+          <w:rPr>
+            <w:rStyle w:val="Hyperlink"/>
+            <w:noProof/>
+          </w:rPr>
+          <w:t>Figura 36 – Editar Perfil</w:t>
+        </w:r>
+        <w:r>
+          <w:rPr>
+            <w:noProof/>
+            <w:webHidden/>
+          </w:rPr>
+          <w:tab/>
+        </w:r>
+        <w:r>
+          <w:rPr>
+            <w:noProof/>
+            <w:webHidden/>
+          </w:rPr>
+          <w:fldChar w:fldCharType="begin"/>
+        </w:r>
+        <w:r>
+          <w:rPr>
+            <w:noProof/>
+            <w:webHidden/>
+          </w:rPr>
+          <w:instrText xml:space="preserve"> PAGEREF _Toc242165597 \h </w:instrText>
+        </w:r>
+        <w:r>
+          <w:rPr>
+            <w:noProof/>
+            <w:webHidden/>
+          </w:rPr>
+        </w:r>
+        <w:r>
+          <w:rPr>
+            <w:noProof/>
+            <w:webHidden/>
+          </w:rPr>
+          <w:fldChar w:fldCharType="separate"/>
+        </w:r>
+        <w:r>
+          <w:rPr>
+            <w:noProof/>
+            <w:webHidden/>
+          </w:rPr>
+          <w:t>45</w:t>
         </w:r>
         <w:r>
           <w:rPr>
@@ -3398,7 +3164,7 @@
           <w:r>
             <w:fldChar w:fldCharType="separate"/>
           </w:r>
-          <w:hyperlink w:anchor="_Toc241754994" w:history="1">
+          <w:hyperlink w:anchor="_Toc242165598" w:history="1">
             <w:r>
               <w:rPr>
                 <w:rStyle w:val="Hyperlink"/>
@@ -3445,7 +3211,7 @@
                 <w:noProof/>
                 <w:webHidden/>
               </w:rPr>
-              <w:instrText xml:space="preserve"> PAGEREF _Toc241754994 \h </w:instrText>
+              <w:instrText xml:space="preserve"> PAGEREF _Toc242165598 \h </w:instrText>
             </w:r>
             <w:r>
               <w:rPr>
@@ -3465,7 +3231,7 @@
                 <w:noProof/>
                 <w:webHidden/>
               </w:rPr>
-              <w:t>9</w:t>
+              <w:t>8</w:t>
             </w:r>
             <w:r>
               <w:rPr>
@@ -3487,7 +3253,7 @@
               <w14:ligatures w14:val="standardContextual"/>
             </w:rPr>
           </w:pPr>
-          <w:hyperlink w:anchor="_Toc241754995" w:history="1">
+          <w:hyperlink w:anchor="_Toc242165599" w:history="1">
             <w:r>
               <w:rPr>
                 <w:rStyle w:val="Hyperlink"/>
@@ -3526,7 +3292,7 @@
               <w:rPr>
                 <w:webHidden/>
               </w:rPr>
-              <w:instrText xml:space="preserve"> PAGEREF _Toc241754995 \h </w:instrText>
+              <w:instrText xml:space="preserve"> PAGEREF _Toc242165599 \h </w:instrText>
             </w:r>
             <w:r>
               <w:rPr>
@@ -3543,7 +3309,7 @@
               <w:rPr>
                 <w:webHidden/>
               </w:rPr>
-              <w:t>9</w:t>
+              <w:t>8</w:t>
             </w:r>
             <w:r>
               <w:rPr>
@@ -3564,7 +3330,7 @@
               <w14:ligatures w14:val="standardContextual"/>
             </w:rPr>
           </w:pPr>
-          <w:hyperlink w:anchor="_Toc241754996" w:history="1">
+          <w:hyperlink w:anchor="_Toc242165600" w:history="1">
             <w:r>
               <w:rPr>
                 <w:rStyle w:val="Hyperlink"/>
@@ -3603,7 +3369,7 @@
               <w:rPr>
                 <w:webHidden/>
               </w:rPr>
-              <w:instrText xml:space="preserve"> PAGEREF _Toc241754996 \h </w:instrText>
+              <w:instrText xml:space="preserve"> PAGEREF _Toc242165600 \h </w:instrText>
             </w:r>
             <w:r>
               <w:rPr>
@@ -3620,7 +3386,7 @@
               <w:rPr>
                 <w:webHidden/>
               </w:rPr>
-              <w:t>9</w:t>
+              <w:t>8</w:t>
             </w:r>
             <w:r>
               <w:rPr>
@@ -3648,7 +3414,7 @@
               <w14:ligatures w14:val="standardContextual"/>
             </w:rPr>
           </w:pPr>
-          <w:hyperlink w:anchor="_Toc241754997" w:history="1">
+          <w:hyperlink w:anchor="_Toc242165601" w:history="1">
             <w:r>
               <w:rPr>
                 <w:rStyle w:val="Hyperlink"/>
@@ -3695,7 +3461,7 @@
                 <w:noProof/>
                 <w:webHidden/>
               </w:rPr>
-              <w:instrText xml:space="preserve"> PAGEREF _Toc241754997 \h </w:instrText>
+              <w:instrText xml:space="preserve"> PAGEREF _Toc242165601 \h </w:instrText>
             </w:r>
             <w:r>
               <w:rPr>
@@ -3715,7 +3481,7 @@
                 <w:noProof/>
                 <w:webHidden/>
               </w:rPr>
-              <w:t>12</w:t>
+              <w:t>11</w:t>
             </w:r>
             <w:r>
               <w:rPr>
@@ -3737,7 +3503,7 @@
               <w14:ligatures w14:val="standardContextual"/>
             </w:rPr>
           </w:pPr>
-          <w:hyperlink w:anchor="_Toc241754998" w:history="1">
+          <w:hyperlink w:anchor="_Toc242165602" w:history="1">
             <w:r>
               <w:rPr>
                 <w:rStyle w:val="Hyperlink"/>
@@ -3776,7 +3542,7 @@
               <w:rPr>
                 <w:webHidden/>
               </w:rPr>
-              <w:instrText xml:space="preserve"> PAGEREF _Toc241754998 \h </w:instrText>
+              <w:instrText xml:space="preserve"> PAGEREF _Toc242165602 \h </w:instrText>
             </w:r>
             <w:r>
               <w:rPr>
@@ -3793,7 +3559,7 @@
               <w:rPr>
                 <w:webHidden/>
               </w:rPr>
-              <w:t>12</w:t>
+              <w:t>11</w:t>
             </w:r>
             <w:r>
               <w:rPr>
@@ -3819,7 +3585,7 @@
               <w14:ligatures w14:val="standardContextual"/>
             </w:rPr>
           </w:pPr>
-          <w:hyperlink w:anchor="_Toc241754999" w:history="1">
+          <w:hyperlink w:anchor="_Toc242165603" w:history="1">
             <w:r>
               <w:rPr>
                 <w:rStyle w:val="Hyperlink"/>
@@ -3871,7 +3637,7 @@
                 <w:noProof/>
                 <w:webHidden/>
               </w:rPr>
-              <w:instrText xml:space="preserve"> PAGEREF _Toc241754999 \h </w:instrText>
+              <w:instrText xml:space="preserve"> PAGEREF _Toc242165603 \h </w:instrText>
             </w:r>
             <w:r>
               <w:rPr>
@@ -3891,7 +3657,7 @@
                 <w:noProof/>
                 <w:webHidden/>
               </w:rPr>
-              <w:t>12</w:t>
+              <w:t>11</w:t>
             </w:r>
             <w:r>
               <w:rPr>
@@ -3918,7 +3684,7 @@
               <w14:ligatures w14:val="standardContextual"/>
             </w:rPr>
           </w:pPr>
-          <w:hyperlink w:anchor="_Toc241755000" w:history="1">
+          <w:hyperlink w:anchor="_Toc242165604" w:history="1">
             <w:r>
               <w:rPr>
                 <w:rStyle w:val="Hyperlink"/>
@@ -3978,7 +3744,7 @@
                 <w:noProof/>
                 <w:webHidden/>
               </w:rPr>
-              <w:instrText xml:space="preserve"> PAGEREF _Toc241755000 \h </w:instrText>
+              <w:instrText xml:space="preserve"> PAGEREF _Toc242165604 \h </w:instrText>
             </w:r>
             <w:r>
               <w:rPr>
@@ -3998,7 +3764,7 @@
                 <w:noProof/>
                 <w:webHidden/>
               </w:rPr>
-              <w:t>12</w:t>
+              <w:t>11</w:t>
             </w:r>
             <w:r>
               <w:rPr>
@@ -4025,7 +3791,7 @@
               <w14:ligatures w14:val="standardContextual"/>
             </w:rPr>
           </w:pPr>
-          <w:hyperlink w:anchor="_Toc241755001" w:history="1">
+          <w:hyperlink w:anchor="_Toc242165605" w:history="1">
             <w:r>
               <w:rPr>
                 <w:rStyle w:val="Hyperlink"/>
@@ -4077,7 +3843,7 @@
                 <w:noProof/>
                 <w:webHidden/>
               </w:rPr>
-              <w:instrText xml:space="preserve"> PAGEREF _Toc241755001 \h </w:instrText>
+              <w:instrText xml:space="preserve"> PAGEREF _Toc242165605 \h </w:instrText>
             </w:r>
             <w:r>
               <w:rPr>
@@ -4097,7 +3863,7 @@
                 <w:noProof/>
                 <w:webHidden/>
               </w:rPr>
-              <w:t>12</w:t>
+              <w:t>11</w:t>
             </w:r>
             <w:r>
               <w:rPr>
@@ -4124,7 +3890,7 @@
               <w14:ligatures w14:val="standardContextual"/>
             </w:rPr>
           </w:pPr>
-          <w:hyperlink w:anchor="_Toc241755002" w:history="1">
+          <w:hyperlink w:anchor="_Toc242165606" w:history="1">
             <w:r>
               <w:rPr>
                 <w:rStyle w:val="Hyperlink"/>
@@ -4176,7 +3942,7 @@
                 <w:noProof/>
                 <w:webHidden/>
               </w:rPr>
-              <w:instrText xml:space="preserve"> PAGEREF _Toc241755002 \h </w:instrText>
+              <w:instrText xml:space="preserve"> PAGEREF _Toc242165606 \h </w:instrText>
             </w:r>
             <w:r>
               <w:rPr>
@@ -4196,7 +3962,7 @@
                 <w:noProof/>
                 <w:webHidden/>
               </w:rPr>
-              <w:t>12</w:t>
+              <w:t>11</w:t>
             </w:r>
             <w:r>
               <w:rPr>
@@ -4223,7 +3989,7 @@
               <w14:ligatures w14:val="standardContextual"/>
             </w:rPr>
           </w:pPr>
-          <w:hyperlink w:anchor="_Toc241755003" w:history="1">
+          <w:hyperlink w:anchor="_Toc242165607" w:history="1">
             <w:r>
               <w:rPr>
                 <w:rStyle w:val="Hyperlink"/>
@@ -4275,7 +4041,7 @@
                 <w:noProof/>
                 <w:webHidden/>
               </w:rPr>
-              <w:instrText xml:space="preserve"> PAGEREF _Toc241755003 \h </w:instrText>
+              <w:instrText xml:space="preserve"> PAGEREF _Toc242165607 \h </w:instrText>
             </w:r>
             <w:r>
               <w:rPr>
@@ -4295,7 +4061,7 @@
                 <w:noProof/>
                 <w:webHidden/>
               </w:rPr>
-              <w:t>13</w:t>
+              <w:t>12</w:t>
             </w:r>
             <w:r>
               <w:rPr>
@@ -4322,7 +4088,7 @@
               <w14:ligatures w14:val="standardContextual"/>
             </w:rPr>
           </w:pPr>
-          <w:hyperlink w:anchor="_Toc241755004" w:history="1">
+          <w:hyperlink w:anchor="_Toc242165608" w:history="1">
             <w:r>
               <w:rPr>
                 <w:rStyle w:val="Hyperlink"/>
@@ -4374,7 +4140,7 @@
                 <w:noProof/>
                 <w:webHidden/>
               </w:rPr>
-              <w:instrText xml:space="preserve"> PAGEREF _Toc241755004 \h </w:instrText>
+              <w:instrText xml:space="preserve"> PAGEREF _Toc242165608 \h </w:instrText>
             </w:r>
             <w:r>
               <w:rPr>
@@ -4394,7 +4160,7 @@
                 <w:noProof/>
                 <w:webHidden/>
               </w:rPr>
-              <w:t>13</w:t>
+              <w:t>12</w:t>
             </w:r>
             <w:r>
               <w:rPr>
@@ -4421,7 +4187,7 @@
               <w14:ligatures w14:val="standardContextual"/>
             </w:rPr>
           </w:pPr>
-          <w:hyperlink w:anchor="_Toc241755005" w:history="1">
+          <w:hyperlink w:anchor="_Toc242165609" w:history="1">
             <w:r>
               <w:rPr>
                 <w:rStyle w:val="Hyperlink"/>
@@ -4473,7 +4239,7 @@
                 <w:noProof/>
                 <w:webHidden/>
               </w:rPr>
-              <w:instrText xml:space="preserve"> PAGEREF _Toc241755005 \h </w:instrText>
+              <w:instrText xml:space="preserve"> PAGEREF _Toc242165609 \h </w:instrText>
             </w:r>
             <w:r>
               <w:rPr>
@@ -4493,7 +4259,7 @@
                 <w:noProof/>
                 <w:webHidden/>
               </w:rPr>
-              <w:t>13</w:t>
+              <w:t>12</w:t>
             </w:r>
             <w:r>
               <w:rPr>
@@ -4520,7 +4286,7 @@
               <w14:ligatures w14:val="standardContextual"/>
             </w:rPr>
           </w:pPr>
-          <w:hyperlink w:anchor="_Toc241755006" w:history="1">
+          <w:hyperlink w:anchor="_Toc242165610" w:history="1">
             <w:r>
               <w:rPr>
                 <w:rStyle w:val="Hyperlink"/>
@@ -4572,7 +4338,7 @@
                 <w:noProof/>
                 <w:webHidden/>
               </w:rPr>
-              <w:instrText xml:space="preserve"> PAGEREF _Toc241755006 \h </w:instrText>
+              <w:instrText xml:space="preserve"> PAGEREF _Toc242165610 \h </w:instrText>
             </w:r>
             <w:r>
               <w:rPr>
@@ -4592,7 +4358,7 @@
                 <w:noProof/>
                 <w:webHidden/>
               </w:rPr>
-              <w:t>13</w:t>
+              <w:t>12</w:t>
             </w:r>
             <w:r>
               <w:rPr>
@@ -4619,7 +4385,7 @@
               <w14:ligatures w14:val="standardContextual"/>
             </w:rPr>
           </w:pPr>
-          <w:hyperlink w:anchor="_Toc241755007" w:history="1">
+          <w:hyperlink w:anchor="_Toc242165611" w:history="1">
             <w:r>
               <w:rPr>
                 <w:rStyle w:val="Hyperlink"/>
@@ -4679,7 +4445,7 @@
                 <w:noProof/>
                 <w:webHidden/>
               </w:rPr>
-              <w:instrText xml:space="preserve"> PAGEREF _Toc241755007 \h </w:instrText>
+              <w:instrText xml:space="preserve"> PAGEREF _Toc242165611 \h </w:instrText>
             </w:r>
             <w:r>
               <w:rPr>
@@ -4699,7 +4465,7 @@
                 <w:noProof/>
                 <w:webHidden/>
               </w:rPr>
-              <w:t>13</w:t>
+              <w:t>12</w:t>
             </w:r>
             <w:r>
               <w:rPr>
@@ -4726,7 +4492,7 @@
               <w14:ligatures w14:val="standardContextual"/>
             </w:rPr>
           </w:pPr>
-          <w:hyperlink w:anchor="_Toc241755008" w:history="1">
+          <w:hyperlink w:anchor="_Toc242165612" w:history="1">
             <w:r>
               <w:rPr>
                 <w:rStyle w:val="Hyperlink"/>
@@ -4786,7 +4552,7 @@
                 <w:noProof/>
                 <w:webHidden/>
               </w:rPr>
-              <w:instrText xml:space="preserve"> PAGEREF _Toc241755008 \h </w:instrText>
+              <w:instrText xml:space="preserve"> PAGEREF _Toc242165612 \h </w:instrText>
             </w:r>
             <w:r>
               <w:rPr>
@@ -4806,7 +4572,7 @@
                 <w:noProof/>
                 <w:webHidden/>
               </w:rPr>
-              <w:t>13</w:t>
+              <w:t>12</w:t>
             </w:r>
             <w:r>
               <w:rPr>
@@ -4833,7 +4599,7 @@
               <w14:ligatures w14:val="standardContextual"/>
             </w:rPr>
           </w:pPr>
-          <w:hyperlink w:anchor="_Toc241755009" w:history="1">
+          <w:hyperlink w:anchor="_Toc242165613" w:history="1">
             <w:r>
               <w:rPr>
                 <w:rStyle w:val="Hyperlink"/>
@@ -4885,7 +4651,7 @@
                 <w:noProof/>
                 <w:webHidden/>
               </w:rPr>
-              <w:instrText xml:space="preserve"> PAGEREF _Toc241755009 \h </w:instrText>
+              <w:instrText xml:space="preserve"> PAGEREF _Toc242165613 \h </w:instrText>
             </w:r>
             <w:r>
               <w:rPr>
@@ -4905,7 +4671,7 @@
                 <w:noProof/>
                 <w:webHidden/>
               </w:rPr>
-              <w:t>13</w:t>
+              <w:t>12</w:t>
             </w:r>
             <w:r>
               <w:rPr>
@@ -4932,7 +4698,7 @@
               <w14:ligatures w14:val="standardContextual"/>
             </w:rPr>
           </w:pPr>
-          <w:hyperlink w:anchor="_Toc241755010" w:history="1">
+          <w:hyperlink w:anchor="_Toc242165614" w:history="1">
             <w:r>
               <w:rPr>
                 <w:rStyle w:val="Hyperlink"/>
@@ -4984,7 +4750,7 @@
                 <w:noProof/>
                 <w:webHidden/>
               </w:rPr>
-              <w:instrText xml:space="preserve"> PAGEREF _Toc241755010 \h </w:instrText>
+              <w:instrText xml:space="preserve"> PAGEREF _Toc242165614 \h </w:instrText>
             </w:r>
             <w:r>
               <w:rPr>
@@ -5004,7 +4770,7 @@
                 <w:noProof/>
                 <w:webHidden/>
               </w:rPr>
-              <w:t>13</w:t>
+              <w:t>12</w:t>
             </w:r>
             <w:r>
               <w:rPr>
@@ -5031,7 +4797,7 @@
               <w14:ligatures w14:val="standardContextual"/>
             </w:rPr>
           </w:pPr>
-          <w:hyperlink w:anchor="_Toc241755011" w:history="1">
+          <w:hyperlink w:anchor="_Toc242165615" w:history="1">
             <w:r>
               <w:rPr>
                 <w:rStyle w:val="Hyperlink"/>
@@ -5083,7 +4849,7 @@
                 <w:noProof/>
                 <w:webHidden/>
               </w:rPr>
-              <w:instrText xml:space="preserve"> PAGEREF _Toc241755011 \h </w:instrText>
+              <w:instrText xml:space="preserve"> PAGEREF _Toc242165615 \h </w:instrText>
             </w:r>
             <w:r>
               <w:rPr>
@@ -5103,7 +4869,7 @@
                 <w:noProof/>
                 <w:webHidden/>
               </w:rPr>
-              <w:t>13</w:t>
+              <w:t>12</w:t>
             </w:r>
             <w:r>
               <w:rPr>
@@ -5130,7 +4896,7 @@
               <w14:ligatures w14:val="standardContextual"/>
             </w:rPr>
           </w:pPr>
-          <w:hyperlink w:anchor="_Toc241755012" w:history="1">
+          <w:hyperlink w:anchor="_Toc242165616" w:history="1">
             <w:r>
               <w:rPr>
                 <w:rStyle w:val="Hyperlink"/>
@@ -5182,7 +4948,7 @@
                 <w:noProof/>
                 <w:webHidden/>
               </w:rPr>
-              <w:instrText xml:space="preserve"> PAGEREF _Toc241755012 \h </w:instrText>
+              <w:instrText xml:space="preserve"> PAGEREF _Toc242165616 \h </w:instrText>
             </w:r>
             <w:r>
               <w:rPr>
@@ -5202,7 +4968,7 @@
                 <w:noProof/>
                 <w:webHidden/>
               </w:rPr>
-              <w:t>14</w:t>
+              <w:t>13</w:t>
             </w:r>
             <w:r>
               <w:rPr>
@@ -5229,7 +4995,7 @@
               <w14:ligatures w14:val="standardContextual"/>
             </w:rPr>
           </w:pPr>
-          <w:hyperlink w:anchor="_Toc241755013" w:history="1">
+          <w:hyperlink w:anchor="_Toc242165617" w:history="1">
             <w:r>
               <w:rPr>
                 <w:rStyle w:val="Hyperlink"/>
@@ -5289,7 +5055,7 @@
                 <w:noProof/>
                 <w:webHidden/>
               </w:rPr>
-              <w:instrText xml:space="preserve"> PAGEREF _Toc241755013 \h </w:instrText>
+              <w:instrText xml:space="preserve"> PAGEREF _Toc242165617 \h </w:instrText>
             </w:r>
             <w:r>
               <w:rPr>
@@ -5309,7 +5075,7 @@
                 <w:noProof/>
                 <w:webHidden/>
               </w:rPr>
-              <w:t>14</w:t>
+              <w:t>13</w:t>
             </w:r>
             <w:r>
               <w:rPr>
@@ -5336,7 +5102,7 @@
               <w14:ligatures w14:val="standardContextual"/>
             </w:rPr>
           </w:pPr>
-          <w:hyperlink w:anchor="_Toc241755014" w:history="1">
+          <w:hyperlink w:anchor="_Toc242165618" w:history="1">
             <w:r>
               <w:rPr>
                 <w:rStyle w:val="Hyperlink"/>
@@ -5388,7 +5154,7 @@
                 <w:noProof/>
                 <w:webHidden/>
               </w:rPr>
-              <w:instrText xml:space="preserve"> PAGEREF _Toc241755014 \h </w:instrText>
+              <w:instrText xml:space="preserve"> PAGEREF _Toc242165618 \h </w:instrText>
             </w:r>
             <w:r>
               <w:rPr>
@@ -5408,7 +5174,7 @@
                 <w:noProof/>
                 <w:webHidden/>
               </w:rPr>
-              <w:t>14</w:t>
+              <w:t>13</w:t>
             </w:r>
             <w:r>
               <w:rPr>
@@ -5435,7 +5201,7 @@
               <w14:ligatures w14:val="standardContextual"/>
             </w:rPr>
           </w:pPr>
-          <w:hyperlink w:anchor="_Toc241755015" w:history="1">
+          <w:hyperlink w:anchor="_Toc242165619" w:history="1">
             <w:r>
               <w:rPr>
                 <w:rStyle w:val="Hyperlink"/>
@@ -5487,7 +5253,7 @@
                 <w:noProof/>
                 <w:webHidden/>
               </w:rPr>
-              <w:instrText xml:space="preserve"> PAGEREF _Toc241755015 \h </w:instrText>
+              <w:instrText xml:space="preserve"> PAGEREF _Toc242165619 \h </w:instrText>
             </w:r>
             <w:r>
               <w:rPr>
@@ -5507,7 +5273,7 @@
                 <w:noProof/>
                 <w:webHidden/>
               </w:rPr>
-              <w:t>14</w:t>
+              <w:t>13</w:t>
             </w:r>
             <w:r>
               <w:rPr>
@@ -5534,7 +5300,7 @@
               <w14:ligatures w14:val="standardContextual"/>
             </w:rPr>
           </w:pPr>
-          <w:hyperlink w:anchor="_Toc241755016" w:history="1">
+          <w:hyperlink w:anchor="_Toc242165620" w:history="1">
             <w:r>
               <w:rPr>
                 <w:rStyle w:val="Hyperlink"/>
@@ -5586,7 +5352,7 @@
                 <w:noProof/>
                 <w:webHidden/>
               </w:rPr>
-              <w:instrText xml:space="preserve"> PAGEREF _Toc241755016 \h </w:instrText>
+              <w:instrText xml:space="preserve"> PAGEREF _Toc242165620 \h </w:instrText>
             </w:r>
             <w:r>
               <w:rPr>
@@ -5606,7 +5372,7 @@
                 <w:noProof/>
                 <w:webHidden/>
               </w:rPr>
-              <w:t>14</w:t>
+              <w:t>13</w:t>
             </w:r>
             <w:r>
               <w:rPr>
@@ -5633,7 +5399,7 @@
               <w14:ligatures w14:val="standardContextual"/>
             </w:rPr>
           </w:pPr>
-          <w:hyperlink w:anchor="_Toc241755017" w:history="1">
+          <w:hyperlink w:anchor="_Toc242165621" w:history="1">
             <w:r>
               <w:rPr>
                 <w:rStyle w:val="Hyperlink"/>
@@ -5693,7 +5459,7 @@
                 <w:noProof/>
                 <w:webHidden/>
               </w:rPr>
-              <w:instrText xml:space="preserve"> PAGEREF _Toc241755017 \h </w:instrText>
+              <w:instrText xml:space="preserve"> PAGEREF _Toc242165621 \h </w:instrText>
             </w:r>
             <w:r>
               <w:rPr>
@@ -5713,7 +5479,7 @@
                 <w:noProof/>
                 <w:webHidden/>
               </w:rPr>
-              <w:t>14</w:t>
+              <w:t>13</w:t>
             </w:r>
             <w:r>
               <w:rPr>
@@ -5740,7 +5506,7 @@
               <w14:ligatures w14:val="standardContextual"/>
             </w:rPr>
           </w:pPr>
-          <w:hyperlink w:anchor="_Toc241755018" w:history="1">
+          <w:hyperlink w:anchor="_Toc242165622" w:history="1">
             <w:r>
               <w:rPr>
                 <w:rStyle w:val="Hyperlink"/>
@@ -5792,7 +5558,7 @@
                 <w:noProof/>
                 <w:webHidden/>
               </w:rPr>
-              <w:instrText xml:space="preserve"> PAGEREF _Toc241755018 \h </w:instrText>
+              <w:instrText xml:space="preserve"> PAGEREF _Toc242165622 \h </w:instrText>
             </w:r>
             <w:r>
               <w:rPr>
@@ -5812,7 +5578,7 @@
                 <w:noProof/>
                 <w:webHidden/>
               </w:rPr>
-              <w:t>14</w:t>
+              <w:t>13</w:t>
             </w:r>
             <w:r>
               <w:rPr>
@@ -5839,7 +5605,7 @@
               <w14:ligatures w14:val="standardContextual"/>
             </w:rPr>
           </w:pPr>
-          <w:hyperlink w:anchor="_Toc241755019" w:history="1">
+          <w:hyperlink w:anchor="_Toc242165623" w:history="1">
             <w:r>
               <w:rPr>
                 <w:rStyle w:val="Hyperlink"/>
@@ -5891,7 +5657,7 @@
                 <w:noProof/>
                 <w:webHidden/>
               </w:rPr>
-              <w:instrText xml:space="preserve"> PAGEREF _Toc241755019 \h </w:instrText>
+              <w:instrText xml:space="preserve"> PAGEREF _Toc242165623 \h </w:instrText>
             </w:r>
             <w:r>
               <w:rPr>
@@ -5911,7 +5677,7 @@
                 <w:noProof/>
                 <w:webHidden/>
               </w:rPr>
-              <w:t>14</w:t>
+              <w:t>13</w:t>
             </w:r>
             <w:r>
               <w:rPr>
@@ -5938,7 +5704,7 @@
               <w14:ligatures w14:val="standardContextual"/>
             </w:rPr>
           </w:pPr>
-          <w:hyperlink w:anchor="_Toc241755020" w:history="1">
+          <w:hyperlink w:anchor="_Toc242165624" w:history="1">
             <w:r>
               <w:rPr>
                 <w:rStyle w:val="Hyperlink"/>
@@ -5998,7 +5764,7 @@
                 <w:noProof/>
                 <w:webHidden/>
               </w:rPr>
-              <w:instrText xml:space="preserve"> PAGEREF _Toc241755020 \h </w:instrText>
+              <w:instrText xml:space="preserve"> PAGEREF _Toc242165624 \h </w:instrText>
             </w:r>
             <w:r>
               <w:rPr>
@@ -6018,7 +5784,7 @@
                 <w:noProof/>
                 <w:webHidden/>
               </w:rPr>
-              <w:t>14</w:t>
+              <w:t>13</w:t>
             </w:r>
             <w:r>
               <w:rPr>
@@ -6045,7 +5811,7 @@
               <w14:ligatures w14:val="standardContextual"/>
             </w:rPr>
           </w:pPr>
-          <w:hyperlink w:anchor="_Toc241755021" w:history="1">
+          <w:hyperlink w:anchor="_Toc242165625" w:history="1">
             <w:r>
               <w:rPr>
                 <w:rStyle w:val="Hyperlink"/>
@@ -6105,7 +5871,7 @@
                 <w:noProof/>
                 <w:webHidden/>
               </w:rPr>
-              <w:instrText xml:space="preserve"> PAGEREF _Toc241755021 \h </w:instrText>
+              <w:instrText xml:space="preserve"> PAGEREF _Toc242165625 \h </w:instrText>
             </w:r>
             <w:r>
               <w:rPr>
@@ -6125,7 +5891,7 @@
                 <w:noProof/>
                 <w:webHidden/>
               </w:rPr>
-              <w:t>15</w:t>
+              <w:t>14</w:t>
             </w:r>
             <w:r>
               <w:rPr>
@@ -6152,7 +5918,7 @@
               <w14:ligatures w14:val="standardContextual"/>
             </w:rPr>
           </w:pPr>
-          <w:hyperlink w:anchor="_Toc241755022" w:history="1">
+          <w:hyperlink w:anchor="_Toc242165626" w:history="1">
             <w:r>
               <w:rPr>
                 <w:rStyle w:val="Hyperlink"/>
@@ -6212,7 +5978,7 @@
                 <w:noProof/>
                 <w:webHidden/>
               </w:rPr>
-              <w:instrText xml:space="preserve"> PAGEREF _Toc241755022 \h </w:instrText>
+              <w:instrText xml:space="preserve"> PAGEREF _Toc242165626 \h </w:instrText>
             </w:r>
             <w:r>
               <w:rPr>
@@ -6232,7 +5998,7 @@
                 <w:noProof/>
                 <w:webHidden/>
               </w:rPr>
-              <w:t>15</w:t>
+              <w:t>14</w:t>
             </w:r>
             <w:r>
               <w:rPr>
@@ -6259,7 +6025,7 @@
               <w14:ligatures w14:val="standardContextual"/>
             </w:rPr>
           </w:pPr>
-          <w:hyperlink w:anchor="_Toc241755023" w:history="1">
+          <w:hyperlink w:anchor="_Toc242165627" w:history="1">
             <w:r>
               <w:rPr>
                 <w:rStyle w:val="Hyperlink"/>
@@ -6312,7 +6078,7 @@
                 <w:noProof/>
                 <w:webHidden/>
               </w:rPr>
-              <w:instrText xml:space="preserve"> PAGEREF _Toc241755023 \h </w:instrText>
+              <w:instrText xml:space="preserve"> PAGEREF _Toc242165627 \h </w:instrText>
             </w:r>
             <w:r>
               <w:rPr>
@@ -6332,7 +6098,7 @@
                 <w:noProof/>
                 <w:webHidden/>
               </w:rPr>
-              <w:t>15</w:t>
+              <w:t>14</w:t>
             </w:r>
             <w:r>
               <w:rPr>
@@ -6359,7 +6125,7 @@
               <w14:ligatures w14:val="standardContextual"/>
             </w:rPr>
           </w:pPr>
-          <w:hyperlink w:anchor="_Toc241755024" w:history="1">
+          <w:hyperlink w:anchor="_Toc242165628" w:history="1">
             <w:r>
               <w:rPr>
                 <w:rStyle w:val="Hyperlink"/>
@@ -6411,7 +6177,7 @@
                 <w:noProof/>
                 <w:webHidden/>
               </w:rPr>
-              <w:instrText xml:space="preserve"> PAGEREF _Toc241755024 \h </w:instrText>
+              <w:instrText xml:space="preserve"> PAGEREF _Toc242165628 \h </w:instrText>
             </w:r>
             <w:r>
               <w:rPr>
@@ -6431,7 +6197,7 @@
                 <w:noProof/>
                 <w:webHidden/>
               </w:rPr>
-              <w:t>15</w:t>
+              <w:t>14</w:t>
             </w:r>
             <w:r>
               <w:rPr>
@@ -6458,7 +6224,7 @@
               <w14:ligatures w14:val="standardContextual"/>
             </w:rPr>
           </w:pPr>
-          <w:hyperlink w:anchor="_Toc241755025" w:history="1">
+          <w:hyperlink w:anchor="_Toc242165629" w:history="1">
             <w:r>
               <w:rPr>
                 <w:rStyle w:val="Hyperlink"/>
@@ -6510,7 +6276,7 @@
                 <w:noProof/>
                 <w:webHidden/>
               </w:rPr>
-              <w:instrText xml:space="preserve"> PAGEREF _Toc241755025 \h </w:instrText>
+              <w:instrText xml:space="preserve"> PAGEREF _Toc242165629 \h </w:instrText>
             </w:r>
             <w:r>
               <w:rPr>
@@ -6530,7 +6296,7 @@
                 <w:noProof/>
                 <w:webHidden/>
               </w:rPr>
-              <w:t>15</w:t>
+              <w:t>14</w:t>
             </w:r>
             <w:r>
               <w:rPr>
@@ -6557,7 +6323,7 @@
               <w14:ligatures w14:val="standardContextual"/>
             </w:rPr>
           </w:pPr>
-          <w:hyperlink w:anchor="_Toc241755026" w:history="1">
+          <w:hyperlink w:anchor="_Toc242165630" w:history="1">
             <w:r>
               <w:rPr>
                 <w:rStyle w:val="Hyperlink"/>
@@ -6609,7 +6375,7 @@
                 <w:noProof/>
                 <w:webHidden/>
               </w:rPr>
-              <w:instrText xml:space="preserve"> PAGEREF _Toc241755026 \h </w:instrText>
+              <w:instrText xml:space="preserve"> PAGEREF _Toc242165630 \h </w:instrText>
             </w:r>
             <w:r>
               <w:rPr>
@@ -6629,7 +6395,7 @@
                 <w:noProof/>
                 <w:webHidden/>
               </w:rPr>
-              <w:t>15</w:t>
+              <w:t>14</w:t>
             </w:r>
             <w:r>
               <w:rPr>
@@ -6656,7 +6422,7 @@
               <w14:ligatures w14:val="standardContextual"/>
             </w:rPr>
           </w:pPr>
-          <w:hyperlink w:anchor="_Toc241755027" w:history="1">
+          <w:hyperlink w:anchor="_Toc242165631" w:history="1">
             <w:r>
               <w:rPr>
                 <w:rStyle w:val="Hyperlink"/>
@@ -6708,7 +6474,7 @@
                 <w:noProof/>
                 <w:webHidden/>
               </w:rPr>
-              <w:instrText xml:space="preserve"> PAGEREF _Toc241755027 \h </w:instrText>
+              <w:instrText xml:space="preserve"> PAGEREF _Toc242165631 \h </w:instrText>
             </w:r>
             <w:r>
               <w:rPr>
@@ -6728,7 +6494,7 @@
                 <w:noProof/>
                 <w:webHidden/>
               </w:rPr>
-              <w:t>15</w:t>
+              <w:t>14</w:t>
             </w:r>
             <w:r>
               <w:rPr>
@@ -6755,7 +6521,7 @@
               <w14:ligatures w14:val="standardContextual"/>
             </w:rPr>
           </w:pPr>
-          <w:hyperlink w:anchor="_Toc241755028" w:history="1">
+          <w:hyperlink w:anchor="_Toc242165632" w:history="1">
             <w:r>
               <w:rPr>
                 <w:rStyle w:val="Hyperlink"/>
@@ -6807,7 +6573,7 @@
                 <w:noProof/>
                 <w:webHidden/>
               </w:rPr>
-              <w:instrText xml:space="preserve"> PAGEREF _Toc241755028 \h </w:instrText>
+              <w:instrText xml:space="preserve"> PAGEREF _Toc242165632 \h </w:instrText>
             </w:r>
             <w:r>
               <w:rPr>
@@ -6827,7 +6593,7 @@
                 <w:noProof/>
                 <w:webHidden/>
               </w:rPr>
-              <w:t>15</w:t>
+              <w:t>14</w:t>
             </w:r>
             <w:r>
               <w:rPr>
@@ -6854,7 +6620,7 @@
               <w14:ligatures w14:val="standardContextual"/>
             </w:rPr>
           </w:pPr>
-          <w:hyperlink w:anchor="_Toc241755029" w:history="1">
+          <w:hyperlink w:anchor="_Toc242165633" w:history="1">
             <w:r>
               <w:rPr>
                 <w:rStyle w:val="Hyperlink"/>
@@ -6906,7 +6672,7 @@
                 <w:noProof/>
                 <w:webHidden/>
               </w:rPr>
-              <w:instrText xml:space="preserve"> PAGEREF _Toc241755029 \h </w:instrText>
+              <w:instrText xml:space="preserve"> PAGEREF _Toc242165633 \h </w:instrText>
             </w:r>
             <w:r>
               <w:rPr>
@@ -6926,7 +6692,7 @@
                 <w:noProof/>
                 <w:webHidden/>
               </w:rPr>
-              <w:t>16</w:t>
+              <w:t>15</w:t>
             </w:r>
             <w:r>
               <w:rPr>
@@ -6953,7 +6719,7 @@
               <w14:ligatures w14:val="standardContextual"/>
             </w:rPr>
           </w:pPr>
-          <w:hyperlink w:anchor="_Toc241755030" w:history="1">
+          <w:hyperlink w:anchor="_Toc242165634" w:history="1">
             <w:r>
               <w:rPr>
                 <w:rStyle w:val="Hyperlink"/>
@@ -7005,7 +6771,7 @@
                 <w:noProof/>
                 <w:webHidden/>
               </w:rPr>
-              <w:instrText xml:space="preserve"> PAGEREF _Toc241755030 \h </w:instrText>
+              <w:instrText xml:space="preserve"> PAGEREF _Toc242165634 \h </w:instrText>
             </w:r>
             <w:r>
               <w:rPr>
@@ -7025,7 +6791,7 @@
                 <w:noProof/>
                 <w:webHidden/>
               </w:rPr>
-              <w:t>16</w:t>
+              <w:t>15</w:t>
             </w:r>
             <w:r>
               <w:rPr>
@@ -7052,7 +6818,7 @@
               <w14:ligatures w14:val="standardContextual"/>
             </w:rPr>
           </w:pPr>
-          <w:hyperlink w:anchor="_Toc241755031" w:history="1">
+          <w:hyperlink w:anchor="_Toc242165635" w:history="1">
             <w:r>
               <w:rPr>
                 <w:rStyle w:val="Hyperlink"/>
@@ -7104,7 +6870,7 @@
                 <w:noProof/>
                 <w:webHidden/>
               </w:rPr>
-              <w:instrText xml:space="preserve"> PAGEREF _Toc241755031 \h </w:instrText>
+              <w:instrText xml:space="preserve"> PAGEREF _Toc242165635 \h </w:instrText>
             </w:r>
             <w:r>
               <w:rPr>
@@ -7124,7 +6890,7 @@
                 <w:noProof/>
                 <w:webHidden/>
               </w:rPr>
-              <w:t>16</w:t>
+              <w:t>15</w:t>
             </w:r>
             <w:r>
               <w:rPr>
@@ -7151,7 +6917,7 @@
               <w14:ligatures w14:val="standardContextual"/>
             </w:rPr>
           </w:pPr>
-          <w:hyperlink w:anchor="_Toc241755032" w:history="1">
+          <w:hyperlink w:anchor="_Toc242165636" w:history="1">
             <w:r>
               <w:rPr>
                 <w:rStyle w:val="Hyperlink"/>
@@ -7203,7 +6969,7 @@
                 <w:noProof/>
                 <w:webHidden/>
               </w:rPr>
-              <w:instrText xml:space="preserve"> PAGEREF _Toc241755032 \h </w:instrText>
+              <w:instrText xml:space="preserve"> PAGEREF _Toc242165636 \h </w:instrText>
             </w:r>
             <w:r>
               <w:rPr>
@@ -7223,7 +6989,7 @@
                 <w:noProof/>
                 <w:webHidden/>
               </w:rPr>
-              <w:t>16</w:t>
+              <w:t>15</w:t>
             </w:r>
             <w:r>
               <w:rPr>
@@ -7250,7 +7016,7 @@
               <w14:ligatures w14:val="standardContextual"/>
             </w:rPr>
           </w:pPr>
-          <w:hyperlink w:anchor="_Toc241755033" w:history="1">
+          <w:hyperlink w:anchor="_Toc242165637" w:history="1">
             <w:r>
               <w:rPr>
                 <w:rStyle w:val="Hyperlink"/>
@@ -7302,7 +7068,7 @@
                 <w:noProof/>
                 <w:webHidden/>
               </w:rPr>
-              <w:instrText xml:space="preserve"> PAGEREF _Toc241755033 \h </w:instrText>
+              <w:instrText xml:space="preserve"> PAGEREF _Toc242165637 \h </w:instrText>
             </w:r>
             <w:r>
               <w:rPr>
@@ -7322,7 +7088,7 @@
                 <w:noProof/>
                 <w:webHidden/>
               </w:rPr>
-              <w:t>16</w:t>
+              <w:t>15</w:t>
             </w:r>
             <w:r>
               <w:rPr>
@@ -7349,7 +7115,7 @@
               <w14:ligatures w14:val="standardContextual"/>
             </w:rPr>
           </w:pPr>
-          <w:hyperlink w:anchor="_Toc241755034" w:history="1">
+          <w:hyperlink w:anchor="_Toc242165638" w:history="1">
             <w:r>
               <w:rPr>
                 <w:rStyle w:val="Hyperlink"/>
@@ -7401,7 +7167,7 @@
                 <w:noProof/>
                 <w:webHidden/>
               </w:rPr>
-              <w:instrText xml:space="preserve"> PAGEREF _Toc241755034 \h </w:instrText>
+              <w:instrText xml:space="preserve"> PAGEREF _Toc242165638 \h </w:instrText>
             </w:r>
             <w:r>
               <w:rPr>
@@ -7421,7 +7187,7 @@
                 <w:noProof/>
                 <w:webHidden/>
               </w:rPr>
-              <w:t>16</w:t>
+              <w:t>15</w:t>
             </w:r>
             <w:r>
               <w:rPr>
@@ -7448,7 +7214,7 @@
               <w14:ligatures w14:val="standardContextual"/>
             </w:rPr>
           </w:pPr>
-          <w:hyperlink w:anchor="_Toc241755035" w:history="1">
+          <w:hyperlink w:anchor="_Toc242165639" w:history="1">
             <w:r>
               <w:rPr>
                 <w:rStyle w:val="Hyperlink"/>
@@ -7500,7 +7266,7 @@
                 <w:noProof/>
                 <w:webHidden/>
               </w:rPr>
-              <w:instrText xml:space="preserve"> PAGEREF _Toc241755035 \h </w:instrText>
+              <w:instrText xml:space="preserve"> PAGEREF _Toc242165639 \h </w:instrText>
             </w:r>
             <w:r>
               <w:rPr>
@@ -7520,7 +7286,7 @@
                 <w:noProof/>
                 <w:webHidden/>
               </w:rPr>
-              <w:t>16</w:t>
+              <w:t>15</w:t>
             </w:r>
             <w:r>
               <w:rPr>
@@ -7547,7 +7313,7 @@
               <w14:ligatures w14:val="standardContextual"/>
             </w:rPr>
           </w:pPr>
-          <w:hyperlink w:anchor="_Toc241755036" w:history="1">
+          <w:hyperlink w:anchor="_Toc242165640" w:history="1">
             <w:r>
               <w:rPr>
                 <w:rStyle w:val="Hyperlink"/>
@@ -7599,7 +7365,7 @@
                 <w:noProof/>
                 <w:webHidden/>
               </w:rPr>
-              <w:instrText xml:space="preserve"> PAGEREF _Toc241755036 \h </w:instrText>
+              <w:instrText xml:space="preserve"> PAGEREF _Toc242165640 \h </w:instrText>
             </w:r>
             <w:r>
               <w:rPr>
@@ -7619,7 +7385,7 @@
                 <w:noProof/>
                 <w:webHidden/>
               </w:rPr>
-              <w:t>16</w:t>
+              <w:t>15</w:t>
             </w:r>
             <w:r>
               <w:rPr>
@@ -7646,7 +7412,7 @@
               <w14:ligatures w14:val="standardContextual"/>
             </w:rPr>
           </w:pPr>
-          <w:hyperlink w:anchor="_Toc241755037" w:history="1">
+          <w:hyperlink w:anchor="_Toc242165641" w:history="1">
             <w:r>
               <w:rPr>
                 <w:rStyle w:val="Hyperlink"/>
@@ -7698,7 +7464,7 @@
                 <w:noProof/>
                 <w:webHidden/>
               </w:rPr>
-              <w:instrText xml:space="preserve"> PAGEREF _Toc241755037 \h </w:instrText>
+              <w:instrText xml:space="preserve"> PAGEREF _Toc242165641 \h </w:instrText>
             </w:r>
             <w:r>
               <w:rPr>
@@ -7718,7 +7484,7 @@
                 <w:noProof/>
                 <w:webHidden/>
               </w:rPr>
-              <w:t>16</w:t>
+              <w:t>15</w:t>
             </w:r>
             <w:r>
               <w:rPr>
@@ -7745,7 +7511,7 @@
               <w14:ligatures w14:val="standardContextual"/>
             </w:rPr>
           </w:pPr>
-          <w:hyperlink w:anchor="_Toc241755038" w:history="1">
+          <w:hyperlink w:anchor="_Toc242165642" w:history="1">
             <w:r>
               <w:rPr>
                 <w:rStyle w:val="Hyperlink"/>
@@ -7797,7 +7563,7 @@
                 <w:noProof/>
                 <w:webHidden/>
               </w:rPr>
-              <w:instrText xml:space="preserve"> PAGEREF _Toc241755038 \h </w:instrText>
+              <w:instrText xml:space="preserve"> PAGEREF _Toc242165642 \h </w:instrText>
             </w:r>
             <w:r>
               <w:rPr>
@@ -7817,7 +7583,7 @@
                 <w:noProof/>
                 <w:webHidden/>
               </w:rPr>
-              <w:t>17</w:t>
+              <w:t>16</w:t>
             </w:r>
             <w:r>
               <w:rPr>
@@ -7844,7 +7610,7 @@
               <w14:ligatures w14:val="standardContextual"/>
             </w:rPr>
           </w:pPr>
-          <w:hyperlink w:anchor="_Toc241755039" w:history="1">
+          <w:hyperlink w:anchor="_Toc242165643" w:history="1">
             <w:r>
               <w:rPr>
                 <w:rStyle w:val="Hyperlink"/>
@@ -7896,7 +7662,7 @@
                 <w:noProof/>
                 <w:webHidden/>
               </w:rPr>
-              <w:instrText xml:space="preserve"> PAGEREF _Toc241755039 \h </w:instrText>
+              <w:instrText xml:space="preserve"> PAGEREF _Toc242165643 \h </w:instrText>
             </w:r>
             <w:r>
               <w:rPr>
@@ -7916,7 +7682,7 @@
                 <w:noProof/>
                 <w:webHidden/>
               </w:rPr>
-              <w:t>17</w:t>
+              <w:t>16</w:t>
             </w:r>
             <w:r>
               <w:rPr>
@@ -7943,7 +7709,7 @@
               <w14:ligatures w14:val="standardContextual"/>
             </w:rPr>
           </w:pPr>
-          <w:hyperlink w:anchor="_Toc241755040" w:history="1">
+          <w:hyperlink w:anchor="_Toc242165644" w:history="1">
             <w:r>
               <w:rPr>
                 <w:rStyle w:val="Hyperlink"/>
@@ -7995,7 +7761,7 @@
                 <w:noProof/>
                 <w:webHidden/>
               </w:rPr>
-              <w:instrText xml:space="preserve"> PAGEREF _Toc241755040 \h </w:instrText>
+              <w:instrText xml:space="preserve"> PAGEREF _Toc242165644 \h </w:instrText>
             </w:r>
             <w:r>
               <w:rPr>
@@ -8015,7 +7781,7 @@
                 <w:noProof/>
                 <w:webHidden/>
               </w:rPr>
-              <w:t>17</w:t>
+              <w:t>16</w:t>
             </w:r>
             <w:r>
               <w:rPr>
@@ -8042,7 +7808,7 @@
               <w14:ligatures w14:val="standardContextual"/>
             </w:rPr>
           </w:pPr>
-          <w:hyperlink w:anchor="_Toc241755041" w:history="1">
+          <w:hyperlink w:anchor="_Toc242165645" w:history="1">
             <w:r>
               <w:rPr>
                 <w:rStyle w:val="Hyperlink"/>
@@ -8094,7 +7860,7 @@
                 <w:noProof/>
                 <w:webHidden/>
               </w:rPr>
-              <w:instrText xml:space="preserve"> PAGEREF _Toc241755041 \h </w:instrText>
+              <w:instrText xml:space="preserve"> PAGEREF _Toc242165645 \h </w:instrText>
             </w:r>
             <w:r>
               <w:rPr>
@@ -8114,7 +7880,7 @@
                 <w:noProof/>
                 <w:webHidden/>
               </w:rPr>
-              <w:t>17</w:t>
+              <w:t>16</w:t>
             </w:r>
             <w:r>
               <w:rPr>
@@ -8141,7 +7907,7 @@
               <w14:ligatures w14:val="standardContextual"/>
             </w:rPr>
           </w:pPr>
-          <w:hyperlink w:anchor="_Toc241755042" w:history="1">
+          <w:hyperlink w:anchor="_Toc242165646" w:history="1">
             <w:r>
               <w:rPr>
                 <w:rStyle w:val="Hyperlink"/>
@@ -8193,7 +7959,7 @@
                 <w:noProof/>
                 <w:webHidden/>
               </w:rPr>
-              <w:instrText xml:space="preserve"> PAGEREF _Toc241755042 \h </w:instrText>
+              <w:instrText xml:space="preserve"> PAGEREF _Toc242165646 \h </w:instrText>
             </w:r>
             <w:r>
               <w:rPr>
@@ -8213,7 +7979,7 @@
                 <w:noProof/>
                 <w:webHidden/>
               </w:rPr>
-              <w:t>17</w:t>
+              <w:t>16</w:t>
             </w:r>
             <w:r>
               <w:rPr>
@@ -8240,7 +8006,7 @@
               <w14:ligatures w14:val="standardContextual"/>
             </w:rPr>
           </w:pPr>
-          <w:hyperlink w:anchor="_Toc241755043" w:history="1">
+          <w:hyperlink w:anchor="_Toc242165647" w:history="1">
             <w:r>
               <w:rPr>
                 <w:rStyle w:val="Hyperlink"/>
@@ -8292,7 +8058,7 @@
                 <w:noProof/>
                 <w:webHidden/>
               </w:rPr>
-              <w:instrText xml:space="preserve"> PAGEREF _Toc241755043 \h </w:instrText>
+              <w:instrText xml:space="preserve"> PAGEREF _Toc242165647 \h </w:instrText>
             </w:r>
             <w:r>
               <w:rPr>
@@ -8312,7 +8078,7 @@
                 <w:noProof/>
                 <w:webHidden/>
               </w:rPr>
-              <w:t>18</w:t>
+              <w:t>17</w:t>
             </w:r>
             <w:r>
               <w:rPr>
@@ -8339,7 +8105,7 @@
               <w14:ligatures w14:val="standardContextual"/>
             </w:rPr>
           </w:pPr>
-          <w:hyperlink w:anchor="_Toc241755044" w:history="1">
+          <w:hyperlink w:anchor="_Toc242165648" w:history="1">
             <w:r>
               <w:rPr>
                 <w:rStyle w:val="Hyperlink"/>
@@ -8391,7 +8157,7 @@
                 <w:noProof/>
                 <w:webHidden/>
               </w:rPr>
-              <w:instrText xml:space="preserve"> PAGEREF _Toc241755044 \h </w:instrText>
+              <w:instrText xml:space="preserve"> PAGEREF _Toc242165648 \h </w:instrText>
             </w:r>
             <w:r>
               <w:rPr>
@@ -8411,7 +8177,7 @@
                 <w:noProof/>
                 <w:webHidden/>
               </w:rPr>
-              <w:t>18</w:t>
+              <w:t>17</w:t>
             </w:r>
             <w:r>
               <w:rPr>
@@ -8438,7 +8204,7 @@
               <w14:ligatures w14:val="standardContextual"/>
             </w:rPr>
           </w:pPr>
-          <w:hyperlink w:anchor="_Toc241755045" w:history="1">
+          <w:hyperlink w:anchor="_Toc242165649" w:history="1">
             <w:r>
               <w:rPr>
                 <w:rStyle w:val="Hyperlink"/>
@@ -8490,7 +8256,7 @@
                 <w:noProof/>
                 <w:webHidden/>
               </w:rPr>
-              <w:instrText xml:space="preserve"> PAGEREF _Toc241755045 \h </w:instrText>
+              <w:instrText xml:space="preserve"> PAGEREF _Toc242165649 \h </w:instrText>
             </w:r>
             <w:r>
               <w:rPr>
@@ -8510,7 +8276,7 @@
                 <w:noProof/>
                 <w:webHidden/>
               </w:rPr>
-              <w:t>18</w:t>
+              <w:t>17</w:t>
             </w:r>
             <w:r>
               <w:rPr>
@@ -8537,7 +8303,7 @@
               <w14:ligatures w14:val="standardContextual"/>
             </w:rPr>
           </w:pPr>
-          <w:hyperlink w:anchor="_Toc241755046" w:history="1">
+          <w:hyperlink w:anchor="_Toc242165650" w:history="1">
             <w:r>
               <w:rPr>
                 <w:rStyle w:val="Hyperlink"/>
@@ -8589,7 +8355,7 @@
                 <w:noProof/>
                 <w:webHidden/>
               </w:rPr>
-              <w:instrText xml:space="preserve"> PAGEREF _Toc241755046 \h </w:instrText>
+              <w:instrText xml:space="preserve"> PAGEREF _Toc242165650 \h </w:instrText>
             </w:r>
             <w:r>
               <w:rPr>
@@ -8609,7 +8375,7 @@
                 <w:noProof/>
                 <w:webHidden/>
               </w:rPr>
-              <w:t>18</w:t>
+              <w:t>17</w:t>
             </w:r>
             <w:r>
               <w:rPr>
@@ -8636,7 +8402,7 @@
               <w14:ligatures w14:val="standardContextual"/>
             </w:rPr>
           </w:pPr>
-          <w:hyperlink w:anchor="_Toc241755047" w:history="1">
+          <w:hyperlink w:anchor="_Toc242165651" w:history="1">
             <w:r>
               <w:rPr>
                 <w:rStyle w:val="Hyperlink"/>
@@ -8688,7 +8454,7 @@
                 <w:noProof/>
                 <w:webHidden/>
               </w:rPr>
-              <w:instrText xml:space="preserve"> PAGEREF _Toc241755047 \h </w:instrText>
+              <w:instrText xml:space="preserve"> PAGEREF _Toc242165651 \h </w:instrText>
             </w:r>
             <w:r>
               <w:rPr>
@@ -8708,7 +8474,7 @@
                 <w:noProof/>
                 <w:webHidden/>
               </w:rPr>
-              <w:t>18</w:t>
+              <w:t>17</w:t>
             </w:r>
             <w:r>
               <w:rPr>
@@ -8735,7 +8501,7 @@
               <w14:ligatures w14:val="standardContextual"/>
             </w:rPr>
           </w:pPr>
-          <w:hyperlink w:anchor="_Toc241755048" w:history="1">
+          <w:hyperlink w:anchor="_Toc242165652" w:history="1">
             <w:r>
               <w:rPr>
                 <w:rStyle w:val="Hyperlink"/>
@@ -8787,7 +8553,7 @@
                 <w:noProof/>
                 <w:webHidden/>
               </w:rPr>
-              <w:instrText xml:space="preserve"> PAGEREF _Toc241755048 \h </w:instrText>
+              <w:instrText xml:space="preserve"> PAGEREF _Toc242165652 \h </w:instrText>
             </w:r>
             <w:r>
               <w:rPr>
@@ -8807,7 +8573,7 @@
                 <w:noProof/>
                 <w:webHidden/>
               </w:rPr>
-              <w:t>18</w:t>
+              <w:t>17</w:t>
             </w:r>
             <w:r>
               <w:rPr>
@@ -8834,7 +8600,7 @@
               <w14:ligatures w14:val="standardContextual"/>
             </w:rPr>
           </w:pPr>
-          <w:hyperlink w:anchor="_Toc241755049" w:history="1">
+          <w:hyperlink w:anchor="_Toc242165653" w:history="1">
             <w:r>
               <w:rPr>
                 <w:rStyle w:val="Hyperlink"/>
@@ -8886,7 +8652,7 @@
                 <w:noProof/>
                 <w:webHidden/>
               </w:rPr>
-              <w:instrText xml:space="preserve"> PAGEREF _Toc241755049 \h </w:instrText>
+              <w:instrText xml:space="preserve"> PAGEREF _Toc242165653 \h </w:instrText>
             </w:r>
             <w:r>
               <w:rPr>
@@ -8906,7 +8672,7 @@
                 <w:noProof/>
                 <w:webHidden/>
               </w:rPr>
-              <w:t>18</w:t>
+              <w:t>17</w:t>
             </w:r>
             <w:r>
               <w:rPr>
@@ -8933,7 +8699,7 @@
               <w14:ligatures w14:val="standardContextual"/>
             </w:rPr>
           </w:pPr>
-          <w:hyperlink w:anchor="_Toc241755050" w:history="1">
+          <w:hyperlink w:anchor="_Toc242165654" w:history="1">
             <w:r>
               <w:rPr>
                 <w:rStyle w:val="Hyperlink"/>
@@ -8985,7 +8751,7 @@
                 <w:noProof/>
                 <w:webHidden/>
               </w:rPr>
-              <w:instrText xml:space="preserve"> PAGEREF _Toc241755050 \h </w:instrText>
+              <w:instrText xml:space="preserve"> PAGEREF _Toc242165654 \h </w:instrText>
             </w:r>
             <w:r>
               <w:rPr>
@@ -9005,7 +8771,7 @@
                 <w:noProof/>
                 <w:webHidden/>
               </w:rPr>
-              <w:t>19</w:t>
+              <w:t>18</w:t>
             </w:r>
             <w:r>
               <w:rPr>
@@ -9032,7 +8798,7 @@
               <w14:ligatures w14:val="standardContextual"/>
             </w:rPr>
           </w:pPr>
-          <w:hyperlink w:anchor="_Toc241755051" w:history="1">
+          <w:hyperlink w:anchor="_Toc242165655" w:history="1">
             <w:r>
               <w:rPr>
                 <w:rStyle w:val="Hyperlink"/>
@@ -9084,7 +8850,7 @@
                 <w:noProof/>
                 <w:webHidden/>
               </w:rPr>
-              <w:instrText xml:space="preserve"> PAGEREF _Toc241755051 \h </w:instrText>
+              <w:instrText xml:space="preserve"> PAGEREF _Toc242165655 \h </w:instrText>
             </w:r>
             <w:r>
               <w:rPr>
@@ -9104,7 +8870,7 @@
                 <w:noProof/>
                 <w:webHidden/>
               </w:rPr>
-              <w:t>19</w:t>
+              <w:t>18</w:t>
             </w:r>
             <w:r>
               <w:rPr>
@@ -9131,7 +8897,7 @@
               <w14:ligatures w14:val="standardContextual"/>
             </w:rPr>
           </w:pPr>
-          <w:hyperlink w:anchor="_Toc241755052" w:history="1">
+          <w:hyperlink w:anchor="_Toc242165656" w:history="1">
             <w:r>
               <w:rPr>
                 <w:rStyle w:val="Hyperlink"/>
@@ -9183,7 +8949,7 @@
                 <w:noProof/>
                 <w:webHidden/>
               </w:rPr>
-              <w:instrText xml:space="preserve"> PAGEREF _Toc241755052 \h </w:instrText>
+              <w:instrText xml:space="preserve"> PAGEREF _Toc242165656 \h </w:instrText>
             </w:r>
             <w:r>
               <w:rPr>
@@ -9203,7 +8969,7 @@
                 <w:noProof/>
                 <w:webHidden/>
               </w:rPr>
-              <w:t>19</w:t>
+              <w:t>18</w:t>
             </w:r>
             <w:r>
               <w:rPr>
@@ -9230,7 +8996,7 @@
               <w14:ligatures w14:val="standardContextual"/>
             </w:rPr>
           </w:pPr>
-          <w:hyperlink w:anchor="_Toc241755053" w:history="1">
+          <w:hyperlink w:anchor="_Toc242165657" w:history="1">
             <w:r>
               <w:rPr>
                 <w:rStyle w:val="Hyperlink"/>
@@ -9282,7 +9048,7 @@
                 <w:noProof/>
                 <w:webHidden/>
               </w:rPr>
-              <w:instrText xml:space="preserve"> PAGEREF _Toc241755053 \h </w:instrText>
+              <w:instrText xml:space="preserve"> PAGEREF _Toc242165657 \h </w:instrText>
             </w:r>
             <w:r>
               <w:rPr>
@@ -9302,7 +9068,7 @@
                 <w:noProof/>
                 <w:webHidden/>
               </w:rPr>
-              <w:t>19</w:t>
+              <w:t>18</w:t>
             </w:r>
             <w:r>
               <w:rPr>
@@ -9329,7 +9095,7 @@
               <w14:ligatures w14:val="standardContextual"/>
             </w:rPr>
           </w:pPr>
-          <w:hyperlink w:anchor="_Toc241755054" w:history="1">
+          <w:hyperlink w:anchor="_Toc242165658" w:history="1">
             <w:r>
               <w:rPr>
                 <w:rStyle w:val="Hyperlink"/>
@@ -9381,7 +9147,7 @@
                 <w:noProof/>
                 <w:webHidden/>
               </w:rPr>
-              <w:instrText xml:space="preserve"> PAGEREF _Toc241755054 \h </w:instrText>
+              <w:instrText xml:space="preserve"> PAGEREF _Toc242165658 \h </w:instrText>
             </w:r>
             <w:r>
               <w:rPr>
@@ -9401,7 +9167,7 @@
                 <w:noProof/>
                 <w:webHidden/>
               </w:rPr>
-              <w:t>19</w:t>
+              <w:t>18</w:t>
             </w:r>
             <w:r>
               <w:rPr>
@@ -9428,7 +9194,7 @@
               <w14:ligatures w14:val="standardContextual"/>
             </w:rPr>
           </w:pPr>
-          <w:hyperlink w:anchor="_Toc241755055" w:history="1">
+          <w:hyperlink w:anchor="_Toc242165659" w:history="1">
             <w:r>
               <w:rPr>
                 <w:rStyle w:val="Hyperlink"/>
@@ -9480,7 +9246,7 @@
                 <w:noProof/>
                 <w:webHidden/>
               </w:rPr>
-              <w:instrText xml:space="preserve"> PAGEREF _Toc241755055 \h </w:instrText>
+              <w:instrText xml:space="preserve"> PAGEREF _Toc242165659 \h </w:instrText>
             </w:r>
             <w:r>
               <w:rPr>
@@ -9500,7 +9266,7 @@
                 <w:noProof/>
                 <w:webHidden/>
               </w:rPr>
-              <w:t>20</w:t>
+              <w:t>19</w:t>
             </w:r>
             <w:r>
               <w:rPr>
@@ -9527,7 +9293,7 @@
               <w14:ligatures w14:val="standardContextual"/>
             </w:rPr>
           </w:pPr>
-          <w:hyperlink w:anchor="_Toc241755056" w:history="1">
+          <w:hyperlink w:anchor="_Toc242165660" w:history="1">
             <w:r>
               <w:rPr>
                 <w:rStyle w:val="Hyperlink"/>
@@ -9579,7 +9345,7 @@
                 <w:noProof/>
                 <w:webHidden/>
               </w:rPr>
-              <w:instrText xml:space="preserve"> PAGEREF _Toc241755056 \h </w:instrText>
+              <w:instrText xml:space="preserve"> PAGEREF _Toc242165660 \h </w:instrText>
             </w:r>
             <w:r>
               <w:rPr>
@@ -9599,7 +9365,7 @@
                 <w:noProof/>
                 <w:webHidden/>
               </w:rPr>
-              <w:t>20</w:t>
+              <w:t>19</w:t>
             </w:r>
             <w:r>
               <w:rPr>
@@ -9626,7 +9392,7 @@
               <w14:ligatures w14:val="standardContextual"/>
             </w:rPr>
           </w:pPr>
-          <w:hyperlink w:anchor="_Toc241755057" w:history="1">
+          <w:hyperlink w:anchor="_Toc242165661" w:history="1">
             <w:r>
               <w:rPr>
                 <w:rStyle w:val="Hyperlink"/>
@@ -9678,7 +9444,7 @@
                 <w:noProof/>
                 <w:webHidden/>
               </w:rPr>
-              <w:instrText xml:space="preserve"> PAGEREF _Toc241755057 \h </w:instrText>
+              <w:instrText xml:space="preserve"> PAGEREF _Toc242165661 \h </w:instrText>
             </w:r>
             <w:r>
               <w:rPr>
@@ -9698,7 +9464,7 @@
                 <w:noProof/>
                 <w:webHidden/>
               </w:rPr>
-              <w:t>20</w:t>
+              <w:t>19</w:t>
             </w:r>
             <w:r>
               <w:rPr>
@@ -9720,7 +9486,7 @@
               <w14:ligatures w14:val="standardContextual"/>
             </w:rPr>
           </w:pPr>
-          <w:hyperlink w:anchor="_Toc241755058" w:history="1">
+          <w:hyperlink w:anchor="_Toc242165662" w:history="1">
             <w:r>
               <w:rPr>
                 <w:rStyle w:val="Hyperlink"/>
@@ -9759,7 +9525,7 @@
               <w:rPr>
                 <w:webHidden/>
               </w:rPr>
-              <w:instrText xml:space="preserve"> PAGEREF _Toc241755058 \h </w:instrText>
+              <w:instrText xml:space="preserve"> PAGEREF _Toc242165662 \h </w:instrText>
             </w:r>
             <w:r>
               <w:rPr>
@@ -9776,7 +9542,7 @@
               <w:rPr>
                 <w:webHidden/>
               </w:rPr>
-              <w:t>21</w:t>
+              <w:t>20</w:t>
             </w:r>
             <w:r>
               <w:rPr>
@@ -9797,7 +9563,7 @@
               <w14:ligatures w14:val="standardContextual"/>
             </w:rPr>
           </w:pPr>
-          <w:hyperlink w:anchor="_Toc241755059" w:history="1">
+          <w:hyperlink w:anchor="_Toc242165663" w:history="1">
             <w:r>
               <w:rPr>
                 <w:rStyle w:val="Hyperlink"/>
@@ -9836,7 +9602,7 @@
               <w:rPr>
                 <w:webHidden/>
               </w:rPr>
-              <w:instrText xml:space="preserve"> PAGEREF _Toc241755059 \h </w:instrText>
+              <w:instrText xml:space="preserve"> PAGEREF _Toc242165663 \h </w:instrText>
             </w:r>
             <w:r>
               <w:rPr>
@@ -9853,7 +9619,7 @@
               <w:rPr>
                 <w:webHidden/>
               </w:rPr>
-              <w:t>22</w:t>
+              <w:t>21</w:t>
             </w:r>
             <w:r>
               <w:rPr>
@@ -9874,7 +9640,7 @@
               <w14:ligatures w14:val="standardContextual"/>
             </w:rPr>
           </w:pPr>
-          <w:hyperlink w:anchor="_Toc241755060" w:history="1">
+          <w:hyperlink w:anchor="_Toc242165664" w:history="1">
             <w:r>
               <w:rPr>
                 <w:rStyle w:val="Hyperlink"/>
@@ -9913,7 +9679,7 @@
               <w:rPr>
                 <w:webHidden/>
               </w:rPr>
-              <w:instrText xml:space="preserve"> PAGEREF _Toc241755060 \h </w:instrText>
+              <w:instrText xml:space="preserve"> PAGEREF _Toc242165664 \h </w:instrText>
             </w:r>
             <w:r>
               <w:rPr>
@@ -9930,7 +9696,7 @@
               <w:rPr>
                 <w:webHidden/>
               </w:rPr>
-              <w:t>22</w:t>
+              <w:t>21</w:t>
             </w:r>
             <w:r>
               <w:rPr>
@@ -9958,7 +9724,7 @@
               <w14:ligatures w14:val="standardContextual"/>
             </w:rPr>
           </w:pPr>
-          <w:hyperlink w:anchor="_Toc241755061" w:history="1">
+          <w:hyperlink w:anchor="_Toc242165665" w:history="1">
             <w:r>
               <w:rPr>
                 <w:rStyle w:val="Hyperlink"/>
@@ -10005,7 +9771,7 @@
                 <w:noProof/>
                 <w:webHidden/>
               </w:rPr>
-              <w:instrText xml:space="preserve"> PAGEREF _Toc241755061 \h </w:instrText>
+              <w:instrText xml:space="preserve"> PAGEREF _Toc242165665 \h </w:instrText>
             </w:r>
             <w:r>
               <w:rPr>
@@ -10025,7 +9791,7 @@
                 <w:noProof/>
                 <w:webHidden/>
               </w:rPr>
-              <w:t>22</w:t>
+              <w:t>21</w:t>
             </w:r>
             <w:r>
               <w:rPr>
@@ -10047,7 +9813,7 @@
               <w14:ligatures w14:val="standardContextual"/>
             </w:rPr>
           </w:pPr>
-          <w:hyperlink w:anchor="_Toc241755062" w:history="1">
+          <w:hyperlink w:anchor="_Toc242165666" w:history="1">
             <w:r>
               <w:rPr>
                 <w:rStyle w:val="Hyperlink"/>
@@ -10086,7 +9852,7 @@
               <w:rPr>
                 <w:webHidden/>
               </w:rPr>
-              <w:instrText xml:space="preserve"> PAGEREF _Toc241755062 \h </w:instrText>
+              <w:instrText xml:space="preserve"> PAGEREF _Toc242165666 \h </w:instrText>
             </w:r>
             <w:r>
               <w:rPr>
@@ -10103,7 +9869,7 @@
               <w:rPr>
                 <w:webHidden/>
               </w:rPr>
-              <w:t>23</w:t>
+              <w:t>22</w:t>
             </w:r>
             <w:r>
               <w:rPr>
@@ -10124,7 +9890,7 @@
               <w14:ligatures w14:val="standardContextual"/>
             </w:rPr>
           </w:pPr>
-          <w:hyperlink w:anchor="_Toc241755063" w:history="1">
+          <w:hyperlink w:anchor="_Toc242165667" w:history="1">
             <w:r>
               <w:rPr>
                 <w:rStyle w:val="Hyperlink"/>
@@ -10163,7 +9929,7 @@
               <w:rPr>
                 <w:webHidden/>
               </w:rPr>
-              <w:instrText xml:space="preserve"> PAGEREF _Toc241755063 \h </w:instrText>
+              <w:instrText xml:space="preserve"> PAGEREF _Toc242165667 \h </w:instrText>
             </w:r>
             <w:r>
               <w:rPr>
@@ -10180,7 +9946,7 @@
               <w:rPr>
                 <w:webHidden/>
               </w:rPr>
-              <w:t>24</w:t>
+              <w:t>23</w:t>
             </w:r>
             <w:r>
               <w:rPr>
@@ -10201,7 +9967,7 @@
               <w14:ligatures w14:val="standardContextual"/>
             </w:rPr>
           </w:pPr>
-          <w:hyperlink w:anchor="_Toc241755064" w:history="1">
+          <w:hyperlink w:anchor="_Toc242165668" w:history="1">
             <w:r>
               <w:rPr>
                 <w:rStyle w:val="Hyperlink"/>
@@ -10240,7 +10006,7 @@
               <w:rPr>
                 <w:webHidden/>
               </w:rPr>
-              <w:instrText xml:space="preserve"> PAGEREF _Toc241755064 \h </w:instrText>
+              <w:instrText xml:space="preserve"> PAGEREF _Toc242165668 \h </w:instrText>
             </w:r>
             <w:r>
               <w:rPr>
@@ -10257,7 +10023,7 @@
               <w:rPr>
                 <w:webHidden/>
               </w:rPr>
-              <w:t>24</w:t>
+              <w:t>23</w:t>
             </w:r>
             <w:r>
               <w:rPr>
@@ -10278,7 +10044,7 @@
               <w14:ligatures w14:val="standardContextual"/>
             </w:rPr>
           </w:pPr>
-          <w:hyperlink w:anchor="_Toc241755065" w:history="1">
+          <w:hyperlink w:anchor="_Toc242165669" w:history="1">
             <w:r>
               <w:rPr>
                 <w:rStyle w:val="Hyperlink"/>
@@ -10317,7 +10083,7 @@
               <w:rPr>
                 <w:webHidden/>
               </w:rPr>
-              <w:instrText xml:space="preserve"> PAGEREF _Toc241755065 \h </w:instrText>
+              <w:instrText xml:space="preserve"> PAGEREF _Toc242165669 \h </w:instrText>
             </w:r>
             <w:r>
               <w:rPr>
@@ -10334,7 +10100,7 @@
               <w:rPr>
                 <w:webHidden/>
               </w:rPr>
-              <w:t>25</w:t>
+              <w:t>24</w:t>
             </w:r>
             <w:r>
               <w:rPr>
@@ -10362,7 +10128,7 @@
               <w14:ligatures w14:val="standardContextual"/>
             </w:rPr>
           </w:pPr>
-          <w:hyperlink w:anchor="_Toc241755066" w:history="1">
+          <w:hyperlink w:anchor="_Toc242165670" w:history="1">
             <w:r>
               <w:rPr>
                 <w:rStyle w:val="Hyperlink"/>
@@ -10409,7 +10175,7 @@
                 <w:noProof/>
                 <w:webHidden/>
               </w:rPr>
-              <w:instrText xml:space="preserve"> PAGEREF _Toc241755066 \h </w:instrText>
+              <w:instrText xml:space="preserve"> PAGEREF _Toc242165670 \h </w:instrText>
             </w:r>
             <w:r>
               <w:rPr>
@@ -10429,7 +10195,7 @@
                 <w:noProof/>
                 <w:webHidden/>
               </w:rPr>
-              <w:t>26</w:t>
+              <w:t>25</w:t>
             </w:r>
             <w:r>
               <w:rPr>
@@ -10451,7 +10217,7 @@
               <w14:ligatures w14:val="standardContextual"/>
             </w:rPr>
           </w:pPr>
-          <w:hyperlink w:anchor="_Toc241755067" w:history="1">
+          <w:hyperlink w:anchor="_Toc242165671" w:history="1">
             <w:r>
               <w:rPr>
                 <w:rStyle w:val="Hyperlink"/>
@@ -10490,7 +10256,7 @@
               <w:rPr>
                 <w:webHidden/>
               </w:rPr>
-              <w:instrText xml:space="preserve"> PAGEREF _Toc241755067 \h </w:instrText>
+              <w:instrText xml:space="preserve"> PAGEREF _Toc242165671 \h </w:instrText>
             </w:r>
             <w:r>
               <w:rPr>
@@ -10507,7 +10273,7 @@
               <w:rPr>
                 <w:webHidden/>
               </w:rPr>
-              <w:t>26</w:t>
+              <w:t>25</w:t>
             </w:r>
             <w:r>
               <w:rPr>
@@ -10528,7 +10294,7 @@
               <w14:ligatures w14:val="standardContextual"/>
             </w:rPr>
           </w:pPr>
-          <w:hyperlink w:anchor="_Toc241755068" w:history="1">
+          <w:hyperlink w:anchor="_Toc242165672" w:history="1">
             <w:r>
               <w:rPr>
                 <w:rStyle w:val="Hyperlink"/>
@@ -10567,7 +10333,7 @@
               <w:rPr>
                 <w:webHidden/>
               </w:rPr>
-              <w:instrText xml:space="preserve"> PAGEREF _Toc241755068 \h </w:instrText>
+              <w:instrText xml:space="preserve"> PAGEREF _Toc242165672 \h </w:instrText>
             </w:r>
             <w:r>
               <w:rPr>
@@ -10584,7 +10350,7 @@
               <w:rPr>
                 <w:webHidden/>
               </w:rPr>
-              <w:t>26</w:t>
+              <w:t>25</w:t>
             </w:r>
             <w:r>
               <w:rPr>
@@ -10605,7 +10371,7 @@
               <w14:ligatures w14:val="standardContextual"/>
             </w:rPr>
           </w:pPr>
-          <w:hyperlink w:anchor="_Toc241755069" w:history="1">
+          <w:hyperlink w:anchor="_Toc242165673" w:history="1">
             <w:r>
               <w:rPr>
                 <w:rStyle w:val="Hyperlink"/>
@@ -10644,7 +10410,7 @@
               <w:rPr>
                 <w:webHidden/>
               </w:rPr>
-              <w:instrText xml:space="preserve"> PAGEREF _Toc241755069 \h </w:instrText>
+              <w:instrText xml:space="preserve"> PAGEREF _Toc242165673 \h </w:instrText>
             </w:r>
             <w:r>
               <w:rPr>
@@ -10661,7 +10427,7 @@
               <w:rPr>
                 <w:webHidden/>
               </w:rPr>
-              <w:t>27</w:t>
+              <w:t>26</w:t>
             </w:r>
             <w:r>
               <w:rPr>
@@ -10682,7 +10448,7 @@
               <w14:ligatures w14:val="standardContextual"/>
             </w:rPr>
           </w:pPr>
-          <w:hyperlink w:anchor="_Toc241755070" w:history="1">
+          <w:hyperlink w:anchor="_Toc242165674" w:history="1">
             <w:r>
               <w:rPr>
                 <w:rStyle w:val="Hyperlink"/>
@@ -10721,7 +10487,7 @@
               <w:rPr>
                 <w:webHidden/>
               </w:rPr>
-              <w:instrText xml:space="preserve"> PAGEREF _Toc241755070 \h </w:instrText>
+              <w:instrText xml:space="preserve"> PAGEREF _Toc242165674 \h </w:instrText>
             </w:r>
             <w:r>
               <w:rPr>
@@ -10738,7 +10504,7 @@
               <w:rPr>
                 <w:webHidden/>
               </w:rPr>
-              <w:t>28</w:t>
+              <w:t>27</w:t>
             </w:r>
             <w:r>
               <w:rPr>
@@ -10759,7 +10525,7 @@
               <w14:ligatures w14:val="standardContextual"/>
             </w:rPr>
           </w:pPr>
-          <w:hyperlink w:anchor="_Toc241755071" w:history="1">
+          <w:hyperlink w:anchor="_Toc242165675" w:history="1">
             <w:r>
               <w:rPr>
                 <w:rStyle w:val="Hyperlink"/>
@@ -10798,7 +10564,7 @@
               <w:rPr>
                 <w:webHidden/>
               </w:rPr>
-              <w:instrText xml:space="preserve"> PAGEREF _Toc241755071 \h </w:instrText>
+              <w:instrText xml:space="preserve"> PAGEREF _Toc242165675 \h </w:instrText>
             </w:r>
             <w:r>
               <w:rPr>
@@ -10815,7 +10581,7 @@
               <w:rPr>
                 <w:webHidden/>
               </w:rPr>
-              <w:t>28</w:t>
+              <w:t>27</w:t>
             </w:r>
             <w:r>
               <w:rPr>
@@ -10843,7 +10609,7 @@
               <w14:ligatures w14:val="standardContextual"/>
             </w:rPr>
           </w:pPr>
-          <w:hyperlink w:anchor="_Toc241755072" w:history="1">
+          <w:hyperlink w:anchor="_Toc242165676" w:history="1">
             <w:r>
               <w:rPr>
                 <w:rStyle w:val="Hyperlink"/>
@@ -10890,7 +10656,7 @@
                 <w:noProof/>
                 <w:webHidden/>
               </w:rPr>
-              <w:instrText xml:space="preserve"> PAGEREF _Toc241755072 \h </w:instrText>
+              <w:instrText xml:space="preserve"> PAGEREF _Toc242165676 \h </w:instrText>
             </w:r>
             <w:r>
               <w:rPr>
@@ -10910,7 +10676,7 @@
                 <w:noProof/>
                 <w:webHidden/>
               </w:rPr>
-              <w:t>29</w:t>
+              <w:t>28</w:t>
             </w:r>
             <w:r>
               <w:rPr>
@@ -10932,7 +10698,7 @@
               <w14:ligatures w14:val="standardContextual"/>
             </w:rPr>
           </w:pPr>
-          <w:hyperlink w:anchor="_Toc241755073" w:history="1">
+          <w:hyperlink w:anchor="_Toc242165677" w:history="1">
             <w:r>
               <w:rPr>
                 <w:rStyle w:val="Hyperlink"/>
@@ -10973,7 +10739,7 @@
               <w:rPr>
                 <w:webHidden/>
               </w:rPr>
-              <w:instrText xml:space="preserve"> PAGEREF _Toc241755073 \h </w:instrText>
+              <w:instrText xml:space="preserve"> PAGEREF _Toc242165677 \h </w:instrText>
             </w:r>
             <w:r>
               <w:rPr>
@@ -10990,7 +10756,7 @@
               <w:rPr>
                 <w:webHidden/>
               </w:rPr>
-              <w:t>29</w:t>
+              <w:t>28</w:t>
             </w:r>
             <w:r>
               <w:rPr>
@@ -11011,7 +10777,7 @@
               <w14:ligatures w14:val="standardContextual"/>
             </w:rPr>
           </w:pPr>
-          <w:hyperlink w:anchor="_Toc241755074" w:history="1">
+          <w:hyperlink w:anchor="_Toc242165678" w:history="1">
             <w:r>
               <w:rPr>
                 <w:rStyle w:val="Hyperlink"/>
@@ -11050,7 +10816,7 @@
               <w:rPr>
                 <w:webHidden/>
               </w:rPr>
-              <w:instrText xml:space="preserve"> PAGEREF _Toc241755074 \h </w:instrText>
+              <w:instrText xml:space="preserve"> PAGEREF _Toc242165678 \h </w:instrText>
             </w:r>
             <w:r>
               <w:rPr>
@@ -11067,7 +10833,7 @@
               <w:rPr>
                 <w:webHidden/>
               </w:rPr>
-              <w:t>29</w:t>
+              <w:t>28</w:t>
             </w:r>
             <w:r>
               <w:rPr>
@@ -11088,7 +10854,7 @@
               <w14:ligatures w14:val="standardContextual"/>
             </w:rPr>
           </w:pPr>
-          <w:hyperlink w:anchor="_Toc241755075" w:history="1">
+          <w:hyperlink w:anchor="_Toc242165679" w:history="1">
             <w:r>
               <w:rPr>
                 <w:rStyle w:val="Hyperlink"/>
@@ -11127,7 +10893,7 @@
               <w:rPr>
                 <w:webHidden/>
               </w:rPr>
-              <w:instrText xml:space="preserve"> PAGEREF _Toc241755075 \h </w:instrText>
+              <w:instrText xml:space="preserve"> PAGEREF _Toc242165679 \h </w:instrText>
             </w:r>
             <w:r>
               <w:rPr>
@@ -11144,7 +10910,7 @@
               <w:rPr>
                 <w:webHidden/>
               </w:rPr>
-              <w:t>29</w:t>
+              <w:t>28</w:t>
             </w:r>
             <w:r>
               <w:rPr>
@@ -11172,7 +10938,7 @@
               <w14:ligatures w14:val="standardContextual"/>
             </w:rPr>
           </w:pPr>
-          <w:hyperlink w:anchor="_Toc241755076" w:history="1">
+          <w:hyperlink w:anchor="_Toc242165680" w:history="1">
             <w:r>
               <w:rPr>
                 <w:rStyle w:val="Hyperlink"/>
@@ -11219,7 +10985,7 @@
                 <w:noProof/>
                 <w:webHidden/>
               </w:rPr>
-              <w:instrText xml:space="preserve"> PAGEREF _Toc241755076 \h </w:instrText>
+              <w:instrText xml:space="preserve"> PAGEREF _Toc242165680 \h </w:instrText>
             </w:r>
             <w:r>
               <w:rPr>
@@ -11239,7 +11005,7 @@
                 <w:noProof/>
                 <w:webHidden/>
               </w:rPr>
-              <w:t>29</w:t>
+              <w:t>28</w:t>
             </w:r>
             <w:r>
               <w:rPr>
@@ -11261,7 +11027,7 @@
               <w14:ligatures w14:val="standardContextual"/>
             </w:rPr>
           </w:pPr>
-          <w:hyperlink w:anchor="_Toc241755077" w:history="1">
+          <w:hyperlink w:anchor="_Toc242165681" w:history="1">
             <w:r>
               <w:rPr>
                 <w:rStyle w:val="Hyperlink"/>
@@ -11301,7 +11067,7 @@
               <w:rPr>
                 <w:webHidden/>
               </w:rPr>
-              <w:instrText xml:space="preserve"> PAGEREF _Toc241755077 \h </w:instrText>
+              <w:instrText xml:space="preserve"> PAGEREF _Toc242165681 \h </w:instrText>
             </w:r>
             <w:r>
               <w:rPr>
@@ -11318,7 +11084,7 @@
               <w:rPr>
                 <w:webHidden/>
               </w:rPr>
-              <w:t>29</w:t>
+              <w:t>28</w:t>
             </w:r>
             <w:r>
               <w:rPr>
@@ -11339,7 +11105,7 @@
               <w14:ligatures w14:val="standardContextual"/>
             </w:rPr>
           </w:pPr>
-          <w:hyperlink w:anchor="_Toc241755078" w:history="1">
+          <w:hyperlink w:anchor="_Toc242165682" w:history="1">
             <w:r>
               <w:rPr>
                 <w:rStyle w:val="Hyperlink"/>
@@ -11379,7 +11145,7 @@
               <w:rPr>
                 <w:webHidden/>
               </w:rPr>
-              <w:instrText xml:space="preserve"> PAGEREF _Toc241755078 \h </w:instrText>
+              <w:instrText xml:space="preserve"> PAGEREF _Toc242165682 \h </w:instrText>
             </w:r>
             <w:r>
               <w:rPr>
@@ -11396,7 +11162,7 @@
               <w:rPr>
                 <w:webHidden/>
               </w:rPr>
-              <w:t>30</w:t>
+              <w:t>29</w:t>
             </w:r>
             <w:r>
               <w:rPr>
@@ -11417,7 +11183,7 @@
               <w14:ligatures w14:val="standardContextual"/>
             </w:rPr>
           </w:pPr>
-          <w:hyperlink w:anchor="_Toc241755079" w:history="1">
+          <w:hyperlink w:anchor="_Toc242165683" w:history="1">
             <w:r>
               <w:rPr>
                 <w:rStyle w:val="Hyperlink"/>
@@ -11457,7 +11223,7 @@
               <w:rPr>
                 <w:webHidden/>
               </w:rPr>
-              <w:instrText xml:space="preserve"> PAGEREF _Toc241755079 \h </w:instrText>
+              <w:instrText xml:space="preserve"> PAGEREF _Toc242165683 \h </w:instrText>
             </w:r>
             <w:r>
               <w:rPr>
@@ -11474,7 +11240,7 @@
               <w:rPr>
                 <w:webHidden/>
               </w:rPr>
-              <w:t>30</w:t>
+              <w:t>29</w:t>
             </w:r>
             <w:r>
               <w:rPr>
@@ -11502,7 +11268,7 @@
               <w14:ligatures w14:val="standardContextual"/>
             </w:rPr>
           </w:pPr>
-          <w:hyperlink w:anchor="_Toc241755080" w:history="1">
+          <w:hyperlink w:anchor="_Toc242165684" w:history="1">
             <w:r>
               <w:rPr>
                 <w:rStyle w:val="Hyperlink"/>
@@ -11549,7 +11315,7 @@
                 <w:noProof/>
                 <w:webHidden/>
               </w:rPr>
-              <w:instrText xml:space="preserve"> PAGEREF _Toc241755080 \h </w:instrText>
+              <w:instrText xml:space="preserve"> PAGEREF _Toc242165684 \h </w:instrText>
             </w:r>
             <w:r>
               <w:rPr>
@@ -11569,7 +11335,7 @@
                 <w:noProof/>
                 <w:webHidden/>
               </w:rPr>
-              <w:t>31</w:t>
+              <w:t>30</w:t>
             </w:r>
             <w:r>
               <w:rPr>
@@ -11598,7 +11364,7 @@
               <w14:ligatures w14:val="standardContextual"/>
             </w:rPr>
           </w:pPr>
-          <w:hyperlink w:anchor="_Toc241755081" w:history="1">
+          <w:hyperlink w:anchor="_Toc242165685" w:history="1">
             <w:r>
               <w:rPr>
                 <w:rStyle w:val="Hyperlink"/>
@@ -11646,7 +11412,7 @@
                 <w:noProof/>
                 <w:webHidden/>
               </w:rPr>
-              <w:instrText xml:space="preserve"> PAGEREF _Toc241755081 \h </w:instrText>
+              <w:instrText xml:space="preserve"> PAGEREF _Toc242165685 \h </w:instrText>
             </w:r>
             <w:r>
               <w:rPr>
@@ -11666,7 +11432,7 @@
                 <w:noProof/>
                 <w:webHidden/>
               </w:rPr>
-              <w:t>32</w:t>
+              <w:t>31</w:t>
             </w:r>
             <w:r>
               <w:rPr>
@@ -11695,7 +11461,7 @@
               <w14:ligatures w14:val="standardContextual"/>
             </w:rPr>
           </w:pPr>
-          <w:hyperlink w:anchor="_Toc241755082" w:history="1">
+          <w:hyperlink w:anchor="_Toc242165686" w:history="1">
             <w:r>
               <w:rPr>
                 <w:rStyle w:val="Hyperlink"/>
@@ -11742,7 +11508,7 @@
                 <w:noProof/>
                 <w:webHidden/>
               </w:rPr>
-              <w:instrText xml:space="preserve"> PAGEREF _Toc241755082 \h </w:instrText>
+              <w:instrText xml:space="preserve"> PAGEREF _Toc242165686 \h </w:instrText>
             </w:r>
             <w:r>
               <w:rPr>
@@ -11762,7 +11528,7 @@
                 <w:noProof/>
                 <w:webHidden/>
               </w:rPr>
-              <w:t>47</w:t>
+              <w:t>46</w:t>
             </w:r>
             <w:r>
               <w:rPr>
@@ -11791,7 +11557,7 @@
               <w14:ligatures w14:val="standardContextual"/>
             </w:rPr>
           </w:pPr>
-          <w:hyperlink w:anchor="_Toc241755083" w:history="1">
+          <w:hyperlink w:anchor="_Toc242165687" w:history="1">
             <w:r>
               <w:rPr>
                 <w:rStyle w:val="Hyperlink"/>
@@ -11838,7 +11604,7 @@
                 <w:noProof/>
                 <w:webHidden/>
               </w:rPr>
-              <w:instrText xml:space="preserve"> PAGEREF _Toc241755083 \h </w:instrText>
+              <w:instrText xml:space="preserve"> PAGEREF _Toc242165687 \h </w:instrText>
             </w:r>
             <w:r>
               <w:rPr>
@@ -11858,7 +11624,7 @@
                 <w:noProof/>
                 <w:webHidden/>
               </w:rPr>
-              <w:t>47</w:t>
+              <w:t>46</w:t>
             </w:r>
             <w:r>
               <w:rPr>
@@ -11886,7 +11652,7 @@
               <w14:ligatures w14:val="standardContextual"/>
             </w:rPr>
           </w:pPr>
-          <w:hyperlink w:anchor="_Toc241755084" w:history="1">
+          <w:hyperlink w:anchor="_Toc242165688" w:history="1">
             <w:r>
               <w:rPr>
                 <w:rStyle w:val="Hyperlink"/>
@@ -11913,7 +11679,7 @@
                 <w:noProof/>
                 <w:webHidden/>
               </w:rPr>
-              <w:instrText xml:space="preserve"> PAGEREF _Toc241755084 \h </w:instrText>
+              <w:instrText xml:space="preserve"> PAGEREF _Toc242165688 \h </w:instrText>
             </w:r>
             <w:r>
               <w:rPr>
@@ -11933,7 +11699,7 @@
                 <w:noProof/>
                 <w:webHidden/>
               </w:rPr>
-              <w:t>48</w:t>
+              <w:t>47</w:t>
             </w:r>
             <w:r>
               <w:rPr>
@@ -11989,7 +11755,7 @@
           <w:lang w:val="pt-BR"/>
         </w:rPr>
       </w:pPr>
-      <w:bookmarkStart w:id="0" w:name="_Toc241754994"/>
+      <w:bookmarkStart w:id="0" w:name="_Toc242165598"/>
       <w:r>
         <w:rPr>
           <w:lang w:val="pt-BR"/>
@@ -12003,7 +11769,7 @@
       <w:pPr>
         <w:pStyle w:val="Ttulo2"/>
       </w:pPr>
-      <w:bookmarkStart w:id="1" w:name="_Toc241754995"/>
+      <w:bookmarkStart w:id="1" w:name="_Toc242165599"/>
       <w:r>
         <w:t>Objetivos</w:t>
       </w:r>
@@ -12011,15 +11777,7 @@
     </w:p>
     <w:p>
       <w:r>
-        <w:t xml:space="preserve">No cenário atual, a organização da rotina e a gestão eficiente do tempo têm se tornado cada vez mais essenciais para profissionais autônomos que precisam lidar diariamente com múltiplas tarefas, clientes e serviços. A falta de uma aplicação que centralize agenda, cadastro de clientes, controle financeiro e gestão de serviços em um único ambiente dificulta a administração das atividades profissionais. A criação do </w:t>
-      </w:r>
-      <w:proofErr w:type="spellStart"/>
-      <w:r>
-        <w:t>DayPlannio</w:t>
-      </w:r>
-      <w:proofErr w:type="spellEnd"/>
-      <w:r>
-        <w:t xml:space="preserve"> surge para suprir essa necessidade, oferecendo uma plataforma integrada que permite organizar compromissos, acompanhar atendimentos, registrar clientes e controlar ganhos e despesas, contribuindo para uma gestão mais eficiente, produtiva e organizada da rotina de trabalho.</w:t>
+        <w:t>No cenário atual, a organização da rotina e a gestão eficiente do tempo têm se tornado cada vez mais essenciais para profissionais autônomos que precisam lidar diariamente com múltiplas tarefas, clientes e serviços. A falta de uma aplicação que centralize agenda, cadastro de clientes, controle financeiro e gestão de serviços em um único ambiente dificulta a administração das atividades profissionais. A criação do DayPlannio surge para suprir essa necessidade, oferecendo uma plataforma integrada que permite organizar compromissos, acompanhar atendimentos, registrar clientes e controlar ganhos e despesas, contribuindo para uma gestão mais eficiente, produtiva e organizada da rotina de trabalho.</w:t>
       </w:r>
     </w:p>
     <w:p>
@@ -12034,23 +11792,7 @@
           <w:rFonts w:eastAsia="Arial" w:cs="Arial"/>
           <w:szCs w:val="24"/>
         </w:rPr>
-        <w:t xml:space="preserve">O objetivo do projeto é desenvolver a aplicação </w:t>
-      </w:r>
-      <w:proofErr w:type="spellStart"/>
-      <w:r>
-        <w:rPr>
-          <w:rFonts w:eastAsia="Arial" w:cs="Arial"/>
-          <w:szCs w:val="24"/>
-        </w:rPr>
-        <w:t>DayPlannio</w:t>
-      </w:r>
-      <w:proofErr w:type="spellEnd"/>
-      <w:r>
-        <w:rPr>
-          <w:rFonts w:eastAsia="Arial" w:cs="Arial"/>
-          <w:szCs w:val="24"/>
-        </w:rPr>
-        <w:t>, voltada para a organização da rotina de profissionais autônomos. O aplicativo integrará agenda de serviços, cadastro de clientes, controle financeiro e gestão de atividades em um único ambiente.</w:t>
+        <w:t>O objetivo do projeto é desenvolver a aplicação DayPlannio, voltada para a organização da rotina de profissionais autônomos. O aplicativo integrará agenda de serviços, cadastro de clientes, controle financeiro e gestão de atividades em um único ambiente.</w:t>
       </w:r>
     </w:p>
     <w:p>
@@ -12081,7 +11823,7 @@
       <w:bookmarkStart w:id="2" w:name="_Toc165310847"/>
       <w:bookmarkStart w:id="3" w:name="_Toc182927330"/>
       <w:bookmarkStart w:id="4" w:name="_Toc275318808"/>
-      <w:bookmarkStart w:id="5" w:name="_Toc241754996"/>
+      <w:bookmarkStart w:id="5" w:name="_Toc242165600"/>
       <w:r>
         <w:t xml:space="preserve">Métodos </w:t>
       </w:r>
@@ -12135,23 +11877,7 @@
         </w:rPr>
       </w:pPr>
       <w:r>
-        <w:t xml:space="preserve">Para o desenvolvimento da aplicação foi utilizada a linguagem de programação C#, responsável pela implementação da lógica do sistema, tanto no </w:t>
-      </w:r>
-      <w:proofErr w:type="spellStart"/>
-      <w:r>
-        <w:t>frontend</w:t>
-      </w:r>
-      <w:proofErr w:type="spellEnd"/>
-      <w:r>
-        <w:t xml:space="preserve"> quanto no </w:t>
-      </w:r>
-      <w:proofErr w:type="spellStart"/>
-      <w:r>
-        <w:t>backend</w:t>
-      </w:r>
-      <w:proofErr w:type="spellEnd"/>
-      <w:r>
-        <w:t>.</w:t>
+        <w:t>Para o desenvolvimento da aplicação foi utilizada a linguagem de programação C#, responsável pela implementação da lógica do sistema, tanto no frontend quanto no backend.</w:t>
       </w:r>
     </w:p>
     <w:p>
@@ -12204,89 +11930,57 @@
           <w:rFonts w:eastAsia="Arial" w:cs="Arial"/>
           <w:szCs w:val="24"/>
         </w:rPr>
-        <w:t>Para o desenvolvimento da aplicação mobile, foi utilizado o .NET MAUI (</w:t>
-      </w:r>
-      <w:proofErr w:type="spellStart"/>
-      <w:r>
+        <w:t>Para o desenvolvimento da aplicação mobile, foi utilizado o .NET MAUI (Multi-platform App UI), um framework da plataforma .NET voltado para a criação de aplicativos multiplataforma.</w:t>
+      </w:r>
+    </w:p>
+    <w:p>
+      <w:pPr>
+        <w:ind w:firstLine="0"/>
         <w:rPr>
           <w:rFonts w:eastAsia="Arial" w:cs="Arial"/>
           <w:szCs w:val="24"/>
         </w:rPr>
-        <w:t>Multi-platform</w:t>
-      </w:r>
-      <w:proofErr w:type="spellEnd"/>
-      <w:r>
+      </w:pPr>
+    </w:p>
+    <w:p>
+      <w:pPr>
+        <w:ind w:firstLine="708"/>
         <w:rPr>
           <w:rFonts w:eastAsia="Arial" w:cs="Arial"/>
           <w:szCs w:val="24"/>
         </w:rPr>
-        <w:t xml:space="preserve"> App UI), um framework da plataforma .NET voltado para a criação de aplicativos multiplataforma.</w:t>
-      </w:r>
-    </w:p>
-    <w:p>
-      <w:pPr>
-        <w:ind w:firstLine="0"/>
+      </w:pPr>
+      <w:r>
         <w:rPr>
           <w:rFonts w:eastAsia="Arial" w:cs="Arial"/>
           <w:szCs w:val="24"/>
         </w:rPr>
-      </w:pPr>
-    </w:p>
-    <w:p>
-      <w:pPr>
-        <w:ind w:firstLine="708"/>
+        <w:t>O .NET MAUI permite desenvolver aplicações capazes de rodar em diferentes sistemas operacionais, como Android e iOS, a partir de uma única base de código. Isso facilita o processo de desenvolvimento e manutenção, além de possibilitar a criação de interfaces modernas, responsivas e adaptadas para dispositivos móveis.</w:t>
+      </w:r>
+    </w:p>
+    <w:p>
+      <w:pPr>
+        <w:ind w:firstLine="0"/>
         <w:rPr>
           <w:rFonts w:eastAsia="Arial" w:cs="Arial"/>
           <w:szCs w:val="24"/>
         </w:rPr>
       </w:pPr>
-      <w:r>
+    </w:p>
+    <w:p>
+      <w:pPr>
         <w:rPr>
           <w:rFonts w:eastAsia="Arial" w:cs="Arial"/>
           <w:szCs w:val="24"/>
         </w:rPr>
-        <w:t>O .NET MAUI permite desenvolver aplicações capazes de rodar em diferentes sistemas operacionais, como Android e iOS, a partir de uma única base de código. Isso facilita o processo de desenvolvimento e manutenção, além de possibilitar a criação de interfaces modernas, responsivas e adaptadas para dispositivos móveis.</w:t>
-      </w:r>
-    </w:p>
-    <w:p>
-      <w:pPr>
-        <w:ind w:firstLine="0"/>
+      </w:pPr>
+      <w:bookmarkStart w:id="8" w:name="_Toc165310851"/>
+      <w:r>
         <w:rPr>
           <w:rFonts w:eastAsia="Arial" w:cs="Arial"/>
           <w:szCs w:val="24"/>
         </w:rPr>
-      </w:pPr>
-    </w:p>
-    <w:p>
-      <w:pPr>
-        <w:rPr>
-          <w:rFonts w:eastAsia="Arial" w:cs="Arial"/>
-          <w:szCs w:val="24"/>
-        </w:rPr>
-      </w:pPr>
-      <w:bookmarkStart w:id="8" w:name="_Toc165310851"/>
-      <w:r>
-        <w:rPr>
-          <w:rFonts w:eastAsia="Arial" w:cs="Arial"/>
-          <w:szCs w:val="24"/>
-        </w:rPr>
-        <w:t xml:space="preserve">No </w:t>
-      </w:r>
-      <w:proofErr w:type="spellStart"/>
-      <w:r>
-        <w:rPr>
-          <w:rFonts w:eastAsia="Arial" w:cs="Arial"/>
-          <w:szCs w:val="24"/>
-        </w:rPr>
-        <w:t>backend</w:t>
-      </w:r>
-      <w:proofErr w:type="spellEnd"/>
-      <w:r>
-        <w:rPr>
-          <w:rFonts w:eastAsia="Arial" w:cs="Arial"/>
-          <w:szCs w:val="24"/>
-        </w:rPr>
-        <w:t>, foi utilizado o ASP.NET, responsável pela construção da API que fará a comunicação entre o aplicativo e o banco de dados. O ASP.NET é amplamente utilizado para o desenvolvimento de aplicações web e APIs REST, oferecendo alto desempenho, segurança e integração nativa com o ecossistema .NET.</w:t>
+        <w:t>No backend, foi utilizado o ASP.NET, responsável pela construção da API que fará a comunicação entre o aplicativo e o banco de dados. O ASP.NET é amplamente utilizado para o desenvolvimento de aplicações web e APIs REST, oferecendo alto desempenho, segurança e integração nativa com o ecossistema .NET.</w:t>
       </w:r>
       <w:bookmarkStart w:id="9" w:name="_Toc165310852"/>
       <w:bookmarkEnd w:id="8"/>
@@ -12344,39 +12038,7 @@
           <w:rFonts w:eastAsia="Arial" w:cs="Arial"/>
           <w:szCs w:val="24"/>
         </w:rPr>
-        <w:t xml:space="preserve">Foram utilizadas as ferramentas </w:t>
-      </w:r>
-      <w:proofErr w:type="spellStart"/>
-      <w:r>
-        <w:rPr>
-          <w:rFonts w:eastAsia="Arial" w:cs="Arial"/>
-          <w:szCs w:val="24"/>
-        </w:rPr>
-        <w:t>Git</w:t>
-      </w:r>
-      <w:proofErr w:type="spellEnd"/>
-      <w:r>
-        <w:rPr>
-          <w:rFonts w:eastAsia="Arial" w:cs="Arial"/>
-          <w:szCs w:val="24"/>
-        </w:rPr>
-        <w:t xml:space="preserve"> e GitHub para o versionamento do código-fonte do </w:t>
-      </w:r>
-      <w:proofErr w:type="spellStart"/>
-      <w:r>
-        <w:rPr>
-          <w:rFonts w:eastAsia="Arial" w:cs="Arial"/>
-          <w:szCs w:val="24"/>
-        </w:rPr>
-        <w:t>DayPlannio</w:t>
-      </w:r>
-      <w:proofErr w:type="spellEnd"/>
-      <w:r>
-        <w:rPr>
-          <w:rFonts w:eastAsia="Arial" w:cs="Arial"/>
-          <w:szCs w:val="24"/>
-        </w:rPr>
-        <w:t>, permitindo o controle de alterações, a rastreabilidade das modificações e a colaboração eficiente entre os membros da equipe durante o desenvolvimento.</w:t>
+        <w:t>Foram utilizadas as ferramentas Git e GitHub para o versionamento do código-fonte do DayPlannio, permitindo o controle de alterações, a rastreabilidade das modificações e a colaboração eficiente entre os membros da equipe durante o desenvolvimento.</w:t>
       </w:r>
     </w:p>
     <w:p>
@@ -12413,15 +12075,7 @@
     </w:p>
     <w:p>
       <w:r>
-        <w:t xml:space="preserve">O modelo </w:t>
-      </w:r>
-      <w:proofErr w:type="spellStart"/>
-      <w:r>
-        <w:t>Kanban</w:t>
-      </w:r>
-      <w:proofErr w:type="spellEnd"/>
-      <w:r>
-        <w:t xml:space="preserve"> foi adotado por sua simplicidade e eficiência na organização das tarefas. Ele permite visualizar o fluxo de trabalho em colunas como “A Fazer”, “Em Andamento” e “Concluído”, facilitando o acompanhamento do progresso e a identificação de melhorias no processo.</w:t>
+        <w:t>O modelo Kanban foi adotado por sua simplicidade e eficiência na organização das tarefas. Ele permite visualizar o fluxo de trabalho em colunas como “A Fazer”, “Em Andamento” e “Concluído”, facilitando o acompanhamento do progresso e a identificação de melhorias no processo.</w:t>
       </w:r>
     </w:p>
     <w:p/>
@@ -12476,15 +12130,7 @@
         </w:rPr>
       </w:pPr>
       <w:r>
-        <w:t xml:space="preserve">A abordagem de prototipação também será adotada para validar conceitos e interações do usuário antes do desenvolvimento completo, utilizando a ferramenta </w:t>
-      </w:r>
-      <w:proofErr w:type="spellStart"/>
-      <w:r>
-        <w:t>Figma</w:t>
-      </w:r>
-      <w:proofErr w:type="spellEnd"/>
-      <w:r>
-        <w:t>.</w:t>
+        <w:t>A abordagem de prototipação também será adotada para validar conceitos e interações do usuário antes do desenvolvimento completo, utilizando a ferramenta Figma.</w:t>
       </w:r>
     </w:p>
     <w:p>
@@ -12507,7 +12153,7 @@
       </w:pPr>
       <w:bookmarkStart w:id="12" w:name="_Toc331506323"/>
       <w:bookmarkStart w:id="13" w:name="_Toc331507631"/>
-      <w:bookmarkStart w:id="14" w:name="_Toc241754997"/>
+      <w:bookmarkStart w:id="14" w:name="_Toc242165601"/>
       <w:r>
         <w:rPr>
           <w:lang w:val="pt-BR"/>
@@ -12535,7 +12181,7 @@
       <w:pPr>
         <w:pStyle w:val="Ttulo2"/>
       </w:pPr>
-      <w:bookmarkStart w:id="15" w:name="_Toc241754998"/>
+      <w:bookmarkStart w:id="15" w:name="_Toc242165602"/>
       <w:r>
         <w:t>Requisitos Funcionais</w:t>
       </w:r>
@@ -12551,7 +12197,7 @@
       <w:pPr>
         <w:pStyle w:val="Ttulo3"/>
       </w:pPr>
-      <w:bookmarkStart w:id="16" w:name="_Toc241754999"/>
+      <w:bookmarkStart w:id="16" w:name="_Toc242165603"/>
       <w:r>
         <w:t>RF1 – Criar Agendamento</w:t>
       </w:r>
@@ -12575,7 +12221,7 @@
       <w:pPr>
         <w:pStyle w:val="Ttulo3"/>
       </w:pPr>
-      <w:bookmarkStart w:id="17" w:name="_Toc241755000"/>
+      <w:bookmarkStart w:id="17" w:name="_Toc242165604"/>
       <w:r>
         <w:t xml:space="preserve">RF2 – </w:t>
       </w:r>
@@ -12616,7 +12262,7 @@
       <w:pPr>
         <w:pStyle w:val="Ttulo3"/>
       </w:pPr>
-      <w:bookmarkStart w:id="18" w:name="_Toc241755001"/>
+      <w:bookmarkStart w:id="18" w:name="_Toc242165605"/>
       <w:r>
         <w:t>RF3 – Cancelar Agendamento</w:t>
       </w:r>
@@ -12649,7 +12295,7 @@
       <w:pPr>
         <w:pStyle w:val="Ttulo3"/>
       </w:pPr>
-      <w:bookmarkStart w:id="19" w:name="_Toc241755002"/>
+      <w:bookmarkStart w:id="19" w:name="_Toc242165606"/>
       <w:r>
         <w:t>RF4 – Concluir Agendamento</w:t>
       </w:r>
@@ -12682,7 +12328,7 @@
       <w:pPr>
         <w:pStyle w:val="Ttulo3"/>
       </w:pPr>
-      <w:bookmarkStart w:id="20" w:name="_Toc241755003"/>
+      <w:bookmarkStart w:id="20" w:name="_Toc242165607"/>
       <w:r>
         <w:lastRenderedPageBreak/>
         <w:t>RF5 – Visualizar Agenda</w:t>
@@ -12721,7 +12367,7 @@
       <w:pPr>
         <w:pStyle w:val="Ttulo3"/>
       </w:pPr>
-      <w:bookmarkStart w:id="21" w:name="_Toc241755004"/>
+      <w:bookmarkStart w:id="21" w:name="_Toc242165608"/>
       <w:r>
         <w:t>RF6 – Cadastrar Usuário</w:t>
       </w:r>
@@ -12755,7 +12401,7 @@
       <w:pPr>
         <w:pStyle w:val="Ttulo3"/>
       </w:pPr>
-      <w:bookmarkStart w:id="22" w:name="_Toc241755005"/>
+      <w:bookmarkStart w:id="22" w:name="_Toc242165609"/>
       <w:r>
         <w:t>RF7 – Realizar Login</w:t>
       </w:r>
@@ -12777,7 +12423,7 @@
       <w:pPr>
         <w:pStyle w:val="Ttulo3"/>
       </w:pPr>
-      <w:bookmarkStart w:id="23" w:name="_Toc241755006"/>
+      <w:bookmarkStart w:id="23" w:name="_Toc242165610"/>
       <w:r>
         <w:t>RF8 – Recuperar Senha</w:t>
       </w:r>
@@ -12798,7 +12444,7 @@
       <w:pPr>
         <w:pStyle w:val="Ttulo3"/>
       </w:pPr>
-      <w:bookmarkStart w:id="24" w:name="_Toc241755007"/>
+      <w:bookmarkStart w:id="24" w:name="_Toc242165611"/>
       <w:r>
         <w:t xml:space="preserve">RF9 – </w:t>
       </w:r>
@@ -12825,7 +12471,7 @@
       <w:pPr>
         <w:pStyle w:val="Ttulo3"/>
       </w:pPr>
-      <w:bookmarkStart w:id="25" w:name="_Toc241755008"/>
+      <w:bookmarkStart w:id="25" w:name="_Toc242165612"/>
       <w:r>
         <w:t xml:space="preserve">RF10 – </w:t>
       </w:r>
@@ -12862,7 +12508,7 @@
       <w:pPr>
         <w:pStyle w:val="Ttulo3"/>
       </w:pPr>
-      <w:bookmarkStart w:id="26" w:name="_Toc241755009"/>
+      <w:bookmarkStart w:id="26" w:name="_Toc242165613"/>
       <w:r>
         <w:t>RF11 – Cadastrar Cliente</w:t>
       </w:r>
@@ -12892,7 +12538,7 @@
       <w:pPr>
         <w:pStyle w:val="Ttulo3"/>
       </w:pPr>
-      <w:bookmarkStart w:id="27" w:name="_Toc241755010"/>
+      <w:bookmarkStart w:id="27" w:name="_Toc242165614"/>
       <w:r>
         <w:t>RF12 – Listar Clientes</w:t>
       </w:r>
@@ -12913,7 +12559,7 @@
       <w:pPr>
         <w:pStyle w:val="Ttulo3"/>
       </w:pPr>
-      <w:bookmarkStart w:id="28" w:name="_Toc241755011"/>
+      <w:bookmarkStart w:id="28" w:name="_Toc242165615"/>
       <w:r>
         <w:t>RF13 – Editar Cliente</w:t>
       </w:r>
@@ -12934,7 +12580,7 @@
       <w:pPr>
         <w:pStyle w:val="Ttulo3"/>
       </w:pPr>
-      <w:bookmarkStart w:id="29" w:name="_Toc241755012"/>
+      <w:bookmarkStart w:id="29" w:name="_Toc242165616"/>
       <w:r>
         <w:lastRenderedPageBreak/>
         <w:t>RF14 – Histórico de Cliente</w:t>
@@ -12956,7 +12602,7 @@
       <w:pPr>
         <w:pStyle w:val="Ttulo3"/>
       </w:pPr>
-      <w:bookmarkStart w:id="30" w:name="_Toc241755013"/>
+      <w:bookmarkStart w:id="30" w:name="_Toc242165617"/>
       <w:r>
         <w:t xml:space="preserve">RF15 – </w:t>
       </w:r>
@@ -12996,7 +12642,7 @@
       <w:pPr>
         <w:pStyle w:val="Ttulo3"/>
       </w:pPr>
-      <w:bookmarkStart w:id="31" w:name="_Toc241755014"/>
+      <w:bookmarkStart w:id="31" w:name="_Toc242165618"/>
       <w:r>
         <w:t>RF16 – Listar Tipo de Serviço</w:t>
       </w:r>
@@ -13027,7 +12673,7 @@
       <w:pPr>
         <w:pStyle w:val="Ttulo3"/>
       </w:pPr>
-      <w:bookmarkStart w:id="32" w:name="_Toc241755015"/>
+      <w:bookmarkStart w:id="32" w:name="_Toc242165619"/>
       <w:r>
         <w:t>RF17 – Editar Tipo de Serviço</w:t>
       </w:r>
@@ -13059,7 +12705,7 @@
       <w:pPr>
         <w:pStyle w:val="Ttulo3"/>
       </w:pPr>
-      <w:bookmarkStart w:id="33" w:name="_Toc241755016"/>
+      <w:bookmarkStart w:id="33" w:name="_Toc242165620"/>
       <w:r>
         <w:t>RF18 – Excluir Tipo de Serviço</w:t>
       </w:r>
@@ -13091,7 +12737,7 @@
       <w:pPr>
         <w:pStyle w:val="Ttulo3"/>
       </w:pPr>
-      <w:bookmarkStart w:id="34" w:name="_Toc241755017"/>
+      <w:bookmarkStart w:id="34" w:name="_Toc242165621"/>
       <w:r>
         <w:t xml:space="preserve">RF19 – </w:t>
       </w:r>
@@ -13131,7 +12777,7 @@
         <w:widowControl/>
         <w:spacing w:after="160" w:line="278" w:lineRule="auto"/>
       </w:pPr>
-      <w:bookmarkStart w:id="35" w:name="_Toc241755018"/>
+      <w:bookmarkStart w:id="35" w:name="_Toc242165622"/>
       <w:r>
         <w:t>RF20 – Editar Registro Financeiro</w:t>
       </w:r>
@@ -13166,7 +12812,7 @@
         <w:widowControl/>
         <w:spacing w:after="160" w:line="278" w:lineRule="auto"/>
       </w:pPr>
-      <w:bookmarkStart w:id="36" w:name="_Toc241755019"/>
+      <w:bookmarkStart w:id="36" w:name="_Toc242165623"/>
       <w:r>
         <w:t>RF21 – Excluir Registro Financeiro</w:t>
       </w:r>
@@ -13188,7 +12834,7 @@
       <w:pPr>
         <w:pStyle w:val="Ttulo3"/>
       </w:pPr>
-      <w:bookmarkStart w:id="37" w:name="_Toc241755020"/>
+      <w:bookmarkStart w:id="37" w:name="_Toc242165624"/>
       <w:r>
         <w:t xml:space="preserve">RF22 – </w:t>
       </w:r>
@@ -13235,7 +12881,7 @@
       <w:pPr>
         <w:pStyle w:val="Ttulo3"/>
       </w:pPr>
-      <w:bookmarkStart w:id="38" w:name="_Toc241755021"/>
+      <w:bookmarkStart w:id="38" w:name="_Toc242165625"/>
       <w:r>
         <w:t xml:space="preserve">RF23 – </w:t>
       </w:r>
@@ -13273,7 +12919,7 @@
       <w:pPr>
         <w:pStyle w:val="Ttulo3"/>
       </w:pPr>
-      <w:bookmarkStart w:id="39" w:name="_Toc241755022"/>
+      <w:bookmarkStart w:id="39" w:name="_Toc242165626"/>
       <w:r>
         <w:t xml:space="preserve">RF24 – </w:t>
       </w:r>
@@ -13311,7 +12957,7 @@
         </w:rPr>
         <w:t xml:space="preserve"> </w:t>
       </w:r>
-      <w:bookmarkStart w:id="40" w:name="_Toc241755023"/>
+      <w:bookmarkStart w:id="40" w:name="_Toc242165627"/>
       <w:r>
         <w:rPr>
           <w:rFonts w:eastAsia="Arial"/>
@@ -13345,7 +12991,7 @@
       <w:pPr>
         <w:pStyle w:val="Ttulo3"/>
       </w:pPr>
-      <w:bookmarkStart w:id="41" w:name="_Toc241755024"/>
+      <w:bookmarkStart w:id="41" w:name="_Toc242165628"/>
       <w:r>
         <w:t>RF26 – Visualizar Logs do Sistema</w:t>
       </w:r>
@@ -13365,7 +13011,7 @@
       <w:pPr>
         <w:pStyle w:val="Ttulo3"/>
       </w:pPr>
-      <w:bookmarkStart w:id="42" w:name="_Toc241755025"/>
+      <w:bookmarkStart w:id="42" w:name="_Toc242165629"/>
       <w:r>
         <w:t>RF27 – Listar Clientes (Admin)</w:t>
       </w:r>
@@ -13386,7 +13032,7 @@
       <w:pPr>
         <w:pStyle w:val="Ttulo3"/>
       </w:pPr>
-      <w:bookmarkStart w:id="43" w:name="_Toc241755026"/>
+      <w:bookmarkStart w:id="43" w:name="_Toc242165630"/>
       <w:r>
         <w:t>RF28 – Listar Prestadores (Admin)</w:t>
       </w:r>
@@ -13406,7 +13052,7 @@
       <w:pPr>
         <w:pStyle w:val="Ttulo3"/>
       </w:pPr>
-      <w:bookmarkStart w:id="44" w:name="_Toc241755027"/>
+      <w:bookmarkStart w:id="44" w:name="_Toc242165631"/>
       <w:r>
         <w:t>RF29 – Gerar Credenciais do Cliente</w:t>
       </w:r>
@@ -13429,7 +13075,7 @@
       <w:pPr>
         <w:pStyle w:val="Ttulo3"/>
       </w:pPr>
-      <w:bookmarkStart w:id="45" w:name="_Toc241755028"/>
+      <w:bookmarkStart w:id="45" w:name="_Toc242165632"/>
       <w:r>
         <w:t>RF30 – Realizar Login do Cliente</w:t>
       </w:r>
@@ -13452,7 +13098,7 @@
       <w:pPr>
         <w:pStyle w:val="Ttulo3"/>
       </w:pPr>
-      <w:bookmarkStart w:id="46" w:name="_Toc241755029"/>
+      <w:bookmarkStart w:id="46" w:name="_Toc242165633"/>
       <w:r>
         <w:t>RF31 – Trocar Senha no Primeiro Acesso</w:t>
       </w:r>
@@ -13475,7 +13121,7 @@
       <w:pPr>
         <w:pStyle w:val="Ttulo3"/>
       </w:pPr>
-      <w:bookmarkStart w:id="47" w:name="_Toc241755030"/>
+      <w:bookmarkStart w:id="47" w:name="_Toc242165634"/>
       <w:r>
         <w:t>RF32 – Definir E-mail Secundário do Cliente</w:t>
       </w:r>
@@ -13498,7 +13144,7 @@
       <w:pPr>
         <w:pStyle w:val="Ttulo3"/>
       </w:pPr>
-      <w:bookmarkStart w:id="48" w:name="_Toc241755031"/>
+      <w:bookmarkStart w:id="48" w:name="_Toc242165635"/>
       <w:r>
         <w:t>RF33 – Recuperar Senha do Cliente</w:t>
       </w:r>
@@ -13521,7 +13167,7 @@
       <w:pPr>
         <w:pStyle w:val="Ttulo3"/>
       </w:pPr>
-      <w:bookmarkStart w:id="49" w:name="_Toc241755032"/>
+      <w:bookmarkStart w:id="49" w:name="_Toc242165636"/>
       <w:r>
         <w:t>RF34 – Exibir Perfil do Cliente</w:t>
       </w:r>
@@ -13544,7 +13190,7 @@
       <w:pPr>
         <w:pStyle w:val="Ttulo3"/>
       </w:pPr>
-      <w:bookmarkStart w:id="50" w:name="_Toc241755033"/>
+      <w:bookmarkStart w:id="50" w:name="_Toc242165637"/>
       <w:r>
         <w:t>RF35 – Fazer Upload de Fotos de Serviço</w:t>
       </w:r>
@@ -13567,7 +13213,7 @@
       <w:pPr>
         <w:pStyle w:val="Ttulo3"/>
       </w:pPr>
-      <w:bookmarkStart w:id="51" w:name="_Toc241755034"/>
+      <w:bookmarkStart w:id="51" w:name="_Toc242165638"/>
       <w:r>
         <w:t>RF36 – Excluir Foto</w:t>
       </w:r>
@@ -13590,7 +13236,7 @@
       <w:pPr>
         <w:pStyle w:val="Ttulo3"/>
       </w:pPr>
-      <w:bookmarkStart w:id="52" w:name="_Toc241755035"/>
+      <w:bookmarkStart w:id="52" w:name="_Toc242165639"/>
       <w:r>
         <w:t>RF37 – Exibir Portfólio Público</w:t>
       </w:r>
@@ -13613,7 +13259,7 @@
       <w:pPr>
         <w:pStyle w:val="Ttulo3"/>
       </w:pPr>
-      <w:bookmarkStart w:id="53" w:name="_Toc241755036"/>
+      <w:bookmarkStart w:id="53" w:name="_Toc242165640"/>
       <w:r>
         <w:t>RF38 – Exibir Métricas de Serviço para o Cliente</w:t>
       </w:r>
@@ -13636,7 +13282,7 @@
       <w:pPr>
         <w:pStyle w:val="Ttulo3"/>
       </w:pPr>
-      <w:bookmarkStart w:id="54" w:name="_Toc241755037"/>
+      <w:bookmarkStart w:id="54" w:name="_Toc242165641"/>
       <w:r>
         <w:t>RF39 – Exibir Métricas de Serviço para o Prestador</w:t>
       </w:r>
@@ -13663,7 +13309,7 @@
       <w:pPr>
         <w:pStyle w:val="Ttulo3"/>
       </w:pPr>
-      <w:bookmarkStart w:id="55" w:name="_Toc241755038"/>
+      <w:bookmarkStart w:id="55" w:name="_Toc242165642"/>
       <w:r>
         <w:t>RF40 – Monitorar Presença por Geocodificação</w:t>
       </w:r>
@@ -13671,15 +13317,7 @@
     </w:p>
     <w:p>
       <w:r>
-        <w:t xml:space="preserve">Permitir converter o endereço do agendamento em latitude/longitude e monitorar a presença do prestador por </w:t>
-      </w:r>
-      <w:proofErr w:type="spellStart"/>
-      <w:r>
-        <w:t>geofencing</w:t>
-      </w:r>
-      <w:proofErr w:type="spellEnd"/>
-      <w:r>
-        <w:t>. O prestador define um raio de 50m, 100m, 200m ou 500m, e o aplicativo envia a localização a cada 30 segundos.</w:t>
+        <w:t>Permitir converter o endereço do agendamento em latitude/longitude e monitorar a presença do prestador por geofencing. O prestador define um raio de 50m, 100m, 200m ou 500m, e o aplicativo envia a localização a cada 30 segundos.</w:t>
       </w:r>
     </w:p>
     <w:p>
@@ -13717,7 +13355,7 @@
       <w:pPr>
         <w:pStyle w:val="Ttulo3"/>
       </w:pPr>
-      <w:bookmarkStart w:id="56" w:name="_Toc241755039"/>
+      <w:bookmarkStart w:id="56" w:name="_Toc242165643"/>
       <w:r>
         <w:t>RF41 – Definir Visibilidade do Telefone</w:t>
       </w:r>
@@ -13740,7 +13378,7 @@
       <w:pPr>
         <w:pStyle w:val="Ttulo3"/>
       </w:pPr>
-      <w:bookmarkStart w:id="57" w:name="_Toc241755040"/>
+      <w:bookmarkStart w:id="57" w:name="_Toc242165644"/>
       <w:r>
         <w:t>RF42 – Autorizar Foto no Portfólio</w:t>
       </w:r>
@@ -13756,7 +13394,7 @@
       <w:pPr>
         <w:pStyle w:val="Ttulo3"/>
       </w:pPr>
-      <w:bookmarkStart w:id="58" w:name="_Toc241755041"/>
+      <w:bookmarkStart w:id="58" w:name="_Toc242165645"/>
       <w:r>
         <w:t>RF43 – Definir Visibilidade da Cidade</w:t>
       </w:r>
@@ -13772,7 +13410,7 @@
       <w:pPr>
         <w:pStyle w:val="Ttulo3"/>
       </w:pPr>
-      <w:bookmarkStart w:id="59" w:name="_Toc241755042"/>
+      <w:bookmarkStart w:id="59" w:name="_Toc242165646"/>
       <w:r>
         <w:t>RF44 – Exibir Planos Disponíveis</w:t>
       </w:r>
@@ -13805,7 +13443,7 @@
       <w:pPr>
         <w:pStyle w:val="Ttulo3"/>
       </w:pPr>
-      <w:bookmarkStart w:id="60" w:name="_Toc241755043"/>
+      <w:bookmarkStart w:id="60" w:name="_Toc242165647"/>
       <w:r>
         <w:lastRenderedPageBreak/>
         <w:t>RF45 – Assinar Plano</w:t>
@@ -13817,15 +13455,7 @@
     </w:p>
     <w:p>
       <w:r>
-        <w:t xml:space="preserve"> Permitir que o prestador escolha e solicite a assinatura de um dos planos disponíveis: Básico (R$ 9,90), Profissional (R$ 19,90) </w:t>
-      </w:r>
-      <w:proofErr w:type="gramStart"/>
-      <w:r>
-        <w:t>ou Full</w:t>
-      </w:r>
-      <w:proofErr w:type="gramEnd"/>
-      <w:r>
-        <w:t xml:space="preserve"> (R$ 29,90), ficando a ativação sujeita à aprovação do administrador.</w:t>
+        <w:t xml:space="preserve"> Permitir que o prestador escolha e solicite a assinatura de um dos planos disponíveis: Básico (R$ 9,90), Profissional (R$ 19,90) ou Full (R$ 29,90), ficando a ativação sujeita à aprovação do administrador.</w:t>
       </w:r>
     </w:p>
     <w:p/>
@@ -13833,7 +13463,7 @@
       <w:pPr>
         <w:pStyle w:val="Ttulo3"/>
       </w:pPr>
-      <w:bookmarkStart w:id="61" w:name="_Toc241755044"/>
+      <w:bookmarkStart w:id="61" w:name="_Toc242165648"/>
       <w:r>
         <w:t>RF46 – Alterar Plano</w:t>
       </w:r>
@@ -13844,15 +13474,7 @@
     </w:p>
     <w:p>
       <w:r>
-        <w:t xml:space="preserve"> Permitir que o prestador solicite upgrade ou </w:t>
-      </w:r>
-      <w:proofErr w:type="spellStart"/>
-      <w:r>
-        <w:t>downgrade</w:t>
-      </w:r>
-      <w:proofErr w:type="spellEnd"/>
-      <w:r>
-        <w:t xml:space="preserve"> do plano contratado, ficando a alteração sujeita à aprovação do administrador.</w:t>
+        <w:t xml:space="preserve"> Permitir que o prestador solicite upgrade ou downgrade do plano contratado, ficando a alteração sujeita à aprovação do administrador.</w:t>
       </w:r>
     </w:p>
     <w:p/>
@@ -13860,7 +13482,7 @@
       <w:pPr>
         <w:pStyle w:val="Ttulo3"/>
       </w:pPr>
-      <w:bookmarkStart w:id="62" w:name="_Toc241755045"/>
+      <w:bookmarkStart w:id="62" w:name="_Toc242165649"/>
       <w:r>
         <w:t>RF47 – Cancelar Assinatura</w:t>
       </w:r>
@@ -13879,7 +13501,7 @@
       <w:pPr>
         <w:pStyle w:val="Ttulo3"/>
       </w:pPr>
-      <w:bookmarkStart w:id="63" w:name="_Toc241755046"/>
+      <w:bookmarkStart w:id="63" w:name="_Toc242165650"/>
       <w:r>
         <w:t>RF4</w:t>
       </w:r>
@@ -13893,23 +13515,7 @@
     </w:p>
     <w:p>
       <w:r>
-        <w:t xml:space="preserve"> Liberar ou bloquear automaticamente as funcionalidades conforme o plano aprovado do prestador: Básico (agendamentos, agenda, clientes, histórico, tipos de serviço e perfil), Profissional (tudo do Básico, além de financeiro e métricas do prestador) </w:t>
-      </w:r>
-      <w:proofErr w:type="gramStart"/>
-      <w:r>
-        <w:t>e Full</w:t>
-      </w:r>
-      <w:proofErr w:type="gramEnd"/>
-      <w:r>
-        <w:t xml:space="preserve"> (tudo do Profissional, além de portfólio público, fotos, área e métricas do cliente e </w:t>
-      </w:r>
-      <w:proofErr w:type="spellStart"/>
-      <w:r>
-        <w:t>geofencing</w:t>
-      </w:r>
-      <w:proofErr w:type="spellEnd"/>
-      <w:r>
-        <w:t>).</w:t>
+        <w:t xml:space="preserve"> Liberar ou bloquear automaticamente as funcionalidades conforme o plano aprovado do prestador: Básico (agendamentos, agenda, clientes, histórico, tipos de serviço e perfil), Profissional (tudo do Básico, além de financeiro e métricas do prestador) e Full (tudo do Profissional, além de portfólio público, fotos, área e métricas do cliente e geofencing).</w:t>
       </w:r>
     </w:p>
     <w:p/>
@@ -13917,7 +13523,7 @@
       <w:pPr>
         <w:pStyle w:val="Ttulo3"/>
       </w:pPr>
-      <w:bookmarkStart w:id="64" w:name="_Toc241755047"/>
+      <w:bookmarkStart w:id="64" w:name="_Toc242165651"/>
       <w:r>
         <w:t>RF49 – Gerenciar Período de Teste Gratuito</w:t>
       </w:r>
@@ -13937,7 +13543,7 @@
         <w:pStyle w:val="Ttulo3"/>
       </w:pPr>
       <w:bookmarkStart w:id="65" w:name="_Toc241739043"/>
-      <w:bookmarkStart w:id="66" w:name="_Toc241755048"/>
+      <w:bookmarkStart w:id="66" w:name="_Toc242165652"/>
       <w:r>
         <w:t>RF50 – Aprovar ou Recusar Assinatura de Plano</w:t>
       </w:r>
@@ -13955,7 +13561,7 @@
         <w:pStyle w:val="Ttulo3"/>
       </w:pPr>
       <w:bookmarkStart w:id="67" w:name="_Toc241739044"/>
-      <w:bookmarkStart w:id="68" w:name="_Toc241755049"/>
+      <w:bookmarkStart w:id="68" w:name="_Toc242165653"/>
       <w:r>
         <w:t xml:space="preserve">RF51 – </w:t>
       </w:r>
@@ -13986,7 +13592,7 @@
         <w:pStyle w:val="Ttulo3"/>
       </w:pPr>
       <w:bookmarkStart w:id="69" w:name="_Toc241739045"/>
-      <w:bookmarkStart w:id="70" w:name="_Toc241755050"/>
+      <w:bookmarkStart w:id="70" w:name="_Toc242165654"/>
       <w:r>
         <w:t xml:space="preserve">RF52 – </w:t>
       </w:r>
@@ -14012,7 +13618,7 @@
         <w:pStyle w:val="Ttulo3"/>
       </w:pPr>
       <w:bookmarkStart w:id="71" w:name="_Toc241739046"/>
-      <w:bookmarkStart w:id="72" w:name="_Toc241755051"/>
+      <w:bookmarkStart w:id="72" w:name="_Toc242165655"/>
       <w:r>
         <w:t xml:space="preserve">RF53 – </w:t>
       </w:r>
@@ -14036,7 +13642,7 @@
         <w:pStyle w:val="Ttulo3"/>
       </w:pPr>
       <w:bookmarkStart w:id="73" w:name="_Toc241739047"/>
-      <w:bookmarkStart w:id="74" w:name="_Toc241755052"/>
+      <w:bookmarkStart w:id="74" w:name="_Toc242165656"/>
       <w:r>
         <w:t xml:space="preserve">RF54 – </w:t>
       </w:r>
@@ -14060,7 +13666,7 @@
         <w:pStyle w:val="Ttulo3"/>
       </w:pPr>
       <w:bookmarkStart w:id="75" w:name="_Toc241739048"/>
-      <w:bookmarkStart w:id="76" w:name="_Toc241755053"/>
+      <w:bookmarkStart w:id="76" w:name="_Toc242165657"/>
       <w:r>
         <w:t xml:space="preserve">RF55 – </w:t>
       </w:r>
@@ -14075,15 +13681,7 @@
         <w:t xml:space="preserve"> </w:t>
       </w:r>
       <w:r>
-        <w:t xml:space="preserve">Permitir que o usuário ative ou desative a coleta de localização por meio da área Meu Perfil. A localização somente deve ser coletada mediante o consentimento do usuário, exclusivamente para utilização do </w:t>
-      </w:r>
-      <w:proofErr w:type="spellStart"/>
-      <w:r>
-        <w:t>geofencing</w:t>
-      </w:r>
-      <w:proofErr w:type="spellEnd"/>
-      <w:r>
-        <w:t xml:space="preserve"> do plano Full e enquanto o recurso estiver ativo. Ao desativar a opção, a coleta deve ser interrompida imediatamente.</w:t>
+        <w:t>Permitir que o usuário ative ou desative a coleta de localização por meio da área Meu Perfil. A localização somente deve ser coletada mediante o consentimento do usuário, exclusivamente para utilização do geofencing do plano Full e enquanto o recurso estiver ativo. Ao desativar a opção, a coleta deve ser interrompida imediatamente.</w:t>
       </w:r>
     </w:p>
     <w:p/>
@@ -14092,7 +13690,7 @@
         <w:pStyle w:val="Ttulo3"/>
       </w:pPr>
       <w:bookmarkStart w:id="77" w:name="_Toc241739049"/>
-      <w:bookmarkStart w:id="78" w:name="_Toc241755054"/>
+      <w:bookmarkStart w:id="78" w:name="_Toc242165658"/>
       <w:r>
         <w:t xml:space="preserve">RF56 – </w:t>
       </w:r>
@@ -14128,7 +13726,7 @@
       <w:pPr>
         <w:pStyle w:val="Ttulo3"/>
       </w:pPr>
-      <w:bookmarkStart w:id="79" w:name="_Toc241755055"/>
+      <w:bookmarkStart w:id="79" w:name="_Toc242165659"/>
       <w:r>
         <w:lastRenderedPageBreak/>
         <w:t xml:space="preserve">RF57 – </w:t>
@@ -14151,7 +13749,7 @@
       <w:pPr>
         <w:pStyle w:val="Ttulo3"/>
       </w:pPr>
-      <w:bookmarkStart w:id="80" w:name="_Toc241755056"/>
+      <w:bookmarkStart w:id="80" w:name="_Toc242165660"/>
       <w:r>
         <w:t xml:space="preserve">RF58 – </w:t>
       </w:r>
@@ -14176,15 +13774,9 @@
       <w:pPr>
         <w:pStyle w:val="Ttulo3"/>
       </w:pPr>
-      <w:bookmarkStart w:id="81" w:name="_Toc241755057"/>
-      <w:r>
-        <w:t>RF5</w:t>
-      </w:r>
-      <w:r>
-        <w:t>9</w:t>
-      </w:r>
-      <w:r>
-        <w:t xml:space="preserve"> – </w:t>
+      <w:bookmarkStart w:id="81" w:name="_Toc242165661"/>
+      <w:r>
+        <w:t xml:space="preserve">RF59 – </w:t>
       </w:r>
       <w:r>
         <w:t>Encerrar Conta por Solicitação ao Administrador</w:t>
@@ -14230,7 +13822,7 @@
       <w:pPr>
         <w:pStyle w:val="Ttulo2"/>
       </w:pPr>
-      <w:bookmarkStart w:id="82" w:name="_Toc241755058"/>
+      <w:bookmarkStart w:id="82" w:name="_Toc242165662"/>
       <w:r>
         <w:lastRenderedPageBreak/>
         <w:t>Requisitos Não Funcionais</w:t>
@@ -14464,7 +14056,7 @@
       </w:pPr>
       <w:bookmarkStart w:id="86" w:name="_Toc182927339"/>
       <w:bookmarkStart w:id="87" w:name="_Toc326436659"/>
-      <w:bookmarkStart w:id="88" w:name="_Toc241755059"/>
+      <w:bookmarkStart w:id="88" w:name="_Toc242165663"/>
       <w:r>
         <w:lastRenderedPageBreak/>
         <w:t>Diagrama de Caso de Uso</w:t>
@@ -14510,7 +14102,7 @@
       <w:bookmarkStart w:id="108" w:name="_Toc213647691"/>
       <w:bookmarkStart w:id="109" w:name="_Toc213665795"/>
       <w:bookmarkStart w:id="110" w:name="_Toc213665834"/>
-      <w:bookmarkStart w:id="111" w:name="_Toc241755085"/>
+      <w:bookmarkStart w:id="111" w:name="_Toc242165562"/>
       <w:r>
         <w:t xml:space="preserve">Figura </w:t>
       </w:r>
@@ -14568,7 +14160,7 @@
           <w:noProof/>
         </w:rPr>
         <w:drawing>
-          <wp:inline distT="0" distB="0" distL="0" distR="0" wp14:anchorId="703A1FEA" wp14:editId="3559EB4D">
+          <wp:inline distT="0" distB="0" distL="0" distR="0" wp14:anchorId="703A1FEA" wp14:editId="6251C007">
             <wp:extent cx="5567947" cy="4533900"/>
             <wp:effectExtent l="0" t="0" r="0" b="0"/>
             <wp:docPr id="953221992" name="drawing"/>
@@ -14638,7 +14230,7 @@
         <w:pStyle w:val="Ttulo2"/>
       </w:pPr>
       <w:bookmarkStart w:id="112" w:name="_Toc489932645"/>
-      <w:bookmarkStart w:id="113" w:name="_Toc241755060"/>
+      <w:bookmarkStart w:id="113" w:name="_Toc242165664"/>
       <w:r>
         <w:t>Diagrama de Classe</w:t>
       </w:r>
@@ -14662,48 +14254,16 @@
           <w:rFonts w:eastAsia="Arial" w:cs="Arial"/>
           <w:szCs w:val="24"/>
         </w:rPr>
-        <w:t xml:space="preserve">O </w:t>
-      </w:r>
-      <w:proofErr w:type="spellStart"/>
-      <w:r>
+        <w:t>O MongoDB não utiliza um Diagrama de Classe, pois é um banco de dados não relacional orientado a documentos. Em vez de organizar os dados em tabelas com relações rígidas, o MongoDB armazena informações em coleções de documentos no formato JSON (ou BSON), permitindo maior flexibilidade na modelagem dos dados.</w:t>
+      </w:r>
+    </w:p>
+    <w:p>
+      <w:pPr>
+        <w:ind w:firstLine="708"/>
         <w:rPr>
           <w:rFonts w:eastAsia="Arial" w:cs="Arial"/>
           <w:szCs w:val="24"/>
         </w:rPr>
-        <w:t>MongoDB</w:t>
-      </w:r>
-      <w:proofErr w:type="spellEnd"/>
-      <w:r>
-        <w:rPr>
-          <w:rFonts w:eastAsia="Arial" w:cs="Arial"/>
-          <w:szCs w:val="24"/>
-        </w:rPr>
-        <w:t xml:space="preserve"> não utiliza um Diagrama de Classe, pois é um banco de dados não relacional orientado a documentos. Em vez de organizar os dados em tabelas com relações rígidas, o </w:t>
-      </w:r>
-      <w:proofErr w:type="spellStart"/>
-      <w:r>
-        <w:rPr>
-          <w:rFonts w:eastAsia="Arial" w:cs="Arial"/>
-          <w:szCs w:val="24"/>
-        </w:rPr>
-        <w:t>MongoDB</w:t>
-      </w:r>
-      <w:proofErr w:type="spellEnd"/>
-      <w:r>
-        <w:rPr>
-          <w:rFonts w:eastAsia="Arial" w:cs="Arial"/>
-          <w:szCs w:val="24"/>
-        </w:rPr>
-        <w:t xml:space="preserve"> armazena informações em coleções de documentos no formato JSON (ou BSON), permitindo maior flexibilidade na modelagem dos dados.</w:t>
-      </w:r>
-    </w:p>
-    <w:p>
-      <w:pPr>
-        <w:ind w:firstLine="708"/>
-        <w:rPr>
-          <w:rFonts w:eastAsia="Arial" w:cs="Arial"/>
-          <w:szCs w:val="24"/>
-        </w:rPr>
       </w:pPr>
     </w:p>
     <w:p>
@@ -14712,7 +14272,7 @@
       </w:pPr>
       <w:bookmarkStart w:id="114" w:name="_Toc182927346"/>
       <w:bookmarkStart w:id="115" w:name="_Toc1016310750"/>
-      <w:bookmarkStart w:id="116" w:name="_Toc241755061"/>
+      <w:bookmarkStart w:id="116" w:name="_Toc242165665"/>
       <w:r>
         <w:t>Regras de negócio</w:t>
       </w:r>
@@ -14726,15 +14286,7 @@
       </w:r>
       <w:r>
         <w:lastRenderedPageBreak/>
-        <w:t xml:space="preserve">Negócio Canvas, no qual permite que planejemos de forma concisa e visual os principais aspectos da aplicação web, como seu público-alvo, proposta de valor, canais de distribuição, fontes de receita e estrutura de custos. Ajudando a equipe a entender o mercado, definir uma estratégia clara e criar valor para os usuários e a comunidade local de forma eficiente. Na Figura 2 é apresentado o modelo de negócios </w:t>
-      </w:r>
-      <w:proofErr w:type="spellStart"/>
-      <w:r>
-        <w:t>canvas</w:t>
-      </w:r>
-      <w:proofErr w:type="spellEnd"/>
-      <w:r>
-        <w:t xml:space="preserve"> da aplicação.</w:t>
+        <w:t>Negócio Canvas, no qual permite que planejemos de forma concisa e visual os principais aspectos da aplicação web, como seu público-alvo, proposta de valor, canais de distribuição, fontes de receita e estrutura de custos. Ajudando a equipe a entender o mercado, definir uma estratégia clara e criar valor para os usuários e a comunidade local de forma eficiente. Na Figura 2 é apresentado o modelo de negócios canvas da aplicação.</w:t>
       </w:r>
     </w:p>
     <w:p>
@@ -14751,7 +14303,7 @@
       <w:pPr>
         <w:pStyle w:val="Figura"/>
       </w:pPr>
-      <w:bookmarkStart w:id="117" w:name="_Toc241755086"/>
+      <w:bookmarkStart w:id="117" w:name="_Toc242165563"/>
       <w:r>
         <w:rPr>
           <w:szCs w:val="24"/>
@@ -14865,7 +14417,7 @@
       <w:bookmarkStart w:id="118" w:name="_Toc182927347"/>
       <w:bookmarkStart w:id="119" w:name="_Toc1999012226"/>
       <w:bookmarkStart w:id="120" w:name="_Toc165310879"/>
-      <w:bookmarkStart w:id="121" w:name="_Toc241755062"/>
+      <w:bookmarkStart w:id="121" w:name="_Toc242165666"/>
       <w:r>
         <w:t>O que será elaborado?</w:t>
       </w:r>
@@ -14896,23 +14448,7 @@
           <w:rFonts w:eastAsia="Arial" w:cs="Arial"/>
           <w:szCs w:val="24"/>
         </w:rPr>
-        <w:t xml:space="preserve">Um aplicativo mobile com interface intuitiva, que permite ao prestador de serviços utilizá-lo sem necessitar de muito aprendizado sobre a plataforma, substituindo o trabalho manual por um gerenciamento automático e simplificado de agenda, clientes, serviços e finanças. Também oferece comprovação de presença no local do atendimento por </w:t>
-      </w:r>
-      <w:proofErr w:type="spellStart"/>
-      <w:r>
-        <w:rPr>
-          <w:rFonts w:eastAsia="Arial" w:cs="Arial"/>
-          <w:szCs w:val="24"/>
-        </w:rPr>
-        <w:t>geofencing</w:t>
-      </w:r>
-      <w:proofErr w:type="spellEnd"/>
-      <w:r>
-        <w:rPr>
-          <w:rFonts w:eastAsia="Arial" w:cs="Arial"/>
-          <w:szCs w:val="24"/>
-        </w:rPr>
-        <w:t>, portal web para o cliente acompanhar suas métricas e os serviços prestados a ele, e portfólio público para divulgar o trabalho do profissional.</w:t>
+        <w:t>Um aplicativo mobile com interface intuitiva, que permite ao prestador de serviços utilizá-lo sem necessitar de muito aprendizado sobre a plataforma, substituindo o trabalho manual por um gerenciamento automático e simplificado de agenda, clientes, serviços e finanças. Também oferece comprovação de presença no local do atendimento por geofencing, portal web para o cliente acompanhar suas métricas e os serviços prestados a ele, e portfólio público para divulgar o trabalho do profissional.</w:t>
       </w:r>
     </w:p>
     <w:p/>
@@ -14923,7 +14459,7 @@
       </w:pPr>
       <w:bookmarkStart w:id="123" w:name="_Toc182927348"/>
       <w:bookmarkStart w:id="124" w:name="_Toc1824459023"/>
-      <w:bookmarkStart w:id="125" w:name="_Toc241755063"/>
+      <w:bookmarkStart w:id="125" w:name="_Toc242165667"/>
       <w:r>
         <w:t>Como será elaborado?</w:t>
       </w:r>
@@ -14953,23 +14489,7 @@
           <w:rFonts w:eastAsia="Arial" w:cs="Arial"/>
           <w:szCs w:val="24"/>
         </w:rPr>
-        <w:t xml:space="preserve">FATEC Jahu (infraestrutura física e orientação técnica), trabalhadores autônomos (validação do aplicativo), empresa colaboradora Gabriel Serviços Gerais, provedores de mapas e geocodificação (monitoramento de presença por </w:t>
-      </w:r>
-      <w:proofErr w:type="spellStart"/>
-      <w:r>
-        <w:rPr>
-          <w:rFonts w:eastAsia="Arial" w:cs="Arial"/>
-          <w:szCs w:val="24"/>
-        </w:rPr>
-        <w:t>geofencing</w:t>
-      </w:r>
-      <w:proofErr w:type="spellEnd"/>
-      <w:r>
-        <w:rPr>
-          <w:rFonts w:eastAsia="Arial" w:cs="Arial"/>
-          <w:szCs w:val="24"/>
-        </w:rPr>
-        <w:t>) e serviço de e-mail (envio de credenciais e recuperação de senha).</w:t>
+        <w:t>FATEC Jahu (infraestrutura física e orientação técnica), trabalhadores autônomos (validação do aplicativo), empresa colaboradora Gabriel Serviços Gerais, provedores de mapas e geocodificação (monitoramento de presença por geofencing) e serviço de e-mail (envio de credenciais e recuperação de senha).</w:t>
       </w:r>
       <w:bookmarkStart w:id="126" w:name="_Toc165310880"/>
     </w:p>
@@ -14998,51 +14518,35 @@
           <w:rFonts w:eastAsia="Arial" w:cs="Arial"/>
           <w:szCs w:val="24"/>
         </w:rPr>
-        <w:t xml:space="preserve">No aplicativo mobile, o prestador gerencia agendamentos, serviços, clientes e histórico, registra entradas e saídas, calcula lucros, gera relatórios financeiros, gera o acesso do cliente e monitora presença por </w:t>
-      </w:r>
-      <w:proofErr w:type="spellStart"/>
+        <w:t>No aplicativo mobile, o prestador gerencia agendamentos, serviços, clientes e histórico, registra entradas e saídas, calcula lucros, gera relatórios financeiros, gera o acesso do cliente e monitora presença por geofencing. Na plataforma web, o administrador modera fotos, mantém o portfólio público e administra usuários, acessos e logs, e o cliente consulta suas métricas e os serviços prestados a ele.</w:t>
+      </w:r>
+    </w:p>
+    <w:p>
+      <w:pPr>
+        <w:rPr>
+          <w:b/>
+          <w:bCs/>
+        </w:rPr>
+      </w:pPr>
+      <w:bookmarkStart w:id="127" w:name="_Toc165310881"/>
+      <w:r>
+        <w:rPr>
+          <w:b/>
+          <w:bCs/>
+        </w:rPr>
+        <w:t>Recursos principais</w:t>
+      </w:r>
+      <w:bookmarkEnd w:id="127"/>
+    </w:p>
+    <w:p>
+      <w:pPr>
+        <w:ind w:left="349"/>
+      </w:pPr>
       <w:r>
         <w:rPr>
           <w:rFonts w:eastAsia="Arial" w:cs="Arial"/>
           <w:szCs w:val="24"/>
         </w:rPr>
-        <w:t>geofencing</w:t>
-      </w:r>
-      <w:proofErr w:type="spellEnd"/>
-      <w:r>
-        <w:rPr>
-          <w:rFonts w:eastAsia="Arial" w:cs="Arial"/>
-          <w:szCs w:val="24"/>
-        </w:rPr>
-        <w:t>. Na plataforma web, o administrador modera fotos, mantém o portfólio público e administra usuários, acessos e logs, e o cliente consulta suas métricas e os serviços prestados a ele.</w:t>
-      </w:r>
-    </w:p>
-    <w:p>
-      <w:pPr>
-        <w:rPr>
-          <w:b/>
-          <w:bCs/>
-        </w:rPr>
-      </w:pPr>
-      <w:bookmarkStart w:id="127" w:name="_Toc165310881"/>
-      <w:r>
-        <w:rPr>
-          <w:b/>
-          <w:bCs/>
-        </w:rPr>
-        <w:t>Recursos principais</w:t>
-      </w:r>
-      <w:bookmarkEnd w:id="127"/>
-    </w:p>
-    <w:p>
-      <w:pPr>
-        <w:ind w:left="349"/>
-      </w:pPr>
-      <w:r>
-        <w:rPr>
-          <w:rFonts w:eastAsia="Arial" w:cs="Arial"/>
-          <w:szCs w:val="24"/>
-        </w:rPr>
         <w:t>Aplicativo mobile (prestador), plataforma web (cliente e administrador), equipe de desenvolvimento, dados de clientes, serviços, agenda e financeiro, armazenamento de fotos de serviço e serviços de geolocalização.</w:t>
       </w:r>
     </w:p>
@@ -15057,7 +14561,7 @@
       </w:pPr>
       <w:bookmarkStart w:id="128" w:name="_Toc182927349"/>
       <w:bookmarkStart w:id="129" w:name="_Toc1308799086"/>
-      <w:bookmarkStart w:id="130" w:name="_Toc241755064"/>
+      <w:bookmarkStart w:id="130" w:name="_Toc242165668"/>
       <w:r>
         <w:t>Para quem será elaborado?</w:t>
       </w:r>
@@ -15156,7 +14660,7 @@
       <w:pPr>
         <w:pStyle w:val="Ttulo2"/>
       </w:pPr>
-      <w:bookmarkStart w:id="136" w:name="_Toc241755065"/>
+      <w:bookmarkStart w:id="136" w:name="_Toc242165669"/>
       <w:r>
         <w:lastRenderedPageBreak/>
         <w:t>Quanto vai custar?</w:t>
@@ -15183,21 +14687,12 @@
       <w:bookmarkEnd w:id="137"/>
     </w:p>
     <w:p>
-      <w:proofErr w:type="gramStart"/>
       <w:r>
         <w:rPr>
           <w:rFonts w:eastAsia="Arial" w:cs="Arial"/>
           <w:szCs w:val="24"/>
         </w:rPr>
-        <w:t>Desenvolvimento e manutenção do aplicativo mobile</w:t>
-      </w:r>
-      <w:proofErr w:type="gramEnd"/>
-      <w:r>
-        <w:rPr>
-          <w:rFonts w:eastAsia="Arial" w:cs="Arial"/>
-          <w:szCs w:val="24"/>
-        </w:rPr>
-        <w:t xml:space="preserve"> e da plataforma web, infraestrutura e serviços necessários ao sistema (hospedagem, armazenamento de fotos, e-mail e geocodificação), suporte, atualização e divulgação.</w:t>
+        <w:t>Desenvolvimento e manutenção do aplicativo mobile e da plataforma web, infraestrutura e serviços necessários ao sistema (hospedagem, armazenamento de fotos, e-mail e geocodificação), suporte, atualização e divulgação.</w:t>
       </w:r>
       <w:bookmarkStart w:id="138" w:name="_Toc165310887"/>
     </w:p>
@@ -15487,13 +14982,8 @@
               <w:jc w:val="left"/>
             </w:pPr>
             <w:r>
-              <w:t xml:space="preserve">Tudo do Profissional; portfólio público; upload de fotos dos serviços; área do cliente e métricas do cliente; geolocalização e </w:t>
-            </w:r>
-            <w:proofErr w:type="spellStart"/>
-            <w:r>
-              <w:t>geofencing</w:t>
-            </w:r>
-            <w:proofErr w:type="spellEnd"/>
+              <w:t>Tudo do Profissional; portfólio público; upload de fotos dos serviços; área do cliente e métricas do cliente; geolocalização e geofencing</w:t>
+            </w:r>
           </w:p>
         </w:tc>
       </w:tr>
@@ -15522,7 +15012,7 @@
       </w:pPr>
       <w:bookmarkStart w:id="139" w:name="_Toc182927341"/>
       <w:bookmarkStart w:id="140" w:name="_Toc515023479"/>
-      <w:bookmarkStart w:id="141" w:name="_Toc241755066"/>
+      <w:bookmarkStart w:id="141" w:name="_Toc242165670"/>
       <w:r>
         <w:lastRenderedPageBreak/>
         <w:t>Estudo de viabilidade</w:t>
@@ -15543,7 +15033,7 @@
       </w:pPr>
       <w:bookmarkStart w:id="142" w:name="_Toc182927342"/>
       <w:bookmarkStart w:id="143" w:name="_Toc857622307"/>
-      <w:bookmarkStart w:id="144" w:name="_Toc241755067"/>
+      <w:bookmarkStart w:id="144" w:name="_Toc242165671"/>
       <w:r>
         <w:t>Viabilidade de Mercado</w:t>
       </w:r>
@@ -15607,15 +15097,7 @@
         <w:t>Diferenciais:</w:t>
       </w:r>
       <w:r>
-        <w:t xml:space="preserve"> foco total nas necessidades de pessoas que trabalham por conta própria e sistema de fácil aprendizado, sendo necessária apenas a aprendizagem prática do autônomo. Também se destacam a comprovação de presença no local do atendimento por </w:t>
-      </w:r>
-      <w:proofErr w:type="spellStart"/>
-      <w:r>
-        <w:t>geofencing</w:t>
-      </w:r>
-      <w:proofErr w:type="spellEnd"/>
-      <w:r>
-        <w:t>, o portal web para o cliente acompanhar os serviços realizados para ele, o portfólio público para divulgação do trabalho e os planos de assinatura de baixo custo, com 7 dias grátis para novos usuários.</w:t>
+        <w:t xml:space="preserve"> foco total nas necessidades de pessoas que trabalham por conta própria e sistema de fácil aprendizado, sendo necessária apenas a aprendizagem prática do autônomo. Também se destacam a comprovação de presença no local do atendimento por geofencing, o portal web para o cliente acompanhar os serviços realizados para ele, o portfólio público para divulgação do trabalho e os planos de assinatura de baixo custo, com 7 dias grátis para novos usuários.</w:t>
       </w:r>
     </w:p>
     <w:p>
@@ -15647,7 +15129,7 @@
       </w:pPr>
       <w:bookmarkStart w:id="145" w:name="_Toc182927343"/>
       <w:bookmarkStart w:id="146" w:name="_Toc2048096091"/>
-      <w:bookmarkStart w:id="147" w:name="_Toc241755068"/>
+      <w:bookmarkStart w:id="147" w:name="_Toc242165672"/>
       <w:r>
         <w:t>Viabilidade Técnica</w:t>
       </w:r>
@@ -15788,7 +15270,6 @@
           <w:szCs w:val="24"/>
         </w:rPr>
       </w:pPr>
-      <w:proofErr w:type="spellStart"/>
       <w:r>
         <w:rPr>
           <w:rFonts w:ascii="Arial" w:hAnsi="Arial" w:cs="Arial"/>
@@ -15797,9 +15278,30 @@
           <w:sz w:val="24"/>
           <w:szCs w:val="24"/>
         </w:rPr>
-        <w:t>Backend</w:t>
-      </w:r>
-      <w:proofErr w:type="spellEnd"/>
+        <w:t>Backend em ASP.NET</w:t>
+      </w:r>
+      <w:r>
+        <w:rPr>
+          <w:rFonts w:ascii="Arial" w:hAnsi="Arial" w:cs="Arial"/>
+          <w:sz w:val="24"/>
+          <w:szCs w:val="24"/>
+        </w:rPr>
+        <w:t xml:space="preserve"> para a construção da API;</w:t>
+      </w:r>
+    </w:p>
+    <w:p>
+      <w:pPr>
+        <w:pStyle w:val="PargrafodaLista"/>
+        <w:numPr>
+          <w:ilvl w:val="1"/>
+          <w:numId w:val="31"/>
+        </w:numPr>
+        <w:rPr>
+          <w:rFonts w:ascii="Arial" w:hAnsi="Arial" w:cs="Arial"/>
+          <w:sz w:val="24"/>
+          <w:szCs w:val="24"/>
+        </w:rPr>
+      </w:pPr>
       <w:r>
         <w:rPr>
           <w:rFonts w:ascii="Arial" w:hAnsi="Arial" w:cs="Arial"/>
@@ -15808,7 +15310,7 @@
           <w:sz w:val="24"/>
           <w:szCs w:val="24"/>
         </w:rPr>
-        <w:t xml:space="preserve"> em ASP.NET</w:t>
+        <w:t>Frontend em .NET MAUI</w:t>
       </w:r>
       <w:r>
         <w:rPr>
@@ -15816,7 +15318,7 @@
           <w:sz w:val="24"/>
           <w:szCs w:val="24"/>
         </w:rPr>
-        <w:t xml:space="preserve"> para a construção da API;</w:t>
+        <w:t xml:space="preserve"> como framework para o desenvolvimento do aplicativo mobile multiplataforma do prestador;</w:t>
       </w:r>
     </w:p>
     <w:p>
@@ -15832,7 +15334,6 @@
           <w:szCs w:val="24"/>
         </w:rPr>
       </w:pPr>
-      <w:proofErr w:type="spellStart"/>
       <w:r>
         <w:rPr>
           <w:rFonts w:ascii="Arial" w:hAnsi="Arial" w:cs="Arial"/>
@@ -15841,9 +15342,30 @@
           <w:sz w:val="24"/>
           <w:szCs w:val="24"/>
         </w:rPr>
-        <w:t>Frontend</w:t>
-      </w:r>
-      <w:proofErr w:type="spellEnd"/>
+        <w:t>Plataforma web em ASP.NET</w:t>
+      </w:r>
+      <w:r>
+        <w:rPr>
+          <w:rFonts w:ascii="Arial" w:hAnsi="Arial" w:cs="Arial"/>
+          <w:sz w:val="24"/>
+          <w:szCs w:val="24"/>
+        </w:rPr>
+        <w:t xml:space="preserve"> para o acesso do cliente e do administrador;</w:t>
+      </w:r>
+    </w:p>
+    <w:p>
+      <w:pPr>
+        <w:pStyle w:val="PargrafodaLista"/>
+        <w:numPr>
+          <w:ilvl w:val="1"/>
+          <w:numId w:val="31"/>
+        </w:numPr>
+        <w:rPr>
+          <w:rFonts w:ascii="Arial" w:hAnsi="Arial" w:cs="Arial"/>
+          <w:sz w:val="24"/>
+          <w:szCs w:val="24"/>
+        </w:rPr>
+      </w:pPr>
       <w:r>
         <w:rPr>
           <w:rFonts w:ascii="Arial" w:hAnsi="Arial" w:cs="Arial"/>
@@ -15852,7 +15374,7 @@
           <w:sz w:val="24"/>
           <w:szCs w:val="24"/>
         </w:rPr>
-        <w:t xml:space="preserve"> em .NET MAUI</w:t>
+        <w:t>MongoDB</w:t>
       </w:r>
       <w:r>
         <w:rPr>
@@ -15860,7 +15382,7 @@
           <w:sz w:val="24"/>
           <w:szCs w:val="24"/>
         </w:rPr>
-        <w:t xml:space="preserve"> como framework para o desenvolvimento do aplicativo mobile multiplataforma do prestador;</w:t>
+        <w:t xml:space="preserve"> como sistema de gerenciamento de banco de dados;</w:t>
       </w:r>
     </w:p>
     <w:p>
@@ -15884,7 +15406,7 @@
           <w:sz w:val="24"/>
           <w:szCs w:val="24"/>
         </w:rPr>
-        <w:t>Plataforma web em ASP.NET</w:t>
+        <w:t>Git e GitHub</w:t>
       </w:r>
       <w:r>
         <w:rPr>
@@ -15892,14 +15414,14 @@
           <w:sz w:val="24"/>
           <w:szCs w:val="24"/>
         </w:rPr>
-        <w:t xml:space="preserve"> para o acesso do cliente e do administrador;</w:t>
+        <w:t xml:space="preserve"> como ferramentas de versionamento de código.</w:t>
       </w:r>
     </w:p>
     <w:p>
       <w:pPr>
         <w:pStyle w:val="PargrafodaLista"/>
         <w:numPr>
-          <w:ilvl w:val="1"/>
+          <w:ilvl w:val="0"/>
           <w:numId w:val="31"/>
         </w:numPr>
         <w:rPr>
@@ -15908,7 +15430,6 @@
           <w:szCs w:val="24"/>
         </w:rPr>
       </w:pPr>
-      <w:proofErr w:type="spellStart"/>
       <w:r>
         <w:rPr>
           <w:rFonts w:ascii="Arial" w:hAnsi="Arial" w:cs="Arial"/>
@@ -15917,23 +15438,22 @@
           <w:sz w:val="24"/>
           <w:szCs w:val="24"/>
         </w:rPr>
-        <w:t>MongoDB</w:t>
-      </w:r>
-      <w:proofErr w:type="spellEnd"/>
+        <w:t>Hospedagem em nuvem:</w:t>
+      </w:r>
       <w:r>
         <w:rPr>
           <w:rFonts w:ascii="Arial" w:hAnsi="Arial" w:cs="Arial"/>
           <w:sz w:val="24"/>
           <w:szCs w:val="24"/>
         </w:rPr>
-        <w:t xml:space="preserve"> como sistema de gerenciamento de banco de dados;</w:t>
+        <w:t xml:space="preserve"> o banco de dados será hospedado no MongoDB Atlas, e o projeto (API e plataforma web) e o armazenamento (storage) das fotos de serviço ficarão no Microsoft Azure.</w:t>
       </w:r>
     </w:p>
     <w:p>
       <w:pPr>
         <w:pStyle w:val="PargrafodaLista"/>
         <w:numPr>
-          <w:ilvl w:val="1"/>
+          <w:ilvl w:val="0"/>
           <w:numId w:val="31"/>
         </w:numPr>
         <w:rPr>
@@ -15942,7 +15462,6 @@
           <w:szCs w:val="24"/>
         </w:rPr>
       </w:pPr>
-      <w:proofErr w:type="spellStart"/>
       <w:r>
         <w:rPr>
           <w:rFonts w:ascii="Arial" w:hAnsi="Arial" w:cs="Arial"/>
@@ -15951,9 +15470,30 @@
           <w:sz w:val="24"/>
           <w:szCs w:val="24"/>
         </w:rPr>
-        <w:t>Git</w:t>
-      </w:r>
-      <w:proofErr w:type="spellEnd"/>
+        <w:t>Serviços de apoio:</w:t>
+      </w:r>
+      <w:r>
+        <w:rPr>
+          <w:rFonts w:ascii="Arial" w:hAnsi="Arial" w:cs="Arial"/>
+          <w:sz w:val="24"/>
+          <w:szCs w:val="24"/>
+        </w:rPr>
+        <w:t xml:space="preserve"> geocodificação e mapas, para o monitoramento de presença, e envio de e-mails, para as credenciais e a recuperação de senha.</w:t>
+      </w:r>
+    </w:p>
+    <w:p>
+      <w:pPr>
+        <w:pStyle w:val="PargrafodaLista"/>
+        <w:numPr>
+          <w:ilvl w:val="0"/>
+          <w:numId w:val="31"/>
+        </w:numPr>
+        <w:rPr>
+          <w:rFonts w:ascii="Arial" w:hAnsi="Arial" w:cs="Arial"/>
+          <w:sz w:val="24"/>
+          <w:szCs w:val="24"/>
+        </w:rPr>
+      </w:pPr>
       <w:r>
         <w:rPr>
           <w:rFonts w:ascii="Arial" w:hAnsi="Arial" w:cs="Arial"/>
@@ -15962,7 +15502,7 @@
           <w:sz w:val="24"/>
           <w:szCs w:val="24"/>
         </w:rPr>
-        <w:t xml:space="preserve"> e GitHub</w:t>
+        <w:t>Infraestrutura tecnológica:</w:t>
       </w:r>
       <w:r>
         <w:rPr>
@@ -15970,7 +15510,36 @@
           <w:sz w:val="24"/>
           <w:szCs w:val="24"/>
         </w:rPr>
-        <w:t xml:space="preserve"> como ferramentas de versionamento de código.</w:t>
+        <w:t xml:space="preserve"> contará com os computadores e a conexão à internet disponibilizados pela FATEC-JAHU para o desenvolvimento, e com os serviços em nuvem para a execução do sistema.</w:t>
+      </w:r>
+    </w:p>
+    <w:p>
+      <w:pPr>
+        <w:pStyle w:val="Ttulo2"/>
+      </w:pPr>
+      <w:bookmarkStart w:id="149" w:name="_Toc242165673"/>
+      <w:r>
+        <w:t xml:space="preserve">Viabilidade </w:t>
+      </w:r>
+      <w:bookmarkEnd w:id="148"/>
+      <w:r>
+        <w:t>Operacional</w:t>
+      </w:r>
+      <w:bookmarkEnd w:id="149"/>
+    </w:p>
+    <w:p>
+      <w:pPr>
+        <w:rPr>
+          <w:rFonts w:cs="Arial"/>
+          <w:szCs w:val="24"/>
+        </w:rPr>
+      </w:pPr>
+      <w:r>
+        <w:rPr>
+          <w:rFonts w:cs="Arial"/>
+          <w:szCs w:val="24"/>
+        </w:rPr>
+        <w:t>A viabilidade operacional analisa as condições práticas para a utilização da aplicação de gerenciamento de serviços para trabalhadores autônomos. Essa avaliação considera a facilidade de uso da plataforma pelos prestadores, clientes e administradores, bem como a capacidade do sistema de operar de forma estável, segura e contínua no ambiente proposto. Sendo assim, foram analisados os seguintes aspectos:</w:t>
       </w:r>
     </w:p>
     <w:p>
@@ -15978,7 +15547,7 @@
         <w:pStyle w:val="PargrafodaLista"/>
         <w:numPr>
           <w:ilvl w:val="0"/>
-          <w:numId w:val="31"/>
+          <w:numId w:val="34"/>
         </w:numPr>
         <w:rPr>
           <w:rFonts w:ascii="Arial" w:hAnsi="Arial" w:cs="Arial"/>
@@ -15994,7 +15563,7 @@
           <w:sz w:val="24"/>
           <w:szCs w:val="24"/>
         </w:rPr>
-        <w:t>Hospedagem em nuvem:</w:t>
+        <w:t>Fluxo de Trabalho Simplificado:</w:t>
       </w:r>
       <w:r>
         <w:rPr>
@@ -16002,43 +15571,7 @@
           <w:sz w:val="24"/>
           <w:szCs w:val="24"/>
         </w:rPr>
-        <w:t xml:space="preserve"> o banco de dados será hospedado no </w:t>
-      </w:r>
-      <w:proofErr w:type="spellStart"/>
-      <w:r>
-        <w:rPr>
-          <w:rFonts w:ascii="Arial" w:hAnsi="Arial" w:cs="Arial"/>
-          <w:sz w:val="24"/>
-          <w:szCs w:val="24"/>
-        </w:rPr>
-        <w:t>MongoDB</w:t>
-      </w:r>
-      <w:proofErr w:type="spellEnd"/>
-      <w:r>
-        <w:rPr>
-          <w:rFonts w:ascii="Arial" w:hAnsi="Arial" w:cs="Arial"/>
-          <w:sz w:val="24"/>
-          <w:szCs w:val="24"/>
-        </w:rPr>
-        <w:t xml:space="preserve"> Atlas, e o projeto (API e plataforma web) e o armazenamento (</w:t>
-      </w:r>
-      <w:proofErr w:type="spellStart"/>
-      <w:r>
-        <w:rPr>
-          <w:rFonts w:ascii="Arial" w:hAnsi="Arial" w:cs="Arial"/>
-          <w:sz w:val="24"/>
-          <w:szCs w:val="24"/>
-        </w:rPr>
-        <w:t>storage</w:t>
-      </w:r>
-      <w:proofErr w:type="spellEnd"/>
-      <w:r>
-        <w:rPr>
-          <w:rFonts w:ascii="Arial" w:hAnsi="Arial" w:cs="Arial"/>
-          <w:sz w:val="24"/>
-          <w:szCs w:val="24"/>
-        </w:rPr>
-        <w:t>) das fotos de serviço ficarão no Microsoft Azure.</w:t>
+        <w:t xml:space="preserve"> o aplicativo foi projetado para reduzir as informações apresentadas, focando apenas em informações essenciais para o gerenciamento pelo prestador;</w:t>
       </w:r>
     </w:p>
     <w:p>
@@ -16046,7 +15579,7 @@
         <w:pStyle w:val="PargrafodaLista"/>
         <w:numPr>
           <w:ilvl w:val="0"/>
-          <w:numId w:val="31"/>
+          <w:numId w:val="34"/>
         </w:numPr>
         <w:rPr>
           <w:rFonts w:ascii="Arial" w:hAnsi="Arial" w:cs="Arial"/>
@@ -16062,7 +15595,7 @@
           <w:sz w:val="24"/>
           <w:szCs w:val="24"/>
         </w:rPr>
-        <w:t>Serviços de apoio:</w:t>
+        <w:t>Acessibilidade e Usabilidade:</w:t>
       </w:r>
       <w:r>
         <w:rPr>
@@ -16070,7 +15603,7 @@
           <w:sz w:val="24"/>
           <w:szCs w:val="24"/>
         </w:rPr>
-        <w:t xml:space="preserve"> geocodificação e mapas, para o monitoramento de presença, e envio de e-mails, para as credenciais e a recuperação de senha.</w:t>
+        <w:t xml:space="preserve"> o sistema utiliza métodos para simplificar o gerenciamento na plataforma, deixando-o o mais intuitivo possível, com o aplicativo mobile para o prestador e o portal web para o cliente e o administrador, para que não haja problemas de entendimento do sistema;</w:t>
       </w:r>
     </w:p>
     <w:p>
@@ -16078,7 +15611,7 @@
         <w:pStyle w:val="PargrafodaLista"/>
         <w:numPr>
           <w:ilvl w:val="0"/>
-          <w:numId w:val="31"/>
+          <w:numId w:val="34"/>
         </w:numPr>
         <w:rPr>
           <w:rFonts w:ascii="Arial" w:hAnsi="Arial" w:cs="Arial"/>
@@ -16094,7 +15627,7 @@
           <w:sz w:val="24"/>
           <w:szCs w:val="24"/>
         </w:rPr>
-        <w:t>Infraestrutura tecnológica:</w:t>
+        <w:t>Disponibilidade:</w:t>
       </w:r>
       <w:r>
         <w:rPr>
@@ -16102,36 +15635,16 @@
           <w:sz w:val="24"/>
           <w:szCs w:val="24"/>
         </w:rPr>
-        <w:t xml:space="preserve"> contará com os computadores e a conexão à internet disponibilizados pela FATEC-JAHU para o desenvolvimento, e com os serviços em nuvem para a execução do sistema.</w:t>
-      </w:r>
-    </w:p>
-    <w:p>
-      <w:pPr>
-        <w:pStyle w:val="Ttulo2"/>
-      </w:pPr>
-      <w:bookmarkStart w:id="149" w:name="_Toc241755069"/>
-      <w:r>
-        <w:t xml:space="preserve">Viabilidade </w:t>
-      </w:r>
-      <w:bookmarkEnd w:id="148"/>
-      <w:r>
-        <w:t>Operacional</w:t>
-      </w:r>
-      <w:bookmarkEnd w:id="149"/>
-    </w:p>
-    <w:p>
-      <w:pPr>
-        <w:rPr>
-          <w:rFonts w:cs="Arial"/>
+        <w:t xml:space="preserve"> a hospedagem em nuvem permite acessar o aplicativo e o portal web a qualquer momento e de qualquer lugar, sem que o usuário precise </w:t>
+      </w:r>
+      <w:r>
+        <w:rPr>
+          <w:rFonts w:ascii="Arial" w:hAnsi="Arial" w:cs="Arial"/>
+          <w:sz w:val="24"/>
           <w:szCs w:val="24"/>
         </w:rPr>
-      </w:pPr>
-      <w:r>
-        <w:rPr>
-          <w:rFonts w:cs="Arial"/>
-          <w:szCs w:val="24"/>
-        </w:rPr>
-        <w:t>A viabilidade operacional analisa as condições práticas para a utilização da aplicação de gerenciamento de serviços para trabalhadores autônomos. Essa avaliação considera a facilidade de uso da plataforma pelos prestadores, clientes e administradores, bem como a capacidade do sistema de operar de forma estável, segura e contínua no ambiente proposto. Sendo assim, foram analisados os seguintes aspectos:</w:t>
+        <w:lastRenderedPageBreak/>
+        <w:t>manter servidores próprios;</w:t>
       </w:r>
     </w:p>
     <w:p>
@@ -16155,7 +15668,7 @@
           <w:sz w:val="24"/>
           <w:szCs w:val="24"/>
         </w:rPr>
-        <w:t>Fluxo de Trabalho Simplificado:</w:t>
+        <w:t>Geração de Lucros e valores imediatos:</w:t>
       </w:r>
       <w:r>
         <w:rPr>
@@ -16163,7 +15676,7 @@
           <w:sz w:val="24"/>
           <w:szCs w:val="24"/>
         </w:rPr>
-        <w:t xml:space="preserve"> o aplicativo foi projetado para reduzir as informações apresentadas, focando apenas em informações essenciais para o gerenciamento pelo prestador;</w:t>
+        <w:t xml:space="preserve"> assim que o prestador inserir o valor do seu serviço, ou o valor gasto em materiais, o sistema registrará automaticamente esses valores no cálculo do lucro final;</w:t>
       </w:r>
     </w:p>
     <w:p>
@@ -16187,7 +15700,7 @@
           <w:sz w:val="24"/>
           <w:szCs w:val="24"/>
         </w:rPr>
-        <w:t>Acessibilidade e Usabilidade:</w:t>
+        <w:t>Controle de Acesso e Moderação:</w:t>
       </w:r>
       <w:r>
         <w:rPr>
@@ -16195,7 +15708,34 @@
           <w:sz w:val="24"/>
           <w:szCs w:val="24"/>
         </w:rPr>
-        <w:t xml:space="preserve"> o sistema utiliza métodos para simplificar o gerenciamento na plataforma, deixando-o o mais intuitivo possível, com o aplicativo mobile para o prestador e o portal web para o cliente e o administrador, para que não haja problemas de entendimento do sistema;</w:t>
+        <w:t xml:space="preserve"> as funcionalidades são liberadas conforme o plano contratado, e o administrador aprova as fotos do portfólio público e as solicitações de assinatura.</w:t>
+      </w:r>
+    </w:p>
+    <w:p>
+      <w:pPr>
+        <w:pStyle w:val="Ttulo2"/>
+      </w:pPr>
+      <w:bookmarkStart w:id="150" w:name="_Toc242165674"/>
+      <w:r>
+        <w:t>Viabilidade Econômica</w:t>
+      </w:r>
+      <w:bookmarkEnd w:id="150"/>
+    </w:p>
+    <w:p>
+      <w:pPr>
+        <w:rPr>
+          <w:rFonts w:cs="Arial"/>
+          <w:szCs w:val="24"/>
+        </w:rPr>
+      </w:pPr>
+      <w:bookmarkStart w:id="151" w:name="_Toc182927345"/>
+      <w:bookmarkStart w:id="152" w:name="_Toc1966489106"/>
+      <w:r>
+        <w:rPr>
+          <w:rFonts w:cs="Arial"/>
+          <w:szCs w:val="24"/>
+        </w:rPr>
+        <w:t>A viabilidade econômica busca verificar se o projeto pode ser mantido de forma financeiramente viável ao longo do tempo. Nessa análise, foram observados quatro fatores essenciais:</w:t>
       </w:r>
     </w:p>
     <w:p>
@@ -16203,7 +15743,7 @@
         <w:pStyle w:val="PargrafodaLista"/>
         <w:numPr>
           <w:ilvl w:val="0"/>
-          <w:numId w:val="34"/>
+          <w:numId w:val="35"/>
         </w:numPr>
         <w:rPr>
           <w:rFonts w:ascii="Arial" w:hAnsi="Arial" w:cs="Arial"/>
@@ -16219,7 +15759,7 @@
           <w:sz w:val="24"/>
           <w:szCs w:val="24"/>
         </w:rPr>
-        <w:t>Disponibilidade:</w:t>
+        <w:t>Investimento inicial:</w:t>
       </w:r>
       <w:r>
         <w:rPr>
@@ -16227,16 +15767,7 @@
           <w:sz w:val="24"/>
           <w:szCs w:val="24"/>
         </w:rPr>
-        <w:t xml:space="preserve"> a hospedagem em nuvem permite acessar o aplicativo e o portal web a qualquer momento e de qualquer lugar, sem que o usuário precise </w:t>
-      </w:r>
-      <w:r>
-        <w:rPr>
-          <w:rFonts w:ascii="Arial" w:hAnsi="Arial" w:cs="Arial"/>
-          <w:sz w:val="24"/>
-          <w:szCs w:val="24"/>
-        </w:rPr>
-        <w:lastRenderedPageBreak/>
-        <w:t>manter servidores próprios;</w:t>
+        <w:t xml:space="preserve"> desenvolvimento, teste e validação do aplicativo e da plataforma web, publicação do aplicativo e custos com ferramentas pagas;</w:t>
       </w:r>
     </w:p>
     <w:p>
@@ -16244,7 +15775,7 @@
         <w:pStyle w:val="PargrafodaLista"/>
         <w:numPr>
           <w:ilvl w:val="0"/>
-          <w:numId w:val="34"/>
+          <w:numId w:val="35"/>
         </w:numPr>
         <w:rPr>
           <w:rFonts w:ascii="Arial" w:hAnsi="Arial" w:cs="Arial"/>
@@ -16260,7 +15791,7 @@
           <w:sz w:val="24"/>
           <w:szCs w:val="24"/>
         </w:rPr>
-        <w:t>Geração de Lucros e valores imediatos:</w:t>
+        <w:t>Custos recorrentes:</w:t>
       </w:r>
       <w:r>
         <w:rPr>
@@ -16268,7 +15799,7 @@
           <w:sz w:val="24"/>
           <w:szCs w:val="24"/>
         </w:rPr>
-        <w:t xml:space="preserve"> assim que o prestador inserir o valor do seu serviço, ou o valor gasto em materiais, o sistema registrará automaticamente esses valores no cálculo do lucro final;</w:t>
+        <w:t xml:space="preserve"> hospedagem em nuvem (MongoDB Atlas para o banco de dados e Microsoft Azure para o projeto e o armazenamento de fotos), envio de e-mails, geocodificação, suporte, atualização e manutenção do sistema, assim como custo com a divulgação do produto;</w:t>
       </w:r>
     </w:p>
     <w:p>
@@ -16276,7 +15807,7 @@
         <w:pStyle w:val="PargrafodaLista"/>
         <w:numPr>
           <w:ilvl w:val="0"/>
-          <w:numId w:val="34"/>
+          <w:numId w:val="35"/>
         </w:numPr>
         <w:rPr>
           <w:rFonts w:ascii="Arial" w:hAnsi="Arial" w:cs="Arial"/>
@@ -16292,7 +15823,7 @@
           <w:sz w:val="24"/>
           <w:szCs w:val="24"/>
         </w:rPr>
-        <w:t>Controle de Acesso e Moderação:</w:t>
+        <w:t>Fontes de receita:</w:t>
       </w:r>
       <w:r>
         <w:rPr>
@@ -16300,34 +15831,7 @@
           <w:sz w:val="24"/>
           <w:szCs w:val="24"/>
         </w:rPr>
-        <w:t xml:space="preserve"> as funcionalidades são liberadas conforme o plano contratado, e o administrador aprova as fotos do portfólio público e as solicitações de assinatura.</w:t>
-      </w:r>
-    </w:p>
-    <w:p>
-      <w:pPr>
-        <w:pStyle w:val="Ttulo2"/>
-      </w:pPr>
-      <w:bookmarkStart w:id="150" w:name="_Toc241755070"/>
-      <w:r>
-        <w:t>Viabilidade Econômica</w:t>
-      </w:r>
-      <w:bookmarkEnd w:id="150"/>
-    </w:p>
-    <w:p>
-      <w:pPr>
-        <w:rPr>
-          <w:rFonts w:cs="Arial"/>
-          <w:szCs w:val="24"/>
-        </w:rPr>
-      </w:pPr>
-      <w:bookmarkStart w:id="151" w:name="_Toc182927345"/>
-      <w:bookmarkStart w:id="152" w:name="_Toc1966489106"/>
-      <w:r>
-        <w:rPr>
-          <w:rFonts w:cs="Arial"/>
-          <w:szCs w:val="24"/>
-        </w:rPr>
-        <w:t>A viabilidade econômica busca verificar se o projeto pode ser mantido de forma financeiramente viável ao longo do tempo. Nessa análise, foram observados quatro fatores essenciais:</w:t>
+        <w:t xml:space="preserve"> assinaturas mensais em três planos (Básico, Profissional e Full), com 7 dias grátis no plano Full para novos usuários;</w:t>
       </w:r>
     </w:p>
     <w:p>
@@ -16351,7 +15855,7 @@
           <w:sz w:val="24"/>
           <w:szCs w:val="24"/>
         </w:rPr>
-        <w:t>Investimento inicial:</w:t>
+        <w:t>Benefícios Financeiros:</w:t>
       </w:r>
       <w:r>
         <w:rPr>
@@ -16359,120 +15863,6 @@
           <w:sz w:val="24"/>
           <w:szCs w:val="24"/>
         </w:rPr>
-        <w:t xml:space="preserve"> desenvolvimento, teste e validação do aplicativo e da plataforma web, publicação do aplicativo e custos com ferramentas pagas;</w:t>
-      </w:r>
-    </w:p>
-    <w:p>
-      <w:pPr>
-        <w:pStyle w:val="PargrafodaLista"/>
-        <w:numPr>
-          <w:ilvl w:val="0"/>
-          <w:numId w:val="35"/>
-        </w:numPr>
-        <w:rPr>
-          <w:rFonts w:ascii="Arial" w:hAnsi="Arial" w:cs="Arial"/>
-          <w:sz w:val="24"/>
-          <w:szCs w:val="24"/>
-        </w:rPr>
-      </w:pPr>
-      <w:r>
-        <w:rPr>
-          <w:rFonts w:ascii="Arial" w:hAnsi="Arial" w:cs="Arial"/>
-          <w:b/>
-          <w:bCs/>
-          <w:sz w:val="24"/>
-          <w:szCs w:val="24"/>
-        </w:rPr>
-        <w:t>Custos recorrentes:</w:t>
-      </w:r>
-      <w:r>
-        <w:rPr>
-          <w:rFonts w:ascii="Arial" w:hAnsi="Arial" w:cs="Arial"/>
-          <w:sz w:val="24"/>
-          <w:szCs w:val="24"/>
-        </w:rPr>
-        <w:t xml:space="preserve"> hospedagem em nuvem (</w:t>
-      </w:r>
-      <w:proofErr w:type="spellStart"/>
-      <w:r>
-        <w:rPr>
-          <w:rFonts w:ascii="Arial" w:hAnsi="Arial" w:cs="Arial"/>
-          <w:sz w:val="24"/>
-          <w:szCs w:val="24"/>
-        </w:rPr>
-        <w:t>MongoDB</w:t>
-      </w:r>
-      <w:proofErr w:type="spellEnd"/>
-      <w:r>
-        <w:rPr>
-          <w:rFonts w:ascii="Arial" w:hAnsi="Arial" w:cs="Arial"/>
-          <w:sz w:val="24"/>
-          <w:szCs w:val="24"/>
-        </w:rPr>
-        <w:t xml:space="preserve"> Atlas para o banco de dados e Microsoft Azure para o projeto e o armazenamento de fotos), envio de e-mails, geocodificação, suporte, atualização e manutenção do sistema, assim como custo com a divulgação do produto;</w:t>
-      </w:r>
-    </w:p>
-    <w:p>
-      <w:pPr>
-        <w:pStyle w:val="PargrafodaLista"/>
-        <w:numPr>
-          <w:ilvl w:val="0"/>
-          <w:numId w:val="35"/>
-        </w:numPr>
-        <w:rPr>
-          <w:rFonts w:ascii="Arial" w:hAnsi="Arial" w:cs="Arial"/>
-          <w:sz w:val="24"/>
-          <w:szCs w:val="24"/>
-        </w:rPr>
-      </w:pPr>
-      <w:r>
-        <w:rPr>
-          <w:rFonts w:ascii="Arial" w:hAnsi="Arial" w:cs="Arial"/>
-          <w:b/>
-          <w:bCs/>
-          <w:sz w:val="24"/>
-          <w:szCs w:val="24"/>
-        </w:rPr>
-        <w:t>Fontes de receita:</w:t>
-      </w:r>
-      <w:r>
-        <w:rPr>
-          <w:rFonts w:ascii="Arial" w:hAnsi="Arial" w:cs="Arial"/>
-          <w:sz w:val="24"/>
-          <w:szCs w:val="24"/>
-        </w:rPr>
-        <w:t xml:space="preserve"> assinaturas mensais em três planos (Básico, Profissional e Full), com 7 dias grátis no plano Full para novos usuários;</w:t>
-      </w:r>
-    </w:p>
-    <w:p>
-      <w:pPr>
-        <w:pStyle w:val="PargrafodaLista"/>
-        <w:numPr>
-          <w:ilvl w:val="0"/>
-          <w:numId w:val="35"/>
-        </w:numPr>
-        <w:rPr>
-          <w:rFonts w:ascii="Arial" w:hAnsi="Arial" w:cs="Arial"/>
-          <w:sz w:val="24"/>
-          <w:szCs w:val="24"/>
-        </w:rPr>
-      </w:pPr>
-      <w:r>
-        <w:rPr>
-          <w:rFonts w:ascii="Arial" w:hAnsi="Arial" w:cs="Arial"/>
-          <w:b/>
-          <w:bCs/>
-          <w:sz w:val="24"/>
-          <w:szCs w:val="24"/>
-        </w:rPr>
-        <w:t>Benefícios Financeiros:</w:t>
-      </w:r>
-      <w:r>
-        <w:rPr>
-          <w:rFonts w:ascii="Arial" w:hAnsi="Arial" w:cs="Arial"/>
-          <w:sz w:val="24"/>
-          <w:szCs w:val="24"/>
-        </w:rPr>
         <w:t xml:space="preserve"> melhor controle financeiro dos serviços prestados, visualização clara de lucros obtidos e despesas gastas, aumento da organização e da produtividade.</w:t>
       </w:r>
     </w:p>
@@ -16480,7 +15870,7 @@
       <w:pPr>
         <w:pStyle w:val="Ttulo2"/>
       </w:pPr>
-      <w:bookmarkStart w:id="153" w:name="_Toc241755071"/>
+      <w:bookmarkStart w:id="153" w:name="_Toc242165675"/>
       <w:r>
         <w:t>Conclusão do Estudo de Viabilidade:</w:t>
       </w:r>
@@ -16518,7 +15908,7 @@
       <w:bookmarkStart w:id="154" w:name="_Toc165310889"/>
       <w:bookmarkStart w:id="155" w:name="_Toc182927351"/>
       <w:bookmarkStart w:id="156" w:name="_Toc1662712195"/>
-      <w:bookmarkStart w:id="157" w:name="_Toc241755072"/>
+      <w:bookmarkStart w:id="157" w:name="_Toc242165676"/>
       <w:bookmarkEnd w:id="89"/>
       <w:r>
         <w:lastRenderedPageBreak/>
@@ -16533,7 +15923,7 @@
           <w:lang w:val="en-US"/>
         </w:rPr>
       </w:pPr>
-      <w:bookmarkStart w:id="158" w:name="_Toc241755073"/>
+      <w:bookmarkStart w:id="158" w:name="_Toc242165677"/>
       <w:r>
         <w:rPr>
           <w:lang w:val="en-US"/>
@@ -16553,7 +15943,7 @@
       <w:pPr>
         <w:pStyle w:val="Ttulo2"/>
       </w:pPr>
-      <w:bookmarkStart w:id="159" w:name="_Toc241755074"/>
+      <w:bookmarkStart w:id="159" w:name="_Toc242165678"/>
       <w:r>
         <w:t>Modelo Lógico</w:t>
       </w:r>
@@ -16569,7 +15959,7 @@
       <w:pPr>
         <w:pStyle w:val="Ttulo2"/>
       </w:pPr>
-      <w:bookmarkStart w:id="160" w:name="_Toc241755075"/>
+      <w:bookmarkStart w:id="160" w:name="_Toc242165679"/>
       <w:r>
         <w:t>Modelo Físico</w:t>
       </w:r>
@@ -16580,7 +15970,7 @@
       <w:pPr>
         <w:pStyle w:val="Ttulo1"/>
       </w:pPr>
-      <w:bookmarkStart w:id="161" w:name="_Toc241755076"/>
+      <w:bookmarkStart w:id="161" w:name="_Toc242165680"/>
       <w:r>
         <w:t>Design</w:t>
       </w:r>
@@ -16595,23 +15985,7 @@
           <w:rFonts w:eastAsia="Arial" w:cs="Arial"/>
           <w:szCs w:val="24"/>
         </w:rPr>
-        <w:t xml:space="preserve">O design do </w:t>
-      </w:r>
-      <w:proofErr w:type="spellStart"/>
-      <w:r>
-        <w:rPr>
-          <w:rFonts w:eastAsia="Arial" w:cs="Arial"/>
-          <w:szCs w:val="24"/>
-        </w:rPr>
-        <w:t>DayPlannio</w:t>
-      </w:r>
-      <w:proofErr w:type="spellEnd"/>
-      <w:r>
-        <w:rPr>
-          <w:rFonts w:eastAsia="Arial" w:cs="Arial"/>
-          <w:szCs w:val="24"/>
-        </w:rPr>
-        <w:t xml:space="preserve"> será centrado na experiência do usuário, com uma interface limpa, intuitiva e organizada que facilite o gerenciamento da rotina de profissionais autônomos.</w:t>
+        <w:t>O design do DayPlannio será centrado na experiência do usuário, com uma interface limpa, intuitiva e organizada que facilite o gerenciamento da rotina de profissionais autônomos.</w:t>
       </w:r>
     </w:p>
     <w:p>
@@ -16648,7 +16022,7 @@
       <w:bookmarkStart w:id="174" w:name="_Toc213647694"/>
       <w:bookmarkStart w:id="175" w:name="_Toc213665798"/>
       <w:bookmarkStart w:id="176" w:name="_Toc213665837"/>
-      <w:bookmarkStart w:id="177" w:name="_Toc241755077"/>
+      <w:bookmarkStart w:id="177" w:name="_Toc242165681"/>
       <w:r>
         <w:t xml:space="preserve">Paleta de </w:t>
       </w:r>
@@ -16666,7 +16040,7 @@
           <w:noProof/>
         </w:rPr>
       </w:pPr>
-      <w:bookmarkStart w:id="178" w:name="_Toc241755087"/>
+      <w:bookmarkStart w:id="178" w:name="_Toc242165564"/>
       <w:r>
         <w:rPr>
           <w:szCs w:val="24"/>
@@ -16793,23 +16167,7 @@
           <w:rFonts w:eastAsia="Arial" w:cs="Arial"/>
           <w:szCs w:val="24"/>
         </w:rPr>
-        <w:t xml:space="preserve">A paleta de cores do </w:t>
-      </w:r>
-      <w:proofErr w:type="spellStart"/>
-      <w:r>
-        <w:rPr>
-          <w:rFonts w:eastAsia="Arial" w:cs="Arial"/>
-          <w:szCs w:val="24"/>
-        </w:rPr>
-        <w:t>DayPlannio</w:t>
-      </w:r>
-      <w:proofErr w:type="spellEnd"/>
-      <w:r>
-        <w:rPr>
-          <w:rFonts w:eastAsia="Arial" w:cs="Arial"/>
-          <w:szCs w:val="24"/>
-        </w:rPr>
-        <w:t xml:space="preserve"> foi cuidadosamente selecionada para transmitir organização, produtividade, simplicidade e confiança, refletindo o propósito da aplicação de auxiliar profissionais autônomos na gestão de sua rotina de forma prática e eficiente. Na Figura 3 é apresentada a paleta de cores da aplicação.</w:t>
+        <w:t>A paleta de cores do DayPlannio foi cuidadosamente selecionada para transmitir organização, produtividade, simplicidade e confiança, refletindo o propósito da aplicação de auxiliar profissionais autônomos na gestão de sua rotina de forma prática e eficiente. Na Figura 3 é apresentada a paleta de cores da aplicação.</w:t>
       </w:r>
     </w:p>
     <w:p>
@@ -16869,7 +16227,7 @@
           <w:rFonts w:eastAsia="Arial" w:cs="Arial"/>
         </w:rPr>
       </w:pPr>
-      <w:bookmarkStart w:id="179" w:name="_Toc241755078"/>
+      <w:bookmarkStart w:id="179" w:name="_Toc242165682"/>
       <w:r>
         <w:lastRenderedPageBreak/>
         <w:t>Tipografia</w:t>
@@ -16878,34 +16236,10 @@
     </w:p>
     <w:p>
       <w:r>
-        <w:t xml:space="preserve">A tipografia é um aspecto fundamental do design do </w:t>
-      </w:r>
-      <w:proofErr w:type="spellStart"/>
-      <w:r>
-        <w:t>DayPlannio</w:t>
-      </w:r>
-      <w:proofErr w:type="spellEnd"/>
-      <w:r>
-        <w:t xml:space="preserve">, pois influencia diretamente a legibilidade, a estética e a experiência do usuário. Para o desenvolvimento da interface, foi escolhida a fonte </w:t>
-      </w:r>
-      <w:r>
-        <w:rPr>
-          <w:rStyle w:val="whitespace-normal"/>
-        </w:rPr>
-        <w:t xml:space="preserve">Open </w:t>
-      </w:r>
-      <w:proofErr w:type="spellStart"/>
-      <w:r>
-        <w:rPr>
-          <w:rStyle w:val="whitespace-normal"/>
-        </w:rPr>
-        <w:t>Sans</w:t>
-      </w:r>
-      <w:proofErr w:type="spellEnd"/>
-      <w:r>
-        <w:t>, reconhecida por sua clareza, modernidade e versatilidade. A Figura 4 apresenta um exemplo de utilização da fonte na interface do sistema.</w:t>
-      </w:r>
-    </w:p>
+        <w:t>A tipografia é um aspecto fundamental do design do DayPlannio, pois influencia diretamente a legibilidade, a estética e a experiência do usuário. Para o desenvolvimento da interface do aplicativo mobile, foi escolhida a fonte Open Sans, reconhecida por sua clareza, modernidade e versatilidade, características importantes para a leitura em telas pequenas. Já no portal web, utiliza-se a fonte Segoe UI, com a fonte padrão do sistema como alternativa, o que garante boa leitura e carregamento rápido nos navegadores.</w:t>
+      </w:r>
+    </w:p>
+    <w:p/>
     <w:p>
       <w:pPr>
         <w:pStyle w:val="Figura"/>
@@ -16931,7 +16265,7 @@
       <w:bookmarkStart w:id="198" w:name="_Toc213647695"/>
       <w:bookmarkStart w:id="199" w:name="_Toc213665799"/>
       <w:bookmarkStart w:id="200" w:name="_Toc213665838"/>
-      <w:bookmarkStart w:id="201" w:name="_Toc241755088"/>
+      <w:bookmarkStart w:id="201" w:name="_Toc242165565"/>
       <w:r>
         <w:rPr>
           <w:szCs w:val="24"/>
@@ -17000,14 +16334,12 @@
       <w:bookmarkEnd w:id="199"/>
       <w:bookmarkEnd w:id="200"/>
       <w:r>
-        <w:t xml:space="preserve">Open </w:t>
-      </w:r>
-      <w:proofErr w:type="spellStart"/>
-      <w:r>
-        <w:t>Sans</w:t>
+        <w:t>Open Sans</w:t>
+      </w:r>
+      <w:r>
+        <w:t xml:space="preserve"> (aplicativo mobile)</w:t>
       </w:r>
       <w:bookmarkEnd w:id="201"/>
-      <w:proofErr w:type="spellEnd"/>
     </w:p>
     <w:p>
       <w:pPr>
@@ -17075,6 +16407,130 @@
     </w:p>
     <w:p>
       <w:pPr>
+        <w:pStyle w:val="Figura"/>
+      </w:pPr>
+      <w:bookmarkStart w:id="202" w:name="_Toc242165566"/>
+      <w:r>
+        <w:rPr>
+          <w:szCs w:val="24"/>
+        </w:rPr>
+        <w:t xml:space="preserve">Figura </w:t>
+      </w:r>
+      <w:r>
+        <w:rPr>
+          <w:szCs w:val="24"/>
+        </w:rPr>
+        <w:fldChar w:fldCharType="begin"/>
+      </w:r>
+      <w:r>
+        <w:rPr>
+          <w:szCs w:val="24"/>
+        </w:rPr>
+        <w:instrText xml:space="preserve"> SEQ Figura \* ARABIC </w:instrText>
+      </w:r>
+      <w:r>
+        <w:rPr>
+          <w:szCs w:val="24"/>
+        </w:rPr>
+        <w:fldChar w:fldCharType="separate"/>
+      </w:r>
+      <w:r>
+        <w:rPr>
+          <w:noProof/>
+          <w:szCs w:val="24"/>
+        </w:rPr>
+        <w:t>5</w:t>
+      </w:r>
+      <w:r>
+        <w:rPr>
+          <w:szCs w:val="24"/>
+        </w:rPr>
+        <w:fldChar w:fldCharType="end"/>
+      </w:r>
+      <w:r>
+        <w:rPr>
+          <w:szCs w:val="24"/>
+        </w:rPr>
+        <w:t xml:space="preserve"> </w:t>
+      </w:r>
+      <w:r>
+        <w:t xml:space="preserve">- Exemplo Fonte </w:t>
+      </w:r>
+      <w:r>
+        <w:t>Segoe UI</w:t>
+      </w:r>
+      <w:r>
+        <w:t xml:space="preserve"> (site web)</w:t>
+      </w:r>
+      <w:bookmarkEnd w:id="202"/>
+    </w:p>
+    <w:p>
+      <w:pPr>
+        <w:jc w:val="center"/>
+      </w:pPr>
+      <w:r>
+        <w:rPr>
+          <w:noProof/>
+        </w:rPr>
+        <w:drawing>
+          <wp:inline distT="0" distB="0" distL="0" distR="0" wp14:anchorId="053FF6AA" wp14:editId="2FBF8B5A">
+            <wp:extent cx="3137132" cy="582749"/>
+            <wp:effectExtent l="0" t="0" r="6350" b="8255"/>
+            <wp:docPr id="1" name="Imagem 1"/>
+            <wp:cNvGraphicFramePr>
+              <a:graphicFrameLocks xmlns:a="http://schemas.openxmlformats.org/drawingml/2006/main" noChangeAspect="1"/>
+            </wp:cNvGraphicFramePr>
+            <a:graphic xmlns:a="http://schemas.openxmlformats.org/drawingml/2006/main">
+              <a:graphicData uri="http://schemas.openxmlformats.org/drawingml/2006/picture">
+                <pic:pic xmlns:pic="http://schemas.openxmlformats.org/drawingml/2006/picture">
+                  <pic:nvPicPr>
+                    <pic:cNvPr id="1" name="Imagem 1"/>
+                    <pic:cNvPicPr/>
+                  </pic:nvPicPr>
+                  <pic:blipFill>
+                    <a:blip r:embed="rId18" cstate="print">
+                      <a:extLst>
+                        <a:ext uri="{28A0092B-C50C-407E-A947-70E740481C1C}">
+                          <a14:useLocalDpi xmlns:a14="http://schemas.microsoft.com/office/drawing/2010/main" val="0"/>
+                        </a:ext>
+                      </a:extLst>
+                    </a:blip>
+                    <a:stretch>
+                      <a:fillRect/>
+                    </a:stretch>
+                  </pic:blipFill>
+                  <pic:spPr>
+                    <a:xfrm>
+                      <a:off x="0" y="0"/>
+                      <a:ext cx="3137132" cy="582749"/>
+                    </a:xfrm>
+                    <a:prstGeom prst="rect">
+                      <a:avLst/>
+                    </a:prstGeom>
+                  </pic:spPr>
+                </pic:pic>
+              </a:graphicData>
+            </a:graphic>
+          </wp:inline>
+        </w:drawing>
+      </w:r>
+    </w:p>
+    <w:p>
+      <w:pPr>
+        <w:pStyle w:val="Figura"/>
+      </w:pPr>
+      <w:r>
+        <w:t xml:space="preserve">Fonte: Adobe (2026). </w:t>
+      </w:r>
+    </w:p>
+    <w:p>
+      <w:pPr>
+        <w:pStyle w:val="Figura"/>
+        <w:jc w:val="both"/>
+      </w:pPr>
+    </w:p>
+    <w:p>
+      <w:pPr>
         <w:pStyle w:val="Ttulo2"/>
         <w:numPr>
           <w:ilvl w:val="1"/>
@@ -17085,11 +16541,11 @@
           <w:rFonts w:eastAsia="Arial" w:cs="Arial"/>
         </w:rPr>
       </w:pPr>
-      <w:bookmarkStart w:id="202" w:name="_Toc241755079"/>
+      <w:bookmarkStart w:id="203" w:name="_Toc242165683"/>
       <w:r>
         <w:t>Isotipo</w:t>
       </w:r>
-      <w:bookmarkEnd w:id="202"/>
+      <w:bookmarkEnd w:id="203"/>
     </w:p>
     <w:p>
       <w:r>
@@ -17097,25 +16553,8 @@
           <w:rFonts w:eastAsia="Arial" w:cs="Arial"/>
           <w:szCs w:val="24"/>
         </w:rPr>
-        <w:t xml:space="preserve">O </w:t>
-      </w:r>
-      <w:proofErr w:type="spellStart"/>
-      <w:r>
-        <w:rPr>
-          <w:rFonts w:eastAsia="Arial" w:cs="Arial"/>
-          <w:szCs w:val="24"/>
-        </w:rPr>
-        <w:t>isotipo</w:t>
-      </w:r>
-      <w:proofErr w:type="spellEnd"/>
-      <w:r>
-        <w:rPr>
-          <w:rFonts w:eastAsia="Arial" w:cs="Arial"/>
-          <w:szCs w:val="24"/>
-        </w:rPr>
-        <w:t xml:space="preserve"> escolhido para o </w:t>
-      </w:r>
-      <w:proofErr w:type="spellStart"/>
+        <w:t xml:space="preserve">O isotipo escolhido para o </w:t>
+      </w:r>
       <w:r>
         <w:rPr>
           <w:rFonts w:eastAsia="Arial" w:cs="Arial"/>
@@ -17125,29 +16564,12 @@
         </w:rPr>
         <w:t>DayPlannio</w:t>
       </w:r>
-      <w:proofErr w:type="spellEnd"/>
       <w:r>
         <w:rPr>
           <w:rFonts w:eastAsia="Arial" w:cs="Arial"/>
           <w:szCs w:val="24"/>
         </w:rPr>
-        <w:t xml:space="preserve"> desempenha um papel importante na representação visual da aplicação e na comunicação de sua identidade voltada à organização, produtividade e gestão de atividades. O símbolo busca transmitir a ideia de planejamento, controle da rotina e praticidade no dia a dia dos profissionais autônomos. Na Figura 5 é mostrado o </w:t>
-      </w:r>
-      <w:proofErr w:type="spellStart"/>
-      <w:r>
-        <w:rPr>
-          <w:rFonts w:eastAsia="Arial" w:cs="Arial"/>
-          <w:szCs w:val="24"/>
-        </w:rPr>
-        <w:t>isotipo</w:t>
-      </w:r>
-      <w:proofErr w:type="spellEnd"/>
-      <w:r>
-        <w:rPr>
-          <w:rFonts w:eastAsia="Arial" w:cs="Arial"/>
-          <w:szCs w:val="24"/>
-        </w:rPr>
-        <w:t xml:space="preserve"> selecionado para a aplicação.</w:t>
+        <w:t xml:space="preserve"> desempenha um papel importante na representação visual da aplicação e na comunicação de sua identidade voltada à organização, produtividade e gestão de atividades. O símbolo busca transmitir a ideia de planejamento, controle da rotina e praticidade no dia a dia dos profissionais autônomos. Na Figura 5 é mostrado o isotipo selecionado para a aplicação.</w:t>
       </w:r>
     </w:p>
     <w:p>
@@ -17164,28 +16586,28 @@
       <w:pPr>
         <w:pStyle w:val="Figura"/>
       </w:pPr>
-      <w:bookmarkStart w:id="203" w:name="_Toc213310063"/>
-      <w:bookmarkStart w:id="204" w:name="_Toc213310390"/>
-      <w:bookmarkStart w:id="205" w:name="_Toc213310472"/>
-      <w:bookmarkStart w:id="206" w:name="_Toc213310540"/>
-      <w:bookmarkStart w:id="207" w:name="_Toc213310594"/>
-      <w:bookmarkStart w:id="208" w:name="_Toc213310872"/>
-      <w:bookmarkStart w:id="209" w:name="_Toc213310982"/>
-      <w:bookmarkStart w:id="210" w:name="_Toc213311053"/>
-      <w:bookmarkStart w:id="211" w:name="_Toc213311201"/>
-      <w:bookmarkStart w:id="212" w:name="_Toc213311260"/>
-      <w:bookmarkStart w:id="213" w:name="_Toc213311340"/>
-      <w:bookmarkStart w:id="214" w:name="_Toc213311379"/>
-      <w:bookmarkStart w:id="215" w:name="_Toc213311444"/>
-      <w:bookmarkStart w:id="216" w:name="_Toc213311523"/>
-      <w:bookmarkStart w:id="217" w:name="_Toc213311566"/>
-      <w:bookmarkStart w:id="218" w:name="_Toc213311625"/>
-      <w:bookmarkStart w:id="219" w:name="_Toc213311848"/>
-      <w:bookmarkStart w:id="220" w:name="_Toc213311927"/>
-      <w:bookmarkStart w:id="221" w:name="_Toc213647696"/>
-      <w:bookmarkStart w:id="222" w:name="_Toc213665800"/>
-      <w:bookmarkStart w:id="223" w:name="_Toc213665839"/>
-      <w:bookmarkStart w:id="224" w:name="_Toc241755089"/>
+      <w:bookmarkStart w:id="204" w:name="_Toc213310063"/>
+      <w:bookmarkStart w:id="205" w:name="_Toc213310390"/>
+      <w:bookmarkStart w:id="206" w:name="_Toc213310472"/>
+      <w:bookmarkStart w:id="207" w:name="_Toc213310540"/>
+      <w:bookmarkStart w:id="208" w:name="_Toc213310594"/>
+      <w:bookmarkStart w:id="209" w:name="_Toc213310872"/>
+      <w:bookmarkStart w:id="210" w:name="_Toc213310982"/>
+      <w:bookmarkStart w:id="211" w:name="_Toc213311053"/>
+      <w:bookmarkStart w:id="212" w:name="_Toc213311201"/>
+      <w:bookmarkStart w:id="213" w:name="_Toc213311260"/>
+      <w:bookmarkStart w:id="214" w:name="_Toc213311340"/>
+      <w:bookmarkStart w:id="215" w:name="_Toc213311379"/>
+      <w:bookmarkStart w:id="216" w:name="_Toc213311444"/>
+      <w:bookmarkStart w:id="217" w:name="_Toc213311523"/>
+      <w:bookmarkStart w:id="218" w:name="_Toc213311566"/>
+      <w:bookmarkStart w:id="219" w:name="_Toc213311625"/>
+      <w:bookmarkStart w:id="220" w:name="_Toc213311848"/>
+      <w:bookmarkStart w:id="221" w:name="_Toc213311927"/>
+      <w:bookmarkStart w:id="222" w:name="_Toc213647696"/>
+      <w:bookmarkStart w:id="223" w:name="_Toc213665800"/>
+      <w:bookmarkStart w:id="224" w:name="_Toc213665839"/>
+      <w:bookmarkStart w:id="225" w:name="_Toc242165567"/>
       <w:r>
         <w:rPr>
           <w:szCs w:val="24"/>
@@ -17215,7 +16637,7 @@
           <w:noProof/>
           <w:szCs w:val="24"/>
         </w:rPr>
-        <w:t>5</w:t>
+        <w:t>6</w:t>
       </w:r>
       <w:r>
         <w:rPr>
@@ -17231,13 +16653,8 @@
         <w:t xml:space="preserve"> </w:t>
       </w:r>
       <w:r>
-        <w:t xml:space="preserve">- </w:t>
-      </w:r>
-      <w:proofErr w:type="spellStart"/>
-      <w:r>
-        <w:t>Isotipo</w:t>
-      </w:r>
-      <w:bookmarkEnd w:id="203"/>
+        <w:t>- Isotipo</w:t>
+      </w:r>
       <w:bookmarkEnd w:id="204"/>
       <w:bookmarkEnd w:id="205"/>
       <w:bookmarkEnd w:id="206"/>
@@ -17259,7 +16676,7 @@
       <w:bookmarkEnd w:id="222"/>
       <w:bookmarkEnd w:id="223"/>
       <w:bookmarkEnd w:id="224"/>
-      <w:proofErr w:type="spellEnd"/>
+      <w:bookmarkEnd w:id="225"/>
     </w:p>
     <w:p>
       <w:pPr>
@@ -17270,8 +16687,8 @@
           <w:noProof/>
         </w:rPr>
         <w:drawing>
-          <wp:inline distT="0" distB="0" distL="0" distR="0" wp14:anchorId="2CE2500F" wp14:editId="01260FAB">
-            <wp:extent cx="2205718" cy="2205718"/>
+          <wp:inline distT="0" distB="0" distL="0" distR="0" wp14:anchorId="2CE2500F" wp14:editId="4FCDA051">
+            <wp:extent cx="1224643" cy="1224643"/>
             <wp:effectExtent l="0" t="0" r="0" b="0"/>
             <wp:docPr id="1142714968" name="drawing"/>
             <wp:cNvGraphicFramePr>
@@ -17285,7 +16702,7 @@
                     <pic:cNvPicPr/>
                   </pic:nvPicPr>
                   <pic:blipFill>
-                    <a:blip r:embed="rId18">
+                    <a:blip r:embed="rId19" cstate="print">
                       <a:extLst>
                         <a:ext uri="{28A0092B-C50C-407E-A947-70E740481C1C}">
                           <a14:useLocalDpi xmlns:a14="http://schemas.microsoft.com/office/drawing/2010/main" val="0"/>
@@ -17299,7 +16716,7 @@
                   <pic:spPr>
                     <a:xfrm>
                       <a:off x="0" y="0"/>
-                      <a:ext cx="2205718" cy="2205718"/>
+                      <a:ext cx="1228431" cy="1228431"/>
                     </a:xfrm>
                     <a:prstGeom prst="rect">
                       <a:avLst/>
@@ -17322,91 +16739,36 @@
     </w:p>
     <w:p>
       <w:pPr>
-        <w:widowControl/>
-        <w:spacing w:line="240" w:lineRule="auto"/>
+        <w:ind w:firstLine="0"/>
+      </w:pPr>
+      <w:bookmarkStart w:id="226" w:name="_Toc165310890"/>
+    </w:p>
+    <w:p>
+      <w:pPr>
+        <w:pStyle w:val="Ttulo1"/>
+      </w:pPr>
+      <w:bookmarkStart w:id="227" w:name="_Toc242165684"/>
+      <w:bookmarkEnd w:id="226"/>
+      <w:r>
+        <w:t>Protótipo</w:t>
+      </w:r>
+      <w:bookmarkEnd w:id="227"/>
+    </w:p>
+    <w:p>
+      <w:r>
+        <w:t>Foi utilizado o Figma na elaboração do protótipo, visando gerar uma representação visual interativa da interface da aplicação web. Por meio dele, desenvolvemos uma versão funcional e realista do design, permitindo aos stakeholders testarem e aprimorarem o conceito antes da implementação final.</w:t>
+      </w:r>
+    </w:p>
+    <w:p/>
+    <w:p>
+      <w:pPr>
         <w:ind w:firstLine="0"/>
         <w:jc w:val="left"/>
-        <w:rPr>
-          <w:b/>
-        </w:rPr>
-      </w:pPr>
-    </w:p>
-    <w:p>
-      <w:pPr>
-        <w:pStyle w:val="Figura"/>
-        <w:jc w:val="both"/>
-        <w:rPr>
-          <w:sz w:val="24"/>
-          <w:szCs w:val="24"/>
-          <w:lang w:val="en-US"/>
-        </w:rPr>
-      </w:pPr>
-    </w:p>
-    <w:p>
-      <w:pPr>
-        <w:pStyle w:val="Figura"/>
-      </w:pPr>
-    </w:p>
-    <w:p>
-      <w:pPr>
-        <w:pStyle w:val="Figura"/>
-      </w:pPr>
-      <w:bookmarkStart w:id="225" w:name="_Toc213311631"/>
-    </w:p>
-    <w:bookmarkEnd w:id="225"/>
-    <w:p>
-      <w:pPr>
-        <w:widowControl/>
-        <w:spacing w:line="240" w:lineRule="auto"/>
-        <w:jc w:val="left"/>
-        <w:rPr>
-          <w:b/>
-          <w:bCs/>
-          <w:sz w:val="32"/>
-          <w:szCs w:val="32"/>
-        </w:rPr>
-      </w:pPr>
-    </w:p>
-    <w:p>
-      <w:pPr>
-        <w:ind w:firstLine="0"/>
-      </w:pPr>
-      <w:bookmarkStart w:id="226" w:name="_Toc165310890"/>
-    </w:p>
-    <w:p>
-      <w:pPr>
-        <w:pStyle w:val="Ttulo1"/>
-      </w:pPr>
-      <w:bookmarkStart w:id="227" w:name="_Toc241755080"/>
-      <w:bookmarkEnd w:id="226"/>
-      <w:r>
-        <w:t>Protótipo</w:t>
-      </w:r>
-      <w:bookmarkEnd w:id="227"/>
-    </w:p>
-    <w:p>
-      <w:r>
-        <w:t xml:space="preserve">Foi utilizado o </w:t>
-      </w:r>
-      <w:proofErr w:type="spellStart"/>
-      <w:r>
-        <w:t>Figma</w:t>
-      </w:r>
-      <w:proofErr w:type="spellEnd"/>
-      <w:r>
-        <w:t xml:space="preserve"> na elaboração do protótipo, visando gerar uma representação visual interativa da interface da aplicação web. Por meio dele, desenvolvemos uma versão funcional e realista do design, permitindo aos stakeholders testarem e aprimorarem o conceito antes da implementação final.</w:t>
-      </w:r>
-    </w:p>
-    <w:p/>
-    <w:p>
-      <w:pPr>
-        <w:ind w:firstLine="0"/>
-        <w:jc w:val="left"/>
       </w:pPr>
       <w:r>
         <w:t xml:space="preserve">Segue o link do protótipo: </w:t>
       </w:r>
-      <w:hyperlink r:id="rId19">
+      <w:hyperlink r:id="rId20">
         <w:r>
           <w:rPr>
             <w:rStyle w:val="Hyperlink"/>
@@ -17452,7 +16814,7 @@
           <w:rFonts w:eastAsia="Arial"/>
         </w:rPr>
       </w:pPr>
-      <w:bookmarkStart w:id="228" w:name="_Toc241755081"/>
+      <w:bookmarkStart w:id="228" w:name="_Toc242165685"/>
       <w:r>
         <w:t>Aplicação</w:t>
       </w:r>
@@ -17494,7 +16856,7 @@
         </w:rPr>
         <w:tab/>
       </w:r>
-      <w:bookmarkStart w:id="230" w:name="_Toc241755090"/>
+      <w:bookmarkStart w:id="230" w:name="_Toc242165568"/>
       <w:r>
         <w:rPr>
           <w:i w:val="0"/>
@@ -17539,7 +16901,7 @@
           <w:sz w:val="20"/>
           <w:szCs w:val="20"/>
         </w:rPr>
-        <w:t>6</w:t>
+        <w:t>7</w:t>
       </w:r>
       <w:r>
         <w:rPr>
@@ -17570,7 +16932,7 @@
           <w:noProof/>
         </w:rPr>
         <w:drawing>
-          <wp:inline distT="0" distB="0" distL="0" distR="0" wp14:anchorId="2C33B9C9" wp14:editId="72E0CE5E">
+          <wp:inline distT="0" distB="0" distL="0" distR="0" wp14:anchorId="2C33B9C9" wp14:editId="1C3B7335">
             <wp:extent cx="1800000" cy="3070800"/>
             <wp:effectExtent l="0" t="0" r="0" b="0"/>
             <wp:docPr id="8" name="Imagem 8"/>
@@ -17585,7 +16947,7 @@
                     <pic:cNvPicPr/>
                   </pic:nvPicPr>
                   <pic:blipFill>
-                    <a:blip r:embed="rId20" cstate="print">
+                    <a:blip r:embed="rId21" cstate="print">
                       <a:extLst>
                         <a:ext uri="{28A0092B-C50C-407E-A947-70E740481C1C}">
                           <a14:useLocalDpi xmlns:a14="http://schemas.microsoft.com/office/drawing/2010/main" val="0"/>
@@ -17652,7 +17014,7 @@
         </w:rPr>
         <w:t xml:space="preserve">     </w:t>
       </w:r>
-      <w:bookmarkStart w:id="231" w:name="_Toc241755091"/>
+      <w:bookmarkStart w:id="231" w:name="_Toc242165569"/>
       <w:r>
         <w:rPr>
           <w:sz w:val="20"/>
@@ -17682,7 +17044,7 @@
           <w:noProof/>
           <w:sz w:val="20"/>
         </w:rPr>
-        <w:t>7</w:t>
+        <w:t>8</w:t>
       </w:r>
       <w:r>
         <w:rPr>
@@ -17742,7 +17104,7 @@
                     <pic:cNvPicPr/>
                   </pic:nvPicPr>
                   <pic:blipFill>
-                    <a:blip r:embed="rId21">
+                    <a:blip r:embed="rId22">
                       <a:extLst>
                         <a:ext uri="{28A0092B-C50C-407E-A947-70E740481C1C}">
                           <a14:useLocalDpi xmlns:a14="http://schemas.microsoft.com/office/drawing/2010/main" val="0"/>
@@ -17816,7 +17178,7 @@
         <w:lastRenderedPageBreak/>
         <w:t xml:space="preserve">                       </w:t>
       </w:r>
-      <w:bookmarkStart w:id="232" w:name="_Toc241755092"/>
+      <w:bookmarkStart w:id="232" w:name="_Toc242165570"/>
       <w:r>
         <w:rPr>
           <w:i w:val="0"/>
@@ -17861,7 +17223,7 @@
           <w:sz w:val="20"/>
           <w:szCs w:val="20"/>
         </w:rPr>
-        <w:t>8</w:t>
+        <w:t>9</w:t>
       </w:r>
       <w:r>
         <w:rPr>
@@ -17907,7 +17269,7 @@
                     <pic:cNvPicPr/>
                   </pic:nvPicPr>
                   <pic:blipFill>
-                    <a:blip r:embed="rId22">
+                    <a:blip r:embed="rId23">
                       <a:extLst>
                         <a:ext uri="{28A0092B-C50C-407E-A947-70E740481C1C}">
                           <a14:useLocalDpi xmlns:a14="http://schemas.microsoft.com/office/drawing/2010/main" val="0"/>
@@ -18001,7 +17363,7 @@
         </w:rPr>
         <w:tab/>
       </w:r>
-      <w:bookmarkStart w:id="233" w:name="_Toc241755093"/>
+      <w:bookmarkStart w:id="233" w:name="_Toc242165571"/>
       <w:r>
         <w:rPr>
           <w:i w:val="0"/>
@@ -18046,7 +17408,7 @@
           <w:sz w:val="20"/>
           <w:szCs w:val="20"/>
         </w:rPr>
-        <w:t>9</w:t>
+        <w:t>10</w:t>
       </w:r>
       <w:r>
         <w:rPr>
@@ -18092,7 +17454,7 @@
                     <pic:cNvPicPr/>
                   </pic:nvPicPr>
                   <pic:blipFill>
-                    <a:blip r:embed="rId23">
+                    <a:blip r:embed="rId24">
                       <a:extLst>
                         <a:ext uri="{28A0092B-C50C-407E-A947-70E740481C1C}">
                           <a14:useLocalDpi xmlns:a14="http://schemas.microsoft.com/office/drawing/2010/main" val="0"/>
@@ -18191,7 +17553,7 @@
         <w:lastRenderedPageBreak/>
         <w:t xml:space="preserve">     </w:t>
       </w:r>
-      <w:bookmarkStart w:id="234" w:name="_Toc241755094"/>
+      <w:bookmarkStart w:id="234" w:name="_Toc242165572"/>
       <w:r>
         <w:rPr>
           <w:i w:val="0"/>
@@ -18236,7 +17598,7 @@
           <w:sz w:val="20"/>
           <w:szCs w:val="20"/>
         </w:rPr>
-        <w:t>10</w:t>
+        <w:t>11</w:t>
       </w:r>
       <w:r>
         <w:rPr>
@@ -18282,7 +17644,7 @@
                     <pic:cNvPicPr/>
                   </pic:nvPicPr>
                   <pic:blipFill>
-                    <a:blip r:embed="rId24">
+                    <a:blip r:embed="rId25">
                       <a:extLst>
                         <a:ext uri="{28A0092B-C50C-407E-A947-70E740481C1C}">
                           <a14:useLocalDpi xmlns:a14="http://schemas.microsoft.com/office/drawing/2010/main" val="0"/>
@@ -18369,7 +17731,7 @@
         </w:rPr>
         <w:t xml:space="preserve">  </w:t>
       </w:r>
-      <w:bookmarkStart w:id="235" w:name="_Toc241755095"/>
+      <w:bookmarkStart w:id="235" w:name="_Toc242165573"/>
       <w:r>
         <w:rPr>
           <w:i w:val="0"/>
@@ -18414,7 +17776,7 @@
           <w:sz w:val="20"/>
           <w:szCs w:val="20"/>
         </w:rPr>
-        <w:t>11</w:t>
+        <w:t>12</w:t>
       </w:r>
       <w:r>
         <w:rPr>
@@ -18445,7 +17807,7 @@
           <w:noProof/>
         </w:rPr>
         <w:drawing>
-          <wp:inline distT="0" distB="0" distL="0" distR="0" wp14:anchorId="741A7A0B" wp14:editId="74E0E5E7">
+          <wp:inline distT="0" distB="0" distL="0" distR="0" wp14:anchorId="741A7A0B" wp14:editId="3DB9CEB3">
             <wp:extent cx="1800000" cy="3618000"/>
             <wp:effectExtent l="0" t="0" r="0" b="1905"/>
             <wp:docPr id="15" name="Imagem 15" descr="D:\aplicacaoo\agendamentos_nao_concluidos.PNG"/>
@@ -18462,7 +17824,7 @@
                     </pic:cNvPicPr>
                   </pic:nvPicPr>
                   <pic:blipFill>
-                    <a:blip r:embed="rId25" cstate="print">
+                    <a:blip r:embed="rId26" cstate="print">
                       <a:extLst>
                         <a:ext uri="{28A0092B-C50C-407E-A947-70E740481C1C}">
                           <a14:useLocalDpi xmlns:a14="http://schemas.microsoft.com/office/drawing/2010/main" val="0"/>
@@ -18542,7 +17904,7 @@
           <w:szCs w:val="20"/>
         </w:rPr>
       </w:pPr>
-      <w:bookmarkStart w:id="236" w:name="_Toc241755096"/>
+      <w:bookmarkStart w:id="236" w:name="_Toc242165574"/>
       <w:r>
         <w:rPr>
           <w:i w:val="0"/>
@@ -18588,7 +17950,7 @@
           <w:sz w:val="20"/>
           <w:szCs w:val="20"/>
         </w:rPr>
-        <w:t>12</w:t>
+        <w:t>13</w:t>
       </w:r>
       <w:r>
         <w:rPr>
@@ -18619,7 +17981,7 @@
           <w:noProof/>
         </w:rPr>
         <w:drawing>
-          <wp:inline distT="0" distB="0" distL="0" distR="0" wp14:anchorId="54AA87EF" wp14:editId="3D8365B0">
+          <wp:inline distT="0" distB="0" distL="0" distR="0" wp14:anchorId="54AA87EF" wp14:editId="4BE22532">
             <wp:extent cx="1800000" cy="3042000"/>
             <wp:effectExtent l="0" t="0" r="0" b="6350"/>
             <wp:docPr id="7" name="Imagem 7"/>
@@ -18634,7 +17996,7 @@
                     <pic:cNvPicPr/>
                   </pic:nvPicPr>
                   <pic:blipFill>
-                    <a:blip r:embed="rId26" cstate="print">
+                    <a:blip r:embed="rId27" cstate="print">
                       <a:extLst>
                         <a:ext uri="{28A0092B-C50C-407E-A947-70E740481C1C}">
                           <a14:useLocalDpi xmlns:a14="http://schemas.microsoft.com/office/drawing/2010/main" val="0"/>
@@ -18704,7 +18066,7 @@
           <w:szCs w:val="20"/>
         </w:rPr>
       </w:pPr>
-      <w:bookmarkStart w:id="237" w:name="_Toc241755097"/>
+      <w:bookmarkStart w:id="237" w:name="_Toc242165575"/>
       <w:r>
         <w:rPr>
           <w:i w:val="0"/>
@@ -18749,7 +18111,7 @@
           <w:sz w:val="20"/>
           <w:szCs w:val="20"/>
         </w:rPr>
-        <w:t>13</w:t>
+        <w:t>14</w:t>
       </w:r>
       <w:r>
         <w:rPr>
@@ -18793,7 +18155,7 @@
                     <pic:cNvPicPr/>
                   </pic:nvPicPr>
                   <pic:blipFill>
-                    <a:blip r:embed="rId27"/>
+                    <a:blip r:embed="rId28"/>
                     <a:stretch>
                       <a:fillRect/>
                     </a:stretch>
@@ -18868,7 +18230,7 @@
         <w:lastRenderedPageBreak/>
         <w:t xml:space="preserve">                                               </w:t>
       </w:r>
-      <w:bookmarkStart w:id="238" w:name="_Toc241755098"/>
+      <w:bookmarkStart w:id="238" w:name="_Toc242165576"/>
       <w:r>
         <w:rPr>
           <w:sz w:val="20"/>
@@ -18900,7 +18262,7 @@
           <w:noProof/>
           <w:sz w:val="20"/>
         </w:rPr>
-        <w:t>14</w:t>
+        <w:t>15</w:t>
       </w:r>
       <w:r>
         <w:rPr>
@@ -18937,7 +18299,7 @@
           <w:noProof/>
         </w:rPr>
         <w:drawing>
-          <wp:inline distT="0" distB="0" distL="0" distR="0" wp14:anchorId="09DB2DD7" wp14:editId="221C94C1">
+          <wp:inline distT="0" distB="0" distL="0" distR="0" wp14:anchorId="09DB2DD7" wp14:editId="0378C9CB">
             <wp:extent cx="1800000" cy="3690000"/>
             <wp:effectExtent l="0" t="0" r="0" b="5715"/>
             <wp:docPr id="16" name="Imagem 16" descr="D:\aplicacaoo\concluir_agendamento.PNG"/>
@@ -18949,153 +18311,6 @@
                 <pic:pic xmlns:pic="http://schemas.openxmlformats.org/drawingml/2006/picture">
                   <pic:nvPicPr>
                     <pic:cNvPr id="0" name="Picture 4" descr="D:\aplicacaoo\concluir_agendamento.PNG"/>
-                    <pic:cNvPicPr>
-                      <a:picLocks noChangeAspect="1" noChangeArrowheads="1"/>
-                    </pic:cNvPicPr>
-                  </pic:nvPicPr>
-                  <pic:blipFill>
-                    <a:blip r:embed="rId28" cstate="print">
-                      <a:extLst>
-                        <a:ext uri="{28A0092B-C50C-407E-A947-70E740481C1C}">
-                          <a14:useLocalDpi xmlns:a14="http://schemas.microsoft.com/office/drawing/2010/main" val="0"/>
-                        </a:ext>
-                      </a:extLst>
-                    </a:blip>
-                    <a:srcRect/>
-                    <a:stretch>
-                      <a:fillRect/>
-                    </a:stretch>
-                  </pic:blipFill>
-                  <pic:spPr bwMode="auto">
-                    <a:xfrm>
-                      <a:off x="0" y="0"/>
-                      <a:ext cx="1800000" cy="3690000"/>
-                    </a:xfrm>
-                    <a:prstGeom prst="rect">
-                      <a:avLst/>
-                    </a:prstGeom>
-                    <a:noFill/>
-                    <a:ln>
-                      <a:noFill/>
-                    </a:ln>
-                  </pic:spPr>
-                </pic:pic>
-              </a:graphicData>
-            </a:graphic>
-          </wp:inline>
-        </w:drawing>
-      </w:r>
-    </w:p>
-    <w:p>
-      <w:pPr>
-        <w:pStyle w:val="Figura"/>
-        <w:widowControl/>
-        <w:spacing w:line="240" w:lineRule="auto"/>
-        <w:ind w:firstLine="708"/>
-      </w:pPr>
-      <w:r>
-        <w:t>Fonte: Elaborado pelos autores (2026)</w:t>
-      </w:r>
-    </w:p>
-    <w:p>
-      <w:pPr>
-        <w:pStyle w:val="Legenda"/>
-        <w:jc w:val="center"/>
-        <w:rPr>
-          <w:i w:val="0"/>
-          <w:color w:val="auto"/>
-          <w:sz w:val="20"/>
-          <w:szCs w:val="20"/>
-        </w:rPr>
-      </w:pPr>
-      <w:bookmarkStart w:id="239" w:name="_Toc241755099"/>
-      <w:r>
-        <w:rPr>
-          <w:i w:val="0"/>
-          <w:color w:val="auto"/>
-          <w:sz w:val="20"/>
-          <w:szCs w:val="20"/>
-        </w:rPr>
-        <w:t xml:space="preserve">Figura </w:t>
-      </w:r>
-      <w:r>
-        <w:rPr>
-          <w:i w:val="0"/>
-          <w:color w:val="auto"/>
-          <w:sz w:val="20"/>
-          <w:szCs w:val="20"/>
-        </w:rPr>
-        <w:fldChar w:fldCharType="begin"/>
-      </w:r>
-      <w:r>
-        <w:rPr>
-          <w:i w:val="0"/>
-          <w:color w:val="auto"/>
-          <w:sz w:val="20"/>
-          <w:szCs w:val="20"/>
-        </w:rPr>
-        <w:instrText xml:space="preserve"> SEQ Figura \* ARABIC </w:instrText>
-      </w:r>
-      <w:r>
-        <w:rPr>
-          <w:i w:val="0"/>
-          <w:color w:val="auto"/>
-          <w:sz w:val="20"/>
-          <w:szCs w:val="20"/>
-        </w:rPr>
-        <w:fldChar w:fldCharType="separate"/>
-      </w:r>
-      <w:r>
-        <w:rPr>
-          <w:i w:val="0"/>
-          <w:noProof/>
-          <w:color w:val="auto"/>
-          <w:sz w:val="20"/>
-          <w:szCs w:val="20"/>
-        </w:rPr>
-        <w:t>15</w:t>
-      </w:r>
-      <w:r>
-        <w:rPr>
-          <w:i w:val="0"/>
-          <w:color w:val="auto"/>
-          <w:sz w:val="20"/>
-          <w:szCs w:val="20"/>
-        </w:rPr>
-        <w:fldChar w:fldCharType="end"/>
-      </w:r>
-      <w:r>
-        <w:rPr>
-          <w:i w:val="0"/>
-          <w:color w:val="auto"/>
-          <w:sz w:val="20"/>
-          <w:szCs w:val="20"/>
-        </w:rPr>
-        <w:t xml:space="preserve"> – Cancelar Agendamento</w:t>
-      </w:r>
-      <w:bookmarkEnd w:id="239"/>
-    </w:p>
-    <w:p>
-      <w:pPr>
-        <w:jc w:val="center"/>
-      </w:pPr>
-      <w:r>
-        <w:rPr>
-          <w:noProof/>
-        </w:rPr>
-        <w:drawing>
-          <wp:inline distT="0" distB="0" distL="0" distR="0" wp14:anchorId="4857BAC3" wp14:editId="79A3F5E0">
-            <wp:extent cx="1800000" cy="3690000"/>
-            <wp:effectExtent l="0" t="0" r="0" b="5715"/>
-            <wp:docPr id="17" name="Imagem 17" descr="D:\aplicacaoo\cancelar_agendamento.PNG"/>
-            <wp:cNvGraphicFramePr>
-              <a:graphicFrameLocks xmlns:a="http://schemas.openxmlformats.org/drawingml/2006/main" noChangeAspect="1"/>
-            </wp:cNvGraphicFramePr>
-            <a:graphic xmlns:a="http://schemas.openxmlformats.org/drawingml/2006/main">
-              <a:graphicData uri="http://schemas.openxmlformats.org/drawingml/2006/picture">
-                <pic:pic xmlns:pic="http://schemas.openxmlformats.org/drawingml/2006/picture">
-                  <pic:nvPicPr>
-                    <pic:cNvPr id="0" name="Picture 5" descr="D:\aplicacaoo\cancelar_agendamento.PNG"/>
                     <pic:cNvPicPr>
                       <a:picLocks noChangeAspect="1" noChangeArrowheads="1"/>
                     </pic:cNvPicPr>
@@ -19136,6 +18351,153 @@
     <w:p>
       <w:pPr>
         <w:pStyle w:val="Figura"/>
+        <w:widowControl/>
+        <w:spacing w:line="240" w:lineRule="auto"/>
+        <w:ind w:firstLine="708"/>
+      </w:pPr>
+      <w:r>
+        <w:t>Fonte: Elaborado pelos autores (2026)</w:t>
+      </w:r>
+    </w:p>
+    <w:p>
+      <w:pPr>
+        <w:pStyle w:val="Legenda"/>
+        <w:jc w:val="center"/>
+        <w:rPr>
+          <w:i w:val="0"/>
+          <w:color w:val="auto"/>
+          <w:sz w:val="20"/>
+          <w:szCs w:val="20"/>
+        </w:rPr>
+      </w:pPr>
+      <w:bookmarkStart w:id="239" w:name="_Toc242165577"/>
+      <w:r>
+        <w:rPr>
+          <w:i w:val="0"/>
+          <w:color w:val="auto"/>
+          <w:sz w:val="20"/>
+          <w:szCs w:val="20"/>
+        </w:rPr>
+        <w:t xml:space="preserve">Figura </w:t>
+      </w:r>
+      <w:r>
+        <w:rPr>
+          <w:i w:val="0"/>
+          <w:color w:val="auto"/>
+          <w:sz w:val="20"/>
+          <w:szCs w:val="20"/>
+        </w:rPr>
+        <w:fldChar w:fldCharType="begin"/>
+      </w:r>
+      <w:r>
+        <w:rPr>
+          <w:i w:val="0"/>
+          <w:color w:val="auto"/>
+          <w:sz w:val="20"/>
+          <w:szCs w:val="20"/>
+        </w:rPr>
+        <w:instrText xml:space="preserve"> SEQ Figura \* ARABIC </w:instrText>
+      </w:r>
+      <w:r>
+        <w:rPr>
+          <w:i w:val="0"/>
+          <w:color w:val="auto"/>
+          <w:sz w:val="20"/>
+          <w:szCs w:val="20"/>
+        </w:rPr>
+        <w:fldChar w:fldCharType="separate"/>
+      </w:r>
+      <w:r>
+        <w:rPr>
+          <w:i w:val="0"/>
+          <w:noProof/>
+          <w:color w:val="auto"/>
+          <w:sz w:val="20"/>
+          <w:szCs w:val="20"/>
+        </w:rPr>
+        <w:t>16</w:t>
+      </w:r>
+      <w:r>
+        <w:rPr>
+          <w:i w:val="0"/>
+          <w:color w:val="auto"/>
+          <w:sz w:val="20"/>
+          <w:szCs w:val="20"/>
+        </w:rPr>
+        <w:fldChar w:fldCharType="end"/>
+      </w:r>
+      <w:r>
+        <w:rPr>
+          <w:i w:val="0"/>
+          <w:color w:val="auto"/>
+          <w:sz w:val="20"/>
+          <w:szCs w:val="20"/>
+        </w:rPr>
+        <w:t xml:space="preserve"> – Cancelar Agendamento</w:t>
+      </w:r>
+      <w:bookmarkEnd w:id="239"/>
+    </w:p>
+    <w:p>
+      <w:pPr>
+        <w:jc w:val="center"/>
+      </w:pPr>
+      <w:r>
+        <w:rPr>
+          <w:noProof/>
+        </w:rPr>
+        <w:drawing>
+          <wp:inline distT="0" distB="0" distL="0" distR="0" wp14:anchorId="4857BAC3" wp14:editId="0D013C73">
+            <wp:extent cx="1800000" cy="3690000"/>
+            <wp:effectExtent l="0" t="0" r="0" b="5715"/>
+            <wp:docPr id="17" name="Imagem 17" descr="D:\aplicacaoo\cancelar_agendamento.PNG"/>
+            <wp:cNvGraphicFramePr>
+              <a:graphicFrameLocks xmlns:a="http://schemas.openxmlformats.org/drawingml/2006/main" noChangeAspect="1"/>
+            </wp:cNvGraphicFramePr>
+            <a:graphic xmlns:a="http://schemas.openxmlformats.org/drawingml/2006/main">
+              <a:graphicData uri="http://schemas.openxmlformats.org/drawingml/2006/picture">
+                <pic:pic xmlns:pic="http://schemas.openxmlformats.org/drawingml/2006/picture">
+                  <pic:nvPicPr>
+                    <pic:cNvPr id="0" name="Picture 5" descr="D:\aplicacaoo\cancelar_agendamento.PNG"/>
+                    <pic:cNvPicPr>
+                      <a:picLocks noChangeAspect="1" noChangeArrowheads="1"/>
+                    </pic:cNvPicPr>
+                  </pic:nvPicPr>
+                  <pic:blipFill>
+                    <a:blip r:embed="rId30" cstate="print">
+                      <a:extLst>
+                        <a:ext uri="{28A0092B-C50C-407E-A947-70E740481C1C}">
+                          <a14:useLocalDpi xmlns:a14="http://schemas.microsoft.com/office/drawing/2010/main" val="0"/>
+                        </a:ext>
+                      </a:extLst>
+                    </a:blip>
+                    <a:srcRect/>
+                    <a:stretch>
+                      <a:fillRect/>
+                    </a:stretch>
+                  </pic:blipFill>
+                  <pic:spPr bwMode="auto">
+                    <a:xfrm>
+                      <a:off x="0" y="0"/>
+                      <a:ext cx="1800000" cy="3690000"/>
+                    </a:xfrm>
+                    <a:prstGeom prst="rect">
+                      <a:avLst/>
+                    </a:prstGeom>
+                    <a:noFill/>
+                    <a:ln>
+                      <a:noFill/>
+                    </a:ln>
+                  </pic:spPr>
+                </pic:pic>
+              </a:graphicData>
+            </a:graphic>
+          </wp:inline>
+        </w:drawing>
+      </w:r>
+    </w:p>
+    <w:p>
+      <w:pPr>
+        <w:pStyle w:val="Figura"/>
       </w:pPr>
       <w:r>
         <w:t>Fonte: Elaborado pelos autores (2026)</w:t>
@@ -19153,7 +18515,7 @@
         <w:pStyle w:val="Legenda"/>
         <w:jc w:val="center"/>
       </w:pPr>
-      <w:bookmarkStart w:id="240" w:name="_Toc241755100"/>
+      <w:bookmarkStart w:id="240" w:name="_Toc242165578"/>
       <w:r>
         <w:rPr>
           <w:i w:val="0"/>
@@ -19203,7 +18565,7 @@
           <w:sz w:val="20"/>
           <w:szCs w:val="20"/>
         </w:rPr>
-        <w:t>16</w:t>
+        <w:t>17</w:t>
       </w:r>
       <w:r>
         <w:rPr>
@@ -19251,7 +18613,7 @@
                     <pic:cNvPicPr/>
                   </pic:nvPicPr>
                   <pic:blipFill>
-                    <a:blip r:embed="rId30">
+                    <a:blip r:embed="rId31">
                       <a:extLst>
                         <a:ext uri="{28A0092B-C50C-407E-A947-70E740481C1C}">
                           <a14:useLocalDpi xmlns:a14="http://schemas.microsoft.com/office/drawing/2010/main"/>
@@ -19313,7 +18675,7 @@
           <w:szCs w:val="20"/>
         </w:rPr>
       </w:pPr>
-      <w:bookmarkStart w:id="241" w:name="_Toc241755101"/>
+      <w:bookmarkStart w:id="241" w:name="_Toc242165579"/>
       <w:r>
         <w:rPr>
           <w:i w:val="0"/>
@@ -19358,7 +18720,7 @@
           <w:sz w:val="20"/>
           <w:szCs w:val="20"/>
         </w:rPr>
-        <w:t>17</w:t>
+        <w:t>18</w:t>
       </w:r>
       <w:r>
         <w:rPr>
@@ -19402,7 +18764,7 @@
                     <pic:cNvPicPr/>
                   </pic:nvPicPr>
                   <pic:blipFill>
-                    <a:blip r:embed="rId31"/>
+                    <a:blip r:embed="rId32"/>
                     <a:stretch>
                       <a:fillRect/>
                     </a:stretch>
@@ -19490,7 +18852,7 @@
           <w:szCs w:val="20"/>
         </w:rPr>
       </w:pPr>
-      <w:bookmarkStart w:id="242" w:name="_Toc241755102"/>
+      <w:bookmarkStart w:id="242" w:name="_Toc242165580"/>
       <w:r>
         <w:rPr>
           <w:i w:val="0"/>
@@ -19536,7 +18898,7 @@
           <w:sz w:val="20"/>
           <w:szCs w:val="20"/>
         </w:rPr>
-        <w:t>18</w:t>
+        <w:t>19</w:t>
       </w:r>
       <w:r>
         <w:rPr>
@@ -19580,7 +18942,7 @@
                     <pic:cNvPicPr/>
                   </pic:nvPicPr>
                   <pic:blipFill>
-                    <a:blip r:embed="rId32"/>
+                    <a:blip r:embed="rId33"/>
                     <a:srcRect b="834"/>
                     <a:stretch>
                       <a:fillRect/>
@@ -19652,7 +19014,7 @@
           <w:sz w:val="20"/>
         </w:rPr>
       </w:pPr>
-      <w:bookmarkStart w:id="243" w:name="_Toc241755103"/>
+      <w:bookmarkStart w:id="243" w:name="_Toc242165581"/>
       <w:r>
         <w:rPr>
           <w:sz w:val="20"/>
@@ -19682,7 +19044,7 @@
           <w:noProof/>
           <w:sz w:val="20"/>
         </w:rPr>
-        <w:t>19</w:t>
+        <w:t>20</w:t>
       </w:r>
       <w:r>
         <w:rPr>
@@ -19739,7 +19101,7 @@
                     <pic:cNvPicPr/>
                   </pic:nvPicPr>
                   <pic:blipFill>
-                    <a:blip r:embed="rId33"/>
+                    <a:blip r:embed="rId34"/>
                     <a:stretch>
                       <a:fillRect/>
                     </a:stretch>
@@ -19830,7 +19192,7 @@
         <w:lastRenderedPageBreak/>
         <w:t xml:space="preserve">  </w:t>
       </w:r>
-      <w:bookmarkStart w:id="244" w:name="_Toc241755104"/>
+      <w:bookmarkStart w:id="244" w:name="_Toc242165582"/>
       <w:r>
         <w:rPr>
           <w:i w:val="0"/>
@@ -19875,7 +19237,7 @@
           <w:sz w:val="20"/>
           <w:szCs w:val="20"/>
         </w:rPr>
-        <w:t>20</w:t>
+        <w:t>21</w:t>
       </w:r>
       <w:r>
         <w:rPr>
@@ -19919,7 +19281,7 @@
                     <pic:cNvPicPr/>
                   </pic:nvPicPr>
                   <pic:blipFill>
-                    <a:blip r:embed="rId34"/>
+                    <a:blip r:embed="rId35"/>
                     <a:stretch>
                       <a:fillRect/>
                     </a:stretch>
@@ -19987,7 +19349,7 @@
           <w:sz w:val="20"/>
         </w:rPr>
       </w:pPr>
-      <w:bookmarkStart w:id="245" w:name="_Toc241755105"/>
+      <w:bookmarkStart w:id="245" w:name="_Toc242165583"/>
       <w:r>
         <w:rPr>
           <w:sz w:val="20"/>
@@ -20017,7 +19379,7 @@
           <w:noProof/>
           <w:sz w:val="20"/>
         </w:rPr>
-        <w:t>21</w:t>
+        <w:t>22</w:t>
       </w:r>
       <w:r>
         <w:rPr>
@@ -20073,7 +19435,7 @@
                     <pic:cNvPicPr/>
                   </pic:nvPicPr>
                   <pic:blipFill>
-                    <a:blip r:embed="rId35"/>
+                    <a:blip r:embed="rId36"/>
                     <a:stretch>
                       <a:fillRect/>
                     </a:stretch>
@@ -20166,7 +19528,7 @@
           <w:szCs w:val="20"/>
         </w:rPr>
       </w:pPr>
-      <w:bookmarkStart w:id="246" w:name="_Toc241755106"/>
+      <w:bookmarkStart w:id="246" w:name="_Toc242165584"/>
       <w:r>
         <w:rPr>
           <w:i w:val="0"/>
@@ -20212,7 +19574,7 @@
           <w:sz w:val="20"/>
           <w:szCs w:val="20"/>
         </w:rPr>
-        <w:t>22</w:t>
+        <w:t>23</w:t>
       </w:r>
       <w:r>
         <w:rPr>
@@ -20256,7 +19618,7 @@
                     <pic:cNvPicPr/>
                   </pic:nvPicPr>
                   <pic:blipFill>
-                    <a:blip r:embed="rId36"/>
+                    <a:blip r:embed="rId37"/>
                     <a:stretch>
                       <a:fillRect/>
                     </a:stretch>
@@ -20317,7 +19679,7 @@
           <w:sz w:val="20"/>
         </w:rPr>
       </w:pPr>
-      <w:bookmarkStart w:id="247" w:name="_Toc241755107"/>
+      <w:bookmarkStart w:id="247" w:name="_Toc242165585"/>
       <w:r>
         <w:rPr>
           <w:sz w:val="20"/>
@@ -20347,7 +19709,7 @@
           <w:noProof/>
           <w:sz w:val="20"/>
         </w:rPr>
-        <w:t>23</w:t>
+        <w:t>24</w:t>
       </w:r>
       <w:r>
         <w:rPr>
@@ -20399,7 +19761,7 @@
                     <pic:cNvPicPr/>
                   </pic:nvPicPr>
                   <pic:blipFill>
-                    <a:blip r:embed="rId37">
+                    <a:blip r:embed="rId38">
                       <a:extLst>
                         <a:ext uri="{28A0092B-C50C-407E-A947-70E740481C1C}">
                           <a14:useLocalDpi xmlns:a14="http://schemas.microsoft.com/office/drawing/2010/main" val="0"/>
@@ -20481,7 +19843,7 @@
           <w:szCs w:val="20"/>
         </w:rPr>
       </w:pPr>
-      <w:bookmarkStart w:id="248" w:name="_Toc241755108"/>
+      <w:bookmarkStart w:id="248" w:name="_Toc242165586"/>
       <w:r>
         <w:rPr>
           <w:i w:val="0"/>
@@ -20527,7 +19889,7 @@
           <w:sz w:val="20"/>
           <w:szCs w:val="20"/>
         </w:rPr>
-        <w:t>24</w:t>
+        <w:t>25</w:t>
       </w:r>
       <w:r>
         <w:rPr>
@@ -20571,7 +19933,7 @@
                     <pic:cNvPicPr/>
                   </pic:nvPicPr>
                   <pic:blipFill>
-                    <a:blip r:embed="rId38"/>
+                    <a:blip r:embed="rId39"/>
                     <a:stretch>
                       <a:fillRect/>
                     </a:stretch>
@@ -20645,7 +20007,7 @@
         </w:rPr>
         <w:t xml:space="preserve"> </w:t>
       </w:r>
-      <w:bookmarkStart w:id="249" w:name="_Toc241755109"/>
+      <w:bookmarkStart w:id="249" w:name="_Toc242165587"/>
       <w:r>
         <w:rPr>
           <w:sz w:val="20"/>
@@ -20675,7 +20037,7 @@
           <w:noProof/>
           <w:sz w:val="20"/>
         </w:rPr>
-        <w:t>25</w:t>
+        <w:t>26</w:t>
       </w:r>
       <w:r>
         <w:rPr>
@@ -20731,7 +20093,7 @@
                     <pic:cNvPicPr/>
                   </pic:nvPicPr>
                   <pic:blipFill>
-                    <a:blip r:embed="rId39"/>
+                    <a:blip r:embed="rId40"/>
                     <a:stretch>
                       <a:fillRect/>
                     </a:stretch>
@@ -20823,7 +20185,7 @@
           <w:szCs w:val="20"/>
         </w:rPr>
       </w:pPr>
-      <w:bookmarkStart w:id="250" w:name="_Toc241755110"/>
+      <w:bookmarkStart w:id="250" w:name="_Toc242165588"/>
       <w:r>
         <w:rPr>
           <w:i w:val="0"/>
@@ -20869,7 +20231,7 @@
           <w:sz w:val="20"/>
           <w:szCs w:val="20"/>
         </w:rPr>
-        <w:t>26</w:t>
+        <w:t>27</w:t>
       </w:r>
       <w:r>
         <w:rPr>
@@ -20900,7 +20262,7 @@
           <w:noProof/>
         </w:rPr>
         <w:drawing>
-          <wp:inline distT="0" distB="0" distL="0" distR="0" wp14:anchorId="09E084F0" wp14:editId="51385865">
+          <wp:inline distT="0" distB="0" distL="0" distR="0" wp14:anchorId="09E084F0" wp14:editId="6EB76742">
             <wp:extent cx="1800000" cy="3258000"/>
             <wp:effectExtent l="0" t="0" r="0" b="0"/>
             <wp:docPr id="26" name="Imagem 26"/>
@@ -20915,7 +20277,7 @@
                     <pic:cNvPicPr/>
                   </pic:nvPicPr>
                   <pic:blipFill>
-                    <a:blip r:embed="rId40" cstate="print">
+                    <a:blip r:embed="rId41" cstate="print">
                       <a:extLst>
                         <a:ext uri="{28A0092B-C50C-407E-A947-70E740481C1C}">
                           <a14:useLocalDpi xmlns:a14="http://schemas.microsoft.com/office/drawing/2010/main" val="0"/>
@@ -20990,7 +20352,7 @@
         </w:rPr>
         <w:t xml:space="preserve">       </w:t>
       </w:r>
-      <w:bookmarkStart w:id="251" w:name="_Toc241755111"/>
+      <w:bookmarkStart w:id="251" w:name="_Toc242165589"/>
       <w:r>
         <w:rPr>
           <w:sz w:val="20"/>
@@ -21020,7 +20382,7 @@
           <w:noProof/>
           <w:sz w:val="20"/>
         </w:rPr>
-        <w:t>27</w:t>
+        <w:t>28</w:t>
       </w:r>
       <w:r>
         <w:rPr>
@@ -21076,7 +20438,7 @@
                     <pic:cNvPicPr/>
                   </pic:nvPicPr>
                   <pic:blipFill>
-                    <a:blip r:embed="rId41"/>
+                    <a:blip r:embed="rId42"/>
                     <a:stretch>
                       <a:fillRect/>
                     </a:stretch>
@@ -21169,7 +20531,7 @@
           <w:szCs w:val="20"/>
         </w:rPr>
       </w:pPr>
-      <w:bookmarkStart w:id="252" w:name="_Toc241755112"/>
+      <w:bookmarkStart w:id="252" w:name="_Toc242165590"/>
       <w:r>
         <w:rPr>
           <w:i w:val="0"/>
@@ -21215,7 +20577,7 @@
           <w:sz w:val="20"/>
           <w:szCs w:val="20"/>
         </w:rPr>
-        <w:t>28</w:t>
+        <w:t>29</w:t>
       </w:r>
       <w:r>
         <w:rPr>
@@ -21259,7 +20621,7 @@
                     <pic:cNvPicPr/>
                   </pic:nvPicPr>
                   <pic:blipFill>
-                    <a:blip r:embed="rId42"/>
+                    <a:blip r:embed="rId43"/>
                     <a:stretch>
                       <a:fillRect/>
                     </a:stretch>
@@ -21333,7 +20695,7 @@
         </w:rPr>
         <w:t xml:space="preserve">         </w:t>
       </w:r>
-      <w:bookmarkStart w:id="253" w:name="_Toc241755113"/>
+      <w:bookmarkStart w:id="253" w:name="_Toc242165591"/>
       <w:r>
         <w:rPr>
           <w:sz w:val="20"/>
@@ -21363,7 +20725,7 @@
           <w:noProof/>
           <w:sz w:val="20"/>
         </w:rPr>
-        <w:t>29</w:t>
+        <w:t>30</w:t>
       </w:r>
       <w:r>
         <w:rPr>
@@ -21400,7 +20762,7 @@
           <w:noProof/>
         </w:rPr>
         <w:drawing>
-          <wp:inline distT="0" distB="0" distL="0" distR="0" wp14:anchorId="36E644E9" wp14:editId="1A7D3A75">
+          <wp:inline distT="0" distB="0" distL="0" distR="0" wp14:anchorId="36E644E9" wp14:editId="4021E0BC">
             <wp:extent cx="1800000" cy="3600000"/>
             <wp:effectExtent l="0" t="0" r="0" b="635"/>
             <wp:docPr id="18" name="Imagem 18" descr="D:\aplicacaoo\movimentacao_diaria.PNG"/>
@@ -21417,7 +20779,7 @@
                     </pic:cNvPicPr>
                   </pic:nvPicPr>
                   <pic:blipFill>
-                    <a:blip r:embed="rId43" cstate="print">
+                    <a:blip r:embed="rId44" cstate="print">
                       <a:extLst>
                         <a:ext uri="{28A0092B-C50C-407E-A947-70E740481C1C}">
                           <a14:useLocalDpi xmlns:a14="http://schemas.microsoft.com/office/drawing/2010/main" val="0"/>
@@ -21491,7 +20853,7 @@
           <w:szCs w:val="20"/>
         </w:rPr>
       </w:pPr>
-      <w:bookmarkStart w:id="254" w:name="_Toc241755114"/>
+      <w:bookmarkStart w:id="254" w:name="_Toc242165592"/>
       <w:r>
         <w:rPr>
           <w:i w:val="0"/>
@@ -21537,7 +20899,7 @@
           <w:sz w:val="20"/>
           <w:szCs w:val="20"/>
         </w:rPr>
-        <w:t>30</w:t>
+        <w:t>31</w:t>
       </w:r>
       <w:r>
         <w:rPr>
@@ -21568,7 +20930,7 @@
           <w:noProof/>
         </w:rPr>
         <w:drawing>
-          <wp:inline distT="0" distB="0" distL="0" distR="0" wp14:anchorId="658ECCE3" wp14:editId="5B9266C3">
+          <wp:inline distT="0" distB="0" distL="0" distR="0" wp14:anchorId="658ECCE3" wp14:editId="4F5D0F54">
             <wp:extent cx="1800000" cy="3621600"/>
             <wp:effectExtent l="0" t="0" r="0" b="0"/>
             <wp:docPr id="19" name="Imagem 19" descr="D:\aplicacaoo\movimentacao_semanal.PNG"/>
@@ -21585,7 +20947,7 @@
                     </pic:cNvPicPr>
                   </pic:nvPicPr>
                   <pic:blipFill>
-                    <a:blip r:embed="rId44" cstate="print">
+                    <a:blip r:embed="rId45" cstate="print">
                       <a:extLst>
                         <a:ext uri="{28A0092B-C50C-407E-A947-70E740481C1C}">
                           <a14:useLocalDpi xmlns:a14="http://schemas.microsoft.com/office/drawing/2010/main" val="0"/>
@@ -21655,7 +21017,7 @@
           <w:szCs w:val="20"/>
         </w:rPr>
       </w:pPr>
-      <w:bookmarkStart w:id="255" w:name="_Toc241755115"/>
+      <w:bookmarkStart w:id="255" w:name="_Toc242165593"/>
       <w:r>
         <w:rPr>
           <w:i w:val="0"/>
@@ -21700,7 +21062,7 @@
           <w:sz w:val="20"/>
           <w:szCs w:val="20"/>
         </w:rPr>
-        <w:t>31</w:t>
+        <w:t>32</w:t>
       </w:r>
       <w:r>
         <w:rPr>
@@ -21731,7 +21093,7 @@
           <w:noProof/>
         </w:rPr>
         <w:drawing>
-          <wp:inline distT="0" distB="0" distL="0" distR="0" wp14:anchorId="4FBE9DA2" wp14:editId="231AF0BE">
+          <wp:inline distT="0" distB="0" distL="0" distR="0" wp14:anchorId="4FBE9DA2" wp14:editId="02ECBEB6">
             <wp:extent cx="1800000" cy="3636000"/>
             <wp:effectExtent l="0" t="0" r="0" b="3175"/>
             <wp:docPr id="20" name="Imagem 20" descr="D:\aplicacaoo\movimentacao_mensal.PNG"/>
@@ -21748,7 +21110,7 @@
                     </pic:cNvPicPr>
                   </pic:nvPicPr>
                   <pic:blipFill>
-                    <a:blip r:embed="rId45" cstate="print">
+                    <a:blip r:embed="rId46" cstate="print">
                       <a:extLst>
                         <a:ext uri="{28A0092B-C50C-407E-A947-70E740481C1C}">
                           <a14:useLocalDpi xmlns:a14="http://schemas.microsoft.com/office/drawing/2010/main" val="0"/>
@@ -21802,7 +21164,7 @@
           <w:szCs w:val="20"/>
         </w:rPr>
       </w:pPr>
-      <w:bookmarkStart w:id="256" w:name="_Toc241755116"/>
+      <w:bookmarkStart w:id="256" w:name="_Toc242165594"/>
       <w:r>
         <w:rPr>
           <w:i w:val="0"/>
@@ -21848,7 +21210,7 @@
           <w:sz w:val="20"/>
           <w:szCs w:val="20"/>
         </w:rPr>
-        <w:t>32</w:t>
+        <w:t>33</w:t>
       </w:r>
       <w:r>
         <w:rPr>
@@ -21879,7 +21241,7 @@
           <w:noProof/>
         </w:rPr>
         <w:drawing>
-          <wp:inline distT="0" distB="0" distL="0" distR="0" wp14:anchorId="76494233" wp14:editId="5BB3FDC2">
+          <wp:inline distT="0" distB="0" distL="0" distR="0" wp14:anchorId="76494233" wp14:editId="243AE841">
             <wp:extent cx="1800000" cy="3585600"/>
             <wp:effectExtent l="0" t="0" r="0" b="0"/>
             <wp:docPr id="21" name="Imagem 21" descr="D:\aplicacaoo\relatorio_diario.PNG"/>
@@ -21896,7 +21258,7 @@
                     </pic:cNvPicPr>
                   </pic:nvPicPr>
                   <pic:blipFill>
-                    <a:blip r:embed="rId46" cstate="print">
+                    <a:blip r:embed="rId47" cstate="print">
                       <a:extLst>
                         <a:ext uri="{28A0092B-C50C-407E-A947-70E740481C1C}">
                           <a14:useLocalDpi xmlns:a14="http://schemas.microsoft.com/office/drawing/2010/main" val="0"/>
@@ -21966,7 +21328,7 @@
           <w:szCs w:val="20"/>
         </w:rPr>
       </w:pPr>
-      <w:bookmarkStart w:id="257" w:name="_Toc241755117"/>
+      <w:bookmarkStart w:id="257" w:name="_Toc242165595"/>
       <w:r>
         <w:rPr>
           <w:i w:val="0"/>
@@ -22011,7 +21373,7 @@
           <w:sz w:val="20"/>
           <w:szCs w:val="20"/>
         </w:rPr>
-        <w:t>33</w:t>
+        <w:t>34</w:t>
       </w:r>
       <w:r>
         <w:rPr>
@@ -22042,7 +21404,7 @@
           <w:noProof/>
         </w:rPr>
         <w:drawing>
-          <wp:inline distT="0" distB="0" distL="0" distR="0" wp14:anchorId="33D22E08" wp14:editId="2B544A52">
+          <wp:inline distT="0" distB="0" distL="0" distR="0" wp14:anchorId="33D22E08" wp14:editId="06F29B42">
             <wp:extent cx="1800000" cy="3632400"/>
             <wp:effectExtent l="0" t="0" r="0" b="6350"/>
             <wp:docPr id="22" name="Imagem 22" descr="D:\aplicacaoo\relatorio_semanal.PNG"/>
@@ -22059,7 +21421,7 @@
                     </pic:cNvPicPr>
                   </pic:nvPicPr>
                   <pic:blipFill>
-                    <a:blip r:embed="rId47" cstate="print">
+                    <a:blip r:embed="rId48" cstate="print">
                       <a:extLst>
                         <a:ext uri="{28A0092B-C50C-407E-A947-70E740481C1C}">
                           <a14:useLocalDpi xmlns:a14="http://schemas.microsoft.com/office/drawing/2010/main" val="0"/>
@@ -22113,7 +21475,7 @@
           <w:szCs w:val="20"/>
         </w:rPr>
       </w:pPr>
-      <w:bookmarkStart w:id="258" w:name="_Toc241755118"/>
+      <w:bookmarkStart w:id="258" w:name="_Toc242165596"/>
       <w:r>
         <w:rPr>
           <w:i w:val="0"/>
@@ -22159,7 +21521,7 @@
           <w:sz w:val="20"/>
           <w:szCs w:val="20"/>
         </w:rPr>
-        <w:t>34</w:t>
+        <w:t>35</w:t>
       </w:r>
       <w:r>
         <w:rPr>
@@ -22190,7 +21552,7 @@
           <w:noProof/>
         </w:rPr>
         <w:drawing>
-          <wp:inline distT="0" distB="0" distL="0" distR="0" wp14:anchorId="30EB8360" wp14:editId="0A3B9874">
+          <wp:inline distT="0" distB="0" distL="0" distR="0" wp14:anchorId="30EB8360" wp14:editId="3BCEC89A">
             <wp:extent cx="1800000" cy="3621600"/>
             <wp:effectExtent l="0" t="0" r="0" b="0"/>
             <wp:docPr id="24" name="Imagem 24" descr="D:\aplicacaoo\relatorio_mensal.PNG"/>
@@ -22207,7 +21569,7 @@
                     </pic:cNvPicPr>
                   </pic:nvPicPr>
                   <pic:blipFill>
-                    <a:blip r:embed="rId48" cstate="print">
+                    <a:blip r:embed="rId49" cstate="print">
                       <a:extLst>
                         <a:ext uri="{28A0092B-C50C-407E-A947-70E740481C1C}">
                           <a14:useLocalDpi xmlns:a14="http://schemas.microsoft.com/office/drawing/2010/main" val="0"/>
@@ -22290,7 +21652,7 @@
         </w:rPr>
         <w:t xml:space="preserve">      </w:t>
       </w:r>
-      <w:bookmarkStart w:id="259" w:name="_Toc241755119"/>
+      <w:bookmarkStart w:id="259" w:name="_Toc242165597"/>
       <w:r>
         <w:rPr>
           <w:sz w:val="20"/>
@@ -22320,7 +21682,7 @@
           <w:noProof/>
           <w:sz w:val="20"/>
         </w:rPr>
-        <w:t>35</w:t>
+        <w:t>36</w:t>
       </w:r>
       <w:r>
         <w:rPr>
@@ -22357,7 +21719,7 @@
           <w:noProof/>
         </w:rPr>
         <w:drawing>
-          <wp:inline distT="0" distB="0" distL="0" distR="0" wp14:anchorId="7FE45B35" wp14:editId="4B0B43FA">
+          <wp:inline distT="0" distB="0" distL="0" distR="0" wp14:anchorId="7FE45B35" wp14:editId="2BA032EF">
             <wp:extent cx="1800000" cy="3578400"/>
             <wp:effectExtent l="0" t="0" r="0" b="3175"/>
             <wp:docPr id="23" name="Imagem 23" descr="D:\aplicacaoo\meu_perfil.PNG"/>
@@ -22374,7 +21736,7 @@
                     </pic:cNvPicPr>
                   </pic:nvPicPr>
                   <pic:blipFill>
-                    <a:blip r:embed="rId49" cstate="print">
+                    <a:blip r:embed="rId50" cstate="print">
                       <a:extLst>
                         <a:ext uri="{28A0092B-C50C-407E-A947-70E740481C1C}">
                           <a14:useLocalDpi xmlns:a14="http://schemas.microsoft.com/office/drawing/2010/main" val="0"/>
@@ -22421,7 +21783,7 @@
       <w:pPr>
         <w:pStyle w:val="Ttulo1"/>
       </w:pPr>
-      <w:bookmarkStart w:id="260" w:name="_Toc241755082"/>
+      <w:bookmarkStart w:id="260" w:name="_Toc242165686"/>
       <w:r>
         <w:lastRenderedPageBreak/>
         <w:t xml:space="preserve">Banco de </w:t>
@@ -22437,51 +21799,19 @@
           <w:rFonts w:eastAsia="Arial" w:cs="Arial"/>
           <w:szCs w:val="24"/>
         </w:rPr>
-        <w:t xml:space="preserve">Para o armazenamento e gerenciamento dos dados da aplicação, foi utilizado o </w:t>
-      </w:r>
-      <w:proofErr w:type="spellStart"/>
+        <w:t>Para o armazenamento e gerenciamento dos dados da aplicação, foi utilizado o MongoDB, um sistema de gerenciamento de banco de dados não relacional amplamente utilizado no mercado.</w:t>
+      </w:r>
+    </w:p>
+    <w:p>
+      <w:pPr>
+        <w:widowControl/>
+      </w:pPr>
       <w:r>
         <w:rPr>
           <w:rFonts w:eastAsia="Arial" w:cs="Arial"/>
           <w:szCs w:val="24"/>
         </w:rPr>
-        <w:t>MongoDB</w:t>
-      </w:r>
-      <w:proofErr w:type="spellEnd"/>
-      <w:r>
-        <w:rPr>
-          <w:rFonts w:eastAsia="Arial" w:cs="Arial"/>
-          <w:szCs w:val="24"/>
-        </w:rPr>
-        <w:t>, um sistema de gerenciamento de banco de dados não relacional amplamente utilizado no mercado.</w:t>
-      </w:r>
-    </w:p>
-    <w:p>
-      <w:pPr>
-        <w:widowControl/>
-      </w:pPr>
-      <w:r>
-        <w:rPr>
-          <w:rFonts w:eastAsia="Arial" w:cs="Arial"/>
-          <w:szCs w:val="24"/>
-        </w:rPr>
-        <w:t xml:space="preserve">O </w:t>
-      </w:r>
-      <w:proofErr w:type="spellStart"/>
-      <w:r>
-        <w:rPr>
-          <w:rFonts w:eastAsia="Arial" w:cs="Arial"/>
-          <w:szCs w:val="24"/>
-        </w:rPr>
-        <w:t>MongoDB</w:t>
-      </w:r>
-      <w:proofErr w:type="spellEnd"/>
-      <w:r>
-        <w:rPr>
-          <w:rFonts w:eastAsia="Arial" w:cs="Arial"/>
-          <w:szCs w:val="24"/>
-        </w:rPr>
-        <w:t xml:space="preserve"> oferece alta flexibilidade na modelagem dos dados, permitindo o armazenamento em formato de documentos (JSON/BSON), o que facilita a adaptação a diferentes estruturas e requisitos da aplicação. Além disso, apresenta bom desempenho, alta escalabilidade horizontal e suporte a grandes volumes de dados.</w:t>
+        <w:t>O MongoDB oferece alta flexibilidade na modelagem dos dados, permitindo o armazenamento em formato de documentos (JSON/BSON), o que facilita a adaptação a diferentes estruturas e requisitos da aplicação. Além disso, apresenta bom desempenho, alta escalabilidade horizontal e suporte a grandes volumes de dados.</w:t>
       </w:r>
     </w:p>
     <w:p/>
@@ -22490,7 +21820,7 @@
       <w:pPr>
         <w:pStyle w:val="Ttulo1"/>
       </w:pPr>
-      <w:bookmarkStart w:id="261" w:name="_Toc241755083"/>
+      <w:bookmarkStart w:id="261" w:name="_Toc242165687"/>
       <w:r>
         <w:t>Considerações Finais</w:t>
       </w:r>
@@ -22544,7 +21874,7 @@
           <w:lang w:val="pt-BR"/>
         </w:rPr>
       </w:pPr>
-      <w:bookmarkStart w:id="262" w:name="_Toc241755084"/>
+      <w:bookmarkStart w:id="262" w:name="_Toc242165688"/>
       <w:r>
         <w:rPr>
           <w:lang w:val="pt-BR"/>
@@ -22569,28 +21899,12 @@
           <w:b/>
           <w:bCs/>
         </w:rPr>
-        <w:t xml:space="preserve">Open </w:t>
-      </w:r>
-      <w:proofErr w:type="spellStart"/>
-      <w:r>
-        <w:rPr>
-          <w:b/>
-          <w:bCs/>
-        </w:rPr>
-        <w:t>Sans</w:t>
-      </w:r>
-      <w:proofErr w:type="spellEnd"/>
-      <w:r>
-        <w:rPr>
-          <w:b/>
-          <w:bCs/>
-        </w:rPr>
-        <w:t>.</w:t>
+        <w:t>Open Sans.</w:t>
       </w:r>
       <w:r>
         <w:t xml:space="preserve"> Disponível em: </w:t>
       </w:r>
-      <w:hyperlink r:id="rId50" w:history="1">
+      <w:hyperlink r:id="rId51" w:history="1">
         <w:r>
           <w:rPr>
             <w:rStyle w:val="Hyperlink"/>
@@ -22616,7 +21930,6 @@
         </w:rPr>
         <w:t xml:space="preserve">CANVA. </w:t>
       </w:r>
-      <w:proofErr w:type="spellStart"/>
       <w:r>
         <w:rPr>
           <w:rFonts w:eastAsia="Arial" w:cs="Arial"/>
@@ -22625,14 +21938,13 @@
         </w:rPr>
         <w:t>Canva</w:t>
       </w:r>
-      <w:proofErr w:type="spellEnd"/>
       <w:r>
         <w:rPr>
           <w:rFonts w:eastAsia="Arial" w:cs="Arial"/>
         </w:rPr>
         <w:t xml:space="preserve">. Disponível em: </w:t>
       </w:r>
-      <w:hyperlink r:id="rId51" w:history="1">
+      <w:hyperlink r:id="rId52" w:history="1">
         <w:r>
           <w:rPr>
             <w:rStyle w:val="Hyperlink"/>
@@ -22661,7 +21973,6 @@
         </w:rPr>
         <w:t xml:space="preserve">FIGMA. </w:t>
       </w:r>
-      <w:proofErr w:type="spellStart"/>
       <w:r>
         <w:rPr>
           <w:rFonts w:eastAsia="Arial" w:cs="Arial"/>
@@ -22670,14 +21981,13 @@
         </w:rPr>
         <w:t>Figma</w:t>
       </w:r>
-      <w:proofErr w:type="spellEnd"/>
       <w:r>
         <w:rPr>
           <w:rFonts w:eastAsia="Arial" w:cs="Arial"/>
         </w:rPr>
         <w:t xml:space="preserve">. Disponível em: </w:t>
       </w:r>
-      <w:hyperlink r:id="rId52" w:history="1">
+      <w:hyperlink r:id="rId53" w:history="1">
         <w:r>
           <w:rPr>
             <w:rStyle w:val="Hyperlink"/>
@@ -22709,7 +22019,6 @@
         </w:rPr>
         <w:t xml:space="preserve">LUCIDCHART. </w:t>
       </w:r>
-      <w:proofErr w:type="spellStart"/>
       <w:r>
         <w:rPr>
           <w:rFonts w:eastAsia="Arial" w:cs="Arial"/>
@@ -22718,14 +22027,13 @@
         </w:rPr>
         <w:t>LucidChart</w:t>
       </w:r>
-      <w:proofErr w:type="spellEnd"/>
       <w:r>
         <w:rPr>
           <w:rFonts w:eastAsia="Arial" w:cs="Arial"/>
         </w:rPr>
         <w:t xml:space="preserve">. Disponível em: </w:t>
       </w:r>
-      <w:hyperlink r:id="rId53" w:history="1">
+      <w:hyperlink r:id="rId54" w:history="1">
         <w:r>
           <w:rPr>
             <w:rStyle w:val="Hyperlink"/>
@@ -22765,7 +22073,7 @@
         </w:rPr>
         <w:t xml:space="preserve">. Disponível em: </w:t>
       </w:r>
-      <w:hyperlink r:id="rId54">
+      <w:hyperlink r:id="rId55">
         <w:r>
           <w:rPr>
             <w:rStyle w:val="Hyperlink"/>
@@ -22799,7 +22107,6 @@
         </w:rPr>
         <w:t xml:space="preserve">Inc. </w:t>
       </w:r>
-      <w:proofErr w:type="spellStart"/>
       <w:r>
         <w:rPr>
           <w:rFonts w:eastAsia="Arial" w:cs="Arial"/>
@@ -22808,14 +22115,13 @@
         </w:rPr>
         <w:t>MongoDB</w:t>
       </w:r>
-      <w:proofErr w:type="spellEnd"/>
       <w:r>
         <w:rPr>
           <w:rFonts w:eastAsia="Arial" w:cs="Arial"/>
         </w:rPr>
         <w:t xml:space="preserve">. Disponível em: </w:t>
       </w:r>
-      <w:hyperlink r:id="rId55">
+      <w:hyperlink r:id="rId56">
         <w:r>
           <w:rPr>
             <w:rStyle w:val="Hyperlink"/>
@@ -22859,7 +22165,7 @@
         </w:rPr>
         <w:t xml:space="preserve">. Disponível em: </w:t>
       </w:r>
-      <w:hyperlink r:id="rId56">
+      <w:hyperlink r:id="rId57">
         <w:r>
           <w:rPr>
             <w:rStyle w:val="Hyperlink"/>
@@ -22883,18 +22189,16 @@
       <w:r>
         <w:t xml:space="preserve">TRELLO. </w:t>
       </w:r>
-      <w:proofErr w:type="spellStart"/>
       <w:r>
         <w:rPr>
           <w:rStyle w:val="Forte"/>
         </w:rPr>
         <w:t>Trello</w:t>
       </w:r>
-      <w:proofErr w:type="spellEnd"/>
       <w:r>
         <w:t xml:space="preserve">. Disponível em: </w:t>
       </w:r>
-      <w:hyperlink r:id="rId57" w:history="1">
+      <w:hyperlink r:id="rId58" w:history="1">
         <w:r>
           <w:rPr>
             <w:rStyle w:val="Hyperlink"/>
@@ -22940,8 +22244,8 @@
     <w:p/>
     <w:p/>
     <w:sectPr>
-      <w:headerReference w:type="default" r:id="rId58"/>
-      <w:footerReference w:type="default" r:id="rId59"/>
+      <w:headerReference w:type="default" r:id="rId59"/>
+      <w:footerReference w:type="default" r:id="rId60"/>
       <w:pgSz w:w="11907" w:h="16840" w:code="9"/>
       <w:pgMar w:top="1701" w:right="1134" w:bottom="1134" w:left="1701" w:header="709" w:footer="709" w:gutter="0"/>
       <w:cols w:space="720"/>
@@ -22951,7 +22255,7 @@
 </file>
 
 <file path=word/endnotes.xml><?xml version="1.0" encoding="utf-8"?>
-<w:endnotes xmlns:wpc="http://schemas.microsoft.com/office/word/2010/wordprocessingCanvas" xmlns:cx="http://schemas.microsoft.com/office/drawing/2014/chartex" xmlns:cx1="http://schemas.microsoft.com/office/drawing/2015/9/8/chartex" xmlns:cx2="http://schemas.microsoft.com/office/drawing/2015/10/21/chartex" xmlns:cx3="http://schemas.microsoft.com/office/drawing/2016/5/9/chartex" xmlns:cx4="http://schemas.microsoft.com/office/drawing/2016/5/10/chartex" xmlns:cx5="http://schemas.microsoft.com/office/drawing/2016/5/11/chartex" xmlns:cx6="http://schemas.microsoft.com/office/drawing/2016/5/12/chartex" xmlns:cx7="http://schemas.microsoft.com/office/drawing/2016/5/13/chartex" xmlns:cx8="http://schemas.microsoft.com/office/drawing/2016/5/14/chartex" xmlns:mc="http://schemas.openxmlformats.org/markup-compatibility/2006" xmlns:aink="http://schemas.microsoft.com/office/drawing/2016/ink" xmlns:am3d="http://schemas.microsoft.com/office/drawing/2017/model3d" xmlns:o="urn:schemas-microsoft-com:office:office" xmlns:oel="http://schemas.microsoft.com/office/2019/extlst" xmlns:r="http://schemas.openxmlformats.org/officeDocument/2006/relationships" xmlns:m="http://schemas.openxmlformats.org/officeDocument/2006/math" xmlns:v="urn:schemas-microsoft-com:vml" xmlns:wp14="http://schemas.microsoft.com/office/word/2010/wordprocessingDrawing" xmlns:wp="http://schemas.openxmlformats.org/drawingml/2006/wordprocessingDrawing" xmlns:w10="urn:schemas-microsoft-com:office:word" xmlns:w="http://schemas.openxmlformats.org/wordprocessingml/2006/main" xmlns:w14="http://schemas.microsoft.com/office/word/2010/wordml" xmlns:w15="http://schemas.microsoft.com/office/word/2012/wordml" xmlns:w16cex="http://schemas.microsoft.com/office/word/2018/wordml/cex" xmlns:w16cid="http://schemas.microsoft.com/office/word/2016/wordml/cid" xmlns:w16="http://schemas.microsoft.com/office/word/2018/wordml" xmlns:w16du="http://schemas.microsoft.com/office/word/2023/wordml/word16du" xmlns:w16sdtdh="http://schemas.microsoft.com/office/word/2020/wordml/sdtdatahash" xmlns:w16sdtfl="http://schemas.microsoft.com/office/word/2024/wordml/sdtformatlock" xmlns:w16se="http://schemas.microsoft.com/office/word/2015/wordml/symex" xmlns:wpg="http://schemas.microsoft.com/office/word/2010/wordprocessingGroup" xmlns:wpi="http://schemas.microsoft.com/office/word/2010/wordprocessingInk" xmlns:wne="http://schemas.microsoft.com/office/word/2006/wordml" xmlns:wps="http://schemas.microsoft.com/office/word/2010/wordprocessingShape" mc:Ignorable="w14 w15 w16se w16cid w16 w16cex w16sdtdh w16sdtfl w16du wp14">
+<w:endnotes xmlns:wpc="http://schemas.microsoft.com/office/word/2010/wordprocessingCanvas" xmlns:cx="http://schemas.microsoft.com/office/drawing/2014/chartex" xmlns:cx1="http://schemas.microsoft.com/office/drawing/2015/9/8/chartex" xmlns:cx2="http://schemas.microsoft.com/office/drawing/2015/10/21/chartex" xmlns:cx3="http://schemas.microsoft.com/office/drawing/2016/5/9/chartex" xmlns:cx4="http://schemas.microsoft.com/office/drawing/2016/5/10/chartex" xmlns:cx5="http://schemas.microsoft.com/office/drawing/2016/5/11/chartex" xmlns:cx6="http://schemas.microsoft.com/office/drawing/2016/5/12/chartex" xmlns:cx7="http://schemas.microsoft.com/office/drawing/2016/5/13/chartex" xmlns:cx8="http://schemas.microsoft.com/office/drawing/2016/5/14/chartex" xmlns:mc="http://schemas.openxmlformats.org/markup-compatibility/2006" xmlns:aink="http://schemas.microsoft.com/office/drawing/2016/ink" xmlns:am3d="http://schemas.microsoft.com/office/drawing/2017/model3d" xmlns:o="urn:schemas-microsoft-com:office:office" xmlns:oel="http://schemas.microsoft.com/office/2019/extlst" xmlns:r="http://schemas.openxmlformats.org/officeDocument/2006/relationships" xmlns:m="http://schemas.openxmlformats.org/officeDocument/2006/math" xmlns:v="urn:schemas-microsoft-com:vml" xmlns:wp14="http://schemas.microsoft.com/office/word/2010/wordprocessingDrawing" xmlns:wp="http://schemas.openxmlformats.org/drawingml/2006/wordprocessingDrawing" xmlns:w10="urn:schemas-microsoft-com:office:word" xmlns:w="http://schemas.openxmlformats.org/wordprocessingml/2006/main" xmlns:w14="http://schemas.microsoft.com/office/word/2010/wordml" xmlns:w15="http://schemas.microsoft.com/office/word/2012/wordml" xmlns:w16cex="http://schemas.microsoft.com/office/word/2018/wordml/cex" xmlns:w16cid="http://schemas.microsoft.com/office/word/2016/wordml/cid" xmlns:w16="http://schemas.microsoft.com/office/word/2018/wordml" xmlns:w16sdtdh="http://schemas.microsoft.com/office/word/2020/wordml/sdtdatahash" xmlns:w16se="http://schemas.microsoft.com/office/word/2015/wordml/symex" xmlns:wpg="http://schemas.microsoft.com/office/word/2010/wordprocessingGroup" xmlns:wpi="http://schemas.microsoft.com/office/word/2010/wordprocessingInk" xmlns:wne="http://schemas.microsoft.com/office/word/2006/wordml" xmlns:wps="http://schemas.microsoft.com/office/word/2010/wordprocessingShape" mc:Ignorable="w14 w15 w16se w16cid w16 w16cex w16sdtdh wp14">
   <w:endnote w:type="separator" w:id="-1">
     <w:p>
       <w:r>
@@ -22977,7 +22281,7 @@
 </file>
 
 <file path=word/footer1.xml><?xml version="1.0" encoding="utf-8"?>
-<w:ftr xmlns:wpc="http://schemas.microsoft.com/office/word/2010/wordprocessingCanvas" xmlns:cx="http://schemas.microsoft.com/office/drawing/2014/chartex" xmlns:cx1="http://schemas.microsoft.com/office/drawing/2015/9/8/chartex" xmlns:cx2="http://schemas.microsoft.com/office/drawing/2015/10/21/chartex" xmlns:cx3="http://schemas.microsoft.com/office/drawing/2016/5/9/chartex" xmlns:cx4="http://schemas.microsoft.com/office/drawing/2016/5/10/chartex" xmlns:cx5="http://schemas.microsoft.com/office/drawing/2016/5/11/chartex" xmlns:cx6="http://schemas.microsoft.com/office/drawing/2016/5/12/chartex" xmlns:cx7="http://schemas.microsoft.com/office/drawing/2016/5/13/chartex" xmlns:cx8="http://schemas.microsoft.com/office/drawing/2016/5/14/chartex" xmlns:mc="http://schemas.openxmlformats.org/markup-compatibility/2006" xmlns:aink="http://schemas.microsoft.com/office/drawing/2016/ink" xmlns:am3d="http://schemas.microsoft.com/office/drawing/2017/model3d" xmlns:o="urn:schemas-microsoft-com:office:office" xmlns:oel="http://schemas.microsoft.com/office/2019/extlst" xmlns:r="http://schemas.openxmlformats.org/officeDocument/2006/relationships" xmlns:m="http://schemas.openxmlformats.org/officeDocument/2006/math" xmlns:v="urn:schemas-microsoft-com:vml" xmlns:wp14="http://schemas.microsoft.com/office/word/2010/wordprocessingDrawing" xmlns:wp="http://schemas.openxmlformats.org/drawingml/2006/wordprocessingDrawing" xmlns:w10="urn:schemas-microsoft-com:office:word" xmlns:w="http://schemas.openxmlformats.org/wordprocessingml/2006/main" xmlns:w14="http://schemas.microsoft.com/office/word/2010/wordml" xmlns:w15="http://schemas.microsoft.com/office/word/2012/wordml" xmlns:w16cex="http://schemas.microsoft.com/office/word/2018/wordml/cex" xmlns:w16cid="http://schemas.microsoft.com/office/word/2016/wordml/cid" xmlns:w16="http://schemas.microsoft.com/office/word/2018/wordml" xmlns:w16du="http://schemas.microsoft.com/office/word/2023/wordml/word16du" xmlns:w16sdtdh="http://schemas.microsoft.com/office/word/2020/wordml/sdtdatahash" xmlns:w16sdtfl="http://schemas.microsoft.com/office/word/2024/wordml/sdtformatlock" xmlns:w16se="http://schemas.microsoft.com/office/word/2015/wordml/symex" xmlns:wpg="http://schemas.microsoft.com/office/word/2010/wordprocessingGroup" xmlns:wpi="http://schemas.microsoft.com/office/word/2010/wordprocessingInk" xmlns:wne="http://schemas.microsoft.com/office/word/2006/wordml" xmlns:wps="http://schemas.microsoft.com/office/word/2010/wordprocessingShape" mc:Ignorable="w14 w15 w16se w16cid w16 w16cex w16sdtdh w16sdtfl w16du wp14">
+<w:ftr xmlns:wpc="http://schemas.microsoft.com/office/word/2010/wordprocessingCanvas" xmlns:cx="http://schemas.microsoft.com/office/drawing/2014/chartex" xmlns:cx1="http://schemas.microsoft.com/office/drawing/2015/9/8/chartex" xmlns:cx2="http://schemas.microsoft.com/office/drawing/2015/10/21/chartex" xmlns:cx3="http://schemas.microsoft.com/office/drawing/2016/5/9/chartex" xmlns:cx4="http://schemas.microsoft.com/office/drawing/2016/5/10/chartex" xmlns:cx5="http://schemas.microsoft.com/office/drawing/2016/5/11/chartex" xmlns:cx6="http://schemas.microsoft.com/office/drawing/2016/5/12/chartex" xmlns:cx7="http://schemas.microsoft.com/office/drawing/2016/5/13/chartex" xmlns:cx8="http://schemas.microsoft.com/office/drawing/2016/5/14/chartex" xmlns:mc="http://schemas.openxmlformats.org/markup-compatibility/2006" xmlns:aink="http://schemas.microsoft.com/office/drawing/2016/ink" xmlns:am3d="http://schemas.microsoft.com/office/drawing/2017/model3d" xmlns:o="urn:schemas-microsoft-com:office:office" xmlns:oel="http://schemas.microsoft.com/office/2019/extlst" xmlns:r="http://schemas.openxmlformats.org/officeDocument/2006/relationships" xmlns:m="http://schemas.openxmlformats.org/officeDocument/2006/math" xmlns:v="urn:schemas-microsoft-com:vml" xmlns:wp14="http://schemas.microsoft.com/office/word/2010/wordprocessingDrawing" xmlns:wp="http://schemas.openxmlformats.org/drawingml/2006/wordprocessingDrawing" xmlns:w10="urn:schemas-microsoft-com:office:word" xmlns:w="http://schemas.openxmlformats.org/wordprocessingml/2006/main" xmlns:w14="http://schemas.microsoft.com/office/word/2010/wordml" xmlns:w15="http://schemas.microsoft.com/office/word/2012/wordml" xmlns:w16cex="http://schemas.microsoft.com/office/word/2018/wordml/cex" xmlns:w16cid="http://schemas.microsoft.com/office/word/2016/wordml/cid" xmlns:w16="http://schemas.microsoft.com/office/word/2018/wordml" xmlns:w16sdtdh="http://schemas.microsoft.com/office/word/2020/wordml/sdtdatahash" xmlns:w16se="http://schemas.microsoft.com/office/word/2015/wordml/symex" xmlns:wpg="http://schemas.microsoft.com/office/word/2010/wordprocessingGroup" xmlns:wpi="http://schemas.microsoft.com/office/word/2010/wordprocessingInk" xmlns:wne="http://schemas.microsoft.com/office/word/2006/wordml" xmlns:wps="http://schemas.microsoft.com/office/word/2010/wordprocessingShape" mc:Ignorable="w14 w15 w16se w16cid w16 w16cex w16sdtdh wp14">
   <w:tbl>
     <w:tblPr>
       <w:tblW w:w="0" w:type="auto"/>
@@ -23039,7 +22343,7 @@
 </file>
 
 <file path=word/footer2.xml><?xml version="1.0" encoding="utf-8"?>
-<w:ftr xmlns:wpc="http://schemas.microsoft.com/office/word/2010/wordprocessingCanvas" xmlns:cx="http://schemas.microsoft.com/office/drawing/2014/chartex" xmlns:cx1="http://schemas.microsoft.com/office/drawing/2015/9/8/chartex" xmlns:cx2="http://schemas.microsoft.com/office/drawing/2015/10/21/chartex" xmlns:cx3="http://schemas.microsoft.com/office/drawing/2016/5/9/chartex" xmlns:cx4="http://schemas.microsoft.com/office/drawing/2016/5/10/chartex" xmlns:cx5="http://schemas.microsoft.com/office/drawing/2016/5/11/chartex" xmlns:cx6="http://schemas.microsoft.com/office/drawing/2016/5/12/chartex" xmlns:cx7="http://schemas.microsoft.com/office/drawing/2016/5/13/chartex" xmlns:cx8="http://schemas.microsoft.com/office/drawing/2016/5/14/chartex" xmlns:mc="http://schemas.openxmlformats.org/markup-compatibility/2006" xmlns:aink="http://schemas.microsoft.com/office/drawing/2016/ink" xmlns:am3d="http://schemas.microsoft.com/office/drawing/2017/model3d" xmlns:o="urn:schemas-microsoft-com:office:office" xmlns:oel="http://schemas.microsoft.com/office/2019/extlst" xmlns:r="http://schemas.openxmlformats.org/officeDocument/2006/relationships" xmlns:m="http://schemas.openxmlformats.org/officeDocument/2006/math" xmlns:v="urn:schemas-microsoft-com:vml" xmlns:wp14="http://schemas.microsoft.com/office/word/2010/wordprocessingDrawing" xmlns:wp="http://schemas.openxmlformats.org/drawingml/2006/wordprocessingDrawing" xmlns:w10="urn:schemas-microsoft-com:office:word" xmlns:w="http://schemas.openxmlformats.org/wordprocessingml/2006/main" xmlns:w14="http://schemas.microsoft.com/office/word/2010/wordml" xmlns:w15="http://schemas.microsoft.com/office/word/2012/wordml" xmlns:w16cex="http://schemas.microsoft.com/office/word/2018/wordml/cex" xmlns:w16cid="http://schemas.microsoft.com/office/word/2016/wordml/cid" xmlns:w16="http://schemas.microsoft.com/office/word/2018/wordml" xmlns:w16du="http://schemas.microsoft.com/office/word/2023/wordml/word16du" xmlns:w16sdtdh="http://schemas.microsoft.com/office/word/2020/wordml/sdtdatahash" xmlns:w16sdtfl="http://schemas.microsoft.com/office/word/2024/wordml/sdtformatlock" xmlns:w16se="http://schemas.microsoft.com/office/word/2015/wordml/symex" xmlns:wpg="http://schemas.microsoft.com/office/word/2010/wordprocessingGroup" xmlns:wpi="http://schemas.microsoft.com/office/word/2010/wordprocessingInk" xmlns:wne="http://schemas.microsoft.com/office/word/2006/wordml" xmlns:wps="http://schemas.microsoft.com/office/word/2010/wordprocessingShape" mc:Ignorable="w14 w15 w16se w16cid w16 w16cex w16sdtdh w16sdtfl w16du wp14">
+<w:ftr xmlns:wpc="http://schemas.microsoft.com/office/word/2010/wordprocessingCanvas" xmlns:cx="http://schemas.microsoft.com/office/drawing/2014/chartex" xmlns:cx1="http://schemas.microsoft.com/office/drawing/2015/9/8/chartex" xmlns:cx2="http://schemas.microsoft.com/office/drawing/2015/10/21/chartex" xmlns:cx3="http://schemas.microsoft.com/office/drawing/2016/5/9/chartex" xmlns:cx4="http://schemas.microsoft.com/office/drawing/2016/5/10/chartex" xmlns:cx5="http://schemas.microsoft.com/office/drawing/2016/5/11/chartex" xmlns:cx6="http://schemas.microsoft.com/office/drawing/2016/5/12/chartex" xmlns:cx7="http://schemas.microsoft.com/office/drawing/2016/5/13/chartex" xmlns:cx8="http://schemas.microsoft.com/office/drawing/2016/5/14/chartex" xmlns:mc="http://schemas.openxmlformats.org/markup-compatibility/2006" xmlns:aink="http://schemas.microsoft.com/office/drawing/2016/ink" xmlns:am3d="http://schemas.microsoft.com/office/drawing/2017/model3d" xmlns:o="urn:schemas-microsoft-com:office:office" xmlns:oel="http://schemas.microsoft.com/office/2019/extlst" xmlns:r="http://schemas.openxmlformats.org/officeDocument/2006/relationships" xmlns:m="http://schemas.openxmlformats.org/officeDocument/2006/math" xmlns:v="urn:schemas-microsoft-com:vml" xmlns:wp14="http://schemas.microsoft.com/office/word/2010/wordprocessingDrawing" xmlns:wp="http://schemas.openxmlformats.org/drawingml/2006/wordprocessingDrawing" xmlns:w10="urn:schemas-microsoft-com:office:word" xmlns:w="http://schemas.openxmlformats.org/wordprocessingml/2006/main" xmlns:w14="http://schemas.microsoft.com/office/word/2010/wordml" xmlns:w15="http://schemas.microsoft.com/office/word/2012/wordml" xmlns:w16cex="http://schemas.microsoft.com/office/word/2018/wordml/cex" xmlns:w16cid="http://schemas.microsoft.com/office/word/2016/wordml/cid" xmlns:w16="http://schemas.microsoft.com/office/word/2018/wordml" xmlns:w16sdtdh="http://schemas.microsoft.com/office/word/2020/wordml/sdtdatahash" xmlns:w16se="http://schemas.microsoft.com/office/word/2015/wordml/symex" xmlns:wpg="http://schemas.microsoft.com/office/word/2010/wordprocessingGroup" xmlns:wpi="http://schemas.microsoft.com/office/word/2010/wordprocessingInk" xmlns:wne="http://schemas.microsoft.com/office/word/2006/wordml" xmlns:wps="http://schemas.microsoft.com/office/word/2010/wordprocessingShape" mc:Ignorable="w14 w15 w16se w16cid w16 w16cex w16sdtdh wp14">
   <w:tbl>
     <w:tblPr>
       <w:tblW w:w="0" w:type="auto"/>
@@ -23101,7 +22405,7 @@
 </file>
 
 <file path=word/footnotes.xml><?xml version="1.0" encoding="utf-8"?>
-<w:footnotes xmlns:wpc="http://schemas.microsoft.com/office/word/2010/wordprocessingCanvas" xmlns:cx="http://schemas.microsoft.com/office/drawing/2014/chartex" xmlns:cx1="http://schemas.microsoft.com/office/drawing/2015/9/8/chartex" xmlns:cx2="http://schemas.microsoft.com/office/drawing/2015/10/21/chartex" xmlns:cx3="http://schemas.microsoft.com/office/drawing/2016/5/9/chartex" xmlns:cx4="http://schemas.microsoft.com/office/drawing/2016/5/10/chartex" xmlns:cx5="http://schemas.microsoft.com/office/drawing/2016/5/11/chartex" xmlns:cx6="http://schemas.microsoft.com/office/drawing/2016/5/12/chartex" xmlns:cx7="http://schemas.microsoft.com/office/drawing/2016/5/13/chartex" xmlns:cx8="http://schemas.microsoft.com/office/drawing/2016/5/14/chartex" xmlns:mc="http://schemas.openxmlformats.org/markup-compatibility/2006" xmlns:aink="http://schemas.microsoft.com/office/drawing/2016/ink" xmlns:am3d="http://schemas.microsoft.com/office/drawing/2017/model3d" xmlns:o="urn:schemas-microsoft-com:office:office" xmlns:oel="http://schemas.microsoft.com/office/2019/extlst" xmlns:r="http://schemas.openxmlformats.org/officeDocument/2006/relationships" xmlns:m="http://schemas.openxmlformats.org/officeDocument/2006/math" xmlns:v="urn:schemas-microsoft-com:vml" xmlns:wp14="http://schemas.microsoft.com/office/word/2010/wordprocessingDrawing" xmlns:wp="http://schemas.openxmlformats.org/drawingml/2006/wordprocessingDrawing" xmlns:w10="urn:schemas-microsoft-com:office:word" xmlns:w="http://schemas.openxmlformats.org/wordprocessingml/2006/main" xmlns:w14="http://schemas.microsoft.com/office/word/2010/wordml" xmlns:w15="http://schemas.microsoft.com/office/word/2012/wordml" xmlns:w16cex="http://schemas.microsoft.com/office/word/2018/wordml/cex" xmlns:w16cid="http://schemas.microsoft.com/office/word/2016/wordml/cid" xmlns:w16="http://schemas.microsoft.com/office/word/2018/wordml" xmlns:w16du="http://schemas.microsoft.com/office/word/2023/wordml/word16du" xmlns:w16sdtdh="http://schemas.microsoft.com/office/word/2020/wordml/sdtdatahash" xmlns:w16sdtfl="http://schemas.microsoft.com/office/word/2024/wordml/sdtformatlock" xmlns:w16se="http://schemas.microsoft.com/office/word/2015/wordml/symex" xmlns:wpg="http://schemas.microsoft.com/office/word/2010/wordprocessingGroup" xmlns:wpi="http://schemas.microsoft.com/office/word/2010/wordprocessingInk" xmlns:wne="http://schemas.microsoft.com/office/word/2006/wordml" xmlns:wps="http://schemas.microsoft.com/office/word/2010/wordprocessingShape" mc:Ignorable="w14 w15 w16se w16cid w16 w16cex w16sdtdh w16sdtfl w16du wp14">
+<w:footnotes xmlns:wpc="http://schemas.microsoft.com/office/word/2010/wordprocessingCanvas" xmlns:cx="http://schemas.microsoft.com/office/drawing/2014/chartex" xmlns:cx1="http://schemas.microsoft.com/office/drawing/2015/9/8/chartex" xmlns:cx2="http://schemas.microsoft.com/office/drawing/2015/10/21/chartex" xmlns:cx3="http://schemas.microsoft.com/office/drawing/2016/5/9/chartex" xmlns:cx4="http://schemas.microsoft.com/office/drawing/2016/5/10/chartex" xmlns:cx5="http://schemas.microsoft.com/office/drawing/2016/5/11/chartex" xmlns:cx6="http://schemas.microsoft.com/office/drawing/2016/5/12/chartex" xmlns:cx7="http://schemas.microsoft.com/office/drawing/2016/5/13/chartex" xmlns:cx8="http://schemas.microsoft.com/office/drawing/2016/5/14/chartex" xmlns:mc="http://schemas.openxmlformats.org/markup-compatibility/2006" xmlns:aink="http://schemas.microsoft.com/office/drawing/2016/ink" xmlns:am3d="http://schemas.microsoft.com/office/drawing/2017/model3d" xmlns:o="urn:schemas-microsoft-com:office:office" xmlns:oel="http://schemas.microsoft.com/office/2019/extlst" xmlns:r="http://schemas.openxmlformats.org/officeDocument/2006/relationships" xmlns:m="http://schemas.openxmlformats.org/officeDocument/2006/math" xmlns:v="urn:schemas-microsoft-com:vml" xmlns:wp14="http://schemas.microsoft.com/office/word/2010/wordprocessingDrawing" xmlns:wp="http://schemas.openxmlformats.org/drawingml/2006/wordprocessingDrawing" xmlns:w10="urn:schemas-microsoft-com:office:word" xmlns:w="http://schemas.openxmlformats.org/wordprocessingml/2006/main" xmlns:w14="http://schemas.microsoft.com/office/word/2010/wordml" xmlns:w15="http://schemas.microsoft.com/office/word/2012/wordml" xmlns:w16cex="http://schemas.microsoft.com/office/word/2018/wordml/cex" xmlns:w16cid="http://schemas.microsoft.com/office/word/2016/wordml/cid" xmlns:w16="http://schemas.microsoft.com/office/word/2018/wordml" xmlns:w16sdtdh="http://schemas.microsoft.com/office/word/2020/wordml/sdtdatahash" xmlns:w16se="http://schemas.microsoft.com/office/word/2015/wordml/symex" xmlns:wpg="http://schemas.microsoft.com/office/word/2010/wordprocessingGroup" xmlns:wpi="http://schemas.microsoft.com/office/word/2010/wordprocessingInk" xmlns:wne="http://schemas.microsoft.com/office/word/2006/wordml" xmlns:wps="http://schemas.microsoft.com/office/word/2010/wordprocessingShape" mc:Ignorable="w14 w15 w16se w16cid w16 w16cex w16sdtdh wp14">
   <w:footnote w:type="separator" w:id="-1">
     <w:p>
       <w:r>
@@ -23127,7 +22431,7 @@
 </file>
 
 <file path=word/header1.xml><?xml version="1.0" encoding="utf-8"?>
-<w:hdr xmlns:wpc="http://schemas.microsoft.com/office/word/2010/wordprocessingCanvas" xmlns:cx="http://schemas.microsoft.com/office/drawing/2014/chartex" xmlns:cx1="http://schemas.microsoft.com/office/drawing/2015/9/8/chartex" xmlns:cx2="http://schemas.microsoft.com/office/drawing/2015/10/21/chartex" xmlns:cx3="http://schemas.microsoft.com/office/drawing/2016/5/9/chartex" xmlns:cx4="http://schemas.microsoft.com/office/drawing/2016/5/10/chartex" xmlns:cx5="http://schemas.microsoft.com/office/drawing/2016/5/11/chartex" xmlns:cx6="http://schemas.microsoft.com/office/drawing/2016/5/12/chartex" xmlns:cx7="http://schemas.microsoft.com/office/drawing/2016/5/13/chartex" xmlns:cx8="http://schemas.microsoft.com/office/drawing/2016/5/14/chartex" xmlns:mc="http://schemas.openxmlformats.org/markup-compatibility/2006" xmlns:aink="http://schemas.microsoft.com/office/drawing/2016/ink" xmlns:am3d="http://schemas.microsoft.com/office/drawing/2017/model3d" xmlns:o="urn:schemas-microsoft-com:office:office" xmlns:oel="http://schemas.microsoft.com/office/2019/extlst" xmlns:r="http://schemas.openxmlformats.org/officeDocument/2006/relationships" xmlns:m="http://schemas.openxmlformats.org/officeDocument/2006/math" xmlns:v="urn:schemas-microsoft-com:vml" xmlns:wp14="http://schemas.microsoft.com/office/word/2010/wordprocessingDrawing" xmlns:wp="http://schemas.openxmlformats.org/drawingml/2006/wordprocessingDrawing" xmlns:w10="urn:schemas-microsoft-com:office:word" xmlns:w="http://schemas.openxmlformats.org/wordprocessingml/2006/main" xmlns:w14="http://schemas.microsoft.com/office/word/2010/wordml" xmlns:w15="http://schemas.microsoft.com/office/word/2012/wordml" xmlns:w16cex="http://schemas.microsoft.com/office/word/2018/wordml/cex" xmlns:w16cid="http://schemas.microsoft.com/office/word/2016/wordml/cid" xmlns:w16="http://schemas.microsoft.com/office/word/2018/wordml" xmlns:w16du="http://schemas.microsoft.com/office/word/2023/wordml/word16du" xmlns:w16sdtdh="http://schemas.microsoft.com/office/word/2020/wordml/sdtdatahash" xmlns:w16sdtfl="http://schemas.microsoft.com/office/word/2024/wordml/sdtformatlock" xmlns:w16se="http://schemas.microsoft.com/office/word/2015/wordml/symex" xmlns:wpg="http://schemas.microsoft.com/office/word/2010/wordprocessingGroup" xmlns:wpi="http://schemas.microsoft.com/office/word/2010/wordprocessingInk" xmlns:wne="http://schemas.microsoft.com/office/word/2006/wordml" xmlns:wps="http://schemas.microsoft.com/office/word/2010/wordprocessingShape" mc:Ignorable="w14 w15 w16se w16cid w16 w16cex w16sdtdh w16sdtfl w16du wp14">
+<w:hdr xmlns:wpc="http://schemas.microsoft.com/office/word/2010/wordprocessingCanvas" xmlns:cx="http://schemas.microsoft.com/office/drawing/2014/chartex" xmlns:cx1="http://schemas.microsoft.com/office/drawing/2015/9/8/chartex" xmlns:cx2="http://schemas.microsoft.com/office/drawing/2015/10/21/chartex" xmlns:cx3="http://schemas.microsoft.com/office/drawing/2016/5/9/chartex" xmlns:cx4="http://schemas.microsoft.com/office/drawing/2016/5/10/chartex" xmlns:cx5="http://schemas.microsoft.com/office/drawing/2016/5/11/chartex" xmlns:cx6="http://schemas.microsoft.com/office/drawing/2016/5/12/chartex" xmlns:cx7="http://schemas.microsoft.com/office/drawing/2016/5/13/chartex" xmlns:cx8="http://schemas.microsoft.com/office/drawing/2016/5/14/chartex" xmlns:mc="http://schemas.openxmlformats.org/markup-compatibility/2006" xmlns:aink="http://schemas.microsoft.com/office/drawing/2016/ink" xmlns:am3d="http://schemas.microsoft.com/office/drawing/2017/model3d" xmlns:o="urn:schemas-microsoft-com:office:office" xmlns:oel="http://schemas.microsoft.com/office/2019/extlst" xmlns:r="http://schemas.openxmlformats.org/officeDocument/2006/relationships" xmlns:m="http://schemas.openxmlformats.org/officeDocument/2006/math" xmlns:v="urn:schemas-microsoft-com:vml" xmlns:wp14="http://schemas.microsoft.com/office/word/2010/wordprocessingDrawing" xmlns:wp="http://schemas.openxmlformats.org/drawingml/2006/wordprocessingDrawing" xmlns:w10="urn:schemas-microsoft-com:office:word" xmlns:w="http://schemas.openxmlformats.org/wordprocessingml/2006/main" xmlns:w14="http://schemas.microsoft.com/office/word/2010/wordml" xmlns:w15="http://schemas.microsoft.com/office/word/2012/wordml" xmlns:w16cex="http://schemas.microsoft.com/office/word/2018/wordml/cex" xmlns:w16cid="http://schemas.microsoft.com/office/word/2016/wordml/cid" xmlns:w16="http://schemas.microsoft.com/office/word/2018/wordml" xmlns:w16sdtdh="http://schemas.microsoft.com/office/word/2020/wordml/sdtdatahash" xmlns:w16se="http://schemas.microsoft.com/office/word/2015/wordml/symex" xmlns:wpg="http://schemas.microsoft.com/office/word/2010/wordprocessingGroup" xmlns:wpi="http://schemas.microsoft.com/office/word/2010/wordprocessingInk" xmlns:wne="http://schemas.microsoft.com/office/word/2006/wordml" xmlns:wps="http://schemas.microsoft.com/office/word/2010/wordprocessingShape" mc:Ignorable="w14 w15 w16se w16cid w16 w16cex w16sdtdh wp14">
   <w:p>
     <w:pPr>
       <w:pStyle w:val="Cabealho"/>
@@ -23143,7 +22447,7 @@
 </file>
 
 <file path=word/header2.xml><?xml version="1.0" encoding="utf-8"?>
-<w:hdr xmlns:wpc="http://schemas.microsoft.com/office/word/2010/wordprocessingCanvas" xmlns:cx="http://schemas.microsoft.com/office/drawing/2014/chartex" xmlns:cx1="http://schemas.microsoft.com/office/drawing/2015/9/8/chartex" xmlns:cx2="http://schemas.microsoft.com/office/drawing/2015/10/21/chartex" xmlns:cx3="http://schemas.microsoft.com/office/drawing/2016/5/9/chartex" xmlns:cx4="http://schemas.microsoft.com/office/drawing/2016/5/10/chartex" xmlns:cx5="http://schemas.microsoft.com/office/drawing/2016/5/11/chartex" xmlns:cx6="http://schemas.microsoft.com/office/drawing/2016/5/12/chartex" xmlns:cx7="http://schemas.microsoft.com/office/drawing/2016/5/13/chartex" xmlns:cx8="http://schemas.microsoft.com/office/drawing/2016/5/14/chartex" xmlns:mc="http://schemas.openxmlformats.org/markup-compatibility/2006" xmlns:aink="http://schemas.microsoft.com/office/drawing/2016/ink" xmlns:am3d="http://schemas.microsoft.com/office/drawing/2017/model3d" xmlns:o="urn:schemas-microsoft-com:office:office" xmlns:oel="http://schemas.microsoft.com/office/2019/extlst" xmlns:r="http://schemas.openxmlformats.org/officeDocument/2006/relationships" xmlns:m="http://schemas.openxmlformats.org/officeDocument/2006/math" xmlns:v="urn:schemas-microsoft-com:vml" xmlns:wp14="http://schemas.microsoft.com/office/word/2010/wordprocessingDrawing" xmlns:wp="http://schemas.openxmlformats.org/drawingml/2006/wordprocessingDrawing" xmlns:w10="urn:schemas-microsoft-com:office:word" xmlns:w="http://schemas.openxmlformats.org/wordprocessingml/2006/main" xmlns:w14="http://schemas.microsoft.com/office/word/2010/wordml" xmlns:w15="http://schemas.microsoft.com/office/word/2012/wordml" xmlns:w16cex="http://schemas.microsoft.com/office/word/2018/wordml/cex" xmlns:w16cid="http://schemas.microsoft.com/office/word/2016/wordml/cid" xmlns:w16="http://schemas.microsoft.com/office/word/2018/wordml" xmlns:w16du="http://schemas.microsoft.com/office/word/2023/wordml/word16du" xmlns:w16sdtdh="http://schemas.microsoft.com/office/word/2020/wordml/sdtdatahash" xmlns:w16sdtfl="http://schemas.microsoft.com/office/word/2024/wordml/sdtformatlock" xmlns:w16se="http://schemas.microsoft.com/office/word/2015/wordml/symex" xmlns:wpg="http://schemas.microsoft.com/office/word/2010/wordprocessingGroup" xmlns:wpi="http://schemas.microsoft.com/office/word/2010/wordprocessingInk" xmlns:wne="http://schemas.microsoft.com/office/word/2006/wordml" xmlns:wps="http://schemas.microsoft.com/office/word/2010/wordprocessingShape" mc:Ignorable="w14 w15 w16se w16cid w16 w16cex w16sdtdh w16sdtfl w16du wp14">
+<w:hdr xmlns:wpc="http://schemas.microsoft.com/office/word/2010/wordprocessingCanvas" xmlns:cx="http://schemas.microsoft.com/office/drawing/2014/chartex" xmlns:cx1="http://schemas.microsoft.com/office/drawing/2015/9/8/chartex" xmlns:cx2="http://schemas.microsoft.com/office/drawing/2015/10/21/chartex" xmlns:cx3="http://schemas.microsoft.com/office/drawing/2016/5/9/chartex" xmlns:cx4="http://schemas.microsoft.com/office/drawing/2016/5/10/chartex" xmlns:cx5="http://schemas.microsoft.com/office/drawing/2016/5/11/chartex" xmlns:cx6="http://schemas.microsoft.com/office/drawing/2016/5/12/chartex" xmlns:cx7="http://schemas.microsoft.com/office/drawing/2016/5/13/chartex" xmlns:cx8="http://schemas.microsoft.com/office/drawing/2016/5/14/chartex" xmlns:mc="http://schemas.openxmlformats.org/markup-compatibility/2006" xmlns:aink="http://schemas.microsoft.com/office/drawing/2016/ink" xmlns:am3d="http://schemas.microsoft.com/office/drawing/2017/model3d" xmlns:o="urn:schemas-microsoft-com:office:office" xmlns:oel="http://schemas.microsoft.com/office/2019/extlst" xmlns:r="http://schemas.openxmlformats.org/officeDocument/2006/relationships" xmlns:m="http://schemas.openxmlformats.org/officeDocument/2006/math" xmlns:v="urn:schemas-microsoft-com:vml" xmlns:wp14="http://schemas.microsoft.com/office/word/2010/wordprocessingDrawing" xmlns:wp="http://schemas.openxmlformats.org/drawingml/2006/wordprocessingDrawing" xmlns:w10="urn:schemas-microsoft-com:office:word" xmlns:w="http://schemas.openxmlformats.org/wordprocessingml/2006/main" xmlns:w14="http://schemas.microsoft.com/office/word/2010/wordml" xmlns:w15="http://schemas.microsoft.com/office/word/2012/wordml" xmlns:w16cex="http://schemas.microsoft.com/office/word/2018/wordml/cex" xmlns:w16cid="http://schemas.microsoft.com/office/word/2016/wordml/cid" xmlns:w16="http://schemas.microsoft.com/office/word/2018/wordml" xmlns:w16sdtdh="http://schemas.microsoft.com/office/word/2020/wordml/sdtdatahash" xmlns:w16se="http://schemas.microsoft.com/office/word/2015/wordml/symex" xmlns:wpg="http://schemas.microsoft.com/office/word/2010/wordprocessingGroup" xmlns:wpi="http://schemas.microsoft.com/office/word/2010/wordprocessingInk" xmlns:wne="http://schemas.microsoft.com/office/word/2006/wordml" xmlns:wps="http://schemas.microsoft.com/office/word/2010/wordprocessingShape" mc:Ignorable="w14 w15 w16se w16cid w16 w16cex w16sdtdh wp14">
   <w:p>
     <w:pPr>
       <w:pStyle w:val="Cabealho"/>
@@ -23177,7 +22481,7 @@
 </file>
 
 <file path=word/numbering.xml><?xml version="1.0" encoding="utf-8"?>
-<w:numbering xmlns:wpc="http://schemas.microsoft.com/office/word/2010/wordprocessingCanvas" xmlns:cx="http://schemas.microsoft.com/office/drawing/2014/chartex" xmlns:cx1="http://schemas.microsoft.com/office/drawing/2015/9/8/chartex" xmlns:cx2="http://schemas.microsoft.com/office/drawing/2015/10/21/chartex" xmlns:cx3="http://schemas.microsoft.com/office/drawing/2016/5/9/chartex" xmlns:cx4="http://schemas.microsoft.com/office/drawing/2016/5/10/chartex" xmlns:cx5="http://schemas.microsoft.com/office/drawing/2016/5/11/chartex" xmlns:cx6="http://schemas.microsoft.com/office/drawing/2016/5/12/chartex" xmlns:cx7="http://schemas.microsoft.com/office/drawing/2016/5/13/chartex" xmlns:cx8="http://schemas.microsoft.com/office/drawing/2016/5/14/chartex" xmlns:mc="http://schemas.openxmlformats.org/markup-compatibility/2006" xmlns:aink="http://schemas.microsoft.com/office/drawing/2016/ink" xmlns:am3d="http://schemas.microsoft.com/office/drawing/2017/model3d" xmlns:o="urn:schemas-microsoft-com:office:office" xmlns:oel="http://schemas.microsoft.com/office/2019/extlst" xmlns:r="http://schemas.openxmlformats.org/officeDocument/2006/relationships" xmlns:m="http://schemas.openxmlformats.org/officeDocument/2006/math" xmlns:v="urn:schemas-microsoft-com:vml" xmlns:wp14="http://schemas.microsoft.com/office/word/2010/wordprocessingDrawing" xmlns:wp="http://schemas.openxmlformats.org/drawingml/2006/wordprocessingDrawing" xmlns:w10="urn:schemas-microsoft-com:office:word" xmlns:w="http://schemas.openxmlformats.org/wordprocessingml/2006/main" xmlns:w14="http://schemas.microsoft.com/office/word/2010/wordml" xmlns:w15="http://schemas.microsoft.com/office/word/2012/wordml" xmlns:w16cex="http://schemas.microsoft.com/office/word/2018/wordml/cex" xmlns:w16cid="http://schemas.microsoft.com/office/word/2016/wordml/cid" xmlns:w16="http://schemas.microsoft.com/office/word/2018/wordml" xmlns:w16du="http://schemas.microsoft.com/office/word/2023/wordml/word16du" xmlns:w16sdtdh="http://schemas.microsoft.com/office/word/2020/wordml/sdtdatahash" xmlns:w16sdtfl="http://schemas.microsoft.com/office/word/2024/wordml/sdtformatlock" xmlns:w16se="http://schemas.microsoft.com/office/word/2015/wordml/symex" xmlns:wpg="http://schemas.microsoft.com/office/word/2010/wordprocessingGroup" xmlns:wpi="http://schemas.microsoft.com/office/word/2010/wordprocessingInk" xmlns:wne="http://schemas.microsoft.com/office/word/2006/wordml" xmlns:wps="http://schemas.microsoft.com/office/word/2010/wordprocessingShape" mc:Ignorable="w14 w15 w16se w16cid w16 w16cex w16sdtdh w16sdtfl w16du wp14">
+<w:numbering xmlns:wpc="http://schemas.microsoft.com/office/word/2010/wordprocessingCanvas" xmlns:cx="http://schemas.microsoft.com/office/drawing/2014/chartex" xmlns:cx1="http://schemas.microsoft.com/office/drawing/2015/9/8/chartex" xmlns:cx2="http://schemas.microsoft.com/office/drawing/2015/10/21/chartex" xmlns:cx3="http://schemas.microsoft.com/office/drawing/2016/5/9/chartex" xmlns:cx4="http://schemas.microsoft.com/office/drawing/2016/5/10/chartex" xmlns:cx5="http://schemas.microsoft.com/office/drawing/2016/5/11/chartex" xmlns:cx6="http://schemas.microsoft.com/office/drawing/2016/5/12/chartex" xmlns:cx7="http://schemas.microsoft.com/office/drawing/2016/5/13/chartex" xmlns:cx8="http://schemas.microsoft.com/office/drawing/2016/5/14/chartex" xmlns:mc="http://schemas.openxmlformats.org/markup-compatibility/2006" xmlns:aink="http://schemas.microsoft.com/office/drawing/2016/ink" xmlns:am3d="http://schemas.microsoft.com/office/drawing/2017/model3d" xmlns:o="urn:schemas-microsoft-com:office:office" xmlns:oel="http://schemas.microsoft.com/office/2019/extlst" xmlns:r="http://schemas.openxmlformats.org/officeDocument/2006/relationships" xmlns:m="http://schemas.openxmlformats.org/officeDocument/2006/math" xmlns:v="urn:schemas-microsoft-com:vml" xmlns:wp14="http://schemas.microsoft.com/office/word/2010/wordprocessingDrawing" xmlns:wp="http://schemas.openxmlformats.org/drawingml/2006/wordprocessingDrawing" xmlns:w10="urn:schemas-microsoft-com:office:word" xmlns:w="http://schemas.openxmlformats.org/wordprocessingml/2006/main" xmlns:w14="http://schemas.microsoft.com/office/word/2010/wordml" xmlns:w15="http://schemas.microsoft.com/office/word/2012/wordml" xmlns:w16cex="http://schemas.microsoft.com/office/word/2018/wordml/cex" xmlns:w16cid="http://schemas.microsoft.com/office/word/2016/wordml/cid" xmlns:w16="http://schemas.microsoft.com/office/word/2018/wordml" xmlns:w16sdtdh="http://schemas.microsoft.com/office/word/2020/wordml/sdtdatahash" xmlns:w16se="http://schemas.microsoft.com/office/word/2015/wordml/symex" xmlns:wpg="http://schemas.microsoft.com/office/word/2010/wordprocessingGroup" xmlns:wpi="http://schemas.microsoft.com/office/word/2010/wordprocessingInk" xmlns:wne="http://schemas.microsoft.com/office/word/2006/wordml" xmlns:wps="http://schemas.microsoft.com/office/word/2010/wordprocessingShape" mc:Ignorable="w14 w15 w16se w16cid w16 w16cex w16sdtdh wp14">
   <w:abstractNum w:abstractNumId="0" w15:restartNumberingAfterBreak="0">
     <w:nsid w:val="014B4A6B"/>
     <w:multiLevelType w:val="multilevel"/>
@@ -27342,7 +26646,7 @@
 </file>
 
 <file path=word/styles.xml><?xml version="1.0" encoding="utf-8"?>
-<w:styles xmlns:mc="http://schemas.openxmlformats.org/markup-compatibility/2006" xmlns:r="http://schemas.openxmlformats.org/officeDocument/2006/relationships" xmlns:w="http://schemas.openxmlformats.org/wordprocessingml/2006/main" xmlns:w14="http://schemas.microsoft.com/office/word/2010/wordml" xmlns:w15="http://schemas.microsoft.com/office/word/2012/wordml" xmlns:w16cex="http://schemas.microsoft.com/office/word/2018/wordml/cex" xmlns:w16cid="http://schemas.microsoft.com/office/word/2016/wordml/cid" xmlns:w16="http://schemas.microsoft.com/office/word/2018/wordml" xmlns:w16du="http://schemas.microsoft.com/office/word/2023/wordml/word16du" xmlns:w16sdtdh="http://schemas.microsoft.com/office/word/2020/wordml/sdtdatahash" xmlns:w16sdtfl="http://schemas.microsoft.com/office/word/2024/wordml/sdtformatlock" xmlns:w16se="http://schemas.microsoft.com/office/word/2015/wordml/symex" mc:Ignorable="w14 w15 w16se w16cid w16 w16cex w16sdtdh w16sdtfl w16du">
+<w:styles xmlns:mc="http://schemas.openxmlformats.org/markup-compatibility/2006" xmlns:r="http://schemas.openxmlformats.org/officeDocument/2006/relationships" xmlns:w="http://schemas.openxmlformats.org/wordprocessingml/2006/main" xmlns:w14="http://schemas.microsoft.com/office/word/2010/wordml" xmlns:w15="http://schemas.microsoft.com/office/word/2012/wordml" xmlns:w16cex="http://schemas.microsoft.com/office/word/2018/wordml/cex" xmlns:w16cid="http://schemas.microsoft.com/office/word/2016/wordml/cid" xmlns:w16="http://schemas.microsoft.com/office/word/2018/wordml" xmlns:w16sdtdh="http://schemas.microsoft.com/office/word/2020/wordml/sdtdatahash" xmlns:w16se="http://schemas.microsoft.com/office/word/2015/wordml/symex" mc:Ignorable="w14 w15 w16se w16cid w16 w16cex w16sdtdh">
   <w:docDefaults>
     <w:rPrDefault>
       <w:rPr>
@@ -27920,7 +27224,6 @@
   <w:style w:type="character" w:default="1" w:styleId="Fontepargpadro">
     <w:name w:val="Default Paragraph Font"/>
     <w:uiPriority w:val="1"/>
-    <w:semiHidden/>
     <w:unhideWhenUsed/>
   </w:style>
   <w:style w:type="table" w:default="1" w:styleId="Tabelanormal">
@@ -28861,19 +28164,10 @@
 </file>
 
 <file path=customXml/item1.xml><?xml version="1.0" encoding="utf-8"?>
-<?mso-contentType ?>
-<FormTemplates xmlns="http://schemas.microsoft.com/sharepoint/v3/contenttype/forms">
-  <Display>DocumentLibraryForm</Display>
-  <Edit>DocumentLibraryForm</Edit>
-  <New>DocumentLibraryForm</New>
-</FormTemplates>
+<b:Sources xmlns:b="http://schemas.openxmlformats.org/officeDocument/2006/bibliography" xmlns="http://schemas.openxmlformats.org/officeDocument/2006/bibliography" SelectedStyle="\APA.XSL" StyleName="APA"/>
 </file>
 
 <file path=customXml/item2.xml><?xml version="1.0" encoding="utf-8"?>
-<b:Sources xmlns:b="http://schemas.openxmlformats.org/officeDocument/2006/bibliography" xmlns="http://schemas.openxmlformats.org/officeDocument/2006/bibliography" SelectedStyle="\APA.XSL" StyleName="APA"/>
-</file>
-
-<file path=customXml/item3.xml><?xml version="1.0" encoding="utf-8"?>
 <p:properties xmlns:p="http://schemas.microsoft.com/office/2006/metadata/properties" xmlns:xsi="http://www.w3.org/2001/XMLSchema-instance" xmlns:pc="http://schemas.microsoft.com/office/infopath/2007/PartnerControls">
   <documentManagement>
     <lcf76f155ced4ddcb4097134ff3c332f xmlns="73616d7f-17b8-4c43-aa5e-25ef7e462a18">
@@ -28882,6 +28176,15 @@
     <TaxCatchAll xmlns="686b96b7-37ef-4e5c-bc3c-4e780f33c780" xsi:nil="true"/>
   </documentManagement>
 </p:properties>
+</file>
+
+<file path=customXml/item3.xml><?xml version="1.0" encoding="utf-8"?>
+<?mso-contentType ?>
+<FormTemplates xmlns="http://schemas.microsoft.com/sharepoint/v3/contenttype/forms">
+  <Display>DocumentLibraryForm</Display>
+  <Edit>DocumentLibraryForm</Edit>
+  <New>DocumentLibraryForm</New>
+</FormTemplates>
 </file>
 
 <file path=customXml/item4.xml><?xml version="1.0" encoding="utf-8"?>
@@ -29080,14 +28383,6 @@
 </file>
 
 <file path=customXml/itemProps1.xml><?xml version="1.0" encoding="utf-8"?>
-<ds:datastoreItem xmlns:ds="http://schemas.openxmlformats.org/officeDocument/2006/customXml" ds:itemID="{CF1FD0AD-7A56-4031-B24D-376004EB8526}">
-  <ds:schemaRefs>
-    <ds:schemaRef ds:uri="http://schemas.microsoft.com/sharepoint/v3/contenttype/forms"/>
-  </ds:schemaRefs>
-</ds:datastoreItem>
-</file>
-
-<file path=customXml/itemProps2.xml><?xml version="1.0" encoding="utf-8"?>
 <ds:datastoreItem xmlns:ds="http://schemas.openxmlformats.org/officeDocument/2006/customXml" ds:itemID="{8C8965D9-0818-43D2-B433-7B321E8F3C6F}">
   <ds:schemaRefs>
     <ds:schemaRef ds:uri="http://schemas.openxmlformats.org/officeDocument/2006/bibliography"/>
@@ -29095,13 +28390,21 @@
 </ds:datastoreItem>
 </file>
 
-<file path=customXml/itemProps3.xml><?xml version="1.0" encoding="utf-8"?>
+<file path=customXml/itemProps2.xml><?xml version="1.0" encoding="utf-8"?>
 <ds:datastoreItem xmlns:ds="http://schemas.openxmlformats.org/officeDocument/2006/customXml" ds:itemID="{0FB482D0-C62D-40F8-A30D-80102D84D1F8}">
   <ds:schemaRefs>
     <ds:schemaRef ds:uri="http://schemas.microsoft.com/office/2006/metadata/properties"/>
     <ds:schemaRef ds:uri="http://schemas.microsoft.com/office/infopath/2007/PartnerControls"/>
     <ds:schemaRef ds:uri="73616d7f-17b8-4c43-aa5e-25ef7e462a18"/>
     <ds:schemaRef ds:uri="686b96b7-37ef-4e5c-bc3c-4e780f33c780"/>
+  </ds:schemaRefs>
+</ds:datastoreItem>
+</file>
+
+<file path=customXml/itemProps3.xml><?xml version="1.0" encoding="utf-8"?>
+<ds:datastoreItem xmlns:ds="http://schemas.openxmlformats.org/officeDocument/2006/customXml" ds:itemID="{CF1FD0AD-7A56-4031-B24D-376004EB8526}">
+  <ds:schemaRefs>
+    <ds:schemaRef ds:uri="http://schemas.microsoft.com/sharepoint/v3/contenttype/forms"/>
   </ds:schemaRefs>
 </ds:datastoreItem>
 </file>

--- a/DayPlannio.docx
+++ b/DayPlannio.docx
@@ -1,6 +1,6 @@
 
 <file path=word/document.xml><?xml version="1.0" encoding="utf-8"?>
-<w:document xmlns:wpc="http://schemas.microsoft.com/office/word/2010/wordprocessingCanvas" xmlns:cx="http://schemas.microsoft.com/office/drawing/2014/chartex" xmlns:cx1="http://schemas.microsoft.com/office/drawing/2015/9/8/chartex" xmlns:cx2="http://schemas.microsoft.com/office/drawing/2015/10/21/chartex" xmlns:cx3="http://schemas.microsoft.com/office/drawing/2016/5/9/chartex" xmlns:cx4="http://schemas.microsoft.com/office/drawing/2016/5/10/chartex" xmlns:cx5="http://schemas.microsoft.com/office/drawing/2016/5/11/chartex" xmlns:cx6="http://schemas.microsoft.com/office/drawing/2016/5/12/chartex" xmlns:cx7="http://schemas.microsoft.com/office/drawing/2016/5/13/chartex" xmlns:cx8="http://schemas.microsoft.com/office/drawing/2016/5/14/chartex" xmlns:mc="http://schemas.openxmlformats.org/markup-compatibility/2006" xmlns:aink="http://schemas.microsoft.com/office/drawing/2016/ink" xmlns:am3d="http://schemas.microsoft.com/office/drawing/2017/model3d" xmlns:o="urn:schemas-microsoft-com:office:office" xmlns:oel="http://schemas.microsoft.com/office/2019/extlst" xmlns:r="http://schemas.openxmlformats.org/officeDocument/2006/relationships" xmlns:m="http://schemas.openxmlformats.org/officeDocument/2006/math" xmlns:v="urn:schemas-microsoft-com:vml" xmlns:wp14="http://schemas.microsoft.com/office/word/2010/wordprocessingDrawing" xmlns:wp="http://schemas.openxmlformats.org/drawingml/2006/wordprocessingDrawing" xmlns:w10="urn:schemas-microsoft-com:office:word" xmlns:w="http://schemas.openxmlformats.org/wordprocessingml/2006/main" xmlns:w14="http://schemas.microsoft.com/office/word/2010/wordml" xmlns:w15="http://schemas.microsoft.com/office/word/2012/wordml" xmlns:w16cex="http://schemas.microsoft.com/office/word/2018/wordml/cex" xmlns:w16cid="http://schemas.microsoft.com/office/word/2016/wordml/cid" xmlns:w16="http://schemas.microsoft.com/office/word/2018/wordml" xmlns:w16sdtdh="http://schemas.microsoft.com/office/word/2020/wordml/sdtdatahash" xmlns:w16se="http://schemas.microsoft.com/office/word/2015/wordml/symex" xmlns:wpg="http://schemas.microsoft.com/office/word/2010/wordprocessingGroup" xmlns:wpi="http://schemas.microsoft.com/office/word/2010/wordprocessingInk" xmlns:wne="http://schemas.microsoft.com/office/word/2006/wordml" xmlns:wps="http://schemas.microsoft.com/office/word/2010/wordprocessingShape" mc:Ignorable="w14 w15 w16se w16cid w16 w16cex w16sdtdh wp14">
+<w:document xmlns:wpc="http://schemas.microsoft.com/office/word/2010/wordprocessingCanvas" xmlns:cx="http://schemas.microsoft.com/office/drawing/2014/chartex" xmlns:cx1="http://schemas.microsoft.com/office/drawing/2015/9/8/chartex" xmlns:cx2="http://schemas.microsoft.com/office/drawing/2015/10/21/chartex" xmlns:cx3="http://schemas.microsoft.com/office/drawing/2016/5/9/chartex" xmlns:cx4="http://schemas.microsoft.com/office/drawing/2016/5/10/chartex" xmlns:cx5="http://schemas.microsoft.com/office/drawing/2016/5/11/chartex" xmlns:cx6="http://schemas.microsoft.com/office/drawing/2016/5/12/chartex" xmlns:cx7="http://schemas.microsoft.com/office/drawing/2016/5/13/chartex" xmlns:cx8="http://schemas.microsoft.com/office/drawing/2016/5/14/chartex" xmlns:mc="http://schemas.openxmlformats.org/markup-compatibility/2006" xmlns:aink="http://schemas.microsoft.com/office/drawing/2016/ink" xmlns:am3d="http://schemas.microsoft.com/office/drawing/2017/model3d" xmlns:o="urn:schemas-microsoft-com:office:office" xmlns:oel="http://schemas.microsoft.com/office/2019/extlst" xmlns:r="http://schemas.openxmlformats.org/officeDocument/2006/relationships" xmlns:m="http://schemas.openxmlformats.org/officeDocument/2006/math" xmlns:v="urn:schemas-microsoft-com:vml" xmlns:wp14="http://schemas.microsoft.com/office/word/2010/wordprocessingDrawing" xmlns:wp="http://schemas.openxmlformats.org/drawingml/2006/wordprocessingDrawing" xmlns:w10="urn:schemas-microsoft-com:office:word" xmlns:w="http://schemas.openxmlformats.org/wordprocessingml/2006/main" xmlns:w14="http://schemas.microsoft.com/office/word/2010/wordml" xmlns:w15="http://schemas.microsoft.com/office/word/2012/wordml" xmlns:w16cex="http://schemas.microsoft.com/office/word/2018/wordml/cex" xmlns:w16cid="http://schemas.microsoft.com/office/word/2016/wordml/cid" xmlns:w16="http://schemas.microsoft.com/office/word/2018/wordml" xmlns:w16du="http://schemas.microsoft.com/office/word/2023/wordml/word16du" xmlns:w16sdtdh="http://schemas.microsoft.com/office/word/2020/wordml/sdtdatahash" xmlns:w16sdtfl="http://schemas.microsoft.com/office/word/2024/wordml/sdtformatlock" xmlns:w16se="http://schemas.microsoft.com/office/word/2015/wordml/symex" xmlns:wpg="http://schemas.microsoft.com/office/word/2010/wordprocessingGroup" xmlns:wpi="http://schemas.microsoft.com/office/word/2010/wordprocessingInk" xmlns:wne="http://schemas.microsoft.com/office/word/2006/wordml" xmlns:wps="http://schemas.microsoft.com/office/word/2010/wordprocessingShape" mc:Ignorable="w14 w15 w16se w16cid w16 w16cex w16sdtdh w16sdtfl w16du wp14">
   <w:body>
     <w:p>
       <w:pPr>
@@ -442,7 +442,7 @@
         </w:rPr>
         <w:fldChar w:fldCharType="separate"/>
       </w:r>
-      <w:hyperlink w:anchor="_Toc242165562" w:history="1">
+      <w:hyperlink w:anchor="_Toc242800128" w:history="1">
         <w:r>
           <w:rPr>
             <w:rStyle w:val="Hyperlink"/>
@@ -469,7 +469,7 @@
             <w:noProof/>
             <w:webHidden/>
           </w:rPr>
-          <w:instrText xml:space="preserve"> PAGEREF _Toc242165562 \h </w:instrText>
+          <w:instrText xml:space="preserve"> PAGEREF _Toc242800128 \h </w:instrText>
         </w:r>
         <w:r>
           <w:rPr>
@@ -514,7 +514,7 @@
           <w14:ligatures w14:val="standardContextual"/>
         </w:rPr>
       </w:pPr>
-      <w:hyperlink w:anchor="_Toc242165563" w:history="1">
+      <w:hyperlink w:anchor="_Toc242800129" w:history="1">
         <w:r>
           <w:rPr>
             <w:rStyle w:val="Hyperlink"/>
@@ -541,7 +541,7 @@
             <w:noProof/>
             <w:webHidden/>
           </w:rPr>
-          <w:instrText xml:space="preserve"> PAGEREF _Toc242165563 \h </w:instrText>
+          <w:instrText xml:space="preserve"> PAGEREF _Toc242800129 \h </w:instrText>
         </w:r>
         <w:r>
           <w:rPr>
@@ -586,7 +586,7 @@
           <w14:ligatures w14:val="standardContextual"/>
         </w:rPr>
       </w:pPr>
-      <w:hyperlink w:anchor="_Toc242165564" w:history="1">
+      <w:hyperlink w:anchor="_Toc242800130" w:history="1">
         <w:r>
           <w:rPr>
             <w:rStyle w:val="Hyperlink"/>
@@ -613,7 +613,7 @@
             <w:noProof/>
             <w:webHidden/>
           </w:rPr>
-          <w:instrText xml:space="preserve"> PAGEREF _Toc242165564 \h </w:instrText>
+          <w:instrText xml:space="preserve"> PAGEREF _Toc242800130 \h </w:instrText>
         </w:r>
         <w:r>
           <w:rPr>
@@ -658,7 +658,7 @@
           <w14:ligatures w14:val="standardContextual"/>
         </w:rPr>
       </w:pPr>
-      <w:hyperlink w:anchor="_Toc242165565" w:history="1">
+      <w:hyperlink w:anchor="_Toc242800131" w:history="1">
         <w:r>
           <w:rPr>
             <w:rStyle w:val="Hyperlink"/>
@@ -685,7 +685,7 @@
             <w:noProof/>
             <w:webHidden/>
           </w:rPr>
-          <w:instrText xml:space="preserve"> PAGEREF _Toc242165565 \h </w:instrText>
+          <w:instrText xml:space="preserve"> PAGEREF _Toc242800131 \h </w:instrText>
         </w:r>
         <w:r>
           <w:rPr>
@@ -730,7 +730,7 @@
           <w14:ligatures w14:val="standardContextual"/>
         </w:rPr>
       </w:pPr>
-      <w:hyperlink w:anchor="_Toc242165566" w:history="1">
+      <w:hyperlink w:anchor="_Toc242800132" w:history="1">
         <w:r>
           <w:rPr>
             <w:rStyle w:val="Hyperlink"/>
@@ -757,7 +757,7 @@
             <w:noProof/>
             <w:webHidden/>
           </w:rPr>
-          <w:instrText xml:space="preserve"> PAGEREF _Toc242165566 \h </w:instrText>
+          <w:instrText xml:space="preserve"> PAGEREF _Toc242800132 \h </w:instrText>
         </w:r>
         <w:r>
           <w:rPr>
@@ -802,7 +802,7 @@
           <w14:ligatures w14:val="standardContextual"/>
         </w:rPr>
       </w:pPr>
-      <w:hyperlink w:anchor="_Toc242165567" w:history="1">
+      <w:hyperlink w:anchor="_Toc242800133" w:history="1">
         <w:r>
           <w:rPr>
             <w:rStyle w:val="Hyperlink"/>
@@ -829,7 +829,7 @@
             <w:noProof/>
             <w:webHidden/>
           </w:rPr>
-          <w:instrText xml:space="preserve"> PAGEREF _Toc242165567 \h </w:instrText>
+          <w:instrText xml:space="preserve"> PAGEREF _Toc242800133 \h </w:instrText>
         </w:r>
         <w:r>
           <w:rPr>
@@ -874,13 +874,13 @@
           <w14:ligatures w14:val="standardContextual"/>
         </w:rPr>
       </w:pPr>
-      <w:hyperlink w:anchor="_Toc242165568" w:history="1">
+      <w:hyperlink w:anchor="_Toc242800134" w:history="1">
         <w:r>
           <w:rPr>
             <w:rStyle w:val="Hyperlink"/>
             <w:noProof/>
           </w:rPr>
-          <w:t>Figura 7 - Cadastro Usuário</w:t>
+          <w:t>Figura 7 – Modelo de Navegação</w:t>
         </w:r>
         <w:r>
           <w:rPr>
@@ -901,7 +901,7 @@
             <w:noProof/>
             <w:webHidden/>
           </w:rPr>
-          <w:instrText xml:space="preserve"> PAGEREF _Toc242165568 \h </w:instrText>
+          <w:instrText xml:space="preserve"> PAGEREF _Toc242800134 \h </w:instrText>
         </w:r>
         <w:r>
           <w:rPr>
@@ -921,7 +921,7 @@
             <w:noProof/>
             <w:webHidden/>
           </w:rPr>
-          <w:t>31</w:t>
+          <w:t>30</w:t>
         </w:r>
         <w:r>
           <w:rPr>
@@ -946,13 +946,13 @@
           <w14:ligatures w14:val="standardContextual"/>
         </w:rPr>
       </w:pPr>
-      <w:hyperlink w:anchor="_Toc242165569" w:history="1">
+      <w:hyperlink w:anchor="_Toc242800135" w:history="1">
         <w:r>
           <w:rPr>
             <w:rStyle w:val="Hyperlink"/>
             <w:noProof/>
           </w:rPr>
-          <w:t>Figura 8 - Login Usuário</w:t>
+          <w:t>Figura 8 - Cadastro Usuário</w:t>
         </w:r>
         <w:r>
           <w:rPr>
@@ -973,7 +973,7 @@
             <w:noProof/>
             <w:webHidden/>
           </w:rPr>
-          <w:instrText xml:space="preserve"> PAGEREF _Toc242165569 \h </w:instrText>
+          <w:instrText xml:space="preserve"> PAGEREF _Toc242800135 \h </w:instrText>
         </w:r>
         <w:r>
           <w:rPr>
@@ -993,7 +993,7 @@
             <w:noProof/>
             <w:webHidden/>
           </w:rPr>
-          <w:t>31</w:t>
+          <w:t>32</w:t>
         </w:r>
         <w:r>
           <w:rPr>
@@ -1018,13 +1018,13 @@
           <w14:ligatures w14:val="standardContextual"/>
         </w:rPr>
       </w:pPr>
-      <w:hyperlink w:anchor="_Toc242165570" w:history="1">
+      <w:hyperlink w:anchor="_Toc242800136" w:history="1">
         <w:r>
           <w:rPr>
             <w:rStyle w:val="Hyperlink"/>
             <w:noProof/>
           </w:rPr>
-          <w:t>Figura 9 – Redefinição de Senha</w:t>
+          <w:t>Figura 9 - Login Usuário</w:t>
         </w:r>
         <w:r>
           <w:rPr>
@@ -1045,7 +1045,7 @@
             <w:noProof/>
             <w:webHidden/>
           </w:rPr>
-          <w:instrText xml:space="preserve"> PAGEREF _Toc242165570 \h </w:instrText>
+          <w:instrText xml:space="preserve"> PAGEREF _Toc242800136 \h </w:instrText>
         </w:r>
         <w:r>
           <w:rPr>
@@ -1090,13 +1090,13 @@
           <w14:ligatures w14:val="standardContextual"/>
         </w:rPr>
       </w:pPr>
-      <w:hyperlink w:anchor="_Toc242165571" w:history="1">
+      <w:hyperlink w:anchor="_Toc242800137" w:history="1">
         <w:r>
           <w:rPr>
             <w:rStyle w:val="Hyperlink"/>
             <w:noProof/>
           </w:rPr>
-          <w:t>Figura 10 – Confirmar Código</w:t>
+          <w:t>Figura 10 – Redefinição de Senha</w:t>
         </w:r>
         <w:r>
           <w:rPr>
@@ -1117,7 +1117,7 @@
             <w:noProof/>
             <w:webHidden/>
           </w:rPr>
-          <w:instrText xml:space="preserve"> PAGEREF _Toc242165571 \h </w:instrText>
+          <w:instrText xml:space="preserve"> PAGEREF _Toc242800137 \h </w:instrText>
         </w:r>
         <w:r>
           <w:rPr>
@@ -1137,7 +1137,7 @@
             <w:noProof/>
             <w:webHidden/>
           </w:rPr>
-          <w:t>32</w:t>
+          <w:t>33</w:t>
         </w:r>
         <w:r>
           <w:rPr>
@@ -1162,13 +1162,13 @@
           <w14:ligatures w14:val="standardContextual"/>
         </w:rPr>
       </w:pPr>
-      <w:hyperlink w:anchor="_Toc242165572" w:history="1">
+      <w:hyperlink w:anchor="_Toc242800138" w:history="1">
         <w:r>
           <w:rPr>
             <w:rStyle w:val="Hyperlink"/>
             <w:noProof/>
           </w:rPr>
-          <w:t>Figura 11 – Nova Senha</w:t>
+          <w:t>Figura 11 – Confirmar Código</w:t>
         </w:r>
         <w:r>
           <w:rPr>
@@ -1189,7 +1189,7 @@
             <w:noProof/>
             <w:webHidden/>
           </w:rPr>
-          <w:instrText xml:space="preserve"> PAGEREF _Toc242165572 \h </w:instrText>
+          <w:instrText xml:space="preserve"> PAGEREF _Toc242800138 \h </w:instrText>
         </w:r>
         <w:r>
           <w:rPr>
@@ -1234,13 +1234,13 @@
           <w14:ligatures w14:val="standardContextual"/>
         </w:rPr>
       </w:pPr>
-      <w:hyperlink w:anchor="_Toc242165573" w:history="1">
+      <w:hyperlink w:anchor="_Toc242800139" w:history="1">
         <w:r>
           <w:rPr>
             <w:rStyle w:val="Hyperlink"/>
             <w:noProof/>
           </w:rPr>
-          <w:t>Figura 12 – Agendamentos</w:t>
+          <w:t>Figura 12 – Nova Senha</w:t>
         </w:r>
         <w:r>
           <w:rPr>
@@ -1261,7 +1261,7 @@
             <w:noProof/>
             <w:webHidden/>
           </w:rPr>
-          <w:instrText xml:space="preserve"> PAGEREF _Toc242165573 \h </w:instrText>
+          <w:instrText xml:space="preserve"> PAGEREF _Toc242800139 \h </w:instrText>
         </w:r>
         <w:r>
           <w:rPr>
@@ -1281,7 +1281,7 @@
             <w:noProof/>
             <w:webHidden/>
           </w:rPr>
-          <w:t>33</w:t>
+          <w:t>34</w:t>
         </w:r>
         <w:r>
           <w:rPr>
@@ -1306,13 +1306,13 @@
           <w14:ligatures w14:val="standardContextual"/>
         </w:rPr>
       </w:pPr>
-      <w:hyperlink w:anchor="_Toc242165574" w:history="1">
+      <w:hyperlink w:anchor="_Toc242800140" w:history="1">
         <w:r>
           <w:rPr>
             <w:rStyle w:val="Hyperlink"/>
             <w:noProof/>
           </w:rPr>
-          <w:t>Figura 13 – Cadastrar Agendamento</w:t>
+          <w:t>Figura 13 – Agendamentos</w:t>
         </w:r>
         <w:r>
           <w:rPr>
@@ -1333,7 +1333,7 @@
             <w:noProof/>
             <w:webHidden/>
           </w:rPr>
-          <w:instrText xml:space="preserve"> PAGEREF _Toc242165574 \h </w:instrText>
+          <w:instrText xml:space="preserve"> PAGEREF _Toc242800140 \h </w:instrText>
         </w:r>
         <w:r>
           <w:rPr>
@@ -1378,13 +1378,13 @@
           <w14:ligatures w14:val="standardContextual"/>
         </w:rPr>
       </w:pPr>
-      <w:hyperlink w:anchor="_Toc242165575" w:history="1">
+      <w:hyperlink w:anchor="_Toc242800141" w:history="1">
         <w:r>
           <w:rPr>
             <w:rStyle w:val="Hyperlink"/>
             <w:noProof/>
           </w:rPr>
-          <w:t>Figura 14 –Editar Agendamento</w:t>
+          <w:t>Figura 14 – Cadastrar Agendamento</w:t>
         </w:r>
         <w:r>
           <w:rPr>
@@ -1405,7 +1405,7 @@
             <w:noProof/>
             <w:webHidden/>
           </w:rPr>
-          <w:instrText xml:space="preserve"> PAGEREF _Toc242165575 \h </w:instrText>
+          <w:instrText xml:space="preserve"> PAGEREF _Toc242800141 \h </w:instrText>
         </w:r>
         <w:r>
           <w:rPr>
@@ -1425,7 +1425,7 @@
             <w:noProof/>
             <w:webHidden/>
           </w:rPr>
-          <w:t>34</w:t>
+          <w:t>35</w:t>
         </w:r>
         <w:r>
           <w:rPr>
@@ -1450,13 +1450,13 @@
           <w14:ligatures w14:val="standardContextual"/>
         </w:rPr>
       </w:pPr>
-      <w:hyperlink w:anchor="_Toc242165576" w:history="1">
+      <w:hyperlink w:anchor="_Toc242800142" w:history="1">
         <w:r>
           <w:rPr>
             <w:rStyle w:val="Hyperlink"/>
             <w:noProof/>
           </w:rPr>
-          <w:t>Figura 15 – Concluir Agendamento</w:t>
+          <w:t>Figura 15 –Editar Agendamento</w:t>
         </w:r>
         <w:r>
           <w:rPr>
@@ -1477,7 +1477,7 @@
             <w:noProof/>
             <w:webHidden/>
           </w:rPr>
-          <w:instrText xml:space="preserve"> PAGEREF _Toc242165576 \h </w:instrText>
+          <w:instrText xml:space="preserve"> PAGEREF _Toc242800142 \h </w:instrText>
         </w:r>
         <w:r>
           <w:rPr>
@@ -1522,13 +1522,13 @@
           <w14:ligatures w14:val="standardContextual"/>
         </w:rPr>
       </w:pPr>
-      <w:hyperlink w:anchor="_Toc242165577" w:history="1">
+      <w:hyperlink w:anchor="_Toc242800143" w:history="1">
         <w:r>
           <w:rPr>
             <w:rStyle w:val="Hyperlink"/>
             <w:noProof/>
           </w:rPr>
-          <w:t>Figura 16 – Cancelar Agendamento</w:t>
+          <w:t>Figura 16 – Concluir Agendamento</w:t>
         </w:r>
         <w:r>
           <w:rPr>
@@ -1549,7 +1549,7 @@
             <w:noProof/>
             <w:webHidden/>
           </w:rPr>
-          <w:instrText xml:space="preserve"> PAGEREF _Toc242165577 \h </w:instrText>
+          <w:instrText xml:space="preserve"> PAGEREF _Toc242800143 \h </w:instrText>
         </w:r>
         <w:r>
           <w:rPr>
@@ -1569,7 +1569,7 @@
             <w:noProof/>
             <w:webHidden/>
           </w:rPr>
-          <w:t>35</w:t>
+          <w:t>36</w:t>
         </w:r>
         <w:r>
           <w:rPr>
@@ -1594,13 +1594,13 @@
           <w14:ligatures w14:val="standardContextual"/>
         </w:rPr>
       </w:pPr>
-      <w:hyperlink w:anchor="_Toc242165578" w:history="1">
+      <w:hyperlink w:anchor="_Toc242800144" w:history="1">
         <w:r>
           <w:rPr>
             <w:rStyle w:val="Hyperlink"/>
             <w:noProof/>
           </w:rPr>
-          <w:t>Figura 17 – Excluir Agendamento</w:t>
+          <w:t>Figura 17 – Cancelar Agendamento</w:t>
         </w:r>
         <w:r>
           <w:rPr>
@@ -1621,7 +1621,7 @@
             <w:noProof/>
             <w:webHidden/>
           </w:rPr>
-          <w:instrText xml:space="preserve"> PAGEREF _Toc242165578 \h </w:instrText>
+          <w:instrText xml:space="preserve"> PAGEREF _Toc242800144 \h </w:instrText>
         </w:r>
         <w:r>
           <w:rPr>
@@ -1666,13 +1666,13 @@
           <w14:ligatures w14:val="standardContextual"/>
         </w:rPr>
       </w:pPr>
-      <w:hyperlink w:anchor="_Toc242165579" w:history="1">
+      <w:hyperlink w:anchor="_Toc242800145" w:history="1">
         <w:r>
           <w:rPr>
             <w:rStyle w:val="Hyperlink"/>
             <w:noProof/>
           </w:rPr>
-          <w:t>Figura 18 – Clientes</w:t>
+          <w:t>Figura 18 – Excluir Agendamento</w:t>
         </w:r>
         <w:r>
           <w:rPr>
@@ -1693,7 +1693,7 @@
             <w:noProof/>
             <w:webHidden/>
           </w:rPr>
-          <w:instrText xml:space="preserve"> PAGEREF _Toc242165579 \h </w:instrText>
+          <w:instrText xml:space="preserve"> PAGEREF _Toc242800145 \h </w:instrText>
         </w:r>
         <w:r>
           <w:rPr>
@@ -1713,7 +1713,7 @@
             <w:noProof/>
             <w:webHidden/>
           </w:rPr>
-          <w:t>36</w:t>
+          <w:t>37</w:t>
         </w:r>
         <w:r>
           <w:rPr>
@@ -1738,13 +1738,13 @@
           <w14:ligatures w14:val="standardContextual"/>
         </w:rPr>
       </w:pPr>
-      <w:hyperlink w:anchor="_Toc242165580" w:history="1">
+      <w:hyperlink w:anchor="_Toc242800146" w:history="1">
         <w:r>
           <w:rPr>
             <w:rStyle w:val="Hyperlink"/>
             <w:noProof/>
           </w:rPr>
-          <w:t>Figura 19 – Cadastrar Cliente</w:t>
+          <w:t>Figura 19 – Clientes</w:t>
         </w:r>
         <w:r>
           <w:rPr>
@@ -1765,7 +1765,7 @@
             <w:noProof/>
             <w:webHidden/>
           </w:rPr>
-          <w:instrText xml:space="preserve"> PAGEREF _Toc242165580 \h </w:instrText>
+          <w:instrText xml:space="preserve"> PAGEREF _Toc242800146 \h </w:instrText>
         </w:r>
         <w:r>
           <w:rPr>
@@ -1810,13 +1810,13 @@
           <w14:ligatures w14:val="standardContextual"/>
         </w:rPr>
       </w:pPr>
-      <w:hyperlink w:anchor="_Toc242165581" w:history="1">
+      <w:hyperlink w:anchor="_Toc242800147" w:history="1">
         <w:r>
           <w:rPr>
             <w:rStyle w:val="Hyperlink"/>
             <w:noProof/>
           </w:rPr>
-          <w:t>Figura 20 – Editar Cliente</w:t>
+          <w:t>Figura 20 – Cadastrar Cliente</w:t>
         </w:r>
         <w:r>
           <w:rPr>
@@ -1837,7 +1837,7 @@
             <w:noProof/>
             <w:webHidden/>
           </w:rPr>
-          <w:instrText xml:space="preserve"> PAGEREF _Toc242165581 \h </w:instrText>
+          <w:instrText xml:space="preserve"> PAGEREF _Toc242800147 \h </w:instrText>
         </w:r>
         <w:r>
           <w:rPr>
@@ -1857,7 +1857,7 @@
             <w:noProof/>
             <w:webHidden/>
           </w:rPr>
-          <w:t>37</w:t>
+          <w:t>38</w:t>
         </w:r>
         <w:r>
           <w:rPr>
@@ -1882,13 +1882,13 @@
           <w14:ligatures w14:val="standardContextual"/>
         </w:rPr>
       </w:pPr>
-      <w:hyperlink w:anchor="_Toc242165582" w:history="1">
+      <w:hyperlink w:anchor="_Toc242800148" w:history="1">
         <w:r>
           <w:rPr>
             <w:rStyle w:val="Hyperlink"/>
             <w:noProof/>
           </w:rPr>
-          <w:t>Figura 21 – Excluir Cliente</w:t>
+          <w:t>Figura 21 – Editar Cliente</w:t>
         </w:r>
         <w:r>
           <w:rPr>
@@ -1909,7 +1909,7 @@
             <w:noProof/>
             <w:webHidden/>
           </w:rPr>
-          <w:instrText xml:space="preserve"> PAGEREF _Toc242165582 \h </w:instrText>
+          <w:instrText xml:space="preserve"> PAGEREF _Toc242800148 \h </w:instrText>
         </w:r>
         <w:r>
           <w:rPr>
@@ -1954,13 +1954,13 @@
           <w14:ligatures w14:val="standardContextual"/>
         </w:rPr>
       </w:pPr>
-      <w:hyperlink w:anchor="_Toc242165583" w:history="1">
+      <w:hyperlink w:anchor="_Toc242800149" w:history="1">
         <w:r>
           <w:rPr>
             <w:rStyle w:val="Hyperlink"/>
             <w:noProof/>
           </w:rPr>
-          <w:t>Figura 22 – Histórico Cliente</w:t>
+          <w:t>Figura 22 – Excluir Cliente</w:t>
         </w:r>
         <w:r>
           <w:rPr>
@@ -1981,7 +1981,7 @@
             <w:noProof/>
             <w:webHidden/>
           </w:rPr>
-          <w:instrText xml:space="preserve"> PAGEREF _Toc242165583 \h </w:instrText>
+          <w:instrText xml:space="preserve"> PAGEREF _Toc242800149 \h </w:instrText>
         </w:r>
         <w:r>
           <w:rPr>
@@ -2001,7 +2001,7 @@
             <w:noProof/>
             <w:webHidden/>
           </w:rPr>
-          <w:t>38</w:t>
+          <w:t>39</w:t>
         </w:r>
         <w:r>
           <w:rPr>
@@ -2026,13 +2026,13 @@
           <w14:ligatures w14:val="standardContextual"/>
         </w:rPr>
       </w:pPr>
-      <w:hyperlink w:anchor="_Toc242165584" w:history="1">
+      <w:hyperlink w:anchor="_Toc242800150" w:history="1">
         <w:r>
           <w:rPr>
             <w:rStyle w:val="Hyperlink"/>
             <w:noProof/>
           </w:rPr>
-          <w:t>Figura 23 – Serviços</w:t>
+          <w:t>Figura 23 – Histórico Cliente</w:t>
         </w:r>
         <w:r>
           <w:rPr>
@@ -2053,7 +2053,7 @@
             <w:noProof/>
             <w:webHidden/>
           </w:rPr>
-          <w:instrText xml:space="preserve"> PAGEREF _Toc242165584 \h </w:instrText>
+          <w:instrText xml:space="preserve"> PAGEREF _Toc242800150 \h </w:instrText>
         </w:r>
         <w:r>
           <w:rPr>
@@ -2098,13 +2098,13 @@
           <w14:ligatures w14:val="standardContextual"/>
         </w:rPr>
       </w:pPr>
-      <w:hyperlink w:anchor="_Toc242165585" w:history="1">
+      <w:hyperlink w:anchor="_Toc242800151" w:history="1">
         <w:r>
           <w:rPr>
             <w:rStyle w:val="Hyperlink"/>
             <w:noProof/>
           </w:rPr>
-          <w:t>Figura 24 – Cadastrar Serviço</w:t>
+          <w:t>Figura 24 – Serviços</w:t>
         </w:r>
         <w:r>
           <w:rPr>
@@ -2125,7 +2125,7 @@
             <w:noProof/>
             <w:webHidden/>
           </w:rPr>
-          <w:instrText xml:space="preserve"> PAGEREF _Toc242165585 \h </w:instrText>
+          <w:instrText xml:space="preserve"> PAGEREF _Toc242800151 \h </w:instrText>
         </w:r>
         <w:r>
           <w:rPr>
@@ -2145,7 +2145,7 @@
             <w:noProof/>
             <w:webHidden/>
           </w:rPr>
-          <w:t>39</w:t>
+          <w:t>40</w:t>
         </w:r>
         <w:r>
           <w:rPr>
@@ -2170,13 +2170,13 @@
           <w14:ligatures w14:val="standardContextual"/>
         </w:rPr>
       </w:pPr>
-      <w:hyperlink w:anchor="_Toc242165586" w:history="1">
+      <w:hyperlink w:anchor="_Toc242800152" w:history="1">
         <w:r>
           <w:rPr>
             <w:rStyle w:val="Hyperlink"/>
             <w:noProof/>
           </w:rPr>
-          <w:t>Figura 25 – Editar Serviço</w:t>
+          <w:t>Figura 25 – Cadastrar Serviço</w:t>
         </w:r>
         <w:r>
           <w:rPr>
@@ -2197,7 +2197,7 @@
             <w:noProof/>
             <w:webHidden/>
           </w:rPr>
-          <w:instrText xml:space="preserve"> PAGEREF _Toc242165586 \h </w:instrText>
+          <w:instrText xml:space="preserve"> PAGEREF _Toc242800152 \h </w:instrText>
         </w:r>
         <w:r>
           <w:rPr>
@@ -2242,13 +2242,13 @@
           <w14:ligatures w14:val="standardContextual"/>
         </w:rPr>
       </w:pPr>
-      <w:hyperlink w:anchor="_Toc242165587" w:history="1">
+      <w:hyperlink w:anchor="_Toc242800153" w:history="1">
         <w:r>
           <w:rPr>
             <w:rStyle w:val="Hyperlink"/>
             <w:noProof/>
           </w:rPr>
-          <w:t>Figura 26 – Excluir Serviço</w:t>
+          <w:t>Figura 26 – Editar Serviço</w:t>
         </w:r>
         <w:r>
           <w:rPr>
@@ -2269,7 +2269,7 @@
             <w:noProof/>
             <w:webHidden/>
           </w:rPr>
-          <w:instrText xml:space="preserve"> PAGEREF _Toc242165587 \h </w:instrText>
+          <w:instrText xml:space="preserve"> PAGEREF _Toc242800153 \h </w:instrText>
         </w:r>
         <w:r>
           <w:rPr>
@@ -2289,7 +2289,7 @@
             <w:noProof/>
             <w:webHidden/>
           </w:rPr>
-          <w:t>40</w:t>
+          <w:t>41</w:t>
         </w:r>
         <w:r>
           <w:rPr>
@@ -2314,13 +2314,13 @@
           <w14:ligatures w14:val="standardContextual"/>
         </w:rPr>
       </w:pPr>
-      <w:hyperlink w:anchor="_Toc242165588" w:history="1">
+      <w:hyperlink w:anchor="_Toc242800154" w:history="1">
         <w:r>
           <w:rPr>
             <w:rStyle w:val="Hyperlink"/>
             <w:noProof/>
           </w:rPr>
-          <w:t>Figura 27 – Cadastro Entrada e Saída</w:t>
+          <w:t>Figura 27 – Excluir Serviço</w:t>
         </w:r>
         <w:r>
           <w:rPr>
@@ -2341,7 +2341,7 @@
             <w:noProof/>
             <w:webHidden/>
           </w:rPr>
-          <w:instrText xml:space="preserve"> PAGEREF _Toc242165588 \h </w:instrText>
+          <w:instrText xml:space="preserve"> PAGEREF _Toc242800154 \h </w:instrText>
         </w:r>
         <w:r>
           <w:rPr>
@@ -2386,13 +2386,13 @@
           <w14:ligatures w14:val="standardContextual"/>
         </w:rPr>
       </w:pPr>
-      <w:hyperlink w:anchor="_Toc242165589" w:history="1">
+      <w:hyperlink w:anchor="_Toc242800155" w:history="1">
         <w:r>
           <w:rPr>
             <w:rStyle w:val="Hyperlink"/>
             <w:noProof/>
           </w:rPr>
-          <w:t>Figura 28 – Editar Entrada e Saída</w:t>
+          <w:t>Figura 28 – Cadastro Entrada e Saída</w:t>
         </w:r>
         <w:r>
           <w:rPr>
@@ -2413,7 +2413,7 @@
             <w:noProof/>
             <w:webHidden/>
           </w:rPr>
-          <w:instrText xml:space="preserve"> PAGEREF _Toc242165589 \h </w:instrText>
+          <w:instrText xml:space="preserve"> PAGEREF _Toc242800155 \h </w:instrText>
         </w:r>
         <w:r>
           <w:rPr>
@@ -2433,7 +2433,7 @@
             <w:noProof/>
             <w:webHidden/>
           </w:rPr>
-          <w:t>41</w:t>
+          <w:t>42</w:t>
         </w:r>
         <w:r>
           <w:rPr>
@@ -2458,13 +2458,13 @@
           <w14:ligatures w14:val="standardContextual"/>
         </w:rPr>
       </w:pPr>
-      <w:hyperlink w:anchor="_Toc242165590" w:history="1">
+      <w:hyperlink w:anchor="_Toc242800156" w:history="1">
         <w:r>
           <w:rPr>
             <w:rStyle w:val="Hyperlink"/>
             <w:noProof/>
           </w:rPr>
-          <w:t>Figura 29 – Excluir Entrada e Saída</w:t>
+          <w:t>Figura 29 – Editar Entrada e Saída</w:t>
         </w:r>
         <w:r>
           <w:rPr>
@@ -2485,7 +2485,7 @@
             <w:noProof/>
             <w:webHidden/>
           </w:rPr>
-          <w:instrText xml:space="preserve"> PAGEREF _Toc242165590 \h </w:instrText>
+          <w:instrText xml:space="preserve"> PAGEREF _Toc242800156 \h </w:instrText>
         </w:r>
         <w:r>
           <w:rPr>
@@ -2530,13 +2530,13 @@
           <w14:ligatures w14:val="standardContextual"/>
         </w:rPr>
       </w:pPr>
-      <w:hyperlink w:anchor="_Toc242165591" w:history="1">
+      <w:hyperlink w:anchor="_Toc242800157" w:history="1">
         <w:r>
           <w:rPr>
             <w:rStyle w:val="Hyperlink"/>
             <w:noProof/>
           </w:rPr>
-          <w:t>Figura 30 – Movimentações Diárias</w:t>
+          <w:t>Figura 30 – Excluir Entrada e Saída</w:t>
         </w:r>
         <w:r>
           <w:rPr>
@@ -2557,7 +2557,7 @@
             <w:noProof/>
             <w:webHidden/>
           </w:rPr>
-          <w:instrText xml:space="preserve"> PAGEREF _Toc242165591 \h </w:instrText>
+          <w:instrText xml:space="preserve"> PAGEREF _Toc242800157 \h </w:instrText>
         </w:r>
         <w:r>
           <w:rPr>
@@ -2577,7 +2577,7 @@
             <w:noProof/>
             <w:webHidden/>
           </w:rPr>
-          <w:t>42</w:t>
+          <w:t>43</w:t>
         </w:r>
         <w:r>
           <w:rPr>
@@ -2602,13 +2602,13 @@
           <w14:ligatures w14:val="standardContextual"/>
         </w:rPr>
       </w:pPr>
-      <w:hyperlink w:anchor="_Toc242165592" w:history="1">
+      <w:hyperlink w:anchor="_Toc242800158" w:history="1">
         <w:r>
           <w:rPr>
             <w:rStyle w:val="Hyperlink"/>
             <w:noProof/>
           </w:rPr>
-          <w:t>Figura 31 – Movimentações Semanais</w:t>
+          <w:t>Figura 31 – Movimentações Diárias</w:t>
         </w:r>
         <w:r>
           <w:rPr>
@@ -2629,7 +2629,7 @@
             <w:noProof/>
             <w:webHidden/>
           </w:rPr>
-          <w:instrText xml:space="preserve"> PAGEREF _Toc242165592 \h </w:instrText>
+          <w:instrText xml:space="preserve"> PAGEREF _Toc242800158 \h </w:instrText>
         </w:r>
         <w:r>
           <w:rPr>
@@ -2674,13 +2674,13 @@
           <w14:ligatures w14:val="standardContextual"/>
         </w:rPr>
       </w:pPr>
-      <w:hyperlink w:anchor="_Toc242165593" w:history="1">
+      <w:hyperlink w:anchor="_Toc242800159" w:history="1">
         <w:r>
           <w:rPr>
             <w:rStyle w:val="Hyperlink"/>
             <w:noProof/>
           </w:rPr>
-          <w:t>Figura 32 – Movimentações Mensais</w:t>
+          <w:t>Figura 32 – Movimentações Semanais</w:t>
         </w:r>
         <w:r>
           <w:rPr>
@@ -2701,7 +2701,7 @@
             <w:noProof/>
             <w:webHidden/>
           </w:rPr>
-          <w:instrText xml:space="preserve"> PAGEREF _Toc242165593 \h </w:instrText>
+          <w:instrText xml:space="preserve"> PAGEREF _Toc242800159 \h </w:instrText>
         </w:r>
         <w:r>
           <w:rPr>
@@ -2721,7 +2721,7 @@
             <w:noProof/>
             <w:webHidden/>
           </w:rPr>
-          <w:t>43</w:t>
+          <w:t>44</w:t>
         </w:r>
         <w:r>
           <w:rPr>
@@ -2746,13 +2746,13 @@
           <w14:ligatures w14:val="standardContextual"/>
         </w:rPr>
       </w:pPr>
-      <w:hyperlink w:anchor="_Toc242165594" w:history="1">
+      <w:hyperlink w:anchor="_Toc242800160" w:history="1">
         <w:r>
           <w:rPr>
             <w:rStyle w:val="Hyperlink"/>
             <w:noProof/>
           </w:rPr>
-          <w:t>Figura 33 – Resumos Diários</w:t>
+          <w:t>Figura 33 – Movimentações Mensais</w:t>
         </w:r>
         <w:r>
           <w:rPr>
@@ -2773,7 +2773,7 @@
             <w:noProof/>
             <w:webHidden/>
           </w:rPr>
-          <w:instrText xml:space="preserve"> PAGEREF _Toc242165594 \h </w:instrText>
+          <w:instrText xml:space="preserve"> PAGEREF _Toc242800160 \h </w:instrText>
         </w:r>
         <w:r>
           <w:rPr>
@@ -2818,13 +2818,13 @@
           <w14:ligatures w14:val="standardContextual"/>
         </w:rPr>
       </w:pPr>
-      <w:hyperlink w:anchor="_Toc242165595" w:history="1">
+      <w:hyperlink w:anchor="_Toc242800161" w:history="1">
         <w:r>
           <w:rPr>
             <w:rStyle w:val="Hyperlink"/>
             <w:noProof/>
           </w:rPr>
-          <w:t>Figura 34 – Resumos Semanais</w:t>
+          <w:t>Figura 34 – Resumos Diários</w:t>
         </w:r>
         <w:r>
           <w:rPr>
@@ -2845,7 +2845,7 @@
             <w:noProof/>
             <w:webHidden/>
           </w:rPr>
-          <w:instrText xml:space="preserve"> PAGEREF _Toc242165595 \h </w:instrText>
+          <w:instrText xml:space="preserve"> PAGEREF _Toc242800161 \h </w:instrText>
         </w:r>
         <w:r>
           <w:rPr>
@@ -2865,7 +2865,7 @@
             <w:noProof/>
             <w:webHidden/>
           </w:rPr>
-          <w:t>44</w:t>
+          <w:t>45</w:t>
         </w:r>
         <w:r>
           <w:rPr>
@@ -2890,13 +2890,13 @@
           <w14:ligatures w14:val="standardContextual"/>
         </w:rPr>
       </w:pPr>
-      <w:hyperlink w:anchor="_Toc242165596" w:history="1">
+      <w:hyperlink w:anchor="_Toc242800162" w:history="1">
         <w:r>
           <w:rPr>
             <w:rStyle w:val="Hyperlink"/>
             <w:noProof/>
           </w:rPr>
-          <w:t>Figura 35 – Resumos Mensais</w:t>
+          <w:t>Figura 35 – Resumos Semanais</w:t>
         </w:r>
         <w:r>
           <w:rPr>
@@ -2917,7 +2917,7 @@
             <w:noProof/>
             <w:webHidden/>
           </w:rPr>
-          <w:instrText xml:space="preserve"> PAGEREF _Toc242165596 \h </w:instrText>
+          <w:instrText xml:space="preserve"> PAGEREF _Toc242800162 \h </w:instrText>
         </w:r>
         <w:r>
           <w:rPr>
@@ -2962,13 +2962,13 @@
           <w14:ligatures w14:val="standardContextual"/>
         </w:rPr>
       </w:pPr>
-      <w:hyperlink w:anchor="_Toc242165597" w:history="1">
+      <w:hyperlink w:anchor="_Toc242800163" w:history="1">
         <w:r>
           <w:rPr>
             <w:rStyle w:val="Hyperlink"/>
             <w:noProof/>
           </w:rPr>
-          <w:t>Figura 36 – Editar Perfil</w:t>
+          <w:t>Figura 36 – Resumos Mensais</w:t>
         </w:r>
         <w:r>
           <w:rPr>
@@ -2989,7 +2989,7 @@
             <w:noProof/>
             <w:webHidden/>
           </w:rPr>
-          <w:instrText xml:space="preserve"> PAGEREF _Toc242165597 \h </w:instrText>
+          <w:instrText xml:space="preserve"> PAGEREF _Toc242800163 \h </w:instrText>
         </w:r>
         <w:r>
           <w:rPr>
@@ -3009,7 +3009,79 @@
             <w:noProof/>
             <w:webHidden/>
           </w:rPr>
-          <w:t>45</w:t>
+          <w:t>46</w:t>
+        </w:r>
+        <w:r>
+          <w:rPr>
+            <w:noProof/>
+            <w:webHidden/>
+          </w:rPr>
+          <w:fldChar w:fldCharType="end"/>
+        </w:r>
+      </w:hyperlink>
+    </w:p>
+    <w:p>
+      <w:pPr>
+        <w:pStyle w:val="ndicedeilustraes"/>
+        <w:tabs>
+          <w:tab w:val="right" w:leader="dot" w:pos="9062"/>
+        </w:tabs>
+        <w:rPr>
+          <w:rFonts w:asciiTheme="minorHAnsi" w:eastAsiaTheme="minorEastAsia" w:hAnsiTheme="minorHAnsi" w:cstheme="minorBidi"/>
+          <w:noProof/>
+          <w:kern w:val="2"/>
+          <w:szCs w:val="24"/>
+          <w14:ligatures w14:val="standardContextual"/>
+        </w:rPr>
+      </w:pPr>
+      <w:hyperlink w:anchor="_Toc242800164" w:history="1">
+        <w:r>
+          <w:rPr>
+            <w:rStyle w:val="Hyperlink"/>
+            <w:noProof/>
+          </w:rPr>
+          <w:t>Figura 37 – Editar Perfil</w:t>
+        </w:r>
+        <w:r>
+          <w:rPr>
+            <w:noProof/>
+            <w:webHidden/>
+          </w:rPr>
+          <w:tab/>
+        </w:r>
+        <w:r>
+          <w:rPr>
+            <w:noProof/>
+            <w:webHidden/>
+          </w:rPr>
+          <w:fldChar w:fldCharType="begin"/>
+        </w:r>
+        <w:r>
+          <w:rPr>
+            <w:noProof/>
+            <w:webHidden/>
+          </w:rPr>
+          <w:instrText xml:space="preserve"> PAGEREF _Toc242800164 \h </w:instrText>
+        </w:r>
+        <w:r>
+          <w:rPr>
+            <w:noProof/>
+            <w:webHidden/>
+          </w:rPr>
+        </w:r>
+        <w:r>
+          <w:rPr>
+            <w:noProof/>
+            <w:webHidden/>
+          </w:rPr>
+          <w:fldChar w:fldCharType="separate"/>
+        </w:r>
+        <w:r>
+          <w:rPr>
+            <w:noProof/>
+            <w:webHidden/>
+          </w:rPr>
+          <w:t>46</w:t>
         </w:r>
         <w:r>
           <w:rPr>
@@ -3164,7 +3236,7 @@
           <w:r>
             <w:fldChar w:fldCharType="separate"/>
           </w:r>
-          <w:hyperlink w:anchor="_Toc242165598" w:history="1">
+          <w:hyperlink w:anchor="_Toc242800035" w:history="1">
             <w:r>
               <w:rPr>
                 <w:rStyle w:val="Hyperlink"/>
@@ -3211,7 +3283,7 @@
                 <w:noProof/>
                 <w:webHidden/>
               </w:rPr>
-              <w:instrText xml:space="preserve"> PAGEREF _Toc242165598 \h </w:instrText>
+              <w:instrText xml:space="preserve"> PAGEREF _Toc242800035 \h </w:instrText>
             </w:r>
             <w:r>
               <w:rPr>
@@ -3253,7 +3325,7 @@
               <w14:ligatures w14:val="standardContextual"/>
             </w:rPr>
           </w:pPr>
-          <w:hyperlink w:anchor="_Toc242165599" w:history="1">
+          <w:hyperlink w:anchor="_Toc242800036" w:history="1">
             <w:r>
               <w:rPr>
                 <w:rStyle w:val="Hyperlink"/>
@@ -3292,7 +3364,7 @@
               <w:rPr>
                 <w:webHidden/>
               </w:rPr>
-              <w:instrText xml:space="preserve"> PAGEREF _Toc242165599 \h </w:instrText>
+              <w:instrText xml:space="preserve"> PAGEREF _Toc242800036 \h </w:instrText>
             </w:r>
             <w:r>
               <w:rPr>
@@ -3330,7 +3402,7 @@
               <w14:ligatures w14:val="standardContextual"/>
             </w:rPr>
           </w:pPr>
-          <w:hyperlink w:anchor="_Toc242165600" w:history="1">
+          <w:hyperlink w:anchor="_Toc242800037" w:history="1">
             <w:r>
               <w:rPr>
                 <w:rStyle w:val="Hyperlink"/>
@@ -3369,7 +3441,7 @@
               <w:rPr>
                 <w:webHidden/>
               </w:rPr>
-              <w:instrText xml:space="preserve"> PAGEREF _Toc242165600 \h </w:instrText>
+              <w:instrText xml:space="preserve"> PAGEREF _Toc242800037 \h </w:instrText>
             </w:r>
             <w:r>
               <w:rPr>
@@ -3414,7 +3486,7 @@
               <w14:ligatures w14:val="standardContextual"/>
             </w:rPr>
           </w:pPr>
-          <w:hyperlink w:anchor="_Toc242165601" w:history="1">
+          <w:hyperlink w:anchor="_Toc242800038" w:history="1">
             <w:r>
               <w:rPr>
                 <w:rStyle w:val="Hyperlink"/>
@@ -3461,7 +3533,7 @@
                 <w:noProof/>
                 <w:webHidden/>
               </w:rPr>
-              <w:instrText xml:space="preserve"> PAGEREF _Toc242165601 \h </w:instrText>
+              <w:instrText xml:space="preserve"> PAGEREF _Toc242800038 \h </w:instrText>
             </w:r>
             <w:r>
               <w:rPr>
@@ -3503,7 +3575,7 @@
               <w14:ligatures w14:val="standardContextual"/>
             </w:rPr>
           </w:pPr>
-          <w:hyperlink w:anchor="_Toc242165602" w:history="1">
+          <w:hyperlink w:anchor="_Toc242800039" w:history="1">
             <w:r>
               <w:rPr>
                 <w:rStyle w:val="Hyperlink"/>
@@ -3542,7 +3614,7 @@
               <w:rPr>
                 <w:webHidden/>
               </w:rPr>
-              <w:instrText xml:space="preserve"> PAGEREF _Toc242165602 \h </w:instrText>
+              <w:instrText xml:space="preserve"> PAGEREF _Toc242800039 \h </w:instrText>
             </w:r>
             <w:r>
               <w:rPr>
@@ -3585,7 +3657,7 @@
               <w14:ligatures w14:val="standardContextual"/>
             </w:rPr>
           </w:pPr>
-          <w:hyperlink w:anchor="_Toc242165603" w:history="1">
+          <w:hyperlink w:anchor="_Toc242800040" w:history="1">
             <w:r>
               <w:rPr>
                 <w:rStyle w:val="Hyperlink"/>
@@ -3637,7 +3709,7 @@
                 <w:noProof/>
                 <w:webHidden/>
               </w:rPr>
-              <w:instrText xml:space="preserve"> PAGEREF _Toc242165603 \h </w:instrText>
+              <w:instrText xml:space="preserve"> PAGEREF _Toc242800040 \h </w:instrText>
             </w:r>
             <w:r>
               <w:rPr>
@@ -3684,7 +3756,7 @@
               <w14:ligatures w14:val="standardContextual"/>
             </w:rPr>
           </w:pPr>
-          <w:hyperlink w:anchor="_Toc242165604" w:history="1">
+          <w:hyperlink w:anchor="_Toc242800041" w:history="1">
             <w:r>
               <w:rPr>
                 <w:rStyle w:val="Hyperlink"/>
@@ -3744,7 +3816,7 @@
                 <w:noProof/>
                 <w:webHidden/>
               </w:rPr>
-              <w:instrText xml:space="preserve"> PAGEREF _Toc242165604 \h </w:instrText>
+              <w:instrText xml:space="preserve"> PAGEREF _Toc242800041 \h </w:instrText>
             </w:r>
             <w:r>
               <w:rPr>
@@ -3791,7 +3863,7 @@
               <w14:ligatures w14:val="standardContextual"/>
             </w:rPr>
           </w:pPr>
-          <w:hyperlink w:anchor="_Toc242165605" w:history="1">
+          <w:hyperlink w:anchor="_Toc242800042" w:history="1">
             <w:r>
               <w:rPr>
                 <w:rStyle w:val="Hyperlink"/>
@@ -3843,7 +3915,7 @@
                 <w:noProof/>
                 <w:webHidden/>
               </w:rPr>
-              <w:instrText xml:space="preserve"> PAGEREF _Toc242165605 \h </w:instrText>
+              <w:instrText xml:space="preserve"> PAGEREF _Toc242800042 \h </w:instrText>
             </w:r>
             <w:r>
               <w:rPr>
@@ -3890,7 +3962,7 @@
               <w14:ligatures w14:val="standardContextual"/>
             </w:rPr>
           </w:pPr>
-          <w:hyperlink w:anchor="_Toc242165606" w:history="1">
+          <w:hyperlink w:anchor="_Toc242800043" w:history="1">
             <w:r>
               <w:rPr>
                 <w:rStyle w:val="Hyperlink"/>
@@ -3942,7 +4014,7 @@
                 <w:noProof/>
                 <w:webHidden/>
               </w:rPr>
-              <w:instrText xml:space="preserve"> PAGEREF _Toc242165606 \h </w:instrText>
+              <w:instrText xml:space="preserve"> PAGEREF _Toc242800043 \h </w:instrText>
             </w:r>
             <w:r>
               <w:rPr>
@@ -3989,7 +4061,7 @@
               <w14:ligatures w14:val="standardContextual"/>
             </w:rPr>
           </w:pPr>
-          <w:hyperlink w:anchor="_Toc242165607" w:history="1">
+          <w:hyperlink w:anchor="_Toc242800044" w:history="1">
             <w:r>
               <w:rPr>
                 <w:rStyle w:val="Hyperlink"/>
@@ -4041,7 +4113,7 @@
                 <w:noProof/>
                 <w:webHidden/>
               </w:rPr>
-              <w:instrText xml:space="preserve"> PAGEREF _Toc242165607 \h </w:instrText>
+              <w:instrText xml:space="preserve"> PAGEREF _Toc242800044 \h </w:instrText>
             </w:r>
             <w:r>
               <w:rPr>
@@ -4088,7 +4160,7 @@
               <w14:ligatures w14:val="standardContextual"/>
             </w:rPr>
           </w:pPr>
-          <w:hyperlink w:anchor="_Toc242165608" w:history="1">
+          <w:hyperlink w:anchor="_Toc242800045" w:history="1">
             <w:r>
               <w:rPr>
                 <w:rStyle w:val="Hyperlink"/>
@@ -4140,7 +4212,7 @@
                 <w:noProof/>
                 <w:webHidden/>
               </w:rPr>
-              <w:instrText xml:space="preserve"> PAGEREF _Toc242165608 \h </w:instrText>
+              <w:instrText xml:space="preserve"> PAGEREF _Toc242800045 \h </w:instrText>
             </w:r>
             <w:r>
               <w:rPr>
@@ -4187,7 +4259,7 @@
               <w14:ligatures w14:val="standardContextual"/>
             </w:rPr>
           </w:pPr>
-          <w:hyperlink w:anchor="_Toc242165609" w:history="1">
+          <w:hyperlink w:anchor="_Toc242800046" w:history="1">
             <w:r>
               <w:rPr>
                 <w:rStyle w:val="Hyperlink"/>
@@ -4239,7 +4311,7 @@
                 <w:noProof/>
                 <w:webHidden/>
               </w:rPr>
-              <w:instrText xml:space="preserve"> PAGEREF _Toc242165609 \h </w:instrText>
+              <w:instrText xml:space="preserve"> PAGEREF _Toc242800046 \h </w:instrText>
             </w:r>
             <w:r>
               <w:rPr>
@@ -4286,7 +4358,7 @@
               <w14:ligatures w14:val="standardContextual"/>
             </w:rPr>
           </w:pPr>
-          <w:hyperlink w:anchor="_Toc242165610" w:history="1">
+          <w:hyperlink w:anchor="_Toc242800047" w:history="1">
             <w:r>
               <w:rPr>
                 <w:rStyle w:val="Hyperlink"/>
@@ -4338,7 +4410,7 @@
                 <w:noProof/>
                 <w:webHidden/>
               </w:rPr>
-              <w:instrText xml:space="preserve"> PAGEREF _Toc242165610 \h </w:instrText>
+              <w:instrText xml:space="preserve"> PAGEREF _Toc242800047 \h </w:instrText>
             </w:r>
             <w:r>
               <w:rPr>
@@ -4385,7 +4457,7 @@
               <w14:ligatures w14:val="standardContextual"/>
             </w:rPr>
           </w:pPr>
-          <w:hyperlink w:anchor="_Toc242165611" w:history="1">
+          <w:hyperlink w:anchor="_Toc242800048" w:history="1">
             <w:r>
               <w:rPr>
                 <w:rStyle w:val="Hyperlink"/>
@@ -4445,7 +4517,7 @@
                 <w:noProof/>
                 <w:webHidden/>
               </w:rPr>
-              <w:instrText xml:space="preserve"> PAGEREF _Toc242165611 \h </w:instrText>
+              <w:instrText xml:space="preserve"> PAGEREF _Toc242800048 \h </w:instrText>
             </w:r>
             <w:r>
               <w:rPr>
@@ -4492,7 +4564,7 @@
               <w14:ligatures w14:val="standardContextual"/>
             </w:rPr>
           </w:pPr>
-          <w:hyperlink w:anchor="_Toc242165612" w:history="1">
+          <w:hyperlink w:anchor="_Toc242800049" w:history="1">
             <w:r>
               <w:rPr>
                 <w:rStyle w:val="Hyperlink"/>
@@ -4552,7 +4624,7 @@
                 <w:noProof/>
                 <w:webHidden/>
               </w:rPr>
-              <w:instrText xml:space="preserve"> PAGEREF _Toc242165612 \h </w:instrText>
+              <w:instrText xml:space="preserve"> PAGEREF _Toc242800049 \h </w:instrText>
             </w:r>
             <w:r>
               <w:rPr>
@@ -4599,7 +4671,7 @@
               <w14:ligatures w14:val="standardContextual"/>
             </w:rPr>
           </w:pPr>
-          <w:hyperlink w:anchor="_Toc242165613" w:history="1">
+          <w:hyperlink w:anchor="_Toc242800050" w:history="1">
             <w:r>
               <w:rPr>
                 <w:rStyle w:val="Hyperlink"/>
@@ -4651,7 +4723,7 @@
                 <w:noProof/>
                 <w:webHidden/>
               </w:rPr>
-              <w:instrText xml:space="preserve"> PAGEREF _Toc242165613 \h </w:instrText>
+              <w:instrText xml:space="preserve"> PAGEREF _Toc242800050 \h </w:instrText>
             </w:r>
             <w:r>
               <w:rPr>
@@ -4698,7 +4770,7 @@
               <w14:ligatures w14:val="standardContextual"/>
             </w:rPr>
           </w:pPr>
-          <w:hyperlink w:anchor="_Toc242165614" w:history="1">
+          <w:hyperlink w:anchor="_Toc242800051" w:history="1">
             <w:r>
               <w:rPr>
                 <w:rStyle w:val="Hyperlink"/>
@@ -4750,7 +4822,7 @@
                 <w:noProof/>
                 <w:webHidden/>
               </w:rPr>
-              <w:instrText xml:space="preserve"> PAGEREF _Toc242165614 \h </w:instrText>
+              <w:instrText xml:space="preserve"> PAGEREF _Toc242800051 \h </w:instrText>
             </w:r>
             <w:r>
               <w:rPr>
@@ -4797,7 +4869,7 @@
               <w14:ligatures w14:val="standardContextual"/>
             </w:rPr>
           </w:pPr>
-          <w:hyperlink w:anchor="_Toc242165615" w:history="1">
+          <w:hyperlink w:anchor="_Toc242800052" w:history="1">
             <w:r>
               <w:rPr>
                 <w:rStyle w:val="Hyperlink"/>
@@ -4849,7 +4921,7 @@
                 <w:noProof/>
                 <w:webHidden/>
               </w:rPr>
-              <w:instrText xml:space="preserve"> PAGEREF _Toc242165615 \h </w:instrText>
+              <w:instrText xml:space="preserve"> PAGEREF _Toc242800052 \h </w:instrText>
             </w:r>
             <w:r>
               <w:rPr>
@@ -4896,7 +4968,7 @@
               <w14:ligatures w14:val="standardContextual"/>
             </w:rPr>
           </w:pPr>
-          <w:hyperlink w:anchor="_Toc242165616" w:history="1">
+          <w:hyperlink w:anchor="_Toc242800053" w:history="1">
             <w:r>
               <w:rPr>
                 <w:rStyle w:val="Hyperlink"/>
@@ -4948,7 +5020,7 @@
                 <w:noProof/>
                 <w:webHidden/>
               </w:rPr>
-              <w:instrText xml:space="preserve"> PAGEREF _Toc242165616 \h </w:instrText>
+              <w:instrText xml:space="preserve"> PAGEREF _Toc242800053 \h </w:instrText>
             </w:r>
             <w:r>
               <w:rPr>
@@ -4995,7 +5067,7 @@
               <w14:ligatures w14:val="standardContextual"/>
             </w:rPr>
           </w:pPr>
-          <w:hyperlink w:anchor="_Toc242165617" w:history="1">
+          <w:hyperlink w:anchor="_Toc242800054" w:history="1">
             <w:r>
               <w:rPr>
                 <w:rStyle w:val="Hyperlink"/>
@@ -5055,7 +5127,7 @@
                 <w:noProof/>
                 <w:webHidden/>
               </w:rPr>
-              <w:instrText xml:space="preserve"> PAGEREF _Toc242165617 \h </w:instrText>
+              <w:instrText xml:space="preserve"> PAGEREF _Toc242800054 \h </w:instrText>
             </w:r>
             <w:r>
               <w:rPr>
@@ -5102,7 +5174,7 @@
               <w14:ligatures w14:val="standardContextual"/>
             </w:rPr>
           </w:pPr>
-          <w:hyperlink w:anchor="_Toc242165618" w:history="1">
+          <w:hyperlink w:anchor="_Toc242800055" w:history="1">
             <w:r>
               <w:rPr>
                 <w:rStyle w:val="Hyperlink"/>
@@ -5154,7 +5226,7 @@
                 <w:noProof/>
                 <w:webHidden/>
               </w:rPr>
-              <w:instrText xml:space="preserve"> PAGEREF _Toc242165618 \h </w:instrText>
+              <w:instrText xml:space="preserve"> PAGEREF _Toc242800055 \h </w:instrText>
             </w:r>
             <w:r>
               <w:rPr>
@@ -5201,7 +5273,7 @@
               <w14:ligatures w14:val="standardContextual"/>
             </w:rPr>
           </w:pPr>
-          <w:hyperlink w:anchor="_Toc242165619" w:history="1">
+          <w:hyperlink w:anchor="_Toc242800056" w:history="1">
             <w:r>
               <w:rPr>
                 <w:rStyle w:val="Hyperlink"/>
@@ -5253,7 +5325,7 @@
                 <w:noProof/>
                 <w:webHidden/>
               </w:rPr>
-              <w:instrText xml:space="preserve"> PAGEREF _Toc242165619 \h </w:instrText>
+              <w:instrText xml:space="preserve"> PAGEREF _Toc242800056 \h </w:instrText>
             </w:r>
             <w:r>
               <w:rPr>
@@ -5300,7 +5372,7 @@
               <w14:ligatures w14:val="standardContextual"/>
             </w:rPr>
           </w:pPr>
-          <w:hyperlink w:anchor="_Toc242165620" w:history="1">
+          <w:hyperlink w:anchor="_Toc242800057" w:history="1">
             <w:r>
               <w:rPr>
                 <w:rStyle w:val="Hyperlink"/>
@@ -5352,7 +5424,7 @@
                 <w:noProof/>
                 <w:webHidden/>
               </w:rPr>
-              <w:instrText xml:space="preserve"> PAGEREF _Toc242165620 \h </w:instrText>
+              <w:instrText xml:space="preserve"> PAGEREF _Toc242800057 \h </w:instrText>
             </w:r>
             <w:r>
               <w:rPr>
@@ -5399,7 +5471,7 @@
               <w14:ligatures w14:val="standardContextual"/>
             </w:rPr>
           </w:pPr>
-          <w:hyperlink w:anchor="_Toc242165621" w:history="1">
+          <w:hyperlink w:anchor="_Toc242800058" w:history="1">
             <w:r>
               <w:rPr>
                 <w:rStyle w:val="Hyperlink"/>
@@ -5459,7 +5531,7 @@
                 <w:noProof/>
                 <w:webHidden/>
               </w:rPr>
-              <w:instrText xml:space="preserve"> PAGEREF _Toc242165621 \h </w:instrText>
+              <w:instrText xml:space="preserve"> PAGEREF _Toc242800058 \h </w:instrText>
             </w:r>
             <w:r>
               <w:rPr>
@@ -5506,7 +5578,7 @@
               <w14:ligatures w14:val="standardContextual"/>
             </w:rPr>
           </w:pPr>
-          <w:hyperlink w:anchor="_Toc242165622" w:history="1">
+          <w:hyperlink w:anchor="_Toc242800059" w:history="1">
             <w:r>
               <w:rPr>
                 <w:rStyle w:val="Hyperlink"/>
@@ -5558,7 +5630,7 @@
                 <w:noProof/>
                 <w:webHidden/>
               </w:rPr>
-              <w:instrText xml:space="preserve"> PAGEREF _Toc242165622 \h </w:instrText>
+              <w:instrText xml:space="preserve"> PAGEREF _Toc242800059 \h </w:instrText>
             </w:r>
             <w:r>
               <w:rPr>
@@ -5605,7 +5677,7 @@
               <w14:ligatures w14:val="standardContextual"/>
             </w:rPr>
           </w:pPr>
-          <w:hyperlink w:anchor="_Toc242165623" w:history="1">
+          <w:hyperlink w:anchor="_Toc242800060" w:history="1">
             <w:r>
               <w:rPr>
                 <w:rStyle w:val="Hyperlink"/>
@@ -5657,7 +5729,7 @@
                 <w:noProof/>
                 <w:webHidden/>
               </w:rPr>
-              <w:instrText xml:space="preserve"> PAGEREF _Toc242165623 \h </w:instrText>
+              <w:instrText xml:space="preserve"> PAGEREF _Toc242800060 \h </w:instrText>
             </w:r>
             <w:r>
               <w:rPr>
@@ -5704,7 +5776,7 @@
               <w14:ligatures w14:val="standardContextual"/>
             </w:rPr>
           </w:pPr>
-          <w:hyperlink w:anchor="_Toc242165624" w:history="1">
+          <w:hyperlink w:anchor="_Toc242800061" w:history="1">
             <w:r>
               <w:rPr>
                 <w:rStyle w:val="Hyperlink"/>
@@ -5764,7 +5836,7 @@
                 <w:noProof/>
                 <w:webHidden/>
               </w:rPr>
-              <w:instrText xml:space="preserve"> PAGEREF _Toc242165624 \h </w:instrText>
+              <w:instrText xml:space="preserve"> PAGEREF _Toc242800061 \h </w:instrText>
             </w:r>
             <w:r>
               <w:rPr>
@@ -5811,7 +5883,7 @@
               <w14:ligatures w14:val="standardContextual"/>
             </w:rPr>
           </w:pPr>
-          <w:hyperlink w:anchor="_Toc242165625" w:history="1">
+          <w:hyperlink w:anchor="_Toc242800062" w:history="1">
             <w:r>
               <w:rPr>
                 <w:rStyle w:val="Hyperlink"/>
@@ -5871,7 +5943,7 @@
                 <w:noProof/>
                 <w:webHidden/>
               </w:rPr>
-              <w:instrText xml:space="preserve"> PAGEREF _Toc242165625 \h </w:instrText>
+              <w:instrText xml:space="preserve"> PAGEREF _Toc242800062 \h </w:instrText>
             </w:r>
             <w:r>
               <w:rPr>
@@ -5918,7 +5990,7 @@
               <w14:ligatures w14:val="standardContextual"/>
             </w:rPr>
           </w:pPr>
-          <w:hyperlink w:anchor="_Toc242165626" w:history="1">
+          <w:hyperlink w:anchor="_Toc242800063" w:history="1">
             <w:r>
               <w:rPr>
                 <w:rStyle w:val="Hyperlink"/>
@@ -5978,7 +6050,7 @@
                 <w:noProof/>
                 <w:webHidden/>
               </w:rPr>
-              <w:instrText xml:space="preserve"> PAGEREF _Toc242165626 \h </w:instrText>
+              <w:instrText xml:space="preserve"> PAGEREF _Toc242800063 \h </w:instrText>
             </w:r>
             <w:r>
               <w:rPr>
@@ -6025,7 +6097,7 @@
               <w14:ligatures w14:val="standardContextual"/>
             </w:rPr>
           </w:pPr>
-          <w:hyperlink w:anchor="_Toc242165627" w:history="1">
+          <w:hyperlink w:anchor="_Toc242800064" w:history="1">
             <w:r>
               <w:rPr>
                 <w:rStyle w:val="Hyperlink"/>
@@ -6078,7 +6150,7 @@
                 <w:noProof/>
                 <w:webHidden/>
               </w:rPr>
-              <w:instrText xml:space="preserve"> PAGEREF _Toc242165627 \h </w:instrText>
+              <w:instrText xml:space="preserve"> PAGEREF _Toc242800064 \h </w:instrText>
             </w:r>
             <w:r>
               <w:rPr>
@@ -6125,7 +6197,7 @@
               <w14:ligatures w14:val="standardContextual"/>
             </w:rPr>
           </w:pPr>
-          <w:hyperlink w:anchor="_Toc242165628" w:history="1">
+          <w:hyperlink w:anchor="_Toc242800065" w:history="1">
             <w:r>
               <w:rPr>
                 <w:rStyle w:val="Hyperlink"/>
@@ -6177,7 +6249,7 @@
                 <w:noProof/>
                 <w:webHidden/>
               </w:rPr>
-              <w:instrText xml:space="preserve"> PAGEREF _Toc242165628 \h </w:instrText>
+              <w:instrText xml:space="preserve"> PAGEREF _Toc242800065 \h </w:instrText>
             </w:r>
             <w:r>
               <w:rPr>
@@ -6224,7 +6296,7 @@
               <w14:ligatures w14:val="standardContextual"/>
             </w:rPr>
           </w:pPr>
-          <w:hyperlink w:anchor="_Toc242165629" w:history="1">
+          <w:hyperlink w:anchor="_Toc242800066" w:history="1">
             <w:r>
               <w:rPr>
                 <w:rStyle w:val="Hyperlink"/>
@@ -6276,7 +6348,7 @@
                 <w:noProof/>
                 <w:webHidden/>
               </w:rPr>
-              <w:instrText xml:space="preserve"> PAGEREF _Toc242165629 \h </w:instrText>
+              <w:instrText xml:space="preserve"> PAGEREF _Toc242800066 \h </w:instrText>
             </w:r>
             <w:r>
               <w:rPr>
@@ -6323,7 +6395,7 @@
               <w14:ligatures w14:val="standardContextual"/>
             </w:rPr>
           </w:pPr>
-          <w:hyperlink w:anchor="_Toc242165630" w:history="1">
+          <w:hyperlink w:anchor="_Toc242800067" w:history="1">
             <w:r>
               <w:rPr>
                 <w:rStyle w:val="Hyperlink"/>
@@ -6375,7 +6447,7 @@
                 <w:noProof/>
                 <w:webHidden/>
               </w:rPr>
-              <w:instrText xml:space="preserve"> PAGEREF _Toc242165630 \h </w:instrText>
+              <w:instrText xml:space="preserve"> PAGEREF _Toc242800067 \h </w:instrText>
             </w:r>
             <w:r>
               <w:rPr>
@@ -6422,7 +6494,7 @@
               <w14:ligatures w14:val="standardContextual"/>
             </w:rPr>
           </w:pPr>
-          <w:hyperlink w:anchor="_Toc242165631" w:history="1">
+          <w:hyperlink w:anchor="_Toc242800068" w:history="1">
             <w:r>
               <w:rPr>
                 <w:rStyle w:val="Hyperlink"/>
@@ -6474,7 +6546,7 @@
                 <w:noProof/>
                 <w:webHidden/>
               </w:rPr>
-              <w:instrText xml:space="preserve"> PAGEREF _Toc242165631 \h </w:instrText>
+              <w:instrText xml:space="preserve"> PAGEREF _Toc242800068 \h </w:instrText>
             </w:r>
             <w:r>
               <w:rPr>
@@ -6521,7 +6593,7 @@
               <w14:ligatures w14:val="standardContextual"/>
             </w:rPr>
           </w:pPr>
-          <w:hyperlink w:anchor="_Toc242165632" w:history="1">
+          <w:hyperlink w:anchor="_Toc242800069" w:history="1">
             <w:r>
               <w:rPr>
                 <w:rStyle w:val="Hyperlink"/>
@@ -6573,7 +6645,7 @@
                 <w:noProof/>
                 <w:webHidden/>
               </w:rPr>
-              <w:instrText xml:space="preserve"> PAGEREF _Toc242165632 \h </w:instrText>
+              <w:instrText xml:space="preserve"> PAGEREF _Toc242800069 \h </w:instrText>
             </w:r>
             <w:r>
               <w:rPr>
@@ -6620,7 +6692,7 @@
               <w14:ligatures w14:val="standardContextual"/>
             </w:rPr>
           </w:pPr>
-          <w:hyperlink w:anchor="_Toc242165633" w:history="1">
+          <w:hyperlink w:anchor="_Toc242800070" w:history="1">
             <w:r>
               <w:rPr>
                 <w:rStyle w:val="Hyperlink"/>
@@ -6672,7 +6744,7 @@
                 <w:noProof/>
                 <w:webHidden/>
               </w:rPr>
-              <w:instrText xml:space="preserve"> PAGEREF _Toc242165633 \h </w:instrText>
+              <w:instrText xml:space="preserve"> PAGEREF _Toc242800070 \h </w:instrText>
             </w:r>
             <w:r>
               <w:rPr>
@@ -6719,7 +6791,7 @@
               <w14:ligatures w14:val="standardContextual"/>
             </w:rPr>
           </w:pPr>
-          <w:hyperlink w:anchor="_Toc242165634" w:history="1">
+          <w:hyperlink w:anchor="_Toc242800071" w:history="1">
             <w:r>
               <w:rPr>
                 <w:rStyle w:val="Hyperlink"/>
@@ -6771,7 +6843,7 @@
                 <w:noProof/>
                 <w:webHidden/>
               </w:rPr>
-              <w:instrText xml:space="preserve"> PAGEREF _Toc242165634 \h </w:instrText>
+              <w:instrText xml:space="preserve"> PAGEREF _Toc242800071 \h </w:instrText>
             </w:r>
             <w:r>
               <w:rPr>
@@ -6818,7 +6890,7 @@
               <w14:ligatures w14:val="standardContextual"/>
             </w:rPr>
           </w:pPr>
-          <w:hyperlink w:anchor="_Toc242165635" w:history="1">
+          <w:hyperlink w:anchor="_Toc242800072" w:history="1">
             <w:r>
               <w:rPr>
                 <w:rStyle w:val="Hyperlink"/>
@@ -6870,7 +6942,7 @@
                 <w:noProof/>
                 <w:webHidden/>
               </w:rPr>
-              <w:instrText xml:space="preserve"> PAGEREF _Toc242165635 \h </w:instrText>
+              <w:instrText xml:space="preserve"> PAGEREF _Toc242800072 \h </w:instrText>
             </w:r>
             <w:r>
               <w:rPr>
@@ -6917,7 +6989,7 @@
               <w14:ligatures w14:val="standardContextual"/>
             </w:rPr>
           </w:pPr>
-          <w:hyperlink w:anchor="_Toc242165636" w:history="1">
+          <w:hyperlink w:anchor="_Toc242800073" w:history="1">
             <w:r>
               <w:rPr>
                 <w:rStyle w:val="Hyperlink"/>
@@ -6969,7 +7041,7 @@
                 <w:noProof/>
                 <w:webHidden/>
               </w:rPr>
-              <w:instrText xml:space="preserve"> PAGEREF _Toc242165636 \h </w:instrText>
+              <w:instrText xml:space="preserve"> PAGEREF _Toc242800073 \h </w:instrText>
             </w:r>
             <w:r>
               <w:rPr>
@@ -7016,7 +7088,7 @@
               <w14:ligatures w14:val="standardContextual"/>
             </w:rPr>
           </w:pPr>
-          <w:hyperlink w:anchor="_Toc242165637" w:history="1">
+          <w:hyperlink w:anchor="_Toc242800074" w:history="1">
             <w:r>
               <w:rPr>
                 <w:rStyle w:val="Hyperlink"/>
@@ -7068,7 +7140,7 @@
                 <w:noProof/>
                 <w:webHidden/>
               </w:rPr>
-              <w:instrText xml:space="preserve"> PAGEREF _Toc242165637 \h </w:instrText>
+              <w:instrText xml:space="preserve"> PAGEREF _Toc242800074 \h </w:instrText>
             </w:r>
             <w:r>
               <w:rPr>
@@ -7115,7 +7187,7 @@
               <w14:ligatures w14:val="standardContextual"/>
             </w:rPr>
           </w:pPr>
-          <w:hyperlink w:anchor="_Toc242165638" w:history="1">
+          <w:hyperlink w:anchor="_Toc242800075" w:history="1">
             <w:r>
               <w:rPr>
                 <w:rStyle w:val="Hyperlink"/>
@@ -7167,7 +7239,7 @@
                 <w:noProof/>
                 <w:webHidden/>
               </w:rPr>
-              <w:instrText xml:space="preserve"> PAGEREF _Toc242165638 \h </w:instrText>
+              <w:instrText xml:space="preserve"> PAGEREF _Toc242800075 \h </w:instrText>
             </w:r>
             <w:r>
               <w:rPr>
@@ -7214,7 +7286,7 @@
               <w14:ligatures w14:val="standardContextual"/>
             </w:rPr>
           </w:pPr>
-          <w:hyperlink w:anchor="_Toc242165639" w:history="1">
+          <w:hyperlink w:anchor="_Toc242800076" w:history="1">
             <w:r>
               <w:rPr>
                 <w:rStyle w:val="Hyperlink"/>
@@ -7266,7 +7338,7 @@
                 <w:noProof/>
                 <w:webHidden/>
               </w:rPr>
-              <w:instrText xml:space="preserve"> PAGEREF _Toc242165639 \h </w:instrText>
+              <w:instrText xml:space="preserve"> PAGEREF _Toc242800076 \h </w:instrText>
             </w:r>
             <w:r>
               <w:rPr>
@@ -7313,7 +7385,7 @@
               <w14:ligatures w14:val="standardContextual"/>
             </w:rPr>
           </w:pPr>
-          <w:hyperlink w:anchor="_Toc242165640" w:history="1">
+          <w:hyperlink w:anchor="_Toc242800077" w:history="1">
             <w:r>
               <w:rPr>
                 <w:rStyle w:val="Hyperlink"/>
@@ -7365,7 +7437,7 @@
                 <w:noProof/>
                 <w:webHidden/>
               </w:rPr>
-              <w:instrText xml:space="preserve"> PAGEREF _Toc242165640 \h </w:instrText>
+              <w:instrText xml:space="preserve"> PAGEREF _Toc242800077 \h </w:instrText>
             </w:r>
             <w:r>
               <w:rPr>
@@ -7412,7 +7484,7 @@
               <w14:ligatures w14:val="standardContextual"/>
             </w:rPr>
           </w:pPr>
-          <w:hyperlink w:anchor="_Toc242165641" w:history="1">
+          <w:hyperlink w:anchor="_Toc242800078" w:history="1">
             <w:r>
               <w:rPr>
                 <w:rStyle w:val="Hyperlink"/>
@@ -7464,7 +7536,7 @@
                 <w:noProof/>
                 <w:webHidden/>
               </w:rPr>
-              <w:instrText xml:space="preserve"> PAGEREF _Toc242165641 \h </w:instrText>
+              <w:instrText xml:space="preserve"> PAGEREF _Toc242800078 \h </w:instrText>
             </w:r>
             <w:r>
               <w:rPr>
@@ -7511,7 +7583,7 @@
               <w14:ligatures w14:val="standardContextual"/>
             </w:rPr>
           </w:pPr>
-          <w:hyperlink w:anchor="_Toc242165642" w:history="1">
+          <w:hyperlink w:anchor="_Toc242800079" w:history="1">
             <w:r>
               <w:rPr>
                 <w:rStyle w:val="Hyperlink"/>
@@ -7563,7 +7635,7 @@
                 <w:noProof/>
                 <w:webHidden/>
               </w:rPr>
-              <w:instrText xml:space="preserve"> PAGEREF _Toc242165642 \h </w:instrText>
+              <w:instrText xml:space="preserve"> PAGEREF _Toc242800079 \h </w:instrText>
             </w:r>
             <w:r>
               <w:rPr>
@@ -7610,7 +7682,7 @@
               <w14:ligatures w14:val="standardContextual"/>
             </w:rPr>
           </w:pPr>
-          <w:hyperlink w:anchor="_Toc242165643" w:history="1">
+          <w:hyperlink w:anchor="_Toc242800080" w:history="1">
             <w:r>
               <w:rPr>
                 <w:rStyle w:val="Hyperlink"/>
@@ -7662,7 +7734,7 @@
                 <w:noProof/>
                 <w:webHidden/>
               </w:rPr>
-              <w:instrText xml:space="preserve"> PAGEREF _Toc242165643 \h </w:instrText>
+              <w:instrText xml:space="preserve"> PAGEREF _Toc242800080 \h </w:instrText>
             </w:r>
             <w:r>
               <w:rPr>
@@ -7709,7 +7781,7 @@
               <w14:ligatures w14:val="standardContextual"/>
             </w:rPr>
           </w:pPr>
-          <w:hyperlink w:anchor="_Toc242165644" w:history="1">
+          <w:hyperlink w:anchor="_Toc242800081" w:history="1">
             <w:r>
               <w:rPr>
                 <w:rStyle w:val="Hyperlink"/>
@@ -7761,7 +7833,7 @@
                 <w:noProof/>
                 <w:webHidden/>
               </w:rPr>
-              <w:instrText xml:space="preserve"> PAGEREF _Toc242165644 \h </w:instrText>
+              <w:instrText xml:space="preserve"> PAGEREF _Toc242800081 \h </w:instrText>
             </w:r>
             <w:r>
               <w:rPr>
@@ -7808,7 +7880,7 @@
               <w14:ligatures w14:val="standardContextual"/>
             </w:rPr>
           </w:pPr>
-          <w:hyperlink w:anchor="_Toc242165645" w:history="1">
+          <w:hyperlink w:anchor="_Toc242800082" w:history="1">
             <w:r>
               <w:rPr>
                 <w:rStyle w:val="Hyperlink"/>
@@ -7860,7 +7932,7 @@
                 <w:noProof/>
                 <w:webHidden/>
               </w:rPr>
-              <w:instrText xml:space="preserve"> PAGEREF _Toc242165645 \h </w:instrText>
+              <w:instrText xml:space="preserve"> PAGEREF _Toc242800082 \h </w:instrText>
             </w:r>
             <w:r>
               <w:rPr>
@@ -7907,7 +7979,7 @@
               <w14:ligatures w14:val="standardContextual"/>
             </w:rPr>
           </w:pPr>
-          <w:hyperlink w:anchor="_Toc242165646" w:history="1">
+          <w:hyperlink w:anchor="_Toc242800083" w:history="1">
             <w:r>
               <w:rPr>
                 <w:rStyle w:val="Hyperlink"/>
@@ -7959,7 +8031,7 @@
                 <w:noProof/>
                 <w:webHidden/>
               </w:rPr>
-              <w:instrText xml:space="preserve"> PAGEREF _Toc242165646 \h </w:instrText>
+              <w:instrText xml:space="preserve"> PAGEREF _Toc242800083 \h </w:instrText>
             </w:r>
             <w:r>
               <w:rPr>
@@ -8006,7 +8078,7 @@
               <w14:ligatures w14:val="standardContextual"/>
             </w:rPr>
           </w:pPr>
-          <w:hyperlink w:anchor="_Toc242165647" w:history="1">
+          <w:hyperlink w:anchor="_Toc242800084" w:history="1">
             <w:r>
               <w:rPr>
                 <w:rStyle w:val="Hyperlink"/>
@@ -8058,7 +8130,7 @@
                 <w:noProof/>
                 <w:webHidden/>
               </w:rPr>
-              <w:instrText xml:space="preserve"> PAGEREF _Toc242165647 \h </w:instrText>
+              <w:instrText xml:space="preserve"> PAGEREF _Toc242800084 \h </w:instrText>
             </w:r>
             <w:r>
               <w:rPr>
@@ -8105,7 +8177,7 @@
               <w14:ligatures w14:val="standardContextual"/>
             </w:rPr>
           </w:pPr>
-          <w:hyperlink w:anchor="_Toc242165648" w:history="1">
+          <w:hyperlink w:anchor="_Toc242800085" w:history="1">
             <w:r>
               <w:rPr>
                 <w:rStyle w:val="Hyperlink"/>
@@ -8157,7 +8229,7 @@
                 <w:noProof/>
                 <w:webHidden/>
               </w:rPr>
-              <w:instrText xml:space="preserve"> PAGEREF _Toc242165648 \h </w:instrText>
+              <w:instrText xml:space="preserve"> PAGEREF _Toc242800085 \h </w:instrText>
             </w:r>
             <w:r>
               <w:rPr>
@@ -8204,7 +8276,7 @@
               <w14:ligatures w14:val="standardContextual"/>
             </w:rPr>
           </w:pPr>
-          <w:hyperlink w:anchor="_Toc242165649" w:history="1">
+          <w:hyperlink w:anchor="_Toc242800086" w:history="1">
             <w:r>
               <w:rPr>
                 <w:rStyle w:val="Hyperlink"/>
@@ -8256,7 +8328,7 @@
                 <w:noProof/>
                 <w:webHidden/>
               </w:rPr>
-              <w:instrText xml:space="preserve"> PAGEREF _Toc242165649 \h </w:instrText>
+              <w:instrText xml:space="preserve"> PAGEREF _Toc242800086 \h </w:instrText>
             </w:r>
             <w:r>
               <w:rPr>
@@ -8303,7 +8375,7 @@
               <w14:ligatures w14:val="standardContextual"/>
             </w:rPr>
           </w:pPr>
-          <w:hyperlink w:anchor="_Toc242165650" w:history="1">
+          <w:hyperlink w:anchor="_Toc242800087" w:history="1">
             <w:r>
               <w:rPr>
                 <w:rStyle w:val="Hyperlink"/>
@@ -8355,7 +8427,7 @@
                 <w:noProof/>
                 <w:webHidden/>
               </w:rPr>
-              <w:instrText xml:space="preserve"> PAGEREF _Toc242165650 \h </w:instrText>
+              <w:instrText xml:space="preserve"> PAGEREF _Toc242800087 \h </w:instrText>
             </w:r>
             <w:r>
               <w:rPr>
@@ -8402,7 +8474,7 @@
               <w14:ligatures w14:val="standardContextual"/>
             </w:rPr>
           </w:pPr>
-          <w:hyperlink w:anchor="_Toc242165651" w:history="1">
+          <w:hyperlink w:anchor="_Toc242800088" w:history="1">
             <w:r>
               <w:rPr>
                 <w:rStyle w:val="Hyperlink"/>
@@ -8454,7 +8526,7 @@
                 <w:noProof/>
                 <w:webHidden/>
               </w:rPr>
-              <w:instrText xml:space="preserve"> PAGEREF _Toc242165651 \h </w:instrText>
+              <w:instrText xml:space="preserve"> PAGEREF _Toc242800088 \h </w:instrText>
             </w:r>
             <w:r>
               <w:rPr>
@@ -8501,7 +8573,7 @@
               <w14:ligatures w14:val="standardContextual"/>
             </w:rPr>
           </w:pPr>
-          <w:hyperlink w:anchor="_Toc242165652" w:history="1">
+          <w:hyperlink w:anchor="_Toc242800089" w:history="1">
             <w:r>
               <w:rPr>
                 <w:rStyle w:val="Hyperlink"/>
@@ -8553,7 +8625,7 @@
                 <w:noProof/>
                 <w:webHidden/>
               </w:rPr>
-              <w:instrText xml:space="preserve"> PAGEREF _Toc242165652 \h </w:instrText>
+              <w:instrText xml:space="preserve"> PAGEREF _Toc242800089 \h </w:instrText>
             </w:r>
             <w:r>
               <w:rPr>
@@ -8600,7 +8672,7 @@
               <w14:ligatures w14:val="standardContextual"/>
             </w:rPr>
           </w:pPr>
-          <w:hyperlink w:anchor="_Toc242165653" w:history="1">
+          <w:hyperlink w:anchor="_Toc242800090" w:history="1">
             <w:r>
               <w:rPr>
                 <w:rStyle w:val="Hyperlink"/>
@@ -8652,7 +8724,7 @@
                 <w:noProof/>
                 <w:webHidden/>
               </w:rPr>
-              <w:instrText xml:space="preserve"> PAGEREF _Toc242165653 \h </w:instrText>
+              <w:instrText xml:space="preserve"> PAGEREF _Toc242800090 \h </w:instrText>
             </w:r>
             <w:r>
               <w:rPr>
@@ -8699,7 +8771,7 @@
               <w14:ligatures w14:val="standardContextual"/>
             </w:rPr>
           </w:pPr>
-          <w:hyperlink w:anchor="_Toc242165654" w:history="1">
+          <w:hyperlink w:anchor="_Toc242800091" w:history="1">
             <w:r>
               <w:rPr>
                 <w:rStyle w:val="Hyperlink"/>
@@ -8751,7 +8823,7 @@
                 <w:noProof/>
                 <w:webHidden/>
               </w:rPr>
-              <w:instrText xml:space="preserve"> PAGEREF _Toc242165654 \h </w:instrText>
+              <w:instrText xml:space="preserve"> PAGEREF _Toc242800091 \h </w:instrText>
             </w:r>
             <w:r>
               <w:rPr>
@@ -8798,7 +8870,7 @@
               <w14:ligatures w14:val="standardContextual"/>
             </w:rPr>
           </w:pPr>
-          <w:hyperlink w:anchor="_Toc242165655" w:history="1">
+          <w:hyperlink w:anchor="_Toc242800092" w:history="1">
             <w:r>
               <w:rPr>
                 <w:rStyle w:val="Hyperlink"/>
@@ -8850,7 +8922,7 @@
                 <w:noProof/>
                 <w:webHidden/>
               </w:rPr>
-              <w:instrText xml:space="preserve"> PAGEREF _Toc242165655 \h </w:instrText>
+              <w:instrText xml:space="preserve"> PAGEREF _Toc242800092 \h </w:instrText>
             </w:r>
             <w:r>
               <w:rPr>
@@ -8897,7 +8969,7 @@
               <w14:ligatures w14:val="standardContextual"/>
             </w:rPr>
           </w:pPr>
-          <w:hyperlink w:anchor="_Toc242165656" w:history="1">
+          <w:hyperlink w:anchor="_Toc242800093" w:history="1">
             <w:r>
               <w:rPr>
                 <w:rStyle w:val="Hyperlink"/>
@@ -8949,7 +9021,7 @@
                 <w:noProof/>
                 <w:webHidden/>
               </w:rPr>
-              <w:instrText xml:space="preserve"> PAGEREF _Toc242165656 \h </w:instrText>
+              <w:instrText xml:space="preserve"> PAGEREF _Toc242800093 \h </w:instrText>
             </w:r>
             <w:r>
               <w:rPr>
@@ -8996,7 +9068,7 @@
               <w14:ligatures w14:val="standardContextual"/>
             </w:rPr>
           </w:pPr>
-          <w:hyperlink w:anchor="_Toc242165657" w:history="1">
+          <w:hyperlink w:anchor="_Toc242800094" w:history="1">
             <w:r>
               <w:rPr>
                 <w:rStyle w:val="Hyperlink"/>
@@ -9048,7 +9120,7 @@
                 <w:noProof/>
                 <w:webHidden/>
               </w:rPr>
-              <w:instrText xml:space="preserve"> PAGEREF _Toc242165657 \h </w:instrText>
+              <w:instrText xml:space="preserve"> PAGEREF _Toc242800094 \h </w:instrText>
             </w:r>
             <w:r>
               <w:rPr>
@@ -9095,7 +9167,7 @@
               <w14:ligatures w14:val="standardContextual"/>
             </w:rPr>
           </w:pPr>
-          <w:hyperlink w:anchor="_Toc242165658" w:history="1">
+          <w:hyperlink w:anchor="_Toc242800095" w:history="1">
             <w:r>
               <w:rPr>
                 <w:rStyle w:val="Hyperlink"/>
@@ -9147,7 +9219,7 @@
                 <w:noProof/>
                 <w:webHidden/>
               </w:rPr>
-              <w:instrText xml:space="preserve"> PAGEREF _Toc242165658 \h </w:instrText>
+              <w:instrText xml:space="preserve"> PAGEREF _Toc242800095 \h </w:instrText>
             </w:r>
             <w:r>
               <w:rPr>
@@ -9194,7 +9266,7 @@
               <w14:ligatures w14:val="standardContextual"/>
             </w:rPr>
           </w:pPr>
-          <w:hyperlink w:anchor="_Toc242165659" w:history="1">
+          <w:hyperlink w:anchor="_Toc242800096" w:history="1">
             <w:r>
               <w:rPr>
                 <w:rStyle w:val="Hyperlink"/>
@@ -9246,7 +9318,7 @@
                 <w:noProof/>
                 <w:webHidden/>
               </w:rPr>
-              <w:instrText xml:space="preserve"> PAGEREF _Toc242165659 \h </w:instrText>
+              <w:instrText xml:space="preserve"> PAGEREF _Toc242800096 \h </w:instrText>
             </w:r>
             <w:r>
               <w:rPr>
@@ -9293,7 +9365,7 @@
               <w14:ligatures w14:val="standardContextual"/>
             </w:rPr>
           </w:pPr>
-          <w:hyperlink w:anchor="_Toc242165660" w:history="1">
+          <w:hyperlink w:anchor="_Toc242800097" w:history="1">
             <w:r>
               <w:rPr>
                 <w:rStyle w:val="Hyperlink"/>
@@ -9345,7 +9417,7 @@
                 <w:noProof/>
                 <w:webHidden/>
               </w:rPr>
-              <w:instrText xml:space="preserve"> PAGEREF _Toc242165660 \h </w:instrText>
+              <w:instrText xml:space="preserve"> PAGEREF _Toc242800097 \h </w:instrText>
             </w:r>
             <w:r>
               <w:rPr>
@@ -9392,7 +9464,7 @@
               <w14:ligatures w14:val="standardContextual"/>
             </w:rPr>
           </w:pPr>
-          <w:hyperlink w:anchor="_Toc242165661" w:history="1">
+          <w:hyperlink w:anchor="_Toc242800098" w:history="1">
             <w:r>
               <w:rPr>
                 <w:rStyle w:val="Hyperlink"/>
@@ -9444,7 +9516,7 @@
                 <w:noProof/>
                 <w:webHidden/>
               </w:rPr>
-              <w:instrText xml:space="preserve"> PAGEREF _Toc242165661 \h </w:instrText>
+              <w:instrText xml:space="preserve"> PAGEREF _Toc242800098 \h </w:instrText>
             </w:r>
             <w:r>
               <w:rPr>
@@ -9486,7 +9558,7 @@
               <w14:ligatures w14:val="standardContextual"/>
             </w:rPr>
           </w:pPr>
-          <w:hyperlink w:anchor="_Toc242165662" w:history="1">
+          <w:hyperlink w:anchor="_Toc242800099" w:history="1">
             <w:r>
               <w:rPr>
                 <w:rStyle w:val="Hyperlink"/>
@@ -9525,7 +9597,7 @@
               <w:rPr>
                 <w:webHidden/>
               </w:rPr>
-              <w:instrText xml:space="preserve"> PAGEREF _Toc242165662 \h </w:instrText>
+              <w:instrText xml:space="preserve"> PAGEREF _Toc242800099 \h </w:instrText>
             </w:r>
             <w:r>
               <w:rPr>
@@ -9563,7 +9635,7 @@
               <w14:ligatures w14:val="standardContextual"/>
             </w:rPr>
           </w:pPr>
-          <w:hyperlink w:anchor="_Toc242165663" w:history="1">
+          <w:hyperlink w:anchor="_Toc242800100" w:history="1">
             <w:r>
               <w:rPr>
                 <w:rStyle w:val="Hyperlink"/>
@@ -9602,7 +9674,7 @@
               <w:rPr>
                 <w:webHidden/>
               </w:rPr>
-              <w:instrText xml:space="preserve"> PAGEREF _Toc242165663 \h </w:instrText>
+              <w:instrText xml:space="preserve"> PAGEREF _Toc242800100 \h </w:instrText>
             </w:r>
             <w:r>
               <w:rPr>
@@ -9640,7 +9712,7 @@
               <w14:ligatures w14:val="standardContextual"/>
             </w:rPr>
           </w:pPr>
-          <w:hyperlink w:anchor="_Toc242165664" w:history="1">
+          <w:hyperlink w:anchor="_Toc242800101" w:history="1">
             <w:r>
               <w:rPr>
                 <w:rStyle w:val="Hyperlink"/>
@@ -9679,7 +9751,7 @@
               <w:rPr>
                 <w:webHidden/>
               </w:rPr>
-              <w:instrText xml:space="preserve"> PAGEREF _Toc242165664 \h </w:instrText>
+              <w:instrText xml:space="preserve"> PAGEREF _Toc242800101 \h </w:instrText>
             </w:r>
             <w:r>
               <w:rPr>
@@ -9724,7 +9796,7 @@
               <w14:ligatures w14:val="standardContextual"/>
             </w:rPr>
           </w:pPr>
-          <w:hyperlink w:anchor="_Toc242165665" w:history="1">
+          <w:hyperlink w:anchor="_Toc242800102" w:history="1">
             <w:r>
               <w:rPr>
                 <w:rStyle w:val="Hyperlink"/>
@@ -9771,7 +9843,7 @@
                 <w:noProof/>
                 <w:webHidden/>
               </w:rPr>
-              <w:instrText xml:space="preserve"> PAGEREF _Toc242165665 \h </w:instrText>
+              <w:instrText xml:space="preserve"> PAGEREF _Toc242800102 \h </w:instrText>
             </w:r>
             <w:r>
               <w:rPr>
@@ -9813,7 +9885,7 @@
               <w14:ligatures w14:val="standardContextual"/>
             </w:rPr>
           </w:pPr>
-          <w:hyperlink w:anchor="_Toc242165666" w:history="1">
+          <w:hyperlink w:anchor="_Toc242800103" w:history="1">
             <w:r>
               <w:rPr>
                 <w:rStyle w:val="Hyperlink"/>
@@ -9852,7 +9924,7 @@
               <w:rPr>
                 <w:webHidden/>
               </w:rPr>
-              <w:instrText xml:space="preserve"> PAGEREF _Toc242165666 \h </w:instrText>
+              <w:instrText xml:space="preserve"> PAGEREF _Toc242800103 \h </w:instrText>
             </w:r>
             <w:r>
               <w:rPr>
@@ -9890,7 +9962,7 @@
               <w14:ligatures w14:val="standardContextual"/>
             </w:rPr>
           </w:pPr>
-          <w:hyperlink w:anchor="_Toc242165667" w:history="1">
+          <w:hyperlink w:anchor="_Toc242800104" w:history="1">
             <w:r>
               <w:rPr>
                 <w:rStyle w:val="Hyperlink"/>
@@ -9929,7 +10001,7 @@
               <w:rPr>
                 <w:webHidden/>
               </w:rPr>
-              <w:instrText xml:space="preserve"> PAGEREF _Toc242165667 \h </w:instrText>
+              <w:instrText xml:space="preserve"> PAGEREF _Toc242800104 \h </w:instrText>
             </w:r>
             <w:r>
               <w:rPr>
@@ -9967,7 +10039,7 @@
               <w14:ligatures w14:val="standardContextual"/>
             </w:rPr>
           </w:pPr>
-          <w:hyperlink w:anchor="_Toc242165668" w:history="1">
+          <w:hyperlink w:anchor="_Toc242800105" w:history="1">
             <w:r>
               <w:rPr>
                 <w:rStyle w:val="Hyperlink"/>
@@ -10006,7 +10078,7 @@
               <w:rPr>
                 <w:webHidden/>
               </w:rPr>
-              <w:instrText xml:space="preserve"> PAGEREF _Toc242165668 \h </w:instrText>
+              <w:instrText xml:space="preserve"> PAGEREF _Toc242800105 \h </w:instrText>
             </w:r>
             <w:r>
               <w:rPr>
@@ -10044,7 +10116,7 @@
               <w14:ligatures w14:val="standardContextual"/>
             </w:rPr>
           </w:pPr>
-          <w:hyperlink w:anchor="_Toc242165669" w:history="1">
+          <w:hyperlink w:anchor="_Toc242800106" w:history="1">
             <w:r>
               <w:rPr>
                 <w:rStyle w:val="Hyperlink"/>
@@ -10083,7 +10155,7 @@
               <w:rPr>
                 <w:webHidden/>
               </w:rPr>
-              <w:instrText xml:space="preserve"> PAGEREF _Toc242165669 \h </w:instrText>
+              <w:instrText xml:space="preserve"> PAGEREF _Toc242800106 \h </w:instrText>
             </w:r>
             <w:r>
               <w:rPr>
@@ -10128,7 +10200,7 @@
               <w14:ligatures w14:val="standardContextual"/>
             </w:rPr>
           </w:pPr>
-          <w:hyperlink w:anchor="_Toc242165670" w:history="1">
+          <w:hyperlink w:anchor="_Toc242800107" w:history="1">
             <w:r>
               <w:rPr>
                 <w:rStyle w:val="Hyperlink"/>
@@ -10175,7 +10247,7 @@
                 <w:noProof/>
                 <w:webHidden/>
               </w:rPr>
-              <w:instrText xml:space="preserve"> PAGEREF _Toc242165670 \h </w:instrText>
+              <w:instrText xml:space="preserve"> PAGEREF _Toc242800107 \h </w:instrText>
             </w:r>
             <w:r>
               <w:rPr>
@@ -10217,7 +10289,7 @@
               <w14:ligatures w14:val="standardContextual"/>
             </w:rPr>
           </w:pPr>
-          <w:hyperlink w:anchor="_Toc242165671" w:history="1">
+          <w:hyperlink w:anchor="_Toc242800108" w:history="1">
             <w:r>
               <w:rPr>
                 <w:rStyle w:val="Hyperlink"/>
@@ -10256,7 +10328,7 @@
               <w:rPr>
                 <w:webHidden/>
               </w:rPr>
-              <w:instrText xml:space="preserve"> PAGEREF _Toc242165671 \h </w:instrText>
+              <w:instrText xml:space="preserve"> PAGEREF _Toc242800108 \h </w:instrText>
             </w:r>
             <w:r>
               <w:rPr>
@@ -10294,7 +10366,7 @@
               <w14:ligatures w14:val="standardContextual"/>
             </w:rPr>
           </w:pPr>
-          <w:hyperlink w:anchor="_Toc242165672" w:history="1">
+          <w:hyperlink w:anchor="_Toc242800109" w:history="1">
             <w:r>
               <w:rPr>
                 <w:rStyle w:val="Hyperlink"/>
@@ -10333,7 +10405,7 @@
               <w:rPr>
                 <w:webHidden/>
               </w:rPr>
-              <w:instrText xml:space="preserve"> PAGEREF _Toc242165672 \h </w:instrText>
+              <w:instrText xml:space="preserve"> PAGEREF _Toc242800109 \h </w:instrText>
             </w:r>
             <w:r>
               <w:rPr>
@@ -10371,7 +10443,7 @@
               <w14:ligatures w14:val="standardContextual"/>
             </w:rPr>
           </w:pPr>
-          <w:hyperlink w:anchor="_Toc242165673" w:history="1">
+          <w:hyperlink w:anchor="_Toc242800110" w:history="1">
             <w:r>
               <w:rPr>
                 <w:rStyle w:val="Hyperlink"/>
@@ -10410,7 +10482,7 @@
               <w:rPr>
                 <w:webHidden/>
               </w:rPr>
-              <w:instrText xml:space="preserve"> PAGEREF _Toc242165673 \h </w:instrText>
+              <w:instrText xml:space="preserve"> PAGEREF _Toc242800110 \h </w:instrText>
             </w:r>
             <w:r>
               <w:rPr>
@@ -10448,7 +10520,7 @@
               <w14:ligatures w14:val="standardContextual"/>
             </w:rPr>
           </w:pPr>
-          <w:hyperlink w:anchor="_Toc242165674" w:history="1">
+          <w:hyperlink w:anchor="_Toc242800111" w:history="1">
             <w:r>
               <w:rPr>
                 <w:rStyle w:val="Hyperlink"/>
@@ -10487,7 +10559,7 @@
               <w:rPr>
                 <w:webHidden/>
               </w:rPr>
-              <w:instrText xml:space="preserve"> PAGEREF _Toc242165674 \h </w:instrText>
+              <w:instrText xml:space="preserve"> PAGEREF _Toc242800111 \h </w:instrText>
             </w:r>
             <w:r>
               <w:rPr>
@@ -10525,7 +10597,7 @@
               <w14:ligatures w14:val="standardContextual"/>
             </w:rPr>
           </w:pPr>
-          <w:hyperlink w:anchor="_Toc242165675" w:history="1">
+          <w:hyperlink w:anchor="_Toc242800112" w:history="1">
             <w:r>
               <w:rPr>
                 <w:rStyle w:val="Hyperlink"/>
@@ -10564,7 +10636,7 @@
               <w:rPr>
                 <w:webHidden/>
               </w:rPr>
-              <w:instrText xml:space="preserve"> PAGEREF _Toc242165675 \h </w:instrText>
+              <w:instrText xml:space="preserve"> PAGEREF _Toc242800112 \h </w:instrText>
             </w:r>
             <w:r>
               <w:rPr>
@@ -10609,7 +10681,7 @@
               <w14:ligatures w14:val="standardContextual"/>
             </w:rPr>
           </w:pPr>
-          <w:hyperlink w:anchor="_Toc242165676" w:history="1">
+          <w:hyperlink w:anchor="_Toc242800113" w:history="1">
             <w:r>
               <w:rPr>
                 <w:rStyle w:val="Hyperlink"/>
@@ -10656,7 +10728,7 @@
                 <w:noProof/>
                 <w:webHidden/>
               </w:rPr>
-              <w:instrText xml:space="preserve"> PAGEREF _Toc242165676 \h </w:instrText>
+              <w:instrText xml:space="preserve"> PAGEREF _Toc242800113 \h </w:instrText>
             </w:r>
             <w:r>
               <w:rPr>
@@ -10698,7 +10770,7 @@
               <w14:ligatures w14:val="standardContextual"/>
             </w:rPr>
           </w:pPr>
-          <w:hyperlink w:anchor="_Toc242165677" w:history="1">
+          <w:hyperlink w:anchor="_Toc242800114" w:history="1">
             <w:r>
               <w:rPr>
                 <w:rStyle w:val="Hyperlink"/>
@@ -10739,7 +10811,7 @@
               <w:rPr>
                 <w:webHidden/>
               </w:rPr>
-              <w:instrText xml:space="preserve"> PAGEREF _Toc242165677 \h </w:instrText>
+              <w:instrText xml:space="preserve"> PAGEREF _Toc242800114 \h </w:instrText>
             </w:r>
             <w:r>
               <w:rPr>
@@ -10777,7 +10849,7 @@
               <w14:ligatures w14:val="standardContextual"/>
             </w:rPr>
           </w:pPr>
-          <w:hyperlink w:anchor="_Toc242165678" w:history="1">
+          <w:hyperlink w:anchor="_Toc242800115" w:history="1">
             <w:r>
               <w:rPr>
                 <w:rStyle w:val="Hyperlink"/>
@@ -10816,7 +10888,7 @@
               <w:rPr>
                 <w:webHidden/>
               </w:rPr>
-              <w:instrText xml:space="preserve"> PAGEREF _Toc242165678 \h </w:instrText>
+              <w:instrText xml:space="preserve"> PAGEREF _Toc242800115 \h </w:instrText>
             </w:r>
             <w:r>
               <w:rPr>
@@ -10854,7 +10926,7 @@
               <w14:ligatures w14:val="standardContextual"/>
             </w:rPr>
           </w:pPr>
-          <w:hyperlink w:anchor="_Toc242165679" w:history="1">
+          <w:hyperlink w:anchor="_Toc242800116" w:history="1">
             <w:r>
               <w:rPr>
                 <w:rStyle w:val="Hyperlink"/>
@@ -10893,7 +10965,7 @@
               <w:rPr>
                 <w:webHidden/>
               </w:rPr>
-              <w:instrText xml:space="preserve"> PAGEREF _Toc242165679 \h </w:instrText>
+              <w:instrText xml:space="preserve"> PAGEREF _Toc242800116 \h </w:instrText>
             </w:r>
             <w:r>
               <w:rPr>
@@ -10938,7 +11010,7 @@
               <w14:ligatures w14:val="standardContextual"/>
             </w:rPr>
           </w:pPr>
-          <w:hyperlink w:anchor="_Toc242165680" w:history="1">
+          <w:hyperlink w:anchor="_Toc242800117" w:history="1">
             <w:r>
               <w:rPr>
                 <w:rStyle w:val="Hyperlink"/>
@@ -10985,7 +11057,7 @@
                 <w:noProof/>
                 <w:webHidden/>
               </w:rPr>
-              <w:instrText xml:space="preserve"> PAGEREF _Toc242165680 \h </w:instrText>
+              <w:instrText xml:space="preserve"> PAGEREF _Toc242800117 \h </w:instrText>
             </w:r>
             <w:r>
               <w:rPr>
@@ -11027,7 +11099,7 @@
               <w14:ligatures w14:val="standardContextual"/>
             </w:rPr>
           </w:pPr>
-          <w:hyperlink w:anchor="_Toc242165681" w:history="1">
+          <w:hyperlink w:anchor="_Toc242800118" w:history="1">
             <w:r>
               <w:rPr>
                 <w:rStyle w:val="Hyperlink"/>
@@ -11067,7 +11139,7 @@
               <w:rPr>
                 <w:webHidden/>
               </w:rPr>
-              <w:instrText xml:space="preserve"> PAGEREF _Toc242165681 \h </w:instrText>
+              <w:instrText xml:space="preserve"> PAGEREF _Toc242800118 \h </w:instrText>
             </w:r>
             <w:r>
               <w:rPr>
@@ -11105,7 +11177,7 @@
               <w14:ligatures w14:val="standardContextual"/>
             </w:rPr>
           </w:pPr>
-          <w:hyperlink w:anchor="_Toc242165682" w:history="1">
+          <w:hyperlink w:anchor="_Toc242800119" w:history="1">
             <w:r>
               <w:rPr>
                 <w:rStyle w:val="Hyperlink"/>
@@ -11145,7 +11217,7 @@
               <w:rPr>
                 <w:webHidden/>
               </w:rPr>
-              <w:instrText xml:space="preserve"> PAGEREF _Toc242165682 \h </w:instrText>
+              <w:instrText xml:space="preserve"> PAGEREF _Toc242800119 \h </w:instrText>
             </w:r>
             <w:r>
               <w:rPr>
@@ -11183,7 +11255,7 @@
               <w14:ligatures w14:val="standardContextual"/>
             </w:rPr>
           </w:pPr>
-          <w:hyperlink w:anchor="_Toc242165683" w:history="1">
+          <w:hyperlink w:anchor="_Toc242800120" w:history="1">
             <w:r>
               <w:rPr>
                 <w:rStyle w:val="Hyperlink"/>
@@ -11223,7 +11295,7 @@
               <w:rPr>
                 <w:webHidden/>
               </w:rPr>
-              <w:instrText xml:space="preserve"> PAGEREF _Toc242165683 \h </w:instrText>
+              <w:instrText xml:space="preserve"> PAGEREF _Toc242800120 \h </w:instrText>
             </w:r>
             <w:r>
               <w:rPr>
@@ -11241,6 +11313,162 @@
                 <w:webHidden/>
               </w:rPr>
               <w:t>29</w:t>
+            </w:r>
+            <w:r>
+              <w:rPr>
+                <w:webHidden/>
+              </w:rPr>
+              <w:fldChar w:fldCharType="end"/>
+            </w:r>
+          </w:hyperlink>
+        </w:p>
+        <w:p>
+          <w:pPr>
+            <w:pStyle w:val="Sumrio2"/>
+            <w:rPr>
+              <w:rFonts w:asciiTheme="minorHAnsi" w:eastAsiaTheme="minorEastAsia" w:hAnsiTheme="minorHAnsi" w:cstheme="minorBidi"/>
+              <w:caps w:val="0"/>
+              <w:kern w:val="2"/>
+              <w:szCs w:val="24"/>
+              <w14:ligatures w14:val="standardContextual"/>
+            </w:rPr>
+          </w:pPr>
+          <w:hyperlink w:anchor="_Toc242800121" w:history="1">
+            <w:r>
+              <w:rPr>
+                <w:rStyle w:val="Hyperlink"/>
+                <w:rFonts w:ascii="Courier New" w:eastAsia="Arial" w:hAnsi="Courier New" w:cs="Arial"/>
+              </w:rPr>
+              <w:t>o</w:t>
+            </w:r>
+            <w:r>
+              <w:rPr>
+                <w:rFonts w:asciiTheme="minorHAnsi" w:eastAsiaTheme="minorEastAsia" w:hAnsiTheme="minorHAnsi" w:cstheme="minorBidi"/>
+                <w:caps w:val="0"/>
+                <w:kern w:val="2"/>
+                <w:szCs w:val="24"/>
+                <w14:ligatures w14:val="standardContextual"/>
+              </w:rPr>
+              <w:tab/>
+            </w:r>
+            <w:r>
+              <w:rPr>
+                <w:rStyle w:val="Hyperlink"/>
+              </w:rPr>
+              <w:t>Wireframe</w:t>
+            </w:r>
+            <w:r>
+              <w:rPr>
+                <w:webHidden/>
+              </w:rPr>
+              <w:tab/>
+            </w:r>
+            <w:r>
+              <w:rPr>
+                <w:webHidden/>
+              </w:rPr>
+              <w:fldChar w:fldCharType="begin"/>
+            </w:r>
+            <w:r>
+              <w:rPr>
+                <w:webHidden/>
+              </w:rPr>
+              <w:instrText xml:space="preserve"> PAGEREF _Toc242800121 \h </w:instrText>
+            </w:r>
+            <w:r>
+              <w:rPr>
+                <w:webHidden/>
+              </w:rPr>
+            </w:r>
+            <w:r>
+              <w:rPr>
+                <w:webHidden/>
+              </w:rPr>
+              <w:fldChar w:fldCharType="separate"/>
+            </w:r>
+            <w:r>
+              <w:rPr>
+                <w:webHidden/>
+              </w:rPr>
+              <w:t>30</w:t>
+            </w:r>
+            <w:r>
+              <w:rPr>
+                <w:webHidden/>
+              </w:rPr>
+              <w:fldChar w:fldCharType="end"/>
+            </w:r>
+          </w:hyperlink>
+        </w:p>
+        <w:p>
+          <w:pPr>
+            <w:pStyle w:val="Sumrio2"/>
+            <w:rPr>
+              <w:rFonts w:asciiTheme="minorHAnsi" w:eastAsiaTheme="minorEastAsia" w:hAnsiTheme="minorHAnsi" w:cstheme="minorBidi"/>
+              <w:caps w:val="0"/>
+              <w:kern w:val="2"/>
+              <w:szCs w:val="24"/>
+              <w14:ligatures w14:val="standardContextual"/>
+            </w:rPr>
+          </w:pPr>
+          <w:hyperlink w:anchor="_Toc242800122" w:history="1">
+            <w:r>
+              <w:rPr>
+                <w:rStyle w:val="Hyperlink"/>
+                <w:rFonts w:ascii="Courier New" w:eastAsia="Arial" w:hAnsi="Courier New" w:cs="Arial"/>
+              </w:rPr>
+              <w:t>o</w:t>
+            </w:r>
+            <w:r>
+              <w:rPr>
+                <w:rFonts w:asciiTheme="minorHAnsi" w:eastAsiaTheme="minorEastAsia" w:hAnsiTheme="minorHAnsi" w:cstheme="minorBidi"/>
+                <w:caps w:val="0"/>
+                <w:kern w:val="2"/>
+                <w:szCs w:val="24"/>
+                <w14:ligatures w14:val="standardContextual"/>
+              </w:rPr>
+              <w:tab/>
+            </w:r>
+            <w:r>
+              <w:rPr>
+                <w:rStyle w:val="Hyperlink"/>
+              </w:rPr>
+              <w:t>modelo de navegação</w:t>
+            </w:r>
+            <w:r>
+              <w:rPr>
+                <w:webHidden/>
+              </w:rPr>
+              <w:tab/>
+            </w:r>
+            <w:r>
+              <w:rPr>
+                <w:webHidden/>
+              </w:rPr>
+              <w:fldChar w:fldCharType="begin"/>
+            </w:r>
+            <w:r>
+              <w:rPr>
+                <w:webHidden/>
+              </w:rPr>
+              <w:instrText xml:space="preserve"> PAGEREF _Toc242800122 \h </w:instrText>
+            </w:r>
+            <w:r>
+              <w:rPr>
+                <w:webHidden/>
+              </w:rPr>
+            </w:r>
+            <w:r>
+              <w:rPr>
+                <w:webHidden/>
+              </w:rPr>
+              <w:fldChar w:fldCharType="separate"/>
+            </w:r>
+            <w:r>
+              <w:rPr>
+                <w:webHidden/>
+              </w:rPr>
+              <w:t>30</w:t>
             </w:r>
             <w:r>
               <w:rPr>
@@ -11268,7 +11496,7 @@
               <w14:ligatures w14:val="standardContextual"/>
             </w:rPr>
           </w:pPr>
-          <w:hyperlink w:anchor="_Toc242165684" w:history="1">
+          <w:hyperlink w:anchor="_Toc242800123" w:history="1">
             <w:r>
               <w:rPr>
                 <w:rStyle w:val="Hyperlink"/>
@@ -11315,7 +11543,7 @@
                 <w:noProof/>
                 <w:webHidden/>
               </w:rPr>
-              <w:instrText xml:space="preserve"> PAGEREF _Toc242165684 \h </w:instrText>
+              <w:instrText xml:space="preserve"> PAGEREF _Toc242800123 \h </w:instrText>
             </w:r>
             <w:r>
               <w:rPr>
@@ -11335,7 +11563,7 @@
                 <w:noProof/>
                 <w:webHidden/>
               </w:rPr>
-              <w:t>30</w:t>
+              <w:t>31</w:t>
             </w:r>
             <w:r>
               <w:rPr>
@@ -11364,7 +11592,7 @@
               <w14:ligatures w14:val="standardContextual"/>
             </w:rPr>
           </w:pPr>
-          <w:hyperlink w:anchor="_Toc242165685" w:history="1">
+          <w:hyperlink w:anchor="_Toc242800124" w:history="1">
             <w:r>
               <w:rPr>
                 <w:rStyle w:val="Hyperlink"/>
@@ -11412,7 +11640,7 @@
                 <w:noProof/>
                 <w:webHidden/>
               </w:rPr>
-              <w:instrText xml:space="preserve"> PAGEREF _Toc242165685 \h </w:instrText>
+              <w:instrText xml:space="preserve"> PAGEREF _Toc242800124 \h </w:instrText>
             </w:r>
             <w:r>
               <w:rPr>
@@ -11432,7 +11660,7 @@
                 <w:noProof/>
                 <w:webHidden/>
               </w:rPr>
-              <w:t>31</w:t>
+              <w:t>32</w:t>
             </w:r>
             <w:r>
               <w:rPr>
@@ -11461,7 +11689,7 @@
               <w14:ligatures w14:val="standardContextual"/>
             </w:rPr>
           </w:pPr>
-          <w:hyperlink w:anchor="_Toc242165686" w:history="1">
+          <w:hyperlink w:anchor="_Toc242800125" w:history="1">
             <w:r>
               <w:rPr>
                 <w:rStyle w:val="Hyperlink"/>
@@ -11508,7 +11736,7 @@
                 <w:noProof/>
                 <w:webHidden/>
               </w:rPr>
-              <w:instrText xml:space="preserve"> PAGEREF _Toc242165686 \h </w:instrText>
+              <w:instrText xml:space="preserve"> PAGEREF _Toc242800125 \h </w:instrText>
             </w:r>
             <w:r>
               <w:rPr>
@@ -11528,7 +11756,7 @@
                 <w:noProof/>
                 <w:webHidden/>
               </w:rPr>
-              <w:t>46</w:t>
+              <w:t>47</w:t>
             </w:r>
             <w:r>
               <w:rPr>
@@ -11557,7 +11785,7 @@
               <w14:ligatures w14:val="standardContextual"/>
             </w:rPr>
           </w:pPr>
-          <w:hyperlink w:anchor="_Toc242165687" w:history="1">
+          <w:hyperlink w:anchor="_Toc242800126" w:history="1">
             <w:r>
               <w:rPr>
                 <w:rStyle w:val="Hyperlink"/>
@@ -11604,7 +11832,7 @@
                 <w:noProof/>
                 <w:webHidden/>
               </w:rPr>
-              <w:instrText xml:space="preserve"> PAGEREF _Toc242165687 \h </w:instrText>
+              <w:instrText xml:space="preserve"> PAGEREF _Toc242800126 \h </w:instrText>
             </w:r>
             <w:r>
               <w:rPr>
@@ -11624,7 +11852,7 @@
                 <w:noProof/>
                 <w:webHidden/>
               </w:rPr>
-              <w:t>46</w:t>
+              <w:t>47</w:t>
             </w:r>
             <w:r>
               <w:rPr>
@@ -11652,7 +11880,7 @@
               <w14:ligatures w14:val="standardContextual"/>
             </w:rPr>
           </w:pPr>
-          <w:hyperlink w:anchor="_Toc242165688" w:history="1">
+          <w:hyperlink w:anchor="_Toc242800127" w:history="1">
             <w:r>
               <w:rPr>
                 <w:rStyle w:val="Hyperlink"/>
@@ -11679,7 +11907,7 @@
                 <w:noProof/>
                 <w:webHidden/>
               </w:rPr>
-              <w:instrText xml:space="preserve"> PAGEREF _Toc242165688 \h </w:instrText>
+              <w:instrText xml:space="preserve"> PAGEREF _Toc242800127 \h </w:instrText>
             </w:r>
             <w:r>
               <w:rPr>
@@ -11699,7 +11927,7 @@
                 <w:noProof/>
                 <w:webHidden/>
               </w:rPr>
-              <w:t>47</w:t>
+              <w:t>48</w:t>
             </w:r>
             <w:r>
               <w:rPr>
@@ -11755,7 +11983,7 @@
           <w:lang w:val="pt-BR"/>
         </w:rPr>
       </w:pPr>
-      <w:bookmarkStart w:id="0" w:name="_Toc242165598"/>
+      <w:bookmarkStart w:id="0" w:name="_Toc242800035"/>
       <w:r>
         <w:rPr>
           <w:lang w:val="pt-BR"/>
@@ -11769,7 +11997,7 @@
       <w:pPr>
         <w:pStyle w:val="Ttulo2"/>
       </w:pPr>
-      <w:bookmarkStart w:id="1" w:name="_Toc242165599"/>
+      <w:bookmarkStart w:id="1" w:name="_Toc242800036"/>
       <w:r>
         <w:t>Objetivos</w:t>
       </w:r>
@@ -11823,7 +12051,7 @@
       <w:bookmarkStart w:id="2" w:name="_Toc165310847"/>
       <w:bookmarkStart w:id="3" w:name="_Toc182927330"/>
       <w:bookmarkStart w:id="4" w:name="_Toc275318808"/>
-      <w:bookmarkStart w:id="5" w:name="_Toc242165600"/>
+      <w:bookmarkStart w:id="5" w:name="_Toc242800037"/>
       <w:r>
         <w:t xml:space="preserve">Métodos </w:t>
       </w:r>
@@ -12151,9 +12379,9 @@
           <w:lang w:val="pt-BR"/>
         </w:rPr>
       </w:pPr>
-      <w:bookmarkStart w:id="12" w:name="_Toc331506323"/>
-      <w:bookmarkStart w:id="13" w:name="_Toc331507631"/>
-      <w:bookmarkStart w:id="14" w:name="_Toc242165601"/>
+      <w:bookmarkStart w:id="12" w:name="_Toc242800038"/>
+      <w:bookmarkStart w:id="13" w:name="_Toc331506323"/>
+      <w:bookmarkStart w:id="14" w:name="_Toc331507631"/>
       <w:r>
         <w:rPr>
           <w:lang w:val="pt-BR"/>
@@ -12161,7 +12389,7 @@
         <w:lastRenderedPageBreak/>
         <w:t>Documento de Requisitos</w:t>
       </w:r>
-      <w:bookmarkEnd w:id="14"/>
+      <w:bookmarkEnd w:id="12"/>
     </w:p>
     <w:p>
       <w:r>
@@ -12181,7 +12409,7 @@
       <w:pPr>
         <w:pStyle w:val="Ttulo2"/>
       </w:pPr>
-      <w:bookmarkStart w:id="15" w:name="_Toc242165602"/>
+      <w:bookmarkStart w:id="15" w:name="_Toc242800039"/>
       <w:r>
         <w:t>Requisitos Funcionais</w:t>
       </w:r>
@@ -12197,7 +12425,7 @@
       <w:pPr>
         <w:pStyle w:val="Ttulo3"/>
       </w:pPr>
-      <w:bookmarkStart w:id="16" w:name="_Toc242165603"/>
+      <w:bookmarkStart w:id="16" w:name="_Toc242800040"/>
       <w:r>
         <w:t>RF1 – Criar Agendamento</w:t>
       </w:r>
@@ -12221,7 +12449,7 @@
       <w:pPr>
         <w:pStyle w:val="Ttulo3"/>
       </w:pPr>
-      <w:bookmarkStart w:id="17" w:name="_Toc242165604"/>
+      <w:bookmarkStart w:id="17" w:name="_Toc242800041"/>
       <w:r>
         <w:t xml:space="preserve">RF2 – </w:t>
       </w:r>
@@ -12262,7 +12490,7 @@
       <w:pPr>
         <w:pStyle w:val="Ttulo3"/>
       </w:pPr>
-      <w:bookmarkStart w:id="18" w:name="_Toc242165605"/>
+      <w:bookmarkStart w:id="18" w:name="_Toc242800042"/>
       <w:r>
         <w:t>RF3 – Cancelar Agendamento</w:t>
       </w:r>
@@ -12295,7 +12523,7 @@
       <w:pPr>
         <w:pStyle w:val="Ttulo3"/>
       </w:pPr>
-      <w:bookmarkStart w:id="19" w:name="_Toc242165606"/>
+      <w:bookmarkStart w:id="19" w:name="_Toc242800043"/>
       <w:r>
         <w:t>RF4 – Concluir Agendamento</w:t>
       </w:r>
@@ -12328,7 +12556,7 @@
       <w:pPr>
         <w:pStyle w:val="Ttulo3"/>
       </w:pPr>
-      <w:bookmarkStart w:id="20" w:name="_Toc242165607"/>
+      <w:bookmarkStart w:id="20" w:name="_Toc242800044"/>
       <w:r>
         <w:lastRenderedPageBreak/>
         <w:t>RF5 – Visualizar Agenda</w:t>
@@ -12367,7 +12595,7 @@
       <w:pPr>
         <w:pStyle w:val="Ttulo3"/>
       </w:pPr>
-      <w:bookmarkStart w:id="21" w:name="_Toc242165608"/>
+      <w:bookmarkStart w:id="21" w:name="_Toc242800045"/>
       <w:r>
         <w:t>RF6 – Cadastrar Usuário</w:t>
       </w:r>
@@ -12401,7 +12629,7 @@
       <w:pPr>
         <w:pStyle w:val="Ttulo3"/>
       </w:pPr>
-      <w:bookmarkStart w:id="22" w:name="_Toc242165609"/>
+      <w:bookmarkStart w:id="22" w:name="_Toc242800046"/>
       <w:r>
         <w:t>RF7 – Realizar Login</w:t>
       </w:r>
@@ -12423,7 +12651,7 @@
       <w:pPr>
         <w:pStyle w:val="Ttulo3"/>
       </w:pPr>
-      <w:bookmarkStart w:id="23" w:name="_Toc242165610"/>
+      <w:bookmarkStart w:id="23" w:name="_Toc242800047"/>
       <w:r>
         <w:t>RF8 – Recuperar Senha</w:t>
       </w:r>
@@ -12444,7 +12672,7 @@
       <w:pPr>
         <w:pStyle w:val="Ttulo3"/>
       </w:pPr>
-      <w:bookmarkStart w:id="24" w:name="_Toc242165611"/>
+      <w:bookmarkStart w:id="24" w:name="_Toc242800048"/>
       <w:r>
         <w:t xml:space="preserve">RF9 – </w:t>
       </w:r>
@@ -12471,7 +12699,7 @@
       <w:pPr>
         <w:pStyle w:val="Ttulo3"/>
       </w:pPr>
-      <w:bookmarkStart w:id="25" w:name="_Toc242165612"/>
+      <w:bookmarkStart w:id="25" w:name="_Toc242800049"/>
       <w:r>
         <w:t xml:space="preserve">RF10 – </w:t>
       </w:r>
@@ -12508,7 +12736,7 @@
       <w:pPr>
         <w:pStyle w:val="Ttulo3"/>
       </w:pPr>
-      <w:bookmarkStart w:id="26" w:name="_Toc242165613"/>
+      <w:bookmarkStart w:id="26" w:name="_Toc242800050"/>
       <w:r>
         <w:t>RF11 – Cadastrar Cliente</w:t>
       </w:r>
@@ -12538,7 +12766,7 @@
       <w:pPr>
         <w:pStyle w:val="Ttulo3"/>
       </w:pPr>
-      <w:bookmarkStart w:id="27" w:name="_Toc242165614"/>
+      <w:bookmarkStart w:id="27" w:name="_Toc242800051"/>
       <w:r>
         <w:t>RF12 – Listar Clientes</w:t>
       </w:r>
@@ -12559,7 +12787,7 @@
       <w:pPr>
         <w:pStyle w:val="Ttulo3"/>
       </w:pPr>
-      <w:bookmarkStart w:id="28" w:name="_Toc242165615"/>
+      <w:bookmarkStart w:id="28" w:name="_Toc242800052"/>
       <w:r>
         <w:t>RF13 – Editar Cliente</w:t>
       </w:r>
@@ -12580,7 +12808,7 @@
       <w:pPr>
         <w:pStyle w:val="Ttulo3"/>
       </w:pPr>
-      <w:bookmarkStart w:id="29" w:name="_Toc242165616"/>
+      <w:bookmarkStart w:id="29" w:name="_Toc242800053"/>
       <w:r>
         <w:lastRenderedPageBreak/>
         <w:t>RF14 – Histórico de Cliente</w:t>
@@ -12602,7 +12830,7 @@
       <w:pPr>
         <w:pStyle w:val="Ttulo3"/>
       </w:pPr>
-      <w:bookmarkStart w:id="30" w:name="_Toc242165617"/>
+      <w:bookmarkStart w:id="30" w:name="_Toc242800054"/>
       <w:r>
         <w:t xml:space="preserve">RF15 – </w:t>
       </w:r>
@@ -12642,7 +12870,7 @@
       <w:pPr>
         <w:pStyle w:val="Ttulo3"/>
       </w:pPr>
-      <w:bookmarkStart w:id="31" w:name="_Toc242165618"/>
+      <w:bookmarkStart w:id="31" w:name="_Toc242800055"/>
       <w:r>
         <w:t>RF16 – Listar Tipo de Serviço</w:t>
       </w:r>
@@ -12673,7 +12901,7 @@
       <w:pPr>
         <w:pStyle w:val="Ttulo3"/>
       </w:pPr>
-      <w:bookmarkStart w:id="32" w:name="_Toc242165619"/>
+      <w:bookmarkStart w:id="32" w:name="_Toc242800056"/>
       <w:r>
         <w:t>RF17 – Editar Tipo de Serviço</w:t>
       </w:r>
@@ -12705,7 +12933,7 @@
       <w:pPr>
         <w:pStyle w:val="Ttulo3"/>
       </w:pPr>
-      <w:bookmarkStart w:id="33" w:name="_Toc242165620"/>
+      <w:bookmarkStart w:id="33" w:name="_Toc242800057"/>
       <w:r>
         <w:t>RF18 – Excluir Tipo de Serviço</w:t>
       </w:r>
@@ -12737,7 +12965,7 @@
       <w:pPr>
         <w:pStyle w:val="Ttulo3"/>
       </w:pPr>
-      <w:bookmarkStart w:id="34" w:name="_Toc242165621"/>
+      <w:bookmarkStart w:id="34" w:name="_Toc242800058"/>
       <w:r>
         <w:t xml:space="preserve">RF19 – </w:t>
       </w:r>
@@ -12777,7 +13005,7 @@
         <w:widowControl/>
         <w:spacing w:after="160" w:line="278" w:lineRule="auto"/>
       </w:pPr>
-      <w:bookmarkStart w:id="35" w:name="_Toc242165622"/>
+      <w:bookmarkStart w:id="35" w:name="_Toc242800059"/>
       <w:r>
         <w:t>RF20 – Editar Registro Financeiro</w:t>
       </w:r>
@@ -12812,7 +13040,7 @@
         <w:widowControl/>
         <w:spacing w:after="160" w:line="278" w:lineRule="auto"/>
       </w:pPr>
-      <w:bookmarkStart w:id="36" w:name="_Toc242165623"/>
+      <w:bookmarkStart w:id="36" w:name="_Toc242800060"/>
       <w:r>
         <w:t>RF21 – Excluir Registro Financeiro</w:t>
       </w:r>
@@ -12834,7 +13062,7 @@
       <w:pPr>
         <w:pStyle w:val="Ttulo3"/>
       </w:pPr>
-      <w:bookmarkStart w:id="37" w:name="_Toc242165624"/>
+      <w:bookmarkStart w:id="37" w:name="_Toc242800061"/>
       <w:r>
         <w:t xml:space="preserve">RF22 – </w:t>
       </w:r>
@@ -12881,7 +13109,7 @@
       <w:pPr>
         <w:pStyle w:val="Ttulo3"/>
       </w:pPr>
-      <w:bookmarkStart w:id="38" w:name="_Toc242165625"/>
+      <w:bookmarkStart w:id="38" w:name="_Toc242800062"/>
       <w:r>
         <w:t xml:space="preserve">RF23 – </w:t>
       </w:r>
@@ -12919,7 +13147,7 @@
       <w:pPr>
         <w:pStyle w:val="Ttulo3"/>
       </w:pPr>
-      <w:bookmarkStart w:id="39" w:name="_Toc242165626"/>
+      <w:bookmarkStart w:id="39" w:name="_Toc242800063"/>
       <w:r>
         <w:t xml:space="preserve">RF24 – </w:t>
       </w:r>
@@ -12957,7 +13185,7 @@
         </w:rPr>
         <w:t xml:space="preserve"> </w:t>
       </w:r>
-      <w:bookmarkStart w:id="40" w:name="_Toc242165627"/>
+      <w:bookmarkStart w:id="40" w:name="_Toc242800064"/>
       <w:r>
         <w:rPr>
           <w:rFonts w:eastAsia="Arial"/>
@@ -12991,7 +13219,7 @@
       <w:pPr>
         <w:pStyle w:val="Ttulo3"/>
       </w:pPr>
-      <w:bookmarkStart w:id="41" w:name="_Toc242165628"/>
+      <w:bookmarkStart w:id="41" w:name="_Toc242800065"/>
       <w:r>
         <w:t>RF26 – Visualizar Logs do Sistema</w:t>
       </w:r>
@@ -13011,7 +13239,7 @@
       <w:pPr>
         <w:pStyle w:val="Ttulo3"/>
       </w:pPr>
-      <w:bookmarkStart w:id="42" w:name="_Toc242165629"/>
+      <w:bookmarkStart w:id="42" w:name="_Toc242800066"/>
       <w:r>
         <w:t>RF27 – Listar Clientes (Admin)</w:t>
       </w:r>
@@ -13032,7 +13260,7 @@
       <w:pPr>
         <w:pStyle w:val="Ttulo3"/>
       </w:pPr>
-      <w:bookmarkStart w:id="43" w:name="_Toc242165630"/>
+      <w:bookmarkStart w:id="43" w:name="_Toc242800067"/>
       <w:r>
         <w:t>RF28 – Listar Prestadores (Admin)</w:t>
       </w:r>
@@ -13052,7 +13280,7 @@
       <w:pPr>
         <w:pStyle w:val="Ttulo3"/>
       </w:pPr>
-      <w:bookmarkStart w:id="44" w:name="_Toc242165631"/>
+      <w:bookmarkStart w:id="44" w:name="_Toc242800068"/>
       <w:r>
         <w:t>RF29 – Gerar Credenciais do Cliente</w:t>
       </w:r>
@@ -13075,7 +13303,7 @@
       <w:pPr>
         <w:pStyle w:val="Ttulo3"/>
       </w:pPr>
-      <w:bookmarkStart w:id="45" w:name="_Toc242165632"/>
+      <w:bookmarkStart w:id="45" w:name="_Toc242800069"/>
       <w:r>
         <w:t>RF30 – Realizar Login do Cliente</w:t>
       </w:r>
@@ -13098,7 +13326,7 @@
       <w:pPr>
         <w:pStyle w:val="Ttulo3"/>
       </w:pPr>
-      <w:bookmarkStart w:id="46" w:name="_Toc242165633"/>
+      <w:bookmarkStart w:id="46" w:name="_Toc242800070"/>
       <w:r>
         <w:t>RF31 – Trocar Senha no Primeiro Acesso</w:t>
       </w:r>
@@ -13121,7 +13349,7 @@
       <w:pPr>
         <w:pStyle w:val="Ttulo3"/>
       </w:pPr>
-      <w:bookmarkStart w:id="47" w:name="_Toc242165634"/>
+      <w:bookmarkStart w:id="47" w:name="_Toc242800071"/>
       <w:r>
         <w:t>RF32 – Definir E-mail Secundário do Cliente</w:t>
       </w:r>
@@ -13144,7 +13372,7 @@
       <w:pPr>
         <w:pStyle w:val="Ttulo3"/>
       </w:pPr>
-      <w:bookmarkStart w:id="48" w:name="_Toc242165635"/>
+      <w:bookmarkStart w:id="48" w:name="_Toc242800072"/>
       <w:r>
         <w:t>RF33 – Recuperar Senha do Cliente</w:t>
       </w:r>
@@ -13167,7 +13395,7 @@
       <w:pPr>
         <w:pStyle w:val="Ttulo3"/>
       </w:pPr>
-      <w:bookmarkStart w:id="49" w:name="_Toc242165636"/>
+      <w:bookmarkStart w:id="49" w:name="_Toc242800073"/>
       <w:r>
         <w:t>RF34 – Exibir Perfil do Cliente</w:t>
       </w:r>
@@ -13190,7 +13418,7 @@
       <w:pPr>
         <w:pStyle w:val="Ttulo3"/>
       </w:pPr>
-      <w:bookmarkStart w:id="50" w:name="_Toc242165637"/>
+      <w:bookmarkStart w:id="50" w:name="_Toc242800074"/>
       <w:r>
         <w:t>RF35 – Fazer Upload de Fotos de Serviço</w:t>
       </w:r>
@@ -13213,7 +13441,7 @@
       <w:pPr>
         <w:pStyle w:val="Ttulo3"/>
       </w:pPr>
-      <w:bookmarkStart w:id="51" w:name="_Toc242165638"/>
+      <w:bookmarkStart w:id="51" w:name="_Toc242800075"/>
       <w:r>
         <w:t>RF36 – Excluir Foto</w:t>
       </w:r>
@@ -13236,7 +13464,7 @@
       <w:pPr>
         <w:pStyle w:val="Ttulo3"/>
       </w:pPr>
-      <w:bookmarkStart w:id="52" w:name="_Toc242165639"/>
+      <w:bookmarkStart w:id="52" w:name="_Toc242800076"/>
       <w:r>
         <w:t>RF37 – Exibir Portfólio Público</w:t>
       </w:r>
@@ -13259,7 +13487,7 @@
       <w:pPr>
         <w:pStyle w:val="Ttulo3"/>
       </w:pPr>
-      <w:bookmarkStart w:id="53" w:name="_Toc242165640"/>
+      <w:bookmarkStart w:id="53" w:name="_Toc242800077"/>
       <w:r>
         <w:t>RF38 – Exibir Métricas de Serviço para o Cliente</w:t>
       </w:r>
@@ -13282,7 +13510,7 @@
       <w:pPr>
         <w:pStyle w:val="Ttulo3"/>
       </w:pPr>
-      <w:bookmarkStart w:id="54" w:name="_Toc242165641"/>
+      <w:bookmarkStart w:id="54" w:name="_Toc242800078"/>
       <w:r>
         <w:t>RF39 – Exibir Métricas de Serviço para o Prestador</w:t>
       </w:r>
@@ -13309,7 +13537,7 @@
       <w:pPr>
         <w:pStyle w:val="Ttulo3"/>
       </w:pPr>
-      <w:bookmarkStart w:id="55" w:name="_Toc242165642"/>
+      <w:bookmarkStart w:id="55" w:name="_Toc242800079"/>
       <w:r>
         <w:t>RF40 – Monitorar Presença por Geocodificação</w:t>
       </w:r>
@@ -13355,7 +13583,7 @@
       <w:pPr>
         <w:pStyle w:val="Ttulo3"/>
       </w:pPr>
-      <w:bookmarkStart w:id="56" w:name="_Toc242165643"/>
+      <w:bookmarkStart w:id="56" w:name="_Toc242800080"/>
       <w:r>
         <w:t>RF41 – Definir Visibilidade do Telefone</w:t>
       </w:r>
@@ -13378,7 +13606,7 @@
       <w:pPr>
         <w:pStyle w:val="Ttulo3"/>
       </w:pPr>
-      <w:bookmarkStart w:id="57" w:name="_Toc242165644"/>
+      <w:bookmarkStart w:id="57" w:name="_Toc242800081"/>
       <w:r>
         <w:t>RF42 – Autorizar Foto no Portfólio</w:t>
       </w:r>
@@ -13394,7 +13622,7 @@
       <w:pPr>
         <w:pStyle w:val="Ttulo3"/>
       </w:pPr>
-      <w:bookmarkStart w:id="58" w:name="_Toc242165645"/>
+      <w:bookmarkStart w:id="58" w:name="_Toc242800082"/>
       <w:r>
         <w:t>RF43 – Definir Visibilidade da Cidade</w:t>
       </w:r>
@@ -13410,7 +13638,7 @@
       <w:pPr>
         <w:pStyle w:val="Ttulo3"/>
       </w:pPr>
-      <w:bookmarkStart w:id="59" w:name="_Toc242165646"/>
+      <w:bookmarkStart w:id="59" w:name="_Toc242800083"/>
       <w:r>
         <w:t>RF44 – Exibir Planos Disponíveis</w:t>
       </w:r>
@@ -13443,7 +13671,7 @@
       <w:pPr>
         <w:pStyle w:val="Ttulo3"/>
       </w:pPr>
-      <w:bookmarkStart w:id="60" w:name="_Toc242165647"/>
+      <w:bookmarkStart w:id="60" w:name="_Toc242800084"/>
       <w:r>
         <w:lastRenderedPageBreak/>
         <w:t>RF45 – Assinar Plano</w:t>
@@ -13463,7 +13691,7 @@
       <w:pPr>
         <w:pStyle w:val="Ttulo3"/>
       </w:pPr>
-      <w:bookmarkStart w:id="61" w:name="_Toc242165648"/>
+      <w:bookmarkStart w:id="61" w:name="_Toc242800085"/>
       <w:r>
         <w:t>RF46 – Alterar Plano</w:t>
       </w:r>
@@ -13482,7 +13710,7 @@
       <w:pPr>
         <w:pStyle w:val="Ttulo3"/>
       </w:pPr>
-      <w:bookmarkStart w:id="62" w:name="_Toc242165649"/>
+      <w:bookmarkStart w:id="62" w:name="_Toc242800086"/>
       <w:r>
         <w:t>RF47 – Cancelar Assinatura</w:t>
       </w:r>
@@ -13501,7 +13729,7 @@
       <w:pPr>
         <w:pStyle w:val="Ttulo3"/>
       </w:pPr>
-      <w:bookmarkStart w:id="63" w:name="_Toc242165650"/>
+      <w:bookmarkStart w:id="63" w:name="_Toc242800087"/>
       <w:r>
         <w:t>RF4</w:t>
       </w:r>
@@ -13523,7 +13751,7 @@
       <w:pPr>
         <w:pStyle w:val="Ttulo3"/>
       </w:pPr>
-      <w:bookmarkStart w:id="64" w:name="_Toc242165651"/>
+      <w:bookmarkStart w:id="64" w:name="_Toc242800088"/>
       <w:r>
         <w:t>RF49 – Gerenciar Período de Teste Gratuito</w:t>
       </w:r>
@@ -13543,7 +13771,7 @@
         <w:pStyle w:val="Ttulo3"/>
       </w:pPr>
       <w:bookmarkStart w:id="65" w:name="_Toc241739043"/>
-      <w:bookmarkStart w:id="66" w:name="_Toc242165652"/>
+      <w:bookmarkStart w:id="66" w:name="_Toc242800089"/>
       <w:r>
         <w:t>RF50 – Aprovar ou Recusar Assinatura de Plano</w:t>
       </w:r>
@@ -13561,7 +13789,7 @@
         <w:pStyle w:val="Ttulo3"/>
       </w:pPr>
       <w:bookmarkStart w:id="67" w:name="_Toc241739044"/>
-      <w:bookmarkStart w:id="68" w:name="_Toc242165653"/>
+      <w:bookmarkStart w:id="68" w:name="_Toc242800090"/>
       <w:r>
         <w:t xml:space="preserve">RF51 – </w:t>
       </w:r>
@@ -13592,7 +13820,7 @@
         <w:pStyle w:val="Ttulo3"/>
       </w:pPr>
       <w:bookmarkStart w:id="69" w:name="_Toc241739045"/>
-      <w:bookmarkStart w:id="70" w:name="_Toc242165654"/>
+      <w:bookmarkStart w:id="70" w:name="_Toc242800091"/>
       <w:r>
         <w:t xml:space="preserve">RF52 – </w:t>
       </w:r>
@@ -13618,7 +13846,7 @@
         <w:pStyle w:val="Ttulo3"/>
       </w:pPr>
       <w:bookmarkStart w:id="71" w:name="_Toc241739046"/>
-      <w:bookmarkStart w:id="72" w:name="_Toc242165655"/>
+      <w:bookmarkStart w:id="72" w:name="_Toc242800092"/>
       <w:r>
         <w:t xml:space="preserve">RF53 – </w:t>
       </w:r>
@@ -13642,7 +13870,7 @@
         <w:pStyle w:val="Ttulo3"/>
       </w:pPr>
       <w:bookmarkStart w:id="73" w:name="_Toc241739047"/>
-      <w:bookmarkStart w:id="74" w:name="_Toc242165656"/>
+      <w:bookmarkStart w:id="74" w:name="_Toc242800093"/>
       <w:r>
         <w:t xml:space="preserve">RF54 – </w:t>
       </w:r>
@@ -13666,7 +13894,7 @@
         <w:pStyle w:val="Ttulo3"/>
       </w:pPr>
       <w:bookmarkStart w:id="75" w:name="_Toc241739048"/>
-      <w:bookmarkStart w:id="76" w:name="_Toc242165657"/>
+      <w:bookmarkStart w:id="76" w:name="_Toc242800094"/>
       <w:r>
         <w:t xml:space="preserve">RF55 – </w:t>
       </w:r>
@@ -13690,7 +13918,7 @@
         <w:pStyle w:val="Ttulo3"/>
       </w:pPr>
       <w:bookmarkStart w:id="77" w:name="_Toc241739049"/>
-      <w:bookmarkStart w:id="78" w:name="_Toc242165658"/>
+      <w:bookmarkStart w:id="78" w:name="_Toc242800095"/>
       <w:r>
         <w:t xml:space="preserve">RF56 – </w:t>
       </w:r>
@@ -13726,7 +13954,7 @@
       <w:pPr>
         <w:pStyle w:val="Ttulo3"/>
       </w:pPr>
-      <w:bookmarkStart w:id="79" w:name="_Toc242165659"/>
+      <w:bookmarkStart w:id="79" w:name="_Toc242800096"/>
       <w:r>
         <w:lastRenderedPageBreak/>
         <w:t xml:space="preserve">RF57 – </w:t>
@@ -13749,7 +13977,7 @@
       <w:pPr>
         <w:pStyle w:val="Ttulo3"/>
       </w:pPr>
-      <w:bookmarkStart w:id="80" w:name="_Toc242165660"/>
+      <w:bookmarkStart w:id="80" w:name="_Toc242800097"/>
       <w:r>
         <w:t xml:space="preserve">RF58 – </w:t>
       </w:r>
@@ -13774,7 +14002,7 @@
       <w:pPr>
         <w:pStyle w:val="Ttulo3"/>
       </w:pPr>
-      <w:bookmarkStart w:id="81" w:name="_Toc242165661"/>
+      <w:bookmarkStart w:id="81" w:name="_Toc242800098"/>
       <w:r>
         <w:t xml:space="preserve">RF59 – </w:t>
       </w:r>
@@ -13822,7 +14050,7 @@
       <w:pPr>
         <w:pStyle w:val="Ttulo2"/>
       </w:pPr>
-      <w:bookmarkStart w:id="82" w:name="_Toc242165662"/>
+      <w:bookmarkStart w:id="82" w:name="_Toc242800099"/>
       <w:r>
         <w:lastRenderedPageBreak/>
         <w:t>Requisitos Não Funcionais</w:t>
@@ -14056,7 +14284,7 @@
       </w:pPr>
       <w:bookmarkStart w:id="86" w:name="_Toc182927339"/>
       <w:bookmarkStart w:id="87" w:name="_Toc326436659"/>
-      <w:bookmarkStart w:id="88" w:name="_Toc242165663"/>
+      <w:bookmarkStart w:id="88" w:name="_Toc242800100"/>
       <w:r>
         <w:lastRenderedPageBreak/>
         <w:t>Diagrama de Caso de Uso</w:t>
@@ -14102,7 +14330,7 @@
       <w:bookmarkStart w:id="108" w:name="_Toc213647691"/>
       <w:bookmarkStart w:id="109" w:name="_Toc213665795"/>
       <w:bookmarkStart w:id="110" w:name="_Toc213665834"/>
-      <w:bookmarkStart w:id="111" w:name="_Toc242165562"/>
+      <w:bookmarkStart w:id="111" w:name="_Toc242800128"/>
       <w:r>
         <w:t xml:space="preserve">Figura </w:t>
       </w:r>
@@ -14160,7 +14388,7 @@
           <w:noProof/>
         </w:rPr>
         <w:drawing>
-          <wp:inline distT="0" distB="0" distL="0" distR="0" wp14:anchorId="703A1FEA" wp14:editId="6251C007">
+          <wp:inline distT="0" distB="0" distL="0" distR="0" wp14:anchorId="703A1FEA" wp14:editId="37D42429">
             <wp:extent cx="5567947" cy="4533900"/>
             <wp:effectExtent l="0" t="0" r="0" b="0"/>
             <wp:docPr id="953221992" name="drawing"/>
@@ -14230,7 +14458,7 @@
         <w:pStyle w:val="Ttulo2"/>
       </w:pPr>
       <w:bookmarkStart w:id="112" w:name="_Toc489932645"/>
-      <w:bookmarkStart w:id="113" w:name="_Toc242165664"/>
+      <w:bookmarkStart w:id="113" w:name="_Toc242800101"/>
       <w:r>
         <w:t>Diagrama de Classe</w:t>
       </w:r>
@@ -14272,7 +14500,7 @@
       </w:pPr>
       <w:bookmarkStart w:id="114" w:name="_Toc182927346"/>
       <w:bookmarkStart w:id="115" w:name="_Toc1016310750"/>
-      <w:bookmarkStart w:id="116" w:name="_Toc242165665"/>
+      <w:bookmarkStart w:id="116" w:name="_Toc242800102"/>
       <w:r>
         <w:t>Regras de negócio</w:t>
       </w:r>
@@ -14303,7 +14531,7 @@
       <w:pPr>
         <w:pStyle w:val="Figura"/>
       </w:pPr>
-      <w:bookmarkStart w:id="117" w:name="_Toc242165563"/>
+      <w:bookmarkStart w:id="117" w:name="_Toc242800129"/>
       <w:r>
         <w:rPr>
           <w:szCs w:val="24"/>
@@ -14416,14 +14644,14 @@
       </w:pPr>
       <w:bookmarkStart w:id="118" w:name="_Toc182927347"/>
       <w:bookmarkStart w:id="119" w:name="_Toc1999012226"/>
-      <w:bookmarkStart w:id="120" w:name="_Toc165310879"/>
-      <w:bookmarkStart w:id="121" w:name="_Toc242165666"/>
+      <w:bookmarkStart w:id="120" w:name="_Toc242800103"/>
+      <w:bookmarkStart w:id="121" w:name="_Toc165310879"/>
       <w:r>
         <w:t>O que será elaborado?</w:t>
       </w:r>
       <w:bookmarkEnd w:id="118"/>
       <w:bookmarkEnd w:id="119"/>
-      <w:bookmarkEnd w:id="121"/>
+      <w:bookmarkEnd w:id="120"/>
     </w:p>
     <w:p>
       <w:pPr>
@@ -14459,7 +14687,7 @@
       </w:pPr>
       <w:bookmarkStart w:id="123" w:name="_Toc182927348"/>
       <w:bookmarkStart w:id="124" w:name="_Toc1824459023"/>
-      <w:bookmarkStart w:id="125" w:name="_Toc242165667"/>
+      <w:bookmarkStart w:id="125" w:name="_Toc242800104"/>
       <w:r>
         <w:t>Como será elaborado?</w:t>
       </w:r>
@@ -14481,7 +14709,7 @@
         </w:rPr>
         <w:t>Parcerias principais</w:t>
       </w:r>
-      <w:bookmarkEnd w:id="120"/>
+      <w:bookmarkEnd w:id="121"/>
     </w:p>
     <w:p>
       <w:r>
@@ -14561,7 +14789,7 @@
       </w:pPr>
       <w:bookmarkStart w:id="128" w:name="_Toc182927349"/>
       <w:bookmarkStart w:id="129" w:name="_Toc1308799086"/>
-      <w:bookmarkStart w:id="130" w:name="_Toc242165668"/>
+      <w:bookmarkStart w:id="130" w:name="_Toc242800105"/>
       <w:r>
         <w:t>Para quem será elaborado?</w:t>
       </w:r>
@@ -14660,7 +14888,7 @@
       <w:pPr>
         <w:pStyle w:val="Ttulo2"/>
       </w:pPr>
-      <w:bookmarkStart w:id="136" w:name="_Toc242165669"/>
+      <w:bookmarkStart w:id="136" w:name="_Toc242800106"/>
       <w:r>
         <w:lastRenderedPageBreak/>
         <w:t>Quanto vai custar?</w:t>
@@ -15012,7 +15240,7 @@
       </w:pPr>
       <w:bookmarkStart w:id="139" w:name="_Toc182927341"/>
       <w:bookmarkStart w:id="140" w:name="_Toc515023479"/>
-      <w:bookmarkStart w:id="141" w:name="_Toc242165670"/>
+      <w:bookmarkStart w:id="141" w:name="_Toc242800107"/>
       <w:r>
         <w:lastRenderedPageBreak/>
         <w:t>Estudo de viabilidade</w:t>
@@ -15033,7 +15261,7 @@
       </w:pPr>
       <w:bookmarkStart w:id="142" w:name="_Toc182927342"/>
       <w:bookmarkStart w:id="143" w:name="_Toc857622307"/>
-      <w:bookmarkStart w:id="144" w:name="_Toc242165671"/>
+      <w:bookmarkStart w:id="144" w:name="_Toc242800108"/>
       <w:r>
         <w:t>Viabilidade de Mercado</w:t>
       </w:r>
@@ -15129,7 +15357,7 @@
       </w:pPr>
       <w:bookmarkStart w:id="145" w:name="_Toc182927343"/>
       <w:bookmarkStart w:id="146" w:name="_Toc2048096091"/>
-      <w:bookmarkStart w:id="147" w:name="_Toc242165672"/>
+      <w:bookmarkStart w:id="147" w:name="_Toc242800109"/>
       <w:r>
         <w:t>Viabilidade Técnica</w:t>
       </w:r>
@@ -15517,7 +15745,7 @@
       <w:pPr>
         <w:pStyle w:val="Ttulo2"/>
       </w:pPr>
-      <w:bookmarkStart w:id="149" w:name="_Toc242165673"/>
+      <w:bookmarkStart w:id="149" w:name="_Toc242800110"/>
       <w:r>
         <w:t xml:space="preserve">Viabilidade </w:t>
       </w:r>
@@ -15715,7 +15943,7 @@
       <w:pPr>
         <w:pStyle w:val="Ttulo2"/>
       </w:pPr>
-      <w:bookmarkStart w:id="150" w:name="_Toc242165674"/>
+      <w:bookmarkStart w:id="150" w:name="_Toc242800111"/>
       <w:r>
         <w:t>Viabilidade Econômica</w:t>
       </w:r>
@@ -15870,7 +16098,7 @@
       <w:pPr>
         <w:pStyle w:val="Ttulo2"/>
       </w:pPr>
-      <w:bookmarkStart w:id="153" w:name="_Toc242165675"/>
+      <w:bookmarkStart w:id="153" w:name="_Toc242800112"/>
       <w:r>
         <w:t>Conclusão do Estudo de Viabilidade:</w:t>
       </w:r>
@@ -15905,16 +16133,16 @@
       <w:pPr>
         <w:pStyle w:val="Ttulo1"/>
       </w:pPr>
-      <w:bookmarkStart w:id="154" w:name="_Toc165310889"/>
-      <w:bookmarkStart w:id="155" w:name="_Toc182927351"/>
-      <w:bookmarkStart w:id="156" w:name="_Toc1662712195"/>
-      <w:bookmarkStart w:id="157" w:name="_Toc242165676"/>
+      <w:bookmarkStart w:id="154" w:name="_Toc242800113"/>
+      <w:bookmarkStart w:id="155" w:name="_Toc165310889"/>
+      <w:bookmarkStart w:id="156" w:name="_Toc182927351"/>
+      <w:bookmarkStart w:id="157" w:name="_Toc1662712195"/>
       <w:bookmarkEnd w:id="89"/>
       <w:r>
         <w:lastRenderedPageBreak/>
         <w:t>Modelo de dados</w:t>
       </w:r>
-      <w:bookmarkEnd w:id="157"/>
+      <w:bookmarkEnd w:id="154"/>
     </w:p>
     <w:p>
       <w:pPr>
@@ -15923,7 +16151,7 @@
           <w:lang w:val="en-US"/>
         </w:rPr>
       </w:pPr>
-      <w:bookmarkStart w:id="158" w:name="_Toc242165677"/>
+      <w:bookmarkStart w:id="158" w:name="_Toc242800114"/>
       <w:r>
         <w:rPr>
           <w:lang w:val="en-US"/>
@@ -15943,7 +16171,7 @@
       <w:pPr>
         <w:pStyle w:val="Ttulo2"/>
       </w:pPr>
-      <w:bookmarkStart w:id="159" w:name="_Toc242165678"/>
+      <w:bookmarkStart w:id="159" w:name="_Toc242800115"/>
       <w:r>
         <w:t>Modelo Lógico</w:t>
       </w:r>
@@ -15959,7 +16187,7 @@
       <w:pPr>
         <w:pStyle w:val="Ttulo2"/>
       </w:pPr>
-      <w:bookmarkStart w:id="160" w:name="_Toc242165679"/>
+      <w:bookmarkStart w:id="160" w:name="_Toc242800116"/>
       <w:r>
         <w:t>Modelo Físico</w:t>
       </w:r>
@@ -15970,13 +16198,13 @@
       <w:pPr>
         <w:pStyle w:val="Ttulo1"/>
       </w:pPr>
-      <w:bookmarkStart w:id="161" w:name="_Toc242165680"/>
+      <w:bookmarkStart w:id="161" w:name="_Toc242800117"/>
       <w:r>
         <w:t>Design</w:t>
       </w:r>
-      <w:bookmarkEnd w:id="154"/>
       <w:bookmarkEnd w:id="155"/>
       <w:bookmarkEnd w:id="156"/>
+      <w:bookmarkEnd w:id="157"/>
       <w:bookmarkEnd w:id="161"/>
     </w:p>
     <w:p>
@@ -16009,20 +16237,20 @@
       </w:pPr>
       <w:bookmarkStart w:id="162" w:name="_Toc211596448"/>
       <w:bookmarkStart w:id="163" w:name="_Toc214534061"/>
-      <w:bookmarkStart w:id="164" w:name="_Toc182897094"/>
-      <w:bookmarkStart w:id="165" w:name="_Toc213311258"/>
-      <w:bookmarkStart w:id="166" w:name="_Toc213311338"/>
-      <w:bookmarkStart w:id="167" w:name="_Toc213311377"/>
-      <w:bookmarkStart w:id="168" w:name="_Toc213311442"/>
-      <w:bookmarkStart w:id="169" w:name="_Toc213311521"/>
-      <w:bookmarkStart w:id="170" w:name="_Toc213311564"/>
-      <w:bookmarkStart w:id="171" w:name="_Toc213311623"/>
-      <w:bookmarkStart w:id="172" w:name="_Toc213311846"/>
-      <w:bookmarkStart w:id="173" w:name="_Toc213311925"/>
-      <w:bookmarkStart w:id="174" w:name="_Toc213647694"/>
-      <w:bookmarkStart w:id="175" w:name="_Toc213665798"/>
-      <w:bookmarkStart w:id="176" w:name="_Toc213665837"/>
-      <w:bookmarkStart w:id="177" w:name="_Toc242165681"/>
+      <w:bookmarkStart w:id="164" w:name="_Toc242800118"/>
+      <w:bookmarkStart w:id="165" w:name="_Toc182897094"/>
+      <w:bookmarkStart w:id="166" w:name="_Toc213311258"/>
+      <w:bookmarkStart w:id="167" w:name="_Toc213311338"/>
+      <w:bookmarkStart w:id="168" w:name="_Toc213311377"/>
+      <w:bookmarkStart w:id="169" w:name="_Toc213311442"/>
+      <w:bookmarkStart w:id="170" w:name="_Toc213311521"/>
+      <w:bookmarkStart w:id="171" w:name="_Toc213311564"/>
+      <w:bookmarkStart w:id="172" w:name="_Toc213311623"/>
+      <w:bookmarkStart w:id="173" w:name="_Toc213311846"/>
+      <w:bookmarkStart w:id="174" w:name="_Toc213311925"/>
+      <w:bookmarkStart w:id="175" w:name="_Toc213647694"/>
+      <w:bookmarkStart w:id="176" w:name="_Toc213665798"/>
+      <w:bookmarkStart w:id="177" w:name="_Toc213665837"/>
       <w:r>
         <w:t xml:space="preserve">Paleta de </w:t>
       </w:r>
@@ -16031,7 +16259,7 @@
         <w:t>cores</w:t>
       </w:r>
       <w:bookmarkEnd w:id="163"/>
-      <w:bookmarkEnd w:id="177"/>
+      <w:bookmarkEnd w:id="164"/>
     </w:p>
     <w:p>
       <w:pPr>
@@ -16040,7 +16268,7 @@
           <w:noProof/>
         </w:rPr>
       </w:pPr>
-      <w:bookmarkStart w:id="178" w:name="_Toc242165564"/>
+      <w:bookmarkStart w:id="178" w:name="_Toc242800130"/>
       <w:r>
         <w:rPr>
           <w:szCs w:val="24"/>
@@ -16087,7 +16315,6 @@
       <w:r>
         <w:t>- Paleta de Cores</w:t>
       </w:r>
-      <w:bookmarkEnd w:id="164"/>
       <w:bookmarkEnd w:id="165"/>
       <w:bookmarkEnd w:id="166"/>
       <w:bookmarkEnd w:id="167"/>
@@ -16100,6 +16327,7 @@
       <w:bookmarkEnd w:id="174"/>
       <w:bookmarkEnd w:id="175"/>
       <w:bookmarkEnd w:id="176"/>
+      <w:bookmarkEnd w:id="177"/>
       <w:bookmarkEnd w:id="178"/>
     </w:p>
     <w:p>
@@ -16227,7 +16455,7 @@
           <w:rFonts w:eastAsia="Arial" w:cs="Arial"/>
         </w:rPr>
       </w:pPr>
-      <w:bookmarkStart w:id="179" w:name="_Toc242165682"/>
+      <w:bookmarkStart w:id="179" w:name="_Toc242800119"/>
       <w:r>
         <w:lastRenderedPageBreak/>
         <w:t>Tipografia</w:t>
@@ -16265,7 +16493,7 @@
       <w:bookmarkStart w:id="198" w:name="_Toc213647695"/>
       <w:bookmarkStart w:id="199" w:name="_Toc213665799"/>
       <w:bookmarkStart w:id="200" w:name="_Toc213665838"/>
-      <w:bookmarkStart w:id="201" w:name="_Toc242165565"/>
+      <w:bookmarkStart w:id="201" w:name="_Toc242800131"/>
       <w:r>
         <w:rPr>
           <w:szCs w:val="24"/>
@@ -16409,7 +16637,7 @@
       <w:pPr>
         <w:pStyle w:val="Figura"/>
       </w:pPr>
-      <w:bookmarkStart w:id="202" w:name="_Toc242165566"/>
+      <w:bookmarkStart w:id="202" w:name="_Toc242800132"/>
       <w:r>
         <w:rPr>
           <w:szCs w:val="24"/>
@@ -16454,10 +16682,7 @@
         <w:t xml:space="preserve"> </w:t>
       </w:r>
       <w:r>
-        <w:t xml:space="preserve">- Exemplo Fonte </w:t>
-      </w:r>
-      <w:r>
-        <w:t>Segoe UI</w:t>
+        <w:t>- Exemplo Fonte Segoe UI</w:t>
       </w:r>
       <w:r>
         <w:t xml:space="preserve"> (site web)</w:t>
@@ -16473,7 +16698,7 @@
           <w:noProof/>
         </w:rPr>
         <w:drawing>
-          <wp:inline distT="0" distB="0" distL="0" distR="0" wp14:anchorId="053FF6AA" wp14:editId="2FBF8B5A">
+          <wp:inline distT="0" distB="0" distL="0" distR="0" wp14:anchorId="053FF6AA" wp14:editId="6191F796">
             <wp:extent cx="3137132" cy="582749"/>
             <wp:effectExtent l="0" t="0" r="6350" b="8255"/>
             <wp:docPr id="1" name="Imagem 1"/>
@@ -16541,7 +16766,7 @@
           <w:rFonts w:eastAsia="Arial" w:cs="Arial"/>
         </w:rPr>
       </w:pPr>
-      <w:bookmarkStart w:id="203" w:name="_Toc242165683"/>
+      <w:bookmarkStart w:id="203" w:name="_Toc242800120"/>
       <w:r>
         <w:t>Isotipo</w:t>
       </w:r>
@@ -16569,7 +16794,21 @@
           <w:rFonts w:eastAsia="Arial" w:cs="Arial"/>
           <w:szCs w:val="24"/>
         </w:rPr>
-        <w:t xml:space="preserve"> desempenha um papel importante na representação visual da aplicação e na comunicação de sua identidade voltada à organização, produtividade e gestão de atividades. O símbolo busca transmitir a ideia de planejamento, controle da rotina e praticidade no dia a dia dos profissionais autônomos. Na Figura 5 é mostrado o isotipo selecionado para a aplicação.</w:t>
+        <w:t xml:space="preserve"> desempenha um papel importante na representação visual da aplicação e na comunicação de sua identidade voltada à organização, produtividade e gestão de atividades. O símbolo busca transmitir a ideia de planejamento, controle da rotina e praticidade no dia a dia dos profissionais autônomos. Na Figura </w:t>
+      </w:r>
+      <w:r>
+        <w:rPr>
+          <w:rFonts w:eastAsia="Arial" w:cs="Arial"/>
+          <w:szCs w:val="24"/>
+        </w:rPr>
+        <w:t>6</w:t>
+      </w:r>
+      <w:r>
+        <w:rPr>
+          <w:rFonts w:eastAsia="Arial" w:cs="Arial"/>
+          <w:szCs w:val="24"/>
+        </w:rPr>
+        <w:t xml:space="preserve"> é mostrado o isotipo selecionado para a aplicação.</w:t>
       </w:r>
     </w:p>
     <w:p>
@@ -16607,7 +16846,7 @@
       <w:bookmarkStart w:id="222" w:name="_Toc213647696"/>
       <w:bookmarkStart w:id="223" w:name="_Toc213665800"/>
       <w:bookmarkStart w:id="224" w:name="_Toc213665839"/>
-      <w:bookmarkStart w:id="225" w:name="_Toc242165567"/>
+      <w:bookmarkStart w:id="225" w:name="_Toc242800133"/>
       <w:r>
         <w:rPr>
           <w:szCs w:val="24"/>
@@ -16739,36 +16978,301 @@
     </w:p>
     <w:p>
       <w:pPr>
-        <w:ind w:firstLine="0"/>
-      </w:pPr>
-      <w:bookmarkStart w:id="226" w:name="_Toc165310890"/>
-    </w:p>
-    <w:p>
-      <w:pPr>
-        <w:pStyle w:val="Ttulo1"/>
-      </w:pPr>
-      <w:bookmarkStart w:id="227" w:name="_Toc242165684"/>
-      <w:bookmarkEnd w:id="226"/>
-      <w:r>
-        <w:t>Protótipo</w:t>
-      </w:r>
-      <w:bookmarkEnd w:id="227"/>
-    </w:p>
-    <w:p>
-      <w:r>
-        <w:t>Foi utilizado o Figma na elaboração do protótipo, visando gerar uma representação visual interativa da interface da aplicação web. Por meio dele, desenvolvemos uma versão funcional e realista do design, permitindo aos stakeholders testarem e aprimorarem o conceito antes da implementação final.</w:t>
-      </w:r>
-    </w:p>
-    <w:p/>
-    <w:p>
-      <w:pPr>
+        <w:widowControl/>
+        <w:spacing w:line="240" w:lineRule="auto"/>
         <w:ind w:firstLine="0"/>
         <w:jc w:val="left"/>
+        <w:rPr>
+          <w:sz w:val="20"/>
+        </w:rPr>
+      </w:pPr>
+    </w:p>
+    <w:p>
+      <w:pPr>
+        <w:pStyle w:val="Ttulo2"/>
+        <w:numPr>
+          <w:ilvl w:val="1"/>
+          <w:numId w:val="22"/>
+        </w:numPr>
+        <w:jc w:val="both"/>
+        <w:rPr>
+          <w:rFonts w:eastAsia="Arial" w:cs="Arial"/>
+        </w:rPr>
+      </w:pPr>
+      <w:bookmarkStart w:id="226" w:name="_Toc242800121"/>
+      <w:r>
+        <w:t>Wireframe</w:t>
+      </w:r>
+      <w:bookmarkEnd w:id="226"/>
+    </w:p>
+    <w:p>
+      <w:pPr>
+        <w:rPr>
+          <w:rFonts w:eastAsia="Arial" w:cs="Arial"/>
+          <w:szCs w:val="24"/>
+        </w:rPr>
+      </w:pPr>
+      <w:r>
+        <w:rPr>
+          <w:rFonts w:eastAsia="Arial" w:cs="Arial"/>
+          <w:szCs w:val="24"/>
+        </w:rPr>
+        <w:t>Os wireframes foram desenvolvidos com o objetivo de definir a estrutura inicial das telas da aplicação, permitindo visualizar a disposição dos elementos e o fluxo de navegação antes da implementação visual definitiva</w:t>
+      </w:r>
+      <w:r>
+        <w:rPr>
+          <w:rFonts w:eastAsia="Arial" w:cs="Arial"/>
+          <w:szCs w:val="24"/>
+        </w:rPr>
+        <w:t>.</w:t>
+      </w:r>
+    </w:p>
+    <w:p>
+      <w:pPr>
+        <w:rPr>
+          <w:rFonts w:eastAsia="Arial" w:cs="Arial"/>
+          <w:szCs w:val="24"/>
+        </w:rPr>
+      </w:pPr>
+    </w:p>
+    <w:p>
+      <w:pPr>
+        <w:ind w:firstLine="0"/>
+        <w:jc w:val="left"/>
+      </w:pPr>
+      <w:r>
+        <w:t>Os wireframes estão disponíveis no Figma, por meio do seguinte link</w:t>
+      </w:r>
+      <w:r>
+        <w:t xml:space="preserve">: </w:t>
+      </w:r>
+      <w:hyperlink r:id="rId20">
+        <w:r>
+          <w:rPr>
+            <w:rStyle w:val="Hyperlink"/>
+          </w:rPr>
+          <w:t>https://www.figma.com/design/RR434kEsmEtgwjU8zBkahQ/DayPlannio?node-id=0-1&amp;t=JTmqGH7lg5nEMBKP-1</w:t>
+        </w:r>
+      </w:hyperlink>
+    </w:p>
+    <w:p>
+      <w:pPr>
+        <w:rPr>
+          <w:rFonts w:eastAsia="Arial" w:cs="Arial"/>
+          <w:szCs w:val="24"/>
+        </w:rPr>
+      </w:pPr>
+    </w:p>
+    <w:p>
+      <w:pPr>
+        <w:rPr>
+          <w:rFonts w:eastAsia="Arial" w:cs="Arial"/>
+          <w:szCs w:val="24"/>
+        </w:rPr>
+      </w:pPr>
+    </w:p>
+    <w:p>
+      <w:pPr>
+        <w:pStyle w:val="Ttulo2"/>
+        <w:numPr>
+          <w:ilvl w:val="1"/>
+          <w:numId w:val="22"/>
+        </w:numPr>
+        <w:jc w:val="both"/>
+        <w:rPr>
+          <w:rFonts w:eastAsia="Arial" w:cs="Arial"/>
+        </w:rPr>
+      </w:pPr>
+      <w:bookmarkStart w:id="227" w:name="_Toc242800122"/>
+      <w:r>
+        <w:t>modelo de navegação</w:t>
+      </w:r>
+      <w:bookmarkEnd w:id="227"/>
+    </w:p>
+    <w:p>
+      <w:r>
+        <w:rPr>
+          <w:rFonts w:eastAsia="Arial" w:cs="Arial"/>
+          <w:szCs w:val="24"/>
+        </w:rPr>
+        <w:t>O modelo de navegação da plataforma DayPlannio foi projetado para proporcionar uma experiência intuitiva e organizada aos diferentes perfis de usuários do sistema, estruturada de acordo com as funcionalidades disponíveis para cada tipo de acesso</w:t>
+      </w:r>
+      <w:r>
+        <w:rPr>
+          <w:rFonts w:eastAsia="Arial" w:cs="Arial"/>
+          <w:szCs w:val="24"/>
+        </w:rPr>
+        <w:t>.</w:t>
+      </w:r>
+    </w:p>
+    <w:p/>
+    <w:p>
+      <w:pPr>
+        <w:pStyle w:val="Figura"/>
+      </w:pPr>
+      <w:bookmarkStart w:id="228" w:name="_Toc242800134"/>
+      <w:r>
+        <w:rPr>
+          <w:szCs w:val="24"/>
+        </w:rPr>
+        <w:t xml:space="preserve">Figura </w:t>
+      </w:r>
+      <w:r>
+        <w:rPr>
+          <w:szCs w:val="24"/>
+        </w:rPr>
+        <w:fldChar w:fldCharType="begin"/>
+      </w:r>
+      <w:r>
+        <w:rPr>
+          <w:szCs w:val="24"/>
+        </w:rPr>
+        <w:instrText xml:space="preserve"> SEQ Figura \* ARABIC </w:instrText>
+      </w:r>
+      <w:r>
+        <w:rPr>
+          <w:szCs w:val="24"/>
+        </w:rPr>
+        <w:fldChar w:fldCharType="separate"/>
+      </w:r>
+      <w:r>
+        <w:rPr>
+          <w:noProof/>
+          <w:szCs w:val="24"/>
+        </w:rPr>
+        <w:t>7</w:t>
+      </w:r>
+      <w:r>
+        <w:rPr>
+          <w:szCs w:val="24"/>
+        </w:rPr>
+        <w:fldChar w:fldCharType="end"/>
+      </w:r>
+      <w:r>
+        <w:rPr>
+          <w:sz w:val="24"/>
+          <w:szCs w:val="24"/>
+        </w:rPr>
+        <w:t xml:space="preserve"> </w:t>
+      </w:r>
+      <w:r>
+        <w:t>– Modelo de Navegação</w:t>
+      </w:r>
+      <w:bookmarkEnd w:id="228"/>
+    </w:p>
+    <w:p>
+      <w:pPr>
+        <w:pStyle w:val="Figura"/>
+      </w:pPr>
+      <w:r>
+        <w:rPr>
+          <w:noProof/>
+        </w:rPr>
+        <w:drawing>
+          <wp:inline distT="0" distB="0" distL="0" distR="0" wp14:anchorId="62FF844A" wp14:editId="19055C5C">
+            <wp:extent cx="4041255" cy="3237429"/>
+            <wp:effectExtent l="0" t="0" r="0" b="1270"/>
+            <wp:docPr id="1213360008" name="drawing"/>
+            <wp:cNvGraphicFramePr>
+              <a:graphicFrameLocks xmlns:a="http://schemas.openxmlformats.org/drawingml/2006/main" noChangeAspect="1"/>
+            </wp:cNvGraphicFramePr>
+            <a:graphic xmlns:a="http://schemas.openxmlformats.org/drawingml/2006/main">
+              <a:graphicData uri="http://schemas.openxmlformats.org/drawingml/2006/picture">
+                <pic:pic xmlns:pic="http://schemas.openxmlformats.org/drawingml/2006/picture">
+                  <pic:nvPicPr>
+                    <pic:cNvPr id="1213360008" name="drawing"/>
+                    <pic:cNvPicPr/>
+                  </pic:nvPicPr>
+                  <pic:blipFill>
+                    <a:blip r:embed="rId21">
+                      <a:extLst>
+                        <a:ext uri="{28A0092B-C50C-407E-A947-70E740481C1C}">
+                          <a14:useLocalDpi xmlns:a14="http://schemas.microsoft.com/office/drawing/2010/main" val="0"/>
+                        </a:ext>
+                      </a:extLst>
+                    </a:blip>
+                    <a:stretch>
+                      <a:fillRect/>
+                    </a:stretch>
+                  </pic:blipFill>
+                  <pic:spPr>
+                    <a:xfrm>
+                      <a:off x="0" y="0"/>
+                      <a:ext cx="4041255" cy="3237429"/>
+                    </a:xfrm>
+                    <a:prstGeom prst="rect">
+                      <a:avLst/>
+                    </a:prstGeom>
+                  </pic:spPr>
+                </pic:pic>
+              </a:graphicData>
+            </a:graphic>
+          </wp:inline>
+        </w:drawing>
+      </w:r>
+    </w:p>
+    <w:p>
+      <w:pPr>
+        <w:pStyle w:val="Figura"/>
+      </w:pPr>
+      <w:r>
+        <w:t>Fonte: Elaborado pelos autores (2026).</w:t>
+      </w:r>
+    </w:p>
+    <w:p>
+      <w:pPr>
+        <w:pStyle w:val="Figura"/>
+      </w:pPr>
+    </w:p>
+    <w:p>
+      <w:pPr>
+        <w:widowControl/>
+        <w:spacing w:line="240" w:lineRule="auto"/>
+        <w:ind w:firstLine="0"/>
+        <w:jc w:val="left"/>
+      </w:pPr>
+      <w:bookmarkStart w:id="229" w:name="_Toc165310890"/>
+      <w:r>
+        <w:br w:type="page"/>
+      </w:r>
+    </w:p>
+    <w:p>
+      <w:pPr>
+        <w:ind w:firstLine="0"/>
+      </w:pPr>
+    </w:p>
+    <w:p>
+      <w:pPr>
+        <w:pStyle w:val="Ttulo1"/>
+      </w:pPr>
+      <w:bookmarkStart w:id="230" w:name="_Toc242800123"/>
+      <w:bookmarkEnd w:id="229"/>
+      <w:r>
+        <w:t>Protótipo</w:t>
+      </w:r>
+      <w:bookmarkEnd w:id="230"/>
+    </w:p>
+    <w:p>
+      <w:r>
+        <w:t>Foi utilizado o Figma na elaboração do protótipo, visando gerar uma representação visual interativa da interface da aplicação web</w:t>
+      </w:r>
+      <w:r>
+        <w:t xml:space="preserve"> e do aplicativo</w:t>
+      </w:r>
+      <w:r>
+        <w:t>. Por meio dele, desenvolvemos uma versão funcional e realista do design, permitindo aos stakeholders testarem e aprimorarem o conceito antes da implementação final.</w:t>
+      </w:r>
+    </w:p>
+    <w:p/>
+    <w:p>
+      <w:pPr>
+        <w:ind w:firstLine="0"/>
+        <w:jc w:val="left"/>
       </w:pPr>
       <w:r>
         <w:t xml:space="preserve">Segue o link do protótipo: </w:t>
       </w:r>
-      <w:hyperlink r:id="rId20">
+      <w:hyperlink r:id="rId22">
         <w:r>
           <w:rPr>
             <w:rStyle w:val="Hyperlink"/>
@@ -16814,14 +17318,14 @@
           <w:rFonts w:eastAsia="Arial"/>
         </w:rPr>
       </w:pPr>
-      <w:bookmarkStart w:id="228" w:name="_Toc242165685"/>
+      <w:bookmarkStart w:id="231" w:name="_Toc242800124"/>
       <w:r>
         <w:t>Aplicação</w:t>
       </w:r>
-      <w:bookmarkEnd w:id="228"/>
-    </w:p>
-    <w:p>
-      <w:bookmarkStart w:id="229" w:name="_Toc165310892"/>
+      <w:bookmarkEnd w:id="231"/>
+    </w:p>
+    <w:p>
+      <w:bookmarkStart w:id="232" w:name="_Toc165310892"/>
       <w:r>
         <w:t>A seguir serão apresentadas algumas telas elaboradas no sistema.</w:t>
       </w:r>
@@ -16856,7 +17360,7 @@
         </w:rPr>
         <w:tab/>
       </w:r>
-      <w:bookmarkStart w:id="230" w:name="_Toc242165568"/>
+      <w:bookmarkStart w:id="233" w:name="_Toc242800135"/>
       <w:r>
         <w:rPr>
           <w:i w:val="0"/>
@@ -16901,7 +17405,7 @@
           <w:sz w:val="20"/>
           <w:szCs w:val="20"/>
         </w:rPr>
-        <w:t>7</w:t>
+        <w:t>8</w:t>
       </w:r>
       <w:r>
         <w:rPr>
@@ -16921,7 +17425,7 @@
         </w:rPr>
         <w:t xml:space="preserve"> - Cadastro Usuário</w:t>
       </w:r>
-      <w:bookmarkEnd w:id="230"/>
+      <w:bookmarkEnd w:id="233"/>
     </w:p>
     <w:p>
       <w:pPr>
@@ -16932,7 +17436,7 @@
           <w:noProof/>
         </w:rPr>
         <w:drawing>
-          <wp:inline distT="0" distB="0" distL="0" distR="0" wp14:anchorId="2C33B9C9" wp14:editId="1C3B7335">
+          <wp:inline distT="0" distB="0" distL="0" distR="0" wp14:anchorId="2C33B9C9" wp14:editId="22599410">
             <wp:extent cx="1800000" cy="3070800"/>
             <wp:effectExtent l="0" t="0" r="0" b="0"/>
             <wp:docPr id="8" name="Imagem 8"/>
@@ -16947,7 +17451,7 @@
                     <pic:cNvPicPr/>
                   </pic:nvPicPr>
                   <pic:blipFill>
-                    <a:blip r:embed="rId21" cstate="print">
+                    <a:blip r:embed="rId23" cstate="print">
                       <a:extLst>
                         <a:ext uri="{28A0092B-C50C-407E-A947-70E740481C1C}">
                           <a14:useLocalDpi xmlns:a14="http://schemas.microsoft.com/office/drawing/2010/main" val="0"/>
@@ -17014,7 +17518,7 @@
         </w:rPr>
         <w:t xml:space="preserve">     </w:t>
       </w:r>
-      <w:bookmarkStart w:id="231" w:name="_Toc242165569"/>
+      <w:bookmarkStart w:id="234" w:name="_Toc242800136"/>
       <w:r>
         <w:rPr>
           <w:sz w:val="20"/>
@@ -17044,7 +17548,7 @@
           <w:noProof/>
           <w:sz w:val="20"/>
         </w:rPr>
-        <w:t>8</w:t>
+        <w:t>9</w:t>
       </w:r>
       <w:r>
         <w:rPr>
@@ -17058,7 +17562,7 @@
         </w:rPr>
         <w:t xml:space="preserve"> - Login Usuário</w:t>
       </w:r>
-      <w:bookmarkEnd w:id="231"/>
+      <w:bookmarkEnd w:id="234"/>
     </w:p>
     <w:p>
       <w:pPr>
@@ -17104,7 +17608,7 @@
                     <pic:cNvPicPr/>
                   </pic:nvPicPr>
                   <pic:blipFill>
-                    <a:blip r:embed="rId22">
+                    <a:blip r:embed="rId24">
                       <a:extLst>
                         <a:ext uri="{28A0092B-C50C-407E-A947-70E740481C1C}">
                           <a14:useLocalDpi xmlns:a14="http://schemas.microsoft.com/office/drawing/2010/main" val="0"/>
@@ -17178,7 +17682,7 @@
         <w:lastRenderedPageBreak/>
         <w:t xml:space="preserve">                       </w:t>
       </w:r>
-      <w:bookmarkStart w:id="232" w:name="_Toc242165570"/>
+      <w:bookmarkStart w:id="235" w:name="_Toc242800137"/>
       <w:r>
         <w:rPr>
           <w:i w:val="0"/>
@@ -17223,7 +17727,7 @@
           <w:sz w:val="20"/>
           <w:szCs w:val="20"/>
         </w:rPr>
-        <w:t>9</w:t>
+        <w:t>10</w:t>
       </w:r>
       <w:r>
         <w:rPr>
@@ -17243,7 +17747,7 @@
         </w:rPr>
         <w:t xml:space="preserve"> – Redefinição de Senha</w:t>
       </w:r>
-      <w:bookmarkEnd w:id="232"/>
+      <w:bookmarkEnd w:id="235"/>
     </w:p>
     <w:p>
       <w:pPr>
@@ -17269,7 +17773,7 @@
                     <pic:cNvPicPr/>
                   </pic:nvPicPr>
                   <pic:blipFill>
-                    <a:blip r:embed="rId23">
+                    <a:blip r:embed="rId25">
                       <a:extLst>
                         <a:ext uri="{28A0092B-C50C-407E-A947-70E740481C1C}">
                           <a14:useLocalDpi xmlns:a14="http://schemas.microsoft.com/office/drawing/2010/main" val="0"/>
@@ -17363,7 +17867,7 @@
         </w:rPr>
         <w:tab/>
       </w:r>
-      <w:bookmarkStart w:id="233" w:name="_Toc242165571"/>
+      <w:bookmarkStart w:id="236" w:name="_Toc242800138"/>
       <w:r>
         <w:rPr>
           <w:i w:val="0"/>
@@ -17408,7 +17912,7 @@
           <w:sz w:val="20"/>
           <w:szCs w:val="20"/>
         </w:rPr>
-        <w:t>10</w:t>
+        <w:t>11</w:t>
       </w:r>
       <w:r>
         <w:rPr>
@@ -17428,7 +17932,7 @@
         </w:rPr>
         <w:t xml:space="preserve"> – Confirmar Código</w:t>
       </w:r>
-      <w:bookmarkEnd w:id="233"/>
+      <w:bookmarkEnd w:id="236"/>
     </w:p>
     <w:p>
       <w:pPr>
@@ -17454,7 +17958,7 @@
                     <pic:cNvPicPr/>
                   </pic:nvPicPr>
                   <pic:blipFill>
-                    <a:blip r:embed="rId24">
+                    <a:blip r:embed="rId26">
                       <a:extLst>
                         <a:ext uri="{28A0092B-C50C-407E-A947-70E740481C1C}">
                           <a14:useLocalDpi xmlns:a14="http://schemas.microsoft.com/office/drawing/2010/main" val="0"/>
@@ -17553,7 +18057,7 @@
         <w:lastRenderedPageBreak/>
         <w:t xml:space="preserve">     </w:t>
       </w:r>
-      <w:bookmarkStart w:id="234" w:name="_Toc242165572"/>
+      <w:bookmarkStart w:id="237" w:name="_Toc242800139"/>
       <w:r>
         <w:rPr>
           <w:i w:val="0"/>
@@ -17598,7 +18102,7 @@
           <w:sz w:val="20"/>
           <w:szCs w:val="20"/>
         </w:rPr>
-        <w:t>11</w:t>
+        <w:t>12</w:t>
       </w:r>
       <w:r>
         <w:rPr>
@@ -17618,7 +18122,7 @@
         </w:rPr>
         <w:t xml:space="preserve"> – Nova Senha</w:t>
       </w:r>
-      <w:bookmarkEnd w:id="234"/>
+      <w:bookmarkEnd w:id="237"/>
     </w:p>
     <w:p>
       <w:pPr>
@@ -17644,7 +18148,7 @@
                     <pic:cNvPicPr/>
                   </pic:nvPicPr>
                   <pic:blipFill>
-                    <a:blip r:embed="rId25">
+                    <a:blip r:embed="rId27">
                       <a:extLst>
                         <a:ext uri="{28A0092B-C50C-407E-A947-70E740481C1C}">
                           <a14:useLocalDpi xmlns:a14="http://schemas.microsoft.com/office/drawing/2010/main" val="0"/>
@@ -17708,9 +18212,9 @@
         </w:rPr>
       </w:pPr>
     </w:p>
-    <w:bookmarkEnd w:id="12"/>
     <w:bookmarkEnd w:id="13"/>
-    <w:bookmarkEnd w:id="229"/>
+    <w:bookmarkEnd w:id="14"/>
+    <w:bookmarkEnd w:id="232"/>
     <w:p>
       <w:pPr>
         <w:pStyle w:val="Legenda"/>
@@ -17731,7 +18235,7 @@
         </w:rPr>
         <w:t xml:space="preserve">  </w:t>
       </w:r>
-      <w:bookmarkStart w:id="235" w:name="_Toc242165573"/>
+      <w:bookmarkStart w:id="238" w:name="_Toc242800140"/>
       <w:r>
         <w:rPr>
           <w:i w:val="0"/>
@@ -17776,7 +18280,7 @@
           <w:sz w:val="20"/>
           <w:szCs w:val="20"/>
         </w:rPr>
-        <w:t>12</w:t>
+        <w:t>13</w:t>
       </w:r>
       <w:r>
         <w:rPr>
@@ -17796,7 +18300,7 @@
         </w:rPr>
         <w:t xml:space="preserve"> – Agendamentos</w:t>
       </w:r>
-      <w:bookmarkEnd w:id="235"/>
+      <w:bookmarkEnd w:id="238"/>
     </w:p>
     <w:p>
       <w:pPr>
@@ -17807,7 +18311,7 @@
           <w:noProof/>
         </w:rPr>
         <w:drawing>
-          <wp:inline distT="0" distB="0" distL="0" distR="0" wp14:anchorId="741A7A0B" wp14:editId="3DB9CEB3">
+          <wp:inline distT="0" distB="0" distL="0" distR="0" wp14:anchorId="741A7A0B" wp14:editId="3BC57D02">
             <wp:extent cx="1800000" cy="3618000"/>
             <wp:effectExtent l="0" t="0" r="0" b="1905"/>
             <wp:docPr id="15" name="Imagem 15" descr="D:\aplicacaoo\agendamentos_nao_concluidos.PNG"/>
@@ -17824,7 +18328,7 @@
                     </pic:cNvPicPr>
                   </pic:nvPicPr>
                   <pic:blipFill>
-                    <a:blip r:embed="rId26" cstate="print">
+                    <a:blip r:embed="rId28" cstate="print">
                       <a:extLst>
                         <a:ext uri="{28A0092B-C50C-407E-A947-70E740481C1C}">
                           <a14:useLocalDpi xmlns:a14="http://schemas.microsoft.com/office/drawing/2010/main" val="0"/>
@@ -17904,7 +18408,7 @@
           <w:szCs w:val="20"/>
         </w:rPr>
       </w:pPr>
-      <w:bookmarkStart w:id="236" w:name="_Toc242165574"/>
+      <w:bookmarkStart w:id="239" w:name="_Toc242800141"/>
       <w:r>
         <w:rPr>
           <w:i w:val="0"/>
@@ -17950,7 +18454,7 @@
           <w:sz w:val="20"/>
           <w:szCs w:val="20"/>
         </w:rPr>
-        <w:t>13</w:t>
+        <w:t>14</w:t>
       </w:r>
       <w:r>
         <w:rPr>
@@ -17970,7 +18474,7 @@
         </w:rPr>
         <w:t xml:space="preserve"> – Cadastrar Agendamento</w:t>
       </w:r>
-      <w:bookmarkEnd w:id="236"/>
+      <w:bookmarkEnd w:id="239"/>
     </w:p>
     <w:p>
       <w:pPr>
@@ -17981,7 +18485,7 @@
           <w:noProof/>
         </w:rPr>
         <w:drawing>
-          <wp:inline distT="0" distB="0" distL="0" distR="0" wp14:anchorId="54AA87EF" wp14:editId="4BE22532">
+          <wp:inline distT="0" distB="0" distL="0" distR="0" wp14:anchorId="54AA87EF" wp14:editId="460B54EA">
             <wp:extent cx="1800000" cy="3042000"/>
             <wp:effectExtent l="0" t="0" r="0" b="6350"/>
             <wp:docPr id="7" name="Imagem 7"/>
@@ -17996,7 +18500,7 @@
                     <pic:cNvPicPr/>
                   </pic:nvPicPr>
                   <pic:blipFill>
-                    <a:blip r:embed="rId27" cstate="print">
+                    <a:blip r:embed="rId29" cstate="print">
                       <a:extLst>
                         <a:ext uri="{28A0092B-C50C-407E-A947-70E740481C1C}">
                           <a14:useLocalDpi xmlns:a14="http://schemas.microsoft.com/office/drawing/2010/main" val="0"/>
@@ -18066,7 +18570,7 @@
           <w:szCs w:val="20"/>
         </w:rPr>
       </w:pPr>
-      <w:bookmarkStart w:id="237" w:name="_Toc242165575"/>
+      <w:bookmarkStart w:id="240" w:name="_Toc242800142"/>
       <w:r>
         <w:rPr>
           <w:i w:val="0"/>
@@ -18111,7 +18615,7 @@
           <w:sz w:val="20"/>
           <w:szCs w:val="20"/>
         </w:rPr>
-        <w:t>14</w:t>
+        <w:t>15</w:t>
       </w:r>
       <w:r>
         <w:rPr>
@@ -18131,7 +18635,7 @@
         </w:rPr>
         <w:t xml:space="preserve"> –Editar Agendamento</w:t>
       </w:r>
-      <w:bookmarkEnd w:id="237"/>
+      <w:bookmarkEnd w:id="240"/>
     </w:p>
     <w:p>
       <w:pPr>
@@ -18155,7 +18659,7 @@
                     <pic:cNvPicPr/>
                   </pic:nvPicPr>
                   <pic:blipFill>
-                    <a:blip r:embed="rId28"/>
+                    <a:blip r:embed="rId30"/>
                     <a:stretch>
                       <a:fillRect/>
                     </a:stretch>
@@ -18230,7 +18734,7 @@
         <w:lastRenderedPageBreak/>
         <w:t xml:space="preserve">                                               </w:t>
       </w:r>
-      <w:bookmarkStart w:id="238" w:name="_Toc242165576"/>
+      <w:bookmarkStart w:id="241" w:name="_Toc242800143"/>
       <w:r>
         <w:rPr>
           <w:sz w:val="20"/>
@@ -18262,7 +18766,7 @@
           <w:noProof/>
           <w:sz w:val="20"/>
         </w:rPr>
-        <w:t>15</w:t>
+        <w:t>16</w:t>
       </w:r>
       <w:r>
         <w:rPr>
@@ -18277,7 +18781,7 @@
         </w:rPr>
         <w:t xml:space="preserve"> – Concluir Agendamento</w:t>
       </w:r>
-      <w:bookmarkEnd w:id="238"/>
+      <w:bookmarkEnd w:id="241"/>
     </w:p>
     <w:p>
       <w:pPr>
@@ -18299,7 +18803,7 @@
           <w:noProof/>
         </w:rPr>
         <w:drawing>
-          <wp:inline distT="0" distB="0" distL="0" distR="0" wp14:anchorId="09DB2DD7" wp14:editId="0378C9CB">
+          <wp:inline distT="0" distB="0" distL="0" distR="0" wp14:anchorId="09DB2DD7" wp14:editId="1950A65F">
             <wp:extent cx="1800000" cy="3690000"/>
             <wp:effectExtent l="0" t="0" r="0" b="5715"/>
             <wp:docPr id="16" name="Imagem 16" descr="D:\aplicacaoo\concluir_agendamento.PNG"/>
@@ -18316,7 +18820,7 @@
                     </pic:cNvPicPr>
                   </pic:nvPicPr>
                   <pic:blipFill>
-                    <a:blip r:embed="rId29" cstate="print">
+                    <a:blip r:embed="rId31" cstate="print">
                       <a:extLst>
                         <a:ext uri="{28A0092B-C50C-407E-A947-70E740481C1C}">
                           <a14:useLocalDpi xmlns:a14="http://schemas.microsoft.com/office/drawing/2010/main" val="0"/>
@@ -18370,7 +18874,7 @@
           <w:szCs w:val="20"/>
         </w:rPr>
       </w:pPr>
-      <w:bookmarkStart w:id="239" w:name="_Toc242165577"/>
+      <w:bookmarkStart w:id="242" w:name="_Toc242800144"/>
       <w:r>
         <w:rPr>
           <w:i w:val="0"/>
@@ -18415,7 +18919,7 @@
           <w:sz w:val="20"/>
           <w:szCs w:val="20"/>
         </w:rPr>
-        <w:t>16</w:t>
+        <w:t>17</w:t>
       </w:r>
       <w:r>
         <w:rPr>
@@ -18435,7 +18939,7 @@
         </w:rPr>
         <w:t xml:space="preserve"> – Cancelar Agendamento</w:t>
       </w:r>
-      <w:bookmarkEnd w:id="239"/>
+      <w:bookmarkEnd w:id="242"/>
     </w:p>
     <w:p>
       <w:pPr>
@@ -18446,7 +18950,7 @@
           <w:noProof/>
         </w:rPr>
         <w:drawing>
-          <wp:inline distT="0" distB="0" distL="0" distR="0" wp14:anchorId="4857BAC3" wp14:editId="0D013C73">
+          <wp:inline distT="0" distB="0" distL="0" distR="0" wp14:anchorId="4857BAC3" wp14:editId="6717DB9B">
             <wp:extent cx="1800000" cy="3690000"/>
             <wp:effectExtent l="0" t="0" r="0" b="5715"/>
             <wp:docPr id="17" name="Imagem 17" descr="D:\aplicacaoo\cancelar_agendamento.PNG"/>
@@ -18463,7 +18967,7 @@
                     </pic:cNvPicPr>
                   </pic:nvPicPr>
                   <pic:blipFill>
-                    <a:blip r:embed="rId30" cstate="print">
+                    <a:blip r:embed="rId32" cstate="print">
                       <a:extLst>
                         <a:ext uri="{28A0092B-C50C-407E-A947-70E740481C1C}">
                           <a14:useLocalDpi xmlns:a14="http://schemas.microsoft.com/office/drawing/2010/main" val="0"/>
@@ -18515,7 +19019,7 @@
         <w:pStyle w:val="Legenda"/>
         <w:jc w:val="center"/>
       </w:pPr>
-      <w:bookmarkStart w:id="240" w:name="_Toc242165578"/>
+      <w:bookmarkStart w:id="243" w:name="_Toc242800145"/>
       <w:r>
         <w:rPr>
           <w:i w:val="0"/>
@@ -18565,7 +19069,7 @@
           <w:sz w:val="20"/>
           <w:szCs w:val="20"/>
         </w:rPr>
-        <w:t>17</w:t>
+        <w:t>18</w:t>
       </w:r>
       <w:r>
         <w:rPr>
@@ -18587,7 +19091,7 @@
         </w:rPr>
         <w:t xml:space="preserve"> – Excluir Agendamento</w:t>
       </w:r>
-      <w:bookmarkEnd w:id="240"/>
+      <w:bookmarkEnd w:id="243"/>
     </w:p>
     <w:p>
       <w:pPr>
@@ -18613,7 +19117,7 @@
                     <pic:cNvPicPr/>
                   </pic:nvPicPr>
                   <pic:blipFill>
-                    <a:blip r:embed="rId31">
+                    <a:blip r:embed="rId33">
                       <a:extLst>
                         <a:ext uri="{28A0092B-C50C-407E-A947-70E740481C1C}">
                           <a14:useLocalDpi xmlns:a14="http://schemas.microsoft.com/office/drawing/2010/main"/>
@@ -18675,7 +19179,7 @@
           <w:szCs w:val="20"/>
         </w:rPr>
       </w:pPr>
-      <w:bookmarkStart w:id="241" w:name="_Toc242165579"/>
+      <w:bookmarkStart w:id="244" w:name="_Toc242800146"/>
       <w:r>
         <w:rPr>
           <w:i w:val="0"/>
@@ -18720,7 +19224,7 @@
           <w:sz w:val="20"/>
           <w:szCs w:val="20"/>
         </w:rPr>
-        <w:t>18</w:t>
+        <w:t>19</w:t>
       </w:r>
       <w:r>
         <w:rPr>
@@ -18740,7 +19244,7 @@
         </w:rPr>
         <w:t xml:space="preserve"> – Clientes</w:t>
       </w:r>
-      <w:bookmarkEnd w:id="241"/>
+      <w:bookmarkEnd w:id="244"/>
     </w:p>
     <w:p>
       <w:pPr>
@@ -18764,7 +19268,7 @@
                     <pic:cNvPicPr/>
                   </pic:nvPicPr>
                   <pic:blipFill>
-                    <a:blip r:embed="rId32"/>
+                    <a:blip r:embed="rId34"/>
                     <a:stretch>
                       <a:fillRect/>
                     </a:stretch>
@@ -18852,7 +19356,7 @@
           <w:szCs w:val="20"/>
         </w:rPr>
       </w:pPr>
-      <w:bookmarkStart w:id="242" w:name="_Toc242165580"/>
+      <w:bookmarkStart w:id="245" w:name="_Toc242800147"/>
       <w:r>
         <w:rPr>
           <w:i w:val="0"/>
@@ -18898,7 +19402,7 @@
           <w:sz w:val="20"/>
           <w:szCs w:val="20"/>
         </w:rPr>
-        <w:t>19</w:t>
+        <w:t>20</w:t>
       </w:r>
       <w:r>
         <w:rPr>
@@ -18918,7 +19422,7 @@
         </w:rPr>
         <w:t xml:space="preserve"> – Cadastrar Cliente</w:t>
       </w:r>
-      <w:bookmarkEnd w:id="242"/>
+      <w:bookmarkEnd w:id="245"/>
     </w:p>
     <w:p>
       <w:pPr>
@@ -18942,7 +19446,7 @@
                     <pic:cNvPicPr/>
                   </pic:nvPicPr>
                   <pic:blipFill>
-                    <a:blip r:embed="rId33"/>
+                    <a:blip r:embed="rId35"/>
                     <a:srcRect b="834"/>
                     <a:stretch>
                       <a:fillRect/>
@@ -19014,7 +19518,7 @@
           <w:sz w:val="20"/>
         </w:rPr>
       </w:pPr>
-      <w:bookmarkStart w:id="243" w:name="_Toc242165581"/>
+      <w:bookmarkStart w:id="246" w:name="_Toc242800148"/>
       <w:r>
         <w:rPr>
           <w:sz w:val="20"/>
@@ -19044,7 +19548,7 @@
           <w:noProof/>
           <w:sz w:val="20"/>
         </w:rPr>
-        <w:t>20</w:t>
+        <w:t>21</w:t>
       </w:r>
       <w:r>
         <w:rPr>
@@ -19058,7 +19562,7 @@
         </w:rPr>
         <w:t xml:space="preserve"> – Editar Cliente</w:t>
       </w:r>
-      <w:bookmarkEnd w:id="243"/>
+      <w:bookmarkEnd w:id="246"/>
     </w:p>
     <w:p>
       <w:pPr>
@@ -19101,7 +19605,7 @@
                     <pic:cNvPicPr/>
                   </pic:nvPicPr>
                   <pic:blipFill>
-                    <a:blip r:embed="rId34"/>
+                    <a:blip r:embed="rId36"/>
                     <a:stretch>
                       <a:fillRect/>
                     </a:stretch>
@@ -19192,7 +19696,7 @@
         <w:lastRenderedPageBreak/>
         <w:t xml:space="preserve">  </w:t>
       </w:r>
-      <w:bookmarkStart w:id="244" w:name="_Toc242165582"/>
+      <w:bookmarkStart w:id="247" w:name="_Toc242800149"/>
       <w:r>
         <w:rPr>
           <w:i w:val="0"/>
@@ -19237,7 +19741,7 @@
           <w:sz w:val="20"/>
           <w:szCs w:val="20"/>
         </w:rPr>
-        <w:t>21</w:t>
+        <w:t>22</w:t>
       </w:r>
       <w:r>
         <w:rPr>
@@ -19257,7 +19761,7 @@
         </w:rPr>
         <w:t xml:space="preserve"> – Excluir Cliente</w:t>
       </w:r>
-      <w:bookmarkEnd w:id="244"/>
+      <w:bookmarkEnd w:id="247"/>
     </w:p>
     <w:p>
       <w:pPr>
@@ -19281,7 +19785,7 @@
                     <pic:cNvPicPr/>
                   </pic:nvPicPr>
                   <pic:blipFill>
-                    <a:blip r:embed="rId35"/>
+                    <a:blip r:embed="rId37"/>
                     <a:stretch>
                       <a:fillRect/>
                     </a:stretch>
@@ -19349,7 +19853,7 @@
           <w:sz w:val="20"/>
         </w:rPr>
       </w:pPr>
-      <w:bookmarkStart w:id="245" w:name="_Toc242165583"/>
+      <w:bookmarkStart w:id="248" w:name="_Toc242800150"/>
       <w:r>
         <w:rPr>
           <w:sz w:val="20"/>
@@ -19379,7 +19883,7 @@
           <w:noProof/>
           <w:sz w:val="20"/>
         </w:rPr>
-        <w:t>22</w:t>
+        <w:t>23</w:t>
       </w:r>
       <w:r>
         <w:rPr>
@@ -19393,7 +19897,7 @@
         </w:rPr>
         <w:t xml:space="preserve"> – Histórico Cliente</w:t>
       </w:r>
-      <w:bookmarkEnd w:id="245"/>
+      <w:bookmarkEnd w:id="248"/>
     </w:p>
     <w:p>
       <w:pPr>
@@ -19435,7 +19939,7 @@
                     <pic:cNvPicPr/>
                   </pic:nvPicPr>
                   <pic:blipFill>
-                    <a:blip r:embed="rId36"/>
+                    <a:blip r:embed="rId38"/>
                     <a:stretch>
                       <a:fillRect/>
                     </a:stretch>
@@ -19528,7 +20032,7 @@
           <w:szCs w:val="20"/>
         </w:rPr>
       </w:pPr>
-      <w:bookmarkStart w:id="246" w:name="_Toc242165584"/>
+      <w:bookmarkStart w:id="249" w:name="_Toc242800151"/>
       <w:r>
         <w:rPr>
           <w:i w:val="0"/>
@@ -19574,7 +20078,7 @@
           <w:sz w:val="20"/>
           <w:szCs w:val="20"/>
         </w:rPr>
-        <w:t>23</w:t>
+        <w:t>24</w:t>
       </w:r>
       <w:r>
         <w:rPr>
@@ -19594,7 +20098,7 @@
         </w:rPr>
         <w:t xml:space="preserve"> – Serviços</w:t>
       </w:r>
-      <w:bookmarkEnd w:id="246"/>
+      <w:bookmarkEnd w:id="249"/>
     </w:p>
     <w:p>
       <w:pPr>
@@ -19618,7 +20122,7 @@
                     <pic:cNvPicPr/>
                   </pic:nvPicPr>
                   <pic:blipFill>
-                    <a:blip r:embed="rId37"/>
+                    <a:blip r:embed="rId39"/>
                     <a:stretch>
                       <a:fillRect/>
                     </a:stretch>
@@ -19679,7 +20183,7 @@
           <w:sz w:val="20"/>
         </w:rPr>
       </w:pPr>
-      <w:bookmarkStart w:id="247" w:name="_Toc242165585"/>
+      <w:bookmarkStart w:id="250" w:name="_Toc242800152"/>
       <w:r>
         <w:rPr>
           <w:sz w:val="20"/>
@@ -19709,7 +20213,7 @@
           <w:noProof/>
           <w:sz w:val="20"/>
         </w:rPr>
-        <w:t>24</w:t>
+        <w:t>25</w:t>
       </w:r>
       <w:r>
         <w:rPr>
@@ -19723,7 +20227,7 @@
         </w:rPr>
         <w:t xml:space="preserve"> – Cadastrar Serviço</w:t>
       </w:r>
-      <w:bookmarkEnd w:id="247"/>
+      <w:bookmarkEnd w:id="250"/>
     </w:p>
     <w:p>
       <w:pPr>
@@ -19761,7 +20265,7 @@
                     <pic:cNvPicPr/>
                   </pic:nvPicPr>
                   <pic:blipFill>
-                    <a:blip r:embed="rId38">
+                    <a:blip r:embed="rId40">
                       <a:extLst>
                         <a:ext uri="{28A0092B-C50C-407E-A947-70E740481C1C}">
                           <a14:useLocalDpi xmlns:a14="http://schemas.microsoft.com/office/drawing/2010/main" val="0"/>
@@ -19843,7 +20347,7 @@
           <w:szCs w:val="20"/>
         </w:rPr>
       </w:pPr>
-      <w:bookmarkStart w:id="248" w:name="_Toc242165586"/>
+      <w:bookmarkStart w:id="251" w:name="_Toc242800153"/>
       <w:r>
         <w:rPr>
           <w:i w:val="0"/>
@@ -19889,7 +20393,7 @@
           <w:sz w:val="20"/>
           <w:szCs w:val="20"/>
         </w:rPr>
-        <w:t>25</w:t>
+        <w:t>26</w:t>
       </w:r>
       <w:r>
         <w:rPr>
@@ -19909,7 +20413,7 @@
         </w:rPr>
         <w:t xml:space="preserve"> – Editar Serviço</w:t>
       </w:r>
-      <w:bookmarkEnd w:id="248"/>
+      <w:bookmarkEnd w:id="251"/>
     </w:p>
     <w:p>
       <w:pPr>
@@ -19933,7 +20437,7 @@
                     <pic:cNvPicPr/>
                   </pic:nvPicPr>
                   <pic:blipFill>
-                    <a:blip r:embed="rId39"/>
+                    <a:blip r:embed="rId41"/>
                     <a:stretch>
                       <a:fillRect/>
                     </a:stretch>
@@ -20007,7 +20511,7 @@
         </w:rPr>
         <w:t xml:space="preserve"> </w:t>
       </w:r>
-      <w:bookmarkStart w:id="249" w:name="_Toc242165587"/>
+      <w:bookmarkStart w:id="252" w:name="_Toc242800154"/>
       <w:r>
         <w:rPr>
           <w:sz w:val="20"/>
@@ -20037,7 +20541,7 @@
           <w:noProof/>
           <w:sz w:val="20"/>
         </w:rPr>
-        <w:t>26</w:t>
+        <w:t>27</w:t>
       </w:r>
       <w:r>
         <w:rPr>
@@ -20051,7 +20555,7 @@
         </w:rPr>
         <w:t xml:space="preserve"> – Excluir Serviço</w:t>
       </w:r>
-      <w:bookmarkEnd w:id="249"/>
+      <w:bookmarkEnd w:id="252"/>
     </w:p>
     <w:p>
       <w:pPr>
@@ -20093,7 +20597,7 @@
                     <pic:cNvPicPr/>
                   </pic:nvPicPr>
                   <pic:blipFill>
-                    <a:blip r:embed="rId40"/>
+                    <a:blip r:embed="rId42"/>
                     <a:stretch>
                       <a:fillRect/>
                     </a:stretch>
@@ -20185,7 +20689,7 @@
           <w:szCs w:val="20"/>
         </w:rPr>
       </w:pPr>
-      <w:bookmarkStart w:id="250" w:name="_Toc242165588"/>
+      <w:bookmarkStart w:id="253" w:name="_Toc242800155"/>
       <w:r>
         <w:rPr>
           <w:i w:val="0"/>
@@ -20231,7 +20735,7 @@
           <w:sz w:val="20"/>
           <w:szCs w:val="20"/>
         </w:rPr>
-        <w:t>27</w:t>
+        <w:t>28</w:t>
       </w:r>
       <w:r>
         <w:rPr>
@@ -20251,7 +20755,7 @@
         </w:rPr>
         <w:t xml:space="preserve"> – Cadastro Entrada e Saída</w:t>
       </w:r>
-      <w:bookmarkEnd w:id="250"/>
+      <w:bookmarkEnd w:id="253"/>
     </w:p>
     <w:p>
       <w:pPr>
@@ -20262,7 +20766,7 @@
           <w:noProof/>
         </w:rPr>
         <w:drawing>
-          <wp:inline distT="0" distB="0" distL="0" distR="0" wp14:anchorId="09E084F0" wp14:editId="6EB76742">
+          <wp:inline distT="0" distB="0" distL="0" distR="0" wp14:anchorId="09E084F0" wp14:editId="4139F279">
             <wp:extent cx="1800000" cy="3258000"/>
             <wp:effectExtent l="0" t="0" r="0" b="0"/>
             <wp:docPr id="26" name="Imagem 26"/>
@@ -20277,7 +20781,7 @@
                     <pic:cNvPicPr/>
                   </pic:nvPicPr>
                   <pic:blipFill>
-                    <a:blip r:embed="rId41" cstate="print">
+                    <a:blip r:embed="rId43" cstate="print">
                       <a:extLst>
                         <a:ext uri="{28A0092B-C50C-407E-A947-70E740481C1C}">
                           <a14:useLocalDpi xmlns:a14="http://schemas.microsoft.com/office/drawing/2010/main" val="0"/>
@@ -20352,7 +20856,7 @@
         </w:rPr>
         <w:t xml:space="preserve">       </w:t>
       </w:r>
-      <w:bookmarkStart w:id="251" w:name="_Toc242165589"/>
+      <w:bookmarkStart w:id="254" w:name="_Toc242800156"/>
       <w:r>
         <w:rPr>
           <w:sz w:val="20"/>
@@ -20382,7 +20886,7 @@
           <w:noProof/>
           <w:sz w:val="20"/>
         </w:rPr>
-        <w:t>28</w:t>
+        <w:t>29</w:t>
       </w:r>
       <w:r>
         <w:rPr>
@@ -20396,7 +20900,7 @@
         </w:rPr>
         <w:t xml:space="preserve"> – Editar Entrada e Saída</w:t>
       </w:r>
-      <w:bookmarkEnd w:id="251"/>
+      <w:bookmarkEnd w:id="254"/>
     </w:p>
     <w:p>
       <w:pPr>
@@ -20438,7 +20942,7 @@
                     <pic:cNvPicPr/>
                   </pic:nvPicPr>
                   <pic:blipFill>
-                    <a:blip r:embed="rId42"/>
+                    <a:blip r:embed="rId44"/>
                     <a:stretch>
                       <a:fillRect/>
                     </a:stretch>
@@ -20531,7 +21035,7 @@
           <w:szCs w:val="20"/>
         </w:rPr>
       </w:pPr>
-      <w:bookmarkStart w:id="252" w:name="_Toc242165590"/>
+      <w:bookmarkStart w:id="255" w:name="_Toc242800157"/>
       <w:r>
         <w:rPr>
           <w:i w:val="0"/>
@@ -20577,7 +21081,7 @@
           <w:sz w:val="20"/>
           <w:szCs w:val="20"/>
         </w:rPr>
-        <w:t>29</w:t>
+        <w:t>30</w:t>
       </w:r>
       <w:r>
         <w:rPr>
@@ -20597,7 +21101,7 @@
         </w:rPr>
         <w:t xml:space="preserve"> – Excluir Entrada e Saída</w:t>
       </w:r>
-      <w:bookmarkEnd w:id="252"/>
+      <w:bookmarkEnd w:id="255"/>
     </w:p>
     <w:p>
       <w:pPr>
@@ -20621,7 +21125,7 @@
                     <pic:cNvPicPr/>
                   </pic:nvPicPr>
                   <pic:blipFill>
-                    <a:blip r:embed="rId43"/>
+                    <a:blip r:embed="rId45"/>
                     <a:stretch>
                       <a:fillRect/>
                     </a:stretch>
@@ -20695,7 +21199,7 @@
         </w:rPr>
         <w:t xml:space="preserve">         </w:t>
       </w:r>
-      <w:bookmarkStart w:id="253" w:name="_Toc242165591"/>
+      <w:bookmarkStart w:id="256" w:name="_Toc242800158"/>
       <w:r>
         <w:rPr>
           <w:sz w:val="20"/>
@@ -20725,7 +21229,7 @@
           <w:noProof/>
           <w:sz w:val="20"/>
         </w:rPr>
-        <w:t>30</w:t>
+        <w:t>31</w:t>
       </w:r>
       <w:r>
         <w:rPr>
@@ -20739,7 +21243,7 @@
         </w:rPr>
         <w:t xml:space="preserve"> – Movimentações Diárias</w:t>
       </w:r>
-      <w:bookmarkEnd w:id="253"/>
+      <w:bookmarkEnd w:id="256"/>
     </w:p>
     <w:p>
       <w:pPr>
@@ -20762,7 +21266,7 @@
           <w:noProof/>
         </w:rPr>
         <w:drawing>
-          <wp:inline distT="0" distB="0" distL="0" distR="0" wp14:anchorId="36E644E9" wp14:editId="4021E0BC">
+          <wp:inline distT="0" distB="0" distL="0" distR="0" wp14:anchorId="36E644E9" wp14:editId="6E6203D5">
             <wp:extent cx="1800000" cy="3600000"/>
             <wp:effectExtent l="0" t="0" r="0" b="635"/>
             <wp:docPr id="18" name="Imagem 18" descr="D:\aplicacaoo\movimentacao_diaria.PNG"/>
@@ -20779,7 +21283,7 @@
                     </pic:cNvPicPr>
                   </pic:nvPicPr>
                   <pic:blipFill>
-                    <a:blip r:embed="rId44" cstate="print">
+                    <a:blip r:embed="rId46" cstate="print">
                       <a:extLst>
                         <a:ext uri="{28A0092B-C50C-407E-A947-70E740481C1C}">
                           <a14:useLocalDpi xmlns:a14="http://schemas.microsoft.com/office/drawing/2010/main" val="0"/>
@@ -20853,7 +21357,7 @@
           <w:szCs w:val="20"/>
         </w:rPr>
       </w:pPr>
-      <w:bookmarkStart w:id="254" w:name="_Toc242165592"/>
+      <w:bookmarkStart w:id="257" w:name="_Toc242800159"/>
       <w:r>
         <w:rPr>
           <w:i w:val="0"/>
@@ -20899,7 +21403,7 @@
           <w:sz w:val="20"/>
           <w:szCs w:val="20"/>
         </w:rPr>
-        <w:t>31</w:t>
+        <w:t>32</w:t>
       </w:r>
       <w:r>
         <w:rPr>
@@ -20919,7 +21423,7 @@
         </w:rPr>
         <w:t xml:space="preserve"> – Movimentações Semanais</w:t>
       </w:r>
-      <w:bookmarkEnd w:id="254"/>
+      <w:bookmarkEnd w:id="257"/>
     </w:p>
     <w:p>
       <w:pPr>
@@ -20930,7 +21434,7 @@
           <w:noProof/>
         </w:rPr>
         <w:drawing>
-          <wp:inline distT="0" distB="0" distL="0" distR="0" wp14:anchorId="658ECCE3" wp14:editId="4F5D0F54">
+          <wp:inline distT="0" distB="0" distL="0" distR="0" wp14:anchorId="658ECCE3" wp14:editId="4C839117">
             <wp:extent cx="1800000" cy="3621600"/>
             <wp:effectExtent l="0" t="0" r="0" b="0"/>
             <wp:docPr id="19" name="Imagem 19" descr="D:\aplicacaoo\movimentacao_semanal.PNG"/>
@@ -20947,7 +21451,7 @@
                     </pic:cNvPicPr>
                   </pic:nvPicPr>
                   <pic:blipFill>
-                    <a:blip r:embed="rId45" cstate="print">
+                    <a:blip r:embed="rId47" cstate="print">
                       <a:extLst>
                         <a:ext uri="{28A0092B-C50C-407E-A947-70E740481C1C}">
                           <a14:useLocalDpi xmlns:a14="http://schemas.microsoft.com/office/drawing/2010/main" val="0"/>
@@ -21017,7 +21521,7 @@
           <w:szCs w:val="20"/>
         </w:rPr>
       </w:pPr>
-      <w:bookmarkStart w:id="255" w:name="_Toc242165593"/>
+      <w:bookmarkStart w:id="258" w:name="_Toc242800160"/>
       <w:r>
         <w:rPr>
           <w:i w:val="0"/>
@@ -21062,7 +21566,7 @@
           <w:sz w:val="20"/>
           <w:szCs w:val="20"/>
         </w:rPr>
-        <w:t>32</w:t>
+        <w:t>33</w:t>
       </w:r>
       <w:r>
         <w:rPr>
@@ -21082,7 +21586,7 @@
         </w:rPr>
         <w:t xml:space="preserve"> – Movimentações Mensais</w:t>
       </w:r>
-      <w:bookmarkEnd w:id="255"/>
+      <w:bookmarkEnd w:id="258"/>
     </w:p>
     <w:p>
       <w:pPr>
@@ -21093,7 +21597,7 @@
           <w:noProof/>
         </w:rPr>
         <w:drawing>
-          <wp:inline distT="0" distB="0" distL="0" distR="0" wp14:anchorId="4FBE9DA2" wp14:editId="02ECBEB6">
+          <wp:inline distT="0" distB="0" distL="0" distR="0" wp14:anchorId="4FBE9DA2" wp14:editId="7904E9A0">
             <wp:extent cx="1800000" cy="3636000"/>
             <wp:effectExtent l="0" t="0" r="0" b="3175"/>
             <wp:docPr id="20" name="Imagem 20" descr="D:\aplicacaoo\movimentacao_mensal.PNG"/>
@@ -21110,7 +21614,7 @@
                     </pic:cNvPicPr>
                   </pic:nvPicPr>
                   <pic:blipFill>
-                    <a:blip r:embed="rId46" cstate="print">
+                    <a:blip r:embed="rId48" cstate="print">
                       <a:extLst>
                         <a:ext uri="{28A0092B-C50C-407E-A947-70E740481C1C}">
                           <a14:useLocalDpi xmlns:a14="http://schemas.microsoft.com/office/drawing/2010/main" val="0"/>
@@ -21164,7 +21668,7 @@
           <w:szCs w:val="20"/>
         </w:rPr>
       </w:pPr>
-      <w:bookmarkStart w:id="256" w:name="_Toc242165594"/>
+      <w:bookmarkStart w:id="259" w:name="_Toc242800161"/>
       <w:r>
         <w:rPr>
           <w:i w:val="0"/>
@@ -21210,7 +21714,7 @@
           <w:sz w:val="20"/>
           <w:szCs w:val="20"/>
         </w:rPr>
-        <w:t>33</w:t>
+        <w:t>34</w:t>
       </w:r>
       <w:r>
         <w:rPr>
@@ -21230,7 +21734,7 @@
         </w:rPr>
         <w:t xml:space="preserve"> – Resumos Diários</w:t>
       </w:r>
-      <w:bookmarkEnd w:id="256"/>
+      <w:bookmarkEnd w:id="259"/>
     </w:p>
     <w:p>
       <w:pPr>
@@ -21241,7 +21745,7 @@
           <w:noProof/>
         </w:rPr>
         <w:drawing>
-          <wp:inline distT="0" distB="0" distL="0" distR="0" wp14:anchorId="76494233" wp14:editId="243AE841">
+          <wp:inline distT="0" distB="0" distL="0" distR="0" wp14:anchorId="76494233" wp14:editId="524D42B5">
             <wp:extent cx="1800000" cy="3585600"/>
             <wp:effectExtent l="0" t="0" r="0" b="0"/>
             <wp:docPr id="21" name="Imagem 21" descr="D:\aplicacaoo\relatorio_diario.PNG"/>
@@ -21258,7 +21762,7 @@
                     </pic:cNvPicPr>
                   </pic:nvPicPr>
                   <pic:blipFill>
-                    <a:blip r:embed="rId47" cstate="print">
+                    <a:blip r:embed="rId49" cstate="print">
                       <a:extLst>
                         <a:ext uri="{28A0092B-C50C-407E-A947-70E740481C1C}">
                           <a14:useLocalDpi xmlns:a14="http://schemas.microsoft.com/office/drawing/2010/main" val="0"/>
@@ -21328,7 +21832,7 @@
           <w:szCs w:val="20"/>
         </w:rPr>
       </w:pPr>
-      <w:bookmarkStart w:id="257" w:name="_Toc242165595"/>
+      <w:bookmarkStart w:id="260" w:name="_Toc242800162"/>
       <w:r>
         <w:rPr>
           <w:i w:val="0"/>
@@ -21373,7 +21877,7 @@
           <w:sz w:val="20"/>
           <w:szCs w:val="20"/>
         </w:rPr>
-        <w:t>34</w:t>
+        <w:t>35</w:t>
       </w:r>
       <w:r>
         <w:rPr>
@@ -21393,7 +21897,7 @@
         </w:rPr>
         <w:t xml:space="preserve"> – Resumos Semanais</w:t>
       </w:r>
-      <w:bookmarkEnd w:id="257"/>
+      <w:bookmarkEnd w:id="260"/>
     </w:p>
     <w:p>
       <w:pPr>
@@ -21404,7 +21908,7 @@
           <w:noProof/>
         </w:rPr>
         <w:drawing>
-          <wp:inline distT="0" distB="0" distL="0" distR="0" wp14:anchorId="33D22E08" wp14:editId="06F29B42">
+          <wp:inline distT="0" distB="0" distL="0" distR="0" wp14:anchorId="33D22E08" wp14:editId="545B6C0E">
             <wp:extent cx="1800000" cy="3632400"/>
             <wp:effectExtent l="0" t="0" r="0" b="6350"/>
             <wp:docPr id="22" name="Imagem 22" descr="D:\aplicacaoo\relatorio_semanal.PNG"/>
@@ -21421,7 +21925,7 @@
                     </pic:cNvPicPr>
                   </pic:nvPicPr>
                   <pic:blipFill>
-                    <a:blip r:embed="rId48" cstate="print">
+                    <a:blip r:embed="rId50" cstate="print">
                       <a:extLst>
                         <a:ext uri="{28A0092B-C50C-407E-A947-70E740481C1C}">
                           <a14:useLocalDpi xmlns:a14="http://schemas.microsoft.com/office/drawing/2010/main" val="0"/>
@@ -21475,7 +21979,7 @@
           <w:szCs w:val="20"/>
         </w:rPr>
       </w:pPr>
-      <w:bookmarkStart w:id="258" w:name="_Toc242165596"/>
+      <w:bookmarkStart w:id="261" w:name="_Toc242800163"/>
       <w:r>
         <w:rPr>
           <w:i w:val="0"/>
@@ -21521,7 +22025,7 @@
           <w:sz w:val="20"/>
           <w:szCs w:val="20"/>
         </w:rPr>
-        <w:t>35</w:t>
+        <w:t>36</w:t>
       </w:r>
       <w:r>
         <w:rPr>
@@ -21541,7 +22045,7 @@
         </w:rPr>
         <w:t xml:space="preserve"> – Resumos Mensais</w:t>
       </w:r>
-      <w:bookmarkEnd w:id="258"/>
+      <w:bookmarkEnd w:id="261"/>
     </w:p>
     <w:p>
       <w:pPr>
@@ -21552,7 +22056,7 @@
           <w:noProof/>
         </w:rPr>
         <w:drawing>
-          <wp:inline distT="0" distB="0" distL="0" distR="0" wp14:anchorId="30EB8360" wp14:editId="3BCEC89A">
+          <wp:inline distT="0" distB="0" distL="0" distR="0" wp14:anchorId="30EB8360" wp14:editId="798A93F7">
             <wp:extent cx="1800000" cy="3621600"/>
             <wp:effectExtent l="0" t="0" r="0" b="0"/>
             <wp:docPr id="24" name="Imagem 24" descr="D:\aplicacaoo\relatorio_mensal.PNG"/>
@@ -21569,7 +22073,7 @@
                     </pic:cNvPicPr>
                   </pic:nvPicPr>
                   <pic:blipFill>
-                    <a:blip r:embed="rId49" cstate="print">
+                    <a:blip r:embed="rId51" cstate="print">
                       <a:extLst>
                         <a:ext uri="{28A0092B-C50C-407E-A947-70E740481C1C}">
                           <a14:useLocalDpi xmlns:a14="http://schemas.microsoft.com/office/drawing/2010/main" val="0"/>
@@ -21652,7 +22156,7 @@
         </w:rPr>
         <w:t xml:space="preserve">      </w:t>
       </w:r>
-      <w:bookmarkStart w:id="259" w:name="_Toc242165597"/>
+      <w:bookmarkStart w:id="262" w:name="_Toc242800164"/>
       <w:r>
         <w:rPr>
           <w:sz w:val="20"/>
@@ -21682,7 +22186,7 @@
           <w:noProof/>
           <w:sz w:val="20"/>
         </w:rPr>
-        <w:t>36</w:t>
+        <w:t>37</w:t>
       </w:r>
       <w:r>
         <w:rPr>
@@ -21696,7 +22200,7 @@
         </w:rPr>
         <w:t xml:space="preserve"> – Editar Perfil</w:t>
       </w:r>
-      <w:bookmarkEnd w:id="259"/>
+      <w:bookmarkEnd w:id="262"/>
     </w:p>
     <w:p>
       <w:pPr>
@@ -21719,7 +22223,7 @@
           <w:noProof/>
         </w:rPr>
         <w:drawing>
-          <wp:inline distT="0" distB="0" distL="0" distR="0" wp14:anchorId="7FE45B35" wp14:editId="2BA032EF">
+          <wp:inline distT="0" distB="0" distL="0" distR="0" wp14:anchorId="7FE45B35" wp14:editId="4A535256">
             <wp:extent cx="1800000" cy="3578400"/>
             <wp:effectExtent l="0" t="0" r="0" b="3175"/>
             <wp:docPr id="23" name="Imagem 23" descr="D:\aplicacaoo\meu_perfil.PNG"/>
@@ -21736,7 +22240,7 @@
                     </pic:cNvPicPr>
                   </pic:nvPicPr>
                   <pic:blipFill>
-                    <a:blip r:embed="rId50" cstate="print">
+                    <a:blip r:embed="rId52" cstate="print">
                       <a:extLst>
                         <a:ext uri="{28A0092B-C50C-407E-A947-70E740481C1C}">
                           <a14:useLocalDpi xmlns:a14="http://schemas.microsoft.com/office/drawing/2010/main" val="0"/>
@@ -21783,7 +22287,7 @@
       <w:pPr>
         <w:pStyle w:val="Ttulo1"/>
       </w:pPr>
-      <w:bookmarkStart w:id="260" w:name="_Toc242165686"/>
+      <w:bookmarkStart w:id="263" w:name="_Toc242800125"/>
       <w:r>
         <w:lastRenderedPageBreak/>
         <w:t xml:space="preserve">Banco de </w:t>
@@ -21791,7 +22295,7 @@
       <w:r>
         <w:t>dados</w:t>
       </w:r>
-      <w:bookmarkEnd w:id="260"/>
+      <w:bookmarkEnd w:id="263"/>
     </w:p>
     <w:p>
       <w:r>
@@ -21820,11 +22324,11 @@
       <w:pPr>
         <w:pStyle w:val="Ttulo1"/>
       </w:pPr>
-      <w:bookmarkStart w:id="261" w:name="_Toc242165687"/>
+      <w:bookmarkStart w:id="264" w:name="_Toc242800126"/>
       <w:r>
         <w:t>Considerações Finais</w:t>
       </w:r>
-      <w:bookmarkEnd w:id="261"/>
+      <w:bookmarkEnd w:id="264"/>
     </w:p>
     <w:p>
       <w:pPr>
@@ -21874,7 +22378,7 @@
           <w:lang w:val="pt-BR"/>
         </w:rPr>
       </w:pPr>
-      <w:bookmarkStart w:id="262" w:name="_Toc242165688"/>
+      <w:bookmarkStart w:id="265" w:name="_Toc242800127"/>
       <w:r>
         <w:rPr>
           <w:lang w:val="pt-BR"/>
@@ -21882,7 +22386,7 @@
         <w:lastRenderedPageBreak/>
         <w:t>Referências Bibliográficas</w:t>
       </w:r>
-      <w:bookmarkEnd w:id="262"/>
+      <w:bookmarkEnd w:id="265"/>
     </w:p>
     <w:p/>
     <w:p>
@@ -21904,7 +22408,7 @@
       <w:r>
         <w:t xml:space="preserve"> Disponível em: </w:t>
       </w:r>
-      <w:hyperlink r:id="rId51" w:history="1">
+      <w:hyperlink r:id="rId53" w:history="1">
         <w:r>
           <w:rPr>
             <w:rStyle w:val="Hyperlink"/>
@@ -21944,7 +22448,7 @@
         </w:rPr>
         <w:t xml:space="preserve">. Disponível em: </w:t>
       </w:r>
-      <w:hyperlink r:id="rId52" w:history="1">
+      <w:hyperlink r:id="rId54" w:history="1">
         <w:r>
           <w:rPr>
             <w:rStyle w:val="Hyperlink"/>
@@ -21987,7 +22491,7 @@
         </w:rPr>
         <w:t xml:space="preserve">. Disponível em: </w:t>
       </w:r>
-      <w:hyperlink r:id="rId53" w:history="1">
+      <w:hyperlink r:id="rId55" w:history="1">
         <w:r>
           <w:rPr>
             <w:rStyle w:val="Hyperlink"/>
@@ -22033,7 +22537,7 @@
         </w:rPr>
         <w:t xml:space="preserve">. Disponível em: </w:t>
       </w:r>
-      <w:hyperlink r:id="rId54" w:history="1">
+      <w:hyperlink r:id="rId56" w:history="1">
         <w:r>
           <w:rPr>
             <w:rStyle w:val="Hyperlink"/>
@@ -22073,7 +22577,7 @@
         </w:rPr>
         <w:t xml:space="preserve">. Disponível em: </w:t>
       </w:r>
-      <w:hyperlink r:id="rId55">
+      <w:hyperlink r:id="rId57">
         <w:r>
           <w:rPr>
             <w:rStyle w:val="Hyperlink"/>
@@ -22121,7 +22625,7 @@
         </w:rPr>
         <w:t xml:space="preserve">. Disponível em: </w:t>
       </w:r>
-      <w:hyperlink r:id="rId56">
+      <w:hyperlink r:id="rId58">
         <w:r>
           <w:rPr>
             <w:rStyle w:val="Hyperlink"/>
@@ -22165,7 +22669,7 @@
         </w:rPr>
         <w:t xml:space="preserve">. Disponível em: </w:t>
       </w:r>
-      <w:hyperlink r:id="rId57">
+      <w:hyperlink r:id="rId59">
         <w:r>
           <w:rPr>
             <w:rStyle w:val="Hyperlink"/>
@@ -22198,7 +22702,7 @@
       <w:r>
         <w:t xml:space="preserve">. Disponível em: </w:t>
       </w:r>
-      <w:hyperlink r:id="rId58" w:history="1">
+      <w:hyperlink r:id="rId60" w:history="1">
         <w:r>
           <w:rPr>
             <w:rStyle w:val="Hyperlink"/>
@@ -22244,8 +22748,8 @@
     <w:p/>
     <w:p/>
     <w:sectPr>
-      <w:headerReference w:type="default" r:id="rId59"/>
-      <w:footerReference w:type="default" r:id="rId60"/>
+      <w:headerReference w:type="default" r:id="rId61"/>
+      <w:footerReference w:type="default" r:id="rId62"/>
       <w:pgSz w:w="11907" w:h="16840" w:code="9"/>
       <w:pgMar w:top="1701" w:right="1134" w:bottom="1134" w:left="1701" w:header="709" w:footer="709" w:gutter="0"/>
       <w:cols w:space="720"/>
@@ -22255,7 +22759,7 @@
 </file>
 
 <file path=word/endnotes.xml><?xml version="1.0" encoding="utf-8"?>
-<w:endnotes xmlns:wpc="http://schemas.microsoft.com/office/word/2010/wordprocessingCanvas" xmlns:cx="http://schemas.microsoft.com/office/drawing/2014/chartex" xmlns:cx1="http://schemas.microsoft.com/office/drawing/2015/9/8/chartex" xmlns:cx2="http://schemas.microsoft.com/office/drawing/2015/10/21/chartex" xmlns:cx3="http://schemas.microsoft.com/office/drawing/2016/5/9/chartex" xmlns:cx4="http://schemas.microsoft.com/office/drawing/2016/5/10/chartex" xmlns:cx5="http://schemas.microsoft.com/office/drawing/2016/5/11/chartex" xmlns:cx6="http://schemas.microsoft.com/office/drawing/2016/5/12/chartex" xmlns:cx7="http://schemas.microsoft.com/office/drawing/2016/5/13/chartex" xmlns:cx8="http://schemas.microsoft.com/office/drawing/2016/5/14/chartex" xmlns:mc="http://schemas.openxmlformats.org/markup-compatibility/2006" xmlns:aink="http://schemas.microsoft.com/office/drawing/2016/ink" xmlns:am3d="http://schemas.microsoft.com/office/drawing/2017/model3d" xmlns:o="urn:schemas-microsoft-com:office:office" xmlns:oel="http://schemas.microsoft.com/office/2019/extlst" xmlns:r="http://schemas.openxmlformats.org/officeDocument/2006/relationships" xmlns:m="http://schemas.openxmlformats.org/officeDocument/2006/math" xmlns:v="urn:schemas-microsoft-com:vml" xmlns:wp14="http://schemas.microsoft.com/office/word/2010/wordprocessingDrawing" xmlns:wp="http://schemas.openxmlformats.org/drawingml/2006/wordprocessingDrawing" xmlns:w10="urn:schemas-microsoft-com:office:word" xmlns:w="http://schemas.openxmlformats.org/wordprocessingml/2006/main" xmlns:w14="http://schemas.microsoft.com/office/word/2010/wordml" xmlns:w15="http://schemas.microsoft.com/office/word/2012/wordml" xmlns:w16cex="http://schemas.microsoft.com/office/word/2018/wordml/cex" xmlns:w16cid="http://schemas.microsoft.com/office/word/2016/wordml/cid" xmlns:w16="http://schemas.microsoft.com/office/word/2018/wordml" xmlns:w16sdtdh="http://schemas.microsoft.com/office/word/2020/wordml/sdtdatahash" xmlns:w16se="http://schemas.microsoft.com/office/word/2015/wordml/symex" xmlns:wpg="http://schemas.microsoft.com/office/word/2010/wordprocessingGroup" xmlns:wpi="http://schemas.microsoft.com/office/word/2010/wordprocessingInk" xmlns:wne="http://schemas.microsoft.com/office/word/2006/wordml" xmlns:wps="http://schemas.microsoft.com/office/word/2010/wordprocessingShape" mc:Ignorable="w14 w15 w16se w16cid w16 w16cex w16sdtdh wp14">
+<w:endnotes xmlns:wpc="http://schemas.microsoft.com/office/word/2010/wordprocessingCanvas" xmlns:cx="http://schemas.microsoft.com/office/drawing/2014/chartex" xmlns:cx1="http://schemas.microsoft.com/office/drawing/2015/9/8/chartex" xmlns:cx2="http://schemas.microsoft.com/office/drawing/2015/10/21/chartex" xmlns:cx3="http://schemas.microsoft.com/office/drawing/2016/5/9/chartex" xmlns:cx4="http://schemas.microsoft.com/office/drawing/2016/5/10/chartex" xmlns:cx5="http://schemas.microsoft.com/office/drawing/2016/5/11/chartex" xmlns:cx6="http://schemas.microsoft.com/office/drawing/2016/5/12/chartex" xmlns:cx7="http://schemas.microsoft.com/office/drawing/2016/5/13/chartex" xmlns:cx8="http://schemas.microsoft.com/office/drawing/2016/5/14/chartex" xmlns:mc="http://schemas.openxmlformats.org/markup-compatibility/2006" xmlns:aink="http://schemas.microsoft.com/office/drawing/2016/ink" xmlns:am3d="http://schemas.microsoft.com/office/drawing/2017/model3d" xmlns:o="urn:schemas-microsoft-com:office:office" xmlns:oel="http://schemas.microsoft.com/office/2019/extlst" xmlns:r="http://schemas.openxmlformats.org/officeDocument/2006/relationships" xmlns:m="http://schemas.openxmlformats.org/officeDocument/2006/math" xmlns:v="urn:schemas-microsoft-com:vml" xmlns:wp14="http://schemas.microsoft.com/office/word/2010/wordprocessingDrawing" xmlns:wp="http://schemas.openxmlformats.org/drawingml/2006/wordprocessingDrawing" xmlns:w10="urn:schemas-microsoft-com:office:word" xmlns:w="http://schemas.openxmlformats.org/wordprocessingml/2006/main" xmlns:w14="http://schemas.microsoft.com/office/word/2010/wordml" xmlns:w15="http://schemas.microsoft.com/office/word/2012/wordml" xmlns:w16cex="http://schemas.microsoft.com/office/word/2018/wordml/cex" xmlns:w16cid="http://schemas.microsoft.com/office/word/2016/wordml/cid" xmlns:w16="http://schemas.microsoft.com/office/word/2018/wordml" xmlns:w16du="http://schemas.microsoft.com/office/word/2023/wordml/word16du" xmlns:w16sdtdh="http://schemas.microsoft.com/office/word/2020/wordml/sdtdatahash" xmlns:w16sdtfl="http://schemas.microsoft.com/office/word/2024/wordml/sdtformatlock" xmlns:w16se="http://schemas.microsoft.com/office/word/2015/wordml/symex" xmlns:wpg="http://schemas.microsoft.com/office/word/2010/wordprocessingGroup" xmlns:wpi="http://schemas.microsoft.com/office/word/2010/wordprocessingInk" xmlns:wne="http://schemas.microsoft.com/office/word/2006/wordml" xmlns:wps="http://schemas.microsoft.com/office/word/2010/wordprocessingShape" mc:Ignorable="w14 w15 w16se w16cid w16 w16cex w16sdtdh w16sdtfl w16du wp14">
   <w:endnote w:type="separator" w:id="-1">
     <w:p>
       <w:r>
@@ -22281,7 +22785,7 @@
 </file>
 
 <file path=word/footer1.xml><?xml version="1.0" encoding="utf-8"?>
-<w:ftr xmlns:wpc="http://schemas.microsoft.com/office/word/2010/wordprocessingCanvas" xmlns:cx="http://schemas.microsoft.com/office/drawing/2014/chartex" xmlns:cx1="http://schemas.microsoft.com/office/drawing/2015/9/8/chartex" xmlns:cx2="http://schemas.microsoft.com/office/drawing/2015/10/21/chartex" xmlns:cx3="http://schemas.microsoft.com/office/drawing/2016/5/9/chartex" xmlns:cx4="http://schemas.microsoft.com/office/drawing/2016/5/10/chartex" xmlns:cx5="http://schemas.microsoft.com/office/drawing/2016/5/11/chartex" xmlns:cx6="http://schemas.microsoft.com/office/drawing/2016/5/12/chartex" xmlns:cx7="http://schemas.microsoft.com/office/drawing/2016/5/13/chartex" xmlns:cx8="http://schemas.microsoft.com/office/drawing/2016/5/14/chartex" xmlns:mc="http://schemas.openxmlformats.org/markup-compatibility/2006" xmlns:aink="http://schemas.microsoft.com/office/drawing/2016/ink" xmlns:am3d="http://schemas.microsoft.com/office/drawing/2017/model3d" xmlns:o="urn:schemas-microsoft-com:office:office" xmlns:oel="http://schemas.microsoft.com/office/2019/extlst" xmlns:r="http://schemas.openxmlformats.org/officeDocument/2006/relationships" xmlns:m="http://schemas.openxmlformats.org/officeDocument/2006/math" xmlns:v="urn:schemas-microsoft-com:vml" xmlns:wp14="http://schemas.microsoft.com/office/word/2010/wordprocessingDrawing" xmlns:wp="http://schemas.openxmlformats.org/drawingml/2006/wordprocessingDrawing" xmlns:w10="urn:schemas-microsoft-com:office:word" xmlns:w="http://schemas.openxmlformats.org/wordprocessingml/2006/main" xmlns:w14="http://schemas.microsoft.com/office/word/2010/wordml" xmlns:w15="http://schemas.microsoft.com/office/word/2012/wordml" xmlns:w16cex="http://schemas.microsoft.com/office/word/2018/wordml/cex" xmlns:w16cid="http://schemas.microsoft.com/office/word/2016/wordml/cid" xmlns:w16="http://schemas.microsoft.com/office/word/2018/wordml" xmlns:w16sdtdh="http://schemas.microsoft.com/office/word/2020/wordml/sdtdatahash" xmlns:w16se="http://schemas.microsoft.com/office/word/2015/wordml/symex" xmlns:wpg="http://schemas.microsoft.com/office/word/2010/wordprocessingGroup" xmlns:wpi="http://schemas.microsoft.com/office/word/2010/wordprocessingInk" xmlns:wne="http://schemas.microsoft.com/office/word/2006/wordml" xmlns:wps="http://schemas.microsoft.com/office/word/2010/wordprocessingShape" mc:Ignorable="w14 w15 w16se w16cid w16 w16cex w16sdtdh wp14">
+<w:ftr xmlns:wpc="http://schemas.microsoft.com/office/word/2010/wordprocessingCanvas" xmlns:cx="http://schemas.microsoft.com/office/drawing/2014/chartex" xmlns:cx1="http://schemas.microsoft.com/office/drawing/2015/9/8/chartex" xmlns:cx2="http://schemas.microsoft.com/office/drawing/2015/10/21/chartex" xmlns:cx3="http://schemas.microsoft.com/office/drawing/2016/5/9/chartex" xmlns:cx4="http://schemas.microsoft.com/office/drawing/2016/5/10/chartex" xmlns:cx5="http://schemas.microsoft.com/office/drawing/2016/5/11/chartex" xmlns:cx6="http://schemas.microsoft.com/office/drawing/2016/5/12/chartex" xmlns:cx7="http://schemas.microsoft.com/office/drawing/2016/5/13/chartex" xmlns:cx8="http://schemas.microsoft.com/office/drawing/2016/5/14/chartex" xmlns:mc="http://schemas.openxmlformats.org/markup-compatibility/2006" xmlns:aink="http://schemas.microsoft.com/office/drawing/2016/ink" xmlns:am3d="http://schemas.microsoft.com/office/drawing/2017/model3d" xmlns:o="urn:schemas-microsoft-com:office:office" xmlns:oel="http://schemas.microsoft.com/office/2019/extlst" xmlns:r="http://schemas.openxmlformats.org/officeDocument/2006/relationships" xmlns:m="http://schemas.openxmlformats.org/officeDocument/2006/math" xmlns:v="urn:schemas-microsoft-com:vml" xmlns:wp14="http://schemas.microsoft.com/office/word/2010/wordprocessingDrawing" xmlns:wp="http://schemas.openxmlformats.org/drawingml/2006/wordprocessingDrawing" xmlns:w10="urn:schemas-microsoft-com:office:word" xmlns:w="http://schemas.openxmlformats.org/wordprocessingml/2006/main" xmlns:w14="http://schemas.microsoft.com/office/word/2010/wordml" xmlns:w15="http://schemas.microsoft.com/office/word/2012/wordml" xmlns:w16cex="http://schemas.microsoft.com/office/word/2018/wordml/cex" xmlns:w16cid="http://schemas.microsoft.com/office/word/2016/wordml/cid" xmlns:w16="http://schemas.microsoft.com/office/word/2018/wordml" xmlns:w16du="http://schemas.microsoft.com/office/word/2023/wordml/word16du" xmlns:w16sdtdh="http://schemas.microsoft.com/office/word/2020/wordml/sdtdatahash" xmlns:w16sdtfl="http://schemas.microsoft.com/office/word/2024/wordml/sdtformatlock" xmlns:w16se="http://schemas.microsoft.com/office/word/2015/wordml/symex" xmlns:wpg="http://schemas.microsoft.com/office/word/2010/wordprocessingGroup" xmlns:wpi="http://schemas.microsoft.com/office/word/2010/wordprocessingInk" xmlns:wne="http://schemas.microsoft.com/office/word/2006/wordml" xmlns:wps="http://schemas.microsoft.com/office/word/2010/wordprocessingShape" mc:Ignorable="w14 w15 w16se w16cid w16 w16cex w16sdtdh w16sdtfl w16du wp14">
   <w:tbl>
     <w:tblPr>
       <w:tblW w:w="0" w:type="auto"/>
@@ -22343,7 +22847,7 @@
 </file>
 
 <file path=word/footer2.xml><?xml version="1.0" encoding="utf-8"?>
-<w:ftr xmlns:wpc="http://schemas.microsoft.com/office/word/2010/wordprocessingCanvas" xmlns:cx="http://schemas.microsoft.com/office/drawing/2014/chartex" xmlns:cx1="http://schemas.microsoft.com/office/drawing/2015/9/8/chartex" xmlns:cx2="http://schemas.microsoft.com/office/drawing/2015/10/21/chartex" xmlns:cx3="http://schemas.microsoft.com/office/drawing/2016/5/9/chartex" xmlns:cx4="http://schemas.microsoft.com/office/drawing/2016/5/10/chartex" xmlns:cx5="http://schemas.microsoft.com/office/drawing/2016/5/11/chartex" xmlns:cx6="http://schemas.microsoft.com/office/drawing/2016/5/12/chartex" xmlns:cx7="http://schemas.microsoft.com/office/drawing/2016/5/13/chartex" xmlns:cx8="http://schemas.microsoft.com/office/drawing/2016/5/14/chartex" xmlns:mc="http://schemas.openxmlformats.org/markup-compatibility/2006" xmlns:aink="http://schemas.microsoft.com/office/drawing/2016/ink" xmlns:am3d="http://schemas.microsoft.com/office/drawing/2017/model3d" xmlns:o="urn:schemas-microsoft-com:office:office" xmlns:oel="http://schemas.microsoft.com/office/2019/extlst" xmlns:r="http://schemas.openxmlformats.org/officeDocument/2006/relationships" xmlns:m="http://schemas.openxmlformats.org/officeDocument/2006/math" xmlns:v="urn:schemas-microsoft-com:vml" xmlns:wp14="http://schemas.microsoft.com/office/word/2010/wordprocessingDrawing" xmlns:wp="http://schemas.openxmlformats.org/drawingml/2006/wordprocessingDrawing" xmlns:w10="urn:schemas-microsoft-com:office:word" xmlns:w="http://schemas.openxmlformats.org/wordprocessingml/2006/main" xmlns:w14="http://schemas.microsoft.com/office/word/2010/wordml" xmlns:w15="http://schemas.microsoft.com/office/word/2012/wordml" xmlns:w16cex="http://schemas.microsoft.com/office/word/2018/wordml/cex" xmlns:w16cid="http://schemas.microsoft.com/office/word/2016/wordml/cid" xmlns:w16="http://schemas.microsoft.com/office/word/2018/wordml" xmlns:w16sdtdh="http://schemas.microsoft.com/office/word/2020/wordml/sdtdatahash" xmlns:w16se="http://schemas.microsoft.com/office/word/2015/wordml/symex" xmlns:wpg="http://schemas.microsoft.com/office/word/2010/wordprocessingGroup" xmlns:wpi="http://schemas.microsoft.com/office/word/2010/wordprocessingInk" xmlns:wne="http://schemas.microsoft.com/office/word/2006/wordml" xmlns:wps="http://schemas.microsoft.com/office/word/2010/wordprocessingShape" mc:Ignorable="w14 w15 w16se w16cid w16 w16cex w16sdtdh wp14">
+<w:ftr xmlns:wpc="http://schemas.microsoft.com/office/word/2010/wordprocessingCanvas" xmlns:cx="http://schemas.microsoft.com/office/drawing/2014/chartex" xmlns:cx1="http://schemas.microsoft.com/office/drawing/2015/9/8/chartex" xmlns:cx2="http://schemas.microsoft.com/office/drawing/2015/10/21/chartex" xmlns:cx3="http://schemas.microsoft.com/office/drawing/2016/5/9/chartex" xmlns:cx4="http://schemas.microsoft.com/office/drawing/2016/5/10/chartex" xmlns:cx5="http://schemas.microsoft.com/office/drawing/2016/5/11/chartex" xmlns:cx6="http://schemas.microsoft.com/office/drawing/2016/5/12/chartex" xmlns:cx7="http://schemas.microsoft.com/office/drawing/2016/5/13/chartex" xmlns:cx8="http://schemas.microsoft.com/office/drawing/2016/5/14/chartex" xmlns:mc="http://schemas.openxmlformats.org/markup-compatibility/2006" xmlns:aink="http://schemas.microsoft.com/office/drawing/2016/ink" xmlns:am3d="http://schemas.microsoft.com/office/drawing/2017/model3d" xmlns:o="urn:schemas-microsoft-com:office:office" xmlns:oel="http://schemas.microsoft.com/office/2019/extlst" xmlns:r="http://schemas.openxmlformats.org/officeDocument/2006/relationships" xmlns:m="http://schemas.openxmlformats.org/officeDocument/2006/math" xmlns:v="urn:schemas-microsoft-com:vml" xmlns:wp14="http://schemas.microsoft.com/office/word/2010/wordprocessingDrawing" xmlns:wp="http://schemas.openxmlformats.org/drawingml/2006/wordprocessingDrawing" xmlns:w10="urn:schemas-microsoft-com:office:word" xmlns:w="http://schemas.openxmlformats.org/wordprocessingml/2006/main" xmlns:w14="http://schemas.microsoft.com/office/word/2010/wordml" xmlns:w15="http://schemas.microsoft.com/office/word/2012/wordml" xmlns:w16cex="http://schemas.microsoft.com/office/word/2018/wordml/cex" xmlns:w16cid="http://schemas.microsoft.com/office/word/2016/wordml/cid" xmlns:w16="http://schemas.microsoft.com/office/word/2018/wordml" xmlns:w16du="http://schemas.microsoft.com/office/word/2023/wordml/word16du" xmlns:w16sdtdh="http://schemas.microsoft.com/office/word/2020/wordml/sdtdatahash" xmlns:w16sdtfl="http://schemas.microsoft.com/office/word/2024/wordml/sdtformatlock" xmlns:w16se="http://schemas.microsoft.com/office/word/2015/wordml/symex" xmlns:wpg="http://schemas.microsoft.com/office/word/2010/wordprocessingGroup" xmlns:wpi="http://schemas.microsoft.com/office/word/2010/wordprocessingInk" xmlns:wne="http://schemas.microsoft.com/office/word/2006/wordml" xmlns:wps="http://schemas.microsoft.com/office/word/2010/wordprocessingShape" mc:Ignorable="w14 w15 w16se w16cid w16 w16cex w16sdtdh w16sdtfl w16du wp14">
   <w:tbl>
     <w:tblPr>
       <w:tblW w:w="0" w:type="auto"/>
@@ -22405,7 +22909,7 @@
 </file>
 
 <file path=word/footnotes.xml><?xml version="1.0" encoding="utf-8"?>
-<w:footnotes xmlns:wpc="http://schemas.microsoft.com/office/word/2010/wordprocessingCanvas" xmlns:cx="http://schemas.microsoft.com/office/drawing/2014/chartex" xmlns:cx1="http://schemas.microsoft.com/office/drawing/2015/9/8/chartex" xmlns:cx2="http://schemas.microsoft.com/office/drawing/2015/10/21/chartex" xmlns:cx3="http://schemas.microsoft.com/office/drawing/2016/5/9/chartex" xmlns:cx4="http://schemas.microsoft.com/office/drawing/2016/5/10/chartex" xmlns:cx5="http://schemas.microsoft.com/office/drawing/2016/5/11/chartex" xmlns:cx6="http://schemas.microsoft.com/office/drawing/2016/5/12/chartex" xmlns:cx7="http://schemas.microsoft.com/office/drawing/2016/5/13/chartex" xmlns:cx8="http://schemas.microsoft.com/office/drawing/2016/5/14/chartex" xmlns:mc="http://schemas.openxmlformats.org/markup-compatibility/2006" xmlns:aink="http://schemas.microsoft.com/office/drawing/2016/ink" xmlns:am3d="http://schemas.microsoft.com/office/drawing/2017/model3d" xmlns:o="urn:schemas-microsoft-com:office:office" xmlns:oel="http://schemas.microsoft.com/office/2019/extlst" xmlns:r="http://schemas.openxmlformats.org/officeDocument/2006/relationships" xmlns:m="http://schemas.openxmlformats.org/officeDocument/2006/math" xmlns:v="urn:schemas-microsoft-com:vml" xmlns:wp14="http://schemas.microsoft.com/office/word/2010/wordprocessingDrawing" xmlns:wp="http://schemas.openxmlformats.org/drawingml/2006/wordprocessingDrawing" xmlns:w10="urn:schemas-microsoft-com:office:word" xmlns:w="http://schemas.openxmlformats.org/wordprocessingml/2006/main" xmlns:w14="http://schemas.microsoft.com/office/word/2010/wordml" xmlns:w15="http://schemas.microsoft.com/office/word/2012/wordml" xmlns:w16cex="http://schemas.microsoft.com/office/word/2018/wordml/cex" xmlns:w16cid="http://schemas.microsoft.com/office/word/2016/wordml/cid" xmlns:w16="http://schemas.microsoft.com/office/word/2018/wordml" xmlns:w16sdtdh="http://schemas.microsoft.com/office/word/2020/wordml/sdtdatahash" xmlns:w16se="http://schemas.microsoft.com/office/word/2015/wordml/symex" xmlns:wpg="http://schemas.microsoft.com/office/word/2010/wordprocessingGroup" xmlns:wpi="http://schemas.microsoft.com/office/word/2010/wordprocessingInk" xmlns:wne="http://schemas.microsoft.com/office/word/2006/wordml" xmlns:wps="http://schemas.microsoft.com/office/word/2010/wordprocessingShape" mc:Ignorable="w14 w15 w16se w16cid w16 w16cex w16sdtdh wp14">
+<w:footnotes xmlns:wpc="http://schemas.microsoft.com/office/word/2010/wordprocessingCanvas" xmlns:cx="http://schemas.microsoft.com/office/drawing/2014/chartex" xmlns:cx1="http://schemas.microsoft.com/office/drawing/2015/9/8/chartex" xmlns:cx2="http://schemas.microsoft.com/office/drawing/2015/10/21/chartex" xmlns:cx3="http://schemas.microsoft.com/office/drawing/2016/5/9/chartex" xmlns:cx4="http://schemas.microsoft.com/office/drawing/2016/5/10/chartex" xmlns:cx5="http://schemas.microsoft.com/office/drawing/2016/5/11/chartex" xmlns:cx6="http://schemas.microsoft.com/office/drawing/2016/5/12/chartex" xmlns:cx7="http://schemas.microsoft.com/office/drawing/2016/5/13/chartex" xmlns:cx8="http://schemas.microsoft.com/office/drawing/2016/5/14/chartex" xmlns:mc="http://schemas.openxmlformats.org/markup-compatibility/2006" xmlns:aink="http://schemas.microsoft.com/office/drawing/2016/ink" xmlns:am3d="http://schemas.microsoft.com/office/drawing/2017/model3d" xmlns:o="urn:schemas-microsoft-com:office:office" xmlns:oel="http://schemas.microsoft.com/office/2019/extlst" xmlns:r="http://schemas.openxmlformats.org/officeDocument/2006/relationships" xmlns:m="http://schemas.openxmlformats.org/officeDocument/2006/math" xmlns:v="urn:schemas-microsoft-com:vml" xmlns:wp14="http://schemas.microsoft.com/office/word/2010/wordprocessingDrawing" xmlns:wp="http://schemas.openxmlformats.org/drawingml/2006/wordprocessingDrawing" xmlns:w10="urn:schemas-microsoft-com:office:word" xmlns:w="http://schemas.openxmlformats.org/wordprocessingml/2006/main" xmlns:w14="http://schemas.microsoft.com/office/word/2010/wordml" xmlns:w15="http://schemas.microsoft.com/office/word/2012/wordml" xmlns:w16cex="http://schemas.microsoft.com/office/word/2018/wordml/cex" xmlns:w16cid="http://schemas.microsoft.com/office/word/2016/wordml/cid" xmlns:w16="http://schemas.microsoft.com/office/word/2018/wordml" xmlns:w16du="http://schemas.microsoft.com/office/word/2023/wordml/word16du" xmlns:w16sdtdh="http://schemas.microsoft.com/office/word/2020/wordml/sdtdatahash" xmlns:w16sdtfl="http://schemas.microsoft.com/office/word/2024/wordml/sdtformatlock" xmlns:w16se="http://schemas.microsoft.com/office/word/2015/wordml/symex" xmlns:wpg="http://schemas.microsoft.com/office/word/2010/wordprocessingGroup" xmlns:wpi="http://schemas.microsoft.com/office/word/2010/wordprocessingInk" xmlns:wne="http://schemas.microsoft.com/office/word/2006/wordml" xmlns:wps="http://schemas.microsoft.com/office/word/2010/wordprocessingShape" mc:Ignorable="w14 w15 w16se w16cid w16 w16cex w16sdtdh w16sdtfl w16du wp14">
   <w:footnote w:type="separator" w:id="-1">
     <w:p>
       <w:r>
@@ -22431,7 +22935,7 @@
 </file>
 
 <file path=word/header1.xml><?xml version="1.0" encoding="utf-8"?>
-<w:hdr xmlns:wpc="http://schemas.microsoft.com/office/word/2010/wordprocessingCanvas" xmlns:cx="http://schemas.microsoft.com/office/drawing/2014/chartex" xmlns:cx1="http://schemas.microsoft.com/office/drawing/2015/9/8/chartex" xmlns:cx2="http://schemas.microsoft.com/office/drawing/2015/10/21/chartex" xmlns:cx3="http://schemas.microsoft.com/office/drawing/2016/5/9/chartex" xmlns:cx4="http://schemas.microsoft.com/office/drawing/2016/5/10/chartex" xmlns:cx5="http://schemas.microsoft.com/office/drawing/2016/5/11/chartex" xmlns:cx6="http://schemas.microsoft.com/office/drawing/2016/5/12/chartex" xmlns:cx7="http://schemas.microsoft.com/office/drawing/2016/5/13/chartex" xmlns:cx8="http://schemas.microsoft.com/office/drawing/2016/5/14/chartex" xmlns:mc="http://schemas.openxmlformats.org/markup-compatibility/2006" xmlns:aink="http://schemas.microsoft.com/office/drawing/2016/ink" xmlns:am3d="http://schemas.microsoft.com/office/drawing/2017/model3d" xmlns:o="urn:schemas-microsoft-com:office:office" xmlns:oel="http://schemas.microsoft.com/office/2019/extlst" xmlns:r="http://schemas.openxmlformats.org/officeDocument/2006/relationships" xmlns:m="http://schemas.openxmlformats.org/officeDocument/2006/math" xmlns:v="urn:schemas-microsoft-com:vml" xmlns:wp14="http://schemas.microsoft.com/office/word/2010/wordprocessingDrawing" xmlns:wp="http://schemas.openxmlformats.org/drawingml/2006/wordprocessingDrawing" xmlns:w10="urn:schemas-microsoft-com:office:word" xmlns:w="http://schemas.openxmlformats.org/wordprocessingml/2006/main" xmlns:w14="http://schemas.microsoft.com/office/word/2010/wordml" xmlns:w15="http://schemas.microsoft.com/office/word/2012/wordml" xmlns:w16cex="http://schemas.microsoft.com/office/word/2018/wordml/cex" xmlns:w16cid="http://schemas.microsoft.com/office/word/2016/wordml/cid" xmlns:w16="http://schemas.microsoft.com/office/word/2018/wordml" xmlns:w16sdtdh="http://schemas.microsoft.com/office/word/2020/wordml/sdtdatahash" xmlns:w16se="http://schemas.microsoft.com/office/word/2015/wordml/symex" xmlns:wpg="http://schemas.microsoft.com/office/word/2010/wordprocessingGroup" xmlns:wpi="http://schemas.microsoft.com/office/word/2010/wordprocessingInk" xmlns:wne="http://schemas.microsoft.com/office/word/2006/wordml" xmlns:wps="http://schemas.microsoft.com/office/word/2010/wordprocessingShape" mc:Ignorable="w14 w15 w16se w16cid w16 w16cex w16sdtdh wp14">
+<w:hdr xmlns:wpc="http://schemas.microsoft.com/office/word/2010/wordprocessingCanvas" xmlns:cx="http://schemas.microsoft.com/office/drawing/2014/chartex" xmlns:cx1="http://schemas.microsoft.com/office/drawing/2015/9/8/chartex" xmlns:cx2="http://schemas.microsoft.com/office/drawing/2015/10/21/chartex" xmlns:cx3="http://schemas.microsoft.com/office/drawing/2016/5/9/chartex" xmlns:cx4="http://schemas.microsoft.com/office/drawing/2016/5/10/chartex" xmlns:cx5="http://schemas.microsoft.com/office/drawing/2016/5/11/chartex" xmlns:cx6="http://schemas.microsoft.com/office/drawing/2016/5/12/chartex" xmlns:cx7="http://schemas.microsoft.com/office/drawing/2016/5/13/chartex" xmlns:cx8="http://schemas.microsoft.com/office/drawing/2016/5/14/chartex" xmlns:mc="http://schemas.openxmlformats.org/markup-compatibility/2006" xmlns:aink="http://schemas.microsoft.com/office/drawing/2016/ink" xmlns:am3d="http://schemas.microsoft.com/office/drawing/2017/model3d" xmlns:o="urn:schemas-microsoft-com:office:office" xmlns:oel="http://schemas.microsoft.com/office/2019/extlst" xmlns:r="http://schemas.openxmlformats.org/officeDocument/2006/relationships" xmlns:m="http://schemas.openxmlformats.org/officeDocument/2006/math" xmlns:v="urn:schemas-microsoft-com:vml" xmlns:wp14="http://schemas.microsoft.com/office/word/2010/wordprocessingDrawing" xmlns:wp="http://schemas.openxmlformats.org/drawingml/2006/wordprocessingDrawing" xmlns:w10="urn:schemas-microsoft-com:office:word" xmlns:w="http://schemas.openxmlformats.org/wordprocessingml/2006/main" xmlns:w14="http://schemas.microsoft.com/office/word/2010/wordml" xmlns:w15="http://schemas.microsoft.com/office/word/2012/wordml" xmlns:w16cex="http://schemas.microsoft.com/office/word/2018/wordml/cex" xmlns:w16cid="http://schemas.microsoft.com/office/word/2016/wordml/cid" xmlns:w16="http://schemas.microsoft.com/office/word/2018/wordml" xmlns:w16du="http://schemas.microsoft.com/office/word/2023/wordml/word16du" xmlns:w16sdtdh="http://schemas.microsoft.com/office/word/2020/wordml/sdtdatahash" xmlns:w16sdtfl="http://schemas.microsoft.com/office/word/2024/wordml/sdtformatlock" xmlns:w16se="http://schemas.microsoft.com/office/word/2015/wordml/symex" xmlns:wpg="http://schemas.microsoft.com/office/word/2010/wordprocessingGroup" xmlns:wpi="http://schemas.microsoft.com/office/word/2010/wordprocessingInk" xmlns:wne="http://schemas.microsoft.com/office/word/2006/wordml" xmlns:wps="http://schemas.microsoft.com/office/word/2010/wordprocessingShape" mc:Ignorable="w14 w15 w16se w16cid w16 w16cex w16sdtdh w16sdtfl w16du wp14">
   <w:p>
     <w:pPr>
       <w:pStyle w:val="Cabealho"/>
@@ -22447,7 +22951,7 @@
 </file>
 
 <file path=word/header2.xml><?xml version="1.0" encoding="utf-8"?>
-<w:hdr xmlns:wpc="http://schemas.microsoft.com/office/word/2010/wordprocessingCanvas" xmlns:cx="http://schemas.microsoft.com/office/drawing/2014/chartex" xmlns:cx1="http://schemas.microsoft.com/office/drawing/2015/9/8/chartex" xmlns:cx2="http://schemas.microsoft.com/office/drawing/2015/10/21/chartex" xmlns:cx3="http://schemas.microsoft.com/office/drawing/2016/5/9/chartex" xmlns:cx4="http://schemas.microsoft.com/office/drawing/2016/5/10/chartex" xmlns:cx5="http://schemas.microsoft.com/office/drawing/2016/5/11/chartex" xmlns:cx6="http://schemas.microsoft.com/office/drawing/2016/5/12/chartex" xmlns:cx7="http://schemas.microsoft.com/office/drawing/2016/5/13/chartex" xmlns:cx8="http://schemas.microsoft.com/office/drawing/2016/5/14/chartex" xmlns:mc="http://schemas.openxmlformats.org/markup-compatibility/2006" xmlns:aink="http://schemas.microsoft.com/office/drawing/2016/ink" xmlns:am3d="http://schemas.microsoft.com/office/drawing/2017/model3d" xmlns:o="urn:schemas-microsoft-com:office:office" xmlns:oel="http://schemas.microsoft.com/office/2019/extlst" xmlns:r="http://schemas.openxmlformats.org/officeDocument/2006/relationships" xmlns:m="http://schemas.openxmlformats.org/officeDocument/2006/math" xmlns:v="urn:schemas-microsoft-com:vml" xmlns:wp14="http://schemas.microsoft.com/office/word/2010/wordprocessingDrawing" xmlns:wp="http://schemas.openxmlformats.org/drawingml/2006/wordprocessingDrawing" xmlns:w10="urn:schemas-microsoft-com:office:word" xmlns:w="http://schemas.openxmlformats.org/wordprocessingml/2006/main" xmlns:w14="http://schemas.microsoft.com/office/word/2010/wordml" xmlns:w15="http://schemas.microsoft.com/office/word/2012/wordml" xmlns:w16cex="http://schemas.microsoft.com/office/word/2018/wordml/cex" xmlns:w16cid="http://schemas.microsoft.com/office/word/2016/wordml/cid" xmlns:w16="http://schemas.microsoft.com/office/word/2018/wordml" xmlns:w16sdtdh="http://schemas.microsoft.com/office/word/2020/wordml/sdtdatahash" xmlns:w16se="http://schemas.microsoft.com/office/word/2015/wordml/symex" xmlns:wpg="http://schemas.microsoft.com/office/word/2010/wordprocessingGroup" xmlns:wpi="http://schemas.microsoft.com/office/word/2010/wordprocessingInk" xmlns:wne="http://schemas.microsoft.com/office/word/2006/wordml" xmlns:wps="http://schemas.microsoft.com/office/word/2010/wordprocessingShape" mc:Ignorable="w14 w15 w16se w16cid w16 w16cex w16sdtdh wp14">
+<w:hdr xmlns:wpc="http://schemas.microsoft.com/office/word/2010/wordprocessingCanvas" xmlns:cx="http://schemas.microsoft.com/office/drawing/2014/chartex" xmlns:cx1="http://schemas.microsoft.com/office/drawing/2015/9/8/chartex" xmlns:cx2="http://schemas.microsoft.com/office/drawing/2015/10/21/chartex" xmlns:cx3="http://schemas.microsoft.com/office/drawing/2016/5/9/chartex" xmlns:cx4="http://schemas.microsoft.com/office/drawing/2016/5/10/chartex" xmlns:cx5="http://schemas.microsoft.com/office/drawing/2016/5/11/chartex" xmlns:cx6="http://schemas.microsoft.com/office/drawing/2016/5/12/chartex" xmlns:cx7="http://schemas.microsoft.com/office/drawing/2016/5/13/chartex" xmlns:cx8="http://schemas.microsoft.com/office/drawing/2016/5/14/chartex" xmlns:mc="http://schemas.openxmlformats.org/markup-compatibility/2006" xmlns:aink="http://schemas.microsoft.com/office/drawing/2016/ink" xmlns:am3d="http://schemas.microsoft.com/office/drawing/2017/model3d" xmlns:o="urn:schemas-microsoft-com:office:office" xmlns:oel="http://schemas.microsoft.com/office/2019/extlst" xmlns:r="http://schemas.openxmlformats.org/officeDocument/2006/relationships" xmlns:m="http://schemas.openxmlformats.org/officeDocument/2006/math" xmlns:v="urn:schemas-microsoft-com:vml" xmlns:wp14="http://schemas.microsoft.com/office/word/2010/wordprocessingDrawing" xmlns:wp="http://schemas.openxmlformats.org/drawingml/2006/wordprocessingDrawing" xmlns:w10="urn:schemas-microsoft-com:office:word" xmlns:w="http://schemas.openxmlformats.org/wordprocessingml/2006/main" xmlns:w14="http://schemas.microsoft.com/office/word/2010/wordml" xmlns:w15="http://schemas.microsoft.com/office/word/2012/wordml" xmlns:w16cex="http://schemas.microsoft.com/office/word/2018/wordml/cex" xmlns:w16cid="http://schemas.microsoft.com/office/word/2016/wordml/cid" xmlns:w16="http://schemas.microsoft.com/office/word/2018/wordml" xmlns:w16du="http://schemas.microsoft.com/office/word/2023/wordml/word16du" xmlns:w16sdtdh="http://schemas.microsoft.com/office/word/2020/wordml/sdtdatahash" xmlns:w16sdtfl="http://schemas.microsoft.com/office/word/2024/wordml/sdtformatlock" xmlns:w16se="http://schemas.microsoft.com/office/word/2015/wordml/symex" xmlns:wpg="http://schemas.microsoft.com/office/word/2010/wordprocessingGroup" xmlns:wpi="http://schemas.microsoft.com/office/word/2010/wordprocessingInk" xmlns:wne="http://schemas.microsoft.com/office/word/2006/wordml" xmlns:wps="http://schemas.microsoft.com/office/word/2010/wordprocessingShape" mc:Ignorable="w14 w15 w16se w16cid w16 w16cex w16sdtdh w16sdtfl w16du wp14">
   <w:p>
     <w:pPr>
       <w:pStyle w:val="Cabealho"/>
@@ -22481,7 +22985,7 @@
 </file>
 
 <file path=word/numbering.xml><?xml version="1.0" encoding="utf-8"?>
-<w:numbering xmlns:wpc="http://schemas.microsoft.com/office/word/2010/wordprocessingCanvas" xmlns:cx="http://schemas.microsoft.com/office/drawing/2014/chartex" xmlns:cx1="http://schemas.microsoft.com/office/drawing/2015/9/8/chartex" xmlns:cx2="http://schemas.microsoft.com/office/drawing/2015/10/21/chartex" xmlns:cx3="http://schemas.microsoft.com/office/drawing/2016/5/9/chartex" xmlns:cx4="http://schemas.microsoft.com/office/drawing/2016/5/10/chartex" xmlns:cx5="http://schemas.microsoft.com/office/drawing/2016/5/11/chartex" xmlns:cx6="http://schemas.microsoft.com/office/drawing/2016/5/12/chartex" xmlns:cx7="http://schemas.microsoft.com/office/drawing/2016/5/13/chartex" xmlns:cx8="http://schemas.microsoft.com/office/drawing/2016/5/14/chartex" xmlns:mc="http://schemas.openxmlformats.org/markup-compatibility/2006" xmlns:aink="http://schemas.microsoft.com/office/drawing/2016/ink" xmlns:am3d="http://schemas.microsoft.com/office/drawing/2017/model3d" xmlns:o="urn:schemas-microsoft-com:office:office" xmlns:oel="http://schemas.microsoft.com/office/2019/extlst" xmlns:r="http://schemas.openxmlformats.org/officeDocument/2006/relationships" xmlns:m="http://schemas.openxmlformats.org/officeDocument/2006/math" xmlns:v="urn:schemas-microsoft-com:vml" xmlns:wp14="http://schemas.microsoft.com/office/word/2010/wordprocessingDrawing" xmlns:wp="http://schemas.openxmlformats.org/drawingml/2006/wordprocessingDrawing" xmlns:w10="urn:schemas-microsoft-com:office:word" xmlns:w="http://schemas.openxmlformats.org/wordprocessingml/2006/main" xmlns:w14="http://schemas.microsoft.com/office/word/2010/wordml" xmlns:w15="http://schemas.microsoft.com/office/word/2012/wordml" xmlns:w16cex="http://schemas.microsoft.com/office/word/2018/wordml/cex" xmlns:w16cid="http://schemas.microsoft.com/office/word/2016/wordml/cid" xmlns:w16="http://schemas.microsoft.com/office/word/2018/wordml" xmlns:w16sdtdh="http://schemas.microsoft.com/office/word/2020/wordml/sdtdatahash" xmlns:w16se="http://schemas.microsoft.com/office/word/2015/wordml/symex" xmlns:wpg="http://schemas.microsoft.com/office/word/2010/wordprocessingGroup" xmlns:wpi="http://schemas.microsoft.com/office/word/2010/wordprocessingInk" xmlns:wne="http://schemas.microsoft.com/office/word/2006/wordml" xmlns:wps="http://schemas.microsoft.com/office/word/2010/wordprocessingShape" mc:Ignorable="w14 w15 w16se w16cid w16 w16cex w16sdtdh wp14">
+<w:numbering xmlns:wpc="http://schemas.microsoft.com/office/word/2010/wordprocessingCanvas" xmlns:cx="http://schemas.microsoft.com/office/drawing/2014/chartex" xmlns:cx1="http://schemas.microsoft.com/office/drawing/2015/9/8/chartex" xmlns:cx2="http://schemas.microsoft.com/office/drawing/2015/10/21/chartex" xmlns:cx3="http://schemas.microsoft.com/office/drawing/2016/5/9/chartex" xmlns:cx4="http://schemas.microsoft.com/office/drawing/2016/5/10/chartex" xmlns:cx5="http://schemas.microsoft.com/office/drawing/2016/5/11/chartex" xmlns:cx6="http://schemas.microsoft.com/office/drawing/2016/5/12/chartex" xmlns:cx7="http://schemas.microsoft.com/office/drawing/2016/5/13/chartex" xmlns:cx8="http://schemas.microsoft.com/office/drawing/2016/5/14/chartex" xmlns:mc="http://schemas.openxmlformats.org/markup-compatibility/2006" xmlns:aink="http://schemas.microsoft.com/office/drawing/2016/ink" xmlns:am3d="http://schemas.microsoft.com/office/drawing/2017/model3d" xmlns:o="urn:schemas-microsoft-com:office:office" xmlns:oel="http://schemas.microsoft.com/office/2019/extlst" xmlns:r="http://schemas.openxmlformats.org/officeDocument/2006/relationships" xmlns:m="http://schemas.openxmlformats.org/officeDocument/2006/math" xmlns:v="urn:schemas-microsoft-com:vml" xmlns:wp14="http://schemas.microsoft.com/office/word/2010/wordprocessingDrawing" xmlns:wp="http://schemas.openxmlformats.org/drawingml/2006/wordprocessingDrawing" xmlns:w10="urn:schemas-microsoft-com:office:word" xmlns:w="http://schemas.openxmlformats.org/wordprocessingml/2006/main" xmlns:w14="http://schemas.microsoft.com/office/word/2010/wordml" xmlns:w15="http://schemas.microsoft.com/office/word/2012/wordml" xmlns:w16cex="http://schemas.microsoft.com/office/word/2018/wordml/cex" xmlns:w16cid="http://schemas.microsoft.com/office/word/2016/wordml/cid" xmlns:w16="http://schemas.microsoft.com/office/word/2018/wordml" xmlns:w16du="http://schemas.microsoft.com/office/word/2023/wordml/word16du" xmlns:w16sdtdh="http://schemas.microsoft.com/office/word/2020/wordml/sdtdatahash" xmlns:w16sdtfl="http://schemas.microsoft.com/office/word/2024/wordml/sdtformatlock" xmlns:w16se="http://schemas.microsoft.com/office/word/2015/wordml/symex" xmlns:wpg="http://schemas.microsoft.com/office/word/2010/wordprocessingGroup" xmlns:wpi="http://schemas.microsoft.com/office/word/2010/wordprocessingInk" xmlns:wne="http://schemas.microsoft.com/office/word/2006/wordml" xmlns:wps="http://schemas.microsoft.com/office/word/2010/wordprocessingShape" mc:Ignorable="w14 w15 w16se w16cid w16 w16cex w16sdtdh w16sdtfl w16du wp14">
   <w:abstractNum w:abstractNumId="0" w15:restartNumberingAfterBreak="0">
     <w:nsid w:val="014B4A6B"/>
     <w:multiLevelType w:val="multilevel"/>
@@ -26646,7 +27150,7 @@
 </file>
 
 <file path=word/styles.xml><?xml version="1.0" encoding="utf-8"?>
-<w:styles xmlns:mc="http://schemas.openxmlformats.org/markup-compatibility/2006" xmlns:r="http://schemas.openxmlformats.org/officeDocument/2006/relationships" xmlns:w="http://schemas.openxmlformats.org/wordprocessingml/2006/main" xmlns:w14="http://schemas.microsoft.com/office/word/2010/wordml" xmlns:w15="http://schemas.microsoft.com/office/word/2012/wordml" xmlns:w16cex="http://schemas.microsoft.com/office/word/2018/wordml/cex" xmlns:w16cid="http://schemas.microsoft.com/office/word/2016/wordml/cid" xmlns:w16="http://schemas.microsoft.com/office/word/2018/wordml" xmlns:w16sdtdh="http://schemas.microsoft.com/office/word/2020/wordml/sdtdatahash" xmlns:w16se="http://schemas.microsoft.com/office/word/2015/wordml/symex" mc:Ignorable="w14 w15 w16se w16cid w16 w16cex w16sdtdh">
+<w:styles xmlns:mc="http://schemas.openxmlformats.org/markup-compatibility/2006" xmlns:r="http://schemas.openxmlformats.org/officeDocument/2006/relationships" xmlns:w="http://schemas.openxmlformats.org/wordprocessingml/2006/main" xmlns:w14="http://schemas.microsoft.com/office/word/2010/wordml" xmlns:w15="http://schemas.microsoft.com/office/word/2012/wordml" xmlns:w16cex="http://schemas.microsoft.com/office/word/2018/wordml/cex" xmlns:w16cid="http://schemas.microsoft.com/office/word/2016/wordml/cid" xmlns:w16="http://schemas.microsoft.com/office/word/2018/wordml" xmlns:w16du="http://schemas.microsoft.com/office/word/2023/wordml/word16du" xmlns:w16sdtdh="http://schemas.microsoft.com/office/word/2020/wordml/sdtdatahash" xmlns:w16sdtfl="http://schemas.microsoft.com/office/word/2024/wordml/sdtformatlock" xmlns:w16se="http://schemas.microsoft.com/office/word/2015/wordml/symex" mc:Ignorable="w14 w15 w16se w16cid w16 w16cex w16sdtdh w16sdtfl w16du">
   <w:docDefaults>
     <w:rPrDefault>
       <w:rPr>
@@ -27224,6 +27728,7 @@
   <w:style w:type="character" w:default="1" w:styleId="Fontepargpadro">
     <w:name w:val="Default Paragraph Font"/>
     <w:uiPriority w:val="1"/>
+    <w:semiHidden/>
     <w:unhideWhenUsed/>
   </w:style>
   <w:style w:type="table" w:default="1" w:styleId="Tabelanormal">
@@ -28179,15 +28684,6 @@
 </file>
 
 <file path=customXml/item3.xml><?xml version="1.0" encoding="utf-8"?>
-<?mso-contentType ?>
-<FormTemplates xmlns="http://schemas.microsoft.com/sharepoint/v3/contenttype/forms">
-  <Display>DocumentLibraryForm</Display>
-  <Edit>DocumentLibraryForm</Edit>
-  <New>DocumentLibraryForm</New>
-</FormTemplates>
-</file>
-
-<file path=customXml/item4.xml><?xml version="1.0" encoding="utf-8"?>
 <ct:contentTypeSchema xmlns:ct="http://schemas.microsoft.com/office/2006/metadata/contentType" xmlns:ma="http://schemas.microsoft.com/office/2006/metadata/properties/metaAttributes" ct:_="" ma:_="" ma:contentTypeName="Documento" ma:contentTypeID="0x01010020DA79A94EAF84479D995EE9166ADAA4" ma:contentTypeVersion="11" ma:contentTypeDescription="Crie um novo documento." ma:contentTypeScope="" ma:versionID="db0f6cab5e24e8cd6751fda002f09c0a">
   <xsd:schema xmlns:xsd="http://www.w3.org/2001/XMLSchema" xmlns:xs="http://www.w3.org/2001/XMLSchema" xmlns:p="http://schemas.microsoft.com/office/2006/metadata/properties" xmlns:ns2="73616d7f-17b8-4c43-aa5e-25ef7e462a18" xmlns:ns3="686b96b7-37ef-4e5c-bc3c-4e780f33c780" targetNamespace="http://schemas.microsoft.com/office/2006/metadata/properties" ma:root="true" ma:fieldsID="0fb1f17ca0d982144b9f7f51c1ea08de" ns2:_="" ns3:_="">
     <xsd:import namespace="73616d7f-17b8-4c43-aa5e-25ef7e462a18"/>
@@ -28382,6 +28878,15 @@
 </ct:contentTypeSchema>
 </file>
 
+<file path=customXml/item4.xml><?xml version="1.0" encoding="utf-8"?>
+<?mso-contentType ?>
+<FormTemplates xmlns="http://schemas.microsoft.com/sharepoint/v3/contenttype/forms">
+  <Display>DocumentLibraryForm</Display>
+  <Edit>DocumentLibraryForm</Edit>
+  <New>DocumentLibraryForm</New>
+</FormTemplates>
+</file>
+
 <file path=customXml/itemProps1.xml><?xml version="1.0" encoding="utf-8"?>
 <ds:datastoreItem xmlns:ds="http://schemas.openxmlformats.org/officeDocument/2006/customXml" ds:itemID="{8C8965D9-0818-43D2-B433-7B321E8F3C6F}">
   <ds:schemaRefs>
@@ -28402,14 +28907,6 @@
 </file>
 
 <file path=customXml/itemProps3.xml><?xml version="1.0" encoding="utf-8"?>
-<ds:datastoreItem xmlns:ds="http://schemas.openxmlformats.org/officeDocument/2006/customXml" ds:itemID="{CF1FD0AD-7A56-4031-B24D-376004EB8526}">
-  <ds:schemaRefs>
-    <ds:schemaRef ds:uri="http://schemas.microsoft.com/sharepoint/v3/contenttype/forms"/>
-  </ds:schemaRefs>
-</ds:datastoreItem>
-</file>
-
-<file path=customXml/itemProps4.xml><?xml version="1.0" encoding="utf-8"?>
 <ds:datastoreItem xmlns:ds="http://schemas.openxmlformats.org/officeDocument/2006/customXml" ds:itemID="{89C5A49E-B54F-4963-BBA9-17020C92F744}">
   <ds:schemaRefs>
     <ds:schemaRef ds:uri="http://schemas.microsoft.com/office/2006/metadata/contentType"/>
@@ -28426,4 +28923,12 @@
     <ds:schemaRef ds:uri="http://schemas.microsoft.com/internal/obd"/>
   </ds:schemaRefs>
 </ds:datastoreItem>
+</file>
+
+<file path=customXml/itemProps4.xml><?xml version="1.0" encoding="utf-8"?>
+<ds:datastoreItem xmlns:ds="http://schemas.openxmlformats.org/officeDocument/2006/customXml" ds:itemID="{CF1FD0AD-7A56-4031-B24D-376004EB8526}">
+  <ds:schemaRefs>
+    <ds:schemaRef ds:uri="http://schemas.microsoft.com/sharepoint/v3/contenttype/forms"/>
+  </ds:schemaRefs>
+</ds:datastoreItem>
 </file>
--- a/DayPlannio.docx
+++ b/DayPlannio.docx
@@ -1,6 +1,6 @@
 
 <file path=word/document.xml><?xml version="1.0" encoding="utf-8"?>
-<w:document xmlns:wpc="http://schemas.microsoft.com/office/word/2010/wordprocessingCanvas" xmlns:cx="http://schemas.microsoft.com/office/drawing/2014/chartex" xmlns:cx1="http://schemas.microsoft.com/office/drawing/2015/9/8/chartex" xmlns:cx2="http://schemas.microsoft.com/office/drawing/2015/10/21/chartex" xmlns:cx3="http://schemas.microsoft.com/office/drawing/2016/5/9/chartex" xmlns:cx4="http://schemas.microsoft.com/office/drawing/2016/5/10/chartex" xmlns:cx5="http://schemas.microsoft.com/office/drawing/2016/5/11/chartex" xmlns:cx6="http://schemas.microsoft.com/office/drawing/2016/5/12/chartex" xmlns:cx7="http://schemas.microsoft.com/office/drawing/2016/5/13/chartex" xmlns:cx8="http://schemas.microsoft.com/office/drawing/2016/5/14/chartex" xmlns:mc="http://schemas.openxmlformats.org/markup-compatibility/2006" xmlns:aink="http://schemas.microsoft.com/office/drawing/2016/ink" xmlns:am3d="http://schemas.microsoft.com/office/drawing/2017/model3d" xmlns:o="urn:schemas-microsoft-com:office:office" xmlns:oel="http://schemas.microsoft.com/office/2019/extlst" xmlns:r="http://schemas.openxmlformats.org/officeDocument/2006/relationships" xmlns:m="http://schemas.openxmlformats.org/officeDocument/2006/math" xmlns:v="urn:schemas-microsoft-com:vml" xmlns:wp14="http://schemas.microsoft.com/office/word/2010/wordprocessingDrawing" xmlns:wp="http://schemas.openxmlformats.org/drawingml/2006/wordprocessingDrawing" xmlns:w10="urn:schemas-microsoft-com:office:word" xmlns:w="http://schemas.openxmlformats.org/wordprocessingml/2006/main" xmlns:w14="http://schemas.microsoft.com/office/word/2010/wordml" xmlns:w15="http://schemas.microsoft.com/office/word/2012/wordml" xmlns:w16cex="http://schemas.microsoft.com/office/word/2018/wordml/cex" xmlns:w16cid="http://schemas.microsoft.com/office/word/2016/wordml/cid" xmlns:w16="http://schemas.microsoft.com/office/word/2018/wordml" xmlns:w16du="http://schemas.microsoft.com/office/word/2023/wordml/word16du" xmlns:w16sdtdh="http://schemas.microsoft.com/office/word/2020/wordml/sdtdatahash" xmlns:w16sdtfl="http://schemas.microsoft.com/office/word/2024/wordml/sdtformatlock" xmlns:w16se="http://schemas.microsoft.com/office/word/2015/wordml/symex" xmlns:wpg="http://schemas.microsoft.com/office/word/2010/wordprocessingGroup" xmlns:wpi="http://schemas.microsoft.com/office/word/2010/wordprocessingInk" xmlns:wne="http://schemas.microsoft.com/office/word/2006/wordml" xmlns:wps="http://schemas.microsoft.com/office/word/2010/wordprocessingShape" mc:Ignorable="w14 w15 w16se w16cid w16 w16cex w16sdtdh w16sdtfl w16du wp14">
+<w:document xmlns:wpc="http://schemas.microsoft.com/office/word/2010/wordprocessingCanvas" xmlns:cx="http://schemas.microsoft.com/office/drawing/2014/chartex" xmlns:cx1="http://schemas.microsoft.com/office/drawing/2015/9/8/chartex" xmlns:cx2="http://schemas.microsoft.com/office/drawing/2015/10/21/chartex" xmlns:cx3="http://schemas.microsoft.com/office/drawing/2016/5/9/chartex" xmlns:cx4="http://schemas.microsoft.com/office/drawing/2016/5/10/chartex" xmlns:cx5="http://schemas.microsoft.com/office/drawing/2016/5/11/chartex" xmlns:cx6="http://schemas.microsoft.com/office/drawing/2016/5/12/chartex" xmlns:cx7="http://schemas.microsoft.com/office/drawing/2016/5/13/chartex" xmlns:cx8="http://schemas.microsoft.com/office/drawing/2016/5/14/chartex" xmlns:mc="http://schemas.openxmlformats.org/markup-compatibility/2006" xmlns:aink="http://schemas.microsoft.com/office/drawing/2016/ink" xmlns:am3d="http://schemas.microsoft.com/office/drawing/2017/model3d" xmlns:o="urn:schemas-microsoft-com:office:office" xmlns:oel="http://schemas.microsoft.com/office/2019/extlst" xmlns:r="http://schemas.openxmlformats.org/officeDocument/2006/relationships" xmlns:m="http://schemas.openxmlformats.org/officeDocument/2006/math" xmlns:v="urn:schemas-microsoft-com:vml" xmlns:wp14="http://schemas.microsoft.com/office/word/2010/wordprocessingDrawing" xmlns:wp="http://schemas.openxmlformats.org/drawingml/2006/wordprocessingDrawing" xmlns:w10="urn:schemas-microsoft-com:office:word" xmlns:w="http://schemas.openxmlformats.org/wordprocessingml/2006/main" xmlns:w14="http://schemas.microsoft.com/office/word/2010/wordml" xmlns:w15="http://schemas.microsoft.com/office/word/2012/wordml" xmlns:w16cex="http://schemas.microsoft.com/office/word/2018/wordml/cex" xmlns:w16cid="http://schemas.microsoft.com/office/word/2016/wordml/cid" xmlns:w16="http://schemas.microsoft.com/office/word/2018/wordml" xmlns:w16sdtdh="http://schemas.microsoft.com/office/word/2020/wordml/sdtdatahash" xmlns:w16se="http://schemas.microsoft.com/office/word/2015/wordml/symex" xmlns:wpg="http://schemas.microsoft.com/office/word/2010/wordprocessingGroup" xmlns:wpi="http://schemas.microsoft.com/office/word/2010/wordprocessingInk" xmlns:wne="http://schemas.microsoft.com/office/word/2006/wordml" xmlns:wps="http://schemas.microsoft.com/office/word/2010/wordprocessingShape" mc:Ignorable="w14 w15 w16se w16cid w16 w16cex w16sdtdh wp14">
   <w:body>
     <w:p>
       <w:pPr>
@@ -358,7 +358,29 @@
           <w:sz w:val="28"/>
           <w:szCs w:val="28"/>
         </w:rPr>
-        <w:t>Autores: Alissa Gabriel e Raissa Geovana Araujo</w:t>
+        <w:t xml:space="preserve">Autores: </w:t>
+      </w:r>
+      <w:proofErr w:type="spellStart"/>
+      <w:r>
+        <w:rPr>
+          <w:rFonts w:cs="Arial"/>
+          <w:b/>
+          <w:bCs/>
+          <w:sz w:val="28"/>
+          <w:szCs w:val="28"/>
+        </w:rPr>
+        <w:t>Alissa</w:t>
+      </w:r>
+      <w:proofErr w:type="spellEnd"/>
+      <w:r>
+        <w:rPr>
+          <w:rFonts w:cs="Arial"/>
+          <w:b/>
+          <w:bCs/>
+          <w:sz w:val="28"/>
+          <w:szCs w:val="28"/>
+        </w:rPr>
+        <w:t xml:space="preserve"> Gabriel e Raissa Geovana Araujo</w:t>
       </w:r>
     </w:p>
     <w:p>
@@ -3169,7 +3191,6 @@
           <w:b/>
           <w:bCs/>
         </w:rPr>
-        <w:lastRenderedPageBreak/>
         <w:t>SUMÁRIO</w:t>
       </w:r>
     </w:p>
@@ -11988,7 +12009,6 @@
         <w:rPr>
           <w:lang w:val="pt-BR"/>
         </w:rPr>
-        <w:lastRenderedPageBreak/>
         <w:t>Descrição da Aplicação Web</w:t>
       </w:r>
       <w:bookmarkEnd w:id="0"/>
@@ -12005,7 +12025,15 @@
     </w:p>
     <w:p>
       <w:r>
-        <w:t>No cenário atual, a organização da rotina e a gestão eficiente do tempo têm se tornado cada vez mais essenciais para profissionais autônomos que precisam lidar diariamente com múltiplas tarefas, clientes e serviços. A falta de uma aplicação que centralize agenda, cadastro de clientes, controle financeiro e gestão de serviços em um único ambiente dificulta a administração das atividades profissionais. A criação do DayPlannio surge para suprir essa necessidade, oferecendo uma plataforma integrada que permite organizar compromissos, acompanhar atendimentos, registrar clientes e controlar ganhos e despesas, contribuindo para uma gestão mais eficiente, produtiva e organizada da rotina de trabalho.</w:t>
+        <w:t xml:space="preserve">No cenário atual, a organização da rotina e a gestão eficiente do tempo têm se tornado cada vez mais essenciais para profissionais autônomos que precisam lidar diariamente com múltiplas tarefas, clientes e serviços. A falta de uma aplicação que centralize agenda, cadastro de clientes, controle financeiro e gestão de serviços em um único ambiente dificulta a administração das atividades profissionais. A criação do </w:t>
+      </w:r>
+      <w:proofErr w:type="spellStart"/>
+      <w:r>
+        <w:t>DayPlannio</w:t>
+      </w:r>
+      <w:proofErr w:type="spellEnd"/>
+      <w:r>
+        <w:t xml:space="preserve"> surge para suprir essa necessidade, oferecendo uma plataforma integrada que permite organizar compromissos, acompanhar atendimentos, registrar clientes e controlar ganhos e despesas, contribuindo para uma gestão mais eficiente, produtiva e organizada da rotina de trabalho.</w:t>
       </w:r>
     </w:p>
     <w:p>
@@ -12020,7 +12048,23 @@
           <w:rFonts w:eastAsia="Arial" w:cs="Arial"/>
           <w:szCs w:val="24"/>
         </w:rPr>
-        <w:t>O objetivo do projeto é desenvolver a aplicação DayPlannio, voltada para a organização da rotina de profissionais autônomos. O aplicativo integrará agenda de serviços, cadastro de clientes, controle financeiro e gestão de atividades em um único ambiente.</w:t>
+        <w:t xml:space="preserve">O objetivo do projeto é desenvolver a aplicação </w:t>
+      </w:r>
+      <w:proofErr w:type="spellStart"/>
+      <w:r>
+        <w:rPr>
+          <w:rFonts w:eastAsia="Arial" w:cs="Arial"/>
+          <w:szCs w:val="24"/>
+        </w:rPr>
+        <w:t>DayPlannio</w:t>
+      </w:r>
+      <w:proofErr w:type="spellEnd"/>
+      <w:r>
+        <w:rPr>
+          <w:rFonts w:eastAsia="Arial" w:cs="Arial"/>
+          <w:szCs w:val="24"/>
+        </w:rPr>
+        <w:t>, voltada para a organização da rotina de profissionais autônomos. O aplicativo integrará agenda de serviços, cadastro de clientes, controle financeiro e gestão de atividades em um único ambiente.</w:t>
       </w:r>
     </w:p>
     <w:p>
@@ -12105,7 +12149,23 @@
         </w:rPr>
       </w:pPr>
       <w:r>
-        <w:t>Para o desenvolvimento da aplicação foi utilizada a linguagem de programação C#, responsável pela implementação da lógica do sistema, tanto no frontend quanto no backend.</w:t>
+        <w:t xml:space="preserve">Para o desenvolvimento da aplicação foi utilizada a linguagem de programação C#, responsável pela implementação da lógica do sistema, tanto no </w:t>
+      </w:r>
+      <w:proofErr w:type="spellStart"/>
+      <w:r>
+        <w:t>frontend</w:t>
+      </w:r>
+      <w:proofErr w:type="spellEnd"/>
+      <w:r>
+        <w:t xml:space="preserve"> quanto no </w:t>
+      </w:r>
+      <w:proofErr w:type="spellStart"/>
+      <w:r>
+        <w:t>backend</w:t>
+      </w:r>
+      <w:proofErr w:type="spellEnd"/>
+      <w:r>
+        <w:t>.</w:t>
       </w:r>
     </w:p>
     <w:p>
@@ -12116,11 +12176,7 @@
         </w:rPr>
       </w:pPr>
       <w:r>
-        <w:t xml:space="preserve">O C# é uma linguagem moderna, orientada a objetos e amplamente utilizada </w:t>
-      </w:r>
-      <w:r>
-        <w:lastRenderedPageBreak/>
-        <w:t>na plataforma .NET. Sua utilização proporciona maior organização do código, segurança, alto desempenho e facilidade de manutenção, contribuindo para a construção de uma aplicação robusta, escalável e eficiente.</w:t>
+        <w:t>O C# é uma linguagem moderna, orientada a objetos e amplamente utilizada na plataforma .NET. Sua utilização proporciona maior organização do código, segurança, alto desempenho e facilidade de manutenção, contribuindo para a construção de uma aplicação robusta, escalável e eficiente.</w:t>
       </w:r>
     </w:p>
     <w:p>
@@ -12158,57 +12214,89 @@
           <w:rFonts w:eastAsia="Arial" w:cs="Arial"/>
           <w:szCs w:val="24"/>
         </w:rPr>
-        <w:t>Para o desenvolvimento da aplicação mobile, foi utilizado o .NET MAUI (Multi-platform App UI), um framework da plataforma .NET voltado para a criação de aplicativos multiplataforma.</w:t>
-      </w:r>
-    </w:p>
-    <w:p>
-      <w:pPr>
-        <w:ind w:firstLine="0"/>
+        <w:t>Para o desenvolvimento da aplicação mobile, foi utilizado o .NET MAUI (</w:t>
+      </w:r>
+      <w:proofErr w:type="spellStart"/>
+      <w:r>
         <w:rPr>
           <w:rFonts w:eastAsia="Arial" w:cs="Arial"/>
           <w:szCs w:val="24"/>
         </w:rPr>
-      </w:pPr>
-    </w:p>
-    <w:p>
-      <w:pPr>
-        <w:ind w:firstLine="708"/>
+        <w:t>Multi-platform</w:t>
+      </w:r>
+      <w:proofErr w:type="spellEnd"/>
+      <w:r>
         <w:rPr>
           <w:rFonts w:eastAsia="Arial" w:cs="Arial"/>
           <w:szCs w:val="24"/>
         </w:rPr>
-      </w:pPr>
-      <w:r>
+        <w:t xml:space="preserve"> App UI), um framework da plataforma .NET voltado para a criação de aplicativos multiplataforma.</w:t>
+      </w:r>
+    </w:p>
+    <w:p>
+      <w:pPr>
+        <w:ind w:firstLine="0"/>
         <w:rPr>
           <w:rFonts w:eastAsia="Arial" w:cs="Arial"/>
           <w:szCs w:val="24"/>
         </w:rPr>
-        <w:t>O .NET MAUI permite desenvolver aplicações capazes de rodar em diferentes sistemas operacionais, como Android e iOS, a partir de uma única base de código. Isso facilita o processo de desenvolvimento e manutenção, além de possibilitar a criação de interfaces modernas, responsivas e adaptadas para dispositivos móveis.</w:t>
-      </w:r>
-    </w:p>
-    <w:p>
-      <w:pPr>
-        <w:ind w:firstLine="0"/>
+      </w:pPr>
+    </w:p>
+    <w:p>
+      <w:pPr>
+        <w:ind w:firstLine="708"/>
         <w:rPr>
           <w:rFonts w:eastAsia="Arial" w:cs="Arial"/>
           <w:szCs w:val="24"/>
         </w:rPr>
       </w:pPr>
-    </w:p>
-    <w:p>
-      <w:pPr>
+      <w:r>
         <w:rPr>
           <w:rFonts w:eastAsia="Arial" w:cs="Arial"/>
           <w:szCs w:val="24"/>
         </w:rPr>
-      </w:pPr>
-      <w:bookmarkStart w:id="8" w:name="_Toc165310851"/>
-      <w:r>
+        <w:t>O .NET MAUI permite desenvolver aplicações capazes de rodar em diferentes sistemas operacionais, como Android e iOS, a partir de uma única base de código. Isso facilita o processo de desenvolvimento e manutenção, além de possibilitar a criação de interfaces modernas, responsivas e adaptadas para dispositivos móveis.</w:t>
+      </w:r>
+    </w:p>
+    <w:p>
+      <w:pPr>
+        <w:ind w:firstLine="0"/>
         <w:rPr>
           <w:rFonts w:eastAsia="Arial" w:cs="Arial"/>
           <w:szCs w:val="24"/>
         </w:rPr>
-        <w:t>No backend, foi utilizado o ASP.NET, responsável pela construção da API que fará a comunicação entre o aplicativo e o banco de dados. O ASP.NET é amplamente utilizado para o desenvolvimento de aplicações web e APIs REST, oferecendo alto desempenho, segurança e integração nativa com o ecossistema .NET.</w:t>
+      </w:pPr>
+    </w:p>
+    <w:p>
+      <w:pPr>
+        <w:rPr>
+          <w:rFonts w:eastAsia="Arial" w:cs="Arial"/>
+          <w:szCs w:val="24"/>
+        </w:rPr>
+      </w:pPr>
+      <w:bookmarkStart w:id="8" w:name="_Toc165310851"/>
+      <w:r>
+        <w:rPr>
+          <w:rFonts w:eastAsia="Arial" w:cs="Arial"/>
+          <w:szCs w:val="24"/>
+        </w:rPr>
+        <w:t xml:space="preserve">No </w:t>
+      </w:r>
+      <w:proofErr w:type="spellStart"/>
+      <w:r>
+        <w:rPr>
+          <w:rFonts w:eastAsia="Arial" w:cs="Arial"/>
+          <w:szCs w:val="24"/>
+        </w:rPr>
+        <w:t>backend</w:t>
+      </w:r>
+      <w:proofErr w:type="spellEnd"/>
+      <w:r>
+        <w:rPr>
+          <w:rFonts w:eastAsia="Arial" w:cs="Arial"/>
+          <w:szCs w:val="24"/>
+        </w:rPr>
+        <w:t>, foi utilizado o ASP.NET, responsável pela construção da API que fará a comunicação entre o aplicativo e o banco de dados. O ASP.NET é amplamente utilizado para o desenvolvimento de aplicações web e APIs REST, oferecendo alto desempenho, segurança e integração nativa com o ecossistema .NET.</w:t>
       </w:r>
       <w:bookmarkStart w:id="9" w:name="_Toc165310852"/>
       <w:bookmarkEnd w:id="8"/>
@@ -12266,7 +12354,39 @@
           <w:rFonts w:eastAsia="Arial" w:cs="Arial"/>
           <w:szCs w:val="24"/>
         </w:rPr>
-        <w:t>Foram utilizadas as ferramentas Git e GitHub para o versionamento do código-fonte do DayPlannio, permitindo o controle de alterações, a rastreabilidade das modificações e a colaboração eficiente entre os membros da equipe durante o desenvolvimento.</w:t>
+        <w:t xml:space="preserve">Foram utilizadas as ferramentas </w:t>
+      </w:r>
+      <w:proofErr w:type="spellStart"/>
+      <w:r>
+        <w:rPr>
+          <w:rFonts w:eastAsia="Arial" w:cs="Arial"/>
+          <w:szCs w:val="24"/>
+        </w:rPr>
+        <w:t>Git</w:t>
+      </w:r>
+      <w:proofErr w:type="spellEnd"/>
+      <w:r>
+        <w:rPr>
+          <w:rFonts w:eastAsia="Arial" w:cs="Arial"/>
+          <w:szCs w:val="24"/>
+        </w:rPr>
+        <w:t xml:space="preserve"> e GitHub para o versionamento do código-fonte do </w:t>
+      </w:r>
+      <w:proofErr w:type="spellStart"/>
+      <w:r>
+        <w:rPr>
+          <w:rFonts w:eastAsia="Arial" w:cs="Arial"/>
+          <w:szCs w:val="24"/>
+        </w:rPr>
+        <w:t>DayPlannio</w:t>
+      </w:r>
+      <w:proofErr w:type="spellEnd"/>
+      <w:r>
+        <w:rPr>
+          <w:rFonts w:eastAsia="Arial" w:cs="Arial"/>
+          <w:szCs w:val="24"/>
+        </w:rPr>
+        <w:t>, permitindo o controle de alterações, a rastreabilidade das modificações e a colaboração eficiente entre os membros da equipe durante o desenvolvimento.</w:t>
       </w:r>
     </w:p>
     <w:p>
@@ -12303,7 +12423,15 @@
     </w:p>
     <w:p>
       <w:r>
-        <w:t>O modelo Kanban foi adotado por sua simplicidade e eficiência na organização das tarefas. Ele permite visualizar o fluxo de trabalho em colunas como “A Fazer”, “Em Andamento” e “Concluído”, facilitando o acompanhamento do progresso e a identificação de melhorias no processo.</w:t>
+        <w:t xml:space="preserve">O modelo </w:t>
+      </w:r>
+      <w:proofErr w:type="spellStart"/>
+      <w:r>
+        <w:t>Kanban</w:t>
+      </w:r>
+      <w:proofErr w:type="spellEnd"/>
+      <w:r>
+        <w:t xml:space="preserve"> foi adotado por sua simplicidade e eficiência na organização das tarefas. Ele permite visualizar o fluxo de trabalho em colunas como “A Fazer”, “Em Andamento” e “Concluído”, facilitando o acompanhamento do progresso e a identificação de melhorias no processo.</w:t>
       </w:r>
     </w:p>
     <w:p/>
@@ -12339,7 +12467,6 @@
           <w:b/>
           <w:bCs/>
         </w:rPr>
-        <w:lastRenderedPageBreak/>
         <w:t>Prototipagem:</w:t>
       </w:r>
       <w:bookmarkEnd w:id="11"/>
@@ -12358,7 +12485,15 @@
         </w:rPr>
       </w:pPr>
       <w:r>
-        <w:t>A abordagem de prototipação também será adotada para validar conceitos e interações do usuário antes do desenvolvimento completo, utilizando a ferramenta Figma.</w:t>
+        <w:t xml:space="preserve">A abordagem de prototipação também será adotada para validar conceitos e interações do usuário antes do desenvolvimento completo, utilizando a ferramenta </w:t>
+      </w:r>
+      <w:proofErr w:type="spellStart"/>
+      <w:r>
+        <w:t>Figma</w:t>
+      </w:r>
+      <w:proofErr w:type="spellEnd"/>
+      <w:r>
+        <w:t>.</w:t>
       </w:r>
     </w:p>
     <w:p>
@@ -12386,7 +12521,6 @@
         <w:rPr>
           <w:lang w:val="pt-BR"/>
         </w:rPr>
-        <w:lastRenderedPageBreak/>
         <w:t>Documento de Requisitos</w:t>
       </w:r>
       <w:bookmarkEnd w:id="12"/>
@@ -12558,7 +12692,6 @@
       </w:pPr>
       <w:bookmarkStart w:id="20" w:name="_Toc242800044"/>
       <w:r>
-        <w:lastRenderedPageBreak/>
         <w:t>RF5 – Visualizar Agenda</w:t>
       </w:r>
       <w:bookmarkEnd w:id="20"/>
@@ -12810,7 +12943,6 @@
       </w:pPr>
       <w:bookmarkStart w:id="29" w:name="_Toc242800053"/>
       <w:r>
-        <w:lastRenderedPageBreak/>
         <w:t>RF14 – Histórico de Cliente</w:t>
       </w:r>
       <w:bookmarkEnd w:id="29"/>
@@ -13086,16 +13218,32 @@
           <w:rFonts w:eastAsia="Arial" w:cs="Arial"/>
           <w:szCs w:val="24"/>
         </w:rPr>
-        <w:t xml:space="preserve">Calcular automaticamente lucro bruto e lucro líquido com base nos </w:t>
-      </w:r>
-      <w:r>
+        <w:t>Calcular automaticamente lucro bruto e lucro líquido com base nos agendamentos concluídos em modo diário, semanal ou mensal.</w:t>
+      </w:r>
+    </w:p>
+    <w:p>
+      <w:pPr>
         <w:rPr>
           <w:rFonts w:eastAsia="Arial" w:cs="Arial"/>
           <w:szCs w:val="24"/>
         </w:rPr>
-        <w:lastRenderedPageBreak/>
-        <w:t>agendamentos concluídos em modo diário, semanal ou mensal.</w:t>
-      </w:r>
+      </w:pPr>
+    </w:p>
+    <w:p>
+      <w:pPr>
+        <w:pStyle w:val="Ttulo3"/>
+      </w:pPr>
+      <w:bookmarkStart w:id="38" w:name="_Toc242800062"/>
+      <w:r>
+        <w:t xml:space="preserve">RF23 – </w:t>
+      </w:r>
+      <w:r>
+        <w:rPr>
+          <w:rFonts w:eastAsia="Arial"/>
+        </w:rPr>
+        <w:t>Calcular Lucros Geral</w:t>
+      </w:r>
+      <w:bookmarkEnd w:id="38"/>
     </w:p>
     <w:p>
       <w:pPr>
@@ -13104,35 +13252,11 @@
           <w:szCs w:val="24"/>
         </w:rPr>
       </w:pPr>
-    </w:p>
-    <w:p>
-      <w:pPr>
-        <w:pStyle w:val="Ttulo3"/>
-      </w:pPr>
-      <w:bookmarkStart w:id="38" w:name="_Toc242800062"/>
-      <w:r>
-        <w:t xml:space="preserve">RF23 – </w:t>
-      </w:r>
-      <w:r>
-        <w:rPr>
-          <w:rFonts w:eastAsia="Arial"/>
-        </w:rPr>
-        <w:t>Calcular Lucros Geral</w:t>
-      </w:r>
-      <w:bookmarkEnd w:id="38"/>
-    </w:p>
-    <w:p>
-      <w:pPr>
+      <w:r>
         <w:rPr>
           <w:rFonts w:eastAsia="Arial" w:cs="Arial"/>
           <w:szCs w:val="24"/>
         </w:rPr>
-      </w:pPr>
-      <w:r>
-        <w:rPr>
-          <w:rFonts w:eastAsia="Arial" w:cs="Arial"/>
-          <w:szCs w:val="24"/>
-        </w:rPr>
         <w:t>Calcular automaticamente lucro bruto e lucro líquido com base nos agendamentos concluídos e registros financeiros avulsos em modo diário, semanal ou mensal.</w:t>
       </w:r>
     </w:p>
@@ -13521,11 +13645,7 @@
         <w:ind w:firstLine="576"/>
       </w:pPr>
       <w:r>
-        <w:t xml:space="preserve">Permitir que o prestador tenha acesso a métricas dos próprios serviços, como </w:t>
-      </w:r>
-      <w:r>
-        <w:lastRenderedPageBreak/>
-        <w:t>ganho por tipo de serviço, média de valor por serviço, entre outras.</w:t>
+        <w:t>Permitir que o prestador tenha acesso a métricas dos próprios serviços, como ganho por tipo de serviço, média de valor por serviço, entre outras.</w:t>
       </w:r>
     </w:p>
     <w:p>
@@ -13539,13 +13659,26 @@
       </w:pPr>
       <w:bookmarkStart w:id="55" w:name="_Toc242800079"/>
       <w:r>
-        <w:t>RF40 – Monitorar Presença por Geocodificação</w:t>
+        <w:t xml:space="preserve">RF40 – Monitorar Presença por </w:t>
+      </w:r>
+      <w:proofErr w:type="spellStart"/>
+      <w:r>
+        <w:t>Geocodificação</w:t>
       </w:r>
       <w:bookmarkEnd w:id="55"/>
-    </w:p>
-    <w:p>
-      <w:r>
-        <w:t>Permitir converter o endereço do agendamento em latitude/longitude e monitorar a presença do prestador por geofencing. O prestador define um raio de 50m, 100m, 200m ou 500m, e o aplicativo envia a localização a cada 30 segundos.</w:t>
+      <w:proofErr w:type="spellEnd"/>
+    </w:p>
+    <w:p>
+      <w:r>
+        <w:t xml:space="preserve">Permitir converter o endereço do agendamento em latitude/longitude e monitorar a presença do prestador por </w:t>
+      </w:r>
+      <w:proofErr w:type="spellStart"/>
+      <w:r>
+        <w:t>geofencing</w:t>
+      </w:r>
+      <w:proofErr w:type="spellEnd"/>
+      <w:r>
+        <w:t>. O prestador define um raio de 50m, 100m, 200m ou 500m, e o aplicativo envia a localização a cada 30 segundos.</w:t>
       </w:r>
     </w:p>
     <w:p>
@@ -13673,7 +13806,6 @@
       </w:pPr>
       <w:bookmarkStart w:id="60" w:name="_Toc242800084"/>
       <w:r>
-        <w:lastRenderedPageBreak/>
         <w:t>RF45 – Assinar Plano</w:t>
       </w:r>
       <w:bookmarkEnd w:id="60"/>
@@ -13683,7 +13815,15 @@
     </w:p>
     <w:p>
       <w:r>
-        <w:t xml:space="preserve"> Permitir que o prestador escolha e solicite a assinatura de um dos planos disponíveis: Básico (R$ 9,90), Profissional (R$ 19,90) ou Full (R$ 29,90), ficando a ativação sujeita à aprovação do administrador.</w:t>
+        <w:t xml:space="preserve"> Permitir que o prestador escolha e solicite a assinatura de um dos planos disponíveis: Básico (R$ 9,90), Profissional (R$ 19,90) </w:t>
+      </w:r>
+      <w:proofErr w:type="gramStart"/>
+      <w:r>
+        <w:t>ou Full</w:t>
+      </w:r>
+      <w:proofErr w:type="gramEnd"/>
+      <w:r>
+        <w:t xml:space="preserve"> (R$ 29,90), ficando a ativação sujeita à aprovação do administrador.</w:t>
       </w:r>
     </w:p>
     <w:p/>
@@ -13702,7 +13842,15 @@
     </w:p>
     <w:p>
       <w:r>
-        <w:t xml:space="preserve"> Permitir que o prestador solicite upgrade ou downgrade do plano contratado, ficando a alteração sujeita à aprovação do administrador.</w:t>
+        <w:t xml:space="preserve"> Permitir que o prestador solicite upgrade ou </w:t>
+      </w:r>
+      <w:proofErr w:type="spellStart"/>
+      <w:r>
+        <w:t>downgrade</w:t>
+      </w:r>
+      <w:proofErr w:type="spellEnd"/>
+      <w:r>
+        <w:t xml:space="preserve"> do plano contratado, ficando a alteração sujeita à aprovação do administrador.</w:t>
       </w:r>
     </w:p>
     <w:p/>
@@ -13743,7 +13891,23 @@
     </w:p>
     <w:p>
       <w:r>
-        <w:t xml:space="preserve"> Liberar ou bloquear automaticamente as funcionalidades conforme o plano aprovado do prestador: Básico (agendamentos, agenda, clientes, histórico, tipos de serviço e perfil), Profissional (tudo do Básico, além de financeiro e métricas do prestador) e Full (tudo do Profissional, além de portfólio público, fotos, área e métricas do cliente e geofencing).</w:t>
+        <w:t xml:space="preserve"> Liberar ou bloquear automaticamente as funcionalidades conforme o plano aprovado do prestador: Básico (agendamentos, agenda, clientes, histórico, tipos de serviço e perfil), Profissional (tudo do Básico, além de financeiro e métricas do prestador) </w:t>
+      </w:r>
+      <w:proofErr w:type="gramStart"/>
+      <w:r>
+        <w:t>e Full</w:t>
+      </w:r>
+      <w:proofErr w:type="gramEnd"/>
+      <w:r>
+        <w:t xml:space="preserve"> (tudo do Profissional, além de portfólio público, fotos, área e métricas do cliente e </w:t>
+      </w:r>
+      <w:proofErr w:type="spellStart"/>
+      <w:r>
+        <w:t>geofencing</w:t>
+      </w:r>
+      <w:proofErr w:type="spellEnd"/>
+      <w:r>
+        <w:t>).</w:t>
       </w:r>
     </w:p>
     <w:p/>
@@ -13807,11 +13971,7 @@
         <w:tab/>
       </w:r>
       <w:r>
-        <w:t xml:space="preserve">Permitir que o usuário visualize a Política de Privacidade, tanto no aplicativo mobile do prestador quanto no portal web do cliente, contendo as seções sobre a política, dados coletados, uso da localização, utilização dos dados, compartilhamento de dados, armazenamento e segurança, direitos do usuário e </w:t>
-      </w:r>
-      <w:r>
-        <w:lastRenderedPageBreak/>
-        <w:t>contato, informando também a data da última atualização.</w:t>
+        <w:t>Permitir que o usuário visualize a Política de Privacidade, tanto no aplicativo mobile do prestador quanto no portal web do cliente, contendo as seções sobre a política, dados coletados, uso da localização, utilização dos dados, compartilhamento de dados, armazenamento e segurança, direitos do usuário e contato, informando também a data da última atualização.</w:t>
       </w:r>
     </w:p>
     <w:p/>
@@ -13909,7 +14069,15 @@
         <w:t xml:space="preserve"> </w:t>
       </w:r>
       <w:r>
-        <w:t>Permitir que o usuário ative ou desative a coleta de localização por meio da área Meu Perfil. A localização somente deve ser coletada mediante o consentimento do usuário, exclusivamente para utilização do geofencing do plano Full e enquanto o recurso estiver ativo. Ao desativar a opção, a coleta deve ser interrompida imediatamente.</w:t>
+        <w:t xml:space="preserve">Permitir que o usuário ative ou desative a coleta de localização por meio da área Meu Perfil. A localização somente deve ser coletada mediante o consentimento do usuário, exclusivamente para utilização do </w:t>
+      </w:r>
+      <w:proofErr w:type="spellStart"/>
+      <w:r>
+        <w:t>geofencing</w:t>
+      </w:r>
+      <w:proofErr w:type="spellEnd"/>
+      <w:r>
+        <w:t xml:space="preserve"> do plano Full e enquanto o recurso estiver ativo. Ao desativar a opção, a coleta deve ser interrompida imediatamente.</w:t>
       </w:r>
     </w:p>
     <w:p/>
@@ -13956,7 +14124,6 @@
       </w:pPr>
       <w:bookmarkStart w:id="79" w:name="_Toc242800096"/>
       <w:r>
-        <w:lastRenderedPageBreak/>
         <w:t xml:space="preserve">RF57 – </w:t>
       </w:r>
       <w:r>
@@ -14052,7 +14219,6 @@
       </w:pPr>
       <w:bookmarkStart w:id="82" w:name="_Toc242800099"/>
       <w:r>
-        <w:lastRenderedPageBreak/>
         <w:t>Requisitos Não Funcionais</w:t>
       </w:r>
       <w:bookmarkEnd w:id="82"/>
@@ -14286,7 +14452,6 @@
       <w:bookmarkStart w:id="87" w:name="_Toc326436659"/>
       <w:bookmarkStart w:id="88" w:name="_Toc242800100"/>
       <w:r>
-        <w:lastRenderedPageBreak/>
         <w:t>Diagrama de Caso de Uso</w:t>
       </w:r>
       <w:bookmarkStart w:id="89" w:name="_Toc165310878"/>
@@ -14388,7 +14553,7 @@
           <w:noProof/>
         </w:rPr>
         <w:drawing>
-          <wp:inline distT="0" distB="0" distL="0" distR="0" wp14:anchorId="703A1FEA" wp14:editId="37D42429">
+          <wp:inline distT="0" distB="0" distL="0" distR="0" wp14:anchorId="703A1FEA" wp14:editId="1998E1E4">
             <wp:extent cx="5567947" cy="4533900"/>
             <wp:effectExtent l="0" t="0" r="0" b="0"/>
             <wp:docPr id="953221992" name="drawing"/>
@@ -14482,7 +14647,39 @@
           <w:rFonts w:eastAsia="Arial" w:cs="Arial"/>
           <w:szCs w:val="24"/>
         </w:rPr>
-        <w:t>O MongoDB não utiliza um Diagrama de Classe, pois é um banco de dados não relacional orientado a documentos. Em vez de organizar os dados em tabelas com relações rígidas, o MongoDB armazena informações em coleções de documentos no formato JSON (ou BSON), permitindo maior flexibilidade na modelagem dos dados.</w:t>
+        <w:t xml:space="preserve">O </w:t>
+      </w:r>
+      <w:proofErr w:type="spellStart"/>
+      <w:r>
+        <w:rPr>
+          <w:rFonts w:eastAsia="Arial" w:cs="Arial"/>
+          <w:szCs w:val="24"/>
+        </w:rPr>
+        <w:t>MongoDB</w:t>
+      </w:r>
+      <w:proofErr w:type="spellEnd"/>
+      <w:r>
+        <w:rPr>
+          <w:rFonts w:eastAsia="Arial" w:cs="Arial"/>
+          <w:szCs w:val="24"/>
+        </w:rPr>
+        <w:t xml:space="preserve"> não utiliza um Diagrama de Classe, pois é um banco de dados não relacional orientado a documentos. Em vez de organizar os dados em tabelas com relações rígidas, o </w:t>
+      </w:r>
+      <w:proofErr w:type="spellStart"/>
+      <w:r>
+        <w:rPr>
+          <w:rFonts w:eastAsia="Arial" w:cs="Arial"/>
+          <w:szCs w:val="24"/>
+        </w:rPr>
+        <w:t>MongoDB</w:t>
+      </w:r>
+      <w:proofErr w:type="spellEnd"/>
+      <w:r>
+        <w:rPr>
+          <w:rFonts w:eastAsia="Arial" w:cs="Arial"/>
+          <w:szCs w:val="24"/>
+        </w:rPr>
+        <w:t xml:space="preserve"> armazena informações em coleções de documentos no formato JSON (ou BSON), permitindo maior flexibilidade na modelagem dos dados.</w:t>
       </w:r>
     </w:p>
     <w:p>
@@ -14510,11 +14707,15 @@
     </w:p>
     <w:p>
       <w:r>
-        <w:t xml:space="preserve">Para a elaboração do modelo de negócio decidimos utilizar o Modelo de </w:t>
-      </w:r>
-      <w:r>
-        <w:lastRenderedPageBreak/>
-        <w:t>Negócio Canvas, no qual permite que planejemos de forma concisa e visual os principais aspectos da aplicação web, como seu público-alvo, proposta de valor, canais de distribuição, fontes de receita e estrutura de custos. Ajudando a equipe a entender o mercado, definir uma estratégia clara e criar valor para os usuários e a comunidade local de forma eficiente. Na Figura 2 é apresentado o modelo de negócios canvas da aplicação.</w:t>
+        <w:t xml:space="preserve">Para a elaboração do modelo de negócio decidimos utilizar o Modelo de Negócio Canvas, no qual permite que planejemos de forma concisa e visual os principais aspectos da aplicação web, como seu público-alvo, proposta de valor, canais de distribuição, fontes de receita e estrutura de custos. Ajudando a equipe a entender o mercado, definir uma estratégia clara e criar valor para os usuários e a comunidade local de forma eficiente. Na Figura 2 é apresentado o modelo de negócios </w:t>
+      </w:r>
+      <w:proofErr w:type="spellStart"/>
+      <w:r>
+        <w:t>canvas</w:t>
+      </w:r>
+      <w:proofErr w:type="spellEnd"/>
+      <w:r>
+        <w:t xml:space="preserve"> da aplicação.</w:t>
       </w:r>
     </w:p>
     <w:p>
@@ -14676,7 +14877,23 @@
           <w:rFonts w:eastAsia="Arial" w:cs="Arial"/>
           <w:szCs w:val="24"/>
         </w:rPr>
-        <w:t>Um aplicativo mobile com interface intuitiva, que permite ao prestador de serviços utilizá-lo sem necessitar de muito aprendizado sobre a plataforma, substituindo o trabalho manual por um gerenciamento automático e simplificado de agenda, clientes, serviços e finanças. Também oferece comprovação de presença no local do atendimento por geofencing, portal web para o cliente acompanhar suas métricas e os serviços prestados a ele, e portfólio público para divulgar o trabalho do profissional.</w:t>
+        <w:t xml:space="preserve">Um aplicativo mobile com interface intuitiva, que permite ao prestador de serviços utilizá-lo sem necessitar de muito aprendizado sobre a plataforma, substituindo o trabalho manual por um gerenciamento automático e simplificado de agenda, clientes, serviços e finanças. Também oferece comprovação de presença no local do atendimento por </w:t>
+      </w:r>
+      <w:proofErr w:type="spellStart"/>
+      <w:r>
+        <w:rPr>
+          <w:rFonts w:eastAsia="Arial" w:cs="Arial"/>
+          <w:szCs w:val="24"/>
+        </w:rPr>
+        <w:t>geofencing</w:t>
+      </w:r>
+      <w:proofErr w:type="spellEnd"/>
+      <w:r>
+        <w:rPr>
+          <w:rFonts w:eastAsia="Arial" w:cs="Arial"/>
+          <w:szCs w:val="24"/>
+        </w:rPr>
+        <w:t>, portal web para o cliente acompanhar suas métricas e os serviços prestados a ele, e portfólio público para divulgar o trabalho do profissional.</w:t>
       </w:r>
     </w:p>
     <w:p/>
@@ -14717,7 +14934,39 @@
           <w:rFonts w:eastAsia="Arial" w:cs="Arial"/>
           <w:szCs w:val="24"/>
         </w:rPr>
-        <w:t>FATEC Jahu (infraestrutura física e orientação técnica), trabalhadores autônomos (validação do aplicativo), empresa colaboradora Gabriel Serviços Gerais, provedores de mapas e geocodificação (monitoramento de presença por geofencing) e serviço de e-mail (envio de credenciais e recuperação de senha).</w:t>
+        <w:t xml:space="preserve">FATEC Jahu (infraestrutura física e orientação técnica), trabalhadores autônomos (validação do aplicativo), empresa colaboradora Gabriel Serviços Gerais, provedores de mapas e </w:t>
+      </w:r>
+      <w:proofErr w:type="spellStart"/>
+      <w:r>
+        <w:rPr>
+          <w:rFonts w:eastAsia="Arial" w:cs="Arial"/>
+          <w:szCs w:val="24"/>
+        </w:rPr>
+        <w:t>geocodificação</w:t>
+      </w:r>
+      <w:proofErr w:type="spellEnd"/>
+      <w:r>
+        <w:rPr>
+          <w:rFonts w:eastAsia="Arial" w:cs="Arial"/>
+          <w:szCs w:val="24"/>
+        </w:rPr>
+        <w:t xml:space="preserve"> (monitoramento de presença por </w:t>
+      </w:r>
+      <w:proofErr w:type="spellStart"/>
+      <w:r>
+        <w:rPr>
+          <w:rFonts w:eastAsia="Arial" w:cs="Arial"/>
+          <w:szCs w:val="24"/>
+        </w:rPr>
+        <w:t>geofencing</w:t>
+      </w:r>
+      <w:proofErr w:type="spellEnd"/>
+      <w:r>
+        <w:rPr>
+          <w:rFonts w:eastAsia="Arial" w:cs="Arial"/>
+          <w:szCs w:val="24"/>
+        </w:rPr>
+        <w:t>) e serviço de e-mail (envio de credenciais e recuperação de senha).</w:t>
       </w:r>
       <w:bookmarkStart w:id="126" w:name="_Toc165310880"/>
     </w:p>
@@ -14746,7 +14995,23 @@
           <w:rFonts w:eastAsia="Arial" w:cs="Arial"/>
           <w:szCs w:val="24"/>
         </w:rPr>
-        <w:t>No aplicativo mobile, o prestador gerencia agendamentos, serviços, clientes e histórico, registra entradas e saídas, calcula lucros, gera relatórios financeiros, gera o acesso do cliente e monitora presença por geofencing. Na plataforma web, o administrador modera fotos, mantém o portfólio público e administra usuários, acessos e logs, e o cliente consulta suas métricas e os serviços prestados a ele.</w:t>
+        <w:t xml:space="preserve">No aplicativo mobile, o prestador gerencia agendamentos, serviços, clientes e histórico, registra entradas e saídas, calcula lucros, gera relatórios financeiros, gera o acesso do cliente e monitora presença por </w:t>
+      </w:r>
+      <w:proofErr w:type="spellStart"/>
+      <w:r>
+        <w:rPr>
+          <w:rFonts w:eastAsia="Arial" w:cs="Arial"/>
+          <w:szCs w:val="24"/>
+        </w:rPr>
+        <w:t>geofencing</w:t>
+      </w:r>
+      <w:proofErr w:type="spellEnd"/>
+      <w:r>
+        <w:rPr>
+          <w:rFonts w:eastAsia="Arial" w:cs="Arial"/>
+          <w:szCs w:val="24"/>
+        </w:rPr>
+        <w:t>. Na plataforma web, o administrador modera fotos, mantém o portfólio público e administra usuários, acessos e logs, e o cliente consulta suas métricas e os serviços prestados a ele.</w:t>
       </w:r>
     </w:p>
     <w:p>
@@ -14890,7 +15155,6 @@
       </w:pPr>
       <w:bookmarkStart w:id="136" w:name="_Toc242800106"/>
       <w:r>
-        <w:lastRenderedPageBreak/>
         <w:t>Quanto vai custar?</w:t>
       </w:r>
       <w:bookmarkEnd w:id="134"/>
@@ -14915,12 +15179,37 @@
       <w:bookmarkEnd w:id="137"/>
     </w:p>
     <w:p>
+      <w:proofErr w:type="gramStart"/>
       <w:r>
         <w:rPr>
           <w:rFonts w:eastAsia="Arial" w:cs="Arial"/>
           <w:szCs w:val="24"/>
         </w:rPr>
-        <w:t>Desenvolvimento e manutenção do aplicativo mobile e da plataforma web, infraestrutura e serviços necessários ao sistema (hospedagem, armazenamento de fotos, e-mail e geocodificação), suporte, atualização e divulgação.</w:t>
+        <w:t>Desenvolvimento e manutenção do aplicativo mobile</w:t>
+      </w:r>
+      <w:proofErr w:type="gramEnd"/>
+      <w:r>
+        <w:rPr>
+          <w:rFonts w:eastAsia="Arial" w:cs="Arial"/>
+          <w:szCs w:val="24"/>
+        </w:rPr>
+        <w:t xml:space="preserve"> e da plataforma web, infraestrutura e serviços necessários ao sistema (hospedagem, armazenamento de fotos, e-mail e </w:t>
+      </w:r>
+      <w:proofErr w:type="spellStart"/>
+      <w:r>
+        <w:rPr>
+          <w:rFonts w:eastAsia="Arial" w:cs="Arial"/>
+          <w:szCs w:val="24"/>
+        </w:rPr>
+        <w:t>geocodificação</w:t>
+      </w:r>
+      <w:proofErr w:type="spellEnd"/>
+      <w:r>
+        <w:rPr>
+          <w:rFonts w:eastAsia="Arial" w:cs="Arial"/>
+          <w:szCs w:val="24"/>
+        </w:rPr>
+        <w:t>), suporte, atualização e divulgação.</w:t>
       </w:r>
       <w:bookmarkStart w:id="138" w:name="_Toc165310887"/>
     </w:p>
@@ -15210,8 +15499,13 @@
               <w:jc w:val="left"/>
             </w:pPr>
             <w:r>
-              <w:t>Tudo do Profissional; portfólio público; upload de fotos dos serviços; área do cliente e métricas do cliente; geolocalização e geofencing</w:t>
-            </w:r>
+              <w:t xml:space="preserve">Tudo do Profissional; portfólio público; upload de fotos dos serviços; área do cliente e métricas do cliente; geolocalização e </w:t>
+            </w:r>
+            <w:proofErr w:type="spellStart"/>
+            <w:r>
+              <w:t>geofencing</w:t>
+            </w:r>
+            <w:proofErr w:type="spellEnd"/>
           </w:p>
         </w:tc>
       </w:tr>
@@ -15242,7 +15536,6 @@
       <w:bookmarkStart w:id="140" w:name="_Toc515023479"/>
       <w:bookmarkStart w:id="141" w:name="_Toc242800107"/>
       <w:r>
-        <w:lastRenderedPageBreak/>
         <w:t>Estudo de viabilidade</w:t>
       </w:r>
       <w:bookmarkEnd w:id="139"/>
@@ -15325,7 +15618,15 @@
         <w:t>Diferenciais:</w:t>
       </w:r>
       <w:r>
-        <w:t xml:space="preserve"> foco total nas necessidades de pessoas que trabalham por conta própria e sistema de fácil aprendizado, sendo necessária apenas a aprendizagem prática do autônomo. Também se destacam a comprovação de presença no local do atendimento por geofencing, o portal web para o cliente acompanhar os serviços realizados para ele, o portfólio público para divulgação do trabalho e os planos de assinatura de baixo custo, com 7 dias grátis para novos usuários.</w:t>
+        <w:t xml:space="preserve"> foco total nas necessidades de pessoas que trabalham por conta própria e sistema de fácil aprendizado, sendo necessária apenas a aprendizagem prática do autônomo. Também se destacam a comprovação de presença no local do atendimento por </w:t>
+      </w:r>
+      <w:proofErr w:type="spellStart"/>
+      <w:r>
+        <w:t>geofencing</w:t>
+      </w:r>
+      <w:proofErr w:type="spellEnd"/>
+      <w:r>
+        <w:t>, o portal web para o cliente acompanhar os serviços realizados para ele, o portfólio público para divulgação do trabalho e os planos de assinatura de baixo custo, com 7 dias grátis para novos usuários.</w:t>
       </w:r>
     </w:p>
     <w:p>
@@ -15378,15 +15679,7 @@
           <w:rFonts w:cs="Arial"/>
           <w:szCs w:val="24"/>
         </w:rPr>
-        <w:t xml:space="preserve">A viabilidade de recursos refere-se à análise dos insumos necessários para o desenvolvimento e a manutenção da aplicação, avaliando sua disponibilidade e adequação. Para a criação do aplicativo mobile e da plataforma web, consideramos a </w:t>
-      </w:r>
-      <w:r>
-        <w:rPr>
-          <w:rFonts w:cs="Arial"/>
-          <w:szCs w:val="24"/>
-        </w:rPr>
-        <w:lastRenderedPageBreak/>
-        <w:t>necessidade de recursos humanos, as ferramentas e a infraestrutura. Os recursos financeiros não foram levantados, pois o projeto possui um foco educacional.</w:t>
+        <w:t>A viabilidade de recursos refere-se à análise dos insumos necessários para o desenvolvimento e a manutenção da aplicação, avaliando sua disponibilidade e adequação. Para a criação do aplicativo mobile e da plataforma web, consideramos a necessidade de recursos humanos, as ferramentas e a infraestrutura. Os recursos financeiros não foram levantados, pois o projeto possui um foco educacional.</w:t>
       </w:r>
     </w:p>
     <w:p>
@@ -15498,6 +15791,7 @@
           <w:szCs w:val="24"/>
         </w:rPr>
       </w:pPr>
+      <w:proofErr w:type="spellStart"/>
       <w:r>
         <w:rPr>
           <w:rFonts w:ascii="Arial" w:hAnsi="Arial" w:cs="Arial"/>
@@ -15506,7 +15800,18 @@
           <w:sz w:val="24"/>
           <w:szCs w:val="24"/>
         </w:rPr>
-        <w:t>Backend em ASP.NET</w:t>
+        <w:t>Backend</w:t>
+      </w:r>
+      <w:proofErr w:type="spellEnd"/>
+      <w:r>
+        <w:rPr>
+          <w:rFonts w:ascii="Arial" w:hAnsi="Arial" w:cs="Arial"/>
+          <w:b/>
+          <w:bCs/>
+          <w:sz w:val="24"/>
+          <w:szCs w:val="24"/>
+        </w:rPr>
+        <w:t xml:space="preserve"> em ASP.NET</w:t>
       </w:r>
       <w:r>
         <w:rPr>
@@ -15530,6 +15835,7 @@
           <w:szCs w:val="24"/>
         </w:rPr>
       </w:pPr>
+      <w:proofErr w:type="spellStart"/>
       <w:r>
         <w:rPr>
           <w:rFonts w:ascii="Arial" w:hAnsi="Arial" w:cs="Arial"/>
@@ -15538,7 +15844,18 @@
           <w:sz w:val="24"/>
           <w:szCs w:val="24"/>
         </w:rPr>
-        <w:t>Frontend em .NET MAUI</w:t>
+        <w:t>Frontend</w:t>
+      </w:r>
+      <w:proofErr w:type="spellEnd"/>
+      <w:r>
+        <w:rPr>
+          <w:rFonts w:ascii="Arial" w:hAnsi="Arial" w:cs="Arial"/>
+          <w:b/>
+          <w:bCs/>
+          <w:sz w:val="24"/>
+          <w:szCs w:val="24"/>
+        </w:rPr>
+        <w:t xml:space="preserve"> em .NET MAUI</w:t>
       </w:r>
       <w:r>
         <w:rPr>
@@ -15594,6 +15911,7 @@
           <w:szCs w:val="24"/>
         </w:rPr>
       </w:pPr>
+      <w:proofErr w:type="spellStart"/>
       <w:r>
         <w:rPr>
           <w:rFonts w:ascii="Arial" w:hAnsi="Arial" w:cs="Arial"/>
@@ -15604,6 +15922,7 @@
         </w:rPr>
         <w:t>MongoDB</w:t>
       </w:r>
+      <w:proofErr w:type="spellEnd"/>
       <w:r>
         <w:rPr>
           <w:rFonts w:ascii="Arial" w:hAnsi="Arial" w:cs="Arial"/>
@@ -15626,6 +15945,7 @@
           <w:szCs w:val="24"/>
         </w:rPr>
       </w:pPr>
+      <w:proofErr w:type="spellStart"/>
       <w:r>
         <w:rPr>
           <w:rFonts w:ascii="Arial" w:hAnsi="Arial" w:cs="Arial"/>
@@ -15634,7 +15954,18 @@
           <w:sz w:val="24"/>
           <w:szCs w:val="24"/>
         </w:rPr>
-        <w:t>Git e GitHub</w:t>
+        <w:t>Git</w:t>
+      </w:r>
+      <w:proofErr w:type="spellEnd"/>
+      <w:r>
+        <w:rPr>
+          <w:rFonts w:ascii="Arial" w:hAnsi="Arial" w:cs="Arial"/>
+          <w:b/>
+          <w:bCs/>
+          <w:sz w:val="24"/>
+          <w:szCs w:val="24"/>
+        </w:rPr>
+        <w:t xml:space="preserve"> e GitHub</w:t>
       </w:r>
       <w:r>
         <w:rPr>
@@ -15674,7 +16005,43 @@
           <w:sz w:val="24"/>
           <w:szCs w:val="24"/>
         </w:rPr>
-        <w:t xml:space="preserve"> o banco de dados será hospedado no MongoDB Atlas, e o projeto (API e plataforma web) e o armazenamento (storage) das fotos de serviço ficarão no Microsoft Azure.</w:t>
+        <w:t xml:space="preserve"> o banco de dados será hospedado no </w:t>
+      </w:r>
+      <w:proofErr w:type="spellStart"/>
+      <w:r>
+        <w:rPr>
+          <w:rFonts w:ascii="Arial" w:hAnsi="Arial" w:cs="Arial"/>
+          <w:sz w:val="24"/>
+          <w:szCs w:val="24"/>
+        </w:rPr>
+        <w:t>MongoDB</w:t>
+      </w:r>
+      <w:proofErr w:type="spellEnd"/>
+      <w:r>
+        <w:rPr>
+          <w:rFonts w:ascii="Arial" w:hAnsi="Arial" w:cs="Arial"/>
+          <w:sz w:val="24"/>
+          <w:szCs w:val="24"/>
+        </w:rPr>
+        <w:t xml:space="preserve"> Atlas, e o projeto (API e plataforma web) e o armazenamento (</w:t>
+      </w:r>
+      <w:proofErr w:type="spellStart"/>
+      <w:r>
+        <w:rPr>
+          <w:rFonts w:ascii="Arial" w:hAnsi="Arial" w:cs="Arial"/>
+          <w:sz w:val="24"/>
+          <w:szCs w:val="24"/>
+        </w:rPr>
+        <w:t>storage</w:t>
+      </w:r>
+      <w:proofErr w:type="spellEnd"/>
+      <w:r>
+        <w:rPr>
+          <w:rFonts w:ascii="Arial" w:hAnsi="Arial" w:cs="Arial"/>
+          <w:sz w:val="24"/>
+          <w:szCs w:val="24"/>
+        </w:rPr>
+        <w:t>) das fotos de serviço ficarão no Microsoft Azure.</w:t>
       </w:r>
     </w:p>
     <w:p>
@@ -15706,7 +16073,25 @@
           <w:sz w:val="24"/>
           <w:szCs w:val="24"/>
         </w:rPr>
-        <w:t xml:space="preserve"> geocodificação e mapas, para o monitoramento de presença, e envio de e-mails, para as credenciais e a recuperação de senha.</w:t>
+        <w:t xml:space="preserve"> </w:t>
+      </w:r>
+      <w:proofErr w:type="spellStart"/>
+      <w:r>
+        <w:rPr>
+          <w:rFonts w:ascii="Arial" w:hAnsi="Arial" w:cs="Arial"/>
+          <w:sz w:val="24"/>
+          <w:szCs w:val="24"/>
+        </w:rPr>
+        <w:t>geocodificação</w:t>
+      </w:r>
+      <w:proofErr w:type="spellEnd"/>
+      <w:r>
+        <w:rPr>
+          <w:rFonts w:ascii="Arial" w:hAnsi="Arial" w:cs="Arial"/>
+          <w:sz w:val="24"/>
+          <w:szCs w:val="24"/>
+        </w:rPr>
+        <w:t xml:space="preserve"> e mapas, para o monitoramento de presença, e envio de e-mails, para as credenciais e a recuperação de senha.</w:t>
       </w:r>
     </w:p>
     <w:p>
@@ -15863,16 +16248,7 @@
           <w:sz w:val="24"/>
           <w:szCs w:val="24"/>
         </w:rPr>
-        <w:t xml:space="preserve"> a hospedagem em nuvem permite acessar o aplicativo e o portal web a qualquer momento e de qualquer lugar, sem que o usuário precise </w:t>
-      </w:r>
-      <w:r>
-        <w:rPr>
-          <w:rFonts w:ascii="Arial" w:hAnsi="Arial" w:cs="Arial"/>
-          <w:sz w:val="24"/>
-          <w:szCs w:val="24"/>
-        </w:rPr>
-        <w:lastRenderedPageBreak/>
-        <w:t>manter servidores próprios;</w:t>
+        <w:t xml:space="preserve"> a hospedagem em nuvem permite acessar o aplicativo e o portal web a qualquer momento e de qualquer lugar, sem que o usuário precise manter servidores próprios;</w:t>
       </w:r>
     </w:p>
     <w:p>
@@ -16027,7 +16403,43 @@
           <w:sz w:val="24"/>
           <w:szCs w:val="24"/>
         </w:rPr>
-        <w:t xml:space="preserve"> hospedagem em nuvem (MongoDB Atlas para o banco de dados e Microsoft Azure para o projeto e o armazenamento de fotos), envio de e-mails, geocodificação, suporte, atualização e manutenção do sistema, assim como custo com a divulgação do produto;</w:t>
+        <w:t xml:space="preserve"> hospedagem em nuvem (</w:t>
+      </w:r>
+      <w:proofErr w:type="spellStart"/>
+      <w:r>
+        <w:rPr>
+          <w:rFonts w:ascii="Arial" w:hAnsi="Arial" w:cs="Arial"/>
+          <w:sz w:val="24"/>
+          <w:szCs w:val="24"/>
+        </w:rPr>
+        <w:t>MongoDB</w:t>
+      </w:r>
+      <w:proofErr w:type="spellEnd"/>
+      <w:r>
+        <w:rPr>
+          <w:rFonts w:ascii="Arial" w:hAnsi="Arial" w:cs="Arial"/>
+          <w:sz w:val="24"/>
+          <w:szCs w:val="24"/>
+        </w:rPr>
+        <w:t xml:space="preserve"> Atlas para o banco de dados e Microsoft Azure para o projeto e o armazenamento de fotos), envio de e-mails, </w:t>
+      </w:r>
+      <w:proofErr w:type="spellStart"/>
+      <w:r>
+        <w:rPr>
+          <w:rFonts w:ascii="Arial" w:hAnsi="Arial" w:cs="Arial"/>
+          <w:sz w:val="24"/>
+          <w:szCs w:val="24"/>
+        </w:rPr>
+        <w:t>geocodificação</w:t>
+      </w:r>
+      <w:proofErr w:type="spellEnd"/>
+      <w:r>
+        <w:rPr>
+          <w:rFonts w:ascii="Arial" w:hAnsi="Arial" w:cs="Arial"/>
+          <w:sz w:val="24"/>
+          <w:szCs w:val="24"/>
+        </w:rPr>
+        <w:t>, suporte, atualização e manutenção do sistema, assim como custo com a divulgação do produto;</w:t>
       </w:r>
     </w:p>
     <w:p>
@@ -16139,7 +16551,6 @@
       <w:bookmarkStart w:id="157" w:name="_Toc1662712195"/>
       <w:bookmarkEnd w:id="89"/>
       <w:r>
-        <w:lastRenderedPageBreak/>
         <w:t>Modelo de dados</w:t>
       </w:r>
       <w:bookmarkEnd w:id="154"/>
@@ -16213,7 +16624,23 @@
           <w:rFonts w:eastAsia="Arial" w:cs="Arial"/>
           <w:szCs w:val="24"/>
         </w:rPr>
-        <w:t>O design do DayPlannio será centrado na experiência do usuário, com uma interface limpa, intuitiva e organizada que facilite o gerenciamento da rotina de profissionais autônomos.</w:t>
+        <w:t xml:space="preserve">O design do </w:t>
+      </w:r>
+      <w:proofErr w:type="spellStart"/>
+      <w:r>
+        <w:rPr>
+          <w:rFonts w:eastAsia="Arial" w:cs="Arial"/>
+          <w:szCs w:val="24"/>
+        </w:rPr>
+        <w:t>DayPlannio</w:t>
+      </w:r>
+      <w:proofErr w:type="spellEnd"/>
+      <w:r>
+        <w:rPr>
+          <w:rFonts w:eastAsia="Arial" w:cs="Arial"/>
+          <w:szCs w:val="24"/>
+        </w:rPr>
+        <w:t xml:space="preserve"> será centrado na experiência do usuário, com uma interface limpa, intuitiva e organizada que facilite o gerenciamento da rotina de profissionais autônomos.</w:t>
       </w:r>
     </w:p>
     <w:p>
@@ -16395,7 +16822,23 @@
           <w:rFonts w:eastAsia="Arial" w:cs="Arial"/>
           <w:szCs w:val="24"/>
         </w:rPr>
-        <w:t>A paleta de cores do DayPlannio foi cuidadosamente selecionada para transmitir organização, produtividade, simplicidade e confiança, refletindo o propósito da aplicação de auxiliar profissionais autônomos na gestão de sua rotina de forma prática e eficiente. Na Figura 3 é apresentada a paleta de cores da aplicação.</w:t>
+        <w:t xml:space="preserve">A paleta de cores do </w:t>
+      </w:r>
+      <w:proofErr w:type="spellStart"/>
+      <w:r>
+        <w:rPr>
+          <w:rFonts w:eastAsia="Arial" w:cs="Arial"/>
+          <w:szCs w:val="24"/>
+        </w:rPr>
+        <w:t>DayPlannio</w:t>
+      </w:r>
+      <w:proofErr w:type="spellEnd"/>
+      <w:r>
+        <w:rPr>
+          <w:rFonts w:eastAsia="Arial" w:cs="Arial"/>
+          <w:szCs w:val="24"/>
+        </w:rPr>
+        <w:t xml:space="preserve"> foi cuidadosamente selecionada para transmitir organização, produtividade, simplicidade e confiança, refletindo o propósito da aplicação de auxiliar profissionais autônomos na gestão de sua rotina de forma prática e eficiente. Na Figura 3 é apresentada a paleta de cores da aplicação.</w:t>
       </w:r>
     </w:p>
     <w:p>
@@ -16457,14 +16900,29 @@
       </w:pPr>
       <w:bookmarkStart w:id="179" w:name="_Toc242800119"/>
       <w:r>
-        <w:lastRenderedPageBreak/>
         <w:t>Tipografia</w:t>
       </w:r>
       <w:bookmarkEnd w:id="179"/>
     </w:p>
     <w:p>
       <w:r>
-        <w:t>A tipografia é um aspecto fundamental do design do DayPlannio, pois influencia diretamente a legibilidade, a estética e a experiência do usuário. Para o desenvolvimento da interface do aplicativo mobile, foi escolhida a fonte Open Sans, reconhecida por sua clareza, modernidade e versatilidade, características importantes para a leitura em telas pequenas. Já no portal web, utiliza-se a fonte Segoe UI, com a fonte padrão do sistema como alternativa, o que garante boa leitura e carregamento rápido nos navegadores.</w:t>
+        <w:t xml:space="preserve">A tipografia é um aspecto fundamental do design do </w:t>
+      </w:r>
+      <w:proofErr w:type="spellStart"/>
+      <w:r>
+        <w:t>DayPlannio</w:t>
+      </w:r>
+      <w:proofErr w:type="spellEnd"/>
+      <w:r>
+        <w:t xml:space="preserve">, pois influencia diretamente a legibilidade, a estética e a experiência do usuário. Para o desenvolvimento da interface do aplicativo mobile, foi escolhida a fonte Open </w:t>
+      </w:r>
+      <w:proofErr w:type="spellStart"/>
+      <w:r>
+        <w:t>Sans</w:t>
+      </w:r>
+      <w:proofErr w:type="spellEnd"/>
+      <w:r>
+        <w:t>, reconhecida por sua clareza, modernidade e versatilidade, características importantes para a leitura em telas pequenas. Já no portal web, utiliza-se a fonte Segoe UI, com a fonte padrão do sistema como alternativa, o que garante boa leitura e carregamento rápido nos navegadores.</w:t>
       </w:r>
     </w:p>
     <w:p/>
@@ -16562,8 +17020,13 @@
       <w:bookmarkEnd w:id="199"/>
       <w:bookmarkEnd w:id="200"/>
       <w:r>
-        <w:t>Open Sans</w:t>
-      </w:r>
+        <w:t xml:space="preserve">Open </w:t>
+      </w:r>
+      <w:proofErr w:type="spellStart"/>
+      <w:r>
+        <w:t>Sans</w:t>
+      </w:r>
+      <w:proofErr w:type="spellEnd"/>
       <w:r>
         <w:t xml:space="preserve"> (aplicativo mobile)</w:t>
       </w:r>
@@ -16698,7 +17161,7 @@
           <w:noProof/>
         </w:rPr>
         <w:drawing>
-          <wp:inline distT="0" distB="0" distL="0" distR="0" wp14:anchorId="053FF6AA" wp14:editId="6191F796">
+          <wp:inline distT="0" distB="0" distL="0" distR="0" wp14:anchorId="053FF6AA" wp14:editId="1F44485D">
             <wp:extent cx="3137132" cy="582749"/>
             <wp:effectExtent l="0" t="0" r="6350" b="8255"/>
             <wp:docPr id="1" name="Imagem 1"/>
@@ -16778,8 +17241,25 @@
           <w:rFonts w:eastAsia="Arial" w:cs="Arial"/>
           <w:szCs w:val="24"/>
         </w:rPr>
-        <w:t xml:space="preserve">O isotipo escolhido para o </w:t>
-      </w:r>
+        <w:t xml:space="preserve">O </w:t>
+      </w:r>
+      <w:proofErr w:type="spellStart"/>
+      <w:r>
+        <w:rPr>
+          <w:rFonts w:eastAsia="Arial" w:cs="Arial"/>
+          <w:szCs w:val="24"/>
+        </w:rPr>
+        <w:t>isotipo</w:t>
+      </w:r>
+      <w:proofErr w:type="spellEnd"/>
+      <w:r>
+        <w:rPr>
+          <w:rFonts w:eastAsia="Arial" w:cs="Arial"/>
+          <w:szCs w:val="24"/>
+        </w:rPr>
+        <w:t xml:space="preserve"> escolhido para o </w:t>
+      </w:r>
+      <w:proofErr w:type="spellStart"/>
       <w:r>
         <w:rPr>
           <w:rFonts w:eastAsia="Arial" w:cs="Arial"/>
@@ -16789,6 +17269,7 @@
         </w:rPr>
         <w:t>DayPlannio</w:t>
       </w:r>
+      <w:proofErr w:type="spellEnd"/>
       <w:r>
         <w:rPr>
           <w:rFonts w:eastAsia="Arial" w:cs="Arial"/>
@@ -16808,7 +17289,23 @@
           <w:rFonts w:eastAsia="Arial" w:cs="Arial"/>
           <w:szCs w:val="24"/>
         </w:rPr>
-        <w:t xml:space="preserve"> é mostrado o isotipo selecionado para a aplicação.</w:t>
+        <w:t xml:space="preserve"> é mostrado o </w:t>
+      </w:r>
+      <w:proofErr w:type="spellStart"/>
+      <w:r>
+        <w:rPr>
+          <w:rFonts w:eastAsia="Arial" w:cs="Arial"/>
+          <w:szCs w:val="24"/>
+        </w:rPr>
+        <w:t>isotipo</w:t>
+      </w:r>
+      <w:proofErr w:type="spellEnd"/>
+      <w:r>
+        <w:rPr>
+          <w:rFonts w:eastAsia="Arial" w:cs="Arial"/>
+          <w:szCs w:val="24"/>
+        </w:rPr>
+        <w:t xml:space="preserve"> selecionado para a aplicação.</w:t>
       </w:r>
     </w:p>
     <w:p>
@@ -16892,7 +17389,11 @@
         <w:t xml:space="preserve"> </w:t>
       </w:r>
       <w:r>
-        <w:t>- Isotipo</w:t>
+        <w:t xml:space="preserve">- </w:t>
+      </w:r>
+      <w:proofErr w:type="spellStart"/>
+      <w:r>
+        <w:t>Isotipo</w:t>
       </w:r>
       <w:bookmarkEnd w:id="204"/>
       <w:bookmarkEnd w:id="205"/>
@@ -16916,6 +17417,7 @@
       <w:bookmarkEnd w:id="223"/>
       <w:bookmarkEnd w:id="224"/>
       <w:bookmarkEnd w:id="225"/>
+      <w:proofErr w:type="spellEnd"/>
     </w:p>
     <w:p>
       <w:pPr>
@@ -17017,22 +17519,38 @@
           <w:rFonts w:eastAsia="Arial" w:cs="Arial"/>
           <w:szCs w:val="24"/>
         </w:rPr>
-        <w:t>Os wireframes foram desenvolvidos com o objetivo de definir a estrutura inicial das telas da aplicação, permitindo visualizar a disposição dos elementos e o fluxo de navegação antes da implementação visual definitiva</w:t>
-      </w:r>
+        <w:t xml:space="preserve">Os </w:t>
+      </w:r>
+      <w:proofErr w:type="spellStart"/>
       <w:r>
         <w:rPr>
           <w:rFonts w:eastAsia="Arial" w:cs="Arial"/>
           <w:szCs w:val="24"/>
         </w:rPr>
-        <w:t>.</w:t>
-      </w:r>
-    </w:p>
-    <w:p>
-      <w:pPr>
+        <w:t>wireframes</w:t>
+      </w:r>
+      <w:proofErr w:type="spellEnd"/>
+      <w:r>
         <w:rPr>
           <w:rFonts w:eastAsia="Arial" w:cs="Arial"/>
           <w:szCs w:val="24"/>
         </w:rPr>
+        <w:t xml:space="preserve"> foram desenvolvidos com o objetivo de definir a estrutura inicial das telas da aplicação, permitindo visualizar a disposição dos elementos e o fluxo de navegação antes da implementação visual definitiva</w:t>
+      </w:r>
+      <w:r>
+        <w:rPr>
+          <w:rFonts w:eastAsia="Arial" w:cs="Arial"/>
+          <w:szCs w:val="24"/>
+        </w:rPr>
+        <w:t>.</w:t>
+      </w:r>
+    </w:p>
+    <w:p>
+      <w:pPr>
+        <w:rPr>
+          <w:rFonts w:eastAsia="Arial" w:cs="Arial"/>
+          <w:szCs w:val="24"/>
+        </w:rPr>
       </w:pPr>
     </w:p>
     <w:p>
@@ -17041,7 +17559,23 @@
         <w:jc w:val="left"/>
       </w:pPr>
       <w:r>
-        <w:t>Os wireframes estão disponíveis no Figma, por meio do seguinte link</w:t>
+        <w:t xml:space="preserve">Os </w:t>
+      </w:r>
+      <w:proofErr w:type="spellStart"/>
+      <w:r>
+        <w:t>wireframes</w:t>
+      </w:r>
+      <w:proofErr w:type="spellEnd"/>
+      <w:r>
+        <w:t xml:space="preserve"> estão disponíveis no </w:t>
+      </w:r>
+      <w:proofErr w:type="spellStart"/>
+      <w:r>
+        <w:t>Figma</w:t>
+      </w:r>
+      <w:proofErr w:type="spellEnd"/>
+      <w:r>
+        <w:t>, por meio do seguinte link</w:t>
       </w:r>
       <w:r>
         <w:t xml:space="preserve">: </w:t>
@@ -17095,7 +17629,23 @@
           <w:rFonts w:eastAsia="Arial" w:cs="Arial"/>
           <w:szCs w:val="24"/>
         </w:rPr>
-        <w:t>O modelo de navegação da plataforma DayPlannio foi projetado para proporcionar uma experiência intuitiva e organizada aos diferentes perfis de usuários do sistema, estruturada de acordo com as funcionalidades disponíveis para cada tipo de acesso</w:t>
+        <w:t xml:space="preserve">O modelo de navegação da plataforma </w:t>
+      </w:r>
+      <w:proofErr w:type="spellStart"/>
+      <w:r>
+        <w:rPr>
+          <w:rFonts w:eastAsia="Arial" w:cs="Arial"/>
+          <w:szCs w:val="24"/>
+        </w:rPr>
+        <w:t>DayPlannio</w:t>
+      </w:r>
+      <w:proofErr w:type="spellEnd"/>
+      <w:r>
+        <w:rPr>
+          <w:rFonts w:eastAsia="Arial" w:cs="Arial"/>
+          <w:szCs w:val="24"/>
+        </w:rPr>
+        <w:t xml:space="preserve"> foi projetado para proporcionar uma experiência intuitiva e organizada aos diferentes perfis de usuários do sistema, estruturada de acordo com as funcionalidades disponíveis para cada tipo de acesso</w:t>
       </w:r>
       <w:r>
         <w:rPr>
@@ -17254,7 +17804,15 @@
     </w:p>
     <w:p>
       <w:r>
-        <w:t>Foi utilizado o Figma na elaboração do protótipo, visando gerar uma representação visual interativa da interface da aplicação web</w:t>
+        <w:t xml:space="preserve">Foi utilizado o </w:t>
+      </w:r>
+      <w:proofErr w:type="spellStart"/>
+      <w:r>
+        <w:t>Figma</w:t>
+      </w:r>
+      <w:proofErr w:type="spellEnd"/>
+      <w:r>
+        <w:t xml:space="preserve"> na elaboração do protótipo, visando gerar uma representação visual interativa da interface da aplicação web</w:t>
       </w:r>
       <w:r>
         <w:t xml:space="preserve"> e do aplicativo</w:t>
@@ -17436,10 +17994,10 @@
           <w:noProof/>
         </w:rPr>
         <w:drawing>
-          <wp:inline distT="0" distB="0" distL="0" distR="0" wp14:anchorId="2C33B9C9" wp14:editId="22599410">
-            <wp:extent cx="1800000" cy="3070800"/>
+          <wp:inline distT="0" distB="0" distL="0" distR="0" wp14:anchorId="62C25E32" wp14:editId="76867505">
+            <wp:extent cx="1683385" cy="3582868"/>
             <wp:effectExtent l="0" t="0" r="0" b="0"/>
-            <wp:docPr id="8" name="Imagem 8"/>
+            <wp:docPr id="2" name="Imagem 2"/>
             <wp:cNvGraphicFramePr>
               <a:graphicFrameLocks xmlns:a="http://schemas.openxmlformats.org/drawingml/2006/main" noChangeAspect="1"/>
             </wp:cNvGraphicFramePr>
@@ -17447,10 +18005,10 @@
               <a:graphicData uri="http://schemas.openxmlformats.org/drawingml/2006/picture">
                 <pic:pic xmlns:pic="http://schemas.openxmlformats.org/drawingml/2006/picture">
                   <pic:nvPicPr>
-                    <pic:cNvPr id="8" name="cadastrar.PNG"/>
+                    <pic:cNvPr id="2" name="Imagem 2"/>
                     <pic:cNvPicPr/>
                   </pic:nvPicPr>
-                  <pic:blipFill>
+                  <pic:blipFill rotWithShape="1">
                     <a:blip r:embed="rId23" cstate="print">
                       <a:extLst>
                         <a:ext uri="{28A0092B-C50C-407E-A947-70E740481C1C}">
@@ -17458,18 +18016,25 @@
                         </a:ext>
                       </a:extLst>
                     </a:blip>
-                    <a:stretch>
-                      <a:fillRect/>
-                    </a:stretch>
+                    <a:srcRect l="4237" t="2082" r="2188"/>
+                    <a:stretch/>
                   </pic:blipFill>
-                  <pic:spPr>
+                  <pic:spPr bwMode="auto">
                     <a:xfrm>
                       <a:off x="0" y="0"/>
-                      <a:ext cx="1800000" cy="3070800"/>
+                      <a:ext cx="1684376" cy="3584978"/>
                     </a:xfrm>
                     <a:prstGeom prst="rect">
                       <a:avLst/>
                     </a:prstGeom>
+                    <a:ln>
+                      <a:noFill/>
+                    </a:ln>
+                    <a:extLst>
+                      <a:ext uri="{53640926-AAD7-44D8-BBD7-CCE9431645EC}">
+                        <a14:shadowObscured xmlns:a14="http://schemas.microsoft.com/office/drawing/2010/main"/>
+                      </a:ext>
+                    </a:extLst>
                   </pic:spPr>
                 </pic:pic>
               </a:graphicData>
@@ -17497,8 +18062,152 @@
     </w:p>
     <w:p>
       <w:pPr>
+        <w:pStyle w:val="Legenda"/>
+        <w:ind w:left="2831" w:firstLine="1"/>
+        <w:rPr>
+          <w:i w:val="0"/>
+          <w:color w:val="auto"/>
+          <w:sz w:val="20"/>
+          <w:szCs w:val="20"/>
+        </w:rPr>
+      </w:pPr>
+      <w:r>
+        <w:rPr>
+          <w:i w:val="0"/>
+          <w:color w:val="auto"/>
+          <w:sz w:val="20"/>
+          <w:szCs w:val="20"/>
+        </w:rPr>
+        <w:t xml:space="preserve">Figura </w:t>
+      </w:r>
+      <w:r>
+        <w:rPr>
+          <w:i w:val="0"/>
+          <w:color w:val="auto"/>
+          <w:sz w:val="20"/>
+          <w:szCs w:val="20"/>
+        </w:rPr>
+        <w:t>9</w:t>
+      </w:r>
+      <w:r>
+        <w:rPr>
+          <w:i w:val="0"/>
+          <w:color w:val="auto"/>
+          <w:sz w:val="20"/>
+          <w:szCs w:val="20"/>
+        </w:rPr>
+        <w:t xml:space="preserve"> </w:t>
+      </w:r>
+      <w:r>
+        <w:rPr>
+          <w:i w:val="0"/>
+          <w:color w:val="auto"/>
+          <w:sz w:val="20"/>
+          <w:szCs w:val="20"/>
+        </w:rPr>
+        <w:t>–</w:t>
+      </w:r>
+      <w:r>
+        <w:rPr>
+          <w:i w:val="0"/>
+          <w:color w:val="auto"/>
+          <w:sz w:val="20"/>
+          <w:szCs w:val="20"/>
+        </w:rPr>
+        <w:t xml:space="preserve"> </w:t>
+      </w:r>
+      <w:r>
+        <w:rPr>
+          <w:i w:val="0"/>
+          <w:color w:val="auto"/>
+          <w:sz w:val="20"/>
+          <w:szCs w:val="20"/>
+        </w:rPr>
+        <w:t>Planos para o Usuário</w:t>
+      </w:r>
+    </w:p>
+    <w:p>
+      <w:pPr>
+        <w:jc w:val="center"/>
+      </w:pPr>
+      <w:r>
+        <w:rPr>
+          <w:noProof/>
+        </w:rPr>
+        <w:drawing>
+          <wp:inline distT="0" distB="0" distL="0" distR="0" wp14:anchorId="5EDA7722" wp14:editId="1691E838">
+            <wp:extent cx="1799475" cy="3590290"/>
+            <wp:effectExtent l="0" t="0" r="0" b="0"/>
+            <wp:docPr id="4" name="Imagem 4"/>
+            <wp:cNvGraphicFramePr>
+              <a:graphicFrameLocks xmlns:a="http://schemas.openxmlformats.org/drawingml/2006/main" noChangeAspect="1"/>
+            </wp:cNvGraphicFramePr>
+            <a:graphic xmlns:a="http://schemas.openxmlformats.org/drawingml/2006/main">
+              <a:graphicData uri="http://schemas.openxmlformats.org/drawingml/2006/picture">
+                <pic:pic xmlns:pic="http://schemas.openxmlformats.org/drawingml/2006/picture">
+                  <pic:nvPicPr>
+                    <pic:cNvPr id="4" name="Imagem 4"/>
+                    <pic:cNvPicPr/>
+                  </pic:nvPicPr>
+                  <pic:blipFill rotWithShape="1">
+                    <a:blip r:embed="rId24" cstate="print">
+                      <a:extLst>
+                        <a:ext uri="{28A0092B-C50C-407E-A947-70E740481C1C}">
+                          <a14:useLocalDpi xmlns:a14="http://schemas.microsoft.com/office/drawing/2010/main" val="0"/>
+                        </a:ext>
+                      </a:extLst>
+                    </a:blip>
+                    <a:srcRect t="2483"/>
+                    <a:stretch/>
+                  </pic:blipFill>
+                  <pic:spPr bwMode="auto">
+                    <a:xfrm>
+                      <a:off x="0" y="0"/>
+                      <a:ext cx="1800000" cy="3591337"/>
+                    </a:xfrm>
+                    <a:prstGeom prst="rect">
+                      <a:avLst/>
+                    </a:prstGeom>
+                    <a:ln>
+                      <a:noFill/>
+                    </a:ln>
+                    <a:extLst>
+                      <a:ext uri="{53640926-AAD7-44D8-BBD7-CCE9431645EC}">
+                        <a14:shadowObscured xmlns:a14="http://schemas.microsoft.com/office/drawing/2010/main"/>
+                      </a:ext>
+                    </a:extLst>
+                  </pic:spPr>
+                </pic:pic>
+              </a:graphicData>
+            </a:graphic>
+          </wp:inline>
+        </w:drawing>
+      </w:r>
+    </w:p>
+    <w:p>
+      <w:pPr>
+        <w:pStyle w:val="Figura"/>
+        <w:widowControl/>
+        <w:spacing w:line="240" w:lineRule="auto"/>
+        <w:ind w:firstLine="708"/>
+      </w:pPr>
+      <w:r>
+        <w:t>Fonte: Elaborado pelos autores (2026)</w:t>
+      </w:r>
+    </w:p>
+    <w:p>
+      <w:pPr>
+        <w:pStyle w:val="Figura"/>
+        <w:widowControl/>
+        <w:spacing w:line="240" w:lineRule="auto"/>
+        <w:ind w:firstLine="708"/>
+      </w:pPr>
+    </w:p>
+    <w:p>
+      <w:pPr>
         <w:pStyle w:val="Figura"/>
         <w:keepNext/>
+        <w:jc w:val="both"/>
       </w:pPr>
     </w:p>
     <w:p>
@@ -17593,7 +18302,7 @@
           <w:sz w:val="20"/>
         </w:rPr>
         <w:drawing>
-          <wp:inline distT="0" distB="0" distL="0" distR="0" wp14:anchorId="4438C033" wp14:editId="50324E07">
+          <wp:inline distT="0" distB="0" distL="0" distR="0" wp14:anchorId="4438C033" wp14:editId="36B73DB7">
             <wp:extent cx="1800000" cy="2782800"/>
             <wp:effectExtent l="0" t="0" r="0" b="0"/>
             <wp:docPr id="9" name="Imagem 9"/>
@@ -17608,7 +18317,7 @@
                     <pic:cNvPicPr/>
                   </pic:nvPicPr>
                   <pic:blipFill>
-                    <a:blip r:embed="rId24">
+                    <a:blip r:embed="rId25">
                       <a:extLst>
                         <a:ext uri="{28A0092B-C50C-407E-A947-70E740481C1C}">
                           <a14:useLocalDpi xmlns:a14="http://schemas.microsoft.com/office/drawing/2010/main" val="0"/>
@@ -17679,7 +18388,6 @@
           <w:sz w:val="20"/>
           <w:szCs w:val="20"/>
         </w:rPr>
-        <w:lastRenderedPageBreak/>
         <w:t xml:space="preserve">                       </w:t>
       </w:r>
       <w:bookmarkStart w:id="235" w:name="_Toc242800137"/>
@@ -17773,7 +18481,7 @@
                     <pic:cNvPicPr/>
                   </pic:nvPicPr>
                   <pic:blipFill>
-                    <a:blip r:embed="rId25">
+                    <a:blip r:embed="rId26">
                       <a:extLst>
                         <a:ext uri="{28A0092B-C50C-407E-A947-70E740481C1C}">
                           <a14:useLocalDpi xmlns:a14="http://schemas.microsoft.com/office/drawing/2010/main" val="0"/>
@@ -17958,7 +18666,7 @@
                     <pic:cNvPicPr/>
                   </pic:nvPicPr>
                   <pic:blipFill>
-                    <a:blip r:embed="rId26">
+                    <a:blip r:embed="rId27">
                       <a:extLst>
                         <a:ext uri="{28A0092B-C50C-407E-A947-70E740481C1C}">
                           <a14:useLocalDpi xmlns:a14="http://schemas.microsoft.com/office/drawing/2010/main" val="0"/>
@@ -18054,7 +18762,6 @@
           <w:sz w:val="20"/>
           <w:szCs w:val="20"/>
         </w:rPr>
-        <w:lastRenderedPageBreak/>
         <w:t xml:space="preserve">     </w:t>
       </w:r>
       <w:bookmarkStart w:id="237" w:name="_Toc242800139"/>
@@ -18148,7 +18855,7 @@
                     <pic:cNvPicPr/>
                   </pic:nvPicPr>
                   <pic:blipFill>
-                    <a:blip r:embed="rId27">
+                    <a:blip r:embed="rId28">
                       <a:extLst>
                         <a:ext uri="{28A0092B-C50C-407E-A947-70E740481C1C}">
                           <a14:useLocalDpi xmlns:a14="http://schemas.microsoft.com/office/drawing/2010/main" val="0"/>
@@ -18311,10 +19018,10 @@
           <w:noProof/>
         </w:rPr>
         <w:drawing>
-          <wp:inline distT="0" distB="0" distL="0" distR="0" wp14:anchorId="741A7A0B" wp14:editId="3BC57D02">
-            <wp:extent cx="1800000" cy="3618000"/>
-            <wp:effectExtent l="0" t="0" r="0" b="1905"/>
-            <wp:docPr id="15" name="Imagem 15" descr="D:\aplicacaoo\agendamentos_nao_concluidos.PNG"/>
+          <wp:inline distT="0" distB="0" distL="0" distR="0" wp14:anchorId="2CB3C094" wp14:editId="145AD4B4">
+            <wp:extent cx="1800000" cy="3679200"/>
+            <wp:effectExtent l="0" t="0" r="0" b="0"/>
+            <wp:docPr id="6" name="Imagem 6"/>
             <wp:cNvGraphicFramePr>
               <a:graphicFrameLocks xmlns:a="http://schemas.openxmlformats.org/drawingml/2006/main" noChangeAspect="1"/>
             </wp:cNvGraphicFramePr>
@@ -18322,181 +19029,7 @@
               <a:graphicData uri="http://schemas.openxmlformats.org/drawingml/2006/picture">
                 <pic:pic xmlns:pic="http://schemas.openxmlformats.org/drawingml/2006/picture">
                   <pic:nvPicPr>
-                    <pic:cNvPr id="0" name="Picture 3" descr="D:\aplicacaoo\agendamentos_nao_concluidos.PNG"/>
-                    <pic:cNvPicPr>
-                      <a:picLocks noChangeAspect="1" noChangeArrowheads="1"/>
-                    </pic:cNvPicPr>
-                  </pic:nvPicPr>
-                  <pic:blipFill>
-                    <a:blip r:embed="rId28" cstate="print">
-                      <a:extLst>
-                        <a:ext uri="{28A0092B-C50C-407E-A947-70E740481C1C}">
-                          <a14:useLocalDpi xmlns:a14="http://schemas.microsoft.com/office/drawing/2010/main" val="0"/>
-                        </a:ext>
-                      </a:extLst>
-                    </a:blip>
-                    <a:srcRect/>
-                    <a:stretch>
-                      <a:fillRect/>
-                    </a:stretch>
-                  </pic:blipFill>
-                  <pic:spPr bwMode="auto">
-                    <a:xfrm>
-                      <a:off x="0" y="0"/>
-                      <a:ext cx="1800000" cy="3618000"/>
-                    </a:xfrm>
-                    <a:prstGeom prst="rect">
-                      <a:avLst/>
-                    </a:prstGeom>
-                    <a:noFill/>
-                    <a:ln>
-                      <a:noFill/>
-                    </a:ln>
-                  </pic:spPr>
-                </pic:pic>
-              </a:graphicData>
-            </a:graphic>
-          </wp:inline>
-        </w:drawing>
-      </w:r>
-    </w:p>
-    <w:p>
-      <w:pPr>
-        <w:pStyle w:val="Figura"/>
-        <w:widowControl/>
-        <w:spacing w:line="240" w:lineRule="auto"/>
-        <w:ind w:firstLine="708"/>
-      </w:pPr>
-      <w:r>
-        <w:t>Fonte: Elaborado pelos autores (2026)</w:t>
-      </w:r>
-    </w:p>
-    <w:p>
-      <w:pPr>
-        <w:pStyle w:val="Figura"/>
-        <w:widowControl/>
-        <w:spacing w:line="240" w:lineRule="auto"/>
-      </w:pPr>
-    </w:p>
-    <w:p>
-      <w:pPr>
-        <w:widowControl/>
-        <w:spacing w:line="240" w:lineRule="auto"/>
-        <w:ind w:firstLine="0"/>
-        <w:jc w:val="left"/>
-        <w:rPr>
-          <w:iCs/>
-          <w:sz w:val="20"/>
-        </w:rPr>
-      </w:pPr>
-      <w:r>
-        <w:rPr>
-          <w:i/>
-          <w:sz w:val="20"/>
-        </w:rPr>
-        <w:br w:type="page"/>
-      </w:r>
-    </w:p>
-    <w:p>
-      <w:pPr>
-        <w:pStyle w:val="Legenda"/>
-        <w:jc w:val="center"/>
-        <w:rPr>
-          <w:i w:val="0"/>
-          <w:color w:val="auto"/>
-          <w:sz w:val="20"/>
-          <w:szCs w:val="20"/>
-        </w:rPr>
-      </w:pPr>
-      <w:bookmarkStart w:id="239" w:name="_Toc242800141"/>
-      <w:r>
-        <w:rPr>
-          <w:i w:val="0"/>
-          <w:color w:val="auto"/>
-          <w:sz w:val="20"/>
-          <w:szCs w:val="20"/>
-        </w:rPr>
-        <w:lastRenderedPageBreak/>
-        <w:t xml:space="preserve">Figura </w:t>
-      </w:r>
-      <w:r>
-        <w:rPr>
-          <w:i w:val="0"/>
-          <w:color w:val="auto"/>
-          <w:sz w:val="20"/>
-          <w:szCs w:val="20"/>
-        </w:rPr>
-        <w:fldChar w:fldCharType="begin"/>
-      </w:r>
-      <w:r>
-        <w:rPr>
-          <w:i w:val="0"/>
-          <w:color w:val="auto"/>
-          <w:sz w:val="20"/>
-          <w:szCs w:val="20"/>
-        </w:rPr>
-        <w:instrText xml:space="preserve"> SEQ Figura \* ARABIC </w:instrText>
-      </w:r>
-      <w:r>
-        <w:rPr>
-          <w:i w:val="0"/>
-          <w:color w:val="auto"/>
-          <w:sz w:val="20"/>
-          <w:szCs w:val="20"/>
-        </w:rPr>
-        <w:fldChar w:fldCharType="separate"/>
-      </w:r>
-      <w:r>
-        <w:rPr>
-          <w:i w:val="0"/>
-          <w:noProof/>
-          <w:color w:val="auto"/>
-          <w:sz w:val="20"/>
-          <w:szCs w:val="20"/>
-        </w:rPr>
-        <w:t>14</w:t>
-      </w:r>
-      <w:r>
-        <w:rPr>
-          <w:i w:val="0"/>
-          <w:color w:val="auto"/>
-          <w:sz w:val="20"/>
-          <w:szCs w:val="20"/>
-        </w:rPr>
-        <w:fldChar w:fldCharType="end"/>
-      </w:r>
-      <w:r>
-        <w:rPr>
-          <w:i w:val="0"/>
-          <w:color w:val="auto"/>
-          <w:sz w:val="20"/>
-          <w:szCs w:val="20"/>
-        </w:rPr>
-        <w:t xml:space="preserve"> – Cadastrar Agendamento</w:t>
-      </w:r>
-      <w:bookmarkEnd w:id="239"/>
-    </w:p>
-    <w:p>
-      <w:pPr>
-        <w:jc w:val="center"/>
-      </w:pPr>
-      <w:r>
-        <w:rPr>
-          <w:noProof/>
-        </w:rPr>
-        <w:drawing>
-          <wp:inline distT="0" distB="0" distL="0" distR="0" wp14:anchorId="54AA87EF" wp14:editId="460B54EA">
-            <wp:extent cx="1800000" cy="3042000"/>
-            <wp:effectExtent l="0" t="0" r="0" b="6350"/>
-            <wp:docPr id="7" name="Imagem 7"/>
-            <wp:cNvGraphicFramePr>
-              <a:graphicFrameLocks xmlns:a="http://schemas.openxmlformats.org/drawingml/2006/main" noChangeAspect="1"/>
-            </wp:cNvGraphicFramePr>
-            <a:graphic xmlns:a="http://schemas.openxmlformats.org/drawingml/2006/main">
-              <a:graphicData uri="http://schemas.openxmlformats.org/drawingml/2006/picture">
-                <pic:pic xmlns:pic="http://schemas.openxmlformats.org/drawingml/2006/picture">
-                  <pic:nvPicPr>
-                    <pic:cNvPr id="7" name="cadastrar-agendamento.PNG"/>
+                    <pic:cNvPr id="6" name="Imagem 6"/>
                     <pic:cNvPicPr/>
                   </pic:nvPicPr>
                   <pic:blipFill>
@@ -18514,7 +19047,7 @@
                   <pic:spPr>
                     <a:xfrm>
                       <a:off x="0" y="0"/>
-                      <a:ext cx="1800000" cy="3042000"/>
+                      <a:ext cx="1800000" cy="3679200"/>
                     </a:xfrm>
                     <a:prstGeom prst="rect">
                       <a:avLst/>
@@ -18547,17 +19080,22 @@
     </w:p>
     <w:p>
       <w:pPr>
-        <w:pStyle w:val="Figura"/>
         <w:widowControl/>
         <w:spacing w:line="240" w:lineRule="auto"/>
-      </w:pPr>
-    </w:p>
-    <w:p>
-      <w:pPr>
-        <w:pStyle w:val="Figura"/>
-        <w:widowControl/>
-        <w:spacing w:line="240" w:lineRule="auto"/>
-      </w:pPr>
+        <w:ind w:firstLine="0"/>
+        <w:jc w:val="left"/>
+        <w:rPr>
+          <w:iCs/>
+          <w:sz w:val="20"/>
+        </w:rPr>
+      </w:pPr>
+      <w:r>
+        <w:rPr>
+          <w:i/>
+          <w:sz w:val="20"/>
+        </w:rPr>
+        <w:br w:type="page"/>
+      </w:r>
     </w:p>
     <w:p>
       <w:pPr>
@@ -18570,7 +19108,7 @@
           <w:szCs w:val="20"/>
         </w:rPr>
       </w:pPr>
-      <w:bookmarkStart w:id="240" w:name="_Toc242800142"/>
+      <w:bookmarkStart w:id="239" w:name="_Toc242800141"/>
       <w:r>
         <w:rPr>
           <w:i w:val="0"/>
@@ -18615,7 +19153,7 @@
           <w:sz w:val="20"/>
           <w:szCs w:val="20"/>
         </w:rPr>
-        <w:t>15</w:t>
+        <w:t>14</w:t>
       </w:r>
       <w:r>
         <w:rPr>
@@ -18633,9 +19171,9 @@
           <w:sz w:val="20"/>
           <w:szCs w:val="20"/>
         </w:rPr>
-        <w:t xml:space="preserve"> –Editar Agendamento</w:t>
-      </w:r>
-      <w:bookmarkEnd w:id="240"/>
+        <w:t xml:space="preserve"> – Cadastrar Agendamento</w:t>
+      </w:r>
+      <w:bookmarkEnd w:id="239"/>
     </w:p>
     <w:p>
       <w:pPr>
@@ -18646,167 +19184,10 @@
           <w:noProof/>
         </w:rPr>
         <w:drawing>
-          <wp:inline distT="0" distB="0" distL="0" distR="0" wp14:anchorId="4FB8943F" wp14:editId="771C0AE7">
-            <wp:extent cx="1590543" cy="3240002"/>
+          <wp:inline distT="0" distB="0" distL="0" distR="0" wp14:anchorId="5A120775" wp14:editId="24A97784">
+            <wp:extent cx="1800000" cy="3661200"/>
             <wp:effectExtent l="0" t="0" r="0" b="0"/>
-            <wp:docPr id="27" name="drawing"/>
-            <wp:cNvGraphicFramePr/>
-            <a:graphic xmlns:a="http://schemas.openxmlformats.org/drawingml/2006/main">
-              <a:graphicData uri="http://schemas.openxmlformats.org/drawingml/2006/picture">
-                <pic:pic xmlns:pic="http://schemas.openxmlformats.org/drawingml/2006/picture">
-                  <pic:nvPicPr>
-                    <pic:cNvPr id="0" name=""/>
-                    <pic:cNvPicPr/>
-                  </pic:nvPicPr>
-                  <pic:blipFill>
-                    <a:blip r:embed="rId30"/>
-                    <a:stretch>
-                      <a:fillRect/>
-                    </a:stretch>
-                  </pic:blipFill>
-                  <pic:spPr>
-                    <a:xfrm>
-                      <a:off x="0" y="0"/>
-                      <a:ext cx="1590543" cy="3240002"/>
-                    </a:xfrm>
-                    <a:prstGeom prst="rect">
-                      <a:avLst/>
-                    </a:prstGeom>
-                    <a:noFill/>
-                    <a:ln>
-                      <a:noFill/>
-                      <a:prstDash/>
-                    </a:ln>
-                  </pic:spPr>
-                </pic:pic>
-              </a:graphicData>
-            </a:graphic>
-          </wp:inline>
-        </w:drawing>
-      </w:r>
-    </w:p>
-    <w:p>
-      <w:pPr>
-        <w:pStyle w:val="Figura"/>
-        <w:widowControl/>
-        <w:spacing w:line="240" w:lineRule="auto"/>
-        <w:ind w:firstLine="708"/>
-      </w:pPr>
-      <w:r>
-        <w:t>Fonte: Elaborado pelos autores (2026)</w:t>
-      </w:r>
-    </w:p>
-    <w:p>
-      <w:pPr>
-        <w:pStyle w:val="Figura"/>
-        <w:widowControl/>
-        <w:spacing w:line="240" w:lineRule="auto"/>
-      </w:pPr>
-    </w:p>
-    <w:p>
-      <w:pPr>
-        <w:pStyle w:val="Figura"/>
-        <w:widowControl/>
-        <w:spacing w:line="240" w:lineRule="auto"/>
-      </w:pPr>
-    </w:p>
-    <w:p>
-      <w:pPr>
-        <w:widowControl/>
-        <w:spacing w:line="240" w:lineRule="auto"/>
-        <w:jc w:val="left"/>
-        <w:rPr>
-          <w:sz w:val="20"/>
-        </w:rPr>
-      </w:pPr>
-      <w:r>
-        <w:rPr>
-          <w:i/>
-          <w:sz w:val="20"/>
-        </w:rPr>
-        <w:br w:type="page"/>
-      </w:r>
-      <w:r>
-        <w:rPr>
-          <w:i/>
-          <w:sz w:val="20"/>
-        </w:rPr>
-        <w:lastRenderedPageBreak/>
-        <w:t xml:space="preserve">                                               </w:t>
-      </w:r>
-      <w:bookmarkStart w:id="241" w:name="_Toc242800143"/>
-      <w:r>
-        <w:rPr>
-          <w:sz w:val="20"/>
-        </w:rPr>
-        <w:t xml:space="preserve">Figura </w:t>
-      </w:r>
-      <w:r>
-        <w:rPr>
-          <w:i/>
-          <w:sz w:val="20"/>
-        </w:rPr>
-        <w:fldChar w:fldCharType="begin"/>
-      </w:r>
-      <w:r>
-        <w:rPr>
-          <w:sz w:val="20"/>
-        </w:rPr>
-        <w:instrText xml:space="preserve"> SEQ Figura \* ARABIC </w:instrText>
-      </w:r>
-      <w:r>
-        <w:rPr>
-          <w:i/>
-          <w:sz w:val="20"/>
-        </w:rPr>
-        <w:fldChar w:fldCharType="separate"/>
-      </w:r>
-      <w:r>
-        <w:rPr>
-          <w:noProof/>
-          <w:sz w:val="20"/>
-        </w:rPr>
-        <w:t>16</w:t>
-      </w:r>
-      <w:r>
-        <w:rPr>
-          <w:i/>
-          <w:sz w:val="20"/>
-        </w:rPr>
-        <w:fldChar w:fldCharType="end"/>
-      </w:r>
-      <w:r>
-        <w:rPr>
-          <w:sz w:val="20"/>
-        </w:rPr>
-        <w:t xml:space="preserve"> – Concluir Agendamento</w:t>
-      </w:r>
-      <w:bookmarkEnd w:id="241"/>
-    </w:p>
-    <w:p>
-      <w:pPr>
-        <w:widowControl/>
-        <w:spacing w:line="240" w:lineRule="auto"/>
-        <w:jc w:val="left"/>
-        <w:rPr>
-          <w:iCs/>
-          <w:sz w:val="20"/>
-        </w:rPr>
-      </w:pPr>
-    </w:p>
-    <w:p>
-      <w:pPr>
-        <w:jc w:val="center"/>
-      </w:pPr>
-      <w:r>
-        <w:rPr>
-          <w:noProof/>
-        </w:rPr>
-        <w:drawing>
-          <wp:inline distT="0" distB="0" distL="0" distR="0" wp14:anchorId="09DB2DD7" wp14:editId="1950A65F">
-            <wp:extent cx="1800000" cy="3690000"/>
-            <wp:effectExtent l="0" t="0" r="0" b="5715"/>
-            <wp:docPr id="16" name="Imagem 16" descr="D:\aplicacaoo\concluir_agendamento.PNG"/>
+            <wp:docPr id="13" name="Imagem 13"/>
             <wp:cNvGraphicFramePr>
               <a:graphicFrameLocks xmlns:a="http://schemas.openxmlformats.org/drawingml/2006/main" noChangeAspect="1"/>
             </wp:cNvGraphicFramePr>
@@ -18814,313 +19195,14 @@
               <a:graphicData uri="http://schemas.openxmlformats.org/drawingml/2006/picture">
                 <pic:pic xmlns:pic="http://schemas.openxmlformats.org/drawingml/2006/picture">
                   <pic:nvPicPr>
-                    <pic:cNvPr id="0" name="Picture 4" descr="D:\aplicacaoo\concluir_agendamento.PNG"/>
-                    <pic:cNvPicPr>
-                      <a:picLocks noChangeAspect="1" noChangeArrowheads="1"/>
-                    </pic:cNvPicPr>
+                    <pic:cNvPr id="13" name="Imagem 13"/>
+                    <pic:cNvPicPr/>
                   </pic:nvPicPr>
                   <pic:blipFill>
-                    <a:blip r:embed="rId31" cstate="print">
+                    <a:blip r:embed="rId30" cstate="print">
                       <a:extLst>
                         <a:ext uri="{28A0092B-C50C-407E-A947-70E740481C1C}">
                           <a14:useLocalDpi xmlns:a14="http://schemas.microsoft.com/office/drawing/2010/main" val="0"/>
-                        </a:ext>
-                      </a:extLst>
-                    </a:blip>
-                    <a:srcRect/>
-                    <a:stretch>
-                      <a:fillRect/>
-                    </a:stretch>
-                  </pic:blipFill>
-                  <pic:spPr bwMode="auto">
-                    <a:xfrm>
-                      <a:off x="0" y="0"/>
-                      <a:ext cx="1800000" cy="3690000"/>
-                    </a:xfrm>
-                    <a:prstGeom prst="rect">
-                      <a:avLst/>
-                    </a:prstGeom>
-                    <a:noFill/>
-                    <a:ln>
-                      <a:noFill/>
-                    </a:ln>
-                  </pic:spPr>
-                </pic:pic>
-              </a:graphicData>
-            </a:graphic>
-          </wp:inline>
-        </w:drawing>
-      </w:r>
-    </w:p>
-    <w:p>
-      <w:pPr>
-        <w:pStyle w:val="Figura"/>
-        <w:widowControl/>
-        <w:spacing w:line="240" w:lineRule="auto"/>
-        <w:ind w:firstLine="708"/>
-      </w:pPr>
-      <w:r>
-        <w:t>Fonte: Elaborado pelos autores (2026)</w:t>
-      </w:r>
-    </w:p>
-    <w:p>
-      <w:pPr>
-        <w:pStyle w:val="Legenda"/>
-        <w:jc w:val="center"/>
-        <w:rPr>
-          <w:i w:val="0"/>
-          <w:color w:val="auto"/>
-          <w:sz w:val="20"/>
-          <w:szCs w:val="20"/>
-        </w:rPr>
-      </w:pPr>
-      <w:bookmarkStart w:id="242" w:name="_Toc242800144"/>
-      <w:r>
-        <w:rPr>
-          <w:i w:val="0"/>
-          <w:color w:val="auto"/>
-          <w:sz w:val="20"/>
-          <w:szCs w:val="20"/>
-        </w:rPr>
-        <w:t xml:space="preserve">Figura </w:t>
-      </w:r>
-      <w:r>
-        <w:rPr>
-          <w:i w:val="0"/>
-          <w:color w:val="auto"/>
-          <w:sz w:val="20"/>
-          <w:szCs w:val="20"/>
-        </w:rPr>
-        <w:fldChar w:fldCharType="begin"/>
-      </w:r>
-      <w:r>
-        <w:rPr>
-          <w:i w:val="0"/>
-          <w:color w:val="auto"/>
-          <w:sz w:val="20"/>
-          <w:szCs w:val="20"/>
-        </w:rPr>
-        <w:instrText xml:space="preserve"> SEQ Figura \* ARABIC </w:instrText>
-      </w:r>
-      <w:r>
-        <w:rPr>
-          <w:i w:val="0"/>
-          <w:color w:val="auto"/>
-          <w:sz w:val="20"/>
-          <w:szCs w:val="20"/>
-        </w:rPr>
-        <w:fldChar w:fldCharType="separate"/>
-      </w:r>
-      <w:r>
-        <w:rPr>
-          <w:i w:val="0"/>
-          <w:noProof/>
-          <w:color w:val="auto"/>
-          <w:sz w:val="20"/>
-          <w:szCs w:val="20"/>
-        </w:rPr>
-        <w:t>17</w:t>
-      </w:r>
-      <w:r>
-        <w:rPr>
-          <w:i w:val="0"/>
-          <w:color w:val="auto"/>
-          <w:sz w:val="20"/>
-          <w:szCs w:val="20"/>
-        </w:rPr>
-        <w:fldChar w:fldCharType="end"/>
-      </w:r>
-      <w:r>
-        <w:rPr>
-          <w:i w:val="0"/>
-          <w:color w:val="auto"/>
-          <w:sz w:val="20"/>
-          <w:szCs w:val="20"/>
-        </w:rPr>
-        <w:t xml:space="preserve"> – Cancelar Agendamento</w:t>
-      </w:r>
-      <w:bookmarkEnd w:id="242"/>
-    </w:p>
-    <w:p>
-      <w:pPr>
-        <w:jc w:val="center"/>
-      </w:pPr>
-      <w:r>
-        <w:rPr>
-          <w:noProof/>
-        </w:rPr>
-        <w:drawing>
-          <wp:inline distT="0" distB="0" distL="0" distR="0" wp14:anchorId="4857BAC3" wp14:editId="6717DB9B">
-            <wp:extent cx="1800000" cy="3690000"/>
-            <wp:effectExtent l="0" t="0" r="0" b="5715"/>
-            <wp:docPr id="17" name="Imagem 17" descr="D:\aplicacaoo\cancelar_agendamento.PNG"/>
-            <wp:cNvGraphicFramePr>
-              <a:graphicFrameLocks xmlns:a="http://schemas.openxmlformats.org/drawingml/2006/main" noChangeAspect="1"/>
-            </wp:cNvGraphicFramePr>
-            <a:graphic xmlns:a="http://schemas.openxmlformats.org/drawingml/2006/main">
-              <a:graphicData uri="http://schemas.openxmlformats.org/drawingml/2006/picture">
-                <pic:pic xmlns:pic="http://schemas.openxmlformats.org/drawingml/2006/picture">
-                  <pic:nvPicPr>
-                    <pic:cNvPr id="0" name="Picture 5" descr="D:\aplicacaoo\cancelar_agendamento.PNG"/>
-                    <pic:cNvPicPr>
-                      <a:picLocks noChangeAspect="1" noChangeArrowheads="1"/>
-                    </pic:cNvPicPr>
-                  </pic:nvPicPr>
-                  <pic:blipFill>
-                    <a:blip r:embed="rId32" cstate="print">
-                      <a:extLst>
-                        <a:ext uri="{28A0092B-C50C-407E-A947-70E740481C1C}">
-                          <a14:useLocalDpi xmlns:a14="http://schemas.microsoft.com/office/drawing/2010/main" val="0"/>
-                        </a:ext>
-                      </a:extLst>
-                    </a:blip>
-                    <a:srcRect/>
-                    <a:stretch>
-                      <a:fillRect/>
-                    </a:stretch>
-                  </pic:blipFill>
-                  <pic:spPr bwMode="auto">
-                    <a:xfrm>
-                      <a:off x="0" y="0"/>
-                      <a:ext cx="1800000" cy="3690000"/>
-                    </a:xfrm>
-                    <a:prstGeom prst="rect">
-                      <a:avLst/>
-                    </a:prstGeom>
-                    <a:noFill/>
-                    <a:ln>
-                      <a:noFill/>
-                    </a:ln>
-                  </pic:spPr>
-                </pic:pic>
-              </a:graphicData>
-            </a:graphic>
-          </wp:inline>
-        </w:drawing>
-      </w:r>
-    </w:p>
-    <w:p>
-      <w:pPr>
-        <w:pStyle w:val="Figura"/>
-      </w:pPr>
-      <w:r>
-        <w:t>Fonte: Elaborado pelos autores (2026)</w:t>
-      </w:r>
-    </w:p>
-    <w:p>
-      <w:pPr>
-        <w:pStyle w:val="Figura"/>
-        <w:widowControl/>
-        <w:spacing w:line="240" w:lineRule="auto"/>
-      </w:pPr>
-    </w:p>
-    <w:p>
-      <w:pPr>
-        <w:pStyle w:val="Legenda"/>
-        <w:jc w:val="center"/>
-      </w:pPr>
-      <w:bookmarkStart w:id="243" w:name="_Toc242800145"/>
-      <w:r>
-        <w:rPr>
-          <w:i w:val="0"/>
-          <w:iCs w:val="0"/>
-          <w:color w:val="auto"/>
-          <w:sz w:val="20"/>
-          <w:szCs w:val="20"/>
-        </w:rPr>
-        <w:t xml:space="preserve">Figura </w:t>
-      </w:r>
-      <w:r>
-        <w:rPr>
-          <w:i w:val="0"/>
-          <w:iCs w:val="0"/>
-          <w:color w:val="auto"/>
-          <w:sz w:val="20"/>
-          <w:szCs w:val="20"/>
-        </w:rPr>
-        <w:fldChar w:fldCharType="begin"/>
-      </w:r>
-      <w:r>
-        <w:rPr>
-          <w:i w:val="0"/>
-          <w:iCs w:val="0"/>
-          <w:color w:val="auto"/>
-          <w:sz w:val="20"/>
-          <w:szCs w:val="20"/>
-        </w:rPr>
-        <w:instrText xml:space="preserve"> SEQ Figura \* ARABIC </w:instrText>
-      </w:r>
-      <w:r>
-        <w:rPr>
-          <w:i w:val="0"/>
-          <w:iCs w:val="0"/>
-          <w:color w:val="auto"/>
-          <w:sz w:val="20"/>
-          <w:szCs w:val="20"/>
-        </w:rPr>
-        <w:fldChar w:fldCharType="separate"/>
-      </w:r>
-      <w:r>
-        <w:rPr>
-          <w:i w:val="0"/>
-          <w:iCs w:val="0"/>
-          <w:noProof/>
-          <w:color w:val="auto"/>
-          <w:sz w:val="20"/>
-          <w:szCs w:val="20"/>
-        </w:rPr>
-        <w:t>18</w:t>
-      </w:r>
-      <w:r>
-        <w:rPr>
-          <w:i w:val="0"/>
-          <w:iCs w:val="0"/>
-          <w:color w:val="auto"/>
-          <w:sz w:val="20"/>
-          <w:szCs w:val="20"/>
-        </w:rPr>
-        <w:fldChar w:fldCharType="end"/>
-      </w:r>
-      <w:r>
-        <w:rPr>
-          <w:i w:val="0"/>
-          <w:iCs w:val="0"/>
-          <w:color w:val="auto"/>
-          <w:sz w:val="20"/>
-          <w:szCs w:val="20"/>
-        </w:rPr>
-        <w:t xml:space="preserve"> – Excluir Agendamento</w:t>
-      </w:r>
-      <w:bookmarkEnd w:id="243"/>
-    </w:p>
-    <w:p>
-      <w:pPr>
-        <w:jc w:val="center"/>
-      </w:pPr>
-      <w:r>
-        <w:rPr>
-          <w:noProof/>
-        </w:rPr>
-        <w:drawing>
-          <wp:inline distT="0" distB="0" distL="0" distR="0" wp14:anchorId="107F2B2D" wp14:editId="79A827E6">
-            <wp:extent cx="1800000" cy="2813953"/>
-            <wp:effectExtent l="0" t="0" r="0" b="0"/>
-            <wp:docPr id="1192088304" name="drawing"/>
-            <wp:cNvGraphicFramePr>
-              <a:graphicFrameLocks xmlns:a="http://schemas.openxmlformats.org/drawingml/2006/main" noChangeAspect="1"/>
-            </wp:cNvGraphicFramePr>
-            <a:graphic xmlns:a="http://schemas.openxmlformats.org/drawingml/2006/main">
-              <a:graphicData uri="http://schemas.openxmlformats.org/drawingml/2006/picture">
-                <pic:pic xmlns:pic="http://schemas.openxmlformats.org/drawingml/2006/picture">
-                  <pic:nvPicPr>
-                    <pic:cNvPr id="1192088304" name="Picture 1192088304"/>
-                    <pic:cNvPicPr/>
-                  </pic:nvPicPr>
-                  <pic:blipFill>
-                    <a:blip r:embed="rId33">
-                      <a:extLst>
-                        <a:ext uri="{28A0092B-C50C-407E-A947-70E740481C1C}">
-                          <a14:useLocalDpi xmlns:a14="http://schemas.microsoft.com/office/drawing/2010/main"/>
                         </a:ext>
                       </a:extLst>
                     </a:blip>
@@ -19131,7 +19213,7 @@
                   <pic:spPr>
                     <a:xfrm>
                       <a:off x="0" y="0"/>
-                      <a:ext cx="1800000" cy="2813953"/>
+                      <a:ext cx="1800000" cy="3661200"/>
                     </a:xfrm>
                     <a:prstGeom prst="rect">
                       <a:avLst/>
@@ -19157,6 +19239,27 @@
     </w:p>
     <w:p>
       <w:pPr>
+        <w:pStyle w:val="Figura"/>
+        <w:widowControl/>
+        <w:spacing w:line="240" w:lineRule="auto"/>
+      </w:pPr>
+    </w:p>
+    <w:p>
+      <w:pPr>
+        <w:pStyle w:val="Figura"/>
+        <w:widowControl/>
+        <w:spacing w:line="240" w:lineRule="auto"/>
+      </w:pPr>
+    </w:p>
+    <w:p>
+      <w:pPr>
+        <w:pStyle w:val="Figura"/>
+        <w:widowControl/>
+        <w:spacing w:line="240" w:lineRule="auto"/>
+      </w:pPr>
+    </w:p>
+    <w:p>
+      <w:pPr>
         <w:pStyle w:val="Legenda"/>
         <w:jc w:val="center"/>
         <w:rPr>
@@ -19166,20 +19269,7 @@
           <w:szCs w:val="20"/>
         </w:rPr>
       </w:pPr>
-    </w:p>
-    <w:p/>
-    <w:p>
-      <w:pPr>
-        <w:pStyle w:val="Legenda"/>
-        <w:jc w:val="center"/>
-        <w:rPr>
-          <w:i w:val="0"/>
-          <w:color w:val="auto"/>
-          <w:sz w:val="20"/>
-          <w:szCs w:val="20"/>
-        </w:rPr>
-      </w:pPr>
-      <w:bookmarkStart w:id="244" w:name="_Toc242800146"/>
+      <w:bookmarkStart w:id="240" w:name="_Toc242800142"/>
       <w:r>
         <w:rPr>
           <w:i w:val="0"/>
@@ -19224,7 +19314,7 @@
           <w:sz w:val="20"/>
           <w:szCs w:val="20"/>
         </w:rPr>
-        <w:t>19</w:t>
+        <w:t>15</w:t>
       </w:r>
       <w:r>
         <w:rPr>
@@ -19242,9 +19332,9 @@
           <w:sz w:val="20"/>
           <w:szCs w:val="20"/>
         </w:rPr>
-        <w:t xml:space="preserve"> – Clientes</w:t>
-      </w:r>
-      <w:bookmarkEnd w:id="244"/>
+        <w:t xml:space="preserve"> –Editar Agendamento</w:t>
+      </w:r>
+      <w:bookmarkEnd w:id="240"/>
     </w:p>
     <w:p>
       <w:pPr>
@@ -19255,20 +19345,28 @@
           <w:noProof/>
         </w:rPr>
         <w:drawing>
-          <wp:inline distT="0" distB="0" distL="0" distR="0" wp14:anchorId="430F987E" wp14:editId="4859F004">
-            <wp:extent cx="1606609" cy="3240002"/>
-            <wp:effectExtent l="0" t="0" r="0" b="0"/>
-            <wp:docPr id="28" name="drawing"/>
-            <wp:cNvGraphicFramePr/>
+          <wp:inline distT="0" distB="0" distL="0" distR="0" wp14:anchorId="08BAB9EB" wp14:editId="6FE44EA1">
+            <wp:extent cx="1800000" cy="3650400"/>
+            <wp:effectExtent l="0" t="0" r="0" b="7620"/>
+            <wp:docPr id="14" name="Imagem 14"/>
+            <wp:cNvGraphicFramePr>
+              <a:graphicFrameLocks xmlns:a="http://schemas.openxmlformats.org/drawingml/2006/main" noChangeAspect="1"/>
+            </wp:cNvGraphicFramePr>
             <a:graphic xmlns:a="http://schemas.openxmlformats.org/drawingml/2006/main">
               <a:graphicData uri="http://schemas.openxmlformats.org/drawingml/2006/picture">
                 <pic:pic xmlns:pic="http://schemas.openxmlformats.org/drawingml/2006/picture">
                   <pic:nvPicPr>
-                    <pic:cNvPr id="0" name=""/>
+                    <pic:cNvPr id="14" name="Imagem 14"/>
                     <pic:cNvPicPr/>
                   </pic:nvPicPr>
                   <pic:blipFill>
-                    <a:blip r:embed="rId34"/>
+                    <a:blip r:embed="rId31" cstate="print">
+                      <a:extLst>
+                        <a:ext uri="{28A0092B-C50C-407E-A947-70E740481C1C}">
+                          <a14:useLocalDpi xmlns:a14="http://schemas.microsoft.com/office/drawing/2010/main" val="0"/>
+                        </a:ext>
+                      </a:extLst>
+                    </a:blip>
                     <a:stretch>
                       <a:fillRect/>
                     </a:stretch>
@@ -19276,16 +19374,11 @@
                   <pic:spPr>
                     <a:xfrm>
                       <a:off x="0" y="0"/>
-                      <a:ext cx="1606609" cy="3240002"/>
+                      <a:ext cx="1800000" cy="3650400"/>
                     </a:xfrm>
                     <a:prstGeom prst="rect">
                       <a:avLst/>
                     </a:prstGeom>
-                    <a:noFill/>
-                    <a:ln>
-                      <a:noFill/>
-                      <a:prstDash/>
-                    </a:ln>
                   </pic:spPr>
                 </pic:pic>
               </a:graphicData>
@@ -19296,6 +19389,162 @@
     </w:p>
     <w:p>
       <w:pPr>
+        <w:jc w:val="center"/>
+        <w:rPr>
+          <w:sz w:val="20"/>
+        </w:rPr>
+      </w:pPr>
+      <w:r>
+        <w:rPr>
+          <w:sz w:val="20"/>
+        </w:rPr>
+        <w:t>Fonte: Elaborado pelos autores (2026)</w:t>
+      </w:r>
+    </w:p>
+    <w:p>
+      <w:pPr>
+        <w:pStyle w:val="Figura"/>
+        <w:widowControl/>
+        <w:spacing w:line="240" w:lineRule="auto"/>
+      </w:pPr>
+    </w:p>
+    <w:p>
+      <w:pPr>
+        <w:pStyle w:val="Figura"/>
+        <w:widowControl/>
+        <w:spacing w:line="240" w:lineRule="auto"/>
+      </w:pPr>
+    </w:p>
+    <w:p>
+      <w:pPr>
+        <w:widowControl/>
+        <w:spacing w:line="240" w:lineRule="auto"/>
+        <w:jc w:val="left"/>
+        <w:rPr>
+          <w:sz w:val="20"/>
+        </w:rPr>
+      </w:pPr>
+      <w:r>
+        <w:rPr>
+          <w:i/>
+          <w:sz w:val="20"/>
+        </w:rPr>
+        <w:br w:type="page"/>
+        <w:t xml:space="preserve">                                               </w:t>
+      </w:r>
+      <w:bookmarkStart w:id="241" w:name="_Toc242800143"/>
+      <w:r>
+        <w:rPr>
+          <w:sz w:val="20"/>
+        </w:rPr>
+        <w:t xml:space="preserve">Figura </w:t>
+      </w:r>
+      <w:r>
+        <w:rPr>
+          <w:i/>
+          <w:sz w:val="20"/>
+        </w:rPr>
+        <w:fldChar w:fldCharType="begin"/>
+      </w:r>
+      <w:r>
+        <w:rPr>
+          <w:sz w:val="20"/>
+        </w:rPr>
+        <w:instrText xml:space="preserve"> SEQ Figura \* ARABIC </w:instrText>
+      </w:r>
+      <w:r>
+        <w:rPr>
+          <w:i/>
+          <w:sz w:val="20"/>
+        </w:rPr>
+        <w:fldChar w:fldCharType="separate"/>
+      </w:r>
+      <w:r>
+        <w:rPr>
+          <w:noProof/>
+          <w:sz w:val="20"/>
+        </w:rPr>
+        <w:t>16</w:t>
+      </w:r>
+      <w:r>
+        <w:rPr>
+          <w:i/>
+          <w:sz w:val="20"/>
+        </w:rPr>
+        <w:fldChar w:fldCharType="end"/>
+      </w:r>
+      <w:r>
+        <w:rPr>
+          <w:sz w:val="20"/>
+        </w:rPr>
+        <w:t xml:space="preserve"> – Concluir Agendamento</w:t>
+      </w:r>
+      <w:bookmarkEnd w:id="241"/>
+    </w:p>
+    <w:p>
+      <w:pPr>
+        <w:widowControl/>
+        <w:spacing w:line="240" w:lineRule="auto"/>
+        <w:jc w:val="left"/>
+        <w:rPr>
+          <w:iCs/>
+          <w:sz w:val="20"/>
+        </w:rPr>
+      </w:pPr>
+    </w:p>
+    <w:p>
+      <w:pPr>
+        <w:jc w:val="center"/>
+      </w:pPr>
+      <w:r>
+        <w:rPr>
+          <w:noProof/>
+        </w:rPr>
+        <w:drawing>
+          <wp:inline distT="0" distB="0" distL="0" distR="0" wp14:anchorId="16755319" wp14:editId="3ED0EB6B">
+            <wp:extent cx="1800000" cy="3643200"/>
+            <wp:effectExtent l="0" t="0" r="0" b="0"/>
+            <wp:docPr id="38" name="Imagem 38"/>
+            <wp:cNvGraphicFramePr>
+              <a:graphicFrameLocks xmlns:a="http://schemas.openxmlformats.org/drawingml/2006/main" noChangeAspect="1"/>
+            </wp:cNvGraphicFramePr>
+            <a:graphic xmlns:a="http://schemas.openxmlformats.org/drawingml/2006/main">
+              <a:graphicData uri="http://schemas.openxmlformats.org/drawingml/2006/picture">
+                <pic:pic xmlns:pic="http://schemas.openxmlformats.org/drawingml/2006/picture">
+                  <pic:nvPicPr>
+                    <pic:cNvPr id="38" name="Imagem 38"/>
+                    <pic:cNvPicPr/>
+                  </pic:nvPicPr>
+                  <pic:blipFill>
+                    <a:blip r:embed="rId32" cstate="print">
+                      <a:extLst>
+                        <a:ext uri="{28A0092B-C50C-407E-A947-70E740481C1C}">
+                          <a14:useLocalDpi xmlns:a14="http://schemas.microsoft.com/office/drawing/2010/main" val="0"/>
+                        </a:ext>
+                      </a:extLst>
+                    </a:blip>
+                    <a:stretch>
+                      <a:fillRect/>
+                    </a:stretch>
+                  </pic:blipFill>
+                  <pic:spPr>
+                    <a:xfrm>
+                      <a:off x="0" y="0"/>
+                      <a:ext cx="1800000" cy="3643200"/>
+                    </a:xfrm>
+                    <a:prstGeom prst="rect">
+                      <a:avLst/>
+                    </a:prstGeom>
+                  </pic:spPr>
+                </pic:pic>
+              </a:graphicData>
+            </a:graphic>
+          </wp:inline>
+        </w:drawing>
+      </w:r>
+    </w:p>
+    <w:p>
+      <w:pPr>
         <w:pStyle w:val="Figura"/>
         <w:widowControl/>
         <w:spacing w:line="240" w:lineRule="auto"/>
@@ -19307,6 +19556,444 @@
     </w:p>
     <w:p>
       <w:pPr>
+        <w:pStyle w:val="Legenda"/>
+        <w:jc w:val="center"/>
+        <w:rPr>
+          <w:i w:val="0"/>
+          <w:color w:val="auto"/>
+          <w:sz w:val="20"/>
+          <w:szCs w:val="20"/>
+        </w:rPr>
+      </w:pPr>
+      <w:bookmarkStart w:id="242" w:name="_Toc242800144"/>
+      <w:r>
+        <w:rPr>
+          <w:i w:val="0"/>
+          <w:color w:val="auto"/>
+          <w:sz w:val="20"/>
+          <w:szCs w:val="20"/>
+        </w:rPr>
+        <w:t xml:space="preserve">Figura </w:t>
+      </w:r>
+      <w:r>
+        <w:rPr>
+          <w:i w:val="0"/>
+          <w:color w:val="auto"/>
+          <w:sz w:val="20"/>
+          <w:szCs w:val="20"/>
+        </w:rPr>
+        <w:fldChar w:fldCharType="begin"/>
+      </w:r>
+      <w:r>
+        <w:rPr>
+          <w:i w:val="0"/>
+          <w:color w:val="auto"/>
+          <w:sz w:val="20"/>
+          <w:szCs w:val="20"/>
+        </w:rPr>
+        <w:instrText xml:space="preserve"> SEQ Figura \* ARABIC </w:instrText>
+      </w:r>
+      <w:r>
+        <w:rPr>
+          <w:i w:val="0"/>
+          <w:color w:val="auto"/>
+          <w:sz w:val="20"/>
+          <w:szCs w:val="20"/>
+        </w:rPr>
+        <w:fldChar w:fldCharType="separate"/>
+      </w:r>
+      <w:r>
+        <w:rPr>
+          <w:i w:val="0"/>
+          <w:noProof/>
+          <w:color w:val="auto"/>
+          <w:sz w:val="20"/>
+          <w:szCs w:val="20"/>
+        </w:rPr>
+        <w:t>17</w:t>
+      </w:r>
+      <w:r>
+        <w:rPr>
+          <w:i w:val="0"/>
+          <w:color w:val="auto"/>
+          <w:sz w:val="20"/>
+          <w:szCs w:val="20"/>
+        </w:rPr>
+        <w:fldChar w:fldCharType="end"/>
+      </w:r>
+      <w:r>
+        <w:rPr>
+          <w:i w:val="0"/>
+          <w:color w:val="auto"/>
+          <w:sz w:val="20"/>
+          <w:szCs w:val="20"/>
+        </w:rPr>
+        <w:t xml:space="preserve"> – Cancelar Agendamento</w:t>
+      </w:r>
+      <w:bookmarkEnd w:id="242"/>
+    </w:p>
+    <w:p>
+      <w:pPr>
+        <w:jc w:val="center"/>
+      </w:pPr>
+      <w:r>
+        <w:rPr>
+          <w:noProof/>
+        </w:rPr>
+        <w:drawing>
+          <wp:inline distT="0" distB="0" distL="0" distR="0" wp14:anchorId="6A971DAB" wp14:editId="01DE0E22">
+            <wp:extent cx="1800000" cy="3643200"/>
+            <wp:effectExtent l="0" t="0" r="0" b="0"/>
+            <wp:docPr id="39" name="Imagem 39"/>
+            <wp:cNvGraphicFramePr>
+              <a:graphicFrameLocks xmlns:a="http://schemas.openxmlformats.org/drawingml/2006/main" noChangeAspect="1"/>
+            </wp:cNvGraphicFramePr>
+            <a:graphic xmlns:a="http://schemas.openxmlformats.org/drawingml/2006/main">
+              <a:graphicData uri="http://schemas.openxmlformats.org/drawingml/2006/picture">
+                <pic:pic xmlns:pic="http://schemas.openxmlformats.org/drawingml/2006/picture">
+                  <pic:nvPicPr>
+                    <pic:cNvPr id="39" name="Imagem 39"/>
+                    <pic:cNvPicPr/>
+                  </pic:nvPicPr>
+                  <pic:blipFill>
+                    <a:blip r:embed="rId33" cstate="print">
+                      <a:extLst>
+                        <a:ext uri="{28A0092B-C50C-407E-A947-70E740481C1C}">
+                          <a14:useLocalDpi xmlns:a14="http://schemas.microsoft.com/office/drawing/2010/main" val="0"/>
+                        </a:ext>
+                      </a:extLst>
+                    </a:blip>
+                    <a:stretch>
+                      <a:fillRect/>
+                    </a:stretch>
+                  </pic:blipFill>
+                  <pic:spPr>
+                    <a:xfrm>
+                      <a:off x="0" y="0"/>
+                      <a:ext cx="1800000" cy="3643200"/>
+                    </a:xfrm>
+                    <a:prstGeom prst="rect">
+                      <a:avLst/>
+                    </a:prstGeom>
+                  </pic:spPr>
+                </pic:pic>
+              </a:graphicData>
+            </a:graphic>
+          </wp:inline>
+        </w:drawing>
+      </w:r>
+    </w:p>
+    <w:p>
+      <w:pPr>
+        <w:pStyle w:val="Figura"/>
+      </w:pPr>
+      <w:r>
+        <w:t>Fonte: Elaborado pelos autores (2026)</w:t>
+      </w:r>
+    </w:p>
+    <w:p>
+      <w:pPr>
+        <w:pStyle w:val="Figura"/>
+        <w:widowControl/>
+        <w:spacing w:line="240" w:lineRule="auto"/>
+      </w:pPr>
+    </w:p>
+    <w:p>
+      <w:pPr>
+        <w:pStyle w:val="Legenda"/>
+        <w:jc w:val="center"/>
+      </w:pPr>
+      <w:bookmarkStart w:id="243" w:name="_Toc242800145"/>
+      <w:r>
+        <w:rPr>
+          <w:i w:val="0"/>
+          <w:iCs w:val="0"/>
+          <w:color w:val="auto"/>
+          <w:sz w:val="20"/>
+          <w:szCs w:val="20"/>
+        </w:rPr>
+        <w:t xml:space="preserve">Figura </w:t>
+      </w:r>
+      <w:r>
+        <w:rPr>
+          <w:i w:val="0"/>
+          <w:iCs w:val="0"/>
+          <w:color w:val="auto"/>
+          <w:sz w:val="20"/>
+          <w:szCs w:val="20"/>
+        </w:rPr>
+        <w:fldChar w:fldCharType="begin"/>
+      </w:r>
+      <w:r>
+        <w:rPr>
+          <w:i w:val="0"/>
+          <w:iCs w:val="0"/>
+          <w:color w:val="auto"/>
+          <w:sz w:val="20"/>
+          <w:szCs w:val="20"/>
+        </w:rPr>
+        <w:instrText xml:space="preserve"> SEQ Figura \* ARABIC </w:instrText>
+      </w:r>
+      <w:r>
+        <w:rPr>
+          <w:i w:val="0"/>
+          <w:iCs w:val="0"/>
+          <w:color w:val="auto"/>
+          <w:sz w:val="20"/>
+          <w:szCs w:val="20"/>
+        </w:rPr>
+        <w:fldChar w:fldCharType="separate"/>
+      </w:r>
+      <w:r>
+        <w:rPr>
+          <w:i w:val="0"/>
+          <w:iCs w:val="0"/>
+          <w:noProof/>
+          <w:color w:val="auto"/>
+          <w:sz w:val="20"/>
+          <w:szCs w:val="20"/>
+        </w:rPr>
+        <w:t>18</w:t>
+      </w:r>
+      <w:r>
+        <w:rPr>
+          <w:i w:val="0"/>
+          <w:iCs w:val="0"/>
+          <w:color w:val="auto"/>
+          <w:sz w:val="20"/>
+          <w:szCs w:val="20"/>
+        </w:rPr>
+        <w:fldChar w:fldCharType="end"/>
+      </w:r>
+      <w:r>
+        <w:rPr>
+          <w:i w:val="0"/>
+          <w:iCs w:val="0"/>
+          <w:color w:val="auto"/>
+          <w:sz w:val="20"/>
+          <w:szCs w:val="20"/>
+        </w:rPr>
+        <w:t xml:space="preserve"> – Excluir Agendamento</w:t>
+      </w:r>
+      <w:bookmarkEnd w:id="243"/>
+    </w:p>
+    <w:p>
+      <w:pPr>
+        <w:jc w:val="center"/>
+      </w:pPr>
+      <w:r>
+        <w:rPr>
+          <w:noProof/>
+        </w:rPr>
+        <w:drawing>
+          <wp:inline distT="0" distB="0" distL="0" distR="0" wp14:anchorId="607E63F6" wp14:editId="1DD3688A">
+            <wp:extent cx="1800000" cy="3650400"/>
+            <wp:effectExtent l="0" t="0" r="0" b="7620"/>
+            <wp:docPr id="40" name="Imagem 40"/>
+            <wp:cNvGraphicFramePr>
+              <a:graphicFrameLocks xmlns:a="http://schemas.openxmlformats.org/drawingml/2006/main" noChangeAspect="1"/>
+            </wp:cNvGraphicFramePr>
+            <a:graphic xmlns:a="http://schemas.openxmlformats.org/drawingml/2006/main">
+              <a:graphicData uri="http://schemas.openxmlformats.org/drawingml/2006/picture">
+                <pic:pic xmlns:pic="http://schemas.openxmlformats.org/drawingml/2006/picture">
+                  <pic:nvPicPr>
+                    <pic:cNvPr id="40" name="Imagem 40"/>
+                    <pic:cNvPicPr/>
+                  </pic:nvPicPr>
+                  <pic:blipFill>
+                    <a:blip r:embed="rId34" cstate="print">
+                      <a:extLst>
+                        <a:ext uri="{28A0092B-C50C-407E-A947-70E740481C1C}">
+                          <a14:useLocalDpi xmlns:a14="http://schemas.microsoft.com/office/drawing/2010/main" val="0"/>
+                        </a:ext>
+                      </a:extLst>
+                    </a:blip>
+                    <a:stretch>
+                      <a:fillRect/>
+                    </a:stretch>
+                  </pic:blipFill>
+                  <pic:spPr>
+                    <a:xfrm>
+                      <a:off x="0" y="0"/>
+                      <a:ext cx="1800000" cy="3650400"/>
+                    </a:xfrm>
+                    <a:prstGeom prst="rect">
+                      <a:avLst/>
+                    </a:prstGeom>
+                  </pic:spPr>
+                </pic:pic>
+              </a:graphicData>
+            </a:graphic>
+          </wp:inline>
+        </w:drawing>
+      </w:r>
+    </w:p>
+    <w:p>
+      <w:pPr>
+        <w:pStyle w:val="Figura"/>
+        <w:widowControl/>
+        <w:spacing w:line="240" w:lineRule="auto"/>
+        <w:ind w:firstLine="708"/>
+      </w:pPr>
+      <w:r>
+        <w:t>Fonte: Elaborado pelos autores (2026)</w:t>
+      </w:r>
+    </w:p>
+    <w:p>
+      <w:pPr>
+        <w:pStyle w:val="Legenda"/>
+        <w:jc w:val="center"/>
+        <w:rPr>
+          <w:i w:val="0"/>
+          <w:color w:val="auto"/>
+          <w:sz w:val="20"/>
+          <w:szCs w:val="20"/>
+        </w:rPr>
+      </w:pPr>
+    </w:p>
+    <w:p/>
+    <w:p>
+      <w:pPr>
+        <w:pStyle w:val="Legenda"/>
+        <w:jc w:val="center"/>
+        <w:rPr>
+          <w:i w:val="0"/>
+          <w:color w:val="auto"/>
+          <w:sz w:val="20"/>
+          <w:szCs w:val="20"/>
+        </w:rPr>
+      </w:pPr>
+      <w:bookmarkStart w:id="244" w:name="_Toc242800146"/>
+      <w:r>
+        <w:rPr>
+          <w:i w:val="0"/>
+          <w:color w:val="auto"/>
+          <w:sz w:val="20"/>
+          <w:szCs w:val="20"/>
+        </w:rPr>
+        <w:t xml:space="preserve">Figura </w:t>
+      </w:r>
+      <w:r>
+        <w:rPr>
+          <w:i w:val="0"/>
+          <w:color w:val="auto"/>
+          <w:sz w:val="20"/>
+          <w:szCs w:val="20"/>
+        </w:rPr>
+        <w:fldChar w:fldCharType="begin"/>
+      </w:r>
+      <w:r>
+        <w:rPr>
+          <w:i w:val="0"/>
+          <w:color w:val="auto"/>
+          <w:sz w:val="20"/>
+          <w:szCs w:val="20"/>
+        </w:rPr>
+        <w:instrText xml:space="preserve"> SEQ Figura \* ARABIC </w:instrText>
+      </w:r>
+      <w:r>
+        <w:rPr>
+          <w:i w:val="0"/>
+          <w:color w:val="auto"/>
+          <w:sz w:val="20"/>
+          <w:szCs w:val="20"/>
+        </w:rPr>
+        <w:fldChar w:fldCharType="separate"/>
+      </w:r>
+      <w:r>
+        <w:rPr>
+          <w:i w:val="0"/>
+          <w:noProof/>
+          <w:color w:val="auto"/>
+          <w:sz w:val="20"/>
+          <w:szCs w:val="20"/>
+        </w:rPr>
+        <w:t>19</w:t>
+      </w:r>
+      <w:r>
+        <w:rPr>
+          <w:i w:val="0"/>
+          <w:color w:val="auto"/>
+          <w:sz w:val="20"/>
+          <w:szCs w:val="20"/>
+        </w:rPr>
+        <w:fldChar w:fldCharType="end"/>
+      </w:r>
+      <w:r>
+        <w:rPr>
+          <w:i w:val="0"/>
+          <w:color w:val="auto"/>
+          <w:sz w:val="20"/>
+          <w:szCs w:val="20"/>
+        </w:rPr>
+        <w:t xml:space="preserve"> – Clientes</w:t>
+      </w:r>
+      <w:bookmarkEnd w:id="244"/>
+    </w:p>
+    <w:p>
+      <w:pPr>
+        <w:jc w:val="center"/>
+      </w:pPr>
+      <w:r>
+        <w:rPr>
+          <w:noProof/>
+        </w:rPr>
+        <w:drawing>
+          <wp:inline distT="0" distB="0" distL="0" distR="0" wp14:anchorId="1BDE8F6E" wp14:editId="6F4DFC42">
+            <wp:extent cx="1800000" cy="3693600"/>
+            <wp:effectExtent l="0" t="0" r="0" b="2540"/>
+            <wp:docPr id="41" name="Imagem 41"/>
+            <wp:cNvGraphicFramePr>
+              <a:graphicFrameLocks xmlns:a="http://schemas.openxmlformats.org/drawingml/2006/main" noChangeAspect="1"/>
+            </wp:cNvGraphicFramePr>
+            <a:graphic xmlns:a="http://schemas.openxmlformats.org/drawingml/2006/main">
+              <a:graphicData uri="http://schemas.openxmlformats.org/drawingml/2006/picture">
+                <pic:pic xmlns:pic="http://schemas.openxmlformats.org/drawingml/2006/picture">
+                  <pic:nvPicPr>
+                    <pic:cNvPr id="41" name="Imagem 41"/>
+                    <pic:cNvPicPr/>
+                  </pic:nvPicPr>
+                  <pic:blipFill>
+                    <a:blip r:embed="rId35" cstate="print">
+                      <a:extLst>
+                        <a:ext uri="{28A0092B-C50C-407E-A947-70E740481C1C}">
+                          <a14:useLocalDpi xmlns:a14="http://schemas.microsoft.com/office/drawing/2010/main" val="0"/>
+                        </a:ext>
+                      </a:extLst>
+                    </a:blip>
+                    <a:stretch>
+                      <a:fillRect/>
+                    </a:stretch>
+                  </pic:blipFill>
+                  <pic:spPr>
+                    <a:xfrm>
+                      <a:off x="0" y="0"/>
+                      <a:ext cx="1800000" cy="3693600"/>
+                    </a:xfrm>
+                    <a:prstGeom prst="rect">
+                      <a:avLst/>
+                    </a:prstGeom>
+                  </pic:spPr>
+                </pic:pic>
+              </a:graphicData>
+            </a:graphic>
+          </wp:inline>
+        </w:drawing>
+      </w:r>
+    </w:p>
+    <w:p>
+      <w:pPr>
+        <w:pStyle w:val="Figura"/>
+        <w:widowControl/>
+        <w:spacing w:line="240" w:lineRule="auto"/>
+        <w:ind w:firstLine="708"/>
+      </w:pPr>
+      <w:r>
+        <w:t>Fonte: Elaborado pelos autores (2026)</w:t>
+      </w:r>
+    </w:p>
+    <w:p>
+      <w:pPr>
         <w:pStyle w:val="Figura"/>
         <w:widowControl/>
         <w:spacing w:line="240" w:lineRule="auto"/>
@@ -19364,7 +20051,6 @@
           <w:sz w:val="20"/>
           <w:szCs w:val="20"/>
         </w:rPr>
-        <w:lastRenderedPageBreak/>
         <w:t xml:space="preserve">Figura </w:t>
       </w:r>
       <w:r>
@@ -19446,7 +20132,7 @@
                     <pic:cNvPicPr/>
                   </pic:nvPicPr>
                   <pic:blipFill>
-                    <a:blip r:embed="rId35"/>
+                    <a:blip r:embed="rId36"/>
                     <a:srcRect b="834"/>
                     <a:stretch>
                       <a:fillRect/>
@@ -19589,671 +20275,15 @@
       </w:pPr>
       <w:r>
         <w:rPr>
+          <w:iCs/>
           <w:noProof/>
+          <w:sz w:val="20"/>
         </w:rPr>
         <w:drawing>
-          <wp:inline distT="0" distB="0" distL="0" distR="0" wp14:anchorId="0E599BF0" wp14:editId="1EBFFB2A">
-            <wp:extent cx="1595902" cy="3240002"/>
-            <wp:effectExtent l="0" t="0" r="4298" b="0"/>
-            <wp:docPr id="30" name="drawing"/>
-            <wp:cNvGraphicFramePr/>
-            <a:graphic xmlns:a="http://schemas.openxmlformats.org/drawingml/2006/main">
-              <a:graphicData uri="http://schemas.openxmlformats.org/drawingml/2006/picture">
-                <pic:pic xmlns:pic="http://schemas.openxmlformats.org/drawingml/2006/picture">
-                  <pic:nvPicPr>
-                    <pic:cNvPr id="0" name=""/>
-                    <pic:cNvPicPr/>
-                  </pic:nvPicPr>
-                  <pic:blipFill>
-                    <a:blip r:embed="rId36"/>
-                    <a:stretch>
-                      <a:fillRect/>
-                    </a:stretch>
-                  </pic:blipFill>
-                  <pic:spPr>
-                    <a:xfrm>
-                      <a:off x="0" y="0"/>
-                      <a:ext cx="1595902" cy="3240002"/>
-                    </a:xfrm>
-                    <a:prstGeom prst="rect">
-                      <a:avLst/>
-                    </a:prstGeom>
-                    <a:noFill/>
-                    <a:ln>
-                      <a:noFill/>
-                      <a:prstDash/>
-                    </a:ln>
-                  </pic:spPr>
-                </pic:pic>
-              </a:graphicData>
-            </a:graphic>
-          </wp:inline>
-        </w:drawing>
-      </w:r>
-    </w:p>
-    <w:p>
-      <w:pPr>
-        <w:pStyle w:val="Figura"/>
-        <w:widowControl/>
-        <w:spacing w:line="240" w:lineRule="auto"/>
-        <w:ind w:firstLine="708"/>
-      </w:pPr>
-      <w:r>
-        <w:t>Fonte: Elaborado pelos autores (2026)</w:t>
-      </w:r>
-    </w:p>
-    <w:p>
-      <w:pPr>
-        <w:pStyle w:val="Figura"/>
-        <w:widowControl/>
-        <w:spacing w:line="240" w:lineRule="auto"/>
-      </w:pPr>
-    </w:p>
-    <w:p>
-      <w:pPr>
-        <w:pStyle w:val="Figura"/>
-        <w:widowControl/>
-        <w:spacing w:line="240" w:lineRule="auto"/>
-      </w:pPr>
-    </w:p>
-    <w:p>
-      <w:pPr>
-        <w:widowControl/>
-        <w:spacing w:line="240" w:lineRule="auto"/>
-        <w:ind w:firstLine="0"/>
-        <w:jc w:val="left"/>
-        <w:rPr>
-          <w:iCs/>
-          <w:sz w:val="20"/>
-        </w:rPr>
-      </w:pPr>
-      <w:r>
-        <w:rPr>
-          <w:i/>
-          <w:sz w:val="20"/>
-        </w:rPr>
-        <w:br w:type="page"/>
-      </w:r>
-    </w:p>
-    <w:p>
-      <w:pPr>
-        <w:pStyle w:val="Legenda"/>
-        <w:ind w:left="2831"/>
-        <w:rPr>
-          <w:i w:val="0"/>
-          <w:color w:val="auto"/>
-          <w:sz w:val="20"/>
-          <w:szCs w:val="20"/>
-        </w:rPr>
-      </w:pPr>
-      <w:r>
-        <w:rPr>
-          <w:i w:val="0"/>
-          <w:color w:val="auto"/>
-          <w:sz w:val="20"/>
-          <w:szCs w:val="20"/>
-        </w:rPr>
-        <w:lastRenderedPageBreak/>
-        <w:t xml:space="preserve">  </w:t>
-      </w:r>
-      <w:bookmarkStart w:id="247" w:name="_Toc242800149"/>
-      <w:r>
-        <w:rPr>
-          <w:i w:val="0"/>
-          <w:color w:val="auto"/>
-          <w:sz w:val="20"/>
-          <w:szCs w:val="20"/>
-        </w:rPr>
-        <w:t xml:space="preserve">Figura </w:t>
-      </w:r>
-      <w:r>
-        <w:rPr>
-          <w:i w:val="0"/>
-          <w:color w:val="auto"/>
-          <w:sz w:val="20"/>
-          <w:szCs w:val="20"/>
-        </w:rPr>
-        <w:fldChar w:fldCharType="begin"/>
-      </w:r>
-      <w:r>
-        <w:rPr>
-          <w:i w:val="0"/>
-          <w:color w:val="auto"/>
-          <w:sz w:val="20"/>
-          <w:szCs w:val="20"/>
-        </w:rPr>
-        <w:instrText xml:space="preserve"> SEQ Figura \* ARABIC </w:instrText>
-      </w:r>
-      <w:r>
-        <w:rPr>
-          <w:i w:val="0"/>
-          <w:color w:val="auto"/>
-          <w:sz w:val="20"/>
-          <w:szCs w:val="20"/>
-        </w:rPr>
-        <w:fldChar w:fldCharType="separate"/>
-      </w:r>
-      <w:r>
-        <w:rPr>
-          <w:i w:val="0"/>
-          <w:noProof/>
-          <w:color w:val="auto"/>
-          <w:sz w:val="20"/>
-          <w:szCs w:val="20"/>
-        </w:rPr>
-        <w:t>22</w:t>
-      </w:r>
-      <w:r>
-        <w:rPr>
-          <w:i w:val="0"/>
-          <w:color w:val="auto"/>
-          <w:sz w:val="20"/>
-          <w:szCs w:val="20"/>
-        </w:rPr>
-        <w:fldChar w:fldCharType="end"/>
-      </w:r>
-      <w:r>
-        <w:rPr>
-          <w:i w:val="0"/>
-          <w:color w:val="auto"/>
-          <w:sz w:val="20"/>
-          <w:szCs w:val="20"/>
-        </w:rPr>
-        <w:t xml:space="preserve"> – Excluir Cliente</w:t>
-      </w:r>
-      <w:bookmarkEnd w:id="247"/>
-    </w:p>
-    <w:p>
-      <w:pPr>
-        <w:jc w:val="center"/>
-      </w:pPr>
-      <w:r>
-        <w:rPr>
-          <w:noProof/>
-        </w:rPr>
-        <w:drawing>
-          <wp:inline distT="0" distB="0" distL="0" distR="0" wp14:anchorId="46133DD8" wp14:editId="6B385B29">
-            <wp:extent cx="1622685" cy="3240002"/>
-            <wp:effectExtent l="0" t="0" r="0" b="0"/>
-            <wp:docPr id="31" name="drawing"/>
-            <wp:cNvGraphicFramePr/>
-            <a:graphic xmlns:a="http://schemas.openxmlformats.org/drawingml/2006/main">
-              <a:graphicData uri="http://schemas.openxmlformats.org/drawingml/2006/picture">
-                <pic:pic xmlns:pic="http://schemas.openxmlformats.org/drawingml/2006/picture">
-                  <pic:nvPicPr>
-                    <pic:cNvPr id="0" name=""/>
-                    <pic:cNvPicPr/>
-                  </pic:nvPicPr>
-                  <pic:blipFill>
-                    <a:blip r:embed="rId37"/>
-                    <a:stretch>
-                      <a:fillRect/>
-                    </a:stretch>
-                  </pic:blipFill>
-                  <pic:spPr>
-                    <a:xfrm>
-                      <a:off x="0" y="0"/>
-                      <a:ext cx="1622685" cy="3240002"/>
-                    </a:xfrm>
-                    <a:prstGeom prst="rect">
-                      <a:avLst/>
-                    </a:prstGeom>
-                    <a:noFill/>
-                    <a:ln>
-                      <a:noFill/>
-                      <a:prstDash/>
-                    </a:ln>
-                  </pic:spPr>
-                </pic:pic>
-              </a:graphicData>
-            </a:graphic>
-          </wp:inline>
-        </w:drawing>
-      </w:r>
-    </w:p>
-    <w:p>
-      <w:pPr>
-        <w:pStyle w:val="Figura"/>
-        <w:widowControl/>
-        <w:spacing w:line="240" w:lineRule="auto"/>
-        <w:ind w:firstLine="708"/>
-      </w:pPr>
-      <w:r>
-        <w:t>Fonte: Elaborado pelos autores (2026)</w:t>
-      </w:r>
-    </w:p>
-    <w:p>
-      <w:pPr>
-        <w:pStyle w:val="Figura"/>
-        <w:widowControl/>
-        <w:spacing w:line="240" w:lineRule="auto"/>
-      </w:pPr>
-    </w:p>
-    <w:p>
-      <w:pPr>
-        <w:pStyle w:val="Figura"/>
-        <w:widowControl/>
-        <w:spacing w:line="240" w:lineRule="auto"/>
-      </w:pPr>
-    </w:p>
-    <w:p>
-      <w:pPr>
-        <w:pStyle w:val="Figura"/>
-        <w:widowControl/>
-        <w:spacing w:line="240" w:lineRule="auto"/>
-      </w:pPr>
-    </w:p>
-    <w:p>
-      <w:pPr>
-        <w:widowControl/>
-        <w:spacing w:line="240" w:lineRule="auto"/>
-        <w:ind w:left="2832" w:firstLine="708"/>
-        <w:jc w:val="left"/>
-        <w:rPr>
-          <w:sz w:val="20"/>
-        </w:rPr>
-      </w:pPr>
-      <w:bookmarkStart w:id="248" w:name="_Toc242800150"/>
-      <w:r>
-        <w:rPr>
-          <w:sz w:val="20"/>
-        </w:rPr>
-        <w:t xml:space="preserve">Figura </w:t>
-      </w:r>
-      <w:r>
-        <w:rPr>
-          <w:sz w:val="20"/>
-        </w:rPr>
-        <w:fldChar w:fldCharType="begin"/>
-      </w:r>
-      <w:r>
-        <w:rPr>
-          <w:sz w:val="20"/>
-        </w:rPr>
-        <w:instrText xml:space="preserve"> SEQ Figura \* ARABIC </w:instrText>
-      </w:r>
-      <w:r>
-        <w:rPr>
-          <w:sz w:val="20"/>
-        </w:rPr>
-        <w:fldChar w:fldCharType="separate"/>
-      </w:r>
-      <w:r>
-        <w:rPr>
-          <w:noProof/>
-          <w:sz w:val="20"/>
-        </w:rPr>
-        <w:t>23</w:t>
-      </w:r>
-      <w:r>
-        <w:rPr>
-          <w:sz w:val="20"/>
-        </w:rPr>
-        <w:fldChar w:fldCharType="end"/>
-      </w:r>
-      <w:r>
-        <w:rPr>
-          <w:sz w:val="20"/>
-        </w:rPr>
-        <w:t xml:space="preserve"> – Histórico Cliente</w:t>
-      </w:r>
-      <w:bookmarkEnd w:id="248"/>
-    </w:p>
-    <w:p>
-      <w:pPr>
-        <w:widowControl/>
-        <w:spacing w:line="240" w:lineRule="auto"/>
-        <w:ind w:left="2832" w:firstLine="708"/>
-        <w:jc w:val="left"/>
-        <w:rPr>
-          <w:sz w:val="20"/>
-        </w:rPr>
-      </w:pPr>
-    </w:p>
-    <w:p>
-      <w:pPr>
-        <w:widowControl/>
-        <w:spacing w:line="240" w:lineRule="auto"/>
-        <w:ind w:left="2832" w:firstLine="708"/>
-        <w:jc w:val="left"/>
-        <w:rPr>
-          <w:iCs/>
-          <w:sz w:val="20"/>
-        </w:rPr>
-      </w:pPr>
-      <w:r>
-        <w:rPr>
-          <w:noProof/>
-        </w:rPr>
-        <w:drawing>
-          <wp:inline distT="0" distB="0" distL="0" distR="0" wp14:anchorId="6C0E2FF9" wp14:editId="77535BDD">
-            <wp:extent cx="1601251" cy="3240002"/>
-            <wp:effectExtent l="0" t="0" r="0" b="0"/>
-            <wp:docPr id="32" name="drawing"/>
-            <wp:cNvGraphicFramePr/>
-            <a:graphic xmlns:a="http://schemas.openxmlformats.org/drawingml/2006/main">
-              <a:graphicData uri="http://schemas.openxmlformats.org/drawingml/2006/picture">
-                <pic:pic xmlns:pic="http://schemas.openxmlformats.org/drawingml/2006/picture">
-                  <pic:nvPicPr>
-                    <pic:cNvPr id="0" name=""/>
-                    <pic:cNvPicPr/>
-                  </pic:nvPicPr>
-                  <pic:blipFill>
-                    <a:blip r:embed="rId38"/>
-                    <a:stretch>
-                      <a:fillRect/>
-                    </a:stretch>
-                  </pic:blipFill>
-                  <pic:spPr>
-                    <a:xfrm>
-                      <a:off x="0" y="0"/>
-                      <a:ext cx="1601251" cy="3240002"/>
-                    </a:xfrm>
-                    <a:prstGeom prst="rect">
-                      <a:avLst/>
-                    </a:prstGeom>
-                    <a:noFill/>
-                    <a:ln>
-                      <a:noFill/>
-                      <a:prstDash/>
-                    </a:ln>
-                  </pic:spPr>
-                </pic:pic>
-              </a:graphicData>
-            </a:graphic>
-          </wp:inline>
-        </w:drawing>
-      </w:r>
-    </w:p>
-    <w:p>
-      <w:pPr>
-        <w:widowControl/>
-        <w:spacing w:line="240" w:lineRule="auto"/>
-        <w:ind w:left="2832" w:firstLine="708"/>
-        <w:jc w:val="left"/>
-        <w:rPr>
-          <w:iCs/>
-          <w:sz w:val="20"/>
-        </w:rPr>
-      </w:pPr>
-    </w:p>
-    <w:p>
-      <w:pPr>
-        <w:pStyle w:val="Figura"/>
-        <w:widowControl/>
-        <w:spacing w:line="240" w:lineRule="auto"/>
-        <w:ind w:firstLine="708"/>
-      </w:pPr>
-      <w:r>
-        <w:t>Fonte: Elaborado pelos autores (2026)</w:t>
-      </w:r>
-    </w:p>
-    <w:p>
-      <w:pPr>
-        <w:pStyle w:val="Figura"/>
-        <w:widowControl/>
-        <w:spacing w:line="240" w:lineRule="auto"/>
-      </w:pPr>
-    </w:p>
-    <w:p>
-      <w:pPr>
-        <w:pStyle w:val="Figura"/>
-        <w:widowControl/>
-        <w:spacing w:line="240" w:lineRule="auto"/>
-      </w:pPr>
-    </w:p>
-    <w:p>
-      <w:pPr>
-        <w:widowControl/>
-        <w:spacing w:line="240" w:lineRule="auto"/>
-        <w:ind w:firstLine="0"/>
-        <w:jc w:val="left"/>
-        <w:rPr>
-          <w:iCs/>
-          <w:sz w:val="20"/>
-        </w:rPr>
-      </w:pPr>
-      <w:r>
-        <w:rPr>
-          <w:i/>
-          <w:sz w:val="20"/>
-        </w:rPr>
-        <w:br w:type="page"/>
-      </w:r>
-    </w:p>
-    <w:p>
-      <w:pPr>
-        <w:pStyle w:val="Legenda"/>
-        <w:jc w:val="center"/>
-        <w:rPr>
-          <w:i w:val="0"/>
-          <w:color w:val="auto"/>
-          <w:sz w:val="20"/>
-          <w:szCs w:val="20"/>
-        </w:rPr>
-      </w:pPr>
-      <w:bookmarkStart w:id="249" w:name="_Toc242800151"/>
-      <w:r>
-        <w:rPr>
-          <w:i w:val="0"/>
-          <w:color w:val="auto"/>
-          <w:sz w:val="20"/>
-          <w:szCs w:val="20"/>
-        </w:rPr>
-        <w:lastRenderedPageBreak/>
-        <w:t xml:space="preserve">Figura </w:t>
-      </w:r>
-      <w:r>
-        <w:rPr>
-          <w:i w:val="0"/>
-          <w:color w:val="auto"/>
-          <w:sz w:val="20"/>
-          <w:szCs w:val="20"/>
-        </w:rPr>
-        <w:fldChar w:fldCharType="begin"/>
-      </w:r>
-      <w:r>
-        <w:rPr>
-          <w:i w:val="0"/>
-          <w:color w:val="auto"/>
-          <w:sz w:val="20"/>
-          <w:szCs w:val="20"/>
-        </w:rPr>
-        <w:instrText xml:space="preserve"> SEQ Figura \* ARABIC </w:instrText>
-      </w:r>
-      <w:r>
-        <w:rPr>
-          <w:i w:val="0"/>
-          <w:color w:val="auto"/>
-          <w:sz w:val="20"/>
-          <w:szCs w:val="20"/>
-        </w:rPr>
-        <w:fldChar w:fldCharType="separate"/>
-      </w:r>
-      <w:r>
-        <w:rPr>
-          <w:i w:val="0"/>
-          <w:noProof/>
-          <w:color w:val="auto"/>
-          <w:sz w:val="20"/>
-          <w:szCs w:val="20"/>
-        </w:rPr>
-        <w:t>24</w:t>
-      </w:r>
-      <w:r>
-        <w:rPr>
-          <w:i w:val="0"/>
-          <w:color w:val="auto"/>
-          <w:sz w:val="20"/>
-          <w:szCs w:val="20"/>
-        </w:rPr>
-        <w:fldChar w:fldCharType="end"/>
-      </w:r>
-      <w:r>
-        <w:rPr>
-          <w:i w:val="0"/>
-          <w:color w:val="auto"/>
-          <w:sz w:val="20"/>
-          <w:szCs w:val="20"/>
-        </w:rPr>
-        <w:t xml:space="preserve"> – Serviços</w:t>
-      </w:r>
-      <w:bookmarkEnd w:id="249"/>
-    </w:p>
-    <w:p>
-      <w:pPr>
-        <w:jc w:val="center"/>
-      </w:pPr>
-      <w:r>
-        <w:rPr>
-          <w:noProof/>
-        </w:rPr>
-        <w:drawing>
-          <wp:inline distT="0" distB="0" distL="0" distR="0" wp14:anchorId="53F82997" wp14:editId="72606CE1">
-            <wp:extent cx="1617317" cy="3240002"/>
-            <wp:effectExtent l="0" t="0" r="1933" b="0"/>
-            <wp:docPr id="33" name="drawing"/>
-            <wp:cNvGraphicFramePr/>
-            <a:graphic xmlns:a="http://schemas.openxmlformats.org/drawingml/2006/main">
-              <a:graphicData uri="http://schemas.openxmlformats.org/drawingml/2006/picture">
-                <pic:pic xmlns:pic="http://schemas.openxmlformats.org/drawingml/2006/picture">
-                  <pic:nvPicPr>
-                    <pic:cNvPr id="0" name=""/>
-                    <pic:cNvPicPr/>
-                  </pic:nvPicPr>
-                  <pic:blipFill>
-                    <a:blip r:embed="rId39"/>
-                    <a:stretch>
-                      <a:fillRect/>
-                    </a:stretch>
-                  </pic:blipFill>
-                  <pic:spPr>
-                    <a:xfrm>
-                      <a:off x="0" y="0"/>
-                      <a:ext cx="1617317" cy="3240002"/>
-                    </a:xfrm>
-                    <a:prstGeom prst="rect">
-                      <a:avLst/>
-                    </a:prstGeom>
-                    <a:noFill/>
-                    <a:ln>
-                      <a:noFill/>
-                      <a:prstDash/>
-                    </a:ln>
-                  </pic:spPr>
-                </pic:pic>
-              </a:graphicData>
-            </a:graphic>
-          </wp:inline>
-        </w:drawing>
-      </w:r>
-    </w:p>
-    <w:p>
-      <w:pPr>
-        <w:pStyle w:val="Figura"/>
-        <w:widowControl/>
-        <w:spacing w:line="240" w:lineRule="auto"/>
-        <w:ind w:firstLine="708"/>
-      </w:pPr>
-      <w:r>
-        <w:t>Fonte: Elaborado pelos autores (2026)</w:t>
-      </w:r>
-    </w:p>
-    <w:p>
-      <w:pPr>
-        <w:pStyle w:val="Figura"/>
-        <w:widowControl/>
-        <w:spacing w:line="240" w:lineRule="auto"/>
-      </w:pPr>
-    </w:p>
-    <w:p>
-      <w:pPr>
-        <w:pStyle w:val="Figura"/>
-        <w:widowControl/>
-        <w:spacing w:line="240" w:lineRule="auto"/>
-      </w:pPr>
-    </w:p>
-    <w:p>
-      <w:pPr>
-        <w:widowControl/>
-        <w:spacing w:line="240" w:lineRule="auto"/>
-        <w:ind w:left="2832" w:firstLine="708"/>
-        <w:jc w:val="left"/>
-        <w:rPr>
-          <w:sz w:val="20"/>
-        </w:rPr>
-      </w:pPr>
-      <w:bookmarkStart w:id="250" w:name="_Toc242800152"/>
-      <w:r>
-        <w:rPr>
-          <w:sz w:val="20"/>
-        </w:rPr>
-        <w:t xml:space="preserve">Figura </w:t>
-      </w:r>
-      <w:r>
-        <w:rPr>
-          <w:sz w:val="20"/>
-        </w:rPr>
-        <w:fldChar w:fldCharType="begin"/>
-      </w:r>
-      <w:r>
-        <w:rPr>
-          <w:sz w:val="20"/>
-        </w:rPr>
-        <w:instrText xml:space="preserve"> SEQ Figura \* ARABIC </w:instrText>
-      </w:r>
-      <w:r>
-        <w:rPr>
-          <w:sz w:val="20"/>
-        </w:rPr>
-        <w:fldChar w:fldCharType="separate"/>
-      </w:r>
-      <w:r>
-        <w:rPr>
-          <w:noProof/>
-          <w:sz w:val="20"/>
-        </w:rPr>
-        <w:t>25</w:t>
-      </w:r>
-      <w:r>
-        <w:rPr>
-          <w:sz w:val="20"/>
-        </w:rPr>
-        <w:fldChar w:fldCharType="end"/>
-      </w:r>
-      <w:r>
-        <w:rPr>
-          <w:sz w:val="20"/>
-        </w:rPr>
-        <w:t xml:space="preserve"> – Cadastrar Serviço</w:t>
-      </w:r>
-      <w:bookmarkEnd w:id="250"/>
-    </w:p>
-    <w:p>
-      <w:pPr>
-        <w:widowControl/>
-        <w:spacing w:line="240" w:lineRule="auto"/>
-        <w:ind w:left="2832" w:firstLine="708"/>
-        <w:jc w:val="left"/>
-        <w:rPr>
-          <w:iCs/>
-          <w:sz w:val="20"/>
-        </w:rPr>
-      </w:pPr>
-    </w:p>
-    <w:p>
-      <w:pPr>
-        <w:jc w:val="center"/>
-      </w:pPr>
-      <w:r>
-        <w:rPr>
-          <w:noProof/>
-        </w:rPr>
-        <w:drawing>
-          <wp:inline distT="0" distB="0" distL="0" distR="0" wp14:anchorId="783DEA92" wp14:editId="7A5CE689">
-            <wp:extent cx="1800000" cy="2811600"/>
-            <wp:effectExtent l="0" t="0" r="0" b="8255"/>
-            <wp:docPr id="25" name="Imagem 25"/>
+          <wp:inline distT="0" distB="0" distL="0" distR="0" wp14:anchorId="26910C99" wp14:editId="181EC3E6">
+            <wp:extent cx="1800000" cy="3675600"/>
+            <wp:effectExtent l="0" t="0" r="0" b="1270"/>
+            <wp:docPr id="42" name="Imagem 42"/>
             <wp:cNvGraphicFramePr>
               <a:graphicFrameLocks xmlns:a="http://schemas.openxmlformats.org/drawingml/2006/main" noChangeAspect="1"/>
             </wp:cNvGraphicFramePr>
@@ -20261,11 +20291,11 @@
               <a:graphicData uri="http://schemas.openxmlformats.org/drawingml/2006/picture">
                 <pic:pic xmlns:pic="http://schemas.openxmlformats.org/drawingml/2006/picture">
                   <pic:nvPicPr>
-                    <pic:cNvPr id="25" name="cadastrar-servico.PNG"/>
+                    <pic:cNvPr id="42" name="Imagem 42"/>
                     <pic:cNvPicPr/>
                   </pic:nvPicPr>
                   <pic:blipFill>
-                    <a:blip r:embed="rId40">
+                    <a:blip r:embed="rId37" cstate="print">
                       <a:extLst>
                         <a:ext uri="{28A0092B-C50C-407E-A947-70E740481C1C}">
                           <a14:useLocalDpi xmlns:a14="http://schemas.microsoft.com/office/drawing/2010/main" val="0"/>
@@ -20279,7 +20309,7 @@
                   <pic:spPr>
                     <a:xfrm>
                       <a:off x="0" y="0"/>
-                      <a:ext cx="1800000" cy="2811600"/>
+                      <a:ext cx="1800000" cy="3675600"/>
                     </a:xfrm>
                     <a:prstGeom prst="rect">
                       <a:avLst/>
@@ -20339,7 +20369,7 @@
     <w:p>
       <w:pPr>
         <w:pStyle w:val="Legenda"/>
-        <w:jc w:val="center"/>
+        <w:ind w:left="2831"/>
         <w:rPr>
           <w:i w:val="0"/>
           <w:color w:val="auto"/>
@@ -20347,7 +20377,6 @@
           <w:szCs w:val="20"/>
         </w:rPr>
       </w:pPr>
-      <w:bookmarkStart w:id="251" w:name="_Toc242800153"/>
       <w:r>
         <w:rPr>
           <w:i w:val="0"/>
@@ -20355,7 +20384,16 @@
           <w:sz w:val="20"/>
           <w:szCs w:val="20"/>
         </w:rPr>
-        <w:lastRenderedPageBreak/>
+        <w:t xml:space="preserve">  </w:t>
+      </w:r>
+      <w:bookmarkStart w:id="247" w:name="_Toc242800149"/>
+      <w:r>
+        <w:rPr>
+          <w:i w:val="0"/>
+          <w:color w:val="auto"/>
+          <w:sz w:val="20"/>
+          <w:szCs w:val="20"/>
+        </w:rPr>
         <w:t xml:space="preserve">Figura </w:t>
       </w:r>
       <w:r>
@@ -20393,7 +20431,7 @@
           <w:sz w:val="20"/>
           <w:szCs w:val="20"/>
         </w:rPr>
-        <w:t>26</w:t>
+        <w:t>22</w:t>
       </w:r>
       <w:r>
         <w:rPr>
@@ -20411,9 +20449,9 @@
           <w:sz w:val="20"/>
           <w:szCs w:val="20"/>
         </w:rPr>
-        <w:t xml:space="preserve"> – Editar Serviço</w:t>
-      </w:r>
-      <w:bookmarkEnd w:id="251"/>
+        <w:t xml:space="preserve"> – Excluir Cliente</w:t>
+      </w:r>
+      <w:bookmarkEnd w:id="247"/>
     </w:p>
     <w:p>
       <w:pPr>
@@ -20424,20 +20462,28 @@
           <w:noProof/>
         </w:rPr>
         <w:drawing>
-          <wp:inline distT="0" distB="0" distL="0" distR="0" wp14:anchorId="59050D94" wp14:editId="31E6D1B1">
-            <wp:extent cx="1606609" cy="3240002"/>
-            <wp:effectExtent l="0" t="0" r="0" b="0"/>
-            <wp:docPr id="34" name="drawing"/>
-            <wp:cNvGraphicFramePr/>
+          <wp:inline distT="0" distB="0" distL="0" distR="0" wp14:anchorId="06EA6653" wp14:editId="4EBF3345">
+            <wp:extent cx="1800000" cy="3708000"/>
+            <wp:effectExtent l="0" t="0" r="0" b="6985"/>
+            <wp:docPr id="43" name="Imagem 43"/>
+            <wp:cNvGraphicFramePr>
+              <a:graphicFrameLocks xmlns:a="http://schemas.openxmlformats.org/drawingml/2006/main" noChangeAspect="1"/>
+            </wp:cNvGraphicFramePr>
             <a:graphic xmlns:a="http://schemas.openxmlformats.org/drawingml/2006/main">
               <a:graphicData uri="http://schemas.openxmlformats.org/drawingml/2006/picture">
                 <pic:pic xmlns:pic="http://schemas.openxmlformats.org/drawingml/2006/picture">
                   <pic:nvPicPr>
-                    <pic:cNvPr id="0" name=""/>
+                    <pic:cNvPr id="43" name="Imagem 43"/>
                     <pic:cNvPicPr/>
                   </pic:nvPicPr>
                   <pic:blipFill>
-                    <a:blip r:embed="rId41"/>
+                    <a:blip r:embed="rId38" cstate="print">
+                      <a:extLst>
+                        <a:ext uri="{28A0092B-C50C-407E-A947-70E740481C1C}">
+                          <a14:useLocalDpi xmlns:a14="http://schemas.microsoft.com/office/drawing/2010/main" val="0"/>
+                        </a:ext>
+                      </a:extLst>
+                    </a:blip>
                     <a:stretch>
                       <a:fillRect/>
                     </a:stretch>
@@ -20445,16 +20491,11 @@
                   <pic:spPr>
                     <a:xfrm>
                       <a:off x="0" y="0"/>
-                      <a:ext cx="1606609" cy="3240002"/>
+                      <a:ext cx="1800000" cy="3708000"/>
                     </a:xfrm>
                     <a:prstGeom prst="rect">
                       <a:avLst/>
                     </a:prstGeom>
-                    <a:noFill/>
-                    <a:ln>
-                      <a:noFill/>
-                      <a:prstDash/>
-                    </a:ln>
                   </pic:spPr>
                 </pic:pic>
               </a:graphicData>
@@ -20505,13 +20546,7 @@
           <w:sz w:val="20"/>
         </w:rPr>
       </w:pPr>
-      <w:r>
-        <w:rPr>
-          <w:sz w:val="20"/>
-        </w:rPr>
-        <w:t xml:space="preserve"> </w:t>
-      </w:r>
-      <w:bookmarkStart w:id="252" w:name="_Toc242800154"/>
+      <w:bookmarkStart w:id="248" w:name="_Toc242800150"/>
       <w:r>
         <w:rPr>
           <w:sz w:val="20"/>
@@ -20541,7 +20576,7 @@
           <w:noProof/>
           <w:sz w:val="20"/>
         </w:rPr>
-        <w:t>27</w:t>
+        <w:t>23</w:t>
       </w:r>
       <w:r>
         <w:rPr>
@@ -20553,9 +20588,9 @@
         <w:rPr>
           <w:sz w:val="20"/>
         </w:rPr>
-        <w:t xml:space="preserve"> – Excluir Serviço</w:t>
-      </w:r>
-      <w:bookmarkEnd w:id="252"/>
+        <w:t xml:space="preserve"> – Histórico Cliente</w:t>
+      </w:r>
+      <w:bookmarkEnd w:id="248"/>
     </w:p>
     <w:p>
       <w:pPr>
@@ -20581,23 +20616,33 @@
       </w:pPr>
       <w:r>
         <w:rPr>
+          <w:iCs/>
           <w:noProof/>
+          <w:sz w:val="20"/>
         </w:rPr>
         <w:drawing>
-          <wp:inline distT="0" distB="0" distL="0" distR="0" wp14:anchorId="7F072E7E" wp14:editId="518F84A5">
-            <wp:extent cx="1622685" cy="3240002"/>
+          <wp:inline distT="0" distB="0" distL="0" distR="0" wp14:anchorId="7F85AC6E" wp14:editId="27A3B764">
+            <wp:extent cx="1800000" cy="3700800"/>
             <wp:effectExtent l="0" t="0" r="0" b="0"/>
-            <wp:docPr id="35" name="drawing"/>
-            <wp:cNvGraphicFramePr/>
+            <wp:docPr id="44" name="Imagem 44"/>
+            <wp:cNvGraphicFramePr>
+              <a:graphicFrameLocks xmlns:a="http://schemas.openxmlformats.org/drawingml/2006/main" noChangeAspect="1"/>
+            </wp:cNvGraphicFramePr>
             <a:graphic xmlns:a="http://schemas.openxmlformats.org/drawingml/2006/main">
               <a:graphicData uri="http://schemas.openxmlformats.org/drawingml/2006/picture">
                 <pic:pic xmlns:pic="http://schemas.openxmlformats.org/drawingml/2006/picture">
                   <pic:nvPicPr>
-                    <pic:cNvPr id="0" name=""/>
+                    <pic:cNvPr id="44" name="Imagem 44"/>
                     <pic:cNvPicPr/>
                   </pic:nvPicPr>
                   <pic:blipFill>
-                    <a:blip r:embed="rId42"/>
+                    <a:blip r:embed="rId39" cstate="print">
+                      <a:extLst>
+                        <a:ext uri="{28A0092B-C50C-407E-A947-70E740481C1C}">
+                          <a14:useLocalDpi xmlns:a14="http://schemas.microsoft.com/office/drawing/2010/main" val="0"/>
+                        </a:ext>
+                      </a:extLst>
+                    </a:blip>
                     <a:stretch>
                       <a:fillRect/>
                     </a:stretch>
@@ -20605,16 +20650,11 @@
                   <pic:spPr>
                     <a:xfrm>
                       <a:off x="0" y="0"/>
-                      <a:ext cx="1622685" cy="3240002"/>
+                      <a:ext cx="1800000" cy="3700800"/>
                     </a:xfrm>
                     <a:prstGeom prst="rect">
                       <a:avLst/>
                     </a:prstGeom>
-                    <a:noFill/>
-                    <a:ln>
-                      <a:noFill/>
-                      <a:prstDash/>
-                    </a:ln>
                   </pic:spPr>
                 </pic:pic>
               </a:graphicData>
@@ -20640,6 +20680,7 @@
         <w:pStyle w:val="Figura"/>
         <w:widowControl/>
         <w:spacing w:line="240" w:lineRule="auto"/>
+        <w:ind w:firstLine="708"/>
       </w:pPr>
       <w:r>
         <w:t>Fonte: Elaborado pelos autores (2026)</w:t>
@@ -20689,7 +20730,7 @@
           <w:szCs w:val="20"/>
         </w:rPr>
       </w:pPr>
-      <w:bookmarkStart w:id="253" w:name="_Toc242800155"/>
+      <w:bookmarkStart w:id="249" w:name="_Toc242800151"/>
       <w:r>
         <w:rPr>
           <w:i w:val="0"/>
@@ -20697,7 +20738,6 @@
           <w:sz w:val="20"/>
           <w:szCs w:val="20"/>
         </w:rPr>
-        <w:lastRenderedPageBreak/>
         <w:t xml:space="preserve">Figura </w:t>
       </w:r>
       <w:r>
@@ -20735,7 +20775,7 @@
           <w:sz w:val="20"/>
           <w:szCs w:val="20"/>
         </w:rPr>
-        <w:t>28</w:t>
+        <w:t>24</w:t>
       </w:r>
       <w:r>
         <w:rPr>
@@ -20753,9 +20793,9 @@
           <w:sz w:val="20"/>
           <w:szCs w:val="20"/>
         </w:rPr>
-        <w:t xml:space="preserve"> – Cadastro Entrada e Saída</w:t>
-      </w:r>
-      <w:bookmarkEnd w:id="253"/>
+        <w:t xml:space="preserve"> – Serviços</w:t>
+      </w:r>
+      <w:bookmarkEnd w:id="249"/>
     </w:p>
     <w:p>
       <w:pPr>
@@ -20766,10 +20806,10 @@
           <w:noProof/>
         </w:rPr>
         <w:drawing>
-          <wp:inline distT="0" distB="0" distL="0" distR="0" wp14:anchorId="09E084F0" wp14:editId="4139F279">
-            <wp:extent cx="1800000" cy="3258000"/>
+          <wp:inline distT="0" distB="0" distL="0" distR="0" wp14:anchorId="5E247610" wp14:editId="2D617C62">
+            <wp:extent cx="1800000" cy="3682800"/>
             <wp:effectExtent l="0" t="0" r="0" b="0"/>
-            <wp:docPr id="26" name="Imagem 26"/>
+            <wp:docPr id="45" name="Imagem 45"/>
             <wp:cNvGraphicFramePr>
               <a:graphicFrameLocks xmlns:a="http://schemas.openxmlformats.org/drawingml/2006/main" noChangeAspect="1"/>
             </wp:cNvGraphicFramePr>
@@ -20777,7 +20817,489 @@
               <a:graphicData uri="http://schemas.openxmlformats.org/drawingml/2006/picture">
                 <pic:pic xmlns:pic="http://schemas.openxmlformats.org/drawingml/2006/picture">
                   <pic:nvPicPr>
-                    <pic:cNvPr id="26" name="entrada-saida.PNG"/>
+                    <pic:cNvPr id="45" name="Imagem 45"/>
+                    <pic:cNvPicPr/>
+                  </pic:nvPicPr>
+                  <pic:blipFill>
+                    <a:blip r:embed="rId40" cstate="print">
+                      <a:extLst>
+                        <a:ext uri="{28A0092B-C50C-407E-A947-70E740481C1C}">
+                          <a14:useLocalDpi xmlns:a14="http://schemas.microsoft.com/office/drawing/2010/main" val="0"/>
+                        </a:ext>
+                      </a:extLst>
+                    </a:blip>
+                    <a:stretch>
+                      <a:fillRect/>
+                    </a:stretch>
+                  </pic:blipFill>
+                  <pic:spPr>
+                    <a:xfrm>
+                      <a:off x="0" y="0"/>
+                      <a:ext cx="1800000" cy="3682800"/>
+                    </a:xfrm>
+                    <a:prstGeom prst="rect">
+                      <a:avLst/>
+                    </a:prstGeom>
+                  </pic:spPr>
+                </pic:pic>
+              </a:graphicData>
+            </a:graphic>
+          </wp:inline>
+        </w:drawing>
+      </w:r>
+    </w:p>
+    <w:p>
+      <w:pPr>
+        <w:pStyle w:val="Figura"/>
+        <w:widowControl/>
+        <w:spacing w:line="240" w:lineRule="auto"/>
+        <w:ind w:firstLine="708"/>
+      </w:pPr>
+      <w:r>
+        <w:t>Fonte: Elaborado pelos autores (2026)</w:t>
+      </w:r>
+    </w:p>
+    <w:p>
+      <w:pPr>
+        <w:pStyle w:val="Figura"/>
+        <w:widowControl/>
+        <w:spacing w:line="240" w:lineRule="auto"/>
+      </w:pPr>
+    </w:p>
+    <w:p>
+      <w:pPr>
+        <w:pStyle w:val="Figura"/>
+        <w:widowControl/>
+        <w:spacing w:line="240" w:lineRule="auto"/>
+      </w:pPr>
+    </w:p>
+    <w:p>
+      <w:pPr>
+        <w:widowControl/>
+        <w:spacing w:line="240" w:lineRule="auto"/>
+        <w:ind w:left="2832" w:firstLine="708"/>
+        <w:jc w:val="left"/>
+        <w:rPr>
+          <w:sz w:val="20"/>
+        </w:rPr>
+      </w:pPr>
+      <w:bookmarkStart w:id="250" w:name="_Toc242800152"/>
+      <w:r>
+        <w:rPr>
+          <w:sz w:val="20"/>
+        </w:rPr>
+        <w:t xml:space="preserve">Figura </w:t>
+      </w:r>
+      <w:r>
+        <w:rPr>
+ 